--- a/Paper/BDA_AES.docx
+++ b/Paper/BDA_AES.docx
@@ -772,7 +772,7 @@
     <w:sdt>
       <w:sdtPr>
         <w:rPr>
-          <w:rFonts w:asciiTheme="minorHAnsi" w:eastAsiaTheme="minorEastAsia" w:hAnsiTheme="minorHAnsi" w:cs="Arial"/>
+          <w:rFonts w:eastAsiaTheme="minorEastAsia" w:cs="Arial"/>
           <w:b w:val="0"/>
           <w:bCs w:val="0"/>
           <w:smallCaps w:val="0"/>
@@ -814,6 +814,7 @@
               <w:tab w:val="right" w:leader="dot" w:pos="9629"/>
             </w:tabs>
             <w:rPr>
+              <w:rFonts w:ascii="Arial" w:hAnsi="Arial" w:cs="Arial"/>
               <w:noProof/>
               <w:kern w:val="2"/>
               <w:sz w:val="24"/>
@@ -843,13 +844,14 @@
             <w:r>
               <w:rPr>
                 <w:rStyle w:val="Hyperlink"/>
-                <w:rFonts w:cs="Arial"/>
+                <w:rFonts w:ascii="Arial" w:hAnsi="Arial" w:cs="Arial"/>
                 <w:noProof/>
               </w:rPr>
               <w:t>1</w:t>
             </w:r>
             <w:r>
               <w:rPr>
+                <w:rFonts w:ascii="Arial" w:hAnsi="Arial" w:cs="Arial"/>
                 <w:noProof/>
                 <w:kern w:val="2"/>
                 <w:sz w:val="24"/>
@@ -861,13 +863,14 @@
             <w:r>
               <w:rPr>
                 <w:rStyle w:val="Hyperlink"/>
-                <w:rFonts w:cs="Arial"/>
+                <w:rFonts w:ascii="Arial" w:hAnsi="Arial" w:cs="Arial"/>
                 <w:noProof/>
               </w:rPr>
               <w:t>INTRODUCERE</w:t>
             </w:r>
             <w:r>
               <w:rPr>
+                <w:rFonts w:ascii="Arial" w:hAnsi="Arial" w:cs="Arial"/>
                 <w:noProof/>
                 <w:webHidden/>
               </w:rPr>
@@ -875,6 +878,7 @@
             </w:r>
             <w:r>
               <w:rPr>
+                <w:rFonts w:ascii="Arial" w:hAnsi="Arial" w:cs="Arial"/>
                 <w:noProof/>
                 <w:webHidden/>
               </w:rPr>
@@ -882,6 +886,7 @@
             </w:r>
             <w:r>
               <w:rPr>
+                <w:rFonts w:ascii="Arial" w:hAnsi="Arial" w:cs="Arial"/>
                 <w:noProof/>
                 <w:webHidden/>
               </w:rPr>
@@ -889,12 +894,14 @@
             </w:r>
             <w:r>
               <w:rPr>
+                <w:rFonts w:ascii="Arial" w:hAnsi="Arial" w:cs="Arial"/>
                 <w:noProof/>
                 <w:webHidden/>
               </w:rPr>
             </w:r>
             <w:r>
               <w:rPr>
+                <w:rFonts w:ascii="Arial" w:hAnsi="Arial" w:cs="Arial"/>
                 <w:noProof/>
                 <w:webHidden/>
               </w:rPr>
@@ -902,6 +909,7 @@
             </w:r>
             <w:r>
               <w:rPr>
+                <w:rFonts w:ascii="Arial" w:hAnsi="Arial" w:cs="Arial"/>
                 <w:noProof/>
                 <w:webHidden/>
               </w:rPr>
@@ -909,6 +917,7 @@
             </w:r>
             <w:r>
               <w:rPr>
+                <w:rFonts w:ascii="Arial" w:hAnsi="Arial" w:cs="Arial"/>
                 <w:noProof/>
                 <w:webHidden/>
               </w:rPr>
@@ -924,6 +933,7 @@
               <w:tab w:val="right" w:leader="dot" w:pos="9629"/>
             </w:tabs>
             <w:rPr>
+              <w:rFonts w:ascii="Arial" w:hAnsi="Arial" w:cs="Arial"/>
               <w:noProof/>
               <w:kern w:val="2"/>
               <w:sz w:val="24"/>
@@ -935,13 +945,14 @@
             <w:r>
               <w:rPr>
                 <w:rStyle w:val="Hyperlink"/>
-                <w:rFonts w:cs="Arial"/>
+                <w:rFonts w:ascii="Arial" w:hAnsi="Arial" w:cs="Arial"/>
                 <w:noProof/>
               </w:rPr>
               <w:t>1.1</w:t>
             </w:r>
             <w:r>
               <w:rPr>
+                <w:rFonts w:ascii="Arial" w:hAnsi="Arial" w:cs="Arial"/>
                 <w:noProof/>
                 <w:kern w:val="2"/>
                 <w:sz w:val="24"/>
@@ -953,13 +964,14 @@
             <w:r>
               <w:rPr>
                 <w:rStyle w:val="Hyperlink"/>
-                <w:rFonts w:cs="Arial"/>
+                <w:rFonts w:ascii="Arial" w:hAnsi="Arial" w:cs="Arial"/>
                 <w:noProof/>
               </w:rPr>
               <w:t>INFORMAȚII GENERALE</w:t>
             </w:r>
             <w:r>
               <w:rPr>
+                <w:rFonts w:ascii="Arial" w:hAnsi="Arial" w:cs="Arial"/>
                 <w:noProof/>
                 <w:webHidden/>
               </w:rPr>
@@ -967,6 +979,7 @@
             </w:r>
             <w:r>
               <w:rPr>
+                <w:rFonts w:ascii="Arial" w:hAnsi="Arial" w:cs="Arial"/>
                 <w:noProof/>
                 <w:webHidden/>
               </w:rPr>
@@ -974,6 +987,7 @@
             </w:r>
             <w:r>
               <w:rPr>
+                <w:rFonts w:ascii="Arial" w:hAnsi="Arial" w:cs="Arial"/>
                 <w:noProof/>
                 <w:webHidden/>
               </w:rPr>
@@ -981,12 +995,14 @@
             </w:r>
             <w:r>
               <w:rPr>
+                <w:rFonts w:ascii="Arial" w:hAnsi="Arial" w:cs="Arial"/>
                 <w:noProof/>
                 <w:webHidden/>
               </w:rPr>
             </w:r>
             <w:r>
               <w:rPr>
+                <w:rFonts w:ascii="Arial" w:hAnsi="Arial" w:cs="Arial"/>
                 <w:noProof/>
                 <w:webHidden/>
               </w:rPr>
@@ -994,6 +1010,7 @@
             </w:r>
             <w:r>
               <w:rPr>
+                <w:rFonts w:ascii="Arial" w:hAnsi="Arial" w:cs="Arial"/>
                 <w:noProof/>
                 <w:webHidden/>
               </w:rPr>
@@ -1001,6 +1018,7 @@
             </w:r>
             <w:r>
               <w:rPr>
+                <w:rFonts w:ascii="Arial" w:hAnsi="Arial" w:cs="Arial"/>
                 <w:noProof/>
                 <w:webHidden/>
               </w:rPr>
@@ -1016,6 +1034,7 @@
               <w:tab w:val="right" w:leader="dot" w:pos="9629"/>
             </w:tabs>
             <w:rPr>
+              <w:rFonts w:ascii="Arial" w:hAnsi="Arial" w:cs="Arial"/>
               <w:noProof/>
               <w:kern w:val="2"/>
               <w:sz w:val="24"/>
@@ -1027,13 +1046,14 @@
             <w:r>
               <w:rPr>
                 <w:rStyle w:val="Hyperlink"/>
-                <w:rFonts w:cs="Arial"/>
+                <w:rFonts w:ascii="Arial" w:hAnsi="Arial" w:cs="Arial"/>
                 <w:noProof/>
               </w:rPr>
               <w:t>1.2</w:t>
             </w:r>
             <w:r>
               <w:rPr>
+                <w:rFonts w:ascii="Arial" w:hAnsi="Arial" w:cs="Arial"/>
                 <w:noProof/>
                 <w:kern w:val="2"/>
                 <w:sz w:val="24"/>
@@ -1045,13 +1065,14 @@
             <w:r>
               <w:rPr>
                 <w:rStyle w:val="Hyperlink"/>
-                <w:rFonts w:cs="Arial"/>
+                <w:rFonts w:ascii="Arial" w:hAnsi="Arial" w:cs="Arial"/>
                 <w:noProof/>
               </w:rPr>
               <w:t>MOTIVAȚIA LUCRĂRII</w:t>
             </w:r>
             <w:r>
               <w:rPr>
+                <w:rFonts w:ascii="Arial" w:hAnsi="Arial" w:cs="Arial"/>
                 <w:noProof/>
                 <w:webHidden/>
               </w:rPr>
@@ -1059,6 +1080,7 @@
             </w:r>
             <w:r>
               <w:rPr>
+                <w:rFonts w:ascii="Arial" w:hAnsi="Arial" w:cs="Arial"/>
                 <w:noProof/>
                 <w:webHidden/>
               </w:rPr>
@@ -1066,6 +1088,7 @@
             </w:r>
             <w:r>
               <w:rPr>
+                <w:rFonts w:ascii="Arial" w:hAnsi="Arial" w:cs="Arial"/>
                 <w:noProof/>
                 <w:webHidden/>
               </w:rPr>
@@ -1073,12 +1096,14 @@
             </w:r>
             <w:r>
               <w:rPr>
+                <w:rFonts w:ascii="Arial" w:hAnsi="Arial" w:cs="Arial"/>
                 <w:noProof/>
                 <w:webHidden/>
               </w:rPr>
             </w:r>
             <w:r>
               <w:rPr>
+                <w:rFonts w:ascii="Arial" w:hAnsi="Arial" w:cs="Arial"/>
                 <w:noProof/>
                 <w:webHidden/>
               </w:rPr>
@@ -1086,6 +1111,7 @@
             </w:r>
             <w:r>
               <w:rPr>
+                <w:rFonts w:ascii="Arial" w:hAnsi="Arial" w:cs="Arial"/>
                 <w:noProof/>
                 <w:webHidden/>
               </w:rPr>
@@ -1093,6 +1119,7 @@
             </w:r>
             <w:r>
               <w:rPr>
+                <w:rFonts w:ascii="Arial" w:hAnsi="Arial" w:cs="Arial"/>
                 <w:noProof/>
                 <w:webHidden/>
               </w:rPr>
@@ -1108,6 +1135,7 @@
               <w:tab w:val="right" w:leader="dot" w:pos="9629"/>
             </w:tabs>
             <w:rPr>
+              <w:rFonts w:ascii="Arial" w:hAnsi="Arial" w:cs="Arial"/>
               <w:noProof/>
               <w:kern w:val="2"/>
               <w:sz w:val="24"/>
@@ -1119,13 +1147,14 @@
             <w:r>
               <w:rPr>
                 <w:rStyle w:val="Hyperlink"/>
-                <w:rFonts w:cs="Arial"/>
+                <w:rFonts w:ascii="Arial" w:hAnsi="Arial" w:cs="Arial"/>
                 <w:noProof/>
               </w:rPr>
               <w:t>1.3</w:t>
             </w:r>
             <w:r>
               <w:rPr>
+                <w:rFonts w:ascii="Arial" w:hAnsi="Arial" w:cs="Arial"/>
                 <w:noProof/>
                 <w:kern w:val="2"/>
                 <w:sz w:val="24"/>
@@ -1137,13 +1166,14 @@
             <w:r>
               <w:rPr>
                 <w:rStyle w:val="Hyperlink"/>
-                <w:rFonts w:cs="Arial"/>
+                <w:rFonts w:ascii="Arial" w:hAnsi="Arial" w:cs="Arial"/>
                 <w:noProof/>
               </w:rPr>
               <w:t>SPECIFICAȚII TEHNICE</w:t>
             </w:r>
             <w:r>
               <w:rPr>
+                <w:rFonts w:ascii="Arial" w:hAnsi="Arial" w:cs="Arial"/>
                 <w:noProof/>
                 <w:webHidden/>
               </w:rPr>
@@ -1151,6 +1181,7 @@
             </w:r>
             <w:r>
               <w:rPr>
+                <w:rFonts w:ascii="Arial" w:hAnsi="Arial" w:cs="Arial"/>
                 <w:noProof/>
                 <w:webHidden/>
               </w:rPr>
@@ -1158,6 +1189,7 @@
             </w:r>
             <w:r>
               <w:rPr>
+                <w:rFonts w:ascii="Arial" w:hAnsi="Arial" w:cs="Arial"/>
                 <w:noProof/>
                 <w:webHidden/>
               </w:rPr>
@@ -1165,12 +1197,14 @@
             </w:r>
             <w:r>
               <w:rPr>
+                <w:rFonts w:ascii="Arial" w:hAnsi="Arial" w:cs="Arial"/>
                 <w:noProof/>
                 <w:webHidden/>
               </w:rPr>
             </w:r>
             <w:r>
               <w:rPr>
+                <w:rFonts w:ascii="Arial" w:hAnsi="Arial" w:cs="Arial"/>
                 <w:noProof/>
                 <w:webHidden/>
               </w:rPr>
@@ -1178,6 +1212,7 @@
             </w:r>
             <w:r>
               <w:rPr>
+                <w:rFonts w:ascii="Arial" w:hAnsi="Arial" w:cs="Arial"/>
                 <w:noProof/>
                 <w:webHidden/>
               </w:rPr>
@@ -1185,6 +1220,7 @@
             </w:r>
             <w:r>
               <w:rPr>
+                <w:rFonts w:ascii="Arial" w:hAnsi="Arial" w:cs="Arial"/>
                 <w:noProof/>
                 <w:webHidden/>
               </w:rPr>
@@ -1200,6 +1236,7 @@
               <w:tab w:val="right" w:leader="dot" w:pos="9629"/>
             </w:tabs>
             <w:rPr>
+              <w:rFonts w:ascii="Arial" w:hAnsi="Arial" w:cs="Arial"/>
               <w:noProof/>
               <w:kern w:val="2"/>
               <w:sz w:val="24"/>
@@ -1211,13 +1248,14 @@
             <w:r>
               <w:rPr>
                 <w:rStyle w:val="Hyperlink"/>
-                <w:rFonts w:cs="Arial"/>
+                <w:rFonts w:ascii="Arial" w:hAnsi="Arial" w:cs="Arial"/>
                 <w:noProof/>
               </w:rPr>
               <w:t>1.4</w:t>
             </w:r>
             <w:r>
               <w:rPr>
+                <w:rFonts w:ascii="Arial" w:hAnsi="Arial" w:cs="Arial"/>
                 <w:noProof/>
                 <w:kern w:val="2"/>
                 <w:sz w:val="24"/>
@@ -1229,13 +1267,14 @@
             <w:r>
               <w:rPr>
                 <w:rStyle w:val="Hyperlink"/>
-                <w:rFonts w:cs="Arial"/>
+                <w:rFonts w:ascii="Arial" w:hAnsi="Arial" w:cs="Arial"/>
                 <w:noProof/>
               </w:rPr>
               <w:t>SCOP ȘI OBIECTIVE</w:t>
             </w:r>
             <w:r>
               <w:rPr>
+                <w:rFonts w:ascii="Arial" w:hAnsi="Arial" w:cs="Arial"/>
                 <w:noProof/>
                 <w:webHidden/>
               </w:rPr>
@@ -1243,6 +1282,7 @@
             </w:r>
             <w:r>
               <w:rPr>
+                <w:rFonts w:ascii="Arial" w:hAnsi="Arial" w:cs="Arial"/>
                 <w:noProof/>
                 <w:webHidden/>
               </w:rPr>
@@ -1250,6 +1290,7 @@
             </w:r>
             <w:r>
               <w:rPr>
+                <w:rFonts w:ascii="Arial" w:hAnsi="Arial" w:cs="Arial"/>
                 <w:noProof/>
                 <w:webHidden/>
               </w:rPr>
@@ -1257,12 +1298,14 @@
             </w:r>
             <w:r>
               <w:rPr>
+                <w:rFonts w:ascii="Arial" w:hAnsi="Arial" w:cs="Arial"/>
                 <w:noProof/>
                 <w:webHidden/>
               </w:rPr>
             </w:r>
             <w:r>
               <w:rPr>
+                <w:rFonts w:ascii="Arial" w:hAnsi="Arial" w:cs="Arial"/>
                 <w:noProof/>
                 <w:webHidden/>
               </w:rPr>
@@ -1270,6 +1313,7 @@
             </w:r>
             <w:r>
               <w:rPr>
+                <w:rFonts w:ascii="Arial" w:hAnsi="Arial" w:cs="Arial"/>
                 <w:noProof/>
                 <w:webHidden/>
               </w:rPr>
@@ -1277,6 +1321,7 @@
             </w:r>
             <w:r>
               <w:rPr>
+                <w:rFonts w:ascii="Arial" w:hAnsi="Arial" w:cs="Arial"/>
                 <w:noProof/>
                 <w:webHidden/>
               </w:rPr>
@@ -1292,6 +1337,7 @@
               <w:tab w:val="right" w:leader="dot" w:pos="9629"/>
             </w:tabs>
             <w:rPr>
+              <w:rFonts w:ascii="Arial" w:hAnsi="Arial" w:cs="Arial"/>
               <w:noProof/>
               <w:kern w:val="2"/>
               <w:sz w:val="24"/>
@@ -1303,13 +1349,14 @@
             <w:r>
               <w:rPr>
                 <w:rStyle w:val="Hyperlink"/>
-                <w:rFonts w:cs="Arial"/>
+                <w:rFonts w:ascii="Arial" w:hAnsi="Arial" w:cs="Arial"/>
                 <w:noProof/>
               </w:rPr>
               <w:t>1.5</w:t>
             </w:r>
             <w:r>
               <w:rPr>
+                <w:rFonts w:ascii="Arial" w:hAnsi="Arial" w:cs="Arial"/>
                 <w:noProof/>
                 <w:kern w:val="2"/>
                 <w:sz w:val="24"/>
@@ -1321,13 +1368,14 @@
             <w:r>
               <w:rPr>
                 <w:rStyle w:val="Hyperlink"/>
-                <w:rFonts w:cs="Arial"/>
+                <w:rFonts w:ascii="Arial" w:hAnsi="Arial" w:cs="Arial"/>
                 <w:noProof/>
               </w:rPr>
               <w:t>STRUCTURA LUCRĂRII</w:t>
             </w:r>
             <w:r>
               <w:rPr>
+                <w:rFonts w:ascii="Arial" w:hAnsi="Arial" w:cs="Arial"/>
                 <w:noProof/>
                 <w:webHidden/>
               </w:rPr>
@@ -1335,6 +1383,7 @@
             </w:r>
             <w:r>
               <w:rPr>
+                <w:rFonts w:ascii="Arial" w:hAnsi="Arial" w:cs="Arial"/>
                 <w:noProof/>
                 <w:webHidden/>
               </w:rPr>
@@ -1342,6 +1391,7 @@
             </w:r>
             <w:r>
               <w:rPr>
+                <w:rFonts w:ascii="Arial" w:hAnsi="Arial" w:cs="Arial"/>
                 <w:noProof/>
                 <w:webHidden/>
               </w:rPr>
@@ -1349,12 +1399,14 @@
             </w:r>
             <w:r>
               <w:rPr>
+                <w:rFonts w:ascii="Arial" w:hAnsi="Arial" w:cs="Arial"/>
                 <w:noProof/>
                 <w:webHidden/>
               </w:rPr>
             </w:r>
             <w:r>
               <w:rPr>
+                <w:rFonts w:ascii="Arial" w:hAnsi="Arial" w:cs="Arial"/>
                 <w:noProof/>
                 <w:webHidden/>
               </w:rPr>
@@ -1362,6 +1414,7 @@
             </w:r>
             <w:r>
               <w:rPr>
+                <w:rFonts w:ascii="Arial" w:hAnsi="Arial" w:cs="Arial"/>
                 <w:noProof/>
                 <w:webHidden/>
               </w:rPr>
@@ -1369,6 +1422,7 @@
             </w:r>
             <w:r>
               <w:rPr>
+                <w:rFonts w:ascii="Arial" w:hAnsi="Arial" w:cs="Arial"/>
                 <w:noProof/>
                 <w:webHidden/>
               </w:rPr>
@@ -1384,6 +1438,7 @@
               <w:tab w:val="right" w:leader="dot" w:pos="9629"/>
             </w:tabs>
             <w:rPr>
+              <w:rFonts w:ascii="Arial" w:hAnsi="Arial" w:cs="Arial"/>
               <w:noProof/>
               <w:kern w:val="2"/>
               <w:sz w:val="24"/>
@@ -1395,13 +1450,14 @@
             <w:r>
               <w:rPr>
                 <w:rStyle w:val="Hyperlink"/>
-                <w:rFonts w:cs="Arial"/>
+                <w:rFonts w:ascii="Arial" w:hAnsi="Arial" w:cs="Arial"/>
                 <w:noProof/>
               </w:rPr>
               <w:t>2</w:t>
             </w:r>
             <w:r>
               <w:rPr>
+                <w:rFonts w:ascii="Arial" w:hAnsi="Arial" w:cs="Arial"/>
                 <w:noProof/>
                 <w:kern w:val="2"/>
                 <w:sz w:val="24"/>
@@ -1413,13 +1469,14 @@
             <w:r>
               <w:rPr>
                 <w:rStyle w:val="Hyperlink"/>
-                <w:rFonts w:cs="Arial"/>
+                <w:rFonts w:ascii="Arial" w:hAnsi="Arial" w:cs="Arial"/>
                 <w:noProof/>
               </w:rPr>
               <w:t>ANALIZA STADIULUI ACTUAL ÎN DOMENIUL PROBLEMEI</w:t>
             </w:r>
             <w:r>
               <w:rPr>
+                <w:rFonts w:ascii="Arial" w:hAnsi="Arial" w:cs="Arial"/>
                 <w:noProof/>
                 <w:webHidden/>
               </w:rPr>
@@ -1427,6 +1484,7 @@
             </w:r>
             <w:r>
               <w:rPr>
+                <w:rFonts w:ascii="Arial" w:hAnsi="Arial" w:cs="Arial"/>
                 <w:noProof/>
                 <w:webHidden/>
               </w:rPr>
@@ -1434,6 +1492,7 @@
             </w:r>
             <w:r>
               <w:rPr>
+                <w:rFonts w:ascii="Arial" w:hAnsi="Arial" w:cs="Arial"/>
                 <w:noProof/>
                 <w:webHidden/>
               </w:rPr>
@@ -1441,12 +1500,14 @@
             </w:r>
             <w:r>
               <w:rPr>
+                <w:rFonts w:ascii="Arial" w:hAnsi="Arial" w:cs="Arial"/>
                 <w:noProof/>
                 <w:webHidden/>
               </w:rPr>
             </w:r>
             <w:r>
               <w:rPr>
+                <w:rFonts w:ascii="Arial" w:hAnsi="Arial" w:cs="Arial"/>
                 <w:noProof/>
                 <w:webHidden/>
               </w:rPr>
@@ -1454,6 +1515,7 @@
             </w:r>
             <w:r>
               <w:rPr>
+                <w:rFonts w:ascii="Arial" w:hAnsi="Arial" w:cs="Arial"/>
                 <w:noProof/>
                 <w:webHidden/>
               </w:rPr>
@@ -1461,6 +1523,7 @@
             </w:r>
             <w:r>
               <w:rPr>
+                <w:rFonts w:ascii="Arial" w:hAnsi="Arial" w:cs="Arial"/>
                 <w:noProof/>
                 <w:webHidden/>
               </w:rPr>
@@ -1476,6 +1539,7 @@
               <w:tab w:val="right" w:leader="dot" w:pos="9629"/>
             </w:tabs>
             <w:rPr>
+              <w:rFonts w:ascii="Arial" w:hAnsi="Arial" w:cs="Arial"/>
               <w:noProof/>
               <w:kern w:val="2"/>
               <w:sz w:val="24"/>
@@ -1487,13 +1551,14 @@
             <w:r>
               <w:rPr>
                 <w:rStyle w:val="Hyperlink"/>
-                <w:rFonts w:cs="Arial"/>
+                <w:rFonts w:ascii="Arial" w:hAnsi="Arial" w:cs="Arial"/>
                 <w:noProof/>
               </w:rPr>
               <w:t>2.1</w:t>
             </w:r>
             <w:r>
               <w:rPr>
+                <w:rFonts w:ascii="Arial" w:hAnsi="Arial" w:cs="Arial"/>
                 <w:noProof/>
                 <w:kern w:val="2"/>
                 <w:sz w:val="24"/>
@@ -1505,13 +1570,14 @@
             <w:r>
               <w:rPr>
                 <w:rStyle w:val="Hyperlink"/>
-                <w:rFonts w:cs="Arial"/>
+                <w:rFonts w:ascii="Arial" w:hAnsi="Arial" w:cs="Arial"/>
                 <w:noProof/>
               </w:rPr>
               <w:t>SISTEMELE MODERNE ȘI CRIPTOGRAFIA AES</w:t>
             </w:r>
             <w:r>
               <w:rPr>
+                <w:rFonts w:ascii="Arial" w:hAnsi="Arial" w:cs="Arial"/>
                 <w:noProof/>
                 <w:webHidden/>
               </w:rPr>
@@ -1519,6 +1585,7 @@
             </w:r>
             <w:r>
               <w:rPr>
+                <w:rFonts w:ascii="Arial" w:hAnsi="Arial" w:cs="Arial"/>
                 <w:noProof/>
                 <w:webHidden/>
               </w:rPr>
@@ -1526,6 +1593,7 @@
             </w:r>
             <w:r>
               <w:rPr>
+                <w:rFonts w:ascii="Arial" w:hAnsi="Arial" w:cs="Arial"/>
                 <w:noProof/>
                 <w:webHidden/>
               </w:rPr>
@@ -1533,12 +1601,14 @@
             </w:r>
             <w:r>
               <w:rPr>
+                <w:rFonts w:ascii="Arial" w:hAnsi="Arial" w:cs="Arial"/>
                 <w:noProof/>
                 <w:webHidden/>
               </w:rPr>
             </w:r>
             <w:r>
               <w:rPr>
+                <w:rFonts w:ascii="Arial" w:hAnsi="Arial" w:cs="Arial"/>
                 <w:noProof/>
                 <w:webHidden/>
               </w:rPr>
@@ -1546,6 +1616,7 @@
             </w:r>
             <w:r>
               <w:rPr>
+                <w:rFonts w:ascii="Arial" w:hAnsi="Arial" w:cs="Arial"/>
                 <w:noProof/>
                 <w:webHidden/>
               </w:rPr>
@@ -1553,6 +1624,7 @@
             </w:r>
             <w:r>
               <w:rPr>
+                <w:rFonts w:ascii="Arial" w:hAnsi="Arial" w:cs="Arial"/>
                 <w:noProof/>
                 <w:webHidden/>
               </w:rPr>
@@ -1568,6 +1640,7 @@
               <w:tab w:val="right" w:leader="dot" w:pos="9629"/>
             </w:tabs>
             <w:rPr>
+              <w:rFonts w:ascii="Arial" w:hAnsi="Arial" w:cs="Arial"/>
               <w:noProof/>
               <w:kern w:val="2"/>
               <w:sz w:val="24"/>
@@ -1579,13 +1652,14 @@
             <w:r>
               <w:rPr>
                 <w:rStyle w:val="Hyperlink"/>
-                <w:rFonts w:cs="Arial"/>
+                <w:rFonts w:ascii="Arial" w:hAnsi="Arial" w:cs="Arial"/>
                 <w:noProof/>
               </w:rPr>
               <w:t>2.2</w:t>
             </w:r>
             <w:r>
               <w:rPr>
+                <w:rFonts w:ascii="Arial" w:hAnsi="Arial" w:cs="Arial"/>
                 <w:noProof/>
                 <w:kern w:val="2"/>
                 <w:sz w:val="24"/>
@@ -1597,13 +1671,14 @@
             <w:r>
               <w:rPr>
                 <w:rStyle w:val="Hyperlink"/>
-                <w:rFonts w:cs="Arial"/>
+                <w:rFonts w:ascii="Arial" w:hAnsi="Arial" w:cs="Arial"/>
                 <w:noProof/>
               </w:rPr>
               <w:t>IMPLEMENTAREA AES PE FPGA</w:t>
             </w:r>
             <w:r>
               <w:rPr>
+                <w:rFonts w:ascii="Arial" w:hAnsi="Arial" w:cs="Arial"/>
                 <w:noProof/>
                 <w:webHidden/>
               </w:rPr>
@@ -1611,6 +1686,7 @@
             </w:r>
             <w:r>
               <w:rPr>
+                <w:rFonts w:ascii="Arial" w:hAnsi="Arial" w:cs="Arial"/>
                 <w:noProof/>
                 <w:webHidden/>
               </w:rPr>
@@ -1618,6 +1694,7 @@
             </w:r>
             <w:r>
               <w:rPr>
+                <w:rFonts w:ascii="Arial" w:hAnsi="Arial" w:cs="Arial"/>
                 <w:noProof/>
                 <w:webHidden/>
               </w:rPr>
@@ -1625,12 +1702,14 @@
             </w:r>
             <w:r>
               <w:rPr>
+                <w:rFonts w:ascii="Arial" w:hAnsi="Arial" w:cs="Arial"/>
                 <w:noProof/>
                 <w:webHidden/>
               </w:rPr>
             </w:r>
             <w:r>
               <w:rPr>
+                <w:rFonts w:ascii="Arial" w:hAnsi="Arial" w:cs="Arial"/>
                 <w:noProof/>
                 <w:webHidden/>
               </w:rPr>
@@ -1638,6 +1717,7 @@
             </w:r>
             <w:r>
               <w:rPr>
+                <w:rFonts w:ascii="Arial" w:hAnsi="Arial" w:cs="Arial"/>
                 <w:noProof/>
                 <w:webHidden/>
               </w:rPr>
@@ -1645,6 +1725,7 @@
             </w:r>
             <w:r>
               <w:rPr>
+                <w:rFonts w:ascii="Arial" w:hAnsi="Arial" w:cs="Arial"/>
                 <w:noProof/>
                 <w:webHidden/>
               </w:rPr>
@@ -1660,6 +1741,7 @@
               <w:tab w:val="right" w:leader="dot" w:pos="9629"/>
             </w:tabs>
             <w:rPr>
+              <w:rFonts w:ascii="Arial" w:hAnsi="Arial" w:cs="Arial"/>
               <w:noProof/>
               <w:kern w:val="2"/>
               <w:sz w:val="24"/>
@@ -1671,13 +1753,14 @@
             <w:r>
               <w:rPr>
                 <w:rStyle w:val="Hyperlink"/>
-                <w:rFonts w:cs="Arial"/>
+                <w:rFonts w:ascii="Arial" w:hAnsi="Arial" w:cs="Arial"/>
                 <w:noProof/>
               </w:rPr>
               <w:t>2.3</w:t>
             </w:r>
             <w:r>
               <w:rPr>
+                <w:rFonts w:ascii="Arial" w:hAnsi="Arial" w:cs="Arial"/>
                 <w:noProof/>
                 <w:kern w:val="2"/>
                 <w:sz w:val="24"/>
@@ -1689,13 +1772,14 @@
             <w:r>
               <w:rPr>
                 <w:rStyle w:val="Hyperlink"/>
-                <w:rFonts w:cs="Arial"/>
+                <w:rFonts w:ascii="Arial" w:hAnsi="Arial" w:cs="Arial"/>
                 <w:noProof/>
               </w:rPr>
               <w:t>SISTEME FPGA ȘI RECONFIGURARE</w:t>
             </w:r>
             <w:r>
               <w:rPr>
+                <w:rFonts w:ascii="Arial" w:hAnsi="Arial" w:cs="Arial"/>
                 <w:noProof/>
                 <w:webHidden/>
               </w:rPr>
@@ -1703,6 +1787,7 @@
             </w:r>
             <w:r>
               <w:rPr>
+                <w:rFonts w:ascii="Arial" w:hAnsi="Arial" w:cs="Arial"/>
                 <w:noProof/>
                 <w:webHidden/>
               </w:rPr>
@@ -1710,6 +1795,7 @@
             </w:r>
             <w:r>
               <w:rPr>
+                <w:rFonts w:ascii="Arial" w:hAnsi="Arial" w:cs="Arial"/>
                 <w:noProof/>
                 <w:webHidden/>
               </w:rPr>
@@ -1717,12 +1803,14 @@
             </w:r>
             <w:r>
               <w:rPr>
+                <w:rFonts w:ascii="Arial" w:hAnsi="Arial" w:cs="Arial"/>
                 <w:noProof/>
                 <w:webHidden/>
               </w:rPr>
             </w:r>
             <w:r>
               <w:rPr>
+                <w:rFonts w:ascii="Arial" w:hAnsi="Arial" w:cs="Arial"/>
                 <w:noProof/>
                 <w:webHidden/>
               </w:rPr>
@@ -1730,6 +1818,7 @@
             </w:r>
             <w:r>
               <w:rPr>
+                <w:rFonts w:ascii="Arial" w:hAnsi="Arial" w:cs="Arial"/>
                 <w:noProof/>
                 <w:webHidden/>
               </w:rPr>
@@ -1737,6 +1826,7 @@
             </w:r>
             <w:r>
               <w:rPr>
+                <w:rFonts w:ascii="Arial" w:hAnsi="Arial" w:cs="Arial"/>
                 <w:noProof/>
                 <w:webHidden/>
               </w:rPr>
@@ -1752,6 +1842,7 @@
               <w:tab w:val="right" w:leader="dot" w:pos="9629"/>
             </w:tabs>
             <w:rPr>
+              <w:rFonts w:ascii="Arial" w:hAnsi="Arial" w:cs="Arial"/>
               <w:noProof/>
               <w:kern w:val="2"/>
               <w:sz w:val="24"/>
@@ -1763,13 +1854,14 @@
             <w:r>
               <w:rPr>
                 <w:rStyle w:val="Hyperlink"/>
-                <w:rFonts w:cs="Arial"/>
+                <w:rFonts w:ascii="Arial" w:hAnsi="Arial" w:cs="Arial"/>
                 <w:noProof/>
               </w:rPr>
               <w:t>2.4</w:t>
             </w:r>
             <w:r>
               <w:rPr>
+                <w:rFonts w:ascii="Arial" w:hAnsi="Arial" w:cs="Arial"/>
                 <w:noProof/>
                 <w:kern w:val="2"/>
                 <w:sz w:val="24"/>
@@ -1781,13 +1873,14 @@
             <w:r>
               <w:rPr>
                 <w:rStyle w:val="Hyperlink"/>
-                <w:rFonts w:cs="Arial"/>
+                <w:rFonts w:ascii="Arial" w:hAnsi="Arial" w:cs="Arial"/>
                 <w:noProof/>
               </w:rPr>
               <w:t>POZIȚIONAREA SOLUȚIEI PROPUSE</w:t>
             </w:r>
             <w:r>
               <w:rPr>
+                <w:rFonts w:ascii="Arial" w:hAnsi="Arial" w:cs="Arial"/>
                 <w:noProof/>
                 <w:webHidden/>
               </w:rPr>
@@ -1795,6 +1888,7 @@
             </w:r>
             <w:r>
               <w:rPr>
+                <w:rFonts w:ascii="Arial" w:hAnsi="Arial" w:cs="Arial"/>
                 <w:noProof/>
                 <w:webHidden/>
               </w:rPr>
@@ -1802,6 +1896,7 @@
             </w:r>
             <w:r>
               <w:rPr>
+                <w:rFonts w:ascii="Arial" w:hAnsi="Arial" w:cs="Arial"/>
                 <w:noProof/>
                 <w:webHidden/>
               </w:rPr>
@@ -1809,12 +1904,14 @@
             </w:r>
             <w:r>
               <w:rPr>
+                <w:rFonts w:ascii="Arial" w:hAnsi="Arial" w:cs="Arial"/>
                 <w:noProof/>
                 <w:webHidden/>
               </w:rPr>
             </w:r>
             <w:r>
               <w:rPr>
+                <w:rFonts w:ascii="Arial" w:hAnsi="Arial" w:cs="Arial"/>
                 <w:noProof/>
                 <w:webHidden/>
               </w:rPr>
@@ -1822,6 +1919,7 @@
             </w:r>
             <w:r>
               <w:rPr>
+                <w:rFonts w:ascii="Arial" w:hAnsi="Arial" w:cs="Arial"/>
                 <w:noProof/>
                 <w:webHidden/>
               </w:rPr>
@@ -1829,6 +1927,7 @@
             </w:r>
             <w:r>
               <w:rPr>
+                <w:rFonts w:ascii="Arial" w:hAnsi="Arial" w:cs="Arial"/>
                 <w:noProof/>
                 <w:webHidden/>
               </w:rPr>
@@ -1844,6 +1943,7 @@
               <w:tab w:val="right" w:leader="dot" w:pos="9629"/>
             </w:tabs>
             <w:rPr>
+              <w:rFonts w:ascii="Arial" w:hAnsi="Arial" w:cs="Arial"/>
               <w:noProof/>
               <w:kern w:val="2"/>
               <w:sz w:val="24"/>
@@ -1855,13 +1955,14 @@
             <w:r>
               <w:rPr>
                 <w:rStyle w:val="Hyperlink"/>
-                <w:rFonts w:cs="Arial"/>
+                <w:rFonts w:ascii="Arial" w:hAnsi="Arial" w:cs="Arial"/>
                 <w:noProof/>
               </w:rPr>
               <w:t>3</w:t>
             </w:r>
             <w:r>
               <w:rPr>
+                <w:rFonts w:ascii="Arial" w:hAnsi="Arial" w:cs="Arial"/>
                 <w:noProof/>
                 <w:kern w:val="2"/>
                 <w:sz w:val="24"/>
@@ -1873,13 +1974,14 @@
             <w:r>
               <w:rPr>
                 <w:rStyle w:val="Hyperlink"/>
-                <w:rFonts w:cs="Arial"/>
+                <w:rFonts w:ascii="Arial" w:hAnsi="Arial" w:cs="Arial"/>
                 <w:noProof/>
               </w:rPr>
               <w:t>FUNDAMENTE CRIPTOGRAFICE ȘI ALGORITMUL AES</w:t>
             </w:r>
             <w:r>
               <w:rPr>
+                <w:rFonts w:ascii="Arial" w:hAnsi="Arial" w:cs="Arial"/>
                 <w:noProof/>
                 <w:webHidden/>
               </w:rPr>
@@ -1887,6 +1989,7 @@
             </w:r>
             <w:r>
               <w:rPr>
+                <w:rFonts w:ascii="Arial" w:hAnsi="Arial" w:cs="Arial"/>
                 <w:noProof/>
                 <w:webHidden/>
               </w:rPr>
@@ -1894,6 +1997,7 @@
             </w:r>
             <w:r>
               <w:rPr>
+                <w:rFonts w:ascii="Arial" w:hAnsi="Arial" w:cs="Arial"/>
                 <w:noProof/>
                 <w:webHidden/>
               </w:rPr>
@@ -1901,12 +2005,14 @@
             </w:r>
             <w:r>
               <w:rPr>
+                <w:rFonts w:ascii="Arial" w:hAnsi="Arial" w:cs="Arial"/>
                 <w:noProof/>
                 <w:webHidden/>
               </w:rPr>
             </w:r>
             <w:r>
               <w:rPr>
+                <w:rFonts w:ascii="Arial" w:hAnsi="Arial" w:cs="Arial"/>
                 <w:noProof/>
                 <w:webHidden/>
               </w:rPr>
@@ -1914,6 +2020,7 @@
             </w:r>
             <w:r>
               <w:rPr>
+                <w:rFonts w:ascii="Arial" w:hAnsi="Arial" w:cs="Arial"/>
                 <w:noProof/>
                 <w:webHidden/>
               </w:rPr>
@@ -1921,6 +2028,7 @@
             </w:r>
             <w:r>
               <w:rPr>
+                <w:rFonts w:ascii="Arial" w:hAnsi="Arial" w:cs="Arial"/>
                 <w:noProof/>
                 <w:webHidden/>
               </w:rPr>
@@ -1936,6 +2044,7 @@
               <w:tab w:val="right" w:leader="dot" w:pos="9629"/>
             </w:tabs>
             <w:rPr>
+              <w:rFonts w:ascii="Arial" w:hAnsi="Arial" w:cs="Arial"/>
               <w:noProof/>
               <w:kern w:val="2"/>
               <w:sz w:val="24"/>
@@ -1947,13 +2056,14 @@
             <w:r>
               <w:rPr>
                 <w:rStyle w:val="Hyperlink"/>
-                <w:rFonts w:cs="Arial"/>
+                <w:rFonts w:ascii="Arial" w:hAnsi="Arial" w:cs="Arial"/>
                 <w:noProof/>
               </w:rPr>
               <w:t>3.1</w:t>
             </w:r>
             <w:r>
               <w:rPr>
+                <w:rFonts w:ascii="Arial" w:hAnsi="Arial" w:cs="Arial"/>
                 <w:noProof/>
                 <w:kern w:val="2"/>
                 <w:sz w:val="24"/>
@@ -1965,13 +2075,14 @@
             <w:r>
               <w:rPr>
                 <w:rStyle w:val="Hyperlink"/>
-                <w:rFonts w:cs="Arial"/>
+                <w:rFonts w:ascii="Arial" w:hAnsi="Arial" w:cs="Arial"/>
                 <w:noProof/>
               </w:rPr>
               <w:t>NOȚIUNI FUNDAMENTALE DE CRIPTOGRAFIE</w:t>
             </w:r>
             <w:r>
               <w:rPr>
+                <w:rFonts w:ascii="Arial" w:hAnsi="Arial" w:cs="Arial"/>
                 <w:noProof/>
                 <w:webHidden/>
               </w:rPr>
@@ -1979,6 +2090,7 @@
             </w:r>
             <w:r>
               <w:rPr>
+                <w:rFonts w:ascii="Arial" w:hAnsi="Arial" w:cs="Arial"/>
                 <w:noProof/>
                 <w:webHidden/>
               </w:rPr>
@@ -1986,6 +2098,7 @@
             </w:r>
             <w:r>
               <w:rPr>
+                <w:rFonts w:ascii="Arial" w:hAnsi="Arial" w:cs="Arial"/>
                 <w:noProof/>
                 <w:webHidden/>
               </w:rPr>
@@ -1993,12 +2106,14 @@
             </w:r>
             <w:r>
               <w:rPr>
+                <w:rFonts w:ascii="Arial" w:hAnsi="Arial" w:cs="Arial"/>
                 <w:noProof/>
                 <w:webHidden/>
               </w:rPr>
             </w:r>
             <w:r>
               <w:rPr>
+                <w:rFonts w:ascii="Arial" w:hAnsi="Arial" w:cs="Arial"/>
                 <w:noProof/>
                 <w:webHidden/>
               </w:rPr>
@@ -2006,6 +2121,7 @@
             </w:r>
             <w:r>
               <w:rPr>
+                <w:rFonts w:ascii="Arial" w:hAnsi="Arial" w:cs="Arial"/>
                 <w:noProof/>
                 <w:webHidden/>
               </w:rPr>
@@ -2013,6 +2129,7 @@
             </w:r>
             <w:r>
               <w:rPr>
+                <w:rFonts w:ascii="Arial" w:hAnsi="Arial" w:cs="Arial"/>
                 <w:noProof/>
                 <w:webHidden/>
               </w:rPr>
@@ -2028,6 +2145,7 @@
               <w:tab w:val="right" w:leader="dot" w:pos="9629"/>
             </w:tabs>
             <w:rPr>
+              <w:rFonts w:ascii="Arial" w:hAnsi="Arial" w:cs="Arial"/>
               <w:noProof/>
               <w:kern w:val="2"/>
               <w:sz w:val="24"/>
@@ -2039,13 +2157,14 @@
             <w:r>
               <w:rPr>
                 <w:rStyle w:val="Hyperlink"/>
-                <w:rFonts w:cs="Arial"/>
+                <w:rFonts w:ascii="Arial" w:hAnsi="Arial" w:cs="Arial"/>
                 <w:noProof/>
               </w:rPr>
               <w:t>3.2</w:t>
             </w:r>
             <w:r>
               <w:rPr>
+                <w:rFonts w:ascii="Arial" w:hAnsi="Arial" w:cs="Arial"/>
                 <w:noProof/>
                 <w:kern w:val="2"/>
                 <w:sz w:val="24"/>
@@ -2057,13 +2176,14 @@
             <w:r>
               <w:rPr>
                 <w:rStyle w:val="Hyperlink"/>
-                <w:rFonts w:cs="Arial"/>
+                <w:rFonts w:ascii="Arial" w:hAnsi="Arial" w:cs="Arial"/>
                 <w:noProof/>
               </w:rPr>
               <w:t>CRIPTOGRAFIA SIMETRICĂ</w:t>
             </w:r>
             <w:r>
               <w:rPr>
+                <w:rFonts w:ascii="Arial" w:hAnsi="Arial" w:cs="Arial"/>
                 <w:noProof/>
                 <w:webHidden/>
               </w:rPr>
@@ -2071,6 +2191,7 @@
             </w:r>
             <w:r>
               <w:rPr>
+                <w:rFonts w:ascii="Arial" w:hAnsi="Arial" w:cs="Arial"/>
                 <w:noProof/>
                 <w:webHidden/>
               </w:rPr>
@@ -2078,6 +2199,7 @@
             </w:r>
             <w:r>
               <w:rPr>
+                <w:rFonts w:ascii="Arial" w:hAnsi="Arial" w:cs="Arial"/>
                 <w:noProof/>
                 <w:webHidden/>
               </w:rPr>
@@ -2085,12 +2207,14 @@
             </w:r>
             <w:r>
               <w:rPr>
+                <w:rFonts w:ascii="Arial" w:hAnsi="Arial" w:cs="Arial"/>
                 <w:noProof/>
                 <w:webHidden/>
               </w:rPr>
             </w:r>
             <w:r>
               <w:rPr>
+                <w:rFonts w:ascii="Arial" w:hAnsi="Arial" w:cs="Arial"/>
                 <w:noProof/>
                 <w:webHidden/>
               </w:rPr>
@@ -2098,6 +2222,7 @@
             </w:r>
             <w:r>
               <w:rPr>
+                <w:rFonts w:ascii="Arial" w:hAnsi="Arial" w:cs="Arial"/>
                 <w:noProof/>
                 <w:webHidden/>
               </w:rPr>
@@ -2105,6 +2230,7 @@
             </w:r>
             <w:r>
               <w:rPr>
+                <w:rFonts w:ascii="Arial" w:hAnsi="Arial" w:cs="Arial"/>
                 <w:noProof/>
                 <w:webHidden/>
               </w:rPr>
@@ -2120,6 +2246,7 @@
               <w:tab w:val="right" w:leader="dot" w:pos="9629"/>
             </w:tabs>
             <w:rPr>
+              <w:rFonts w:ascii="Arial" w:hAnsi="Arial" w:cs="Arial"/>
               <w:noProof/>
               <w:kern w:val="2"/>
               <w:sz w:val="24"/>
@@ -2131,13 +2258,14 @@
             <w:r>
               <w:rPr>
                 <w:rStyle w:val="Hyperlink"/>
-                <w:rFonts w:cs="Arial"/>
+                <w:rFonts w:ascii="Arial" w:hAnsi="Arial" w:cs="Arial"/>
                 <w:noProof/>
               </w:rPr>
               <w:t>3.3</w:t>
             </w:r>
             <w:r>
               <w:rPr>
+                <w:rFonts w:ascii="Arial" w:hAnsi="Arial" w:cs="Arial"/>
                 <w:noProof/>
                 <w:kern w:val="2"/>
                 <w:sz w:val="24"/>
@@ -2149,13 +2277,14 @@
             <w:r>
               <w:rPr>
                 <w:rStyle w:val="Hyperlink"/>
-                <w:rFonts w:cs="Arial"/>
+                <w:rFonts w:ascii="Arial" w:hAnsi="Arial" w:cs="Arial"/>
                 <w:noProof/>
               </w:rPr>
               <w:t>TIPURILE  DE ALGORITMI CRIPTOGRAFICI SIMETRICI</w:t>
             </w:r>
             <w:r>
               <w:rPr>
+                <w:rFonts w:ascii="Arial" w:hAnsi="Arial" w:cs="Arial"/>
                 <w:noProof/>
                 <w:webHidden/>
               </w:rPr>
@@ -2163,6 +2292,7 @@
             </w:r>
             <w:r>
               <w:rPr>
+                <w:rFonts w:ascii="Arial" w:hAnsi="Arial" w:cs="Arial"/>
                 <w:noProof/>
                 <w:webHidden/>
               </w:rPr>
@@ -2170,6 +2300,7 @@
             </w:r>
             <w:r>
               <w:rPr>
+                <w:rFonts w:ascii="Arial" w:hAnsi="Arial" w:cs="Arial"/>
                 <w:noProof/>
                 <w:webHidden/>
               </w:rPr>
@@ -2177,12 +2308,14 @@
             </w:r>
             <w:r>
               <w:rPr>
+                <w:rFonts w:ascii="Arial" w:hAnsi="Arial" w:cs="Arial"/>
                 <w:noProof/>
                 <w:webHidden/>
               </w:rPr>
             </w:r>
             <w:r>
               <w:rPr>
+                <w:rFonts w:ascii="Arial" w:hAnsi="Arial" w:cs="Arial"/>
                 <w:noProof/>
                 <w:webHidden/>
               </w:rPr>
@@ -2190,6 +2323,7 @@
             </w:r>
             <w:r>
               <w:rPr>
+                <w:rFonts w:ascii="Arial" w:hAnsi="Arial" w:cs="Arial"/>
                 <w:noProof/>
                 <w:webHidden/>
               </w:rPr>
@@ -2197,6 +2331,7 @@
             </w:r>
             <w:r>
               <w:rPr>
+                <w:rFonts w:ascii="Arial" w:hAnsi="Arial" w:cs="Arial"/>
                 <w:noProof/>
                 <w:webHidden/>
               </w:rPr>
@@ -2212,6 +2347,7 @@
               <w:tab w:val="right" w:leader="dot" w:pos="9629"/>
             </w:tabs>
             <w:rPr>
+              <w:rFonts w:ascii="Arial" w:hAnsi="Arial" w:cs="Arial"/>
               <w:noProof/>
               <w:kern w:val="2"/>
               <w:sz w:val="24"/>
@@ -2223,13 +2359,14 @@
             <w:r>
               <w:rPr>
                 <w:rStyle w:val="Hyperlink"/>
-                <w:rFonts w:cs="Arial"/>
+                <w:rFonts w:ascii="Arial" w:hAnsi="Arial" w:cs="Arial"/>
                 <w:noProof/>
               </w:rPr>
               <w:t>3.4</w:t>
             </w:r>
             <w:r>
               <w:rPr>
+                <w:rFonts w:ascii="Arial" w:hAnsi="Arial" w:cs="Arial"/>
                 <w:noProof/>
                 <w:kern w:val="2"/>
                 <w:sz w:val="24"/>
@@ -2241,13 +2378,14 @@
             <w:r>
               <w:rPr>
                 <w:rStyle w:val="Hyperlink"/>
-                <w:rFonts w:cs="Arial"/>
+                <w:rFonts w:ascii="Arial" w:hAnsi="Arial" w:cs="Arial"/>
                 <w:noProof/>
               </w:rPr>
               <w:t>ADVANCED ENCRYPTION STANDARD</w:t>
             </w:r>
             <w:r>
               <w:rPr>
+                <w:rFonts w:ascii="Arial" w:hAnsi="Arial" w:cs="Arial"/>
                 <w:noProof/>
                 <w:webHidden/>
               </w:rPr>
@@ -2255,6 +2393,7 @@
             </w:r>
             <w:r>
               <w:rPr>
+                <w:rFonts w:ascii="Arial" w:hAnsi="Arial" w:cs="Arial"/>
                 <w:noProof/>
                 <w:webHidden/>
               </w:rPr>
@@ -2262,6 +2401,7 @@
             </w:r>
             <w:r>
               <w:rPr>
+                <w:rFonts w:ascii="Arial" w:hAnsi="Arial" w:cs="Arial"/>
                 <w:noProof/>
                 <w:webHidden/>
               </w:rPr>
@@ -2269,12 +2409,14 @@
             </w:r>
             <w:r>
               <w:rPr>
+                <w:rFonts w:ascii="Arial" w:hAnsi="Arial" w:cs="Arial"/>
                 <w:noProof/>
                 <w:webHidden/>
               </w:rPr>
             </w:r>
             <w:r>
               <w:rPr>
+                <w:rFonts w:ascii="Arial" w:hAnsi="Arial" w:cs="Arial"/>
                 <w:noProof/>
                 <w:webHidden/>
               </w:rPr>
@@ -2282,6 +2424,7 @@
             </w:r>
             <w:r>
               <w:rPr>
+                <w:rFonts w:ascii="Arial" w:hAnsi="Arial" w:cs="Arial"/>
                 <w:noProof/>
                 <w:webHidden/>
               </w:rPr>
@@ -2289,6 +2432,7 @@
             </w:r>
             <w:r>
               <w:rPr>
+                <w:rFonts w:ascii="Arial" w:hAnsi="Arial" w:cs="Arial"/>
                 <w:noProof/>
                 <w:webHidden/>
               </w:rPr>
@@ -2304,6 +2448,7 @@
               <w:tab w:val="right" w:leader="dot" w:pos="9629"/>
             </w:tabs>
             <w:rPr>
+              <w:rFonts w:ascii="Arial" w:hAnsi="Arial" w:cs="Arial"/>
               <w:noProof/>
               <w:kern w:val="2"/>
               <w:sz w:val="24"/>
@@ -2315,13 +2460,14 @@
             <w:r>
               <w:rPr>
                 <w:rStyle w:val="Hyperlink"/>
-                <w:rFonts w:cs="Arial"/>
+                <w:rFonts w:ascii="Arial" w:hAnsi="Arial" w:cs="Arial"/>
                 <w:noProof/>
               </w:rPr>
               <w:t>3.5</w:t>
             </w:r>
             <w:r>
               <w:rPr>
+                <w:rFonts w:ascii="Arial" w:hAnsi="Arial" w:cs="Arial"/>
                 <w:noProof/>
                 <w:kern w:val="2"/>
                 <w:sz w:val="24"/>
@@ -2333,13 +2479,14 @@
             <w:r>
               <w:rPr>
                 <w:rStyle w:val="Hyperlink"/>
-                <w:rFonts w:cs="Arial"/>
+                <w:rFonts w:ascii="Arial" w:hAnsi="Arial" w:cs="Arial"/>
                 <w:noProof/>
               </w:rPr>
               <w:t>STRUCTRURA ALGORITMULUI AES-128</w:t>
             </w:r>
             <w:r>
               <w:rPr>
+                <w:rFonts w:ascii="Arial" w:hAnsi="Arial" w:cs="Arial"/>
                 <w:noProof/>
                 <w:webHidden/>
               </w:rPr>
@@ -2347,6 +2494,7 @@
             </w:r>
             <w:r>
               <w:rPr>
+                <w:rFonts w:ascii="Arial" w:hAnsi="Arial" w:cs="Arial"/>
                 <w:noProof/>
                 <w:webHidden/>
               </w:rPr>
@@ -2354,6 +2502,7 @@
             </w:r>
             <w:r>
               <w:rPr>
+                <w:rFonts w:ascii="Arial" w:hAnsi="Arial" w:cs="Arial"/>
                 <w:noProof/>
                 <w:webHidden/>
               </w:rPr>
@@ -2361,12 +2510,14 @@
             </w:r>
             <w:r>
               <w:rPr>
+                <w:rFonts w:ascii="Arial" w:hAnsi="Arial" w:cs="Arial"/>
                 <w:noProof/>
                 <w:webHidden/>
               </w:rPr>
             </w:r>
             <w:r>
               <w:rPr>
+                <w:rFonts w:ascii="Arial" w:hAnsi="Arial" w:cs="Arial"/>
                 <w:noProof/>
                 <w:webHidden/>
               </w:rPr>
@@ -2374,6 +2525,7 @@
             </w:r>
             <w:r>
               <w:rPr>
+                <w:rFonts w:ascii="Arial" w:hAnsi="Arial" w:cs="Arial"/>
                 <w:noProof/>
                 <w:webHidden/>
               </w:rPr>
@@ -2381,6 +2533,7 @@
             </w:r>
             <w:r>
               <w:rPr>
+                <w:rFonts w:ascii="Arial" w:hAnsi="Arial" w:cs="Arial"/>
                 <w:noProof/>
                 <w:webHidden/>
               </w:rPr>
@@ -2396,6 +2549,7 @@
               <w:tab w:val="right" w:leader="dot" w:pos="9629"/>
             </w:tabs>
             <w:rPr>
+              <w:rFonts w:ascii="Arial" w:hAnsi="Arial" w:cs="Arial"/>
               <w:noProof/>
             </w:rPr>
           </w:pPr>
@@ -2403,7 +2557,7 @@
             <w:r>
               <w:rPr>
                 <w:rStyle w:val="Hyperlink"/>
-                <w:rFonts w:cs="Arial"/>
+                <w:rFonts w:ascii="Arial" w:hAnsi="Arial" w:cs="Arial"/>
                 <w:caps/>
                 <w:noProof/>
               </w:rPr>
@@ -2411,6 +2565,7 @@
             </w:r>
             <w:r>
               <w:rPr>
+                <w:rFonts w:ascii="Arial" w:hAnsi="Arial" w:cs="Arial"/>
                 <w:noProof/>
               </w:rPr>
               <w:tab/>
@@ -2418,7 +2573,7 @@
             <w:r>
               <w:rPr>
                 <w:rStyle w:val="Hyperlink"/>
-                <w:rFonts w:cs="Arial"/>
+                <w:rFonts w:ascii="Arial" w:hAnsi="Arial" w:cs="Arial"/>
                 <w:caps/>
                 <w:noProof/>
               </w:rPr>
@@ -2426,6 +2581,7 @@
             </w:r>
             <w:r>
               <w:rPr>
+                <w:rFonts w:ascii="Arial" w:hAnsi="Arial" w:cs="Arial"/>
                 <w:noProof/>
                 <w:webHidden/>
               </w:rPr>
@@ -2433,6 +2589,7 @@
             </w:r>
             <w:r>
               <w:rPr>
+                <w:rFonts w:ascii="Arial" w:hAnsi="Arial" w:cs="Arial"/>
                 <w:noProof/>
                 <w:webHidden/>
               </w:rPr>
@@ -2440,6 +2597,7 @@
             </w:r>
             <w:r>
               <w:rPr>
+                <w:rFonts w:ascii="Arial" w:hAnsi="Arial" w:cs="Arial"/>
                 <w:noProof/>
                 <w:webHidden/>
               </w:rPr>
@@ -2447,12 +2605,14 @@
             </w:r>
             <w:r>
               <w:rPr>
+                <w:rFonts w:ascii="Arial" w:hAnsi="Arial" w:cs="Arial"/>
                 <w:noProof/>
                 <w:webHidden/>
               </w:rPr>
             </w:r>
             <w:r>
               <w:rPr>
+                <w:rFonts w:ascii="Arial" w:hAnsi="Arial" w:cs="Arial"/>
                 <w:noProof/>
                 <w:webHidden/>
               </w:rPr>
@@ -2460,6 +2620,7 @@
             </w:r>
             <w:r>
               <w:rPr>
+                <w:rFonts w:ascii="Arial" w:hAnsi="Arial" w:cs="Arial"/>
                 <w:noProof/>
                 <w:webHidden/>
               </w:rPr>
@@ -2467,6 +2628,7 @@
             </w:r>
             <w:r>
               <w:rPr>
+                <w:rFonts w:ascii="Arial" w:hAnsi="Arial" w:cs="Arial"/>
                 <w:noProof/>
                 <w:webHidden/>
               </w:rPr>
@@ -2482,6 +2644,7 @@
               <w:tab w:val="right" w:leader="dot" w:pos="9629"/>
             </w:tabs>
             <w:rPr>
+              <w:rFonts w:ascii="Arial" w:hAnsi="Arial" w:cs="Arial"/>
               <w:noProof/>
             </w:rPr>
           </w:pPr>
@@ -2489,7 +2652,7 @@
             <w:r>
               <w:rPr>
                 <w:rStyle w:val="Hyperlink"/>
-                <w:rFonts w:cs="Arial"/>
+                <w:rFonts w:ascii="Arial" w:hAnsi="Arial" w:cs="Arial"/>
                 <w:caps/>
                 <w:noProof/>
               </w:rPr>
@@ -2497,6 +2660,7 @@
             </w:r>
             <w:r>
               <w:rPr>
+                <w:rFonts w:ascii="Arial" w:hAnsi="Arial" w:cs="Arial"/>
                 <w:noProof/>
               </w:rPr>
               <w:tab/>
@@ -2504,7 +2668,7 @@
             <w:r>
               <w:rPr>
                 <w:rStyle w:val="Hyperlink"/>
-                <w:rFonts w:cs="Arial"/>
+                <w:rFonts w:ascii="Arial" w:hAnsi="Arial" w:cs="Arial"/>
                 <w:caps/>
                 <w:noProof/>
               </w:rPr>
@@ -2512,6 +2676,7 @@
             </w:r>
             <w:r>
               <w:rPr>
+                <w:rFonts w:ascii="Arial" w:hAnsi="Arial" w:cs="Arial"/>
                 <w:noProof/>
                 <w:webHidden/>
               </w:rPr>
@@ -2519,6 +2684,7 @@
             </w:r>
             <w:r>
               <w:rPr>
+                <w:rFonts w:ascii="Arial" w:hAnsi="Arial" w:cs="Arial"/>
                 <w:noProof/>
                 <w:webHidden/>
               </w:rPr>
@@ -2526,6 +2692,7 @@
             </w:r>
             <w:r>
               <w:rPr>
+                <w:rFonts w:ascii="Arial" w:hAnsi="Arial" w:cs="Arial"/>
                 <w:noProof/>
                 <w:webHidden/>
               </w:rPr>
@@ -2533,12 +2700,14 @@
             </w:r>
             <w:r>
               <w:rPr>
+                <w:rFonts w:ascii="Arial" w:hAnsi="Arial" w:cs="Arial"/>
                 <w:noProof/>
                 <w:webHidden/>
               </w:rPr>
             </w:r>
             <w:r>
               <w:rPr>
+                <w:rFonts w:ascii="Arial" w:hAnsi="Arial" w:cs="Arial"/>
                 <w:noProof/>
                 <w:webHidden/>
               </w:rPr>
@@ -2546,6 +2715,7 @@
             </w:r>
             <w:r>
               <w:rPr>
+                <w:rFonts w:ascii="Arial" w:hAnsi="Arial" w:cs="Arial"/>
                 <w:noProof/>
                 <w:webHidden/>
               </w:rPr>
@@ -2553,6 +2723,7 @@
             </w:r>
             <w:r>
               <w:rPr>
+                <w:rFonts w:ascii="Arial" w:hAnsi="Arial" w:cs="Arial"/>
                 <w:noProof/>
                 <w:webHidden/>
               </w:rPr>
@@ -2568,6 +2739,7 @@
               <w:tab w:val="right" w:leader="dot" w:pos="9629"/>
             </w:tabs>
             <w:rPr>
+              <w:rFonts w:ascii="Arial" w:hAnsi="Arial" w:cs="Arial"/>
               <w:noProof/>
             </w:rPr>
           </w:pPr>
@@ -2575,13 +2747,14 @@
             <w:r>
               <w:rPr>
                 <w:rStyle w:val="Hyperlink"/>
-                <w:rFonts w:cs="Arial"/>
+                <w:rFonts w:ascii="Arial" w:hAnsi="Arial" w:cs="Arial"/>
                 <w:noProof/>
               </w:rPr>
               <w:t>3.5.3</w:t>
             </w:r>
             <w:r>
               <w:rPr>
+                <w:rFonts w:ascii="Arial" w:hAnsi="Arial" w:cs="Arial"/>
                 <w:noProof/>
               </w:rPr>
               <w:tab/>
@@ -2589,13 +2762,14 @@
             <w:r>
               <w:rPr>
                 <w:rStyle w:val="Hyperlink"/>
-                <w:rFonts w:cs="Arial"/>
+                <w:rFonts w:ascii="Arial" w:hAnsi="Arial" w:cs="Arial"/>
                 <w:noProof/>
               </w:rPr>
               <w:t>DEPLASAREA LINIILOR (SHIFT ROWS)</w:t>
             </w:r>
             <w:r>
               <w:rPr>
+                <w:rFonts w:ascii="Arial" w:hAnsi="Arial" w:cs="Arial"/>
                 <w:noProof/>
                 <w:webHidden/>
               </w:rPr>
@@ -2603,6 +2777,7 @@
             </w:r>
             <w:r>
               <w:rPr>
+                <w:rFonts w:ascii="Arial" w:hAnsi="Arial" w:cs="Arial"/>
                 <w:noProof/>
                 <w:webHidden/>
               </w:rPr>
@@ -2610,6 +2785,7 @@
             </w:r>
             <w:r>
               <w:rPr>
+                <w:rFonts w:ascii="Arial" w:hAnsi="Arial" w:cs="Arial"/>
                 <w:noProof/>
                 <w:webHidden/>
               </w:rPr>
@@ -2617,12 +2793,14 @@
             </w:r>
             <w:r>
               <w:rPr>
+                <w:rFonts w:ascii="Arial" w:hAnsi="Arial" w:cs="Arial"/>
                 <w:noProof/>
                 <w:webHidden/>
               </w:rPr>
             </w:r>
             <w:r>
               <w:rPr>
+                <w:rFonts w:ascii="Arial" w:hAnsi="Arial" w:cs="Arial"/>
                 <w:noProof/>
                 <w:webHidden/>
               </w:rPr>
@@ -2630,6 +2808,7 @@
             </w:r>
             <w:r>
               <w:rPr>
+                <w:rFonts w:ascii="Arial" w:hAnsi="Arial" w:cs="Arial"/>
                 <w:noProof/>
                 <w:webHidden/>
               </w:rPr>
@@ -2637,6 +2816,7 @@
             </w:r>
             <w:r>
               <w:rPr>
+                <w:rFonts w:ascii="Arial" w:hAnsi="Arial" w:cs="Arial"/>
                 <w:noProof/>
                 <w:webHidden/>
               </w:rPr>
@@ -2652,6 +2832,7 @@
               <w:tab w:val="right" w:leader="dot" w:pos="9629"/>
             </w:tabs>
             <w:rPr>
+              <w:rFonts w:ascii="Arial" w:hAnsi="Arial" w:cs="Arial"/>
               <w:noProof/>
             </w:rPr>
           </w:pPr>
@@ -2659,13 +2840,14 @@
             <w:r>
               <w:rPr>
                 <w:rStyle w:val="Hyperlink"/>
-                <w:rFonts w:cs="Arial"/>
+                <w:rFonts w:ascii="Arial" w:hAnsi="Arial" w:cs="Arial"/>
                 <w:noProof/>
               </w:rPr>
               <w:t>3.5.4</w:t>
             </w:r>
             <w:r>
               <w:rPr>
+                <w:rFonts w:ascii="Arial" w:hAnsi="Arial" w:cs="Arial"/>
                 <w:noProof/>
               </w:rPr>
               <w:tab/>
@@ -2673,13 +2855,14 @@
             <w:r>
               <w:rPr>
                 <w:rStyle w:val="Hyperlink"/>
-                <w:rFonts w:cs="Arial"/>
+                <w:rFonts w:ascii="Arial" w:hAnsi="Arial" w:cs="Arial"/>
                 <w:noProof/>
               </w:rPr>
               <w:t>AMESTECAREA COLOANELOR (MIX COLUMNS)</w:t>
             </w:r>
             <w:r>
               <w:rPr>
+                <w:rFonts w:ascii="Arial" w:hAnsi="Arial" w:cs="Arial"/>
                 <w:noProof/>
                 <w:webHidden/>
               </w:rPr>
@@ -2687,6 +2870,7 @@
             </w:r>
             <w:r>
               <w:rPr>
+                <w:rFonts w:ascii="Arial" w:hAnsi="Arial" w:cs="Arial"/>
                 <w:noProof/>
                 <w:webHidden/>
               </w:rPr>
@@ -2694,6 +2878,7 @@
             </w:r>
             <w:r>
               <w:rPr>
+                <w:rFonts w:ascii="Arial" w:hAnsi="Arial" w:cs="Arial"/>
                 <w:noProof/>
                 <w:webHidden/>
               </w:rPr>
@@ -2701,12 +2886,14 @@
             </w:r>
             <w:r>
               <w:rPr>
+                <w:rFonts w:ascii="Arial" w:hAnsi="Arial" w:cs="Arial"/>
                 <w:noProof/>
                 <w:webHidden/>
               </w:rPr>
             </w:r>
             <w:r>
               <w:rPr>
+                <w:rFonts w:ascii="Arial" w:hAnsi="Arial" w:cs="Arial"/>
                 <w:noProof/>
                 <w:webHidden/>
               </w:rPr>
@@ -2714,6 +2901,7 @@
             </w:r>
             <w:r>
               <w:rPr>
+                <w:rFonts w:ascii="Arial" w:hAnsi="Arial" w:cs="Arial"/>
                 <w:noProof/>
                 <w:webHidden/>
               </w:rPr>
@@ -2721,6 +2909,7 @@
             </w:r>
             <w:r>
               <w:rPr>
+                <w:rFonts w:ascii="Arial" w:hAnsi="Arial" w:cs="Arial"/>
                 <w:noProof/>
                 <w:webHidden/>
               </w:rPr>
@@ -2736,6 +2925,7 @@
               <w:tab w:val="right" w:leader="dot" w:pos="9629"/>
             </w:tabs>
             <w:rPr>
+              <w:rFonts w:ascii="Arial" w:hAnsi="Arial" w:cs="Arial"/>
               <w:noProof/>
             </w:rPr>
           </w:pPr>
@@ -2743,13 +2933,14 @@
             <w:r>
               <w:rPr>
                 <w:rStyle w:val="Hyperlink"/>
-                <w:rFonts w:cs="Arial"/>
+                <w:rFonts w:ascii="Arial" w:hAnsi="Arial" w:cs="Arial"/>
                 <w:noProof/>
               </w:rPr>
               <w:t>3.5.5</w:t>
             </w:r>
             <w:r>
               <w:rPr>
+                <w:rFonts w:ascii="Arial" w:hAnsi="Arial" w:cs="Arial"/>
                 <w:noProof/>
               </w:rPr>
               <w:tab/>
@@ -2757,13 +2948,14 @@
             <w:r>
               <w:rPr>
                 <w:rStyle w:val="Hyperlink"/>
-                <w:rFonts w:cs="Arial"/>
+                <w:rFonts w:ascii="Arial" w:hAnsi="Arial" w:cs="Arial"/>
                 <w:noProof/>
               </w:rPr>
               <w:t>GENERAREA CHEII DE RUNDĂ (KEY EXPANSION)</w:t>
             </w:r>
             <w:r>
               <w:rPr>
+                <w:rFonts w:ascii="Arial" w:hAnsi="Arial" w:cs="Arial"/>
                 <w:noProof/>
                 <w:webHidden/>
               </w:rPr>
@@ -2771,6 +2963,7 @@
             </w:r>
             <w:r>
               <w:rPr>
+                <w:rFonts w:ascii="Arial" w:hAnsi="Arial" w:cs="Arial"/>
                 <w:noProof/>
                 <w:webHidden/>
               </w:rPr>
@@ -2778,6 +2971,7 @@
             </w:r>
             <w:r>
               <w:rPr>
+                <w:rFonts w:ascii="Arial" w:hAnsi="Arial" w:cs="Arial"/>
                 <w:noProof/>
                 <w:webHidden/>
               </w:rPr>
@@ -2785,12 +2979,14 @@
             </w:r>
             <w:r>
               <w:rPr>
+                <w:rFonts w:ascii="Arial" w:hAnsi="Arial" w:cs="Arial"/>
                 <w:noProof/>
                 <w:webHidden/>
               </w:rPr>
             </w:r>
             <w:r>
               <w:rPr>
+                <w:rFonts w:ascii="Arial" w:hAnsi="Arial" w:cs="Arial"/>
                 <w:noProof/>
                 <w:webHidden/>
               </w:rPr>
@@ -2798,6 +2994,7 @@
             </w:r>
             <w:r>
               <w:rPr>
+                <w:rFonts w:ascii="Arial" w:hAnsi="Arial" w:cs="Arial"/>
                 <w:noProof/>
                 <w:webHidden/>
               </w:rPr>
@@ -2805,6 +3002,7 @@
             </w:r>
             <w:r>
               <w:rPr>
+                <w:rFonts w:ascii="Arial" w:hAnsi="Arial" w:cs="Arial"/>
                 <w:noProof/>
                 <w:webHidden/>
               </w:rPr>
@@ -23862,6 +24060,7 @@
       </w:pPr>
       <w:r>
         <w:rPr>
+          <w:rFonts w:ascii="Arial" w:hAnsi="Arial" w:cs="Arial"/>
           <w:noProof/>
         </w:rPr>
         <w:lastRenderedPageBreak/>
@@ -24034,7 +24233,13 @@
       </w:r>
       <w:bookmarkEnd w:id="20"/>
     </w:p>
-    <w:p/>
+    <w:p>
+      <w:pPr>
+        <w:rPr>
+          <w:rFonts w:ascii="Arial" w:hAnsi="Arial" w:cs="Arial"/>
+        </w:rPr>
+      </w:pPr>
+    </w:p>
     <w:p>
       <w:pPr>
         <w:ind w:firstLine="720"/>
@@ -25536,6 +25741,9 @@
       <w:pPr>
         <w:keepNext/>
         <w:jc w:val="center"/>
+        <w:rPr>
+          <w:rFonts w:ascii="Arial" w:hAnsi="Arial" w:cs="Arial"/>
+        </w:rPr>
       </w:pPr>
       <w:r>
         <w:rPr>
@@ -25664,7 +25872,13 @@
         <w:t>.8 Generarea cheii de rundă</w:t>
       </w:r>
     </w:p>
-    <w:p/>
+    <w:p>
+      <w:pPr>
+        <w:rPr>
+          <w:rFonts w:ascii="Arial" w:hAnsi="Arial" w:cs="Arial"/>
+        </w:rPr>
+      </w:pPr>
+    </w:p>
     <w:p>
       <w:pPr>
         <w:ind w:firstLine="720"/>
@@ -26339,8 +26553,14 @@
         <w:keepNext/>
         <w:ind w:firstLine="720"/>
         <w:jc w:val="center"/>
-      </w:pPr>
-      <w:r>
+        <w:rPr>
+          <w:rFonts w:ascii="Arial" w:hAnsi="Arial" w:cs="Arial"/>
+        </w:rPr>
+      </w:pPr>
+      <w:r>
+        <w:rPr>
+          <w:rFonts w:ascii="Arial" w:hAnsi="Arial" w:cs="Arial"/>
+        </w:rPr>
         <w:lastRenderedPageBreak/>
         <w:drawing>
           <wp:inline distT="0" distB="0" distL="0" distR="0" wp14:anchorId="01590176" wp14:editId="10E61847">
@@ -26500,16 +26720,34 @@
         <w:tab/>
       </w:r>
     </w:p>
-    <w:p/>
     <w:p>
       <w:pPr>
+        <w:rPr>
+          <w:rFonts w:ascii="Arial" w:hAnsi="Arial" w:cs="Arial"/>
+        </w:rPr>
+      </w:pPr>
+    </w:p>
+    <w:p>
+      <w:pPr>
         <w:pStyle w:val="Heading2"/>
-      </w:pPr>
-      <w:r>
+        <w:rPr>
+          <w:rFonts w:cs="Arial"/>
+        </w:rPr>
+      </w:pPr>
+      <w:r>
+        <w:rPr>
+          <w:rFonts w:cs="Arial"/>
+        </w:rPr>
         <w:t>OPERAȚIA DE DECRIPTARE AES-128</w:t>
       </w:r>
     </w:p>
-    <w:p/>
+    <w:p>
+      <w:pPr>
+        <w:rPr>
+          <w:rFonts w:ascii="Arial" w:hAnsi="Arial" w:cs="Arial"/>
+        </w:rPr>
+      </w:pPr>
+    </w:p>
     <w:p>
       <w:pPr>
         <w:ind w:firstLine="576"/>
@@ -26562,12 +26800,24 @@
     <w:p>
       <w:pPr>
         <w:pStyle w:val="Heading3"/>
-      </w:pPr>
-      <w:r>
+        <w:rPr>
+          <w:rFonts w:cs="Arial"/>
+        </w:rPr>
+      </w:pPr>
+      <w:r>
+        <w:rPr>
+          <w:rFonts w:cs="Arial"/>
+        </w:rPr>
         <w:t>SUBSTITUȚIA INVERSĂ</w:t>
       </w:r>
     </w:p>
-    <w:p/>
+    <w:p>
+      <w:pPr>
+        <w:rPr>
+          <w:rFonts w:ascii="Arial" w:hAnsi="Arial" w:cs="Arial"/>
+        </w:rPr>
+      </w:pPr>
+    </w:p>
     <w:p>
       <w:pPr>
         <w:ind w:firstLine="720"/>
@@ -34385,12 +34635,24 @@
     <w:p>
       <w:pPr>
         <w:pStyle w:val="Heading3"/>
-      </w:pPr>
-      <w:r>
+        <w:rPr>
+          <w:rFonts w:cs="Arial"/>
+        </w:rPr>
+      </w:pPr>
+      <w:r>
+        <w:rPr>
+          <w:rFonts w:cs="Arial"/>
+        </w:rPr>
         <w:t>INVERSAREA DEPLASĂRII LINIILOR</w:t>
       </w:r>
     </w:p>
-    <w:p/>
+    <w:p>
+      <w:pPr>
+        <w:rPr>
+          <w:rFonts w:ascii="Arial" w:hAnsi="Arial" w:cs="Arial"/>
+        </w:rPr>
+      </w:pPr>
+    </w:p>
     <w:p>
       <w:pPr>
         <w:ind w:firstLine="720"/>
@@ -34469,9 +34731,13 @@
         <w:keepNext/>
         <w:ind w:firstLine="720"/>
         <w:jc w:val="center"/>
-      </w:pPr>
-      <w:r>
-        <w:rPr>
+        <w:rPr>
+          <w:rFonts w:ascii="Arial" w:hAnsi="Arial" w:cs="Arial"/>
+        </w:rPr>
+      </w:pPr>
+      <w:r>
+        <w:rPr>
+          <w:rFonts w:ascii="Arial" w:hAnsi="Arial" w:cs="Arial"/>
           <w:noProof/>
         </w:rPr>
         <w:drawing>
@@ -34599,29 +34865,33 @@
           <w:sz w:val="20"/>
           <w:szCs w:val="20"/>
         </w:rPr>
-        <w:t>.</w:t>
-      </w:r>
-      <w:r>
-        <w:rPr>
-          <w:rFonts w:ascii="Arial" w:hAnsi="Arial" w:cs="Arial"/>
-          <w:color w:val="auto"/>
-          <w:sz w:val="20"/>
-          <w:szCs w:val="20"/>
-        </w:rPr>
-        <w:t>10</w:t>
-      </w:r>
-      <w:r>
-        <w:rPr>
-          <w:rFonts w:ascii="Arial" w:hAnsi="Arial" w:cs="Arial"/>
-          <w:color w:val="auto"/>
-          <w:sz w:val="20"/>
-          <w:szCs w:val="20"/>
-        </w:rPr>
-        <w:t xml:space="preserve"> Inversarea deplasării liniilor</w:t>
+        <w:t>.10 Inversarea deplasării liniilor</w:t>
       </w:r>
     </w:p>
     <w:p>
       <w:pPr>
+        <w:pStyle w:val="Heading3"/>
+        <w:rPr>
+          <w:rFonts w:cs="Arial"/>
+        </w:rPr>
+      </w:pPr>
+      <w:r>
+        <w:rPr>
+          <w:rFonts w:cs="Arial"/>
+        </w:rPr>
+        <w:lastRenderedPageBreak/>
+        <w:t>INVERSAREA AMESTECĂRII LINIILOR</w:t>
+      </w:r>
+    </w:p>
+    <w:p>
+      <w:pPr>
+        <w:rPr>
+          <w:rFonts w:ascii="Arial" w:hAnsi="Arial" w:cs="Arial"/>
+        </w:rPr>
+      </w:pPr>
+    </w:p>
+    <w:p>
+      <w:pPr>
         <w:ind w:firstLine="720"/>
         <w:jc w:val="both"/>
         <w:rPr>
@@ -34630,10 +34900,579 @@
           <w:szCs w:val="24"/>
         </w:rPr>
       </w:pPr>
+      <w:r>
+        <w:rPr>
+          <w:rFonts w:ascii="Arial" w:hAnsi="Arial" w:cs="Arial"/>
+          <w:sz w:val="24"/>
+          <w:szCs w:val="24"/>
+        </w:rPr>
+        <w:t>Transformarea inversă este obținută prin înmulțirea polinomului reprezentând coloana de stare</w:t>
+      </w:r>
+      <w:r>
+        <w:rPr>
+          <w:rFonts w:ascii="Arial" w:hAnsi="Arial" w:cs="Arial"/>
+          <w:sz w:val="24"/>
+          <w:szCs w:val="24"/>
+        </w:rPr>
+        <w:t xml:space="preserve"> </w:t>
+      </w:r>
+      <m:oMath>
+        <m:sSub>
+          <m:sSubPr>
+            <m:ctrlPr>
+              <w:rPr>
+                <w:rFonts w:ascii="Cambria Math" w:hAnsi="Cambria Math" w:cs="Arial"/>
+                <w:sz w:val="24"/>
+                <w:szCs w:val="24"/>
+              </w:rPr>
+            </m:ctrlPr>
+          </m:sSubPr>
+          <m:e>
+            <m:r>
+              <w:rPr>
+                <w:rFonts w:ascii="Cambria Math" w:hAnsi="Cambria Math" w:cs="Arial"/>
+                <w:sz w:val="24"/>
+                <w:szCs w:val="24"/>
+              </w:rPr>
+              <m:t>s</m:t>
+            </m:r>
+          </m:e>
+          <m:sub>
+            <m:r>
+              <w:rPr>
+                <w:rFonts w:ascii="Cambria Math" w:hAnsi="Cambria Math" w:cs="Arial"/>
+                <w:sz w:val="24"/>
+                <w:szCs w:val="24"/>
+              </w:rPr>
+              <m:t>c</m:t>
+            </m:r>
+          </m:sub>
+        </m:sSub>
+        <m:d>
+          <m:dPr>
+            <m:ctrlPr>
+              <w:rPr>
+                <w:rFonts w:ascii="Cambria Math" w:hAnsi="Cambria Math" w:cs="Arial"/>
+                <w:sz w:val="24"/>
+                <w:szCs w:val="24"/>
+              </w:rPr>
+            </m:ctrlPr>
+          </m:dPr>
+          <m:e>
+            <m:r>
+              <w:rPr>
+                <w:rFonts w:ascii="Cambria Math" w:hAnsi="Cambria Math" w:cs="Arial"/>
+                <w:sz w:val="24"/>
+                <w:szCs w:val="24"/>
+              </w:rPr>
+              <m:t>x</m:t>
+            </m:r>
+          </m:e>
+        </m:d>
+      </m:oMath>
+      <w:r>
+        <w:rPr>
+          <w:rFonts w:ascii="Arial" w:hAnsi="Arial" w:cs="Arial"/>
+          <w:sz w:val="24"/>
+          <w:szCs w:val="24"/>
+        </w:rPr>
+        <w:t xml:space="preserve"> cu polinomul </w:t>
+      </w:r>
+      <w:r>
+        <w:rPr>
+          <w:rFonts w:ascii="Arial" w:hAnsi="Arial" w:cs="Arial"/>
+          <w:sz w:val="24"/>
+          <w:szCs w:val="24"/>
+        </w:rPr>
+        <w:t xml:space="preserve">invers </w:t>
+      </w:r>
+      <m:oMath>
+        <m:sSup>
+          <m:sSupPr>
+            <m:ctrlPr>
+              <w:rPr>
+                <w:rFonts w:ascii="Cambria Math" w:hAnsi="Cambria Math" w:cs="Arial"/>
+                <w:sz w:val="24"/>
+                <w:szCs w:val="24"/>
+              </w:rPr>
+            </m:ctrlPr>
+          </m:sSupPr>
+          <m:e>
+            <m:r>
+              <w:rPr>
+                <w:rFonts w:ascii="Cambria Math" w:hAnsi="Cambria Math" w:cs="Arial"/>
+                <w:sz w:val="24"/>
+                <w:szCs w:val="24"/>
+              </w:rPr>
+              <m:t>a</m:t>
+            </m:r>
+          </m:e>
+          <m:sup>
+            <m:r>
+              <w:rPr>
+                <w:rFonts w:ascii="Cambria Math" w:hAnsi="Cambria Math" w:cs="Arial"/>
+                <w:sz w:val="24"/>
+                <w:szCs w:val="24"/>
+              </w:rPr>
+              <m:t>-1</m:t>
+            </m:r>
+          </m:sup>
+        </m:sSup>
+        <m:d>
+          <m:dPr>
+            <m:ctrlPr>
+              <w:rPr>
+                <w:rFonts w:ascii="Cambria Math" w:hAnsi="Cambria Math" w:cs="Arial"/>
+                <w:sz w:val="24"/>
+                <w:szCs w:val="24"/>
+              </w:rPr>
+            </m:ctrlPr>
+          </m:dPr>
+          <m:e>
+            <m:r>
+              <w:rPr>
+                <w:rFonts w:ascii="Cambria Math" w:hAnsi="Cambria Math" w:cs="Arial"/>
+                <w:sz w:val="24"/>
+                <w:szCs w:val="24"/>
+              </w:rPr>
+              <m:t>x</m:t>
+            </m:r>
+          </m:e>
+        </m:d>
+      </m:oMath>
+      <w:r>
+        <w:rPr>
+          <w:rFonts w:ascii="Arial" w:hAnsi="Arial" w:cs="Arial"/>
+          <w:sz w:val="24"/>
+          <w:szCs w:val="24"/>
+        </w:rPr>
+        <w:t xml:space="preserve"> </w:t>
+      </w:r>
+      <w:r>
+        <w:rPr>
+          <w:rFonts w:ascii="Arial" w:hAnsi="Arial" w:cs="Arial"/>
+          <w:sz w:val="24"/>
+          <w:szCs w:val="24"/>
+        </w:rPr>
+        <w:t xml:space="preserve">păstrând aceeași operație de reducere </w:t>
+      </w:r>
+      <w:proofErr w:type="spellStart"/>
+      <w:r>
+        <w:rPr>
+          <w:rFonts w:ascii="Arial" w:hAnsi="Arial" w:cs="Arial"/>
+          <w:sz w:val="24"/>
+          <w:szCs w:val="24"/>
+        </w:rPr>
+        <w:t>modulo</w:t>
+      </w:r>
+      <w:proofErr w:type="spellEnd"/>
+      <w:r>
+        <w:rPr>
+          <w:rFonts w:ascii="Arial" w:hAnsi="Arial" w:cs="Arial"/>
+          <w:sz w:val="24"/>
+          <w:szCs w:val="24"/>
+        </w:rPr>
+        <w:t xml:space="preserve"> </w:t>
+      </w:r>
+      <m:oMath>
+        <m:sSup>
+          <m:sSupPr>
+            <m:ctrlPr>
+              <w:rPr>
+                <w:rFonts w:ascii="Cambria Math" w:hAnsi="Cambria Math" w:cs="Arial"/>
+                <w:sz w:val="24"/>
+                <w:szCs w:val="24"/>
+              </w:rPr>
+            </m:ctrlPr>
+          </m:sSupPr>
+          <m:e>
+            <m:r>
+              <w:rPr>
+                <w:rFonts w:ascii="Cambria Math" w:hAnsi="Cambria Math" w:cs="Arial"/>
+                <w:sz w:val="24"/>
+                <w:szCs w:val="24"/>
+              </w:rPr>
+              <m:t>x</m:t>
+            </m:r>
+          </m:e>
+          <m:sup>
+            <m:r>
+              <w:rPr>
+                <w:rFonts w:ascii="Cambria Math" w:hAnsi="Cambria Math" w:cs="Arial"/>
+                <w:sz w:val="24"/>
+                <w:szCs w:val="24"/>
+              </w:rPr>
+              <m:t>4</m:t>
+            </m:r>
+          </m:sup>
+        </m:sSup>
+        <m:r>
+          <w:rPr>
+            <w:rFonts w:ascii="Cambria Math" w:hAnsi="Cambria Math" w:cs="Arial"/>
+            <w:sz w:val="24"/>
+            <w:szCs w:val="24"/>
+          </w:rPr>
+          <m:t>+1</m:t>
+        </m:r>
+      </m:oMath>
+      <w:r>
+        <w:rPr>
+          <w:rFonts w:ascii="Arial" w:hAnsi="Arial" w:cs="Arial"/>
+          <w:sz w:val="24"/>
+          <w:szCs w:val="24"/>
+        </w:rPr>
+        <w:t xml:space="preserve"> </w:t>
+      </w:r>
+      <w:r>
+        <w:rPr>
+          <w:rFonts w:ascii="Arial" w:hAnsi="Arial" w:cs="Arial"/>
+          <w:sz w:val="24"/>
+          <w:szCs w:val="24"/>
+          <w:lang w:val="en-US"/>
+        </w:rPr>
+        <w:t>[8]</w:t>
+      </w:r>
+      <w:r>
+        <w:rPr>
+          <w:rFonts w:ascii="Arial" w:hAnsi="Arial" w:cs="Arial"/>
+          <w:sz w:val="24"/>
+          <w:szCs w:val="24"/>
+        </w:rPr>
+        <w:t xml:space="preserve">. Structura polinomului invers este </w:t>
+      </w:r>
+      <w:r>
+        <w:rPr>
+          <w:rFonts w:ascii="Arial" w:hAnsi="Arial" w:cs="Arial"/>
+          <w:sz w:val="24"/>
+          <w:szCs w:val="24"/>
+        </w:rPr>
+        <w:t>prezentată în formula următoare</w:t>
+      </w:r>
+      <w:r>
+        <w:rPr>
+          <w:rFonts w:ascii="Arial" w:hAnsi="Arial" w:cs="Arial"/>
+          <w:sz w:val="24"/>
+          <w:szCs w:val="24"/>
+        </w:rPr>
+        <w:t>:</w:t>
+      </w:r>
+    </w:p>
+    <w:p>
+      <w:pPr>
+        <w:ind w:firstLine="720"/>
+        <w:jc w:val="both"/>
+        <w:rPr>
+          <w:rFonts w:ascii="Arial" w:hAnsi="Arial" w:cs="Arial"/>
+          <w:sz w:val="24"/>
+          <w:szCs w:val="24"/>
+        </w:rPr>
+      </w:pPr>
+    </w:p>
+    <w:p>
+      <w:pPr>
+        <w:ind w:left="720" w:firstLine="720"/>
+        <w:jc w:val="both"/>
+        <w:rPr>
+          <w:rFonts w:ascii="Arial" w:hAnsi="Arial" w:cs="Arial"/>
+          <w:sz w:val="24"/>
+          <w:szCs w:val="24"/>
+        </w:rPr>
+      </w:pPr>
+      <w:r>
+        <w:rPr>
+          <w:rFonts w:ascii="Arial" w:hAnsi="Arial" w:cs="Arial"/>
+          <w:sz w:val="24"/>
+          <w:szCs w:val="24"/>
+        </w:rPr>
+        <w:t xml:space="preserve">        </w:t>
+      </w:r>
+      <w:r>
+        <w:rPr>
+          <w:rFonts w:ascii="Arial" w:hAnsi="Arial" w:cs="Arial"/>
+          <w:sz w:val="24"/>
+          <w:szCs w:val="24"/>
+        </w:rPr>
+        <w:drawing>
+          <wp:inline distT="0" distB="0" distL="0" distR="0" wp14:anchorId="2A1E93AC" wp14:editId="7213F8EF">
+            <wp:extent cx="4400550" cy="190500"/>
+            <wp:effectExtent l="0" t="0" r="0" b="0"/>
+            <wp:docPr id="701594599" name="Graphic 1"/>
+            <wp:cNvGraphicFramePr>
+              <a:graphicFrameLocks xmlns:a="http://schemas.openxmlformats.org/drawingml/2006/main" noChangeAspect="1"/>
+            </wp:cNvGraphicFramePr>
+            <a:graphic xmlns:a="http://schemas.openxmlformats.org/drawingml/2006/main">
+              <a:graphicData uri="http://schemas.openxmlformats.org/drawingml/2006/picture">
+                <pic:pic xmlns:pic="http://schemas.openxmlformats.org/drawingml/2006/picture">
+                  <pic:nvPicPr>
+                    <pic:cNvPr id="701594599" name=""/>
+                    <pic:cNvPicPr/>
+                  </pic:nvPicPr>
+                  <pic:blipFill>
+                    <a:blip r:embed="rId33">
+                      <a:extLst>
+                        <a:ext uri="{96DAC541-7B7A-43D3-8B79-37D633B846F1}">
+                          <asvg:svgBlip xmlns:asvg="http://schemas.microsoft.com/office/drawing/2016/SVG/main" r:embed="rId34"/>
+                        </a:ext>
+                      </a:extLst>
+                    </a:blip>
+                    <a:stretch>
+                      <a:fillRect/>
+                    </a:stretch>
+                  </pic:blipFill>
+                  <pic:spPr>
+                    <a:xfrm>
+                      <a:off x="0" y="0"/>
+                      <a:ext cx="4400550" cy="190500"/>
+                    </a:xfrm>
+                    <a:prstGeom prst="rect">
+                      <a:avLst/>
+                    </a:prstGeom>
+                  </pic:spPr>
+                </pic:pic>
+              </a:graphicData>
+            </a:graphic>
+          </wp:inline>
+        </w:drawing>
+      </w:r>
+    </w:p>
+    <w:p>
+      <w:pPr>
+        <w:ind w:left="720" w:firstLine="720"/>
+        <w:jc w:val="both"/>
+        <w:rPr>
+          <w:rFonts w:ascii="Arial" w:hAnsi="Arial" w:cs="Arial"/>
+          <w:sz w:val="24"/>
+          <w:szCs w:val="24"/>
+        </w:rPr>
+      </w:pPr>
+    </w:p>
+    <w:p>
+      <w:pPr>
+        <w:ind w:firstLine="720"/>
+        <w:rPr>
+          <w:rFonts w:ascii="Arial" w:hAnsi="Arial" w:cs="Arial"/>
+          <w:sz w:val="24"/>
+          <w:szCs w:val="24"/>
+        </w:rPr>
+      </w:pPr>
+      <w:r>
+        <w:rPr>
+          <w:rFonts w:ascii="Arial" w:hAnsi="Arial" w:cs="Arial"/>
+          <w:sz w:val="24"/>
+          <w:szCs w:val="24"/>
+        </w:rPr>
+        <w:t xml:space="preserve">În formă matricială, </w:t>
+      </w:r>
+      <w:r>
+        <w:rPr>
+          <w:rFonts w:ascii="Arial" w:hAnsi="Arial" w:cs="Arial"/>
+          <w:sz w:val="24"/>
+          <w:szCs w:val="24"/>
+        </w:rPr>
+        <w:t>modul desfășurat de aplicare al înmulțirii polinomiale este următorul:</w:t>
+      </w:r>
+    </w:p>
+    <w:p>
+      <w:pPr>
+        <w:rPr>
+          <w:rFonts w:ascii="Arial" w:hAnsi="Arial" w:cs="Arial"/>
+          <w:sz w:val="24"/>
+          <w:szCs w:val="24"/>
+        </w:rPr>
+      </w:pPr>
+    </w:p>
+    <w:p>
+      <w:pPr>
+        <w:jc w:val="center"/>
+        <w:rPr>
+          <w:rFonts w:ascii="Arial" w:hAnsi="Arial" w:cs="Arial"/>
+          <w:sz w:val="24"/>
+          <w:szCs w:val="24"/>
+        </w:rPr>
+      </w:pPr>
+      <w:r>
+        <w:rPr>
+          <w:rFonts w:ascii="Arial" w:hAnsi="Arial" w:cs="Arial"/>
+          <w:sz w:val="24"/>
+          <w:szCs w:val="24"/>
+        </w:rPr>
+        <w:t xml:space="preserve">       </w:t>
+      </w:r>
+      <w:r>
+        <w:rPr>
+          <w:rFonts w:ascii="Arial" w:hAnsi="Arial" w:cs="Arial"/>
+          <w:sz w:val="24"/>
+          <w:szCs w:val="24"/>
+        </w:rPr>
+        <w:drawing>
+          <wp:inline distT="0" distB="0" distL="0" distR="0" wp14:anchorId="3EA5A1E1" wp14:editId="733FFE3D">
+            <wp:extent cx="5229225" cy="828675"/>
+            <wp:effectExtent l="0" t="0" r="9525" b="9525"/>
+            <wp:docPr id="1593549869" name="Graphic 1"/>
+            <wp:cNvGraphicFramePr>
+              <a:graphicFrameLocks xmlns:a="http://schemas.openxmlformats.org/drawingml/2006/main" noChangeAspect="1"/>
+            </wp:cNvGraphicFramePr>
+            <a:graphic xmlns:a="http://schemas.openxmlformats.org/drawingml/2006/main">
+              <a:graphicData uri="http://schemas.openxmlformats.org/drawingml/2006/picture">
+                <pic:pic xmlns:pic="http://schemas.openxmlformats.org/drawingml/2006/picture">
+                  <pic:nvPicPr>
+                    <pic:cNvPr id="1593549869" name=""/>
+                    <pic:cNvPicPr/>
+                  </pic:nvPicPr>
+                  <pic:blipFill>
+                    <a:blip r:embed="rId35">
+                      <a:extLst>
+                        <a:ext uri="{96DAC541-7B7A-43D3-8B79-37D633B846F1}">
+                          <asvg:svgBlip xmlns:asvg="http://schemas.microsoft.com/office/drawing/2016/SVG/main" r:embed="rId36"/>
+                        </a:ext>
+                      </a:extLst>
+                    </a:blip>
+                    <a:stretch>
+                      <a:fillRect/>
+                    </a:stretch>
+                  </pic:blipFill>
+                  <pic:spPr>
+                    <a:xfrm>
+                      <a:off x="0" y="0"/>
+                      <a:ext cx="5229225" cy="828675"/>
+                    </a:xfrm>
+                    <a:prstGeom prst="rect">
+                      <a:avLst/>
+                    </a:prstGeom>
+                  </pic:spPr>
+                </pic:pic>
+              </a:graphicData>
+            </a:graphic>
+          </wp:inline>
+        </w:drawing>
+      </w:r>
+    </w:p>
+    <w:p>
+      <w:pPr>
+        <w:jc w:val="center"/>
+        <w:rPr>
+          <w:rFonts w:ascii="Arial" w:hAnsi="Arial" w:cs="Arial"/>
+          <w:sz w:val="24"/>
+          <w:szCs w:val="24"/>
+        </w:rPr>
+      </w:pPr>
+    </w:p>
+    <w:p>
+      <w:pPr>
+        <w:pStyle w:val="Heading3"/>
+        <w:rPr>
+          <w:rFonts w:cs="Arial"/>
+        </w:rPr>
+      </w:pPr>
+      <w:r>
+        <w:rPr>
+          <w:rFonts w:cs="Arial"/>
+        </w:rPr>
+        <w:t>RUNDELE DE DECRIPTARE</w:t>
+      </w:r>
+    </w:p>
+    <w:p>
+      <w:pPr>
+        <w:rPr>
+          <w:rFonts w:ascii="Arial" w:hAnsi="Arial" w:cs="Arial"/>
+        </w:rPr>
+      </w:pPr>
+    </w:p>
+    <w:p>
+      <w:pPr>
+        <w:ind w:firstLine="720"/>
+        <w:jc w:val="both"/>
+        <w:rPr>
+          <w:rFonts w:ascii="Arial" w:hAnsi="Arial" w:cs="Arial"/>
+          <w:sz w:val="24"/>
+          <w:szCs w:val="24"/>
+        </w:rPr>
+      </w:pPr>
+      <w:r>
+        <w:rPr>
+          <w:rFonts w:ascii="Arial" w:hAnsi="Arial" w:cs="Arial"/>
+          <w:sz w:val="24"/>
+          <w:szCs w:val="24"/>
+        </w:rPr>
+        <w:t xml:space="preserve">Rundele de decriptare sunt organizate într-o ordine inversă celor aferente procesului de criptare. Similar operației de criptare, procesul începe prin aplicarea operației </w:t>
+      </w:r>
+      <w:r>
+        <w:rPr>
+          <w:rFonts w:ascii="Arial" w:hAnsi="Arial" w:cs="Arial"/>
+          <w:sz w:val="24"/>
+          <w:szCs w:val="24"/>
+        </w:rPr>
+        <w:t>de adăugare a cheii de rundă</w:t>
+      </w:r>
+      <w:r>
+        <w:rPr>
+          <w:rFonts w:ascii="Arial" w:hAnsi="Arial" w:cs="Arial"/>
+          <w:sz w:val="24"/>
+          <w:szCs w:val="24"/>
+        </w:rPr>
+        <w:t>, însă utilizând ultima cheie</w:t>
+      </w:r>
+      <w:r>
+        <w:rPr>
+          <w:rFonts w:ascii="Arial" w:hAnsi="Arial" w:cs="Arial"/>
+          <w:sz w:val="24"/>
+          <w:szCs w:val="24"/>
+        </w:rPr>
+        <w:t xml:space="preserve"> </w:t>
+      </w:r>
+      <w:r>
+        <w:rPr>
+          <w:rFonts w:ascii="Arial" w:hAnsi="Arial" w:cs="Arial"/>
+          <w:sz w:val="24"/>
+          <w:szCs w:val="24"/>
+        </w:rPr>
+        <w:t xml:space="preserve">generată </w:t>
+      </w:r>
+      <m:oMath>
+        <m:sSub>
+          <m:sSubPr>
+            <m:ctrlPr>
+              <w:rPr>
+                <w:rFonts w:ascii="Cambria Math" w:hAnsi="Cambria Math" w:cs="Arial"/>
+                <w:sz w:val="24"/>
+                <w:szCs w:val="24"/>
+              </w:rPr>
+            </m:ctrlPr>
+          </m:sSubPr>
+          <m:e>
+            <m:r>
+              <w:rPr>
+                <w:rFonts w:ascii="Cambria Math" w:hAnsi="Cambria Math" w:cs="Arial"/>
+                <w:sz w:val="24"/>
+                <w:szCs w:val="24"/>
+              </w:rPr>
+              <m:t>K</m:t>
+            </m:r>
+          </m:e>
+          <m:sub>
+            <m:r>
+              <w:rPr>
+                <w:rFonts w:ascii="Cambria Math" w:hAnsi="Cambria Math" w:cs="Arial"/>
+                <w:sz w:val="24"/>
+                <w:szCs w:val="24"/>
+              </w:rPr>
+              <m:t>10</m:t>
+            </m:r>
+          </m:sub>
+        </m:sSub>
+      </m:oMath>
+      <w:r>
+        <w:rPr>
+          <w:rFonts w:ascii="Arial" w:hAnsi="Arial" w:cs="Arial"/>
+          <w:sz w:val="24"/>
+          <w:szCs w:val="24"/>
+        </w:rPr>
+        <w:t>. Ulterior, fiecare rundă de decriptare aplică transformările inverse corespunzătoare operațiilor utilizate în procesul de criptare.</w:t>
+      </w:r>
     </w:p>
     <w:sectPr>
-      <w:footerReference w:type="default" r:id="rId33"/>
-      <w:footerReference w:type="first" r:id="rId34"/>
+      <w:footerReference w:type="default" r:id="rId37"/>
+      <w:footerReference w:type="first" r:id="rId38"/>
       <w:pgSz w:w="11907" w:h="16840" w:code="9"/>
       <w:pgMar w:top="1418" w:right="1134" w:bottom="1134" w:left="1134" w:header="706" w:footer="778" w:gutter="0"/>
       <w:pgNumType w:start="0"/>
@@ -37391,10 +38230,10 @@
   </w:compat>
   <w:rsids>
     <w:rsidRoot w:val="00F924A7"/>
-    <w:rsid w:val="00424E21"/>
     <w:rsid w:val="0072317D"/>
     <w:rsid w:val="007B47C5"/>
     <w:rsid w:val="00844611"/>
+    <w:rsid w:val="00CE3EC1"/>
     <w:rsid w:val="00EF4327"/>
     <w:rsid w:val="00F924A7"/>
   </w:rsids>

--- a/Paper/BDA_AES.docx
+++ b/Paper/BDA_AES.docx
@@ -546,7 +546,6 @@
         </w:rPr>
         <w:t>ul AES (</w:t>
       </w:r>
-      <w:proofErr w:type="spellStart"/>
       <w:r>
         <w:rPr>
           <w:rFonts w:ascii="Arial" w:hAnsi="Arial" w:cs="Arial"/>
@@ -555,40 +554,7 @@
           <w:sz w:val="24"/>
           <w:szCs w:val="24"/>
         </w:rPr>
-        <w:t>Advanced</w:t>
-      </w:r>
-      <w:proofErr w:type="spellEnd"/>
-      <w:r>
-        <w:rPr>
-          <w:rFonts w:ascii="Arial" w:hAnsi="Arial" w:cs="Arial"/>
-          <w:i/>
-          <w:iCs/>
-          <w:sz w:val="24"/>
-          <w:szCs w:val="24"/>
-        </w:rPr>
-        <w:t xml:space="preserve"> </w:t>
-      </w:r>
-      <w:proofErr w:type="spellStart"/>
-      <w:r>
-        <w:rPr>
-          <w:rFonts w:ascii="Arial" w:hAnsi="Arial" w:cs="Arial"/>
-          <w:i/>
-          <w:iCs/>
-          <w:sz w:val="24"/>
-          <w:szCs w:val="24"/>
-        </w:rPr>
-        <w:t>Encryption</w:t>
-      </w:r>
-      <w:proofErr w:type="spellEnd"/>
-      <w:r>
-        <w:rPr>
-          <w:rFonts w:ascii="Arial" w:hAnsi="Arial" w:cs="Arial"/>
-          <w:i/>
-          <w:iCs/>
-          <w:sz w:val="24"/>
-          <w:szCs w:val="24"/>
-        </w:rPr>
-        <w:t xml:space="preserve"> Standard</w:t>
+        <w:t>Advanced Encryption Standard</w:t>
       </w:r>
       <w:r>
         <w:rPr>
@@ -772,7 +738,7 @@
     <w:sdt>
       <w:sdtPr>
         <w:rPr>
-          <w:rFonts w:eastAsiaTheme="minorEastAsia" w:cs="Arial"/>
+          <w:rFonts w:asciiTheme="minorHAnsi" w:eastAsiaTheme="minorEastAsia" w:hAnsiTheme="minorHAnsi" w:cs="Arial"/>
           <w:b w:val="0"/>
           <w:bCs w:val="0"/>
           <w:smallCaps w:val="0"/>
@@ -4458,25 +4424,7 @@
           <w:sz w:val="24"/>
           <w:szCs w:val="24"/>
         </w:rPr>
-        <w:t xml:space="preserve"> Aceste lucruri fiind spuse, este greu de imaginat perspectiva în care o implementare hardware poate fi considerată superioară. Hardware-</w:t>
-      </w:r>
-      <w:proofErr w:type="spellStart"/>
-      <w:r>
-        <w:rPr>
-          <w:rFonts w:ascii="Arial" w:hAnsi="Arial" w:cs="Arial"/>
-          <w:sz w:val="24"/>
-          <w:szCs w:val="24"/>
-        </w:rPr>
-        <w:t>ul</w:t>
-      </w:r>
-      <w:proofErr w:type="spellEnd"/>
-      <w:r>
-        <w:rPr>
-          <w:rFonts w:ascii="Arial" w:hAnsi="Arial" w:cs="Arial"/>
-          <w:sz w:val="24"/>
-          <w:szCs w:val="24"/>
-        </w:rPr>
-        <w:t xml:space="preserve"> este dificil de proiectat și implementat, fiind necesari dezvoltatori experimentați pentru a fi realizată o soluție </w:t>
+        <w:t xml:space="preserve"> Aceste lucruri fiind spuse, este greu de imaginat perspectiva în care o implementare hardware poate fi considerată superioară. Hardware-ul este dificil de proiectat și implementat, fiind necesari dezvoltatori experimentați pentru a fi realizată o soluție </w:t>
       </w:r>
       <w:r>
         <w:rPr>
@@ -4585,43 +4533,7 @@
           <w:sz w:val="24"/>
           <w:szCs w:val="24"/>
         </w:rPr>
-        <w:t xml:space="preserve"> Hardware-</w:t>
-      </w:r>
-      <w:proofErr w:type="spellStart"/>
-      <w:r>
-        <w:rPr>
-          <w:rFonts w:ascii="Arial" w:hAnsi="Arial" w:cs="Arial"/>
-          <w:sz w:val="24"/>
-          <w:szCs w:val="24"/>
-        </w:rPr>
-        <w:t>ul</w:t>
-      </w:r>
-      <w:proofErr w:type="spellEnd"/>
-      <w:r>
-        <w:rPr>
-          <w:rFonts w:ascii="Arial" w:hAnsi="Arial" w:cs="Arial"/>
-          <w:sz w:val="24"/>
-          <w:szCs w:val="24"/>
-        </w:rPr>
-        <w:t xml:space="preserve"> implementează paralelismul într-un mod direct și structurat prin intermediul logicii </w:t>
-      </w:r>
-      <w:proofErr w:type="spellStart"/>
-      <w:r>
-        <w:rPr>
-          <w:rFonts w:ascii="Arial" w:hAnsi="Arial" w:cs="Arial"/>
-          <w:sz w:val="24"/>
-          <w:szCs w:val="24"/>
-        </w:rPr>
-        <w:t>combinaționale</w:t>
-      </w:r>
-      <w:proofErr w:type="spellEnd"/>
-      <w:r>
-        <w:rPr>
-          <w:rFonts w:ascii="Arial" w:hAnsi="Arial" w:cs="Arial"/>
-          <w:sz w:val="24"/>
-          <w:szCs w:val="24"/>
-        </w:rPr>
-        <w:t>, structurilor secvențiale, automatelor cu stări finite</w:t>
+        <w:t xml:space="preserve"> Hardware-ul implementează paralelismul într-un mod direct și structurat prin intermediul logicii combinaționale, structurilor secvențiale, automatelor cu stări finite</w:t>
       </w:r>
       <w:r>
         <w:rPr>
@@ -5011,7 +4923,6 @@
         </w:rPr>
         <w:t xml:space="preserve"> (</w:t>
       </w:r>
-      <w:proofErr w:type="spellStart"/>
       <w:r>
         <w:rPr>
           <w:rFonts w:ascii="Arial" w:hAnsi="Arial" w:cs="Arial"/>
@@ -5020,40 +4931,7 @@
           <w:sz w:val="24"/>
           <w:szCs w:val="24"/>
         </w:rPr>
-        <w:t>Application</w:t>
-      </w:r>
-      <w:proofErr w:type="spellEnd"/>
-      <w:r>
-        <w:rPr>
-          <w:rFonts w:ascii="Arial" w:hAnsi="Arial" w:cs="Arial"/>
-          <w:i/>
-          <w:iCs/>
-          <w:sz w:val="24"/>
-          <w:szCs w:val="24"/>
-        </w:rPr>
-        <w:t xml:space="preserve">-specific </w:t>
-      </w:r>
-      <w:proofErr w:type="spellStart"/>
-      <w:r>
-        <w:rPr>
-          <w:rFonts w:ascii="Arial" w:hAnsi="Arial" w:cs="Arial"/>
-          <w:i/>
-          <w:iCs/>
-          <w:sz w:val="24"/>
-          <w:szCs w:val="24"/>
-        </w:rPr>
-        <w:t>integrated</w:t>
-      </w:r>
-      <w:proofErr w:type="spellEnd"/>
-      <w:r>
-        <w:rPr>
-          <w:rFonts w:ascii="Arial" w:hAnsi="Arial" w:cs="Arial"/>
-          <w:i/>
-          <w:iCs/>
-          <w:sz w:val="24"/>
-          <w:szCs w:val="24"/>
-        </w:rPr>
-        <w:t xml:space="preserve"> circuit</w:t>
+        <w:t>Application-specific integrated circuit</w:t>
       </w:r>
       <w:r>
         <w:rPr>
@@ -5131,7 +5009,6 @@
         </w:rPr>
         <w:t>Una dintre soluțiile acestei probleme este reprezentată de circuitele digitale reconfigurabile de tip FPGA (</w:t>
       </w:r>
-      <w:proofErr w:type="spellStart"/>
       <w:r>
         <w:rPr>
           <w:rFonts w:ascii="Arial" w:hAnsi="Arial" w:cs="Arial"/>
@@ -5140,31 +5017,8 @@
           <w:sz w:val="24"/>
           <w:szCs w:val="24"/>
         </w:rPr>
-        <w:t>Field-Programmable</w:t>
-      </w:r>
-      <w:proofErr w:type="spellEnd"/>
-      <w:r>
-        <w:rPr>
-          <w:rFonts w:ascii="Arial" w:hAnsi="Arial" w:cs="Arial"/>
-          <w:i/>
-          <w:iCs/>
-          <w:sz w:val="24"/>
-          <w:szCs w:val="24"/>
-        </w:rPr>
-        <w:t xml:space="preserve"> Gate </w:t>
-      </w:r>
-      <w:proofErr w:type="spellStart"/>
-      <w:r>
-        <w:rPr>
-          <w:rFonts w:ascii="Arial" w:hAnsi="Arial" w:cs="Arial"/>
-          <w:i/>
-          <w:iCs/>
-          <w:sz w:val="24"/>
-          <w:szCs w:val="24"/>
-        </w:rPr>
-        <w:t>Array</w:t>
-      </w:r>
-      <w:proofErr w:type="spellEnd"/>
+        <w:t>Field-Programmable Gate Array</w:t>
+      </w:r>
       <w:r>
         <w:rPr>
           <w:rFonts w:ascii="Arial" w:hAnsi="Arial" w:cs="Arial"/>
@@ -5546,7 +5400,6 @@
         </w:rPr>
         <w:t>Pentru a menține un grad de corelare ridicat cu tehnologiile criptografice de actualitate, a fost selectat pentru implementare algoritmul AES (</w:t>
       </w:r>
-      <w:proofErr w:type="spellStart"/>
       <w:r>
         <w:rPr>
           <w:rFonts w:ascii="Arial" w:hAnsi="Arial" w:cs="Arial"/>
@@ -5555,40 +5408,7 @@
           <w:sz w:val="24"/>
           <w:szCs w:val="24"/>
         </w:rPr>
-        <w:t>Advanced</w:t>
-      </w:r>
-      <w:proofErr w:type="spellEnd"/>
-      <w:r>
-        <w:rPr>
-          <w:rFonts w:ascii="Arial" w:hAnsi="Arial" w:cs="Arial"/>
-          <w:i/>
-          <w:iCs/>
-          <w:sz w:val="24"/>
-          <w:szCs w:val="24"/>
-        </w:rPr>
-        <w:t xml:space="preserve"> </w:t>
-      </w:r>
-      <w:proofErr w:type="spellStart"/>
-      <w:r>
-        <w:rPr>
-          <w:rFonts w:ascii="Arial" w:hAnsi="Arial" w:cs="Arial"/>
-          <w:i/>
-          <w:iCs/>
-          <w:sz w:val="24"/>
-          <w:szCs w:val="24"/>
-        </w:rPr>
-        <w:t>Encryption</w:t>
-      </w:r>
-      <w:proofErr w:type="spellEnd"/>
-      <w:r>
-        <w:rPr>
-          <w:rFonts w:ascii="Arial" w:hAnsi="Arial" w:cs="Arial"/>
-          <w:i/>
-          <w:iCs/>
-          <w:sz w:val="24"/>
-          <w:szCs w:val="24"/>
-        </w:rPr>
-        <w:t xml:space="preserve"> Standard</w:t>
+        <w:t>Advanced Encryption Standard</w:t>
       </w:r>
       <w:r>
         <w:rPr>
@@ -5698,77 +5518,13 @@
           <w:szCs w:val="24"/>
         </w:rPr>
       </w:pPr>
-      <w:proofErr w:type="spellStart"/>
-      <w:r>
-        <w:rPr>
-          <w:rFonts w:ascii="Arial" w:hAnsi="Arial" w:cs="Arial"/>
-          <w:sz w:val="24"/>
-          <w:szCs w:val="24"/>
-        </w:rPr>
-        <w:t>Digilent</w:t>
-      </w:r>
-      <w:proofErr w:type="spellEnd"/>
-      <w:r>
-        <w:rPr>
-          <w:rFonts w:ascii="Arial" w:hAnsi="Arial" w:cs="Arial"/>
-          <w:sz w:val="24"/>
-          <w:szCs w:val="24"/>
-        </w:rPr>
-        <w:t xml:space="preserve"> </w:t>
-      </w:r>
-      <w:proofErr w:type="spellStart"/>
-      <w:r>
-        <w:rPr>
-          <w:rFonts w:ascii="Arial" w:hAnsi="Arial" w:cs="Arial"/>
-          <w:sz w:val="24"/>
-          <w:szCs w:val="24"/>
-        </w:rPr>
-        <w:t>Arty</w:t>
-      </w:r>
-      <w:proofErr w:type="spellEnd"/>
-      <w:r>
-        <w:rPr>
-          <w:rFonts w:ascii="Arial" w:hAnsi="Arial" w:cs="Arial"/>
-          <w:sz w:val="24"/>
-          <w:szCs w:val="24"/>
-        </w:rPr>
-        <w:t xml:space="preserve"> Z7-20 — </w:t>
-      </w:r>
-      <w:proofErr w:type="spellStart"/>
-      <w:r>
-        <w:rPr>
-          <w:rFonts w:ascii="Arial" w:hAnsi="Arial" w:cs="Arial"/>
-          <w:sz w:val="24"/>
-          <w:szCs w:val="24"/>
-        </w:rPr>
-        <w:t>SoC</w:t>
-      </w:r>
-      <w:proofErr w:type="spellEnd"/>
-      <w:r>
-        <w:rPr>
-          <w:rFonts w:ascii="Arial" w:hAnsi="Arial" w:cs="Arial"/>
-          <w:sz w:val="24"/>
-          <w:szCs w:val="24"/>
-        </w:rPr>
-        <w:t xml:space="preserve"> AMD/</w:t>
-      </w:r>
-      <w:proofErr w:type="spellStart"/>
-      <w:r>
-        <w:rPr>
-          <w:rFonts w:ascii="Arial" w:hAnsi="Arial" w:cs="Arial"/>
-          <w:sz w:val="24"/>
-          <w:szCs w:val="24"/>
-        </w:rPr>
-        <w:t>Xilinx</w:t>
-      </w:r>
-      <w:proofErr w:type="spellEnd"/>
-      <w:r>
-        <w:rPr>
-          <w:rFonts w:ascii="Arial" w:hAnsi="Arial" w:cs="Arial"/>
-          <w:sz w:val="24"/>
-          <w:szCs w:val="24"/>
-        </w:rPr>
-        <w:t xml:space="preserve"> Zynq-7000 XC7Z020</w:t>
+      <w:r>
+        <w:rPr>
+          <w:rFonts w:ascii="Arial" w:hAnsi="Arial" w:cs="Arial"/>
+          <w:sz w:val="24"/>
+          <w:szCs w:val="24"/>
+        </w:rPr>
+        <w:t>Digilent Arty Z7-20 — SoC AMD/Xilinx Zynq-7000 XC7Z020</w:t>
       </w:r>
     </w:p>
     <w:p>
@@ -5792,25 +5548,7 @@
           <w:sz w:val="24"/>
           <w:szCs w:val="24"/>
         </w:rPr>
-        <w:t xml:space="preserve">Mediul de dezvoltare </w:t>
-      </w:r>
-      <w:proofErr w:type="spellStart"/>
-      <w:r>
-        <w:rPr>
-          <w:rFonts w:ascii="Arial" w:hAnsi="Arial" w:cs="Arial"/>
-          <w:sz w:val="24"/>
-          <w:szCs w:val="24"/>
-        </w:rPr>
-        <w:t>Vivado</w:t>
-      </w:r>
-      <w:proofErr w:type="spellEnd"/>
-      <w:r>
-        <w:rPr>
-          <w:rFonts w:ascii="Arial" w:hAnsi="Arial" w:cs="Arial"/>
-          <w:sz w:val="24"/>
-          <w:szCs w:val="24"/>
-        </w:rPr>
-        <w:t>, versiunea 202</w:t>
+        <w:t>Mediul de dezvoltare Vivado, versiunea 202</w:t>
       </w:r>
       <w:r>
         <w:rPr>
@@ -5850,18 +5588,8 @@
           <w:sz w:val="24"/>
           <w:szCs w:val="24"/>
         </w:rPr>
-        <w:t xml:space="preserve">Mediul de dezvoltare </w:t>
-      </w:r>
-      <w:proofErr w:type="spellStart"/>
-      <w:r>
-        <w:rPr>
-          <w:rFonts w:ascii="Arial" w:hAnsi="Arial" w:cs="Arial"/>
-          <w:sz w:val="24"/>
-          <w:szCs w:val="24"/>
-        </w:rPr>
-        <w:t>Vitis</w:t>
-      </w:r>
-      <w:proofErr w:type="spellEnd"/>
+        <w:t>Mediul de dezvoltare Vitis</w:t>
+      </w:r>
       <w:r>
         <w:rPr>
           <w:rFonts w:ascii="Arial" w:hAnsi="Arial" w:cs="Arial"/>
@@ -6040,25 +5768,7 @@
           <w:sz w:val="24"/>
           <w:szCs w:val="24"/>
         </w:rPr>
-        <w:t xml:space="preserve"> același </w:t>
-      </w:r>
-      <w:proofErr w:type="spellStart"/>
-      <w:r>
-        <w:rPr>
-          <w:rFonts w:ascii="Arial" w:hAnsi="Arial" w:cs="Arial"/>
-          <w:sz w:val="24"/>
-          <w:szCs w:val="24"/>
-        </w:rPr>
-        <w:t>SoC</w:t>
-      </w:r>
-      <w:proofErr w:type="spellEnd"/>
-      <w:r>
-        <w:rPr>
-          <w:rFonts w:ascii="Arial" w:hAnsi="Arial" w:cs="Arial"/>
-          <w:sz w:val="24"/>
-          <w:szCs w:val="24"/>
-        </w:rPr>
-        <w:t>, în cazul de față Zynq-7000, pachetele de dezvoltare nu oferă mereu aceleași funcționalități și supr</w:t>
+        <w:t xml:space="preserve"> același SoC, în cazul de față Zynq-7000, pachetele de dezvoltare nu oferă mereu aceleași funcționalități și supr</w:t>
       </w:r>
       <w:r>
         <w:rPr>
@@ -6102,25 +5812,7 @@
           <w:sz w:val="24"/>
           <w:szCs w:val="24"/>
         </w:rPr>
-        <w:t xml:space="preserve">Avantajul sistemului </w:t>
-      </w:r>
-      <w:proofErr w:type="spellStart"/>
-      <w:r>
-        <w:rPr>
-          <w:rFonts w:ascii="Arial" w:hAnsi="Arial" w:cs="Arial"/>
-          <w:sz w:val="24"/>
-          <w:szCs w:val="24"/>
-        </w:rPr>
-        <w:t>SoC</w:t>
-      </w:r>
-      <w:proofErr w:type="spellEnd"/>
-      <w:r>
-        <w:rPr>
-          <w:rFonts w:ascii="Arial" w:hAnsi="Arial" w:cs="Arial"/>
-          <w:sz w:val="24"/>
-          <w:szCs w:val="24"/>
-        </w:rPr>
-        <w:t xml:space="preserve"> Zynq-7000 XC7Z020 este integrarea unui sistem de procesare (</w:t>
+        <w:t>Avantajul sistemului SoC Zynq-7000 XC7Z020 este integrarea unui sistem de procesare (</w:t>
       </w:r>
       <w:r>
         <w:rPr>
@@ -6130,9 +5822,32 @@
           <w:sz w:val="24"/>
           <w:szCs w:val="24"/>
         </w:rPr>
-        <w:t xml:space="preserve">PS – </w:t>
-      </w:r>
-      <w:proofErr w:type="spellStart"/>
+        <w:t>PS – Processing System</w:t>
+      </w:r>
+      <w:r>
+        <w:rPr>
+          <w:rFonts w:ascii="Arial" w:hAnsi="Arial" w:cs="Arial"/>
+          <w:sz w:val="24"/>
+          <w:szCs w:val="24"/>
+        </w:rPr>
+        <w:t>), reprezentat de microprocesorul ARM Cortex 9,</w:t>
+      </w:r>
+      <w:r>
+        <w:rPr>
+          <w:rFonts w:ascii="Arial" w:hAnsi="Arial" w:cs="Arial"/>
+          <w:sz w:val="24"/>
+          <w:szCs w:val="24"/>
+        </w:rPr>
+        <w:t xml:space="preserve"> împreună cu </w:t>
+      </w:r>
+      <w:r>
+        <w:rPr>
+          <w:rFonts w:ascii="Arial" w:hAnsi="Arial" w:cs="Arial"/>
+          <w:sz w:val="24"/>
+          <w:szCs w:val="24"/>
+        </w:rPr>
+        <w:t>logica programabilă (</w:t>
+      </w:r>
       <w:r>
         <w:rPr>
           <w:rFonts w:ascii="Arial" w:hAnsi="Arial" w:cs="Arial"/>
@@ -6141,86 +5856,7 @@
           <w:sz w:val="24"/>
           <w:szCs w:val="24"/>
         </w:rPr>
-        <w:t>Processing</w:t>
-      </w:r>
-      <w:proofErr w:type="spellEnd"/>
-      <w:r>
-        <w:rPr>
-          <w:rFonts w:ascii="Arial" w:hAnsi="Arial" w:cs="Arial"/>
-          <w:i/>
-          <w:iCs/>
-          <w:sz w:val="24"/>
-          <w:szCs w:val="24"/>
-        </w:rPr>
-        <w:t xml:space="preserve"> </w:t>
-      </w:r>
-      <w:proofErr w:type="spellStart"/>
-      <w:r>
-        <w:rPr>
-          <w:rFonts w:ascii="Arial" w:hAnsi="Arial" w:cs="Arial"/>
-          <w:i/>
-          <w:iCs/>
-          <w:sz w:val="24"/>
-          <w:szCs w:val="24"/>
-        </w:rPr>
-        <w:t>System</w:t>
-      </w:r>
-      <w:proofErr w:type="spellEnd"/>
-      <w:r>
-        <w:rPr>
-          <w:rFonts w:ascii="Arial" w:hAnsi="Arial" w:cs="Arial"/>
-          <w:sz w:val="24"/>
-          <w:szCs w:val="24"/>
-        </w:rPr>
-        <w:t>), reprezentat de microprocesorul ARM Cortex 9,</w:t>
-      </w:r>
-      <w:r>
-        <w:rPr>
-          <w:rFonts w:ascii="Arial" w:hAnsi="Arial" w:cs="Arial"/>
-          <w:sz w:val="24"/>
-          <w:szCs w:val="24"/>
-        </w:rPr>
-        <w:t xml:space="preserve"> împreună cu </w:t>
-      </w:r>
-      <w:r>
-        <w:rPr>
-          <w:rFonts w:ascii="Arial" w:hAnsi="Arial" w:cs="Arial"/>
-          <w:sz w:val="24"/>
-          <w:szCs w:val="24"/>
-        </w:rPr>
-        <w:t>logica programabilă (</w:t>
-      </w:r>
-      <w:r>
-        <w:rPr>
-          <w:rFonts w:ascii="Arial" w:hAnsi="Arial" w:cs="Arial"/>
-          <w:i/>
-          <w:iCs/>
-          <w:sz w:val="24"/>
-          <w:szCs w:val="24"/>
-        </w:rPr>
-        <w:t xml:space="preserve">PL – </w:t>
-      </w:r>
-      <w:proofErr w:type="spellStart"/>
-      <w:r>
-        <w:rPr>
-          <w:rFonts w:ascii="Arial" w:hAnsi="Arial" w:cs="Arial"/>
-          <w:i/>
-          <w:iCs/>
-          <w:sz w:val="24"/>
-          <w:szCs w:val="24"/>
-        </w:rPr>
-        <w:t>Programmable</w:t>
-      </w:r>
-      <w:proofErr w:type="spellEnd"/>
-      <w:r>
-        <w:rPr>
-          <w:rFonts w:ascii="Arial" w:hAnsi="Arial" w:cs="Arial"/>
-          <w:i/>
-          <w:iCs/>
-          <w:sz w:val="24"/>
-          <w:szCs w:val="24"/>
-        </w:rPr>
-        <w:t xml:space="preserve"> Logic</w:t>
+        <w:t>PL – Programmable Logic</w:t>
       </w:r>
       <w:r>
         <w:rPr>
@@ -6443,25 +6079,7 @@
           <w:sz w:val="24"/>
           <w:szCs w:val="24"/>
         </w:rPr>
-        <w:t xml:space="preserve"> a circuitului integrat. Mediul de dezvoltare </w:t>
-      </w:r>
-      <w:proofErr w:type="spellStart"/>
-      <w:r>
-        <w:rPr>
-          <w:rFonts w:ascii="Arial" w:hAnsi="Arial" w:cs="Arial"/>
-          <w:sz w:val="24"/>
-          <w:szCs w:val="24"/>
-        </w:rPr>
-        <w:t>Vivado</w:t>
-      </w:r>
-      <w:proofErr w:type="spellEnd"/>
-      <w:r>
-        <w:rPr>
-          <w:rFonts w:ascii="Arial" w:hAnsi="Arial" w:cs="Arial"/>
-          <w:sz w:val="24"/>
-          <w:szCs w:val="24"/>
-        </w:rPr>
-        <w:t>, împreună cu tehnologiile de analiză, sinteză și implementare asociate, va fi utilizat pentru verificarea, validarea și generarea</w:t>
+        <w:t xml:space="preserve"> a circuitului integrat. Mediul de dezvoltare Vivado, împreună cu tehnologiile de analiză, sinteză și implementare asociate, va fi utilizat pentru verificarea, validarea și generarea</w:t>
       </w:r>
       <w:r>
         <w:rPr>
@@ -6521,25 +6139,7 @@
           <w:sz w:val="24"/>
           <w:szCs w:val="24"/>
         </w:rPr>
-        <w:t xml:space="preserve">i logica programabila va fi efectuată prin dezvoltarea unui </w:t>
-      </w:r>
-      <w:proofErr w:type="spellStart"/>
-      <w:r>
-        <w:rPr>
-          <w:rFonts w:ascii="Arial" w:hAnsi="Arial" w:cs="Arial"/>
-          <w:sz w:val="24"/>
-          <w:szCs w:val="24"/>
-        </w:rPr>
-        <w:t>firmware</w:t>
-      </w:r>
-      <w:proofErr w:type="spellEnd"/>
-      <w:r>
-        <w:rPr>
-          <w:rFonts w:ascii="Arial" w:hAnsi="Arial" w:cs="Arial"/>
-          <w:sz w:val="24"/>
-          <w:szCs w:val="24"/>
-        </w:rPr>
-        <w:t xml:space="preserve">, </w:t>
+        <w:t xml:space="preserve">i logica programabila va fi efectuată prin dezvoltarea unui firmware, </w:t>
       </w:r>
       <w:r>
         <w:rPr>
@@ -6571,25 +6171,7 @@
           <w:sz w:val="24"/>
           <w:szCs w:val="24"/>
         </w:rPr>
-        <w:t xml:space="preserve">mediului de dezvoltare </w:t>
-      </w:r>
-      <w:proofErr w:type="spellStart"/>
-      <w:r>
-        <w:rPr>
-          <w:rFonts w:ascii="Arial" w:hAnsi="Arial" w:cs="Arial"/>
-          <w:sz w:val="24"/>
-          <w:szCs w:val="24"/>
-        </w:rPr>
-        <w:t>Vitis</w:t>
-      </w:r>
-      <w:proofErr w:type="spellEnd"/>
-      <w:r>
-        <w:rPr>
-          <w:rFonts w:ascii="Arial" w:hAnsi="Arial" w:cs="Arial"/>
-          <w:sz w:val="24"/>
-          <w:szCs w:val="24"/>
-        </w:rPr>
-        <w:t>.</w:t>
+        <w:t>mediului de dezvoltare Vitis.</w:t>
       </w:r>
     </w:p>
     <w:p>
@@ -6805,25 +6387,7 @@
           <w:sz w:val="24"/>
           <w:szCs w:val="24"/>
         </w:rPr>
-        <w:t xml:space="preserve">Implementarea algoritmului AES, la nivelul unui coprocesor criptografic, demistifică aparenta complexitate pe care operațiile hardware o pot dobândi. Ulterior, integrarea coprocesorului cu restul sistemului </w:t>
-      </w:r>
-      <w:proofErr w:type="spellStart"/>
-      <w:r>
-        <w:rPr>
-          <w:rFonts w:ascii="Arial" w:hAnsi="Arial" w:cs="Arial"/>
-          <w:sz w:val="24"/>
-          <w:szCs w:val="24"/>
-        </w:rPr>
-        <w:t>SoC</w:t>
-      </w:r>
-      <w:proofErr w:type="spellEnd"/>
-      <w:r>
-        <w:rPr>
-          <w:rFonts w:ascii="Arial" w:hAnsi="Arial" w:cs="Arial"/>
-          <w:sz w:val="24"/>
-          <w:szCs w:val="24"/>
-        </w:rPr>
-        <w:t xml:space="preserve"> Zynq-7000, prin utilizarea interfeței AXI4-Lite, duce la dezvoltarea</w:t>
+        <w:t>Implementarea algoritmului AES, la nivelul unui coprocesor criptografic, demistifică aparenta complexitate pe care operațiile hardware o pot dobândi. Ulterior, integrarea coprocesorului cu restul sistemului SoC Zynq-7000, prin utilizarea interfeței AXI4-Lite, duce la dezvoltarea</w:t>
       </w:r>
       <w:r>
         <w:rPr>
@@ -6855,25 +6419,7 @@
           <w:sz w:val="24"/>
           <w:szCs w:val="24"/>
         </w:rPr>
-        <w:t xml:space="preserve">atorită faptului că proiectul prevede și dezvoltarea unui </w:t>
-      </w:r>
-      <w:proofErr w:type="spellStart"/>
-      <w:r>
-        <w:rPr>
-          <w:rFonts w:ascii="Arial" w:hAnsi="Arial" w:cs="Arial"/>
-          <w:sz w:val="24"/>
-          <w:szCs w:val="24"/>
-        </w:rPr>
-        <w:t>firmware</w:t>
-      </w:r>
-      <w:proofErr w:type="spellEnd"/>
-      <w:r>
-        <w:rPr>
-          <w:rFonts w:ascii="Arial" w:hAnsi="Arial" w:cs="Arial"/>
-          <w:sz w:val="24"/>
-          <w:szCs w:val="24"/>
-        </w:rPr>
-        <w:t xml:space="preserve"> prin care se realize</w:t>
+        <w:t>atorită faptului că proiectul prevede și dezvoltarea unui firmware prin care se realize</w:t>
       </w:r>
       <w:r>
         <w:rPr>
@@ -6957,25 +6503,7 @@
           <w:sz w:val="24"/>
           <w:szCs w:val="24"/>
         </w:rPr>
-        <w:t xml:space="preserve">operațiilor matematice în structuri logice </w:t>
-      </w:r>
-      <w:proofErr w:type="spellStart"/>
-      <w:r>
-        <w:rPr>
-          <w:rFonts w:ascii="Arial" w:hAnsi="Arial" w:cs="Arial"/>
-          <w:sz w:val="24"/>
-          <w:szCs w:val="24"/>
-        </w:rPr>
-        <w:t>combinaționale</w:t>
-      </w:r>
-      <w:proofErr w:type="spellEnd"/>
-      <w:r>
-        <w:rPr>
-          <w:rFonts w:ascii="Arial" w:hAnsi="Arial" w:cs="Arial"/>
-          <w:sz w:val="24"/>
-          <w:szCs w:val="24"/>
-        </w:rPr>
-        <w:t xml:space="preserve"> și secvențiale, este necesară validarea funcțională a nucleului criptografic.</w:t>
+        <w:t>operațiilor matematice în structuri logice combinaționale și secvențiale, este necesară validarea funcțională a nucleului criptografic.</w:t>
       </w:r>
     </w:p>
     <w:p>
@@ -7046,51 +6574,7 @@
           <w:sz w:val="24"/>
           <w:szCs w:val="24"/>
         </w:rPr>
-        <w:t xml:space="preserve">National Institute of </w:t>
-      </w:r>
-      <w:proofErr w:type="spellStart"/>
-      <w:r>
-        <w:rPr>
-          <w:rFonts w:ascii="Arial" w:hAnsi="Arial" w:cs="Arial"/>
-          <w:i/>
-          <w:iCs/>
-          <w:sz w:val="24"/>
-          <w:szCs w:val="24"/>
-        </w:rPr>
-        <w:t>Standards</w:t>
-      </w:r>
-      <w:proofErr w:type="spellEnd"/>
-      <w:r>
-        <w:rPr>
-          <w:rFonts w:ascii="Arial" w:hAnsi="Arial" w:cs="Arial"/>
-          <w:i/>
-          <w:iCs/>
-          <w:sz w:val="24"/>
-          <w:szCs w:val="24"/>
-        </w:rPr>
-        <w:t xml:space="preserve"> </w:t>
-      </w:r>
-      <w:proofErr w:type="spellStart"/>
-      <w:r>
-        <w:rPr>
-          <w:rFonts w:ascii="Arial" w:hAnsi="Arial" w:cs="Arial"/>
-          <w:i/>
-          <w:iCs/>
-          <w:sz w:val="24"/>
-          <w:szCs w:val="24"/>
-        </w:rPr>
-        <w:t>and</w:t>
-      </w:r>
-      <w:proofErr w:type="spellEnd"/>
-      <w:r>
-        <w:rPr>
-          <w:rFonts w:ascii="Arial" w:hAnsi="Arial" w:cs="Arial"/>
-          <w:i/>
-          <w:iCs/>
-          <w:sz w:val="24"/>
-          <w:szCs w:val="24"/>
-        </w:rPr>
-        <w:t xml:space="preserve"> Technology</w:t>
+        <w:t>National Institute of Standards and Technology</w:t>
       </w:r>
       <w:r>
         <w:rPr>
@@ -7118,61 +6602,7 @@
           <w:sz w:val="24"/>
           <w:szCs w:val="24"/>
         </w:rPr>
-        <w:t>În urma procedeului de dezvoltare și validare, va fi analizată posibilitatea reconfigurării dinamice parțiale sau totale a coprocesorului, în baza mecanismelor DFX (</w:t>
-      </w:r>
-      <w:proofErr w:type="spellStart"/>
-      <w:r>
-        <w:rPr>
-          <w:rFonts w:ascii="Arial" w:hAnsi="Arial" w:cs="Arial"/>
-          <w:sz w:val="24"/>
-          <w:szCs w:val="24"/>
-        </w:rPr>
-        <w:t>Dynamic</w:t>
-      </w:r>
-      <w:proofErr w:type="spellEnd"/>
-      <w:r>
-        <w:rPr>
-          <w:rFonts w:ascii="Arial" w:hAnsi="Arial" w:cs="Arial"/>
-          <w:sz w:val="24"/>
-          <w:szCs w:val="24"/>
-        </w:rPr>
-        <w:t xml:space="preserve"> </w:t>
-      </w:r>
-      <w:proofErr w:type="spellStart"/>
-      <w:r>
-        <w:rPr>
-          <w:rFonts w:ascii="Arial" w:hAnsi="Arial" w:cs="Arial"/>
-          <w:sz w:val="24"/>
-          <w:szCs w:val="24"/>
-        </w:rPr>
-        <w:t>Function</w:t>
-      </w:r>
-      <w:proofErr w:type="spellEnd"/>
-      <w:r>
-        <w:rPr>
-          <w:rFonts w:ascii="Arial" w:hAnsi="Arial" w:cs="Arial"/>
-          <w:sz w:val="24"/>
-          <w:szCs w:val="24"/>
-        </w:rPr>
-        <w:t xml:space="preserve"> </w:t>
-      </w:r>
-      <w:proofErr w:type="spellStart"/>
-      <w:r>
-        <w:rPr>
-          <w:rFonts w:ascii="Arial" w:hAnsi="Arial" w:cs="Arial"/>
-          <w:sz w:val="24"/>
-          <w:szCs w:val="24"/>
-        </w:rPr>
-        <w:t>eXchange</w:t>
-      </w:r>
-      <w:proofErr w:type="spellEnd"/>
-      <w:r>
-        <w:rPr>
-          <w:rFonts w:ascii="Arial" w:hAnsi="Arial" w:cs="Arial"/>
-          <w:sz w:val="24"/>
-          <w:szCs w:val="24"/>
-        </w:rPr>
-        <w:t xml:space="preserve">) </w:t>
+        <w:t xml:space="preserve">În urma procedeului de dezvoltare și validare, va fi analizată posibilitatea reconfigurării dinamice parțiale sau totale a coprocesorului, în baza mecanismelor DFX (Dynamic Function eXchange) </w:t>
       </w:r>
       <w:r>
         <w:rPr>
@@ -7190,7 +6620,6 @@
         </w:rPr>
         <w:t>de către AMD/</w:t>
       </w:r>
-      <w:proofErr w:type="spellStart"/>
       <w:r>
         <w:rPr>
           <w:rFonts w:ascii="Arial" w:hAnsi="Arial" w:cs="Arial"/>
@@ -7199,7 +6628,6 @@
         </w:rPr>
         <w:t>Xilinx</w:t>
       </w:r>
-      <w:proofErr w:type="spellEnd"/>
       <w:r>
         <w:rPr>
           <w:rFonts w:ascii="Arial" w:hAnsi="Arial" w:cs="Arial"/>
@@ -7856,7 +7284,6 @@
         </w:rPr>
         <w:t xml:space="preserve">implementează o suită vastă de algoritmi. Dintre aceste librării putem aminti </w:t>
       </w:r>
-      <w:proofErr w:type="spellStart"/>
       <w:r>
         <w:rPr>
           <w:rFonts w:ascii="Arial" w:hAnsi="Arial" w:cs="Arial"/>
@@ -7867,7 +7294,6 @@
         </w:rPr>
         <w:t>OpenSSL</w:t>
       </w:r>
-      <w:proofErr w:type="spellEnd"/>
       <w:r>
         <w:rPr>
           <w:rFonts w:ascii="Arial" w:hAnsi="Arial" w:cs="Arial"/>
@@ -8230,9 +7656,64 @@
           <w:sz w:val="24"/>
           <w:szCs w:val="24"/>
         </w:rPr>
-        <w:t xml:space="preserve">task </w:t>
-      </w:r>
-      <w:proofErr w:type="spellStart"/>
+        <w:t>task scheduler</w:t>
+      </w:r>
+      <w:r>
+        <w:rPr>
+          <w:rFonts w:ascii="Arial" w:hAnsi="Arial" w:cs="Arial"/>
+          <w:sz w:val="24"/>
+          <w:szCs w:val="24"/>
+        </w:rPr>
+        <w:t>), operațiile criptografic</w:t>
+      </w:r>
+      <w:r>
+        <w:rPr>
+          <w:rFonts w:ascii="Arial" w:hAnsi="Arial" w:cs="Arial"/>
+          <w:sz w:val="24"/>
+          <w:szCs w:val="24"/>
+        </w:rPr>
+        <w:t>e</w:t>
+      </w:r>
+      <w:r>
+        <w:rPr>
+          <w:rFonts w:ascii="Arial" w:hAnsi="Arial" w:cs="Arial"/>
+          <w:sz w:val="24"/>
+          <w:szCs w:val="24"/>
+        </w:rPr>
+        <w:t xml:space="preserve"> sunt adesea executate într-un </w:t>
+      </w:r>
+      <w:r>
+        <w:rPr>
+          <w:rFonts w:ascii="Arial" w:hAnsi="Arial" w:cs="Arial"/>
+          <w:sz w:val="24"/>
+          <w:szCs w:val="24"/>
+        </w:rPr>
+        <w:t xml:space="preserve">mod </w:t>
+      </w:r>
+      <w:r>
+        <w:rPr>
+          <w:rFonts w:ascii="Arial" w:hAnsi="Arial" w:cs="Arial"/>
+          <w:sz w:val="24"/>
+          <w:szCs w:val="24"/>
+        </w:rPr>
+        <w:t xml:space="preserve">fragmentat, </w:t>
+      </w:r>
+      <w:r>
+        <w:rPr>
+          <w:rFonts w:ascii="Arial" w:hAnsi="Arial" w:cs="Arial"/>
+          <w:sz w:val="24"/>
+          <w:szCs w:val="24"/>
+        </w:rPr>
+        <w:t xml:space="preserve">ca urmare a </w:t>
+      </w:r>
+      <w:r>
+        <w:rPr>
+          <w:rFonts w:ascii="Arial" w:hAnsi="Arial" w:cs="Arial"/>
+          <w:sz w:val="24"/>
+          <w:szCs w:val="24"/>
+        </w:rPr>
+        <w:t>mecanismului de comutare între procese (</w:t>
+      </w:r>
       <w:r>
         <w:rPr>
           <w:rFonts w:ascii="Arial" w:hAnsi="Arial" w:cs="Arial"/>
@@ -8241,87 +7722,8 @@
           <w:sz w:val="24"/>
           <w:szCs w:val="24"/>
         </w:rPr>
-        <w:t>scheduler</w:t>
-      </w:r>
-      <w:proofErr w:type="spellEnd"/>
-      <w:r>
-        <w:rPr>
-          <w:rFonts w:ascii="Arial" w:hAnsi="Arial" w:cs="Arial"/>
-          <w:sz w:val="24"/>
-          <w:szCs w:val="24"/>
-        </w:rPr>
-        <w:t>), operațiile criptografic</w:t>
-      </w:r>
-      <w:r>
-        <w:rPr>
-          <w:rFonts w:ascii="Arial" w:hAnsi="Arial" w:cs="Arial"/>
-          <w:sz w:val="24"/>
-          <w:szCs w:val="24"/>
-        </w:rPr>
-        <w:t>e</w:t>
-      </w:r>
-      <w:r>
-        <w:rPr>
-          <w:rFonts w:ascii="Arial" w:hAnsi="Arial" w:cs="Arial"/>
-          <w:sz w:val="24"/>
-          <w:szCs w:val="24"/>
-        </w:rPr>
-        <w:t xml:space="preserve"> sunt adesea executate într-un </w:t>
-      </w:r>
-      <w:r>
-        <w:rPr>
-          <w:rFonts w:ascii="Arial" w:hAnsi="Arial" w:cs="Arial"/>
-          <w:sz w:val="24"/>
-          <w:szCs w:val="24"/>
-        </w:rPr>
-        <w:t xml:space="preserve">mod </w:t>
-      </w:r>
-      <w:r>
-        <w:rPr>
-          <w:rFonts w:ascii="Arial" w:hAnsi="Arial" w:cs="Arial"/>
-          <w:sz w:val="24"/>
-          <w:szCs w:val="24"/>
-        </w:rPr>
-        <w:t xml:space="preserve">fragmentat, </w:t>
-      </w:r>
-      <w:r>
-        <w:rPr>
-          <w:rFonts w:ascii="Arial" w:hAnsi="Arial" w:cs="Arial"/>
-          <w:sz w:val="24"/>
-          <w:szCs w:val="24"/>
-        </w:rPr>
-        <w:t xml:space="preserve">ca urmare a </w:t>
-      </w:r>
-      <w:r>
-        <w:rPr>
-          <w:rFonts w:ascii="Arial" w:hAnsi="Arial" w:cs="Arial"/>
-          <w:sz w:val="24"/>
-          <w:szCs w:val="24"/>
-        </w:rPr>
-        <w:t>mecanismului de comutare între procese (</w:t>
-      </w:r>
-      <w:r>
-        <w:rPr>
-          <w:rFonts w:ascii="Arial" w:hAnsi="Arial" w:cs="Arial"/>
-          <w:i/>
-          <w:iCs/>
-          <w:sz w:val="24"/>
-          <w:szCs w:val="24"/>
-        </w:rPr>
-        <w:t xml:space="preserve">task </w:t>
-      </w:r>
-      <w:proofErr w:type="spellStart"/>
-      <w:r>
-        <w:rPr>
-          <w:rFonts w:ascii="Arial" w:hAnsi="Arial" w:cs="Arial"/>
-          <w:i/>
-          <w:iCs/>
-          <w:sz w:val="24"/>
-          <w:szCs w:val="24"/>
-        </w:rPr>
-        <w:t>switching</w:t>
-      </w:r>
-      <w:proofErr w:type="spellEnd"/>
+        <w:t>task switching</w:t>
+      </w:r>
       <w:r>
         <w:rPr>
           <w:rFonts w:ascii="Arial" w:hAnsi="Arial" w:cs="Arial"/>
@@ -8565,25 +7967,7 @@
           <w:sz w:val="24"/>
           <w:szCs w:val="24"/>
         </w:rPr>
-        <w:t xml:space="preserve">Dezvoltatorii acestor sisteme criptografice pot gestiona direct modul în care resursele digitale și computaționale sunt alocate. În funcție de constrângerile impuse implementării, structurile secvențiale și </w:t>
-      </w:r>
-      <w:proofErr w:type="spellStart"/>
-      <w:r>
-        <w:rPr>
-          <w:rFonts w:ascii="Arial" w:hAnsi="Arial" w:cs="Arial"/>
-          <w:sz w:val="24"/>
-          <w:szCs w:val="24"/>
-        </w:rPr>
-        <w:t>combinaționale</w:t>
-      </w:r>
-      <w:proofErr w:type="spellEnd"/>
-      <w:r>
-        <w:rPr>
-          <w:rFonts w:ascii="Arial" w:hAnsi="Arial" w:cs="Arial"/>
-          <w:sz w:val="24"/>
-          <w:szCs w:val="24"/>
-        </w:rPr>
-        <w:t xml:space="preserve"> pot fi modificate, astfel încât totalitatea cerințelor să fie îndeplinite. </w:t>
+        <w:t xml:space="preserve">Dezvoltatorii acestor sisteme criptografice pot gestiona direct modul în care resursele digitale și computaționale sunt alocate. În funcție de constrângerile impuse implementării, structurile secvențiale și combinaționale pot fi modificate, astfel încât totalitatea cerințelor să fie îndeplinite. </w:t>
       </w:r>
     </w:p>
     <w:p>
@@ -8666,7 +8050,6 @@
         </w:rPr>
         <w:t xml:space="preserve"> (</w:t>
       </w:r>
-      <w:proofErr w:type="spellStart"/>
       <w:r>
         <w:rPr>
           <w:rFonts w:ascii="Arial" w:hAnsi="Arial" w:cs="Arial"/>
@@ -8677,7 +8060,6 @@
         </w:rPr>
         <w:t>unrolled</w:t>
       </w:r>
-      <w:proofErr w:type="spellEnd"/>
       <w:r>
         <w:rPr>
           <w:rFonts w:ascii="Arial" w:hAnsi="Arial" w:cs="Arial"/>
@@ -8732,25 +8114,7 @@
           <w:sz w:val="24"/>
           <w:szCs w:val="24"/>
         </w:rPr>
-        <w:t xml:space="preserve"> tuturor rundelor AES sunt implementate într-un mod concurent prin structuri </w:t>
-      </w:r>
-      <w:proofErr w:type="spellStart"/>
-      <w:r>
-        <w:rPr>
-          <w:rFonts w:ascii="Arial" w:hAnsi="Arial" w:cs="Arial"/>
-          <w:sz w:val="24"/>
-          <w:szCs w:val="24"/>
-        </w:rPr>
-        <w:t>combinaționale</w:t>
-      </w:r>
-      <w:proofErr w:type="spellEnd"/>
-      <w:r>
-        <w:rPr>
-          <w:rFonts w:ascii="Arial" w:hAnsi="Arial" w:cs="Arial"/>
-          <w:sz w:val="24"/>
-          <w:szCs w:val="24"/>
-        </w:rPr>
-        <w:t xml:space="preserve"> distincte. Eliminarea </w:t>
+        <w:t xml:space="preserve"> tuturor rundelor AES sunt implementate într-un mod concurent prin structuri combinaționale distincte. Eliminarea </w:t>
       </w:r>
       <w:r>
         <w:rPr>
@@ -8852,7 +8216,6 @@
         </w:rPr>
         <w:t xml:space="preserve">O extensie a acestei abordări este reprezentată de arhitecturile de tip </w:t>
       </w:r>
-      <w:proofErr w:type="spellStart"/>
       <w:r>
         <w:rPr>
           <w:rFonts w:ascii="Arial" w:hAnsi="Arial" w:cs="Arial"/>
@@ -8863,7 +8226,6 @@
         </w:rPr>
         <w:t>pipeline</w:t>
       </w:r>
-      <w:proofErr w:type="spellEnd"/>
       <w:r>
         <w:rPr>
           <w:rFonts w:ascii="Arial" w:hAnsi="Arial" w:cs="Arial"/>
@@ -8942,25 +8304,7 @@
           <w:sz w:val="24"/>
           <w:szCs w:val="24"/>
         </w:rPr>
-        <w:t xml:space="preserve"> de timp necesară procesării tuturor rundelor. Arhitectura </w:t>
-      </w:r>
-      <w:proofErr w:type="spellStart"/>
-      <w:r>
-        <w:rPr>
-          <w:rFonts w:ascii="Arial" w:hAnsi="Arial" w:cs="Arial"/>
-          <w:sz w:val="24"/>
-          <w:szCs w:val="24"/>
-        </w:rPr>
-        <w:t>pipeline</w:t>
-      </w:r>
-      <w:proofErr w:type="spellEnd"/>
-      <w:r>
-        <w:rPr>
-          <w:rFonts w:ascii="Arial" w:hAnsi="Arial" w:cs="Arial"/>
-          <w:sz w:val="24"/>
-          <w:szCs w:val="24"/>
-        </w:rPr>
-        <w:t xml:space="preserve"> procesează primul bloc al unui mesaj într-o perioad</w:t>
+        <w:t xml:space="preserve"> de timp necesară procesării tuturor rundelor. Arhitectura pipeline procesează primul bloc al unui mesaj într-o perioad</w:t>
       </w:r>
       <w:r>
         <w:rPr>
@@ -9040,25 +8384,7 @@
           <w:sz w:val="24"/>
           <w:szCs w:val="24"/>
         </w:rPr>
-        <w:t xml:space="preserve"> </w:t>
-      </w:r>
-      <w:proofErr w:type="spellStart"/>
-      <w:r>
-        <w:rPr>
-          <w:rFonts w:ascii="Arial" w:hAnsi="Arial" w:cs="Arial"/>
-          <w:sz w:val="24"/>
-          <w:szCs w:val="24"/>
-        </w:rPr>
-        <w:t>pipeline-ul</w:t>
-      </w:r>
-      <w:proofErr w:type="spellEnd"/>
-      <w:r>
-        <w:rPr>
-          <w:rFonts w:ascii="Arial" w:hAnsi="Arial" w:cs="Arial"/>
-          <w:sz w:val="24"/>
-          <w:szCs w:val="24"/>
-        </w:rPr>
-        <w:t xml:space="preserve"> se umple, acesta poate ajunge să furnizeze un bloc criptat la fiecare ciclu de tact.</w:t>
+        <w:t xml:space="preserve"> pipeline-ul se umple, acesta poate ajunge să furnizeze un bloc criptat la fiecare ciclu de tact.</w:t>
       </w:r>
     </w:p>
     <w:p>
@@ -9126,25 +8452,7 @@
           <w:sz w:val="24"/>
           <w:szCs w:val="24"/>
         </w:rPr>
-        <w:t xml:space="preserve"> O arhitectură iterativă favorizează economisirea resurselor, în timp ce o implementare </w:t>
-      </w:r>
-      <w:proofErr w:type="spellStart"/>
-      <w:r>
-        <w:rPr>
-          <w:rFonts w:ascii="Arial" w:hAnsi="Arial" w:cs="Arial"/>
-          <w:sz w:val="24"/>
-          <w:szCs w:val="24"/>
-        </w:rPr>
-        <w:t>pipeline</w:t>
-      </w:r>
-      <w:proofErr w:type="spellEnd"/>
-      <w:r>
-        <w:rPr>
-          <w:rFonts w:ascii="Arial" w:hAnsi="Arial" w:cs="Arial"/>
-          <w:sz w:val="24"/>
-          <w:szCs w:val="24"/>
-        </w:rPr>
-        <w:t xml:space="preserve"> favorize</w:t>
+        <w:t xml:space="preserve"> O arhitectură iterativă favorizează economisirea resurselor, în timp ce o implementare pipeline favorize</w:t>
       </w:r>
       <w:r>
         <w:rPr>
@@ -9235,25 +8543,7 @@
           <w:sz w:val="24"/>
           <w:szCs w:val="24"/>
         </w:rPr>
-        <w:t xml:space="preserve">Sistemele </w:t>
-      </w:r>
-      <w:proofErr w:type="spellStart"/>
-      <w:r>
-        <w:rPr>
-          <w:rFonts w:ascii="Arial" w:hAnsi="Arial" w:cs="Arial"/>
-          <w:sz w:val="24"/>
-          <w:szCs w:val="24"/>
-        </w:rPr>
-        <w:t>SoC</w:t>
-      </w:r>
-      <w:proofErr w:type="spellEnd"/>
-      <w:r>
-        <w:rPr>
-          <w:rFonts w:ascii="Arial" w:hAnsi="Arial" w:cs="Arial"/>
-          <w:sz w:val="24"/>
-          <w:szCs w:val="24"/>
-        </w:rPr>
-        <w:t xml:space="preserve"> FPGA combină într-un singur dispozitiv un sistem de procesare convențional cu o regiune de logică programabilă. O astfel de arhitectură permite asocierea flexibilității software-ului cu posibilitatea implementării unor acceleratoare hardware dedicate. Procesorul poate gestiona operațiile generale ale sistemului, în timp ce logica programabilă este utilizată pentru executarea funcțiilor care beneficiază de paralelism și specializare hardware.</w:t>
+        <w:t>Sistemele SoC FPGA combină într-un singur dispozitiv un sistem de procesare convențional cu o regiune de logică programabilă. O astfel de arhitectură permite asocierea flexibilității software-ului cu posibilitatea implementării unor acceleratoare hardware dedicate. Procesorul poate gestiona operațiile generale ale sistemului, în timp ce logica programabilă este utilizată pentru executarea funcțiilor care beneficiază de paralelism și specializare hardware.</w:t>
       </w:r>
     </w:p>
     <w:p>
@@ -9371,25 +8661,7 @@
           <w:sz w:val="24"/>
           <w:szCs w:val="24"/>
         </w:rPr>
-        <w:t xml:space="preserve">lucrări este bazată pe implementarea unui coprocesor criptografic AES-128 cu arhitectură iterativă. Alegerea acestei arhitecturi are la bază mai multe considerente. În primul rând, un circuit digital iterativ utilizează, în general, un volum mai redus de resurse comparativ cu variantele desfășurate sau de tip </w:t>
-      </w:r>
-      <w:proofErr w:type="spellStart"/>
-      <w:r>
-        <w:rPr>
-          <w:rFonts w:ascii="Arial" w:hAnsi="Arial" w:cs="Arial"/>
-          <w:sz w:val="24"/>
-          <w:szCs w:val="24"/>
-        </w:rPr>
-        <w:t>pipeline</w:t>
-      </w:r>
-      <w:proofErr w:type="spellEnd"/>
-      <w:r>
-        <w:rPr>
-          <w:rFonts w:ascii="Arial" w:hAnsi="Arial" w:cs="Arial"/>
-          <w:sz w:val="24"/>
-          <w:szCs w:val="24"/>
-        </w:rPr>
-        <w:t>. Reducerea complexității structurii logice facilitează atât procesul de proiectare, cât și etapele de verificare și validare.</w:t>
+        <w:t>lucrări este bazată pe implementarea unui coprocesor criptografic AES-128 cu arhitectură iterativă. Alegerea acestei arhitecturi are la bază mai multe considerente. În primul rând, un circuit digital iterativ utilizează, în general, un volum mai redus de resurse comparativ cu variantele desfășurate sau de tip pipeline. Reducerea complexității structurii logice facilitează atât procesul de proiectare, cât și etapele de verificare și validare.</w:t>
       </w:r>
     </w:p>
     <w:p>
@@ -9429,18 +8701,8 @@
           <w:sz w:val="24"/>
           <w:szCs w:val="24"/>
         </w:rPr>
-        <w:t xml:space="preserve">În al doilea rând, o astfel de arhitectură oferă un reper util pentru analizarea unor direcții viitoare de optimizare. Rezultatele obținute în ceea ce privește utilizarea resurselor, latența și debitul de procesare pot fi comparate ulterior cu cele ale unor implementări desfășurate sau de tip </w:t>
-      </w:r>
-      <w:proofErr w:type="spellStart"/>
-      <w:r>
-        <w:rPr>
-          <w:rFonts w:ascii="Arial" w:hAnsi="Arial" w:cs="Arial"/>
-          <w:sz w:val="24"/>
-          <w:szCs w:val="24"/>
-        </w:rPr>
-        <w:t>pipeline</w:t>
-      </w:r>
-      <w:proofErr w:type="spellEnd"/>
+        <w:t>În al doilea rând, o astfel de arhitectură oferă un reper util pentru analizarea unor direcții viitoare de optimizare. Rezultatele obținute în ceea ce privește utilizarea resurselor, latența și debitul de procesare pot fi comparate ulterior cu cele ale unor implementări desfășurate sau de tip pipeline</w:t>
+      </w:r>
       <w:r>
         <w:rPr>
           <w:rFonts w:ascii="Arial" w:hAnsi="Arial" w:cs="Arial"/>
@@ -10022,7 +9284,6 @@
         </w:rPr>
         <w:t xml:space="preserve">Operațiile de criptare și decriptare sunt utilizate pentru asigurarea confidențialității informației. Funcțiile </w:t>
       </w:r>
-      <w:proofErr w:type="spellStart"/>
       <w:r>
         <w:rPr>
           <w:rFonts w:ascii="Arial" w:hAnsi="Arial" w:cs="Arial"/>
@@ -10033,7 +9294,6 @@
         </w:rPr>
         <w:t>hash</w:t>
       </w:r>
-      <w:proofErr w:type="spellEnd"/>
       <w:r>
         <w:rPr>
           <w:rFonts w:ascii="Arial" w:hAnsi="Arial" w:cs="Arial"/>
@@ -10475,6 +9735,17 @@
           <w:color w:val="auto"/>
           <w:sz w:val="20"/>
           <w:szCs w:val="20"/>
+          <w:cs/>
+        </w:rPr>
+        <w:t>‎</w:t>
+      </w:r>
+      <w:r>
+        <w:rPr>
+          <w:rFonts w:ascii="Arial" w:hAnsi="Arial" w:cs="Arial"/>
+          <w:noProof/>
+          <w:color w:val="auto"/>
+          <w:sz w:val="20"/>
+          <w:szCs w:val="20"/>
         </w:rPr>
         <w:t>3</w:t>
       </w:r>
@@ -10705,7 +9976,6 @@
         </w:rPr>
         <w:t>Algoritmi simetrici de tip cifru de flux (</w:t>
       </w:r>
-      <w:proofErr w:type="spellStart"/>
       <w:r>
         <w:rPr>
           <w:rFonts w:ascii="Arial" w:hAnsi="Arial" w:cs="Arial"/>
@@ -10714,31 +9984,8 @@
           <w:sz w:val="24"/>
           <w:szCs w:val="24"/>
         </w:rPr>
-        <w:t>stream</w:t>
-      </w:r>
-      <w:proofErr w:type="spellEnd"/>
-      <w:r>
-        <w:rPr>
-          <w:rFonts w:ascii="Arial" w:hAnsi="Arial" w:cs="Arial"/>
-          <w:i/>
-          <w:iCs/>
-          <w:sz w:val="24"/>
-          <w:szCs w:val="24"/>
-        </w:rPr>
-        <w:t xml:space="preserve"> </w:t>
-      </w:r>
-      <w:proofErr w:type="spellStart"/>
-      <w:r>
-        <w:rPr>
-          <w:rFonts w:ascii="Arial" w:hAnsi="Arial" w:cs="Arial"/>
-          <w:i/>
-          <w:iCs/>
-          <w:sz w:val="24"/>
-          <w:szCs w:val="24"/>
-        </w:rPr>
-        <w:t>cipher</w:t>
-      </w:r>
-      <w:proofErr w:type="spellEnd"/>
+        <w:t>stream cipher</w:t>
+      </w:r>
       <w:r>
         <w:rPr>
           <w:rFonts w:ascii="Arial" w:hAnsi="Arial" w:cs="Arial"/>
@@ -10770,7 +10017,6 @@
         </w:rPr>
         <w:t>Algoritmi simetrici de tip cifru bloc (</w:t>
       </w:r>
-      <w:proofErr w:type="spellStart"/>
       <w:r>
         <w:rPr>
           <w:rFonts w:ascii="Arial" w:hAnsi="Arial" w:cs="Arial"/>
@@ -10779,9 +10025,35 @@
           <w:sz w:val="24"/>
           <w:szCs w:val="24"/>
         </w:rPr>
-        <w:t>block</w:t>
-      </w:r>
-      <w:proofErr w:type="spellEnd"/>
+        <w:t>block cipher</w:t>
+      </w:r>
+      <w:r>
+        <w:rPr>
+          <w:rFonts w:ascii="Arial" w:hAnsi="Arial" w:cs="Arial"/>
+          <w:sz w:val="24"/>
+          <w:szCs w:val="24"/>
+        </w:rPr>
+        <w:t>)</w:t>
+      </w:r>
+    </w:p>
+    <w:p>
+      <w:pPr>
+        <w:ind w:firstLine="720"/>
+        <w:jc w:val="both"/>
+        <w:rPr>
+          <w:rFonts w:ascii="Arial" w:hAnsi="Arial" w:cs="Arial"/>
+          <w:sz w:val="24"/>
+          <w:szCs w:val="24"/>
+        </w:rPr>
+      </w:pPr>
+      <w:r>
+        <w:rPr>
+          <w:rFonts w:ascii="Arial" w:hAnsi="Arial" w:cs="Arial"/>
+          <w:sz w:val="24"/>
+          <w:szCs w:val="24"/>
+        </w:rPr>
+        <w:t>Cifrurile de flux (</w:t>
+      </w:r>
       <w:r>
         <w:rPr>
           <w:rFonts w:ascii="Arial" w:hAnsi="Arial" w:cs="Arial"/>
@@ -10790,9 +10062,48 @@
           <w:sz w:val="24"/>
           <w:szCs w:val="24"/>
         </w:rPr>
-        <w:t xml:space="preserve"> </w:t>
-      </w:r>
-      <w:proofErr w:type="spellStart"/>
+        <w:t>stream ciphers</w:t>
+      </w:r>
+      <w:r>
+        <w:rPr>
+          <w:rFonts w:ascii="Arial" w:hAnsi="Arial" w:cs="Arial"/>
+          <w:sz w:val="24"/>
+          <w:szCs w:val="24"/>
+        </w:rPr>
+        <w:t>) realizează criptarea prin procesarea individuală a biților sau octeților mesajului. În cazul cifrurilor de flux sincrone, un flux de biți pseudo</w:t>
+      </w:r>
+      <w:r>
+        <w:rPr>
+          <w:rFonts w:ascii="Arial" w:hAnsi="Arial" w:cs="Arial"/>
+          <w:sz w:val="24"/>
+          <w:szCs w:val="24"/>
+        </w:rPr>
+        <w:t>-</w:t>
+      </w:r>
+      <w:r>
+        <w:rPr>
+          <w:rFonts w:ascii="Arial" w:hAnsi="Arial" w:cs="Arial"/>
+          <w:sz w:val="24"/>
+          <w:szCs w:val="24"/>
+        </w:rPr>
+        <w:t>aleatori</w:t>
+      </w:r>
+      <w:r>
+        <w:rPr>
+          <w:rFonts w:ascii="Arial" w:hAnsi="Arial" w:cs="Arial"/>
+          <w:sz w:val="24"/>
+          <w:szCs w:val="24"/>
+        </w:rPr>
+        <w:t>u</w:t>
+      </w:r>
+      <w:r>
+        <w:rPr>
+          <w:rFonts w:ascii="Arial" w:hAnsi="Arial" w:cs="Arial"/>
+          <w:sz w:val="24"/>
+          <w:szCs w:val="24"/>
+        </w:rPr>
+        <w:t xml:space="preserve"> este generat pe baza cheii criptografice și este combinat cu biții textului în clar prin intermediul operației </w:t>
+      </w:r>
       <w:r>
         <w:rPr>
           <w:rFonts w:ascii="Arial" w:hAnsi="Arial" w:cs="Arial"/>
@@ -10801,16 +10112,33 @@
           <w:sz w:val="24"/>
           <w:szCs w:val="24"/>
         </w:rPr>
-        <w:t>cipher</w:t>
-      </w:r>
-      <w:proofErr w:type="spellEnd"/>
-      <w:r>
-        <w:rPr>
-          <w:rFonts w:ascii="Arial" w:hAnsi="Arial" w:cs="Arial"/>
-          <w:sz w:val="24"/>
-          <w:szCs w:val="24"/>
-        </w:rPr>
-        <w:t>)</w:t>
+        <w:t>sau exclusiv</w:t>
+      </w:r>
+      <w:r>
+        <w:rPr>
+          <w:rFonts w:ascii="Arial" w:hAnsi="Arial" w:cs="Arial"/>
+          <w:sz w:val="24"/>
+          <w:szCs w:val="24"/>
+        </w:rPr>
+        <w:t xml:space="preserve"> (</w:t>
+      </w:r>
+      <w:r>
+        <w:rPr>
+          <w:rFonts w:ascii="Arial" w:hAnsi="Arial" w:cs="Arial"/>
+          <w:i/>
+          <w:iCs/>
+          <w:sz w:val="24"/>
+          <w:szCs w:val="24"/>
+        </w:rPr>
+        <w:t>XOR</w:t>
+      </w:r>
+      <w:r>
+        <w:rPr>
+          <w:rFonts w:ascii="Arial" w:hAnsi="Arial" w:cs="Arial"/>
+          <w:sz w:val="24"/>
+          <w:szCs w:val="24"/>
+        </w:rPr>
+        <w:t>). În schimb, cifrurile de flux asincrone utilizează, pe lângă cheia inițială, și biți proveniți din criptotextul generat anterior pentru determinarea fluxului de cheie. Majoritatea cifrurilor de flux utilizate în practică adoptă o arhitectură sincronă.</w:t>
       </w:r>
     </w:p>
     <w:p>
@@ -10829,172 +10157,7 @@
           <w:sz w:val="24"/>
           <w:szCs w:val="24"/>
         </w:rPr>
-        <w:t>Cifrurile de flux (</w:t>
-      </w:r>
-      <w:proofErr w:type="spellStart"/>
-      <w:r>
-        <w:rPr>
-          <w:rFonts w:ascii="Arial" w:hAnsi="Arial" w:cs="Arial"/>
-          <w:i/>
-          <w:iCs/>
-          <w:sz w:val="24"/>
-          <w:szCs w:val="24"/>
-        </w:rPr>
-        <w:t>stream</w:t>
-      </w:r>
-      <w:proofErr w:type="spellEnd"/>
-      <w:r>
-        <w:rPr>
-          <w:rFonts w:ascii="Arial" w:hAnsi="Arial" w:cs="Arial"/>
-          <w:i/>
-          <w:iCs/>
-          <w:sz w:val="24"/>
-          <w:szCs w:val="24"/>
-        </w:rPr>
-        <w:t xml:space="preserve"> </w:t>
-      </w:r>
-      <w:proofErr w:type="spellStart"/>
-      <w:r>
-        <w:rPr>
-          <w:rFonts w:ascii="Arial" w:hAnsi="Arial" w:cs="Arial"/>
-          <w:i/>
-          <w:iCs/>
-          <w:sz w:val="24"/>
-          <w:szCs w:val="24"/>
-        </w:rPr>
-        <w:t>ciphers</w:t>
-      </w:r>
-      <w:proofErr w:type="spellEnd"/>
-      <w:r>
-        <w:rPr>
-          <w:rFonts w:ascii="Arial" w:hAnsi="Arial" w:cs="Arial"/>
-          <w:sz w:val="24"/>
-          <w:szCs w:val="24"/>
-        </w:rPr>
-        <w:t>) realizează criptarea prin procesarea individuală a biților sau octeților mesajului. În cazul cifrurilor de flux sincrone, un flux de biți pseudo</w:t>
-      </w:r>
-      <w:r>
-        <w:rPr>
-          <w:rFonts w:ascii="Arial" w:hAnsi="Arial" w:cs="Arial"/>
-          <w:sz w:val="24"/>
-          <w:szCs w:val="24"/>
-        </w:rPr>
-        <w:t>-</w:t>
-      </w:r>
-      <w:r>
-        <w:rPr>
-          <w:rFonts w:ascii="Arial" w:hAnsi="Arial" w:cs="Arial"/>
-          <w:sz w:val="24"/>
-          <w:szCs w:val="24"/>
-        </w:rPr>
-        <w:t>aleatori</w:t>
-      </w:r>
-      <w:r>
-        <w:rPr>
-          <w:rFonts w:ascii="Arial" w:hAnsi="Arial" w:cs="Arial"/>
-          <w:sz w:val="24"/>
-          <w:szCs w:val="24"/>
-        </w:rPr>
-        <w:t>u</w:t>
-      </w:r>
-      <w:r>
-        <w:rPr>
-          <w:rFonts w:ascii="Arial" w:hAnsi="Arial" w:cs="Arial"/>
-          <w:sz w:val="24"/>
-          <w:szCs w:val="24"/>
-        </w:rPr>
-        <w:t xml:space="preserve"> este generat pe baza cheii criptografice și este combinat cu biții textului în clar prin intermediul operației </w:t>
-      </w:r>
-      <w:r>
-        <w:rPr>
-          <w:rFonts w:ascii="Arial" w:hAnsi="Arial" w:cs="Arial"/>
-          <w:i/>
-          <w:iCs/>
-          <w:sz w:val="24"/>
-          <w:szCs w:val="24"/>
-        </w:rPr>
-        <w:t>sau exclusiv</w:t>
-      </w:r>
-      <w:r>
-        <w:rPr>
-          <w:rFonts w:ascii="Arial" w:hAnsi="Arial" w:cs="Arial"/>
-          <w:sz w:val="24"/>
-          <w:szCs w:val="24"/>
-        </w:rPr>
-        <w:t xml:space="preserve"> (</w:t>
-      </w:r>
-      <w:r>
-        <w:rPr>
-          <w:rFonts w:ascii="Arial" w:hAnsi="Arial" w:cs="Arial"/>
-          <w:i/>
-          <w:iCs/>
-          <w:sz w:val="24"/>
-          <w:szCs w:val="24"/>
-        </w:rPr>
-        <w:t>XOR</w:t>
-      </w:r>
-      <w:r>
-        <w:rPr>
-          <w:rFonts w:ascii="Arial" w:hAnsi="Arial" w:cs="Arial"/>
-          <w:sz w:val="24"/>
-          <w:szCs w:val="24"/>
-        </w:rPr>
-        <w:t xml:space="preserve">). În schimb, cifrurile de flux asincrone utilizează, pe lângă cheia inițială, și biți proveniți din </w:t>
-      </w:r>
-      <w:proofErr w:type="spellStart"/>
-      <w:r>
-        <w:rPr>
-          <w:rFonts w:ascii="Arial" w:hAnsi="Arial" w:cs="Arial"/>
-          <w:sz w:val="24"/>
-          <w:szCs w:val="24"/>
-        </w:rPr>
-        <w:t>criptotextul</w:t>
-      </w:r>
-      <w:proofErr w:type="spellEnd"/>
-      <w:r>
-        <w:rPr>
-          <w:rFonts w:ascii="Arial" w:hAnsi="Arial" w:cs="Arial"/>
-          <w:sz w:val="24"/>
-          <w:szCs w:val="24"/>
-        </w:rPr>
-        <w:t xml:space="preserve"> generat anterior pentru determinarea fluxului de cheie. Majoritatea cifrurilor de flux utilizate în practică adoptă o arhitectură sincronă.</w:t>
-      </w:r>
-    </w:p>
-    <w:p>
-      <w:pPr>
-        <w:ind w:firstLine="720"/>
-        <w:jc w:val="both"/>
-        <w:rPr>
-          <w:rFonts w:ascii="Arial" w:hAnsi="Arial" w:cs="Arial"/>
-          <w:sz w:val="24"/>
-          <w:szCs w:val="24"/>
-        </w:rPr>
-      </w:pPr>
-      <w:r>
-        <w:rPr>
-          <w:rFonts w:ascii="Arial" w:hAnsi="Arial" w:cs="Arial"/>
-          <w:sz w:val="24"/>
-          <w:szCs w:val="24"/>
-        </w:rPr>
-        <w:t xml:space="preserve">Structura fundamentală a unui cifru </w:t>
-      </w:r>
-      <w:proofErr w:type="spellStart"/>
-      <w:r>
-        <w:rPr>
-          <w:rFonts w:ascii="Arial" w:hAnsi="Arial" w:cs="Arial"/>
-          <w:sz w:val="24"/>
-          <w:szCs w:val="24"/>
-        </w:rPr>
-        <w:t>stream</w:t>
-      </w:r>
-      <w:proofErr w:type="spellEnd"/>
-      <w:r>
-        <w:rPr>
-          <w:rFonts w:ascii="Arial" w:hAnsi="Arial" w:cs="Arial"/>
-          <w:sz w:val="24"/>
-          <w:szCs w:val="24"/>
-        </w:rPr>
-        <w:t xml:space="preserve"> este prezentată la nivelul figurii </w:t>
+        <w:t xml:space="preserve">Structura fundamentală a unui cifru stream este prezentată la nivelul figurii </w:t>
       </w:r>
       <w:r>
         <w:rPr>
@@ -11116,53 +10279,9 @@
           <w:color w:val="auto"/>
           <w:sz w:val="20"/>
           <w:szCs w:val="20"/>
-        </w:rPr>
-        <w:t>3</w:t>
-      </w:r>
-      <w:r>
-        <w:rPr>
-          <w:rFonts w:ascii="Arial" w:hAnsi="Arial" w:cs="Arial"/>
-          <w:color w:val="auto"/>
-          <w:sz w:val="20"/>
-          <w:szCs w:val="20"/>
-        </w:rPr>
-        <w:fldChar w:fldCharType="end"/>
-      </w:r>
-      <w:r>
-        <w:rPr>
-          <w:rFonts w:ascii="Arial" w:hAnsi="Arial" w:cs="Arial"/>
-          <w:color w:val="auto"/>
-          <w:sz w:val="20"/>
-          <w:szCs w:val="20"/>
-        </w:rPr>
-        <w:t>.</w:t>
-      </w:r>
-      <w:r>
-        <w:rPr>
-          <w:rFonts w:ascii="Arial" w:hAnsi="Arial" w:cs="Arial"/>
-          <w:color w:val="auto"/>
-          <w:sz w:val="20"/>
-          <w:szCs w:val="20"/>
-        </w:rPr>
-        <w:fldChar w:fldCharType="begin"/>
-      </w:r>
-      <w:r>
-        <w:rPr>
-          <w:rFonts w:ascii="Arial" w:hAnsi="Arial" w:cs="Arial"/>
-          <w:color w:val="auto"/>
-          <w:sz w:val="20"/>
-          <w:szCs w:val="20"/>
-        </w:rPr>
-        <w:instrText xml:space="preserve"> SEQ Figura \* ARABIC \s 1 </w:instrText>
-      </w:r>
-      <w:r>
-        <w:rPr>
-          <w:rFonts w:ascii="Arial" w:hAnsi="Arial" w:cs="Arial"/>
-          <w:color w:val="auto"/>
-          <w:sz w:val="20"/>
-          <w:szCs w:val="20"/>
-        </w:rPr>
-        <w:fldChar w:fldCharType="separate"/>
+          <w:cs/>
+        </w:rPr>
+        <w:t>‎</w:t>
       </w:r>
       <w:r>
         <w:rPr>
@@ -11172,7 +10291,7 @@
           <w:sz w:val="20"/>
           <w:szCs w:val="20"/>
         </w:rPr>
-        <w:t>2</w:t>
+        <w:t>3</w:t>
       </w:r>
       <w:r>
         <w:rPr>
@@ -11190,9 +10309,8 @@
           <w:sz w:val="20"/>
           <w:szCs w:val="20"/>
         </w:rPr>
-        <w:t xml:space="preserve"> Structura unui cifru de tip </w:t>
-      </w:r>
-      <w:proofErr w:type="spellStart"/>
+        <w:t>.</w:t>
+      </w:r>
       <w:r>
         <w:rPr>
           <w:rFonts w:ascii="Arial" w:hAnsi="Arial" w:cs="Arial"/>
@@ -11200,9 +10318,8 @@
           <w:sz w:val="20"/>
           <w:szCs w:val="20"/>
         </w:rPr>
-        <w:t>stream</w:t>
-      </w:r>
-      <w:proofErr w:type="spellEnd"/>
+        <w:fldChar w:fldCharType="begin"/>
+      </w:r>
       <w:r>
         <w:rPr>
           <w:rFonts w:ascii="Arial" w:hAnsi="Arial" w:cs="Arial"/>
@@ -11210,7 +10327,44 @@
           <w:sz w:val="20"/>
           <w:szCs w:val="20"/>
         </w:rPr>
-        <w:t xml:space="preserve"> [10]</w:t>
+        <w:instrText xml:space="preserve"> SEQ Figura \* ARABIC \s 1 </w:instrText>
+      </w:r>
+      <w:r>
+        <w:rPr>
+          <w:rFonts w:ascii="Arial" w:hAnsi="Arial" w:cs="Arial"/>
+          <w:color w:val="auto"/>
+          <w:sz w:val="20"/>
+          <w:szCs w:val="20"/>
+        </w:rPr>
+        <w:fldChar w:fldCharType="separate"/>
+      </w:r>
+      <w:r>
+        <w:rPr>
+          <w:rFonts w:ascii="Arial" w:hAnsi="Arial" w:cs="Arial"/>
+          <w:noProof/>
+          <w:color w:val="auto"/>
+          <w:sz w:val="20"/>
+          <w:szCs w:val="20"/>
+        </w:rPr>
+        <w:t>2</w:t>
+      </w:r>
+      <w:r>
+        <w:rPr>
+          <w:rFonts w:ascii="Arial" w:hAnsi="Arial" w:cs="Arial"/>
+          <w:color w:val="auto"/>
+          <w:sz w:val="20"/>
+          <w:szCs w:val="20"/>
+        </w:rPr>
+        <w:fldChar w:fldCharType="end"/>
+      </w:r>
+      <w:r>
+        <w:rPr>
+          <w:rFonts w:ascii="Arial" w:hAnsi="Arial" w:cs="Arial"/>
+          <w:color w:val="auto"/>
+          <w:sz w:val="20"/>
+          <w:szCs w:val="20"/>
+        </w:rPr>
+        <w:t xml:space="preserve"> Structura unui cifru de tip stream [10]</w:t>
       </w:r>
     </w:p>
     <w:p>
@@ -11292,51 +10446,15 @@
           <w:sz w:val="24"/>
           <w:szCs w:val="24"/>
         </w:rPr>
-        <w:t xml:space="preserve">Securitatea cifrurilor </w:t>
-      </w:r>
-      <w:proofErr w:type="spellStart"/>
-      <w:r>
-        <w:rPr>
-          <w:rFonts w:ascii="Arial" w:hAnsi="Arial" w:cs="Arial"/>
-          <w:sz w:val="24"/>
-          <w:szCs w:val="24"/>
-        </w:rPr>
-        <w:t>stream</w:t>
-      </w:r>
-      <w:proofErr w:type="spellEnd"/>
-      <w:r>
-        <w:rPr>
-          <w:rFonts w:ascii="Arial" w:hAnsi="Arial" w:cs="Arial"/>
-          <w:sz w:val="24"/>
-          <w:szCs w:val="24"/>
-        </w:rPr>
-        <w:t xml:space="preserve"> este, în mod particular, dependentă de modul în care cheia de flux este generată [7].</w:t>
-      </w:r>
-      <w:r>
-        <w:rPr>
-          <w:rFonts w:ascii="Arial" w:hAnsi="Arial" w:cs="Arial"/>
-          <w:sz w:val="24"/>
-          <w:szCs w:val="24"/>
-        </w:rPr>
-        <w:t xml:space="preserve"> Mai mul decât atât, majoritatea resurselor computaționale ale unui cifru </w:t>
-      </w:r>
-      <w:proofErr w:type="spellStart"/>
-      <w:r>
-        <w:rPr>
-          <w:rFonts w:ascii="Arial" w:hAnsi="Arial" w:cs="Arial"/>
-          <w:sz w:val="24"/>
-          <w:szCs w:val="24"/>
-        </w:rPr>
-        <w:t>stream</w:t>
-      </w:r>
-      <w:proofErr w:type="spellEnd"/>
-      <w:r>
-        <w:rPr>
-          <w:rFonts w:ascii="Arial" w:hAnsi="Arial" w:cs="Arial"/>
-          <w:sz w:val="24"/>
-          <w:szCs w:val="24"/>
-        </w:rPr>
-        <w:t xml:space="preserve"> sunt alocate blocului de generare a cheii de flux. Scopul acestui bloc este de a genera biții care vor fi utilizați în procesul de criptare astfel încât aceștia să aibă </w:t>
+        <w:t>Securitatea cifrurilor stream este, în mod particular, dependentă de modul în care cheia de flux este generată [7].</w:t>
+      </w:r>
+      <w:r>
+        <w:rPr>
+          <w:rFonts w:ascii="Arial" w:hAnsi="Arial" w:cs="Arial"/>
+          <w:sz w:val="24"/>
+          <w:szCs w:val="24"/>
+        </w:rPr>
+        <w:t xml:space="preserve"> Mai mul decât atât, majoritatea resurselor computaționale ale unui cifru stream sunt alocate blocului de generare a cheii de flux. Scopul acestui bloc este de a genera biții care vor fi utilizați în procesul de criptare astfel încât aceștia să aibă </w:t>
       </w:r>
       <w:r>
         <w:rPr>
@@ -11503,6 +10621,17 @@
           <w:color w:val="auto"/>
           <w:sz w:val="20"/>
           <w:szCs w:val="20"/>
+          <w:cs/>
+        </w:rPr>
+        <w:t>‎</w:t>
+      </w:r>
+      <w:r>
+        <w:rPr>
+          <w:rFonts w:ascii="Arial" w:hAnsi="Arial" w:cs="Arial"/>
+          <w:noProof/>
+          <w:color w:val="auto"/>
+          <w:sz w:val="20"/>
+          <w:szCs w:val="20"/>
         </w:rPr>
         <w:t>3</w:t>
       </w:r>
@@ -11662,25 +10791,7 @@
           <w:sz w:val="24"/>
           <w:szCs w:val="24"/>
         </w:rPr>
-        <w:t xml:space="preserve">Electronic </w:t>
-      </w:r>
-      <w:proofErr w:type="spellStart"/>
-      <w:r>
-        <w:rPr>
-          <w:rFonts w:ascii="Arial" w:hAnsi="Arial" w:cs="Arial"/>
-          <w:sz w:val="24"/>
-          <w:szCs w:val="24"/>
-        </w:rPr>
-        <w:t>Codebook</w:t>
-      </w:r>
-      <w:proofErr w:type="spellEnd"/>
-      <w:r>
-        <w:rPr>
-          <w:rFonts w:ascii="Arial" w:hAnsi="Arial" w:cs="Arial"/>
-          <w:sz w:val="24"/>
-          <w:szCs w:val="24"/>
-        </w:rPr>
-        <w:t xml:space="preserve"> (ECB)</w:t>
+        <w:t>Electronic Codebook (ECB)</w:t>
       </w:r>
     </w:p>
     <w:p>
@@ -11697,41 +10808,13 @@
           <w:szCs w:val="24"/>
         </w:rPr>
       </w:pPr>
-      <w:proofErr w:type="spellStart"/>
-      <w:r>
-        <w:rPr>
-          <w:rFonts w:ascii="Arial" w:hAnsi="Arial" w:cs="Arial"/>
-          <w:sz w:val="24"/>
-          <w:szCs w:val="24"/>
-        </w:rPr>
-        <w:t>Cipher</w:t>
-      </w:r>
-      <w:proofErr w:type="spellEnd"/>
-      <w:r>
-        <w:rPr>
-          <w:rFonts w:ascii="Arial" w:hAnsi="Arial" w:cs="Arial"/>
-          <w:sz w:val="24"/>
-          <w:szCs w:val="24"/>
-        </w:rPr>
-        <w:t xml:space="preserve"> Block </w:t>
-      </w:r>
-      <w:proofErr w:type="spellStart"/>
-      <w:r>
-        <w:rPr>
-          <w:rFonts w:ascii="Arial" w:hAnsi="Arial" w:cs="Arial"/>
-          <w:sz w:val="24"/>
-          <w:szCs w:val="24"/>
-        </w:rPr>
-        <w:t>Chaining</w:t>
-      </w:r>
-      <w:proofErr w:type="spellEnd"/>
-      <w:r>
-        <w:rPr>
-          <w:rFonts w:ascii="Arial" w:hAnsi="Arial" w:cs="Arial"/>
-          <w:sz w:val="24"/>
-          <w:szCs w:val="24"/>
-        </w:rPr>
-        <w:t xml:space="preserve"> (CBC)</w:t>
+      <w:r>
+        <w:rPr>
+          <w:rFonts w:ascii="Arial" w:hAnsi="Arial" w:cs="Arial"/>
+          <w:sz w:val="24"/>
+          <w:szCs w:val="24"/>
+        </w:rPr>
+        <w:t>Cipher Block Chaining (CBC)</w:t>
       </w:r>
     </w:p>
     <w:p>
@@ -11748,23 +10831,13 @@
           <w:szCs w:val="24"/>
         </w:rPr>
       </w:pPr>
-      <w:proofErr w:type="spellStart"/>
-      <w:r>
-        <w:rPr>
-          <w:rFonts w:ascii="Arial" w:hAnsi="Arial" w:cs="Arial"/>
-          <w:sz w:val="24"/>
-          <w:szCs w:val="24"/>
-        </w:rPr>
-        <w:t>Cipher</w:t>
-      </w:r>
-      <w:proofErr w:type="spellEnd"/>
-      <w:r>
-        <w:rPr>
-          <w:rFonts w:ascii="Arial" w:hAnsi="Arial" w:cs="Arial"/>
-          <w:sz w:val="24"/>
-          <w:szCs w:val="24"/>
-        </w:rPr>
-        <w:t xml:space="preserve"> Feedback (CFB)</w:t>
+      <w:r>
+        <w:rPr>
+          <w:rFonts w:ascii="Arial" w:hAnsi="Arial" w:cs="Arial"/>
+          <w:sz w:val="24"/>
+          <w:szCs w:val="24"/>
+        </w:rPr>
+        <w:t>Cipher Feedback (CFB)</w:t>
       </w:r>
     </w:p>
     <w:p>
@@ -11781,23 +10854,13 @@
           <w:szCs w:val="24"/>
         </w:rPr>
       </w:pPr>
-      <w:proofErr w:type="spellStart"/>
-      <w:r>
-        <w:rPr>
-          <w:rFonts w:ascii="Arial" w:hAnsi="Arial" w:cs="Arial"/>
-          <w:sz w:val="24"/>
-          <w:szCs w:val="24"/>
-        </w:rPr>
-        <w:t>Counter</w:t>
-      </w:r>
-      <w:proofErr w:type="spellEnd"/>
-      <w:r>
-        <w:rPr>
-          <w:rFonts w:ascii="Arial" w:hAnsi="Arial" w:cs="Arial"/>
-          <w:sz w:val="24"/>
-          <w:szCs w:val="24"/>
-        </w:rPr>
-        <w:t xml:space="preserve"> (CTR)</w:t>
+      <w:r>
+        <w:rPr>
+          <w:rFonts w:ascii="Arial" w:hAnsi="Arial" w:cs="Arial"/>
+          <w:sz w:val="24"/>
+          <w:szCs w:val="24"/>
+        </w:rPr>
+        <w:t>Counter (CTR)</w:t>
       </w:r>
     </w:p>
     <w:p>
@@ -11816,25 +10879,7 @@
           <w:sz w:val="24"/>
           <w:szCs w:val="24"/>
         </w:rPr>
-        <w:t xml:space="preserve">În lipsa utilizării unui mod adecvat de operare, anumite tipare prezente în datele inițiale pot persista în structura </w:t>
-      </w:r>
-      <w:proofErr w:type="spellStart"/>
-      <w:r>
-        <w:rPr>
-          <w:rFonts w:ascii="Arial" w:hAnsi="Arial" w:cs="Arial"/>
-          <w:sz w:val="24"/>
-          <w:szCs w:val="24"/>
-        </w:rPr>
-        <w:t>criptotextului</w:t>
-      </w:r>
-      <w:proofErr w:type="spellEnd"/>
-      <w:r>
-        <w:rPr>
-          <w:rFonts w:ascii="Arial" w:hAnsi="Arial" w:cs="Arial"/>
-          <w:sz w:val="24"/>
-          <w:szCs w:val="24"/>
-        </w:rPr>
-        <w:t>. Acest aspect este evident în cazul modului ECB (</w:t>
+        <w:t>În lipsa utilizării unui mod adecvat de operare, anumite tipare prezente în datele inițiale pot persista în structura criptotextului. Acest aspect este evident în cazul modului ECB (</w:t>
       </w:r>
       <w:r>
         <w:rPr>
@@ -11844,20 +10889,8 @@
           <w:sz w:val="24"/>
           <w:szCs w:val="24"/>
         </w:rPr>
-        <w:t xml:space="preserve">Electronic </w:t>
-      </w:r>
-      <w:proofErr w:type="spellStart"/>
-      <w:r>
-        <w:rPr>
-          <w:rFonts w:ascii="Arial" w:hAnsi="Arial" w:cs="Arial"/>
-          <w:i/>
-          <w:iCs/>
-          <w:sz w:val="24"/>
-          <w:szCs w:val="24"/>
-        </w:rPr>
-        <w:t>Codebook</w:t>
-      </w:r>
-      <w:proofErr w:type="spellEnd"/>
+        <w:t>Electronic Codebook</w:t>
+      </w:r>
       <w:r>
         <w:rPr>
           <w:rFonts w:ascii="Arial" w:hAnsi="Arial" w:cs="Arial"/>
@@ -13632,43 +12665,7 @@
           <w:szCs w:val="24"/>
         </w:rPr>
         <w:lastRenderedPageBreak/>
-        <w:t xml:space="preserve">Majoritatea cifrurilor bloc moderne utilizează principiile de difuzie și confuzie prin intermediul unor structuri interne compuse din transformări de substituție, permutare și amestecare a datelor. Printre algoritmii reprezentativi din această categorie se numără DES, 3DES, AES, </w:t>
-      </w:r>
-      <w:proofErr w:type="spellStart"/>
-      <w:r>
-        <w:rPr>
-          <w:rFonts w:ascii="Arial" w:hAnsi="Arial" w:cs="Arial"/>
-          <w:sz w:val="24"/>
-          <w:szCs w:val="24"/>
-        </w:rPr>
-        <w:t>Blowfish</w:t>
-      </w:r>
-      <w:proofErr w:type="spellEnd"/>
-      <w:r>
-        <w:rPr>
-          <w:rFonts w:ascii="Arial" w:hAnsi="Arial" w:cs="Arial"/>
-          <w:sz w:val="24"/>
-          <w:szCs w:val="24"/>
-        </w:rPr>
-        <w:t xml:space="preserve"> și </w:t>
-      </w:r>
-      <w:proofErr w:type="spellStart"/>
-      <w:r>
-        <w:rPr>
-          <w:rFonts w:ascii="Arial" w:hAnsi="Arial" w:cs="Arial"/>
-          <w:sz w:val="24"/>
-          <w:szCs w:val="24"/>
-        </w:rPr>
-        <w:t>Twofish</w:t>
-      </w:r>
-      <w:proofErr w:type="spellEnd"/>
-      <w:r>
-        <w:rPr>
-          <w:rFonts w:ascii="Arial" w:hAnsi="Arial" w:cs="Arial"/>
-          <w:sz w:val="24"/>
-          <w:szCs w:val="24"/>
-        </w:rPr>
-        <w:t>.</w:t>
+        <w:t>Majoritatea cifrurilor bloc moderne utilizează principiile de difuzie și confuzie prin intermediul unor structuri interne compuse din transformări de substituție, permutare și amestecare a datelor. Printre algoritmii reprezentativi din această categorie se numără DES, 3DES, AES, Blowfish și Twofish.</w:t>
       </w:r>
     </w:p>
     <w:p>
@@ -13742,7 +12739,6 @@
         </w:rPr>
         <w:t xml:space="preserve">Institutul Național al standardelor din Statele Unite (NIST) a anunțat la începutul anului 1997 că urmează să organizeze o competiție pentru selectarea unui nou cifru bloc, numit </w:t>
       </w:r>
-      <w:proofErr w:type="spellStart"/>
       <w:r>
         <w:rPr>
           <w:rFonts w:ascii="Arial" w:hAnsi="Arial" w:cs="Arial"/>
@@ -13751,9 +12747,32 @@
           <w:sz w:val="24"/>
           <w:szCs w:val="24"/>
         </w:rPr>
-        <w:t>Advanced</w:t>
-      </w:r>
-      <w:proofErr w:type="spellEnd"/>
+        <w:t>Advanced Encryption Standard</w:t>
+      </w:r>
+      <w:r>
+        <w:rPr>
+          <w:rFonts w:ascii="Arial" w:hAnsi="Arial" w:cs="Arial"/>
+          <w:sz w:val="24"/>
+          <w:szCs w:val="24"/>
+        </w:rPr>
+        <w:t xml:space="preserve">. Scopul acestui nou cifru era înlocuirea standardului </w:t>
+      </w:r>
+      <w:r>
+        <w:rPr>
+          <w:rFonts w:ascii="Arial" w:hAnsi="Arial" w:cs="Arial"/>
+          <w:sz w:val="24"/>
+          <w:szCs w:val="24"/>
+        </w:rPr>
+        <w:t>învechit</w:t>
+      </w:r>
+      <w:r>
+        <w:rPr>
+          <w:rFonts w:ascii="Arial" w:hAnsi="Arial" w:cs="Arial"/>
+          <w:sz w:val="24"/>
+          <w:szCs w:val="24"/>
+        </w:rPr>
+        <w:t xml:space="preserve"> </w:t>
+      </w:r>
       <w:r>
         <w:rPr>
           <w:rFonts w:ascii="Arial" w:hAnsi="Arial" w:cs="Arial"/>
@@ -13762,98 +12781,8 @@
           <w:sz w:val="24"/>
           <w:szCs w:val="24"/>
         </w:rPr>
-        <w:t xml:space="preserve"> </w:t>
-      </w:r>
-      <w:proofErr w:type="spellStart"/>
-      <w:r>
-        <w:rPr>
-          <w:rFonts w:ascii="Arial" w:hAnsi="Arial" w:cs="Arial"/>
-          <w:i/>
-          <w:iCs/>
-          <w:sz w:val="24"/>
-          <w:szCs w:val="24"/>
-        </w:rPr>
-        <w:t>Encryption</w:t>
-      </w:r>
-      <w:proofErr w:type="spellEnd"/>
-      <w:r>
-        <w:rPr>
-          <w:rFonts w:ascii="Arial" w:hAnsi="Arial" w:cs="Arial"/>
-          <w:i/>
-          <w:iCs/>
-          <w:sz w:val="24"/>
-          <w:szCs w:val="24"/>
-        </w:rPr>
-        <w:t xml:space="preserve"> Standard</w:t>
-      </w:r>
-      <w:r>
-        <w:rPr>
-          <w:rFonts w:ascii="Arial" w:hAnsi="Arial" w:cs="Arial"/>
-          <w:sz w:val="24"/>
-          <w:szCs w:val="24"/>
-        </w:rPr>
-        <w:t xml:space="preserve">. Scopul acestui nou cifru era înlocuirea standardului </w:t>
-      </w:r>
-      <w:r>
-        <w:rPr>
-          <w:rFonts w:ascii="Arial" w:hAnsi="Arial" w:cs="Arial"/>
-          <w:sz w:val="24"/>
-          <w:szCs w:val="24"/>
-        </w:rPr>
-        <w:t>învechit</w:t>
-      </w:r>
-      <w:r>
-        <w:rPr>
-          <w:rFonts w:ascii="Arial" w:hAnsi="Arial" w:cs="Arial"/>
-          <w:sz w:val="24"/>
-          <w:szCs w:val="24"/>
-        </w:rPr>
-        <w:t xml:space="preserve"> </w:t>
-      </w:r>
-      <w:r>
-        <w:rPr>
-          <w:rFonts w:ascii="Arial" w:hAnsi="Arial" w:cs="Arial"/>
-          <w:i/>
-          <w:iCs/>
-          <w:sz w:val="24"/>
-          <w:szCs w:val="24"/>
-        </w:rPr>
-        <w:t xml:space="preserve">Data </w:t>
-      </w:r>
-      <w:proofErr w:type="spellStart"/>
-      <w:r>
-        <w:rPr>
-          <w:rFonts w:ascii="Arial" w:hAnsi="Arial" w:cs="Arial"/>
-          <w:i/>
-          <w:iCs/>
-          <w:sz w:val="24"/>
-          <w:szCs w:val="24"/>
-        </w:rPr>
-        <w:t>Encryption</w:t>
-      </w:r>
-      <w:proofErr w:type="spellEnd"/>
-      <w:r>
-        <w:rPr>
-          <w:rFonts w:ascii="Arial" w:hAnsi="Arial" w:cs="Arial"/>
-          <w:i/>
-          <w:iCs/>
-          <w:sz w:val="24"/>
-          <w:szCs w:val="24"/>
-        </w:rPr>
-        <w:t xml:space="preserve"> </w:t>
-      </w:r>
-      <w:proofErr w:type="spellStart"/>
-      <w:r>
-        <w:rPr>
-          <w:rFonts w:ascii="Arial" w:hAnsi="Arial" w:cs="Arial"/>
-          <w:i/>
-          <w:iCs/>
-          <w:sz w:val="24"/>
-          <w:szCs w:val="24"/>
-        </w:rPr>
-        <w:t>Stanadard</w:t>
-      </w:r>
-      <w:proofErr w:type="spellEnd"/>
+        <w:t>Data Encryption Stanadard</w:t>
+      </w:r>
       <w:r>
         <w:rPr>
           <w:rFonts w:ascii="Arial" w:hAnsi="Arial" w:cs="Arial"/>
@@ -13885,7 +12814,6 @@
           <w:szCs w:val="24"/>
         </w:rPr>
       </w:pPr>
-      <w:proofErr w:type="spellStart"/>
       <w:r>
         <w:rPr>
           <w:rFonts w:ascii="Arial" w:hAnsi="Arial" w:cs="Arial"/>
@@ -13894,7 +12822,6 @@
         </w:rPr>
         <w:t>Rijndael</w:t>
       </w:r>
-      <w:proofErr w:type="spellEnd"/>
     </w:p>
     <w:p>
       <w:pPr>
@@ -13933,7 +12860,6 @@
           <w:szCs w:val="24"/>
         </w:rPr>
       </w:pPr>
-      <w:proofErr w:type="spellStart"/>
       <w:r>
         <w:rPr>
           <w:rFonts w:ascii="Arial" w:hAnsi="Arial" w:cs="Arial"/>
@@ -13942,7 +12868,6 @@
         </w:rPr>
         <w:t>Twofish</w:t>
       </w:r>
-      <w:proofErr w:type="spellEnd"/>
     </w:p>
     <w:p>
       <w:pPr>
@@ -14006,43 +12931,7 @@
           <w:sz w:val="24"/>
           <w:szCs w:val="24"/>
         </w:rPr>
-        <w:t xml:space="preserve">Algoritmul </w:t>
-      </w:r>
-      <w:proofErr w:type="spellStart"/>
-      <w:r>
-        <w:rPr>
-          <w:rFonts w:ascii="Arial" w:hAnsi="Arial" w:cs="Arial"/>
-          <w:sz w:val="24"/>
-          <w:szCs w:val="24"/>
-        </w:rPr>
-        <w:t>Rijndael</w:t>
-      </w:r>
-      <w:proofErr w:type="spellEnd"/>
-      <w:r>
-        <w:rPr>
-          <w:rFonts w:ascii="Arial" w:hAnsi="Arial" w:cs="Arial"/>
-          <w:sz w:val="24"/>
-          <w:szCs w:val="24"/>
-        </w:rPr>
-        <w:t xml:space="preserve"> a fost desemnat câștigător al competiției. Deși niciuna dintre opțiunile anterior menționate nu prezenta vulnerabilități semnificative de securitate, particularitățile de implementare ale cifrului </w:t>
-      </w:r>
-      <w:proofErr w:type="spellStart"/>
-      <w:r>
-        <w:rPr>
-          <w:rFonts w:ascii="Arial" w:hAnsi="Arial" w:cs="Arial"/>
-          <w:sz w:val="24"/>
-          <w:szCs w:val="24"/>
-        </w:rPr>
-        <w:t>Rijndael</w:t>
-      </w:r>
-      <w:proofErr w:type="spellEnd"/>
-      <w:r>
-        <w:rPr>
-          <w:rFonts w:ascii="Arial" w:hAnsi="Arial" w:cs="Arial"/>
-          <w:sz w:val="24"/>
-          <w:szCs w:val="24"/>
-        </w:rPr>
-        <w:t>, printre care se remarcau performanța în implementările hardware, eficiența și flexibilitatea arhitecturală, au favorizat selectarea acestuia.</w:t>
+        <w:t>Algoritmul Rijndael a fost desemnat câștigător al competiției. Deși niciuna dintre opțiunile anterior menționate nu prezenta vulnerabilități semnificative de securitate, particularitățile de implementare ale cifrului Rijndael, printre care se remarcau performanța în implementările hardware, eficiența și flexibilitatea arhitecturală, au favorizat selectarea acestuia.</w:t>
       </w:r>
     </w:p>
     <w:p>
@@ -14082,7 +12971,6 @@
         </w:rPr>
         <w:t xml:space="preserve">Spre deosebire de algoritmul pe care l-a înlocuit, și anume DES, arhitectura cifrului AES nu este bazată pe o rețea de tip </w:t>
       </w:r>
-      <w:proofErr w:type="spellStart"/>
       <w:r>
         <w:rPr>
           <w:rFonts w:ascii="Arial" w:hAnsi="Arial" w:cs="Arial"/>
@@ -14093,7 +12981,6 @@
         </w:rPr>
         <w:t>Feistel</w:t>
       </w:r>
-      <w:proofErr w:type="spellEnd"/>
       <w:r>
         <w:rPr>
           <w:rFonts w:ascii="Arial" w:hAnsi="Arial" w:cs="Arial"/>
@@ -14102,7 +12989,6 @@
         </w:rPr>
         <w:t xml:space="preserve">, ci pe o structură de tip </w:t>
       </w:r>
-      <w:proofErr w:type="spellStart"/>
       <w:r>
         <w:rPr>
           <w:rFonts w:ascii="Arial" w:hAnsi="Arial" w:cs="Arial"/>
@@ -14111,40 +12997,7 @@
           <w:sz w:val="24"/>
           <w:szCs w:val="24"/>
         </w:rPr>
-        <w:t>Substitution-Permutation</w:t>
-      </w:r>
-      <w:proofErr w:type="spellEnd"/>
-      <w:r>
-        <w:rPr>
-          <w:rFonts w:ascii="Arial" w:hAnsi="Arial" w:cs="Arial"/>
-          <w:i/>
-          <w:iCs/>
-          <w:sz w:val="24"/>
-          <w:szCs w:val="24"/>
-        </w:rPr>
-        <w:t xml:space="preserve"> </w:t>
-      </w:r>
-      <w:proofErr w:type="spellStart"/>
-      <w:r>
-        <w:rPr>
-          <w:rFonts w:ascii="Arial" w:hAnsi="Arial" w:cs="Arial"/>
-          <w:i/>
-          <w:iCs/>
-          <w:sz w:val="24"/>
-          <w:szCs w:val="24"/>
-        </w:rPr>
-        <w:t>Network</w:t>
-      </w:r>
-      <w:proofErr w:type="spellEnd"/>
-      <w:r>
-        <w:rPr>
-          <w:rFonts w:ascii="Arial" w:hAnsi="Arial" w:cs="Arial"/>
-          <w:i/>
-          <w:iCs/>
-          <w:sz w:val="24"/>
-          <w:szCs w:val="24"/>
-        </w:rPr>
-        <w:t xml:space="preserve"> </w:t>
+        <w:t xml:space="preserve">Substitution-Permutation Network </w:t>
       </w:r>
       <w:r>
         <w:rPr>
@@ -14203,25 +13056,7 @@
           <w:sz w:val="24"/>
           <w:szCs w:val="24"/>
         </w:rPr>
-        <w:t xml:space="preserve">Blocul de date de 128 de biți este reprezentat sub forma unei </w:t>
-      </w:r>
-      <w:proofErr w:type="spellStart"/>
-      <w:r>
-        <w:rPr>
-          <w:rFonts w:ascii="Arial" w:hAnsi="Arial" w:cs="Arial"/>
-          <w:sz w:val="24"/>
-          <w:szCs w:val="24"/>
-        </w:rPr>
-        <w:t>matrici</w:t>
-      </w:r>
-      <w:proofErr w:type="spellEnd"/>
-      <w:r>
-        <w:rPr>
-          <w:rFonts w:ascii="Arial" w:hAnsi="Arial" w:cs="Arial"/>
-          <w:sz w:val="24"/>
-          <w:szCs w:val="24"/>
-        </w:rPr>
-        <w:t xml:space="preserve"> de </w:t>
+        <w:t xml:space="preserve">Blocul de date de 128 de biți este reprezentat sub forma unei matrici de </w:t>
       </w:r>
       <m:oMath>
         <m:r>
@@ -14283,7 +13118,6 @@
         </w:rPr>
         <w:t>coloană (</w:t>
       </w:r>
-      <w:proofErr w:type="spellStart"/>
       <w:r>
         <w:rPr>
           <w:rFonts w:ascii="Arial" w:hAnsi="Arial" w:cs="Arial"/>
@@ -14292,31 +13126,8 @@
           <w:sz w:val="24"/>
           <w:szCs w:val="24"/>
         </w:rPr>
-        <w:t>column</w:t>
-      </w:r>
-      <w:proofErr w:type="spellEnd"/>
-      <w:r>
-        <w:rPr>
-          <w:rFonts w:ascii="Arial" w:hAnsi="Arial" w:cs="Arial"/>
-          <w:i/>
-          <w:iCs/>
-          <w:sz w:val="24"/>
-          <w:szCs w:val="24"/>
-        </w:rPr>
-        <w:t xml:space="preserve">-major </w:t>
-      </w:r>
-      <w:proofErr w:type="spellStart"/>
-      <w:r>
-        <w:rPr>
-          <w:rFonts w:ascii="Arial" w:hAnsi="Arial" w:cs="Arial"/>
-          <w:i/>
-          <w:iCs/>
-          <w:sz w:val="24"/>
-          <w:szCs w:val="24"/>
-        </w:rPr>
-        <w:t>order</w:t>
-      </w:r>
-      <w:proofErr w:type="spellEnd"/>
+        <w:t>column-major order</w:t>
+      </w:r>
       <w:r>
         <w:rPr>
           <w:rFonts w:ascii="Arial" w:hAnsi="Arial" w:cs="Arial"/>
@@ -14387,27 +13198,7 @@
           <w:sz w:val="24"/>
           <w:szCs w:val="24"/>
         </w:rPr>
-        <w:t xml:space="preserve">asupra </w:t>
-      </w:r>
-      <w:proofErr w:type="spellStart"/>
-      <w:r>
-        <w:rPr>
-          <w:rFonts w:ascii="Arial" w:hAnsi="Arial" w:cs="Arial"/>
-          <w:iCs/>
-          <w:sz w:val="24"/>
-          <w:szCs w:val="24"/>
-        </w:rPr>
-        <w:t>matricii</w:t>
-      </w:r>
-      <w:proofErr w:type="spellEnd"/>
-      <w:r>
-        <w:rPr>
-          <w:rFonts w:ascii="Arial" w:hAnsi="Arial" w:cs="Arial"/>
-          <w:iCs/>
-          <w:sz w:val="24"/>
-          <w:szCs w:val="24"/>
-        </w:rPr>
-        <w:t xml:space="preserve"> de stare, </w:t>
+        <w:t xml:space="preserve">asupra matricii de stare, </w:t>
       </w:r>
       <w:r>
         <w:rPr>
@@ -14637,25 +13428,7 @@
           <w:sz w:val="24"/>
           <w:szCs w:val="24"/>
         </w:rPr>
-        <w:t xml:space="preserve"> fiecare dintre cei 16 octeți ai </w:t>
-      </w:r>
-      <w:proofErr w:type="spellStart"/>
-      <w:r>
-        <w:rPr>
-          <w:rFonts w:ascii="Arial" w:hAnsi="Arial" w:cs="Arial"/>
-          <w:sz w:val="24"/>
-          <w:szCs w:val="24"/>
-        </w:rPr>
-        <w:t>matricii</w:t>
-      </w:r>
-      <w:proofErr w:type="spellEnd"/>
-      <w:r>
-        <w:rPr>
-          <w:rFonts w:ascii="Arial" w:hAnsi="Arial" w:cs="Arial"/>
-          <w:sz w:val="24"/>
-          <w:szCs w:val="24"/>
-        </w:rPr>
-        <w:t xml:space="preserve"> de stare</w:t>
+        <w:t xml:space="preserve"> fiecare dintre cei 16 octeți ai matricii de stare</w:t>
       </w:r>
       <w:r>
         <w:rPr>
@@ -15044,27 +13817,7 @@
           <w:sz w:val="24"/>
           <w:szCs w:val="24"/>
         </w:rPr>
-        <w:t>Indiferent de dimensiunea cheii utilizate, ultima rundă AES nu include operația de amestecare a coloanelor (</w:t>
-      </w:r>
-      <w:proofErr w:type="spellStart"/>
-      <w:r>
-        <w:rPr>
-          <w:rFonts w:ascii="Arial" w:hAnsi="Arial" w:cs="Arial"/>
-          <w:iCs/>
-          <w:sz w:val="24"/>
-          <w:szCs w:val="24"/>
-        </w:rPr>
-        <w:t>MixColumns</w:t>
-      </w:r>
-      <w:proofErr w:type="spellEnd"/>
-      <w:r>
-        <w:rPr>
-          <w:rFonts w:ascii="Arial" w:hAnsi="Arial" w:cs="Arial"/>
-          <w:iCs/>
-          <w:sz w:val="24"/>
-          <w:szCs w:val="24"/>
-        </w:rPr>
-        <w:t>). Această particularitate permite menținerea unei structuri similare între transformările utilizate în procesul de criptare și cele inverse utilizate pentru decriptare</w:t>
+        <w:t>Indiferent de dimensiunea cheii utilizate, ultima rundă AES nu include operația de amestecare a coloanelor (MixColumns). Această particularitate permite menținerea unei structuri similare între transformările utilizate în procesul de criptare și cele inverse utilizate pentru decriptare</w:t>
       </w:r>
       <w:r>
         <w:rPr>
@@ -15338,43 +14091,7 @@
           <w:sz w:val="24"/>
           <w:szCs w:val="24"/>
         </w:rPr>
-        <w:t xml:space="preserve">Varianta AES-128 a algoritmului </w:t>
-      </w:r>
-      <w:proofErr w:type="spellStart"/>
-      <w:r>
-        <w:rPr>
-          <w:rFonts w:ascii="Arial" w:hAnsi="Arial" w:cs="Arial"/>
-          <w:sz w:val="24"/>
-          <w:szCs w:val="24"/>
-        </w:rPr>
-        <w:t>Advanced</w:t>
-      </w:r>
-      <w:proofErr w:type="spellEnd"/>
-      <w:r>
-        <w:rPr>
-          <w:rFonts w:ascii="Arial" w:hAnsi="Arial" w:cs="Arial"/>
-          <w:sz w:val="24"/>
-          <w:szCs w:val="24"/>
-        </w:rPr>
-        <w:t xml:space="preserve"> </w:t>
-      </w:r>
-      <w:proofErr w:type="spellStart"/>
-      <w:r>
-        <w:rPr>
-          <w:rFonts w:ascii="Arial" w:hAnsi="Arial" w:cs="Arial"/>
-          <w:sz w:val="24"/>
-          <w:szCs w:val="24"/>
-        </w:rPr>
-        <w:t>Encryption</w:t>
-      </w:r>
-      <w:proofErr w:type="spellEnd"/>
-      <w:r>
-        <w:rPr>
-          <w:rFonts w:ascii="Arial" w:hAnsi="Arial" w:cs="Arial"/>
-          <w:sz w:val="24"/>
-          <w:szCs w:val="24"/>
-        </w:rPr>
-        <w:t xml:space="preserve"> Standard utilizează o cheie de criptare cu o lungime de 128 de biți și este compusă din 10 runde de transformări succesive. Procesul de criptare are la bază o structură de tip rețea de substituție și permutație, </w:t>
+        <w:t xml:space="preserve">Varianta AES-128 a algoritmului Advanced Encryption Standard utilizează o cheie de criptare cu o lungime de 128 de biți și este compusă din 10 runde de transformări succesive. Procesul de criptare are la bază o structură de tip rețea de substituție și permutație, </w:t>
       </w:r>
       <w:r>
         <w:rPr>
@@ -15401,108 +14118,8 @@
           <w:sz w:val="24"/>
           <w:szCs w:val="24"/>
         </w:rPr>
-        <w:t xml:space="preserve">Înaintea începerii rundelor propriu-zise este efectuată operația inițială </w:t>
-      </w:r>
-      <w:proofErr w:type="spellStart"/>
-      <w:r>
-        <w:rPr>
-          <w:rFonts w:ascii="Arial" w:hAnsi="Arial" w:cs="Arial"/>
-          <w:sz w:val="24"/>
-          <w:szCs w:val="24"/>
-        </w:rPr>
-        <w:t>AddRoundKey</w:t>
-      </w:r>
-      <w:proofErr w:type="spellEnd"/>
-      <w:r>
-        <w:rPr>
-          <w:rFonts w:ascii="Arial" w:hAnsi="Arial" w:cs="Arial"/>
-          <w:sz w:val="24"/>
-          <w:szCs w:val="24"/>
-        </w:rPr>
-        <w:t xml:space="preserve">, prin care blocul de intrare este combinat cu prima cheie de rundă. Ulterior, pentru primele nouă runde sunt aplicate succesiv transformările </w:t>
-      </w:r>
-      <w:proofErr w:type="spellStart"/>
-      <w:r>
-        <w:rPr>
-          <w:rFonts w:ascii="Arial" w:hAnsi="Arial" w:cs="Arial"/>
-          <w:sz w:val="24"/>
-          <w:szCs w:val="24"/>
-        </w:rPr>
-        <w:t>SubBytes</w:t>
-      </w:r>
-      <w:proofErr w:type="spellEnd"/>
-      <w:r>
-        <w:rPr>
-          <w:rFonts w:ascii="Arial" w:hAnsi="Arial" w:cs="Arial"/>
-          <w:sz w:val="24"/>
-          <w:szCs w:val="24"/>
-        </w:rPr>
-        <w:t xml:space="preserve">, </w:t>
-      </w:r>
-      <w:proofErr w:type="spellStart"/>
-      <w:r>
-        <w:rPr>
-          <w:rFonts w:ascii="Arial" w:hAnsi="Arial" w:cs="Arial"/>
-          <w:sz w:val="24"/>
-          <w:szCs w:val="24"/>
-        </w:rPr>
-        <w:t>ShiftRows</w:t>
-      </w:r>
-      <w:proofErr w:type="spellEnd"/>
-      <w:r>
-        <w:rPr>
-          <w:rFonts w:ascii="Arial" w:hAnsi="Arial" w:cs="Arial"/>
-          <w:sz w:val="24"/>
-          <w:szCs w:val="24"/>
-        </w:rPr>
-        <w:t xml:space="preserve">, </w:t>
-      </w:r>
-      <w:proofErr w:type="spellStart"/>
-      <w:r>
-        <w:rPr>
-          <w:rFonts w:ascii="Arial" w:hAnsi="Arial" w:cs="Arial"/>
-          <w:sz w:val="24"/>
-          <w:szCs w:val="24"/>
-        </w:rPr>
-        <w:t>MixColumns</w:t>
-      </w:r>
-      <w:proofErr w:type="spellEnd"/>
-      <w:r>
-        <w:rPr>
-          <w:rFonts w:ascii="Arial" w:hAnsi="Arial" w:cs="Arial"/>
-          <w:sz w:val="24"/>
-          <w:szCs w:val="24"/>
-        </w:rPr>
-        <w:t xml:space="preserve"> și </w:t>
-      </w:r>
-      <w:proofErr w:type="spellStart"/>
-      <w:r>
-        <w:rPr>
-          <w:rFonts w:ascii="Arial" w:hAnsi="Arial" w:cs="Arial"/>
-          <w:sz w:val="24"/>
-          <w:szCs w:val="24"/>
-        </w:rPr>
-        <w:t>AddRoundKey</w:t>
-      </w:r>
-      <w:proofErr w:type="spellEnd"/>
-      <w:r>
-        <w:rPr>
-          <w:rFonts w:ascii="Arial" w:hAnsi="Arial" w:cs="Arial"/>
-          <w:sz w:val="24"/>
-          <w:szCs w:val="24"/>
-        </w:rPr>
-        <w:t xml:space="preserve">. Ultima rundă diferă prin eliminarea operației </w:t>
-      </w:r>
-      <w:proofErr w:type="spellStart"/>
-      <w:r>
-        <w:rPr>
-          <w:rFonts w:ascii="Arial" w:hAnsi="Arial" w:cs="Arial"/>
-          <w:sz w:val="24"/>
-          <w:szCs w:val="24"/>
-        </w:rPr>
-        <w:t>MixColumns</w:t>
-      </w:r>
-      <w:proofErr w:type="spellEnd"/>
+        <w:t>Înaintea începerii rundelor propriu-zise este efectuată operația inițială AddRoundKey, prin care blocul de intrare este combinat cu prima cheie de rundă. Ulterior, pentru primele nouă runde sunt aplicate succesiv transformările SubBytes, ShiftRows, MixColumns și AddRoundKey. Ultima rundă diferă prin eliminarea operației MixColumns</w:t>
+      </w:r>
       <w:r>
         <w:rPr>
           <w:rFonts w:ascii="Arial" w:hAnsi="Arial" w:cs="Arial"/>
@@ -16043,43 +14660,7 @@
           <w:sz w:val="24"/>
           <w:szCs w:val="24"/>
         </w:rPr>
-        <w:t xml:space="preserve"> (</w:t>
-      </w:r>
-      <w:proofErr w:type="spellStart"/>
-      <w:r>
-        <w:rPr>
-          <w:rFonts w:ascii="Arial" w:hAnsi="Arial" w:cs="Arial"/>
-          <w:sz w:val="24"/>
-          <w:szCs w:val="24"/>
-        </w:rPr>
-        <w:t>Substitution</w:t>
-      </w:r>
-      <w:proofErr w:type="spellEnd"/>
-      <w:r>
-        <w:rPr>
-          <w:rFonts w:ascii="Arial" w:hAnsi="Arial" w:cs="Arial"/>
-          <w:sz w:val="24"/>
-          <w:szCs w:val="24"/>
-        </w:rPr>
-        <w:t xml:space="preserve"> Box). S-box-</w:t>
-      </w:r>
-      <w:proofErr w:type="spellStart"/>
-      <w:r>
-        <w:rPr>
-          <w:rFonts w:ascii="Arial" w:hAnsi="Arial" w:cs="Arial"/>
-          <w:sz w:val="24"/>
-          <w:szCs w:val="24"/>
-        </w:rPr>
-        <w:t>ul</w:t>
-      </w:r>
-      <w:proofErr w:type="spellEnd"/>
-      <w:r>
-        <w:rPr>
-          <w:rFonts w:ascii="Arial" w:hAnsi="Arial" w:cs="Arial"/>
-          <w:sz w:val="24"/>
-          <w:szCs w:val="24"/>
-        </w:rPr>
-        <w:t xml:space="preserve"> AES reprezintă o permutare bijectivă a tuturor valorilor posibile pe un octet, având dimensiunea </w:t>
+        <w:t xml:space="preserve"> (Substitution Box). S-box-ul AES reprezintă o permutare bijectivă a tuturor valorilor posibile pe un octet, având dimensiunea </w:t>
       </w:r>
       <w:r>
         <w:rPr>
@@ -16294,25 +14875,7 @@
           <w:sz w:val="24"/>
           <w:szCs w:val="24"/>
         </w:rPr>
-        <w:t>(</w:t>
-      </w:r>
-      <w:proofErr w:type="spellStart"/>
-      <w:r>
-        <w:rPr>
-          <w:rFonts w:ascii="Arial" w:hAnsi="Arial" w:cs="Arial"/>
-          <w:sz w:val="24"/>
-          <w:szCs w:val="24"/>
-        </w:rPr>
-        <w:t>Lookup</w:t>
-      </w:r>
-      <w:proofErr w:type="spellEnd"/>
-      <w:r>
-        <w:rPr>
-          <w:rFonts w:ascii="Arial" w:hAnsi="Arial" w:cs="Arial"/>
-          <w:sz w:val="24"/>
-          <w:szCs w:val="24"/>
-        </w:rPr>
-        <w:t xml:space="preserve"> table).</w:t>
+        <w:t>(Lookup table).</w:t>
       </w:r>
     </w:p>
     <w:p>
@@ -24348,7 +22911,16 @@
           <w:sz w:val="24"/>
           <w:szCs w:val="24"/>
         </w:rPr>
-        <w:t xml:space="preserve">. </w:t>
+        <w:t>.</w:t>
+      </w:r>
+      <w:r>
+        <w:rPr>
+          <w:rFonts w:ascii="Arial" w:hAnsi="Arial" w:cs="Arial"/>
+          <w:iCs/>
+          <w:sz w:val="24"/>
+          <w:szCs w:val="24"/>
+        </w:rPr>
+        <w:t xml:space="preserve"> </w:t>
       </w:r>
       <w:r>
         <w:rPr>
@@ -24784,9 +23356,8 @@
           <w:sz w:val="24"/>
           <w:szCs w:val="24"/>
         </w:rPr>
-        <w:t xml:space="preserve">sunt înmulțite </w:t>
-      </w:r>
-      <w:proofErr w:type="spellStart"/>
+        <w:t>sunt înmulțite modul</w:t>
+      </w:r>
       <w:r>
         <w:rPr>
           <w:rFonts w:ascii="Arial" w:hAnsi="Arial" w:cs="Arial"/>
@@ -24794,18 +23365,8 @@
           <w:sz w:val="24"/>
           <w:szCs w:val="24"/>
         </w:rPr>
-        <w:t>modul</w:t>
-      </w:r>
-      <w:r>
-        <w:rPr>
-          <w:rFonts w:ascii="Arial" w:hAnsi="Arial" w:cs="Arial"/>
-          <w:iCs/>
-          <w:sz w:val="24"/>
-          <w:szCs w:val="24"/>
-        </w:rPr>
         <w:t>o</w:t>
       </w:r>
-      <w:proofErr w:type="spellEnd"/>
       <w:r>
         <w:rPr>
           <w:rFonts w:ascii="Arial" w:hAnsi="Arial" w:cs="Arial"/>
@@ -26560,6 +25121,7 @@
       <w:r>
         <w:rPr>
           <w:rFonts w:ascii="Arial" w:hAnsi="Arial" w:cs="Arial"/>
+          <w:noProof/>
         </w:rPr>
         <w:lastRenderedPageBreak/>
         <w:drawing>
@@ -26968,6 +25530,7 @@
         <w:rPr>
           <w:rFonts w:ascii="Arial" w:hAnsi="Arial" w:cs="Arial"/>
           <w:iCs/>
+          <w:noProof/>
           <w:sz w:val="24"/>
           <w:szCs w:val="24"/>
         </w:rPr>
@@ -34599,25 +33162,7 @@
           <w:sz w:val="24"/>
           <w:szCs w:val="24"/>
         </w:rPr>
-        <w:t>Într-o implementare hardware, această transformare poate fi descrisă sub forma unei memorii de tip LUT, unde octetul de intrare este utilizat drept adresă, iar valoarea memorată reprezintă rezultatul substituției inverse</w:t>
-      </w:r>
-      <w:r>
-        <w:rPr>
-          <w:rFonts w:ascii="Arial" w:hAnsi="Arial" w:cs="Arial"/>
-          <w:iCs/>
-          <w:sz w:val="24"/>
-          <w:szCs w:val="24"/>
-        </w:rPr>
-        <w:t xml:space="preserve"> [7]</w:t>
-      </w:r>
-      <w:r>
-        <w:rPr>
-          <w:rFonts w:ascii="Arial" w:hAnsi="Arial" w:cs="Arial"/>
-          <w:iCs/>
-          <w:sz w:val="24"/>
-          <w:szCs w:val="24"/>
-        </w:rPr>
-        <w:t>.</w:t>
+        <w:t>Într-o implementare hardware, această transformare poate fi descrisă sub forma unei memorii de tip LUT, unde octetul de intrare este utilizat drept adresă, iar valoarea memorată reprezintă rezultatul substituției inverse [7].</w:t>
       </w:r>
     </w:p>
     <w:p>
@@ -34669,23 +33214,7 @@
           <w:sz w:val="24"/>
           <w:szCs w:val="24"/>
         </w:rPr>
-        <w:t xml:space="preserve">Operația de inversare a deplasării liniilor reprezintă transformarea inversă a operației </w:t>
-      </w:r>
-      <w:r>
-        <w:rPr>
-          <w:rFonts w:ascii="Arial" w:hAnsi="Arial" w:cs="Arial"/>
-          <w:sz w:val="24"/>
-          <w:szCs w:val="24"/>
-        </w:rPr>
-        <w:t xml:space="preserve"> de deplasare </w:t>
-      </w:r>
-      <w:r>
-        <w:rPr>
-          <w:rFonts w:ascii="Arial" w:hAnsi="Arial" w:cs="Arial"/>
-          <w:sz w:val="24"/>
-          <w:szCs w:val="24"/>
-        </w:rPr>
-        <w:t>utilizate în procesul de criptare. Aceasta are rolul de a restaura poziția inițială a octeților din matricea de stare prin aplicarea unor deplasări ciclice în direcția opusă.</w:t>
+        <w:t>Operația de inversare a deplasării liniilor reprezintă transformarea inversă a operației  de deplasare utilizate în procesul de criptare. Aceasta are rolul de a restaura poziția inițială a octeților din matricea de stare prin aplicarea unor deplasări ciclice în direcția opusă.</w:t>
       </w:r>
     </w:p>
     <w:p>
@@ -34704,15 +33233,7 @@
           <w:sz w:val="24"/>
           <w:szCs w:val="24"/>
         </w:rPr>
-        <w:t xml:space="preserve"> Astfel, prima linie a matricei rămâne nemodificată, în timp ce următoarele trei linii sunt deplasate circular spre dreapta cu una, două, respectiv trei poziții. Structura acestei transformări este prezentată în figura </w:t>
-      </w:r>
-      <w:r>
-        <w:rPr>
-          <w:rFonts w:ascii="Arial" w:hAnsi="Arial" w:cs="Arial"/>
-          <w:sz w:val="24"/>
-          <w:szCs w:val="24"/>
-        </w:rPr>
-        <w:t>3.10.</w:t>
+        <w:t xml:space="preserve"> Astfel, prima linie a matricei rămâne nemodificată, în timp ce următoarele trei linii sunt deplasate circular spre dreapta cu una, două, respectiv trei poziții. Structura acestei transformări este prezentată în figura 3.10.</w:t>
       </w:r>
     </w:p>
     <w:p>
@@ -34906,15 +33427,7 @@
           <w:sz w:val="24"/>
           <w:szCs w:val="24"/>
         </w:rPr>
-        <w:t>Transformarea inversă este obținută prin înmulțirea polinomului reprezentând coloana de stare</w:t>
-      </w:r>
-      <w:r>
-        <w:rPr>
-          <w:rFonts w:ascii="Arial" w:hAnsi="Arial" w:cs="Arial"/>
-          <w:sz w:val="24"/>
-          <w:szCs w:val="24"/>
-        </w:rPr>
-        <w:t xml:space="preserve"> </w:t>
+        <w:t xml:space="preserve">Transformarea inversă este obținută prin înmulțirea polinomului reprezentând coloana de stare </w:t>
       </w:r>
       <m:oMath>
         <m:sSub>
@@ -34976,15 +33489,7 @@
           <w:sz w:val="24"/>
           <w:szCs w:val="24"/>
         </w:rPr>
-        <w:t xml:space="preserve"> cu polinomul </w:t>
-      </w:r>
-      <w:r>
-        <w:rPr>
-          <w:rFonts w:ascii="Arial" w:hAnsi="Arial" w:cs="Arial"/>
-          <w:sz w:val="24"/>
-          <w:szCs w:val="24"/>
-        </w:rPr>
-        <w:t xml:space="preserve">invers </w:t>
+        <w:t xml:space="preserve"> cu polinomul invers </w:t>
       </w:r>
       <m:oMath>
         <m:sSup>
@@ -35046,33 +33551,7 @@
           <w:sz w:val="24"/>
           <w:szCs w:val="24"/>
         </w:rPr>
-        <w:t xml:space="preserve"> </w:t>
-      </w:r>
-      <w:r>
-        <w:rPr>
-          <w:rFonts w:ascii="Arial" w:hAnsi="Arial" w:cs="Arial"/>
-          <w:sz w:val="24"/>
-          <w:szCs w:val="24"/>
-        </w:rPr>
-        <w:t xml:space="preserve">păstrând aceeași operație de reducere </w:t>
-      </w:r>
-      <w:proofErr w:type="spellStart"/>
-      <w:r>
-        <w:rPr>
-          <w:rFonts w:ascii="Arial" w:hAnsi="Arial" w:cs="Arial"/>
-          <w:sz w:val="24"/>
-          <w:szCs w:val="24"/>
-        </w:rPr>
-        <w:t>modulo</w:t>
-      </w:r>
-      <w:proofErr w:type="spellEnd"/>
-      <w:r>
-        <w:rPr>
-          <w:rFonts w:ascii="Arial" w:hAnsi="Arial" w:cs="Arial"/>
-          <w:sz w:val="24"/>
-          <w:szCs w:val="24"/>
-        </w:rPr>
-        <w:t xml:space="preserve"> </w:t>
+        <w:t xml:space="preserve"> păstrând aceeași operație de reducere modulo </w:t>
       </w:r>
       <m:oMath>
         <m:sSup>
@@ -35121,16 +33600,7 @@
           <w:sz w:val="24"/>
           <w:szCs w:val="24"/>
         </w:rPr>
-        <w:t xml:space="preserve"> </w:t>
-      </w:r>
-      <w:r>
-        <w:rPr>
-          <w:rFonts w:ascii="Arial" w:hAnsi="Arial" w:cs="Arial"/>
-          <w:sz w:val="24"/>
-          <w:szCs w:val="24"/>
-          <w:lang w:val="en-US"/>
-        </w:rPr>
-        <w:t>[8]</w:t>
+        <w:t xml:space="preserve"> [8]</w:t>
       </w:r>
       <w:r>
         <w:rPr>
@@ -35189,6 +33659,7 @@
       <w:r>
         <w:rPr>
           <w:rFonts w:ascii="Arial" w:hAnsi="Arial" w:cs="Arial"/>
+          <w:noProof/>
           <w:sz w:val="24"/>
           <w:szCs w:val="24"/>
         </w:rPr>
@@ -35301,6 +33772,7 @@
       <w:r>
         <w:rPr>
           <w:rFonts w:ascii="Arial" w:hAnsi="Arial" w:cs="Arial"/>
+          <w:noProof/>
           <w:sz w:val="24"/>
           <w:szCs w:val="24"/>
         </w:rPr>
@@ -35394,23 +33866,7 @@
           <w:sz w:val="24"/>
           <w:szCs w:val="24"/>
         </w:rPr>
-        <w:t xml:space="preserve">Rundele de decriptare sunt organizate într-o ordine inversă celor aferente procesului de criptare. Similar operației de criptare, procesul începe prin aplicarea operației </w:t>
-      </w:r>
-      <w:r>
-        <w:rPr>
-          <w:rFonts w:ascii="Arial" w:hAnsi="Arial" w:cs="Arial"/>
-          <w:sz w:val="24"/>
-          <w:szCs w:val="24"/>
-        </w:rPr>
-        <w:t>de adăugare a cheii de rundă</w:t>
-      </w:r>
-      <w:r>
-        <w:rPr>
-          <w:rFonts w:ascii="Arial" w:hAnsi="Arial" w:cs="Arial"/>
-          <w:sz w:val="24"/>
-          <w:szCs w:val="24"/>
-        </w:rPr>
-        <w:t>, însă utilizând ultima cheie</w:t>
+        <w:t>Rundele de decriptare sunt organizate într-o ordine inversă celor aferente procesului de criptare. Similar operației de criptare, procesul începe prin aplicarea operației de adăugare a cheii de rundă, însă utilizând ultima cheie</w:t>
       </w:r>
       <w:r>
         <w:rPr>
@@ -35470,9 +33926,206 @@
         <w:t>. Ulterior, fiecare rundă de decriptare aplică transformările inverse corespunzătoare operațiilor utilizate în procesul de criptare.</w:t>
       </w:r>
     </w:p>
+    <w:p>
+      <w:pPr>
+        <w:ind w:firstLine="720"/>
+        <w:jc w:val="both"/>
+        <w:rPr>
+          <w:rFonts w:ascii="Arial" w:hAnsi="Arial" w:cs="Arial"/>
+          <w:sz w:val="24"/>
+          <w:szCs w:val="24"/>
+        </w:rPr>
+      </w:pPr>
+      <w:r>
+        <w:rPr>
+          <w:rFonts w:ascii="Arial" w:hAnsi="Arial" w:cs="Arial"/>
+          <w:sz w:val="24"/>
+          <w:szCs w:val="24"/>
+        </w:rPr>
+        <w:t>Structura funcțională a procedurii descrise este prezentată în cadrul Figurii 3.11</w:t>
+      </w:r>
+      <w:r>
+        <w:rPr>
+          <w:rFonts w:ascii="Arial" w:hAnsi="Arial" w:cs="Arial"/>
+          <w:sz w:val="24"/>
+          <w:szCs w:val="24"/>
+        </w:rPr>
+        <w:t>.</w:t>
+      </w:r>
+    </w:p>
+    <w:p>
+      <w:pPr>
+        <w:ind w:firstLine="720"/>
+        <w:jc w:val="both"/>
+        <w:rPr>
+          <w:rFonts w:ascii="Arial" w:hAnsi="Arial" w:cs="Arial"/>
+          <w:sz w:val="24"/>
+          <w:szCs w:val="24"/>
+        </w:rPr>
+      </w:pPr>
+    </w:p>
+    <w:p>
+      <w:pPr>
+        <w:keepNext/>
+      </w:pPr>
+      <w:r>
+        <w:rPr>
+          <w:rFonts w:ascii="Arial" w:hAnsi="Arial" w:cs="Arial"/>
+          <w:noProof/>
+          <w:sz w:val="24"/>
+          <w:szCs w:val="24"/>
+        </w:rPr>
+        <w:drawing>
+          <wp:inline distT="0" distB="0" distL="0" distR="0" wp14:anchorId="0D20F392" wp14:editId="5847CB9B">
+            <wp:extent cx="6120765" cy="2444115"/>
+            <wp:effectExtent l="0" t="0" r="0" b="0"/>
+            <wp:docPr id="145672118" name="Graphic 3"/>
+            <wp:cNvGraphicFramePr>
+              <a:graphicFrameLocks xmlns:a="http://schemas.openxmlformats.org/drawingml/2006/main" noChangeAspect="1"/>
+            </wp:cNvGraphicFramePr>
+            <a:graphic xmlns:a="http://schemas.openxmlformats.org/drawingml/2006/main">
+              <a:graphicData uri="http://schemas.openxmlformats.org/drawingml/2006/picture">
+                <pic:pic xmlns:pic="http://schemas.openxmlformats.org/drawingml/2006/picture">
+                  <pic:nvPicPr>
+                    <pic:cNvPr id="145672118" name="Graphic 145672118"/>
+                    <pic:cNvPicPr/>
+                  </pic:nvPicPr>
+                  <pic:blipFill>
+                    <a:blip r:embed="rId37">
+                      <a:extLst>
+                        <a:ext uri="{96DAC541-7B7A-43D3-8B79-37D633B846F1}">
+                          <asvg:svgBlip xmlns:asvg="http://schemas.microsoft.com/office/drawing/2016/SVG/main" r:embed="rId38"/>
+                        </a:ext>
+                      </a:extLst>
+                    </a:blip>
+                    <a:stretch>
+                      <a:fillRect/>
+                    </a:stretch>
+                  </pic:blipFill>
+                  <pic:spPr>
+                    <a:xfrm>
+                      <a:off x="0" y="0"/>
+                      <a:ext cx="6120765" cy="2444115"/>
+                    </a:xfrm>
+                    <a:prstGeom prst="rect">
+                      <a:avLst/>
+                    </a:prstGeom>
+                  </pic:spPr>
+                </pic:pic>
+              </a:graphicData>
+            </a:graphic>
+          </wp:inline>
+        </w:drawing>
+      </w:r>
+    </w:p>
+    <w:p>
+      <w:pPr>
+        <w:pStyle w:val="Caption"/>
+        <w:jc w:val="center"/>
+        <w:rPr>
+          <w:rFonts w:asciiTheme="minorBidi" w:hAnsiTheme="minorBidi"/>
+          <w:color w:val="auto"/>
+          <w:sz w:val="20"/>
+          <w:szCs w:val="20"/>
+        </w:rPr>
+      </w:pPr>
+      <w:r>
+        <w:rPr>
+          <w:rFonts w:asciiTheme="minorBidi" w:hAnsiTheme="minorBidi"/>
+          <w:color w:val="auto"/>
+          <w:sz w:val="20"/>
+          <w:szCs w:val="20"/>
+        </w:rPr>
+        <w:t xml:space="preserve">Figura </w:t>
+      </w:r>
+      <w:r>
+        <w:rPr>
+          <w:rFonts w:asciiTheme="minorBidi" w:hAnsiTheme="minorBidi"/>
+          <w:color w:val="auto"/>
+          <w:sz w:val="20"/>
+          <w:szCs w:val="20"/>
+        </w:rPr>
+        <w:fldChar w:fldCharType="begin"/>
+      </w:r>
+      <w:r>
+        <w:rPr>
+          <w:rFonts w:asciiTheme="minorBidi" w:hAnsiTheme="minorBidi"/>
+          <w:color w:val="auto"/>
+          <w:sz w:val="20"/>
+          <w:szCs w:val="20"/>
+        </w:rPr>
+        <w:instrText xml:space="preserve"> STYLEREF 1 \s </w:instrText>
+      </w:r>
+      <w:r>
+        <w:rPr>
+          <w:rFonts w:asciiTheme="minorBidi" w:hAnsiTheme="minorBidi"/>
+          <w:color w:val="auto"/>
+          <w:sz w:val="20"/>
+          <w:szCs w:val="20"/>
+        </w:rPr>
+        <w:fldChar w:fldCharType="separate"/>
+      </w:r>
+      <w:r>
+        <w:rPr>
+          <w:rFonts w:asciiTheme="minorBidi" w:hAnsiTheme="minorBidi"/>
+          <w:noProof/>
+          <w:color w:val="auto"/>
+          <w:sz w:val="20"/>
+          <w:szCs w:val="20"/>
+          <w:cs/>
+        </w:rPr>
+        <w:t>‎</w:t>
+      </w:r>
+      <w:r>
+        <w:rPr>
+          <w:rFonts w:asciiTheme="minorBidi" w:hAnsiTheme="minorBidi"/>
+          <w:noProof/>
+          <w:color w:val="auto"/>
+          <w:sz w:val="20"/>
+          <w:szCs w:val="20"/>
+        </w:rPr>
+        <w:t>3</w:t>
+      </w:r>
+      <w:r>
+        <w:rPr>
+          <w:rFonts w:asciiTheme="minorBidi" w:hAnsiTheme="minorBidi"/>
+          <w:color w:val="auto"/>
+          <w:sz w:val="20"/>
+          <w:szCs w:val="20"/>
+        </w:rPr>
+        <w:fldChar w:fldCharType="end"/>
+      </w:r>
+      <w:r>
+        <w:rPr>
+          <w:rFonts w:asciiTheme="minorBidi" w:hAnsiTheme="minorBidi"/>
+          <w:color w:val="auto"/>
+          <w:sz w:val="20"/>
+          <w:szCs w:val="20"/>
+        </w:rPr>
+        <w:t>.</w:t>
+      </w:r>
+      <w:r>
+        <w:rPr>
+          <w:rFonts w:asciiTheme="minorBidi" w:hAnsiTheme="minorBidi"/>
+          <w:color w:val="auto"/>
+          <w:sz w:val="20"/>
+          <w:szCs w:val="20"/>
+        </w:rPr>
+        <w:t>11</w:t>
+      </w:r>
+      <w:r>
+        <w:rPr>
+          <w:rFonts w:asciiTheme="minorBidi" w:hAnsiTheme="minorBidi"/>
+          <w:color w:val="auto"/>
+          <w:sz w:val="20"/>
+          <w:szCs w:val="20"/>
+        </w:rPr>
+        <w:t xml:space="preserve"> Structura procesului de decriptare</w:t>
+      </w:r>
+    </w:p>
     <w:sectPr>
-      <w:footerReference w:type="default" r:id="rId37"/>
-      <w:footerReference w:type="first" r:id="rId38"/>
+      <w:footerReference w:type="default" r:id="rId39"/>
+      <w:footerReference w:type="first" r:id="rId40"/>
       <w:pgSz w:w="11907" w:h="16840" w:code="9"/>
       <w:pgMar w:top="1418" w:right="1134" w:bottom="1134" w:left="1134" w:header="706" w:footer="778" w:gutter="0"/>
       <w:pgNumType w:start="0"/>
@@ -37544,6 +36197,7 @@
   <w:style w:type="character" w:default="1" w:styleId="DefaultParagraphFont">
     <w:name w:val="Default Paragraph Font"/>
     <w:uiPriority w:val="1"/>
+    <w:semiHidden/>
     <w:unhideWhenUsed/>
   </w:style>
   <w:style w:type="table" w:default="1" w:styleId="TableNormal">
@@ -38218,6 +36872,7 @@
 <w:settings xmlns:mc="http://schemas.openxmlformats.org/markup-compatibility/2006" xmlns:o="urn:schemas-microsoft-com:office:office" xmlns:r="http://schemas.openxmlformats.org/officeDocument/2006/relationships" xmlns:m="http://schemas.openxmlformats.org/officeDocument/2006/math" xmlns:v="urn:schemas-microsoft-com:vml" xmlns:w10="urn:schemas-microsoft-com:office:word" xmlns:w="http://schemas.openxmlformats.org/wordprocessingml/2006/main" xmlns:w14="http://schemas.microsoft.com/office/word/2010/wordml" xmlns:w15="http://schemas.microsoft.com/office/word/2012/wordml" xmlns:w16cex="http://schemas.microsoft.com/office/word/2018/wordml/cex" xmlns:w16cid="http://schemas.microsoft.com/office/word/2016/wordml/cid" xmlns:w16="http://schemas.microsoft.com/office/word/2018/wordml" xmlns:w16du="http://schemas.microsoft.com/office/word/2023/wordml/word16du" xmlns:w16sdtdh="http://schemas.microsoft.com/office/word/2020/wordml/sdtdatahash" xmlns:w16sdtfl="http://schemas.microsoft.com/office/word/2024/wordml/sdtformatlock" xmlns:w16se="http://schemas.microsoft.com/office/word/2015/wordml/symex" xmlns:sl="http://schemas.openxmlformats.org/schemaLibrary/2006/main" mc:Ignorable="w14 w15 w16se w16cid w16 w16cex w16sdtdh w16sdtfl w16du">
   <w:view w:val="normal"/>
   <w:defaultTabStop w:val="720"/>
+  <w:hyphenationZone w:val="425"/>
   <w:characterSpacingControl w:val="doNotCompress"/>
   <w:compat>
     <w:useFELayout/>
@@ -38230,6 +36885,8 @@
   </w:compat>
   <w:rsids>
     <w:rsidRoot w:val="00F924A7"/>
+    <w:rsid w:val="001D3BF4"/>
+    <w:rsid w:val="001E3117"/>
     <w:rsid w:val="0072317D"/>
     <w:rsid w:val="007B47C5"/>
     <w:rsid w:val="00844611"/>
@@ -38250,10 +36907,10 @@
     <m:intLim m:val="subSup"/>
     <m:naryLim m:val="undOvr"/>
   </m:mathPr>
-  <w:themeFontLang w:val="en-US"/>
+  <w:themeFontLang w:val="en-US" w:bidi="ar-SA"/>
   <w:clrSchemeMapping w:bg1="light1" w:t1="dark1" w:bg2="light2" w:t2="dark2" w:accent1="accent1" w:accent2="accent2" w:accent3="accent3" w:accent4="accent4" w:accent5="accent5" w:accent6="accent6" w:hyperlink="hyperlink" w:followedHyperlink="followedHyperlink"/>
-  <w:decimalSymbol w:val="."/>
-  <w:listSeparator w:val=","/>
+  <w:decimalSymbol w:val=","/>
+  <w:listSeparator w:val=";"/>
   <w15:chartTrackingRefBased/>
 </w:settings>
 </file>
@@ -39002,6 +37659,27 @@
 </file>
 
 <file path=customXml/item1.xml><?xml version="1.0" encoding="utf-8"?>
+<b:Sources xmlns:b="http://schemas.openxmlformats.org/officeDocument/2006/bibliography" xmlns="http://schemas.openxmlformats.org/officeDocument/2006/bibliography" SelectedStyle="\APASixthEditionOfficeOnline.xsl" StyleName="APA" Version="6"/>
+</file>
+
+<file path=customXml/item2.xml><?xml version="1.0" encoding="utf-8"?>
+<p:properties xmlns:p="http://schemas.microsoft.com/office/2006/metadata/properties" xmlns:xsi="http://www.w3.org/2001/XMLSchema-instance" xmlns:pc="http://schemas.microsoft.com/office/infopath/2007/PartnerControls">
+  <documentManagement>
+    <_activity xmlns="0a9abc3b-b67c-45af-b1d9-b0180db7a2c4" xsi:nil="true"/>
+  </documentManagement>
+</p:properties>
+</file>
+
+<file path=customXml/item3.xml><?xml version="1.0" encoding="utf-8"?>
+<?mso-contentType ?>
+<FormTemplates xmlns="http://schemas.microsoft.com/sharepoint/v3/contenttype/forms">
+  <Display>DocumentLibraryForm</Display>
+  <Edit>DocumentLibraryForm</Edit>
+  <New>DocumentLibraryForm</New>
+</FormTemplates>
+</file>
+
+<file path=customXml/item4.xml><?xml version="1.0" encoding="utf-8"?>
 <ct:contentTypeSchema xmlns:ct="http://schemas.microsoft.com/office/2006/metadata/contentType" xmlns:ma="http://schemas.microsoft.com/office/2006/metadata/properties/metaAttributes" ct:_="" ma:_="" ma:contentTypeName="Document" ma:contentTypeID="0x0101003BB3AC5C3772B84FA72474F3266239F5" ma:contentTypeVersion="12" ma:contentTypeDescription="Create a new document." ma:contentTypeScope="" ma:versionID="c00b3bd5dab29c181e82d78bf7c768e9">
   <xsd:schema xmlns:xsd="http://www.w3.org/2001/XMLSchema" xmlns:xs="http://www.w3.org/2001/XMLSchema" xmlns:p="http://schemas.microsoft.com/office/2006/metadata/properties" xmlns:ns3="0a9abc3b-b67c-45af-b1d9-b0180db7a2c4" targetNamespace="http://schemas.microsoft.com/office/2006/metadata/properties" ma:root="true" ma:fieldsID="8fdbe03ecd05bd2d54e87130612d2cc0" ns3:_="">
     <xsd:import namespace="0a9abc3b-b67c-45af-b1d9-b0180db7a2c4"/>
@@ -39197,28 +37875,33 @@
 </ct:contentTypeSchema>
 </file>
 
-<file path=customXml/item2.xml><?xml version="1.0" encoding="utf-8"?>
-<?mso-contentType ?>
-<FormTemplates xmlns="http://schemas.microsoft.com/sharepoint/v3/contenttype/forms">
-  <Display>DocumentLibraryForm</Display>
-  <Edit>DocumentLibraryForm</Edit>
-  <New>DocumentLibraryForm</New>
-</FormTemplates>
+<file path=customXml/itemProps1.xml><?xml version="1.0" encoding="utf-8"?>
+<ds:datastoreItem xmlns:ds="http://schemas.openxmlformats.org/officeDocument/2006/customXml" ds:itemID="{B7B95ABC-8616-4E1F-BA28-E2B2A6EEEEF5}">
+  <ds:schemaRefs>
+    <ds:schemaRef ds:uri="http://schemas.openxmlformats.org/officeDocument/2006/bibliography"/>
+  </ds:schemaRefs>
+</ds:datastoreItem>
 </file>
 
-<file path=customXml/item3.xml><?xml version="1.0" encoding="utf-8"?>
-<p:properties xmlns:p="http://schemas.microsoft.com/office/2006/metadata/properties" xmlns:xsi="http://www.w3.org/2001/XMLSchema-instance" xmlns:pc="http://schemas.microsoft.com/office/infopath/2007/PartnerControls">
-  <documentManagement>
-    <_activity xmlns="0a9abc3b-b67c-45af-b1d9-b0180db7a2c4" xsi:nil="true"/>
-  </documentManagement>
-</p:properties>
+<file path=customXml/itemProps2.xml><?xml version="1.0" encoding="utf-8"?>
+<ds:datastoreItem xmlns:ds="http://schemas.openxmlformats.org/officeDocument/2006/customXml" ds:itemID="{AA8770D6-6886-410B-93B4-6D5D54BAD75D}">
+  <ds:schemaRefs>
+    <ds:schemaRef ds:uri="http://schemas.microsoft.com/office/2006/metadata/properties"/>
+    <ds:schemaRef ds:uri="http://schemas.microsoft.com/office/infopath/2007/PartnerControls"/>
+    <ds:schemaRef ds:uri="0a9abc3b-b67c-45af-b1d9-b0180db7a2c4"/>
+  </ds:schemaRefs>
+</ds:datastoreItem>
 </file>
 
-<file path=customXml/item4.xml><?xml version="1.0" encoding="utf-8"?>
-<b:Sources xmlns:b="http://schemas.openxmlformats.org/officeDocument/2006/bibliography" xmlns="http://schemas.openxmlformats.org/officeDocument/2006/bibliography" SelectedStyle="\APASixthEditionOfficeOnline.xsl" StyleName="APA" Version="6"/>
+<file path=customXml/itemProps3.xml><?xml version="1.0" encoding="utf-8"?>
+<ds:datastoreItem xmlns:ds="http://schemas.openxmlformats.org/officeDocument/2006/customXml" ds:itemID="{AD193FD9-4DA5-46D1-B015-D7B972817297}">
+  <ds:schemaRefs>
+    <ds:schemaRef ds:uri="http://schemas.microsoft.com/sharepoint/v3/contenttype/forms"/>
+  </ds:schemaRefs>
+</ds:datastoreItem>
 </file>
 
-<file path=customXml/itemProps1.xml><?xml version="1.0" encoding="utf-8"?>
+<file path=customXml/itemProps4.xml><?xml version="1.0" encoding="utf-8"?>
 <ds:datastoreItem xmlns:ds="http://schemas.openxmlformats.org/officeDocument/2006/customXml" ds:itemID="{22AE9436-BE9C-42D5-9883-32E1F9448477}">
   <ds:schemaRefs>
     <ds:schemaRef ds:uri="http://schemas.microsoft.com/office/2006/metadata/contentType"/>
@@ -39234,30 +37917,4 @@
     <ds:schemaRef ds:uri="http://schemas.microsoft.com/internal/obd"/>
   </ds:schemaRefs>
 </ds:datastoreItem>
-</file>
-
-<file path=customXml/itemProps2.xml><?xml version="1.0" encoding="utf-8"?>
-<ds:datastoreItem xmlns:ds="http://schemas.openxmlformats.org/officeDocument/2006/customXml" ds:itemID="{AD193FD9-4DA5-46D1-B015-D7B972817297}">
-  <ds:schemaRefs>
-    <ds:schemaRef ds:uri="http://schemas.microsoft.com/sharepoint/v3/contenttype/forms"/>
-  </ds:schemaRefs>
-</ds:datastoreItem>
-</file>
-
-<file path=customXml/itemProps3.xml><?xml version="1.0" encoding="utf-8"?>
-<ds:datastoreItem xmlns:ds="http://schemas.openxmlformats.org/officeDocument/2006/customXml" ds:itemID="{AA8770D6-6886-410B-93B4-6D5D54BAD75D}">
-  <ds:schemaRefs>
-    <ds:schemaRef ds:uri="http://schemas.microsoft.com/office/2006/metadata/properties"/>
-    <ds:schemaRef ds:uri="http://schemas.microsoft.com/office/infopath/2007/PartnerControls"/>
-    <ds:schemaRef ds:uri="0a9abc3b-b67c-45af-b1d9-b0180db7a2c4"/>
-  </ds:schemaRefs>
-</ds:datastoreItem>
-</file>
-
-<file path=customXml/itemProps4.xml><?xml version="1.0" encoding="utf-8"?>
-<ds:datastoreItem xmlns:ds="http://schemas.openxmlformats.org/officeDocument/2006/customXml" ds:itemID="{B7B95ABC-8616-4E1F-BA28-E2B2A6EEEEF5}">
-  <ds:schemaRefs>
-    <ds:schemaRef ds:uri="http://schemas.openxmlformats.org/officeDocument/2006/bibliography"/>
-  </ds:schemaRefs>
-</ds:datastoreItem>
 </file>
--- a/Paper/BDA_AES.docx
+++ b/Paper/BDA_AES.docx
@@ -546,6 +546,7 @@
         </w:rPr>
         <w:t>ul AES (</w:t>
       </w:r>
+      <w:proofErr w:type="spellStart"/>
       <w:r>
         <w:rPr>
           <w:rFonts w:ascii="Arial" w:hAnsi="Arial" w:cs="Arial"/>
@@ -554,7 +555,40 @@
           <w:sz w:val="24"/>
           <w:szCs w:val="24"/>
         </w:rPr>
-        <w:t>Advanced Encryption Standard</w:t>
+        <w:t>Advanced</w:t>
+      </w:r>
+      <w:proofErr w:type="spellEnd"/>
+      <w:r>
+        <w:rPr>
+          <w:rFonts w:ascii="Arial" w:hAnsi="Arial" w:cs="Arial"/>
+          <w:i/>
+          <w:iCs/>
+          <w:sz w:val="24"/>
+          <w:szCs w:val="24"/>
+        </w:rPr>
+        <w:t xml:space="preserve"> </w:t>
+      </w:r>
+      <w:proofErr w:type="spellStart"/>
+      <w:r>
+        <w:rPr>
+          <w:rFonts w:ascii="Arial" w:hAnsi="Arial" w:cs="Arial"/>
+          <w:i/>
+          <w:iCs/>
+          <w:sz w:val="24"/>
+          <w:szCs w:val="24"/>
+        </w:rPr>
+        <w:t>Encryption</w:t>
+      </w:r>
+      <w:proofErr w:type="spellEnd"/>
+      <w:r>
+        <w:rPr>
+          <w:rFonts w:ascii="Arial" w:hAnsi="Arial" w:cs="Arial"/>
+          <w:i/>
+          <w:iCs/>
+          <w:sz w:val="24"/>
+          <w:szCs w:val="24"/>
+        </w:rPr>
+        <w:t xml:space="preserve"> Standard</w:t>
       </w:r>
       <w:r>
         <w:rPr>
@@ -776,15 +810,15 @@
           <w:pPr>
             <w:pStyle w:val="TOC1"/>
             <w:tabs>
-              <w:tab w:val="left" w:pos="480"/>
+              <w:tab w:val="left" w:pos="440"/>
               <w:tab w:val="right" w:leader="dot" w:pos="9629"/>
             </w:tabs>
             <w:rPr>
-              <w:rFonts w:ascii="Arial" w:hAnsi="Arial" w:cs="Arial"/>
               <w:noProof/>
               <w:kern w:val="2"/>
               <w:sz w:val="24"/>
               <w:szCs w:val="24"/>
+              <w:lang w:eastAsia="ro-RO"/>
               <w14:ligatures w14:val="standardContextual"/>
             </w:rPr>
           </w:pPr>
@@ -806,22 +840,22 @@
             </w:rPr>
             <w:fldChar w:fldCharType="separate"/>
           </w:r>
-          <w:hyperlink w:anchor="_Toc238493014" w:history="1">
+          <w:hyperlink w:anchor="_Toc238572838" w:history="1">
             <w:r>
               <w:rPr>
                 <w:rStyle w:val="Hyperlink"/>
-                <w:rFonts w:ascii="Arial" w:hAnsi="Arial" w:cs="Arial"/>
+                <w:rFonts w:cs="Arial"/>
                 <w:noProof/>
               </w:rPr>
               <w:t>1</w:t>
             </w:r>
             <w:r>
               <w:rPr>
-                <w:rFonts w:ascii="Arial" w:hAnsi="Arial" w:cs="Arial"/>
                 <w:noProof/>
                 <w:kern w:val="2"/>
                 <w:sz w:val="24"/>
                 <w:szCs w:val="24"/>
+                <w:lang w:eastAsia="ro-RO"/>
                 <w14:ligatures w14:val="standardContextual"/>
               </w:rPr>
               <w:tab/>
@@ -829,14 +863,13 @@
             <w:r>
               <w:rPr>
                 <w:rStyle w:val="Hyperlink"/>
-                <w:rFonts w:ascii="Arial" w:hAnsi="Arial" w:cs="Arial"/>
+                <w:rFonts w:cs="Arial"/>
                 <w:noProof/>
               </w:rPr>
               <w:t>INTRODUCERE</w:t>
             </w:r>
             <w:r>
               <w:rPr>
-                <w:rFonts w:ascii="Arial" w:hAnsi="Arial" w:cs="Arial"/>
                 <w:noProof/>
                 <w:webHidden/>
               </w:rPr>
@@ -844,7 +877,6 @@
             </w:r>
             <w:r>
               <w:rPr>
-                <w:rFonts w:ascii="Arial" w:hAnsi="Arial" w:cs="Arial"/>
                 <w:noProof/>
                 <w:webHidden/>
               </w:rPr>
@@ -852,22 +884,19 @@
             </w:r>
             <w:r>
               <w:rPr>
-                <w:rFonts w:ascii="Arial" w:hAnsi="Arial" w:cs="Arial"/>
                 <w:noProof/>
                 <w:webHidden/>
               </w:rPr>
-              <w:instrText xml:space="preserve"> PAGEREF _Toc238493014 \h </w:instrText>
-            </w:r>
-            <w:r>
-              <w:rPr>
-                <w:rFonts w:ascii="Arial" w:hAnsi="Arial" w:cs="Arial"/>
+              <w:instrText xml:space="preserve"> PAGEREF _Toc238572838 \h </w:instrText>
+            </w:r>
+            <w:r>
+              <w:rPr>
                 <w:noProof/>
                 <w:webHidden/>
               </w:rPr>
             </w:r>
             <w:r>
               <w:rPr>
-                <w:rFonts w:ascii="Arial" w:hAnsi="Arial" w:cs="Arial"/>
                 <w:noProof/>
                 <w:webHidden/>
               </w:rPr>
@@ -875,7 +904,6 @@
             </w:r>
             <w:r>
               <w:rPr>
-                <w:rFonts w:ascii="Arial" w:hAnsi="Arial" w:cs="Arial"/>
                 <w:noProof/>
                 <w:webHidden/>
               </w:rPr>
@@ -883,7 +911,6 @@
             </w:r>
             <w:r>
               <w:rPr>
-                <w:rFonts w:ascii="Arial" w:hAnsi="Arial" w:cs="Arial"/>
                 <w:noProof/>
                 <w:webHidden/>
               </w:rPr>
@@ -899,30 +926,30 @@
               <w:tab w:val="right" w:leader="dot" w:pos="9629"/>
             </w:tabs>
             <w:rPr>
-              <w:rFonts w:ascii="Arial" w:hAnsi="Arial" w:cs="Arial"/>
               <w:noProof/>
               <w:kern w:val="2"/>
               <w:sz w:val="24"/>
               <w:szCs w:val="24"/>
+              <w:lang w:eastAsia="ro-RO"/>
               <w14:ligatures w14:val="standardContextual"/>
             </w:rPr>
           </w:pPr>
-          <w:hyperlink w:anchor="_Toc238493015" w:history="1">
+          <w:hyperlink w:anchor="_Toc238572839" w:history="1">
             <w:r>
               <w:rPr>
                 <w:rStyle w:val="Hyperlink"/>
-                <w:rFonts w:ascii="Arial" w:hAnsi="Arial" w:cs="Arial"/>
+                <w:rFonts w:cs="Arial"/>
                 <w:noProof/>
               </w:rPr>
               <w:t>1.1</w:t>
             </w:r>
             <w:r>
               <w:rPr>
-                <w:rFonts w:ascii="Arial" w:hAnsi="Arial" w:cs="Arial"/>
                 <w:noProof/>
                 <w:kern w:val="2"/>
                 <w:sz w:val="24"/>
                 <w:szCs w:val="24"/>
+                <w:lang w:eastAsia="ro-RO"/>
                 <w14:ligatures w14:val="standardContextual"/>
               </w:rPr>
               <w:tab/>
@@ -930,14 +957,13 @@
             <w:r>
               <w:rPr>
                 <w:rStyle w:val="Hyperlink"/>
-                <w:rFonts w:ascii="Arial" w:hAnsi="Arial" w:cs="Arial"/>
+                <w:rFonts w:cs="Arial"/>
                 <w:noProof/>
               </w:rPr>
               <w:t>INFORMAȚII GENERALE</w:t>
             </w:r>
             <w:r>
               <w:rPr>
-                <w:rFonts w:ascii="Arial" w:hAnsi="Arial" w:cs="Arial"/>
                 <w:noProof/>
                 <w:webHidden/>
               </w:rPr>
@@ -945,7 +971,6 @@
             </w:r>
             <w:r>
               <w:rPr>
-                <w:rFonts w:ascii="Arial" w:hAnsi="Arial" w:cs="Arial"/>
                 <w:noProof/>
                 <w:webHidden/>
               </w:rPr>
@@ -953,22 +978,19 @@
             </w:r>
             <w:r>
               <w:rPr>
-                <w:rFonts w:ascii="Arial" w:hAnsi="Arial" w:cs="Arial"/>
                 <w:noProof/>
                 <w:webHidden/>
               </w:rPr>
-              <w:instrText xml:space="preserve"> PAGEREF _Toc238493015 \h </w:instrText>
-            </w:r>
-            <w:r>
-              <w:rPr>
-                <w:rFonts w:ascii="Arial" w:hAnsi="Arial" w:cs="Arial"/>
+              <w:instrText xml:space="preserve"> PAGEREF _Toc238572839 \h </w:instrText>
+            </w:r>
+            <w:r>
+              <w:rPr>
                 <w:noProof/>
                 <w:webHidden/>
               </w:rPr>
             </w:r>
             <w:r>
               <w:rPr>
-                <w:rFonts w:ascii="Arial" w:hAnsi="Arial" w:cs="Arial"/>
                 <w:noProof/>
                 <w:webHidden/>
               </w:rPr>
@@ -976,7 +998,6 @@
             </w:r>
             <w:r>
               <w:rPr>
-                <w:rFonts w:ascii="Arial" w:hAnsi="Arial" w:cs="Arial"/>
                 <w:noProof/>
                 <w:webHidden/>
               </w:rPr>
@@ -984,7 +1005,6 @@
             </w:r>
             <w:r>
               <w:rPr>
-                <w:rFonts w:ascii="Arial" w:hAnsi="Arial" w:cs="Arial"/>
                 <w:noProof/>
                 <w:webHidden/>
               </w:rPr>
@@ -1000,30 +1020,30 @@
               <w:tab w:val="right" w:leader="dot" w:pos="9629"/>
             </w:tabs>
             <w:rPr>
-              <w:rFonts w:ascii="Arial" w:hAnsi="Arial" w:cs="Arial"/>
               <w:noProof/>
               <w:kern w:val="2"/>
               <w:sz w:val="24"/>
               <w:szCs w:val="24"/>
+              <w:lang w:eastAsia="ro-RO"/>
               <w14:ligatures w14:val="standardContextual"/>
             </w:rPr>
           </w:pPr>
-          <w:hyperlink w:anchor="_Toc238493016" w:history="1">
+          <w:hyperlink w:anchor="_Toc238572840" w:history="1">
             <w:r>
               <w:rPr>
                 <w:rStyle w:val="Hyperlink"/>
-                <w:rFonts w:ascii="Arial" w:hAnsi="Arial" w:cs="Arial"/>
+                <w:rFonts w:cs="Arial"/>
                 <w:noProof/>
               </w:rPr>
               <w:t>1.2</w:t>
             </w:r>
             <w:r>
               <w:rPr>
-                <w:rFonts w:ascii="Arial" w:hAnsi="Arial" w:cs="Arial"/>
                 <w:noProof/>
                 <w:kern w:val="2"/>
                 <w:sz w:val="24"/>
                 <w:szCs w:val="24"/>
+                <w:lang w:eastAsia="ro-RO"/>
                 <w14:ligatures w14:val="standardContextual"/>
               </w:rPr>
               <w:tab/>
@@ -1031,14 +1051,13 @@
             <w:r>
               <w:rPr>
                 <w:rStyle w:val="Hyperlink"/>
-                <w:rFonts w:ascii="Arial" w:hAnsi="Arial" w:cs="Arial"/>
+                <w:rFonts w:cs="Arial"/>
                 <w:noProof/>
               </w:rPr>
               <w:t>MOTIVAȚIA LUCRĂRII</w:t>
             </w:r>
             <w:r>
               <w:rPr>
-                <w:rFonts w:ascii="Arial" w:hAnsi="Arial" w:cs="Arial"/>
                 <w:noProof/>
                 <w:webHidden/>
               </w:rPr>
@@ -1046,7 +1065,6 @@
             </w:r>
             <w:r>
               <w:rPr>
-                <w:rFonts w:ascii="Arial" w:hAnsi="Arial" w:cs="Arial"/>
                 <w:noProof/>
                 <w:webHidden/>
               </w:rPr>
@@ -1054,22 +1072,19 @@
             </w:r>
             <w:r>
               <w:rPr>
-                <w:rFonts w:ascii="Arial" w:hAnsi="Arial" w:cs="Arial"/>
                 <w:noProof/>
                 <w:webHidden/>
               </w:rPr>
-              <w:instrText xml:space="preserve"> PAGEREF _Toc238493016 \h </w:instrText>
-            </w:r>
-            <w:r>
-              <w:rPr>
-                <w:rFonts w:ascii="Arial" w:hAnsi="Arial" w:cs="Arial"/>
+              <w:instrText xml:space="preserve"> PAGEREF _Toc238572840 \h </w:instrText>
+            </w:r>
+            <w:r>
+              <w:rPr>
                 <w:noProof/>
                 <w:webHidden/>
               </w:rPr>
             </w:r>
             <w:r>
               <w:rPr>
-                <w:rFonts w:ascii="Arial" w:hAnsi="Arial" w:cs="Arial"/>
                 <w:noProof/>
                 <w:webHidden/>
               </w:rPr>
@@ -1077,7 +1092,6 @@
             </w:r>
             <w:r>
               <w:rPr>
-                <w:rFonts w:ascii="Arial" w:hAnsi="Arial" w:cs="Arial"/>
                 <w:noProof/>
                 <w:webHidden/>
               </w:rPr>
@@ -1085,7 +1099,6 @@
             </w:r>
             <w:r>
               <w:rPr>
-                <w:rFonts w:ascii="Arial" w:hAnsi="Arial" w:cs="Arial"/>
                 <w:noProof/>
                 <w:webHidden/>
               </w:rPr>
@@ -1101,30 +1114,30 @@
               <w:tab w:val="right" w:leader="dot" w:pos="9629"/>
             </w:tabs>
             <w:rPr>
-              <w:rFonts w:ascii="Arial" w:hAnsi="Arial" w:cs="Arial"/>
               <w:noProof/>
               <w:kern w:val="2"/>
               <w:sz w:val="24"/>
               <w:szCs w:val="24"/>
+              <w:lang w:eastAsia="ro-RO"/>
               <w14:ligatures w14:val="standardContextual"/>
             </w:rPr>
           </w:pPr>
-          <w:hyperlink w:anchor="_Toc238493017" w:history="1">
+          <w:hyperlink w:anchor="_Toc238572841" w:history="1">
             <w:r>
               <w:rPr>
                 <w:rStyle w:val="Hyperlink"/>
-                <w:rFonts w:ascii="Arial" w:hAnsi="Arial" w:cs="Arial"/>
+                <w:rFonts w:cs="Arial"/>
                 <w:noProof/>
               </w:rPr>
               <w:t>1.3</w:t>
             </w:r>
             <w:r>
               <w:rPr>
-                <w:rFonts w:ascii="Arial" w:hAnsi="Arial" w:cs="Arial"/>
                 <w:noProof/>
                 <w:kern w:val="2"/>
                 <w:sz w:val="24"/>
                 <w:szCs w:val="24"/>
+                <w:lang w:eastAsia="ro-RO"/>
                 <w14:ligatures w14:val="standardContextual"/>
               </w:rPr>
               <w:tab/>
@@ -1132,14 +1145,13 @@
             <w:r>
               <w:rPr>
                 <w:rStyle w:val="Hyperlink"/>
-                <w:rFonts w:ascii="Arial" w:hAnsi="Arial" w:cs="Arial"/>
+                <w:rFonts w:cs="Arial"/>
                 <w:noProof/>
               </w:rPr>
               <w:t>SPECIFICAȚII TEHNICE</w:t>
             </w:r>
             <w:r>
               <w:rPr>
-                <w:rFonts w:ascii="Arial" w:hAnsi="Arial" w:cs="Arial"/>
                 <w:noProof/>
                 <w:webHidden/>
               </w:rPr>
@@ -1147,7 +1159,6 @@
             </w:r>
             <w:r>
               <w:rPr>
-                <w:rFonts w:ascii="Arial" w:hAnsi="Arial" w:cs="Arial"/>
                 <w:noProof/>
                 <w:webHidden/>
               </w:rPr>
@@ -1155,22 +1166,19 @@
             </w:r>
             <w:r>
               <w:rPr>
-                <w:rFonts w:ascii="Arial" w:hAnsi="Arial" w:cs="Arial"/>
                 <w:noProof/>
                 <w:webHidden/>
               </w:rPr>
-              <w:instrText xml:space="preserve"> PAGEREF _Toc238493017 \h </w:instrText>
-            </w:r>
-            <w:r>
-              <w:rPr>
-                <w:rFonts w:ascii="Arial" w:hAnsi="Arial" w:cs="Arial"/>
+              <w:instrText xml:space="preserve"> PAGEREF _Toc238572841 \h </w:instrText>
+            </w:r>
+            <w:r>
+              <w:rPr>
                 <w:noProof/>
                 <w:webHidden/>
               </w:rPr>
             </w:r>
             <w:r>
               <w:rPr>
-                <w:rFonts w:ascii="Arial" w:hAnsi="Arial" w:cs="Arial"/>
                 <w:noProof/>
                 <w:webHidden/>
               </w:rPr>
@@ -1178,7 +1186,6 @@
             </w:r>
             <w:r>
               <w:rPr>
-                <w:rFonts w:ascii="Arial" w:hAnsi="Arial" w:cs="Arial"/>
                 <w:noProof/>
                 <w:webHidden/>
               </w:rPr>
@@ -1186,7 +1193,6 @@
             </w:r>
             <w:r>
               <w:rPr>
-                <w:rFonts w:ascii="Arial" w:hAnsi="Arial" w:cs="Arial"/>
                 <w:noProof/>
                 <w:webHidden/>
               </w:rPr>
@@ -1202,30 +1208,30 @@
               <w:tab w:val="right" w:leader="dot" w:pos="9629"/>
             </w:tabs>
             <w:rPr>
-              <w:rFonts w:ascii="Arial" w:hAnsi="Arial" w:cs="Arial"/>
               <w:noProof/>
               <w:kern w:val="2"/>
               <w:sz w:val="24"/>
               <w:szCs w:val="24"/>
+              <w:lang w:eastAsia="ro-RO"/>
               <w14:ligatures w14:val="standardContextual"/>
             </w:rPr>
           </w:pPr>
-          <w:hyperlink w:anchor="_Toc238493018" w:history="1">
+          <w:hyperlink w:anchor="_Toc238572842" w:history="1">
             <w:r>
               <w:rPr>
                 <w:rStyle w:val="Hyperlink"/>
-                <w:rFonts w:ascii="Arial" w:hAnsi="Arial" w:cs="Arial"/>
+                <w:rFonts w:cs="Arial"/>
                 <w:noProof/>
               </w:rPr>
               <w:t>1.4</w:t>
             </w:r>
             <w:r>
               <w:rPr>
-                <w:rFonts w:ascii="Arial" w:hAnsi="Arial" w:cs="Arial"/>
                 <w:noProof/>
                 <w:kern w:val="2"/>
                 <w:sz w:val="24"/>
                 <w:szCs w:val="24"/>
+                <w:lang w:eastAsia="ro-RO"/>
                 <w14:ligatures w14:val="standardContextual"/>
               </w:rPr>
               <w:tab/>
@@ -1233,14 +1239,13 @@
             <w:r>
               <w:rPr>
                 <w:rStyle w:val="Hyperlink"/>
-                <w:rFonts w:ascii="Arial" w:hAnsi="Arial" w:cs="Arial"/>
+                <w:rFonts w:cs="Arial"/>
                 <w:noProof/>
               </w:rPr>
               <w:t>SCOP ȘI OBIECTIVE</w:t>
             </w:r>
             <w:r>
               <w:rPr>
-                <w:rFonts w:ascii="Arial" w:hAnsi="Arial" w:cs="Arial"/>
                 <w:noProof/>
                 <w:webHidden/>
               </w:rPr>
@@ -1248,7 +1253,6 @@
             </w:r>
             <w:r>
               <w:rPr>
-                <w:rFonts w:ascii="Arial" w:hAnsi="Arial" w:cs="Arial"/>
                 <w:noProof/>
                 <w:webHidden/>
               </w:rPr>
@@ -1256,22 +1260,19 @@
             </w:r>
             <w:r>
               <w:rPr>
-                <w:rFonts w:ascii="Arial" w:hAnsi="Arial" w:cs="Arial"/>
                 <w:noProof/>
                 <w:webHidden/>
               </w:rPr>
-              <w:instrText xml:space="preserve"> PAGEREF _Toc238493018 \h </w:instrText>
-            </w:r>
-            <w:r>
-              <w:rPr>
-                <w:rFonts w:ascii="Arial" w:hAnsi="Arial" w:cs="Arial"/>
+              <w:instrText xml:space="preserve"> PAGEREF _Toc238572842 \h </w:instrText>
+            </w:r>
+            <w:r>
+              <w:rPr>
                 <w:noProof/>
                 <w:webHidden/>
               </w:rPr>
             </w:r>
             <w:r>
               <w:rPr>
-                <w:rFonts w:ascii="Arial" w:hAnsi="Arial" w:cs="Arial"/>
                 <w:noProof/>
                 <w:webHidden/>
               </w:rPr>
@@ -1279,7 +1280,6 @@
             </w:r>
             <w:r>
               <w:rPr>
-                <w:rFonts w:ascii="Arial" w:hAnsi="Arial" w:cs="Arial"/>
                 <w:noProof/>
                 <w:webHidden/>
               </w:rPr>
@@ -1287,7 +1287,6 @@
             </w:r>
             <w:r>
               <w:rPr>
-                <w:rFonts w:ascii="Arial" w:hAnsi="Arial" w:cs="Arial"/>
                 <w:noProof/>
                 <w:webHidden/>
               </w:rPr>
@@ -1303,30 +1302,30 @@
               <w:tab w:val="right" w:leader="dot" w:pos="9629"/>
             </w:tabs>
             <w:rPr>
-              <w:rFonts w:ascii="Arial" w:hAnsi="Arial" w:cs="Arial"/>
               <w:noProof/>
               <w:kern w:val="2"/>
               <w:sz w:val="24"/>
               <w:szCs w:val="24"/>
+              <w:lang w:eastAsia="ro-RO"/>
               <w14:ligatures w14:val="standardContextual"/>
             </w:rPr>
           </w:pPr>
-          <w:hyperlink w:anchor="_Toc238493019" w:history="1">
+          <w:hyperlink w:anchor="_Toc238572843" w:history="1">
             <w:r>
               <w:rPr>
                 <w:rStyle w:val="Hyperlink"/>
-                <w:rFonts w:ascii="Arial" w:hAnsi="Arial" w:cs="Arial"/>
+                <w:rFonts w:cs="Arial"/>
                 <w:noProof/>
               </w:rPr>
               <w:t>1.5</w:t>
             </w:r>
             <w:r>
               <w:rPr>
-                <w:rFonts w:ascii="Arial" w:hAnsi="Arial" w:cs="Arial"/>
                 <w:noProof/>
                 <w:kern w:val="2"/>
                 <w:sz w:val="24"/>
                 <w:szCs w:val="24"/>
+                <w:lang w:eastAsia="ro-RO"/>
                 <w14:ligatures w14:val="standardContextual"/>
               </w:rPr>
               <w:tab/>
@@ -1334,14 +1333,13 @@
             <w:r>
               <w:rPr>
                 <w:rStyle w:val="Hyperlink"/>
-                <w:rFonts w:ascii="Arial" w:hAnsi="Arial" w:cs="Arial"/>
+                <w:rFonts w:cs="Arial"/>
                 <w:noProof/>
               </w:rPr>
               <w:t>STRUCTURA LUCRĂRII</w:t>
             </w:r>
             <w:r>
               <w:rPr>
-                <w:rFonts w:ascii="Arial" w:hAnsi="Arial" w:cs="Arial"/>
                 <w:noProof/>
                 <w:webHidden/>
               </w:rPr>
@@ -1349,7 +1347,6 @@
             </w:r>
             <w:r>
               <w:rPr>
-                <w:rFonts w:ascii="Arial" w:hAnsi="Arial" w:cs="Arial"/>
                 <w:noProof/>
                 <w:webHidden/>
               </w:rPr>
@@ -1357,22 +1354,19 @@
             </w:r>
             <w:r>
               <w:rPr>
-                <w:rFonts w:ascii="Arial" w:hAnsi="Arial" w:cs="Arial"/>
                 <w:noProof/>
                 <w:webHidden/>
               </w:rPr>
-              <w:instrText xml:space="preserve"> PAGEREF _Toc238493019 \h </w:instrText>
-            </w:r>
-            <w:r>
-              <w:rPr>
-                <w:rFonts w:ascii="Arial" w:hAnsi="Arial" w:cs="Arial"/>
+              <w:instrText xml:space="preserve"> PAGEREF _Toc238572843 \h </w:instrText>
+            </w:r>
+            <w:r>
+              <w:rPr>
                 <w:noProof/>
                 <w:webHidden/>
               </w:rPr>
             </w:r>
             <w:r>
               <w:rPr>
-                <w:rFonts w:ascii="Arial" w:hAnsi="Arial" w:cs="Arial"/>
                 <w:noProof/>
                 <w:webHidden/>
               </w:rPr>
@@ -1380,7 +1374,6 @@
             </w:r>
             <w:r>
               <w:rPr>
-                <w:rFonts w:ascii="Arial" w:hAnsi="Arial" w:cs="Arial"/>
                 <w:noProof/>
                 <w:webHidden/>
               </w:rPr>
@@ -1388,7 +1381,6 @@
             </w:r>
             <w:r>
               <w:rPr>
-                <w:rFonts w:ascii="Arial" w:hAnsi="Arial" w:cs="Arial"/>
                 <w:noProof/>
                 <w:webHidden/>
               </w:rPr>
@@ -1400,34 +1392,34 @@
           <w:pPr>
             <w:pStyle w:val="TOC1"/>
             <w:tabs>
-              <w:tab w:val="left" w:pos="480"/>
+              <w:tab w:val="left" w:pos="440"/>
               <w:tab w:val="right" w:leader="dot" w:pos="9629"/>
             </w:tabs>
             <w:rPr>
-              <w:rFonts w:ascii="Arial" w:hAnsi="Arial" w:cs="Arial"/>
               <w:noProof/>
               <w:kern w:val="2"/>
               <w:sz w:val="24"/>
               <w:szCs w:val="24"/>
+              <w:lang w:eastAsia="ro-RO"/>
               <w14:ligatures w14:val="standardContextual"/>
             </w:rPr>
           </w:pPr>
-          <w:hyperlink w:anchor="_Toc238493020" w:history="1">
+          <w:hyperlink w:anchor="_Toc238572844" w:history="1">
             <w:r>
               <w:rPr>
                 <w:rStyle w:val="Hyperlink"/>
-                <w:rFonts w:ascii="Arial" w:hAnsi="Arial" w:cs="Arial"/>
+                <w:rFonts w:cs="Arial"/>
                 <w:noProof/>
               </w:rPr>
               <w:t>2</w:t>
             </w:r>
             <w:r>
               <w:rPr>
-                <w:rFonts w:ascii="Arial" w:hAnsi="Arial" w:cs="Arial"/>
                 <w:noProof/>
                 <w:kern w:val="2"/>
                 <w:sz w:val="24"/>
                 <w:szCs w:val="24"/>
+                <w:lang w:eastAsia="ro-RO"/>
                 <w14:ligatures w14:val="standardContextual"/>
               </w:rPr>
               <w:tab/>
@@ -1435,14 +1427,13 @@
             <w:r>
               <w:rPr>
                 <w:rStyle w:val="Hyperlink"/>
-                <w:rFonts w:ascii="Arial" w:hAnsi="Arial" w:cs="Arial"/>
+                <w:rFonts w:cs="Arial"/>
                 <w:noProof/>
               </w:rPr>
               <w:t>ANALIZA STADIULUI ACTUAL ÎN DOMENIUL PROBLEMEI</w:t>
             </w:r>
             <w:r>
               <w:rPr>
-                <w:rFonts w:ascii="Arial" w:hAnsi="Arial" w:cs="Arial"/>
                 <w:noProof/>
                 <w:webHidden/>
               </w:rPr>
@@ -1450,7 +1441,6 @@
             </w:r>
             <w:r>
               <w:rPr>
-                <w:rFonts w:ascii="Arial" w:hAnsi="Arial" w:cs="Arial"/>
                 <w:noProof/>
                 <w:webHidden/>
               </w:rPr>
@@ -1458,22 +1448,19 @@
             </w:r>
             <w:r>
               <w:rPr>
-                <w:rFonts w:ascii="Arial" w:hAnsi="Arial" w:cs="Arial"/>
                 <w:noProof/>
                 <w:webHidden/>
               </w:rPr>
-              <w:instrText xml:space="preserve"> PAGEREF _Toc238493020 \h </w:instrText>
-            </w:r>
-            <w:r>
-              <w:rPr>
-                <w:rFonts w:ascii="Arial" w:hAnsi="Arial" w:cs="Arial"/>
+              <w:instrText xml:space="preserve"> PAGEREF _Toc238572844 \h </w:instrText>
+            </w:r>
+            <w:r>
+              <w:rPr>
                 <w:noProof/>
                 <w:webHidden/>
               </w:rPr>
             </w:r>
             <w:r>
               <w:rPr>
-                <w:rFonts w:ascii="Arial" w:hAnsi="Arial" w:cs="Arial"/>
                 <w:noProof/>
                 <w:webHidden/>
               </w:rPr>
@@ -1481,7 +1468,6 @@
             </w:r>
             <w:r>
               <w:rPr>
-                <w:rFonts w:ascii="Arial" w:hAnsi="Arial" w:cs="Arial"/>
                 <w:noProof/>
                 <w:webHidden/>
               </w:rPr>
@@ -1489,7 +1475,6 @@
             </w:r>
             <w:r>
               <w:rPr>
-                <w:rFonts w:ascii="Arial" w:hAnsi="Arial" w:cs="Arial"/>
                 <w:noProof/>
                 <w:webHidden/>
               </w:rPr>
@@ -1505,30 +1490,30 @@
               <w:tab w:val="right" w:leader="dot" w:pos="9629"/>
             </w:tabs>
             <w:rPr>
-              <w:rFonts w:ascii="Arial" w:hAnsi="Arial" w:cs="Arial"/>
               <w:noProof/>
               <w:kern w:val="2"/>
               <w:sz w:val="24"/>
               <w:szCs w:val="24"/>
+              <w:lang w:eastAsia="ro-RO"/>
               <w14:ligatures w14:val="standardContextual"/>
             </w:rPr>
           </w:pPr>
-          <w:hyperlink w:anchor="_Toc238493021" w:history="1">
+          <w:hyperlink w:anchor="_Toc238572845" w:history="1">
             <w:r>
               <w:rPr>
                 <w:rStyle w:val="Hyperlink"/>
-                <w:rFonts w:ascii="Arial" w:hAnsi="Arial" w:cs="Arial"/>
+                <w:rFonts w:cs="Arial"/>
                 <w:noProof/>
               </w:rPr>
               <w:t>2.1</w:t>
             </w:r>
             <w:r>
               <w:rPr>
-                <w:rFonts w:ascii="Arial" w:hAnsi="Arial" w:cs="Arial"/>
                 <w:noProof/>
                 <w:kern w:val="2"/>
                 <w:sz w:val="24"/>
                 <w:szCs w:val="24"/>
+                <w:lang w:eastAsia="ro-RO"/>
                 <w14:ligatures w14:val="standardContextual"/>
               </w:rPr>
               <w:tab/>
@@ -1536,14 +1521,13 @@
             <w:r>
               <w:rPr>
                 <w:rStyle w:val="Hyperlink"/>
-                <w:rFonts w:ascii="Arial" w:hAnsi="Arial" w:cs="Arial"/>
+                <w:rFonts w:cs="Arial"/>
                 <w:noProof/>
               </w:rPr>
               <w:t>SISTEMELE MODERNE ȘI CRIPTOGRAFIA AES</w:t>
             </w:r>
             <w:r>
               <w:rPr>
-                <w:rFonts w:ascii="Arial" w:hAnsi="Arial" w:cs="Arial"/>
                 <w:noProof/>
                 <w:webHidden/>
               </w:rPr>
@@ -1551,7 +1535,6 @@
             </w:r>
             <w:r>
               <w:rPr>
-                <w:rFonts w:ascii="Arial" w:hAnsi="Arial" w:cs="Arial"/>
                 <w:noProof/>
                 <w:webHidden/>
               </w:rPr>
@@ -1559,22 +1542,19 @@
             </w:r>
             <w:r>
               <w:rPr>
-                <w:rFonts w:ascii="Arial" w:hAnsi="Arial" w:cs="Arial"/>
                 <w:noProof/>
                 <w:webHidden/>
               </w:rPr>
-              <w:instrText xml:space="preserve"> PAGEREF _Toc238493021 \h </w:instrText>
-            </w:r>
-            <w:r>
-              <w:rPr>
-                <w:rFonts w:ascii="Arial" w:hAnsi="Arial" w:cs="Arial"/>
+              <w:instrText xml:space="preserve"> PAGEREF _Toc238572845 \h </w:instrText>
+            </w:r>
+            <w:r>
+              <w:rPr>
                 <w:noProof/>
                 <w:webHidden/>
               </w:rPr>
             </w:r>
             <w:r>
               <w:rPr>
-                <w:rFonts w:ascii="Arial" w:hAnsi="Arial" w:cs="Arial"/>
                 <w:noProof/>
                 <w:webHidden/>
               </w:rPr>
@@ -1582,7 +1562,6 @@
             </w:r>
             <w:r>
               <w:rPr>
-                <w:rFonts w:ascii="Arial" w:hAnsi="Arial" w:cs="Arial"/>
                 <w:noProof/>
                 <w:webHidden/>
               </w:rPr>
@@ -1590,7 +1569,6 @@
             </w:r>
             <w:r>
               <w:rPr>
-                <w:rFonts w:ascii="Arial" w:hAnsi="Arial" w:cs="Arial"/>
                 <w:noProof/>
                 <w:webHidden/>
               </w:rPr>
@@ -1606,30 +1584,30 @@
               <w:tab w:val="right" w:leader="dot" w:pos="9629"/>
             </w:tabs>
             <w:rPr>
-              <w:rFonts w:ascii="Arial" w:hAnsi="Arial" w:cs="Arial"/>
               <w:noProof/>
               <w:kern w:val="2"/>
               <w:sz w:val="24"/>
               <w:szCs w:val="24"/>
+              <w:lang w:eastAsia="ro-RO"/>
               <w14:ligatures w14:val="standardContextual"/>
             </w:rPr>
           </w:pPr>
-          <w:hyperlink w:anchor="_Toc238493022" w:history="1">
+          <w:hyperlink w:anchor="_Toc238572846" w:history="1">
             <w:r>
               <w:rPr>
                 <w:rStyle w:val="Hyperlink"/>
-                <w:rFonts w:ascii="Arial" w:hAnsi="Arial" w:cs="Arial"/>
+                <w:rFonts w:cs="Arial"/>
                 <w:noProof/>
               </w:rPr>
               <w:t>2.2</w:t>
             </w:r>
             <w:r>
               <w:rPr>
-                <w:rFonts w:ascii="Arial" w:hAnsi="Arial" w:cs="Arial"/>
                 <w:noProof/>
                 <w:kern w:val="2"/>
                 <w:sz w:val="24"/>
                 <w:szCs w:val="24"/>
+                <w:lang w:eastAsia="ro-RO"/>
                 <w14:ligatures w14:val="standardContextual"/>
               </w:rPr>
               <w:tab/>
@@ -1637,14 +1615,13 @@
             <w:r>
               <w:rPr>
                 <w:rStyle w:val="Hyperlink"/>
-                <w:rFonts w:ascii="Arial" w:hAnsi="Arial" w:cs="Arial"/>
+                <w:rFonts w:cs="Arial"/>
                 <w:noProof/>
               </w:rPr>
               <w:t>IMPLEMENTAREA AES PE FPGA</w:t>
             </w:r>
             <w:r>
               <w:rPr>
-                <w:rFonts w:ascii="Arial" w:hAnsi="Arial" w:cs="Arial"/>
                 <w:noProof/>
                 <w:webHidden/>
               </w:rPr>
@@ -1652,7 +1629,6 @@
             </w:r>
             <w:r>
               <w:rPr>
-                <w:rFonts w:ascii="Arial" w:hAnsi="Arial" w:cs="Arial"/>
                 <w:noProof/>
                 <w:webHidden/>
               </w:rPr>
@@ -1660,22 +1636,19 @@
             </w:r>
             <w:r>
               <w:rPr>
-                <w:rFonts w:ascii="Arial" w:hAnsi="Arial" w:cs="Arial"/>
                 <w:noProof/>
                 <w:webHidden/>
               </w:rPr>
-              <w:instrText xml:space="preserve"> PAGEREF _Toc238493022 \h </w:instrText>
-            </w:r>
-            <w:r>
-              <w:rPr>
-                <w:rFonts w:ascii="Arial" w:hAnsi="Arial" w:cs="Arial"/>
+              <w:instrText xml:space="preserve"> PAGEREF _Toc238572846 \h </w:instrText>
+            </w:r>
+            <w:r>
+              <w:rPr>
                 <w:noProof/>
                 <w:webHidden/>
               </w:rPr>
             </w:r>
             <w:r>
               <w:rPr>
-                <w:rFonts w:ascii="Arial" w:hAnsi="Arial" w:cs="Arial"/>
                 <w:noProof/>
                 <w:webHidden/>
               </w:rPr>
@@ -1683,7 +1656,6 @@
             </w:r>
             <w:r>
               <w:rPr>
-                <w:rFonts w:ascii="Arial" w:hAnsi="Arial" w:cs="Arial"/>
                 <w:noProof/>
                 <w:webHidden/>
               </w:rPr>
@@ -1691,7 +1663,6 @@
             </w:r>
             <w:r>
               <w:rPr>
-                <w:rFonts w:ascii="Arial" w:hAnsi="Arial" w:cs="Arial"/>
                 <w:noProof/>
                 <w:webHidden/>
               </w:rPr>
@@ -1707,30 +1678,30 @@
               <w:tab w:val="right" w:leader="dot" w:pos="9629"/>
             </w:tabs>
             <w:rPr>
-              <w:rFonts w:ascii="Arial" w:hAnsi="Arial" w:cs="Arial"/>
               <w:noProof/>
               <w:kern w:val="2"/>
               <w:sz w:val="24"/>
               <w:szCs w:val="24"/>
+              <w:lang w:eastAsia="ro-RO"/>
               <w14:ligatures w14:val="standardContextual"/>
             </w:rPr>
           </w:pPr>
-          <w:hyperlink w:anchor="_Toc238493023" w:history="1">
+          <w:hyperlink w:anchor="_Toc238572847" w:history="1">
             <w:r>
               <w:rPr>
                 <w:rStyle w:val="Hyperlink"/>
-                <w:rFonts w:ascii="Arial" w:hAnsi="Arial" w:cs="Arial"/>
+                <w:rFonts w:cs="Arial"/>
                 <w:noProof/>
               </w:rPr>
               <w:t>2.3</w:t>
             </w:r>
             <w:r>
               <w:rPr>
-                <w:rFonts w:ascii="Arial" w:hAnsi="Arial" w:cs="Arial"/>
                 <w:noProof/>
                 <w:kern w:val="2"/>
                 <w:sz w:val="24"/>
                 <w:szCs w:val="24"/>
+                <w:lang w:eastAsia="ro-RO"/>
                 <w14:ligatures w14:val="standardContextual"/>
               </w:rPr>
               <w:tab/>
@@ -1738,14 +1709,13 @@
             <w:r>
               <w:rPr>
                 <w:rStyle w:val="Hyperlink"/>
-                <w:rFonts w:ascii="Arial" w:hAnsi="Arial" w:cs="Arial"/>
+                <w:rFonts w:cs="Arial"/>
                 <w:noProof/>
               </w:rPr>
               <w:t>SISTEME FPGA ȘI RECONFIGURARE</w:t>
             </w:r>
             <w:r>
               <w:rPr>
-                <w:rFonts w:ascii="Arial" w:hAnsi="Arial" w:cs="Arial"/>
                 <w:noProof/>
                 <w:webHidden/>
               </w:rPr>
@@ -1753,7 +1723,6 @@
             </w:r>
             <w:r>
               <w:rPr>
-                <w:rFonts w:ascii="Arial" w:hAnsi="Arial" w:cs="Arial"/>
                 <w:noProof/>
                 <w:webHidden/>
               </w:rPr>
@@ -1761,22 +1730,19 @@
             </w:r>
             <w:r>
               <w:rPr>
-                <w:rFonts w:ascii="Arial" w:hAnsi="Arial" w:cs="Arial"/>
                 <w:noProof/>
                 <w:webHidden/>
               </w:rPr>
-              <w:instrText xml:space="preserve"> PAGEREF _Toc238493023 \h </w:instrText>
-            </w:r>
-            <w:r>
-              <w:rPr>
-                <w:rFonts w:ascii="Arial" w:hAnsi="Arial" w:cs="Arial"/>
+              <w:instrText xml:space="preserve"> PAGEREF _Toc238572847 \h </w:instrText>
+            </w:r>
+            <w:r>
+              <w:rPr>
                 <w:noProof/>
                 <w:webHidden/>
               </w:rPr>
             </w:r>
             <w:r>
               <w:rPr>
-                <w:rFonts w:ascii="Arial" w:hAnsi="Arial" w:cs="Arial"/>
                 <w:noProof/>
                 <w:webHidden/>
               </w:rPr>
@@ -1784,7 +1750,6 @@
             </w:r>
             <w:r>
               <w:rPr>
-                <w:rFonts w:ascii="Arial" w:hAnsi="Arial" w:cs="Arial"/>
                 <w:noProof/>
                 <w:webHidden/>
               </w:rPr>
@@ -1792,7 +1757,6 @@
             </w:r>
             <w:r>
               <w:rPr>
-                <w:rFonts w:ascii="Arial" w:hAnsi="Arial" w:cs="Arial"/>
                 <w:noProof/>
                 <w:webHidden/>
               </w:rPr>
@@ -1808,30 +1772,30 @@
               <w:tab w:val="right" w:leader="dot" w:pos="9629"/>
             </w:tabs>
             <w:rPr>
-              <w:rFonts w:ascii="Arial" w:hAnsi="Arial" w:cs="Arial"/>
               <w:noProof/>
               <w:kern w:val="2"/>
               <w:sz w:val="24"/>
               <w:szCs w:val="24"/>
+              <w:lang w:eastAsia="ro-RO"/>
               <w14:ligatures w14:val="standardContextual"/>
             </w:rPr>
           </w:pPr>
-          <w:hyperlink w:anchor="_Toc238493024" w:history="1">
+          <w:hyperlink w:anchor="_Toc238572848" w:history="1">
             <w:r>
               <w:rPr>
                 <w:rStyle w:val="Hyperlink"/>
-                <w:rFonts w:ascii="Arial" w:hAnsi="Arial" w:cs="Arial"/>
+                <w:rFonts w:cs="Arial"/>
                 <w:noProof/>
               </w:rPr>
               <w:t>2.4</w:t>
             </w:r>
             <w:r>
               <w:rPr>
-                <w:rFonts w:ascii="Arial" w:hAnsi="Arial" w:cs="Arial"/>
                 <w:noProof/>
                 <w:kern w:val="2"/>
                 <w:sz w:val="24"/>
                 <w:szCs w:val="24"/>
+                <w:lang w:eastAsia="ro-RO"/>
                 <w14:ligatures w14:val="standardContextual"/>
               </w:rPr>
               <w:tab/>
@@ -1839,14 +1803,13 @@
             <w:r>
               <w:rPr>
                 <w:rStyle w:val="Hyperlink"/>
-                <w:rFonts w:ascii="Arial" w:hAnsi="Arial" w:cs="Arial"/>
+                <w:rFonts w:cs="Arial"/>
                 <w:noProof/>
               </w:rPr>
               <w:t>POZIȚIONAREA SOLUȚIEI PROPUSE</w:t>
             </w:r>
             <w:r>
               <w:rPr>
-                <w:rFonts w:ascii="Arial" w:hAnsi="Arial" w:cs="Arial"/>
                 <w:noProof/>
                 <w:webHidden/>
               </w:rPr>
@@ -1854,7 +1817,6 @@
             </w:r>
             <w:r>
               <w:rPr>
-                <w:rFonts w:ascii="Arial" w:hAnsi="Arial" w:cs="Arial"/>
                 <w:noProof/>
                 <w:webHidden/>
               </w:rPr>
@@ -1862,22 +1824,19 @@
             </w:r>
             <w:r>
               <w:rPr>
-                <w:rFonts w:ascii="Arial" w:hAnsi="Arial" w:cs="Arial"/>
                 <w:noProof/>
                 <w:webHidden/>
               </w:rPr>
-              <w:instrText xml:space="preserve"> PAGEREF _Toc238493024 \h </w:instrText>
-            </w:r>
-            <w:r>
-              <w:rPr>
-                <w:rFonts w:ascii="Arial" w:hAnsi="Arial" w:cs="Arial"/>
+              <w:instrText xml:space="preserve"> PAGEREF _Toc238572848 \h </w:instrText>
+            </w:r>
+            <w:r>
+              <w:rPr>
                 <w:noProof/>
                 <w:webHidden/>
               </w:rPr>
             </w:r>
             <w:r>
               <w:rPr>
-                <w:rFonts w:ascii="Arial" w:hAnsi="Arial" w:cs="Arial"/>
                 <w:noProof/>
                 <w:webHidden/>
               </w:rPr>
@@ -1885,7 +1844,6 @@
             </w:r>
             <w:r>
               <w:rPr>
-                <w:rFonts w:ascii="Arial" w:hAnsi="Arial" w:cs="Arial"/>
                 <w:noProof/>
                 <w:webHidden/>
               </w:rPr>
@@ -1893,7 +1851,6 @@
             </w:r>
             <w:r>
               <w:rPr>
-                <w:rFonts w:ascii="Arial" w:hAnsi="Arial" w:cs="Arial"/>
                 <w:noProof/>
                 <w:webHidden/>
               </w:rPr>
@@ -1905,34 +1862,34 @@
           <w:pPr>
             <w:pStyle w:val="TOC1"/>
             <w:tabs>
-              <w:tab w:val="left" w:pos="480"/>
+              <w:tab w:val="left" w:pos="440"/>
               <w:tab w:val="right" w:leader="dot" w:pos="9629"/>
             </w:tabs>
             <w:rPr>
-              <w:rFonts w:ascii="Arial" w:hAnsi="Arial" w:cs="Arial"/>
               <w:noProof/>
               <w:kern w:val="2"/>
               <w:sz w:val="24"/>
               <w:szCs w:val="24"/>
+              <w:lang w:eastAsia="ro-RO"/>
               <w14:ligatures w14:val="standardContextual"/>
             </w:rPr>
           </w:pPr>
-          <w:hyperlink w:anchor="_Toc238493025" w:history="1">
+          <w:hyperlink w:anchor="_Toc238572849" w:history="1">
             <w:r>
               <w:rPr>
                 <w:rStyle w:val="Hyperlink"/>
-                <w:rFonts w:ascii="Arial" w:hAnsi="Arial" w:cs="Arial"/>
+                <w:rFonts w:cs="Arial"/>
                 <w:noProof/>
               </w:rPr>
               <w:t>3</w:t>
             </w:r>
             <w:r>
               <w:rPr>
-                <w:rFonts w:ascii="Arial" w:hAnsi="Arial" w:cs="Arial"/>
                 <w:noProof/>
                 <w:kern w:val="2"/>
                 <w:sz w:val="24"/>
                 <w:szCs w:val="24"/>
+                <w:lang w:eastAsia="ro-RO"/>
                 <w14:ligatures w14:val="standardContextual"/>
               </w:rPr>
               <w:tab/>
@@ -1940,14 +1897,13 @@
             <w:r>
               <w:rPr>
                 <w:rStyle w:val="Hyperlink"/>
-                <w:rFonts w:ascii="Arial" w:hAnsi="Arial" w:cs="Arial"/>
+                <w:rFonts w:cs="Arial"/>
                 <w:noProof/>
               </w:rPr>
               <w:t>FUNDAMENTE CRIPTOGRAFICE ȘI ALGORITMUL AES</w:t>
             </w:r>
             <w:r>
               <w:rPr>
-                <w:rFonts w:ascii="Arial" w:hAnsi="Arial" w:cs="Arial"/>
                 <w:noProof/>
                 <w:webHidden/>
               </w:rPr>
@@ -1955,7 +1911,6 @@
             </w:r>
             <w:r>
               <w:rPr>
-                <w:rFonts w:ascii="Arial" w:hAnsi="Arial" w:cs="Arial"/>
                 <w:noProof/>
                 <w:webHidden/>
               </w:rPr>
@@ -1963,22 +1918,19 @@
             </w:r>
             <w:r>
               <w:rPr>
-                <w:rFonts w:ascii="Arial" w:hAnsi="Arial" w:cs="Arial"/>
                 <w:noProof/>
                 <w:webHidden/>
               </w:rPr>
-              <w:instrText xml:space="preserve"> PAGEREF _Toc238493025 \h </w:instrText>
-            </w:r>
-            <w:r>
-              <w:rPr>
-                <w:rFonts w:ascii="Arial" w:hAnsi="Arial" w:cs="Arial"/>
+              <w:instrText xml:space="preserve"> PAGEREF _Toc238572849 \h </w:instrText>
+            </w:r>
+            <w:r>
+              <w:rPr>
                 <w:noProof/>
                 <w:webHidden/>
               </w:rPr>
             </w:r>
             <w:r>
               <w:rPr>
-                <w:rFonts w:ascii="Arial" w:hAnsi="Arial" w:cs="Arial"/>
                 <w:noProof/>
                 <w:webHidden/>
               </w:rPr>
@@ -1986,7 +1938,6 @@
             </w:r>
             <w:r>
               <w:rPr>
-                <w:rFonts w:ascii="Arial" w:hAnsi="Arial" w:cs="Arial"/>
                 <w:noProof/>
                 <w:webHidden/>
               </w:rPr>
@@ -1994,7 +1945,6 @@
             </w:r>
             <w:r>
               <w:rPr>
-                <w:rFonts w:ascii="Arial" w:hAnsi="Arial" w:cs="Arial"/>
                 <w:noProof/>
                 <w:webHidden/>
               </w:rPr>
@@ -2010,30 +1960,30 @@
               <w:tab w:val="right" w:leader="dot" w:pos="9629"/>
             </w:tabs>
             <w:rPr>
-              <w:rFonts w:ascii="Arial" w:hAnsi="Arial" w:cs="Arial"/>
               <w:noProof/>
               <w:kern w:val="2"/>
               <w:sz w:val="24"/>
               <w:szCs w:val="24"/>
+              <w:lang w:eastAsia="ro-RO"/>
               <w14:ligatures w14:val="standardContextual"/>
             </w:rPr>
           </w:pPr>
-          <w:hyperlink w:anchor="_Toc238493026" w:history="1">
+          <w:hyperlink w:anchor="_Toc238572850" w:history="1">
             <w:r>
               <w:rPr>
                 <w:rStyle w:val="Hyperlink"/>
-                <w:rFonts w:ascii="Arial" w:hAnsi="Arial" w:cs="Arial"/>
+                <w:rFonts w:cs="Arial"/>
                 <w:noProof/>
               </w:rPr>
               <w:t>3.1</w:t>
             </w:r>
             <w:r>
               <w:rPr>
-                <w:rFonts w:ascii="Arial" w:hAnsi="Arial" w:cs="Arial"/>
                 <w:noProof/>
                 <w:kern w:val="2"/>
                 <w:sz w:val="24"/>
                 <w:szCs w:val="24"/>
+                <w:lang w:eastAsia="ro-RO"/>
                 <w14:ligatures w14:val="standardContextual"/>
               </w:rPr>
               <w:tab/>
@@ -2041,14 +1991,13 @@
             <w:r>
               <w:rPr>
                 <w:rStyle w:val="Hyperlink"/>
-                <w:rFonts w:ascii="Arial" w:hAnsi="Arial" w:cs="Arial"/>
+                <w:rFonts w:cs="Arial"/>
                 <w:noProof/>
               </w:rPr>
               <w:t>NOȚIUNI FUNDAMENTALE DE CRIPTOGRAFIE</w:t>
             </w:r>
             <w:r>
               <w:rPr>
-                <w:rFonts w:ascii="Arial" w:hAnsi="Arial" w:cs="Arial"/>
                 <w:noProof/>
                 <w:webHidden/>
               </w:rPr>
@@ -2056,7 +2005,6 @@
             </w:r>
             <w:r>
               <w:rPr>
-                <w:rFonts w:ascii="Arial" w:hAnsi="Arial" w:cs="Arial"/>
                 <w:noProof/>
                 <w:webHidden/>
               </w:rPr>
@@ -2064,22 +2012,19 @@
             </w:r>
             <w:r>
               <w:rPr>
-                <w:rFonts w:ascii="Arial" w:hAnsi="Arial" w:cs="Arial"/>
                 <w:noProof/>
                 <w:webHidden/>
               </w:rPr>
-              <w:instrText xml:space="preserve"> PAGEREF _Toc238493026 \h </w:instrText>
-            </w:r>
-            <w:r>
-              <w:rPr>
-                <w:rFonts w:ascii="Arial" w:hAnsi="Arial" w:cs="Arial"/>
+              <w:instrText xml:space="preserve"> PAGEREF _Toc238572850 \h </w:instrText>
+            </w:r>
+            <w:r>
+              <w:rPr>
                 <w:noProof/>
                 <w:webHidden/>
               </w:rPr>
             </w:r>
             <w:r>
               <w:rPr>
-                <w:rFonts w:ascii="Arial" w:hAnsi="Arial" w:cs="Arial"/>
                 <w:noProof/>
                 <w:webHidden/>
               </w:rPr>
@@ -2087,7 +2032,6 @@
             </w:r>
             <w:r>
               <w:rPr>
-                <w:rFonts w:ascii="Arial" w:hAnsi="Arial" w:cs="Arial"/>
                 <w:noProof/>
                 <w:webHidden/>
               </w:rPr>
@@ -2095,7 +2039,6 @@
             </w:r>
             <w:r>
               <w:rPr>
-                <w:rFonts w:ascii="Arial" w:hAnsi="Arial" w:cs="Arial"/>
                 <w:noProof/>
                 <w:webHidden/>
               </w:rPr>
@@ -2111,30 +2054,30 @@
               <w:tab w:val="right" w:leader="dot" w:pos="9629"/>
             </w:tabs>
             <w:rPr>
-              <w:rFonts w:ascii="Arial" w:hAnsi="Arial" w:cs="Arial"/>
               <w:noProof/>
               <w:kern w:val="2"/>
               <w:sz w:val="24"/>
               <w:szCs w:val="24"/>
+              <w:lang w:eastAsia="ro-RO"/>
               <w14:ligatures w14:val="standardContextual"/>
             </w:rPr>
           </w:pPr>
-          <w:hyperlink w:anchor="_Toc238493027" w:history="1">
+          <w:hyperlink w:anchor="_Toc238572851" w:history="1">
             <w:r>
               <w:rPr>
                 <w:rStyle w:val="Hyperlink"/>
-                <w:rFonts w:ascii="Arial" w:hAnsi="Arial" w:cs="Arial"/>
+                <w:rFonts w:cs="Arial"/>
                 <w:noProof/>
               </w:rPr>
               <w:t>3.2</w:t>
             </w:r>
             <w:r>
               <w:rPr>
-                <w:rFonts w:ascii="Arial" w:hAnsi="Arial" w:cs="Arial"/>
                 <w:noProof/>
                 <w:kern w:val="2"/>
                 <w:sz w:val="24"/>
                 <w:szCs w:val="24"/>
+                <w:lang w:eastAsia="ro-RO"/>
                 <w14:ligatures w14:val="standardContextual"/>
               </w:rPr>
               <w:tab/>
@@ -2142,14 +2085,13 @@
             <w:r>
               <w:rPr>
                 <w:rStyle w:val="Hyperlink"/>
-                <w:rFonts w:ascii="Arial" w:hAnsi="Arial" w:cs="Arial"/>
+                <w:rFonts w:cs="Arial"/>
                 <w:noProof/>
               </w:rPr>
               <w:t>CRIPTOGRAFIA SIMETRICĂ</w:t>
             </w:r>
             <w:r>
               <w:rPr>
-                <w:rFonts w:ascii="Arial" w:hAnsi="Arial" w:cs="Arial"/>
                 <w:noProof/>
                 <w:webHidden/>
               </w:rPr>
@@ -2157,7 +2099,6 @@
             </w:r>
             <w:r>
               <w:rPr>
-                <w:rFonts w:ascii="Arial" w:hAnsi="Arial" w:cs="Arial"/>
                 <w:noProof/>
                 <w:webHidden/>
               </w:rPr>
@@ -2165,22 +2106,19 @@
             </w:r>
             <w:r>
               <w:rPr>
-                <w:rFonts w:ascii="Arial" w:hAnsi="Arial" w:cs="Arial"/>
                 <w:noProof/>
                 <w:webHidden/>
               </w:rPr>
-              <w:instrText xml:space="preserve"> PAGEREF _Toc238493027 \h </w:instrText>
-            </w:r>
-            <w:r>
-              <w:rPr>
-                <w:rFonts w:ascii="Arial" w:hAnsi="Arial" w:cs="Arial"/>
+              <w:instrText xml:space="preserve"> PAGEREF _Toc238572851 \h </w:instrText>
+            </w:r>
+            <w:r>
+              <w:rPr>
                 <w:noProof/>
                 <w:webHidden/>
               </w:rPr>
             </w:r>
             <w:r>
               <w:rPr>
-                <w:rFonts w:ascii="Arial" w:hAnsi="Arial" w:cs="Arial"/>
                 <w:noProof/>
                 <w:webHidden/>
               </w:rPr>
@@ -2188,7 +2126,6 @@
             </w:r>
             <w:r>
               <w:rPr>
-                <w:rFonts w:ascii="Arial" w:hAnsi="Arial" w:cs="Arial"/>
                 <w:noProof/>
                 <w:webHidden/>
               </w:rPr>
@@ -2196,7 +2133,6 @@
             </w:r>
             <w:r>
               <w:rPr>
-                <w:rFonts w:ascii="Arial" w:hAnsi="Arial" w:cs="Arial"/>
                 <w:noProof/>
                 <w:webHidden/>
               </w:rPr>
@@ -2212,30 +2148,30 @@
               <w:tab w:val="right" w:leader="dot" w:pos="9629"/>
             </w:tabs>
             <w:rPr>
-              <w:rFonts w:ascii="Arial" w:hAnsi="Arial" w:cs="Arial"/>
               <w:noProof/>
               <w:kern w:val="2"/>
               <w:sz w:val="24"/>
               <w:szCs w:val="24"/>
+              <w:lang w:eastAsia="ro-RO"/>
               <w14:ligatures w14:val="standardContextual"/>
             </w:rPr>
           </w:pPr>
-          <w:hyperlink w:anchor="_Toc238493028" w:history="1">
+          <w:hyperlink w:anchor="_Toc238572852" w:history="1">
             <w:r>
               <w:rPr>
                 <w:rStyle w:val="Hyperlink"/>
-                <w:rFonts w:ascii="Arial" w:hAnsi="Arial" w:cs="Arial"/>
+                <w:rFonts w:cs="Arial"/>
                 <w:noProof/>
               </w:rPr>
               <w:t>3.3</w:t>
             </w:r>
             <w:r>
               <w:rPr>
-                <w:rFonts w:ascii="Arial" w:hAnsi="Arial" w:cs="Arial"/>
                 <w:noProof/>
                 <w:kern w:val="2"/>
                 <w:sz w:val="24"/>
                 <w:szCs w:val="24"/>
+                <w:lang w:eastAsia="ro-RO"/>
                 <w14:ligatures w14:val="standardContextual"/>
               </w:rPr>
               <w:tab/>
@@ -2243,14 +2179,13 @@
             <w:r>
               <w:rPr>
                 <w:rStyle w:val="Hyperlink"/>
-                <w:rFonts w:ascii="Arial" w:hAnsi="Arial" w:cs="Arial"/>
+                <w:rFonts w:cs="Arial"/>
                 <w:noProof/>
               </w:rPr>
               <w:t>TIPURILE  DE ALGORITMI CRIPTOGRAFICI SIMETRICI</w:t>
             </w:r>
             <w:r>
               <w:rPr>
-                <w:rFonts w:ascii="Arial" w:hAnsi="Arial" w:cs="Arial"/>
                 <w:noProof/>
                 <w:webHidden/>
               </w:rPr>
@@ -2258,7 +2193,6 @@
             </w:r>
             <w:r>
               <w:rPr>
-                <w:rFonts w:ascii="Arial" w:hAnsi="Arial" w:cs="Arial"/>
                 <w:noProof/>
                 <w:webHidden/>
               </w:rPr>
@@ -2266,22 +2200,19 @@
             </w:r>
             <w:r>
               <w:rPr>
-                <w:rFonts w:ascii="Arial" w:hAnsi="Arial" w:cs="Arial"/>
                 <w:noProof/>
                 <w:webHidden/>
               </w:rPr>
-              <w:instrText xml:space="preserve"> PAGEREF _Toc238493028 \h </w:instrText>
-            </w:r>
-            <w:r>
-              <w:rPr>
-                <w:rFonts w:ascii="Arial" w:hAnsi="Arial" w:cs="Arial"/>
+              <w:instrText xml:space="preserve"> PAGEREF _Toc238572852 \h </w:instrText>
+            </w:r>
+            <w:r>
+              <w:rPr>
                 <w:noProof/>
                 <w:webHidden/>
               </w:rPr>
             </w:r>
             <w:r>
               <w:rPr>
-                <w:rFonts w:ascii="Arial" w:hAnsi="Arial" w:cs="Arial"/>
                 <w:noProof/>
                 <w:webHidden/>
               </w:rPr>
@@ -2289,7 +2220,6 @@
             </w:r>
             <w:r>
               <w:rPr>
-                <w:rFonts w:ascii="Arial" w:hAnsi="Arial" w:cs="Arial"/>
                 <w:noProof/>
                 <w:webHidden/>
               </w:rPr>
@@ -2297,7 +2227,6 @@
             </w:r>
             <w:r>
               <w:rPr>
-                <w:rFonts w:ascii="Arial" w:hAnsi="Arial" w:cs="Arial"/>
                 <w:noProof/>
                 <w:webHidden/>
               </w:rPr>
@@ -2313,30 +2242,30 @@
               <w:tab w:val="right" w:leader="dot" w:pos="9629"/>
             </w:tabs>
             <w:rPr>
-              <w:rFonts w:ascii="Arial" w:hAnsi="Arial" w:cs="Arial"/>
               <w:noProof/>
               <w:kern w:val="2"/>
               <w:sz w:val="24"/>
               <w:szCs w:val="24"/>
+              <w:lang w:eastAsia="ro-RO"/>
               <w14:ligatures w14:val="standardContextual"/>
             </w:rPr>
           </w:pPr>
-          <w:hyperlink w:anchor="_Toc238493029" w:history="1">
+          <w:hyperlink w:anchor="_Toc238572853" w:history="1">
             <w:r>
               <w:rPr>
                 <w:rStyle w:val="Hyperlink"/>
-                <w:rFonts w:ascii="Arial" w:hAnsi="Arial" w:cs="Arial"/>
+                <w:rFonts w:cs="Arial"/>
                 <w:noProof/>
               </w:rPr>
               <w:t>3.4</w:t>
             </w:r>
             <w:r>
               <w:rPr>
-                <w:rFonts w:ascii="Arial" w:hAnsi="Arial" w:cs="Arial"/>
                 <w:noProof/>
                 <w:kern w:val="2"/>
                 <w:sz w:val="24"/>
                 <w:szCs w:val="24"/>
+                <w:lang w:eastAsia="ro-RO"/>
                 <w14:ligatures w14:val="standardContextual"/>
               </w:rPr>
               <w:tab/>
@@ -2344,14 +2273,13 @@
             <w:r>
               <w:rPr>
                 <w:rStyle w:val="Hyperlink"/>
-                <w:rFonts w:ascii="Arial" w:hAnsi="Arial" w:cs="Arial"/>
+                <w:rFonts w:cs="Arial"/>
                 <w:noProof/>
               </w:rPr>
               <w:t>ADVANCED ENCRYPTION STANDARD</w:t>
             </w:r>
             <w:r>
               <w:rPr>
-                <w:rFonts w:ascii="Arial" w:hAnsi="Arial" w:cs="Arial"/>
                 <w:noProof/>
                 <w:webHidden/>
               </w:rPr>
@@ -2359,7 +2287,6 @@
             </w:r>
             <w:r>
               <w:rPr>
-                <w:rFonts w:ascii="Arial" w:hAnsi="Arial" w:cs="Arial"/>
                 <w:noProof/>
                 <w:webHidden/>
               </w:rPr>
@@ -2367,22 +2294,19 @@
             </w:r>
             <w:r>
               <w:rPr>
-                <w:rFonts w:ascii="Arial" w:hAnsi="Arial" w:cs="Arial"/>
                 <w:noProof/>
                 <w:webHidden/>
               </w:rPr>
-              <w:instrText xml:space="preserve"> PAGEREF _Toc238493029 \h </w:instrText>
-            </w:r>
-            <w:r>
-              <w:rPr>
-                <w:rFonts w:ascii="Arial" w:hAnsi="Arial" w:cs="Arial"/>
+              <w:instrText xml:space="preserve"> PAGEREF _Toc238572853 \h </w:instrText>
+            </w:r>
+            <w:r>
+              <w:rPr>
                 <w:noProof/>
                 <w:webHidden/>
               </w:rPr>
             </w:r>
             <w:r>
               <w:rPr>
-                <w:rFonts w:ascii="Arial" w:hAnsi="Arial" w:cs="Arial"/>
                 <w:noProof/>
                 <w:webHidden/>
               </w:rPr>
@@ -2390,7 +2314,6 @@
             </w:r>
             <w:r>
               <w:rPr>
-                <w:rFonts w:ascii="Arial" w:hAnsi="Arial" w:cs="Arial"/>
                 <w:noProof/>
                 <w:webHidden/>
               </w:rPr>
@@ -2398,7 +2321,6 @@
             </w:r>
             <w:r>
               <w:rPr>
-                <w:rFonts w:ascii="Arial" w:hAnsi="Arial" w:cs="Arial"/>
                 <w:noProof/>
                 <w:webHidden/>
               </w:rPr>
@@ -2414,30 +2336,30 @@
               <w:tab w:val="right" w:leader="dot" w:pos="9629"/>
             </w:tabs>
             <w:rPr>
-              <w:rFonts w:ascii="Arial" w:hAnsi="Arial" w:cs="Arial"/>
               <w:noProof/>
               <w:kern w:val="2"/>
               <w:sz w:val="24"/>
               <w:szCs w:val="24"/>
+              <w:lang w:eastAsia="ro-RO"/>
               <w14:ligatures w14:val="standardContextual"/>
             </w:rPr>
           </w:pPr>
-          <w:hyperlink w:anchor="_Toc238493030" w:history="1">
+          <w:hyperlink w:anchor="_Toc238572854" w:history="1">
             <w:r>
               <w:rPr>
                 <w:rStyle w:val="Hyperlink"/>
-                <w:rFonts w:ascii="Arial" w:hAnsi="Arial" w:cs="Arial"/>
+                <w:rFonts w:cs="Arial"/>
                 <w:noProof/>
               </w:rPr>
               <w:t>3.5</w:t>
             </w:r>
             <w:r>
               <w:rPr>
-                <w:rFonts w:ascii="Arial" w:hAnsi="Arial" w:cs="Arial"/>
                 <w:noProof/>
                 <w:kern w:val="2"/>
                 <w:sz w:val="24"/>
                 <w:szCs w:val="24"/>
+                <w:lang w:eastAsia="ro-RO"/>
                 <w14:ligatures w14:val="standardContextual"/>
               </w:rPr>
               <w:tab/>
@@ -2445,14 +2367,13 @@
             <w:r>
               <w:rPr>
                 <w:rStyle w:val="Hyperlink"/>
-                <w:rFonts w:ascii="Arial" w:hAnsi="Arial" w:cs="Arial"/>
+                <w:rFonts w:cs="Arial"/>
                 <w:noProof/>
               </w:rPr>
               <w:t>STRUCTRURA ALGORITMULUI AES-128</w:t>
             </w:r>
             <w:r>
               <w:rPr>
-                <w:rFonts w:ascii="Arial" w:hAnsi="Arial" w:cs="Arial"/>
                 <w:noProof/>
                 <w:webHidden/>
               </w:rPr>
@@ -2460,7 +2381,6 @@
             </w:r>
             <w:r>
               <w:rPr>
-                <w:rFonts w:ascii="Arial" w:hAnsi="Arial" w:cs="Arial"/>
                 <w:noProof/>
                 <w:webHidden/>
               </w:rPr>
@@ -2468,22 +2388,19 @@
             </w:r>
             <w:r>
               <w:rPr>
-                <w:rFonts w:ascii="Arial" w:hAnsi="Arial" w:cs="Arial"/>
                 <w:noProof/>
                 <w:webHidden/>
               </w:rPr>
-              <w:instrText xml:space="preserve"> PAGEREF _Toc238493030 \h </w:instrText>
-            </w:r>
-            <w:r>
-              <w:rPr>
-                <w:rFonts w:ascii="Arial" w:hAnsi="Arial" w:cs="Arial"/>
+              <w:instrText xml:space="preserve"> PAGEREF _Toc238572854 \h </w:instrText>
+            </w:r>
+            <w:r>
+              <w:rPr>
                 <w:noProof/>
                 <w:webHidden/>
               </w:rPr>
             </w:r>
             <w:r>
               <w:rPr>
-                <w:rFonts w:ascii="Arial" w:hAnsi="Arial" w:cs="Arial"/>
                 <w:noProof/>
                 <w:webHidden/>
               </w:rPr>
@@ -2491,7 +2408,6 @@
             </w:r>
             <w:r>
               <w:rPr>
-                <w:rFonts w:ascii="Arial" w:hAnsi="Arial" w:cs="Arial"/>
                 <w:noProof/>
                 <w:webHidden/>
               </w:rPr>
@@ -2499,7 +2415,6 @@
             </w:r>
             <w:r>
               <w:rPr>
-                <w:rFonts w:ascii="Arial" w:hAnsi="Arial" w:cs="Arial"/>
                 <w:noProof/>
                 <w:webHidden/>
               </w:rPr>
@@ -2511,19 +2426,23 @@
           <w:pPr>
             <w:pStyle w:val="TOC3"/>
             <w:tabs>
-              <w:tab w:val="left" w:pos="1440"/>
+              <w:tab w:val="left" w:pos="1200"/>
               <w:tab w:val="right" w:leader="dot" w:pos="9629"/>
             </w:tabs>
             <w:rPr>
-              <w:rFonts w:ascii="Arial" w:hAnsi="Arial" w:cs="Arial"/>
               <w:noProof/>
+              <w:kern w:val="2"/>
+              <w:sz w:val="24"/>
+              <w:szCs w:val="24"/>
+              <w:lang w:eastAsia="ro-RO"/>
+              <w14:ligatures w14:val="standardContextual"/>
             </w:rPr>
           </w:pPr>
-          <w:hyperlink w:anchor="_Toc238493031" w:history="1">
+          <w:hyperlink w:anchor="_Toc238572855" w:history="1">
             <w:r>
               <w:rPr>
                 <w:rStyle w:val="Hyperlink"/>
-                <w:rFonts w:ascii="Arial" w:hAnsi="Arial" w:cs="Arial"/>
+                <w:rFonts w:cs="Arial"/>
                 <w:caps/>
                 <w:noProof/>
               </w:rPr>
@@ -2531,23 +2450,26 @@
             </w:r>
             <w:r>
               <w:rPr>
-                <w:rFonts w:ascii="Arial" w:hAnsi="Arial" w:cs="Arial"/>
                 <w:noProof/>
+                <w:kern w:val="2"/>
+                <w:sz w:val="24"/>
+                <w:szCs w:val="24"/>
+                <w:lang w:eastAsia="ro-RO"/>
+                <w14:ligatures w14:val="standardContextual"/>
               </w:rPr>
               <w:tab/>
             </w:r>
             <w:r>
               <w:rPr>
                 <w:rStyle w:val="Hyperlink"/>
-                <w:rFonts w:ascii="Arial" w:hAnsi="Arial" w:cs="Arial"/>
+                <w:rFonts w:cs="Arial"/>
                 <w:caps/>
                 <w:noProof/>
               </w:rPr>
-              <w:t>Adăugarea cheii de rundă (KEY ADDITION)</w:t>
-            </w:r>
-            <w:r>
-              <w:rPr>
-                <w:rFonts w:ascii="Arial" w:hAnsi="Arial" w:cs="Arial"/>
+              <w:t>Adăugarea cheii de rundă</w:t>
+            </w:r>
+            <w:r>
+              <w:rPr>
                 <w:noProof/>
                 <w:webHidden/>
               </w:rPr>
@@ -2555,7 +2477,6 @@
             </w:r>
             <w:r>
               <w:rPr>
-                <w:rFonts w:ascii="Arial" w:hAnsi="Arial" w:cs="Arial"/>
                 <w:noProof/>
                 <w:webHidden/>
               </w:rPr>
@@ -2563,22 +2484,19 @@
             </w:r>
             <w:r>
               <w:rPr>
-                <w:rFonts w:ascii="Arial" w:hAnsi="Arial" w:cs="Arial"/>
                 <w:noProof/>
                 <w:webHidden/>
               </w:rPr>
-              <w:instrText xml:space="preserve"> PAGEREF _Toc238493031 \h </w:instrText>
-            </w:r>
-            <w:r>
-              <w:rPr>
-                <w:rFonts w:ascii="Arial" w:hAnsi="Arial" w:cs="Arial"/>
+              <w:instrText xml:space="preserve"> PAGEREF _Toc238572855 \h </w:instrText>
+            </w:r>
+            <w:r>
+              <w:rPr>
                 <w:noProof/>
                 <w:webHidden/>
               </w:rPr>
             </w:r>
             <w:r>
               <w:rPr>
-                <w:rFonts w:ascii="Arial" w:hAnsi="Arial" w:cs="Arial"/>
                 <w:noProof/>
                 <w:webHidden/>
               </w:rPr>
@@ -2586,7 +2504,6 @@
             </w:r>
             <w:r>
               <w:rPr>
-                <w:rFonts w:ascii="Arial" w:hAnsi="Arial" w:cs="Arial"/>
                 <w:noProof/>
                 <w:webHidden/>
               </w:rPr>
@@ -2594,7 +2511,6 @@
             </w:r>
             <w:r>
               <w:rPr>
-                <w:rFonts w:ascii="Arial" w:hAnsi="Arial" w:cs="Arial"/>
                 <w:noProof/>
                 <w:webHidden/>
               </w:rPr>
@@ -2606,19 +2522,23 @@
           <w:pPr>
             <w:pStyle w:val="TOC3"/>
             <w:tabs>
-              <w:tab w:val="left" w:pos="1440"/>
+              <w:tab w:val="left" w:pos="1200"/>
               <w:tab w:val="right" w:leader="dot" w:pos="9629"/>
             </w:tabs>
             <w:rPr>
-              <w:rFonts w:ascii="Arial" w:hAnsi="Arial" w:cs="Arial"/>
               <w:noProof/>
+              <w:kern w:val="2"/>
+              <w:sz w:val="24"/>
+              <w:szCs w:val="24"/>
+              <w:lang w:eastAsia="ro-RO"/>
+              <w14:ligatures w14:val="standardContextual"/>
             </w:rPr>
           </w:pPr>
-          <w:hyperlink w:anchor="_Toc238493032" w:history="1">
+          <w:hyperlink w:anchor="_Toc238572856" w:history="1">
             <w:r>
               <w:rPr>
                 <w:rStyle w:val="Hyperlink"/>
-                <w:rFonts w:ascii="Arial" w:hAnsi="Arial" w:cs="Arial"/>
+                <w:rFonts w:cs="Arial"/>
                 <w:caps/>
                 <w:noProof/>
               </w:rPr>
@@ -2626,15 +2546,19 @@
             </w:r>
             <w:r>
               <w:rPr>
-                <w:rFonts w:ascii="Arial" w:hAnsi="Arial" w:cs="Arial"/>
                 <w:noProof/>
+                <w:kern w:val="2"/>
+                <w:sz w:val="24"/>
+                <w:szCs w:val="24"/>
+                <w:lang w:eastAsia="ro-RO"/>
+                <w14:ligatures w14:val="standardContextual"/>
               </w:rPr>
               <w:tab/>
             </w:r>
             <w:r>
               <w:rPr>
                 <w:rStyle w:val="Hyperlink"/>
-                <w:rFonts w:ascii="Arial" w:hAnsi="Arial" w:cs="Arial"/>
+                <w:rFonts w:cs="Arial"/>
                 <w:caps/>
                 <w:noProof/>
               </w:rPr>
@@ -2642,7 +2566,6 @@
             </w:r>
             <w:r>
               <w:rPr>
-                <w:rFonts w:ascii="Arial" w:hAnsi="Arial" w:cs="Arial"/>
                 <w:noProof/>
                 <w:webHidden/>
               </w:rPr>
@@ -2650,7 +2573,6 @@
             </w:r>
             <w:r>
               <w:rPr>
-                <w:rFonts w:ascii="Arial" w:hAnsi="Arial" w:cs="Arial"/>
                 <w:noProof/>
                 <w:webHidden/>
               </w:rPr>
@@ -2658,22 +2580,19 @@
             </w:r>
             <w:r>
               <w:rPr>
-                <w:rFonts w:ascii="Arial" w:hAnsi="Arial" w:cs="Arial"/>
                 <w:noProof/>
                 <w:webHidden/>
               </w:rPr>
-              <w:instrText xml:space="preserve"> PAGEREF _Toc238493032 \h </w:instrText>
-            </w:r>
-            <w:r>
-              <w:rPr>
-                <w:rFonts w:ascii="Arial" w:hAnsi="Arial" w:cs="Arial"/>
+              <w:instrText xml:space="preserve"> PAGEREF _Toc238572856 \h </w:instrText>
+            </w:r>
+            <w:r>
+              <w:rPr>
                 <w:noProof/>
                 <w:webHidden/>
               </w:rPr>
             </w:r>
             <w:r>
               <w:rPr>
-                <w:rFonts w:ascii="Arial" w:hAnsi="Arial" w:cs="Arial"/>
                 <w:noProof/>
                 <w:webHidden/>
               </w:rPr>
@@ -2681,7 +2600,6 @@
             </w:r>
             <w:r>
               <w:rPr>
-                <w:rFonts w:ascii="Arial" w:hAnsi="Arial" w:cs="Arial"/>
                 <w:noProof/>
                 <w:webHidden/>
               </w:rPr>
@@ -2689,7 +2607,6 @@
             </w:r>
             <w:r>
               <w:rPr>
-                <w:rFonts w:ascii="Arial" w:hAnsi="Arial" w:cs="Arial"/>
                 <w:noProof/>
                 <w:webHidden/>
               </w:rPr>
@@ -2701,41 +2618,48 @@
           <w:pPr>
             <w:pStyle w:val="TOC3"/>
             <w:tabs>
-              <w:tab w:val="left" w:pos="1440"/>
+              <w:tab w:val="left" w:pos="1200"/>
               <w:tab w:val="right" w:leader="dot" w:pos="9629"/>
             </w:tabs>
             <w:rPr>
-              <w:rFonts w:ascii="Arial" w:hAnsi="Arial" w:cs="Arial"/>
               <w:noProof/>
+              <w:kern w:val="2"/>
+              <w:sz w:val="24"/>
+              <w:szCs w:val="24"/>
+              <w:lang w:eastAsia="ro-RO"/>
+              <w14:ligatures w14:val="standardContextual"/>
             </w:rPr>
           </w:pPr>
-          <w:hyperlink w:anchor="_Toc238493033" w:history="1">
+          <w:hyperlink w:anchor="_Toc238572857" w:history="1">
             <w:r>
               <w:rPr>
                 <w:rStyle w:val="Hyperlink"/>
-                <w:rFonts w:ascii="Arial" w:hAnsi="Arial" w:cs="Arial"/>
+                <w:rFonts w:cs="Arial"/>
                 <w:noProof/>
               </w:rPr>
               <w:t>3.5.3</w:t>
             </w:r>
             <w:r>
               <w:rPr>
-                <w:rFonts w:ascii="Arial" w:hAnsi="Arial" w:cs="Arial"/>
                 <w:noProof/>
+                <w:kern w:val="2"/>
+                <w:sz w:val="24"/>
+                <w:szCs w:val="24"/>
+                <w:lang w:eastAsia="ro-RO"/>
+                <w14:ligatures w14:val="standardContextual"/>
               </w:rPr>
               <w:tab/>
             </w:r>
             <w:r>
               <w:rPr>
                 <w:rStyle w:val="Hyperlink"/>
-                <w:rFonts w:ascii="Arial" w:hAnsi="Arial" w:cs="Arial"/>
+                <w:rFonts w:cs="Arial"/>
                 <w:noProof/>
               </w:rPr>
-              <w:t>DEPLASAREA LINIILOR (SHIFT ROWS)</w:t>
-            </w:r>
-            <w:r>
-              <w:rPr>
-                <w:rFonts w:ascii="Arial" w:hAnsi="Arial" w:cs="Arial"/>
+              <w:t>DEPLASAREA LINIILOR</w:t>
+            </w:r>
+            <w:r>
+              <w:rPr>
                 <w:noProof/>
                 <w:webHidden/>
               </w:rPr>
@@ -2743,7 +2667,6 @@
             </w:r>
             <w:r>
               <w:rPr>
-                <w:rFonts w:ascii="Arial" w:hAnsi="Arial" w:cs="Arial"/>
                 <w:noProof/>
                 <w:webHidden/>
               </w:rPr>
@@ -2751,22 +2674,19 @@
             </w:r>
             <w:r>
               <w:rPr>
-                <w:rFonts w:ascii="Arial" w:hAnsi="Arial" w:cs="Arial"/>
                 <w:noProof/>
                 <w:webHidden/>
               </w:rPr>
-              <w:instrText xml:space="preserve"> PAGEREF _Toc238493033 \h </w:instrText>
-            </w:r>
-            <w:r>
-              <w:rPr>
-                <w:rFonts w:ascii="Arial" w:hAnsi="Arial" w:cs="Arial"/>
+              <w:instrText xml:space="preserve"> PAGEREF _Toc238572857 \h </w:instrText>
+            </w:r>
+            <w:r>
+              <w:rPr>
                 <w:noProof/>
                 <w:webHidden/>
               </w:rPr>
             </w:r>
             <w:r>
               <w:rPr>
-                <w:rFonts w:ascii="Arial" w:hAnsi="Arial" w:cs="Arial"/>
                 <w:noProof/>
                 <w:webHidden/>
               </w:rPr>
@@ -2774,7 +2694,6 @@
             </w:r>
             <w:r>
               <w:rPr>
-                <w:rFonts w:ascii="Arial" w:hAnsi="Arial" w:cs="Arial"/>
                 <w:noProof/>
                 <w:webHidden/>
               </w:rPr>
@@ -2782,7 +2701,6 @@
             </w:r>
             <w:r>
               <w:rPr>
-                <w:rFonts w:ascii="Arial" w:hAnsi="Arial" w:cs="Arial"/>
                 <w:noProof/>
                 <w:webHidden/>
               </w:rPr>
@@ -2794,41 +2712,48 @@
           <w:pPr>
             <w:pStyle w:val="TOC3"/>
             <w:tabs>
-              <w:tab w:val="left" w:pos="1440"/>
+              <w:tab w:val="left" w:pos="1200"/>
               <w:tab w:val="right" w:leader="dot" w:pos="9629"/>
             </w:tabs>
             <w:rPr>
-              <w:rFonts w:ascii="Arial" w:hAnsi="Arial" w:cs="Arial"/>
               <w:noProof/>
+              <w:kern w:val="2"/>
+              <w:sz w:val="24"/>
+              <w:szCs w:val="24"/>
+              <w:lang w:eastAsia="ro-RO"/>
+              <w14:ligatures w14:val="standardContextual"/>
             </w:rPr>
           </w:pPr>
-          <w:hyperlink w:anchor="_Toc238493034" w:history="1">
+          <w:hyperlink w:anchor="_Toc238572858" w:history="1">
             <w:r>
               <w:rPr>
                 <w:rStyle w:val="Hyperlink"/>
-                <w:rFonts w:ascii="Arial" w:hAnsi="Arial" w:cs="Arial"/>
+                <w:rFonts w:cs="Arial"/>
                 <w:noProof/>
               </w:rPr>
               <w:t>3.5.4</w:t>
             </w:r>
             <w:r>
               <w:rPr>
-                <w:rFonts w:ascii="Arial" w:hAnsi="Arial" w:cs="Arial"/>
                 <w:noProof/>
+                <w:kern w:val="2"/>
+                <w:sz w:val="24"/>
+                <w:szCs w:val="24"/>
+                <w:lang w:eastAsia="ro-RO"/>
+                <w14:ligatures w14:val="standardContextual"/>
               </w:rPr>
               <w:tab/>
             </w:r>
             <w:r>
               <w:rPr>
                 <w:rStyle w:val="Hyperlink"/>
-                <w:rFonts w:ascii="Arial" w:hAnsi="Arial" w:cs="Arial"/>
+                <w:rFonts w:cs="Arial"/>
                 <w:noProof/>
               </w:rPr>
-              <w:t>AMESTECAREA COLOANELOR (MIX COLUMNS)</w:t>
-            </w:r>
-            <w:r>
-              <w:rPr>
-                <w:rFonts w:ascii="Arial" w:hAnsi="Arial" w:cs="Arial"/>
+              <w:t>AMESTECAREA COLOANELOR</w:t>
+            </w:r>
+            <w:r>
+              <w:rPr>
                 <w:noProof/>
                 <w:webHidden/>
               </w:rPr>
@@ -2836,7 +2761,6 @@
             </w:r>
             <w:r>
               <w:rPr>
-                <w:rFonts w:ascii="Arial" w:hAnsi="Arial" w:cs="Arial"/>
                 <w:noProof/>
                 <w:webHidden/>
               </w:rPr>
@@ -2844,22 +2768,19 @@
             </w:r>
             <w:r>
               <w:rPr>
-                <w:rFonts w:ascii="Arial" w:hAnsi="Arial" w:cs="Arial"/>
                 <w:noProof/>
                 <w:webHidden/>
               </w:rPr>
-              <w:instrText xml:space="preserve"> PAGEREF _Toc238493034 \h </w:instrText>
-            </w:r>
-            <w:r>
-              <w:rPr>
-                <w:rFonts w:ascii="Arial" w:hAnsi="Arial" w:cs="Arial"/>
+              <w:instrText xml:space="preserve"> PAGEREF _Toc238572858 \h </w:instrText>
+            </w:r>
+            <w:r>
+              <w:rPr>
                 <w:noProof/>
                 <w:webHidden/>
               </w:rPr>
             </w:r>
             <w:r>
               <w:rPr>
-                <w:rFonts w:ascii="Arial" w:hAnsi="Arial" w:cs="Arial"/>
                 <w:noProof/>
                 <w:webHidden/>
               </w:rPr>
@@ -2867,7 +2788,6 @@
             </w:r>
             <w:r>
               <w:rPr>
-                <w:rFonts w:ascii="Arial" w:hAnsi="Arial" w:cs="Arial"/>
                 <w:noProof/>
                 <w:webHidden/>
               </w:rPr>
@@ -2875,7 +2795,6 @@
             </w:r>
             <w:r>
               <w:rPr>
-                <w:rFonts w:ascii="Arial" w:hAnsi="Arial" w:cs="Arial"/>
                 <w:noProof/>
                 <w:webHidden/>
               </w:rPr>
@@ -2887,41 +2806,48 @@
           <w:pPr>
             <w:pStyle w:val="TOC3"/>
             <w:tabs>
-              <w:tab w:val="left" w:pos="1440"/>
+              <w:tab w:val="left" w:pos="1200"/>
               <w:tab w:val="right" w:leader="dot" w:pos="9629"/>
             </w:tabs>
             <w:rPr>
-              <w:rFonts w:ascii="Arial" w:hAnsi="Arial" w:cs="Arial"/>
               <w:noProof/>
+              <w:kern w:val="2"/>
+              <w:sz w:val="24"/>
+              <w:szCs w:val="24"/>
+              <w:lang w:eastAsia="ro-RO"/>
+              <w14:ligatures w14:val="standardContextual"/>
             </w:rPr>
           </w:pPr>
-          <w:hyperlink w:anchor="_Toc238493035" w:history="1">
+          <w:hyperlink w:anchor="_Toc238572859" w:history="1">
             <w:r>
               <w:rPr>
                 <w:rStyle w:val="Hyperlink"/>
-                <w:rFonts w:ascii="Arial" w:hAnsi="Arial" w:cs="Arial"/>
+                <w:rFonts w:cs="Arial"/>
                 <w:noProof/>
               </w:rPr>
               <w:t>3.5.5</w:t>
             </w:r>
             <w:r>
               <w:rPr>
-                <w:rFonts w:ascii="Arial" w:hAnsi="Arial" w:cs="Arial"/>
                 <w:noProof/>
+                <w:kern w:val="2"/>
+                <w:sz w:val="24"/>
+                <w:szCs w:val="24"/>
+                <w:lang w:eastAsia="ro-RO"/>
+                <w14:ligatures w14:val="standardContextual"/>
               </w:rPr>
               <w:tab/>
             </w:r>
             <w:r>
               <w:rPr>
                 <w:rStyle w:val="Hyperlink"/>
-                <w:rFonts w:ascii="Arial" w:hAnsi="Arial" w:cs="Arial"/>
+                <w:rFonts w:cs="Arial"/>
                 <w:noProof/>
               </w:rPr>
-              <w:t>GENERAREA CHEII DE RUNDĂ (KEY EXPANSION)</w:t>
-            </w:r>
-            <w:r>
-              <w:rPr>
-                <w:rFonts w:ascii="Arial" w:hAnsi="Arial" w:cs="Arial"/>
+              <w:t>DERIVAREA CHEII DE RUNDĂ</w:t>
+            </w:r>
+            <w:r>
+              <w:rPr>
                 <w:noProof/>
                 <w:webHidden/>
               </w:rPr>
@@ -2929,7 +2855,6 @@
             </w:r>
             <w:r>
               <w:rPr>
-                <w:rFonts w:ascii="Arial" w:hAnsi="Arial" w:cs="Arial"/>
                 <w:noProof/>
                 <w:webHidden/>
               </w:rPr>
@@ -2937,22 +2862,19 @@
             </w:r>
             <w:r>
               <w:rPr>
-                <w:rFonts w:ascii="Arial" w:hAnsi="Arial" w:cs="Arial"/>
                 <w:noProof/>
                 <w:webHidden/>
               </w:rPr>
-              <w:instrText xml:space="preserve"> PAGEREF _Toc238493035 \h </w:instrText>
-            </w:r>
-            <w:r>
-              <w:rPr>
-                <w:rFonts w:ascii="Arial" w:hAnsi="Arial" w:cs="Arial"/>
+              <w:instrText xml:space="preserve"> PAGEREF _Toc238572859 \h </w:instrText>
+            </w:r>
+            <w:r>
+              <w:rPr>
                 <w:noProof/>
                 <w:webHidden/>
               </w:rPr>
             </w:r>
             <w:r>
               <w:rPr>
-                <w:rFonts w:ascii="Arial" w:hAnsi="Arial" w:cs="Arial"/>
                 <w:noProof/>
                 <w:webHidden/>
               </w:rPr>
@@ -2960,7 +2882,6 @@
             </w:r>
             <w:r>
               <w:rPr>
-                <w:rFonts w:ascii="Arial" w:hAnsi="Arial" w:cs="Arial"/>
                 <w:noProof/>
                 <w:webHidden/>
               </w:rPr>
@@ -2968,7 +2889,568 @@
             </w:r>
             <w:r>
               <w:rPr>
-                <w:rFonts w:ascii="Arial" w:hAnsi="Arial" w:cs="Arial"/>
+                <w:noProof/>
+                <w:webHidden/>
+              </w:rPr>
+              <w:fldChar w:fldCharType="end"/>
+            </w:r>
+          </w:hyperlink>
+        </w:p>
+        <w:p>
+          <w:pPr>
+            <w:pStyle w:val="TOC2"/>
+            <w:tabs>
+              <w:tab w:val="left" w:pos="960"/>
+              <w:tab w:val="right" w:leader="dot" w:pos="9629"/>
+            </w:tabs>
+            <w:rPr>
+              <w:noProof/>
+              <w:kern w:val="2"/>
+              <w:sz w:val="24"/>
+              <w:szCs w:val="24"/>
+              <w:lang w:eastAsia="ro-RO"/>
+              <w14:ligatures w14:val="standardContextual"/>
+            </w:rPr>
+          </w:pPr>
+          <w:hyperlink w:anchor="_Toc238572860" w:history="1">
+            <w:r>
+              <w:rPr>
+                <w:rStyle w:val="Hyperlink"/>
+                <w:rFonts w:cs="Arial"/>
+                <w:noProof/>
+              </w:rPr>
+              <w:t>3.6</w:t>
+            </w:r>
+            <w:r>
+              <w:rPr>
+                <w:noProof/>
+                <w:kern w:val="2"/>
+                <w:sz w:val="24"/>
+                <w:szCs w:val="24"/>
+                <w:lang w:eastAsia="ro-RO"/>
+                <w14:ligatures w14:val="standardContextual"/>
+              </w:rPr>
+              <w:tab/>
+            </w:r>
+            <w:r>
+              <w:rPr>
+                <w:rStyle w:val="Hyperlink"/>
+                <w:rFonts w:cs="Arial"/>
+                <w:noProof/>
+              </w:rPr>
+              <w:t>OPERAȚIA DE DECRIPTARE AES-128</w:t>
+            </w:r>
+            <w:r>
+              <w:rPr>
+                <w:noProof/>
+                <w:webHidden/>
+              </w:rPr>
+              <w:tab/>
+            </w:r>
+            <w:r>
+              <w:rPr>
+                <w:noProof/>
+                <w:webHidden/>
+              </w:rPr>
+              <w:fldChar w:fldCharType="begin"/>
+            </w:r>
+            <w:r>
+              <w:rPr>
+                <w:noProof/>
+                <w:webHidden/>
+              </w:rPr>
+              <w:instrText xml:space="preserve"> PAGEREF _Toc238572860 \h </w:instrText>
+            </w:r>
+            <w:r>
+              <w:rPr>
+                <w:noProof/>
+                <w:webHidden/>
+              </w:rPr>
+            </w:r>
+            <w:r>
+              <w:rPr>
+                <w:noProof/>
+                <w:webHidden/>
+              </w:rPr>
+              <w:fldChar w:fldCharType="separate"/>
+            </w:r>
+            <w:r>
+              <w:rPr>
+                <w:noProof/>
+                <w:webHidden/>
+              </w:rPr>
+              <w:t>23</w:t>
+            </w:r>
+            <w:r>
+              <w:rPr>
+                <w:noProof/>
+                <w:webHidden/>
+              </w:rPr>
+              <w:fldChar w:fldCharType="end"/>
+            </w:r>
+          </w:hyperlink>
+        </w:p>
+        <w:p>
+          <w:pPr>
+            <w:pStyle w:val="TOC3"/>
+            <w:tabs>
+              <w:tab w:val="left" w:pos="1200"/>
+              <w:tab w:val="right" w:leader="dot" w:pos="9629"/>
+            </w:tabs>
+            <w:rPr>
+              <w:noProof/>
+              <w:kern w:val="2"/>
+              <w:sz w:val="24"/>
+              <w:szCs w:val="24"/>
+              <w:lang w:eastAsia="ro-RO"/>
+              <w14:ligatures w14:val="standardContextual"/>
+            </w:rPr>
+          </w:pPr>
+          <w:hyperlink w:anchor="_Toc238572861" w:history="1">
+            <w:r>
+              <w:rPr>
+                <w:rStyle w:val="Hyperlink"/>
+                <w:rFonts w:cs="Arial"/>
+                <w:noProof/>
+              </w:rPr>
+              <w:t>3.6.1</w:t>
+            </w:r>
+            <w:r>
+              <w:rPr>
+                <w:noProof/>
+                <w:kern w:val="2"/>
+                <w:sz w:val="24"/>
+                <w:szCs w:val="24"/>
+                <w:lang w:eastAsia="ro-RO"/>
+                <w14:ligatures w14:val="standardContextual"/>
+              </w:rPr>
+              <w:tab/>
+            </w:r>
+            <w:r>
+              <w:rPr>
+                <w:rStyle w:val="Hyperlink"/>
+                <w:rFonts w:cs="Arial"/>
+                <w:noProof/>
+              </w:rPr>
+              <w:t>SUBSTITUȚIA INVERSĂ</w:t>
+            </w:r>
+            <w:r>
+              <w:rPr>
+                <w:noProof/>
+                <w:webHidden/>
+              </w:rPr>
+              <w:tab/>
+            </w:r>
+            <w:r>
+              <w:rPr>
+                <w:noProof/>
+                <w:webHidden/>
+              </w:rPr>
+              <w:fldChar w:fldCharType="begin"/>
+            </w:r>
+            <w:r>
+              <w:rPr>
+                <w:noProof/>
+                <w:webHidden/>
+              </w:rPr>
+              <w:instrText xml:space="preserve"> PAGEREF _Toc238572861 \h </w:instrText>
+            </w:r>
+            <w:r>
+              <w:rPr>
+                <w:noProof/>
+                <w:webHidden/>
+              </w:rPr>
+            </w:r>
+            <w:r>
+              <w:rPr>
+                <w:noProof/>
+                <w:webHidden/>
+              </w:rPr>
+              <w:fldChar w:fldCharType="separate"/>
+            </w:r>
+            <w:r>
+              <w:rPr>
+                <w:noProof/>
+                <w:webHidden/>
+              </w:rPr>
+              <w:t>24</w:t>
+            </w:r>
+            <w:r>
+              <w:rPr>
+                <w:noProof/>
+                <w:webHidden/>
+              </w:rPr>
+              <w:fldChar w:fldCharType="end"/>
+            </w:r>
+          </w:hyperlink>
+        </w:p>
+        <w:p>
+          <w:pPr>
+            <w:pStyle w:val="TOC3"/>
+            <w:tabs>
+              <w:tab w:val="left" w:pos="1200"/>
+              <w:tab w:val="right" w:leader="dot" w:pos="9629"/>
+            </w:tabs>
+            <w:rPr>
+              <w:noProof/>
+              <w:kern w:val="2"/>
+              <w:sz w:val="24"/>
+              <w:szCs w:val="24"/>
+              <w:lang w:eastAsia="ro-RO"/>
+              <w14:ligatures w14:val="standardContextual"/>
+            </w:rPr>
+          </w:pPr>
+          <w:hyperlink w:anchor="_Toc238572862" w:history="1">
+            <w:r>
+              <w:rPr>
+                <w:rStyle w:val="Hyperlink"/>
+                <w:rFonts w:cs="Arial"/>
+                <w:noProof/>
+              </w:rPr>
+              <w:t>3.6.2</w:t>
+            </w:r>
+            <w:r>
+              <w:rPr>
+                <w:noProof/>
+                <w:kern w:val="2"/>
+                <w:sz w:val="24"/>
+                <w:szCs w:val="24"/>
+                <w:lang w:eastAsia="ro-RO"/>
+                <w14:ligatures w14:val="standardContextual"/>
+              </w:rPr>
+              <w:tab/>
+            </w:r>
+            <w:r>
+              <w:rPr>
+                <w:rStyle w:val="Hyperlink"/>
+                <w:rFonts w:cs="Arial"/>
+                <w:noProof/>
+              </w:rPr>
+              <w:t>INVERSAREA DEPLASĂRII LINIILOR</w:t>
+            </w:r>
+            <w:r>
+              <w:rPr>
+                <w:noProof/>
+                <w:webHidden/>
+              </w:rPr>
+              <w:tab/>
+            </w:r>
+            <w:r>
+              <w:rPr>
+                <w:noProof/>
+                <w:webHidden/>
+              </w:rPr>
+              <w:fldChar w:fldCharType="begin"/>
+            </w:r>
+            <w:r>
+              <w:rPr>
+                <w:noProof/>
+                <w:webHidden/>
+              </w:rPr>
+              <w:instrText xml:space="preserve"> PAGEREF _Toc238572862 \h </w:instrText>
+            </w:r>
+            <w:r>
+              <w:rPr>
+                <w:noProof/>
+                <w:webHidden/>
+              </w:rPr>
+            </w:r>
+            <w:r>
+              <w:rPr>
+                <w:noProof/>
+                <w:webHidden/>
+              </w:rPr>
+              <w:fldChar w:fldCharType="separate"/>
+            </w:r>
+            <w:r>
+              <w:rPr>
+                <w:noProof/>
+                <w:webHidden/>
+              </w:rPr>
+              <w:t>24</w:t>
+            </w:r>
+            <w:r>
+              <w:rPr>
+                <w:noProof/>
+                <w:webHidden/>
+              </w:rPr>
+              <w:fldChar w:fldCharType="end"/>
+            </w:r>
+          </w:hyperlink>
+        </w:p>
+        <w:p>
+          <w:pPr>
+            <w:pStyle w:val="TOC3"/>
+            <w:tabs>
+              <w:tab w:val="left" w:pos="1200"/>
+              <w:tab w:val="right" w:leader="dot" w:pos="9629"/>
+            </w:tabs>
+            <w:rPr>
+              <w:noProof/>
+              <w:kern w:val="2"/>
+              <w:sz w:val="24"/>
+              <w:szCs w:val="24"/>
+              <w:lang w:eastAsia="ro-RO"/>
+              <w14:ligatures w14:val="standardContextual"/>
+            </w:rPr>
+          </w:pPr>
+          <w:hyperlink w:anchor="_Toc238572863" w:history="1">
+            <w:r>
+              <w:rPr>
+                <w:rStyle w:val="Hyperlink"/>
+                <w:rFonts w:cs="Arial"/>
+                <w:noProof/>
+              </w:rPr>
+              <w:t>3.6.3</w:t>
+            </w:r>
+            <w:r>
+              <w:rPr>
+                <w:noProof/>
+                <w:kern w:val="2"/>
+                <w:sz w:val="24"/>
+                <w:szCs w:val="24"/>
+                <w:lang w:eastAsia="ro-RO"/>
+                <w14:ligatures w14:val="standardContextual"/>
+              </w:rPr>
+              <w:tab/>
+            </w:r>
+            <w:r>
+              <w:rPr>
+                <w:rStyle w:val="Hyperlink"/>
+                <w:rFonts w:cs="Arial"/>
+                <w:noProof/>
+              </w:rPr>
+              <w:t>INVERSAREA AMESTECĂRII LINIILOR</w:t>
+            </w:r>
+            <w:r>
+              <w:rPr>
+                <w:noProof/>
+                <w:webHidden/>
+              </w:rPr>
+              <w:tab/>
+            </w:r>
+            <w:r>
+              <w:rPr>
+                <w:noProof/>
+                <w:webHidden/>
+              </w:rPr>
+              <w:fldChar w:fldCharType="begin"/>
+            </w:r>
+            <w:r>
+              <w:rPr>
+                <w:noProof/>
+                <w:webHidden/>
+              </w:rPr>
+              <w:instrText xml:space="preserve"> PAGEREF _Toc238572863 \h </w:instrText>
+            </w:r>
+            <w:r>
+              <w:rPr>
+                <w:noProof/>
+                <w:webHidden/>
+              </w:rPr>
+            </w:r>
+            <w:r>
+              <w:rPr>
+                <w:noProof/>
+                <w:webHidden/>
+              </w:rPr>
+              <w:fldChar w:fldCharType="separate"/>
+            </w:r>
+            <w:r>
+              <w:rPr>
+                <w:noProof/>
+                <w:webHidden/>
+              </w:rPr>
+              <w:t>25</w:t>
+            </w:r>
+            <w:r>
+              <w:rPr>
+                <w:noProof/>
+                <w:webHidden/>
+              </w:rPr>
+              <w:fldChar w:fldCharType="end"/>
+            </w:r>
+          </w:hyperlink>
+        </w:p>
+        <w:p>
+          <w:pPr>
+            <w:pStyle w:val="TOC3"/>
+            <w:tabs>
+              <w:tab w:val="left" w:pos="1200"/>
+              <w:tab w:val="right" w:leader="dot" w:pos="9629"/>
+            </w:tabs>
+            <w:rPr>
+              <w:noProof/>
+              <w:kern w:val="2"/>
+              <w:sz w:val="24"/>
+              <w:szCs w:val="24"/>
+              <w:lang w:eastAsia="ro-RO"/>
+              <w14:ligatures w14:val="standardContextual"/>
+            </w:rPr>
+          </w:pPr>
+          <w:hyperlink w:anchor="_Toc238572864" w:history="1">
+            <w:r>
+              <w:rPr>
+                <w:rStyle w:val="Hyperlink"/>
+                <w:rFonts w:cs="Arial"/>
+                <w:noProof/>
+              </w:rPr>
+              <w:t>3.6.4</w:t>
+            </w:r>
+            <w:r>
+              <w:rPr>
+                <w:noProof/>
+                <w:kern w:val="2"/>
+                <w:sz w:val="24"/>
+                <w:szCs w:val="24"/>
+                <w:lang w:eastAsia="ro-RO"/>
+                <w14:ligatures w14:val="standardContextual"/>
+              </w:rPr>
+              <w:tab/>
+            </w:r>
+            <w:r>
+              <w:rPr>
+                <w:rStyle w:val="Hyperlink"/>
+                <w:rFonts w:cs="Arial"/>
+                <w:noProof/>
+              </w:rPr>
+              <w:t>RUNDELE DE DECRIPTARE</w:t>
+            </w:r>
+            <w:r>
+              <w:rPr>
+                <w:noProof/>
+                <w:webHidden/>
+              </w:rPr>
+              <w:tab/>
+            </w:r>
+            <w:r>
+              <w:rPr>
+                <w:noProof/>
+                <w:webHidden/>
+              </w:rPr>
+              <w:fldChar w:fldCharType="begin"/>
+            </w:r>
+            <w:r>
+              <w:rPr>
+                <w:noProof/>
+                <w:webHidden/>
+              </w:rPr>
+              <w:instrText xml:space="preserve"> PAGEREF _Toc238572864 \h </w:instrText>
+            </w:r>
+            <w:r>
+              <w:rPr>
+                <w:noProof/>
+                <w:webHidden/>
+              </w:rPr>
+            </w:r>
+            <w:r>
+              <w:rPr>
+                <w:noProof/>
+                <w:webHidden/>
+              </w:rPr>
+              <w:fldChar w:fldCharType="separate"/>
+            </w:r>
+            <w:r>
+              <w:rPr>
+                <w:noProof/>
+                <w:webHidden/>
+              </w:rPr>
+              <w:t>25</w:t>
+            </w:r>
+            <w:r>
+              <w:rPr>
+                <w:noProof/>
+                <w:webHidden/>
+              </w:rPr>
+              <w:fldChar w:fldCharType="end"/>
+            </w:r>
+          </w:hyperlink>
+        </w:p>
+        <w:p>
+          <w:pPr>
+            <w:pStyle w:val="TOC1"/>
+            <w:tabs>
+              <w:tab w:val="left" w:pos="440"/>
+              <w:tab w:val="right" w:leader="dot" w:pos="9629"/>
+            </w:tabs>
+            <w:rPr>
+              <w:noProof/>
+              <w:kern w:val="2"/>
+              <w:sz w:val="24"/>
+              <w:szCs w:val="24"/>
+              <w:lang w:eastAsia="ro-RO"/>
+              <w14:ligatures w14:val="standardContextual"/>
+            </w:rPr>
+          </w:pPr>
+          <w:hyperlink w:anchor="_Toc238572865" w:history="1">
+            <w:r>
+              <w:rPr>
+                <w:rStyle w:val="Hyperlink"/>
+                <w:noProof/>
+              </w:rPr>
+              <w:t>4</w:t>
+            </w:r>
+            <w:r>
+              <w:rPr>
+                <w:noProof/>
+                <w:kern w:val="2"/>
+                <w:sz w:val="24"/>
+                <w:szCs w:val="24"/>
+                <w:lang w:eastAsia="ro-RO"/>
+                <w14:ligatures w14:val="standardContextual"/>
+              </w:rPr>
+              <w:tab/>
+            </w:r>
+            <w:r>
+              <w:rPr>
+                <w:rStyle w:val="Hyperlink"/>
+                <w:noProof/>
+              </w:rPr>
+              <w:t>FUNDAMENTE FPGA ȘI ARHITECTURA ZYNQ-7000</w:t>
+            </w:r>
+            <w:r>
+              <w:rPr>
+                <w:noProof/>
+                <w:webHidden/>
+              </w:rPr>
+              <w:tab/>
+            </w:r>
+            <w:r>
+              <w:rPr>
+                <w:noProof/>
+                <w:webHidden/>
+              </w:rPr>
+              <w:fldChar w:fldCharType="begin"/>
+            </w:r>
+            <w:r>
+              <w:rPr>
+                <w:noProof/>
+                <w:webHidden/>
+              </w:rPr>
+              <w:instrText xml:space="preserve"> PAGEREF _Toc238572865 \h </w:instrText>
+            </w:r>
+            <w:r>
+              <w:rPr>
+                <w:noProof/>
+                <w:webHidden/>
+              </w:rPr>
+            </w:r>
+            <w:r>
+              <w:rPr>
+                <w:noProof/>
+                <w:webHidden/>
+              </w:rPr>
+              <w:fldChar w:fldCharType="separate"/>
+            </w:r>
+            <w:r>
+              <w:rPr>
+                <w:noProof/>
+                <w:webHidden/>
+              </w:rPr>
+              <w:t>26</w:t>
+            </w:r>
+            <w:r>
+              <w:rPr>
                 <w:noProof/>
                 <w:webHidden/>
               </w:rPr>
@@ -2996,8 +3478,6 @@
     </w:sdt>
     <w:p>
       <w:pPr>
-        <w:spacing w:line="276" w:lineRule="auto"/>
-        <w:ind w:left="851" w:firstLine="720"/>
         <w:jc w:val="both"/>
         <w:rPr>
           <w:rFonts w:ascii="Arial" w:hAnsi="Arial" w:cs="Arial"/>
@@ -3262,60 +3742,12 @@
     </w:p>
     <w:p>
       <w:pPr>
-        <w:jc w:val="both"/>
-        <w:rPr>
-          <w:rFonts w:ascii="Arial" w:hAnsi="Arial" w:cs="Arial"/>
-          <w:b/>
-          <w:bCs/>
-          <w:sz w:val="44"/>
-          <w:szCs w:val="44"/>
-        </w:rPr>
-      </w:pPr>
-    </w:p>
-    <w:p>
-      <w:pPr>
-        <w:jc w:val="both"/>
-        <w:rPr>
-          <w:rFonts w:ascii="Arial" w:hAnsi="Arial" w:cs="Arial"/>
-          <w:b/>
-          <w:bCs/>
-          <w:sz w:val="44"/>
-          <w:szCs w:val="44"/>
-        </w:rPr>
-      </w:pPr>
-    </w:p>
-    <w:p>
-      <w:pPr>
-        <w:jc w:val="both"/>
-        <w:rPr>
-          <w:rFonts w:ascii="Arial" w:hAnsi="Arial" w:cs="Arial"/>
-          <w:b/>
-          <w:bCs/>
-          <w:sz w:val="44"/>
-          <w:szCs w:val="44"/>
-        </w:rPr>
-      </w:pPr>
-    </w:p>
-    <w:p>
-      <w:pPr>
-        <w:jc w:val="both"/>
-        <w:rPr>
-          <w:rFonts w:ascii="Arial" w:hAnsi="Arial" w:cs="Arial"/>
-          <w:b/>
-          <w:bCs/>
-          <w:sz w:val="44"/>
-          <w:szCs w:val="44"/>
-        </w:rPr>
-      </w:pPr>
-    </w:p>
-    <w:p>
-      <w:pPr>
         <w:pStyle w:val="Heading1"/>
         <w:rPr>
           <w:rFonts w:cs="Arial"/>
         </w:rPr>
       </w:pPr>
-      <w:bookmarkStart w:id="0" w:name="_Toc238493014"/>
+      <w:bookmarkStart w:id="0" w:name="_Toc238572838"/>
       <w:r>
         <w:rPr>
           <w:rFonts w:cs="Arial"/>
@@ -3341,7 +3773,7 @@
           <w:rFonts w:cs="Arial"/>
         </w:rPr>
       </w:pPr>
-      <w:bookmarkStart w:id="1" w:name="_Toc238493015"/>
+      <w:bookmarkStart w:id="1" w:name="_Toc238572839"/>
       <w:r>
         <w:rPr>
           <w:rFonts w:cs="Arial"/>
@@ -4424,7 +4856,25 @@
           <w:sz w:val="24"/>
           <w:szCs w:val="24"/>
         </w:rPr>
-        <w:t xml:space="preserve"> Aceste lucruri fiind spuse, este greu de imaginat perspectiva în care o implementare hardware poate fi considerată superioară. Hardware-ul este dificil de proiectat și implementat, fiind necesari dezvoltatori experimentați pentru a fi realizată o soluție </w:t>
+        <w:t xml:space="preserve"> Aceste lucruri fiind spuse, este greu de imaginat perspectiva în care o implementare hardware poate fi considerată superioară. Hardware-</w:t>
+      </w:r>
+      <w:proofErr w:type="spellStart"/>
+      <w:r>
+        <w:rPr>
+          <w:rFonts w:ascii="Arial" w:hAnsi="Arial" w:cs="Arial"/>
+          <w:sz w:val="24"/>
+          <w:szCs w:val="24"/>
+        </w:rPr>
+        <w:t>ul</w:t>
+      </w:r>
+      <w:proofErr w:type="spellEnd"/>
+      <w:r>
+        <w:rPr>
+          <w:rFonts w:ascii="Arial" w:hAnsi="Arial" w:cs="Arial"/>
+          <w:sz w:val="24"/>
+          <w:szCs w:val="24"/>
+        </w:rPr>
+        <w:t xml:space="preserve"> este dificil de proiectat și implementat, fiind necesari dezvoltatori experimentați pentru a fi realizată o soluție </w:t>
       </w:r>
       <w:r>
         <w:rPr>
@@ -4533,7 +4983,43 @@
           <w:sz w:val="24"/>
           <w:szCs w:val="24"/>
         </w:rPr>
-        <w:t xml:space="preserve"> Hardware-ul implementează paralelismul într-un mod direct și structurat prin intermediul logicii combinaționale, structurilor secvențiale, automatelor cu stări finite</w:t>
+        <w:t xml:space="preserve"> Hardware-</w:t>
+      </w:r>
+      <w:proofErr w:type="spellStart"/>
+      <w:r>
+        <w:rPr>
+          <w:rFonts w:ascii="Arial" w:hAnsi="Arial" w:cs="Arial"/>
+          <w:sz w:val="24"/>
+          <w:szCs w:val="24"/>
+        </w:rPr>
+        <w:t>ul</w:t>
+      </w:r>
+      <w:proofErr w:type="spellEnd"/>
+      <w:r>
+        <w:rPr>
+          <w:rFonts w:ascii="Arial" w:hAnsi="Arial" w:cs="Arial"/>
+          <w:sz w:val="24"/>
+          <w:szCs w:val="24"/>
+        </w:rPr>
+        <w:t xml:space="preserve"> implementează paralelismul într-un mod direct și structurat prin intermediul logicii </w:t>
+      </w:r>
+      <w:proofErr w:type="spellStart"/>
+      <w:r>
+        <w:rPr>
+          <w:rFonts w:ascii="Arial" w:hAnsi="Arial" w:cs="Arial"/>
+          <w:sz w:val="24"/>
+          <w:szCs w:val="24"/>
+        </w:rPr>
+        <w:t>combinaționale</w:t>
+      </w:r>
+      <w:proofErr w:type="spellEnd"/>
+      <w:r>
+        <w:rPr>
+          <w:rFonts w:ascii="Arial" w:hAnsi="Arial" w:cs="Arial"/>
+          <w:sz w:val="24"/>
+          <w:szCs w:val="24"/>
+        </w:rPr>
+        <w:t>, structurilor secvențiale, automatelor cu stări finite</w:t>
       </w:r>
       <w:r>
         <w:rPr>
@@ -4728,7 +5214,7 @@
           <w:rFonts w:cs="Arial"/>
         </w:rPr>
       </w:pPr>
-      <w:bookmarkStart w:id="2" w:name="_Toc238493016"/>
+      <w:bookmarkStart w:id="2" w:name="_Toc238572840"/>
       <w:r>
         <w:rPr>
           <w:rFonts w:cs="Arial"/>
@@ -4923,6 +5409,7 @@
         </w:rPr>
         <w:t xml:space="preserve"> (</w:t>
       </w:r>
+      <w:proofErr w:type="spellStart"/>
       <w:r>
         <w:rPr>
           <w:rFonts w:ascii="Arial" w:hAnsi="Arial" w:cs="Arial"/>
@@ -4931,7 +5418,40 @@
           <w:sz w:val="24"/>
           <w:szCs w:val="24"/>
         </w:rPr>
-        <w:t>Application-specific integrated circuit</w:t>
+        <w:t>Application</w:t>
+      </w:r>
+      <w:proofErr w:type="spellEnd"/>
+      <w:r>
+        <w:rPr>
+          <w:rFonts w:ascii="Arial" w:hAnsi="Arial" w:cs="Arial"/>
+          <w:i/>
+          <w:iCs/>
+          <w:sz w:val="24"/>
+          <w:szCs w:val="24"/>
+        </w:rPr>
+        <w:t xml:space="preserve">-specific </w:t>
+      </w:r>
+      <w:proofErr w:type="spellStart"/>
+      <w:r>
+        <w:rPr>
+          <w:rFonts w:ascii="Arial" w:hAnsi="Arial" w:cs="Arial"/>
+          <w:i/>
+          <w:iCs/>
+          <w:sz w:val="24"/>
+          <w:szCs w:val="24"/>
+        </w:rPr>
+        <w:t>integrated</w:t>
+      </w:r>
+      <w:proofErr w:type="spellEnd"/>
+      <w:r>
+        <w:rPr>
+          <w:rFonts w:ascii="Arial" w:hAnsi="Arial" w:cs="Arial"/>
+          <w:i/>
+          <w:iCs/>
+          <w:sz w:val="24"/>
+          <w:szCs w:val="24"/>
+        </w:rPr>
+        <w:t xml:space="preserve"> circuit</w:t>
       </w:r>
       <w:r>
         <w:rPr>
@@ -5009,6 +5529,7 @@
         </w:rPr>
         <w:t>Una dintre soluțiile acestei probleme este reprezentată de circuitele digitale reconfigurabile de tip FPGA (</w:t>
       </w:r>
+      <w:proofErr w:type="spellStart"/>
       <w:r>
         <w:rPr>
           <w:rFonts w:ascii="Arial" w:hAnsi="Arial" w:cs="Arial"/>
@@ -5017,8 +5538,31 @@
           <w:sz w:val="24"/>
           <w:szCs w:val="24"/>
         </w:rPr>
-        <w:t>Field-Programmable Gate Array</w:t>
-      </w:r>
+        <w:t>Field-Programmable</w:t>
+      </w:r>
+      <w:proofErr w:type="spellEnd"/>
+      <w:r>
+        <w:rPr>
+          <w:rFonts w:ascii="Arial" w:hAnsi="Arial" w:cs="Arial"/>
+          <w:i/>
+          <w:iCs/>
+          <w:sz w:val="24"/>
+          <w:szCs w:val="24"/>
+        </w:rPr>
+        <w:t xml:space="preserve"> Gate </w:t>
+      </w:r>
+      <w:proofErr w:type="spellStart"/>
+      <w:r>
+        <w:rPr>
+          <w:rFonts w:ascii="Arial" w:hAnsi="Arial" w:cs="Arial"/>
+          <w:i/>
+          <w:iCs/>
+          <w:sz w:val="24"/>
+          <w:szCs w:val="24"/>
+        </w:rPr>
+        <w:t>Array</w:t>
+      </w:r>
+      <w:proofErr w:type="spellEnd"/>
       <w:r>
         <w:rPr>
           <w:rFonts w:ascii="Arial" w:hAnsi="Arial" w:cs="Arial"/>
@@ -5400,6 +5944,7 @@
         </w:rPr>
         <w:t>Pentru a menține un grad de corelare ridicat cu tehnologiile criptografice de actualitate, a fost selectat pentru implementare algoritmul AES (</w:t>
       </w:r>
+      <w:proofErr w:type="spellStart"/>
       <w:r>
         <w:rPr>
           <w:rFonts w:ascii="Arial" w:hAnsi="Arial" w:cs="Arial"/>
@@ -5408,7 +5953,40 @@
           <w:sz w:val="24"/>
           <w:szCs w:val="24"/>
         </w:rPr>
-        <w:t>Advanced Encryption Standard</w:t>
+        <w:t>Advanced</w:t>
+      </w:r>
+      <w:proofErr w:type="spellEnd"/>
+      <w:r>
+        <w:rPr>
+          <w:rFonts w:ascii="Arial" w:hAnsi="Arial" w:cs="Arial"/>
+          <w:i/>
+          <w:iCs/>
+          <w:sz w:val="24"/>
+          <w:szCs w:val="24"/>
+        </w:rPr>
+        <w:t xml:space="preserve"> </w:t>
+      </w:r>
+      <w:proofErr w:type="spellStart"/>
+      <w:r>
+        <w:rPr>
+          <w:rFonts w:ascii="Arial" w:hAnsi="Arial" w:cs="Arial"/>
+          <w:i/>
+          <w:iCs/>
+          <w:sz w:val="24"/>
+          <w:szCs w:val="24"/>
+        </w:rPr>
+        <w:t>Encryption</w:t>
+      </w:r>
+      <w:proofErr w:type="spellEnd"/>
+      <w:r>
+        <w:rPr>
+          <w:rFonts w:ascii="Arial" w:hAnsi="Arial" w:cs="Arial"/>
+          <w:i/>
+          <w:iCs/>
+          <w:sz w:val="24"/>
+          <w:szCs w:val="24"/>
+        </w:rPr>
+        <w:t xml:space="preserve"> Standard</w:t>
       </w:r>
       <w:r>
         <w:rPr>
@@ -5443,7 +6021,7 @@
           <w:rFonts w:cs="Arial"/>
         </w:rPr>
       </w:pPr>
-      <w:bookmarkStart w:id="3" w:name="_Toc238493017"/>
+      <w:bookmarkStart w:id="3" w:name="_Toc238572841"/>
       <w:r>
         <w:rPr>
           <w:rFonts w:cs="Arial"/>
@@ -5518,13 +6096,77 @@
           <w:szCs w:val="24"/>
         </w:rPr>
       </w:pPr>
-      <w:r>
-        <w:rPr>
-          <w:rFonts w:ascii="Arial" w:hAnsi="Arial" w:cs="Arial"/>
-          <w:sz w:val="24"/>
-          <w:szCs w:val="24"/>
-        </w:rPr>
-        <w:t>Digilent Arty Z7-20 — SoC AMD/Xilinx Zynq-7000 XC7Z020</w:t>
+      <w:proofErr w:type="spellStart"/>
+      <w:r>
+        <w:rPr>
+          <w:rFonts w:ascii="Arial" w:hAnsi="Arial" w:cs="Arial"/>
+          <w:sz w:val="24"/>
+          <w:szCs w:val="24"/>
+        </w:rPr>
+        <w:t>Digilent</w:t>
+      </w:r>
+      <w:proofErr w:type="spellEnd"/>
+      <w:r>
+        <w:rPr>
+          <w:rFonts w:ascii="Arial" w:hAnsi="Arial" w:cs="Arial"/>
+          <w:sz w:val="24"/>
+          <w:szCs w:val="24"/>
+        </w:rPr>
+        <w:t xml:space="preserve"> </w:t>
+      </w:r>
+      <w:proofErr w:type="spellStart"/>
+      <w:r>
+        <w:rPr>
+          <w:rFonts w:ascii="Arial" w:hAnsi="Arial" w:cs="Arial"/>
+          <w:sz w:val="24"/>
+          <w:szCs w:val="24"/>
+        </w:rPr>
+        <w:t>Arty</w:t>
+      </w:r>
+      <w:proofErr w:type="spellEnd"/>
+      <w:r>
+        <w:rPr>
+          <w:rFonts w:ascii="Arial" w:hAnsi="Arial" w:cs="Arial"/>
+          <w:sz w:val="24"/>
+          <w:szCs w:val="24"/>
+        </w:rPr>
+        <w:t xml:space="preserve"> Z7-20 — </w:t>
+      </w:r>
+      <w:proofErr w:type="spellStart"/>
+      <w:r>
+        <w:rPr>
+          <w:rFonts w:ascii="Arial" w:hAnsi="Arial" w:cs="Arial"/>
+          <w:sz w:val="24"/>
+          <w:szCs w:val="24"/>
+        </w:rPr>
+        <w:t>SoC</w:t>
+      </w:r>
+      <w:proofErr w:type="spellEnd"/>
+      <w:r>
+        <w:rPr>
+          <w:rFonts w:ascii="Arial" w:hAnsi="Arial" w:cs="Arial"/>
+          <w:sz w:val="24"/>
+          <w:szCs w:val="24"/>
+        </w:rPr>
+        <w:t xml:space="preserve"> AMD/</w:t>
+      </w:r>
+      <w:proofErr w:type="spellStart"/>
+      <w:r>
+        <w:rPr>
+          <w:rFonts w:ascii="Arial" w:hAnsi="Arial" w:cs="Arial"/>
+          <w:sz w:val="24"/>
+          <w:szCs w:val="24"/>
+        </w:rPr>
+        <w:t>Xilinx</w:t>
+      </w:r>
+      <w:proofErr w:type="spellEnd"/>
+      <w:r>
+        <w:rPr>
+          <w:rFonts w:ascii="Arial" w:hAnsi="Arial" w:cs="Arial"/>
+          <w:sz w:val="24"/>
+          <w:szCs w:val="24"/>
+        </w:rPr>
+        <w:t xml:space="preserve"> Zynq-7000 XC7Z020</w:t>
       </w:r>
     </w:p>
     <w:p>
@@ -5548,7 +6190,25 @@
           <w:sz w:val="24"/>
           <w:szCs w:val="24"/>
         </w:rPr>
-        <w:t>Mediul de dezvoltare Vivado, versiunea 202</w:t>
+        <w:t xml:space="preserve">Mediul de dezvoltare </w:t>
+      </w:r>
+      <w:proofErr w:type="spellStart"/>
+      <w:r>
+        <w:rPr>
+          <w:rFonts w:ascii="Arial" w:hAnsi="Arial" w:cs="Arial"/>
+          <w:sz w:val="24"/>
+          <w:szCs w:val="24"/>
+        </w:rPr>
+        <w:t>Vivado</w:t>
+      </w:r>
+      <w:proofErr w:type="spellEnd"/>
+      <w:r>
+        <w:rPr>
+          <w:rFonts w:ascii="Arial" w:hAnsi="Arial" w:cs="Arial"/>
+          <w:sz w:val="24"/>
+          <w:szCs w:val="24"/>
+        </w:rPr>
+        <w:t>, versiunea 202</w:t>
       </w:r>
       <w:r>
         <w:rPr>
@@ -5588,8 +6248,18 @@
           <w:sz w:val="24"/>
           <w:szCs w:val="24"/>
         </w:rPr>
-        <w:t>Mediul de dezvoltare Vitis</w:t>
-      </w:r>
+        <w:t xml:space="preserve">Mediul de dezvoltare </w:t>
+      </w:r>
+      <w:proofErr w:type="spellStart"/>
+      <w:r>
+        <w:rPr>
+          <w:rFonts w:ascii="Arial" w:hAnsi="Arial" w:cs="Arial"/>
+          <w:sz w:val="24"/>
+          <w:szCs w:val="24"/>
+        </w:rPr>
+        <w:t>Vitis</w:t>
+      </w:r>
+      <w:proofErr w:type="spellEnd"/>
       <w:r>
         <w:rPr>
           <w:rFonts w:ascii="Arial" w:hAnsi="Arial" w:cs="Arial"/>
@@ -5768,7 +6438,25 @@
           <w:sz w:val="24"/>
           <w:szCs w:val="24"/>
         </w:rPr>
-        <w:t xml:space="preserve"> același SoC, în cazul de față Zynq-7000, pachetele de dezvoltare nu oferă mereu aceleași funcționalități și supr</w:t>
+        <w:t xml:space="preserve"> același </w:t>
+      </w:r>
+      <w:proofErr w:type="spellStart"/>
+      <w:r>
+        <w:rPr>
+          <w:rFonts w:ascii="Arial" w:hAnsi="Arial" w:cs="Arial"/>
+          <w:sz w:val="24"/>
+          <w:szCs w:val="24"/>
+        </w:rPr>
+        <w:t>SoC</w:t>
+      </w:r>
+      <w:proofErr w:type="spellEnd"/>
+      <w:r>
+        <w:rPr>
+          <w:rFonts w:ascii="Arial" w:hAnsi="Arial" w:cs="Arial"/>
+          <w:sz w:val="24"/>
+          <w:szCs w:val="24"/>
+        </w:rPr>
+        <w:t>, în cazul de față Zynq-7000, pachetele de dezvoltare nu oferă mereu aceleași funcționalități și supr</w:t>
       </w:r>
       <w:r>
         <w:rPr>
@@ -5812,7 +6500,25 @@
           <w:sz w:val="24"/>
           <w:szCs w:val="24"/>
         </w:rPr>
-        <w:t>Avantajul sistemului SoC Zynq-7000 XC7Z020 este integrarea unui sistem de procesare (</w:t>
+        <w:t xml:space="preserve">Avantajul sistemului </w:t>
+      </w:r>
+      <w:proofErr w:type="spellStart"/>
+      <w:r>
+        <w:rPr>
+          <w:rFonts w:ascii="Arial" w:hAnsi="Arial" w:cs="Arial"/>
+          <w:sz w:val="24"/>
+          <w:szCs w:val="24"/>
+        </w:rPr>
+        <w:t>SoC</w:t>
+      </w:r>
+      <w:proofErr w:type="spellEnd"/>
+      <w:r>
+        <w:rPr>
+          <w:rFonts w:ascii="Arial" w:hAnsi="Arial" w:cs="Arial"/>
+          <w:sz w:val="24"/>
+          <w:szCs w:val="24"/>
+        </w:rPr>
+        <w:t xml:space="preserve"> Zynq-7000 XC7Z020 este integrarea unui sistem de procesare (</w:t>
       </w:r>
       <w:r>
         <w:rPr>
@@ -5822,32 +6528,9 @@
           <w:sz w:val="24"/>
           <w:szCs w:val="24"/>
         </w:rPr>
-        <w:t>PS – Processing System</w:t>
-      </w:r>
-      <w:r>
-        <w:rPr>
-          <w:rFonts w:ascii="Arial" w:hAnsi="Arial" w:cs="Arial"/>
-          <w:sz w:val="24"/>
-          <w:szCs w:val="24"/>
-        </w:rPr>
-        <w:t>), reprezentat de microprocesorul ARM Cortex 9,</w:t>
-      </w:r>
-      <w:r>
-        <w:rPr>
-          <w:rFonts w:ascii="Arial" w:hAnsi="Arial" w:cs="Arial"/>
-          <w:sz w:val="24"/>
-          <w:szCs w:val="24"/>
-        </w:rPr>
-        <w:t xml:space="preserve"> împreună cu </w:t>
-      </w:r>
-      <w:r>
-        <w:rPr>
-          <w:rFonts w:ascii="Arial" w:hAnsi="Arial" w:cs="Arial"/>
-          <w:sz w:val="24"/>
-          <w:szCs w:val="24"/>
-        </w:rPr>
-        <w:t>logica programabilă (</w:t>
-      </w:r>
+        <w:t xml:space="preserve">PS – </w:t>
+      </w:r>
+      <w:proofErr w:type="spellStart"/>
       <w:r>
         <w:rPr>
           <w:rFonts w:ascii="Arial" w:hAnsi="Arial" w:cs="Arial"/>
@@ -5856,7 +6539,86 @@
           <w:sz w:val="24"/>
           <w:szCs w:val="24"/>
         </w:rPr>
-        <w:t>PL – Programmable Logic</w:t>
+        <w:t>Processing</w:t>
+      </w:r>
+      <w:proofErr w:type="spellEnd"/>
+      <w:r>
+        <w:rPr>
+          <w:rFonts w:ascii="Arial" w:hAnsi="Arial" w:cs="Arial"/>
+          <w:i/>
+          <w:iCs/>
+          <w:sz w:val="24"/>
+          <w:szCs w:val="24"/>
+        </w:rPr>
+        <w:t xml:space="preserve"> </w:t>
+      </w:r>
+      <w:proofErr w:type="spellStart"/>
+      <w:r>
+        <w:rPr>
+          <w:rFonts w:ascii="Arial" w:hAnsi="Arial" w:cs="Arial"/>
+          <w:i/>
+          <w:iCs/>
+          <w:sz w:val="24"/>
+          <w:szCs w:val="24"/>
+        </w:rPr>
+        <w:t>System</w:t>
+      </w:r>
+      <w:proofErr w:type="spellEnd"/>
+      <w:r>
+        <w:rPr>
+          <w:rFonts w:ascii="Arial" w:hAnsi="Arial" w:cs="Arial"/>
+          <w:sz w:val="24"/>
+          <w:szCs w:val="24"/>
+        </w:rPr>
+        <w:t>), reprezentat de microprocesorul ARM Cortex 9,</w:t>
+      </w:r>
+      <w:r>
+        <w:rPr>
+          <w:rFonts w:ascii="Arial" w:hAnsi="Arial" w:cs="Arial"/>
+          <w:sz w:val="24"/>
+          <w:szCs w:val="24"/>
+        </w:rPr>
+        <w:t xml:space="preserve"> împreună cu </w:t>
+      </w:r>
+      <w:r>
+        <w:rPr>
+          <w:rFonts w:ascii="Arial" w:hAnsi="Arial" w:cs="Arial"/>
+          <w:sz w:val="24"/>
+          <w:szCs w:val="24"/>
+        </w:rPr>
+        <w:t>logica programabilă (</w:t>
+      </w:r>
+      <w:r>
+        <w:rPr>
+          <w:rFonts w:ascii="Arial" w:hAnsi="Arial" w:cs="Arial"/>
+          <w:i/>
+          <w:iCs/>
+          <w:sz w:val="24"/>
+          <w:szCs w:val="24"/>
+        </w:rPr>
+        <w:t xml:space="preserve">PL – </w:t>
+      </w:r>
+      <w:proofErr w:type="spellStart"/>
+      <w:r>
+        <w:rPr>
+          <w:rFonts w:ascii="Arial" w:hAnsi="Arial" w:cs="Arial"/>
+          <w:i/>
+          <w:iCs/>
+          <w:sz w:val="24"/>
+          <w:szCs w:val="24"/>
+        </w:rPr>
+        <w:t>Programmable</w:t>
+      </w:r>
+      <w:proofErr w:type="spellEnd"/>
+      <w:r>
+        <w:rPr>
+          <w:rFonts w:ascii="Arial" w:hAnsi="Arial" w:cs="Arial"/>
+          <w:i/>
+          <w:iCs/>
+          <w:sz w:val="24"/>
+          <w:szCs w:val="24"/>
+        </w:rPr>
+        <w:t xml:space="preserve"> Logic</w:t>
       </w:r>
       <w:r>
         <w:rPr>
@@ -6079,7 +6841,25 @@
           <w:sz w:val="24"/>
           <w:szCs w:val="24"/>
         </w:rPr>
-        <w:t xml:space="preserve"> a circuitului integrat. Mediul de dezvoltare Vivado, împreună cu tehnologiile de analiză, sinteză și implementare asociate, va fi utilizat pentru verificarea, validarea și generarea</w:t>
+        <w:t xml:space="preserve"> a circuitului integrat. Mediul de dezvoltare </w:t>
+      </w:r>
+      <w:proofErr w:type="spellStart"/>
+      <w:r>
+        <w:rPr>
+          <w:rFonts w:ascii="Arial" w:hAnsi="Arial" w:cs="Arial"/>
+          <w:sz w:val="24"/>
+          <w:szCs w:val="24"/>
+        </w:rPr>
+        <w:t>Vivado</w:t>
+      </w:r>
+      <w:proofErr w:type="spellEnd"/>
+      <w:r>
+        <w:rPr>
+          <w:rFonts w:ascii="Arial" w:hAnsi="Arial" w:cs="Arial"/>
+          <w:sz w:val="24"/>
+          <w:szCs w:val="24"/>
+        </w:rPr>
+        <w:t>, împreună cu tehnologiile de analiză, sinteză și implementare asociate, va fi utilizat pentru verificarea, validarea și generarea</w:t>
       </w:r>
       <w:r>
         <w:rPr>
@@ -6139,7 +6919,25 @@
           <w:sz w:val="24"/>
           <w:szCs w:val="24"/>
         </w:rPr>
-        <w:t xml:space="preserve">i logica programabila va fi efectuată prin dezvoltarea unui firmware, </w:t>
+        <w:t xml:space="preserve">i logica programabila va fi efectuată prin dezvoltarea unui </w:t>
+      </w:r>
+      <w:proofErr w:type="spellStart"/>
+      <w:r>
+        <w:rPr>
+          <w:rFonts w:ascii="Arial" w:hAnsi="Arial" w:cs="Arial"/>
+          <w:sz w:val="24"/>
+          <w:szCs w:val="24"/>
+        </w:rPr>
+        <w:t>firmware</w:t>
+      </w:r>
+      <w:proofErr w:type="spellEnd"/>
+      <w:r>
+        <w:rPr>
+          <w:rFonts w:ascii="Arial" w:hAnsi="Arial" w:cs="Arial"/>
+          <w:sz w:val="24"/>
+          <w:szCs w:val="24"/>
+        </w:rPr>
+        <w:t xml:space="preserve">, </w:t>
       </w:r>
       <w:r>
         <w:rPr>
@@ -6171,7 +6969,25 @@
           <w:sz w:val="24"/>
           <w:szCs w:val="24"/>
         </w:rPr>
-        <w:t>mediului de dezvoltare Vitis.</w:t>
+        <w:t xml:space="preserve">mediului de dezvoltare </w:t>
+      </w:r>
+      <w:proofErr w:type="spellStart"/>
+      <w:r>
+        <w:rPr>
+          <w:rFonts w:ascii="Arial" w:hAnsi="Arial" w:cs="Arial"/>
+          <w:sz w:val="24"/>
+          <w:szCs w:val="24"/>
+        </w:rPr>
+        <w:t>Vitis</w:t>
+      </w:r>
+      <w:proofErr w:type="spellEnd"/>
+      <w:r>
+        <w:rPr>
+          <w:rFonts w:ascii="Arial" w:hAnsi="Arial" w:cs="Arial"/>
+          <w:sz w:val="24"/>
+          <w:szCs w:val="24"/>
+        </w:rPr>
+        <w:t>.</w:t>
       </w:r>
     </w:p>
     <w:p>
@@ -6182,7 +6998,7 @@
           <w:rFonts w:cs="Arial"/>
         </w:rPr>
       </w:pPr>
-      <w:bookmarkStart w:id="4" w:name="_Toc238493018"/>
+      <w:bookmarkStart w:id="4" w:name="_Toc238572842"/>
       <w:r>
         <w:rPr>
           <w:rFonts w:cs="Arial"/>
@@ -6387,7 +7203,25 @@
           <w:sz w:val="24"/>
           <w:szCs w:val="24"/>
         </w:rPr>
-        <w:t>Implementarea algoritmului AES, la nivelul unui coprocesor criptografic, demistifică aparenta complexitate pe care operațiile hardware o pot dobândi. Ulterior, integrarea coprocesorului cu restul sistemului SoC Zynq-7000, prin utilizarea interfeței AXI4-Lite, duce la dezvoltarea</w:t>
+        <w:t xml:space="preserve">Implementarea algoritmului AES, la nivelul unui coprocesor criptografic, demistifică aparenta complexitate pe care operațiile hardware o pot dobândi. Ulterior, integrarea coprocesorului cu restul sistemului </w:t>
+      </w:r>
+      <w:proofErr w:type="spellStart"/>
+      <w:r>
+        <w:rPr>
+          <w:rFonts w:ascii="Arial" w:hAnsi="Arial" w:cs="Arial"/>
+          <w:sz w:val="24"/>
+          <w:szCs w:val="24"/>
+        </w:rPr>
+        <w:t>SoC</w:t>
+      </w:r>
+      <w:proofErr w:type="spellEnd"/>
+      <w:r>
+        <w:rPr>
+          <w:rFonts w:ascii="Arial" w:hAnsi="Arial" w:cs="Arial"/>
+          <w:sz w:val="24"/>
+          <w:szCs w:val="24"/>
+        </w:rPr>
+        <w:t xml:space="preserve"> Zynq-7000, prin utilizarea interfeței AXI4-Lite, duce la dezvoltarea</w:t>
       </w:r>
       <w:r>
         <w:rPr>
@@ -6419,7 +7253,25 @@
           <w:sz w:val="24"/>
           <w:szCs w:val="24"/>
         </w:rPr>
-        <w:t>atorită faptului că proiectul prevede și dezvoltarea unui firmware prin care se realize</w:t>
+        <w:t xml:space="preserve">atorită faptului că proiectul prevede și dezvoltarea unui </w:t>
+      </w:r>
+      <w:proofErr w:type="spellStart"/>
+      <w:r>
+        <w:rPr>
+          <w:rFonts w:ascii="Arial" w:hAnsi="Arial" w:cs="Arial"/>
+          <w:sz w:val="24"/>
+          <w:szCs w:val="24"/>
+        </w:rPr>
+        <w:t>firmware</w:t>
+      </w:r>
+      <w:proofErr w:type="spellEnd"/>
+      <w:r>
+        <w:rPr>
+          <w:rFonts w:ascii="Arial" w:hAnsi="Arial" w:cs="Arial"/>
+          <w:sz w:val="24"/>
+          <w:szCs w:val="24"/>
+        </w:rPr>
+        <w:t xml:space="preserve"> prin care se realize</w:t>
       </w:r>
       <w:r>
         <w:rPr>
@@ -6503,7 +7355,25 @@
           <w:sz w:val="24"/>
           <w:szCs w:val="24"/>
         </w:rPr>
-        <w:t>operațiilor matematice în structuri logice combinaționale și secvențiale, este necesară validarea funcțională a nucleului criptografic.</w:t>
+        <w:t xml:space="preserve">operațiilor matematice în structuri logice </w:t>
+      </w:r>
+      <w:proofErr w:type="spellStart"/>
+      <w:r>
+        <w:rPr>
+          <w:rFonts w:ascii="Arial" w:hAnsi="Arial" w:cs="Arial"/>
+          <w:sz w:val="24"/>
+          <w:szCs w:val="24"/>
+        </w:rPr>
+        <w:t>combinaționale</w:t>
+      </w:r>
+      <w:proofErr w:type="spellEnd"/>
+      <w:r>
+        <w:rPr>
+          <w:rFonts w:ascii="Arial" w:hAnsi="Arial" w:cs="Arial"/>
+          <w:sz w:val="24"/>
+          <w:szCs w:val="24"/>
+        </w:rPr>
+        <w:t xml:space="preserve"> și secvențiale, este necesară validarea funcțională a nucleului criptografic.</w:t>
       </w:r>
     </w:p>
     <w:p>
@@ -6574,7 +7444,51 @@
           <w:sz w:val="24"/>
           <w:szCs w:val="24"/>
         </w:rPr>
-        <w:t>National Institute of Standards and Technology</w:t>
+        <w:t xml:space="preserve">National Institute of </w:t>
+      </w:r>
+      <w:proofErr w:type="spellStart"/>
+      <w:r>
+        <w:rPr>
+          <w:rFonts w:ascii="Arial" w:hAnsi="Arial" w:cs="Arial"/>
+          <w:i/>
+          <w:iCs/>
+          <w:sz w:val="24"/>
+          <w:szCs w:val="24"/>
+        </w:rPr>
+        <w:t>Standards</w:t>
+      </w:r>
+      <w:proofErr w:type="spellEnd"/>
+      <w:r>
+        <w:rPr>
+          <w:rFonts w:ascii="Arial" w:hAnsi="Arial" w:cs="Arial"/>
+          <w:i/>
+          <w:iCs/>
+          <w:sz w:val="24"/>
+          <w:szCs w:val="24"/>
+        </w:rPr>
+        <w:t xml:space="preserve"> </w:t>
+      </w:r>
+      <w:proofErr w:type="spellStart"/>
+      <w:r>
+        <w:rPr>
+          <w:rFonts w:ascii="Arial" w:hAnsi="Arial" w:cs="Arial"/>
+          <w:i/>
+          <w:iCs/>
+          <w:sz w:val="24"/>
+          <w:szCs w:val="24"/>
+        </w:rPr>
+        <w:t>and</w:t>
+      </w:r>
+      <w:proofErr w:type="spellEnd"/>
+      <w:r>
+        <w:rPr>
+          <w:rFonts w:ascii="Arial" w:hAnsi="Arial" w:cs="Arial"/>
+          <w:i/>
+          <w:iCs/>
+          <w:sz w:val="24"/>
+          <w:szCs w:val="24"/>
+        </w:rPr>
+        <w:t xml:space="preserve"> Technology</w:t>
       </w:r>
       <w:r>
         <w:rPr>
@@ -6602,7 +7516,61 @@
           <w:sz w:val="24"/>
           <w:szCs w:val="24"/>
         </w:rPr>
-        <w:t xml:space="preserve">În urma procedeului de dezvoltare și validare, va fi analizată posibilitatea reconfigurării dinamice parțiale sau totale a coprocesorului, în baza mecanismelor DFX (Dynamic Function eXchange) </w:t>
+        <w:t>În urma procedeului de dezvoltare și validare, va fi analizată posibilitatea reconfigurării dinamice parțiale sau totale a coprocesorului, în baza mecanismelor DFX (</w:t>
+      </w:r>
+      <w:proofErr w:type="spellStart"/>
+      <w:r>
+        <w:rPr>
+          <w:rFonts w:ascii="Arial" w:hAnsi="Arial" w:cs="Arial"/>
+          <w:sz w:val="24"/>
+          <w:szCs w:val="24"/>
+        </w:rPr>
+        <w:t>Dynamic</w:t>
+      </w:r>
+      <w:proofErr w:type="spellEnd"/>
+      <w:r>
+        <w:rPr>
+          <w:rFonts w:ascii="Arial" w:hAnsi="Arial" w:cs="Arial"/>
+          <w:sz w:val="24"/>
+          <w:szCs w:val="24"/>
+        </w:rPr>
+        <w:t xml:space="preserve"> </w:t>
+      </w:r>
+      <w:proofErr w:type="spellStart"/>
+      <w:r>
+        <w:rPr>
+          <w:rFonts w:ascii="Arial" w:hAnsi="Arial" w:cs="Arial"/>
+          <w:sz w:val="24"/>
+          <w:szCs w:val="24"/>
+        </w:rPr>
+        <w:t>Function</w:t>
+      </w:r>
+      <w:proofErr w:type="spellEnd"/>
+      <w:r>
+        <w:rPr>
+          <w:rFonts w:ascii="Arial" w:hAnsi="Arial" w:cs="Arial"/>
+          <w:sz w:val="24"/>
+          <w:szCs w:val="24"/>
+        </w:rPr>
+        <w:t xml:space="preserve"> </w:t>
+      </w:r>
+      <w:proofErr w:type="spellStart"/>
+      <w:r>
+        <w:rPr>
+          <w:rFonts w:ascii="Arial" w:hAnsi="Arial" w:cs="Arial"/>
+          <w:sz w:val="24"/>
+          <w:szCs w:val="24"/>
+        </w:rPr>
+        <w:t>eXchange</w:t>
+      </w:r>
+      <w:proofErr w:type="spellEnd"/>
+      <w:r>
+        <w:rPr>
+          <w:rFonts w:ascii="Arial" w:hAnsi="Arial" w:cs="Arial"/>
+          <w:sz w:val="24"/>
+          <w:szCs w:val="24"/>
+        </w:rPr>
+        <w:t xml:space="preserve">) </w:t>
       </w:r>
       <w:r>
         <w:rPr>
@@ -6620,6 +7588,7 @@
         </w:rPr>
         <w:t>de către AMD/</w:t>
       </w:r>
+      <w:proofErr w:type="spellStart"/>
       <w:r>
         <w:rPr>
           <w:rFonts w:ascii="Arial" w:hAnsi="Arial" w:cs="Arial"/>
@@ -6628,6 +7597,7 @@
         </w:rPr>
         <w:t>Xilinx</w:t>
       </w:r>
+      <w:proofErr w:type="spellEnd"/>
       <w:r>
         <w:rPr>
           <w:rFonts w:ascii="Arial" w:hAnsi="Arial" w:cs="Arial"/>
@@ -6769,7 +7739,7 @@
           <w:rFonts w:cs="Arial"/>
         </w:rPr>
       </w:pPr>
-      <w:bookmarkStart w:id="5" w:name="_Toc238493019"/>
+      <w:bookmarkStart w:id="5" w:name="_Toc238572843"/>
       <w:r>
         <w:rPr>
           <w:rFonts w:cs="Arial"/>
@@ -7040,7 +8010,7 @@
           <w:rFonts w:cs="Arial"/>
         </w:rPr>
       </w:pPr>
-      <w:bookmarkStart w:id="6" w:name="_Toc238493020"/>
+      <w:bookmarkStart w:id="6" w:name="_Toc238572844"/>
       <w:r>
         <w:rPr>
           <w:rFonts w:cs="Arial"/>
@@ -7083,7 +8053,7 @@
           <w:rFonts w:cs="Arial"/>
         </w:rPr>
       </w:pPr>
-      <w:bookmarkStart w:id="7" w:name="_Toc238493021"/>
+      <w:bookmarkStart w:id="7" w:name="_Toc238572845"/>
       <w:r>
         <w:rPr>
           <w:rFonts w:cs="Arial"/>
@@ -7284,6 +8254,7 @@
         </w:rPr>
         <w:t xml:space="preserve">implementează o suită vastă de algoritmi. Dintre aceste librării putem aminti </w:t>
       </w:r>
+      <w:proofErr w:type="spellStart"/>
       <w:r>
         <w:rPr>
           <w:rFonts w:ascii="Arial" w:hAnsi="Arial" w:cs="Arial"/>
@@ -7294,6 +8265,7 @@
         </w:rPr>
         <w:t>OpenSSL</w:t>
       </w:r>
+      <w:proofErr w:type="spellEnd"/>
       <w:r>
         <w:rPr>
           <w:rFonts w:ascii="Arial" w:hAnsi="Arial" w:cs="Arial"/>
@@ -7656,64 +8628,9 @@
           <w:sz w:val="24"/>
           <w:szCs w:val="24"/>
         </w:rPr>
-        <w:t>task scheduler</w:t>
-      </w:r>
-      <w:r>
-        <w:rPr>
-          <w:rFonts w:ascii="Arial" w:hAnsi="Arial" w:cs="Arial"/>
-          <w:sz w:val="24"/>
-          <w:szCs w:val="24"/>
-        </w:rPr>
-        <w:t>), operațiile criptografic</w:t>
-      </w:r>
-      <w:r>
-        <w:rPr>
-          <w:rFonts w:ascii="Arial" w:hAnsi="Arial" w:cs="Arial"/>
-          <w:sz w:val="24"/>
-          <w:szCs w:val="24"/>
-        </w:rPr>
-        <w:t>e</w:t>
-      </w:r>
-      <w:r>
-        <w:rPr>
-          <w:rFonts w:ascii="Arial" w:hAnsi="Arial" w:cs="Arial"/>
-          <w:sz w:val="24"/>
-          <w:szCs w:val="24"/>
-        </w:rPr>
-        <w:t xml:space="preserve"> sunt adesea executate într-un </w:t>
-      </w:r>
-      <w:r>
-        <w:rPr>
-          <w:rFonts w:ascii="Arial" w:hAnsi="Arial" w:cs="Arial"/>
-          <w:sz w:val="24"/>
-          <w:szCs w:val="24"/>
-        </w:rPr>
-        <w:t xml:space="preserve">mod </w:t>
-      </w:r>
-      <w:r>
-        <w:rPr>
-          <w:rFonts w:ascii="Arial" w:hAnsi="Arial" w:cs="Arial"/>
-          <w:sz w:val="24"/>
-          <w:szCs w:val="24"/>
-        </w:rPr>
-        <w:t xml:space="preserve">fragmentat, </w:t>
-      </w:r>
-      <w:r>
-        <w:rPr>
-          <w:rFonts w:ascii="Arial" w:hAnsi="Arial" w:cs="Arial"/>
-          <w:sz w:val="24"/>
-          <w:szCs w:val="24"/>
-        </w:rPr>
-        <w:t xml:space="preserve">ca urmare a </w:t>
-      </w:r>
-      <w:r>
-        <w:rPr>
-          <w:rFonts w:ascii="Arial" w:hAnsi="Arial" w:cs="Arial"/>
-          <w:sz w:val="24"/>
-          <w:szCs w:val="24"/>
-        </w:rPr>
-        <w:t>mecanismului de comutare între procese (</w:t>
-      </w:r>
+        <w:t xml:space="preserve">task </w:t>
+      </w:r>
+      <w:proofErr w:type="spellStart"/>
       <w:r>
         <w:rPr>
           <w:rFonts w:ascii="Arial" w:hAnsi="Arial" w:cs="Arial"/>
@@ -7722,8 +8639,87 @@
           <w:sz w:val="24"/>
           <w:szCs w:val="24"/>
         </w:rPr>
-        <w:t>task switching</w:t>
-      </w:r>
+        <w:t>scheduler</w:t>
+      </w:r>
+      <w:proofErr w:type="spellEnd"/>
+      <w:r>
+        <w:rPr>
+          <w:rFonts w:ascii="Arial" w:hAnsi="Arial" w:cs="Arial"/>
+          <w:sz w:val="24"/>
+          <w:szCs w:val="24"/>
+        </w:rPr>
+        <w:t>), operațiile criptografic</w:t>
+      </w:r>
+      <w:r>
+        <w:rPr>
+          <w:rFonts w:ascii="Arial" w:hAnsi="Arial" w:cs="Arial"/>
+          <w:sz w:val="24"/>
+          <w:szCs w:val="24"/>
+        </w:rPr>
+        <w:t>e</w:t>
+      </w:r>
+      <w:r>
+        <w:rPr>
+          <w:rFonts w:ascii="Arial" w:hAnsi="Arial" w:cs="Arial"/>
+          <w:sz w:val="24"/>
+          <w:szCs w:val="24"/>
+        </w:rPr>
+        <w:t xml:space="preserve"> sunt adesea executate într-un </w:t>
+      </w:r>
+      <w:r>
+        <w:rPr>
+          <w:rFonts w:ascii="Arial" w:hAnsi="Arial" w:cs="Arial"/>
+          <w:sz w:val="24"/>
+          <w:szCs w:val="24"/>
+        </w:rPr>
+        <w:t xml:space="preserve">mod </w:t>
+      </w:r>
+      <w:r>
+        <w:rPr>
+          <w:rFonts w:ascii="Arial" w:hAnsi="Arial" w:cs="Arial"/>
+          <w:sz w:val="24"/>
+          <w:szCs w:val="24"/>
+        </w:rPr>
+        <w:t xml:space="preserve">fragmentat, </w:t>
+      </w:r>
+      <w:r>
+        <w:rPr>
+          <w:rFonts w:ascii="Arial" w:hAnsi="Arial" w:cs="Arial"/>
+          <w:sz w:val="24"/>
+          <w:szCs w:val="24"/>
+        </w:rPr>
+        <w:t xml:space="preserve">ca urmare a </w:t>
+      </w:r>
+      <w:r>
+        <w:rPr>
+          <w:rFonts w:ascii="Arial" w:hAnsi="Arial" w:cs="Arial"/>
+          <w:sz w:val="24"/>
+          <w:szCs w:val="24"/>
+        </w:rPr>
+        <w:t>mecanismului de comutare între procese (</w:t>
+      </w:r>
+      <w:r>
+        <w:rPr>
+          <w:rFonts w:ascii="Arial" w:hAnsi="Arial" w:cs="Arial"/>
+          <w:i/>
+          <w:iCs/>
+          <w:sz w:val="24"/>
+          <w:szCs w:val="24"/>
+        </w:rPr>
+        <w:t xml:space="preserve">task </w:t>
+      </w:r>
+      <w:proofErr w:type="spellStart"/>
+      <w:r>
+        <w:rPr>
+          <w:rFonts w:ascii="Arial" w:hAnsi="Arial" w:cs="Arial"/>
+          <w:i/>
+          <w:iCs/>
+          <w:sz w:val="24"/>
+          <w:szCs w:val="24"/>
+        </w:rPr>
+        <w:t>switching</w:t>
+      </w:r>
+      <w:proofErr w:type="spellEnd"/>
       <w:r>
         <w:rPr>
           <w:rFonts w:ascii="Arial" w:hAnsi="Arial" w:cs="Arial"/>
@@ -7906,7 +8902,7 @@
           <w:rFonts w:cs="Arial"/>
         </w:rPr>
       </w:pPr>
-      <w:bookmarkStart w:id="8" w:name="_Toc238493022"/>
+      <w:bookmarkStart w:id="8" w:name="_Toc238572846"/>
       <w:r>
         <w:rPr>
           <w:rFonts w:cs="Arial"/>
@@ -7967,7 +8963,25 @@
           <w:sz w:val="24"/>
           <w:szCs w:val="24"/>
         </w:rPr>
-        <w:t xml:space="preserve">Dezvoltatorii acestor sisteme criptografice pot gestiona direct modul în care resursele digitale și computaționale sunt alocate. În funcție de constrângerile impuse implementării, structurile secvențiale și combinaționale pot fi modificate, astfel încât totalitatea cerințelor să fie îndeplinite. </w:t>
+        <w:t xml:space="preserve">Dezvoltatorii acestor sisteme criptografice pot gestiona direct modul în care resursele digitale și computaționale sunt alocate. În funcție de constrângerile impuse implementării, structurile secvențiale și </w:t>
+      </w:r>
+      <w:proofErr w:type="spellStart"/>
+      <w:r>
+        <w:rPr>
+          <w:rFonts w:ascii="Arial" w:hAnsi="Arial" w:cs="Arial"/>
+          <w:sz w:val="24"/>
+          <w:szCs w:val="24"/>
+        </w:rPr>
+        <w:t>combinaționale</w:t>
+      </w:r>
+      <w:proofErr w:type="spellEnd"/>
+      <w:r>
+        <w:rPr>
+          <w:rFonts w:ascii="Arial" w:hAnsi="Arial" w:cs="Arial"/>
+          <w:sz w:val="24"/>
+          <w:szCs w:val="24"/>
+        </w:rPr>
+        <w:t xml:space="preserve"> pot fi modificate, astfel încât totalitatea cerințelor să fie îndeplinite. </w:t>
       </w:r>
     </w:p>
     <w:p>
@@ -8050,6 +9064,7 @@
         </w:rPr>
         <w:t xml:space="preserve"> (</w:t>
       </w:r>
+      <w:proofErr w:type="spellStart"/>
       <w:r>
         <w:rPr>
           <w:rFonts w:ascii="Arial" w:hAnsi="Arial" w:cs="Arial"/>
@@ -8060,6 +9075,7 @@
         </w:rPr>
         <w:t>unrolled</w:t>
       </w:r>
+      <w:proofErr w:type="spellEnd"/>
       <w:r>
         <w:rPr>
           <w:rFonts w:ascii="Arial" w:hAnsi="Arial" w:cs="Arial"/>
@@ -8114,7 +9130,25 @@
           <w:sz w:val="24"/>
           <w:szCs w:val="24"/>
         </w:rPr>
-        <w:t xml:space="preserve"> tuturor rundelor AES sunt implementate într-un mod concurent prin structuri combinaționale distincte. Eliminarea </w:t>
+        <w:t xml:space="preserve"> tuturor rundelor AES sunt implementate într-un mod concurent prin structuri </w:t>
+      </w:r>
+      <w:proofErr w:type="spellStart"/>
+      <w:r>
+        <w:rPr>
+          <w:rFonts w:ascii="Arial" w:hAnsi="Arial" w:cs="Arial"/>
+          <w:sz w:val="24"/>
+          <w:szCs w:val="24"/>
+        </w:rPr>
+        <w:t>combinaționale</w:t>
+      </w:r>
+      <w:proofErr w:type="spellEnd"/>
+      <w:r>
+        <w:rPr>
+          <w:rFonts w:ascii="Arial" w:hAnsi="Arial" w:cs="Arial"/>
+          <w:sz w:val="24"/>
+          <w:szCs w:val="24"/>
+        </w:rPr>
+        <w:t xml:space="preserve"> distincte. Eliminarea </w:t>
       </w:r>
       <w:r>
         <w:rPr>
@@ -8216,6 +9250,7 @@
         </w:rPr>
         <w:t xml:space="preserve">O extensie a acestei abordări este reprezentată de arhitecturile de tip </w:t>
       </w:r>
+      <w:proofErr w:type="spellStart"/>
       <w:r>
         <w:rPr>
           <w:rFonts w:ascii="Arial" w:hAnsi="Arial" w:cs="Arial"/>
@@ -8226,6 +9261,7 @@
         </w:rPr>
         <w:t>pipeline</w:t>
       </w:r>
+      <w:proofErr w:type="spellEnd"/>
       <w:r>
         <w:rPr>
           <w:rFonts w:ascii="Arial" w:hAnsi="Arial" w:cs="Arial"/>
@@ -8304,7 +9340,25 @@
           <w:sz w:val="24"/>
           <w:szCs w:val="24"/>
         </w:rPr>
-        <w:t xml:space="preserve"> de timp necesară procesării tuturor rundelor. Arhitectura pipeline procesează primul bloc al unui mesaj într-o perioad</w:t>
+        <w:t xml:space="preserve"> de timp necesară procesării tuturor rundelor. Arhitectura </w:t>
+      </w:r>
+      <w:proofErr w:type="spellStart"/>
+      <w:r>
+        <w:rPr>
+          <w:rFonts w:ascii="Arial" w:hAnsi="Arial" w:cs="Arial"/>
+          <w:sz w:val="24"/>
+          <w:szCs w:val="24"/>
+        </w:rPr>
+        <w:t>pipeline</w:t>
+      </w:r>
+      <w:proofErr w:type="spellEnd"/>
+      <w:r>
+        <w:rPr>
+          <w:rFonts w:ascii="Arial" w:hAnsi="Arial" w:cs="Arial"/>
+          <w:sz w:val="24"/>
+          <w:szCs w:val="24"/>
+        </w:rPr>
+        <w:t xml:space="preserve"> procesează primul bloc al unui mesaj într-o perioad</w:t>
       </w:r>
       <w:r>
         <w:rPr>
@@ -8384,7 +9438,25 @@
           <w:sz w:val="24"/>
           <w:szCs w:val="24"/>
         </w:rPr>
-        <w:t xml:space="preserve"> pipeline-ul se umple, acesta poate ajunge să furnizeze un bloc criptat la fiecare ciclu de tact.</w:t>
+        <w:t xml:space="preserve"> </w:t>
+      </w:r>
+      <w:proofErr w:type="spellStart"/>
+      <w:r>
+        <w:rPr>
+          <w:rFonts w:ascii="Arial" w:hAnsi="Arial" w:cs="Arial"/>
+          <w:sz w:val="24"/>
+          <w:szCs w:val="24"/>
+        </w:rPr>
+        <w:t>pipeline-ul</w:t>
+      </w:r>
+      <w:proofErr w:type="spellEnd"/>
+      <w:r>
+        <w:rPr>
+          <w:rFonts w:ascii="Arial" w:hAnsi="Arial" w:cs="Arial"/>
+          <w:sz w:val="24"/>
+          <w:szCs w:val="24"/>
+        </w:rPr>
+        <w:t xml:space="preserve"> se umple, acesta poate ajunge să furnizeze un bloc criptat la fiecare ciclu de tact.</w:t>
       </w:r>
     </w:p>
     <w:p>
@@ -8452,7 +9524,25 @@
           <w:sz w:val="24"/>
           <w:szCs w:val="24"/>
         </w:rPr>
-        <w:t xml:space="preserve"> O arhitectură iterativă favorizează economisirea resurselor, în timp ce o implementare pipeline favorize</w:t>
+        <w:t xml:space="preserve"> O arhitectură iterativă favorizează economisirea resurselor, în timp ce o implementare </w:t>
+      </w:r>
+      <w:proofErr w:type="spellStart"/>
+      <w:r>
+        <w:rPr>
+          <w:rFonts w:ascii="Arial" w:hAnsi="Arial" w:cs="Arial"/>
+          <w:sz w:val="24"/>
+          <w:szCs w:val="24"/>
+        </w:rPr>
+        <w:t>pipeline</w:t>
+      </w:r>
+      <w:proofErr w:type="spellEnd"/>
+      <w:r>
+        <w:rPr>
+          <w:rFonts w:ascii="Arial" w:hAnsi="Arial" w:cs="Arial"/>
+          <w:sz w:val="24"/>
+          <w:szCs w:val="24"/>
+        </w:rPr>
+        <w:t xml:space="preserve"> favorize</w:t>
       </w:r>
       <w:r>
         <w:rPr>
@@ -8487,7 +9577,7 @@
           <w:rFonts w:cs="Arial"/>
         </w:rPr>
       </w:pPr>
-      <w:bookmarkStart w:id="9" w:name="_Toc238493023"/>
+      <w:bookmarkStart w:id="9" w:name="_Toc238572847"/>
       <w:r>
         <w:rPr>
           <w:rFonts w:cs="Arial"/>
@@ -8543,7 +9633,25 @@
           <w:sz w:val="24"/>
           <w:szCs w:val="24"/>
         </w:rPr>
-        <w:t>Sistemele SoC FPGA combină într-un singur dispozitiv un sistem de procesare convențional cu o regiune de logică programabilă. O astfel de arhitectură permite asocierea flexibilității software-ului cu posibilitatea implementării unor acceleratoare hardware dedicate. Procesorul poate gestiona operațiile generale ale sistemului, în timp ce logica programabilă este utilizată pentru executarea funcțiilor care beneficiază de paralelism și specializare hardware.</w:t>
+        <w:t xml:space="preserve">Sistemele </w:t>
+      </w:r>
+      <w:proofErr w:type="spellStart"/>
+      <w:r>
+        <w:rPr>
+          <w:rFonts w:ascii="Arial" w:hAnsi="Arial" w:cs="Arial"/>
+          <w:sz w:val="24"/>
+          <w:szCs w:val="24"/>
+        </w:rPr>
+        <w:t>SoC</w:t>
+      </w:r>
+      <w:proofErr w:type="spellEnd"/>
+      <w:r>
+        <w:rPr>
+          <w:rFonts w:ascii="Arial" w:hAnsi="Arial" w:cs="Arial"/>
+          <w:sz w:val="24"/>
+          <w:szCs w:val="24"/>
+        </w:rPr>
+        <w:t xml:space="preserve"> FPGA combină într-un singur dispozitiv un sistem de procesare convențional cu o regiune de logică programabilă. O astfel de arhitectură permite asocierea flexibilității software-ului cu posibilitatea implementării unor acceleratoare hardware dedicate. Procesorul poate gestiona operațiile generale ale sistemului, în timp ce logica programabilă este utilizată pentru executarea funcțiilor care beneficiază de paralelism și specializare hardware.</w:t>
       </w:r>
     </w:p>
     <w:p>
@@ -8614,7 +9722,7 @@
           <w:rFonts w:cs="Arial"/>
         </w:rPr>
       </w:pPr>
-      <w:bookmarkStart w:id="10" w:name="_Toc238493024"/>
+      <w:bookmarkStart w:id="10" w:name="_Toc238572848"/>
       <w:r>
         <w:rPr>
           <w:rFonts w:cs="Arial"/>
@@ -8661,7 +9769,25 @@
           <w:sz w:val="24"/>
           <w:szCs w:val="24"/>
         </w:rPr>
-        <w:t>lucrări este bazată pe implementarea unui coprocesor criptografic AES-128 cu arhitectură iterativă. Alegerea acestei arhitecturi are la bază mai multe considerente. În primul rând, un circuit digital iterativ utilizează, în general, un volum mai redus de resurse comparativ cu variantele desfășurate sau de tip pipeline. Reducerea complexității structurii logice facilitează atât procesul de proiectare, cât și etapele de verificare și validare.</w:t>
+        <w:t xml:space="preserve">lucrări este bazată pe implementarea unui coprocesor criptografic AES-128 cu arhitectură iterativă. Alegerea acestei arhitecturi are la bază mai multe considerente. În primul rând, un circuit digital iterativ utilizează, în general, un volum mai redus de resurse comparativ cu variantele desfășurate sau de tip </w:t>
+      </w:r>
+      <w:proofErr w:type="spellStart"/>
+      <w:r>
+        <w:rPr>
+          <w:rFonts w:ascii="Arial" w:hAnsi="Arial" w:cs="Arial"/>
+          <w:sz w:val="24"/>
+          <w:szCs w:val="24"/>
+        </w:rPr>
+        <w:t>pipeline</w:t>
+      </w:r>
+      <w:proofErr w:type="spellEnd"/>
+      <w:r>
+        <w:rPr>
+          <w:rFonts w:ascii="Arial" w:hAnsi="Arial" w:cs="Arial"/>
+          <w:sz w:val="24"/>
+          <w:szCs w:val="24"/>
+        </w:rPr>
+        <w:t>. Reducerea complexității structurii logice facilitează atât procesul de proiectare, cât și etapele de verificare și validare.</w:t>
       </w:r>
     </w:p>
     <w:p>
@@ -8701,8 +9827,18 @@
           <w:sz w:val="24"/>
           <w:szCs w:val="24"/>
         </w:rPr>
-        <w:t>În al doilea rând, o astfel de arhitectură oferă un reper util pentru analizarea unor direcții viitoare de optimizare. Rezultatele obținute în ceea ce privește utilizarea resurselor, latența și debitul de procesare pot fi comparate ulterior cu cele ale unor implementări desfășurate sau de tip pipeline</w:t>
-      </w:r>
+        <w:t xml:space="preserve">În al doilea rând, o astfel de arhitectură oferă un reper util pentru analizarea unor direcții viitoare de optimizare. Rezultatele obținute în ceea ce privește utilizarea resurselor, latența și debitul de procesare pot fi comparate ulterior cu cele ale unor implementări desfășurate sau de tip </w:t>
+      </w:r>
+      <w:proofErr w:type="spellStart"/>
+      <w:r>
+        <w:rPr>
+          <w:rFonts w:ascii="Arial" w:hAnsi="Arial" w:cs="Arial"/>
+          <w:sz w:val="24"/>
+          <w:szCs w:val="24"/>
+        </w:rPr>
+        <w:t>pipeline</w:t>
+      </w:r>
+      <w:proofErr w:type="spellEnd"/>
       <w:r>
         <w:rPr>
           <w:rFonts w:ascii="Arial" w:hAnsi="Arial" w:cs="Arial"/>
@@ -8719,7 +9855,7 @@
           <w:rFonts w:cs="Arial"/>
         </w:rPr>
       </w:pPr>
-      <w:bookmarkStart w:id="11" w:name="_Toc238493025"/>
+      <w:bookmarkStart w:id="11" w:name="_Toc238572849"/>
       <w:r>
         <w:rPr>
           <w:rFonts w:cs="Arial"/>
@@ -8745,7 +9881,7 @@
           <w:rFonts w:cs="Arial"/>
         </w:rPr>
       </w:pPr>
-      <w:bookmarkStart w:id="12" w:name="_Toc238493026"/>
+      <w:bookmarkStart w:id="12" w:name="_Toc238572850"/>
       <w:r>
         <w:rPr>
           <w:rFonts w:cs="Arial"/>
@@ -9284,6 +10420,7 @@
         </w:rPr>
         <w:t xml:space="preserve">Operațiile de criptare și decriptare sunt utilizate pentru asigurarea confidențialității informației. Funcțiile </w:t>
       </w:r>
+      <w:proofErr w:type="spellStart"/>
       <w:r>
         <w:rPr>
           <w:rFonts w:ascii="Arial" w:hAnsi="Arial" w:cs="Arial"/>
@@ -9294,6 +10431,7 @@
         </w:rPr>
         <w:t>hash</w:t>
       </w:r>
+      <w:proofErr w:type="spellEnd"/>
       <w:r>
         <w:rPr>
           <w:rFonts w:ascii="Arial" w:hAnsi="Arial" w:cs="Arial"/>
@@ -9460,7 +10598,7 @@
           <w:rFonts w:cs="Arial"/>
         </w:rPr>
       </w:pPr>
-      <w:bookmarkStart w:id="13" w:name="_Toc238493027"/>
+      <w:bookmarkStart w:id="13" w:name="_Toc238572851"/>
       <w:r>
         <w:rPr>
           <w:rFonts w:cs="Arial"/>
@@ -9912,7 +11050,7 @@
           <w:rFonts w:cs="Arial"/>
         </w:rPr>
       </w:pPr>
-      <w:bookmarkStart w:id="14" w:name="_Toc238493028"/>
+      <w:bookmarkStart w:id="14" w:name="_Toc238572852"/>
       <w:r>
         <w:rPr>
           <w:rFonts w:cs="Arial"/>
@@ -9976,6 +11114,7 @@
         </w:rPr>
         <w:t>Algoritmi simetrici de tip cifru de flux (</w:t>
       </w:r>
+      <w:proofErr w:type="spellStart"/>
       <w:r>
         <w:rPr>
           <w:rFonts w:ascii="Arial" w:hAnsi="Arial" w:cs="Arial"/>
@@ -9984,8 +11123,31 @@
           <w:sz w:val="24"/>
           <w:szCs w:val="24"/>
         </w:rPr>
-        <w:t>stream cipher</w:t>
-      </w:r>
+        <w:t>stream</w:t>
+      </w:r>
+      <w:proofErr w:type="spellEnd"/>
+      <w:r>
+        <w:rPr>
+          <w:rFonts w:ascii="Arial" w:hAnsi="Arial" w:cs="Arial"/>
+          <w:i/>
+          <w:iCs/>
+          <w:sz w:val="24"/>
+          <w:szCs w:val="24"/>
+        </w:rPr>
+        <w:t xml:space="preserve"> </w:t>
+      </w:r>
+      <w:proofErr w:type="spellStart"/>
+      <w:r>
+        <w:rPr>
+          <w:rFonts w:ascii="Arial" w:hAnsi="Arial" w:cs="Arial"/>
+          <w:i/>
+          <w:iCs/>
+          <w:sz w:val="24"/>
+          <w:szCs w:val="24"/>
+        </w:rPr>
+        <w:t>cipher</w:t>
+      </w:r>
+      <w:proofErr w:type="spellEnd"/>
       <w:r>
         <w:rPr>
           <w:rFonts w:ascii="Arial" w:hAnsi="Arial" w:cs="Arial"/>
@@ -10017,6 +11179,7 @@
         </w:rPr>
         <w:t>Algoritmi simetrici de tip cifru bloc (</w:t>
       </w:r>
+      <w:proofErr w:type="spellStart"/>
       <w:r>
         <w:rPr>
           <w:rFonts w:ascii="Arial" w:hAnsi="Arial" w:cs="Arial"/>
@@ -10025,8 +11188,31 @@
           <w:sz w:val="24"/>
           <w:szCs w:val="24"/>
         </w:rPr>
-        <w:t>block cipher</w:t>
-      </w:r>
+        <w:t>block</w:t>
+      </w:r>
+      <w:proofErr w:type="spellEnd"/>
+      <w:r>
+        <w:rPr>
+          <w:rFonts w:ascii="Arial" w:hAnsi="Arial" w:cs="Arial"/>
+          <w:i/>
+          <w:iCs/>
+          <w:sz w:val="24"/>
+          <w:szCs w:val="24"/>
+        </w:rPr>
+        <w:t xml:space="preserve"> </w:t>
+      </w:r>
+      <w:proofErr w:type="spellStart"/>
+      <w:r>
+        <w:rPr>
+          <w:rFonts w:ascii="Arial" w:hAnsi="Arial" w:cs="Arial"/>
+          <w:i/>
+          <w:iCs/>
+          <w:sz w:val="24"/>
+          <w:szCs w:val="24"/>
+        </w:rPr>
+        <w:t>cipher</w:t>
+      </w:r>
+      <w:proofErr w:type="spellEnd"/>
       <w:r>
         <w:rPr>
           <w:rFonts w:ascii="Arial" w:hAnsi="Arial" w:cs="Arial"/>
@@ -10054,6 +11240,7 @@
         </w:rPr>
         <w:t>Cifrurile de flux (</w:t>
       </w:r>
+      <w:proofErr w:type="spellStart"/>
       <w:r>
         <w:rPr>
           <w:rFonts w:ascii="Arial" w:hAnsi="Arial" w:cs="Arial"/>
@@ -10062,48 +11249,9 @@
           <w:sz w:val="24"/>
           <w:szCs w:val="24"/>
         </w:rPr>
-        <w:t>stream ciphers</w:t>
-      </w:r>
-      <w:r>
-        <w:rPr>
-          <w:rFonts w:ascii="Arial" w:hAnsi="Arial" w:cs="Arial"/>
-          <w:sz w:val="24"/>
-          <w:szCs w:val="24"/>
-        </w:rPr>
-        <w:t>) realizează criptarea prin procesarea individuală a biților sau octeților mesajului. În cazul cifrurilor de flux sincrone, un flux de biți pseudo</w:t>
-      </w:r>
-      <w:r>
-        <w:rPr>
-          <w:rFonts w:ascii="Arial" w:hAnsi="Arial" w:cs="Arial"/>
-          <w:sz w:val="24"/>
-          <w:szCs w:val="24"/>
-        </w:rPr>
-        <w:t>-</w:t>
-      </w:r>
-      <w:r>
-        <w:rPr>
-          <w:rFonts w:ascii="Arial" w:hAnsi="Arial" w:cs="Arial"/>
-          <w:sz w:val="24"/>
-          <w:szCs w:val="24"/>
-        </w:rPr>
-        <w:t>aleatori</w:t>
-      </w:r>
-      <w:r>
-        <w:rPr>
-          <w:rFonts w:ascii="Arial" w:hAnsi="Arial" w:cs="Arial"/>
-          <w:sz w:val="24"/>
-          <w:szCs w:val="24"/>
-        </w:rPr>
-        <w:t>u</w:t>
-      </w:r>
-      <w:r>
-        <w:rPr>
-          <w:rFonts w:ascii="Arial" w:hAnsi="Arial" w:cs="Arial"/>
-          <w:sz w:val="24"/>
-          <w:szCs w:val="24"/>
-        </w:rPr>
-        <w:t xml:space="preserve"> este generat pe baza cheii criptografice și este combinat cu biții textului în clar prin intermediul operației </w:t>
-      </w:r>
+        <w:t>stream</w:t>
+      </w:r>
+      <w:proofErr w:type="spellEnd"/>
       <w:r>
         <w:rPr>
           <w:rFonts w:ascii="Arial" w:hAnsi="Arial" w:cs="Arial"/>
@@ -10112,16 +11260,9 @@
           <w:sz w:val="24"/>
           <w:szCs w:val="24"/>
         </w:rPr>
-        <w:t>sau exclusiv</w:t>
-      </w:r>
-      <w:r>
-        <w:rPr>
-          <w:rFonts w:ascii="Arial" w:hAnsi="Arial" w:cs="Arial"/>
-          <w:sz w:val="24"/>
-          <w:szCs w:val="24"/>
-        </w:rPr>
-        <w:t xml:space="preserve"> (</w:t>
-      </w:r>
+        <w:t xml:space="preserve"> </w:t>
+      </w:r>
+      <w:proofErr w:type="spellStart"/>
       <w:r>
         <w:rPr>
           <w:rFonts w:ascii="Arial" w:hAnsi="Arial" w:cs="Arial"/>
@@ -10130,6 +11271,75 @@
           <w:sz w:val="24"/>
           <w:szCs w:val="24"/>
         </w:rPr>
+        <w:t>ciphers</w:t>
+      </w:r>
+      <w:proofErr w:type="spellEnd"/>
+      <w:r>
+        <w:rPr>
+          <w:rFonts w:ascii="Arial" w:hAnsi="Arial" w:cs="Arial"/>
+          <w:sz w:val="24"/>
+          <w:szCs w:val="24"/>
+        </w:rPr>
+        <w:t>) realizează criptarea prin procesarea individuală a biților sau octeților mesajului. În cazul cifrurilor de flux sincrone, un flux de biți pseudo</w:t>
+      </w:r>
+      <w:r>
+        <w:rPr>
+          <w:rFonts w:ascii="Arial" w:hAnsi="Arial" w:cs="Arial"/>
+          <w:sz w:val="24"/>
+          <w:szCs w:val="24"/>
+        </w:rPr>
+        <w:t>-</w:t>
+      </w:r>
+      <w:r>
+        <w:rPr>
+          <w:rFonts w:ascii="Arial" w:hAnsi="Arial" w:cs="Arial"/>
+          <w:sz w:val="24"/>
+          <w:szCs w:val="24"/>
+        </w:rPr>
+        <w:t>aleatori</w:t>
+      </w:r>
+      <w:r>
+        <w:rPr>
+          <w:rFonts w:ascii="Arial" w:hAnsi="Arial" w:cs="Arial"/>
+          <w:sz w:val="24"/>
+          <w:szCs w:val="24"/>
+        </w:rPr>
+        <w:t>u</w:t>
+      </w:r>
+      <w:r>
+        <w:rPr>
+          <w:rFonts w:ascii="Arial" w:hAnsi="Arial" w:cs="Arial"/>
+          <w:sz w:val="24"/>
+          <w:szCs w:val="24"/>
+        </w:rPr>
+        <w:t xml:space="preserve"> este generat pe baza cheii criptografice și este combinat cu biții textului în clar prin intermediul operației </w:t>
+      </w:r>
+      <w:r>
+        <w:rPr>
+          <w:rFonts w:ascii="Arial" w:hAnsi="Arial" w:cs="Arial"/>
+          <w:i/>
+          <w:iCs/>
+          <w:sz w:val="24"/>
+          <w:szCs w:val="24"/>
+        </w:rPr>
+        <w:t>sau exclusiv</w:t>
+      </w:r>
+      <w:r>
+        <w:rPr>
+          <w:rFonts w:ascii="Arial" w:hAnsi="Arial" w:cs="Arial"/>
+          <w:sz w:val="24"/>
+          <w:szCs w:val="24"/>
+        </w:rPr>
+        <w:t xml:space="preserve"> (</w:t>
+      </w:r>
+      <w:r>
+        <w:rPr>
+          <w:rFonts w:ascii="Arial" w:hAnsi="Arial" w:cs="Arial"/>
+          <w:i/>
+          <w:iCs/>
+          <w:sz w:val="24"/>
+          <w:szCs w:val="24"/>
+        </w:rPr>
         <w:t>XOR</w:t>
       </w:r>
       <w:r>
@@ -10138,7 +11348,25 @@
           <w:sz w:val="24"/>
           <w:szCs w:val="24"/>
         </w:rPr>
-        <w:t>). În schimb, cifrurile de flux asincrone utilizează, pe lângă cheia inițială, și biți proveniți din criptotextul generat anterior pentru determinarea fluxului de cheie. Majoritatea cifrurilor de flux utilizate în practică adoptă o arhitectură sincronă.</w:t>
+        <w:t xml:space="preserve">). În schimb, cifrurile de flux asincrone utilizează, pe lângă cheia inițială, și biți proveniți din </w:t>
+      </w:r>
+      <w:proofErr w:type="spellStart"/>
+      <w:r>
+        <w:rPr>
+          <w:rFonts w:ascii="Arial" w:hAnsi="Arial" w:cs="Arial"/>
+          <w:sz w:val="24"/>
+          <w:szCs w:val="24"/>
+        </w:rPr>
+        <w:t>criptotextul</w:t>
+      </w:r>
+      <w:proofErr w:type="spellEnd"/>
+      <w:r>
+        <w:rPr>
+          <w:rFonts w:ascii="Arial" w:hAnsi="Arial" w:cs="Arial"/>
+          <w:sz w:val="24"/>
+          <w:szCs w:val="24"/>
+        </w:rPr>
+        <w:t xml:space="preserve"> generat anterior pentru determinarea fluxului de cheie. Majoritatea cifrurilor de flux utilizate în practică adoptă o arhitectură sincronă.</w:t>
       </w:r>
     </w:p>
     <w:p>
@@ -10157,7 +11385,25 @@
           <w:sz w:val="24"/>
           <w:szCs w:val="24"/>
         </w:rPr>
-        <w:t xml:space="preserve">Structura fundamentală a unui cifru stream este prezentată la nivelul figurii </w:t>
+        <w:t xml:space="preserve">Structura fundamentală a unui cifru </w:t>
+      </w:r>
+      <w:proofErr w:type="spellStart"/>
+      <w:r>
+        <w:rPr>
+          <w:rFonts w:ascii="Arial" w:hAnsi="Arial" w:cs="Arial"/>
+          <w:sz w:val="24"/>
+          <w:szCs w:val="24"/>
+        </w:rPr>
+        <w:t>stream</w:t>
+      </w:r>
+      <w:proofErr w:type="spellEnd"/>
+      <w:r>
+        <w:rPr>
+          <w:rFonts w:ascii="Arial" w:hAnsi="Arial" w:cs="Arial"/>
+          <w:sz w:val="24"/>
+          <w:szCs w:val="24"/>
+        </w:rPr>
+        <w:t xml:space="preserve"> este prezentată la nivelul figurii </w:t>
       </w:r>
       <w:r>
         <w:rPr>
@@ -10364,7 +11610,27 @@
           <w:sz w:val="20"/>
           <w:szCs w:val="20"/>
         </w:rPr>
-        <w:t xml:space="preserve"> Structura unui cifru de tip stream [10]</w:t>
+        <w:t xml:space="preserve"> Structura unui cifru de tip </w:t>
+      </w:r>
+      <w:proofErr w:type="spellStart"/>
+      <w:r>
+        <w:rPr>
+          <w:rFonts w:ascii="Arial" w:hAnsi="Arial" w:cs="Arial"/>
+          <w:color w:val="auto"/>
+          <w:sz w:val="20"/>
+          <w:szCs w:val="20"/>
+        </w:rPr>
+        <w:t>stream</w:t>
+      </w:r>
+      <w:proofErr w:type="spellEnd"/>
+      <w:r>
+        <w:rPr>
+          <w:rFonts w:ascii="Arial" w:hAnsi="Arial" w:cs="Arial"/>
+          <w:color w:val="auto"/>
+          <w:sz w:val="20"/>
+          <w:szCs w:val="20"/>
+        </w:rPr>
+        <w:t xml:space="preserve"> [10]</w:t>
       </w:r>
     </w:p>
     <w:p>
@@ -10446,15 +11712,51 @@
           <w:sz w:val="24"/>
           <w:szCs w:val="24"/>
         </w:rPr>
-        <w:t>Securitatea cifrurilor stream este, în mod particular, dependentă de modul în care cheia de flux este generată [7].</w:t>
-      </w:r>
-      <w:r>
-        <w:rPr>
-          <w:rFonts w:ascii="Arial" w:hAnsi="Arial" w:cs="Arial"/>
-          <w:sz w:val="24"/>
-          <w:szCs w:val="24"/>
-        </w:rPr>
-        <w:t xml:space="preserve"> Mai mul decât atât, majoritatea resurselor computaționale ale unui cifru stream sunt alocate blocului de generare a cheii de flux. Scopul acestui bloc este de a genera biții care vor fi utilizați în procesul de criptare astfel încât aceștia să aibă </w:t>
+        <w:t xml:space="preserve">Securitatea cifrurilor </w:t>
+      </w:r>
+      <w:proofErr w:type="spellStart"/>
+      <w:r>
+        <w:rPr>
+          <w:rFonts w:ascii="Arial" w:hAnsi="Arial" w:cs="Arial"/>
+          <w:sz w:val="24"/>
+          <w:szCs w:val="24"/>
+        </w:rPr>
+        <w:t>stream</w:t>
+      </w:r>
+      <w:proofErr w:type="spellEnd"/>
+      <w:r>
+        <w:rPr>
+          <w:rFonts w:ascii="Arial" w:hAnsi="Arial" w:cs="Arial"/>
+          <w:sz w:val="24"/>
+          <w:szCs w:val="24"/>
+        </w:rPr>
+        <w:t xml:space="preserve"> este, în mod particular, dependentă de modul în care cheia de flux este generată [7].</w:t>
+      </w:r>
+      <w:r>
+        <w:rPr>
+          <w:rFonts w:ascii="Arial" w:hAnsi="Arial" w:cs="Arial"/>
+          <w:sz w:val="24"/>
+          <w:szCs w:val="24"/>
+        </w:rPr>
+        <w:t xml:space="preserve"> Mai mul decât atât, majoritatea resurselor computaționale ale unui cifru </w:t>
+      </w:r>
+      <w:proofErr w:type="spellStart"/>
+      <w:r>
+        <w:rPr>
+          <w:rFonts w:ascii="Arial" w:hAnsi="Arial" w:cs="Arial"/>
+          <w:sz w:val="24"/>
+          <w:szCs w:val="24"/>
+        </w:rPr>
+        <w:t>stream</w:t>
+      </w:r>
+      <w:proofErr w:type="spellEnd"/>
+      <w:r>
+        <w:rPr>
+          <w:rFonts w:ascii="Arial" w:hAnsi="Arial" w:cs="Arial"/>
+          <w:sz w:val="24"/>
+          <w:szCs w:val="24"/>
+        </w:rPr>
+        <w:t xml:space="preserve"> sunt alocate blocului de generare a cheii de flux. Scopul acestui bloc este de a genera biții care vor fi utilizați în procesul de criptare astfel încât aceștia să aibă </w:t>
       </w:r>
       <w:r>
         <w:rPr>
@@ -10791,7 +12093,25 @@
           <w:sz w:val="24"/>
           <w:szCs w:val="24"/>
         </w:rPr>
-        <w:t>Electronic Codebook (ECB)</w:t>
+        <w:t xml:space="preserve">Electronic </w:t>
+      </w:r>
+      <w:proofErr w:type="spellStart"/>
+      <w:r>
+        <w:rPr>
+          <w:rFonts w:ascii="Arial" w:hAnsi="Arial" w:cs="Arial"/>
+          <w:sz w:val="24"/>
+          <w:szCs w:val="24"/>
+        </w:rPr>
+        <w:t>Codebook</w:t>
+      </w:r>
+      <w:proofErr w:type="spellEnd"/>
+      <w:r>
+        <w:rPr>
+          <w:rFonts w:ascii="Arial" w:hAnsi="Arial" w:cs="Arial"/>
+          <w:sz w:val="24"/>
+          <w:szCs w:val="24"/>
+        </w:rPr>
+        <w:t xml:space="preserve"> (ECB)</w:t>
       </w:r>
     </w:p>
     <w:p>
@@ -10808,13 +12128,41 @@
           <w:szCs w:val="24"/>
         </w:rPr>
       </w:pPr>
-      <w:r>
-        <w:rPr>
-          <w:rFonts w:ascii="Arial" w:hAnsi="Arial" w:cs="Arial"/>
-          <w:sz w:val="24"/>
-          <w:szCs w:val="24"/>
-        </w:rPr>
-        <w:t>Cipher Block Chaining (CBC)</w:t>
+      <w:proofErr w:type="spellStart"/>
+      <w:r>
+        <w:rPr>
+          <w:rFonts w:ascii="Arial" w:hAnsi="Arial" w:cs="Arial"/>
+          <w:sz w:val="24"/>
+          <w:szCs w:val="24"/>
+        </w:rPr>
+        <w:t>Cipher</w:t>
+      </w:r>
+      <w:proofErr w:type="spellEnd"/>
+      <w:r>
+        <w:rPr>
+          <w:rFonts w:ascii="Arial" w:hAnsi="Arial" w:cs="Arial"/>
+          <w:sz w:val="24"/>
+          <w:szCs w:val="24"/>
+        </w:rPr>
+        <w:t xml:space="preserve"> Block </w:t>
+      </w:r>
+      <w:proofErr w:type="spellStart"/>
+      <w:r>
+        <w:rPr>
+          <w:rFonts w:ascii="Arial" w:hAnsi="Arial" w:cs="Arial"/>
+          <w:sz w:val="24"/>
+          <w:szCs w:val="24"/>
+        </w:rPr>
+        <w:t>Chaining</w:t>
+      </w:r>
+      <w:proofErr w:type="spellEnd"/>
+      <w:r>
+        <w:rPr>
+          <w:rFonts w:ascii="Arial" w:hAnsi="Arial" w:cs="Arial"/>
+          <w:sz w:val="24"/>
+          <w:szCs w:val="24"/>
+        </w:rPr>
+        <w:t xml:space="preserve"> (CBC)</w:t>
       </w:r>
     </w:p>
     <w:p>
@@ -10831,13 +12179,23 @@
           <w:szCs w:val="24"/>
         </w:rPr>
       </w:pPr>
-      <w:r>
-        <w:rPr>
-          <w:rFonts w:ascii="Arial" w:hAnsi="Arial" w:cs="Arial"/>
-          <w:sz w:val="24"/>
-          <w:szCs w:val="24"/>
-        </w:rPr>
-        <w:t>Cipher Feedback (CFB)</w:t>
+      <w:proofErr w:type="spellStart"/>
+      <w:r>
+        <w:rPr>
+          <w:rFonts w:ascii="Arial" w:hAnsi="Arial" w:cs="Arial"/>
+          <w:sz w:val="24"/>
+          <w:szCs w:val="24"/>
+        </w:rPr>
+        <w:t>Cipher</w:t>
+      </w:r>
+      <w:proofErr w:type="spellEnd"/>
+      <w:r>
+        <w:rPr>
+          <w:rFonts w:ascii="Arial" w:hAnsi="Arial" w:cs="Arial"/>
+          <w:sz w:val="24"/>
+          <w:szCs w:val="24"/>
+        </w:rPr>
+        <w:t xml:space="preserve"> Feedback (CFB)</w:t>
       </w:r>
     </w:p>
     <w:p>
@@ -10854,13 +12212,23 @@
           <w:szCs w:val="24"/>
         </w:rPr>
       </w:pPr>
-      <w:r>
-        <w:rPr>
-          <w:rFonts w:ascii="Arial" w:hAnsi="Arial" w:cs="Arial"/>
-          <w:sz w:val="24"/>
-          <w:szCs w:val="24"/>
-        </w:rPr>
-        <w:t>Counter (CTR)</w:t>
+      <w:proofErr w:type="spellStart"/>
+      <w:r>
+        <w:rPr>
+          <w:rFonts w:ascii="Arial" w:hAnsi="Arial" w:cs="Arial"/>
+          <w:sz w:val="24"/>
+          <w:szCs w:val="24"/>
+        </w:rPr>
+        <w:t>Counter</w:t>
+      </w:r>
+      <w:proofErr w:type="spellEnd"/>
+      <w:r>
+        <w:rPr>
+          <w:rFonts w:ascii="Arial" w:hAnsi="Arial" w:cs="Arial"/>
+          <w:sz w:val="24"/>
+          <w:szCs w:val="24"/>
+        </w:rPr>
+        <w:t xml:space="preserve"> (CTR)</w:t>
       </w:r>
     </w:p>
     <w:p>
@@ -10879,7 +12247,25 @@
           <w:sz w:val="24"/>
           <w:szCs w:val="24"/>
         </w:rPr>
-        <w:t>În lipsa utilizării unui mod adecvat de operare, anumite tipare prezente în datele inițiale pot persista în structura criptotextului. Acest aspect este evident în cazul modului ECB (</w:t>
+        <w:t xml:space="preserve">În lipsa utilizării unui mod adecvat de operare, anumite tipare prezente în datele inițiale pot persista în structura </w:t>
+      </w:r>
+      <w:proofErr w:type="spellStart"/>
+      <w:r>
+        <w:rPr>
+          <w:rFonts w:ascii="Arial" w:hAnsi="Arial" w:cs="Arial"/>
+          <w:sz w:val="24"/>
+          <w:szCs w:val="24"/>
+        </w:rPr>
+        <w:t>criptotextului</w:t>
+      </w:r>
+      <w:proofErr w:type="spellEnd"/>
+      <w:r>
+        <w:rPr>
+          <w:rFonts w:ascii="Arial" w:hAnsi="Arial" w:cs="Arial"/>
+          <w:sz w:val="24"/>
+          <w:szCs w:val="24"/>
+        </w:rPr>
+        <w:t>. Acest aspect este evident în cazul modului ECB (</w:t>
       </w:r>
       <w:r>
         <w:rPr>
@@ -10889,8 +12275,20 @@
           <w:sz w:val="24"/>
           <w:szCs w:val="24"/>
         </w:rPr>
-        <w:t>Electronic Codebook</w:t>
-      </w:r>
+        <w:t xml:space="preserve">Electronic </w:t>
+      </w:r>
+      <w:proofErr w:type="spellStart"/>
+      <w:r>
+        <w:rPr>
+          <w:rFonts w:ascii="Arial" w:hAnsi="Arial" w:cs="Arial"/>
+          <w:i/>
+          <w:iCs/>
+          <w:sz w:val="24"/>
+          <w:szCs w:val="24"/>
+        </w:rPr>
+        <w:t>Codebook</w:t>
+      </w:r>
+      <w:proofErr w:type="spellEnd"/>
       <w:r>
         <w:rPr>
           <w:rFonts w:ascii="Arial" w:hAnsi="Arial" w:cs="Arial"/>
@@ -12665,7 +14063,43 @@
           <w:szCs w:val="24"/>
         </w:rPr>
         <w:lastRenderedPageBreak/>
-        <w:t>Majoritatea cifrurilor bloc moderne utilizează principiile de difuzie și confuzie prin intermediul unor structuri interne compuse din transformări de substituție, permutare și amestecare a datelor. Printre algoritmii reprezentativi din această categorie se numără DES, 3DES, AES, Blowfish și Twofish.</w:t>
+        <w:t xml:space="preserve">Majoritatea cifrurilor bloc moderne utilizează principiile de difuzie și confuzie prin intermediul unor structuri interne compuse din transformări de substituție, permutare și amestecare a datelor. Printre algoritmii reprezentativi din această categorie se numără DES, 3DES, AES, </w:t>
+      </w:r>
+      <w:proofErr w:type="spellStart"/>
+      <w:r>
+        <w:rPr>
+          <w:rFonts w:ascii="Arial" w:hAnsi="Arial" w:cs="Arial"/>
+          <w:sz w:val="24"/>
+          <w:szCs w:val="24"/>
+        </w:rPr>
+        <w:t>Blowfish</w:t>
+      </w:r>
+      <w:proofErr w:type="spellEnd"/>
+      <w:r>
+        <w:rPr>
+          <w:rFonts w:ascii="Arial" w:hAnsi="Arial" w:cs="Arial"/>
+          <w:sz w:val="24"/>
+          <w:szCs w:val="24"/>
+        </w:rPr>
+        <w:t xml:space="preserve"> și </w:t>
+      </w:r>
+      <w:proofErr w:type="spellStart"/>
+      <w:r>
+        <w:rPr>
+          <w:rFonts w:ascii="Arial" w:hAnsi="Arial" w:cs="Arial"/>
+          <w:sz w:val="24"/>
+          <w:szCs w:val="24"/>
+        </w:rPr>
+        <w:t>Twofish</w:t>
+      </w:r>
+      <w:proofErr w:type="spellEnd"/>
+      <w:r>
+        <w:rPr>
+          <w:rFonts w:ascii="Arial" w:hAnsi="Arial" w:cs="Arial"/>
+          <w:sz w:val="24"/>
+          <w:szCs w:val="24"/>
+        </w:rPr>
+        <w:t>.</w:t>
       </w:r>
     </w:p>
     <w:p>
@@ -12705,7 +14139,7 @@
           <w:rFonts w:cs="Arial"/>
         </w:rPr>
       </w:pPr>
-      <w:bookmarkStart w:id="15" w:name="_Toc238493029"/>
+      <w:bookmarkStart w:id="15" w:name="_Toc238572853"/>
       <w:r>
         <w:rPr>
           <w:rFonts w:cs="Arial"/>
@@ -12739,6 +14173,7 @@
         </w:rPr>
         <w:t xml:space="preserve">Institutul Național al standardelor din Statele Unite (NIST) a anunțat la începutul anului 1997 că urmează să organizeze o competiție pentru selectarea unui nou cifru bloc, numit </w:t>
       </w:r>
+      <w:proofErr w:type="spellStart"/>
       <w:r>
         <w:rPr>
           <w:rFonts w:ascii="Arial" w:hAnsi="Arial" w:cs="Arial"/>
@@ -12747,32 +14182,9 @@
           <w:sz w:val="24"/>
           <w:szCs w:val="24"/>
         </w:rPr>
-        <w:t>Advanced Encryption Standard</w:t>
-      </w:r>
-      <w:r>
-        <w:rPr>
-          <w:rFonts w:ascii="Arial" w:hAnsi="Arial" w:cs="Arial"/>
-          <w:sz w:val="24"/>
-          <w:szCs w:val="24"/>
-        </w:rPr>
-        <w:t xml:space="preserve">. Scopul acestui nou cifru era înlocuirea standardului </w:t>
-      </w:r>
-      <w:r>
-        <w:rPr>
-          <w:rFonts w:ascii="Arial" w:hAnsi="Arial" w:cs="Arial"/>
-          <w:sz w:val="24"/>
-          <w:szCs w:val="24"/>
-        </w:rPr>
-        <w:t>învechit</w:t>
-      </w:r>
-      <w:r>
-        <w:rPr>
-          <w:rFonts w:ascii="Arial" w:hAnsi="Arial" w:cs="Arial"/>
-          <w:sz w:val="24"/>
-          <w:szCs w:val="24"/>
-        </w:rPr>
-        <w:t xml:space="preserve"> </w:t>
-      </w:r>
+        <w:t>Advanced</w:t>
+      </w:r>
+      <w:proofErr w:type="spellEnd"/>
       <w:r>
         <w:rPr>
           <w:rFonts w:ascii="Arial" w:hAnsi="Arial" w:cs="Arial"/>
@@ -12781,8 +14193,98 @@
           <w:sz w:val="24"/>
           <w:szCs w:val="24"/>
         </w:rPr>
-        <w:t>Data Encryption Stanadard</w:t>
-      </w:r>
+        <w:t xml:space="preserve"> </w:t>
+      </w:r>
+      <w:proofErr w:type="spellStart"/>
+      <w:r>
+        <w:rPr>
+          <w:rFonts w:ascii="Arial" w:hAnsi="Arial" w:cs="Arial"/>
+          <w:i/>
+          <w:iCs/>
+          <w:sz w:val="24"/>
+          <w:szCs w:val="24"/>
+        </w:rPr>
+        <w:t>Encryption</w:t>
+      </w:r>
+      <w:proofErr w:type="spellEnd"/>
+      <w:r>
+        <w:rPr>
+          <w:rFonts w:ascii="Arial" w:hAnsi="Arial" w:cs="Arial"/>
+          <w:i/>
+          <w:iCs/>
+          <w:sz w:val="24"/>
+          <w:szCs w:val="24"/>
+        </w:rPr>
+        <w:t xml:space="preserve"> Standard</w:t>
+      </w:r>
+      <w:r>
+        <w:rPr>
+          <w:rFonts w:ascii="Arial" w:hAnsi="Arial" w:cs="Arial"/>
+          <w:sz w:val="24"/>
+          <w:szCs w:val="24"/>
+        </w:rPr>
+        <w:t xml:space="preserve">. Scopul acestui nou cifru era înlocuirea standardului </w:t>
+      </w:r>
+      <w:r>
+        <w:rPr>
+          <w:rFonts w:ascii="Arial" w:hAnsi="Arial" w:cs="Arial"/>
+          <w:sz w:val="24"/>
+          <w:szCs w:val="24"/>
+        </w:rPr>
+        <w:t>învechit</w:t>
+      </w:r>
+      <w:r>
+        <w:rPr>
+          <w:rFonts w:ascii="Arial" w:hAnsi="Arial" w:cs="Arial"/>
+          <w:sz w:val="24"/>
+          <w:szCs w:val="24"/>
+        </w:rPr>
+        <w:t xml:space="preserve"> </w:t>
+      </w:r>
+      <w:r>
+        <w:rPr>
+          <w:rFonts w:ascii="Arial" w:hAnsi="Arial" w:cs="Arial"/>
+          <w:i/>
+          <w:iCs/>
+          <w:sz w:val="24"/>
+          <w:szCs w:val="24"/>
+        </w:rPr>
+        <w:t xml:space="preserve">Data </w:t>
+      </w:r>
+      <w:proofErr w:type="spellStart"/>
+      <w:r>
+        <w:rPr>
+          <w:rFonts w:ascii="Arial" w:hAnsi="Arial" w:cs="Arial"/>
+          <w:i/>
+          <w:iCs/>
+          <w:sz w:val="24"/>
+          <w:szCs w:val="24"/>
+        </w:rPr>
+        <w:t>Encryption</w:t>
+      </w:r>
+      <w:proofErr w:type="spellEnd"/>
+      <w:r>
+        <w:rPr>
+          <w:rFonts w:ascii="Arial" w:hAnsi="Arial" w:cs="Arial"/>
+          <w:i/>
+          <w:iCs/>
+          <w:sz w:val="24"/>
+          <w:szCs w:val="24"/>
+        </w:rPr>
+        <w:t xml:space="preserve"> </w:t>
+      </w:r>
+      <w:proofErr w:type="spellStart"/>
+      <w:r>
+        <w:rPr>
+          <w:rFonts w:ascii="Arial" w:hAnsi="Arial" w:cs="Arial"/>
+          <w:i/>
+          <w:iCs/>
+          <w:sz w:val="24"/>
+          <w:szCs w:val="24"/>
+        </w:rPr>
+        <w:t>Stanadard</w:t>
+      </w:r>
+      <w:proofErr w:type="spellEnd"/>
       <w:r>
         <w:rPr>
           <w:rFonts w:ascii="Arial" w:hAnsi="Arial" w:cs="Arial"/>
@@ -12814,6 +14316,7 @@
           <w:szCs w:val="24"/>
         </w:rPr>
       </w:pPr>
+      <w:proofErr w:type="spellStart"/>
       <w:r>
         <w:rPr>
           <w:rFonts w:ascii="Arial" w:hAnsi="Arial" w:cs="Arial"/>
@@ -12822,6 +14325,7 @@
         </w:rPr>
         <w:t>Rijndael</w:t>
       </w:r>
+      <w:proofErr w:type="spellEnd"/>
     </w:p>
     <w:p>
       <w:pPr>
@@ -12860,6 +14364,7 @@
           <w:szCs w:val="24"/>
         </w:rPr>
       </w:pPr>
+      <w:proofErr w:type="spellStart"/>
       <w:r>
         <w:rPr>
           <w:rFonts w:ascii="Arial" w:hAnsi="Arial" w:cs="Arial"/>
@@ -12868,6 +14373,7 @@
         </w:rPr>
         <w:t>Twofish</w:t>
       </w:r>
+      <w:proofErr w:type="spellEnd"/>
     </w:p>
     <w:p>
       <w:pPr>
@@ -12931,7 +14437,43 @@
           <w:sz w:val="24"/>
           <w:szCs w:val="24"/>
         </w:rPr>
-        <w:t>Algoritmul Rijndael a fost desemnat câștigător al competiției. Deși niciuna dintre opțiunile anterior menționate nu prezenta vulnerabilități semnificative de securitate, particularitățile de implementare ale cifrului Rijndael, printre care se remarcau performanța în implementările hardware, eficiența și flexibilitatea arhitecturală, au favorizat selectarea acestuia.</w:t>
+        <w:t xml:space="preserve">Algoritmul </w:t>
+      </w:r>
+      <w:proofErr w:type="spellStart"/>
+      <w:r>
+        <w:rPr>
+          <w:rFonts w:ascii="Arial" w:hAnsi="Arial" w:cs="Arial"/>
+          <w:sz w:val="24"/>
+          <w:szCs w:val="24"/>
+        </w:rPr>
+        <w:t>Rijndael</w:t>
+      </w:r>
+      <w:proofErr w:type="spellEnd"/>
+      <w:r>
+        <w:rPr>
+          <w:rFonts w:ascii="Arial" w:hAnsi="Arial" w:cs="Arial"/>
+          <w:sz w:val="24"/>
+          <w:szCs w:val="24"/>
+        </w:rPr>
+        <w:t xml:space="preserve"> a fost desemnat câștigător al competiției. Deși niciuna dintre opțiunile anterior menționate nu prezenta vulnerabilități semnificative de securitate, particularitățile de implementare ale cifrului </w:t>
+      </w:r>
+      <w:proofErr w:type="spellStart"/>
+      <w:r>
+        <w:rPr>
+          <w:rFonts w:ascii="Arial" w:hAnsi="Arial" w:cs="Arial"/>
+          <w:sz w:val="24"/>
+          <w:szCs w:val="24"/>
+        </w:rPr>
+        <w:t>Rijndael</w:t>
+      </w:r>
+      <w:proofErr w:type="spellEnd"/>
+      <w:r>
+        <w:rPr>
+          <w:rFonts w:ascii="Arial" w:hAnsi="Arial" w:cs="Arial"/>
+          <w:sz w:val="24"/>
+          <w:szCs w:val="24"/>
+        </w:rPr>
+        <w:t>, printre care se remarcau performanța în implementările hardware, eficiența și flexibilitatea arhitecturală, au favorizat selectarea acestuia.</w:t>
       </w:r>
     </w:p>
     <w:p>
@@ -12971,6 +14513,7 @@
         </w:rPr>
         <w:t xml:space="preserve">Spre deosebire de algoritmul pe care l-a înlocuit, și anume DES, arhitectura cifrului AES nu este bazată pe o rețea de tip </w:t>
       </w:r>
+      <w:proofErr w:type="spellStart"/>
       <w:r>
         <w:rPr>
           <w:rFonts w:ascii="Arial" w:hAnsi="Arial" w:cs="Arial"/>
@@ -12981,6 +14524,7 @@
         </w:rPr>
         <w:t>Feistel</w:t>
       </w:r>
+      <w:proofErr w:type="spellEnd"/>
       <w:r>
         <w:rPr>
           <w:rFonts w:ascii="Arial" w:hAnsi="Arial" w:cs="Arial"/>
@@ -12989,6 +14533,7 @@
         </w:rPr>
         <w:t xml:space="preserve">, ci pe o structură de tip </w:t>
       </w:r>
+      <w:proofErr w:type="spellStart"/>
       <w:r>
         <w:rPr>
           <w:rFonts w:ascii="Arial" w:hAnsi="Arial" w:cs="Arial"/>
@@ -12997,7 +14542,40 @@
           <w:sz w:val="24"/>
           <w:szCs w:val="24"/>
         </w:rPr>
-        <w:t xml:space="preserve">Substitution-Permutation Network </w:t>
+        <w:t>Substitution-Permutation</w:t>
+      </w:r>
+      <w:proofErr w:type="spellEnd"/>
+      <w:r>
+        <w:rPr>
+          <w:rFonts w:ascii="Arial" w:hAnsi="Arial" w:cs="Arial"/>
+          <w:i/>
+          <w:iCs/>
+          <w:sz w:val="24"/>
+          <w:szCs w:val="24"/>
+        </w:rPr>
+        <w:t xml:space="preserve"> </w:t>
+      </w:r>
+      <w:proofErr w:type="spellStart"/>
+      <w:r>
+        <w:rPr>
+          <w:rFonts w:ascii="Arial" w:hAnsi="Arial" w:cs="Arial"/>
+          <w:i/>
+          <w:iCs/>
+          <w:sz w:val="24"/>
+          <w:szCs w:val="24"/>
+        </w:rPr>
+        <w:t>Network</w:t>
+      </w:r>
+      <w:proofErr w:type="spellEnd"/>
+      <w:r>
+        <w:rPr>
+          <w:rFonts w:ascii="Arial" w:hAnsi="Arial" w:cs="Arial"/>
+          <w:i/>
+          <w:iCs/>
+          <w:sz w:val="24"/>
+          <w:szCs w:val="24"/>
+        </w:rPr>
+        <w:t xml:space="preserve"> </w:t>
       </w:r>
       <w:r>
         <w:rPr>
@@ -13056,7 +14634,25 @@
           <w:sz w:val="24"/>
           <w:szCs w:val="24"/>
         </w:rPr>
-        <w:t xml:space="preserve">Blocul de date de 128 de biți este reprezentat sub forma unei matrici de </w:t>
+        <w:t xml:space="preserve">Blocul de date de 128 de biți este reprezentat sub forma unei </w:t>
+      </w:r>
+      <w:proofErr w:type="spellStart"/>
+      <w:r>
+        <w:rPr>
+          <w:rFonts w:ascii="Arial" w:hAnsi="Arial" w:cs="Arial"/>
+          <w:sz w:val="24"/>
+          <w:szCs w:val="24"/>
+        </w:rPr>
+        <w:t>matrici</w:t>
+      </w:r>
+      <w:proofErr w:type="spellEnd"/>
+      <w:r>
+        <w:rPr>
+          <w:rFonts w:ascii="Arial" w:hAnsi="Arial" w:cs="Arial"/>
+          <w:sz w:val="24"/>
+          <w:szCs w:val="24"/>
+        </w:rPr>
+        <w:t xml:space="preserve"> de </w:t>
       </w:r>
       <m:oMath>
         <m:r>
@@ -13118,6 +14714,7 @@
         </w:rPr>
         <w:t>coloană (</w:t>
       </w:r>
+      <w:proofErr w:type="spellStart"/>
       <w:r>
         <w:rPr>
           <w:rFonts w:ascii="Arial" w:hAnsi="Arial" w:cs="Arial"/>
@@ -13126,8 +14723,31 @@
           <w:sz w:val="24"/>
           <w:szCs w:val="24"/>
         </w:rPr>
-        <w:t>column-major order</w:t>
-      </w:r>
+        <w:t>column</w:t>
+      </w:r>
+      <w:proofErr w:type="spellEnd"/>
+      <w:r>
+        <w:rPr>
+          <w:rFonts w:ascii="Arial" w:hAnsi="Arial" w:cs="Arial"/>
+          <w:i/>
+          <w:iCs/>
+          <w:sz w:val="24"/>
+          <w:szCs w:val="24"/>
+        </w:rPr>
+        <w:t xml:space="preserve">-major </w:t>
+      </w:r>
+      <w:proofErr w:type="spellStart"/>
+      <w:r>
+        <w:rPr>
+          <w:rFonts w:ascii="Arial" w:hAnsi="Arial" w:cs="Arial"/>
+          <w:i/>
+          <w:iCs/>
+          <w:sz w:val="24"/>
+          <w:szCs w:val="24"/>
+        </w:rPr>
+        <w:t>order</w:t>
+      </w:r>
+      <w:proofErr w:type="spellEnd"/>
       <w:r>
         <w:rPr>
           <w:rFonts w:ascii="Arial" w:hAnsi="Arial" w:cs="Arial"/>
@@ -13198,7 +14818,27 @@
           <w:sz w:val="24"/>
           <w:szCs w:val="24"/>
         </w:rPr>
-        <w:t xml:space="preserve">asupra matricii de stare, </w:t>
+        <w:t xml:space="preserve">asupra </w:t>
+      </w:r>
+      <w:proofErr w:type="spellStart"/>
+      <w:r>
+        <w:rPr>
+          <w:rFonts w:ascii="Arial" w:hAnsi="Arial" w:cs="Arial"/>
+          <w:iCs/>
+          <w:sz w:val="24"/>
+          <w:szCs w:val="24"/>
+        </w:rPr>
+        <w:t>matricii</w:t>
+      </w:r>
+      <w:proofErr w:type="spellEnd"/>
+      <w:r>
+        <w:rPr>
+          <w:rFonts w:ascii="Arial" w:hAnsi="Arial" w:cs="Arial"/>
+          <w:iCs/>
+          <w:sz w:val="24"/>
+          <w:szCs w:val="24"/>
+        </w:rPr>
+        <w:t xml:space="preserve"> de stare, </w:t>
       </w:r>
       <w:r>
         <w:rPr>
@@ -13428,7 +15068,25 @@
           <w:sz w:val="24"/>
           <w:szCs w:val="24"/>
         </w:rPr>
-        <w:t xml:space="preserve"> fiecare dintre cei 16 octeți ai matricii de stare</w:t>
+        <w:t xml:space="preserve"> fiecare dintre cei 16 octeți ai </w:t>
+      </w:r>
+      <w:proofErr w:type="spellStart"/>
+      <w:r>
+        <w:rPr>
+          <w:rFonts w:ascii="Arial" w:hAnsi="Arial" w:cs="Arial"/>
+          <w:sz w:val="24"/>
+          <w:szCs w:val="24"/>
+        </w:rPr>
+        <w:t>matricii</w:t>
+      </w:r>
+      <w:proofErr w:type="spellEnd"/>
+      <w:r>
+        <w:rPr>
+          <w:rFonts w:ascii="Arial" w:hAnsi="Arial" w:cs="Arial"/>
+          <w:sz w:val="24"/>
+          <w:szCs w:val="24"/>
+        </w:rPr>
+        <w:t xml:space="preserve"> de stare</w:t>
       </w:r>
       <w:r>
         <w:rPr>
@@ -13817,7 +15475,27 @@
           <w:sz w:val="24"/>
           <w:szCs w:val="24"/>
         </w:rPr>
-        <w:t>Indiferent de dimensiunea cheii utilizate, ultima rundă AES nu include operația de amestecare a coloanelor (MixColumns). Această particularitate permite menținerea unei structuri similare între transformările utilizate în procesul de criptare și cele inverse utilizate pentru decriptare</w:t>
+        <w:t>Indiferent de dimensiunea cheii utilizate, ultima rundă AES nu include operația de amestecare a coloanelor (</w:t>
+      </w:r>
+      <w:proofErr w:type="spellStart"/>
+      <w:r>
+        <w:rPr>
+          <w:rFonts w:ascii="Arial" w:hAnsi="Arial" w:cs="Arial"/>
+          <w:iCs/>
+          <w:sz w:val="24"/>
+          <w:szCs w:val="24"/>
+        </w:rPr>
+        <w:t>MixColumns</w:t>
+      </w:r>
+      <w:proofErr w:type="spellEnd"/>
+      <w:r>
+        <w:rPr>
+          <w:rFonts w:ascii="Arial" w:hAnsi="Arial" w:cs="Arial"/>
+          <w:iCs/>
+          <w:sz w:val="24"/>
+          <w:szCs w:val="24"/>
+        </w:rPr>
+        <w:t>). Această particularitate permite menținerea unei structuri similare între transformările utilizate în procesul de criptare și cele inverse utilizate pentru decriptare</w:t>
       </w:r>
       <w:r>
         <w:rPr>
@@ -14046,7 +15724,7 @@
           <w:rFonts w:cs="Arial"/>
         </w:rPr>
       </w:pPr>
-      <w:bookmarkStart w:id="16" w:name="_Toc238493030"/>
+      <w:bookmarkStart w:id="16" w:name="_Toc238572854"/>
       <w:r>
         <w:rPr>
           <w:rFonts w:cs="Arial"/>
@@ -14091,7 +15769,43 @@
           <w:sz w:val="24"/>
           <w:szCs w:val="24"/>
         </w:rPr>
-        <w:t xml:space="preserve">Varianta AES-128 a algoritmului Advanced Encryption Standard utilizează o cheie de criptare cu o lungime de 128 de biți și este compusă din 10 runde de transformări succesive. Procesul de criptare are la bază o structură de tip rețea de substituție și permutație, </w:t>
+        <w:t xml:space="preserve">Varianta AES-128 a algoritmului </w:t>
+      </w:r>
+      <w:proofErr w:type="spellStart"/>
+      <w:r>
+        <w:rPr>
+          <w:rFonts w:ascii="Arial" w:hAnsi="Arial" w:cs="Arial"/>
+          <w:sz w:val="24"/>
+          <w:szCs w:val="24"/>
+        </w:rPr>
+        <w:t>Advanced</w:t>
+      </w:r>
+      <w:proofErr w:type="spellEnd"/>
+      <w:r>
+        <w:rPr>
+          <w:rFonts w:ascii="Arial" w:hAnsi="Arial" w:cs="Arial"/>
+          <w:sz w:val="24"/>
+          <w:szCs w:val="24"/>
+        </w:rPr>
+        <w:t xml:space="preserve"> </w:t>
+      </w:r>
+      <w:proofErr w:type="spellStart"/>
+      <w:r>
+        <w:rPr>
+          <w:rFonts w:ascii="Arial" w:hAnsi="Arial" w:cs="Arial"/>
+          <w:sz w:val="24"/>
+          <w:szCs w:val="24"/>
+        </w:rPr>
+        <w:t>Encryption</w:t>
+      </w:r>
+      <w:proofErr w:type="spellEnd"/>
+      <w:r>
+        <w:rPr>
+          <w:rFonts w:ascii="Arial" w:hAnsi="Arial" w:cs="Arial"/>
+          <w:sz w:val="24"/>
+          <w:szCs w:val="24"/>
+        </w:rPr>
+        <w:t xml:space="preserve"> Standard utilizează o cheie de criptare cu o lungime de 128 de biți și este compusă din 10 runde de transformări succesive. Procesul de criptare are la bază o structură de tip rețea de substituție și permutație, </w:t>
       </w:r>
       <w:r>
         <w:rPr>
@@ -14118,8 +15832,108 @@
           <w:sz w:val="24"/>
           <w:szCs w:val="24"/>
         </w:rPr>
-        <w:t>Înaintea începerii rundelor propriu-zise este efectuată operația inițială AddRoundKey, prin care blocul de intrare este combinat cu prima cheie de rundă. Ulterior, pentru primele nouă runde sunt aplicate succesiv transformările SubBytes, ShiftRows, MixColumns și AddRoundKey. Ultima rundă diferă prin eliminarea operației MixColumns</w:t>
-      </w:r>
+        <w:t xml:space="preserve">Înaintea începerii rundelor propriu-zise este efectuată operația inițială </w:t>
+      </w:r>
+      <w:proofErr w:type="spellStart"/>
+      <w:r>
+        <w:rPr>
+          <w:rFonts w:ascii="Arial" w:hAnsi="Arial" w:cs="Arial"/>
+          <w:sz w:val="24"/>
+          <w:szCs w:val="24"/>
+        </w:rPr>
+        <w:t>AddRoundKey</w:t>
+      </w:r>
+      <w:proofErr w:type="spellEnd"/>
+      <w:r>
+        <w:rPr>
+          <w:rFonts w:ascii="Arial" w:hAnsi="Arial" w:cs="Arial"/>
+          <w:sz w:val="24"/>
+          <w:szCs w:val="24"/>
+        </w:rPr>
+        <w:t xml:space="preserve">, prin care blocul de intrare este combinat cu prima cheie de rundă. Ulterior, pentru primele nouă runde sunt aplicate succesiv transformările </w:t>
+      </w:r>
+      <w:proofErr w:type="spellStart"/>
+      <w:r>
+        <w:rPr>
+          <w:rFonts w:ascii="Arial" w:hAnsi="Arial" w:cs="Arial"/>
+          <w:sz w:val="24"/>
+          <w:szCs w:val="24"/>
+        </w:rPr>
+        <w:t>SubBytes</w:t>
+      </w:r>
+      <w:proofErr w:type="spellEnd"/>
+      <w:r>
+        <w:rPr>
+          <w:rFonts w:ascii="Arial" w:hAnsi="Arial" w:cs="Arial"/>
+          <w:sz w:val="24"/>
+          <w:szCs w:val="24"/>
+        </w:rPr>
+        <w:t xml:space="preserve">, </w:t>
+      </w:r>
+      <w:proofErr w:type="spellStart"/>
+      <w:r>
+        <w:rPr>
+          <w:rFonts w:ascii="Arial" w:hAnsi="Arial" w:cs="Arial"/>
+          <w:sz w:val="24"/>
+          <w:szCs w:val="24"/>
+        </w:rPr>
+        <w:t>ShiftRows</w:t>
+      </w:r>
+      <w:proofErr w:type="spellEnd"/>
+      <w:r>
+        <w:rPr>
+          <w:rFonts w:ascii="Arial" w:hAnsi="Arial" w:cs="Arial"/>
+          <w:sz w:val="24"/>
+          <w:szCs w:val="24"/>
+        </w:rPr>
+        <w:t xml:space="preserve">, </w:t>
+      </w:r>
+      <w:proofErr w:type="spellStart"/>
+      <w:r>
+        <w:rPr>
+          <w:rFonts w:ascii="Arial" w:hAnsi="Arial" w:cs="Arial"/>
+          <w:sz w:val="24"/>
+          <w:szCs w:val="24"/>
+        </w:rPr>
+        <w:t>MixColumns</w:t>
+      </w:r>
+      <w:proofErr w:type="spellEnd"/>
+      <w:r>
+        <w:rPr>
+          <w:rFonts w:ascii="Arial" w:hAnsi="Arial" w:cs="Arial"/>
+          <w:sz w:val="24"/>
+          <w:szCs w:val="24"/>
+        </w:rPr>
+        <w:t xml:space="preserve"> și </w:t>
+      </w:r>
+      <w:proofErr w:type="spellStart"/>
+      <w:r>
+        <w:rPr>
+          <w:rFonts w:ascii="Arial" w:hAnsi="Arial" w:cs="Arial"/>
+          <w:sz w:val="24"/>
+          <w:szCs w:val="24"/>
+        </w:rPr>
+        <w:t>AddRoundKey</w:t>
+      </w:r>
+      <w:proofErr w:type="spellEnd"/>
+      <w:r>
+        <w:rPr>
+          <w:rFonts w:ascii="Arial" w:hAnsi="Arial" w:cs="Arial"/>
+          <w:sz w:val="24"/>
+          <w:szCs w:val="24"/>
+        </w:rPr>
+        <w:t xml:space="preserve">. Ultima rundă diferă prin eliminarea operației </w:t>
+      </w:r>
+      <w:proofErr w:type="spellStart"/>
+      <w:r>
+        <w:rPr>
+          <w:rFonts w:ascii="Arial" w:hAnsi="Arial" w:cs="Arial"/>
+          <w:sz w:val="24"/>
+          <w:szCs w:val="24"/>
+        </w:rPr>
+        <w:t>MixColumns</w:t>
+      </w:r>
+      <w:proofErr w:type="spellEnd"/>
       <w:r>
         <w:rPr>
           <w:rFonts w:ascii="Arial" w:hAnsi="Arial" w:cs="Arial"/>
@@ -14199,7 +16013,7 @@
           <w:caps/>
         </w:rPr>
       </w:pPr>
-      <w:bookmarkStart w:id="17" w:name="_Toc238493031"/>
+      <w:bookmarkStart w:id="17" w:name="_Toc238572855"/>
       <w:r>
         <w:rPr>
           <w:rFonts w:cs="Arial"/>
@@ -14593,7 +16407,7 @@
           <w:caps/>
         </w:rPr>
       </w:pPr>
-      <w:bookmarkStart w:id="18" w:name="_Toc238493032"/>
+      <w:bookmarkStart w:id="18" w:name="_Toc238572856"/>
       <w:r>
         <w:rPr>
           <w:rFonts w:cs="Arial"/>
@@ -14660,7 +16474,43 @@
           <w:sz w:val="24"/>
           <w:szCs w:val="24"/>
         </w:rPr>
-        <w:t xml:space="preserve"> (Substitution Box). S-box-ul AES reprezintă o permutare bijectivă a tuturor valorilor posibile pe un octet, având dimensiunea </w:t>
+        <w:t xml:space="preserve"> (</w:t>
+      </w:r>
+      <w:proofErr w:type="spellStart"/>
+      <w:r>
+        <w:rPr>
+          <w:rFonts w:ascii="Arial" w:hAnsi="Arial" w:cs="Arial"/>
+          <w:sz w:val="24"/>
+          <w:szCs w:val="24"/>
+        </w:rPr>
+        <w:t>Substitution</w:t>
+      </w:r>
+      <w:proofErr w:type="spellEnd"/>
+      <w:r>
+        <w:rPr>
+          <w:rFonts w:ascii="Arial" w:hAnsi="Arial" w:cs="Arial"/>
+          <w:sz w:val="24"/>
+          <w:szCs w:val="24"/>
+        </w:rPr>
+        <w:t xml:space="preserve"> Box). S-box-</w:t>
+      </w:r>
+      <w:proofErr w:type="spellStart"/>
+      <w:r>
+        <w:rPr>
+          <w:rFonts w:ascii="Arial" w:hAnsi="Arial" w:cs="Arial"/>
+          <w:sz w:val="24"/>
+          <w:szCs w:val="24"/>
+        </w:rPr>
+        <w:t>ul</w:t>
+      </w:r>
+      <w:proofErr w:type="spellEnd"/>
+      <w:r>
+        <w:rPr>
+          <w:rFonts w:ascii="Arial" w:hAnsi="Arial" w:cs="Arial"/>
+          <w:sz w:val="24"/>
+          <w:szCs w:val="24"/>
+        </w:rPr>
+        <w:t xml:space="preserve"> AES reprezintă o permutare bijectivă a tuturor valorilor posibile pe un octet, având dimensiunea </w:t>
       </w:r>
       <w:r>
         <w:rPr>
@@ -14875,7 +16725,25 @@
           <w:sz w:val="24"/>
           <w:szCs w:val="24"/>
         </w:rPr>
-        <w:t>(Lookup table).</w:t>
+        <w:t>(</w:t>
+      </w:r>
+      <w:proofErr w:type="spellStart"/>
+      <w:r>
+        <w:rPr>
+          <w:rFonts w:ascii="Arial" w:hAnsi="Arial" w:cs="Arial"/>
+          <w:sz w:val="24"/>
+          <w:szCs w:val="24"/>
+        </w:rPr>
+        <w:t>Lookup</w:t>
+      </w:r>
+      <w:proofErr w:type="spellEnd"/>
+      <w:r>
+        <w:rPr>
+          <w:rFonts w:ascii="Arial" w:hAnsi="Arial" w:cs="Arial"/>
+          <w:sz w:val="24"/>
+          <w:szCs w:val="24"/>
+        </w:rPr>
+        <w:t xml:space="preserve"> table).</w:t>
       </w:r>
     </w:p>
     <w:p>
@@ -22439,7 +24307,6 @@
           <w:rFonts w:cs="Arial"/>
         </w:rPr>
       </w:pPr>
-      <w:bookmarkStart w:id="19" w:name="_Toc238493033"/>
     </w:p>
     <w:p>
       <w:pPr>
@@ -22448,6 +24315,7 @@
           <w:rFonts w:cs="Arial"/>
         </w:rPr>
       </w:pPr>
+      <w:bookmarkStart w:id="19" w:name="_Toc238572857"/>
       <w:r>
         <w:rPr>
           <w:rFonts w:cs="Arial"/>
@@ -22787,7 +24655,7 @@
           <w:rFonts w:cs="Arial"/>
         </w:rPr>
       </w:pPr>
-      <w:bookmarkStart w:id="20" w:name="_Toc238493034"/>
+      <w:bookmarkStart w:id="20" w:name="_Toc238572858"/>
       <w:r>
         <w:rPr>
           <w:rFonts w:cs="Arial"/>
@@ -23356,8 +25224,9 @@
           <w:sz w:val="24"/>
           <w:szCs w:val="24"/>
         </w:rPr>
-        <w:t>sunt înmulțite modul</w:t>
-      </w:r>
+        <w:t xml:space="preserve">sunt înmulțite </w:t>
+      </w:r>
+      <w:proofErr w:type="spellStart"/>
       <w:r>
         <w:rPr>
           <w:rFonts w:ascii="Arial" w:hAnsi="Arial" w:cs="Arial"/>
@@ -23365,8 +25234,18 @@
           <w:sz w:val="24"/>
           <w:szCs w:val="24"/>
         </w:rPr>
+        <w:t>modul</w:t>
+      </w:r>
+      <w:r>
+        <w:rPr>
+          <w:rFonts w:ascii="Arial" w:hAnsi="Arial" w:cs="Arial"/>
+          <w:iCs/>
+          <w:sz w:val="24"/>
+          <w:szCs w:val="24"/>
+        </w:rPr>
         <w:t>o</w:t>
       </w:r>
+      <w:proofErr w:type="spellEnd"/>
       <w:r>
         <w:rPr>
           <w:rFonts w:ascii="Arial" w:hAnsi="Arial" w:cs="Arial"/>
@@ -23967,7 +25846,7 @@
           <w:rFonts w:cs="Arial"/>
         </w:rPr>
       </w:pPr>
-      <w:bookmarkStart w:id="21" w:name="_Toc238493035"/>
+      <w:bookmarkStart w:id="21" w:name="_Toc238572859"/>
       <w:r>
         <w:rPr>
           <w:rFonts w:cs="Arial"/>
@@ -25019,6 +26898,41 @@
     <w:p>
       <w:pPr>
         <w:ind w:firstLine="720"/>
+        <w:jc w:val="both"/>
+        <w:rPr>
+          <w:rFonts w:ascii="Arial" w:hAnsi="Arial" w:cs="Arial"/>
+          <w:sz w:val="24"/>
+          <w:szCs w:val="24"/>
+        </w:rPr>
+      </w:pPr>
+      <w:r>
+        <w:rPr>
+          <w:rFonts w:ascii="Arial" w:hAnsi="Arial" w:cs="Arial"/>
+          <w:sz w:val="24"/>
+          <w:szCs w:val="24"/>
+        </w:rPr>
+        <w:t>În cazul AES-128, procesul de extindere a cheii generează un total de 44 de cuvinte de 32 de biți, grupate câte patru pentru formarea celor 11 chei de rundă necesare algoritmului. Prima cheie de rundă este reprezentată</w:t>
+      </w:r>
+      <w:r>
+        <w:rPr>
+          <w:rFonts w:ascii="Arial" w:hAnsi="Arial" w:cs="Arial"/>
+          <w:sz w:val="24"/>
+          <w:szCs w:val="24"/>
+        </w:rPr>
+        <w:t xml:space="preserve"> </w:t>
+      </w:r>
+      <w:r>
+        <w:rPr>
+          <w:rFonts w:ascii="Arial" w:hAnsi="Arial" w:cs="Arial"/>
+          <w:sz w:val="24"/>
+          <w:szCs w:val="24"/>
+        </w:rPr>
+        <w:t>de cheia inițială, iar următoarele zece sunt obținute recursiv prin aplicarea operațiilor descrise anterior.</w:t>
+      </w:r>
+    </w:p>
+    <w:p>
+      <w:pPr>
+        <w:ind w:firstLine="720"/>
         <w:rPr>
           <w:rFonts w:ascii="Arial" w:hAnsi="Arial" w:cs="Arial"/>
           <w:sz w:val="24"/>
@@ -25088,26 +27002,6 @@
         </w:rPr>
         <w:t>este prezentat în cadrul figurii 3.9.</w:t>
       </w:r>
-    </w:p>
-    <w:p>
-      <w:pPr>
-        <w:ind w:firstLine="720"/>
-        <w:rPr>
-          <w:rFonts w:ascii="Arial" w:hAnsi="Arial" w:cs="Arial"/>
-          <w:sz w:val="24"/>
-          <w:szCs w:val="24"/>
-        </w:rPr>
-      </w:pPr>
-    </w:p>
-    <w:p>
-      <w:pPr>
-        <w:ind w:firstLine="720"/>
-        <w:rPr>
-          <w:rFonts w:ascii="Arial" w:hAnsi="Arial" w:cs="Arial"/>
-          <w:sz w:val="24"/>
-          <w:szCs w:val="24"/>
-        </w:rPr>
-      </w:pPr>
     </w:p>
     <w:p>
       <w:pPr>
@@ -25296,12 +27190,14 @@
           <w:rFonts w:cs="Arial"/>
         </w:rPr>
       </w:pPr>
+      <w:bookmarkStart w:id="22" w:name="_Toc238572860"/>
       <w:r>
         <w:rPr>
           <w:rFonts w:cs="Arial"/>
         </w:rPr>
         <w:t>OPERAȚIA DE DECRIPTARE AES-128</w:t>
       </w:r>
+      <w:bookmarkEnd w:id="22"/>
     </w:p>
     <w:p>
       <w:pPr>
@@ -25366,12 +27262,14 @@
           <w:rFonts w:cs="Arial"/>
         </w:rPr>
       </w:pPr>
+      <w:bookmarkStart w:id="23" w:name="_Toc238572861"/>
       <w:r>
         <w:rPr>
           <w:rFonts w:cs="Arial"/>
         </w:rPr>
         <w:t>SUBSTITUȚIA INVERSĂ</w:t>
       </w:r>
+      <w:bookmarkEnd w:id="23"/>
     </w:p>
     <w:p>
       <w:pPr>
@@ -33184,12 +35082,14 @@
           <w:rFonts w:cs="Arial"/>
         </w:rPr>
       </w:pPr>
+      <w:bookmarkStart w:id="24" w:name="_Toc238572862"/>
       <w:r>
         <w:rPr>
           <w:rFonts w:cs="Arial"/>
         </w:rPr>
         <w:t>INVERSAREA DEPLASĂRII LINIILOR</w:t>
       </w:r>
+      <w:bookmarkEnd w:id="24"/>
     </w:p>
     <w:p>
       <w:pPr>
@@ -33396,6 +35296,7 @@
           <w:rFonts w:cs="Arial"/>
         </w:rPr>
       </w:pPr>
+      <w:bookmarkStart w:id="25" w:name="_Toc238572863"/>
       <w:r>
         <w:rPr>
           <w:rFonts w:cs="Arial"/>
@@ -33403,6 +35304,7 @@
         <w:lastRenderedPageBreak/>
         <w:t>INVERSAREA AMESTECĂRII LINIILOR</w:t>
       </w:r>
+      <w:bookmarkEnd w:id="25"/>
     </w:p>
     <w:p>
       <w:pPr>
@@ -33754,13 +35656,20 @@
     </w:p>
     <w:p>
       <w:pPr>
-        <w:jc w:val="center"/>
-        <w:rPr>
-          <w:rFonts w:ascii="Arial" w:hAnsi="Arial" w:cs="Arial"/>
-          <w:sz w:val="24"/>
-          <w:szCs w:val="24"/>
-        </w:rPr>
-      </w:pPr>
+        <w:rPr>
+          <w:rFonts w:ascii="Arial" w:hAnsi="Arial" w:cs="Arial"/>
+          <w:sz w:val="24"/>
+          <w:szCs w:val="24"/>
+        </w:rPr>
+      </w:pPr>
+      <w:r>
+        <w:rPr>
+          <w:rFonts w:ascii="Arial" w:hAnsi="Arial" w:cs="Arial"/>
+          <w:sz w:val="24"/>
+          <w:szCs w:val="24"/>
+        </w:rPr>
+        <w:t xml:space="preserve">   </w:t>
+      </w:r>
       <w:r>
         <w:rPr>
           <w:rFonts w:ascii="Arial" w:hAnsi="Arial" w:cs="Arial"/>
@@ -33836,12 +35745,14 @@
           <w:rFonts w:cs="Arial"/>
         </w:rPr>
       </w:pPr>
+      <w:bookmarkStart w:id="26" w:name="_Toc238572864"/>
       <w:r>
         <w:rPr>
           <w:rFonts w:cs="Arial"/>
         </w:rPr>
         <w:t>RUNDELE DE DECRIPTARE</w:t>
       </w:r>
+      <w:bookmarkEnd w:id="26"/>
     </w:p>
     <w:p>
       <w:pPr>
@@ -34122,6 +36033,17 @@
         </w:rPr>
         <w:t xml:space="preserve"> Structura procesului de decriptare</w:t>
       </w:r>
+    </w:p>
+    <w:p>
+      <w:pPr>
+        <w:pStyle w:val="Heading1"/>
+      </w:pPr>
+      <w:bookmarkStart w:id="27" w:name="_Toc238572865"/>
+      <w:r>
+        <w:lastRenderedPageBreak/>
+        <w:t>FUNDAMENTE FPGA ȘI ARHITECTURA ZYNQ-7000</w:t>
+      </w:r>
+      <w:bookmarkEnd w:id="27"/>
     </w:p>
     <w:sectPr>
       <w:footerReference w:type="default" r:id="rId39"/>
@@ -36197,7 +38119,6 @@
   <w:style w:type="character" w:default="1" w:styleId="DefaultParagraphFont">
     <w:name w:val="Default Paragraph Font"/>
     <w:uiPriority w:val="1"/>
-    <w:semiHidden/>
     <w:unhideWhenUsed/>
   </w:style>
   <w:style w:type="table" w:default="1" w:styleId="TableNormal">
@@ -36886,10 +38807,10 @@
   <w:rsids>
     <w:rsidRoot w:val="00F924A7"/>
     <w:rsid w:val="001D3BF4"/>
-    <w:rsid w:val="001E3117"/>
     <w:rsid w:val="0072317D"/>
     <w:rsid w:val="007B47C5"/>
     <w:rsid w:val="00844611"/>
+    <w:rsid w:val="009B6788"/>
     <w:rsid w:val="00CE3EC1"/>
     <w:rsid w:val="00EF4327"/>
     <w:rsid w:val="00F924A7"/>

--- a/Paper/BDA_AES.docx
+++ b/Paper/BDA_AES.docx
@@ -546,7 +546,6 @@
         </w:rPr>
         <w:t>ul AES (</w:t>
       </w:r>
-      <w:proofErr w:type="spellStart"/>
       <w:r>
         <w:rPr>
           <w:rFonts w:ascii="Arial" w:hAnsi="Arial" w:cs="Arial"/>
@@ -555,40 +554,7 @@
           <w:sz w:val="24"/>
           <w:szCs w:val="24"/>
         </w:rPr>
-        <w:t>Advanced</w:t>
-      </w:r>
-      <w:proofErr w:type="spellEnd"/>
-      <w:r>
-        <w:rPr>
-          <w:rFonts w:ascii="Arial" w:hAnsi="Arial" w:cs="Arial"/>
-          <w:i/>
-          <w:iCs/>
-          <w:sz w:val="24"/>
-          <w:szCs w:val="24"/>
-        </w:rPr>
-        <w:t xml:space="preserve"> </w:t>
-      </w:r>
-      <w:proofErr w:type="spellStart"/>
-      <w:r>
-        <w:rPr>
-          <w:rFonts w:ascii="Arial" w:hAnsi="Arial" w:cs="Arial"/>
-          <w:i/>
-          <w:iCs/>
-          <w:sz w:val="24"/>
-          <w:szCs w:val="24"/>
-        </w:rPr>
-        <w:t>Encryption</w:t>
-      </w:r>
-      <w:proofErr w:type="spellEnd"/>
-      <w:r>
-        <w:rPr>
-          <w:rFonts w:ascii="Arial" w:hAnsi="Arial" w:cs="Arial"/>
-          <w:i/>
-          <w:iCs/>
-          <w:sz w:val="24"/>
-          <w:szCs w:val="24"/>
-        </w:rPr>
-        <w:t xml:space="preserve"> Standard</w:t>
+        <w:t>Advanced Encryption Standard</w:t>
       </w:r>
       <w:r>
         <w:rPr>
@@ -3752,7 +3718,6 @@
         <w:rPr>
           <w:rFonts w:cs="Arial"/>
         </w:rPr>
-        <w:lastRenderedPageBreak/>
         <w:t>INTRODUCERE</w:t>
       </w:r>
       <w:bookmarkEnd w:id="0"/>
@@ -4856,41 +4821,7 @@
           <w:sz w:val="24"/>
           <w:szCs w:val="24"/>
         </w:rPr>
-        <w:t xml:space="preserve"> Aceste lucruri fiind spuse, este greu de imaginat perspectiva în care o implementare hardware poate fi considerată superioară. Hardware-</w:t>
-      </w:r>
-      <w:proofErr w:type="spellStart"/>
-      <w:r>
-        <w:rPr>
-          <w:rFonts w:ascii="Arial" w:hAnsi="Arial" w:cs="Arial"/>
-          <w:sz w:val="24"/>
-          <w:szCs w:val="24"/>
-        </w:rPr>
-        <w:t>ul</w:t>
-      </w:r>
-      <w:proofErr w:type="spellEnd"/>
-      <w:r>
-        <w:rPr>
-          <w:rFonts w:ascii="Arial" w:hAnsi="Arial" w:cs="Arial"/>
-          <w:sz w:val="24"/>
-          <w:szCs w:val="24"/>
-        </w:rPr>
-        <w:t xml:space="preserve"> este dificil de proiectat și implementat, fiind necesari dezvoltatori experimentați pentru a fi realizată o soluție </w:t>
-      </w:r>
-      <w:r>
-        <w:rPr>
-          <w:rFonts w:ascii="Arial" w:hAnsi="Arial" w:cs="Arial"/>
-          <w:sz w:val="24"/>
-          <w:szCs w:val="24"/>
-        </w:rPr>
-        <w:t>adecvată</w:t>
-      </w:r>
-      <w:r>
-        <w:rPr>
-          <w:rFonts w:ascii="Arial" w:hAnsi="Arial" w:cs="Arial"/>
-          <w:sz w:val="24"/>
-          <w:szCs w:val="24"/>
-        </w:rPr>
-        <w:t xml:space="preserve"> în raport cu un anumit set de constrângeri.</w:t>
+        <w:t xml:space="preserve"> Aceste lucruri fiind spuse, este greu de imaginat perspectiva în care o implementare hardware poate fi considerată superioară. Hardware-ul este dificil de proiectat și </w:t>
       </w:r>
     </w:p>
     <w:p>
@@ -4904,22 +4835,61 @@
           <w:szCs w:val="24"/>
         </w:rPr>
       </w:pPr>
-      <w:r>
-        <w:rPr>
-          <w:rFonts w:ascii="Arial" w:hAnsi="Arial" w:cs="Arial"/>
-          <w:sz w:val="24"/>
-          <w:szCs w:val="24"/>
-        </w:rPr>
-        <w:t xml:space="preserve">Totuși, există anumite avantaje care nu pot fi reproduse de către o implementare software. Paralelismul este o trăsătură nativă a hardware-ului, spre deosebire de cazul </w:t>
-      </w:r>
-      <w:r>
-        <w:rPr>
-          <w:rFonts w:ascii="Arial" w:hAnsi="Arial" w:cs="Arial"/>
-          <w:sz w:val="24"/>
-          <w:szCs w:val="24"/>
-        </w:rPr>
-        <w:lastRenderedPageBreak/>
-        <w:t>software-ului</w:t>
+    </w:p>
+    <w:p>
+      <w:pPr>
+        <w:spacing w:line="276" w:lineRule="auto"/>
+        <w:ind w:firstLine="432"/>
+        <w:jc w:val="both"/>
+        <w:rPr>
+          <w:rFonts w:ascii="Arial" w:hAnsi="Arial" w:cs="Arial"/>
+          <w:sz w:val="24"/>
+          <w:szCs w:val="24"/>
+        </w:rPr>
+      </w:pPr>
+      <w:r>
+        <w:rPr>
+          <w:rFonts w:ascii="Arial" w:hAnsi="Arial" w:cs="Arial"/>
+          <w:sz w:val="24"/>
+          <w:szCs w:val="24"/>
+        </w:rPr>
+        <w:t xml:space="preserve">implementat, fiind necesari dezvoltatori experimentați pentru a fi realizată o soluție </w:t>
+      </w:r>
+      <w:r>
+        <w:rPr>
+          <w:rFonts w:ascii="Arial" w:hAnsi="Arial" w:cs="Arial"/>
+          <w:sz w:val="24"/>
+          <w:szCs w:val="24"/>
+        </w:rPr>
+        <w:t>adecvată</w:t>
+      </w:r>
+      <w:r>
+        <w:rPr>
+          <w:rFonts w:ascii="Arial" w:hAnsi="Arial" w:cs="Arial"/>
+          <w:sz w:val="24"/>
+          <w:szCs w:val="24"/>
+        </w:rPr>
+        <w:t xml:space="preserve"> în raport cu un anumit set de constrângeri.</w:t>
+      </w:r>
+    </w:p>
+    <w:p>
+      <w:pPr>
+        <w:spacing w:line="276" w:lineRule="auto"/>
+        <w:ind w:firstLine="432"/>
+        <w:jc w:val="both"/>
+        <w:rPr>
+          <w:rFonts w:ascii="Arial" w:hAnsi="Arial" w:cs="Arial"/>
+          <w:sz w:val="24"/>
+          <w:szCs w:val="24"/>
+        </w:rPr>
+      </w:pPr>
+      <w:r>
+        <w:rPr>
+          <w:rFonts w:ascii="Arial" w:hAnsi="Arial" w:cs="Arial"/>
+          <w:sz w:val="24"/>
+          <w:szCs w:val="24"/>
+        </w:rPr>
+        <w:t>Totuși, există anumite avantaje care nu pot fi reproduse de către o implementare software. Paralelismul este o trăsătură nativă a hardware-ului, spre deosebire de cazul software-ului</w:t>
       </w:r>
       <w:r>
         <w:rPr>
@@ -4983,43 +4953,7 @@
           <w:sz w:val="24"/>
           <w:szCs w:val="24"/>
         </w:rPr>
-        <w:t xml:space="preserve"> Hardware-</w:t>
-      </w:r>
-      <w:proofErr w:type="spellStart"/>
-      <w:r>
-        <w:rPr>
-          <w:rFonts w:ascii="Arial" w:hAnsi="Arial" w:cs="Arial"/>
-          <w:sz w:val="24"/>
-          <w:szCs w:val="24"/>
-        </w:rPr>
-        <w:t>ul</w:t>
-      </w:r>
-      <w:proofErr w:type="spellEnd"/>
-      <w:r>
-        <w:rPr>
-          <w:rFonts w:ascii="Arial" w:hAnsi="Arial" w:cs="Arial"/>
-          <w:sz w:val="24"/>
-          <w:szCs w:val="24"/>
-        </w:rPr>
-        <w:t xml:space="preserve"> implementează paralelismul într-un mod direct și structurat prin intermediul logicii </w:t>
-      </w:r>
-      <w:proofErr w:type="spellStart"/>
-      <w:r>
-        <w:rPr>
-          <w:rFonts w:ascii="Arial" w:hAnsi="Arial" w:cs="Arial"/>
-          <w:sz w:val="24"/>
-          <w:szCs w:val="24"/>
-        </w:rPr>
-        <w:t>combinaționale</w:t>
-      </w:r>
-      <w:proofErr w:type="spellEnd"/>
-      <w:r>
-        <w:rPr>
-          <w:rFonts w:ascii="Arial" w:hAnsi="Arial" w:cs="Arial"/>
-          <w:sz w:val="24"/>
-          <w:szCs w:val="24"/>
-        </w:rPr>
-        <w:t>, structurilor secvențiale, automatelor cu stări finite</w:t>
+        <w:t xml:space="preserve"> Hardware-ul implementează paralelismul într-un mod direct și structurat prin intermediul logicii combinaționale, structurilor secvențiale, automatelor cu stări finite</w:t>
       </w:r>
       <w:r>
         <w:rPr>
@@ -5409,7 +5343,6 @@
         </w:rPr>
         <w:t xml:space="preserve"> (</w:t>
       </w:r>
-      <w:proofErr w:type="spellStart"/>
       <w:r>
         <w:rPr>
           <w:rFonts w:ascii="Arial" w:hAnsi="Arial" w:cs="Arial"/>
@@ -5418,40 +5351,7 @@
           <w:sz w:val="24"/>
           <w:szCs w:val="24"/>
         </w:rPr>
-        <w:t>Application</w:t>
-      </w:r>
-      <w:proofErr w:type="spellEnd"/>
-      <w:r>
-        <w:rPr>
-          <w:rFonts w:ascii="Arial" w:hAnsi="Arial" w:cs="Arial"/>
-          <w:i/>
-          <w:iCs/>
-          <w:sz w:val="24"/>
-          <w:szCs w:val="24"/>
-        </w:rPr>
-        <w:t xml:space="preserve">-specific </w:t>
-      </w:r>
-      <w:proofErr w:type="spellStart"/>
-      <w:r>
-        <w:rPr>
-          <w:rFonts w:ascii="Arial" w:hAnsi="Arial" w:cs="Arial"/>
-          <w:i/>
-          <w:iCs/>
-          <w:sz w:val="24"/>
-          <w:szCs w:val="24"/>
-        </w:rPr>
-        <w:t>integrated</w:t>
-      </w:r>
-      <w:proofErr w:type="spellEnd"/>
-      <w:r>
-        <w:rPr>
-          <w:rFonts w:ascii="Arial" w:hAnsi="Arial" w:cs="Arial"/>
-          <w:i/>
-          <w:iCs/>
-          <w:sz w:val="24"/>
-          <w:szCs w:val="24"/>
-        </w:rPr>
-        <w:t xml:space="preserve"> circuit</w:t>
+        <w:t>Application-specific integrated circuit</w:t>
       </w:r>
       <w:r>
         <w:rPr>
@@ -5499,7 +5399,48 @@
           <w:sz w:val="24"/>
           <w:szCs w:val="24"/>
         </w:rPr>
-        <w:t xml:space="preserve"> redusă la modificările iterative care pot denatura sau modifica total structura operațiilor pe care trebuie să le execute.</w:t>
+        <w:t xml:space="preserve"> redusă la modificările iterative care pot denatura sau modifica </w:t>
+      </w:r>
+    </w:p>
+    <w:p>
+      <w:pPr>
+        <w:spacing w:line="276" w:lineRule="auto"/>
+        <w:jc w:val="both"/>
+        <w:rPr>
+          <w:rFonts w:ascii="Arial" w:hAnsi="Arial" w:cs="Arial"/>
+          <w:sz w:val="24"/>
+          <w:szCs w:val="24"/>
+        </w:rPr>
+      </w:pPr>
+    </w:p>
+    <w:p>
+      <w:pPr>
+        <w:spacing w:line="276" w:lineRule="auto"/>
+        <w:jc w:val="both"/>
+        <w:rPr>
+          <w:rFonts w:ascii="Arial" w:hAnsi="Arial" w:cs="Arial"/>
+          <w:sz w:val="24"/>
+          <w:szCs w:val="24"/>
+        </w:rPr>
+      </w:pPr>
+    </w:p>
+    <w:p>
+      <w:pPr>
+        <w:spacing w:line="276" w:lineRule="auto"/>
+        <w:jc w:val="both"/>
+        <w:rPr>
+          <w:rFonts w:ascii="Arial" w:hAnsi="Arial" w:cs="Arial"/>
+          <w:sz w:val="24"/>
+          <w:szCs w:val="24"/>
+        </w:rPr>
+      </w:pPr>
+      <w:r>
+        <w:rPr>
+          <w:rFonts w:ascii="Arial" w:hAnsi="Arial" w:cs="Arial"/>
+          <w:sz w:val="24"/>
+          <w:szCs w:val="24"/>
+        </w:rPr>
+        <w:t>total structura operațiilor pe care trebuie să le execute.</w:t>
       </w:r>
       <w:r>
         <w:rPr>
@@ -5529,7 +5470,6 @@
         </w:rPr>
         <w:t>Una dintre soluțiile acestei probleme este reprezentată de circuitele digitale reconfigurabile de tip FPGA (</w:t>
       </w:r>
-      <w:proofErr w:type="spellStart"/>
       <w:r>
         <w:rPr>
           <w:rFonts w:ascii="Arial" w:hAnsi="Arial" w:cs="Arial"/>
@@ -5538,31 +5478,8 @@
           <w:sz w:val="24"/>
           <w:szCs w:val="24"/>
         </w:rPr>
-        <w:t>Field-Programmable</w:t>
-      </w:r>
-      <w:proofErr w:type="spellEnd"/>
-      <w:r>
-        <w:rPr>
-          <w:rFonts w:ascii="Arial" w:hAnsi="Arial" w:cs="Arial"/>
-          <w:i/>
-          <w:iCs/>
-          <w:sz w:val="24"/>
-          <w:szCs w:val="24"/>
-        </w:rPr>
-        <w:t xml:space="preserve"> Gate </w:t>
-      </w:r>
-      <w:proofErr w:type="spellStart"/>
-      <w:r>
-        <w:rPr>
-          <w:rFonts w:ascii="Arial" w:hAnsi="Arial" w:cs="Arial"/>
-          <w:i/>
-          <w:iCs/>
-          <w:sz w:val="24"/>
-          <w:szCs w:val="24"/>
-        </w:rPr>
-        <w:t>Array</w:t>
-      </w:r>
-      <w:proofErr w:type="spellEnd"/>
+        <w:t>Field-Programmable Gate Array</w:t>
+      </w:r>
       <w:r>
         <w:rPr>
           <w:rFonts w:ascii="Arial" w:hAnsi="Arial" w:cs="Arial"/>
@@ -5677,7 +5594,6 @@
           <w:sz w:val="24"/>
           <w:szCs w:val="24"/>
         </w:rPr>
-        <w:lastRenderedPageBreak/>
         <w:t xml:space="preserve">Anumite dispozitive FPGA </w:t>
       </w:r>
       <w:r>
@@ -5944,7 +5860,6 @@
         </w:rPr>
         <w:t>Pentru a menține un grad de corelare ridicat cu tehnologiile criptografice de actualitate, a fost selectat pentru implementare algoritmul AES (</w:t>
       </w:r>
-      <w:proofErr w:type="spellStart"/>
       <w:r>
         <w:rPr>
           <w:rFonts w:ascii="Arial" w:hAnsi="Arial" w:cs="Arial"/>
@@ -5953,40 +5868,7 @@
           <w:sz w:val="24"/>
           <w:szCs w:val="24"/>
         </w:rPr>
-        <w:t>Advanced</w:t>
-      </w:r>
-      <w:proofErr w:type="spellEnd"/>
-      <w:r>
-        <w:rPr>
-          <w:rFonts w:ascii="Arial" w:hAnsi="Arial" w:cs="Arial"/>
-          <w:i/>
-          <w:iCs/>
-          <w:sz w:val="24"/>
-          <w:szCs w:val="24"/>
-        </w:rPr>
-        <w:t xml:space="preserve"> </w:t>
-      </w:r>
-      <w:proofErr w:type="spellStart"/>
-      <w:r>
-        <w:rPr>
-          <w:rFonts w:ascii="Arial" w:hAnsi="Arial" w:cs="Arial"/>
-          <w:i/>
-          <w:iCs/>
-          <w:sz w:val="24"/>
-          <w:szCs w:val="24"/>
-        </w:rPr>
-        <w:t>Encryption</w:t>
-      </w:r>
-      <w:proofErr w:type="spellEnd"/>
-      <w:r>
-        <w:rPr>
-          <w:rFonts w:ascii="Arial" w:hAnsi="Arial" w:cs="Arial"/>
-          <w:i/>
-          <w:iCs/>
-          <w:sz w:val="24"/>
-          <w:szCs w:val="24"/>
-        </w:rPr>
-        <w:t xml:space="preserve"> Standard</w:t>
+        <w:t>Advanced Encryption Standard</w:t>
       </w:r>
       <w:r>
         <w:rPr>
@@ -6096,77 +5978,13 @@
           <w:szCs w:val="24"/>
         </w:rPr>
       </w:pPr>
-      <w:proofErr w:type="spellStart"/>
-      <w:r>
-        <w:rPr>
-          <w:rFonts w:ascii="Arial" w:hAnsi="Arial" w:cs="Arial"/>
-          <w:sz w:val="24"/>
-          <w:szCs w:val="24"/>
-        </w:rPr>
-        <w:t>Digilent</w:t>
-      </w:r>
-      <w:proofErr w:type="spellEnd"/>
-      <w:r>
-        <w:rPr>
-          <w:rFonts w:ascii="Arial" w:hAnsi="Arial" w:cs="Arial"/>
-          <w:sz w:val="24"/>
-          <w:szCs w:val="24"/>
-        </w:rPr>
-        <w:t xml:space="preserve"> </w:t>
-      </w:r>
-      <w:proofErr w:type="spellStart"/>
-      <w:r>
-        <w:rPr>
-          <w:rFonts w:ascii="Arial" w:hAnsi="Arial" w:cs="Arial"/>
-          <w:sz w:val="24"/>
-          <w:szCs w:val="24"/>
-        </w:rPr>
-        <w:t>Arty</w:t>
-      </w:r>
-      <w:proofErr w:type="spellEnd"/>
-      <w:r>
-        <w:rPr>
-          <w:rFonts w:ascii="Arial" w:hAnsi="Arial" w:cs="Arial"/>
-          <w:sz w:val="24"/>
-          <w:szCs w:val="24"/>
-        </w:rPr>
-        <w:t xml:space="preserve"> Z7-20 — </w:t>
-      </w:r>
-      <w:proofErr w:type="spellStart"/>
-      <w:r>
-        <w:rPr>
-          <w:rFonts w:ascii="Arial" w:hAnsi="Arial" w:cs="Arial"/>
-          <w:sz w:val="24"/>
-          <w:szCs w:val="24"/>
-        </w:rPr>
-        <w:t>SoC</w:t>
-      </w:r>
-      <w:proofErr w:type="spellEnd"/>
-      <w:r>
-        <w:rPr>
-          <w:rFonts w:ascii="Arial" w:hAnsi="Arial" w:cs="Arial"/>
-          <w:sz w:val="24"/>
-          <w:szCs w:val="24"/>
-        </w:rPr>
-        <w:t xml:space="preserve"> AMD/</w:t>
-      </w:r>
-      <w:proofErr w:type="spellStart"/>
-      <w:r>
-        <w:rPr>
-          <w:rFonts w:ascii="Arial" w:hAnsi="Arial" w:cs="Arial"/>
-          <w:sz w:val="24"/>
-          <w:szCs w:val="24"/>
-        </w:rPr>
-        <w:t>Xilinx</w:t>
-      </w:r>
-      <w:proofErr w:type="spellEnd"/>
-      <w:r>
-        <w:rPr>
-          <w:rFonts w:ascii="Arial" w:hAnsi="Arial" w:cs="Arial"/>
-          <w:sz w:val="24"/>
-          <w:szCs w:val="24"/>
-        </w:rPr>
-        <w:t xml:space="preserve"> Zynq-7000 XC7Z020</w:t>
+      <w:r>
+        <w:rPr>
+          <w:rFonts w:ascii="Arial" w:hAnsi="Arial" w:cs="Arial"/>
+          <w:sz w:val="24"/>
+          <w:szCs w:val="24"/>
+        </w:rPr>
+        <w:t>Digilent Arty Z7-20 — SoC AMD/Xilinx Zynq-7000 XC7Z020</w:t>
       </w:r>
     </w:p>
     <w:p>
@@ -6190,25 +6008,7 @@
           <w:sz w:val="24"/>
           <w:szCs w:val="24"/>
         </w:rPr>
-        <w:t xml:space="preserve">Mediul de dezvoltare </w:t>
-      </w:r>
-      <w:proofErr w:type="spellStart"/>
-      <w:r>
-        <w:rPr>
-          <w:rFonts w:ascii="Arial" w:hAnsi="Arial" w:cs="Arial"/>
-          <w:sz w:val="24"/>
-          <w:szCs w:val="24"/>
-        </w:rPr>
-        <w:t>Vivado</w:t>
-      </w:r>
-      <w:proofErr w:type="spellEnd"/>
-      <w:r>
-        <w:rPr>
-          <w:rFonts w:ascii="Arial" w:hAnsi="Arial" w:cs="Arial"/>
-          <w:sz w:val="24"/>
-          <w:szCs w:val="24"/>
-        </w:rPr>
-        <w:t>, versiunea 202</w:t>
+        <w:t>Mediul de dezvoltare Vivado, versiunea 202</w:t>
       </w:r>
       <w:r>
         <w:rPr>
@@ -6248,18 +6048,8 @@
           <w:sz w:val="24"/>
           <w:szCs w:val="24"/>
         </w:rPr>
-        <w:t xml:space="preserve">Mediul de dezvoltare </w:t>
-      </w:r>
-      <w:proofErr w:type="spellStart"/>
-      <w:r>
-        <w:rPr>
-          <w:rFonts w:ascii="Arial" w:hAnsi="Arial" w:cs="Arial"/>
-          <w:sz w:val="24"/>
-          <w:szCs w:val="24"/>
-        </w:rPr>
-        <w:t>Vitis</w:t>
-      </w:r>
-      <w:proofErr w:type="spellEnd"/>
+        <w:t>Mediul de dezvoltare Vitis</w:t>
+      </w:r>
       <w:r>
         <w:rPr>
           <w:rFonts w:ascii="Arial" w:hAnsi="Arial" w:cs="Arial"/>
@@ -6352,7 +6142,6 @@
     <w:p>
       <w:pPr>
         <w:spacing w:line="276" w:lineRule="auto"/>
-        <w:ind w:firstLine="720"/>
         <w:jc w:val="both"/>
         <w:rPr>
           <w:rFonts w:ascii="Arial" w:hAnsi="Arial" w:cs="Arial"/>
@@ -6360,128 +6149,6 @@
           <w:szCs w:val="24"/>
         </w:rPr>
       </w:pPr>
-      <w:r>
-        <w:rPr>
-          <w:rFonts w:ascii="Arial" w:hAnsi="Arial" w:cs="Arial"/>
-          <w:sz w:val="24"/>
-          <w:szCs w:val="24"/>
-        </w:rPr>
-        <w:t>Alegerea dispozitivului FPGA</w:t>
-      </w:r>
-      <w:r>
-        <w:rPr>
-          <w:rFonts w:ascii="Arial" w:hAnsi="Arial" w:cs="Arial"/>
-          <w:sz w:val="24"/>
-          <w:szCs w:val="24"/>
-        </w:rPr>
-        <w:t xml:space="preserve"> este de o importanță critică, întrucât specificațiile digitale ale sistemului integrat determină în mod direct limita de complexitate </w:t>
-      </w:r>
-      <w:r>
-        <w:rPr>
-          <w:rFonts w:ascii="Arial" w:hAnsi="Arial" w:cs="Arial"/>
-          <w:sz w:val="24"/>
-          <w:szCs w:val="24"/>
-        </w:rPr>
-        <w:t>în</w:t>
-      </w:r>
-      <w:r>
-        <w:rPr>
-          <w:rFonts w:ascii="Arial" w:hAnsi="Arial" w:cs="Arial"/>
-          <w:sz w:val="24"/>
-          <w:szCs w:val="24"/>
-        </w:rPr>
-        <w:t xml:space="preserve"> care circuitele implementate trebuie să se încadreze. </w:t>
-      </w:r>
-      <w:r>
-        <w:rPr>
-          <w:rFonts w:ascii="Arial" w:hAnsi="Arial" w:cs="Arial"/>
-          <w:sz w:val="24"/>
-          <w:szCs w:val="24"/>
-        </w:rPr>
-        <w:t>Mai mult decât atât</w:t>
-      </w:r>
-      <w:r>
-        <w:rPr>
-          <w:rFonts w:ascii="Arial" w:hAnsi="Arial" w:cs="Arial"/>
-          <w:sz w:val="24"/>
-          <w:szCs w:val="24"/>
-        </w:rPr>
-        <w:t xml:space="preserve">, chiar dacă </w:t>
-      </w:r>
-      <w:r>
-        <w:rPr>
-          <w:rFonts w:ascii="Arial" w:hAnsi="Arial" w:cs="Arial"/>
-          <w:sz w:val="24"/>
-          <w:szCs w:val="24"/>
-        </w:rPr>
-        <w:t>diferite dispozitive</w:t>
-      </w:r>
-      <w:r>
-        <w:rPr>
-          <w:rFonts w:ascii="Arial" w:hAnsi="Arial" w:cs="Arial"/>
-          <w:sz w:val="24"/>
-          <w:szCs w:val="24"/>
-        </w:rPr>
-        <w:t xml:space="preserve"> integrat</w:t>
-      </w:r>
-      <w:r>
-        <w:rPr>
-          <w:rFonts w:ascii="Arial" w:hAnsi="Arial" w:cs="Arial"/>
-          <w:sz w:val="24"/>
-          <w:szCs w:val="24"/>
-        </w:rPr>
-        <w:t>e utilizează</w:t>
-      </w:r>
-      <w:r>
-        <w:rPr>
-          <w:rFonts w:ascii="Arial" w:hAnsi="Arial" w:cs="Arial"/>
-          <w:sz w:val="24"/>
-          <w:szCs w:val="24"/>
-        </w:rPr>
-        <w:t xml:space="preserve"> același </w:t>
-      </w:r>
-      <w:proofErr w:type="spellStart"/>
-      <w:r>
-        <w:rPr>
-          <w:rFonts w:ascii="Arial" w:hAnsi="Arial" w:cs="Arial"/>
-          <w:sz w:val="24"/>
-          <w:szCs w:val="24"/>
-        </w:rPr>
-        <w:t>SoC</w:t>
-      </w:r>
-      <w:proofErr w:type="spellEnd"/>
-      <w:r>
-        <w:rPr>
-          <w:rFonts w:ascii="Arial" w:hAnsi="Arial" w:cs="Arial"/>
-          <w:sz w:val="24"/>
-          <w:szCs w:val="24"/>
-        </w:rPr>
-        <w:t>, în cazul de față Zynq-7000, pachetele de dezvoltare nu oferă mereu aceleași funcționalități și supr</w:t>
-      </w:r>
-      <w:r>
-        <w:rPr>
-          <w:rFonts w:ascii="Arial" w:hAnsi="Arial" w:cs="Arial"/>
-          <w:sz w:val="24"/>
-          <w:szCs w:val="24"/>
-        </w:rPr>
-        <w:t>a</w:t>
-      </w:r>
-      <w:r>
-        <w:rPr>
-          <w:rFonts w:ascii="Arial" w:hAnsi="Arial" w:cs="Arial"/>
-          <w:sz w:val="24"/>
-          <w:szCs w:val="24"/>
-        </w:rPr>
-        <w:t>fețe de interfață.</w:t>
-      </w:r>
-      <w:r>
-        <w:rPr>
-          <w:rFonts w:ascii="Arial" w:hAnsi="Arial" w:cs="Arial"/>
-          <w:sz w:val="24"/>
-          <w:szCs w:val="24"/>
-        </w:rPr>
-        <w:t xml:space="preserve"> În anumite situații nefericite, este posibil ca un kit să fie complet inutilizabil din cauza neintegrării acestuia la nivelul mediului de dezvoltare.</w:t>
-      </w:r>
     </w:p>
     <w:p>
       <w:pPr>
@@ -6500,230 +6167,103 @@
           <w:sz w:val="24"/>
           <w:szCs w:val="24"/>
         </w:rPr>
-        <w:t xml:space="preserve">Avantajul sistemului </w:t>
-      </w:r>
-      <w:proofErr w:type="spellStart"/>
-      <w:r>
-        <w:rPr>
-          <w:rFonts w:ascii="Arial" w:hAnsi="Arial" w:cs="Arial"/>
-          <w:sz w:val="24"/>
-          <w:szCs w:val="24"/>
-        </w:rPr>
-        <w:t>SoC</w:t>
-      </w:r>
-      <w:proofErr w:type="spellEnd"/>
-      <w:r>
-        <w:rPr>
-          <w:rFonts w:ascii="Arial" w:hAnsi="Arial" w:cs="Arial"/>
-          <w:sz w:val="24"/>
-          <w:szCs w:val="24"/>
-        </w:rPr>
-        <w:t xml:space="preserve"> Zynq-7000 XC7Z020 este integrarea unui sistem de procesare (</w:t>
-      </w:r>
-      <w:r>
-        <w:rPr>
-          <w:rFonts w:ascii="Arial" w:hAnsi="Arial" w:cs="Arial"/>
-          <w:i/>
-          <w:iCs/>
-          <w:sz w:val="24"/>
-          <w:szCs w:val="24"/>
-        </w:rPr>
-        <w:t xml:space="preserve">PS – </w:t>
-      </w:r>
-      <w:proofErr w:type="spellStart"/>
-      <w:r>
-        <w:rPr>
-          <w:rFonts w:ascii="Arial" w:hAnsi="Arial" w:cs="Arial"/>
-          <w:i/>
-          <w:iCs/>
-          <w:sz w:val="24"/>
-          <w:szCs w:val="24"/>
-        </w:rPr>
-        <w:t>Processing</w:t>
-      </w:r>
-      <w:proofErr w:type="spellEnd"/>
-      <w:r>
-        <w:rPr>
-          <w:rFonts w:ascii="Arial" w:hAnsi="Arial" w:cs="Arial"/>
-          <w:i/>
-          <w:iCs/>
-          <w:sz w:val="24"/>
-          <w:szCs w:val="24"/>
-        </w:rPr>
-        <w:t xml:space="preserve"> </w:t>
-      </w:r>
-      <w:proofErr w:type="spellStart"/>
-      <w:r>
-        <w:rPr>
-          <w:rFonts w:ascii="Arial" w:hAnsi="Arial" w:cs="Arial"/>
-          <w:i/>
-          <w:iCs/>
-          <w:sz w:val="24"/>
-          <w:szCs w:val="24"/>
-        </w:rPr>
-        <w:t>System</w:t>
-      </w:r>
-      <w:proofErr w:type="spellEnd"/>
-      <w:r>
-        <w:rPr>
-          <w:rFonts w:ascii="Arial" w:hAnsi="Arial" w:cs="Arial"/>
-          <w:sz w:val="24"/>
-          <w:szCs w:val="24"/>
-        </w:rPr>
-        <w:t>), reprezentat de microprocesorul ARM Cortex 9,</w:t>
-      </w:r>
-      <w:r>
-        <w:rPr>
-          <w:rFonts w:ascii="Arial" w:hAnsi="Arial" w:cs="Arial"/>
-          <w:sz w:val="24"/>
-          <w:szCs w:val="24"/>
-        </w:rPr>
-        <w:t xml:space="preserve"> împreună cu </w:t>
-      </w:r>
-      <w:r>
-        <w:rPr>
-          <w:rFonts w:ascii="Arial" w:hAnsi="Arial" w:cs="Arial"/>
-          <w:sz w:val="24"/>
-          <w:szCs w:val="24"/>
-        </w:rPr>
-        <w:t>logica programabilă (</w:t>
-      </w:r>
-      <w:r>
-        <w:rPr>
-          <w:rFonts w:ascii="Arial" w:hAnsi="Arial" w:cs="Arial"/>
-          <w:i/>
-          <w:iCs/>
-          <w:sz w:val="24"/>
-          <w:szCs w:val="24"/>
-        </w:rPr>
-        <w:t xml:space="preserve">PL – </w:t>
-      </w:r>
-      <w:proofErr w:type="spellStart"/>
-      <w:r>
-        <w:rPr>
-          <w:rFonts w:ascii="Arial" w:hAnsi="Arial" w:cs="Arial"/>
-          <w:i/>
-          <w:iCs/>
-          <w:sz w:val="24"/>
-          <w:szCs w:val="24"/>
-        </w:rPr>
-        <w:t>Programmable</w:t>
-      </w:r>
-      <w:proofErr w:type="spellEnd"/>
-      <w:r>
-        <w:rPr>
-          <w:rFonts w:ascii="Arial" w:hAnsi="Arial" w:cs="Arial"/>
-          <w:i/>
-          <w:iCs/>
-          <w:sz w:val="24"/>
-          <w:szCs w:val="24"/>
-        </w:rPr>
-        <w:t xml:space="preserve"> Logic</w:t>
-      </w:r>
-      <w:r>
-        <w:rPr>
-          <w:rFonts w:ascii="Arial" w:hAnsi="Arial" w:cs="Arial"/>
-          <w:sz w:val="24"/>
-          <w:szCs w:val="24"/>
-        </w:rPr>
-        <w:t>)</w:t>
-      </w:r>
-      <w:r>
-        <w:rPr>
-          <w:rFonts w:ascii="Arial" w:hAnsi="Arial" w:cs="Arial"/>
-          <w:sz w:val="24"/>
-          <w:szCs w:val="24"/>
-        </w:rPr>
-        <w:t>. Această arhitectură oferă posibilitatea de a asocia aplicațiile software</w:t>
-      </w:r>
-      <w:r>
-        <w:rPr>
-          <w:rFonts w:ascii="Arial" w:hAnsi="Arial" w:cs="Arial"/>
-          <w:sz w:val="24"/>
-          <w:szCs w:val="24"/>
-        </w:rPr>
-        <w:t xml:space="preserve"> </w:t>
-      </w:r>
-      <w:r>
-        <w:rPr>
-          <w:rFonts w:ascii="Arial" w:hAnsi="Arial" w:cs="Arial"/>
-          <w:sz w:val="24"/>
-          <w:szCs w:val="24"/>
-        </w:rPr>
-        <w:t xml:space="preserve">cu un controler sau dispozitiv periferic </w:t>
-      </w:r>
-      <w:r>
-        <w:rPr>
-          <w:rFonts w:ascii="Arial" w:hAnsi="Arial" w:cs="Arial"/>
-          <w:sz w:val="24"/>
-          <w:szCs w:val="24"/>
-        </w:rPr>
-        <w:lastRenderedPageBreak/>
-        <w:t>re</w:t>
-      </w:r>
-      <w:r>
-        <w:rPr>
-          <w:rFonts w:ascii="Arial" w:hAnsi="Arial" w:cs="Arial"/>
-          <w:sz w:val="24"/>
-          <w:szCs w:val="24"/>
-        </w:rPr>
-        <w:t xml:space="preserve">configurabil. De asemenea, logica programabilă poate fi utilizată </w:t>
-      </w:r>
-      <w:r>
-        <w:rPr>
-          <w:rFonts w:ascii="Arial" w:hAnsi="Arial" w:cs="Arial"/>
-          <w:sz w:val="24"/>
-          <w:szCs w:val="24"/>
-        </w:rPr>
-        <w:t xml:space="preserve">pentru </w:t>
-      </w:r>
-      <w:r>
-        <w:rPr>
-          <w:rFonts w:ascii="Arial" w:hAnsi="Arial" w:cs="Arial"/>
-          <w:sz w:val="24"/>
-          <w:szCs w:val="24"/>
-        </w:rPr>
-        <w:t>a extinde funcționalitățile hardware ale microprocesorului</w:t>
-      </w:r>
-      <w:r>
-        <w:rPr>
-          <w:rFonts w:ascii="Arial" w:hAnsi="Arial" w:cs="Arial"/>
-          <w:sz w:val="24"/>
-          <w:szCs w:val="24"/>
-        </w:rPr>
-        <w:t>.</w:t>
-      </w:r>
-      <w:r>
-        <w:rPr>
-          <w:rFonts w:ascii="Arial" w:hAnsi="Arial" w:cs="Arial"/>
-          <w:sz w:val="24"/>
-          <w:szCs w:val="24"/>
-        </w:rPr>
-        <w:t xml:space="preserve"> </w:t>
-      </w:r>
-      <w:r>
-        <w:rPr>
-          <w:rFonts w:ascii="Arial" w:hAnsi="Arial" w:cs="Arial"/>
-          <w:sz w:val="24"/>
-          <w:szCs w:val="24"/>
-        </w:rPr>
-        <w:t>În</w:t>
-      </w:r>
-      <w:r>
-        <w:rPr>
-          <w:rFonts w:ascii="Arial" w:hAnsi="Arial" w:cs="Arial"/>
-          <w:sz w:val="24"/>
-          <w:szCs w:val="24"/>
-        </w:rPr>
-        <w:t xml:space="preserve"> cazul de față,</w:t>
-      </w:r>
-      <w:r>
-        <w:rPr>
-          <w:rFonts w:ascii="Arial" w:hAnsi="Arial" w:cs="Arial"/>
-          <w:sz w:val="24"/>
-          <w:szCs w:val="24"/>
-        </w:rPr>
-        <w:t xml:space="preserve"> perimetrul logic programabil va fi utilizat pentru implementarea unui coprocesor criptografic.</w:t>
+        <w:t>Alegerea dispozitivului FPGA</w:t>
+      </w:r>
+      <w:r>
+        <w:rPr>
+          <w:rFonts w:ascii="Arial" w:hAnsi="Arial" w:cs="Arial"/>
+          <w:sz w:val="24"/>
+          <w:szCs w:val="24"/>
+        </w:rPr>
+        <w:t xml:space="preserve"> este de o importanță critică, întrucât specificațiile digitale ale sistemului integrat determină în mod direct limita de complexitate </w:t>
+      </w:r>
+      <w:r>
+        <w:rPr>
+          <w:rFonts w:ascii="Arial" w:hAnsi="Arial" w:cs="Arial"/>
+          <w:sz w:val="24"/>
+          <w:szCs w:val="24"/>
+        </w:rPr>
+        <w:t>în</w:t>
+      </w:r>
+      <w:r>
+        <w:rPr>
+          <w:rFonts w:ascii="Arial" w:hAnsi="Arial" w:cs="Arial"/>
+          <w:sz w:val="24"/>
+          <w:szCs w:val="24"/>
+        </w:rPr>
+        <w:t xml:space="preserve"> care circuitele implementate trebuie să se încadreze. </w:t>
+      </w:r>
+      <w:r>
+        <w:rPr>
+          <w:rFonts w:ascii="Arial" w:hAnsi="Arial" w:cs="Arial"/>
+          <w:sz w:val="24"/>
+          <w:szCs w:val="24"/>
+        </w:rPr>
+        <w:t>Mai mult decât atât</w:t>
+      </w:r>
+      <w:r>
+        <w:rPr>
+          <w:rFonts w:ascii="Arial" w:hAnsi="Arial" w:cs="Arial"/>
+          <w:sz w:val="24"/>
+          <w:szCs w:val="24"/>
+        </w:rPr>
+        <w:t xml:space="preserve">, chiar dacă </w:t>
+      </w:r>
+      <w:r>
+        <w:rPr>
+          <w:rFonts w:ascii="Arial" w:hAnsi="Arial" w:cs="Arial"/>
+          <w:sz w:val="24"/>
+          <w:szCs w:val="24"/>
+        </w:rPr>
+        <w:t>diferite dispozitive</w:t>
+      </w:r>
+      <w:r>
+        <w:rPr>
+          <w:rFonts w:ascii="Arial" w:hAnsi="Arial" w:cs="Arial"/>
+          <w:sz w:val="24"/>
+          <w:szCs w:val="24"/>
+        </w:rPr>
+        <w:t xml:space="preserve"> integrat</w:t>
+      </w:r>
+      <w:r>
+        <w:rPr>
+          <w:rFonts w:ascii="Arial" w:hAnsi="Arial" w:cs="Arial"/>
+          <w:sz w:val="24"/>
+          <w:szCs w:val="24"/>
+        </w:rPr>
+        <w:t>e utilizează</w:t>
+      </w:r>
+      <w:r>
+        <w:rPr>
+          <w:rFonts w:ascii="Arial" w:hAnsi="Arial" w:cs="Arial"/>
+          <w:sz w:val="24"/>
+          <w:szCs w:val="24"/>
+        </w:rPr>
+        <w:t xml:space="preserve"> același SoC, în cazul de față Zynq-7000, pachetele de dezvoltare nu oferă mereu aceleași funcționalități și supr</w:t>
+      </w:r>
+      <w:r>
+        <w:rPr>
+          <w:rFonts w:ascii="Arial" w:hAnsi="Arial" w:cs="Arial"/>
+          <w:sz w:val="24"/>
+          <w:szCs w:val="24"/>
+        </w:rPr>
+        <w:t>a</w:t>
+      </w:r>
+      <w:r>
+        <w:rPr>
+          <w:rFonts w:ascii="Arial" w:hAnsi="Arial" w:cs="Arial"/>
+          <w:sz w:val="24"/>
+          <w:szCs w:val="24"/>
+        </w:rPr>
+        <w:t>fețe de interfață.</w:t>
+      </w:r>
+      <w:r>
+        <w:rPr>
+          <w:rFonts w:ascii="Arial" w:hAnsi="Arial" w:cs="Arial"/>
+          <w:sz w:val="24"/>
+          <w:szCs w:val="24"/>
+        </w:rPr>
+        <w:t xml:space="preserve"> În anumite situații nefericite, este posibil ca un kit să fie complet inutilizabil din cauza neintegrării acestuia la nivelul mediului de dezvoltare.</w:t>
       </w:r>
     </w:p>
     <w:p>
@@ -6743,15 +6283,7 @@
           <w:sz w:val="24"/>
           <w:szCs w:val="24"/>
         </w:rPr>
-        <w:t>L</w:t>
-      </w:r>
-      <w:r>
-        <w:rPr>
-          <w:rFonts w:ascii="Arial" w:hAnsi="Arial" w:cs="Arial"/>
-          <w:sz w:val="24"/>
-          <w:szCs w:val="24"/>
-        </w:rPr>
-        <w:t>imbajul VHDL (</w:t>
+        <w:t>Avantajul sistemului SoC Zynq-7000 XC7Z020 este integrarea unui sistem de procesare (</w:t>
       </w:r>
       <w:r>
         <w:rPr>
@@ -6761,39 +6293,57 @@
           <w:sz w:val="24"/>
           <w:szCs w:val="24"/>
         </w:rPr>
-        <w:t>VHSIC HDL</w:t>
-      </w:r>
-      <w:r>
-        <w:rPr>
-          <w:rFonts w:ascii="Arial" w:hAnsi="Arial" w:cs="Arial"/>
-          <w:sz w:val="24"/>
-          <w:szCs w:val="24"/>
-        </w:rPr>
-        <w:t xml:space="preserve">) </w:t>
-      </w:r>
-      <w:r>
-        <w:rPr>
-          <w:rFonts w:ascii="Arial" w:hAnsi="Arial" w:cs="Arial"/>
-          <w:sz w:val="24"/>
-          <w:szCs w:val="24"/>
-        </w:rPr>
-        <w:t xml:space="preserve">va fi folosit </w:t>
-      </w:r>
-      <w:r>
-        <w:rPr>
-          <w:rFonts w:ascii="Arial" w:hAnsi="Arial" w:cs="Arial"/>
-          <w:sz w:val="24"/>
-          <w:szCs w:val="24"/>
-        </w:rPr>
-        <w:t>pentru realiza</w:t>
-      </w:r>
-      <w:r>
-        <w:rPr>
-          <w:rFonts w:ascii="Arial" w:hAnsi="Arial" w:cs="Arial"/>
-          <w:sz w:val="24"/>
-          <w:szCs w:val="24"/>
-        </w:rPr>
-        <w:t>rea</w:t>
+        <w:t>PS – Processing System</w:t>
+      </w:r>
+      <w:r>
+        <w:rPr>
+          <w:rFonts w:ascii="Arial" w:hAnsi="Arial" w:cs="Arial"/>
+          <w:sz w:val="24"/>
+          <w:szCs w:val="24"/>
+        </w:rPr>
+        <w:t>), reprezentat de microprocesorul ARM Cortex 9,</w:t>
+      </w:r>
+      <w:r>
+        <w:rPr>
+          <w:rFonts w:ascii="Arial" w:hAnsi="Arial" w:cs="Arial"/>
+          <w:sz w:val="24"/>
+          <w:szCs w:val="24"/>
+        </w:rPr>
+        <w:t xml:space="preserve"> împreună cu </w:t>
+      </w:r>
+      <w:r>
+        <w:rPr>
+          <w:rFonts w:ascii="Arial" w:hAnsi="Arial" w:cs="Arial"/>
+          <w:sz w:val="24"/>
+          <w:szCs w:val="24"/>
+        </w:rPr>
+        <w:t>logica programabilă (</w:t>
+      </w:r>
+      <w:r>
+        <w:rPr>
+          <w:rFonts w:ascii="Arial" w:hAnsi="Arial" w:cs="Arial"/>
+          <w:i/>
+          <w:iCs/>
+          <w:sz w:val="24"/>
+          <w:szCs w:val="24"/>
+        </w:rPr>
+        <w:t>PL – Programmable Logic</w:t>
+      </w:r>
+      <w:r>
+        <w:rPr>
+          <w:rFonts w:ascii="Arial" w:hAnsi="Arial" w:cs="Arial"/>
+          <w:sz w:val="24"/>
+          <w:szCs w:val="24"/>
+        </w:rPr>
+        <w:t>)</w:t>
+      </w:r>
+      <w:r>
+        <w:rPr>
+          <w:rFonts w:ascii="Arial" w:hAnsi="Arial" w:cs="Arial"/>
+          <w:sz w:val="24"/>
+          <w:szCs w:val="24"/>
+        </w:rPr>
+        <w:t>. Această arhitectură oferă posibilitatea de a asocia aplicațiile software</w:t>
       </w:r>
       <w:r>
         <w:rPr>
@@ -6809,73 +6359,39 @@
           <w:sz w:val="24"/>
           <w:szCs w:val="24"/>
         </w:rPr>
-        <w:t xml:space="preserve">unei </w:t>
-      </w:r>
-      <w:r>
-        <w:rPr>
-          <w:rFonts w:ascii="Arial" w:hAnsi="Arial" w:cs="Arial"/>
-          <w:sz w:val="24"/>
-          <w:szCs w:val="24"/>
-        </w:rPr>
-        <w:t xml:space="preserve">imagini </w:t>
-      </w:r>
-      <w:r>
-        <w:rPr>
-          <w:rFonts w:ascii="Arial" w:hAnsi="Arial" w:cs="Arial"/>
-          <w:sz w:val="24"/>
-          <w:szCs w:val="24"/>
-        </w:rPr>
-        <w:t>descriptiv</w:t>
-      </w:r>
-      <w:r>
-        <w:rPr>
-          <w:rFonts w:ascii="Arial" w:hAnsi="Arial" w:cs="Arial"/>
-          <w:sz w:val="24"/>
-          <w:szCs w:val="24"/>
-        </w:rPr>
-        <w:t>e</w:t>
-      </w:r>
-      <w:r>
-        <w:rPr>
-          <w:rFonts w:ascii="Arial" w:hAnsi="Arial" w:cs="Arial"/>
-          <w:sz w:val="24"/>
-          <w:szCs w:val="24"/>
-        </w:rPr>
-        <w:t xml:space="preserve"> a circuitului integrat. Mediul de dezvoltare </w:t>
-      </w:r>
-      <w:proofErr w:type="spellStart"/>
-      <w:r>
-        <w:rPr>
-          <w:rFonts w:ascii="Arial" w:hAnsi="Arial" w:cs="Arial"/>
-          <w:sz w:val="24"/>
-          <w:szCs w:val="24"/>
-        </w:rPr>
-        <w:t>Vivado</w:t>
-      </w:r>
-      <w:proofErr w:type="spellEnd"/>
-      <w:r>
-        <w:rPr>
-          <w:rFonts w:ascii="Arial" w:hAnsi="Arial" w:cs="Arial"/>
-          <w:sz w:val="24"/>
-          <w:szCs w:val="24"/>
-        </w:rPr>
-        <w:t>, împreună cu tehnologiile de analiză, sinteză și implementare asociate, va fi utilizat pentru verificarea, validarea și generarea</w:t>
-      </w:r>
-      <w:r>
-        <w:rPr>
-          <w:rFonts w:ascii="Arial" w:hAnsi="Arial" w:cs="Arial"/>
-          <w:sz w:val="24"/>
-          <w:szCs w:val="24"/>
-        </w:rPr>
-        <w:t xml:space="preserve"> c</w:t>
-      </w:r>
-      <w:r>
-        <w:rPr>
-          <w:rFonts w:ascii="Arial" w:hAnsi="Arial" w:cs="Arial"/>
-          <w:sz w:val="24"/>
-          <w:szCs w:val="24"/>
-        </w:rPr>
-        <w:t>oprocesorului criptografic</w:t>
+        <w:t xml:space="preserve">cu un controler sau dispozitiv periferic </w:t>
+      </w:r>
+      <w:r>
+        <w:rPr>
+          <w:rFonts w:ascii="Arial" w:hAnsi="Arial" w:cs="Arial"/>
+          <w:sz w:val="24"/>
+          <w:szCs w:val="24"/>
+        </w:rPr>
+        <w:t>re</w:t>
+      </w:r>
+      <w:r>
+        <w:rPr>
+          <w:rFonts w:ascii="Arial" w:hAnsi="Arial" w:cs="Arial"/>
+          <w:sz w:val="24"/>
+          <w:szCs w:val="24"/>
+        </w:rPr>
+        <w:t xml:space="preserve">configurabil. De asemenea, logica programabilă poate fi utilizată </w:t>
+      </w:r>
+      <w:r>
+        <w:rPr>
+          <w:rFonts w:ascii="Arial" w:hAnsi="Arial" w:cs="Arial"/>
+          <w:sz w:val="24"/>
+          <w:szCs w:val="24"/>
+        </w:rPr>
+        <w:t xml:space="preserve">pentru </w:t>
+      </w:r>
+      <w:r>
+        <w:rPr>
+          <w:rFonts w:ascii="Arial" w:hAnsi="Arial" w:cs="Arial"/>
+          <w:sz w:val="24"/>
+          <w:szCs w:val="24"/>
+        </w:rPr>
+        <w:t>a extinde funcționalitățile hardware ale microprocesorului</w:t>
       </w:r>
       <w:r>
         <w:rPr>
@@ -6884,6 +6400,38 @@
           <w:szCs w:val="24"/>
         </w:rPr>
         <w:t>.</w:t>
+      </w:r>
+      <w:r>
+        <w:rPr>
+          <w:rFonts w:ascii="Arial" w:hAnsi="Arial" w:cs="Arial"/>
+          <w:sz w:val="24"/>
+          <w:szCs w:val="24"/>
+        </w:rPr>
+        <w:t xml:space="preserve"> </w:t>
+      </w:r>
+      <w:r>
+        <w:rPr>
+          <w:rFonts w:ascii="Arial" w:hAnsi="Arial" w:cs="Arial"/>
+          <w:sz w:val="24"/>
+          <w:szCs w:val="24"/>
+        </w:rPr>
+        <w:t>În</w:t>
+      </w:r>
+      <w:r>
+        <w:rPr>
+          <w:rFonts w:ascii="Arial" w:hAnsi="Arial" w:cs="Arial"/>
+          <w:sz w:val="24"/>
+          <w:szCs w:val="24"/>
+        </w:rPr>
+        <w:t xml:space="preserve"> cazul de față,</w:t>
+      </w:r>
+      <w:r>
+        <w:rPr>
+          <w:rFonts w:ascii="Arial" w:hAnsi="Arial" w:cs="Arial"/>
+          <w:sz w:val="24"/>
+          <w:szCs w:val="24"/>
+        </w:rPr>
+        <w:t xml:space="preserve"> perimetrul logic programabil va fi utilizat pentru implementarea unui coprocesor criptografic.</w:t>
       </w:r>
     </w:p>
     <w:p>
@@ -6903,6 +6451,148 @@
           <w:sz w:val="24"/>
           <w:szCs w:val="24"/>
         </w:rPr>
+        <w:t>L</w:t>
+      </w:r>
+      <w:r>
+        <w:rPr>
+          <w:rFonts w:ascii="Arial" w:hAnsi="Arial" w:cs="Arial"/>
+          <w:sz w:val="24"/>
+          <w:szCs w:val="24"/>
+        </w:rPr>
+        <w:t>imbajul VHDL (</w:t>
+      </w:r>
+      <w:r>
+        <w:rPr>
+          <w:rFonts w:ascii="Arial" w:hAnsi="Arial" w:cs="Arial"/>
+          <w:i/>
+          <w:iCs/>
+          <w:sz w:val="24"/>
+          <w:szCs w:val="24"/>
+        </w:rPr>
+        <w:t>VHSIC HDL</w:t>
+      </w:r>
+      <w:r>
+        <w:rPr>
+          <w:rFonts w:ascii="Arial" w:hAnsi="Arial" w:cs="Arial"/>
+          <w:sz w:val="24"/>
+          <w:szCs w:val="24"/>
+        </w:rPr>
+        <w:t xml:space="preserve">) </w:t>
+      </w:r>
+      <w:r>
+        <w:rPr>
+          <w:rFonts w:ascii="Arial" w:hAnsi="Arial" w:cs="Arial"/>
+          <w:sz w:val="24"/>
+          <w:szCs w:val="24"/>
+        </w:rPr>
+        <w:t xml:space="preserve">va fi folosit </w:t>
+      </w:r>
+      <w:r>
+        <w:rPr>
+          <w:rFonts w:ascii="Arial" w:hAnsi="Arial" w:cs="Arial"/>
+          <w:sz w:val="24"/>
+          <w:szCs w:val="24"/>
+        </w:rPr>
+        <w:t>pentru realiza</w:t>
+      </w:r>
+      <w:r>
+        <w:rPr>
+          <w:rFonts w:ascii="Arial" w:hAnsi="Arial" w:cs="Arial"/>
+          <w:sz w:val="24"/>
+          <w:szCs w:val="24"/>
+        </w:rPr>
+        <w:t>rea</w:t>
+      </w:r>
+      <w:r>
+        <w:rPr>
+          <w:rFonts w:ascii="Arial" w:hAnsi="Arial" w:cs="Arial"/>
+          <w:sz w:val="24"/>
+          <w:szCs w:val="24"/>
+        </w:rPr>
+        <w:t xml:space="preserve"> </w:t>
+      </w:r>
+      <w:r>
+        <w:rPr>
+          <w:rFonts w:ascii="Arial" w:hAnsi="Arial" w:cs="Arial"/>
+          <w:sz w:val="24"/>
+          <w:szCs w:val="24"/>
+        </w:rPr>
+        <w:t xml:space="preserve">unei </w:t>
+      </w:r>
+      <w:r>
+        <w:rPr>
+          <w:rFonts w:ascii="Arial" w:hAnsi="Arial" w:cs="Arial"/>
+          <w:sz w:val="24"/>
+          <w:szCs w:val="24"/>
+        </w:rPr>
+        <w:t xml:space="preserve">imagini </w:t>
+      </w:r>
+      <w:r>
+        <w:rPr>
+          <w:rFonts w:ascii="Arial" w:hAnsi="Arial" w:cs="Arial"/>
+          <w:sz w:val="24"/>
+          <w:szCs w:val="24"/>
+        </w:rPr>
+        <w:t>descriptiv</w:t>
+      </w:r>
+      <w:r>
+        <w:rPr>
+          <w:rFonts w:ascii="Arial" w:hAnsi="Arial" w:cs="Arial"/>
+          <w:sz w:val="24"/>
+          <w:szCs w:val="24"/>
+        </w:rPr>
+        <w:t>e</w:t>
+      </w:r>
+      <w:r>
+        <w:rPr>
+          <w:rFonts w:ascii="Arial" w:hAnsi="Arial" w:cs="Arial"/>
+          <w:sz w:val="24"/>
+          <w:szCs w:val="24"/>
+        </w:rPr>
+        <w:t xml:space="preserve"> a circuitului integrat. Mediul de dezvoltare Vivado, împreună cu tehnologiile de analiză, sinteză și implementare asociate, va fi utilizat pentru verificarea, validarea și generarea</w:t>
+      </w:r>
+      <w:r>
+        <w:rPr>
+          <w:rFonts w:ascii="Arial" w:hAnsi="Arial" w:cs="Arial"/>
+          <w:sz w:val="24"/>
+          <w:szCs w:val="24"/>
+        </w:rPr>
+        <w:t xml:space="preserve"> c</w:t>
+      </w:r>
+      <w:r>
+        <w:rPr>
+          <w:rFonts w:ascii="Arial" w:hAnsi="Arial" w:cs="Arial"/>
+          <w:sz w:val="24"/>
+          <w:szCs w:val="24"/>
+        </w:rPr>
+        <w:t>oprocesorului criptografic</w:t>
+      </w:r>
+      <w:r>
+        <w:rPr>
+          <w:rFonts w:ascii="Arial" w:hAnsi="Arial" w:cs="Arial"/>
+          <w:sz w:val="24"/>
+          <w:szCs w:val="24"/>
+        </w:rPr>
+        <w:t>.</w:t>
+      </w:r>
+    </w:p>
+    <w:p>
+      <w:pPr>
+        <w:spacing w:line="276" w:lineRule="auto"/>
+        <w:ind w:firstLine="720"/>
+        <w:jc w:val="both"/>
+        <w:rPr>
+          <w:rFonts w:ascii="Arial" w:hAnsi="Arial" w:cs="Arial"/>
+          <w:sz w:val="24"/>
+          <w:szCs w:val="24"/>
+        </w:rPr>
+      </w:pPr>
+      <w:r>
+        <w:rPr>
+          <w:rFonts w:ascii="Arial" w:hAnsi="Arial" w:cs="Arial"/>
+          <w:sz w:val="24"/>
+          <w:szCs w:val="24"/>
+        </w:rPr>
         <w:t xml:space="preserve">Pentru a face posibilă utilizarea dispozitivului generat, acesta va fi împachetat într-o interfață AMBA AXI4-Lite. Comunicarea dintre sistemul de procesare </w:t>
       </w:r>
       <w:r>
@@ -6919,25 +6609,7 @@
           <w:sz w:val="24"/>
           <w:szCs w:val="24"/>
         </w:rPr>
-        <w:t xml:space="preserve">i logica programabila va fi efectuată prin dezvoltarea unui </w:t>
-      </w:r>
-      <w:proofErr w:type="spellStart"/>
-      <w:r>
-        <w:rPr>
-          <w:rFonts w:ascii="Arial" w:hAnsi="Arial" w:cs="Arial"/>
-          <w:sz w:val="24"/>
-          <w:szCs w:val="24"/>
-        </w:rPr>
-        <w:t>firmware</w:t>
-      </w:r>
-      <w:proofErr w:type="spellEnd"/>
-      <w:r>
-        <w:rPr>
-          <w:rFonts w:ascii="Arial" w:hAnsi="Arial" w:cs="Arial"/>
-          <w:sz w:val="24"/>
-          <w:szCs w:val="24"/>
-        </w:rPr>
-        <w:t xml:space="preserve">, </w:t>
+        <w:t xml:space="preserve">i logica programabila va fi efectuată prin dezvoltarea unui firmware, </w:t>
       </w:r>
       <w:r>
         <w:rPr>
@@ -6969,25 +6641,7 @@
           <w:sz w:val="24"/>
           <w:szCs w:val="24"/>
         </w:rPr>
-        <w:t xml:space="preserve">mediului de dezvoltare </w:t>
-      </w:r>
-      <w:proofErr w:type="spellStart"/>
-      <w:r>
-        <w:rPr>
-          <w:rFonts w:ascii="Arial" w:hAnsi="Arial" w:cs="Arial"/>
-          <w:sz w:val="24"/>
-          <w:szCs w:val="24"/>
-        </w:rPr>
-        <w:t>Vitis</w:t>
-      </w:r>
-      <w:proofErr w:type="spellEnd"/>
-      <w:r>
-        <w:rPr>
-          <w:rFonts w:ascii="Arial" w:hAnsi="Arial" w:cs="Arial"/>
-          <w:sz w:val="24"/>
-          <w:szCs w:val="24"/>
-        </w:rPr>
-        <w:t>.</w:t>
+        <w:t>mediului de dezvoltare Vitis.</w:t>
       </w:r>
     </w:p>
     <w:p>
@@ -7203,25 +6857,37 @@
           <w:sz w:val="24"/>
           <w:szCs w:val="24"/>
         </w:rPr>
-        <w:t xml:space="preserve">Implementarea algoritmului AES, la nivelul unui coprocesor criptografic, demistifică aparenta complexitate pe care operațiile hardware o pot dobândi. Ulterior, integrarea coprocesorului cu restul sistemului </w:t>
-      </w:r>
-      <w:proofErr w:type="spellStart"/>
-      <w:r>
-        <w:rPr>
-          <w:rFonts w:ascii="Arial" w:hAnsi="Arial" w:cs="Arial"/>
-          <w:sz w:val="24"/>
-          <w:szCs w:val="24"/>
-        </w:rPr>
-        <w:t>SoC</w:t>
-      </w:r>
-      <w:proofErr w:type="spellEnd"/>
-      <w:r>
-        <w:rPr>
-          <w:rFonts w:ascii="Arial" w:hAnsi="Arial" w:cs="Arial"/>
-          <w:sz w:val="24"/>
-          <w:szCs w:val="24"/>
-        </w:rPr>
-        <w:t xml:space="preserve"> Zynq-7000, prin utilizarea interfeței AXI4-Lite, duce la dezvoltarea</w:t>
+        <w:t xml:space="preserve">Implementarea algoritmului AES, la nivelul unui coprocesor criptografic, demistifică aparenta complexitate pe care operațiile hardware o pot dobândi. Ulterior, integrarea coprocesorului cu restul sistemului SoC Zynq-7000, prin utilizarea </w:t>
+      </w:r>
+    </w:p>
+    <w:p>
+      <w:pPr>
+        <w:spacing w:line="276" w:lineRule="auto"/>
+        <w:jc w:val="both"/>
+        <w:rPr>
+          <w:rFonts w:ascii="Arial" w:hAnsi="Arial" w:cs="Arial"/>
+          <w:sz w:val="24"/>
+          <w:szCs w:val="24"/>
+        </w:rPr>
+      </w:pPr>
+    </w:p>
+    <w:p>
+      <w:pPr>
+        <w:spacing w:line="276" w:lineRule="auto"/>
+        <w:jc w:val="both"/>
+        <w:rPr>
+          <w:rFonts w:ascii="Arial" w:hAnsi="Arial" w:cs="Arial"/>
+          <w:sz w:val="24"/>
+          <w:szCs w:val="24"/>
+        </w:rPr>
+      </w:pPr>
+      <w:r>
+        <w:rPr>
+          <w:rFonts w:ascii="Arial" w:hAnsi="Arial" w:cs="Arial"/>
+          <w:sz w:val="24"/>
+          <w:szCs w:val="24"/>
+        </w:rPr>
+        <w:t>interfeței AXI4-Lite, duce la dezvoltarea</w:t>
       </w:r>
       <w:r>
         <w:rPr>
@@ -7253,25 +6919,7 @@
           <w:sz w:val="24"/>
           <w:szCs w:val="24"/>
         </w:rPr>
-        <w:t xml:space="preserve">atorită faptului că proiectul prevede și dezvoltarea unui </w:t>
-      </w:r>
-      <w:proofErr w:type="spellStart"/>
-      <w:r>
-        <w:rPr>
-          <w:rFonts w:ascii="Arial" w:hAnsi="Arial" w:cs="Arial"/>
-          <w:sz w:val="24"/>
-          <w:szCs w:val="24"/>
-        </w:rPr>
-        <w:t>firmware</w:t>
-      </w:r>
-      <w:proofErr w:type="spellEnd"/>
-      <w:r>
-        <w:rPr>
-          <w:rFonts w:ascii="Arial" w:hAnsi="Arial" w:cs="Arial"/>
-          <w:sz w:val="24"/>
-          <w:szCs w:val="24"/>
-        </w:rPr>
-        <w:t xml:space="preserve"> prin care se realize</w:t>
+        <w:t>atorită faptului că proiectul prevede și dezvoltarea unui firmware prin care se realize</w:t>
       </w:r>
       <w:r>
         <w:rPr>
@@ -7355,25 +7003,7 @@
           <w:sz w:val="24"/>
           <w:szCs w:val="24"/>
         </w:rPr>
-        <w:t xml:space="preserve">operațiilor matematice în structuri logice </w:t>
-      </w:r>
-      <w:proofErr w:type="spellStart"/>
-      <w:r>
-        <w:rPr>
-          <w:rFonts w:ascii="Arial" w:hAnsi="Arial" w:cs="Arial"/>
-          <w:sz w:val="24"/>
-          <w:szCs w:val="24"/>
-        </w:rPr>
-        <w:t>combinaționale</w:t>
-      </w:r>
-      <w:proofErr w:type="spellEnd"/>
-      <w:r>
-        <w:rPr>
-          <w:rFonts w:ascii="Arial" w:hAnsi="Arial" w:cs="Arial"/>
-          <w:sz w:val="24"/>
-          <w:szCs w:val="24"/>
-        </w:rPr>
-        <w:t xml:space="preserve"> și secvențiale, este necesară validarea funcțională a nucleului criptografic.</w:t>
+        <w:t>operațiilor matematice în structuri logice combinaționale și secvențiale, este necesară validarea funcțională a nucleului criptografic.</w:t>
       </w:r>
     </w:p>
     <w:p>
@@ -7425,16 +7055,7 @@
           <w:sz w:val="24"/>
           <w:szCs w:val="24"/>
         </w:rPr>
-        <w:t xml:space="preserve"> </w:t>
-      </w:r>
-      <w:r>
-        <w:rPr>
-          <w:rFonts w:ascii="Arial" w:hAnsi="Arial" w:cs="Arial"/>
-          <w:sz w:val="24"/>
-          <w:szCs w:val="24"/>
-        </w:rPr>
-        <w:lastRenderedPageBreak/>
-        <w:t>vor fi utilizați vectorii de test puși la dispoziție de NIST (</w:t>
+        <w:t xml:space="preserve"> vor fi utilizați vectorii de test puși la dispoziție de NIST (</w:t>
       </w:r>
       <w:r>
         <w:rPr>
@@ -7444,51 +7065,7 @@
           <w:sz w:val="24"/>
           <w:szCs w:val="24"/>
         </w:rPr>
-        <w:t xml:space="preserve">National Institute of </w:t>
-      </w:r>
-      <w:proofErr w:type="spellStart"/>
-      <w:r>
-        <w:rPr>
-          <w:rFonts w:ascii="Arial" w:hAnsi="Arial" w:cs="Arial"/>
-          <w:i/>
-          <w:iCs/>
-          <w:sz w:val="24"/>
-          <w:szCs w:val="24"/>
-        </w:rPr>
-        <w:t>Standards</w:t>
-      </w:r>
-      <w:proofErr w:type="spellEnd"/>
-      <w:r>
-        <w:rPr>
-          <w:rFonts w:ascii="Arial" w:hAnsi="Arial" w:cs="Arial"/>
-          <w:i/>
-          <w:iCs/>
-          <w:sz w:val="24"/>
-          <w:szCs w:val="24"/>
-        </w:rPr>
-        <w:t xml:space="preserve"> </w:t>
-      </w:r>
-      <w:proofErr w:type="spellStart"/>
-      <w:r>
-        <w:rPr>
-          <w:rFonts w:ascii="Arial" w:hAnsi="Arial" w:cs="Arial"/>
-          <w:i/>
-          <w:iCs/>
-          <w:sz w:val="24"/>
-          <w:szCs w:val="24"/>
-        </w:rPr>
-        <w:t>and</w:t>
-      </w:r>
-      <w:proofErr w:type="spellEnd"/>
-      <w:r>
-        <w:rPr>
-          <w:rFonts w:ascii="Arial" w:hAnsi="Arial" w:cs="Arial"/>
-          <w:i/>
-          <w:iCs/>
-          <w:sz w:val="24"/>
-          <w:szCs w:val="24"/>
-        </w:rPr>
-        <w:t xml:space="preserve"> Technology</w:t>
+        <w:t>National Institute of Standards and Technology</w:t>
       </w:r>
       <w:r>
         <w:rPr>
@@ -7516,61 +7093,7 @@
           <w:sz w:val="24"/>
           <w:szCs w:val="24"/>
         </w:rPr>
-        <w:t>În urma procedeului de dezvoltare și validare, va fi analizată posibilitatea reconfigurării dinamice parțiale sau totale a coprocesorului, în baza mecanismelor DFX (</w:t>
-      </w:r>
-      <w:proofErr w:type="spellStart"/>
-      <w:r>
-        <w:rPr>
-          <w:rFonts w:ascii="Arial" w:hAnsi="Arial" w:cs="Arial"/>
-          <w:sz w:val="24"/>
-          <w:szCs w:val="24"/>
-        </w:rPr>
-        <w:t>Dynamic</w:t>
-      </w:r>
-      <w:proofErr w:type="spellEnd"/>
-      <w:r>
-        <w:rPr>
-          <w:rFonts w:ascii="Arial" w:hAnsi="Arial" w:cs="Arial"/>
-          <w:sz w:val="24"/>
-          <w:szCs w:val="24"/>
-        </w:rPr>
-        <w:t xml:space="preserve"> </w:t>
-      </w:r>
-      <w:proofErr w:type="spellStart"/>
-      <w:r>
-        <w:rPr>
-          <w:rFonts w:ascii="Arial" w:hAnsi="Arial" w:cs="Arial"/>
-          <w:sz w:val="24"/>
-          <w:szCs w:val="24"/>
-        </w:rPr>
-        <w:t>Function</w:t>
-      </w:r>
-      <w:proofErr w:type="spellEnd"/>
-      <w:r>
-        <w:rPr>
-          <w:rFonts w:ascii="Arial" w:hAnsi="Arial" w:cs="Arial"/>
-          <w:sz w:val="24"/>
-          <w:szCs w:val="24"/>
-        </w:rPr>
-        <w:t xml:space="preserve"> </w:t>
-      </w:r>
-      <w:proofErr w:type="spellStart"/>
-      <w:r>
-        <w:rPr>
-          <w:rFonts w:ascii="Arial" w:hAnsi="Arial" w:cs="Arial"/>
-          <w:sz w:val="24"/>
-          <w:szCs w:val="24"/>
-        </w:rPr>
-        <w:t>eXchange</w:t>
-      </w:r>
-      <w:proofErr w:type="spellEnd"/>
-      <w:r>
-        <w:rPr>
-          <w:rFonts w:ascii="Arial" w:hAnsi="Arial" w:cs="Arial"/>
-          <w:sz w:val="24"/>
-          <w:szCs w:val="24"/>
-        </w:rPr>
-        <w:t xml:space="preserve">) </w:t>
+        <w:t xml:space="preserve">În urma procedeului de dezvoltare și validare, va fi analizată posibilitatea reconfigurării dinamice parțiale sau totale a coprocesorului, în baza mecanismelor DFX (Dynamic Function eXchange) </w:t>
       </w:r>
       <w:r>
         <w:rPr>
@@ -7588,7 +7111,6 @@
         </w:rPr>
         <w:t>de către AMD/</w:t>
       </w:r>
-      <w:proofErr w:type="spellStart"/>
       <w:r>
         <w:rPr>
           <w:rFonts w:ascii="Arial" w:hAnsi="Arial" w:cs="Arial"/>
@@ -7597,7 +7119,6 @@
         </w:rPr>
         <w:t>Xilinx</w:t>
       </w:r>
-      <w:proofErr w:type="spellEnd"/>
       <w:r>
         <w:rPr>
           <w:rFonts w:ascii="Arial" w:hAnsi="Arial" w:cs="Arial"/>
@@ -7901,110 +7422,6 @@
     </w:p>
     <w:p>
       <w:pPr>
-        <w:spacing w:line="276" w:lineRule="auto"/>
-        <w:jc w:val="both"/>
-        <w:rPr>
-          <w:rFonts w:ascii="Arial" w:hAnsi="Arial" w:cs="Arial"/>
-          <w:b/>
-          <w:bCs/>
-          <w:sz w:val="24"/>
-          <w:szCs w:val="24"/>
-        </w:rPr>
-      </w:pPr>
-    </w:p>
-    <w:p>
-      <w:pPr>
-        <w:spacing w:line="276" w:lineRule="auto"/>
-        <w:jc w:val="both"/>
-        <w:rPr>
-          <w:rFonts w:ascii="Arial" w:hAnsi="Arial" w:cs="Arial"/>
-          <w:b/>
-          <w:bCs/>
-          <w:sz w:val="24"/>
-          <w:szCs w:val="24"/>
-        </w:rPr>
-      </w:pPr>
-    </w:p>
-    <w:p>
-      <w:pPr>
-        <w:spacing w:line="276" w:lineRule="auto"/>
-        <w:jc w:val="both"/>
-        <w:rPr>
-          <w:rFonts w:ascii="Arial" w:hAnsi="Arial" w:cs="Arial"/>
-          <w:b/>
-          <w:bCs/>
-          <w:sz w:val="24"/>
-          <w:szCs w:val="24"/>
-        </w:rPr>
-      </w:pPr>
-    </w:p>
-    <w:p>
-      <w:pPr>
-        <w:spacing w:line="276" w:lineRule="auto"/>
-        <w:jc w:val="both"/>
-        <w:rPr>
-          <w:rFonts w:ascii="Arial" w:hAnsi="Arial" w:cs="Arial"/>
-          <w:b/>
-          <w:bCs/>
-          <w:sz w:val="24"/>
-          <w:szCs w:val="24"/>
-        </w:rPr>
-      </w:pPr>
-    </w:p>
-    <w:p>
-      <w:pPr>
-        <w:spacing w:line="276" w:lineRule="auto"/>
-        <w:jc w:val="both"/>
-        <w:rPr>
-          <w:rFonts w:ascii="Arial" w:hAnsi="Arial" w:cs="Arial"/>
-          <w:b/>
-          <w:bCs/>
-          <w:sz w:val="24"/>
-          <w:szCs w:val="24"/>
-        </w:rPr>
-      </w:pPr>
-    </w:p>
-    <w:p>
-      <w:pPr>
-        <w:spacing w:line="276" w:lineRule="auto"/>
-        <w:jc w:val="both"/>
-        <w:rPr>
-          <w:rFonts w:ascii="Arial" w:hAnsi="Arial" w:cs="Arial"/>
-          <w:b/>
-          <w:bCs/>
-          <w:sz w:val="24"/>
-          <w:szCs w:val="24"/>
-        </w:rPr>
-      </w:pPr>
-    </w:p>
-    <w:p>
-      <w:pPr>
-        <w:spacing w:line="276" w:lineRule="auto"/>
-        <w:jc w:val="both"/>
-        <w:rPr>
-          <w:rFonts w:ascii="Arial" w:hAnsi="Arial" w:cs="Arial"/>
-          <w:b/>
-          <w:bCs/>
-          <w:sz w:val="24"/>
-          <w:szCs w:val="24"/>
-        </w:rPr>
-      </w:pPr>
-    </w:p>
-    <w:p>
-      <w:pPr>
-        <w:spacing w:line="276" w:lineRule="auto"/>
-        <w:jc w:val="both"/>
-        <w:rPr>
-          <w:rFonts w:ascii="Arial" w:hAnsi="Arial" w:cs="Arial"/>
-          <w:b/>
-          <w:bCs/>
-          <w:sz w:val="24"/>
-          <w:szCs w:val="24"/>
-        </w:rPr>
-      </w:pPr>
-    </w:p>
-    <w:p>
-      <w:pPr>
         <w:pStyle w:val="Heading1"/>
         <w:rPr>
           <w:rFonts w:cs="Arial"/>
@@ -8015,7 +7432,6 @@
         <w:rPr>
           <w:rFonts w:cs="Arial"/>
         </w:rPr>
-        <w:lastRenderedPageBreak/>
         <w:t>ANALIZA STADIULUI ACTUAL ÎN DOMEN</w:t>
       </w:r>
       <w:r>
@@ -8254,7 +7670,6 @@
         </w:rPr>
         <w:t xml:space="preserve">implementează o suită vastă de algoritmi. Dintre aceste librării putem aminti </w:t>
       </w:r>
-      <w:proofErr w:type="spellStart"/>
       <w:r>
         <w:rPr>
           <w:rFonts w:ascii="Arial" w:hAnsi="Arial" w:cs="Arial"/>
@@ -8265,7 +7680,6 @@
         </w:rPr>
         <w:t>OpenSSL</w:t>
       </w:r>
-      <w:proofErr w:type="spellEnd"/>
       <w:r>
         <w:rPr>
           <w:rFonts w:ascii="Arial" w:hAnsi="Arial" w:cs="Arial"/>
@@ -8604,6 +8018,28 @@
         </w:rPr>
         <w:t xml:space="preserve">din cauza faptului că </w:t>
       </w:r>
+    </w:p>
+    <w:p>
+      <w:pPr>
+        <w:spacing w:line="276" w:lineRule="auto"/>
+        <w:jc w:val="both"/>
+        <w:rPr>
+          <w:rFonts w:ascii="Arial" w:hAnsi="Arial" w:cs="Arial"/>
+          <w:sz w:val="24"/>
+          <w:szCs w:val="24"/>
+        </w:rPr>
+      </w:pPr>
+    </w:p>
+    <w:p>
+      <w:pPr>
+        <w:spacing w:line="276" w:lineRule="auto"/>
+        <w:jc w:val="both"/>
+        <w:rPr>
+          <w:rFonts w:ascii="Arial" w:hAnsi="Arial" w:cs="Arial"/>
+          <w:sz w:val="24"/>
+          <w:szCs w:val="24"/>
+        </w:rPr>
+      </w:pPr>
       <w:r>
         <w:rPr>
           <w:rFonts w:ascii="Arial" w:hAnsi="Arial" w:cs="Arial"/>
@@ -8628,9 +8064,64 @@
           <w:sz w:val="24"/>
           <w:szCs w:val="24"/>
         </w:rPr>
-        <w:t xml:space="preserve">task </w:t>
-      </w:r>
-      <w:proofErr w:type="spellStart"/>
+        <w:t>task scheduler</w:t>
+      </w:r>
+      <w:r>
+        <w:rPr>
+          <w:rFonts w:ascii="Arial" w:hAnsi="Arial" w:cs="Arial"/>
+          <w:sz w:val="24"/>
+          <w:szCs w:val="24"/>
+        </w:rPr>
+        <w:t>), operațiile criptografic</w:t>
+      </w:r>
+      <w:r>
+        <w:rPr>
+          <w:rFonts w:ascii="Arial" w:hAnsi="Arial" w:cs="Arial"/>
+          <w:sz w:val="24"/>
+          <w:szCs w:val="24"/>
+        </w:rPr>
+        <w:t>e</w:t>
+      </w:r>
+      <w:r>
+        <w:rPr>
+          <w:rFonts w:ascii="Arial" w:hAnsi="Arial" w:cs="Arial"/>
+          <w:sz w:val="24"/>
+          <w:szCs w:val="24"/>
+        </w:rPr>
+        <w:t xml:space="preserve"> sunt adesea executate într-un </w:t>
+      </w:r>
+      <w:r>
+        <w:rPr>
+          <w:rFonts w:ascii="Arial" w:hAnsi="Arial" w:cs="Arial"/>
+          <w:sz w:val="24"/>
+          <w:szCs w:val="24"/>
+        </w:rPr>
+        <w:t xml:space="preserve">mod </w:t>
+      </w:r>
+      <w:r>
+        <w:rPr>
+          <w:rFonts w:ascii="Arial" w:hAnsi="Arial" w:cs="Arial"/>
+          <w:sz w:val="24"/>
+          <w:szCs w:val="24"/>
+        </w:rPr>
+        <w:t xml:space="preserve">fragmentat, </w:t>
+      </w:r>
+      <w:r>
+        <w:rPr>
+          <w:rFonts w:ascii="Arial" w:hAnsi="Arial" w:cs="Arial"/>
+          <w:sz w:val="24"/>
+          <w:szCs w:val="24"/>
+        </w:rPr>
+        <w:t xml:space="preserve">ca urmare a </w:t>
+      </w:r>
+      <w:r>
+        <w:rPr>
+          <w:rFonts w:ascii="Arial" w:hAnsi="Arial" w:cs="Arial"/>
+          <w:sz w:val="24"/>
+          <w:szCs w:val="24"/>
+        </w:rPr>
+        <w:t>mecanismului de comutare între procese (</w:t>
+      </w:r>
       <w:r>
         <w:rPr>
           <w:rFonts w:ascii="Arial" w:hAnsi="Arial" w:cs="Arial"/>
@@ -8639,87 +8130,8 @@
           <w:sz w:val="24"/>
           <w:szCs w:val="24"/>
         </w:rPr>
-        <w:t>scheduler</w:t>
-      </w:r>
-      <w:proofErr w:type="spellEnd"/>
-      <w:r>
-        <w:rPr>
-          <w:rFonts w:ascii="Arial" w:hAnsi="Arial" w:cs="Arial"/>
-          <w:sz w:val="24"/>
-          <w:szCs w:val="24"/>
-        </w:rPr>
-        <w:t>), operațiile criptografic</w:t>
-      </w:r>
-      <w:r>
-        <w:rPr>
-          <w:rFonts w:ascii="Arial" w:hAnsi="Arial" w:cs="Arial"/>
-          <w:sz w:val="24"/>
-          <w:szCs w:val="24"/>
-        </w:rPr>
-        <w:t>e</w:t>
-      </w:r>
-      <w:r>
-        <w:rPr>
-          <w:rFonts w:ascii="Arial" w:hAnsi="Arial" w:cs="Arial"/>
-          <w:sz w:val="24"/>
-          <w:szCs w:val="24"/>
-        </w:rPr>
-        <w:t xml:space="preserve"> sunt adesea executate într-un </w:t>
-      </w:r>
-      <w:r>
-        <w:rPr>
-          <w:rFonts w:ascii="Arial" w:hAnsi="Arial" w:cs="Arial"/>
-          <w:sz w:val="24"/>
-          <w:szCs w:val="24"/>
-        </w:rPr>
-        <w:t xml:space="preserve">mod </w:t>
-      </w:r>
-      <w:r>
-        <w:rPr>
-          <w:rFonts w:ascii="Arial" w:hAnsi="Arial" w:cs="Arial"/>
-          <w:sz w:val="24"/>
-          <w:szCs w:val="24"/>
-        </w:rPr>
-        <w:t xml:space="preserve">fragmentat, </w:t>
-      </w:r>
-      <w:r>
-        <w:rPr>
-          <w:rFonts w:ascii="Arial" w:hAnsi="Arial" w:cs="Arial"/>
-          <w:sz w:val="24"/>
-          <w:szCs w:val="24"/>
-        </w:rPr>
-        <w:t xml:space="preserve">ca urmare a </w:t>
-      </w:r>
-      <w:r>
-        <w:rPr>
-          <w:rFonts w:ascii="Arial" w:hAnsi="Arial" w:cs="Arial"/>
-          <w:sz w:val="24"/>
-          <w:szCs w:val="24"/>
-        </w:rPr>
-        <w:t>mecanismului de comutare între procese (</w:t>
-      </w:r>
-      <w:r>
-        <w:rPr>
-          <w:rFonts w:ascii="Arial" w:hAnsi="Arial" w:cs="Arial"/>
-          <w:i/>
-          <w:iCs/>
-          <w:sz w:val="24"/>
-          <w:szCs w:val="24"/>
-        </w:rPr>
-        <w:t xml:space="preserve">task </w:t>
-      </w:r>
-      <w:proofErr w:type="spellStart"/>
-      <w:r>
-        <w:rPr>
-          <w:rFonts w:ascii="Arial" w:hAnsi="Arial" w:cs="Arial"/>
-          <w:i/>
-          <w:iCs/>
-          <w:sz w:val="24"/>
-          <w:szCs w:val="24"/>
-        </w:rPr>
-        <w:t>switching</w:t>
-      </w:r>
-      <w:proofErr w:type="spellEnd"/>
+        <w:t>task switching</w:t>
+      </w:r>
       <w:r>
         <w:rPr>
           <w:rFonts w:ascii="Arial" w:hAnsi="Arial" w:cs="Arial"/>
@@ -8754,7 +8166,6 @@
           <w:sz w:val="24"/>
           <w:szCs w:val="24"/>
         </w:rPr>
-        <w:lastRenderedPageBreak/>
         <w:t>În cazul sistemelor cu cerințe de ti</w:t>
       </w:r>
       <w:r>
@@ -8963,25 +8374,7 @@
           <w:sz w:val="24"/>
           <w:szCs w:val="24"/>
         </w:rPr>
-        <w:t xml:space="preserve">Dezvoltatorii acestor sisteme criptografice pot gestiona direct modul în care resursele digitale și computaționale sunt alocate. În funcție de constrângerile impuse implementării, structurile secvențiale și </w:t>
-      </w:r>
-      <w:proofErr w:type="spellStart"/>
-      <w:r>
-        <w:rPr>
-          <w:rFonts w:ascii="Arial" w:hAnsi="Arial" w:cs="Arial"/>
-          <w:sz w:val="24"/>
-          <w:szCs w:val="24"/>
-        </w:rPr>
-        <w:t>combinaționale</w:t>
-      </w:r>
-      <w:proofErr w:type="spellEnd"/>
-      <w:r>
-        <w:rPr>
-          <w:rFonts w:ascii="Arial" w:hAnsi="Arial" w:cs="Arial"/>
-          <w:sz w:val="24"/>
-          <w:szCs w:val="24"/>
-        </w:rPr>
-        <w:t xml:space="preserve"> pot fi modificate, astfel încât totalitatea cerințelor să fie îndeplinite. </w:t>
+        <w:t xml:space="preserve">Dezvoltatorii acestor sisteme criptografice pot gestiona direct modul în care resursele digitale și computaționale sunt alocate. În funcție de constrângerile impuse implementării, structurile secvențiale și combinaționale pot fi modificate, astfel încât totalitatea cerințelor să fie îndeplinite. </w:t>
       </w:r>
     </w:p>
     <w:p>
@@ -9064,7 +8457,6 @@
         </w:rPr>
         <w:t xml:space="preserve"> (</w:t>
       </w:r>
-      <w:proofErr w:type="spellStart"/>
       <w:r>
         <w:rPr>
           <w:rFonts w:ascii="Arial" w:hAnsi="Arial" w:cs="Arial"/>
@@ -9075,7 +8467,6 @@
         </w:rPr>
         <w:t>unrolled</w:t>
       </w:r>
-      <w:proofErr w:type="spellEnd"/>
       <w:r>
         <w:rPr>
           <w:rFonts w:ascii="Arial" w:hAnsi="Arial" w:cs="Arial"/>
@@ -9130,25 +8521,7 @@
           <w:sz w:val="24"/>
           <w:szCs w:val="24"/>
         </w:rPr>
-        <w:t xml:space="preserve"> tuturor rundelor AES sunt implementate într-un mod concurent prin structuri </w:t>
-      </w:r>
-      <w:proofErr w:type="spellStart"/>
-      <w:r>
-        <w:rPr>
-          <w:rFonts w:ascii="Arial" w:hAnsi="Arial" w:cs="Arial"/>
-          <w:sz w:val="24"/>
-          <w:szCs w:val="24"/>
-        </w:rPr>
-        <w:t>combinaționale</w:t>
-      </w:r>
-      <w:proofErr w:type="spellEnd"/>
-      <w:r>
-        <w:rPr>
-          <w:rFonts w:ascii="Arial" w:hAnsi="Arial" w:cs="Arial"/>
-          <w:sz w:val="24"/>
-          <w:szCs w:val="24"/>
-        </w:rPr>
-        <w:t xml:space="preserve"> distincte. Eliminarea </w:t>
+        <w:t xml:space="preserve"> tuturor rundelor AES sunt implementate într-un mod concurent prin structuri combinaționale distincte. Eliminarea </w:t>
       </w:r>
       <w:r>
         <w:rPr>
@@ -9250,7 +8623,6 @@
         </w:rPr>
         <w:t xml:space="preserve">O extensie a acestei abordări este reprezentată de arhitecturile de tip </w:t>
       </w:r>
-      <w:proofErr w:type="spellStart"/>
       <w:r>
         <w:rPr>
           <w:rFonts w:ascii="Arial" w:hAnsi="Arial" w:cs="Arial"/>
@@ -9261,7 +8633,6 @@
         </w:rPr>
         <w:t>pipeline</w:t>
       </w:r>
-      <w:proofErr w:type="spellEnd"/>
       <w:r>
         <w:rPr>
           <w:rFonts w:ascii="Arial" w:hAnsi="Arial" w:cs="Arial"/>
@@ -9340,25 +8711,7 @@
           <w:sz w:val="24"/>
           <w:szCs w:val="24"/>
         </w:rPr>
-        <w:t xml:space="preserve"> de timp necesară procesării tuturor rundelor. Arhitectura </w:t>
-      </w:r>
-      <w:proofErr w:type="spellStart"/>
-      <w:r>
-        <w:rPr>
-          <w:rFonts w:ascii="Arial" w:hAnsi="Arial" w:cs="Arial"/>
-          <w:sz w:val="24"/>
-          <w:szCs w:val="24"/>
-        </w:rPr>
-        <w:t>pipeline</w:t>
-      </w:r>
-      <w:proofErr w:type="spellEnd"/>
-      <w:r>
-        <w:rPr>
-          <w:rFonts w:ascii="Arial" w:hAnsi="Arial" w:cs="Arial"/>
-          <w:sz w:val="24"/>
-          <w:szCs w:val="24"/>
-        </w:rPr>
-        <w:t xml:space="preserve"> procesează primul bloc al unui mesaj într-o perioad</w:t>
+        <w:t xml:space="preserve"> de timp necesară procesării tuturor rundelor. Arhitectura pipeline procesează primul bloc al unui mesaj într-o perioad</w:t>
       </w:r>
       <w:r>
         <w:rPr>
@@ -9438,25 +8791,7 @@
           <w:sz w:val="24"/>
           <w:szCs w:val="24"/>
         </w:rPr>
-        <w:t xml:space="preserve"> </w:t>
-      </w:r>
-      <w:proofErr w:type="spellStart"/>
-      <w:r>
-        <w:rPr>
-          <w:rFonts w:ascii="Arial" w:hAnsi="Arial" w:cs="Arial"/>
-          <w:sz w:val="24"/>
-          <w:szCs w:val="24"/>
-        </w:rPr>
-        <w:t>pipeline-ul</w:t>
-      </w:r>
-      <w:proofErr w:type="spellEnd"/>
-      <w:r>
-        <w:rPr>
-          <w:rFonts w:ascii="Arial" w:hAnsi="Arial" w:cs="Arial"/>
-          <w:sz w:val="24"/>
-          <w:szCs w:val="24"/>
-        </w:rPr>
-        <w:t xml:space="preserve"> se umple, acesta poate ajunge să furnizeze un bloc criptat la fiecare ciclu de tact.</w:t>
+        <w:t xml:space="preserve"> pipeline-ul se umple, acesta poate ajunge să furnizeze un bloc criptat la fiecare ciclu de tact.</w:t>
       </w:r>
     </w:p>
     <w:p>
@@ -9470,6 +8805,18 @@
           <w:szCs w:val="24"/>
         </w:rPr>
       </w:pPr>
+    </w:p>
+    <w:p>
+      <w:pPr>
+        <w:spacing w:line="276" w:lineRule="auto"/>
+        <w:ind w:firstLine="432"/>
+        <w:jc w:val="both"/>
+        <w:rPr>
+          <w:rFonts w:ascii="Arial" w:hAnsi="Arial" w:cs="Arial"/>
+          <w:sz w:val="24"/>
+          <w:szCs w:val="24"/>
+        </w:rPr>
+      </w:pPr>
       <w:r>
         <w:rPr>
           <w:rFonts w:ascii="Arial" w:hAnsi="Arial" w:cs="Arial"/>
@@ -9524,25 +8871,7 @@
           <w:sz w:val="24"/>
           <w:szCs w:val="24"/>
         </w:rPr>
-        <w:t xml:space="preserve"> O arhitectură iterativă favorizează economisirea resurselor, în timp ce o implementare </w:t>
-      </w:r>
-      <w:proofErr w:type="spellStart"/>
-      <w:r>
-        <w:rPr>
-          <w:rFonts w:ascii="Arial" w:hAnsi="Arial" w:cs="Arial"/>
-          <w:sz w:val="24"/>
-          <w:szCs w:val="24"/>
-        </w:rPr>
-        <w:t>pipeline</w:t>
-      </w:r>
-      <w:proofErr w:type="spellEnd"/>
-      <w:r>
-        <w:rPr>
-          <w:rFonts w:ascii="Arial" w:hAnsi="Arial" w:cs="Arial"/>
-          <w:sz w:val="24"/>
-          <w:szCs w:val="24"/>
-        </w:rPr>
-        <w:t xml:space="preserve"> favorize</w:t>
+        <w:t xml:space="preserve"> O arhitectură iterativă favorizează economisirea resurselor, în timp ce o implementare pipeline favorize</w:t>
       </w:r>
       <w:r>
         <w:rPr>
@@ -9582,7 +8911,6 @@
         <w:rPr>
           <w:rFonts w:cs="Arial"/>
         </w:rPr>
-        <w:lastRenderedPageBreak/>
         <w:t>SISTEME</w:t>
       </w:r>
       <w:r>
@@ -9633,25 +8961,7 @@
           <w:sz w:val="24"/>
           <w:szCs w:val="24"/>
         </w:rPr>
-        <w:t xml:space="preserve">Sistemele </w:t>
-      </w:r>
-      <w:proofErr w:type="spellStart"/>
-      <w:r>
-        <w:rPr>
-          <w:rFonts w:ascii="Arial" w:hAnsi="Arial" w:cs="Arial"/>
-          <w:sz w:val="24"/>
-          <w:szCs w:val="24"/>
-        </w:rPr>
-        <w:t>SoC</w:t>
-      </w:r>
-      <w:proofErr w:type="spellEnd"/>
-      <w:r>
-        <w:rPr>
-          <w:rFonts w:ascii="Arial" w:hAnsi="Arial" w:cs="Arial"/>
-          <w:sz w:val="24"/>
-          <w:szCs w:val="24"/>
-        </w:rPr>
-        <w:t xml:space="preserve"> FPGA combină într-un singur dispozitiv un sistem de procesare convențional cu o regiune de logică programabilă. O astfel de arhitectură permite asocierea flexibilității software-ului cu posibilitatea implementării unor acceleratoare hardware dedicate. Procesorul poate gestiona operațiile generale ale sistemului, în timp ce logica programabilă este utilizată pentru executarea funcțiilor care beneficiază de paralelism și specializare hardware.</w:t>
+        <w:t>Sistemele SoC FPGA combină într-un singur dispozitiv un sistem de procesare convențional cu o regiune de logică programabilă. O astfel de arhitectură permite asocierea flexibilității software-ului cu posibilitatea implementării unor acceleratoare hardware dedicate. Procesorul poate gestiona operațiile generale ale sistemului, în timp ce logica programabilă este utilizată pentru executarea funcțiilor care beneficiază de paralelism și specializare hardware.</w:t>
       </w:r>
     </w:p>
     <w:p>
@@ -9769,25 +9079,7 @@
           <w:sz w:val="24"/>
           <w:szCs w:val="24"/>
         </w:rPr>
-        <w:t xml:space="preserve">lucrări este bazată pe implementarea unui coprocesor criptografic AES-128 cu arhitectură iterativă. Alegerea acestei arhitecturi are la bază mai multe considerente. În primul rând, un circuit digital iterativ utilizează, în general, un volum mai redus de resurse comparativ cu variantele desfășurate sau de tip </w:t>
-      </w:r>
-      <w:proofErr w:type="spellStart"/>
-      <w:r>
-        <w:rPr>
-          <w:rFonts w:ascii="Arial" w:hAnsi="Arial" w:cs="Arial"/>
-          <w:sz w:val="24"/>
-          <w:szCs w:val="24"/>
-        </w:rPr>
-        <w:t>pipeline</w:t>
-      </w:r>
-      <w:proofErr w:type="spellEnd"/>
-      <w:r>
-        <w:rPr>
-          <w:rFonts w:ascii="Arial" w:hAnsi="Arial" w:cs="Arial"/>
-          <w:sz w:val="24"/>
-          <w:szCs w:val="24"/>
-        </w:rPr>
-        <w:t>. Reducerea complexității structurii logice facilitează atât procesul de proiectare, cât și etapele de verificare și validare.</w:t>
+        <w:t>lucrări este bazată pe implementarea unui coprocesor criptografic AES-128 cu arhitectură iterativă. Alegerea acestei arhitecturi are la bază mai multe considerente. În primul rând, un circuit digital iterativ utilizează, în general, un volum mai redus de resurse comparativ cu variantele desfășurate sau de tip pipeline. Reducerea complexității structurii logice facilitează atât procesul de proiectare, cât și etapele de verificare și validare.</w:t>
       </w:r>
     </w:p>
     <w:p>
@@ -9807,7 +9099,37 @@
           <w:sz w:val="24"/>
           <w:szCs w:val="24"/>
         </w:rPr>
-        <w:t>În plus, chiar dacă organizarea arhitecturală diferă, operațiile fundamentale ale algoritmului AES rămân aceleași pentru toate cele trei tipuri de implementare. Din acest motiv, arhitectura iterativă reprezintă un punct de plecare adecvat pentru înțelegerea transformării primitivei criptografice într-o structură hardware.</w:t>
+        <w:t xml:space="preserve">În plus, chiar dacă organizarea arhitecturală diferă, operațiile fundamentale ale algoritmului AES rămân aceleași pentru toate cele trei tipuri de implementare. Din acest </w:t>
+      </w:r>
+    </w:p>
+    <w:p>
+      <w:pPr>
+        <w:spacing w:line="276" w:lineRule="auto"/>
+        <w:jc w:val="both"/>
+        <w:rPr>
+          <w:rFonts w:ascii="Arial" w:hAnsi="Arial" w:cs="Arial"/>
+          <w:sz w:val="24"/>
+          <w:szCs w:val="24"/>
+        </w:rPr>
+      </w:pPr>
+    </w:p>
+    <w:p>
+      <w:pPr>
+        <w:spacing w:line="276" w:lineRule="auto"/>
+        <w:jc w:val="both"/>
+        <w:rPr>
+          <w:rFonts w:ascii="Arial" w:hAnsi="Arial" w:cs="Arial"/>
+          <w:sz w:val="24"/>
+          <w:szCs w:val="24"/>
+        </w:rPr>
+      </w:pPr>
+      <w:r>
+        <w:rPr>
+          <w:rFonts w:ascii="Arial" w:hAnsi="Arial" w:cs="Arial"/>
+          <w:sz w:val="24"/>
+          <w:szCs w:val="24"/>
+        </w:rPr>
+        <w:t>motiv, arhitectura iterativă reprezintă un punct de plecare adecvat pentru înțelegerea transformării primitivei criptografice într-o structură hardware.</w:t>
       </w:r>
     </w:p>
     <w:p>
@@ -9827,18 +9149,8 @@
           <w:sz w:val="24"/>
           <w:szCs w:val="24"/>
         </w:rPr>
-        <w:t xml:space="preserve">În al doilea rând, o astfel de arhitectură oferă un reper util pentru analizarea unor direcții viitoare de optimizare. Rezultatele obținute în ceea ce privește utilizarea resurselor, latența și debitul de procesare pot fi comparate ulterior cu cele ale unor implementări desfășurate sau de tip </w:t>
-      </w:r>
-      <w:proofErr w:type="spellStart"/>
-      <w:r>
-        <w:rPr>
-          <w:rFonts w:ascii="Arial" w:hAnsi="Arial" w:cs="Arial"/>
-          <w:sz w:val="24"/>
-          <w:szCs w:val="24"/>
-        </w:rPr>
-        <w:t>pipeline</w:t>
-      </w:r>
-      <w:proofErr w:type="spellEnd"/>
+        <w:t>În al doilea rând, o astfel de arhitectură oferă un reper util pentru analizarea unor direcții viitoare de optimizare. Rezultatele obținute în ceea ce privește utilizarea resurselor, latența și debitul de procesare pot fi comparate ulterior cu cele ale unor implementări desfășurate sau de tip pipeline</w:t>
+      </w:r>
       <w:r>
         <w:rPr>
           <w:rFonts w:ascii="Arial" w:hAnsi="Arial" w:cs="Arial"/>
@@ -9847,59 +9159,6 @@
         </w:rPr>
         <w:t>.</w:t>
       </w:r>
-    </w:p>
-    <w:p>
-      <w:pPr>
-        <w:pStyle w:val="Heading1"/>
-        <w:rPr>
-          <w:rFonts w:cs="Arial"/>
-        </w:rPr>
-      </w:pPr>
-      <w:bookmarkStart w:id="11" w:name="_Toc238572849"/>
-      <w:r>
-        <w:rPr>
-          <w:rFonts w:cs="Arial"/>
-        </w:rPr>
-        <w:lastRenderedPageBreak/>
-        <w:t>FUNDAMENTE CRIPTOGRAFICE ȘI ALGORITMUL AES</w:t>
-      </w:r>
-      <w:bookmarkEnd w:id="11"/>
-    </w:p>
-    <w:p>
-      <w:pPr>
-        <w:jc w:val="both"/>
-        <w:rPr>
-          <w:rFonts w:ascii="Arial" w:hAnsi="Arial" w:cs="Arial"/>
-        </w:rPr>
-      </w:pPr>
-    </w:p>
-    <w:p>
-      <w:pPr>
-        <w:pStyle w:val="Heading2"/>
-        <w:jc w:val="both"/>
-        <w:rPr>
-          <w:rFonts w:cs="Arial"/>
-        </w:rPr>
-      </w:pPr>
-      <w:bookmarkStart w:id="12" w:name="_Toc238572850"/>
-      <w:r>
-        <w:rPr>
-          <w:rFonts w:cs="Arial"/>
-        </w:rPr>
-        <w:t>NOȚIUNI FUNDAMENTALE DE CRIPTOGRAFIE</w:t>
-      </w:r>
-      <w:bookmarkEnd w:id="12"/>
-    </w:p>
-    <w:p>
-      <w:pPr>
-        <w:spacing w:line="276" w:lineRule="auto"/>
-        <w:jc w:val="both"/>
-        <w:rPr>
-          <w:rFonts w:ascii="Arial" w:hAnsi="Arial" w:cs="Arial"/>
-          <w:sz w:val="24"/>
-          <w:szCs w:val="24"/>
-        </w:rPr>
-      </w:pPr>
     </w:p>
     <w:p>
       <w:pPr>
@@ -9912,158 +9171,6 @@
           <w:szCs w:val="24"/>
         </w:rPr>
       </w:pPr>
-      <w:r>
-        <w:rPr>
-          <w:rFonts w:ascii="Arial" w:hAnsi="Arial" w:cs="Arial"/>
-          <w:sz w:val="24"/>
-          <w:szCs w:val="24"/>
-        </w:rPr>
-        <w:t>Criptologia este o disciplin</w:t>
-      </w:r>
-      <w:r>
-        <w:rPr>
-          <w:rFonts w:ascii="Arial" w:hAnsi="Arial" w:cs="Arial"/>
-          <w:sz w:val="24"/>
-          <w:szCs w:val="24"/>
-        </w:rPr>
-        <w:t xml:space="preserve">ă fascinantă care se află la intersecția matematicii, ingineriei </w:t>
-      </w:r>
-      <w:r>
-        <w:rPr>
-          <w:rFonts w:ascii="Arial" w:hAnsi="Arial" w:cs="Arial"/>
-          <w:sz w:val="24"/>
-          <w:szCs w:val="24"/>
-        </w:rPr>
-        <w:t>electronice</w:t>
-      </w:r>
-      <w:r>
-        <w:rPr>
-          <w:rFonts w:ascii="Arial" w:hAnsi="Arial" w:cs="Arial"/>
-          <w:sz w:val="24"/>
-          <w:szCs w:val="24"/>
-        </w:rPr>
-        <w:t xml:space="preserve"> și a tehnologiei informației. În perioada premergătoare anilor 1970, aplicațiile criptografice erau aproape exclusiv limitate la sistemele critice militare sau guvernamentale</w:t>
-      </w:r>
-      <w:r>
-        <w:rPr>
-          <w:rFonts w:ascii="Arial" w:hAnsi="Arial" w:cs="Arial"/>
-          <w:sz w:val="24"/>
-          <w:szCs w:val="24"/>
-        </w:rPr>
-        <w:t xml:space="preserve"> </w:t>
-      </w:r>
-      <w:r>
-        <w:rPr>
-          <w:rFonts w:ascii="Arial" w:hAnsi="Arial" w:cs="Arial"/>
-          <w:sz w:val="24"/>
-          <w:szCs w:val="24"/>
-        </w:rPr>
-        <w:t>[7]</w:t>
-      </w:r>
-      <w:r>
-        <w:rPr>
-          <w:rFonts w:ascii="Arial" w:hAnsi="Arial" w:cs="Arial"/>
-          <w:sz w:val="24"/>
-          <w:szCs w:val="24"/>
-        </w:rPr>
-        <w:t xml:space="preserve">. Însă, odată cu răspândirea tehnologiilor digitale și, drept </w:t>
-      </w:r>
-      <w:r>
-        <w:rPr>
-          <w:rFonts w:ascii="Arial" w:hAnsi="Arial" w:cs="Arial"/>
-          <w:sz w:val="24"/>
-          <w:szCs w:val="24"/>
-        </w:rPr>
-        <w:t>urmare</w:t>
-      </w:r>
-      <w:r>
-        <w:rPr>
-          <w:rFonts w:ascii="Arial" w:hAnsi="Arial" w:cs="Arial"/>
-          <w:sz w:val="24"/>
-          <w:szCs w:val="24"/>
-        </w:rPr>
-        <w:t>, a mijloacelor de acces la informație, criptografia a început să fie</w:t>
-      </w:r>
-      <w:r>
-        <w:rPr>
-          <w:rFonts w:ascii="Arial" w:hAnsi="Arial" w:cs="Arial"/>
-          <w:sz w:val="24"/>
-          <w:szCs w:val="24"/>
-        </w:rPr>
-        <w:t xml:space="preserve"> </w:t>
-      </w:r>
-      <w:r>
-        <w:rPr>
-          <w:rFonts w:ascii="Arial" w:hAnsi="Arial" w:cs="Arial"/>
-          <w:sz w:val="24"/>
-          <w:szCs w:val="24"/>
-        </w:rPr>
-        <w:t xml:space="preserve">integrată </w:t>
-      </w:r>
-      <w:r>
-        <w:rPr>
-          <w:rFonts w:ascii="Arial" w:hAnsi="Arial" w:cs="Arial"/>
-          <w:sz w:val="24"/>
-          <w:szCs w:val="24"/>
-        </w:rPr>
-        <w:t xml:space="preserve">treptat </w:t>
-      </w:r>
-      <w:r>
-        <w:rPr>
-          <w:rFonts w:ascii="Arial" w:hAnsi="Arial" w:cs="Arial"/>
-          <w:sz w:val="24"/>
-          <w:szCs w:val="24"/>
-        </w:rPr>
-        <w:t xml:space="preserve">în </w:t>
-      </w:r>
-      <w:r>
-        <w:rPr>
-          <w:rFonts w:ascii="Arial" w:hAnsi="Arial" w:cs="Arial"/>
-          <w:sz w:val="24"/>
-          <w:szCs w:val="24"/>
-        </w:rPr>
-        <w:t>numeroas</w:t>
-      </w:r>
-      <w:r>
-        <w:rPr>
-          <w:rFonts w:ascii="Arial" w:hAnsi="Arial" w:cs="Arial"/>
-          <w:sz w:val="24"/>
-          <w:szCs w:val="24"/>
-        </w:rPr>
-        <w:t>e</w:t>
-      </w:r>
-      <w:r>
-        <w:rPr>
-          <w:rFonts w:ascii="Arial" w:hAnsi="Arial" w:cs="Arial"/>
-          <w:sz w:val="24"/>
-          <w:szCs w:val="24"/>
-        </w:rPr>
-        <w:t xml:space="preserve"> </w:t>
-      </w:r>
-      <w:r>
-        <w:rPr>
-          <w:rFonts w:ascii="Arial" w:hAnsi="Arial" w:cs="Arial"/>
-          <w:sz w:val="24"/>
-          <w:szCs w:val="24"/>
-        </w:rPr>
-        <w:t>aspecte</w:t>
-      </w:r>
-      <w:r>
-        <w:rPr>
-          <w:rFonts w:ascii="Arial" w:hAnsi="Arial" w:cs="Arial"/>
-          <w:sz w:val="24"/>
-          <w:szCs w:val="24"/>
-        </w:rPr>
-        <w:t xml:space="preserve"> ale</w:t>
-      </w:r>
-      <w:r>
-        <w:rPr>
-          <w:rFonts w:ascii="Arial" w:hAnsi="Arial" w:cs="Arial"/>
-          <w:sz w:val="24"/>
-          <w:szCs w:val="24"/>
-        </w:rPr>
-        <w:t xml:space="preserve"> vieții cotidiene. </w:t>
-      </w:r>
     </w:p>
     <w:p>
       <w:pPr>
@@ -10076,140 +9183,6 @@
           <w:szCs w:val="24"/>
         </w:rPr>
       </w:pPr>
-      <w:r>
-        <w:rPr>
-          <w:rFonts w:ascii="Arial" w:hAnsi="Arial" w:cs="Arial"/>
-          <w:sz w:val="24"/>
-          <w:szCs w:val="24"/>
-        </w:rPr>
-        <w:t xml:space="preserve">Ramificațiile </w:t>
-      </w:r>
-      <w:r>
-        <w:rPr>
-          <w:rFonts w:ascii="Arial" w:hAnsi="Arial" w:cs="Arial"/>
-          <w:sz w:val="24"/>
-          <w:szCs w:val="24"/>
-        </w:rPr>
-        <w:t xml:space="preserve">criptologiei, </w:t>
-      </w:r>
-      <w:r>
-        <w:rPr>
-          <w:rFonts w:ascii="Arial" w:hAnsi="Arial" w:cs="Arial"/>
-          <w:sz w:val="24"/>
-          <w:szCs w:val="24"/>
-        </w:rPr>
-        <w:t>fără</w:t>
-      </w:r>
-      <w:r>
-        <w:rPr>
-          <w:rFonts w:ascii="Arial" w:hAnsi="Arial" w:cs="Arial"/>
-          <w:sz w:val="24"/>
-          <w:szCs w:val="24"/>
-        </w:rPr>
-        <w:t xml:space="preserve"> </w:t>
-      </w:r>
-      <w:r>
-        <w:rPr>
-          <w:rFonts w:ascii="Arial" w:hAnsi="Arial" w:cs="Arial"/>
-          <w:sz w:val="24"/>
-          <w:szCs w:val="24"/>
-        </w:rPr>
-        <w:t>o analiză a</w:t>
-      </w:r>
-      <w:r>
-        <w:rPr>
-          <w:rFonts w:ascii="Arial" w:hAnsi="Arial" w:cs="Arial"/>
-          <w:sz w:val="24"/>
-          <w:szCs w:val="24"/>
-        </w:rPr>
-        <w:t xml:space="preserve"> infrastructurii digitale contemporane, nu sunt imediat evidente.</w:t>
-      </w:r>
-      <w:r>
-        <w:rPr>
-          <w:rFonts w:ascii="Arial" w:hAnsi="Arial" w:cs="Arial"/>
-          <w:sz w:val="24"/>
-          <w:szCs w:val="24"/>
-        </w:rPr>
-        <w:t xml:space="preserve"> </w:t>
-      </w:r>
-      <w:r>
-        <w:rPr>
-          <w:rFonts w:ascii="Arial" w:hAnsi="Arial" w:cs="Arial"/>
-          <w:sz w:val="24"/>
-          <w:szCs w:val="24"/>
-        </w:rPr>
-        <w:t xml:space="preserve">În </w:t>
-      </w:r>
-      <w:r>
-        <w:rPr>
-          <w:rFonts w:ascii="Arial" w:hAnsi="Arial" w:cs="Arial"/>
-          <w:sz w:val="24"/>
-          <w:szCs w:val="24"/>
-        </w:rPr>
-        <w:t xml:space="preserve">lipsa standardelor adecvate în baza cărora să se poată asigura </w:t>
-      </w:r>
-      <w:r>
-        <w:rPr>
-          <w:rFonts w:ascii="Arial" w:hAnsi="Arial" w:cs="Arial"/>
-          <w:i/>
-          <w:iCs/>
-          <w:sz w:val="24"/>
-          <w:szCs w:val="24"/>
-        </w:rPr>
-        <w:t>confidențialitatea</w:t>
-      </w:r>
-      <w:r>
-        <w:rPr>
-          <w:rFonts w:ascii="Arial" w:hAnsi="Arial" w:cs="Arial"/>
-          <w:sz w:val="24"/>
-          <w:szCs w:val="24"/>
-        </w:rPr>
-        <w:t xml:space="preserve">, </w:t>
-      </w:r>
-      <w:r>
-        <w:rPr>
-          <w:rFonts w:ascii="Arial" w:hAnsi="Arial" w:cs="Arial"/>
-          <w:i/>
-          <w:iCs/>
-          <w:sz w:val="24"/>
-          <w:szCs w:val="24"/>
-        </w:rPr>
-        <w:t xml:space="preserve">integritatea </w:t>
-      </w:r>
-      <w:r>
-        <w:rPr>
-          <w:rFonts w:ascii="Arial" w:hAnsi="Arial" w:cs="Arial"/>
-          <w:sz w:val="24"/>
-          <w:szCs w:val="24"/>
-        </w:rPr>
-        <w:t xml:space="preserve">și </w:t>
-      </w:r>
-      <w:r>
-        <w:rPr>
-          <w:rFonts w:ascii="Arial" w:hAnsi="Arial" w:cs="Arial"/>
-          <w:i/>
-          <w:iCs/>
-          <w:sz w:val="24"/>
-          <w:szCs w:val="24"/>
-        </w:rPr>
-        <w:t xml:space="preserve">autenticitatea </w:t>
-      </w:r>
-      <w:r>
-        <w:rPr>
-          <w:rFonts w:ascii="Arial" w:hAnsi="Arial" w:cs="Arial"/>
-          <w:sz w:val="24"/>
-          <w:szCs w:val="24"/>
-        </w:rPr>
-        <w:t>datelor, transferul vast de informație care constituie cadrul suport al lumii digitale nu ar fi posibil.</w:t>
-      </w:r>
-      <w:r>
-        <w:rPr>
-          <w:rFonts w:ascii="Arial" w:hAnsi="Arial" w:cs="Arial"/>
-          <w:sz w:val="24"/>
-          <w:szCs w:val="24"/>
-        </w:rPr>
-        <w:t xml:space="preserve"> Aceste standarde sunt dezvoltate ținând cont de cerințele de securitate și capabilitățile computaționale ale sistemelor reale. </w:t>
-      </w:r>
     </w:p>
     <w:p>
       <w:pPr>
@@ -10222,96 +9195,6 @@
           <w:szCs w:val="24"/>
         </w:rPr>
       </w:pPr>
-      <w:r>
-        <w:rPr>
-          <w:rFonts w:ascii="Arial" w:hAnsi="Arial" w:cs="Arial"/>
-          <w:sz w:val="24"/>
-          <w:szCs w:val="24"/>
-        </w:rPr>
-        <w:t xml:space="preserve">La </w:t>
-      </w:r>
-      <w:r>
-        <w:rPr>
-          <w:rFonts w:ascii="Arial" w:hAnsi="Arial" w:cs="Arial"/>
-          <w:sz w:val="24"/>
-          <w:szCs w:val="24"/>
-        </w:rPr>
-        <w:t xml:space="preserve">un </w:t>
-      </w:r>
-      <w:r>
-        <w:rPr>
-          <w:rFonts w:ascii="Arial" w:hAnsi="Arial" w:cs="Arial"/>
-          <w:sz w:val="24"/>
-          <w:szCs w:val="24"/>
-        </w:rPr>
-        <w:t xml:space="preserve">nivel fundamental, </w:t>
-      </w:r>
-      <w:r>
-        <w:rPr>
-          <w:rFonts w:ascii="Arial" w:hAnsi="Arial" w:cs="Arial"/>
-          <w:sz w:val="24"/>
-          <w:szCs w:val="24"/>
-        </w:rPr>
-        <w:t>numeroase</w:t>
-      </w:r>
-      <w:r>
-        <w:rPr>
-          <w:rFonts w:ascii="Arial" w:hAnsi="Arial" w:cs="Arial"/>
-          <w:sz w:val="24"/>
-          <w:szCs w:val="24"/>
-        </w:rPr>
-        <w:t xml:space="preserve"> </w:t>
-      </w:r>
-      <w:r>
-        <w:rPr>
-          <w:rFonts w:ascii="Arial" w:hAnsi="Arial" w:cs="Arial"/>
-          <w:sz w:val="24"/>
-          <w:szCs w:val="24"/>
-        </w:rPr>
-        <w:t>operații</w:t>
-      </w:r>
-      <w:r>
-        <w:rPr>
-          <w:rFonts w:ascii="Arial" w:hAnsi="Arial" w:cs="Arial"/>
-          <w:sz w:val="24"/>
-          <w:szCs w:val="24"/>
-        </w:rPr>
-        <w:t xml:space="preserve"> </w:t>
-      </w:r>
-      <w:r>
-        <w:rPr>
-          <w:rFonts w:ascii="Arial" w:hAnsi="Arial" w:cs="Arial"/>
-          <w:sz w:val="24"/>
-          <w:szCs w:val="24"/>
-        </w:rPr>
-        <w:t xml:space="preserve">criptografice urmăresc prelucrarea unui mesaj prin utilizarea unui secret cunoscut doar de interlocutori. </w:t>
-      </w:r>
-      <w:r>
-        <w:rPr>
-          <w:rFonts w:ascii="Arial" w:hAnsi="Arial" w:cs="Arial"/>
-          <w:sz w:val="24"/>
-          <w:szCs w:val="24"/>
-        </w:rPr>
-        <w:t xml:space="preserve">Termenul de </w:t>
-      </w:r>
-      <w:r>
-        <w:rPr>
-          <w:rFonts w:ascii="Arial" w:hAnsi="Arial" w:cs="Arial"/>
-          <w:i/>
-          <w:iCs/>
-          <w:sz w:val="24"/>
-          <w:szCs w:val="24"/>
-        </w:rPr>
-        <w:t xml:space="preserve">cheie criptografică </w:t>
-      </w:r>
-      <w:r>
-        <w:rPr>
-          <w:rFonts w:ascii="Arial" w:hAnsi="Arial" w:cs="Arial"/>
-          <w:sz w:val="24"/>
-          <w:szCs w:val="24"/>
-        </w:rPr>
-        <w:t>este folosit pentru a face referire la un astfel de secret.</w:t>
-      </w:r>
     </w:p>
     <w:p>
       <w:pPr>
@@ -10324,46 +9207,6 @@
           <w:szCs w:val="24"/>
         </w:rPr>
       </w:pPr>
-      <w:r>
-        <w:rPr>
-          <w:rFonts w:ascii="Arial" w:hAnsi="Arial" w:cs="Arial"/>
-          <w:sz w:val="24"/>
-          <w:szCs w:val="24"/>
-        </w:rPr>
-        <w:t xml:space="preserve"> În</w:t>
-      </w:r>
-      <w:r>
-        <w:rPr>
-          <w:rFonts w:ascii="Arial" w:hAnsi="Arial" w:cs="Arial"/>
-          <w:sz w:val="24"/>
-          <w:szCs w:val="24"/>
-        </w:rPr>
-        <w:t xml:space="preserve"> funcție de modul în care sunt utilizate cheile criptografice, algoritmii pot fi împărțiți în două categorii principale: algoritmi cu cheie simetrică și algoritmi cu cheie asimetrică. Criptografia simetrică utilizează o cheie secretă comună pentru operațiile de criptare și decriptare, în timp ce criptografia asimetrică utilizează o pereche de chei distincte, publică și privată. Cele două categorii sunt utilizate adesea complementar în cadrul sistemelor criptografice moderne</w:t>
-      </w:r>
-      <w:r>
-        <w:rPr>
-          <w:rFonts w:ascii="Arial" w:hAnsi="Arial" w:cs="Arial"/>
-          <w:sz w:val="24"/>
-          <w:szCs w:val="24"/>
-        </w:rPr>
-        <w:t xml:space="preserve"> </w:t>
-      </w:r>
-      <w:r>
-        <w:rPr>
-          <w:rFonts w:ascii="Arial" w:hAnsi="Arial" w:cs="Arial"/>
-          <w:sz w:val="24"/>
-          <w:szCs w:val="24"/>
-        </w:rPr>
-        <w:t>[7]</w:t>
-      </w:r>
-      <w:r>
-        <w:rPr>
-          <w:rFonts w:ascii="Arial" w:hAnsi="Arial" w:cs="Arial"/>
-          <w:sz w:val="24"/>
-          <w:szCs w:val="24"/>
-        </w:rPr>
-        <w:t>.</w:t>
-      </w:r>
     </w:p>
     <w:p>
       <w:pPr>
@@ -10376,30 +9219,6 @@
           <w:szCs w:val="24"/>
         </w:rPr>
       </w:pPr>
-      <w:r>
-        <w:rPr>
-          <w:rFonts w:ascii="Arial" w:hAnsi="Arial" w:cs="Arial"/>
-          <w:sz w:val="24"/>
-          <w:szCs w:val="24"/>
-        </w:rPr>
-        <w:t xml:space="preserve">Dincolo de clasificarea algoritmilor în funcție de modul de utilizare a cheilor, sistemele criptografice sunt construite în jurul unui set de operații fundamentale, fiecare având rolul de a satisface cerințe </w:t>
-      </w:r>
-      <w:r>
-        <w:rPr>
-          <w:rFonts w:ascii="Arial" w:hAnsi="Arial" w:cs="Arial"/>
-          <w:sz w:val="24"/>
-          <w:szCs w:val="24"/>
-        </w:rPr>
-        <w:t xml:space="preserve">specifice </w:t>
-      </w:r>
-      <w:r>
-        <w:rPr>
-          <w:rFonts w:ascii="Arial" w:hAnsi="Arial" w:cs="Arial"/>
-          <w:sz w:val="24"/>
-          <w:szCs w:val="24"/>
-        </w:rPr>
-        <w:t>de securitate.</w:t>
-      </w:r>
     </w:p>
     <w:p>
       <w:pPr>
@@ -10412,66 +9231,6 @@
           <w:szCs w:val="24"/>
         </w:rPr>
       </w:pPr>
-      <w:r>
-        <w:rPr>
-          <w:rFonts w:ascii="Arial" w:hAnsi="Arial" w:cs="Arial"/>
-          <w:sz w:val="24"/>
-          <w:szCs w:val="24"/>
-        </w:rPr>
-        <w:t xml:space="preserve">Operațiile de criptare și decriptare sunt utilizate pentru asigurarea confidențialității informației. Funcțiile </w:t>
-      </w:r>
-      <w:proofErr w:type="spellStart"/>
-      <w:r>
-        <w:rPr>
-          <w:rFonts w:ascii="Arial" w:hAnsi="Arial" w:cs="Arial"/>
-          <w:i/>
-          <w:iCs/>
-          <w:sz w:val="24"/>
-          <w:szCs w:val="24"/>
-        </w:rPr>
-        <w:t>hash</w:t>
-      </w:r>
-      <w:proofErr w:type="spellEnd"/>
-      <w:r>
-        <w:rPr>
-          <w:rFonts w:ascii="Arial" w:hAnsi="Arial" w:cs="Arial"/>
-          <w:sz w:val="24"/>
-          <w:szCs w:val="24"/>
-        </w:rPr>
-        <w:t xml:space="preserve"> permit obținerea unei amprente digitale a datelor și sunt utilizate frecvent în mecanisme de verificare a integrității. Mecanismele de autentificare a mesajelor și semnăturile digitale extind aceste proprietăți prin permiterea verificării originii și autenticității informației. În plus, protocoalele de stabilire a cheilor permit </w:t>
-      </w:r>
-      <w:r>
-        <w:rPr>
-          <w:rFonts w:ascii="Arial" w:hAnsi="Arial" w:cs="Arial"/>
-          <w:sz w:val="24"/>
-          <w:szCs w:val="24"/>
-        </w:rPr>
-        <w:t>interlocutorilor</w:t>
-      </w:r>
-      <w:r>
-        <w:rPr>
-          <w:rFonts w:ascii="Arial" w:hAnsi="Arial" w:cs="Arial"/>
-          <w:sz w:val="24"/>
-          <w:szCs w:val="24"/>
-        </w:rPr>
-        <w:t xml:space="preserve"> să obțină în mod sigur materialul criptografic necesar comunicației</w:t>
-      </w:r>
-      <w:r>
-        <w:rPr>
-          <w:rFonts w:ascii="Arial" w:hAnsi="Arial" w:cs="Arial"/>
-          <w:sz w:val="24"/>
-          <w:szCs w:val="24"/>
-        </w:rPr>
-        <w:t>[8]</w:t>
-      </w:r>
-      <w:r>
-        <w:rPr>
-          <w:rFonts w:ascii="Arial" w:hAnsi="Arial" w:cs="Arial"/>
-          <w:sz w:val="24"/>
-          <w:szCs w:val="24"/>
-        </w:rPr>
-        <w:t>.</w:t>
-      </w:r>
     </w:p>
     <w:p>
       <w:pPr>
@@ -10484,153 +9243,6 @@
           <w:szCs w:val="24"/>
         </w:rPr>
       </w:pPr>
-      <w:r>
-        <w:rPr>
-          <w:rFonts w:ascii="Arial" w:hAnsi="Arial" w:cs="Arial"/>
-          <w:sz w:val="24"/>
-          <w:szCs w:val="24"/>
-        </w:rPr>
-        <w:t xml:space="preserve">O mare parte a construcțiilor criptografice moderne nu pot fi demonstrate ca fiind sigure în sens absolut. Un astfel de demers ar necesita demonstrarea dificultății unor probleme computaționale, precum </w:t>
-      </w:r>
-      <w:r>
-        <w:rPr>
-          <w:rFonts w:ascii="Arial" w:hAnsi="Arial" w:cs="Arial"/>
-          <w:sz w:val="24"/>
-          <w:szCs w:val="24"/>
-        </w:rPr>
-        <w:t>cea a</w:t>
-      </w:r>
-      <w:r>
-        <w:rPr>
-          <w:rFonts w:ascii="Arial" w:hAnsi="Arial" w:cs="Arial"/>
-          <w:sz w:val="24"/>
-          <w:szCs w:val="24"/>
-        </w:rPr>
-        <w:t xml:space="preserve"> logaritmului discret, pentru care nu sunt cunoscute metode eficiente de rezolvare în cazul parametrilor utilizați în practică. Din această cauză, sistemele criptografice moderne sunt construite pe baza unor presupuneri matematice privind dificultatea anumitor probleme.</w:t>
-      </w:r>
-      <w:r>
-        <w:rPr>
-          <w:rFonts w:ascii="Arial" w:hAnsi="Arial" w:cs="Arial"/>
-          <w:sz w:val="24"/>
-          <w:szCs w:val="24"/>
-        </w:rPr>
-        <w:t xml:space="preserve"> O astfel de abordare oferă beneficiul modularității</w:t>
-      </w:r>
-      <w:r>
-        <w:rPr>
-          <w:rFonts w:ascii="Arial" w:hAnsi="Arial" w:cs="Arial"/>
-          <w:sz w:val="24"/>
-          <w:szCs w:val="24"/>
-        </w:rPr>
-        <w:t xml:space="preserve"> </w:t>
-      </w:r>
-      <w:r>
-        <w:rPr>
-          <w:rFonts w:ascii="Arial" w:hAnsi="Arial" w:cs="Arial"/>
-          <w:sz w:val="24"/>
-          <w:szCs w:val="24"/>
-        </w:rPr>
-        <w:t>sistemelor</w:t>
-      </w:r>
-      <w:r>
-        <w:rPr>
-          <w:rFonts w:ascii="Arial" w:hAnsi="Arial" w:cs="Arial"/>
-          <w:sz w:val="24"/>
-          <w:szCs w:val="24"/>
-        </w:rPr>
-        <w:t xml:space="preserve"> </w:t>
-      </w:r>
-      <w:r>
-        <w:rPr>
-          <w:rFonts w:ascii="Arial" w:hAnsi="Arial" w:cs="Arial"/>
-          <w:sz w:val="24"/>
-          <w:szCs w:val="24"/>
-        </w:rPr>
-        <w:lastRenderedPageBreak/>
-        <w:t xml:space="preserve">criptografice care sunt </w:t>
-      </w:r>
-      <w:r>
-        <w:rPr>
-          <w:rFonts w:ascii="Arial" w:hAnsi="Arial" w:cs="Arial"/>
-          <w:sz w:val="24"/>
-          <w:szCs w:val="24"/>
-        </w:rPr>
-        <w:t>proiectate pe suportul oferit de anumite</w:t>
-      </w:r>
-      <w:r>
-        <w:rPr>
-          <w:rFonts w:ascii="Arial" w:hAnsi="Arial" w:cs="Arial"/>
-          <w:sz w:val="24"/>
-          <w:szCs w:val="24"/>
-        </w:rPr>
-        <w:t xml:space="preserve"> presupuneri matematice fundamentale</w:t>
-      </w:r>
-      <w:r>
-        <w:rPr>
-          <w:rFonts w:ascii="Arial" w:hAnsi="Arial" w:cs="Arial"/>
-          <w:sz w:val="24"/>
-          <w:szCs w:val="24"/>
-        </w:rPr>
-        <w:t>. Separarea acestor niveluri permite înlocuirea componentelor individuale atunci când apar noi rezultate matematice sau când nivelul de încredere asociat unei anumite construcții este diminuat [8].</w:t>
-      </w:r>
-      <w:r>
-        <w:rPr>
-          <w:rFonts w:ascii="Arial" w:hAnsi="Arial" w:cs="Arial"/>
-          <w:sz w:val="24"/>
-          <w:szCs w:val="24"/>
-        </w:rPr>
-        <w:t xml:space="preserve"> </w:t>
-      </w:r>
-      <w:r>
-        <w:rPr>
-          <w:rFonts w:ascii="Arial" w:hAnsi="Arial" w:cs="Arial"/>
-          <w:sz w:val="24"/>
-          <w:szCs w:val="24"/>
-        </w:rPr>
-        <w:t>Spre deosebire de abordarea prezentată anterior, un sistem criptografic construit fără o justificare formală a securității împotriva unui adversar care dispune de o cantitate finită de resurse computaționale nu poate fi considerat sigur.</w:t>
-      </w:r>
-    </w:p>
-    <w:p>
-      <w:pPr>
-        <w:pStyle w:val="Heading2"/>
-        <w:jc w:val="both"/>
-        <w:rPr>
-          <w:rFonts w:cs="Arial"/>
-        </w:rPr>
-      </w:pPr>
-      <w:bookmarkStart w:id="13" w:name="_Toc238572851"/>
-      <w:r>
-        <w:rPr>
-          <w:rFonts w:cs="Arial"/>
-        </w:rPr>
-        <w:t>CRIPTOGRAFI</w:t>
-      </w:r>
-      <w:r>
-        <w:rPr>
-          <w:rFonts w:cs="Arial"/>
-        </w:rPr>
-        <w:t>A</w:t>
-      </w:r>
-      <w:r>
-        <w:rPr>
-          <w:rFonts w:cs="Arial"/>
-        </w:rPr>
-        <w:t xml:space="preserve"> SIMETRICĂ</w:t>
-      </w:r>
-      <w:bookmarkEnd w:id="13"/>
-    </w:p>
-    <w:p>
-      <w:pPr>
-        <w:spacing w:line="276" w:lineRule="auto"/>
-        <w:jc w:val="both"/>
-        <w:rPr>
-          <w:rFonts w:ascii="Arial" w:hAnsi="Arial" w:cs="Arial"/>
-          <w:b/>
-          <w:bCs/>
-          <w:sz w:val="24"/>
-          <w:szCs w:val="24"/>
-        </w:rPr>
-      </w:pPr>
     </w:p>
     <w:p>
       <w:pPr>
@@ -10643,110 +9255,6 @@
           <w:szCs w:val="24"/>
         </w:rPr>
       </w:pPr>
-      <w:r>
-        <w:rPr>
-          <w:rFonts w:ascii="Arial" w:hAnsi="Arial" w:cs="Arial"/>
-          <w:sz w:val="24"/>
-          <w:szCs w:val="24"/>
-        </w:rPr>
-        <w:t xml:space="preserve">Algoritmii de criptare simetrică </w:t>
-      </w:r>
-      <w:r>
-        <w:rPr>
-          <w:rFonts w:ascii="Arial" w:hAnsi="Arial" w:cs="Arial"/>
-          <w:sz w:val="24"/>
-          <w:szCs w:val="24"/>
-        </w:rPr>
-        <w:t xml:space="preserve">utilizează </w:t>
-      </w:r>
-      <w:r>
-        <w:rPr>
-          <w:rFonts w:ascii="Arial" w:hAnsi="Arial" w:cs="Arial"/>
-          <w:sz w:val="24"/>
-          <w:szCs w:val="24"/>
-        </w:rPr>
-        <w:t xml:space="preserve">același set de chei criptografice pentru operațiile de criptare și decriptare. </w:t>
-      </w:r>
-      <w:r>
-        <w:rPr>
-          <w:rFonts w:ascii="Arial" w:hAnsi="Arial" w:cs="Arial"/>
-          <w:sz w:val="24"/>
-          <w:szCs w:val="24"/>
-        </w:rPr>
-        <w:t xml:space="preserve">Rolul unui sistem bazat pe criptografia simetrică este de a permite transmiterea informației printr-un canal de comunicație nesecurizat, fără compromiterea confidențialității datelor, atât timp cât cheia criptografică rămâne secretă. Pentru a face posibilă transmiterea datelor, este necesară partajarea cheii utilizate prin intermediul unui </w:t>
-      </w:r>
-      <w:r>
-        <w:rPr>
-          <w:rFonts w:ascii="Arial" w:hAnsi="Arial" w:cs="Arial"/>
-          <w:sz w:val="24"/>
-          <w:szCs w:val="24"/>
-        </w:rPr>
-        <w:t>mecanism de distribuție</w:t>
-      </w:r>
-      <w:r>
-        <w:rPr>
-          <w:rFonts w:ascii="Arial" w:hAnsi="Arial" w:cs="Arial"/>
-          <w:sz w:val="24"/>
-          <w:szCs w:val="24"/>
-        </w:rPr>
-        <w:t xml:space="preserve"> securizat. Un astfel de cana</w:t>
-      </w:r>
-      <w:r>
-        <w:rPr>
-          <w:rFonts w:ascii="Arial" w:hAnsi="Arial" w:cs="Arial"/>
-          <w:sz w:val="24"/>
-          <w:szCs w:val="24"/>
-        </w:rPr>
-        <w:t>l</w:t>
-      </w:r>
-      <w:r>
-        <w:rPr>
-          <w:rFonts w:ascii="Arial" w:hAnsi="Arial" w:cs="Arial"/>
-          <w:sz w:val="24"/>
-          <w:szCs w:val="24"/>
-        </w:rPr>
-        <w:t xml:space="preserve"> poate avea multe forme, de la </w:t>
-      </w:r>
-      <w:r>
-        <w:rPr>
-          <w:rFonts w:ascii="Arial" w:hAnsi="Arial" w:cs="Arial"/>
-          <w:sz w:val="24"/>
-          <w:szCs w:val="24"/>
-        </w:rPr>
-        <w:t xml:space="preserve">un schimb de informații efectuat </w:t>
-      </w:r>
-      <w:r>
-        <w:rPr>
-          <w:rFonts w:ascii="Arial" w:hAnsi="Arial" w:cs="Arial"/>
-          <w:sz w:val="24"/>
-          <w:szCs w:val="24"/>
-        </w:rPr>
-        <w:t>în persoană de către interlocutori, până la utilizarea anumitor</w:t>
-      </w:r>
-      <w:r>
-        <w:rPr>
-          <w:rFonts w:ascii="Arial" w:hAnsi="Arial" w:cs="Arial"/>
-          <w:sz w:val="24"/>
-          <w:szCs w:val="24"/>
-        </w:rPr>
-        <w:t xml:space="preserve"> protocoale criptografice.</w:t>
-      </w:r>
-      <w:r>
-        <w:rPr>
-          <w:rFonts w:ascii="Arial" w:hAnsi="Arial" w:cs="Arial"/>
-          <w:sz w:val="24"/>
-          <w:szCs w:val="24"/>
-        </w:rPr>
-        <w:t xml:space="preserve"> Structura ideală a unui astfel de sistem criptografic este prezentată în cadrul Figurii</w:t>
-      </w:r>
-      <w:r>
-        <w:rPr>
-          <w:rFonts w:ascii="Arial" w:hAnsi="Arial" w:cs="Arial"/>
-          <w:sz w:val="24"/>
-          <w:szCs w:val="24"/>
-        </w:rPr>
-        <w:t xml:space="preserve"> 3.1.</w:t>
-      </w:r>
     </w:p>
     <w:p>
       <w:pPr>
@@ -10762,6 +9270,1132 @@
     </w:p>
     <w:p>
       <w:pPr>
+        <w:spacing w:line="276" w:lineRule="auto"/>
+        <w:ind w:firstLine="432"/>
+        <w:jc w:val="both"/>
+        <w:rPr>
+          <w:rFonts w:ascii="Arial" w:hAnsi="Arial" w:cs="Arial"/>
+          <w:sz w:val="24"/>
+          <w:szCs w:val="24"/>
+        </w:rPr>
+      </w:pPr>
+    </w:p>
+    <w:p>
+      <w:pPr>
+        <w:spacing w:line="276" w:lineRule="auto"/>
+        <w:ind w:firstLine="432"/>
+        <w:jc w:val="both"/>
+        <w:rPr>
+          <w:rFonts w:ascii="Arial" w:hAnsi="Arial" w:cs="Arial"/>
+          <w:sz w:val="24"/>
+          <w:szCs w:val="24"/>
+        </w:rPr>
+      </w:pPr>
+    </w:p>
+    <w:p>
+      <w:pPr>
+        <w:spacing w:line="276" w:lineRule="auto"/>
+        <w:ind w:firstLine="432"/>
+        <w:jc w:val="both"/>
+        <w:rPr>
+          <w:rFonts w:ascii="Arial" w:hAnsi="Arial" w:cs="Arial"/>
+          <w:sz w:val="24"/>
+          <w:szCs w:val="24"/>
+        </w:rPr>
+      </w:pPr>
+    </w:p>
+    <w:p>
+      <w:pPr>
+        <w:spacing w:line="276" w:lineRule="auto"/>
+        <w:ind w:firstLine="432"/>
+        <w:jc w:val="both"/>
+        <w:rPr>
+          <w:rFonts w:ascii="Arial" w:hAnsi="Arial" w:cs="Arial"/>
+          <w:sz w:val="24"/>
+          <w:szCs w:val="24"/>
+        </w:rPr>
+      </w:pPr>
+    </w:p>
+    <w:p>
+      <w:pPr>
+        <w:spacing w:line="276" w:lineRule="auto"/>
+        <w:ind w:firstLine="432"/>
+        <w:jc w:val="both"/>
+        <w:rPr>
+          <w:rFonts w:ascii="Arial" w:hAnsi="Arial" w:cs="Arial"/>
+          <w:sz w:val="24"/>
+          <w:szCs w:val="24"/>
+        </w:rPr>
+      </w:pPr>
+    </w:p>
+    <w:p>
+      <w:pPr>
+        <w:spacing w:line="276" w:lineRule="auto"/>
+        <w:ind w:firstLine="432"/>
+        <w:jc w:val="both"/>
+        <w:rPr>
+          <w:rFonts w:ascii="Arial" w:hAnsi="Arial" w:cs="Arial"/>
+          <w:sz w:val="24"/>
+          <w:szCs w:val="24"/>
+        </w:rPr>
+      </w:pPr>
+    </w:p>
+    <w:p>
+      <w:pPr>
+        <w:spacing w:line="276" w:lineRule="auto"/>
+        <w:ind w:firstLine="432"/>
+        <w:jc w:val="both"/>
+        <w:rPr>
+          <w:rFonts w:ascii="Arial" w:hAnsi="Arial" w:cs="Arial"/>
+          <w:sz w:val="24"/>
+          <w:szCs w:val="24"/>
+        </w:rPr>
+      </w:pPr>
+    </w:p>
+    <w:p>
+      <w:pPr>
+        <w:spacing w:line="276" w:lineRule="auto"/>
+        <w:ind w:firstLine="432"/>
+        <w:jc w:val="both"/>
+        <w:rPr>
+          <w:rFonts w:ascii="Arial" w:hAnsi="Arial" w:cs="Arial"/>
+          <w:sz w:val="24"/>
+          <w:szCs w:val="24"/>
+        </w:rPr>
+      </w:pPr>
+    </w:p>
+    <w:p>
+      <w:pPr>
+        <w:spacing w:line="276" w:lineRule="auto"/>
+        <w:ind w:firstLine="432"/>
+        <w:jc w:val="both"/>
+        <w:rPr>
+          <w:rFonts w:ascii="Arial" w:hAnsi="Arial" w:cs="Arial"/>
+          <w:sz w:val="24"/>
+          <w:szCs w:val="24"/>
+        </w:rPr>
+      </w:pPr>
+    </w:p>
+    <w:p>
+      <w:pPr>
+        <w:spacing w:line="276" w:lineRule="auto"/>
+        <w:ind w:firstLine="432"/>
+        <w:jc w:val="both"/>
+        <w:rPr>
+          <w:rFonts w:ascii="Arial" w:hAnsi="Arial" w:cs="Arial"/>
+          <w:sz w:val="24"/>
+          <w:szCs w:val="24"/>
+        </w:rPr>
+      </w:pPr>
+    </w:p>
+    <w:p>
+      <w:pPr>
+        <w:spacing w:line="276" w:lineRule="auto"/>
+        <w:ind w:firstLine="432"/>
+        <w:jc w:val="both"/>
+        <w:rPr>
+          <w:rFonts w:ascii="Arial" w:hAnsi="Arial" w:cs="Arial"/>
+          <w:sz w:val="24"/>
+          <w:szCs w:val="24"/>
+        </w:rPr>
+      </w:pPr>
+    </w:p>
+    <w:p>
+      <w:pPr>
+        <w:spacing w:line="276" w:lineRule="auto"/>
+        <w:ind w:firstLine="432"/>
+        <w:jc w:val="both"/>
+        <w:rPr>
+          <w:rFonts w:ascii="Arial" w:hAnsi="Arial" w:cs="Arial"/>
+          <w:sz w:val="24"/>
+          <w:szCs w:val="24"/>
+        </w:rPr>
+      </w:pPr>
+    </w:p>
+    <w:p>
+      <w:pPr>
+        <w:spacing w:line="276" w:lineRule="auto"/>
+        <w:ind w:firstLine="432"/>
+        <w:jc w:val="both"/>
+        <w:rPr>
+          <w:rFonts w:ascii="Arial" w:hAnsi="Arial" w:cs="Arial"/>
+          <w:sz w:val="24"/>
+          <w:szCs w:val="24"/>
+        </w:rPr>
+      </w:pPr>
+    </w:p>
+    <w:p>
+      <w:pPr>
+        <w:spacing w:line="276" w:lineRule="auto"/>
+        <w:ind w:firstLine="432"/>
+        <w:jc w:val="both"/>
+        <w:rPr>
+          <w:rFonts w:ascii="Arial" w:hAnsi="Arial" w:cs="Arial"/>
+          <w:sz w:val="24"/>
+          <w:szCs w:val="24"/>
+        </w:rPr>
+      </w:pPr>
+    </w:p>
+    <w:p>
+      <w:pPr>
+        <w:spacing w:line="276" w:lineRule="auto"/>
+        <w:ind w:firstLine="432"/>
+        <w:jc w:val="both"/>
+        <w:rPr>
+          <w:rFonts w:ascii="Arial" w:hAnsi="Arial" w:cs="Arial"/>
+          <w:sz w:val="24"/>
+          <w:szCs w:val="24"/>
+        </w:rPr>
+      </w:pPr>
+    </w:p>
+    <w:p>
+      <w:pPr>
+        <w:pStyle w:val="Heading1"/>
+        <w:rPr>
+          <w:rFonts w:cs="Arial"/>
+        </w:rPr>
+      </w:pPr>
+      <w:bookmarkStart w:id="11" w:name="_Toc238572849"/>
+      <w:r>
+        <w:rPr>
+          <w:rFonts w:cs="Arial"/>
+        </w:rPr>
+        <w:t>FUNDAMENTE CRIPTOGRAFICE ȘI ALGORITMUL AES</w:t>
+      </w:r>
+      <w:bookmarkEnd w:id="11"/>
+    </w:p>
+    <w:p>
+      <w:pPr>
+        <w:jc w:val="both"/>
+        <w:rPr>
+          <w:rFonts w:ascii="Arial" w:hAnsi="Arial" w:cs="Arial"/>
+        </w:rPr>
+      </w:pPr>
+    </w:p>
+    <w:p>
+      <w:pPr>
+        <w:pStyle w:val="Heading2"/>
+        <w:jc w:val="both"/>
+        <w:rPr>
+          <w:rFonts w:cs="Arial"/>
+        </w:rPr>
+      </w:pPr>
+      <w:bookmarkStart w:id="12" w:name="_Toc238572850"/>
+      <w:r>
+        <w:rPr>
+          <w:rFonts w:cs="Arial"/>
+        </w:rPr>
+        <w:t>NOȚIUNI FUNDAMENTALE DE CRIPTOGRAFIE</w:t>
+      </w:r>
+      <w:bookmarkEnd w:id="12"/>
+    </w:p>
+    <w:p>
+      <w:pPr>
+        <w:spacing w:line="276" w:lineRule="auto"/>
+        <w:jc w:val="both"/>
+        <w:rPr>
+          <w:rFonts w:ascii="Arial" w:hAnsi="Arial" w:cs="Arial"/>
+          <w:sz w:val="24"/>
+          <w:szCs w:val="24"/>
+        </w:rPr>
+      </w:pPr>
+    </w:p>
+    <w:p>
+      <w:pPr>
+        <w:spacing w:line="276" w:lineRule="auto"/>
+        <w:ind w:firstLine="432"/>
+        <w:jc w:val="both"/>
+        <w:rPr>
+          <w:rFonts w:ascii="Arial" w:hAnsi="Arial" w:cs="Arial"/>
+          <w:sz w:val="24"/>
+          <w:szCs w:val="24"/>
+        </w:rPr>
+      </w:pPr>
+      <w:r>
+        <w:rPr>
+          <w:rFonts w:ascii="Arial" w:hAnsi="Arial" w:cs="Arial"/>
+          <w:sz w:val="24"/>
+          <w:szCs w:val="24"/>
+        </w:rPr>
+        <w:t>Criptologia este o disciplin</w:t>
+      </w:r>
+      <w:r>
+        <w:rPr>
+          <w:rFonts w:ascii="Arial" w:hAnsi="Arial" w:cs="Arial"/>
+          <w:sz w:val="24"/>
+          <w:szCs w:val="24"/>
+        </w:rPr>
+        <w:t xml:space="preserve">ă fascinantă care se află la intersecția matematicii, ingineriei </w:t>
+      </w:r>
+      <w:r>
+        <w:rPr>
+          <w:rFonts w:ascii="Arial" w:hAnsi="Arial" w:cs="Arial"/>
+          <w:sz w:val="24"/>
+          <w:szCs w:val="24"/>
+        </w:rPr>
+        <w:t>electronice</w:t>
+      </w:r>
+      <w:r>
+        <w:rPr>
+          <w:rFonts w:ascii="Arial" w:hAnsi="Arial" w:cs="Arial"/>
+          <w:sz w:val="24"/>
+          <w:szCs w:val="24"/>
+        </w:rPr>
+        <w:t xml:space="preserve"> și a tehnologiei informației. În perioada premergătoare anilor 1970, aplicațiile criptografice erau aproape exclusiv limitate la sistemele critice militare sau guvernamentale</w:t>
+      </w:r>
+      <w:r>
+        <w:rPr>
+          <w:rFonts w:ascii="Arial" w:hAnsi="Arial" w:cs="Arial"/>
+          <w:sz w:val="24"/>
+          <w:szCs w:val="24"/>
+        </w:rPr>
+        <w:t xml:space="preserve"> </w:t>
+      </w:r>
+      <w:r>
+        <w:rPr>
+          <w:rFonts w:ascii="Arial" w:hAnsi="Arial" w:cs="Arial"/>
+          <w:sz w:val="24"/>
+          <w:szCs w:val="24"/>
+        </w:rPr>
+        <w:t>[7]</w:t>
+      </w:r>
+      <w:r>
+        <w:rPr>
+          <w:rFonts w:ascii="Arial" w:hAnsi="Arial" w:cs="Arial"/>
+          <w:sz w:val="24"/>
+          <w:szCs w:val="24"/>
+        </w:rPr>
+        <w:t xml:space="preserve">. Însă, odată cu răspândirea tehnologiilor digitale și, drept </w:t>
+      </w:r>
+      <w:r>
+        <w:rPr>
+          <w:rFonts w:ascii="Arial" w:hAnsi="Arial" w:cs="Arial"/>
+          <w:sz w:val="24"/>
+          <w:szCs w:val="24"/>
+        </w:rPr>
+        <w:t>urmare</w:t>
+      </w:r>
+      <w:r>
+        <w:rPr>
+          <w:rFonts w:ascii="Arial" w:hAnsi="Arial" w:cs="Arial"/>
+          <w:sz w:val="24"/>
+          <w:szCs w:val="24"/>
+        </w:rPr>
+        <w:t>, a mijloacelor de acces la informație, criptografia a început să fie</w:t>
+      </w:r>
+      <w:r>
+        <w:rPr>
+          <w:rFonts w:ascii="Arial" w:hAnsi="Arial" w:cs="Arial"/>
+          <w:sz w:val="24"/>
+          <w:szCs w:val="24"/>
+        </w:rPr>
+        <w:t xml:space="preserve"> </w:t>
+      </w:r>
+      <w:r>
+        <w:rPr>
+          <w:rFonts w:ascii="Arial" w:hAnsi="Arial" w:cs="Arial"/>
+          <w:sz w:val="24"/>
+          <w:szCs w:val="24"/>
+        </w:rPr>
+        <w:t xml:space="preserve">integrată </w:t>
+      </w:r>
+      <w:r>
+        <w:rPr>
+          <w:rFonts w:ascii="Arial" w:hAnsi="Arial" w:cs="Arial"/>
+          <w:sz w:val="24"/>
+          <w:szCs w:val="24"/>
+        </w:rPr>
+        <w:t xml:space="preserve">treptat </w:t>
+      </w:r>
+      <w:r>
+        <w:rPr>
+          <w:rFonts w:ascii="Arial" w:hAnsi="Arial" w:cs="Arial"/>
+          <w:sz w:val="24"/>
+          <w:szCs w:val="24"/>
+        </w:rPr>
+        <w:t xml:space="preserve">în </w:t>
+      </w:r>
+      <w:r>
+        <w:rPr>
+          <w:rFonts w:ascii="Arial" w:hAnsi="Arial" w:cs="Arial"/>
+          <w:sz w:val="24"/>
+          <w:szCs w:val="24"/>
+        </w:rPr>
+        <w:t>numeroas</w:t>
+      </w:r>
+      <w:r>
+        <w:rPr>
+          <w:rFonts w:ascii="Arial" w:hAnsi="Arial" w:cs="Arial"/>
+          <w:sz w:val="24"/>
+          <w:szCs w:val="24"/>
+        </w:rPr>
+        <w:t>e</w:t>
+      </w:r>
+      <w:r>
+        <w:rPr>
+          <w:rFonts w:ascii="Arial" w:hAnsi="Arial" w:cs="Arial"/>
+          <w:sz w:val="24"/>
+          <w:szCs w:val="24"/>
+        </w:rPr>
+        <w:t xml:space="preserve"> </w:t>
+      </w:r>
+      <w:r>
+        <w:rPr>
+          <w:rFonts w:ascii="Arial" w:hAnsi="Arial" w:cs="Arial"/>
+          <w:sz w:val="24"/>
+          <w:szCs w:val="24"/>
+        </w:rPr>
+        <w:t>aspecte</w:t>
+      </w:r>
+      <w:r>
+        <w:rPr>
+          <w:rFonts w:ascii="Arial" w:hAnsi="Arial" w:cs="Arial"/>
+          <w:sz w:val="24"/>
+          <w:szCs w:val="24"/>
+        </w:rPr>
+        <w:t xml:space="preserve"> ale</w:t>
+      </w:r>
+      <w:r>
+        <w:rPr>
+          <w:rFonts w:ascii="Arial" w:hAnsi="Arial" w:cs="Arial"/>
+          <w:sz w:val="24"/>
+          <w:szCs w:val="24"/>
+        </w:rPr>
+        <w:t xml:space="preserve"> vieții cotidiene. </w:t>
+      </w:r>
+    </w:p>
+    <w:p>
+      <w:pPr>
+        <w:spacing w:line="276" w:lineRule="auto"/>
+        <w:ind w:firstLine="432"/>
+        <w:jc w:val="both"/>
+        <w:rPr>
+          <w:rFonts w:ascii="Arial" w:hAnsi="Arial" w:cs="Arial"/>
+          <w:sz w:val="24"/>
+          <w:szCs w:val="24"/>
+        </w:rPr>
+      </w:pPr>
+      <w:r>
+        <w:rPr>
+          <w:rFonts w:ascii="Arial" w:hAnsi="Arial" w:cs="Arial"/>
+          <w:sz w:val="24"/>
+          <w:szCs w:val="24"/>
+        </w:rPr>
+        <w:t xml:space="preserve">Ramificațiile </w:t>
+      </w:r>
+      <w:r>
+        <w:rPr>
+          <w:rFonts w:ascii="Arial" w:hAnsi="Arial" w:cs="Arial"/>
+          <w:sz w:val="24"/>
+          <w:szCs w:val="24"/>
+        </w:rPr>
+        <w:t xml:space="preserve">criptologiei, </w:t>
+      </w:r>
+      <w:r>
+        <w:rPr>
+          <w:rFonts w:ascii="Arial" w:hAnsi="Arial" w:cs="Arial"/>
+          <w:sz w:val="24"/>
+          <w:szCs w:val="24"/>
+        </w:rPr>
+        <w:t>fără</w:t>
+      </w:r>
+      <w:r>
+        <w:rPr>
+          <w:rFonts w:ascii="Arial" w:hAnsi="Arial" w:cs="Arial"/>
+          <w:sz w:val="24"/>
+          <w:szCs w:val="24"/>
+        </w:rPr>
+        <w:t xml:space="preserve"> </w:t>
+      </w:r>
+      <w:r>
+        <w:rPr>
+          <w:rFonts w:ascii="Arial" w:hAnsi="Arial" w:cs="Arial"/>
+          <w:sz w:val="24"/>
+          <w:szCs w:val="24"/>
+        </w:rPr>
+        <w:t>o analiză a</w:t>
+      </w:r>
+      <w:r>
+        <w:rPr>
+          <w:rFonts w:ascii="Arial" w:hAnsi="Arial" w:cs="Arial"/>
+          <w:sz w:val="24"/>
+          <w:szCs w:val="24"/>
+        </w:rPr>
+        <w:t xml:space="preserve"> infrastructurii digitale contemporane, nu sunt imediat evidente.</w:t>
+      </w:r>
+      <w:r>
+        <w:rPr>
+          <w:rFonts w:ascii="Arial" w:hAnsi="Arial" w:cs="Arial"/>
+          <w:sz w:val="24"/>
+          <w:szCs w:val="24"/>
+        </w:rPr>
+        <w:t xml:space="preserve"> </w:t>
+      </w:r>
+      <w:r>
+        <w:rPr>
+          <w:rFonts w:ascii="Arial" w:hAnsi="Arial" w:cs="Arial"/>
+          <w:sz w:val="24"/>
+          <w:szCs w:val="24"/>
+        </w:rPr>
+        <w:t xml:space="preserve">În </w:t>
+      </w:r>
+      <w:r>
+        <w:rPr>
+          <w:rFonts w:ascii="Arial" w:hAnsi="Arial" w:cs="Arial"/>
+          <w:sz w:val="24"/>
+          <w:szCs w:val="24"/>
+        </w:rPr>
+        <w:t xml:space="preserve">lipsa standardelor adecvate în baza cărora să se poată asigura </w:t>
+      </w:r>
+      <w:r>
+        <w:rPr>
+          <w:rFonts w:ascii="Arial" w:hAnsi="Arial" w:cs="Arial"/>
+          <w:i/>
+          <w:iCs/>
+          <w:sz w:val="24"/>
+          <w:szCs w:val="24"/>
+        </w:rPr>
+        <w:t>confidențialitatea</w:t>
+      </w:r>
+      <w:r>
+        <w:rPr>
+          <w:rFonts w:ascii="Arial" w:hAnsi="Arial" w:cs="Arial"/>
+          <w:sz w:val="24"/>
+          <w:szCs w:val="24"/>
+        </w:rPr>
+        <w:t xml:space="preserve">, </w:t>
+      </w:r>
+      <w:r>
+        <w:rPr>
+          <w:rFonts w:ascii="Arial" w:hAnsi="Arial" w:cs="Arial"/>
+          <w:i/>
+          <w:iCs/>
+          <w:sz w:val="24"/>
+          <w:szCs w:val="24"/>
+        </w:rPr>
+        <w:t xml:space="preserve">integritatea </w:t>
+      </w:r>
+      <w:r>
+        <w:rPr>
+          <w:rFonts w:ascii="Arial" w:hAnsi="Arial" w:cs="Arial"/>
+          <w:sz w:val="24"/>
+          <w:szCs w:val="24"/>
+        </w:rPr>
+        <w:t xml:space="preserve">și </w:t>
+      </w:r>
+      <w:r>
+        <w:rPr>
+          <w:rFonts w:ascii="Arial" w:hAnsi="Arial" w:cs="Arial"/>
+          <w:i/>
+          <w:iCs/>
+          <w:sz w:val="24"/>
+          <w:szCs w:val="24"/>
+        </w:rPr>
+        <w:t xml:space="preserve">autenticitatea </w:t>
+      </w:r>
+      <w:r>
+        <w:rPr>
+          <w:rFonts w:ascii="Arial" w:hAnsi="Arial" w:cs="Arial"/>
+          <w:sz w:val="24"/>
+          <w:szCs w:val="24"/>
+        </w:rPr>
+        <w:t>datelor, transferul vast de informație care constituie cadrul suport al lumii digitale nu ar fi posibil.</w:t>
+      </w:r>
+      <w:r>
+        <w:rPr>
+          <w:rFonts w:ascii="Arial" w:hAnsi="Arial" w:cs="Arial"/>
+          <w:sz w:val="24"/>
+          <w:szCs w:val="24"/>
+        </w:rPr>
+        <w:t xml:space="preserve"> Aceste standarde sunt dezvoltate ținând cont de cerințele de securitate și capabilitățile computaționale ale sistemelor reale. </w:t>
+      </w:r>
+    </w:p>
+    <w:p>
+      <w:pPr>
+        <w:spacing w:line="276" w:lineRule="auto"/>
+        <w:ind w:firstLine="432"/>
+        <w:jc w:val="both"/>
+        <w:rPr>
+          <w:rFonts w:ascii="Arial" w:hAnsi="Arial" w:cs="Arial"/>
+          <w:sz w:val="24"/>
+          <w:szCs w:val="24"/>
+        </w:rPr>
+      </w:pPr>
+      <w:r>
+        <w:rPr>
+          <w:rFonts w:ascii="Arial" w:hAnsi="Arial" w:cs="Arial"/>
+          <w:sz w:val="24"/>
+          <w:szCs w:val="24"/>
+        </w:rPr>
+        <w:t xml:space="preserve">La </w:t>
+      </w:r>
+      <w:r>
+        <w:rPr>
+          <w:rFonts w:ascii="Arial" w:hAnsi="Arial" w:cs="Arial"/>
+          <w:sz w:val="24"/>
+          <w:szCs w:val="24"/>
+        </w:rPr>
+        <w:t xml:space="preserve">un </w:t>
+      </w:r>
+      <w:r>
+        <w:rPr>
+          <w:rFonts w:ascii="Arial" w:hAnsi="Arial" w:cs="Arial"/>
+          <w:sz w:val="24"/>
+          <w:szCs w:val="24"/>
+        </w:rPr>
+        <w:t xml:space="preserve">nivel fundamental, </w:t>
+      </w:r>
+      <w:r>
+        <w:rPr>
+          <w:rFonts w:ascii="Arial" w:hAnsi="Arial" w:cs="Arial"/>
+          <w:sz w:val="24"/>
+          <w:szCs w:val="24"/>
+        </w:rPr>
+        <w:t>numeroase</w:t>
+      </w:r>
+      <w:r>
+        <w:rPr>
+          <w:rFonts w:ascii="Arial" w:hAnsi="Arial" w:cs="Arial"/>
+          <w:sz w:val="24"/>
+          <w:szCs w:val="24"/>
+        </w:rPr>
+        <w:t xml:space="preserve"> </w:t>
+      </w:r>
+      <w:r>
+        <w:rPr>
+          <w:rFonts w:ascii="Arial" w:hAnsi="Arial" w:cs="Arial"/>
+          <w:sz w:val="24"/>
+          <w:szCs w:val="24"/>
+        </w:rPr>
+        <w:t>operații</w:t>
+      </w:r>
+      <w:r>
+        <w:rPr>
+          <w:rFonts w:ascii="Arial" w:hAnsi="Arial" w:cs="Arial"/>
+          <w:sz w:val="24"/>
+          <w:szCs w:val="24"/>
+        </w:rPr>
+        <w:t xml:space="preserve"> </w:t>
+      </w:r>
+      <w:r>
+        <w:rPr>
+          <w:rFonts w:ascii="Arial" w:hAnsi="Arial" w:cs="Arial"/>
+          <w:sz w:val="24"/>
+          <w:szCs w:val="24"/>
+        </w:rPr>
+        <w:t xml:space="preserve">criptografice urmăresc prelucrarea unui mesaj prin utilizarea unui secret cunoscut doar de interlocutori. </w:t>
+      </w:r>
+      <w:r>
+        <w:rPr>
+          <w:rFonts w:ascii="Arial" w:hAnsi="Arial" w:cs="Arial"/>
+          <w:sz w:val="24"/>
+          <w:szCs w:val="24"/>
+        </w:rPr>
+        <w:t xml:space="preserve">Termenul de </w:t>
+      </w:r>
+      <w:r>
+        <w:rPr>
+          <w:rFonts w:ascii="Arial" w:hAnsi="Arial" w:cs="Arial"/>
+          <w:i/>
+          <w:iCs/>
+          <w:sz w:val="24"/>
+          <w:szCs w:val="24"/>
+        </w:rPr>
+        <w:t xml:space="preserve">cheie criptografică </w:t>
+      </w:r>
+      <w:r>
+        <w:rPr>
+          <w:rFonts w:ascii="Arial" w:hAnsi="Arial" w:cs="Arial"/>
+          <w:sz w:val="24"/>
+          <w:szCs w:val="24"/>
+        </w:rPr>
+        <w:t>este folosit pentru a face referire la un astfel de secret.</w:t>
+      </w:r>
+    </w:p>
+    <w:p>
+      <w:pPr>
+        <w:spacing w:line="276" w:lineRule="auto"/>
+        <w:ind w:firstLine="432"/>
+        <w:jc w:val="both"/>
+        <w:rPr>
+          <w:rFonts w:ascii="Arial" w:hAnsi="Arial" w:cs="Arial"/>
+          <w:sz w:val="24"/>
+          <w:szCs w:val="24"/>
+        </w:rPr>
+      </w:pPr>
+      <w:r>
+        <w:rPr>
+          <w:rFonts w:ascii="Arial" w:hAnsi="Arial" w:cs="Arial"/>
+          <w:sz w:val="24"/>
+          <w:szCs w:val="24"/>
+        </w:rPr>
+        <w:t xml:space="preserve"> În</w:t>
+      </w:r>
+      <w:r>
+        <w:rPr>
+          <w:rFonts w:ascii="Arial" w:hAnsi="Arial" w:cs="Arial"/>
+          <w:sz w:val="24"/>
+          <w:szCs w:val="24"/>
+        </w:rPr>
+        <w:t xml:space="preserve"> funcție de modul în care sunt utilizate cheile criptografice, algoritmii pot fi împărțiți în două categorii principale: algoritmi cu cheie simetrică și algoritmi cu cheie asimetrică. Criptografia simetrică utilizează o cheie secretă comună pentru operațiile de criptare și decriptare, în timp ce criptografia asimetrică utilizează o pereche de chei distincte, publică și privată. Cele două categorii sunt utilizate adesea complementar în cadrul sistemelor criptografice moderne</w:t>
+      </w:r>
+      <w:r>
+        <w:rPr>
+          <w:rFonts w:ascii="Arial" w:hAnsi="Arial" w:cs="Arial"/>
+          <w:sz w:val="24"/>
+          <w:szCs w:val="24"/>
+        </w:rPr>
+        <w:t xml:space="preserve"> </w:t>
+      </w:r>
+      <w:r>
+        <w:rPr>
+          <w:rFonts w:ascii="Arial" w:hAnsi="Arial" w:cs="Arial"/>
+          <w:sz w:val="24"/>
+          <w:szCs w:val="24"/>
+        </w:rPr>
+        <w:t>[7]</w:t>
+      </w:r>
+      <w:r>
+        <w:rPr>
+          <w:rFonts w:ascii="Arial" w:hAnsi="Arial" w:cs="Arial"/>
+          <w:sz w:val="24"/>
+          <w:szCs w:val="24"/>
+        </w:rPr>
+        <w:t>.</w:t>
+      </w:r>
+    </w:p>
+    <w:p>
+      <w:pPr>
+        <w:spacing w:line="276" w:lineRule="auto"/>
+        <w:ind w:firstLine="432"/>
+        <w:jc w:val="both"/>
+        <w:rPr>
+          <w:rFonts w:ascii="Arial" w:hAnsi="Arial" w:cs="Arial"/>
+          <w:sz w:val="24"/>
+          <w:szCs w:val="24"/>
+        </w:rPr>
+      </w:pPr>
+      <w:r>
+        <w:rPr>
+          <w:rFonts w:ascii="Arial" w:hAnsi="Arial" w:cs="Arial"/>
+          <w:sz w:val="24"/>
+          <w:szCs w:val="24"/>
+        </w:rPr>
+        <w:t xml:space="preserve">Dincolo de clasificarea algoritmilor în funcție de modul de utilizare a cheilor, sistemele criptografice sunt construite în jurul unui set de operații fundamentale, fiecare având rolul de a satisface cerințe </w:t>
+      </w:r>
+      <w:r>
+        <w:rPr>
+          <w:rFonts w:ascii="Arial" w:hAnsi="Arial" w:cs="Arial"/>
+          <w:sz w:val="24"/>
+          <w:szCs w:val="24"/>
+        </w:rPr>
+        <w:t xml:space="preserve">specifice </w:t>
+      </w:r>
+      <w:r>
+        <w:rPr>
+          <w:rFonts w:ascii="Arial" w:hAnsi="Arial" w:cs="Arial"/>
+          <w:sz w:val="24"/>
+          <w:szCs w:val="24"/>
+        </w:rPr>
+        <w:t>de securitate.</w:t>
+      </w:r>
+    </w:p>
+    <w:p>
+      <w:pPr>
+        <w:spacing w:line="276" w:lineRule="auto"/>
+        <w:ind w:firstLine="432"/>
+        <w:jc w:val="both"/>
+        <w:rPr>
+          <w:rFonts w:ascii="Arial" w:hAnsi="Arial" w:cs="Arial"/>
+          <w:sz w:val="24"/>
+          <w:szCs w:val="24"/>
+        </w:rPr>
+      </w:pPr>
+      <w:r>
+        <w:rPr>
+          <w:rFonts w:ascii="Arial" w:hAnsi="Arial" w:cs="Arial"/>
+          <w:sz w:val="24"/>
+          <w:szCs w:val="24"/>
+        </w:rPr>
+        <w:t xml:space="preserve">Operațiile de criptare și decriptare sunt utilizate pentru asigurarea confidențialității informației. Funcțiile </w:t>
+      </w:r>
+      <w:r>
+        <w:rPr>
+          <w:rFonts w:ascii="Arial" w:hAnsi="Arial" w:cs="Arial"/>
+          <w:i/>
+          <w:iCs/>
+          <w:sz w:val="24"/>
+          <w:szCs w:val="24"/>
+        </w:rPr>
+        <w:t>hash</w:t>
+      </w:r>
+      <w:r>
+        <w:rPr>
+          <w:rFonts w:ascii="Arial" w:hAnsi="Arial" w:cs="Arial"/>
+          <w:sz w:val="24"/>
+          <w:szCs w:val="24"/>
+        </w:rPr>
+        <w:t xml:space="preserve"> permit obținerea unei amprente digitale a datelor și sunt utilizate</w:t>
+      </w:r>
+      <w:r>
+        <w:rPr>
+          <w:rFonts w:ascii="Arial" w:hAnsi="Arial" w:cs="Arial"/>
+          <w:sz w:val="24"/>
+          <w:szCs w:val="24"/>
+        </w:rPr>
+        <w:t xml:space="preserve"> </w:t>
+      </w:r>
+      <w:r>
+        <w:rPr>
+          <w:rFonts w:ascii="Arial" w:hAnsi="Arial" w:cs="Arial"/>
+          <w:sz w:val="24"/>
+          <w:szCs w:val="24"/>
+        </w:rPr>
+        <w:t xml:space="preserve">frecvent în mecanisme de verificare a integrității. Mecanismele de autentificare a mesajelor și semnăturile digitale extind aceste proprietăți prin permiterea verificării originii și autenticității informației. În plus, protocoalele de stabilire a cheilor permit </w:t>
+      </w:r>
+      <w:r>
+        <w:rPr>
+          <w:rFonts w:ascii="Arial" w:hAnsi="Arial" w:cs="Arial"/>
+          <w:sz w:val="24"/>
+          <w:szCs w:val="24"/>
+        </w:rPr>
+        <w:t>interlocutorilor</w:t>
+      </w:r>
+      <w:r>
+        <w:rPr>
+          <w:rFonts w:ascii="Arial" w:hAnsi="Arial" w:cs="Arial"/>
+          <w:sz w:val="24"/>
+          <w:szCs w:val="24"/>
+        </w:rPr>
+        <w:t xml:space="preserve"> să obțină în mod sigur materialul criptografic necesar comunicației</w:t>
+      </w:r>
+      <w:r>
+        <w:rPr>
+          <w:rFonts w:ascii="Arial" w:hAnsi="Arial" w:cs="Arial"/>
+          <w:sz w:val="24"/>
+          <w:szCs w:val="24"/>
+        </w:rPr>
+        <w:t>[8]</w:t>
+      </w:r>
+      <w:r>
+        <w:rPr>
+          <w:rFonts w:ascii="Arial" w:hAnsi="Arial" w:cs="Arial"/>
+          <w:sz w:val="24"/>
+          <w:szCs w:val="24"/>
+        </w:rPr>
+        <w:t>.</w:t>
+      </w:r>
+    </w:p>
+    <w:p>
+      <w:pPr>
+        <w:spacing w:line="276" w:lineRule="auto"/>
+        <w:ind w:firstLine="432"/>
+        <w:jc w:val="both"/>
+        <w:rPr>
+          <w:rFonts w:ascii="Arial" w:hAnsi="Arial" w:cs="Arial"/>
+          <w:sz w:val="24"/>
+          <w:szCs w:val="24"/>
+        </w:rPr>
+      </w:pPr>
+      <w:r>
+        <w:rPr>
+          <w:rFonts w:ascii="Arial" w:hAnsi="Arial" w:cs="Arial"/>
+          <w:sz w:val="24"/>
+          <w:szCs w:val="24"/>
+        </w:rPr>
+        <w:t xml:space="preserve">O mare parte a construcțiilor criptografice moderne nu pot fi demonstrate ca fiind sigure în sens absolut. Un astfel de demers ar necesita demonstrarea dificultății unor probleme computaționale, precum </w:t>
+      </w:r>
+      <w:r>
+        <w:rPr>
+          <w:rFonts w:ascii="Arial" w:hAnsi="Arial" w:cs="Arial"/>
+          <w:sz w:val="24"/>
+          <w:szCs w:val="24"/>
+        </w:rPr>
+        <w:t>cea a</w:t>
+      </w:r>
+      <w:r>
+        <w:rPr>
+          <w:rFonts w:ascii="Arial" w:hAnsi="Arial" w:cs="Arial"/>
+          <w:sz w:val="24"/>
+          <w:szCs w:val="24"/>
+        </w:rPr>
+        <w:t xml:space="preserve"> logaritmului discret, pentru care nu sunt cunoscute metode </w:t>
+      </w:r>
+    </w:p>
+    <w:p>
+      <w:pPr>
+        <w:spacing w:line="276" w:lineRule="auto"/>
+        <w:jc w:val="both"/>
+        <w:rPr>
+          <w:rFonts w:ascii="Arial" w:hAnsi="Arial" w:cs="Arial"/>
+          <w:sz w:val="24"/>
+          <w:szCs w:val="24"/>
+        </w:rPr>
+      </w:pPr>
+    </w:p>
+    <w:p>
+      <w:pPr>
+        <w:spacing w:line="276" w:lineRule="auto"/>
+        <w:jc w:val="both"/>
+        <w:rPr>
+          <w:rFonts w:ascii="Arial" w:hAnsi="Arial" w:cs="Arial"/>
+          <w:sz w:val="24"/>
+          <w:szCs w:val="24"/>
+        </w:rPr>
+      </w:pPr>
+      <w:r>
+        <w:rPr>
+          <w:rFonts w:ascii="Arial" w:hAnsi="Arial" w:cs="Arial"/>
+          <w:sz w:val="24"/>
+          <w:szCs w:val="24"/>
+        </w:rPr>
+        <w:t>eficiente de rezolvare în cazul parametrilor utilizați în practică. Din această cauză, sistemele criptografice moderne sunt construite pe baza unor presupuneri matematice privind dificultatea anumitor probleme.</w:t>
+      </w:r>
+      <w:r>
+        <w:rPr>
+          <w:rFonts w:ascii="Arial" w:hAnsi="Arial" w:cs="Arial"/>
+          <w:sz w:val="24"/>
+          <w:szCs w:val="24"/>
+        </w:rPr>
+        <w:t xml:space="preserve"> O astfel de abordare oferă beneficiul modularității</w:t>
+      </w:r>
+      <w:r>
+        <w:rPr>
+          <w:rFonts w:ascii="Arial" w:hAnsi="Arial" w:cs="Arial"/>
+          <w:sz w:val="24"/>
+          <w:szCs w:val="24"/>
+        </w:rPr>
+        <w:t xml:space="preserve"> </w:t>
+      </w:r>
+      <w:r>
+        <w:rPr>
+          <w:rFonts w:ascii="Arial" w:hAnsi="Arial" w:cs="Arial"/>
+          <w:sz w:val="24"/>
+          <w:szCs w:val="24"/>
+        </w:rPr>
+        <w:t>sistemelor</w:t>
+      </w:r>
+      <w:r>
+        <w:rPr>
+          <w:rFonts w:ascii="Arial" w:hAnsi="Arial" w:cs="Arial"/>
+          <w:sz w:val="24"/>
+          <w:szCs w:val="24"/>
+        </w:rPr>
+        <w:t xml:space="preserve"> criptografice care sunt </w:t>
+      </w:r>
+      <w:r>
+        <w:rPr>
+          <w:rFonts w:ascii="Arial" w:hAnsi="Arial" w:cs="Arial"/>
+          <w:sz w:val="24"/>
+          <w:szCs w:val="24"/>
+        </w:rPr>
+        <w:t>proiectate pe suportul oferit de anumite</w:t>
+      </w:r>
+      <w:r>
+        <w:rPr>
+          <w:rFonts w:ascii="Arial" w:hAnsi="Arial" w:cs="Arial"/>
+          <w:sz w:val="24"/>
+          <w:szCs w:val="24"/>
+        </w:rPr>
+        <w:t xml:space="preserve"> presupuneri matematice fundamentale</w:t>
+      </w:r>
+      <w:r>
+        <w:rPr>
+          <w:rFonts w:ascii="Arial" w:hAnsi="Arial" w:cs="Arial"/>
+          <w:sz w:val="24"/>
+          <w:szCs w:val="24"/>
+        </w:rPr>
+        <w:t>. Separarea acestor niveluri permite înlocuirea componentelor individuale atunci când apar noi rezultate matematice sau când nivelul de încredere asociat unei anumite construcții este diminuat [8].</w:t>
+      </w:r>
+      <w:r>
+        <w:rPr>
+          <w:rFonts w:ascii="Arial" w:hAnsi="Arial" w:cs="Arial"/>
+          <w:sz w:val="24"/>
+          <w:szCs w:val="24"/>
+        </w:rPr>
+        <w:t xml:space="preserve"> </w:t>
+      </w:r>
+      <w:r>
+        <w:rPr>
+          <w:rFonts w:ascii="Arial" w:hAnsi="Arial" w:cs="Arial"/>
+          <w:sz w:val="24"/>
+          <w:szCs w:val="24"/>
+        </w:rPr>
+        <w:t>Spre deosebire de abordarea prezentată anterior, un sistem criptografic construit fără o justificare formală a securității împotriva unui adversar care dispune de o cantitate finită de resurse computaționale nu poate fi considerat sigur.</w:t>
+      </w:r>
+    </w:p>
+    <w:p>
+      <w:pPr>
+        <w:pStyle w:val="Heading2"/>
+        <w:jc w:val="both"/>
+        <w:rPr>
+          <w:rFonts w:cs="Arial"/>
+        </w:rPr>
+      </w:pPr>
+      <w:bookmarkStart w:id="13" w:name="_Toc238572851"/>
+      <w:r>
+        <w:rPr>
+          <w:rFonts w:cs="Arial"/>
+        </w:rPr>
+        <w:t>CRIPTOGRAFI</w:t>
+      </w:r>
+      <w:r>
+        <w:rPr>
+          <w:rFonts w:cs="Arial"/>
+        </w:rPr>
+        <w:t>A</w:t>
+      </w:r>
+      <w:r>
+        <w:rPr>
+          <w:rFonts w:cs="Arial"/>
+        </w:rPr>
+        <w:t xml:space="preserve"> SIMETRICĂ</w:t>
+      </w:r>
+      <w:bookmarkEnd w:id="13"/>
+    </w:p>
+    <w:p>
+      <w:pPr>
+        <w:spacing w:line="276" w:lineRule="auto"/>
+        <w:jc w:val="both"/>
+        <w:rPr>
+          <w:rFonts w:ascii="Arial" w:hAnsi="Arial" w:cs="Arial"/>
+          <w:b/>
+          <w:bCs/>
+          <w:sz w:val="24"/>
+          <w:szCs w:val="24"/>
+        </w:rPr>
+      </w:pPr>
+    </w:p>
+    <w:p>
+      <w:pPr>
+        <w:spacing w:line="276" w:lineRule="auto"/>
+        <w:ind w:firstLine="432"/>
+        <w:jc w:val="both"/>
+        <w:rPr>
+          <w:rFonts w:ascii="Arial" w:hAnsi="Arial" w:cs="Arial"/>
+          <w:sz w:val="24"/>
+          <w:szCs w:val="24"/>
+        </w:rPr>
+      </w:pPr>
+      <w:r>
+        <w:rPr>
+          <w:rFonts w:ascii="Arial" w:hAnsi="Arial" w:cs="Arial"/>
+          <w:sz w:val="24"/>
+          <w:szCs w:val="24"/>
+        </w:rPr>
+        <w:t xml:space="preserve">Algoritmii de criptare simetrică </w:t>
+      </w:r>
+      <w:r>
+        <w:rPr>
+          <w:rFonts w:ascii="Arial" w:hAnsi="Arial" w:cs="Arial"/>
+          <w:sz w:val="24"/>
+          <w:szCs w:val="24"/>
+        </w:rPr>
+        <w:t xml:space="preserve">utilizează </w:t>
+      </w:r>
+      <w:r>
+        <w:rPr>
+          <w:rFonts w:ascii="Arial" w:hAnsi="Arial" w:cs="Arial"/>
+          <w:sz w:val="24"/>
+          <w:szCs w:val="24"/>
+        </w:rPr>
+        <w:t xml:space="preserve">același set de chei criptografice pentru operațiile de criptare și decriptare. </w:t>
+      </w:r>
+      <w:r>
+        <w:rPr>
+          <w:rFonts w:ascii="Arial" w:hAnsi="Arial" w:cs="Arial"/>
+          <w:sz w:val="24"/>
+          <w:szCs w:val="24"/>
+        </w:rPr>
+        <w:t xml:space="preserve">Rolul unui sistem bazat pe criptografia simetrică este de a permite transmiterea informației printr-un canal de comunicație nesecurizat, fără compromiterea confidențialității datelor, atât timp cât cheia criptografică rămâne secretă. Pentru a face posibilă transmiterea datelor, este necesară partajarea cheii utilizate prin intermediul unui </w:t>
+      </w:r>
+      <w:r>
+        <w:rPr>
+          <w:rFonts w:ascii="Arial" w:hAnsi="Arial" w:cs="Arial"/>
+          <w:sz w:val="24"/>
+          <w:szCs w:val="24"/>
+        </w:rPr>
+        <w:t>mecanism de distribuție</w:t>
+      </w:r>
+      <w:r>
+        <w:rPr>
+          <w:rFonts w:ascii="Arial" w:hAnsi="Arial" w:cs="Arial"/>
+          <w:sz w:val="24"/>
+          <w:szCs w:val="24"/>
+        </w:rPr>
+        <w:t xml:space="preserve"> securizat. Un astfel de cana</w:t>
+      </w:r>
+      <w:r>
+        <w:rPr>
+          <w:rFonts w:ascii="Arial" w:hAnsi="Arial" w:cs="Arial"/>
+          <w:sz w:val="24"/>
+          <w:szCs w:val="24"/>
+        </w:rPr>
+        <w:t>l</w:t>
+      </w:r>
+      <w:r>
+        <w:rPr>
+          <w:rFonts w:ascii="Arial" w:hAnsi="Arial" w:cs="Arial"/>
+          <w:sz w:val="24"/>
+          <w:szCs w:val="24"/>
+        </w:rPr>
+        <w:t xml:space="preserve"> poate avea multe forme, de la </w:t>
+      </w:r>
+      <w:r>
+        <w:rPr>
+          <w:rFonts w:ascii="Arial" w:hAnsi="Arial" w:cs="Arial"/>
+          <w:sz w:val="24"/>
+          <w:szCs w:val="24"/>
+        </w:rPr>
+        <w:t xml:space="preserve">un schimb de informații efectuat </w:t>
+      </w:r>
+      <w:r>
+        <w:rPr>
+          <w:rFonts w:ascii="Arial" w:hAnsi="Arial" w:cs="Arial"/>
+          <w:sz w:val="24"/>
+          <w:szCs w:val="24"/>
+        </w:rPr>
+        <w:t>în persoană de către interlocutori, până la utilizarea anumitor</w:t>
+      </w:r>
+      <w:r>
+        <w:rPr>
+          <w:rFonts w:ascii="Arial" w:hAnsi="Arial" w:cs="Arial"/>
+          <w:sz w:val="24"/>
+          <w:szCs w:val="24"/>
+        </w:rPr>
+        <w:t xml:space="preserve"> protocoale criptografice.</w:t>
+      </w:r>
+      <w:r>
+        <w:rPr>
+          <w:rFonts w:ascii="Arial" w:hAnsi="Arial" w:cs="Arial"/>
+          <w:sz w:val="24"/>
+          <w:szCs w:val="24"/>
+        </w:rPr>
+        <w:t xml:space="preserve"> Structura ideală a unui astfel de sistem criptografic este prezentată în cadrul Figurii</w:t>
+      </w:r>
+      <w:r>
+        <w:rPr>
+          <w:rFonts w:ascii="Arial" w:hAnsi="Arial" w:cs="Arial"/>
+          <w:sz w:val="24"/>
+          <w:szCs w:val="24"/>
+        </w:rPr>
+        <w:t xml:space="preserve"> 3.1.</w:t>
+      </w:r>
+    </w:p>
+    <w:p>
+      <w:pPr>
+        <w:spacing w:line="276" w:lineRule="auto"/>
+        <w:ind w:firstLine="432"/>
+        <w:jc w:val="both"/>
+        <w:rPr>
+          <w:rFonts w:ascii="Arial" w:hAnsi="Arial" w:cs="Arial"/>
+          <w:sz w:val="24"/>
+          <w:szCs w:val="24"/>
+        </w:rPr>
+      </w:pPr>
+    </w:p>
+    <w:p>
+      <w:pPr>
         <w:keepNext/>
         <w:spacing w:line="276" w:lineRule="auto"/>
         <w:jc w:val="center"/>
@@ -10777,9 +10411,9 @@
           <w:szCs w:val="24"/>
         </w:rPr>
         <w:drawing>
-          <wp:inline distT="0" distB="0" distL="0" distR="0" wp14:anchorId="23B145D9" wp14:editId="5068CE86">
-            <wp:extent cx="6120765" cy="2085340"/>
-            <wp:effectExtent l="0" t="0" r="0" b="0"/>
+          <wp:inline distT="0" distB="0" distL="0" distR="0" wp14:anchorId="23B145D9" wp14:editId="7C0F9B30">
+            <wp:extent cx="5240741" cy="1785516"/>
+            <wp:effectExtent l="0" t="0" r="0" b="5715"/>
             <wp:docPr id="1616765185" name="Picture 1"/>
             <wp:cNvGraphicFramePr>
               <a:graphicFrameLocks xmlns:a="http://schemas.openxmlformats.org/drawingml/2006/main" noChangeAspect="1"/>
@@ -10806,7 +10440,7 @@
                   <pic:spPr>
                     <a:xfrm>
                       <a:off x="0" y="0"/>
-                      <a:ext cx="6120765" cy="2085340"/>
+                      <a:ext cx="5250741" cy="1788923"/>
                     </a:xfrm>
                     <a:prstGeom prst="rect">
                       <a:avLst/>
@@ -11024,22 +10658,24 @@
           <w:szCs w:val="24"/>
         </w:rPr>
       </w:pPr>
-      <w:r>
-        <w:rPr>
-          <w:rFonts w:ascii="Arial" w:hAnsi="Arial" w:cs="Arial"/>
-          <w:sz w:val="24"/>
-          <w:szCs w:val="24"/>
-        </w:rPr>
-        <w:t xml:space="preserve">Procesul de criptare în sine tratează în principal problema confidențialității. Un sistem criptografic robust este compus din mai multe mecanisme primitive, a căror aplicare succesivă are rolul de a asigura atât integritatea, cât și autenticitatea mesajului transmis. În lipsa unor astfel de măsuri, un atacator are posibilitatea de a se interpune între părțile comunicante și de a altera structura mesajului transmis. Într-un astfel de scenariu, </w:t>
-      </w:r>
-      <w:r>
-        <w:rPr>
-          <w:rFonts w:ascii="Arial" w:hAnsi="Arial" w:cs="Arial"/>
-          <w:sz w:val="24"/>
-          <w:szCs w:val="24"/>
-        </w:rPr>
-        <w:lastRenderedPageBreak/>
-        <w:t>modificarea datelor criptate nu este întotdeauna detectabilă în urma procesului de decriptare, ceea ce poate afecta fluxul comunicării sau chiar sisteme automate care depind de analiza promptă și predictibilă a unui flux de date.</w:t>
+    </w:p>
+    <w:p>
+      <w:pPr>
+        <w:ind w:firstLine="720"/>
+        <w:jc w:val="both"/>
+        <w:rPr>
+          <w:rFonts w:ascii="Arial" w:hAnsi="Arial" w:cs="Arial"/>
+          <w:sz w:val="24"/>
+          <w:szCs w:val="24"/>
+        </w:rPr>
+      </w:pPr>
+      <w:r>
+        <w:rPr>
+          <w:rFonts w:ascii="Arial" w:hAnsi="Arial" w:cs="Arial"/>
+          <w:sz w:val="24"/>
+          <w:szCs w:val="24"/>
+        </w:rPr>
+        <w:t>Procesul de criptare în sine tratează în principal problema confidențialității. Un sistem criptografic robust este compus din mai multe mecanisme primitive, a căror aplicare succesivă are rolul de a asigura atât integritatea, cât și autenticitatea mesajului transmis. În lipsa unor astfel de măsuri, un atacator are posibilitatea de a se interpune între părțile comunicante și de a altera structura mesajului transmis. Într-un astfel de scenariu, modificarea datelor criptate nu este întotdeauna detectabilă în urma procesului de decriptare, ceea ce poate afecta fluxul comunicării sau chiar sisteme automate care depind de analiza promptă și predictibilă a unui flux de date.</w:t>
       </w:r>
     </w:p>
     <w:p>
@@ -11114,7 +10750,6 @@
         </w:rPr>
         <w:t>Algoritmi simetrici de tip cifru de flux (</w:t>
       </w:r>
-      <w:proofErr w:type="spellStart"/>
       <w:r>
         <w:rPr>
           <w:rFonts w:ascii="Arial" w:hAnsi="Arial" w:cs="Arial"/>
@@ -11123,31 +10758,8 @@
           <w:sz w:val="24"/>
           <w:szCs w:val="24"/>
         </w:rPr>
-        <w:t>stream</w:t>
-      </w:r>
-      <w:proofErr w:type="spellEnd"/>
-      <w:r>
-        <w:rPr>
-          <w:rFonts w:ascii="Arial" w:hAnsi="Arial" w:cs="Arial"/>
-          <w:i/>
-          <w:iCs/>
-          <w:sz w:val="24"/>
-          <w:szCs w:val="24"/>
-        </w:rPr>
-        <w:t xml:space="preserve"> </w:t>
-      </w:r>
-      <w:proofErr w:type="spellStart"/>
-      <w:r>
-        <w:rPr>
-          <w:rFonts w:ascii="Arial" w:hAnsi="Arial" w:cs="Arial"/>
-          <w:i/>
-          <w:iCs/>
-          <w:sz w:val="24"/>
-          <w:szCs w:val="24"/>
-        </w:rPr>
-        <w:t>cipher</w:t>
-      </w:r>
-      <w:proofErr w:type="spellEnd"/>
+        <w:t>stream cipher</w:t>
+      </w:r>
       <w:r>
         <w:rPr>
           <w:rFonts w:ascii="Arial" w:hAnsi="Arial" w:cs="Arial"/>
@@ -11179,7 +10791,6 @@
         </w:rPr>
         <w:t>Algoritmi simetrici de tip cifru bloc (</w:t>
       </w:r>
-      <w:proofErr w:type="spellStart"/>
       <w:r>
         <w:rPr>
           <w:rFonts w:ascii="Arial" w:hAnsi="Arial" w:cs="Arial"/>
@@ -11188,9 +10799,35 @@
           <w:sz w:val="24"/>
           <w:szCs w:val="24"/>
         </w:rPr>
-        <w:t>block</w:t>
-      </w:r>
-      <w:proofErr w:type="spellEnd"/>
+        <w:t>block cipher</w:t>
+      </w:r>
+      <w:r>
+        <w:rPr>
+          <w:rFonts w:ascii="Arial" w:hAnsi="Arial" w:cs="Arial"/>
+          <w:sz w:val="24"/>
+          <w:szCs w:val="24"/>
+        </w:rPr>
+        <w:t>)</w:t>
+      </w:r>
+    </w:p>
+    <w:p>
+      <w:pPr>
+        <w:ind w:firstLine="720"/>
+        <w:jc w:val="both"/>
+        <w:rPr>
+          <w:rFonts w:ascii="Arial" w:hAnsi="Arial" w:cs="Arial"/>
+          <w:sz w:val="24"/>
+          <w:szCs w:val="24"/>
+        </w:rPr>
+      </w:pPr>
+      <w:r>
+        <w:rPr>
+          <w:rFonts w:ascii="Arial" w:hAnsi="Arial" w:cs="Arial"/>
+          <w:sz w:val="24"/>
+          <w:szCs w:val="24"/>
+        </w:rPr>
+        <w:t>Cifrurile de flux (</w:t>
+      </w:r>
       <w:r>
         <w:rPr>
           <w:rFonts w:ascii="Arial" w:hAnsi="Arial" w:cs="Arial"/>
@@ -11199,9 +10836,48 @@
           <w:sz w:val="24"/>
           <w:szCs w:val="24"/>
         </w:rPr>
-        <w:t xml:space="preserve"> </w:t>
-      </w:r>
-      <w:proofErr w:type="spellStart"/>
+        <w:t>stream ciphers</w:t>
+      </w:r>
+      <w:r>
+        <w:rPr>
+          <w:rFonts w:ascii="Arial" w:hAnsi="Arial" w:cs="Arial"/>
+          <w:sz w:val="24"/>
+          <w:szCs w:val="24"/>
+        </w:rPr>
+        <w:t>) realizează criptarea prin procesarea individuală a biților sau octeților mesajului. În cazul cifrurilor de flux sincrone, un flux de biți pseudo</w:t>
+      </w:r>
+      <w:r>
+        <w:rPr>
+          <w:rFonts w:ascii="Arial" w:hAnsi="Arial" w:cs="Arial"/>
+          <w:sz w:val="24"/>
+          <w:szCs w:val="24"/>
+        </w:rPr>
+        <w:t>-</w:t>
+      </w:r>
+      <w:r>
+        <w:rPr>
+          <w:rFonts w:ascii="Arial" w:hAnsi="Arial" w:cs="Arial"/>
+          <w:sz w:val="24"/>
+          <w:szCs w:val="24"/>
+        </w:rPr>
+        <w:t>aleatori</w:t>
+      </w:r>
+      <w:r>
+        <w:rPr>
+          <w:rFonts w:ascii="Arial" w:hAnsi="Arial" w:cs="Arial"/>
+          <w:sz w:val="24"/>
+          <w:szCs w:val="24"/>
+        </w:rPr>
+        <w:t>u</w:t>
+      </w:r>
+      <w:r>
+        <w:rPr>
+          <w:rFonts w:ascii="Arial" w:hAnsi="Arial" w:cs="Arial"/>
+          <w:sz w:val="24"/>
+          <w:szCs w:val="24"/>
+        </w:rPr>
+        <w:t xml:space="preserve"> este generat pe baza cheii criptografice și este combinat cu biții textului în clar prin intermediul operației </w:t>
+      </w:r>
       <w:r>
         <w:rPr>
           <w:rFonts w:ascii="Arial" w:hAnsi="Arial" w:cs="Arial"/>
@@ -11210,16 +10886,33 @@
           <w:sz w:val="24"/>
           <w:szCs w:val="24"/>
         </w:rPr>
-        <w:t>cipher</w:t>
-      </w:r>
-      <w:proofErr w:type="spellEnd"/>
-      <w:r>
-        <w:rPr>
-          <w:rFonts w:ascii="Arial" w:hAnsi="Arial" w:cs="Arial"/>
-          <w:sz w:val="24"/>
-          <w:szCs w:val="24"/>
-        </w:rPr>
-        <w:t>)</w:t>
+        <w:t>sau exclusiv</w:t>
+      </w:r>
+      <w:r>
+        <w:rPr>
+          <w:rFonts w:ascii="Arial" w:hAnsi="Arial" w:cs="Arial"/>
+          <w:sz w:val="24"/>
+          <w:szCs w:val="24"/>
+        </w:rPr>
+        <w:t xml:space="preserve"> (</w:t>
+      </w:r>
+      <w:r>
+        <w:rPr>
+          <w:rFonts w:ascii="Arial" w:hAnsi="Arial" w:cs="Arial"/>
+          <w:i/>
+          <w:iCs/>
+          <w:sz w:val="24"/>
+          <w:szCs w:val="24"/>
+        </w:rPr>
+        <w:t>XOR</w:t>
+      </w:r>
+      <w:r>
+        <w:rPr>
+          <w:rFonts w:ascii="Arial" w:hAnsi="Arial" w:cs="Arial"/>
+          <w:sz w:val="24"/>
+          <w:szCs w:val="24"/>
+        </w:rPr>
+        <w:t>). În schimb, cifrurile de flux asincrone utilizează, pe lângă cheia inițială, și biți proveniți din criptotextul generat anterior pentru determinarea fluxului de cheie. Majoritatea cifrurilor de flux utilizate în practică adoptă o arhitectură sincronă.</w:t>
       </w:r>
     </w:p>
     <w:p>
@@ -11238,172 +10931,7 @@
           <w:sz w:val="24"/>
           <w:szCs w:val="24"/>
         </w:rPr>
-        <w:t>Cifrurile de flux (</w:t>
-      </w:r>
-      <w:proofErr w:type="spellStart"/>
-      <w:r>
-        <w:rPr>
-          <w:rFonts w:ascii="Arial" w:hAnsi="Arial" w:cs="Arial"/>
-          <w:i/>
-          <w:iCs/>
-          <w:sz w:val="24"/>
-          <w:szCs w:val="24"/>
-        </w:rPr>
-        <w:t>stream</w:t>
-      </w:r>
-      <w:proofErr w:type="spellEnd"/>
-      <w:r>
-        <w:rPr>
-          <w:rFonts w:ascii="Arial" w:hAnsi="Arial" w:cs="Arial"/>
-          <w:i/>
-          <w:iCs/>
-          <w:sz w:val="24"/>
-          <w:szCs w:val="24"/>
-        </w:rPr>
-        <w:t xml:space="preserve"> </w:t>
-      </w:r>
-      <w:proofErr w:type="spellStart"/>
-      <w:r>
-        <w:rPr>
-          <w:rFonts w:ascii="Arial" w:hAnsi="Arial" w:cs="Arial"/>
-          <w:i/>
-          <w:iCs/>
-          <w:sz w:val="24"/>
-          <w:szCs w:val="24"/>
-        </w:rPr>
-        <w:t>ciphers</w:t>
-      </w:r>
-      <w:proofErr w:type="spellEnd"/>
-      <w:r>
-        <w:rPr>
-          <w:rFonts w:ascii="Arial" w:hAnsi="Arial" w:cs="Arial"/>
-          <w:sz w:val="24"/>
-          <w:szCs w:val="24"/>
-        </w:rPr>
-        <w:t>) realizează criptarea prin procesarea individuală a biților sau octeților mesajului. În cazul cifrurilor de flux sincrone, un flux de biți pseudo</w:t>
-      </w:r>
-      <w:r>
-        <w:rPr>
-          <w:rFonts w:ascii="Arial" w:hAnsi="Arial" w:cs="Arial"/>
-          <w:sz w:val="24"/>
-          <w:szCs w:val="24"/>
-        </w:rPr>
-        <w:t>-</w:t>
-      </w:r>
-      <w:r>
-        <w:rPr>
-          <w:rFonts w:ascii="Arial" w:hAnsi="Arial" w:cs="Arial"/>
-          <w:sz w:val="24"/>
-          <w:szCs w:val="24"/>
-        </w:rPr>
-        <w:t>aleatori</w:t>
-      </w:r>
-      <w:r>
-        <w:rPr>
-          <w:rFonts w:ascii="Arial" w:hAnsi="Arial" w:cs="Arial"/>
-          <w:sz w:val="24"/>
-          <w:szCs w:val="24"/>
-        </w:rPr>
-        <w:t>u</w:t>
-      </w:r>
-      <w:r>
-        <w:rPr>
-          <w:rFonts w:ascii="Arial" w:hAnsi="Arial" w:cs="Arial"/>
-          <w:sz w:val="24"/>
-          <w:szCs w:val="24"/>
-        </w:rPr>
-        <w:t xml:space="preserve"> este generat pe baza cheii criptografice și este combinat cu biții textului în clar prin intermediul operației </w:t>
-      </w:r>
-      <w:r>
-        <w:rPr>
-          <w:rFonts w:ascii="Arial" w:hAnsi="Arial" w:cs="Arial"/>
-          <w:i/>
-          <w:iCs/>
-          <w:sz w:val="24"/>
-          <w:szCs w:val="24"/>
-        </w:rPr>
-        <w:t>sau exclusiv</w:t>
-      </w:r>
-      <w:r>
-        <w:rPr>
-          <w:rFonts w:ascii="Arial" w:hAnsi="Arial" w:cs="Arial"/>
-          <w:sz w:val="24"/>
-          <w:szCs w:val="24"/>
-        </w:rPr>
-        <w:t xml:space="preserve"> (</w:t>
-      </w:r>
-      <w:r>
-        <w:rPr>
-          <w:rFonts w:ascii="Arial" w:hAnsi="Arial" w:cs="Arial"/>
-          <w:i/>
-          <w:iCs/>
-          <w:sz w:val="24"/>
-          <w:szCs w:val="24"/>
-        </w:rPr>
-        <w:t>XOR</w:t>
-      </w:r>
-      <w:r>
-        <w:rPr>
-          <w:rFonts w:ascii="Arial" w:hAnsi="Arial" w:cs="Arial"/>
-          <w:sz w:val="24"/>
-          <w:szCs w:val="24"/>
-        </w:rPr>
-        <w:t xml:space="preserve">). În schimb, cifrurile de flux asincrone utilizează, pe lângă cheia inițială, și biți proveniți din </w:t>
-      </w:r>
-      <w:proofErr w:type="spellStart"/>
-      <w:r>
-        <w:rPr>
-          <w:rFonts w:ascii="Arial" w:hAnsi="Arial" w:cs="Arial"/>
-          <w:sz w:val="24"/>
-          <w:szCs w:val="24"/>
-        </w:rPr>
-        <w:t>criptotextul</w:t>
-      </w:r>
-      <w:proofErr w:type="spellEnd"/>
-      <w:r>
-        <w:rPr>
-          <w:rFonts w:ascii="Arial" w:hAnsi="Arial" w:cs="Arial"/>
-          <w:sz w:val="24"/>
-          <w:szCs w:val="24"/>
-        </w:rPr>
-        <w:t xml:space="preserve"> generat anterior pentru determinarea fluxului de cheie. Majoritatea cifrurilor de flux utilizate în practică adoptă o arhitectură sincronă.</w:t>
-      </w:r>
-    </w:p>
-    <w:p>
-      <w:pPr>
-        <w:ind w:firstLine="720"/>
-        <w:jc w:val="both"/>
-        <w:rPr>
-          <w:rFonts w:ascii="Arial" w:hAnsi="Arial" w:cs="Arial"/>
-          <w:sz w:val="24"/>
-          <w:szCs w:val="24"/>
-        </w:rPr>
-      </w:pPr>
-      <w:r>
-        <w:rPr>
-          <w:rFonts w:ascii="Arial" w:hAnsi="Arial" w:cs="Arial"/>
-          <w:sz w:val="24"/>
-          <w:szCs w:val="24"/>
-        </w:rPr>
-        <w:t xml:space="preserve">Structura fundamentală a unui cifru </w:t>
-      </w:r>
-      <w:proofErr w:type="spellStart"/>
-      <w:r>
-        <w:rPr>
-          <w:rFonts w:ascii="Arial" w:hAnsi="Arial" w:cs="Arial"/>
-          <w:sz w:val="24"/>
-          <w:szCs w:val="24"/>
-        </w:rPr>
-        <w:t>stream</w:t>
-      </w:r>
-      <w:proofErr w:type="spellEnd"/>
-      <w:r>
-        <w:rPr>
-          <w:rFonts w:ascii="Arial" w:hAnsi="Arial" w:cs="Arial"/>
-          <w:sz w:val="24"/>
-          <w:szCs w:val="24"/>
-        </w:rPr>
-        <w:t xml:space="preserve"> este prezentată la nivelul figurii </w:t>
+        <w:t xml:space="preserve">Structura fundamentală a unui cifru stream este prezentată la nivelul figurii </w:t>
       </w:r>
       <w:r>
         <w:rPr>
@@ -11429,9 +10957,9 @@
           <w:noProof/>
         </w:rPr>
         <w:drawing>
-          <wp:inline distT="0" distB="0" distL="0" distR="0" wp14:anchorId="47D54AF9" wp14:editId="5B313CCE">
-            <wp:extent cx="4267796" cy="2010056"/>
-            <wp:effectExtent l="0" t="0" r="0" b="9525"/>
+          <wp:inline distT="0" distB="0" distL="0" distR="0" wp14:anchorId="47D54AF9" wp14:editId="414878EB">
+            <wp:extent cx="3373820" cy="1589009"/>
+            <wp:effectExtent l="0" t="0" r="0" b="0"/>
             <wp:docPr id="524564210" name="Picture 2"/>
             <wp:cNvGraphicFramePr>
               <a:graphicFrameLocks xmlns:a="http://schemas.openxmlformats.org/drawingml/2006/main" noChangeAspect="1"/>
@@ -11458,7 +10986,7 @@
                   <pic:spPr>
                     <a:xfrm>
                       <a:off x="0" y="0"/>
-                      <a:ext cx="4267796" cy="2010056"/>
+                      <a:ext cx="3396497" cy="1599690"/>
                     </a:xfrm>
                     <a:prstGeom prst="rect">
                       <a:avLst/>
@@ -11610,27 +11138,7 @@
           <w:sz w:val="20"/>
           <w:szCs w:val="20"/>
         </w:rPr>
-        <w:t xml:space="preserve"> Structura unui cifru de tip </w:t>
-      </w:r>
-      <w:proofErr w:type="spellStart"/>
-      <w:r>
-        <w:rPr>
-          <w:rFonts w:ascii="Arial" w:hAnsi="Arial" w:cs="Arial"/>
-          <w:color w:val="auto"/>
-          <w:sz w:val="20"/>
-          <w:szCs w:val="20"/>
-        </w:rPr>
-        <w:t>stream</w:t>
-      </w:r>
-      <w:proofErr w:type="spellEnd"/>
-      <w:r>
-        <w:rPr>
-          <w:rFonts w:ascii="Arial" w:hAnsi="Arial" w:cs="Arial"/>
-          <w:color w:val="auto"/>
-          <w:sz w:val="20"/>
-          <w:szCs w:val="20"/>
-        </w:rPr>
-        <w:t xml:space="preserve"> [10]</w:t>
+        <w:t xml:space="preserve"> Structura unui cifru de tip stream [10]</w:t>
       </w:r>
     </w:p>
     <w:p>
@@ -11706,66 +11214,32 @@
           <w:szCs w:val="24"/>
         </w:rPr>
       </w:pPr>
-      <w:r>
-        <w:rPr>
-          <w:rFonts w:ascii="Arial" w:hAnsi="Arial" w:cs="Arial"/>
-          <w:sz w:val="24"/>
-          <w:szCs w:val="24"/>
-        </w:rPr>
-        <w:t xml:space="preserve">Securitatea cifrurilor </w:t>
-      </w:r>
-      <w:proofErr w:type="spellStart"/>
-      <w:r>
-        <w:rPr>
-          <w:rFonts w:ascii="Arial" w:hAnsi="Arial" w:cs="Arial"/>
-          <w:sz w:val="24"/>
-          <w:szCs w:val="24"/>
-        </w:rPr>
-        <w:t>stream</w:t>
-      </w:r>
-      <w:proofErr w:type="spellEnd"/>
-      <w:r>
-        <w:rPr>
-          <w:rFonts w:ascii="Arial" w:hAnsi="Arial" w:cs="Arial"/>
-          <w:sz w:val="24"/>
-          <w:szCs w:val="24"/>
-        </w:rPr>
-        <w:t xml:space="preserve"> este, în mod particular, dependentă de modul în care cheia de flux este generată [7].</w:t>
-      </w:r>
-      <w:r>
-        <w:rPr>
-          <w:rFonts w:ascii="Arial" w:hAnsi="Arial" w:cs="Arial"/>
-          <w:sz w:val="24"/>
-          <w:szCs w:val="24"/>
-        </w:rPr>
-        <w:t xml:space="preserve"> Mai mul decât atât, majoritatea resurselor computaționale ale unui cifru </w:t>
-      </w:r>
-      <w:proofErr w:type="spellStart"/>
-      <w:r>
-        <w:rPr>
-          <w:rFonts w:ascii="Arial" w:hAnsi="Arial" w:cs="Arial"/>
-          <w:sz w:val="24"/>
-          <w:szCs w:val="24"/>
-        </w:rPr>
-        <w:t>stream</w:t>
-      </w:r>
-      <w:proofErr w:type="spellEnd"/>
-      <w:r>
-        <w:rPr>
-          <w:rFonts w:ascii="Arial" w:hAnsi="Arial" w:cs="Arial"/>
-          <w:sz w:val="24"/>
-          <w:szCs w:val="24"/>
-        </w:rPr>
-        <w:t xml:space="preserve"> sunt alocate blocului de generare a cheii de flux. Scopul acestui bloc este de a genera biții care vor fi utilizați în procesul de criptare astfel încât aceștia să aibă </w:t>
-      </w:r>
-      <w:r>
-        <w:rPr>
-          <w:rFonts w:ascii="Arial" w:hAnsi="Arial" w:cs="Arial"/>
-          <w:sz w:val="24"/>
-          <w:szCs w:val="24"/>
-        </w:rPr>
-        <w:lastRenderedPageBreak/>
-        <w:t>aspectul unui flux de numere aleatoriu.</w:t>
+    </w:p>
+    <w:p>
+      <w:pPr>
+        <w:ind w:firstLine="720"/>
+        <w:jc w:val="both"/>
+        <w:rPr>
+          <w:rFonts w:ascii="Arial" w:hAnsi="Arial" w:cs="Arial"/>
+          <w:sz w:val="24"/>
+          <w:szCs w:val="24"/>
+        </w:rPr>
+      </w:pPr>
+      <w:r>
+        <w:rPr>
+          <w:rFonts w:ascii="Arial" w:hAnsi="Arial" w:cs="Arial"/>
+          <w:sz w:val="24"/>
+          <w:szCs w:val="24"/>
+        </w:rPr>
+        <w:t>Securitatea cifrurilor stream este, în mod particular, dependentă de modul în care cheia de flux este generată [7].</w:t>
+      </w:r>
+      <w:r>
+        <w:rPr>
+          <w:rFonts w:ascii="Arial" w:hAnsi="Arial" w:cs="Arial"/>
+          <w:sz w:val="24"/>
+          <w:szCs w:val="24"/>
+        </w:rPr>
+        <w:t xml:space="preserve"> Mai mul decât atât, majoritatea resurselor computaționale ale unui cifru stream sunt alocate blocului de generare a cheii de flux. Scopul acestui bloc este de a genera biții care vor fi utilizați în procesul de criptare astfel încât aceștia să aibă aspectul unui flux de numere aleatoriu.</w:t>
       </w:r>
       <w:r>
         <w:rPr>
@@ -11832,9 +11306,9 @@
           <w:szCs w:val="24"/>
         </w:rPr>
         <w:drawing>
-          <wp:inline distT="0" distB="0" distL="0" distR="0" wp14:anchorId="1740C3D2" wp14:editId="078DD02F">
-            <wp:extent cx="3588589" cy="1466850"/>
-            <wp:effectExtent l="0" t="0" r="0" b="0"/>
+          <wp:inline distT="0" distB="0" distL="0" distR="0" wp14:anchorId="1740C3D2" wp14:editId="592C9DD8">
+            <wp:extent cx="2743200" cy="1121294"/>
+            <wp:effectExtent l="0" t="0" r="0" b="3175"/>
             <wp:docPr id="1659050157" name="Picture 1"/>
             <wp:cNvGraphicFramePr>
               <a:graphicFrameLocks xmlns:a="http://schemas.openxmlformats.org/drawingml/2006/main" noChangeAspect="1"/>
@@ -11855,7 +11329,7 @@
                   <pic:spPr>
                     <a:xfrm>
                       <a:off x="0" y="0"/>
-                      <a:ext cx="3588589" cy="1466850"/>
+                      <a:ext cx="2747285" cy="1122964"/>
                     </a:xfrm>
                     <a:prstGeom prst="rect">
                       <a:avLst/>
@@ -12040,28 +11514,20 @@
     </w:p>
     <w:p>
       <w:pPr>
+        <w:ind w:firstLine="720"/>
         <w:jc w:val="both"/>
         <w:rPr>
           <w:rFonts w:ascii="Arial" w:hAnsi="Arial" w:cs="Arial"/>
-        </w:rPr>
-      </w:pPr>
-    </w:p>
-    <w:p>
-      <w:pPr>
-        <w:jc w:val="both"/>
-        <w:rPr>
-          <w:rFonts w:ascii="Arial" w:hAnsi="Arial" w:cs="Arial"/>
-          <w:sz w:val="24"/>
-          <w:szCs w:val="24"/>
-        </w:rPr>
-      </w:pPr>
-      <w:r>
-        <w:rPr>
-          <w:rFonts w:ascii="Arial" w:hAnsi="Arial" w:cs="Arial"/>
-          <w:sz w:val="24"/>
-          <w:szCs w:val="24"/>
-        </w:rPr>
-        <w:tab/>
+          <w:sz w:val="24"/>
+          <w:szCs w:val="24"/>
+        </w:rPr>
+      </w:pPr>
+      <w:r>
+        <w:rPr>
+          <w:rFonts w:ascii="Arial" w:hAnsi="Arial" w:cs="Arial"/>
+          <w:sz w:val="24"/>
+          <w:szCs w:val="24"/>
+        </w:rPr>
         <w:t xml:space="preserve">Modul de operare al unui cifru bloc descrie modalitatea de aplicare a transformațiilor succesive astfel încât să fie posibilă criptarea, respectiv decriptarea fluxurilor continue de date. </w:t>
       </w:r>
       <w:r>
@@ -12093,25 +11559,7 @@
           <w:sz w:val="24"/>
           <w:szCs w:val="24"/>
         </w:rPr>
-        <w:t xml:space="preserve">Electronic </w:t>
-      </w:r>
-      <w:proofErr w:type="spellStart"/>
-      <w:r>
-        <w:rPr>
-          <w:rFonts w:ascii="Arial" w:hAnsi="Arial" w:cs="Arial"/>
-          <w:sz w:val="24"/>
-          <w:szCs w:val="24"/>
-        </w:rPr>
-        <w:t>Codebook</w:t>
-      </w:r>
-      <w:proofErr w:type="spellEnd"/>
-      <w:r>
-        <w:rPr>
-          <w:rFonts w:ascii="Arial" w:hAnsi="Arial" w:cs="Arial"/>
-          <w:sz w:val="24"/>
-          <w:szCs w:val="24"/>
-        </w:rPr>
-        <w:t xml:space="preserve"> (ECB)</w:t>
+        <w:t>Electronic Codebook (ECB)</w:t>
       </w:r>
     </w:p>
     <w:p>
@@ -12128,41 +11576,13 @@
           <w:szCs w:val="24"/>
         </w:rPr>
       </w:pPr>
-      <w:proofErr w:type="spellStart"/>
-      <w:r>
-        <w:rPr>
-          <w:rFonts w:ascii="Arial" w:hAnsi="Arial" w:cs="Arial"/>
-          <w:sz w:val="24"/>
-          <w:szCs w:val="24"/>
-        </w:rPr>
-        <w:t>Cipher</w:t>
-      </w:r>
-      <w:proofErr w:type="spellEnd"/>
-      <w:r>
-        <w:rPr>
-          <w:rFonts w:ascii="Arial" w:hAnsi="Arial" w:cs="Arial"/>
-          <w:sz w:val="24"/>
-          <w:szCs w:val="24"/>
-        </w:rPr>
-        <w:t xml:space="preserve"> Block </w:t>
-      </w:r>
-      <w:proofErr w:type="spellStart"/>
-      <w:r>
-        <w:rPr>
-          <w:rFonts w:ascii="Arial" w:hAnsi="Arial" w:cs="Arial"/>
-          <w:sz w:val="24"/>
-          <w:szCs w:val="24"/>
-        </w:rPr>
-        <w:t>Chaining</w:t>
-      </w:r>
-      <w:proofErr w:type="spellEnd"/>
-      <w:r>
-        <w:rPr>
-          <w:rFonts w:ascii="Arial" w:hAnsi="Arial" w:cs="Arial"/>
-          <w:sz w:val="24"/>
-          <w:szCs w:val="24"/>
-        </w:rPr>
-        <w:t xml:space="preserve"> (CBC)</w:t>
+      <w:r>
+        <w:rPr>
+          <w:rFonts w:ascii="Arial" w:hAnsi="Arial" w:cs="Arial"/>
+          <w:sz w:val="24"/>
+          <w:szCs w:val="24"/>
+        </w:rPr>
+        <w:t>Cipher Block Chaining (CBC)</w:t>
       </w:r>
     </w:p>
     <w:p>
@@ -12179,23 +11599,13 @@
           <w:szCs w:val="24"/>
         </w:rPr>
       </w:pPr>
-      <w:proofErr w:type="spellStart"/>
-      <w:r>
-        <w:rPr>
-          <w:rFonts w:ascii="Arial" w:hAnsi="Arial" w:cs="Arial"/>
-          <w:sz w:val="24"/>
-          <w:szCs w:val="24"/>
-        </w:rPr>
-        <w:t>Cipher</w:t>
-      </w:r>
-      <w:proofErr w:type="spellEnd"/>
-      <w:r>
-        <w:rPr>
-          <w:rFonts w:ascii="Arial" w:hAnsi="Arial" w:cs="Arial"/>
-          <w:sz w:val="24"/>
-          <w:szCs w:val="24"/>
-        </w:rPr>
-        <w:t xml:space="preserve"> Feedback (CFB)</w:t>
+      <w:r>
+        <w:rPr>
+          <w:rFonts w:ascii="Arial" w:hAnsi="Arial" w:cs="Arial"/>
+          <w:sz w:val="24"/>
+          <w:szCs w:val="24"/>
+        </w:rPr>
+        <w:t>Cipher Feedback (CFB)</w:t>
       </w:r>
     </w:p>
     <w:p>
@@ -12212,23 +11622,13 @@
           <w:szCs w:val="24"/>
         </w:rPr>
       </w:pPr>
-      <w:proofErr w:type="spellStart"/>
-      <w:r>
-        <w:rPr>
-          <w:rFonts w:ascii="Arial" w:hAnsi="Arial" w:cs="Arial"/>
-          <w:sz w:val="24"/>
-          <w:szCs w:val="24"/>
-        </w:rPr>
-        <w:t>Counter</w:t>
-      </w:r>
-      <w:proofErr w:type="spellEnd"/>
-      <w:r>
-        <w:rPr>
-          <w:rFonts w:ascii="Arial" w:hAnsi="Arial" w:cs="Arial"/>
-          <w:sz w:val="24"/>
-          <w:szCs w:val="24"/>
-        </w:rPr>
-        <w:t xml:space="preserve"> (CTR)</w:t>
+      <w:r>
+        <w:rPr>
+          <w:rFonts w:ascii="Arial" w:hAnsi="Arial" w:cs="Arial"/>
+          <w:sz w:val="24"/>
+          <w:szCs w:val="24"/>
+        </w:rPr>
+        <w:t>Counter (CTR)</w:t>
       </w:r>
     </w:p>
     <w:p>
@@ -12247,25 +11647,7 @@
           <w:sz w:val="24"/>
           <w:szCs w:val="24"/>
         </w:rPr>
-        <w:t xml:space="preserve">În lipsa utilizării unui mod adecvat de operare, anumite tipare prezente în datele inițiale pot persista în structura </w:t>
-      </w:r>
-      <w:proofErr w:type="spellStart"/>
-      <w:r>
-        <w:rPr>
-          <w:rFonts w:ascii="Arial" w:hAnsi="Arial" w:cs="Arial"/>
-          <w:sz w:val="24"/>
-          <w:szCs w:val="24"/>
-        </w:rPr>
-        <w:t>criptotextului</w:t>
-      </w:r>
-      <w:proofErr w:type="spellEnd"/>
-      <w:r>
-        <w:rPr>
-          <w:rFonts w:ascii="Arial" w:hAnsi="Arial" w:cs="Arial"/>
-          <w:sz w:val="24"/>
-          <w:szCs w:val="24"/>
-        </w:rPr>
-        <w:t>. Acest aspect este evident în cazul modului ECB (</w:t>
+        <w:t>În lipsa utilizării unui mod adecvat de operare, anumite tipare prezente în datele inițiale pot persista în structura criptotextului. Acest aspect este evident în cazul modului ECB (</w:t>
       </w:r>
       <w:r>
         <w:rPr>
@@ -12275,20 +11657,8 @@
           <w:sz w:val="24"/>
           <w:szCs w:val="24"/>
         </w:rPr>
-        <w:t xml:space="preserve">Electronic </w:t>
-      </w:r>
-      <w:proofErr w:type="spellStart"/>
-      <w:r>
-        <w:rPr>
-          <w:rFonts w:ascii="Arial" w:hAnsi="Arial" w:cs="Arial"/>
-          <w:i/>
-          <w:iCs/>
-          <w:sz w:val="24"/>
-          <w:szCs w:val="24"/>
-        </w:rPr>
-        <w:t>Codebook</w:t>
-      </w:r>
-      <w:proofErr w:type="spellEnd"/>
+        <w:t>Electronic Codebook</w:t>
+      </w:r>
       <w:r>
         <w:rPr>
           <w:rFonts w:ascii="Arial" w:hAnsi="Arial" w:cs="Arial"/>
@@ -12699,6 +12069,28 @@
           <w:szCs w:val="24"/>
         </w:rPr>
       </w:pPr>
+    </w:p>
+    <w:p>
+      <w:pPr>
+        <w:ind w:firstLine="720"/>
+        <w:jc w:val="both"/>
+        <w:rPr>
+          <w:rFonts w:ascii="Arial" w:hAnsi="Arial" w:cs="Arial"/>
+          <w:sz w:val="24"/>
+          <w:szCs w:val="24"/>
+        </w:rPr>
+      </w:pPr>
+    </w:p>
+    <w:p>
+      <w:pPr>
+        <w:ind w:firstLine="720"/>
+        <w:jc w:val="both"/>
+        <w:rPr>
+          <w:rFonts w:ascii="Arial" w:hAnsi="Arial" w:cs="Arial"/>
+          <w:sz w:val="24"/>
+          <w:szCs w:val="24"/>
+        </w:rPr>
+      </w:pPr>
       <w:r>
         <w:rPr>
           <w:rFonts w:ascii="Arial" w:hAnsi="Arial" w:cs="Arial"/>
@@ -12917,16 +12309,7 @@
           <w:sz w:val="24"/>
           <w:szCs w:val="24"/>
         </w:rPr>
-        <w:t xml:space="preserve"> permutări </w:t>
-      </w:r>
-      <w:r>
-        <w:rPr>
-          <w:rFonts w:ascii="Arial" w:hAnsi="Arial" w:cs="Arial"/>
-          <w:sz w:val="24"/>
-          <w:szCs w:val="24"/>
-        </w:rPr>
-        <w:lastRenderedPageBreak/>
-        <w:t>generate, vom obține rezultatul final</w:t>
+        <w:t xml:space="preserve"> permutări generate, vom obține rezultatul final</w:t>
       </w:r>
       <w:r>
         <w:rPr>
@@ -13830,7 +13213,6 @@
     </w:p>
     <w:p>
       <w:pPr>
-        <w:keepNext/>
         <w:ind w:firstLine="720"/>
         <w:jc w:val="both"/>
         <w:rPr>
@@ -13839,211 +13221,13 @@
           <w:szCs w:val="24"/>
         </w:rPr>
       </w:pPr>
-    </w:p>
-    <w:p>
-      <w:pPr>
-        <w:keepNext/>
-        <w:ind w:firstLine="720"/>
-        <w:jc w:val="center"/>
-        <w:rPr>
-          <w:rFonts w:ascii="Arial" w:hAnsi="Arial" w:cs="Arial"/>
-        </w:rPr>
-      </w:pPr>
-      <w:r>
-        <w:rPr>
-          <w:rFonts w:ascii="Arial" w:hAnsi="Arial" w:cs="Arial"/>
-          <w:noProof/>
-          <w:sz w:val="24"/>
-          <w:szCs w:val="24"/>
-        </w:rPr>
-        <w:drawing>
-          <wp:inline distT="0" distB="0" distL="0" distR="0" wp14:anchorId="61E0A3B1" wp14:editId="4D169C1B">
-            <wp:extent cx="2596160" cy="2648607"/>
-            <wp:effectExtent l="0" t="0" r="0" b="0"/>
-            <wp:docPr id="842593516" name="Picture 1"/>
-            <wp:cNvGraphicFramePr>
-              <a:graphicFrameLocks xmlns:a="http://schemas.openxmlformats.org/drawingml/2006/main" noChangeAspect="1"/>
-            </wp:cNvGraphicFramePr>
-            <a:graphic xmlns:a="http://schemas.openxmlformats.org/drawingml/2006/main">
-              <a:graphicData uri="http://schemas.openxmlformats.org/drawingml/2006/picture">
-                <pic:pic xmlns:pic="http://schemas.openxmlformats.org/drawingml/2006/picture">
-                  <pic:nvPicPr>
-                    <pic:cNvPr id="842593516" name="Picture 842593516"/>
-                    <pic:cNvPicPr/>
-                  </pic:nvPicPr>
-                  <pic:blipFill>
-                    <a:blip r:embed="rId14" cstate="print">
-                      <a:extLst>
-                        <a:ext uri="{28A0092B-C50C-407E-A947-70E740481C1C}">
-                          <a14:useLocalDpi xmlns:a14="http://schemas.microsoft.com/office/drawing/2010/main" val="0"/>
-                        </a:ext>
-                      </a:extLst>
-                    </a:blip>
-                    <a:stretch>
-                      <a:fillRect/>
-                    </a:stretch>
-                  </pic:blipFill>
-                  <pic:spPr>
-                    <a:xfrm flipV="1">
-                      <a:off x="0" y="0"/>
-                      <a:ext cx="2704594" cy="2759231"/>
-                    </a:xfrm>
-                    <a:prstGeom prst="rect">
-                      <a:avLst/>
-                    </a:prstGeom>
-                  </pic:spPr>
-                </pic:pic>
-              </a:graphicData>
-            </a:graphic>
-          </wp:inline>
-        </w:drawing>
-      </w:r>
-    </w:p>
-    <w:p>
-      <w:pPr>
-        <w:pStyle w:val="Caption"/>
-        <w:jc w:val="center"/>
-        <w:rPr>
-          <w:rFonts w:ascii="Arial" w:hAnsi="Arial" w:cs="Arial"/>
-          <w:color w:val="auto"/>
-          <w:sz w:val="28"/>
-          <w:szCs w:val="28"/>
-        </w:rPr>
-      </w:pPr>
-      <w:r>
-        <w:rPr>
-          <w:rFonts w:ascii="Arial" w:hAnsi="Arial" w:cs="Arial"/>
-          <w:color w:val="auto"/>
-          <w:sz w:val="20"/>
-          <w:szCs w:val="20"/>
-        </w:rPr>
-        <w:t>Figur</w:t>
-      </w:r>
-      <w:r>
-        <w:rPr>
-          <w:rFonts w:ascii="Arial" w:hAnsi="Arial" w:cs="Arial"/>
-          <w:color w:val="auto"/>
-          <w:sz w:val="20"/>
-          <w:szCs w:val="20"/>
-        </w:rPr>
-        <w:t>a</w:t>
-      </w:r>
-      <w:r>
-        <w:rPr>
-          <w:rFonts w:ascii="Arial" w:hAnsi="Arial" w:cs="Arial"/>
-          <w:color w:val="auto"/>
-          <w:sz w:val="20"/>
-          <w:szCs w:val="20"/>
-        </w:rPr>
-        <w:t xml:space="preserve"> </w:t>
-      </w:r>
-      <w:r>
-        <w:rPr>
-          <w:rFonts w:ascii="Arial" w:hAnsi="Arial" w:cs="Arial"/>
-          <w:color w:val="auto"/>
-          <w:sz w:val="20"/>
-          <w:szCs w:val="20"/>
-        </w:rPr>
-        <w:fldChar w:fldCharType="begin"/>
-      </w:r>
-      <w:r>
-        <w:rPr>
-          <w:rFonts w:ascii="Arial" w:hAnsi="Arial" w:cs="Arial"/>
-          <w:color w:val="auto"/>
-          <w:sz w:val="20"/>
-          <w:szCs w:val="20"/>
-        </w:rPr>
-        <w:instrText xml:space="preserve"> STYLEREF 1 \s </w:instrText>
-      </w:r>
-      <w:r>
-        <w:rPr>
-          <w:rFonts w:ascii="Arial" w:hAnsi="Arial" w:cs="Arial"/>
-          <w:color w:val="auto"/>
-          <w:sz w:val="20"/>
-          <w:szCs w:val="20"/>
-        </w:rPr>
-        <w:fldChar w:fldCharType="separate"/>
-      </w:r>
-      <w:r>
-        <w:rPr>
-          <w:rFonts w:ascii="Arial" w:hAnsi="Arial" w:cs="Arial"/>
-          <w:color w:val="auto"/>
-          <w:sz w:val="20"/>
-          <w:szCs w:val="20"/>
-        </w:rPr>
-        <w:t>3</w:t>
-      </w:r>
-      <w:r>
-        <w:rPr>
-          <w:rFonts w:ascii="Arial" w:hAnsi="Arial" w:cs="Arial"/>
-          <w:color w:val="auto"/>
-          <w:sz w:val="20"/>
-          <w:szCs w:val="20"/>
-        </w:rPr>
-        <w:fldChar w:fldCharType="end"/>
-      </w:r>
-      <w:r>
-        <w:rPr>
-          <w:rFonts w:ascii="Arial" w:hAnsi="Arial" w:cs="Arial"/>
-          <w:color w:val="auto"/>
-          <w:sz w:val="20"/>
-          <w:szCs w:val="20"/>
-        </w:rPr>
-        <w:t>.</w:t>
-      </w:r>
-      <w:r>
-        <w:rPr>
-          <w:rFonts w:ascii="Arial" w:hAnsi="Arial" w:cs="Arial"/>
-          <w:color w:val="auto"/>
-          <w:sz w:val="20"/>
-          <w:szCs w:val="20"/>
-        </w:rPr>
-        <w:t>4</w:t>
-      </w:r>
-      <w:r>
-        <w:rPr>
-          <w:rFonts w:ascii="Arial" w:hAnsi="Arial" w:cs="Arial"/>
-          <w:color w:val="auto"/>
-          <w:sz w:val="20"/>
-          <w:szCs w:val="20"/>
-        </w:rPr>
-        <w:t xml:space="preserve"> Structura </w:t>
-      </w:r>
-      <w:r>
-        <w:rPr>
-          <w:rFonts w:ascii="Arial" w:hAnsi="Arial" w:cs="Arial"/>
-          <w:color w:val="auto"/>
-          <w:sz w:val="20"/>
-          <w:szCs w:val="20"/>
-        </w:rPr>
-        <w:t>generală</w:t>
-      </w:r>
-      <w:r>
-        <w:rPr>
-          <w:rFonts w:ascii="Arial" w:hAnsi="Arial" w:cs="Arial"/>
-          <w:color w:val="auto"/>
-          <w:sz w:val="20"/>
-          <w:szCs w:val="20"/>
-        </w:rPr>
-        <w:t xml:space="preserve"> a undei runde de difuzie-confuzie [1</w:t>
-      </w:r>
-      <w:r>
-        <w:rPr>
-          <w:rFonts w:ascii="Arial" w:hAnsi="Arial" w:cs="Arial"/>
-          <w:color w:val="auto"/>
-          <w:sz w:val="20"/>
-          <w:szCs w:val="20"/>
-        </w:rPr>
-        <w:t>2</w:t>
-      </w:r>
-      <w:r>
-        <w:rPr>
-          <w:rFonts w:ascii="Arial" w:hAnsi="Arial" w:cs="Arial"/>
-          <w:color w:val="auto"/>
-          <w:sz w:val="20"/>
-          <w:szCs w:val="20"/>
-        </w:rPr>
-        <w:t>]</w:t>
+      <w:r>
+        <w:rPr>
+          <w:rFonts w:ascii="Arial" w:hAnsi="Arial" w:cs="Arial"/>
+          <w:sz w:val="24"/>
+          <w:szCs w:val="24"/>
+        </w:rPr>
+        <w:t>Majoritatea cifrurilor bloc moderne utilizează principiile de difuzie și confuzie prin intermediul unor structuri interne compuse din transformări de substituție, permutare și amestecare a datelor. Printre algoritmii reprezentativi din această categorie se numără DES, 3DES, AES, Blowfish și Twofish.</w:t>
       </w:r>
     </w:p>
     <w:p>
@@ -14062,44 +13246,7 @@
           <w:sz w:val="24"/>
           <w:szCs w:val="24"/>
         </w:rPr>
-        <w:lastRenderedPageBreak/>
-        <w:t xml:space="preserve">Majoritatea cifrurilor bloc moderne utilizează principiile de difuzie și confuzie prin intermediul unor structuri interne compuse din transformări de substituție, permutare și amestecare a datelor. Printre algoritmii reprezentativi din această categorie se numără DES, 3DES, AES, </w:t>
-      </w:r>
-      <w:proofErr w:type="spellStart"/>
-      <w:r>
-        <w:rPr>
-          <w:rFonts w:ascii="Arial" w:hAnsi="Arial" w:cs="Arial"/>
-          <w:sz w:val="24"/>
-          <w:szCs w:val="24"/>
-        </w:rPr>
-        <w:t>Blowfish</w:t>
-      </w:r>
-      <w:proofErr w:type="spellEnd"/>
-      <w:r>
-        <w:rPr>
-          <w:rFonts w:ascii="Arial" w:hAnsi="Arial" w:cs="Arial"/>
-          <w:sz w:val="24"/>
-          <w:szCs w:val="24"/>
-        </w:rPr>
-        <w:t xml:space="preserve"> și </w:t>
-      </w:r>
-      <w:proofErr w:type="spellStart"/>
-      <w:r>
-        <w:rPr>
-          <w:rFonts w:ascii="Arial" w:hAnsi="Arial" w:cs="Arial"/>
-          <w:sz w:val="24"/>
-          <w:szCs w:val="24"/>
-        </w:rPr>
-        <w:t>Twofish</w:t>
-      </w:r>
-      <w:proofErr w:type="spellEnd"/>
-      <w:r>
-        <w:rPr>
-          <w:rFonts w:ascii="Arial" w:hAnsi="Arial" w:cs="Arial"/>
-          <w:sz w:val="24"/>
-          <w:szCs w:val="24"/>
-        </w:rPr>
-        <w:t>.</w:t>
+        <w:t>Dintre algoritmii de criptare simetrică pe blocuri, AES reprezintă unul dintre cele mai utilizate standarde criptografice moderne. Acesta a fost proiectat pentru a înlocui algoritmii anteriori, precum DES și 3DES, oferind un nivel superior de securitate și posibilitatea implementării eficiente atât software, cât și hardware. În continuare va fi prezentată structura algoritmului AES-128 și operațiile care stau la baza procesului criptografic.</w:t>
       </w:r>
     </w:p>
     <w:p>
@@ -14112,14 +13259,6 @@
           <w:szCs w:val="24"/>
         </w:rPr>
       </w:pPr>
-      <w:r>
-        <w:rPr>
-          <w:rFonts w:ascii="Arial" w:hAnsi="Arial" w:cs="Arial"/>
-          <w:sz w:val="24"/>
-          <w:szCs w:val="24"/>
-        </w:rPr>
-        <w:t>Dintre algoritmii de criptare simetrică pe blocuri, AES reprezintă unul dintre cele mai utilizate standarde criptografice moderne. Acesta a fost proiectat pentru a înlocui algoritmii anteriori, precum DES și 3DES, oferind un nivel superior de securitate și posibilitatea implementării eficiente atât software, cât și hardware. În continuare va fi prezentată structura algoritmului AES-128 și operațiile care stau la baza procesului criptografic.</w:t>
-      </w:r>
     </w:p>
     <w:p>
       <w:pPr>
@@ -14150,13 +13289,6 @@
     </w:p>
     <w:p>
       <w:pPr>
-        <w:rPr>
-          <w:rFonts w:ascii="Arial" w:hAnsi="Arial" w:cs="Arial"/>
-        </w:rPr>
-      </w:pPr>
-    </w:p>
-    <w:p>
-      <w:pPr>
         <w:ind w:firstLine="576"/>
         <w:jc w:val="both"/>
         <w:rPr>
@@ -14165,6 +13297,17 @@
           <w:szCs w:val="24"/>
         </w:rPr>
       </w:pPr>
+    </w:p>
+    <w:p>
+      <w:pPr>
+        <w:ind w:firstLine="576"/>
+        <w:jc w:val="both"/>
+        <w:rPr>
+          <w:rFonts w:ascii="Arial" w:hAnsi="Arial" w:cs="Arial"/>
+          <w:sz w:val="24"/>
+          <w:szCs w:val="24"/>
+        </w:rPr>
+      </w:pPr>
       <w:r>
         <w:rPr>
           <w:rFonts w:ascii="Arial" w:hAnsi="Arial" w:cs="Arial"/>
@@ -14173,7 +13316,6 @@
         </w:rPr>
         <w:t xml:space="preserve">Institutul Național al standardelor din Statele Unite (NIST) a anunțat la începutul anului 1997 că urmează să organizeze o competiție pentru selectarea unui nou cifru bloc, numit </w:t>
       </w:r>
-      <w:proofErr w:type="spellStart"/>
       <w:r>
         <w:rPr>
           <w:rFonts w:ascii="Arial" w:hAnsi="Arial" w:cs="Arial"/>
@@ -14182,9 +13324,32 @@
           <w:sz w:val="24"/>
           <w:szCs w:val="24"/>
         </w:rPr>
-        <w:t>Advanced</w:t>
-      </w:r>
-      <w:proofErr w:type="spellEnd"/>
+        <w:t>Advanced Encryption Standard</w:t>
+      </w:r>
+      <w:r>
+        <w:rPr>
+          <w:rFonts w:ascii="Arial" w:hAnsi="Arial" w:cs="Arial"/>
+          <w:sz w:val="24"/>
+          <w:szCs w:val="24"/>
+        </w:rPr>
+        <w:t xml:space="preserve">. Scopul acestui nou cifru era înlocuirea standardului </w:t>
+      </w:r>
+      <w:r>
+        <w:rPr>
+          <w:rFonts w:ascii="Arial" w:hAnsi="Arial" w:cs="Arial"/>
+          <w:sz w:val="24"/>
+          <w:szCs w:val="24"/>
+        </w:rPr>
+        <w:t>învechit</w:t>
+      </w:r>
+      <w:r>
+        <w:rPr>
+          <w:rFonts w:ascii="Arial" w:hAnsi="Arial" w:cs="Arial"/>
+          <w:sz w:val="24"/>
+          <w:szCs w:val="24"/>
+        </w:rPr>
+        <w:t xml:space="preserve"> </w:t>
+      </w:r>
       <w:r>
         <w:rPr>
           <w:rFonts w:ascii="Arial" w:hAnsi="Arial" w:cs="Arial"/>
@@ -14193,98 +13358,8 @@
           <w:sz w:val="24"/>
           <w:szCs w:val="24"/>
         </w:rPr>
-        <w:t xml:space="preserve"> </w:t>
-      </w:r>
-      <w:proofErr w:type="spellStart"/>
-      <w:r>
-        <w:rPr>
-          <w:rFonts w:ascii="Arial" w:hAnsi="Arial" w:cs="Arial"/>
-          <w:i/>
-          <w:iCs/>
-          <w:sz w:val="24"/>
-          <w:szCs w:val="24"/>
-        </w:rPr>
-        <w:t>Encryption</w:t>
-      </w:r>
-      <w:proofErr w:type="spellEnd"/>
-      <w:r>
-        <w:rPr>
-          <w:rFonts w:ascii="Arial" w:hAnsi="Arial" w:cs="Arial"/>
-          <w:i/>
-          <w:iCs/>
-          <w:sz w:val="24"/>
-          <w:szCs w:val="24"/>
-        </w:rPr>
-        <w:t xml:space="preserve"> Standard</w:t>
-      </w:r>
-      <w:r>
-        <w:rPr>
-          <w:rFonts w:ascii="Arial" w:hAnsi="Arial" w:cs="Arial"/>
-          <w:sz w:val="24"/>
-          <w:szCs w:val="24"/>
-        </w:rPr>
-        <w:t xml:space="preserve">. Scopul acestui nou cifru era înlocuirea standardului </w:t>
-      </w:r>
-      <w:r>
-        <w:rPr>
-          <w:rFonts w:ascii="Arial" w:hAnsi="Arial" w:cs="Arial"/>
-          <w:sz w:val="24"/>
-          <w:szCs w:val="24"/>
-        </w:rPr>
-        <w:t>învechit</w:t>
-      </w:r>
-      <w:r>
-        <w:rPr>
-          <w:rFonts w:ascii="Arial" w:hAnsi="Arial" w:cs="Arial"/>
-          <w:sz w:val="24"/>
-          <w:szCs w:val="24"/>
-        </w:rPr>
-        <w:t xml:space="preserve"> </w:t>
-      </w:r>
-      <w:r>
-        <w:rPr>
-          <w:rFonts w:ascii="Arial" w:hAnsi="Arial" w:cs="Arial"/>
-          <w:i/>
-          <w:iCs/>
-          <w:sz w:val="24"/>
-          <w:szCs w:val="24"/>
-        </w:rPr>
-        <w:t xml:space="preserve">Data </w:t>
-      </w:r>
-      <w:proofErr w:type="spellStart"/>
-      <w:r>
-        <w:rPr>
-          <w:rFonts w:ascii="Arial" w:hAnsi="Arial" w:cs="Arial"/>
-          <w:i/>
-          <w:iCs/>
-          <w:sz w:val="24"/>
-          <w:szCs w:val="24"/>
-        </w:rPr>
-        <w:t>Encryption</w:t>
-      </w:r>
-      <w:proofErr w:type="spellEnd"/>
-      <w:r>
-        <w:rPr>
-          <w:rFonts w:ascii="Arial" w:hAnsi="Arial" w:cs="Arial"/>
-          <w:i/>
-          <w:iCs/>
-          <w:sz w:val="24"/>
-          <w:szCs w:val="24"/>
-        </w:rPr>
-        <w:t xml:space="preserve"> </w:t>
-      </w:r>
-      <w:proofErr w:type="spellStart"/>
-      <w:r>
-        <w:rPr>
-          <w:rFonts w:ascii="Arial" w:hAnsi="Arial" w:cs="Arial"/>
-          <w:i/>
-          <w:iCs/>
-          <w:sz w:val="24"/>
-          <w:szCs w:val="24"/>
-        </w:rPr>
-        <w:t>Stanadard</w:t>
-      </w:r>
-      <w:proofErr w:type="spellEnd"/>
+        <w:t>Data Encryption Stanadard</w:t>
+      </w:r>
       <w:r>
         <w:rPr>
           <w:rFonts w:ascii="Arial" w:hAnsi="Arial" w:cs="Arial"/>
@@ -14316,7 +13391,6 @@
           <w:szCs w:val="24"/>
         </w:rPr>
       </w:pPr>
-      <w:proofErr w:type="spellStart"/>
       <w:r>
         <w:rPr>
           <w:rFonts w:ascii="Arial" w:hAnsi="Arial" w:cs="Arial"/>
@@ -14325,7 +13399,6 @@
         </w:rPr>
         <w:t>Rijndael</w:t>
       </w:r>
-      <w:proofErr w:type="spellEnd"/>
     </w:p>
     <w:p>
       <w:pPr>
@@ -14364,7 +13437,6 @@
           <w:szCs w:val="24"/>
         </w:rPr>
       </w:pPr>
-      <w:proofErr w:type="spellStart"/>
       <w:r>
         <w:rPr>
           <w:rFonts w:ascii="Arial" w:hAnsi="Arial" w:cs="Arial"/>
@@ -14373,7 +13445,6 @@
         </w:rPr>
         <w:t>Twofish</w:t>
       </w:r>
-      <w:proofErr w:type="spellEnd"/>
     </w:p>
     <w:p>
       <w:pPr>
@@ -14437,43 +13508,35 @@
           <w:sz w:val="24"/>
           <w:szCs w:val="24"/>
         </w:rPr>
-        <w:t xml:space="preserve">Algoritmul </w:t>
-      </w:r>
-      <w:proofErr w:type="spellStart"/>
-      <w:r>
-        <w:rPr>
-          <w:rFonts w:ascii="Arial" w:hAnsi="Arial" w:cs="Arial"/>
-          <w:sz w:val="24"/>
-          <w:szCs w:val="24"/>
-        </w:rPr>
-        <w:t>Rijndael</w:t>
-      </w:r>
-      <w:proofErr w:type="spellEnd"/>
-      <w:r>
-        <w:rPr>
-          <w:rFonts w:ascii="Arial" w:hAnsi="Arial" w:cs="Arial"/>
-          <w:sz w:val="24"/>
-          <w:szCs w:val="24"/>
-        </w:rPr>
-        <w:t xml:space="preserve"> a fost desemnat câștigător al competiției. Deși niciuna dintre opțiunile anterior menționate nu prezenta vulnerabilități semnificative de securitate, particularitățile de implementare ale cifrului </w:t>
-      </w:r>
-      <w:proofErr w:type="spellStart"/>
-      <w:r>
-        <w:rPr>
-          <w:rFonts w:ascii="Arial" w:hAnsi="Arial" w:cs="Arial"/>
-          <w:sz w:val="24"/>
-          <w:szCs w:val="24"/>
-        </w:rPr>
-        <w:t>Rijndael</w:t>
-      </w:r>
-      <w:proofErr w:type="spellEnd"/>
-      <w:r>
-        <w:rPr>
-          <w:rFonts w:ascii="Arial" w:hAnsi="Arial" w:cs="Arial"/>
-          <w:sz w:val="24"/>
-          <w:szCs w:val="24"/>
-        </w:rPr>
-        <w:t>, printre care se remarcau performanța în implementările hardware, eficiența și flexibilitatea arhitecturală, au favorizat selectarea acestuia.</w:t>
+        <w:t xml:space="preserve">Algoritmul Rijndael a fost desemnat câștigător al competiției. Deși niciuna dintre opțiunile anterior menționate nu prezenta vulnerabilități semnificative de securitate, </w:t>
+      </w:r>
+    </w:p>
+    <w:p>
+      <w:pPr>
+        <w:jc w:val="both"/>
+        <w:rPr>
+          <w:rFonts w:ascii="Arial" w:hAnsi="Arial" w:cs="Arial"/>
+          <w:sz w:val="24"/>
+          <w:szCs w:val="24"/>
+        </w:rPr>
+      </w:pPr>
+    </w:p>
+    <w:p>
+      <w:pPr>
+        <w:jc w:val="both"/>
+        <w:rPr>
+          <w:rFonts w:ascii="Arial" w:hAnsi="Arial" w:cs="Arial"/>
+          <w:sz w:val="24"/>
+          <w:szCs w:val="24"/>
+        </w:rPr>
+      </w:pPr>
+      <w:r>
+        <w:rPr>
+          <w:rFonts w:ascii="Arial" w:hAnsi="Arial" w:cs="Arial"/>
+          <w:sz w:val="24"/>
+          <w:szCs w:val="24"/>
+        </w:rPr>
+        <w:t>particularitățile de implementare ale cifrului Rijndael, printre care se remarcau performanța în implementările hardware, eficiența și flexibilitatea arhitecturală, au favorizat selectarea acestuia.</w:t>
       </w:r>
     </w:p>
     <w:p>
@@ -14513,7 +13576,6 @@
         </w:rPr>
         <w:t xml:space="preserve">Spre deosebire de algoritmul pe care l-a înlocuit, și anume DES, arhitectura cifrului AES nu este bazată pe o rețea de tip </w:t>
       </w:r>
-      <w:proofErr w:type="spellStart"/>
       <w:r>
         <w:rPr>
           <w:rFonts w:ascii="Arial" w:hAnsi="Arial" w:cs="Arial"/>
@@ -14524,7 +13586,6 @@
         </w:rPr>
         <w:t>Feistel</w:t>
       </w:r>
-      <w:proofErr w:type="spellEnd"/>
       <w:r>
         <w:rPr>
           <w:rFonts w:ascii="Arial" w:hAnsi="Arial" w:cs="Arial"/>
@@ -14533,7 +13594,6 @@
         </w:rPr>
         <w:t xml:space="preserve">, ci pe o structură de tip </w:t>
       </w:r>
-      <w:proofErr w:type="spellStart"/>
       <w:r>
         <w:rPr>
           <w:rFonts w:ascii="Arial" w:hAnsi="Arial" w:cs="Arial"/>
@@ -14542,40 +13602,7 @@
           <w:sz w:val="24"/>
           <w:szCs w:val="24"/>
         </w:rPr>
-        <w:t>Substitution-Permutation</w:t>
-      </w:r>
-      <w:proofErr w:type="spellEnd"/>
-      <w:r>
-        <w:rPr>
-          <w:rFonts w:ascii="Arial" w:hAnsi="Arial" w:cs="Arial"/>
-          <w:i/>
-          <w:iCs/>
-          <w:sz w:val="24"/>
-          <w:szCs w:val="24"/>
-        </w:rPr>
-        <w:t xml:space="preserve"> </w:t>
-      </w:r>
-      <w:proofErr w:type="spellStart"/>
-      <w:r>
-        <w:rPr>
-          <w:rFonts w:ascii="Arial" w:hAnsi="Arial" w:cs="Arial"/>
-          <w:i/>
-          <w:iCs/>
-          <w:sz w:val="24"/>
-          <w:szCs w:val="24"/>
-        </w:rPr>
-        <w:t>Network</w:t>
-      </w:r>
-      <w:proofErr w:type="spellEnd"/>
-      <w:r>
-        <w:rPr>
-          <w:rFonts w:ascii="Arial" w:hAnsi="Arial" w:cs="Arial"/>
-          <w:i/>
-          <w:iCs/>
-          <w:sz w:val="24"/>
-          <w:szCs w:val="24"/>
-        </w:rPr>
-        <w:t xml:space="preserve"> </w:t>
+        <w:t xml:space="preserve">Substitution-Permutation Network </w:t>
       </w:r>
       <w:r>
         <w:rPr>
@@ -14634,25 +13661,7 @@
           <w:sz w:val="24"/>
           <w:szCs w:val="24"/>
         </w:rPr>
-        <w:t xml:space="preserve">Blocul de date de 128 de biți este reprezentat sub forma unei </w:t>
-      </w:r>
-      <w:proofErr w:type="spellStart"/>
-      <w:r>
-        <w:rPr>
-          <w:rFonts w:ascii="Arial" w:hAnsi="Arial" w:cs="Arial"/>
-          <w:sz w:val="24"/>
-          <w:szCs w:val="24"/>
-        </w:rPr>
-        <w:t>matrici</w:t>
-      </w:r>
-      <w:proofErr w:type="spellEnd"/>
-      <w:r>
-        <w:rPr>
-          <w:rFonts w:ascii="Arial" w:hAnsi="Arial" w:cs="Arial"/>
-          <w:sz w:val="24"/>
-          <w:szCs w:val="24"/>
-        </w:rPr>
-        <w:t xml:space="preserve"> de </w:t>
+        <w:t xml:space="preserve">Blocul de date de 128 de biți este reprezentat sub forma unei matrici de </w:t>
       </w:r>
       <m:oMath>
         <m:r>
@@ -14714,7 +13723,6 @@
         </w:rPr>
         <w:t>coloană (</w:t>
       </w:r>
-      <w:proofErr w:type="spellStart"/>
       <w:r>
         <w:rPr>
           <w:rFonts w:ascii="Arial" w:hAnsi="Arial" w:cs="Arial"/>
@@ -14723,31 +13731,8 @@
           <w:sz w:val="24"/>
           <w:szCs w:val="24"/>
         </w:rPr>
-        <w:t>column</w:t>
-      </w:r>
-      <w:proofErr w:type="spellEnd"/>
-      <w:r>
-        <w:rPr>
-          <w:rFonts w:ascii="Arial" w:hAnsi="Arial" w:cs="Arial"/>
-          <w:i/>
-          <w:iCs/>
-          <w:sz w:val="24"/>
-          <w:szCs w:val="24"/>
-        </w:rPr>
-        <w:t xml:space="preserve">-major </w:t>
-      </w:r>
-      <w:proofErr w:type="spellStart"/>
-      <w:r>
-        <w:rPr>
-          <w:rFonts w:ascii="Arial" w:hAnsi="Arial" w:cs="Arial"/>
-          <w:i/>
-          <w:iCs/>
-          <w:sz w:val="24"/>
-          <w:szCs w:val="24"/>
-        </w:rPr>
-        <w:t>order</w:t>
-      </w:r>
-      <w:proofErr w:type="spellEnd"/>
+        <w:t>column-major order</w:t>
+      </w:r>
       <w:r>
         <w:rPr>
           <w:rFonts w:ascii="Arial" w:hAnsi="Arial" w:cs="Arial"/>
@@ -14790,7 +13775,6 @@
           <w:sz w:val="24"/>
           <w:szCs w:val="24"/>
         </w:rPr>
-        <w:lastRenderedPageBreak/>
         <w:t xml:space="preserve">Astfel, operațiile </w:t>
       </w:r>
       <w:r>
@@ -14818,27 +13802,7 @@
           <w:sz w:val="24"/>
           <w:szCs w:val="24"/>
         </w:rPr>
-        <w:t xml:space="preserve">asupra </w:t>
-      </w:r>
-      <w:proofErr w:type="spellStart"/>
-      <w:r>
-        <w:rPr>
-          <w:rFonts w:ascii="Arial" w:hAnsi="Arial" w:cs="Arial"/>
-          <w:iCs/>
-          <w:sz w:val="24"/>
-          <w:szCs w:val="24"/>
-        </w:rPr>
-        <w:t>matricii</w:t>
-      </w:r>
-      <w:proofErr w:type="spellEnd"/>
-      <w:r>
-        <w:rPr>
-          <w:rFonts w:ascii="Arial" w:hAnsi="Arial" w:cs="Arial"/>
-          <w:iCs/>
-          <w:sz w:val="24"/>
-          <w:szCs w:val="24"/>
-        </w:rPr>
-        <w:t xml:space="preserve"> de stare, </w:t>
+        <w:t xml:space="preserve">asupra matricii de stare, </w:t>
       </w:r>
       <w:r>
         <w:rPr>
@@ -15025,6 +13989,19 @@
     <w:p>
       <w:pPr>
         <w:pStyle w:val="ListParagraph"/>
+        <w:ind w:left="1080"/>
+        <w:jc w:val="both"/>
+        <w:rPr>
+          <w:rFonts w:ascii="Arial" w:hAnsi="Arial" w:cs="Arial"/>
+          <w:iCs/>
+          <w:sz w:val="24"/>
+          <w:szCs w:val="24"/>
+        </w:rPr>
+      </w:pPr>
+    </w:p>
+    <w:p>
+      <w:pPr>
+        <w:pStyle w:val="ListParagraph"/>
         <w:numPr>
           <w:ilvl w:val="0"/>
           <w:numId w:val="21"/>
@@ -15068,25 +14045,7 @@
           <w:sz w:val="24"/>
           <w:szCs w:val="24"/>
         </w:rPr>
-        <w:t xml:space="preserve"> fiecare dintre cei 16 octeți ai </w:t>
-      </w:r>
-      <w:proofErr w:type="spellStart"/>
-      <w:r>
-        <w:rPr>
-          <w:rFonts w:ascii="Arial" w:hAnsi="Arial" w:cs="Arial"/>
-          <w:sz w:val="24"/>
-          <w:szCs w:val="24"/>
-        </w:rPr>
-        <w:t>matricii</w:t>
-      </w:r>
-      <w:proofErr w:type="spellEnd"/>
-      <w:r>
-        <w:rPr>
-          <w:rFonts w:ascii="Arial" w:hAnsi="Arial" w:cs="Arial"/>
-          <w:sz w:val="24"/>
-          <w:szCs w:val="24"/>
-        </w:rPr>
-        <w:t xml:space="preserve"> de stare</w:t>
+        <w:t xml:space="preserve"> fiecare dintre cei 16 octeți ai matricii de stare</w:t>
       </w:r>
       <w:r>
         <w:rPr>
@@ -15202,6 +14161,30 @@
     <w:p>
       <w:pPr>
         <w:pStyle w:val="ListParagraph"/>
+        <w:rPr>
+          <w:rFonts w:ascii="Arial" w:hAnsi="Arial" w:cs="Arial"/>
+          <w:iCs/>
+          <w:sz w:val="24"/>
+          <w:szCs w:val="24"/>
+        </w:rPr>
+      </w:pPr>
+    </w:p>
+    <w:p>
+      <w:pPr>
+        <w:pStyle w:val="ListParagraph"/>
+        <w:ind w:left="1080"/>
+        <w:jc w:val="both"/>
+        <w:rPr>
+          <w:rFonts w:ascii="Arial" w:hAnsi="Arial" w:cs="Arial"/>
+          <w:iCs/>
+          <w:sz w:val="24"/>
+          <w:szCs w:val="24"/>
+        </w:rPr>
+      </w:pPr>
+    </w:p>
+    <w:p>
+      <w:pPr>
+        <w:pStyle w:val="ListParagraph"/>
         <w:ind w:left="360"/>
         <w:jc w:val="both"/>
         <w:rPr>
@@ -15475,27 +14458,38 @@
           <w:sz w:val="24"/>
           <w:szCs w:val="24"/>
         </w:rPr>
-        <w:t>Indiferent de dimensiunea cheii utilizate, ultima rundă AES nu include operația de amestecare a coloanelor (</w:t>
-      </w:r>
-      <w:proofErr w:type="spellStart"/>
-      <w:r>
+        <w:t xml:space="preserve">Indiferent de dimensiunea cheii utilizate, ultima rundă AES nu include operația de amestecare a coloanelor (MixColumns). Această particularitate permite menținerea unei </w:t>
+      </w:r>
+    </w:p>
+    <w:p>
+      <w:pPr>
+        <w:jc w:val="both"/>
         <w:rPr>
           <w:rFonts w:ascii="Arial" w:hAnsi="Arial" w:cs="Arial"/>
           <w:iCs/>
           <w:sz w:val="24"/>
           <w:szCs w:val="24"/>
         </w:rPr>
-        <w:t>MixColumns</w:t>
-      </w:r>
-      <w:proofErr w:type="spellEnd"/>
-      <w:r>
+      </w:pPr>
+    </w:p>
+    <w:p>
+      <w:pPr>
+        <w:jc w:val="both"/>
         <w:rPr>
           <w:rFonts w:ascii="Arial" w:hAnsi="Arial" w:cs="Arial"/>
           <w:iCs/>
           <w:sz w:val="24"/>
           <w:szCs w:val="24"/>
         </w:rPr>
-        <w:t>). Această particularitate permite menținerea unei structuri similare între transformările utilizate în procesul de criptare și cele inverse utilizate pentru decriptare</w:t>
+      </w:pPr>
+      <w:r>
+        <w:rPr>
+          <w:rFonts w:ascii="Arial" w:hAnsi="Arial" w:cs="Arial"/>
+          <w:iCs/>
+          <w:sz w:val="24"/>
+          <w:szCs w:val="24"/>
+        </w:rPr>
+        <w:t>structuri similare între transformările utilizate în procesul de criptare și cele inverse utilizate pentru decriptare</w:t>
       </w:r>
       <w:r>
         <w:rPr>
@@ -15564,9 +14558,9 @@
           <w:szCs w:val="24"/>
         </w:rPr>
         <w:drawing>
-          <wp:inline distT="0" distB="0" distL="0" distR="0" wp14:anchorId="5C7FA585" wp14:editId="78BE7867">
-            <wp:extent cx="2448171" cy="3459192"/>
-            <wp:effectExtent l="0" t="0" r="9525" b="8255"/>
+          <wp:inline distT="0" distB="0" distL="0" distR="0" wp14:anchorId="5C7FA585" wp14:editId="2DF9A226">
+            <wp:extent cx="2128345" cy="3007288"/>
+            <wp:effectExtent l="0" t="0" r="5715" b="3175"/>
             <wp:docPr id="1357296574" name="Picture 1"/>
             <wp:cNvGraphicFramePr>
               <a:graphicFrameLocks xmlns:a="http://schemas.openxmlformats.org/drawingml/2006/main" noChangeAspect="1"/>
@@ -15576,6 +14570,537 @@
                 <pic:pic xmlns:pic="http://schemas.openxmlformats.org/drawingml/2006/picture">
                   <pic:nvPicPr>
                     <pic:cNvPr id="1357296574" name="Picture 1357296574"/>
+                    <pic:cNvPicPr/>
+                  </pic:nvPicPr>
+                  <pic:blipFill>
+                    <a:blip r:embed="rId14" cstate="print">
+                      <a:extLst>
+                        <a:ext uri="{28A0092B-C50C-407E-A947-70E740481C1C}">
+                          <a14:useLocalDpi xmlns:a14="http://schemas.microsoft.com/office/drawing/2010/main" val="0"/>
+                        </a:ext>
+                      </a:extLst>
+                    </a:blip>
+                    <a:stretch>
+                      <a:fillRect/>
+                    </a:stretch>
+                  </pic:blipFill>
+                  <pic:spPr>
+                    <a:xfrm>
+                      <a:off x="0" y="0"/>
+                      <a:ext cx="2179643" cy="3079771"/>
+                    </a:xfrm>
+                    <a:prstGeom prst="rect">
+                      <a:avLst/>
+                    </a:prstGeom>
+                  </pic:spPr>
+                </pic:pic>
+              </a:graphicData>
+            </a:graphic>
+          </wp:inline>
+        </w:drawing>
+      </w:r>
+    </w:p>
+    <w:p>
+      <w:pPr>
+        <w:pStyle w:val="Caption"/>
+        <w:jc w:val="center"/>
+        <w:rPr>
+          <w:rFonts w:ascii="Arial" w:hAnsi="Arial" w:cs="Arial"/>
+          <w:color w:val="auto"/>
+          <w:sz w:val="20"/>
+          <w:szCs w:val="20"/>
+        </w:rPr>
+      </w:pPr>
+      <w:r>
+        <w:rPr>
+          <w:rFonts w:ascii="Arial" w:hAnsi="Arial" w:cs="Arial"/>
+          <w:color w:val="auto"/>
+          <w:sz w:val="20"/>
+          <w:szCs w:val="20"/>
+        </w:rPr>
+        <w:t xml:space="preserve">     Figur</w:t>
+      </w:r>
+      <w:r>
+        <w:rPr>
+          <w:rFonts w:ascii="Arial" w:hAnsi="Arial" w:cs="Arial"/>
+          <w:color w:val="auto"/>
+          <w:sz w:val="20"/>
+          <w:szCs w:val="20"/>
+        </w:rPr>
+        <w:t>a</w:t>
+      </w:r>
+      <w:r>
+        <w:rPr>
+          <w:rFonts w:ascii="Arial" w:hAnsi="Arial" w:cs="Arial"/>
+          <w:color w:val="auto"/>
+          <w:sz w:val="20"/>
+          <w:szCs w:val="20"/>
+        </w:rPr>
+        <w:t xml:space="preserve"> </w:t>
+      </w:r>
+      <w:r>
+        <w:rPr>
+          <w:rFonts w:ascii="Arial" w:hAnsi="Arial" w:cs="Arial"/>
+          <w:color w:val="auto"/>
+          <w:sz w:val="20"/>
+          <w:szCs w:val="20"/>
+        </w:rPr>
+        <w:fldChar w:fldCharType="begin"/>
+      </w:r>
+      <w:r>
+        <w:rPr>
+          <w:rFonts w:ascii="Arial" w:hAnsi="Arial" w:cs="Arial"/>
+          <w:color w:val="auto"/>
+          <w:sz w:val="20"/>
+          <w:szCs w:val="20"/>
+        </w:rPr>
+        <w:instrText xml:space="preserve"> STYLEREF 1 \s </w:instrText>
+      </w:r>
+      <w:r>
+        <w:rPr>
+          <w:rFonts w:ascii="Arial" w:hAnsi="Arial" w:cs="Arial"/>
+          <w:color w:val="auto"/>
+          <w:sz w:val="20"/>
+          <w:szCs w:val="20"/>
+        </w:rPr>
+        <w:fldChar w:fldCharType="separate"/>
+      </w:r>
+      <w:r>
+        <w:rPr>
+          <w:rFonts w:ascii="Arial" w:hAnsi="Arial" w:cs="Arial"/>
+          <w:color w:val="auto"/>
+          <w:sz w:val="20"/>
+          <w:szCs w:val="20"/>
+        </w:rPr>
+        <w:t>3</w:t>
+      </w:r>
+      <w:r>
+        <w:rPr>
+          <w:rFonts w:ascii="Arial" w:hAnsi="Arial" w:cs="Arial"/>
+          <w:color w:val="auto"/>
+          <w:sz w:val="20"/>
+          <w:szCs w:val="20"/>
+        </w:rPr>
+        <w:fldChar w:fldCharType="end"/>
+      </w:r>
+      <w:r>
+        <w:rPr>
+          <w:rFonts w:ascii="Arial" w:hAnsi="Arial" w:cs="Arial"/>
+          <w:color w:val="auto"/>
+          <w:sz w:val="20"/>
+          <w:szCs w:val="20"/>
+        </w:rPr>
+        <w:t>.</w:t>
+      </w:r>
+      <w:r>
+        <w:rPr>
+          <w:rFonts w:ascii="Arial" w:hAnsi="Arial" w:cs="Arial"/>
+          <w:color w:val="auto"/>
+          <w:sz w:val="20"/>
+          <w:szCs w:val="20"/>
+        </w:rPr>
+        <w:t>5</w:t>
+      </w:r>
+      <w:r>
+        <w:rPr>
+          <w:rFonts w:ascii="Arial" w:hAnsi="Arial" w:cs="Arial"/>
+          <w:color w:val="auto"/>
+          <w:sz w:val="20"/>
+          <w:szCs w:val="20"/>
+        </w:rPr>
+        <w:t xml:space="preserve"> Structura algoritmului AES</w:t>
+      </w:r>
+    </w:p>
+    <w:p/>
+    <w:p/>
+    <w:p/>
+    <w:p>
+      <w:pPr>
+        <w:pStyle w:val="Heading2"/>
+        <w:rPr>
+          <w:rFonts w:cs="Arial"/>
+        </w:rPr>
+      </w:pPr>
+      <w:bookmarkStart w:id="16" w:name="_Toc238572854"/>
+      <w:r>
+        <w:rPr>
+          <w:rFonts w:cs="Arial"/>
+        </w:rPr>
+        <w:t>STRUCTRURA ALGORITMULUI</w:t>
+      </w:r>
+      <w:r>
+        <w:rPr>
+          <w:rFonts w:cs="Arial"/>
+        </w:rPr>
+        <w:t xml:space="preserve"> </w:t>
+      </w:r>
+      <w:r>
+        <w:rPr>
+          <w:rFonts w:cs="Arial"/>
+        </w:rPr>
+        <w:t>AES-128</w:t>
+      </w:r>
+      <w:bookmarkEnd w:id="16"/>
+    </w:p>
+    <w:p>
+      <w:pPr>
+        <w:rPr>
+          <w:rFonts w:ascii="Arial" w:hAnsi="Arial" w:cs="Arial"/>
+        </w:rPr>
+      </w:pPr>
+    </w:p>
+    <w:p>
+      <w:pPr>
+        <w:ind w:firstLine="576"/>
+        <w:jc w:val="both"/>
+        <w:rPr>
+          <w:rFonts w:ascii="Arial" w:hAnsi="Arial" w:cs="Arial"/>
+          <w:sz w:val="24"/>
+          <w:szCs w:val="24"/>
+        </w:rPr>
+      </w:pPr>
+      <w:r>
+        <w:rPr>
+          <w:rFonts w:ascii="Arial" w:hAnsi="Arial" w:cs="Arial"/>
+          <w:sz w:val="24"/>
+          <w:szCs w:val="24"/>
+        </w:rPr>
+        <w:t xml:space="preserve">Varianta AES-128 a algoritmului Advanced Encryption Standard utilizează o cheie de criptare cu o lungime de 128 de biți și este compusă din 10 runde de transformări succesive. Procesul de criptare are la bază o structură de tip rețea de substituție și permutație, </w:t>
+      </w:r>
+      <w:r>
+        <w:rPr>
+          <w:rFonts w:ascii="Arial" w:hAnsi="Arial" w:cs="Arial"/>
+          <w:sz w:val="24"/>
+          <w:szCs w:val="24"/>
+        </w:rPr>
+        <w:t>care este construită în baza transformărilor anterior menționate.</w:t>
+      </w:r>
+    </w:p>
+    <w:p>
+      <w:pPr>
+        <w:ind w:firstLine="576"/>
+        <w:jc w:val="both"/>
+        <w:rPr>
+          <w:rFonts w:ascii="Arial" w:hAnsi="Arial" w:cs="Arial"/>
+          <w:sz w:val="24"/>
+          <w:szCs w:val="24"/>
+        </w:rPr>
+      </w:pPr>
+      <w:r>
+        <w:rPr>
+          <w:rFonts w:ascii="Arial" w:hAnsi="Arial" w:cs="Arial"/>
+          <w:sz w:val="24"/>
+          <w:szCs w:val="24"/>
+        </w:rPr>
+        <w:t>Înaintea începerii rundelor propriu-zise este efectuată operația inițială AddRoundKey, prin care blocul de intrare este combinat cu prima cheie de rundă. Ulterior, pentru primele nouă runde sunt aplicate succesiv transformările SubBytes, ShiftRows, MixColumns și AddRoundKey. Ultima rundă diferă prin eliminarea operației MixColumns</w:t>
+      </w:r>
+      <w:r>
+        <w:rPr>
+          <w:rFonts w:ascii="Arial" w:hAnsi="Arial" w:cs="Arial"/>
+          <w:sz w:val="24"/>
+          <w:szCs w:val="24"/>
+        </w:rPr>
+        <w:t xml:space="preserve">, conform procedeului </w:t>
+      </w:r>
+      <w:r>
+        <w:rPr>
+          <w:rFonts w:ascii="Arial" w:hAnsi="Arial" w:cs="Arial"/>
+          <w:sz w:val="24"/>
+          <w:szCs w:val="24"/>
+        </w:rPr>
+        <w:t xml:space="preserve">anterior </w:t>
+      </w:r>
+      <w:r>
+        <w:rPr>
+          <w:rFonts w:ascii="Arial" w:hAnsi="Arial" w:cs="Arial"/>
+          <w:sz w:val="24"/>
+          <w:szCs w:val="24"/>
+        </w:rPr>
+        <w:t>prezentat în Figura 3.5</w:t>
+      </w:r>
+      <w:r>
+        <w:rPr>
+          <w:rFonts w:ascii="Arial" w:hAnsi="Arial" w:cs="Arial"/>
+          <w:sz w:val="24"/>
+          <w:szCs w:val="24"/>
+        </w:rPr>
+        <w:t>.</w:t>
+      </w:r>
+    </w:p>
+    <w:p>
+      <w:pPr>
+        <w:ind w:firstLine="576"/>
+        <w:jc w:val="both"/>
+        <w:rPr>
+          <w:rFonts w:ascii="Arial" w:hAnsi="Arial" w:cs="Arial"/>
+          <w:sz w:val="24"/>
+          <w:szCs w:val="24"/>
+        </w:rPr>
+      </w:pPr>
+      <w:r>
+        <w:rPr>
+          <w:rFonts w:ascii="Arial" w:hAnsi="Arial" w:cs="Arial"/>
+          <w:sz w:val="24"/>
+          <w:szCs w:val="24"/>
+        </w:rPr>
+        <w:t>Pentru înțelegerea modului în care algoritmul AES realizează transformarea blocului de date inițial în blocul criptat, vor fi analizate individual operațiile componente ale unei runde de criptare</w:t>
+      </w:r>
+      <w:r>
+        <w:rPr>
+          <w:rFonts w:ascii="Arial" w:hAnsi="Arial" w:cs="Arial"/>
+          <w:sz w:val="24"/>
+          <w:szCs w:val="24"/>
+        </w:rPr>
+        <w:t>.</w:t>
+      </w:r>
+    </w:p>
+    <w:p>
+      <w:pPr>
+        <w:ind w:firstLine="576"/>
+        <w:jc w:val="both"/>
+        <w:rPr>
+          <w:rFonts w:ascii="Arial" w:hAnsi="Arial" w:cs="Arial"/>
+          <w:sz w:val="24"/>
+          <w:szCs w:val="24"/>
+        </w:rPr>
+      </w:pPr>
+    </w:p>
+    <w:p>
+      <w:pPr>
+        <w:pStyle w:val="Heading3"/>
+        <w:rPr>
+          <w:rFonts w:cs="Arial"/>
+          <w:caps/>
+        </w:rPr>
+      </w:pPr>
+      <w:bookmarkStart w:id="17" w:name="_Toc238572855"/>
+      <w:r>
+        <w:rPr>
+          <w:rFonts w:cs="Arial"/>
+          <w:caps/>
+        </w:rPr>
+        <w:t>Adăugarea cheii de rundă</w:t>
+      </w:r>
+      <w:bookmarkEnd w:id="17"/>
+    </w:p>
+    <w:p>
+      <w:pPr>
+        <w:rPr>
+          <w:rFonts w:ascii="Arial" w:hAnsi="Arial" w:cs="Arial"/>
+        </w:rPr>
+      </w:pPr>
+    </w:p>
+    <w:p>
+      <w:pPr>
+        <w:ind w:firstLine="720"/>
+        <w:jc w:val="both"/>
+        <w:rPr>
+          <w:rFonts w:ascii="Arial" w:hAnsi="Arial" w:cs="Arial"/>
+          <w:i/>
+          <w:iCs/>
+          <w:vanish/>
+          <w:sz w:val="24"/>
+          <w:szCs w:val="24"/>
+          <w:u w:val="single"/>
+          <w:specVanish/>
+        </w:rPr>
+      </w:pPr>
+      <w:r>
+        <w:rPr>
+          <w:rFonts w:ascii="Arial" w:hAnsi="Arial" w:cs="Arial"/>
+          <w:sz w:val="24"/>
+          <w:szCs w:val="24"/>
+        </w:rPr>
+        <w:t xml:space="preserve">Adăugarea cheii de rundă reprezintă cea mai simplă etapă a algoritmului AES. Aceasta constă în efectuarea unei operații </w:t>
+      </w:r>
+      <w:r>
+        <w:rPr>
+          <w:rFonts w:ascii="Arial" w:hAnsi="Arial" w:cs="Arial"/>
+          <w:i/>
+          <w:iCs/>
+          <w:sz w:val="24"/>
+          <w:szCs w:val="24"/>
+        </w:rPr>
+        <w:t>sau</w:t>
+      </w:r>
+      <w:r>
+        <w:rPr>
+          <w:rFonts w:ascii="Arial" w:hAnsi="Arial" w:cs="Arial"/>
+          <w:i/>
+          <w:iCs/>
+          <w:sz w:val="24"/>
+          <w:szCs w:val="24"/>
+        </w:rPr>
+        <w:t>-</w:t>
+      </w:r>
+      <w:r>
+        <w:rPr>
+          <w:rFonts w:ascii="Arial" w:hAnsi="Arial" w:cs="Arial"/>
+          <w:i/>
+          <w:iCs/>
+          <w:sz w:val="24"/>
+          <w:szCs w:val="24"/>
+        </w:rPr>
+        <w:t>exclusiv</w:t>
+      </w:r>
+      <w:r>
+        <w:rPr>
+          <w:rFonts w:ascii="Arial" w:hAnsi="Arial" w:cs="Arial"/>
+          <w:sz w:val="24"/>
+          <w:szCs w:val="24"/>
+        </w:rPr>
+        <w:t xml:space="preserve"> între matricea stării curente și cheia de rundă generată.</w:t>
+      </w:r>
+      <w:r>
+        <w:rPr>
+          <w:rFonts w:ascii="Arial" w:hAnsi="Arial" w:cs="Arial"/>
+          <w:sz w:val="24"/>
+          <w:szCs w:val="24"/>
+        </w:rPr>
+        <w:t xml:space="preserve"> Operația sau-exclusiv este echivalentă cu însumarea celor două valori în corpul Galois </w:t>
+      </w:r>
+      <m:oMath>
+        <m:r>
+          <w:rPr>
+            <w:rFonts w:ascii="Cambria Math" w:hAnsi="Cambria Math" w:cs="Arial"/>
+            <w:sz w:val="24"/>
+            <w:szCs w:val="24"/>
+          </w:rPr>
+          <m:t>GF</m:t>
+        </m:r>
+        <m:d>
+          <m:dPr>
+            <m:ctrlPr>
+              <w:rPr>
+                <w:rFonts w:ascii="Cambria Math" w:hAnsi="Cambria Math" w:cs="Arial"/>
+                <w:i/>
+                <w:iCs/>
+                <w:sz w:val="24"/>
+                <w:szCs w:val="24"/>
+              </w:rPr>
+            </m:ctrlPr>
+          </m:dPr>
+          <m:e>
+            <m:r>
+              <w:rPr>
+                <w:rFonts w:ascii="Cambria Math" w:hAnsi="Cambria Math" w:cs="Arial"/>
+                <w:sz w:val="24"/>
+                <w:szCs w:val="24"/>
+              </w:rPr>
+              <m:t>2</m:t>
+            </m:r>
+          </m:e>
+        </m:d>
+      </m:oMath>
+      <w:r>
+        <w:rPr>
+          <w:rFonts w:ascii="Arial" w:hAnsi="Arial" w:cs="Arial"/>
+          <w:iCs/>
+          <w:sz w:val="24"/>
+          <w:szCs w:val="24"/>
+        </w:rPr>
+        <w:t xml:space="preserve"> [7].</w:t>
+      </w:r>
+      <w:r>
+        <w:rPr>
+          <w:rFonts w:ascii="Arial" w:hAnsi="Arial" w:cs="Arial"/>
+          <w:iCs/>
+          <w:sz w:val="24"/>
+          <w:szCs w:val="24"/>
+        </w:rPr>
+        <w:t xml:space="preserve"> </w:t>
+      </w:r>
+      <w:r>
+        <w:rPr>
+          <w:rFonts w:ascii="Arial" w:hAnsi="Arial" w:cs="Arial"/>
+          <w:iCs/>
+          <w:sz w:val="24"/>
+          <w:szCs w:val="24"/>
+        </w:rPr>
+        <w:t xml:space="preserve">Structura abstractă a acestui </w:t>
+      </w:r>
+      <w:r>
+        <w:rPr>
+          <w:rFonts w:ascii="Arial" w:hAnsi="Arial" w:cs="Arial"/>
+          <w:iCs/>
+          <w:sz w:val="24"/>
+          <w:szCs w:val="24"/>
+        </w:rPr>
+        <w:t>mecanism</w:t>
+      </w:r>
+      <w:r>
+        <w:rPr>
+          <w:rFonts w:ascii="Arial" w:hAnsi="Arial" w:cs="Arial"/>
+          <w:iCs/>
+          <w:sz w:val="24"/>
+          <w:szCs w:val="24"/>
+        </w:rPr>
+        <w:t xml:space="preserve"> este prezentată în Figura 3.6</w:t>
+      </w:r>
+      <w:r>
+        <w:rPr>
+          <w:rFonts w:ascii="Arial" w:hAnsi="Arial" w:cs="Arial"/>
+          <w:iCs/>
+          <w:sz w:val="24"/>
+          <w:szCs w:val="24"/>
+        </w:rPr>
+        <w:t>.</w:t>
+      </w:r>
+    </w:p>
+    <w:p>
+      <w:pPr>
+        <w:rPr>
+          <w:rFonts w:ascii="Arial" w:hAnsi="Arial" w:cs="Arial"/>
+          <w:sz w:val="24"/>
+          <w:szCs w:val="24"/>
+        </w:rPr>
+      </w:pPr>
+    </w:p>
+    <w:p>
+      <w:pPr>
+        <w:rPr>
+          <w:rFonts w:ascii="Arial" w:hAnsi="Arial" w:cs="Arial"/>
+          <w:sz w:val="24"/>
+          <w:szCs w:val="24"/>
+        </w:rPr>
+      </w:pPr>
+      <w:r>
+        <w:rPr>
+          <w:rFonts w:ascii="Arial" w:hAnsi="Arial" w:cs="Arial"/>
+          <w:sz w:val="24"/>
+          <w:szCs w:val="24"/>
+        </w:rPr>
+        <w:tab/>
+      </w:r>
+    </w:p>
+    <w:p>
+      <w:pPr>
+        <w:keepNext/>
+        <w:jc w:val="center"/>
+        <w:rPr>
+          <w:rFonts w:ascii="Arial" w:hAnsi="Arial" w:cs="Arial"/>
+        </w:rPr>
+      </w:pPr>
+      <w:r>
+        <w:rPr>
+          <w:rFonts w:ascii="Arial" w:hAnsi="Arial" w:cs="Arial"/>
+          <w:noProof/>
+          <w:sz w:val="24"/>
+          <w:szCs w:val="24"/>
+        </w:rPr>
+        <w:drawing>
+          <wp:inline distT="0" distB="0" distL="0" distR="0" wp14:anchorId="29FDCD87" wp14:editId="5B4B4D32">
+            <wp:extent cx="2191407" cy="2191407"/>
+            <wp:effectExtent l="0" t="0" r="0" b="0"/>
+            <wp:docPr id="2094500704" name="Picture 6"/>
+            <wp:cNvGraphicFramePr>
+              <a:graphicFrameLocks xmlns:a="http://schemas.openxmlformats.org/drawingml/2006/main" noChangeAspect="1"/>
+            </wp:cNvGraphicFramePr>
+            <a:graphic xmlns:a="http://schemas.openxmlformats.org/drawingml/2006/main">
+              <a:graphicData uri="http://schemas.openxmlformats.org/drawingml/2006/picture">
+                <pic:pic xmlns:pic="http://schemas.openxmlformats.org/drawingml/2006/picture">
+                  <pic:nvPicPr>
+                    <pic:cNvPr id="2094500704" name="Picture 2094500704"/>
                     <pic:cNvPicPr/>
                   </pic:nvPicPr>
                   <pic:blipFill>
@@ -15593,7 +15118,7 @@
                   <pic:spPr>
                     <a:xfrm>
                       <a:off x="0" y="0"/>
-                      <a:ext cx="2502594" cy="3536091"/>
+                      <a:ext cx="2214816" cy="2214816"/>
                     </a:xfrm>
                     <a:prstGeom prst="rect">
                       <a:avLst/>
@@ -15609,7 +15134,7 @@
     <w:p>
       <w:pPr>
         <w:pStyle w:val="Caption"/>
-        <w:jc w:val="center"/>
+        <w:ind w:left="2160"/>
         <w:rPr>
           <w:rFonts w:ascii="Arial" w:hAnsi="Arial" w:cs="Arial"/>
           <w:color w:val="auto"/>
@@ -15624,7 +15149,7 @@
           <w:sz w:val="20"/>
           <w:szCs w:val="20"/>
         </w:rPr>
-        <w:t xml:space="preserve">     Figur</w:t>
+        <w:t xml:space="preserve">  </w:t>
       </w:r>
       <w:r>
         <w:rPr>
@@ -15633,7 +15158,8 @@
           <w:sz w:val="20"/>
           <w:szCs w:val="20"/>
         </w:rPr>
-        <w:t>a</w:t>
+        <w:tab/>
+        <w:t>Figur</w:t>
       </w:r>
       <w:r>
         <w:rPr>
@@ -15642,7 +15168,7 @@
           <w:sz w:val="20"/>
           <w:szCs w:val="20"/>
         </w:rPr>
-        <w:t xml:space="preserve"> </w:t>
+        <w:t>a</w:t>
       </w:r>
       <w:r>
         <w:rPr>
@@ -15651,7 +15177,7 @@
           <w:sz w:val="20"/>
           <w:szCs w:val="20"/>
         </w:rPr>
-        <w:fldChar w:fldCharType="begin"/>
+        <w:t xml:space="preserve"> </w:t>
       </w:r>
       <w:r>
         <w:rPr>
@@ -15660,7 +15186,7 @@
           <w:sz w:val="20"/>
           <w:szCs w:val="20"/>
         </w:rPr>
-        <w:instrText xml:space="preserve"> STYLEREF 1 \s </w:instrText>
+        <w:fldChar w:fldCharType="begin"/>
       </w:r>
       <w:r>
         <w:rPr>
@@ -15669,7 +15195,7 @@
           <w:sz w:val="20"/>
           <w:szCs w:val="20"/>
         </w:rPr>
-        <w:fldChar w:fldCharType="separate"/>
+        <w:instrText xml:space="preserve"> STYLEREF 1 \s </w:instrText>
       </w:r>
       <w:r>
         <w:rPr>
@@ -15678,7 +15204,7 @@
           <w:sz w:val="20"/>
           <w:szCs w:val="20"/>
         </w:rPr>
-        <w:t>3</w:t>
+        <w:fldChar w:fldCharType="separate"/>
       </w:r>
       <w:r>
         <w:rPr>
@@ -15687,7 +15213,7 @@
           <w:sz w:val="20"/>
           <w:szCs w:val="20"/>
         </w:rPr>
-        <w:fldChar w:fldCharType="end"/>
+        <w:t>3</w:t>
       </w:r>
       <w:r>
         <w:rPr>
@@ -15696,7 +15222,7 @@
           <w:sz w:val="20"/>
           <w:szCs w:val="20"/>
         </w:rPr>
-        <w:t>.</w:t>
+        <w:fldChar w:fldCharType="end"/>
       </w:r>
       <w:r>
         <w:rPr>
@@ -15705,7 +15231,7 @@
           <w:sz w:val="20"/>
           <w:szCs w:val="20"/>
         </w:rPr>
-        <w:t>5</w:t>
+        <w:t>.6 Adăugar</w:t>
       </w:r>
       <w:r>
         <w:rPr>
@@ -15714,683 +15240,31 @@
           <w:sz w:val="20"/>
           <w:szCs w:val="20"/>
         </w:rPr>
-        <w:t xml:space="preserve"> Structura algoritmului AES</w:t>
-      </w:r>
-    </w:p>
-    <w:p>
-      <w:pPr>
-        <w:pStyle w:val="Heading2"/>
-        <w:rPr>
-          <w:rFonts w:cs="Arial"/>
-        </w:rPr>
-      </w:pPr>
-      <w:bookmarkStart w:id="16" w:name="_Toc238572854"/>
-      <w:r>
-        <w:rPr>
-          <w:rFonts w:cs="Arial"/>
-        </w:rPr>
-        <w:lastRenderedPageBreak/>
-        <w:t>STRUCTRURA ALGORITMULUI</w:t>
-      </w:r>
-      <w:r>
-        <w:rPr>
-          <w:rFonts w:cs="Arial"/>
-        </w:rPr>
-        <w:t xml:space="preserve"> </w:t>
-      </w:r>
-      <w:r>
-        <w:rPr>
-          <w:rFonts w:cs="Arial"/>
-        </w:rPr>
-        <w:t>AES-128</w:t>
-      </w:r>
-      <w:bookmarkEnd w:id="16"/>
-    </w:p>
-    <w:p>
-      <w:pPr>
-        <w:rPr>
-          <w:rFonts w:ascii="Arial" w:hAnsi="Arial" w:cs="Arial"/>
-        </w:rPr>
-      </w:pPr>
-    </w:p>
-    <w:p>
-      <w:pPr>
-        <w:ind w:firstLine="576"/>
-        <w:jc w:val="both"/>
-        <w:rPr>
-          <w:rFonts w:ascii="Arial" w:hAnsi="Arial" w:cs="Arial"/>
-          <w:sz w:val="24"/>
-          <w:szCs w:val="24"/>
-        </w:rPr>
-      </w:pPr>
-      <w:r>
-        <w:rPr>
-          <w:rFonts w:ascii="Arial" w:hAnsi="Arial" w:cs="Arial"/>
-          <w:sz w:val="24"/>
-          <w:szCs w:val="24"/>
-        </w:rPr>
-        <w:t xml:space="preserve">Varianta AES-128 a algoritmului </w:t>
-      </w:r>
-      <w:proofErr w:type="spellStart"/>
-      <w:r>
-        <w:rPr>
-          <w:rFonts w:ascii="Arial" w:hAnsi="Arial" w:cs="Arial"/>
-          <w:sz w:val="24"/>
-          <w:szCs w:val="24"/>
-        </w:rPr>
-        <w:t>Advanced</w:t>
-      </w:r>
-      <w:proofErr w:type="spellEnd"/>
-      <w:r>
-        <w:rPr>
-          <w:rFonts w:ascii="Arial" w:hAnsi="Arial" w:cs="Arial"/>
-          <w:sz w:val="24"/>
-          <w:szCs w:val="24"/>
-        </w:rPr>
-        <w:t xml:space="preserve"> </w:t>
-      </w:r>
-      <w:proofErr w:type="spellStart"/>
-      <w:r>
-        <w:rPr>
-          <w:rFonts w:ascii="Arial" w:hAnsi="Arial" w:cs="Arial"/>
-          <w:sz w:val="24"/>
-          <w:szCs w:val="24"/>
-        </w:rPr>
-        <w:t>Encryption</w:t>
-      </w:r>
-      <w:proofErr w:type="spellEnd"/>
-      <w:r>
-        <w:rPr>
-          <w:rFonts w:ascii="Arial" w:hAnsi="Arial" w:cs="Arial"/>
-          <w:sz w:val="24"/>
-          <w:szCs w:val="24"/>
-        </w:rPr>
-        <w:t xml:space="preserve"> Standard utilizează o cheie de criptare cu o lungime de 128 de biți și este compusă din 10 runde de transformări succesive. Procesul de criptare are la bază o structură de tip rețea de substituție și permutație, </w:t>
-      </w:r>
-      <w:r>
-        <w:rPr>
-          <w:rFonts w:ascii="Arial" w:hAnsi="Arial" w:cs="Arial"/>
-          <w:sz w:val="24"/>
-          <w:szCs w:val="24"/>
-        </w:rPr>
-        <w:t>care este construită în baza transformărilor anterior menționate.</w:t>
-      </w:r>
-    </w:p>
-    <w:p>
-      <w:pPr>
-        <w:ind w:firstLine="576"/>
-        <w:jc w:val="both"/>
-        <w:rPr>
-          <w:rFonts w:ascii="Arial" w:hAnsi="Arial" w:cs="Arial"/>
-          <w:sz w:val="24"/>
-          <w:szCs w:val="24"/>
-        </w:rPr>
-      </w:pPr>
-      <w:r>
-        <w:rPr>
-          <w:rFonts w:ascii="Arial" w:hAnsi="Arial" w:cs="Arial"/>
-          <w:sz w:val="24"/>
-          <w:szCs w:val="24"/>
-        </w:rPr>
-        <w:t xml:space="preserve">Înaintea începerii rundelor propriu-zise este efectuată operația inițială </w:t>
-      </w:r>
-      <w:proofErr w:type="spellStart"/>
-      <w:r>
-        <w:rPr>
-          <w:rFonts w:ascii="Arial" w:hAnsi="Arial" w:cs="Arial"/>
-          <w:sz w:val="24"/>
-          <w:szCs w:val="24"/>
-        </w:rPr>
-        <w:t>AddRoundKey</w:t>
-      </w:r>
-      <w:proofErr w:type="spellEnd"/>
-      <w:r>
-        <w:rPr>
-          <w:rFonts w:ascii="Arial" w:hAnsi="Arial" w:cs="Arial"/>
-          <w:sz w:val="24"/>
-          <w:szCs w:val="24"/>
-        </w:rPr>
-        <w:t xml:space="preserve">, prin care blocul de intrare este combinat cu prima cheie de rundă. Ulterior, pentru primele nouă runde sunt aplicate succesiv transformările </w:t>
-      </w:r>
-      <w:proofErr w:type="spellStart"/>
-      <w:r>
-        <w:rPr>
-          <w:rFonts w:ascii="Arial" w:hAnsi="Arial" w:cs="Arial"/>
-          <w:sz w:val="24"/>
-          <w:szCs w:val="24"/>
-        </w:rPr>
-        <w:t>SubBytes</w:t>
-      </w:r>
-      <w:proofErr w:type="spellEnd"/>
-      <w:r>
-        <w:rPr>
-          <w:rFonts w:ascii="Arial" w:hAnsi="Arial" w:cs="Arial"/>
-          <w:sz w:val="24"/>
-          <w:szCs w:val="24"/>
-        </w:rPr>
-        <w:t xml:space="preserve">, </w:t>
-      </w:r>
-      <w:proofErr w:type="spellStart"/>
-      <w:r>
-        <w:rPr>
-          <w:rFonts w:ascii="Arial" w:hAnsi="Arial" w:cs="Arial"/>
-          <w:sz w:val="24"/>
-          <w:szCs w:val="24"/>
-        </w:rPr>
-        <w:t>ShiftRows</w:t>
-      </w:r>
-      <w:proofErr w:type="spellEnd"/>
-      <w:r>
-        <w:rPr>
-          <w:rFonts w:ascii="Arial" w:hAnsi="Arial" w:cs="Arial"/>
-          <w:sz w:val="24"/>
-          <w:szCs w:val="24"/>
-        </w:rPr>
-        <w:t xml:space="preserve">, </w:t>
-      </w:r>
-      <w:proofErr w:type="spellStart"/>
-      <w:r>
-        <w:rPr>
-          <w:rFonts w:ascii="Arial" w:hAnsi="Arial" w:cs="Arial"/>
-          <w:sz w:val="24"/>
-          <w:szCs w:val="24"/>
-        </w:rPr>
-        <w:t>MixColumns</w:t>
-      </w:r>
-      <w:proofErr w:type="spellEnd"/>
-      <w:r>
-        <w:rPr>
-          <w:rFonts w:ascii="Arial" w:hAnsi="Arial" w:cs="Arial"/>
-          <w:sz w:val="24"/>
-          <w:szCs w:val="24"/>
-        </w:rPr>
-        <w:t xml:space="preserve"> și </w:t>
-      </w:r>
-      <w:proofErr w:type="spellStart"/>
-      <w:r>
-        <w:rPr>
-          <w:rFonts w:ascii="Arial" w:hAnsi="Arial" w:cs="Arial"/>
-          <w:sz w:val="24"/>
-          <w:szCs w:val="24"/>
-        </w:rPr>
-        <w:t>AddRoundKey</w:t>
-      </w:r>
-      <w:proofErr w:type="spellEnd"/>
-      <w:r>
-        <w:rPr>
-          <w:rFonts w:ascii="Arial" w:hAnsi="Arial" w:cs="Arial"/>
-          <w:sz w:val="24"/>
-          <w:szCs w:val="24"/>
-        </w:rPr>
-        <w:t xml:space="preserve">. Ultima rundă diferă prin eliminarea operației </w:t>
-      </w:r>
-      <w:proofErr w:type="spellStart"/>
-      <w:r>
-        <w:rPr>
-          <w:rFonts w:ascii="Arial" w:hAnsi="Arial" w:cs="Arial"/>
-          <w:sz w:val="24"/>
-          <w:szCs w:val="24"/>
-        </w:rPr>
-        <w:t>MixColumns</w:t>
-      </w:r>
-      <w:proofErr w:type="spellEnd"/>
-      <w:r>
-        <w:rPr>
-          <w:rFonts w:ascii="Arial" w:hAnsi="Arial" w:cs="Arial"/>
-          <w:sz w:val="24"/>
-          <w:szCs w:val="24"/>
-        </w:rPr>
-        <w:t xml:space="preserve">, conform procedeului </w:t>
-      </w:r>
-      <w:r>
-        <w:rPr>
-          <w:rFonts w:ascii="Arial" w:hAnsi="Arial" w:cs="Arial"/>
-          <w:sz w:val="24"/>
-          <w:szCs w:val="24"/>
-        </w:rPr>
-        <w:t xml:space="preserve">anterior </w:t>
-      </w:r>
-      <w:r>
-        <w:rPr>
-          <w:rFonts w:ascii="Arial" w:hAnsi="Arial" w:cs="Arial"/>
-          <w:sz w:val="24"/>
-          <w:szCs w:val="24"/>
-        </w:rPr>
-        <w:t>prezentat în Figura 3.5</w:t>
-      </w:r>
-      <w:r>
-        <w:rPr>
-          <w:rFonts w:ascii="Arial" w:hAnsi="Arial" w:cs="Arial"/>
-          <w:sz w:val="24"/>
-          <w:szCs w:val="24"/>
-        </w:rPr>
-        <w:t>.</w:t>
-      </w:r>
-    </w:p>
-    <w:p>
-      <w:pPr>
-        <w:ind w:firstLine="576"/>
-        <w:jc w:val="both"/>
-        <w:rPr>
-          <w:rFonts w:ascii="Arial" w:hAnsi="Arial" w:cs="Arial"/>
-          <w:sz w:val="24"/>
-          <w:szCs w:val="24"/>
-        </w:rPr>
-      </w:pPr>
-      <w:r>
-        <w:rPr>
-          <w:rFonts w:ascii="Arial" w:hAnsi="Arial" w:cs="Arial"/>
-          <w:sz w:val="24"/>
-          <w:szCs w:val="24"/>
-        </w:rPr>
-        <w:t>Pentru înțelegerea modului în care algoritmul AES realizează transformarea blocului de date inițial în blocul criptat, vor fi analizate individual operațiile componente ale unei runde de criptare</w:t>
-      </w:r>
-      <w:r>
-        <w:rPr>
-          <w:rFonts w:ascii="Arial" w:hAnsi="Arial" w:cs="Arial"/>
-          <w:sz w:val="24"/>
-          <w:szCs w:val="24"/>
-        </w:rPr>
-        <w:t>.</w:t>
-      </w:r>
-    </w:p>
-    <w:p>
-      <w:pPr>
-        <w:ind w:firstLine="576"/>
-        <w:jc w:val="both"/>
-        <w:rPr>
-          <w:rFonts w:ascii="Arial" w:hAnsi="Arial" w:cs="Arial"/>
-          <w:sz w:val="24"/>
-          <w:szCs w:val="24"/>
-        </w:rPr>
-      </w:pPr>
-    </w:p>
-    <w:p>
-      <w:pPr>
-        <w:pStyle w:val="Heading3"/>
-        <w:rPr>
-          <w:rFonts w:cs="Arial"/>
-          <w:caps/>
-        </w:rPr>
-      </w:pPr>
-      <w:bookmarkStart w:id="17" w:name="_Toc238572855"/>
-      <w:r>
-        <w:rPr>
-          <w:rFonts w:cs="Arial"/>
-          <w:caps/>
-        </w:rPr>
-        <w:t>Adăugarea cheii de rundă</w:t>
-      </w:r>
-      <w:bookmarkEnd w:id="17"/>
-    </w:p>
-    <w:p>
-      <w:pPr>
-        <w:rPr>
-          <w:rFonts w:ascii="Arial" w:hAnsi="Arial" w:cs="Arial"/>
-        </w:rPr>
-      </w:pPr>
-    </w:p>
-    <w:p>
-      <w:pPr>
-        <w:ind w:firstLine="720"/>
-        <w:jc w:val="both"/>
-        <w:rPr>
-          <w:rFonts w:ascii="Arial" w:hAnsi="Arial" w:cs="Arial"/>
-          <w:i/>
-          <w:iCs/>
-          <w:vanish/>
-          <w:sz w:val="24"/>
-          <w:szCs w:val="24"/>
-          <w:u w:val="single"/>
-          <w:specVanish/>
-        </w:rPr>
-      </w:pPr>
-      <w:r>
-        <w:rPr>
-          <w:rFonts w:ascii="Arial" w:hAnsi="Arial" w:cs="Arial"/>
-          <w:sz w:val="24"/>
-          <w:szCs w:val="24"/>
-        </w:rPr>
-        <w:t xml:space="preserve">Adăugarea cheii de rundă reprezintă cea mai simplă etapă a algoritmului AES. Aceasta constă în efectuarea unei operații </w:t>
-      </w:r>
-      <w:r>
-        <w:rPr>
-          <w:rFonts w:ascii="Arial" w:hAnsi="Arial" w:cs="Arial"/>
-          <w:i/>
-          <w:iCs/>
-          <w:sz w:val="24"/>
-          <w:szCs w:val="24"/>
-        </w:rPr>
-        <w:t>sau</w:t>
-      </w:r>
-      <w:r>
-        <w:rPr>
-          <w:rFonts w:ascii="Arial" w:hAnsi="Arial" w:cs="Arial"/>
-          <w:i/>
-          <w:iCs/>
-          <w:sz w:val="24"/>
-          <w:szCs w:val="24"/>
-        </w:rPr>
-        <w:t>-</w:t>
-      </w:r>
-      <w:r>
-        <w:rPr>
-          <w:rFonts w:ascii="Arial" w:hAnsi="Arial" w:cs="Arial"/>
-          <w:i/>
-          <w:iCs/>
-          <w:sz w:val="24"/>
-          <w:szCs w:val="24"/>
-        </w:rPr>
-        <w:t>exclusiv</w:t>
-      </w:r>
-      <w:r>
-        <w:rPr>
-          <w:rFonts w:ascii="Arial" w:hAnsi="Arial" w:cs="Arial"/>
-          <w:sz w:val="24"/>
-          <w:szCs w:val="24"/>
-        </w:rPr>
-        <w:t xml:space="preserve"> între matricea stării curente și cheia de rundă generată.</w:t>
-      </w:r>
-      <w:r>
-        <w:rPr>
-          <w:rFonts w:ascii="Arial" w:hAnsi="Arial" w:cs="Arial"/>
-          <w:sz w:val="24"/>
-          <w:szCs w:val="24"/>
-        </w:rPr>
-        <w:t xml:space="preserve"> Operația sau-exclusiv este echivalentă cu însumarea celor două valori în corpul Galois </w:t>
-      </w:r>
-      <m:oMath>
-        <m:r>
-          <w:rPr>
-            <w:rFonts w:ascii="Cambria Math" w:hAnsi="Cambria Math" w:cs="Arial"/>
-            <w:sz w:val="24"/>
-            <w:szCs w:val="24"/>
-          </w:rPr>
-          <m:t>GF</m:t>
-        </m:r>
-        <m:d>
-          <m:dPr>
-            <m:ctrlPr>
-              <w:rPr>
-                <w:rFonts w:ascii="Cambria Math" w:hAnsi="Cambria Math" w:cs="Arial"/>
-                <w:i/>
-                <w:iCs/>
-                <w:sz w:val="24"/>
-                <w:szCs w:val="24"/>
-              </w:rPr>
-            </m:ctrlPr>
-          </m:dPr>
-          <m:e>
-            <m:r>
-              <w:rPr>
-                <w:rFonts w:ascii="Cambria Math" w:hAnsi="Cambria Math" w:cs="Arial"/>
-                <w:sz w:val="24"/>
-                <w:szCs w:val="24"/>
-              </w:rPr>
-              <m:t>2</m:t>
-            </m:r>
-          </m:e>
-        </m:d>
-      </m:oMath>
-      <w:r>
-        <w:rPr>
-          <w:rFonts w:ascii="Arial" w:hAnsi="Arial" w:cs="Arial"/>
-          <w:iCs/>
-          <w:sz w:val="24"/>
-          <w:szCs w:val="24"/>
-        </w:rPr>
-        <w:t xml:space="preserve"> [7].</w:t>
-      </w:r>
-      <w:r>
-        <w:rPr>
-          <w:rFonts w:ascii="Arial" w:hAnsi="Arial" w:cs="Arial"/>
-          <w:iCs/>
-          <w:sz w:val="24"/>
-          <w:szCs w:val="24"/>
-        </w:rPr>
-        <w:t xml:space="preserve"> </w:t>
-      </w:r>
-      <w:r>
-        <w:rPr>
-          <w:rFonts w:ascii="Arial" w:hAnsi="Arial" w:cs="Arial"/>
-          <w:iCs/>
-          <w:sz w:val="24"/>
-          <w:szCs w:val="24"/>
-        </w:rPr>
-        <w:t xml:space="preserve">Structura abstractă a acestui </w:t>
-      </w:r>
-      <w:r>
-        <w:rPr>
-          <w:rFonts w:ascii="Arial" w:hAnsi="Arial" w:cs="Arial"/>
-          <w:iCs/>
-          <w:sz w:val="24"/>
-          <w:szCs w:val="24"/>
-        </w:rPr>
-        <w:t>mecanism</w:t>
-      </w:r>
-      <w:r>
-        <w:rPr>
-          <w:rFonts w:ascii="Arial" w:hAnsi="Arial" w:cs="Arial"/>
-          <w:iCs/>
-          <w:sz w:val="24"/>
-          <w:szCs w:val="24"/>
-        </w:rPr>
-        <w:t xml:space="preserve"> este prezentată în Figura 3.6</w:t>
-      </w:r>
-      <w:r>
-        <w:rPr>
-          <w:rFonts w:ascii="Arial" w:hAnsi="Arial" w:cs="Arial"/>
-          <w:iCs/>
-          <w:sz w:val="24"/>
-          <w:szCs w:val="24"/>
-        </w:rPr>
-        <w:t>.</w:t>
-      </w:r>
-    </w:p>
-    <w:p>
-      <w:pPr>
-        <w:rPr>
-          <w:rFonts w:ascii="Arial" w:hAnsi="Arial" w:cs="Arial"/>
-          <w:sz w:val="24"/>
-          <w:szCs w:val="24"/>
-        </w:rPr>
-      </w:pPr>
-    </w:p>
-    <w:p>
-      <w:pPr>
-        <w:rPr>
-          <w:rFonts w:ascii="Arial" w:hAnsi="Arial" w:cs="Arial"/>
-          <w:sz w:val="24"/>
-          <w:szCs w:val="24"/>
-        </w:rPr>
-      </w:pPr>
-      <w:r>
-        <w:rPr>
-          <w:rFonts w:ascii="Arial" w:hAnsi="Arial" w:cs="Arial"/>
-          <w:sz w:val="24"/>
-          <w:szCs w:val="24"/>
-        </w:rPr>
-        <w:tab/>
-      </w:r>
-    </w:p>
-    <w:p>
-      <w:pPr>
-        <w:keepNext/>
-        <w:jc w:val="center"/>
-        <w:rPr>
-          <w:rFonts w:ascii="Arial" w:hAnsi="Arial" w:cs="Arial"/>
-        </w:rPr>
-      </w:pPr>
-      <w:r>
-        <w:rPr>
-          <w:rFonts w:ascii="Arial" w:hAnsi="Arial" w:cs="Arial"/>
-          <w:noProof/>
-          <w:sz w:val="24"/>
-          <w:szCs w:val="24"/>
-        </w:rPr>
-        <w:drawing>
-          <wp:inline distT="0" distB="0" distL="0" distR="0" wp14:anchorId="29FDCD87" wp14:editId="31E679B0">
-            <wp:extent cx="1854679" cy="1854679"/>
-            <wp:effectExtent l="0" t="0" r="0" b="0"/>
-            <wp:docPr id="2094500704" name="Picture 6"/>
-            <wp:cNvGraphicFramePr>
-              <a:graphicFrameLocks xmlns:a="http://schemas.openxmlformats.org/drawingml/2006/main" noChangeAspect="1"/>
-            </wp:cNvGraphicFramePr>
-            <a:graphic xmlns:a="http://schemas.openxmlformats.org/drawingml/2006/main">
-              <a:graphicData uri="http://schemas.openxmlformats.org/drawingml/2006/picture">
-                <pic:pic xmlns:pic="http://schemas.openxmlformats.org/drawingml/2006/picture">
-                  <pic:nvPicPr>
-                    <pic:cNvPr id="2094500704" name="Picture 2094500704"/>
-                    <pic:cNvPicPr/>
-                  </pic:nvPicPr>
-                  <pic:blipFill>
-                    <a:blip r:embed="rId16">
-                      <a:extLst>
-                        <a:ext uri="{28A0092B-C50C-407E-A947-70E740481C1C}">
-                          <a14:useLocalDpi xmlns:a14="http://schemas.microsoft.com/office/drawing/2010/main" val="0"/>
-                        </a:ext>
-                      </a:extLst>
-                    </a:blip>
-                    <a:stretch>
-                      <a:fillRect/>
-                    </a:stretch>
-                  </pic:blipFill>
-                  <pic:spPr>
-                    <a:xfrm>
-                      <a:off x="0" y="0"/>
-                      <a:ext cx="1873642" cy="1873642"/>
-                    </a:xfrm>
-                    <a:prstGeom prst="rect">
-                      <a:avLst/>
-                    </a:prstGeom>
-                  </pic:spPr>
-                </pic:pic>
-              </a:graphicData>
-            </a:graphic>
-          </wp:inline>
-        </w:drawing>
-      </w:r>
-    </w:p>
-    <w:p>
-      <w:pPr>
-        <w:pStyle w:val="Caption"/>
-        <w:ind w:left="2160"/>
+        <w:t>e</w:t>
+      </w:r>
+      <w:r>
         <w:rPr>
           <w:rFonts w:ascii="Arial" w:hAnsi="Arial" w:cs="Arial"/>
           <w:color w:val="auto"/>
           <w:sz w:val="20"/>
           <w:szCs w:val="20"/>
         </w:rPr>
-      </w:pPr>
-      <w:r>
-        <w:rPr>
-          <w:rFonts w:ascii="Arial" w:hAnsi="Arial" w:cs="Arial"/>
-          <w:color w:val="auto"/>
-          <w:sz w:val="20"/>
-          <w:szCs w:val="20"/>
-        </w:rPr>
-        <w:t xml:space="preserve">  </w:t>
-      </w:r>
-      <w:r>
-        <w:rPr>
-          <w:rFonts w:ascii="Arial" w:hAnsi="Arial" w:cs="Arial"/>
-          <w:color w:val="auto"/>
-          <w:sz w:val="20"/>
-          <w:szCs w:val="20"/>
-        </w:rPr>
-        <w:tab/>
-        <w:t>Figur</w:t>
-      </w:r>
-      <w:r>
-        <w:rPr>
-          <w:rFonts w:ascii="Arial" w:hAnsi="Arial" w:cs="Arial"/>
-          <w:color w:val="auto"/>
-          <w:sz w:val="20"/>
-          <w:szCs w:val="20"/>
-        </w:rPr>
-        <w:t>a</w:t>
-      </w:r>
-      <w:r>
-        <w:rPr>
-          <w:rFonts w:ascii="Arial" w:hAnsi="Arial" w:cs="Arial"/>
-          <w:color w:val="auto"/>
-          <w:sz w:val="20"/>
-          <w:szCs w:val="20"/>
-        </w:rPr>
-        <w:t xml:space="preserve"> </w:t>
-      </w:r>
-      <w:r>
-        <w:rPr>
-          <w:rFonts w:ascii="Arial" w:hAnsi="Arial" w:cs="Arial"/>
-          <w:color w:val="auto"/>
-          <w:sz w:val="20"/>
-          <w:szCs w:val="20"/>
-        </w:rPr>
-        <w:fldChar w:fldCharType="begin"/>
-      </w:r>
-      <w:r>
-        <w:rPr>
-          <w:rFonts w:ascii="Arial" w:hAnsi="Arial" w:cs="Arial"/>
-          <w:color w:val="auto"/>
-          <w:sz w:val="20"/>
-          <w:szCs w:val="20"/>
-        </w:rPr>
-        <w:instrText xml:space="preserve"> STYLEREF 1 \s </w:instrText>
-      </w:r>
-      <w:r>
-        <w:rPr>
-          <w:rFonts w:ascii="Arial" w:hAnsi="Arial" w:cs="Arial"/>
-          <w:color w:val="auto"/>
-          <w:sz w:val="20"/>
-          <w:szCs w:val="20"/>
-        </w:rPr>
-        <w:fldChar w:fldCharType="separate"/>
-      </w:r>
-      <w:r>
-        <w:rPr>
-          <w:rFonts w:ascii="Arial" w:hAnsi="Arial" w:cs="Arial"/>
-          <w:color w:val="auto"/>
-          <w:sz w:val="20"/>
-          <w:szCs w:val="20"/>
-        </w:rPr>
-        <w:t>3</w:t>
-      </w:r>
-      <w:r>
-        <w:rPr>
-          <w:rFonts w:ascii="Arial" w:hAnsi="Arial" w:cs="Arial"/>
-          <w:color w:val="auto"/>
-          <w:sz w:val="20"/>
-          <w:szCs w:val="20"/>
-        </w:rPr>
-        <w:fldChar w:fldCharType="end"/>
-      </w:r>
-      <w:r>
-        <w:rPr>
-          <w:rFonts w:ascii="Arial" w:hAnsi="Arial" w:cs="Arial"/>
-          <w:color w:val="auto"/>
-          <w:sz w:val="20"/>
-          <w:szCs w:val="20"/>
-        </w:rPr>
-        <w:t>.6 Adăugar</w:t>
-      </w:r>
-      <w:r>
-        <w:rPr>
-          <w:rFonts w:ascii="Arial" w:hAnsi="Arial" w:cs="Arial"/>
-          <w:color w:val="auto"/>
-          <w:sz w:val="20"/>
-          <w:szCs w:val="20"/>
-        </w:rPr>
-        <w:t>e</w:t>
-      </w:r>
-      <w:r>
-        <w:rPr>
-          <w:rFonts w:ascii="Arial" w:hAnsi="Arial" w:cs="Arial"/>
-          <w:color w:val="auto"/>
-          <w:sz w:val="20"/>
-          <w:szCs w:val="20"/>
-        </w:rPr>
         <w:t>a cheii de rundă</w:t>
       </w:r>
+    </w:p>
+    <w:p>
+      <w:pPr>
+        <w:rPr>
+          <w:rFonts w:ascii="Arial" w:hAnsi="Arial" w:cs="Arial"/>
+        </w:rPr>
+      </w:pPr>
+    </w:p>
+    <w:p>
+      <w:pPr>
+        <w:rPr>
+          <w:rFonts w:ascii="Arial" w:hAnsi="Arial" w:cs="Arial"/>
+        </w:rPr>
+      </w:pPr>
     </w:p>
     <w:p>
       <w:pPr>
@@ -16447,16 +15321,7 @@
           <w:sz w:val="24"/>
           <w:szCs w:val="24"/>
         </w:rPr>
-        <w:t xml:space="preserve">Prima operațiune executată la nivelul unei runde de criptare este reprezentată de substituția octeților. Această transformare introduce neliniaritatea necesară algoritmului AES și are rolul principal de a contribui la proprietatea de confuzie a cifrului. Operația constă în înlocuirea individuală a fiecărui octet din matricea de stare (state) prin intermediul unei </w:t>
-      </w:r>
-      <w:r>
-        <w:rPr>
-          <w:rFonts w:ascii="Arial" w:hAnsi="Arial" w:cs="Arial"/>
-          <w:sz w:val="24"/>
-          <w:szCs w:val="24"/>
-        </w:rPr>
-        <w:lastRenderedPageBreak/>
-        <w:t xml:space="preserve">tabele de substituție denumită </w:t>
+        <w:t xml:space="preserve">Prima operațiune executată la nivelul unei runde de criptare este reprezentată de substituția octeților. Această transformare introduce neliniaritatea necesară algoritmului AES și are rolul principal de a contribui la proprietatea de confuzie a cifrului. Operația constă în înlocuirea individuală a fiecărui octet din matricea de stare (state) prin intermediul unei tabele de substituție denumită </w:t>
       </w:r>
       <w:r>
         <w:rPr>
@@ -16474,43 +15339,7 @@
           <w:sz w:val="24"/>
           <w:szCs w:val="24"/>
         </w:rPr>
-        <w:t xml:space="preserve"> (</w:t>
-      </w:r>
-      <w:proofErr w:type="spellStart"/>
-      <w:r>
-        <w:rPr>
-          <w:rFonts w:ascii="Arial" w:hAnsi="Arial" w:cs="Arial"/>
-          <w:sz w:val="24"/>
-          <w:szCs w:val="24"/>
-        </w:rPr>
-        <w:t>Substitution</w:t>
-      </w:r>
-      <w:proofErr w:type="spellEnd"/>
-      <w:r>
-        <w:rPr>
-          <w:rFonts w:ascii="Arial" w:hAnsi="Arial" w:cs="Arial"/>
-          <w:sz w:val="24"/>
-          <w:szCs w:val="24"/>
-        </w:rPr>
-        <w:t xml:space="preserve"> Box). S-box-</w:t>
-      </w:r>
-      <w:proofErr w:type="spellStart"/>
-      <w:r>
-        <w:rPr>
-          <w:rFonts w:ascii="Arial" w:hAnsi="Arial" w:cs="Arial"/>
-          <w:sz w:val="24"/>
-          <w:szCs w:val="24"/>
-        </w:rPr>
-        <w:t>ul</w:t>
-      </w:r>
-      <w:proofErr w:type="spellEnd"/>
-      <w:r>
-        <w:rPr>
-          <w:rFonts w:ascii="Arial" w:hAnsi="Arial" w:cs="Arial"/>
-          <w:sz w:val="24"/>
-          <w:szCs w:val="24"/>
-        </w:rPr>
-        <w:t xml:space="preserve"> AES reprezintă o permutare bijectivă a tuturor valorilor posibile pe un octet, având dimensiunea </w:t>
+        <w:t xml:space="preserve"> (Substitution Box). S-box-ul AES reprezintă o permutare bijectivă a tuturor valorilor posibile pe un octet, având dimensiunea </w:t>
       </w:r>
       <w:r>
         <w:rPr>
@@ -16528,6 +15357,17 @@
         </w:rPr>
         <w:t xml:space="preserve"> Datorită caracteristicii de bijecție, transformarea efectuată prin substituirea octeților este inversabilă.</w:t>
       </w:r>
+    </w:p>
+    <w:p>
+      <w:pPr>
+        <w:ind w:firstLine="720"/>
+        <w:jc w:val="both"/>
+        <w:rPr>
+          <w:rFonts w:ascii="Arial" w:hAnsi="Arial" w:cs="Arial"/>
+          <w:sz w:val="24"/>
+          <w:szCs w:val="24"/>
+        </w:rPr>
+      </w:pPr>
     </w:p>
     <w:p>
       <w:pPr>
@@ -16725,25 +15565,7 @@
           <w:sz w:val="24"/>
           <w:szCs w:val="24"/>
         </w:rPr>
-        <w:t>(</w:t>
-      </w:r>
-      <w:proofErr w:type="spellStart"/>
-      <w:r>
-        <w:rPr>
-          <w:rFonts w:ascii="Arial" w:hAnsi="Arial" w:cs="Arial"/>
-          <w:sz w:val="24"/>
-          <w:szCs w:val="24"/>
-        </w:rPr>
-        <w:t>Lookup</w:t>
-      </w:r>
-      <w:proofErr w:type="spellEnd"/>
-      <w:r>
-        <w:rPr>
-          <w:rFonts w:ascii="Arial" w:hAnsi="Arial" w:cs="Arial"/>
-          <w:sz w:val="24"/>
-          <w:szCs w:val="24"/>
-        </w:rPr>
-        <w:t xml:space="preserve"> table).</w:t>
+        <w:t>(Lookup table).</w:t>
       </w:r>
     </w:p>
     <w:p>
@@ -16804,17 +15626,6 @@
         </w:rPr>
         <w:t>.</w:t>
       </w:r>
-    </w:p>
-    <w:p>
-      <w:pPr>
-        <w:ind w:firstLine="720"/>
-        <w:jc w:val="both"/>
-        <w:rPr>
-          <w:rFonts w:ascii="Arial" w:hAnsi="Arial" w:cs="Arial"/>
-          <w:sz w:val="24"/>
-          <w:szCs w:val="24"/>
-        </w:rPr>
-      </w:pPr>
     </w:p>
     <w:p>
       <w:pPr>
@@ -24294,20 +23105,8 @@
         </w:tc>
       </w:tr>
     </w:tbl>
-    <w:p>
-      <w:pPr>
-        <w:pStyle w:val="Heading3"/>
-        <w:numPr>
-          <w:ilvl w:val="0"/>
-          <w:numId w:val="0"/>
-        </w:numPr>
-        <w:ind w:left="720"/>
-        <w:jc w:val="center"/>
-        <w:rPr>
-          <w:rFonts w:cs="Arial"/>
-        </w:rPr>
-      </w:pPr>
-    </w:p>
+    <w:p/>
+    <w:p/>
     <w:p>
       <w:pPr>
         <w:pStyle w:val="Heading3"/>
@@ -24481,6 +23280,16 @@
     </w:p>
     <w:p>
       <w:pPr>
+        <w:jc w:val="both"/>
+        <w:rPr>
+          <w:rFonts w:ascii="Arial" w:hAnsi="Arial" w:cs="Arial"/>
+          <w:sz w:val="24"/>
+          <w:szCs w:val="24"/>
+        </w:rPr>
+      </w:pPr>
+    </w:p>
+    <w:p>
+      <w:pPr>
         <w:ind w:firstLine="720"/>
         <w:jc w:val="center"/>
         <w:rPr>
@@ -24494,7 +23303,6 @@
           <w:rFonts w:ascii="Arial" w:hAnsi="Arial" w:cs="Arial"/>
           <w:noProof/>
         </w:rPr>
-        <w:lastRenderedPageBreak/>
         <w:drawing>
           <wp:inline distT="0" distB="0" distL="0" distR="0" wp14:anchorId="481A9FC7" wp14:editId="5500A34E">
             <wp:extent cx="3448050" cy="1124064"/>
@@ -24511,10 +23319,10 @@
                     <pic:cNvPicPr/>
                   </pic:nvPicPr>
                   <pic:blipFill>
-                    <a:blip r:embed="rId17">
+                    <a:blip r:embed="rId16">
                       <a:extLst>
                         <a:ext uri="{96DAC541-7B7A-43D3-8B79-37D633B846F1}">
-                          <asvg:svgBlip xmlns:asvg="http://schemas.microsoft.com/office/drawing/2016/SVG/main" r:embed="rId18"/>
+                          <asvg:svgBlip xmlns:asvg="http://schemas.microsoft.com/office/drawing/2016/SVG/main" r:embed="rId17"/>
                         </a:ext>
                       </a:extLst>
                     </a:blip>
@@ -24677,7 +23485,6 @@
         <w:jc w:val="both"/>
         <w:rPr>
           <w:rFonts w:ascii="Arial" w:hAnsi="Arial" w:cs="Arial"/>
-          <w:iCs/>
           <w:sz w:val="24"/>
           <w:szCs w:val="24"/>
         </w:rPr>
@@ -24796,7 +23603,36 @@
           <w:sz w:val="24"/>
           <w:szCs w:val="24"/>
         </w:rPr>
-        <w:t xml:space="preserve">Cei patru coeficienți ai polinomului corespund celor patru octeți ai coloanei, iar fiecare octet este, la rândul său, reprezentat ca un polinom cu coeficienți în </w:t>
+        <w:t xml:space="preserve">Cei patru coeficienți ai </w:t>
+      </w:r>
+    </w:p>
+    <w:p>
+      <w:pPr>
+        <w:jc w:val="both"/>
+        <w:rPr>
+          <w:rFonts w:ascii="Arial" w:hAnsi="Arial" w:cs="Arial"/>
+          <w:sz w:val="24"/>
+          <w:szCs w:val="24"/>
+        </w:rPr>
+      </w:pPr>
+    </w:p>
+    <w:p>
+      <w:pPr>
+        <w:jc w:val="both"/>
+        <w:rPr>
+          <w:rFonts w:ascii="Arial" w:hAnsi="Arial" w:cs="Arial"/>
+          <w:iCs/>
+          <w:sz w:val="24"/>
+          <w:szCs w:val="24"/>
+        </w:rPr>
+      </w:pPr>
+      <w:r>
+        <w:rPr>
+          <w:rFonts w:ascii="Arial" w:hAnsi="Arial" w:cs="Arial"/>
+          <w:sz w:val="24"/>
+          <w:szCs w:val="24"/>
+        </w:rPr>
+        <w:t xml:space="preserve">polinomului corespund celor patru octeți ai coloanei, iar fiecare octet este, la rândul său, reprezentat ca un polinom cu coeficienți în </w:t>
       </w:r>
       <m:oMath>
         <m:r>
@@ -25224,9 +24060,8 @@
           <w:sz w:val="24"/>
           <w:szCs w:val="24"/>
         </w:rPr>
-        <w:t xml:space="preserve">sunt înmulțite </w:t>
-      </w:r>
-      <w:proofErr w:type="spellStart"/>
+        <w:t>sunt înmulțite modul</w:t>
+      </w:r>
       <w:r>
         <w:rPr>
           <w:rFonts w:ascii="Arial" w:hAnsi="Arial" w:cs="Arial"/>
@@ -25234,18 +24069,8 @@
           <w:sz w:val="24"/>
           <w:szCs w:val="24"/>
         </w:rPr>
-        <w:t>modul</w:t>
-      </w:r>
-      <w:r>
-        <w:rPr>
-          <w:rFonts w:ascii="Arial" w:hAnsi="Arial" w:cs="Arial"/>
-          <w:iCs/>
-          <w:sz w:val="24"/>
-          <w:szCs w:val="24"/>
-        </w:rPr>
         <w:t>o</w:t>
       </w:r>
-      <w:proofErr w:type="spellEnd"/>
       <w:r>
         <w:rPr>
           <w:rFonts w:ascii="Arial" w:hAnsi="Arial" w:cs="Arial"/>
@@ -25410,10 +24235,10 @@
                     <pic:cNvPicPr/>
                   </pic:nvPicPr>
                   <pic:blipFill>
-                    <a:blip r:embed="rId19">
+                    <a:blip r:embed="rId18">
                       <a:extLst>
                         <a:ext uri="{96DAC541-7B7A-43D3-8B79-37D633B846F1}">
-                          <asvg:svgBlip xmlns:asvg="http://schemas.microsoft.com/office/drawing/2016/SVG/main" r:embed="rId20"/>
+                          <asvg:svgBlip xmlns:asvg="http://schemas.microsoft.com/office/drawing/2016/SVG/main" r:embed="rId19"/>
                         </a:ext>
                       </a:extLst>
                     </a:blip>
@@ -25720,7 +24545,17 @@
     </w:p>
     <w:p>
       <w:pPr>
-        <w:ind w:firstLine="720"/>
+        <w:jc w:val="both"/>
+        <w:rPr>
+          <w:rFonts w:ascii="Arial" w:hAnsi="Arial" w:cs="Arial"/>
+          <w:iCs/>
+          <w:sz w:val="24"/>
+          <w:szCs w:val="24"/>
+        </w:rPr>
+      </w:pPr>
+    </w:p>
+    <w:p>
+      <w:pPr>
         <w:jc w:val="both"/>
         <w:rPr>
           <w:rFonts w:ascii="Arial" w:hAnsi="Arial" w:cs="Arial"/>
@@ -25800,10 +24635,10 @@
                     <pic:cNvPicPr/>
                   </pic:nvPicPr>
                   <pic:blipFill>
-                    <a:blip r:embed="rId21">
+                    <a:blip r:embed="rId20">
                       <a:extLst>
                         <a:ext uri="{96DAC541-7B7A-43D3-8B79-37D633B846F1}">
-                          <asvg:svgBlip xmlns:asvg="http://schemas.microsoft.com/office/drawing/2016/SVG/main" r:embed="rId22"/>
+                          <asvg:svgBlip xmlns:asvg="http://schemas.microsoft.com/office/drawing/2016/SVG/main" r:embed="rId21"/>
                         </a:ext>
                       </a:extLst>
                     </a:blip>
@@ -25991,6 +24826,15 @@
           <w:rFonts w:ascii="Arial" w:hAnsi="Arial" w:cs="Arial"/>
         </w:rPr>
       </w:pPr>
+    </w:p>
+    <w:p>
+      <w:pPr>
+        <w:ind w:firstLine="720"/>
+        <w:jc w:val="both"/>
+        <w:rPr>
+          <w:rFonts w:ascii="Arial" w:hAnsi="Arial" w:cs="Arial"/>
+        </w:rPr>
+      </w:pPr>
       <w:r>
         <w:rPr>
           <w:rFonts w:ascii="Arial" w:hAnsi="Arial" w:cs="Arial"/>
@@ -26079,14 +24923,7 @@
         <w:rPr>
           <w:rFonts w:ascii="Arial" w:hAnsi="Arial" w:cs="Arial"/>
         </w:rPr>
-        <w:t xml:space="preserve">. De asemenea, este important de menționat faptul că algoritmii de expansiune </w:t>
-      </w:r>
-      <w:r>
-        <w:rPr>
-          <w:rFonts w:ascii="Arial" w:hAnsi="Arial" w:cs="Arial"/>
-        </w:rPr>
-        <w:lastRenderedPageBreak/>
-        <w:t xml:space="preserve">a cheilor diferă în funcție de lungimea cheii utilizate. Prin urmare, folosirea unei chei mai lungi implică direct </w:t>
+        <w:t xml:space="preserve">. De asemenea, este important de menționat faptul că algoritmii de expansiune a cheilor diferă în funcție de lungimea cheii utilizate. Prin urmare, folosirea unei chei mai lungi implică direct </w:t>
       </w:r>
       <w:r>
         <w:rPr>
@@ -26172,6 +25009,15 @@
     <w:p>
       <w:pPr>
         <w:ind w:firstLine="720"/>
+        <w:jc w:val="both"/>
+        <w:rPr>
+          <w:rFonts w:ascii="Arial" w:hAnsi="Arial" w:cs="Arial"/>
+        </w:rPr>
+      </w:pPr>
+    </w:p>
+    <w:p>
+      <w:pPr>
+        <w:ind w:firstLine="720"/>
         <w:rPr>
           <w:rFonts w:ascii="Arial" w:hAnsi="Arial" w:cs="Arial"/>
         </w:rPr>
@@ -26194,7 +25040,7 @@
           <w:szCs w:val="24"/>
         </w:rPr>
         <w:drawing>
-          <wp:inline distT="0" distB="0" distL="0" distR="0" wp14:anchorId="0123C0B5" wp14:editId="4B583B13">
+          <wp:inline distT="0" distB="0" distL="0" distR="0" wp14:anchorId="0123C0B5" wp14:editId="6A93C60C">
             <wp:extent cx="5111489" cy="2990850"/>
             <wp:effectExtent l="0" t="0" r="0" b="0"/>
             <wp:docPr id="599341944" name="Graphic 1"/>
@@ -26209,10 +25055,10 @@
                     <pic:cNvPicPr/>
                   </pic:nvPicPr>
                   <pic:blipFill>
-                    <a:blip r:embed="rId23">
+                    <a:blip r:embed="rId22">
                       <a:extLst>
                         <a:ext uri="{96DAC541-7B7A-43D3-8B79-37D633B846F1}">
-                          <asvg:svgBlip xmlns:asvg="http://schemas.microsoft.com/office/drawing/2016/SVG/main" r:embed="rId24"/>
+                          <asvg:svgBlip xmlns:asvg="http://schemas.microsoft.com/office/drawing/2016/SVG/main" r:embed="rId23"/>
                         </a:ext>
                       </a:extLst>
                     </a:blip>
@@ -26223,7 +25069,7 @@
                   <pic:spPr>
                     <a:xfrm>
                       <a:off x="0" y="0"/>
-                      <a:ext cx="5126814" cy="2999817"/>
+                      <a:ext cx="5111489" cy="2990850"/>
                     </a:xfrm>
                     <a:prstGeom prst="rect">
                       <a:avLst/>
@@ -26312,6 +25158,8 @@
         <w:t>.8 Generarea cheii de rundă</w:t>
       </w:r>
     </w:p>
+    <w:p/>
+    <w:p/>
     <w:p>
       <w:pPr>
         <w:rPr>
@@ -26544,7 +25392,35 @@
           <w:sz w:val="24"/>
           <w:szCs w:val="24"/>
         </w:rPr>
-        <w:t xml:space="preserve"> este calculat într-un diferit </w:t>
+        <w:t xml:space="preserve"> este calculat </w:t>
+      </w:r>
+    </w:p>
+    <w:p>
+      <w:pPr>
+        <w:jc w:val="both"/>
+        <w:rPr>
+          <w:rFonts w:ascii="Arial" w:hAnsi="Arial" w:cs="Arial"/>
+          <w:sz w:val="24"/>
+          <w:szCs w:val="24"/>
+        </w:rPr>
+      </w:pPr>
+    </w:p>
+    <w:p>
+      <w:pPr>
+        <w:jc w:val="both"/>
+        <w:rPr>
+          <w:rFonts w:ascii="Arial" w:hAnsi="Arial" w:cs="Arial"/>
+          <w:sz w:val="24"/>
+          <w:szCs w:val="24"/>
+        </w:rPr>
+      </w:pPr>
+      <w:r>
+        <w:rPr>
+          <w:rFonts w:ascii="Arial" w:hAnsi="Arial" w:cs="Arial"/>
+          <w:sz w:val="24"/>
+          <w:szCs w:val="24"/>
+        </w:rPr>
+        <w:t xml:space="preserve">într-un diferit </w:t>
       </w:r>
       <w:r>
         <w:rPr>
@@ -26858,10 +25734,10 @@
                     <pic:cNvPicPr/>
                   </pic:nvPicPr>
                   <pic:blipFill>
-                    <a:blip r:embed="rId25">
+                    <a:blip r:embed="rId24">
                       <a:extLst>
                         <a:ext uri="{96DAC541-7B7A-43D3-8B79-37D633B846F1}">
-                          <asvg:svgBlip xmlns:asvg="http://schemas.microsoft.com/office/drawing/2016/SVG/main" r:embed="rId26"/>
+                          <asvg:svgBlip xmlns:asvg="http://schemas.microsoft.com/office/drawing/2016/SVG/main" r:embed="rId25"/>
                         </a:ext>
                       </a:extLst>
                     </a:blip>
@@ -26911,7 +25787,23 @@
           <w:sz w:val="24"/>
           <w:szCs w:val="24"/>
         </w:rPr>
-        <w:t>În cazul AES-128, procesul de extindere a cheii generează un total de 44 de cuvinte de 32 de biți, grupate câte patru pentru formarea celor 11 chei de rundă necesare algoritmului. Prima cheie de rundă este reprezentată</w:t>
+        <w:t xml:space="preserve">În cazul AES-128, procesul de extindere a cheii generează un total de 44 de cuvinte de 32 de biți, grupate câte patru pentru formarea celor 11 chei de rundă necesare </w:t>
+      </w:r>
+      <w:r>
+        <w:rPr>
+          <w:rFonts w:ascii="Arial" w:hAnsi="Arial" w:cs="Arial"/>
+          <w:sz w:val="24"/>
+          <w:szCs w:val="24"/>
+        </w:rPr>
+        <w:t xml:space="preserve">      </w:t>
+      </w:r>
+      <w:r>
+        <w:rPr>
+          <w:rFonts w:ascii="Arial" w:hAnsi="Arial" w:cs="Arial"/>
+          <w:sz w:val="24"/>
+          <w:szCs w:val="24"/>
+        </w:rPr>
+        <w:t>algoritmului. Prima cheie de rundă este reprezentată</w:t>
       </w:r>
       <w:r>
         <w:rPr>
@@ -27005,6 +25897,16 @@
     </w:p>
     <w:p>
       <w:pPr>
+        <w:ind w:firstLine="720"/>
+        <w:rPr>
+          <w:rFonts w:ascii="Arial" w:hAnsi="Arial" w:cs="Arial"/>
+          <w:sz w:val="24"/>
+          <w:szCs w:val="24"/>
+        </w:rPr>
+      </w:pPr>
+    </w:p>
+    <w:p>
+      <w:pPr>
         <w:keepNext/>
         <w:ind w:firstLine="720"/>
         <w:jc w:val="center"/>
@@ -27017,11 +25919,10 @@
           <w:rFonts w:ascii="Arial" w:hAnsi="Arial" w:cs="Arial"/>
           <w:noProof/>
         </w:rPr>
-        <w:lastRenderedPageBreak/>
         <w:drawing>
-          <wp:inline distT="0" distB="0" distL="0" distR="0" wp14:anchorId="01590176" wp14:editId="10E61847">
-            <wp:extent cx="1597573" cy="2995449"/>
-            <wp:effectExtent l="0" t="0" r="3175" b="0"/>
+          <wp:inline distT="0" distB="0" distL="0" distR="0" wp14:anchorId="01590176" wp14:editId="5D464322">
+            <wp:extent cx="1698172" cy="3184072"/>
+            <wp:effectExtent l="0" t="0" r="0" b="0"/>
             <wp:docPr id="753383604" name="Graphic 1"/>
             <wp:cNvGraphicFramePr>
               <a:graphicFrameLocks xmlns:a="http://schemas.openxmlformats.org/drawingml/2006/main" noChangeAspect="1"/>
@@ -27034,10 +25935,10 @@
                     <pic:cNvPicPr/>
                   </pic:nvPicPr>
                   <pic:blipFill>
-                    <a:blip r:embed="rId27">
+                    <a:blip r:embed="rId26">
                       <a:extLst>
                         <a:ext uri="{96DAC541-7B7A-43D3-8B79-37D633B846F1}">
-                          <asvg:svgBlip xmlns:asvg="http://schemas.microsoft.com/office/drawing/2016/SVG/main" r:embed="rId28"/>
+                          <asvg:svgBlip xmlns:asvg="http://schemas.microsoft.com/office/drawing/2016/SVG/main" r:embed="rId27"/>
                         </a:ext>
                       </a:extLst>
                     </a:blip>
@@ -27048,7 +25949,7 @@
                   <pic:spPr>
                     <a:xfrm>
                       <a:off x="0" y="0"/>
-                      <a:ext cx="1603014" cy="3005651"/>
+                      <a:ext cx="1708520" cy="3203475"/>
                     </a:xfrm>
                     <a:prstGeom prst="rect">
                       <a:avLst/>
@@ -27185,6 +26086,13 @@
     </w:p>
     <w:p>
       <w:pPr>
+        <w:rPr>
+          <w:rFonts w:ascii="Arial" w:hAnsi="Arial" w:cs="Arial"/>
+        </w:rPr>
+      </w:pPr>
+    </w:p>
+    <w:p>
+      <w:pPr>
         <w:pStyle w:val="Heading2"/>
         <w:rPr>
           <w:rFonts w:cs="Arial"/>
@@ -27195,6 +26103,7 @@
         <w:rPr>
           <w:rFonts w:cs="Arial"/>
         </w:rPr>
+        <w:lastRenderedPageBreak/>
         <w:t>OPERAȚIA DE DECRIPTARE AES-128</w:t>
       </w:r>
       <w:bookmarkEnd w:id="22"/>
@@ -27227,26 +26136,6 @@
     </w:p>
     <w:p>
       <w:pPr>
-        <w:ind w:firstLine="576"/>
-        <w:jc w:val="both"/>
-        <w:rPr>
-          <w:rFonts w:ascii="Arial" w:hAnsi="Arial" w:cs="Arial"/>
-          <w:sz w:val="24"/>
-          <w:szCs w:val="24"/>
-        </w:rPr>
-      </w:pPr>
-      <w:r>
-        <w:rPr>
-          <w:rFonts w:ascii="Arial" w:hAnsi="Arial" w:cs="Arial"/>
-          <w:sz w:val="24"/>
-          <w:szCs w:val="24"/>
-        </w:rPr>
-        <w:t>În cele ce urmează vor fi analizate succint operațiile inverse necesare implementării funcției de decriptare.</w:t>
-      </w:r>
-    </w:p>
-    <w:p>
-      <w:pPr>
-        <w:ind w:firstLine="576"/>
         <w:jc w:val="both"/>
         <w:rPr>
           <w:rFonts w:ascii="Arial" w:hAnsi="Arial" w:cs="Arial"/>
@@ -27448,10 +26337,10 @@
                     <pic:cNvPicPr/>
                   </pic:nvPicPr>
                   <pic:blipFill>
-                    <a:blip r:embed="rId29">
+                    <a:blip r:embed="rId28">
                       <a:extLst>
                         <a:ext uri="{96DAC541-7B7A-43D3-8B79-37D633B846F1}">
-                          <asvg:svgBlip xmlns:asvg="http://schemas.microsoft.com/office/drawing/2016/SVG/main" r:embed="rId30"/>
+                          <asvg:svgBlip xmlns:asvg="http://schemas.microsoft.com/office/drawing/2016/SVG/main" r:embed="rId29"/>
                         </a:ext>
                       </a:extLst>
                     </a:blip>
@@ -27477,7 +26366,8 @@
     </w:p>
     <w:p>
       <w:pPr>
-        <w:jc w:val="both"/>
+        <w:ind w:firstLine="720"/>
+        <w:jc w:val="center"/>
         <w:rPr>
           <w:rFonts w:ascii="Arial" w:hAnsi="Arial" w:cs="Arial"/>
           <w:iCs/>
@@ -27504,7 +26394,6 @@
           <w:sz w:val="24"/>
           <w:szCs w:val="24"/>
         </w:rPr>
-        <w:lastRenderedPageBreak/>
         <w:t>Pentru a evita calcularea în mod dinamic a transformării inverse, se poate utiliza un tabel precalculat identic cu cel prezentat la nivelul Tabelului 3.2.</w:t>
       </w:r>
       <w:r>
@@ -35033,7 +33922,7 @@
     </w:tbl>
     <w:p>
       <w:pPr>
-        <w:jc w:val="center"/>
+        <w:jc w:val="both"/>
         <w:rPr>
           <w:rFonts w:ascii="Arial" w:hAnsi="Arial" w:cs="Arial"/>
           <w:iCs/>
@@ -35053,15 +33942,6 @@
           <w:szCs w:val="24"/>
         </w:rPr>
       </w:pPr>
-      <w:r>
-        <w:rPr>
-          <w:rFonts w:ascii="Arial" w:hAnsi="Arial" w:cs="Arial"/>
-          <w:iCs/>
-          <w:sz w:val="24"/>
-          <w:szCs w:val="24"/>
-        </w:rPr>
-        <w:t>Într-o implementare hardware, această transformare poate fi descrisă sub forma unei memorii de tip LUT, unde octetul de intrare este utilizat drept adresă, iar valoarea memorată reprezintă rezultatul substituției inverse [7].</w:t>
-      </w:r>
     </w:p>
     <w:p>
       <w:pPr>
@@ -35077,44 +33957,23 @@
     </w:p>
     <w:p>
       <w:pPr>
-        <w:pStyle w:val="Heading3"/>
-        <w:rPr>
-          <w:rFonts w:cs="Arial"/>
-        </w:rPr>
-      </w:pPr>
-      <w:bookmarkStart w:id="24" w:name="_Toc238572862"/>
-      <w:r>
-        <w:rPr>
-          <w:rFonts w:cs="Arial"/>
-        </w:rPr>
-        <w:t>INVERSAREA DEPLASĂRII LINIILOR</w:t>
-      </w:r>
-      <w:bookmarkEnd w:id="24"/>
-    </w:p>
-    <w:p>
-      <w:pPr>
-        <w:rPr>
-          <w:rFonts w:ascii="Arial" w:hAnsi="Arial" w:cs="Arial"/>
-        </w:rPr>
-      </w:pPr>
-    </w:p>
-    <w:p>
-      <w:pPr>
         <w:ind w:firstLine="720"/>
         <w:jc w:val="both"/>
         <w:rPr>
           <w:rFonts w:ascii="Arial" w:hAnsi="Arial" w:cs="Arial"/>
-          <w:sz w:val="24"/>
-          <w:szCs w:val="24"/>
-        </w:rPr>
-      </w:pPr>
-      <w:r>
-        <w:rPr>
-          <w:rFonts w:ascii="Arial" w:hAnsi="Arial" w:cs="Arial"/>
-          <w:sz w:val="24"/>
-          <w:szCs w:val="24"/>
-        </w:rPr>
-        <w:t>Operația de inversare a deplasării liniilor reprezintă transformarea inversă a operației  de deplasare utilizate în procesul de criptare. Aceasta are rolul de a restaura poziția inițială a octeților din matricea de stare prin aplicarea unor deplasări ciclice în direcția opusă.</w:t>
+          <w:iCs/>
+          <w:sz w:val="24"/>
+          <w:szCs w:val="24"/>
+        </w:rPr>
+      </w:pPr>
+      <w:r>
+        <w:rPr>
+          <w:rFonts w:ascii="Arial" w:hAnsi="Arial" w:cs="Arial"/>
+          <w:iCs/>
+          <w:sz w:val="24"/>
+          <w:szCs w:val="24"/>
+        </w:rPr>
+        <w:t>Într-o implementare hardware, această transformare poate fi descrisă sub forma unei memorii de tip LUT, unde octetul de intrare este utilizat drept adresă, iar valoarea memorată reprezintă rezultatul substituției inverse [7].</w:t>
       </w:r>
     </w:p>
     <w:p>
@@ -35123,17 +33982,84 @@
         <w:jc w:val="both"/>
         <w:rPr>
           <w:rFonts w:ascii="Arial" w:hAnsi="Arial" w:cs="Arial"/>
-          <w:sz w:val="24"/>
-          <w:szCs w:val="24"/>
-        </w:rPr>
-      </w:pPr>
-      <w:r>
-        <w:rPr>
-          <w:rFonts w:ascii="Arial" w:hAnsi="Arial" w:cs="Arial"/>
-          <w:sz w:val="24"/>
-          <w:szCs w:val="24"/>
-        </w:rPr>
-        <w:t xml:space="preserve"> Astfel, prima linie a matricei rămâne nemodificată, în timp ce următoarele trei linii sunt deplasate circular spre dreapta cu una, două, respectiv trei poziții. Structura acestei transformări este prezentată în figura 3.10.</w:t>
+          <w:iCs/>
+          <w:sz w:val="24"/>
+          <w:szCs w:val="24"/>
+        </w:rPr>
+      </w:pPr>
+    </w:p>
+    <w:p>
+      <w:pPr>
+        <w:pStyle w:val="Heading3"/>
+        <w:rPr>
+          <w:rFonts w:cs="Arial"/>
+        </w:rPr>
+      </w:pPr>
+      <w:bookmarkStart w:id="24" w:name="_Toc238572862"/>
+      <w:r>
+        <w:rPr>
+          <w:rFonts w:cs="Arial"/>
+        </w:rPr>
+        <w:t>INVERSAREA DEPLASĂRII LINIILOR</w:t>
+      </w:r>
+      <w:bookmarkEnd w:id="24"/>
+    </w:p>
+    <w:p>
+      <w:pPr>
+        <w:rPr>
+          <w:rFonts w:ascii="Arial" w:hAnsi="Arial" w:cs="Arial"/>
+        </w:rPr>
+      </w:pPr>
+    </w:p>
+    <w:p>
+      <w:pPr>
+        <w:ind w:firstLine="720"/>
+        <w:jc w:val="both"/>
+        <w:rPr>
+          <w:rFonts w:ascii="Arial" w:hAnsi="Arial" w:cs="Arial"/>
+          <w:sz w:val="24"/>
+          <w:szCs w:val="24"/>
+        </w:rPr>
+      </w:pPr>
+      <w:r>
+        <w:rPr>
+          <w:rFonts w:ascii="Arial" w:hAnsi="Arial" w:cs="Arial"/>
+          <w:sz w:val="24"/>
+          <w:szCs w:val="24"/>
+        </w:rPr>
+        <w:t>Operația de inversare a deplasării liniilor reprezintă transformarea inversă a operației  de deplasare utilizate în procesul de criptare. Aceasta are rolul de a restaura poziția inițială a octeților din matricea de stare prin aplicarea unor deplasări ciclice în direcția opusă.</w:t>
+      </w:r>
+      <w:r>
+        <w:rPr>
+          <w:rFonts w:ascii="Arial" w:hAnsi="Arial" w:cs="Arial"/>
+          <w:sz w:val="24"/>
+          <w:szCs w:val="24"/>
+        </w:rPr>
+        <w:t xml:space="preserve"> </w:t>
+      </w:r>
+      <w:r>
+        <w:rPr>
+          <w:rFonts w:ascii="Arial" w:hAnsi="Arial" w:cs="Arial"/>
+          <w:sz w:val="24"/>
+          <w:szCs w:val="24"/>
+        </w:rPr>
+        <w:t xml:space="preserve">Astfel, prima linie a matricei rămâne nemodificată, în timp ce următoarele trei linii sunt deplasate circular spre dreapta cu una, două, respectiv trei poziții. Structura acestei transformări este prezentată în </w:t>
+      </w:r>
+      <w:r>
+        <w:rPr>
+          <w:rFonts w:ascii="Arial" w:hAnsi="Arial" w:cs="Arial"/>
+          <w:sz w:val="24"/>
+          <w:szCs w:val="24"/>
+        </w:rPr>
+        <w:t>Figura</w:t>
+      </w:r>
+      <w:r>
+        <w:rPr>
+          <w:rFonts w:ascii="Arial" w:hAnsi="Arial" w:cs="Arial"/>
+          <w:sz w:val="24"/>
+          <w:szCs w:val="24"/>
+        </w:rPr>
+        <w:t xml:space="preserve"> 3.10.</w:t>
       </w:r>
     </w:p>
     <w:p>
@@ -35162,9 +34088,9 @@
           <w:noProof/>
         </w:rPr>
         <w:drawing>
-          <wp:inline distT="0" distB="0" distL="0" distR="0" wp14:anchorId="23435D9F" wp14:editId="0A22A39A">
-            <wp:extent cx="3617844" cy="1156292"/>
-            <wp:effectExtent l="0" t="0" r="0" b="6350"/>
+          <wp:inline distT="0" distB="0" distL="0" distR="0" wp14:anchorId="23435D9F" wp14:editId="2D05B288">
+            <wp:extent cx="3009629" cy="961901"/>
+            <wp:effectExtent l="0" t="0" r="635" b="0"/>
             <wp:docPr id="380749917" name="Graphic 1"/>
             <wp:cNvGraphicFramePr>
               <a:graphicFrameLocks xmlns:a="http://schemas.openxmlformats.org/drawingml/2006/main" noChangeAspect="1"/>
@@ -35177,10 +34103,10 @@
                     <pic:cNvPicPr/>
                   </pic:nvPicPr>
                   <pic:blipFill>
-                    <a:blip r:embed="rId31">
+                    <a:blip r:embed="rId30">
                       <a:extLst>
                         <a:ext uri="{96DAC541-7B7A-43D3-8B79-37D633B846F1}">
-                          <asvg:svgBlip xmlns:asvg="http://schemas.microsoft.com/office/drawing/2016/SVG/main" r:embed="rId32"/>
+                          <asvg:svgBlip xmlns:asvg="http://schemas.microsoft.com/office/drawing/2016/SVG/main" r:embed="rId31"/>
                         </a:ext>
                       </a:extLst>
                     </a:blip>
@@ -35191,7 +34117,7 @@
                   <pic:spPr>
                     <a:xfrm>
                       <a:off x="0" y="0"/>
-                      <a:ext cx="3629582" cy="1160043"/>
+                      <a:ext cx="3024778" cy="966743"/>
                     </a:xfrm>
                     <a:prstGeom prst="rect">
                       <a:avLst/>
@@ -35289,6 +34215,7 @@
         <w:t>.10 Inversarea deplasării liniilor</w:t>
       </w:r>
     </w:p>
+    <w:p/>
     <w:p>
       <w:pPr>
         <w:pStyle w:val="Heading3"/>
@@ -35301,7 +34228,6 @@
         <w:rPr>
           <w:rFonts w:cs="Arial"/>
         </w:rPr>
-        <w:lastRenderedPageBreak/>
         <w:t>INVERSAREA AMESTECĂRII LINIILOR</w:t>
       </w:r>
       <w:bookmarkEnd w:id="25"/>
@@ -35581,10 +34507,10 @@
                     <pic:cNvPicPr/>
                   </pic:nvPicPr>
                   <pic:blipFill>
-                    <a:blip r:embed="rId33">
+                    <a:blip r:embed="rId32">
                       <a:extLst>
                         <a:ext uri="{96DAC541-7B7A-43D3-8B79-37D633B846F1}">
-                          <asvg:svgBlip xmlns:asvg="http://schemas.microsoft.com/office/drawing/2016/SVG/main" r:embed="rId34"/>
+                          <asvg:svgBlip xmlns:asvg="http://schemas.microsoft.com/office/drawing/2016/SVG/main" r:embed="rId33"/>
                         </a:ext>
                       </a:extLst>
                     </a:blip>
@@ -35647,6 +34573,7 @@
     </w:p>
     <w:p>
       <w:pPr>
+        <w:ind w:firstLine="720"/>
         <w:rPr>
           <w:rFonts w:ascii="Arial" w:hAnsi="Arial" w:cs="Arial"/>
           <w:sz w:val="24"/>
@@ -35701,10 +34628,10 @@
                     <pic:cNvPicPr/>
                   </pic:nvPicPr>
                   <pic:blipFill>
-                    <a:blip r:embed="rId35">
+                    <a:blip r:embed="rId34">
                       <a:extLst>
                         <a:ext uri="{96DAC541-7B7A-43D3-8B79-37D633B846F1}">
-                          <asvg:svgBlip xmlns:asvg="http://schemas.microsoft.com/office/drawing/2016/SVG/main" r:embed="rId36"/>
+                          <asvg:svgBlip xmlns:asvg="http://schemas.microsoft.com/office/drawing/2016/SVG/main" r:embed="rId35"/>
                         </a:ext>
                       </a:extLst>
                     </a:blip>
@@ -35878,6 +34805,7 @@
     <w:p>
       <w:pPr>
         <w:keepNext/>
+        <w:jc w:val="center"/>
       </w:pPr>
       <w:r>
         <w:rPr>
@@ -35887,8 +34815,8 @@
           <w:szCs w:val="24"/>
         </w:rPr>
         <w:drawing>
-          <wp:inline distT="0" distB="0" distL="0" distR="0" wp14:anchorId="0D20F392" wp14:editId="5847CB9B">
-            <wp:extent cx="6120765" cy="2444115"/>
+          <wp:inline distT="0" distB="0" distL="0" distR="0" wp14:anchorId="0D20F392" wp14:editId="27E9A021">
+            <wp:extent cx="5468466" cy="2183642"/>
             <wp:effectExtent l="0" t="0" r="0" b="0"/>
             <wp:docPr id="145672118" name="Graphic 3"/>
             <wp:cNvGraphicFramePr>
@@ -35902,10 +34830,10 @@
                     <pic:cNvPicPr/>
                   </pic:nvPicPr>
                   <pic:blipFill>
-                    <a:blip r:embed="rId37">
+                    <a:blip r:embed="rId36">
                       <a:extLst>
                         <a:ext uri="{96DAC541-7B7A-43D3-8B79-37D633B846F1}">
-                          <asvg:svgBlip xmlns:asvg="http://schemas.microsoft.com/office/drawing/2016/SVG/main" r:embed="rId38"/>
+                          <asvg:svgBlip xmlns:asvg="http://schemas.microsoft.com/office/drawing/2016/SVG/main" r:embed="rId37"/>
                         </a:ext>
                       </a:extLst>
                     </a:blip>
@@ -35916,7 +34844,7 @@
                   <pic:spPr>
                     <a:xfrm>
                       <a:off x="0" y="0"/>
-                      <a:ext cx="6120765" cy="2444115"/>
+                      <a:ext cx="5472546" cy="2185271"/>
                     </a:xfrm>
                     <a:prstGeom prst="rect">
                       <a:avLst/>
@@ -36034,20 +34962,65 @@
         <w:t xml:space="preserve"> Structura procesului de decriptare</w:t>
       </w:r>
     </w:p>
+    <w:p/>
+    <w:p>
+      <w:pPr>
+        <w:ind w:firstLine="720"/>
+        <w:jc w:val="both"/>
+        <w:rPr>
+          <w:rFonts w:asciiTheme="minorBidi" w:hAnsiTheme="minorBidi"/>
+          <w:sz w:val="24"/>
+          <w:szCs w:val="24"/>
+        </w:rPr>
+      </w:pPr>
+      <w:r>
+        <w:rPr>
+          <w:rFonts w:asciiTheme="minorBidi" w:hAnsiTheme="minorBidi"/>
+          <w:sz w:val="24"/>
+          <w:szCs w:val="24"/>
+        </w:rPr>
+        <w:t>În cazul AES-128, procesul de extindere a cheii generează un total de 44 de cuvinte de 32 de biți, grupate câte patru pentru formarea celor 11 chei de rundă necesare algoritmului. Prima cheie de rundă este reprezentată chiar de cheia inițială, iar următoarele zece sunt obținute recursiv prin aplicarea operațiilor descrise anterior.</w:t>
+      </w:r>
+    </w:p>
+    <w:p>
+      <w:pPr>
+        <w:ind w:firstLine="720"/>
+        <w:jc w:val="both"/>
+        <w:rPr>
+          <w:rFonts w:asciiTheme="minorBidi" w:hAnsiTheme="minorBidi"/>
+          <w:sz w:val="24"/>
+          <w:szCs w:val="24"/>
+        </w:rPr>
+      </w:pPr>
+    </w:p>
+    <w:p/>
+    <w:p/>
+    <w:p/>
+    <w:p/>
+    <w:p/>
+    <w:p/>
+    <w:p/>
+    <w:p>
+      <w:r>
+        <w:t>\</w:t>
+      </w:r>
+    </w:p>
+    <w:p/>
     <w:p>
       <w:pPr>
         <w:pStyle w:val="Heading1"/>
       </w:pPr>
       <w:bookmarkStart w:id="27" w:name="_Toc238572865"/>
       <w:r>
-        <w:lastRenderedPageBreak/>
         <w:t>FUNDAMENTE FPGA ȘI ARHITECTURA ZYNQ-7000</w:t>
       </w:r>
       <w:bookmarkEnd w:id="27"/>
     </w:p>
     <w:sectPr>
+      <w:headerReference w:type="default" r:id="rId38"/>
       <w:footerReference w:type="default" r:id="rId39"/>
-      <w:footerReference w:type="first" r:id="rId40"/>
+      <w:headerReference w:type="first" r:id="rId40"/>
+      <w:footerReference w:type="first" r:id="rId41"/>
       <w:pgSz w:w="11907" w:h="16840" w:code="9"/>
       <w:pgMar w:top="1418" w:right="1134" w:bottom="1134" w:left="1134" w:header="706" w:footer="778" w:gutter="0"/>
       <w:pgNumType w:start="0"/>
@@ -36182,6 +35155,269 @@
     </w:p>
   </w:footnote>
 </w:footnotes>
+</file>
+
+<file path=word/header1.xml><?xml version="1.0" encoding="utf-8"?>
+<w:hdr xmlns:wpc="http://schemas.microsoft.com/office/word/2010/wordprocessingCanvas" xmlns:cx="http://schemas.microsoft.com/office/drawing/2014/chartex" xmlns:cx1="http://schemas.microsoft.com/office/drawing/2015/9/8/chartex" xmlns:cx2="http://schemas.microsoft.com/office/drawing/2015/10/21/chartex" xmlns:cx3="http://schemas.microsoft.com/office/drawing/2016/5/9/chartex" xmlns:cx4="http://schemas.microsoft.com/office/drawing/2016/5/10/chartex" xmlns:cx5="http://schemas.microsoft.com/office/drawing/2016/5/11/chartex" xmlns:cx6="http://schemas.microsoft.com/office/drawing/2016/5/12/chartex" xmlns:cx7="http://schemas.microsoft.com/office/drawing/2016/5/13/chartex" xmlns:cx8="http://schemas.microsoft.com/office/drawing/2016/5/14/chartex" xmlns:mc="http://schemas.openxmlformats.org/markup-compatibility/2006" xmlns:aink="http://schemas.microsoft.com/office/drawing/2016/ink" xmlns:am3d="http://schemas.microsoft.com/office/drawing/2017/model3d" xmlns:o="urn:schemas-microsoft-com:office:office" xmlns:oel="http://schemas.microsoft.com/office/2019/extlst" xmlns:r="http://schemas.openxmlformats.org/officeDocument/2006/relationships" xmlns:m="http://schemas.openxmlformats.org/officeDocument/2006/math" xmlns:v="urn:schemas-microsoft-com:vml" xmlns:wp14="http://schemas.microsoft.com/office/word/2010/wordprocessingDrawing" xmlns:wp="http://schemas.openxmlformats.org/drawingml/2006/wordprocessingDrawing" xmlns:w10="urn:schemas-microsoft-com:office:word" xmlns:w="http://schemas.openxmlformats.org/wordprocessingml/2006/main" xmlns:w14="http://schemas.microsoft.com/office/word/2010/wordml" xmlns:w15="http://schemas.microsoft.com/office/word/2012/wordml" xmlns:w16cex="http://schemas.microsoft.com/office/word/2018/wordml/cex" xmlns:w16cid="http://schemas.microsoft.com/office/word/2016/wordml/cid" xmlns:w16="http://schemas.microsoft.com/office/word/2018/wordml" xmlns:w16du="http://schemas.microsoft.com/office/word/2023/wordml/word16du" xmlns:w16sdtdh="http://schemas.microsoft.com/office/word/2020/wordml/sdtdatahash" xmlns:w16sdtfl="http://schemas.microsoft.com/office/word/2024/wordml/sdtformatlock" xmlns:w16se="http://schemas.microsoft.com/office/word/2015/wordml/symex" xmlns:wpg="http://schemas.microsoft.com/office/word/2010/wordprocessingGroup" xmlns:wpi="http://schemas.microsoft.com/office/word/2010/wordprocessingInk" xmlns:wne="http://schemas.microsoft.com/office/word/2006/wordml" xmlns:wps="http://schemas.microsoft.com/office/word/2010/wordprocessingShape" mc:Ignorable="w14 w15 w16se w16cid w16 w16cex w16sdtdh w16sdtfl w16du wp14">
+  <w:p>
+    <w:pPr>
+      <w:pStyle w:val="Header"/>
+      <w:jc w:val="both"/>
+      <w:rPr>
+        <w:rFonts w:asciiTheme="minorBidi" w:hAnsiTheme="minorBidi"/>
+        <w:sz w:val="18"/>
+        <w:szCs w:val="18"/>
+      </w:rPr>
+    </w:pPr>
+    <w:r>
+      <w:rPr>
+        <w:rFonts w:ascii="Arial" w:hAnsi="Arial" w:cs="Arial"/>
+        <w:noProof/>
+        <w:sz w:val="24"/>
+        <w:szCs w:val="24"/>
+      </w:rPr>
+      <w:drawing>
+        <wp:anchor distT="0" distB="0" distL="114300" distR="114300" simplePos="0" relativeHeight="251660288" behindDoc="0" locked="0" layoutInCell="1" allowOverlap="1" wp14:anchorId="6A9F9084" wp14:editId="048CADAD">
+          <wp:simplePos x="0" y="0"/>
+          <wp:positionH relativeFrom="margin">
+            <wp:align>right</wp:align>
+          </wp:positionH>
+          <wp:positionV relativeFrom="paragraph">
+            <wp:posOffset>14094</wp:posOffset>
+          </wp:positionV>
+          <wp:extent cx="1790700" cy="609600"/>
+          <wp:effectExtent l="0" t="0" r="0" b="0"/>
+          <wp:wrapSquare wrapText="bothSides"/>
+          <wp:docPr id="606067451" name="Graphic 4"/>
+          <wp:cNvGraphicFramePr>
+            <a:graphicFrameLocks xmlns:a="http://schemas.openxmlformats.org/drawingml/2006/main" noChangeAspect="1"/>
+          </wp:cNvGraphicFramePr>
+          <a:graphic xmlns:a="http://schemas.openxmlformats.org/drawingml/2006/main">
+            <a:graphicData uri="http://schemas.openxmlformats.org/drawingml/2006/picture">
+              <pic:pic xmlns:pic="http://schemas.openxmlformats.org/drawingml/2006/picture">
+                <pic:nvPicPr>
+                  <pic:cNvPr id="654962710" name="Graphic 654962710"/>
+                  <pic:cNvPicPr/>
+                </pic:nvPicPr>
+                <pic:blipFill>
+                  <a:blip r:embed="rId1">
+                    <a:extLst>
+                      <a:ext uri="{96DAC541-7B7A-43D3-8B79-37D633B846F1}">
+                        <asvg:svgBlip xmlns:asvg="http://schemas.microsoft.com/office/drawing/2016/SVG/main" r:embed="rId2"/>
+                      </a:ext>
+                    </a:extLst>
+                  </a:blip>
+                  <a:stretch>
+                    <a:fillRect/>
+                  </a:stretch>
+                </pic:blipFill>
+                <pic:spPr>
+                  <a:xfrm>
+                    <a:off x="0" y="0"/>
+                    <a:ext cx="1790700" cy="609600"/>
+                  </a:xfrm>
+                  <a:prstGeom prst="rect">
+                    <a:avLst/>
+                  </a:prstGeom>
+                </pic:spPr>
+              </pic:pic>
+            </a:graphicData>
+          </a:graphic>
+        </wp:anchor>
+      </w:drawing>
+    </w:r>
+    <w:r>
+      <w:rPr>
+        <w:rFonts w:asciiTheme="minorBidi" w:hAnsiTheme="minorBidi"/>
+        <w:sz w:val="18"/>
+        <w:szCs w:val="18"/>
+      </w:rPr>
+      <w:t>Securitatea Informațiilor și a Sistemelor Cibernetice</w:t>
+    </w:r>
+  </w:p>
+  <w:p>
+    <w:pPr>
+      <w:pStyle w:val="Header"/>
+      <w:jc w:val="both"/>
+      <w:rPr>
+        <w:rFonts w:asciiTheme="minorBidi" w:hAnsiTheme="minorBidi"/>
+        <w:sz w:val="18"/>
+        <w:szCs w:val="18"/>
+      </w:rPr>
+    </w:pPr>
+    <w:r>
+      <w:rPr>
+        <w:rFonts w:asciiTheme="minorBidi" w:hAnsiTheme="minorBidi"/>
+        <w:sz w:val="18"/>
+        <w:szCs w:val="18"/>
+      </w:rPr>
+      <w:t>2025-2026</w:t>
+    </w:r>
+  </w:p>
+  <w:p>
+    <w:pPr>
+      <w:pStyle w:val="Header"/>
+      <w:jc w:val="both"/>
+      <w:rPr>
+        <w:rFonts w:asciiTheme="minorBidi" w:hAnsiTheme="minorBidi"/>
+        <w:sz w:val="18"/>
+        <w:szCs w:val="18"/>
+      </w:rPr>
+    </w:pPr>
+    <w:r>
+      <w:rPr>
+        <w:rFonts w:asciiTheme="minorBidi" w:hAnsiTheme="minorBidi"/>
+        <w:sz w:val="18"/>
+        <w:szCs w:val="18"/>
+      </w:rPr>
+      <w:t>Dan-Alexandru BULZAN</w:t>
+    </w:r>
+  </w:p>
+  <w:p>
+    <w:pPr>
+      <w:pStyle w:val="Header"/>
+      <w:jc w:val="both"/>
+      <w:rPr>
+        <w:rFonts w:asciiTheme="minorBidi" w:hAnsiTheme="minorBidi"/>
+        <w:sz w:val="18"/>
+        <w:szCs w:val="18"/>
+      </w:rPr>
+    </w:pPr>
+    <w:r>
+      <w:rPr>
+        <w:rFonts w:asciiTheme="minorBidi" w:hAnsiTheme="minorBidi"/>
+        <w:sz w:val="18"/>
+        <w:szCs w:val="18"/>
+      </w:rPr>
+      <w:t>Proiectarea și implementarea unui accelerator criptografic AES-128 reconfigurabil pe FPGA</w:t>
+    </w:r>
+  </w:p>
+</w:hdr>
+</file>
+
+<file path=word/header2.xml><?xml version="1.0" encoding="utf-8"?>
+<w:hdr xmlns:wpc="http://schemas.microsoft.com/office/word/2010/wordprocessingCanvas" xmlns:cx="http://schemas.microsoft.com/office/drawing/2014/chartex" xmlns:cx1="http://schemas.microsoft.com/office/drawing/2015/9/8/chartex" xmlns:cx2="http://schemas.microsoft.com/office/drawing/2015/10/21/chartex" xmlns:cx3="http://schemas.microsoft.com/office/drawing/2016/5/9/chartex" xmlns:cx4="http://schemas.microsoft.com/office/drawing/2016/5/10/chartex" xmlns:cx5="http://schemas.microsoft.com/office/drawing/2016/5/11/chartex" xmlns:cx6="http://schemas.microsoft.com/office/drawing/2016/5/12/chartex" xmlns:cx7="http://schemas.microsoft.com/office/drawing/2016/5/13/chartex" xmlns:cx8="http://schemas.microsoft.com/office/drawing/2016/5/14/chartex" xmlns:mc="http://schemas.openxmlformats.org/markup-compatibility/2006" xmlns:aink="http://schemas.microsoft.com/office/drawing/2016/ink" xmlns:am3d="http://schemas.microsoft.com/office/drawing/2017/model3d" xmlns:o="urn:schemas-microsoft-com:office:office" xmlns:oel="http://schemas.microsoft.com/office/2019/extlst" xmlns:r="http://schemas.openxmlformats.org/officeDocument/2006/relationships" xmlns:m="http://schemas.openxmlformats.org/officeDocument/2006/math" xmlns:v="urn:schemas-microsoft-com:vml" xmlns:wp14="http://schemas.microsoft.com/office/word/2010/wordprocessingDrawing" xmlns:wp="http://schemas.openxmlformats.org/drawingml/2006/wordprocessingDrawing" xmlns:w10="urn:schemas-microsoft-com:office:word" xmlns:w="http://schemas.openxmlformats.org/wordprocessingml/2006/main" xmlns:w14="http://schemas.microsoft.com/office/word/2010/wordml" xmlns:w15="http://schemas.microsoft.com/office/word/2012/wordml" xmlns:w16cex="http://schemas.microsoft.com/office/word/2018/wordml/cex" xmlns:w16cid="http://schemas.microsoft.com/office/word/2016/wordml/cid" xmlns:w16="http://schemas.microsoft.com/office/word/2018/wordml" xmlns:w16du="http://schemas.microsoft.com/office/word/2023/wordml/word16du" xmlns:w16sdtdh="http://schemas.microsoft.com/office/word/2020/wordml/sdtdatahash" xmlns:w16sdtfl="http://schemas.microsoft.com/office/word/2024/wordml/sdtformatlock" xmlns:w16se="http://schemas.microsoft.com/office/word/2015/wordml/symex" xmlns:wpg="http://schemas.microsoft.com/office/word/2010/wordprocessingGroup" xmlns:wpi="http://schemas.microsoft.com/office/word/2010/wordprocessingInk" xmlns:wne="http://schemas.microsoft.com/office/word/2006/wordml" xmlns:wps="http://schemas.microsoft.com/office/word/2010/wordprocessingShape" mc:Ignorable="w14 w15 w16se w16cid w16 w16cex w16sdtdh w16sdtfl w16du wp14">
+  <w:p>
+    <w:pPr>
+      <w:pStyle w:val="Header"/>
+      <w:jc w:val="both"/>
+      <w:rPr>
+        <w:rFonts w:ascii="Arial" w:hAnsi="Arial" w:cs="Arial"/>
+        <w:sz w:val="24"/>
+        <w:szCs w:val="24"/>
+      </w:rPr>
+    </w:pPr>
+    <w:r>
+      <w:rPr>
+        <w:rFonts w:ascii="Arial" w:hAnsi="Arial" w:cs="Arial"/>
+        <w:noProof/>
+        <w:sz w:val="24"/>
+        <w:szCs w:val="24"/>
+      </w:rPr>
+      <w:drawing>
+        <wp:anchor distT="0" distB="0" distL="114300" distR="114300" simplePos="0" relativeHeight="251658240" behindDoc="0" locked="0" layoutInCell="1" allowOverlap="1" wp14:anchorId="73C682D7" wp14:editId="06EEF02B">
+          <wp:simplePos x="0" y="0"/>
+          <wp:positionH relativeFrom="margin">
+            <wp:align>right</wp:align>
+          </wp:positionH>
+          <wp:positionV relativeFrom="paragraph">
+            <wp:posOffset>-163715</wp:posOffset>
+          </wp:positionV>
+          <wp:extent cx="1790700" cy="609600"/>
+          <wp:effectExtent l="0" t="0" r="0" b="0"/>
+          <wp:wrapSquare wrapText="bothSides"/>
+          <wp:docPr id="654962710" name="Graphic 4"/>
+          <wp:cNvGraphicFramePr>
+            <a:graphicFrameLocks xmlns:a="http://schemas.openxmlformats.org/drawingml/2006/main" noChangeAspect="1"/>
+          </wp:cNvGraphicFramePr>
+          <a:graphic xmlns:a="http://schemas.openxmlformats.org/drawingml/2006/main">
+            <a:graphicData uri="http://schemas.openxmlformats.org/drawingml/2006/picture">
+              <pic:pic xmlns:pic="http://schemas.openxmlformats.org/drawingml/2006/picture">
+                <pic:nvPicPr>
+                  <pic:cNvPr id="654962710" name="Graphic 654962710"/>
+                  <pic:cNvPicPr/>
+                </pic:nvPicPr>
+                <pic:blipFill>
+                  <a:blip r:embed="rId1">
+                    <a:extLst>
+                      <a:ext uri="{96DAC541-7B7A-43D3-8B79-37D633B846F1}">
+                        <asvg:svgBlip xmlns:asvg="http://schemas.microsoft.com/office/drawing/2016/SVG/main" r:embed="rId2"/>
+                      </a:ext>
+                    </a:extLst>
+                  </a:blip>
+                  <a:stretch>
+                    <a:fillRect/>
+                  </a:stretch>
+                </pic:blipFill>
+                <pic:spPr>
+                  <a:xfrm>
+                    <a:off x="0" y="0"/>
+                    <a:ext cx="1790700" cy="609600"/>
+                  </a:xfrm>
+                  <a:prstGeom prst="rect">
+                    <a:avLst/>
+                  </a:prstGeom>
+                </pic:spPr>
+              </pic:pic>
+            </a:graphicData>
+          </a:graphic>
+        </wp:anchor>
+      </w:drawing>
+    </w:r>
+    <w:r>
+      <w:rPr>
+        <w:rFonts w:ascii="Arial" w:hAnsi="Arial" w:cs="Arial"/>
+        <w:sz w:val="24"/>
+        <w:szCs w:val="24"/>
+        <w:lang w:val="en-US"/>
+      </w:rPr>
+      <w:t>Securitatea Infoma</w:t>
+    </w:r>
+    <w:r>
+      <w:rPr>
+        <w:rFonts w:ascii="Arial" w:hAnsi="Arial" w:cs="Arial"/>
+        <w:sz w:val="24"/>
+        <w:szCs w:val="24"/>
+      </w:rPr>
+      <w:t>țiilor și a Sistemelor Cibernetice</w:t>
+    </w:r>
+    <w:r>
+      <w:rPr>
+        <w:rFonts w:ascii="Arial" w:hAnsi="Arial" w:cs="Arial"/>
+        <w:sz w:val="24"/>
+        <w:szCs w:val="24"/>
+      </w:rPr>
+      <w:t xml:space="preserve"> </w:t>
+    </w:r>
+    <w:r>
+      <w:rPr>
+        <w:rFonts w:ascii="Arial" w:hAnsi="Arial" w:cs="Arial"/>
+        <w:sz w:val="24"/>
+        <w:szCs w:val="24"/>
+      </w:rPr>
+      <w:tab/>
+    </w:r>
+  </w:p>
+  <w:p>
+    <w:pPr>
+      <w:pStyle w:val="Header"/>
+      <w:jc w:val="both"/>
+      <w:rPr>
+        <w:rFonts w:ascii="Arial" w:hAnsi="Arial" w:cs="Arial"/>
+        <w:sz w:val="24"/>
+        <w:szCs w:val="24"/>
+      </w:rPr>
+    </w:pPr>
+    <w:r>
+      <w:rPr>
+        <w:rFonts w:ascii="Arial" w:hAnsi="Arial" w:cs="Arial"/>
+        <w:sz w:val="24"/>
+        <w:szCs w:val="24"/>
+      </w:rPr>
+      <w:t>2025-2026</w:t>
+    </w:r>
+  </w:p>
+</w:hdr>
 </file>
 
 <file path=word/numbering.xml><?xml version="1.0" encoding="utf-8"?>
@@ -38810,7 +38046,7 @@
     <w:rsid w:val="0072317D"/>
     <w:rsid w:val="007B47C5"/>
     <w:rsid w:val="00844611"/>
-    <w:rsid w:val="009B6788"/>
+    <w:rsid w:val="00BC5F7F"/>
     <w:rsid w:val="00CE3EC1"/>
     <w:rsid w:val="00EF4327"/>
     <w:rsid w:val="00F924A7"/>

--- a/Paper/BDA_AES.docx
+++ b/Paper/BDA_AES.docx
@@ -546,6 +546,7 @@
         </w:rPr>
         <w:t>ul AES (</w:t>
       </w:r>
+      <w:proofErr w:type="spellStart"/>
       <w:r>
         <w:rPr>
           <w:rFonts w:ascii="Arial" w:hAnsi="Arial" w:cs="Arial"/>
@@ -554,7 +555,40 @@
           <w:sz w:val="24"/>
           <w:szCs w:val="24"/>
         </w:rPr>
-        <w:t>Advanced Encryption Standard</w:t>
+        <w:t>Advanced</w:t>
+      </w:r>
+      <w:proofErr w:type="spellEnd"/>
+      <w:r>
+        <w:rPr>
+          <w:rFonts w:ascii="Arial" w:hAnsi="Arial" w:cs="Arial"/>
+          <w:i/>
+          <w:iCs/>
+          <w:sz w:val="24"/>
+          <w:szCs w:val="24"/>
+        </w:rPr>
+        <w:t xml:space="preserve"> </w:t>
+      </w:r>
+      <w:proofErr w:type="spellStart"/>
+      <w:r>
+        <w:rPr>
+          <w:rFonts w:ascii="Arial" w:hAnsi="Arial" w:cs="Arial"/>
+          <w:i/>
+          <w:iCs/>
+          <w:sz w:val="24"/>
+          <w:szCs w:val="24"/>
+        </w:rPr>
+        <w:t>Encryption</w:t>
+      </w:r>
+      <w:proofErr w:type="spellEnd"/>
+      <w:r>
+        <w:rPr>
+          <w:rFonts w:ascii="Arial" w:hAnsi="Arial" w:cs="Arial"/>
+          <w:i/>
+          <w:iCs/>
+          <w:sz w:val="24"/>
+          <w:szCs w:val="24"/>
+        </w:rPr>
+        <w:t xml:space="preserve"> Standard</w:t>
       </w:r>
       <w:r>
         <w:rPr>
@@ -4821,7 +4855,25 @@
           <w:sz w:val="24"/>
           <w:szCs w:val="24"/>
         </w:rPr>
-        <w:t xml:space="preserve"> Aceste lucruri fiind spuse, este greu de imaginat perspectiva în care o implementare hardware poate fi considerată superioară. Hardware-ul este dificil de proiectat și </w:t>
+        <w:t xml:space="preserve"> Aceste lucruri fiind spuse, este greu de imaginat perspectiva în care o implementare hardware poate fi considerată superioară. Hardware-</w:t>
+      </w:r>
+      <w:proofErr w:type="spellStart"/>
+      <w:r>
+        <w:rPr>
+          <w:rFonts w:ascii="Arial" w:hAnsi="Arial" w:cs="Arial"/>
+          <w:sz w:val="24"/>
+          <w:szCs w:val="24"/>
+        </w:rPr>
+        <w:t>ul</w:t>
+      </w:r>
+      <w:proofErr w:type="spellEnd"/>
+      <w:r>
+        <w:rPr>
+          <w:rFonts w:ascii="Arial" w:hAnsi="Arial" w:cs="Arial"/>
+          <w:sz w:val="24"/>
+          <w:szCs w:val="24"/>
+        </w:rPr>
+        <w:t xml:space="preserve"> este dificil de proiectat și </w:t>
       </w:r>
     </w:p>
     <w:p>
@@ -4953,7 +5005,43 @@
           <w:sz w:val="24"/>
           <w:szCs w:val="24"/>
         </w:rPr>
-        <w:t xml:space="preserve"> Hardware-ul implementează paralelismul într-un mod direct și structurat prin intermediul logicii combinaționale, structurilor secvențiale, automatelor cu stări finite</w:t>
+        <w:t xml:space="preserve"> Hardware-</w:t>
+      </w:r>
+      <w:proofErr w:type="spellStart"/>
+      <w:r>
+        <w:rPr>
+          <w:rFonts w:ascii="Arial" w:hAnsi="Arial" w:cs="Arial"/>
+          <w:sz w:val="24"/>
+          <w:szCs w:val="24"/>
+        </w:rPr>
+        <w:t>ul</w:t>
+      </w:r>
+      <w:proofErr w:type="spellEnd"/>
+      <w:r>
+        <w:rPr>
+          <w:rFonts w:ascii="Arial" w:hAnsi="Arial" w:cs="Arial"/>
+          <w:sz w:val="24"/>
+          <w:szCs w:val="24"/>
+        </w:rPr>
+        <w:t xml:space="preserve"> implementează paralelismul într-un mod direct și structurat prin intermediul logicii </w:t>
+      </w:r>
+      <w:proofErr w:type="spellStart"/>
+      <w:r>
+        <w:rPr>
+          <w:rFonts w:ascii="Arial" w:hAnsi="Arial" w:cs="Arial"/>
+          <w:sz w:val="24"/>
+          <w:szCs w:val="24"/>
+        </w:rPr>
+        <w:t>combinaționale</w:t>
+      </w:r>
+      <w:proofErr w:type="spellEnd"/>
+      <w:r>
+        <w:rPr>
+          <w:rFonts w:ascii="Arial" w:hAnsi="Arial" w:cs="Arial"/>
+          <w:sz w:val="24"/>
+          <w:szCs w:val="24"/>
+        </w:rPr>
+        <w:t>, structurilor secvențiale, automatelor cu stări finite</w:t>
       </w:r>
       <w:r>
         <w:rPr>
@@ -5343,6 +5431,7 @@
         </w:rPr>
         <w:t xml:space="preserve"> (</w:t>
       </w:r>
+      <w:proofErr w:type="spellStart"/>
       <w:r>
         <w:rPr>
           <w:rFonts w:ascii="Arial" w:hAnsi="Arial" w:cs="Arial"/>
@@ -5351,7 +5440,40 @@
           <w:sz w:val="24"/>
           <w:szCs w:val="24"/>
         </w:rPr>
-        <w:t>Application-specific integrated circuit</w:t>
+        <w:t>Application</w:t>
+      </w:r>
+      <w:proofErr w:type="spellEnd"/>
+      <w:r>
+        <w:rPr>
+          <w:rFonts w:ascii="Arial" w:hAnsi="Arial" w:cs="Arial"/>
+          <w:i/>
+          <w:iCs/>
+          <w:sz w:val="24"/>
+          <w:szCs w:val="24"/>
+        </w:rPr>
+        <w:t xml:space="preserve">-specific </w:t>
+      </w:r>
+      <w:proofErr w:type="spellStart"/>
+      <w:r>
+        <w:rPr>
+          <w:rFonts w:ascii="Arial" w:hAnsi="Arial" w:cs="Arial"/>
+          <w:i/>
+          <w:iCs/>
+          <w:sz w:val="24"/>
+          <w:szCs w:val="24"/>
+        </w:rPr>
+        <w:t>integrated</w:t>
+      </w:r>
+      <w:proofErr w:type="spellEnd"/>
+      <w:r>
+        <w:rPr>
+          <w:rFonts w:ascii="Arial" w:hAnsi="Arial" w:cs="Arial"/>
+          <w:i/>
+          <w:iCs/>
+          <w:sz w:val="24"/>
+          <w:szCs w:val="24"/>
+        </w:rPr>
+        <w:t xml:space="preserve"> circuit</w:t>
       </w:r>
       <w:r>
         <w:rPr>
@@ -5470,6 +5592,7 @@
         </w:rPr>
         <w:t>Una dintre soluțiile acestei probleme este reprezentată de circuitele digitale reconfigurabile de tip FPGA (</w:t>
       </w:r>
+      <w:proofErr w:type="spellStart"/>
       <w:r>
         <w:rPr>
           <w:rFonts w:ascii="Arial" w:hAnsi="Arial" w:cs="Arial"/>
@@ -5478,8 +5601,31 @@
           <w:sz w:val="24"/>
           <w:szCs w:val="24"/>
         </w:rPr>
-        <w:t>Field-Programmable Gate Array</w:t>
-      </w:r>
+        <w:t>Field-Programmable</w:t>
+      </w:r>
+      <w:proofErr w:type="spellEnd"/>
+      <w:r>
+        <w:rPr>
+          <w:rFonts w:ascii="Arial" w:hAnsi="Arial" w:cs="Arial"/>
+          <w:i/>
+          <w:iCs/>
+          <w:sz w:val="24"/>
+          <w:szCs w:val="24"/>
+        </w:rPr>
+        <w:t xml:space="preserve"> Gate </w:t>
+      </w:r>
+      <w:proofErr w:type="spellStart"/>
+      <w:r>
+        <w:rPr>
+          <w:rFonts w:ascii="Arial" w:hAnsi="Arial" w:cs="Arial"/>
+          <w:i/>
+          <w:iCs/>
+          <w:sz w:val="24"/>
+          <w:szCs w:val="24"/>
+        </w:rPr>
+        <w:t>Array</w:t>
+      </w:r>
+      <w:proofErr w:type="spellEnd"/>
       <w:r>
         <w:rPr>
           <w:rFonts w:ascii="Arial" w:hAnsi="Arial" w:cs="Arial"/>
@@ -5860,6 +6006,7 @@
         </w:rPr>
         <w:t>Pentru a menține un grad de corelare ridicat cu tehnologiile criptografice de actualitate, a fost selectat pentru implementare algoritmul AES (</w:t>
       </w:r>
+      <w:proofErr w:type="spellStart"/>
       <w:r>
         <w:rPr>
           <w:rFonts w:ascii="Arial" w:hAnsi="Arial" w:cs="Arial"/>
@@ -5868,7 +6015,40 @@
           <w:sz w:val="24"/>
           <w:szCs w:val="24"/>
         </w:rPr>
-        <w:t>Advanced Encryption Standard</w:t>
+        <w:t>Advanced</w:t>
+      </w:r>
+      <w:proofErr w:type="spellEnd"/>
+      <w:r>
+        <w:rPr>
+          <w:rFonts w:ascii="Arial" w:hAnsi="Arial" w:cs="Arial"/>
+          <w:i/>
+          <w:iCs/>
+          <w:sz w:val="24"/>
+          <w:szCs w:val="24"/>
+        </w:rPr>
+        <w:t xml:space="preserve"> </w:t>
+      </w:r>
+      <w:proofErr w:type="spellStart"/>
+      <w:r>
+        <w:rPr>
+          <w:rFonts w:ascii="Arial" w:hAnsi="Arial" w:cs="Arial"/>
+          <w:i/>
+          <w:iCs/>
+          <w:sz w:val="24"/>
+          <w:szCs w:val="24"/>
+        </w:rPr>
+        <w:t>Encryption</w:t>
+      </w:r>
+      <w:proofErr w:type="spellEnd"/>
+      <w:r>
+        <w:rPr>
+          <w:rFonts w:ascii="Arial" w:hAnsi="Arial" w:cs="Arial"/>
+          <w:i/>
+          <w:iCs/>
+          <w:sz w:val="24"/>
+          <w:szCs w:val="24"/>
+        </w:rPr>
+        <w:t xml:space="preserve"> Standard</w:t>
       </w:r>
       <w:r>
         <w:rPr>
@@ -5978,13 +6158,77 @@
           <w:szCs w:val="24"/>
         </w:rPr>
       </w:pPr>
-      <w:r>
-        <w:rPr>
-          <w:rFonts w:ascii="Arial" w:hAnsi="Arial" w:cs="Arial"/>
-          <w:sz w:val="24"/>
-          <w:szCs w:val="24"/>
-        </w:rPr>
-        <w:t>Digilent Arty Z7-20 — SoC AMD/Xilinx Zynq-7000 XC7Z020</w:t>
+      <w:proofErr w:type="spellStart"/>
+      <w:r>
+        <w:rPr>
+          <w:rFonts w:ascii="Arial" w:hAnsi="Arial" w:cs="Arial"/>
+          <w:sz w:val="24"/>
+          <w:szCs w:val="24"/>
+        </w:rPr>
+        <w:t>Digilent</w:t>
+      </w:r>
+      <w:proofErr w:type="spellEnd"/>
+      <w:r>
+        <w:rPr>
+          <w:rFonts w:ascii="Arial" w:hAnsi="Arial" w:cs="Arial"/>
+          <w:sz w:val="24"/>
+          <w:szCs w:val="24"/>
+        </w:rPr>
+        <w:t xml:space="preserve"> </w:t>
+      </w:r>
+      <w:proofErr w:type="spellStart"/>
+      <w:r>
+        <w:rPr>
+          <w:rFonts w:ascii="Arial" w:hAnsi="Arial" w:cs="Arial"/>
+          <w:sz w:val="24"/>
+          <w:szCs w:val="24"/>
+        </w:rPr>
+        <w:t>Arty</w:t>
+      </w:r>
+      <w:proofErr w:type="spellEnd"/>
+      <w:r>
+        <w:rPr>
+          <w:rFonts w:ascii="Arial" w:hAnsi="Arial" w:cs="Arial"/>
+          <w:sz w:val="24"/>
+          <w:szCs w:val="24"/>
+        </w:rPr>
+        <w:t xml:space="preserve"> Z7-20 — </w:t>
+      </w:r>
+      <w:proofErr w:type="spellStart"/>
+      <w:r>
+        <w:rPr>
+          <w:rFonts w:ascii="Arial" w:hAnsi="Arial" w:cs="Arial"/>
+          <w:sz w:val="24"/>
+          <w:szCs w:val="24"/>
+        </w:rPr>
+        <w:t>SoC</w:t>
+      </w:r>
+      <w:proofErr w:type="spellEnd"/>
+      <w:r>
+        <w:rPr>
+          <w:rFonts w:ascii="Arial" w:hAnsi="Arial" w:cs="Arial"/>
+          <w:sz w:val="24"/>
+          <w:szCs w:val="24"/>
+        </w:rPr>
+        <w:t xml:space="preserve"> AMD/</w:t>
+      </w:r>
+      <w:proofErr w:type="spellStart"/>
+      <w:r>
+        <w:rPr>
+          <w:rFonts w:ascii="Arial" w:hAnsi="Arial" w:cs="Arial"/>
+          <w:sz w:val="24"/>
+          <w:szCs w:val="24"/>
+        </w:rPr>
+        <w:t>Xilinx</w:t>
+      </w:r>
+      <w:proofErr w:type="spellEnd"/>
+      <w:r>
+        <w:rPr>
+          <w:rFonts w:ascii="Arial" w:hAnsi="Arial" w:cs="Arial"/>
+          <w:sz w:val="24"/>
+          <w:szCs w:val="24"/>
+        </w:rPr>
+        <w:t xml:space="preserve"> Zynq-7000 XC7Z020</w:t>
       </w:r>
     </w:p>
     <w:p>
@@ -6008,7 +6252,25 @@
           <w:sz w:val="24"/>
           <w:szCs w:val="24"/>
         </w:rPr>
-        <w:t>Mediul de dezvoltare Vivado, versiunea 202</w:t>
+        <w:t xml:space="preserve">Mediul de dezvoltare </w:t>
+      </w:r>
+      <w:proofErr w:type="spellStart"/>
+      <w:r>
+        <w:rPr>
+          <w:rFonts w:ascii="Arial" w:hAnsi="Arial" w:cs="Arial"/>
+          <w:sz w:val="24"/>
+          <w:szCs w:val="24"/>
+        </w:rPr>
+        <w:t>Vivado</w:t>
+      </w:r>
+      <w:proofErr w:type="spellEnd"/>
+      <w:r>
+        <w:rPr>
+          <w:rFonts w:ascii="Arial" w:hAnsi="Arial" w:cs="Arial"/>
+          <w:sz w:val="24"/>
+          <w:szCs w:val="24"/>
+        </w:rPr>
+        <w:t>, versiunea 202</w:t>
       </w:r>
       <w:r>
         <w:rPr>
@@ -6048,8 +6310,18 @@
           <w:sz w:val="24"/>
           <w:szCs w:val="24"/>
         </w:rPr>
-        <w:t>Mediul de dezvoltare Vitis</w:t>
-      </w:r>
+        <w:t xml:space="preserve">Mediul de dezvoltare </w:t>
+      </w:r>
+      <w:proofErr w:type="spellStart"/>
+      <w:r>
+        <w:rPr>
+          <w:rFonts w:ascii="Arial" w:hAnsi="Arial" w:cs="Arial"/>
+          <w:sz w:val="24"/>
+          <w:szCs w:val="24"/>
+        </w:rPr>
+        <w:t>Vitis</w:t>
+      </w:r>
+      <w:proofErr w:type="spellEnd"/>
       <w:r>
         <w:rPr>
           <w:rFonts w:ascii="Arial" w:hAnsi="Arial" w:cs="Arial"/>
@@ -6239,7 +6511,25 @@
           <w:sz w:val="24"/>
           <w:szCs w:val="24"/>
         </w:rPr>
-        <w:t xml:space="preserve"> același SoC, în cazul de față Zynq-7000, pachetele de dezvoltare nu oferă mereu aceleași funcționalități și supr</w:t>
+        <w:t xml:space="preserve"> același </w:t>
+      </w:r>
+      <w:proofErr w:type="spellStart"/>
+      <w:r>
+        <w:rPr>
+          <w:rFonts w:ascii="Arial" w:hAnsi="Arial" w:cs="Arial"/>
+          <w:sz w:val="24"/>
+          <w:szCs w:val="24"/>
+        </w:rPr>
+        <w:t>SoC</w:t>
+      </w:r>
+      <w:proofErr w:type="spellEnd"/>
+      <w:r>
+        <w:rPr>
+          <w:rFonts w:ascii="Arial" w:hAnsi="Arial" w:cs="Arial"/>
+          <w:sz w:val="24"/>
+          <w:szCs w:val="24"/>
+        </w:rPr>
+        <w:t>, în cazul de față Zynq-7000, pachetele de dezvoltare nu oferă mereu aceleași funcționalități și supr</w:t>
       </w:r>
       <w:r>
         <w:rPr>
@@ -6283,7 +6573,25 @@
           <w:sz w:val="24"/>
           <w:szCs w:val="24"/>
         </w:rPr>
-        <w:t>Avantajul sistemului SoC Zynq-7000 XC7Z020 este integrarea unui sistem de procesare (</w:t>
+        <w:t xml:space="preserve">Avantajul sistemului </w:t>
+      </w:r>
+      <w:proofErr w:type="spellStart"/>
+      <w:r>
+        <w:rPr>
+          <w:rFonts w:ascii="Arial" w:hAnsi="Arial" w:cs="Arial"/>
+          <w:sz w:val="24"/>
+          <w:szCs w:val="24"/>
+        </w:rPr>
+        <w:t>SoC</w:t>
+      </w:r>
+      <w:proofErr w:type="spellEnd"/>
+      <w:r>
+        <w:rPr>
+          <w:rFonts w:ascii="Arial" w:hAnsi="Arial" w:cs="Arial"/>
+          <w:sz w:val="24"/>
+          <w:szCs w:val="24"/>
+        </w:rPr>
+        <w:t xml:space="preserve"> Zynq-7000 XC7Z020 este integrarea unui sistem de procesare (</w:t>
       </w:r>
       <w:r>
         <w:rPr>
@@ -6293,32 +6601,9 @@
           <w:sz w:val="24"/>
           <w:szCs w:val="24"/>
         </w:rPr>
-        <w:t>PS – Processing System</w:t>
-      </w:r>
-      <w:r>
-        <w:rPr>
-          <w:rFonts w:ascii="Arial" w:hAnsi="Arial" w:cs="Arial"/>
-          <w:sz w:val="24"/>
-          <w:szCs w:val="24"/>
-        </w:rPr>
-        <w:t>), reprezentat de microprocesorul ARM Cortex 9,</w:t>
-      </w:r>
-      <w:r>
-        <w:rPr>
-          <w:rFonts w:ascii="Arial" w:hAnsi="Arial" w:cs="Arial"/>
-          <w:sz w:val="24"/>
-          <w:szCs w:val="24"/>
-        </w:rPr>
-        <w:t xml:space="preserve"> împreună cu </w:t>
-      </w:r>
-      <w:r>
-        <w:rPr>
-          <w:rFonts w:ascii="Arial" w:hAnsi="Arial" w:cs="Arial"/>
-          <w:sz w:val="24"/>
-          <w:szCs w:val="24"/>
-        </w:rPr>
-        <w:t>logica programabilă (</w:t>
-      </w:r>
+        <w:t xml:space="preserve">PS – </w:t>
+      </w:r>
+      <w:proofErr w:type="spellStart"/>
       <w:r>
         <w:rPr>
           <w:rFonts w:ascii="Arial" w:hAnsi="Arial" w:cs="Arial"/>
@@ -6327,7 +6612,86 @@
           <w:sz w:val="24"/>
           <w:szCs w:val="24"/>
         </w:rPr>
-        <w:t>PL – Programmable Logic</w:t>
+        <w:t>Processing</w:t>
+      </w:r>
+      <w:proofErr w:type="spellEnd"/>
+      <w:r>
+        <w:rPr>
+          <w:rFonts w:ascii="Arial" w:hAnsi="Arial" w:cs="Arial"/>
+          <w:i/>
+          <w:iCs/>
+          <w:sz w:val="24"/>
+          <w:szCs w:val="24"/>
+        </w:rPr>
+        <w:t xml:space="preserve"> </w:t>
+      </w:r>
+      <w:proofErr w:type="spellStart"/>
+      <w:r>
+        <w:rPr>
+          <w:rFonts w:ascii="Arial" w:hAnsi="Arial" w:cs="Arial"/>
+          <w:i/>
+          <w:iCs/>
+          <w:sz w:val="24"/>
+          <w:szCs w:val="24"/>
+        </w:rPr>
+        <w:t>System</w:t>
+      </w:r>
+      <w:proofErr w:type="spellEnd"/>
+      <w:r>
+        <w:rPr>
+          <w:rFonts w:ascii="Arial" w:hAnsi="Arial" w:cs="Arial"/>
+          <w:sz w:val="24"/>
+          <w:szCs w:val="24"/>
+        </w:rPr>
+        <w:t>), reprezentat de microprocesorul ARM Cortex 9,</w:t>
+      </w:r>
+      <w:r>
+        <w:rPr>
+          <w:rFonts w:ascii="Arial" w:hAnsi="Arial" w:cs="Arial"/>
+          <w:sz w:val="24"/>
+          <w:szCs w:val="24"/>
+        </w:rPr>
+        <w:t xml:space="preserve"> împreună cu </w:t>
+      </w:r>
+      <w:r>
+        <w:rPr>
+          <w:rFonts w:ascii="Arial" w:hAnsi="Arial" w:cs="Arial"/>
+          <w:sz w:val="24"/>
+          <w:szCs w:val="24"/>
+        </w:rPr>
+        <w:t>logica programabilă (</w:t>
+      </w:r>
+      <w:r>
+        <w:rPr>
+          <w:rFonts w:ascii="Arial" w:hAnsi="Arial" w:cs="Arial"/>
+          <w:i/>
+          <w:iCs/>
+          <w:sz w:val="24"/>
+          <w:szCs w:val="24"/>
+        </w:rPr>
+        <w:t xml:space="preserve">PL – </w:t>
+      </w:r>
+      <w:proofErr w:type="spellStart"/>
+      <w:r>
+        <w:rPr>
+          <w:rFonts w:ascii="Arial" w:hAnsi="Arial" w:cs="Arial"/>
+          <w:i/>
+          <w:iCs/>
+          <w:sz w:val="24"/>
+          <w:szCs w:val="24"/>
+        </w:rPr>
+        <w:t>Programmable</w:t>
+      </w:r>
+      <w:proofErr w:type="spellEnd"/>
+      <w:r>
+        <w:rPr>
+          <w:rFonts w:ascii="Arial" w:hAnsi="Arial" w:cs="Arial"/>
+          <w:i/>
+          <w:iCs/>
+          <w:sz w:val="24"/>
+          <w:szCs w:val="24"/>
+        </w:rPr>
+        <w:t xml:space="preserve"> Logic</w:t>
       </w:r>
       <w:r>
         <w:rPr>
@@ -6549,7 +6913,25 @@
           <w:sz w:val="24"/>
           <w:szCs w:val="24"/>
         </w:rPr>
-        <w:t xml:space="preserve"> a circuitului integrat. Mediul de dezvoltare Vivado, împreună cu tehnologiile de analiză, sinteză și implementare asociate, va fi utilizat pentru verificarea, validarea și generarea</w:t>
+        <w:t xml:space="preserve"> a circuitului integrat. Mediul de dezvoltare </w:t>
+      </w:r>
+      <w:proofErr w:type="spellStart"/>
+      <w:r>
+        <w:rPr>
+          <w:rFonts w:ascii="Arial" w:hAnsi="Arial" w:cs="Arial"/>
+          <w:sz w:val="24"/>
+          <w:szCs w:val="24"/>
+        </w:rPr>
+        <w:t>Vivado</w:t>
+      </w:r>
+      <w:proofErr w:type="spellEnd"/>
+      <w:r>
+        <w:rPr>
+          <w:rFonts w:ascii="Arial" w:hAnsi="Arial" w:cs="Arial"/>
+          <w:sz w:val="24"/>
+          <w:szCs w:val="24"/>
+        </w:rPr>
+        <w:t>, împreună cu tehnologiile de analiză, sinteză și implementare asociate, va fi utilizat pentru verificarea, validarea și generarea</w:t>
       </w:r>
       <w:r>
         <w:rPr>
@@ -6609,7 +6991,25 @@
           <w:sz w:val="24"/>
           <w:szCs w:val="24"/>
         </w:rPr>
-        <w:t xml:space="preserve">i logica programabila va fi efectuată prin dezvoltarea unui firmware, </w:t>
+        <w:t xml:space="preserve">i logica programabila va fi efectuată prin dezvoltarea unui </w:t>
+      </w:r>
+      <w:proofErr w:type="spellStart"/>
+      <w:r>
+        <w:rPr>
+          <w:rFonts w:ascii="Arial" w:hAnsi="Arial" w:cs="Arial"/>
+          <w:sz w:val="24"/>
+          <w:szCs w:val="24"/>
+        </w:rPr>
+        <w:t>firmware</w:t>
+      </w:r>
+      <w:proofErr w:type="spellEnd"/>
+      <w:r>
+        <w:rPr>
+          <w:rFonts w:ascii="Arial" w:hAnsi="Arial" w:cs="Arial"/>
+          <w:sz w:val="24"/>
+          <w:szCs w:val="24"/>
+        </w:rPr>
+        <w:t xml:space="preserve">, </w:t>
       </w:r>
       <w:r>
         <w:rPr>
@@ -6641,7 +7041,25 @@
           <w:sz w:val="24"/>
           <w:szCs w:val="24"/>
         </w:rPr>
-        <w:t>mediului de dezvoltare Vitis.</w:t>
+        <w:t xml:space="preserve">mediului de dezvoltare </w:t>
+      </w:r>
+      <w:proofErr w:type="spellStart"/>
+      <w:r>
+        <w:rPr>
+          <w:rFonts w:ascii="Arial" w:hAnsi="Arial" w:cs="Arial"/>
+          <w:sz w:val="24"/>
+          <w:szCs w:val="24"/>
+        </w:rPr>
+        <w:t>Vitis</w:t>
+      </w:r>
+      <w:proofErr w:type="spellEnd"/>
+      <w:r>
+        <w:rPr>
+          <w:rFonts w:ascii="Arial" w:hAnsi="Arial" w:cs="Arial"/>
+          <w:sz w:val="24"/>
+          <w:szCs w:val="24"/>
+        </w:rPr>
+        <w:t>.</w:t>
       </w:r>
     </w:p>
     <w:p>
@@ -6857,7 +7275,25 @@
           <w:sz w:val="24"/>
           <w:szCs w:val="24"/>
         </w:rPr>
-        <w:t xml:space="preserve">Implementarea algoritmului AES, la nivelul unui coprocesor criptografic, demistifică aparenta complexitate pe care operațiile hardware o pot dobândi. Ulterior, integrarea coprocesorului cu restul sistemului SoC Zynq-7000, prin utilizarea </w:t>
+        <w:t xml:space="preserve">Implementarea algoritmului AES, la nivelul unui coprocesor criptografic, demistifică aparenta complexitate pe care operațiile hardware o pot dobândi. Ulterior, integrarea coprocesorului cu restul sistemului </w:t>
+      </w:r>
+      <w:proofErr w:type="spellStart"/>
+      <w:r>
+        <w:rPr>
+          <w:rFonts w:ascii="Arial" w:hAnsi="Arial" w:cs="Arial"/>
+          <w:sz w:val="24"/>
+          <w:szCs w:val="24"/>
+        </w:rPr>
+        <w:t>SoC</w:t>
+      </w:r>
+      <w:proofErr w:type="spellEnd"/>
+      <w:r>
+        <w:rPr>
+          <w:rFonts w:ascii="Arial" w:hAnsi="Arial" w:cs="Arial"/>
+          <w:sz w:val="24"/>
+          <w:szCs w:val="24"/>
+        </w:rPr>
+        <w:t xml:space="preserve"> Zynq-7000, prin utilizarea </w:t>
       </w:r>
     </w:p>
     <w:p>
@@ -6919,7 +7355,25 @@
           <w:sz w:val="24"/>
           <w:szCs w:val="24"/>
         </w:rPr>
-        <w:t>atorită faptului că proiectul prevede și dezvoltarea unui firmware prin care se realize</w:t>
+        <w:t xml:space="preserve">atorită faptului că proiectul prevede și dezvoltarea unui </w:t>
+      </w:r>
+      <w:proofErr w:type="spellStart"/>
+      <w:r>
+        <w:rPr>
+          <w:rFonts w:ascii="Arial" w:hAnsi="Arial" w:cs="Arial"/>
+          <w:sz w:val="24"/>
+          <w:szCs w:val="24"/>
+        </w:rPr>
+        <w:t>firmware</w:t>
+      </w:r>
+      <w:proofErr w:type="spellEnd"/>
+      <w:r>
+        <w:rPr>
+          <w:rFonts w:ascii="Arial" w:hAnsi="Arial" w:cs="Arial"/>
+          <w:sz w:val="24"/>
+          <w:szCs w:val="24"/>
+        </w:rPr>
+        <w:t xml:space="preserve"> prin care se realize</w:t>
       </w:r>
       <w:r>
         <w:rPr>
@@ -7003,7 +7457,25 @@
           <w:sz w:val="24"/>
           <w:szCs w:val="24"/>
         </w:rPr>
-        <w:t>operațiilor matematice în structuri logice combinaționale și secvențiale, este necesară validarea funcțională a nucleului criptografic.</w:t>
+        <w:t xml:space="preserve">operațiilor matematice în structuri logice </w:t>
+      </w:r>
+      <w:proofErr w:type="spellStart"/>
+      <w:r>
+        <w:rPr>
+          <w:rFonts w:ascii="Arial" w:hAnsi="Arial" w:cs="Arial"/>
+          <w:sz w:val="24"/>
+          <w:szCs w:val="24"/>
+        </w:rPr>
+        <w:t>combinaționale</w:t>
+      </w:r>
+      <w:proofErr w:type="spellEnd"/>
+      <w:r>
+        <w:rPr>
+          <w:rFonts w:ascii="Arial" w:hAnsi="Arial" w:cs="Arial"/>
+          <w:sz w:val="24"/>
+          <w:szCs w:val="24"/>
+        </w:rPr>
+        <w:t xml:space="preserve"> și secvențiale, este necesară validarea funcțională a nucleului criptografic.</w:t>
       </w:r>
     </w:p>
     <w:p>
@@ -7065,7 +7537,51 @@
           <w:sz w:val="24"/>
           <w:szCs w:val="24"/>
         </w:rPr>
-        <w:t>National Institute of Standards and Technology</w:t>
+        <w:t xml:space="preserve">National Institute of </w:t>
+      </w:r>
+      <w:proofErr w:type="spellStart"/>
+      <w:r>
+        <w:rPr>
+          <w:rFonts w:ascii="Arial" w:hAnsi="Arial" w:cs="Arial"/>
+          <w:i/>
+          <w:iCs/>
+          <w:sz w:val="24"/>
+          <w:szCs w:val="24"/>
+        </w:rPr>
+        <w:t>Standards</w:t>
+      </w:r>
+      <w:proofErr w:type="spellEnd"/>
+      <w:r>
+        <w:rPr>
+          <w:rFonts w:ascii="Arial" w:hAnsi="Arial" w:cs="Arial"/>
+          <w:i/>
+          <w:iCs/>
+          <w:sz w:val="24"/>
+          <w:szCs w:val="24"/>
+        </w:rPr>
+        <w:t xml:space="preserve"> </w:t>
+      </w:r>
+      <w:proofErr w:type="spellStart"/>
+      <w:r>
+        <w:rPr>
+          <w:rFonts w:ascii="Arial" w:hAnsi="Arial" w:cs="Arial"/>
+          <w:i/>
+          <w:iCs/>
+          <w:sz w:val="24"/>
+          <w:szCs w:val="24"/>
+        </w:rPr>
+        <w:t>and</w:t>
+      </w:r>
+      <w:proofErr w:type="spellEnd"/>
+      <w:r>
+        <w:rPr>
+          <w:rFonts w:ascii="Arial" w:hAnsi="Arial" w:cs="Arial"/>
+          <w:i/>
+          <w:iCs/>
+          <w:sz w:val="24"/>
+          <w:szCs w:val="24"/>
+        </w:rPr>
+        <w:t xml:space="preserve"> Technology</w:t>
       </w:r>
       <w:r>
         <w:rPr>
@@ -7093,7 +7609,61 @@
           <w:sz w:val="24"/>
           <w:szCs w:val="24"/>
         </w:rPr>
-        <w:t xml:space="preserve">În urma procedeului de dezvoltare și validare, va fi analizată posibilitatea reconfigurării dinamice parțiale sau totale a coprocesorului, în baza mecanismelor DFX (Dynamic Function eXchange) </w:t>
+        <w:t>În urma procedeului de dezvoltare și validare, va fi analizată posibilitatea reconfigurării dinamice parțiale sau totale a coprocesorului, în baza mecanismelor DFX (</w:t>
+      </w:r>
+      <w:proofErr w:type="spellStart"/>
+      <w:r>
+        <w:rPr>
+          <w:rFonts w:ascii="Arial" w:hAnsi="Arial" w:cs="Arial"/>
+          <w:sz w:val="24"/>
+          <w:szCs w:val="24"/>
+        </w:rPr>
+        <w:t>Dynamic</w:t>
+      </w:r>
+      <w:proofErr w:type="spellEnd"/>
+      <w:r>
+        <w:rPr>
+          <w:rFonts w:ascii="Arial" w:hAnsi="Arial" w:cs="Arial"/>
+          <w:sz w:val="24"/>
+          <w:szCs w:val="24"/>
+        </w:rPr>
+        <w:t xml:space="preserve"> </w:t>
+      </w:r>
+      <w:proofErr w:type="spellStart"/>
+      <w:r>
+        <w:rPr>
+          <w:rFonts w:ascii="Arial" w:hAnsi="Arial" w:cs="Arial"/>
+          <w:sz w:val="24"/>
+          <w:szCs w:val="24"/>
+        </w:rPr>
+        <w:t>Function</w:t>
+      </w:r>
+      <w:proofErr w:type="spellEnd"/>
+      <w:r>
+        <w:rPr>
+          <w:rFonts w:ascii="Arial" w:hAnsi="Arial" w:cs="Arial"/>
+          <w:sz w:val="24"/>
+          <w:szCs w:val="24"/>
+        </w:rPr>
+        <w:t xml:space="preserve"> </w:t>
+      </w:r>
+      <w:proofErr w:type="spellStart"/>
+      <w:r>
+        <w:rPr>
+          <w:rFonts w:ascii="Arial" w:hAnsi="Arial" w:cs="Arial"/>
+          <w:sz w:val="24"/>
+          <w:szCs w:val="24"/>
+        </w:rPr>
+        <w:t>eXchange</w:t>
+      </w:r>
+      <w:proofErr w:type="spellEnd"/>
+      <w:r>
+        <w:rPr>
+          <w:rFonts w:ascii="Arial" w:hAnsi="Arial" w:cs="Arial"/>
+          <w:sz w:val="24"/>
+          <w:szCs w:val="24"/>
+        </w:rPr>
+        <w:t xml:space="preserve">) </w:t>
       </w:r>
       <w:r>
         <w:rPr>
@@ -7111,6 +7681,7 @@
         </w:rPr>
         <w:t>de către AMD/</w:t>
       </w:r>
+      <w:proofErr w:type="spellStart"/>
       <w:r>
         <w:rPr>
           <w:rFonts w:ascii="Arial" w:hAnsi="Arial" w:cs="Arial"/>
@@ -7119,6 +7690,7 @@
         </w:rPr>
         <w:t>Xilinx</w:t>
       </w:r>
+      <w:proofErr w:type="spellEnd"/>
       <w:r>
         <w:rPr>
           <w:rFonts w:ascii="Arial" w:hAnsi="Arial" w:cs="Arial"/>
@@ -7269,78 +7841,44 @@
       </w:r>
       <w:bookmarkEnd w:id="5"/>
     </w:p>
+    <w:p/>
     <w:p>
       <w:pPr>
+        <w:ind w:firstLine="576"/>
         <w:jc w:val="both"/>
         <w:rPr>
           <w:rFonts w:ascii="Arial" w:hAnsi="Arial" w:cs="Arial"/>
-        </w:rPr>
-      </w:pPr>
+          <w:sz w:val="24"/>
+          <w:szCs w:val="24"/>
+        </w:rPr>
+      </w:pPr>
+      <w:r>
+        <w:rPr>
+          <w:rFonts w:ascii="Arial" w:hAnsi="Arial" w:cs="Arial"/>
+          <w:sz w:val="24"/>
+          <w:szCs w:val="24"/>
+        </w:rPr>
+        <w:t>Lucrarea urmărește progresiv trecerea de la fundamentele teoretice ale criptografiei către proiectarea și validarea soluției hardware propuse. Sunt prezentate mai întâi stadiul actual al domeniului și noțiunile necesare înțelegerii algoritmului AES-128, urmate de fundamentele arhitecturilor FPGA, ale sistemului Zynq-7000 și ale comunicației dintre sistemul de procesare și logica programabilă.</w:t>
+      </w:r>
     </w:p>
     <w:p>
       <w:pPr>
-        <w:spacing w:line="276" w:lineRule="auto"/>
+        <w:ind w:firstLine="576"/>
         <w:jc w:val="both"/>
         <w:rPr>
           <w:rFonts w:ascii="Arial" w:hAnsi="Arial" w:cs="Arial"/>
-          <w:b/>
-          <w:bCs/>
-          <w:sz w:val="24"/>
-          <w:szCs w:val="24"/>
-        </w:rPr>
-      </w:pPr>
-    </w:p>
-    <w:p>
-      <w:pPr>
-        <w:spacing w:line="276" w:lineRule="auto"/>
-        <w:jc w:val="both"/>
-        <w:rPr>
-          <w:rFonts w:ascii="Arial" w:hAnsi="Arial" w:cs="Arial"/>
-          <w:b/>
-          <w:bCs/>
-          <w:sz w:val="24"/>
-          <w:szCs w:val="24"/>
-        </w:rPr>
-      </w:pPr>
-    </w:p>
-    <w:p>
-      <w:pPr>
-        <w:spacing w:line="276" w:lineRule="auto"/>
-        <w:jc w:val="both"/>
-        <w:rPr>
-          <w:rFonts w:ascii="Arial" w:hAnsi="Arial" w:cs="Arial"/>
-          <w:b/>
-          <w:bCs/>
-          <w:sz w:val="24"/>
-          <w:szCs w:val="24"/>
-        </w:rPr>
-      </w:pPr>
-    </w:p>
-    <w:p>
-      <w:pPr>
-        <w:spacing w:line="276" w:lineRule="auto"/>
-        <w:jc w:val="both"/>
-        <w:rPr>
-          <w:rFonts w:ascii="Arial" w:hAnsi="Arial" w:cs="Arial"/>
-          <w:b/>
-          <w:bCs/>
-          <w:sz w:val="24"/>
-          <w:szCs w:val="24"/>
-        </w:rPr>
-      </w:pPr>
-    </w:p>
-    <w:p>
-      <w:pPr>
-        <w:spacing w:line="276" w:lineRule="auto"/>
-        <w:jc w:val="both"/>
-        <w:rPr>
-          <w:rFonts w:ascii="Arial" w:hAnsi="Arial" w:cs="Arial"/>
-          <w:b/>
-          <w:bCs/>
-          <w:sz w:val="24"/>
-          <w:szCs w:val="24"/>
-        </w:rPr>
-      </w:pPr>
+          <w:sz w:val="24"/>
+          <w:szCs w:val="24"/>
+        </w:rPr>
+      </w:pPr>
+      <w:r>
+        <w:rPr>
+          <w:rFonts w:ascii="Arial" w:hAnsi="Arial" w:cs="Arial"/>
+          <w:sz w:val="24"/>
+          <w:szCs w:val="24"/>
+        </w:rPr>
+        <w:t xml:space="preserve"> Partea practică tratează implementarea nucleului AES-128 în VHDL, integrarea acestuia prin AXI4-Lite și controlul din procesorul ARM. În final sunt prezentate metodele de verificare, rezultatele obținute și direcțiile de dezvoltare ulterioară.</w:t>
+      </w:r>
     </w:p>
     <w:p>
       <w:pPr>
@@ -7670,6 +8208,7 @@
         </w:rPr>
         <w:t xml:space="preserve">implementează o suită vastă de algoritmi. Dintre aceste librării putem aminti </w:t>
       </w:r>
+      <w:proofErr w:type="spellStart"/>
       <w:r>
         <w:rPr>
           <w:rFonts w:ascii="Arial" w:hAnsi="Arial" w:cs="Arial"/>
@@ -7680,6 +8219,7 @@
         </w:rPr>
         <w:t>OpenSSL</w:t>
       </w:r>
+      <w:proofErr w:type="spellEnd"/>
       <w:r>
         <w:rPr>
           <w:rFonts w:ascii="Arial" w:hAnsi="Arial" w:cs="Arial"/>
@@ -8064,64 +8604,9 @@
           <w:sz w:val="24"/>
           <w:szCs w:val="24"/>
         </w:rPr>
-        <w:t>task scheduler</w:t>
-      </w:r>
-      <w:r>
-        <w:rPr>
-          <w:rFonts w:ascii="Arial" w:hAnsi="Arial" w:cs="Arial"/>
-          <w:sz w:val="24"/>
-          <w:szCs w:val="24"/>
-        </w:rPr>
-        <w:t>), operațiile criptografic</w:t>
-      </w:r>
-      <w:r>
-        <w:rPr>
-          <w:rFonts w:ascii="Arial" w:hAnsi="Arial" w:cs="Arial"/>
-          <w:sz w:val="24"/>
-          <w:szCs w:val="24"/>
-        </w:rPr>
-        <w:t>e</w:t>
-      </w:r>
-      <w:r>
-        <w:rPr>
-          <w:rFonts w:ascii="Arial" w:hAnsi="Arial" w:cs="Arial"/>
-          <w:sz w:val="24"/>
-          <w:szCs w:val="24"/>
-        </w:rPr>
-        <w:t xml:space="preserve"> sunt adesea executate într-un </w:t>
-      </w:r>
-      <w:r>
-        <w:rPr>
-          <w:rFonts w:ascii="Arial" w:hAnsi="Arial" w:cs="Arial"/>
-          <w:sz w:val="24"/>
-          <w:szCs w:val="24"/>
-        </w:rPr>
-        <w:t xml:space="preserve">mod </w:t>
-      </w:r>
-      <w:r>
-        <w:rPr>
-          <w:rFonts w:ascii="Arial" w:hAnsi="Arial" w:cs="Arial"/>
-          <w:sz w:val="24"/>
-          <w:szCs w:val="24"/>
-        </w:rPr>
-        <w:t xml:space="preserve">fragmentat, </w:t>
-      </w:r>
-      <w:r>
-        <w:rPr>
-          <w:rFonts w:ascii="Arial" w:hAnsi="Arial" w:cs="Arial"/>
-          <w:sz w:val="24"/>
-          <w:szCs w:val="24"/>
-        </w:rPr>
-        <w:t xml:space="preserve">ca urmare a </w:t>
-      </w:r>
-      <w:r>
-        <w:rPr>
-          <w:rFonts w:ascii="Arial" w:hAnsi="Arial" w:cs="Arial"/>
-          <w:sz w:val="24"/>
-          <w:szCs w:val="24"/>
-        </w:rPr>
-        <w:t>mecanismului de comutare între procese (</w:t>
-      </w:r>
+        <w:t xml:space="preserve">task </w:t>
+      </w:r>
+      <w:proofErr w:type="spellStart"/>
       <w:r>
         <w:rPr>
           <w:rFonts w:ascii="Arial" w:hAnsi="Arial" w:cs="Arial"/>
@@ -8130,8 +8615,87 @@
           <w:sz w:val="24"/>
           <w:szCs w:val="24"/>
         </w:rPr>
-        <w:t>task switching</w:t>
-      </w:r>
+        <w:t>scheduler</w:t>
+      </w:r>
+      <w:proofErr w:type="spellEnd"/>
+      <w:r>
+        <w:rPr>
+          <w:rFonts w:ascii="Arial" w:hAnsi="Arial" w:cs="Arial"/>
+          <w:sz w:val="24"/>
+          <w:szCs w:val="24"/>
+        </w:rPr>
+        <w:t>), operațiile criptografic</w:t>
+      </w:r>
+      <w:r>
+        <w:rPr>
+          <w:rFonts w:ascii="Arial" w:hAnsi="Arial" w:cs="Arial"/>
+          <w:sz w:val="24"/>
+          <w:szCs w:val="24"/>
+        </w:rPr>
+        <w:t>e</w:t>
+      </w:r>
+      <w:r>
+        <w:rPr>
+          <w:rFonts w:ascii="Arial" w:hAnsi="Arial" w:cs="Arial"/>
+          <w:sz w:val="24"/>
+          <w:szCs w:val="24"/>
+        </w:rPr>
+        <w:t xml:space="preserve"> sunt adesea executate într-un </w:t>
+      </w:r>
+      <w:r>
+        <w:rPr>
+          <w:rFonts w:ascii="Arial" w:hAnsi="Arial" w:cs="Arial"/>
+          <w:sz w:val="24"/>
+          <w:szCs w:val="24"/>
+        </w:rPr>
+        <w:t xml:space="preserve">mod </w:t>
+      </w:r>
+      <w:r>
+        <w:rPr>
+          <w:rFonts w:ascii="Arial" w:hAnsi="Arial" w:cs="Arial"/>
+          <w:sz w:val="24"/>
+          <w:szCs w:val="24"/>
+        </w:rPr>
+        <w:t xml:space="preserve">fragmentat, </w:t>
+      </w:r>
+      <w:r>
+        <w:rPr>
+          <w:rFonts w:ascii="Arial" w:hAnsi="Arial" w:cs="Arial"/>
+          <w:sz w:val="24"/>
+          <w:szCs w:val="24"/>
+        </w:rPr>
+        <w:t xml:space="preserve">ca urmare a </w:t>
+      </w:r>
+      <w:r>
+        <w:rPr>
+          <w:rFonts w:ascii="Arial" w:hAnsi="Arial" w:cs="Arial"/>
+          <w:sz w:val="24"/>
+          <w:szCs w:val="24"/>
+        </w:rPr>
+        <w:t>mecanismului de comutare între procese (</w:t>
+      </w:r>
+      <w:r>
+        <w:rPr>
+          <w:rFonts w:ascii="Arial" w:hAnsi="Arial" w:cs="Arial"/>
+          <w:i/>
+          <w:iCs/>
+          <w:sz w:val="24"/>
+          <w:szCs w:val="24"/>
+        </w:rPr>
+        <w:t xml:space="preserve">task </w:t>
+      </w:r>
+      <w:proofErr w:type="spellStart"/>
+      <w:r>
+        <w:rPr>
+          <w:rFonts w:ascii="Arial" w:hAnsi="Arial" w:cs="Arial"/>
+          <w:i/>
+          <w:iCs/>
+          <w:sz w:val="24"/>
+          <w:szCs w:val="24"/>
+        </w:rPr>
+        <w:t>switching</w:t>
+      </w:r>
+      <w:proofErr w:type="spellEnd"/>
       <w:r>
         <w:rPr>
           <w:rFonts w:ascii="Arial" w:hAnsi="Arial" w:cs="Arial"/>
@@ -8374,7 +8938,25 @@
           <w:sz w:val="24"/>
           <w:szCs w:val="24"/>
         </w:rPr>
-        <w:t xml:space="preserve">Dezvoltatorii acestor sisteme criptografice pot gestiona direct modul în care resursele digitale și computaționale sunt alocate. În funcție de constrângerile impuse implementării, structurile secvențiale și combinaționale pot fi modificate, astfel încât totalitatea cerințelor să fie îndeplinite. </w:t>
+        <w:t xml:space="preserve">Dezvoltatorii acestor sisteme criptografice pot gestiona direct modul în care resursele digitale și computaționale sunt alocate. În funcție de constrângerile impuse implementării, structurile secvențiale și </w:t>
+      </w:r>
+      <w:proofErr w:type="spellStart"/>
+      <w:r>
+        <w:rPr>
+          <w:rFonts w:ascii="Arial" w:hAnsi="Arial" w:cs="Arial"/>
+          <w:sz w:val="24"/>
+          <w:szCs w:val="24"/>
+        </w:rPr>
+        <w:t>combinaționale</w:t>
+      </w:r>
+      <w:proofErr w:type="spellEnd"/>
+      <w:r>
+        <w:rPr>
+          <w:rFonts w:ascii="Arial" w:hAnsi="Arial" w:cs="Arial"/>
+          <w:sz w:val="24"/>
+          <w:szCs w:val="24"/>
+        </w:rPr>
+        <w:t xml:space="preserve"> pot fi modificate, astfel încât totalitatea cerințelor să fie îndeplinite. </w:t>
       </w:r>
     </w:p>
     <w:p>
@@ -8457,6 +9039,7 @@
         </w:rPr>
         <w:t xml:space="preserve"> (</w:t>
       </w:r>
+      <w:proofErr w:type="spellStart"/>
       <w:r>
         <w:rPr>
           <w:rFonts w:ascii="Arial" w:hAnsi="Arial" w:cs="Arial"/>
@@ -8467,6 +9050,7 @@
         </w:rPr>
         <w:t>unrolled</w:t>
       </w:r>
+      <w:proofErr w:type="spellEnd"/>
       <w:r>
         <w:rPr>
           <w:rFonts w:ascii="Arial" w:hAnsi="Arial" w:cs="Arial"/>
@@ -8521,7 +9105,25 @@
           <w:sz w:val="24"/>
           <w:szCs w:val="24"/>
         </w:rPr>
-        <w:t xml:space="preserve"> tuturor rundelor AES sunt implementate într-un mod concurent prin structuri combinaționale distincte. Eliminarea </w:t>
+        <w:t xml:space="preserve"> tuturor rundelor AES sunt implementate într-un mod concurent prin structuri </w:t>
+      </w:r>
+      <w:proofErr w:type="spellStart"/>
+      <w:r>
+        <w:rPr>
+          <w:rFonts w:ascii="Arial" w:hAnsi="Arial" w:cs="Arial"/>
+          <w:sz w:val="24"/>
+          <w:szCs w:val="24"/>
+        </w:rPr>
+        <w:t>combinaționale</w:t>
+      </w:r>
+      <w:proofErr w:type="spellEnd"/>
+      <w:r>
+        <w:rPr>
+          <w:rFonts w:ascii="Arial" w:hAnsi="Arial" w:cs="Arial"/>
+          <w:sz w:val="24"/>
+          <w:szCs w:val="24"/>
+        </w:rPr>
+        <w:t xml:space="preserve"> distincte. Eliminarea </w:t>
       </w:r>
       <w:r>
         <w:rPr>
@@ -8623,6 +9225,7 @@
         </w:rPr>
         <w:t xml:space="preserve">O extensie a acestei abordări este reprezentată de arhitecturile de tip </w:t>
       </w:r>
+      <w:proofErr w:type="spellStart"/>
       <w:r>
         <w:rPr>
           <w:rFonts w:ascii="Arial" w:hAnsi="Arial" w:cs="Arial"/>
@@ -8633,6 +9236,7 @@
         </w:rPr>
         <w:t>pipeline</w:t>
       </w:r>
+      <w:proofErr w:type="spellEnd"/>
       <w:r>
         <w:rPr>
           <w:rFonts w:ascii="Arial" w:hAnsi="Arial" w:cs="Arial"/>
@@ -8711,7 +9315,25 @@
           <w:sz w:val="24"/>
           <w:szCs w:val="24"/>
         </w:rPr>
-        <w:t xml:space="preserve"> de timp necesară procesării tuturor rundelor. Arhitectura pipeline procesează primul bloc al unui mesaj într-o perioad</w:t>
+        <w:t xml:space="preserve"> de timp necesară procesării tuturor rundelor. Arhitectura </w:t>
+      </w:r>
+      <w:proofErr w:type="spellStart"/>
+      <w:r>
+        <w:rPr>
+          <w:rFonts w:ascii="Arial" w:hAnsi="Arial" w:cs="Arial"/>
+          <w:sz w:val="24"/>
+          <w:szCs w:val="24"/>
+        </w:rPr>
+        <w:t>pipeline</w:t>
+      </w:r>
+      <w:proofErr w:type="spellEnd"/>
+      <w:r>
+        <w:rPr>
+          <w:rFonts w:ascii="Arial" w:hAnsi="Arial" w:cs="Arial"/>
+          <w:sz w:val="24"/>
+          <w:szCs w:val="24"/>
+        </w:rPr>
+        <w:t xml:space="preserve"> procesează primul bloc al unui mesaj într-o perioad</w:t>
       </w:r>
       <w:r>
         <w:rPr>
@@ -8791,7 +9413,25 @@
           <w:sz w:val="24"/>
           <w:szCs w:val="24"/>
         </w:rPr>
-        <w:t xml:space="preserve"> pipeline-ul se umple, acesta poate ajunge să furnizeze un bloc criptat la fiecare ciclu de tact.</w:t>
+        <w:t xml:space="preserve"> </w:t>
+      </w:r>
+      <w:proofErr w:type="spellStart"/>
+      <w:r>
+        <w:rPr>
+          <w:rFonts w:ascii="Arial" w:hAnsi="Arial" w:cs="Arial"/>
+          <w:sz w:val="24"/>
+          <w:szCs w:val="24"/>
+        </w:rPr>
+        <w:t>pipeline-ul</w:t>
+      </w:r>
+      <w:proofErr w:type="spellEnd"/>
+      <w:r>
+        <w:rPr>
+          <w:rFonts w:ascii="Arial" w:hAnsi="Arial" w:cs="Arial"/>
+          <w:sz w:val="24"/>
+          <w:szCs w:val="24"/>
+        </w:rPr>
+        <w:t xml:space="preserve"> se umple, acesta poate ajunge să furnizeze un bloc criptat la fiecare ciclu de tact.</w:t>
       </w:r>
     </w:p>
     <w:p>
@@ -8871,7 +9511,25 @@
           <w:sz w:val="24"/>
           <w:szCs w:val="24"/>
         </w:rPr>
-        <w:t xml:space="preserve"> O arhitectură iterativă favorizează economisirea resurselor, în timp ce o implementare pipeline favorize</w:t>
+        <w:t xml:space="preserve"> O arhitectură iterativă favorizează economisirea resurselor, în timp ce o implementare </w:t>
+      </w:r>
+      <w:proofErr w:type="spellStart"/>
+      <w:r>
+        <w:rPr>
+          <w:rFonts w:ascii="Arial" w:hAnsi="Arial" w:cs="Arial"/>
+          <w:sz w:val="24"/>
+          <w:szCs w:val="24"/>
+        </w:rPr>
+        <w:t>pipeline</w:t>
+      </w:r>
+      <w:proofErr w:type="spellEnd"/>
+      <w:r>
+        <w:rPr>
+          <w:rFonts w:ascii="Arial" w:hAnsi="Arial" w:cs="Arial"/>
+          <w:sz w:val="24"/>
+          <w:szCs w:val="24"/>
+        </w:rPr>
+        <w:t xml:space="preserve"> favorize</w:t>
       </w:r>
       <w:r>
         <w:rPr>
@@ -8961,7 +9619,25 @@
           <w:sz w:val="24"/>
           <w:szCs w:val="24"/>
         </w:rPr>
-        <w:t>Sistemele SoC FPGA combină într-un singur dispozitiv un sistem de procesare convențional cu o regiune de logică programabilă. O astfel de arhitectură permite asocierea flexibilității software-ului cu posibilitatea implementării unor acceleratoare hardware dedicate. Procesorul poate gestiona operațiile generale ale sistemului, în timp ce logica programabilă este utilizată pentru executarea funcțiilor care beneficiază de paralelism și specializare hardware.</w:t>
+        <w:t xml:space="preserve">Sistemele </w:t>
+      </w:r>
+      <w:proofErr w:type="spellStart"/>
+      <w:r>
+        <w:rPr>
+          <w:rFonts w:ascii="Arial" w:hAnsi="Arial" w:cs="Arial"/>
+          <w:sz w:val="24"/>
+          <w:szCs w:val="24"/>
+        </w:rPr>
+        <w:t>SoC</w:t>
+      </w:r>
+      <w:proofErr w:type="spellEnd"/>
+      <w:r>
+        <w:rPr>
+          <w:rFonts w:ascii="Arial" w:hAnsi="Arial" w:cs="Arial"/>
+          <w:sz w:val="24"/>
+          <w:szCs w:val="24"/>
+        </w:rPr>
+        <w:t xml:space="preserve"> FPGA combină într-un singur dispozitiv un sistem de procesare convențional cu o regiune de logică programabilă. O astfel de arhitectură permite asocierea flexibilității software-ului cu posibilitatea implementării unor acceleratoare hardware dedicate. Procesorul poate gestiona operațiile generale ale sistemului, în timp ce logica programabilă este utilizată pentru executarea funcțiilor care beneficiază de paralelism și specializare hardware.</w:t>
       </w:r>
     </w:p>
     <w:p>
@@ -9079,7 +9755,25 @@
           <w:sz w:val="24"/>
           <w:szCs w:val="24"/>
         </w:rPr>
-        <w:t>lucrări este bazată pe implementarea unui coprocesor criptografic AES-128 cu arhitectură iterativă. Alegerea acestei arhitecturi are la bază mai multe considerente. În primul rând, un circuit digital iterativ utilizează, în general, un volum mai redus de resurse comparativ cu variantele desfășurate sau de tip pipeline. Reducerea complexității structurii logice facilitează atât procesul de proiectare, cât și etapele de verificare și validare.</w:t>
+        <w:t xml:space="preserve">lucrări este bazată pe implementarea unui coprocesor criptografic AES-128 cu arhitectură iterativă. Alegerea acestei arhitecturi are la bază mai multe considerente. În primul rând, un circuit digital iterativ utilizează, în general, un volum mai redus de resurse comparativ cu variantele desfășurate sau de tip </w:t>
+      </w:r>
+      <w:proofErr w:type="spellStart"/>
+      <w:r>
+        <w:rPr>
+          <w:rFonts w:ascii="Arial" w:hAnsi="Arial" w:cs="Arial"/>
+          <w:sz w:val="24"/>
+          <w:szCs w:val="24"/>
+        </w:rPr>
+        <w:t>pipeline</w:t>
+      </w:r>
+      <w:proofErr w:type="spellEnd"/>
+      <w:r>
+        <w:rPr>
+          <w:rFonts w:ascii="Arial" w:hAnsi="Arial" w:cs="Arial"/>
+          <w:sz w:val="24"/>
+          <w:szCs w:val="24"/>
+        </w:rPr>
+        <w:t>. Reducerea complexității structurii logice facilitează atât procesul de proiectare, cât și etapele de verificare și validare.</w:t>
       </w:r>
     </w:p>
     <w:p>
@@ -9149,8 +9843,18 @@
           <w:sz w:val="24"/>
           <w:szCs w:val="24"/>
         </w:rPr>
-        <w:t>În al doilea rând, o astfel de arhitectură oferă un reper util pentru analizarea unor direcții viitoare de optimizare. Rezultatele obținute în ceea ce privește utilizarea resurselor, latența și debitul de procesare pot fi comparate ulterior cu cele ale unor implementări desfășurate sau de tip pipeline</w:t>
-      </w:r>
+        <w:t xml:space="preserve">În al doilea rând, o astfel de arhitectură oferă un reper util pentru analizarea unor direcții viitoare de optimizare. Rezultatele obținute în ceea ce privește utilizarea resurselor, latența și debitul de procesare pot fi comparate ulterior cu cele ale unor implementări desfășurate sau de tip </w:t>
+      </w:r>
+      <w:proofErr w:type="spellStart"/>
+      <w:r>
+        <w:rPr>
+          <w:rFonts w:ascii="Arial" w:hAnsi="Arial" w:cs="Arial"/>
+          <w:sz w:val="24"/>
+          <w:szCs w:val="24"/>
+        </w:rPr>
+        <w:t>pipeline</w:t>
+      </w:r>
+      <w:proofErr w:type="spellEnd"/>
       <w:r>
         <w:rPr>
           <w:rFonts w:ascii="Arial" w:hAnsi="Arial" w:cs="Arial"/>
@@ -10019,6 +10723,7 @@
         </w:rPr>
         <w:t xml:space="preserve">Operațiile de criptare și decriptare sunt utilizate pentru asigurarea confidențialității informației. Funcțiile </w:t>
       </w:r>
+      <w:proofErr w:type="spellStart"/>
       <w:r>
         <w:rPr>
           <w:rFonts w:ascii="Arial" w:hAnsi="Arial" w:cs="Arial"/>
@@ -10029,6 +10734,7 @@
         </w:rPr>
         <w:t>hash</w:t>
       </w:r>
+      <w:proofErr w:type="spellEnd"/>
       <w:r>
         <w:rPr>
           <w:rFonts w:ascii="Arial" w:hAnsi="Arial" w:cs="Arial"/>
@@ -10750,6 +11456,7 @@
         </w:rPr>
         <w:t>Algoritmi simetrici de tip cifru de flux (</w:t>
       </w:r>
+      <w:proofErr w:type="spellStart"/>
       <w:r>
         <w:rPr>
           <w:rFonts w:ascii="Arial" w:hAnsi="Arial" w:cs="Arial"/>
@@ -10758,8 +11465,31 @@
           <w:sz w:val="24"/>
           <w:szCs w:val="24"/>
         </w:rPr>
-        <w:t>stream cipher</w:t>
-      </w:r>
+        <w:t>stream</w:t>
+      </w:r>
+      <w:proofErr w:type="spellEnd"/>
+      <w:r>
+        <w:rPr>
+          <w:rFonts w:ascii="Arial" w:hAnsi="Arial" w:cs="Arial"/>
+          <w:i/>
+          <w:iCs/>
+          <w:sz w:val="24"/>
+          <w:szCs w:val="24"/>
+        </w:rPr>
+        <w:t xml:space="preserve"> </w:t>
+      </w:r>
+      <w:proofErr w:type="spellStart"/>
+      <w:r>
+        <w:rPr>
+          <w:rFonts w:ascii="Arial" w:hAnsi="Arial" w:cs="Arial"/>
+          <w:i/>
+          <w:iCs/>
+          <w:sz w:val="24"/>
+          <w:szCs w:val="24"/>
+        </w:rPr>
+        <w:t>cipher</w:t>
+      </w:r>
+      <w:proofErr w:type="spellEnd"/>
       <w:r>
         <w:rPr>
           <w:rFonts w:ascii="Arial" w:hAnsi="Arial" w:cs="Arial"/>
@@ -10791,6 +11521,7 @@
         </w:rPr>
         <w:t>Algoritmi simetrici de tip cifru bloc (</w:t>
       </w:r>
+      <w:proofErr w:type="spellStart"/>
       <w:r>
         <w:rPr>
           <w:rFonts w:ascii="Arial" w:hAnsi="Arial" w:cs="Arial"/>
@@ -10799,8 +11530,31 @@
           <w:sz w:val="24"/>
           <w:szCs w:val="24"/>
         </w:rPr>
-        <w:t>block cipher</w:t>
-      </w:r>
+        <w:t>block</w:t>
+      </w:r>
+      <w:proofErr w:type="spellEnd"/>
+      <w:r>
+        <w:rPr>
+          <w:rFonts w:ascii="Arial" w:hAnsi="Arial" w:cs="Arial"/>
+          <w:i/>
+          <w:iCs/>
+          <w:sz w:val="24"/>
+          <w:szCs w:val="24"/>
+        </w:rPr>
+        <w:t xml:space="preserve"> </w:t>
+      </w:r>
+      <w:proofErr w:type="spellStart"/>
+      <w:r>
+        <w:rPr>
+          <w:rFonts w:ascii="Arial" w:hAnsi="Arial" w:cs="Arial"/>
+          <w:i/>
+          <w:iCs/>
+          <w:sz w:val="24"/>
+          <w:szCs w:val="24"/>
+        </w:rPr>
+        <w:t>cipher</w:t>
+      </w:r>
+      <w:proofErr w:type="spellEnd"/>
       <w:r>
         <w:rPr>
           <w:rFonts w:ascii="Arial" w:hAnsi="Arial" w:cs="Arial"/>
@@ -10828,6 +11582,7 @@
         </w:rPr>
         <w:t>Cifrurile de flux (</w:t>
       </w:r>
+      <w:proofErr w:type="spellStart"/>
       <w:r>
         <w:rPr>
           <w:rFonts w:ascii="Arial" w:hAnsi="Arial" w:cs="Arial"/>
@@ -10836,48 +11591,9 @@
           <w:sz w:val="24"/>
           <w:szCs w:val="24"/>
         </w:rPr>
-        <w:t>stream ciphers</w:t>
-      </w:r>
-      <w:r>
-        <w:rPr>
-          <w:rFonts w:ascii="Arial" w:hAnsi="Arial" w:cs="Arial"/>
-          <w:sz w:val="24"/>
-          <w:szCs w:val="24"/>
-        </w:rPr>
-        <w:t>) realizează criptarea prin procesarea individuală a biților sau octeților mesajului. În cazul cifrurilor de flux sincrone, un flux de biți pseudo</w:t>
-      </w:r>
-      <w:r>
-        <w:rPr>
-          <w:rFonts w:ascii="Arial" w:hAnsi="Arial" w:cs="Arial"/>
-          <w:sz w:val="24"/>
-          <w:szCs w:val="24"/>
-        </w:rPr>
-        <w:t>-</w:t>
-      </w:r>
-      <w:r>
-        <w:rPr>
-          <w:rFonts w:ascii="Arial" w:hAnsi="Arial" w:cs="Arial"/>
-          <w:sz w:val="24"/>
-          <w:szCs w:val="24"/>
-        </w:rPr>
-        <w:t>aleatori</w:t>
-      </w:r>
-      <w:r>
-        <w:rPr>
-          <w:rFonts w:ascii="Arial" w:hAnsi="Arial" w:cs="Arial"/>
-          <w:sz w:val="24"/>
-          <w:szCs w:val="24"/>
-        </w:rPr>
-        <w:t>u</w:t>
-      </w:r>
-      <w:r>
-        <w:rPr>
-          <w:rFonts w:ascii="Arial" w:hAnsi="Arial" w:cs="Arial"/>
-          <w:sz w:val="24"/>
-          <w:szCs w:val="24"/>
-        </w:rPr>
-        <w:t xml:space="preserve"> este generat pe baza cheii criptografice și este combinat cu biții textului în clar prin intermediul operației </w:t>
-      </w:r>
+        <w:t>stream</w:t>
+      </w:r>
+      <w:proofErr w:type="spellEnd"/>
       <w:r>
         <w:rPr>
           <w:rFonts w:ascii="Arial" w:hAnsi="Arial" w:cs="Arial"/>
@@ -10886,16 +11602,9 @@
           <w:sz w:val="24"/>
           <w:szCs w:val="24"/>
         </w:rPr>
-        <w:t>sau exclusiv</w:t>
-      </w:r>
-      <w:r>
-        <w:rPr>
-          <w:rFonts w:ascii="Arial" w:hAnsi="Arial" w:cs="Arial"/>
-          <w:sz w:val="24"/>
-          <w:szCs w:val="24"/>
-        </w:rPr>
-        <w:t xml:space="preserve"> (</w:t>
-      </w:r>
+        <w:t xml:space="preserve"> </w:t>
+      </w:r>
+      <w:proofErr w:type="spellStart"/>
       <w:r>
         <w:rPr>
           <w:rFonts w:ascii="Arial" w:hAnsi="Arial" w:cs="Arial"/>
@@ -10904,6 +11613,75 @@
           <w:sz w:val="24"/>
           <w:szCs w:val="24"/>
         </w:rPr>
+        <w:t>ciphers</w:t>
+      </w:r>
+      <w:proofErr w:type="spellEnd"/>
+      <w:r>
+        <w:rPr>
+          <w:rFonts w:ascii="Arial" w:hAnsi="Arial" w:cs="Arial"/>
+          <w:sz w:val="24"/>
+          <w:szCs w:val="24"/>
+        </w:rPr>
+        <w:t>) realizează criptarea prin procesarea individuală a biților sau octeților mesajului. În cazul cifrurilor de flux sincrone, un flux de biți pseudo</w:t>
+      </w:r>
+      <w:r>
+        <w:rPr>
+          <w:rFonts w:ascii="Arial" w:hAnsi="Arial" w:cs="Arial"/>
+          <w:sz w:val="24"/>
+          <w:szCs w:val="24"/>
+        </w:rPr>
+        <w:t>-</w:t>
+      </w:r>
+      <w:r>
+        <w:rPr>
+          <w:rFonts w:ascii="Arial" w:hAnsi="Arial" w:cs="Arial"/>
+          <w:sz w:val="24"/>
+          <w:szCs w:val="24"/>
+        </w:rPr>
+        <w:t>aleatori</w:t>
+      </w:r>
+      <w:r>
+        <w:rPr>
+          <w:rFonts w:ascii="Arial" w:hAnsi="Arial" w:cs="Arial"/>
+          <w:sz w:val="24"/>
+          <w:szCs w:val="24"/>
+        </w:rPr>
+        <w:t>u</w:t>
+      </w:r>
+      <w:r>
+        <w:rPr>
+          <w:rFonts w:ascii="Arial" w:hAnsi="Arial" w:cs="Arial"/>
+          <w:sz w:val="24"/>
+          <w:szCs w:val="24"/>
+        </w:rPr>
+        <w:t xml:space="preserve"> este generat pe baza cheii criptografice și este combinat cu biții textului în clar prin intermediul operației </w:t>
+      </w:r>
+      <w:r>
+        <w:rPr>
+          <w:rFonts w:ascii="Arial" w:hAnsi="Arial" w:cs="Arial"/>
+          <w:i/>
+          <w:iCs/>
+          <w:sz w:val="24"/>
+          <w:szCs w:val="24"/>
+        </w:rPr>
+        <w:t>sau exclusiv</w:t>
+      </w:r>
+      <w:r>
+        <w:rPr>
+          <w:rFonts w:ascii="Arial" w:hAnsi="Arial" w:cs="Arial"/>
+          <w:sz w:val="24"/>
+          <w:szCs w:val="24"/>
+        </w:rPr>
+        <w:t xml:space="preserve"> (</w:t>
+      </w:r>
+      <w:r>
+        <w:rPr>
+          <w:rFonts w:ascii="Arial" w:hAnsi="Arial" w:cs="Arial"/>
+          <w:i/>
+          <w:iCs/>
+          <w:sz w:val="24"/>
+          <w:szCs w:val="24"/>
+        </w:rPr>
         <w:t>XOR</w:t>
       </w:r>
       <w:r>
@@ -10912,7 +11690,25 @@
           <w:sz w:val="24"/>
           <w:szCs w:val="24"/>
         </w:rPr>
-        <w:t>). În schimb, cifrurile de flux asincrone utilizează, pe lângă cheia inițială, și biți proveniți din criptotextul generat anterior pentru determinarea fluxului de cheie. Majoritatea cifrurilor de flux utilizate în practică adoptă o arhitectură sincronă.</w:t>
+        <w:t xml:space="preserve">). În schimb, cifrurile de flux asincrone utilizează, pe lângă cheia inițială, și biți proveniți din </w:t>
+      </w:r>
+      <w:proofErr w:type="spellStart"/>
+      <w:r>
+        <w:rPr>
+          <w:rFonts w:ascii="Arial" w:hAnsi="Arial" w:cs="Arial"/>
+          <w:sz w:val="24"/>
+          <w:szCs w:val="24"/>
+        </w:rPr>
+        <w:t>criptotextul</w:t>
+      </w:r>
+      <w:proofErr w:type="spellEnd"/>
+      <w:r>
+        <w:rPr>
+          <w:rFonts w:ascii="Arial" w:hAnsi="Arial" w:cs="Arial"/>
+          <w:sz w:val="24"/>
+          <w:szCs w:val="24"/>
+        </w:rPr>
+        <w:t xml:space="preserve"> generat anterior pentru determinarea fluxului de cheie. Majoritatea cifrurilor de flux utilizate în practică adoptă o arhitectură sincronă.</w:t>
       </w:r>
     </w:p>
     <w:p>
@@ -10931,7 +11727,25 @@
           <w:sz w:val="24"/>
           <w:szCs w:val="24"/>
         </w:rPr>
-        <w:t xml:space="preserve">Structura fundamentală a unui cifru stream este prezentată la nivelul figurii </w:t>
+        <w:t xml:space="preserve">Structura fundamentală a unui cifru </w:t>
+      </w:r>
+      <w:proofErr w:type="spellStart"/>
+      <w:r>
+        <w:rPr>
+          <w:rFonts w:ascii="Arial" w:hAnsi="Arial" w:cs="Arial"/>
+          <w:sz w:val="24"/>
+          <w:szCs w:val="24"/>
+        </w:rPr>
+        <w:t>stream</w:t>
+      </w:r>
+      <w:proofErr w:type="spellEnd"/>
+      <w:r>
+        <w:rPr>
+          <w:rFonts w:ascii="Arial" w:hAnsi="Arial" w:cs="Arial"/>
+          <w:sz w:val="24"/>
+          <w:szCs w:val="24"/>
+        </w:rPr>
+        <w:t xml:space="preserve"> este prezentată la nivelul figurii </w:t>
       </w:r>
       <w:r>
         <w:rPr>
@@ -11138,7 +11952,27 @@
           <w:sz w:val="20"/>
           <w:szCs w:val="20"/>
         </w:rPr>
-        <w:t xml:space="preserve"> Structura unui cifru de tip stream [10]</w:t>
+        <w:t xml:space="preserve"> Structura unui cifru de tip </w:t>
+      </w:r>
+      <w:proofErr w:type="spellStart"/>
+      <w:r>
+        <w:rPr>
+          <w:rFonts w:ascii="Arial" w:hAnsi="Arial" w:cs="Arial"/>
+          <w:color w:val="auto"/>
+          <w:sz w:val="20"/>
+          <w:szCs w:val="20"/>
+        </w:rPr>
+        <w:t>stream</w:t>
+      </w:r>
+      <w:proofErr w:type="spellEnd"/>
+      <w:r>
+        <w:rPr>
+          <w:rFonts w:ascii="Arial" w:hAnsi="Arial" w:cs="Arial"/>
+          <w:color w:val="auto"/>
+          <w:sz w:val="20"/>
+          <w:szCs w:val="20"/>
+        </w:rPr>
+        <w:t xml:space="preserve"> [10]</w:t>
       </w:r>
     </w:p>
     <w:p>
@@ -11231,15 +12065,51 @@
           <w:sz w:val="24"/>
           <w:szCs w:val="24"/>
         </w:rPr>
-        <w:t>Securitatea cifrurilor stream este, în mod particular, dependentă de modul în care cheia de flux este generată [7].</w:t>
-      </w:r>
-      <w:r>
-        <w:rPr>
-          <w:rFonts w:ascii="Arial" w:hAnsi="Arial" w:cs="Arial"/>
-          <w:sz w:val="24"/>
-          <w:szCs w:val="24"/>
-        </w:rPr>
-        <w:t xml:space="preserve"> Mai mul decât atât, majoritatea resurselor computaționale ale unui cifru stream sunt alocate blocului de generare a cheii de flux. Scopul acestui bloc este de a genera biții care vor fi utilizați în procesul de criptare astfel încât aceștia să aibă aspectul unui flux de numere aleatoriu.</w:t>
+        <w:t xml:space="preserve">Securitatea cifrurilor </w:t>
+      </w:r>
+      <w:proofErr w:type="spellStart"/>
+      <w:r>
+        <w:rPr>
+          <w:rFonts w:ascii="Arial" w:hAnsi="Arial" w:cs="Arial"/>
+          <w:sz w:val="24"/>
+          <w:szCs w:val="24"/>
+        </w:rPr>
+        <w:t>stream</w:t>
+      </w:r>
+      <w:proofErr w:type="spellEnd"/>
+      <w:r>
+        <w:rPr>
+          <w:rFonts w:ascii="Arial" w:hAnsi="Arial" w:cs="Arial"/>
+          <w:sz w:val="24"/>
+          <w:szCs w:val="24"/>
+        </w:rPr>
+        <w:t xml:space="preserve"> este, în mod particular, dependentă de modul în care cheia de flux este generată [7].</w:t>
+      </w:r>
+      <w:r>
+        <w:rPr>
+          <w:rFonts w:ascii="Arial" w:hAnsi="Arial" w:cs="Arial"/>
+          <w:sz w:val="24"/>
+          <w:szCs w:val="24"/>
+        </w:rPr>
+        <w:t xml:space="preserve"> Mai mul decât atât, majoritatea resurselor computaționale ale unui cifru </w:t>
+      </w:r>
+      <w:proofErr w:type="spellStart"/>
+      <w:r>
+        <w:rPr>
+          <w:rFonts w:ascii="Arial" w:hAnsi="Arial" w:cs="Arial"/>
+          <w:sz w:val="24"/>
+          <w:szCs w:val="24"/>
+        </w:rPr>
+        <w:t>stream</w:t>
+      </w:r>
+      <w:proofErr w:type="spellEnd"/>
+      <w:r>
+        <w:rPr>
+          <w:rFonts w:ascii="Arial" w:hAnsi="Arial" w:cs="Arial"/>
+          <w:sz w:val="24"/>
+          <w:szCs w:val="24"/>
+        </w:rPr>
+        <w:t xml:space="preserve"> sunt alocate blocului de generare a cheii de flux. Scopul acestui bloc este de a genera biții care vor fi utilizați în procesul de criptare astfel încât aceștia să aibă aspectul unui flux de numere aleatoriu.</w:t>
       </w:r>
       <w:r>
         <w:rPr>
@@ -11559,7 +12429,25 @@
           <w:sz w:val="24"/>
           <w:szCs w:val="24"/>
         </w:rPr>
-        <w:t>Electronic Codebook (ECB)</w:t>
+        <w:t xml:space="preserve">Electronic </w:t>
+      </w:r>
+      <w:proofErr w:type="spellStart"/>
+      <w:r>
+        <w:rPr>
+          <w:rFonts w:ascii="Arial" w:hAnsi="Arial" w:cs="Arial"/>
+          <w:sz w:val="24"/>
+          <w:szCs w:val="24"/>
+        </w:rPr>
+        <w:t>Codebook</w:t>
+      </w:r>
+      <w:proofErr w:type="spellEnd"/>
+      <w:r>
+        <w:rPr>
+          <w:rFonts w:ascii="Arial" w:hAnsi="Arial" w:cs="Arial"/>
+          <w:sz w:val="24"/>
+          <w:szCs w:val="24"/>
+        </w:rPr>
+        <w:t xml:space="preserve"> (ECB)</w:t>
       </w:r>
     </w:p>
     <w:p>
@@ -11576,13 +12464,41 @@
           <w:szCs w:val="24"/>
         </w:rPr>
       </w:pPr>
-      <w:r>
-        <w:rPr>
-          <w:rFonts w:ascii="Arial" w:hAnsi="Arial" w:cs="Arial"/>
-          <w:sz w:val="24"/>
-          <w:szCs w:val="24"/>
-        </w:rPr>
-        <w:t>Cipher Block Chaining (CBC)</w:t>
+      <w:proofErr w:type="spellStart"/>
+      <w:r>
+        <w:rPr>
+          <w:rFonts w:ascii="Arial" w:hAnsi="Arial" w:cs="Arial"/>
+          <w:sz w:val="24"/>
+          <w:szCs w:val="24"/>
+        </w:rPr>
+        <w:t>Cipher</w:t>
+      </w:r>
+      <w:proofErr w:type="spellEnd"/>
+      <w:r>
+        <w:rPr>
+          <w:rFonts w:ascii="Arial" w:hAnsi="Arial" w:cs="Arial"/>
+          <w:sz w:val="24"/>
+          <w:szCs w:val="24"/>
+        </w:rPr>
+        <w:t xml:space="preserve"> Block </w:t>
+      </w:r>
+      <w:proofErr w:type="spellStart"/>
+      <w:r>
+        <w:rPr>
+          <w:rFonts w:ascii="Arial" w:hAnsi="Arial" w:cs="Arial"/>
+          <w:sz w:val="24"/>
+          <w:szCs w:val="24"/>
+        </w:rPr>
+        <w:t>Chaining</w:t>
+      </w:r>
+      <w:proofErr w:type="spellEnd"/>
+      <w:r>
+        <w:rPr>
+          <w:rFonts w:ascii="Arial" w:hAnsi="Arial" w:cs="Arial"/>
+          <w:sz w:val="24"/>
+          <w:szCs w:val="24"/>
+        </w:rPr>
+        <w:t xml:space="preserve"> (CBC)</w:t>
       </w:r>
     </w:p>
     <w:p>
@@ -11599,13 +12515,23 @@
           <w:szCs w:val="24"/>
         </w:rPr>
       </w:pPr>
-      <w:r>
-        <w:rPr>
-          <w:rFonts w:ascii="Arial" w:hAnsi="Arial" w:cs="Arial"/>
-          <w:sz w:val="24"/>
-          <w:szCs w:val="24"/>
-        </w:rPr>
-        <w:t>Cipher Feedback (CFB)</w:t>
+      <w:proofErr w:type="spellStart"/>
+      <w:r>
+        <w:rPr>
+          <w:rFonts w:ascii="Arial" w:hAnsi="Arial" w:cs="Arial"/>
+          <w:sz w:val="24"/>
+          <w:szCs w:val="24"/>
+        </w:rPr>
+        <w:t>Cipher</w:t>
+      </w:r>
+      <w:proofErr w:type="spellEnd"/>
+      <w:r>
+        <w:rPr>
+          <w:rFonts w:ascii="Arial" w:hAnsi="Arial" w:cs="Arial"/>
+          <w:sz w:val="24"/>
+          <w:szCs w:val="24"/>
+        </w:rPr>
+        <w:t xml:space="preserve"> Feedback (CFB)</w:t>
       </w:r>
     </w:p>
     <w:p>
@@ -11622,13 +12548,23 @@
           <w:szCs w:val="24"/>
         </w:rPr>
       </w:pPr>
-      <w:r>
-        <w:rPr>
-          <w:rFonts w:ascii="Arial" w:hAnsi="Arial" w:cs="Arial"/>
-          <w:sz w:val="24"/>
-          <w:szCs w:val="24"/>
-        </w:rPr>
-        <w:t>Counter (CTR)</w:t>
+      <w:proofErr w:type="spellStart"/>
+      <w:r>
+        <w:rPr>
+          <w:rFonts w:ascii="Arial" w:hAnsi="Arial" w:cs="Arial"/>
+          <w:sz w:val="24"/>
+          <w:szCs w:val="24"/>
+        </w:rPr>
+        <w:t>Counter</w:t>
+      </w:r>
+      <w:proofErr w:type="spellEnd"/>
+      <w:r>
+        <w:rPr>
+          <w:rFonts w:ascii="Arial" w:hAnsi="Arial" w:cs="Arial"/>
+          <w:sz w:val="24"/>
+          <w:szCs w:val="24"/>
+        </w:rPr>
+        <w:t xml:space="preserve"> (CTR)</w:t>
       </w:r>
     </w:p>
     <w:p>
@@ -11647,7 +12583,25 @@
           <w:sz w:val="24"/>
           <w:szCs w:val="24"/>
         </w:rPr>
-        <w:t>În lipsa utilizării unui mod adecvat de operare, anumite tipare prezente în datele inițiale pot persista în structura criptotextului. Acest aspect este evident în cazul modului ECB (</w:t>
+        <w:t xml:space="preserve">În lipsa utilizării unui mod adecvat de operare, anumite tipare prezente în datele inițiale pot persista în structura </w:t>
+      </w:r>
+      <w:proofErr w:type="spellStart"/>
+      <w:r>
+        <w:rPr>
+          <w:rFonts w:ascii="Arial" w:hAnsi="Arial" w:cs="Arial"/>
+          <w:sz w:val="24"/>
+          <w:szCs w:val="24"/>
+        </w:rPr>
+        <w:t>criptotextului</w:t>
+      </w:r>
+      <w:proofErr w:type="spellEnd"/>
+      <w:r>
+        <w:rPr>
+          <w:rFonts w:ascii="Arial" w:hAnsi="Arial" w:cs="Arial"/>
+          <w:sz w:val="24"/>
+          <w:szCs w:val="24"/>
+        </w:rPr>
+        <w:t>. Acest aspect este evident în cazul modului ECB (</w:t>
       </w:r>
       <w:r>
         <w:rPr>
@@ -11657,8 +12611,20 @@
           <w:sz w:val="24"/>
           <w:szCs w:val="24"/>
         </w:rPr>
-        <w:t>Electronic Codebook</w:t>
-      </w:r>
+        <w:t xml:space="preserve">Electronic </w:t>
+      </w:r>
+      <w:proofErr w:type="spellStart"/>
+      <w:r>
+        <w:rPr>
+          <w:rFonts w:ascii="Arial" w:hAnsi="Arial" w:cs="Arial"/>
+          <w:i/>
+          <w:iCs/>
+          <w:sz w:val="24"/>
+          <w:szCs w:val="24"/>
+        </w:rPr>
+        <w:t>Codebook</w:t>
+      </w:r>
+      <w:proofErr w:type="spellEnd"/>
       <w:r>
         <w:rPr>
           <w:rFonts w:ascii="Arial" w:hAnsi="Arial" w:cs="Arial"/>
@@ -13227,7 +14193,43 @@
           <w:sz w:val="24"/>
           <w:szCs w:val="24"/>
         </w:rPr>
-        <w:t>Majoritatea cifrurilor bloc moderne utilizează principiile de difuzie și confuzie prin intermediul unor structuri interne compuse din transformări de substituție, permutare și amestecare a datelor. Printre algoritmii reprezentativi din această categorie se numără DES, 3DES, AES, Blowfish și Twofish.</w:t>
+        <w:t xml:space="preserve">Majoritatea cifrurilor bloc moderne utilizează principiile de difuzie și confuzie prin intermediul unor structuri interne compuse din transformări de substituție, permutare și amestecare a datelor. Printre algoritmii reprezentativi din această categorie se numără DES, 3DES, AES, </w:t>
+      </w:r>
+      <w:proofErr w:type="spellStart"/>
+      <w:r>
+        <w:rPr>
+          <w:rFonts w:ascii="Arial" w:hAnsi="Arial" w:cs="Arial"/>
+          <w:sz w:val="24"/>
+          <w:szCs w:val="24"/>
+        </w:rPr>
+        <w:t>Blowfish</w:t>
+      </w:r>
+      <w:proofErr w:type="spellEnd"/>
+      <w:r>
+        <w:rPr>
+          <w:rFonts w:ascii="Arial" w:hAnsi="Arial" w:cs="Arial"/>
+          <w:sz w:val="24"/>
+          <w:szCs w:val="24"/>
+        </w:rPr>
+        <w:t xml:space="preserve"> și </w:t>
+      </w:r>
+      <w:proofErr w:type="spellStart"/>
+      <w:r>
+        <w:rPr>
+          <w:rFonts w:ascii="Arial" w:hAnsi="Arial" w:cs="Arial"/>
+          <w:sz w:val="24"/>
+          <w:szCs w:val="24"/>
+        </w:rPr>
+        <w:t>Twofish</w:t>
+      </w:r>
+      <w:proofErr w:type="spellEnd"/>
+      <w:r>
+        <w:rPr>
+          <w:rFonts w:ascii="Arial" w:hAnsi="Arial" w:cs="Arial"/>
+          <w:sz w:val="24"/>
+          <w:szCs w:val="24"/>
+        </w:rPr>
+        <w:t>.</w:t>
       </w:r>
     </w:p>
     <w:p>
@@ -13316,6 +14318,7 @@
         </w:rPr>
         <w:t xml:space="preserve">Institutul Național al standardelor din Statele Unite (NIST) a anunțat la începutul anului 1997 că urmează să organizeze o competiție pentru selectarea unui nou cifru bloc, numit </w:t>
       </w:r>
+      <w:proofErr w:type="spellStart"/>
       <w:r>
         <w:rPr>
           <w:rFonts w:ascii="Arial" w:hAnsi="Arial" w:cs="Arial"/>
@@ -13324,32 +14327,9 @@
           <w:sz w:val="24"/>
           <w:szCs w:val="24"/>
         </w:rPr>
-        <w:t>Advanced Encryption Standard</w:t>
-      </w:r>
-      <w:r>
-        <w:rPr>
-          <w:rFonts w:ascii="Arial" w:hAnsi="Arial" w:cs="Arial"/>
-          <w:sz w:val="24"/>
-          <w:szCs w:val="24"/>
-        </w:rPr>
-        <w:t xml:space="preserve">. Scopul acestui nou cifru era înlocuirea standardului </w:t>
-      </w:r>
-      <w:r>
-        <w:rPr>
-          <w:rFonts w:ascii="Arial" w:hAnsi="Arial" w:cs="Arial"/>
-          <w:sz w:val="24"/>
-          <w:szCs w:val="24"/>
-        </w:rPr>
-        <w:t>învechit</w:t>
-      </w:r>
-      <w:r>
-        <w:rPr>
-          <w:rFonts w:ascii="Arial" w:hAnsi="Arial" w:cs="Arial"/>
-          <w:sz w:val="24"/>
-          <w:szCs w:val="24"/>
-        </w:rPr>
-        <w:t xml:space="preserve"> </w:t>
-      </w:r>
+        <w:t>Advanced</w:t>
+      </w:r>
+      <w:proofErr w:type="spellEnd"/>
       <w:r>
         <w:rPr>
           <w:rFonts w:ascii="Arial" w:hAnsi="Arial" w:cs="Arial"/>
@@ -13358,8 +14338,98 @@
           <w:sz w:val="24"/>
           <w:szCs w:val="24"/>
         </w:rPr>
-        <w:t>Data Encryption Stanadard</w:t>
-      </w:r>
+        <w:t xml:space="preserve"> </w:t>
+      </w:r>
+      <w:proofErr w:type="spellStart"/>
+      <w:r>
+        <w:rPr>
+          <w:rFonts w:ascii="Arial" w:hAnsi="Arial" w:cs="Arial"/>
+          <w:i/>
+          <w:iCs/>
+          <w:sz w:val="24"/>
+          <w:szCs w:val="24"/>
+        </w:rPr>
+        <w:t>Encryption</w:t>
+      </w:r>
+      <w:proofErr w:type="spellEnd"/>
+      <w:r>
+        <w:rPr>
+          <w:rFonts w:ascii="Arial" w:hAnsi="Arial" w:cs="Arial"/>
+          <w:i/>
+          <w:iCs/>
+          <w:sz w:val="24"/>
+          <w:szCs w:val="24"/>
+        </w:rPr>
+        <w:t xml:space="preserve"> Standard</w:t>
+      </w:r>
+      <w:r>
+        <w:rPr>
+          <w:rFonts w:ascii="Arial" w:hAnsi="Arial" w:cs="Arial"/>
+          <w:sz w:val="24"/>
+          <w:szCs w:val="24"/>
+        </w:rPr>
+        <w:t xml:space="preserve">. Scopul acestui nou cifru era înlocuirea standardului </w:t>
+      </w:r>
+      <w:r>
+        <w:rPr>
+          <w:rFonts w:ascii="Arial" w:hAnsi="Arial" w:cs="Arial"/>
+          <w:sz w:val="24"/>
+          <w:szCs w:val="24"/>
+        </w:rPr>
+        <w:t>învechit</w:t>
+      </w:r>
+      <w:r>
+        <w:rPr>
+          <w:rFonts w:ascii="Arial" w:hAnsi="Arial" w:cs="Arial"/>
+          <w:sz w:val="24"/>
+          <w:szCs w:val="24"/>
+        </w:rPr>
+        <w:t xml:space="preserve"> </w:t>
+      </w:r>
+      <w:r>
+        <w:rPr>
+          <w:rFonts w:ascii="Arial" w:hAnsi="Arial" w:cs="Arial"/>
+          <w:i/>
+          <w:iCs/>
+          <w:sz w:val="24"/>
+          <w:szCs w:val="24"/>
+        </w:rPr>
+        <w:t xml:space="preserve">Data </w:t>
+      </w:r>
+      <w:proofErr w:type="spellStart"/>
+      <w:r>
+        <w:rPr>
+          <w:rFonts w:ascii="Arial" w:hAnsi="Arial" w:cs="Arial"/>
+          <w:i/>
+          <w:iCs/>
+          <w:sz w:val="24"/>
+          <w:szCs w:val="24"/>
+        </w:rPr>
+        <w:t>Encryption</w:t>
+      </w:r>
+      <w:proofErr w:type="spellEnd"/>
+      <w:r>
+        <w:rPr>
+          <w:rFonts w:ascii="Arial" w:hAnsi="Arial" w:cs="Arial"/>
+          <w:i/>
+          <w:iCs/>
+          <w:sz w:val="24"/>
+          <w:szCs w:val="24"/>
+        </w:rPr>
+        <w:t xml:space="preserve"> </w:t>
+      </w:r>
+      <w:proofErr w:type="spellStart"/>
+      <w:r>
+        <w:rPr>
+          <w:rFonts w:ascii="Arial" w:hAnsi="Arial" w:cs="Arial"/>
+          <w:i/>
+          <w:iCs/>
+          <w:sz w:val="24"/>
+          <w:szCs w:val="24"/>
+        </w:rPr>
+        <w:t>Stanadard</w:t>
+      </w:r>
+      <w:proofErr w:type="spellEnd"/>
       <w:r>
         <w:rPr>
           <w:rFonts w:ascii="Arial" w:hAnsi="Arial" w:cs="Arial"/>
@@ -13391,6 +14461,7 @@
           <w:szCs w:val="24"/>
         </w:rPr>
       </w:pPr>
+      <w:proofErr w:type="spellStart"/>
       <w:r>
         <w:rPr>
           <w:rFonts w:ascii="Arial" w:hAnsi="Arial" w:cs="Arial"/>
@@ -13399,6 +14470,7 @@
         </w:rPr>
         <w:t>Rijndael</w:t>
       </w:r>
+      <w:proofErr w:type="spellEnd"/>
     </w:p>
     <w:p>
       <w:pPr>
@@ -13437,6 +14509,7 @@
           <w:szCs w:val="24"/>
         </w:rPr>
       </w:pPr>
+      <w:proofErr w:type="spellStart"/>
       <w:r>
         <w:rPr>
           <w:rFonts w:ascii="Arial" w:hAnsi="Arial" w:cs="Arial"/>
@@ -13445,6 +14518,7 @@
         </w:rPr>
         <w:t>Twofish</w:t>
       </w:r>
+      <w:proofErr w:type="spellEnd"/>
     </w:p>
     <w:p>
       <w:pPr>
@@ -13508,7 +14582,25 @@
           <w:sz w:val="24"/>
           <w:szCs w:val="24"/>
         </w:rPr>
-        <w:t xml:space="preserve">Algoritmul Rijndael a fost desemnat câștigător al competiției. Deși niciuna dintre opțiunile anterior menționate nu prezenta vulnerabilități semnificative de securitate, </w:t>
+        <w:t xml:space="preserve">Algoritmul </w:t>
+      </w:r>
+      <w:proofErr w:type="spellStart"/>
+      <w:r>
+        <w:rPr>
+          <w:rFonts w:ascii="Arial" w:hAnsi="Arial" w:cs="Arial"/>
+          <w:sz w:val="24"/>
+          <w:szCs w:val="24"/>
+        </w:rPr>
+        <w:t>Rijndael</w:t>
+      </w:r>
+      <w:proofErr w:type="spellEnd"/>
+      <w:r>
+        <w:rPr>
+          <w:rFonts w:ascii="Arial" w:hAnsi="Arial" w:cs="Arial"/>
+          <w:sz w:val="24"/>
+          <w:szCs w:val="24"/>
+        </w:rPr>
+        <w:t xml:space="preserve"> a fost desemnat câștigător al competiției. Deși niciuna dintre opțiunile anterior menționate nu prezenta vulnerabilități semnificative de securitate, </w:t>
       </w:r>
     </w:p>
     <w:p>
@@ -13536,7 +14628,25 @@
           <w:sz w:val="24"/>
           <w:szCs w:val="24"/>
         </w:rPr>
-        <w:t>particularitățile de implementare ale cifrului Rijndael, printre care se remarcau performanța în implementările hardware, eficiența și flexibilitatea arhitecturală, au favorizat selectarea acestuia.</w:t>
+        <w:t xml:space="preserve">particularitățile de implementare ale cifrului </w:t>
+      </w:r>
+      <w:proofErr w:type="spellStart"/>
+      <w:r>
+        <w:rPr>
+          <w:rFonts w:ascii="Arial" w:hAnsi="Arial" w:cs="Arial"/>
+          <w:sz w:val="24"/>
+          <w:szCs w:val="24"/>
+        </w:rPr>
+        <w:t>Rijndael</w:t>
+      </w:r>
+      <w:proofErr w:type="spellEnd"/>
+      <w:r>
+        <w:rPr>
+          <w:rFonts w:ascii="Arial" w:hAnsi="Arial" w:cs="Arial"/>
+          <w:sz w:val="24"/>
+          <w:szCs w:val="24"/>
+        </w:rPr>
+        <w:t>, printre care se remarcau performanța în implementările hardware, eficiența și flexibilitatea arhitecturală, au favorizat selectarea acestuia.</w:t>
       </w:r>
     </w:p>
     <w:p>
@@ -13576,6 +14686,7 @@
         </w:rPr>
         <w:t xml:space="preserve">Spre deosebire de algoritmul pe care l-a înlocuit, și anume DES, arhitectura cifrului AES nu este bazată pe o rețea de tip </w:t>
       </w:r>
+      <w:proofErr w:type="spellStart"/>
       <w:r>
         <w:rPr>
           <w:rFonts w:ascii="Arial" w:hAnsi="Arial" w:cs="Arial"/>
@@ -13586,6 +14697,7 @@
         </w:rPr>
         <w:t>Feistel</w:t>
       </w:r>
+      <w:proofErr w:type="spellEnd"/>
       <w:r>
         <w:rPr>
           <w:rFonts w:ascii="Arial" w:hAnsi="Arial" w:cs="Arial"/>
@@ -13594,6 +14706,7 @@
         </w:rPr>
         <w:t xml:space="preserve">, ci pe o structură de tip </w:t>
       </w:r>
+      <w:proofErr w:type="spellStart"/>
       <w:r>
         <w:rPr>
           <w:rFonts w:ascii="Arial" w:hAnsi="Arial" w:cs="Arial"/>
@@ -13602,7 +14715,40 @@
           <w:sz w:val="24"/>
           <w:szCs w:val="24"/>
         </w:rPr>
-        <w:t xml:space="preserve">Substitution-Permutation Network </w:t>
+        <w:t>Substitution-Permutation</w:t>
+      </w:r>
+      <w:proofErr w:type="spellEnd"/>
+      <w:r>
+        <w:rPr>
+          <w:rFonts w:ascii="Arial" w:hAnsi="Arial" w:cs="Arial"/>
+          <w:i/>
+          <w:iCs/>
+          <w:sz w:val="24"/>
+          <w:szCs w:val="24"/>
+        </w:rPr>
+        <w:t xml:space="preserve"> </w:t>
+      </w:r>
+      <w:proofErr w:type="spellStart"/>
+      <w:r>
+        <w:rPr>
+          <w:rFonts w:ascii="Arial" w:hAnsi="Arial" w:cs="Arial"/>
+          <w:i/>
+          <w:iCs/>
+          <w:sz w:val="24"/>
+          <w:szCs w:val="24"/>
+        </w:rPr>
+        <w:t>Network</w:t>
+      </w:r>
+      <w:proofErr w:type="spellEnd"/>
+      <w:r>
+        <w:rPr>
+          <w:rFonts w:ascii="Arial" w:hAnsi="Arial" w:cs="Arial"/>
+          <w:i/>
+          <w:iCs/>
+          <w:sz w:val="24"/>
+          <w:szCs w:val="24"/>
+        </w:rPr>
+        <w:t xml:space="preserve"> </w:t>
       </w:r>
       <w:r>
         <w:rPr>
@@ -13661,7 +14807,25 @@
           <w:sz w:val="24"/>
           <w:szCs w:val="24"/>
         </w:rPr>
-        <w:t xml:space="preserve">Blocul de date de 128 de biți este reprezentat sub forma unei matrici de </w:t>
+        <w:t xml:space="preserve">Blocul de date de 128 de biți este reprezentat sub forma unei </w:t>
+      </w:r>
+      <w:proofErr w:type="spellStart"/>
+      <w:r>
+        <w:rPr>
+          <w:rFonts w:ascii="Arial" w:hAnsi="Arial" w:cs="Arial"/>
+          <w:sz w:val="24"/>
+          <w:szCs w:val="24"/>
+        </w:rPr>
+        <w:t>matrici</w:t>
+      </w:r>
+      <w:proofErr w:type="spellEnd"/>
+      <w:r>
+        <w:rPr>
+          <w:rFonts w:ascii="Arial" w:hAnsi="Arial" w:cs="Arial"/>
+          <w:sz w:val="24"/>
+          <w:szCs w:val="24"/>
+        </w:rPr>
+        <w:t xml:space="preserve"> de </w:t>
       </w:r>
       <m:oMath>
         <m:r>
@@ -13723,6 +14887,7 @@
         </w:rPr>
         <w:t>coloană (</w:t>
       </w:r>
+      <w:proofErr w:type="spellStart"/>
       <w:r>
         <w:rPr>
           <w:rFonts w:ascii="Arial" w:hAnsi="Arial" w:cs="Arial"/>
@@ -13731,8 +14896,31 @@
           <w:sz w:val="24"/>
           <w:szCs w:val="24"/>
         </w:rPr>
-        <w:t>column-major order</w:t>
-      </w:r>
+        <w:t>column</w:t>
+      </w:r>
+      <w:proofErr w:type="spellEnd"/>
+      <w:r>
+        <w:rPr>
+          <w:rFonts w:ascii="Arial" w:hAnsi="Arial" w:cs="Arial"/>
+          <w:i/>
+          <w:iCs/>
+          <w:sz w:val="24"/>
+          <w:szCs w:val="24"/>
+        </w:rPr>
+        <w:t xml:space="preserve">-major </w:t>
+      </w:r>
+      <w:proofErr w:type="spellStart"/>
+      <w:r>
+        <w:rPr>
+          <w:rFonts w:ascii="Arial" w:hAnsi="Arial" w:cs="Arial"/>
+          <w:i/>
+          <w:iCs/>
+          <w:sz w:val="24"/>
+          <w:szCs w:val="24"/>
+        </w:rPr>
+        <w:t>order</w:t>
+      </w:r>
+      <w:proofErr w:type="spellEnd"/>
       <w:r>
         <w:rPr>
           <w:rFonts w:ascii="Arial" w:hAnsi="Arial" w:cs="Arial"/>
@@ -13802,7 +14990,27 @@
           <w:sz w:val="24"/>
           <w:szCs w:val="24"/>
         </w:rPr>
-        <w:t xml:space="preserve">asupra matricii de stare, </w:t>
+        <w:t xml:space="preserve">asupra </w:t>
+      </w:r>
+      <w:proofErr w:type="spellStart"/>
+      <w:r>
+        <w:rPr>
+          <w:rFonts w:ascii="Arial" w:hAnsi="Arial" w:cs="Arial"/>
+          <w:iCs/>
+          <w:sz w:val="24"/>
+          <w:szCs w:val="24"/>
+        </w:rPr>
+        <w:t>matricii</w:t>
+      </w:r>
+      <w:proofErr w:type="spellEnd"/>
+      <w:r>
+        <w:rPr>
+          <w:rFonts w:ascii="Arial" w:hAnsi="Arial" w:cs="Arial"/>
+          <w:iCs/>
+          <w:sz w:val="24"/>
+          <w:szCs w:val="24"/>
+        </w:rPr>
+        <w:t xml:space="preserve"> de stare, </w:t>
       </w:r>
       <w:r>
         <w:rPr>
@@ -14045,7 +15253,25 @@
           <w:sz w:val="24"/>
           <w:szCs w:val="24"/>
         </w:rPr>
-        <w:t xml:space="preserve"> fiecare dintre cei 16 octeți ai matricii de stare</w:t>
+        <w:t xml:space="preserve"> fiecare dintre cei 16 octeți ai </w:t>
+      </w:r>
+      <w:proofErr w:type="spellStart"/>
+      <w:r>
+        <w:rPr>
+          <w:rFonts w:ascii="Arial" w:hAnsi="Arial" w:cs="Arial"/>
+          <w:sz w:val="24"/>
+          <w:szCs w:val="24"/>
+        </w:rPr>
+        <w:t>matricii</w:t>
+      </w:r>
+      <w:proofErr w:type="spellEnd"/>
+      <w:r>
+        <w:rPr>
+          <w:rFonts w:ascii="Arial" w:hAnsi="Arial" w:cs="Arial"/>
+          <w:sz w:val="24"/>
+          <w:szCs w:val="24"/>
+        </w:rPr>
+        <w:t xml:space="preserve"> de stare</w:t>
       </w:r>
       <w:r>
         <w:rPr>
@@ -14161,43 +15387,6 @@
     <w:p>
       <w:pPr>
         <w:pStyle w:val="ListParagraph"/>
-        <w:rPr>
-          <w:rFonts w:ascii="Arial" w:hAnsi="Arial" w:cs="Arial"/>
-          <w:iCs/>
-          <w:sz w:val="24"/>
-          <w:szCs w:val="24"/>
-        </w:rPr>
-      </w:pPr>
-    </w:p>
-    <w:p>
-      <w:pPr>
-        <w:pStyle w:val="ListParagraph"/>
-        <w:ind w:left="1080"/>
-        <w:jc w:val="both"/>
-        <w:rPr>
-          <w:rFonts w:ascii="Arial" w:hAnsi="Arial" w:cs="Arial"/>
-          <w:iCs/>
-          <w:sz w:val="24"/>
-          <w:szCs w:val="24"/>
-        </w:rPr>
-      </w:pPr>
-    </w:p>
-    <w:p>
-      <w:pPr>
-        <w:pStyle w:val="ListParagraph"/>
-        <w:ind w:left="360"/>
-        <w:jc w:val="both"/>
-        <w:rPr>
-          <w:rFonts w:ascii="Arial" w:hAnsi="Arial" w:cs="Arial"/>
-          <w:iCs/>
-          <w:sz w:val="24"/>
-          <w:szCs w:val="24"/>
-        </w:rPr>
-      </w:pPr>
-    </w:p>
-    <w:p>
-      <w:pPr>
-        <w:pStyle w:val="ListParagraph"/>
         <w:numPr>
           <w:ilvl w:val="0"/>
           <w:numId w:val="21"/>
@@ -14206,22 +15395,20 @@
         <w:jc w:val="both"/>
         <w:rPr>
           <w:rFonts w:ascii="Arial" w:hAnsi="Arial" w:cs="Arial"/>
+          <w:iCs/>
+          <w:sz w:val="24"/>
+          <w:szCs w:val="24"/>
+        </w:rPr>
+      </w:pPr>
+      <w:r>
+        <w:rPr>
+          <w:rFonts w:ascii="Arial" w:hAnsi="Arial" w:cs="Arial"/>
           <w:b/>
           <w:bCs/>
           <w:i/>
           <w:sz w:val="24"/>
           <w:szCs w:val="24"/>
         </w:rPr>
-      </w:pPr>
-      <w:r>
-        <w:rPr>
-          <w:rFonts w:ascii="Arial" w:hAnsi="Arial" w:cs="Arial"/>
-          <w:b/>
-          <w:bCs/>
-          <w:i/>
-          <w:sz w:val="24"/>
-          <w:szCs w:val="24"/>
-        </w:rPr>
         <w:t>Deplasarea liniilor</w:t>
       </w:r>
       <w:r>
@@ -14298,21 +15485,6 @@
         </w:rPr>
         <w:t>doi pași si cea de a patra cu trei pași. Operația de deplasare este ciclică și valorile octeților individuali sunt păstrate.</w:t>
       </w:r>
-    </w:p>
-    <w:p>
-      <w:pPr>
-        <w:pStyle w:val="ListParagraph"/>
-        <w:ind w:left="360"/>
-        <w:jc w:val="both"/>
-        <w:rPr>
-          <w:rFonts w:ascii="Arial" w:hAnsi="Arial" w:cs="Arial"/>
-          <w:b/>
-          <w:bCs/>
-          <w:i/>
-          <w:sz w:val="24"/>
-          <w:szCs w:val="24"/>
-        </w:rPr>
-      </w:pPr>
     </w:p>
     <w:p>
       <w:pPr>
@@ -14458,30 +15630,37 @@
           <w:sz w:val="24"/>
           <w:szCs w:val="24"/>
         </w:rPr>
-        <w:t xml:space="preserve">Indiferent de dimensiunea cheii utilizate, ultima rundă AES nu include operația de amestecare a coloanelor (MixColumns). Această particularitate permite menținerea unei </w:t>
-      </w:r>
-    </w:p>
-    <w:p>
-      <w:pPr>
-        <w:jc w:val="both"/>
+        <w:t>Indiferent de dimensiunea cheii utilizate, ultima rundă AES nu include operația de amestecare a coloanelor (</w:t>
+      </w:r>
+      <w:proofErr w:type="spellStart"/>
+      <w:r>
         <w:rPr>
           <w:rFonts w:ascii="Arial" w:hAnsi="Arial" w:cs="Arial"/>
           <w:iCs/>
           <w:sz w:val="24"/>
           <w:szCs w:val="24"/>
         </w:rPr>
-      </w:pPr>
-    </w:p>
-    <w:p>
-      <w:pPr>
-        <w:jc w:val="both"/>
+        <w:t>MixColumns</w:t>
+      </w:r>
+      <w:proofErr w:type="spellEnd"/>
+      <w:r>
         <w:rPr>
           <w:rFonts w:ascii="Arial" w:hAnsi="Arial" w:cs="Arial"/>
           <w:iCs/>
           <w:sz w:val="24"/>
           <w:szCs w:val="24"/>
         </w:rPr>
-      </w:pPr>
+        <w:t xml:space="preserve">). Această particularitate permite menținerea unei </w:t>
+      </w:r>
+      <w:r>
+        <w:rPr>
+          <w:rFonts w:ascii="Arial" w:hAnsi="Arial" w:cs="Arial"/>
+          <w:iCs/>
+          <w:sz w:val="24"/>
+          <w:szCs w:val="24"/>
+        </w:rPr>
+        <w:t xml:space="preserve"> </w:t>
+      </w:r>
       <w:r>
         <w:rPr>
           <w:rFonts w:ascii="Arial" w:hAnsi="Arial" w:cs="Arial"/>
@@ -14558,9 +15737,9 @@
           <w:szCs w:val="24"/>
         </w:rPr>
         <w:drawing>
-          <wp:inline distT="0" distB="0" distL="0" distR="0" wp14:anchorId="5C7FA585" wp14:editId="2DF9A226">
-            <wp:extent cx="2128345" cy="3007288"/>
-            <wp:effectExtent l="0" t="0" r="5715" b="3175"/>
+          <wp:inline distT="0" distB="0" distL="0" distR="0" wp14:anchorId="5C7FA585" wp14:editId="0B18CEBC">
+            <wp:extent cx="2746614" cy="3880884"/>
+            <wp:effectExtent l="0" t="0" r="0" b="5715"/>
             <wp:docPr id="1357296574" name="Picture 1"/>
             <wp:cNvGraphicFramePr>
               <a:graphicFrameLocks xmlns:a="http://schemas.openxmlformats.org/drawingml/2006/main" noChangeAspect="1"/>
@@ -14587,7 +15766,7 @@
                   <pic:spPr>
                     <a:xfrm>
                       <a:off x="0" y="0"/>
-                      <a:ext cx="2179643" cy="3079771"/>
+                      <a:ext cx="2814383" cy="3976639"/>
                     </a:xfrm>
                     <a:prstGeom prst="rect">
                       <a:avLst/>
@@ -14714,6 +15893,7 @@
     <w:p/>
     <w:p/>
     <w:p/>
+    <w:p/>
     <w:p>
       <w:pPr>
         <w:pStyle w:val="Heading2"/>
@@ -14765,7 +15945,43 @@
           <w:sz w:val="24"/>
           <w:szCs w:val="24"/>
         </w:rPr>
-        <w:t xml:space="preserve">Varianta AES-128 a algoritmului Advanced Encryption Standard utilizează o cheie de criptare cu o lungime de 128 de biți și este compusă din 10 runde de transformări succesive. Procesul de criptare are la bază o structură de tip rețea de substituție și permutație, </w:t>
+        <w:t xml:space="preserve">Varianta AES-128 a algoritmului </w:t>
+      </w:r>
+      <w:proofErr w:type="spellStart"/>
+      <w:r>
+        <w:rPr>
+          <w:rFonts w:ascii="Arial" w:hAnsi="Arial" w:cs="Arial"/>
+          <w:sz w:val="24"/>
+          <w:szCs w:val="24"/>
+        </w:rPr>
+        <w:t>Advanced</w:t>
+      </w:r>
+      <w:proofErr w:type="spellEnd"/>
+      <w:r>
+        <w:rPr>
+          <w:rFonts w:ascii="Arial" w:hAnsi="Arial" w:cs="Arial"/>
+          <w:sz w:val="24"/>
+          <w:szCs w:val="24"/>
+        </w:rPr>
+        <w:t xml:space="preserve"> </w:t>
+      </w:r>
+      <w:proofErr w:type="spellStart"/>
+      <w:r>
+        <w:rPr>
+          <w:rFonts w:ascii="Arial" w:hAnsi="Arial" w:cs="Arial"/>
+          <w:sz w:val="24"/>
+          <w:szCs w:val="24"/>
+        </w:rPr>
+        <w:t>Encryption</w:t>
+      </w:r>
+      <w:proofErr w:type="spellEnd"/>
+      <w:r>
+        <w:rPr>
+          <w:rFonts w:ascii="Arial" w:hAnsi="Arial" w:cs="Arial"/>
+          <w:sz w:val="24"/>
+          <w:szCs w:val="24"/>
+        </w:rPr>
+        <w:t xml:space="preserve"> Standard utilizează o cheie de criptare cu o lungime de 128 de biți și este compusă din 10 runde de transformări succesive. Procesul de criptare are la bază o structură de tip rețea de substituție și permutație, </w:t>
       </w:r>
       <w:r>
         <w:rPr>
@@ -14792,8 +16008,108 @@
           <w:sz w:val="24"/>
           <w:szCs w:val="24"/>
         </w:rPr>
-        <w:t>Înaintea începerii rundelor propriu-zise este efectuată operația inițială AddRoundKey, prin care blocul de intrare este combinat cu prima cheie de rundă. Ulterior, pentru primele nouă runde sunt aplicate succesiv transformările SubBytes, ShiftRows, MixColumns și AddRoundKey. Ultima rundă diferă prin eliminarea operației MixColumns</w:t>
-      </w:r>
+        <w:t xml:space="preserve">Înaintea începerii rundelor propriu-zise este efectuată operația inițială </w:t>
+      </w:r>
+      <w:proofErr w:type="spellStart"/>
+      <w:r>
+        <w:rPr>
+          <w:rFonts w:ascii="Arial" w:hAnsi="Arial" w:cs="Arial"/>
+          <w:sz w:val="24"/>
+          <w:szCs w:val="24"/>
+        </w:rPr>
+        <w:t>AddRoundKey</w:t>
+      </w:r>
+      <w:proofErr w:type="spellEnd"/>
+      <w:r>
+        <w:rPr>
+          <w:rFonts w:ascii="Arial" w:hAnsi="Arial" w:cs="Arial"/>
+          <w:sz w:val="24"/>
+          <w:szCs w:val="24"/>
+        </w:rPr>
+        <w:t xml:space="preserve">, prin care blocul de intrare este combinat cu prima cheie de rundă. Ulterior, pentru primele nouă runde sunt aplicate succesiv transformările </w:t>
+      </w:r>
+      <w:proofErr w:type="spellStart"/>
+      <w:r>
+        <w:rPr>
+          <w:rFonts w:ascii="Arial" w:hAnsi="Arial" w:cs="Arial"/>
+          <w:sz w:val="24"/>
+          <w:szCs w:val="24"/>
+        </w:rPr>
+        <w:t>SubBytes</w:t>
+      </w:r>
+      <w:proofErr w:type="spellEnd"/>
+      <w:r>
+        <w:rPr>
+          <w:rFonts w:ascii="Arial" w:hAnsi="Arial" w:cs="Arial"/>
+          <w:sz w:val="24"/>
+          <w:szCs w:val="24"/>
+        </w:rPr>
+        <w:t xml:space="preserve">, </w:t>
+      </w:r>
+      <w:proofErr w:type="spellStart"/>
+      <w:r>
+        <w:rPr>
+          <w:rFonts w:ascii="Arial" w:hAnsi="Arial" w:cs="Arial"/>
+          <w:sz w:val="24"/>
+          <w:szCs w:val="24"/>
+        </w:rPr>
+        <w:t>ShiftRows</w:t>
+      </w:r>
+      <w:proofErr w:type="spellEnd"/>
+      <w:r>
+        <w:rPr>
+          <w:rFonts w:ascii="Arial" w:hAnsi="Arial" w:cs="Arial"/>
+          <w:sz w:val="24"/>
+          <w:szCs w:val="24"/>
+        </w:rPr>
+        <w:t xml:space="preserve">, </w:t>
+      </w:r>
+      <w:proofErr w:type="spellStart"/>
+      <w:r>
+        <w:rPr>
+          <w:rFonts w:ascii="Arial" w:hAnsi="Arial" w:cs="Arial"/>
+          <w:sz w:val="24"/>
+          <w:szCs w:val="24"/>
+        </w:rPr>
+        <w:t>MixColumns</w:t>
+      </w:r>
+      <w:proofErr w:type="spellEnd"/>
+      <w:r>
+        <w:rPr>
+          <w:rFonts w:ascii="Arial" w:hAnsi="Arial" w:cs="Arial"/>
+          <w:sz w:val="24"/>
+          <w:szCs w:val="24"/>
+        </w:rPr>
+        <w:t xml:space="preserve"> și </w:t>
+      </w:r>
+      <w:proofErr w:type="spellStart"/>
+      <w:r>
+        <w:rPr>
+          <w:rFonts w:ascii="Arial" w:hAnsi="Arial" w:cs="Arial"/>
+          <w:sz w:val="24"/>
+          <w:szCs w:val="24"/>
+        </w:rPr>
+        <w:t>AddRoundKey</w:t>
+      </w:r>
+      <w:proofErr w:type="spellEnd"/>
+      <w:r>
+        <w:rPr>
+          <w:rFonts w:ascii="Arial" w:hAnsi="Arial" w:cs="Arial"/>
+          <w:sz w:val="24"/>
+          <w:szCs w:val="24"/>
+        </w:rPr>
+        <w:t xml:space="preserve">. Ultima rundă diferă prin eliminarea operației </w:t>
+      </w:r>
+      <w:proofErr w:type="spellStart"/>
+      <w:r>
+        <w:rPr>
+          <w:rFonts w:ascii="Arial" w:hAnsi="Arial" w:cs="Arial"/>
+          <w:sz w:val="24"/>
+          <w:szCs w:val="24"/>
+        </w:rPr>
+        <w:t>MixColumns</w:t>
+      </w:r>
+      <w:proofErr w:type="spellEnd"/>
       <w:r>
         <w:rPr>
           <w:rFonts w:ascii="Arial" w:hAnsi="Arial" w:cs="Arial"/>
@@ -15089,9 +16405,9 @@
           <w:szCs w:val="24"/>
         </w:rPr>
         <w:drawing>
-          <wp:inline distT="0" distB="0" distL="0" distR="0" wp14:anchorId="29FDCD87" wp14:editId="5B4B4D32">
-            <wp:extent cx="2191407" cy="2191407"/>
-            <wp:effectExtent l="0" t="0" r="0" b="0"/>
+          <wp:inline distT="0" distB="0" distL="0" distR="0" wp14:anchorId="29FDCD87" wp14:editId="5A8692FB">
+            <wp:extent cx="2315689" cy="2315689"/>
+            <wp:effectExtent l="0" t="0" r="8890" b="8890"/>
             <wp:docPr id="2094500704" name="Picture 6"/>
             <wp:cNvGraphicFramePr>
               <a:graphicFrameLocks xmlns:a="http://schemas.openxmlformats.org/drawingml/2006/main" noChangeAspect="1"/>
@@ -15118,7 +16434,7 @@
                   <pic:spPr>
                     <a:xfrm>
                       <a:off x="0" y="0"/>
-                      <a:ext cx="2214816" cy="2214816"/>
+                      <a:ext cx="2340677" cy="2340677"/>
                     </a:xfrm>
                     <a:prstGeom prst="rect">
                       <a:avLst/>
@@ -15339,7 +16655,43 @@
           <w:sz w:val="24"/>
           <w:szCs w:val="24"/>
         </w:rPr>
-        <w:t xml:space="preserve"> (Substitution Box). S-box-ul AES reprezintă o permutare bijectivă a tuturor valorilor posibile pe un octet, având dimensiunea </w:t>
+        <w:t xml:space="preserve"> (</w:t>
+      </w:r>
+      <w:proofErr w:type="spellStart"/>
+      <w:r>
+        <w:rPr>
+          <w:rFonts w:ascii="Arial" w:hAnsi="Arial" w:cs="Arial"/>
+          <w:sz w:val="24"/>
+          <w:szCs w:val="24"/>
+        </w:rPr>
+        <w:t>Substitution</w:t>
+      </w:r>
+      <w:proofErr w:type="spellEnd"/>
+      <w:r>
+        <w:rPr>
+          <w:rFonts w:ascii="Arial" w:hAnsi="Arial" w:cs="Arial"/>
+          <w:sz w:val="24"/>
+          <w:szCs w:val="24"/>
+        </w:rPr>
+        <w:t xml:space="preserve"> Box). S-box-</w:t>
+      </w:r>
+      <w:proofErr w:type="spellStart"/>
+      <w:r>
+        <w:rPr>
+          <w:rFonts w:ascii="Arial" w:hAnsi="Arial" w:cs="Arial"/>
+          <w:sz w:val="24"/>
+          <w:szCs w:val="24"/>
+        </w:rPr>
+        <w:t>ul</w:t>
+      </w:r>
+      <w:proofErr w:type="spellEnd"/>
+      <w:r>
+        <w:rPr>
+          <w:rFonts w:ascii="Arial" w:hAnsi="Arial" w:cs="Arial"/>
+          <w:sz w:val="24"/>
+          <w:szCs w:val="24"/>
+        </w:rPr>
+        <w:t xml:space="preserve"> AES reprezintă o permutare bijectivă a tuturor valorilor posibile pe un octet, având dimensiunea </w:t>
       </w:r>
       <w:r>
         <w:rPr>
@@ -15565,7 +16917,25 @@
           <w:sz w:val="24"/>
           <w:szCs w:val="24"/>
         </w:rPr>
-        <w:t>(Lookup table).</w:t>
+        <w:t>(</w:t>
+      </w:r>
+      <w:proofErr w:type="spellStart"/>
+      <w:r>
+        <w:rPr>
+          <w:rFonts w:ascii="Arial" w:hAnsi="Arial" w:cs="Arial"/>
+          <w:sz w:val="24"/>
+          <w:szCs w:val="24"/>
+        </w:rPr>
+        <w:t>Lookup</w:t>
+      </w:r>
+      <w:proofErr w:type="spellEnd"/>
+      <w:r>
+        <w:rPr>
+          <w:rFonts w:ascii="Arial" w:hAnsi="Arial" w:cs="Arial"/>
+          <w:sz w:val="24"/>
+          <w:szCs w:val="24"/>
+        </w:rPr>
+        <w:t xml:space="preserve"> table).</w:t>
       </w:r>
     </w:p>
     <w:p>
@@ -24060,8 +25430,9 @@
           <w:sz w:val="24"/>
           <w:szCs w:val="24"/>
         </w:rPr>
-        <w:t>sunt înmulțite modul</w:t>
-      </w:r>
+        <w:t xml:space="preserve">sunt înmulțite </w:t>
+      </w:r>
+      <w:proofErr w:type="spellStart"/>
       <w:r>
         <w:rPr>
           <w:rFonts w:ascii="Arial" w:hAnsi="Arial" w:cs="Arial"/>
@@ -24069,8 +25440,18 @@
           <w:sz w:val="24"/>
           <w:szCs w:val="24"/>
         </w:rPr>
+        <w:t>modul</w:t>
+      </w:r>
+      <w:r>
+        <w:rPr>
+          <w:rFonts w:ascii="Arial" w:hAnsi="Arial" w:cs="Arial"/>
+          <w:iCs/>
+          <w:sz w:val="24"/>
+          <w:szCs w:val="24"/>
+        </w:rPr>
         <w:t>o</w:t>
       </w:r>
+      <w:proofErr w:type="spellEnd"/>
       <w:r>
         <w:rPr>
           <w:rFonts w:ascii="Arial" w:hAnsi="Arial" w:cs="Arial"/>
@@ -26077,6 +27458,7 @@
         <w:tab/>
       </w:r>
     </w:p>
+    <w:p/>
     <w:p>
       <w:pPr>
         <w:rPr>
@@ -26086,13 +27468,6 @@
     </w:p>
     <w:p>
       <w:pPr>
-        <w:rPr>
-          <w:rFonts w:ascii="Arial" w:hAnsi="Arial" w:cs="Arial"/>
-        </w:rPr>
-      </w:pPr>
-    </w:p>
-    <w:p>
-      <w:pPr>
         <w:pStyle w:val="Heading2"/>
         <w:rPr>
           <w:rFonts w:cs="Arial"/>
@@ -26103,7 +27478,6 @@
         <w:rPr>
           <w:rFonts w:cs="Arial"/>
         </w:rPr>
-        <w:lastRenderedPageBreak/>
         <w:t>OPERAȚIA DE DECRIPTARE AES-128</w:t>
       </w:r>
       <w:bookmarkEnd w:id="22"/>
@@ -33942,30 +35316,6 @@
           <w:szCs w:val="24"/>
         </w:rPr>
       </w:pPr>
-    </w:p>
-    <w:p>
-      <w:pPr>
-        <w:ind w:firstLine="720"/>
-        <w:jc w:val="both"/>
-        <w:rPr>
-          <w:rFonts w:ascii="Arial" w:hAnsi="Arial" w:cs="Arial"/>
-          <w:iCs/>
-          <w:sz w:val="24"/>
-          <w:szCs w:val="24"/>
-        </w:rPr>
-      </w:pPr>
-    </w:p>
-    <w:p>
-      <w:pPr>
-        <w:ind w:firstLine="720"/>
-        <w:jc w:val="both"/>
-        <w:rPr>
-          <w:rFonts w:ascii="Arial" w:hAnsi="Arial" w:cs="Arial"/>
-          <w:iCs/>
-          <w:sz w:val="24"/>
-          <w:szCs w:val="24"/>
-        </w:rPr>
-      </w:pPr>
       <w:r>
         <w:rPr>
           <w:rFonts w:ascii="Arial" w:hAnsi="Arial" w:cs="Arial"/>
@@ -34941,25 +36291,7 @@
           <w:sz w:val="20"/>
           <w:szCs w:val="20"/>
         </w:rPr>
-        <w:t>.</w:t>
-      </w:r>
-      <w:r>
-        <w:rPr>
-          <w:rFonts w:asciiTheme="minorBidi" w:hAnsiTheme="minorBidi"/>
-          <w:color w:val="auto"/>
-          <w:sz w:val="20"/>
-          <w:szCs w:val="20"/>
-        </w:rPr>
-        <w:t>11</w:t>
-      </w:r>
-      <w:r>
-        <w:rPr>
-          <w:rFonts w:asciiTheme="minorBidi" w:hAnsiTheme="minorBidi"/>
-          <w:color w:val="auto"/>
-          <w:sz w:val="20"/>
-          <w:szCs w:val="20"/>
-        </w:rPr>
-        <w:t xml:space="preserve"> Structura procesului de decriptare</w:t>
+        <w:t>.11 Structura procesului de decriptare</w:t>
       </w:r>
     </w:p>
     <w:p/>
@@ -35015,6 +36347,315 @@
         <w:t>FUNDAMENTE FPGA ȘI ARHITECTURA ZYNQ-7000</w:t>
       </w:r>
       <w:bookmarkEnd w:id="27"/>
+    </w:p>
+    <w:p/>
+    <w:p>
+      <w:pPr>
+        <w:pStyle w:val="Heading2"/>
+      </w:pPr>
+      <w:r>
+        <w:t>ARHITECTURA FPGA</w:t>
+      </w:r>
+    </w:p>
+    <w:p/>
+    <w:p>
+      <w:pPr>
+        <w:ind w:firstLine="576"/>
+        <w:jc w:val="both"/>
+        <w:rPr>
+          <w:rFonts w:asciiTheme="minorBidi" w:hAnsiTheme="minorBidi"/>
+          <w:sz w:val="24"/>
+          <w:szCs w:val="24"/>
+        </w:rPr>
+      </w:pPr>
+      <w:r>
+        <w:rPr>
+          <w:rFonts w:asciiTheme="minorBidi" w:hAnsiTheme="minorBidi"/>
+          <w:sz w:val="24"/>
+          <w:szCs w:val="24"/>
+        </w:rPr>
+        <w:t>Dispozitivele FPGA</w:t>
+      </w:r>
+      <w:r>
+        <w:rPr>
+          <w:rFonts w:asciiTheme="minorBidi" w:hAnsiTheme="minorBidi"/>
+          <w:sz w:val="24"/>
+          <w:szCs w:val="24"/>
+        </w:rPr>
+        <w:t xml:space="preserve"> </w:t>
+      </w:r>
+      <w:r>
+        <w:rPr>
+          <w:rFonts w:asciiTheme="minorBidi" w:hAnsiTheme="minorBidi"/>
+          <w:sz w:val="24"/>
+          <w:szCs w:val="24"/>
+        </w:rPr>
+        <w:t>sunt circuite digitale reconfigurabile a căror funcționalitate poate fi stabilită după fabricație. Structura internă a acestora este compusă din resurse logice programabile, elemente de memorare și rețele de interconectare configurabile. Aceste resurse sunt organizate în blocuri logice configurabile (</w:t>
+      </w:r>
+      <w:proofErr w:type="spellStart"/>
+      <w:r>
+        <w:rPr>
+          <w:rFonts w:asciiTheme="minorBidi" w:hAnsiTheme="minorBidi"/>
+          <w:i/>
+          <w:iCs/>
+          <w:sz w:val="24"/>
+          <w:szCs w:val="24"/>
+        </w:rPr>
+        <w:t>Configurable</w:t>
+      </w:r>
+      <w:proofErr w:type="spellEnd"/>
+      <w:r>
+        <w:rPr>
+          <w:rFonts w:asciiTheme="minorBidi" w:hAnsiTheme="minorBidi"/>
+          <w:i/>
+          <w:iCs/>
+          <w:sz w:val="24"/>
+          <w:szCs w:val="24"/>
+        </w:rPr>
+        <w:t xml:space="preserve"> Logic </w:t>
+      </w:r>
+      <w:proofErr w:type="spellStart"/>
+      <w:r>
+        <w:rPr>
+          <w:rFonts w:asciiTheme="minorBidi" w:hAnsiTheme="minorBidi"/>
+          <w:i/>
+          <w:iCs/>
+          <w:sz w:val="24"/>
+          <w:szCs w:val="24"/>
+        </w:rPr>
+        <w:t>Blocks</w:t>
+      </w:r>
+      <w:proofErr w:type="spellEnd"/>
+      <w:r>
+        <w:rPr>
+          <w:rFonts w:asciiTheme="minorBidi" w:hAnsiTheme="minorBidi"/>
+          <w:sz w:val="24"/>
+          <w:szCs w:val="24"/>
+        </w:rPr>
+        <w:t xml:space="preserve"> — CLB)</w:t>
+      </w:r>
+      <w:r>
+        <w:rPr>
+          <w:rFonts w:asciiTheme="minorBidi" w:hAnsiTheme="minorBidi"/>
+          <w:sz w:val="24"/>
+          <w:szCs w:val="24"/>
+        </w:rPr>
+        <w:t xml:space="preserve"> [10]</w:t>
+      </w:r>
+      <w:r>
+        <w:rPr>
+          <w:rFonts w:asciiTheme="minorBidi" w:hAnsiTheme="minorBidi"/>
+          <w:sz w:val="24"/>
+          <w:szCs w:val="24"/>
+        </w:rPr>
+        <w:t>.</w:t>
+      </w:r>
+    </w:p>
+    <w:p>
+      <w:pPr>
+        <w:ind w:firstLine="576"/>
+        <w:jc w:val="both"/>
+        <w:rPr>
+          <w:rFonts w:asciiTheme="minorBidi" w:hAnsiTheme="minorBidi"/>
+          <w:sz w:val="24"/>
+          <w:szCs w:val="24"/>
+        </w:rPr>
+      </w:pPr>
+      <w:r>
+        <w:rPr>
+          <w:rFonts w:asciiTheme="minorBidi" w:hAnsiTheme="minorBidi"/>
+          <w:sz w:val="24"/>
+          <w:szCs w:val="24"/>
+        </w:rPr>
+        <w:t xml:space="preserve">În cadrul </w:t>
+      </w:r>
+      <w:r>
+        <w:rPr>
+          <w:rFonts w:asciiTheme="minorBidi" w:hAnsiTheme="minorBidi"/>
+          <w:sz w:val="24"/>
+          <w:szCs w:val="24"/>
+        </w:rPr>
+        <w:t xml:space="preserve">logicii programabile a </w:t>
+      </w:r>
+      <w:r>
+        <w:rPr>
+          <w:rFonts w:asciiTheme="minorBidi" w:hAnsiTheme="minorBidi"/>
+          <w:sz w:val="24"/>
+          <w:szCs w:val="24"/>
+        </w:rPr>
+        <w:t>dispozitivelor</w:t>
+      </w:r>
+      <w:r>
+        <w:rPr>
+          <w:rFonts w:asciiTheme="minorBidi" w:hAnsiTheme="minorBidi"/>
+          <w:sz w:val="24"/>
+          <w:szCs w:val="24"/>
+        </w:rPr>
+        <w:t xml:space="preserve"> </w:t>
+      </w:r>
+      <w:r>
+        <w:rPr>
+          <w:rFonts w:asciiTheme="minorBidi" w:hAnsiTheme="minorBidi"/>
+          <w:i/>
+          <w:iCs/>
+          <w:sz w:val="24"/>
+          <w:szCs w:val="24"/>
+        </w:rPr>
+        <w:t>ZYNQ-7000</w:t>
+      </w:r>
+      <w:r>
+        <w:rPr>
+          <w:rFonts w:asciiTheme="minorBidi" w:hAnsiTheme="minorBidi"/>
+          <w:sz w:val="24"/>
+          <w:szCs w:val="24"/>
+        </w:rPr>
+        <w:t xml:space="preserve">, blocurile logice configurabile reprezintă principalele resurse utilizate pentru implementarea circuitelor </w:t>
+      </w:r>
+      <w:proofErr w:type="spellStart"/>
+      <w:r>
+        <w:rPr>
+          <w:rFonts w:asciiTheme="minorBidi" w:hAnsiTheme="minorBidi"/>
+          <w:sz w:val="24"/>
+          <w:szCs w:val="24"/>
+        </w:rPr>
+        <w:t>combinaționale</w:t>
+      </w:r>
+      <w:proofErr w:type="spellEnd"/>
+      <w:r>
+        <w:rPr>
+          <w:rFonts w:asciiTheme="minorBidi" w:hAnsiTheme="minorBidi"/>
+          <w:sz w:val="24"/>
+          <w:szCs w:val="24"/>
+        </w:rPr>
+        <w:t xml:space="preserve"> și secvențiale, acestea fiind alcătuite din LUT-uri, elemente de memorare și logică dedicată operațiilor aritmetice</w:t>
+      </w:r>
+      <w:r>
+        <w:rPr>
+          <w:rFonts w:asciiTheme="minorBidi" w:hAnsiTheme="minorBidi"/>
+          <w:sz w:val="24"/>
+          <w:szCs w:val="24"/>
+        </w:rPr>
+        <w:t xml:space="preserve"> </w:t>
+      </w:r>
+      <w:r>
+        <w:rPr>
+          <w:rFonts w:asciiTheme="minorBidi" w:hAnsiTheme="minorBidi"/>
+          <w:sz w:val="24"/>
+          <w:szCs w:val="24"/>
+          <w:lang w:val="en-US"/>
+        </w:rPr>
+        <w:t>[11]</w:t>
+      </w:r>
+      <w:r>
+        <w:rPr>
+          <w:rFonts w:asciiTheme="minorBidi" w:hAnsiTheme="minorBidi"/>
+          <w:sz w:val="24"/>
+          <w:szCs w:val="24"/>
+        </w:rPr>
+        <w:t>.</w:t>
+      </w:r>
+    </w:p>
+    <w:p>
+      <w:pPr>
+        <w:ind w:firstLine="576"/>
+        <w:jc w:val="both"/>
+        <w:rPr>
+          <w:rFonts w:asciiTheme="minorBidi" w:hAnsiTheme="minorBidi"/>
+          <w:sz w:val="24"/>
+          <w:szCs w:val="24"/>
+        </w:rPr>
+      </w:pPr>
+      <w:r>
+        <w:rPr>
+          <w:rFonts w:asciiTheme="minorBidi" w:hAnsiTheme="minorBidi"/>
+          <w:sz w:val="24"/>
+          <w:szCs w:val="24"/>
+        </w:rPr>
+        <w:t>R</w:t>
+      </w:r>
+      <w:r>
+        <w:rPr>
+          <w:rFonts w:asciiTheme="minorBidi" w:hAnsiTheme="minorBidi"/>
+          <w:sz w:val="24"/>
+          <w:szCs w:val="24"/>
+        </w:rPr>
+        <w:t>ețeaua de interconectare programabilă are rolul de a realiza conexiunile dintre resursele logice ale dispozitivului FPGA</w:t>
+      </w:r>
+      <w:r>
+        <w:rPr>
+          <w:rFonts w:asciiTheme="minorBidi" w:hAnsiTheme="minorBidi"/>
+          <w:sz w:val="24"/>
+          <w:szCs w:val="24"/>
+        </w:rPr>
+        <w:t xml:space="preserve">. </w:t>
+      </w:r>
+      <w:r>
+        <w:rPr>
+          <w:rFonts w:asciiTheme="minorBidi" w:hAnsiTheme="minorBidi"/>
+          <w:sz w:val="24"/>
+          <w:szCs w:val="24"/>
+        </w:rPr>
+        <w:t>Configurația acestor trasee este stabilită</w:t>
+      </w:r>
+      <w:r>
+        <w:rPr>
+          <w:rFonts w:asciiTheme="minorBidi" w:hAnsiTheme="minorBidi"/>
+          <w:sz w:val="24"/>
+          <w:szCs w:val="24"/>
+        </w:rPr>
+        <w:t>, adesea în mod automa</w:t>
+      </w:r>
+      <w:r>
+        <w:rPr>
+          <w:rFonts w:asciiTheme="minorBidi" w:hAnsiTheme="minorBidi"/>
+          <w:sz w:val="24"/>
+          <w:szCs w:val="24"/>
+        </w:rPr>
+        <w:t>t,</w:t>
+      </w:r>
+      <w:r>
+        <w:rPr>
+          <w:rFonts w:asciiTheme="minorBidi" w:hAnsiTheme="minorBidi"/>
+          <w:sz w:val="24"/>
+          <w:szCs w:val="24"/>
+        </w:rPr>
+        <w:t xml:space="preserve"> în etapa de implementare</w:t>
+      </w:r>
+      <w:r>
+        <w:rPr>
+          <w:rFonts w:asciiTheme="minorBidi" w:hAnsiTheme="minorBidi"/>
+          <w:sz w:val="24"/>
+          <w:szCs w:val="24"/>
+        </w:rPr>
+        <w:t xml:space="preserve"> a procesului de dezvoltare</w:t>
+      </w:r>
+      <w:r>
+        <w:rPr>
+          <w:rFonts w:asciiTheme="minorBidi" w:hAnsiTheme="minorBidi"/>
+          <w:sz w:val="24"/>
+          <w:szCs w:val="24"/>
+        </w:rPr>
+        <w:t>.</w:t>
+      </w:r>
+    </w:p>
+    <w:p>
+      <w:pPr>
+        <w:ind w:firstLine="576"/>
+        <w:jc w:val="both"/>
+        <w:rPr>
+          <w:rFonts w:asciiTheme="minorBidi" w:hAnsiTheme="minorBidi"/>
+          <w:sz w:val="24"/>
+          <w:szCs w:val="24"/>
+        </w:rPr>
+      </w:pPr>
+      <w:r>
+        <w:rPr>
+          <w:rFonts w:asciiTheme="minorBidi" w:hAnsiTheme="minorBidi"/>
+          <w:sz w:val="24"/>
+          <w:szCs w:val="24"/>
+        </w:rPr>
+        <w:t xml:space="preserve">Circuitele fizice prezintă o latență de propagare. Din această cauză, circuitul dezvoltat trebuie să fie proiectat ținând cont de metricile dispozitivului utilizat. </w:t>
+      </w:r>
     </w:p>
     <w:sectPr>
       <w:headerReference w:type="default" r:id="rId38"/>
@@ -35364,6 +37005,7 @@
         </wp:anchor>
       </w:drawing>
     </w:r>
+    <w:proofErr w:type="spellStart"/>
     <w:r>
       <w:rPr>
         <w:rFonts w:ascii="Arial" w:hAnsi="Arial" w:cs="Arial"/>
@@ -35371,7 +37013,27 @@
         <w:szCs w:val="24"/>
         <w:lang w:val="en-US"/>
       </w:rPr>
-      <w:t>Securitatea Infoma</w:t>
+      <w:t>Securitatea</w:t>
+    </w:r>
+    <w:proofErr w:type="spellEnd"/>
+    <w:r>
+      <w:rPr>
+        <w:rFonts w:ascii="Arial" w:hAnsi="Arial" w:cs="Arial"/>
+        <w:sz w:val="24"/>
+        <w:szCs w:val="24"/>
+        <w:lang w:val="en-US"/>
+      </w:rPr>
+      <w:t xml:space="preserve"> </w:t>
+    </w:r>
+    <w:proofErr w:type="spellStart"/>
+    <w:r>
+      <w:rPr>
+        <w:rFonts w:ascii="Arial" w:hAnsi="Arial" w:cs="Arial"/>
+        <w:sz w:val="24"/>
+        <w:szCs w:val="24"/>
+        <w:lang w:val="en-US"/>
+      </w:rPr>
+      <w:t>Infoma</w:t>
     </w:r>
     <w:r>
       <w:rPr>
@@ -35379,7 +37041,16 @@
         <w:sz w:val="24"/>
         <w:szCs w:val="24"/>
       </w:rPr>
-      <w:t>țiilor și a Sistemelor Cibernetice</w:t>
+      <w:t>țiilor</w:t>
+    </w:r>
+    <w:proofErr w:type="spellEnd"/>
+    <w:r>
+      <w:rPr>
+        <w:rFonts w:ascii="Arial" w:hAnsi="Arial" w:cs="Arial"/>
+        <w:sz w:val="24"/>
+        <w:szCs w:val="24"/>
+      </w:rPr>
+      <w:t xml:space="preserve"> și a Sistemelor Cibernetice</w:t>
     </w:r>
     <w:r>
       <w:rPr>
@@ -38043,10 +39714,10 @@
   <w:rsids>
     <w:rsidRoot w:val="00F924A7"/>
     <w:rsid w:val="001D3BF4"/>
+    <w:rsid w:val="003E4705"/>
     <w:rsid w:val="0072317D"/>
     <w:rsid w:val="007B47C5"/>
     <w:rsid w:val="00844611"/>
-    <w:rsid w:val="00BC5F7F"/>
     <w:rsid w:val="00CE3EC1"/>
     <w:rsid w:val="00EF4327"/>
     <w:rsid w:val="00F924A7"/>

--- a/Paper/BDA_AES.docx
+++ b/Paper/BDA_AES.docx
@@ -36154,21 +36154,28 @@
     </w:p>
     <w:p>
       <w:pPr>
-        <w:keepNext/>
+        <w:pStyle w:val="Caption"/>
         <w:jc w:val="center"/>
-      </w:pPr>
-      <w:r>
-        <w:rPr>
-          <w:rFonts w:ascii="Arial" w:hAnsi="Arial" w:cs="Arial"/>
+        <w:rPr>
+          <w:rFonts w:asciiTheme="minorBidi" w:hAnsiTheme="minorBidi"/>
+          <w:color w:val="auto"/>
+          <w:sz w:val="20"/>
+          <w:szCs w:val="20"/>
+        </w:rPr>
+      </w:pPr>
+      <w:r>
+        <w:rPr>
+          <w:rFonts w:asciiTheme="minorBidi" w:hAnsiTheme="minorBidi"/>
           <w:noProof/>
-          <w:sz w:val="24"/>
-          <w:szCs w:val="24"/>
+          <w:color w:val="auto"/>
+          <w:sz w:val="20"/>
+          <w:szCs w:val="20"/>
         </w:rPr>
         <w:drawing>
-          <wp:inline distT="0" distB="0" distL="0" distR="0" wp14:anchorId="0D20F392" wp14:editId="27E9A021">
-            <wp:extent cx="5468466" cy="2183642"/>
+          <wp:inline distT="0" distB="0" distL="0" distR="0" wp14:anchorId="25D65C6D" wp14:editId="300F2173">
+            <wp:extent cx="6120765" cy="2444115"/>
             <wp:effectExtent l="0" t="0" r="0" b="0"/>
-            <wp:docPr id="145672118" name="Graphic 3"/>
+            <wp:docPr id="1612713802" name="Graphic 5"/>
             <wp:cNvGraphicFramePr>
               <a:graphicFrameLocks xmlns:a="http://schemas.openxmlformats.org/drawingml/2006/main" noChangeAspect="1"/>
             </wp:cNvGraphicFramePr>
@@ -36176,7 +36183,7 @@
               <a:graphicData uri="http://schemas.openxmlformats.org/drawingml/2006/picture">
                 <pic:pic xmlns:pic="http://schemas.openxmlformats.org/drawingml/2006/picture">
                   <pic:nvPicPr>
-                    <pic:cNvPr id="145672118" name="Graphic 145672118"/>
+                    <pic:cNvPr id="1612713802" name="Graphic 1612713802"/>
                     <pic:cNvPicPr/>
                   </pic:nvPicPr>
                   <pic:blipFill>
@@ -36194,7 +36201,7 @@
                   <pic:spPr>
                     <a:xfrm>
                       <a:off x="0" y="0"/>
-                      <a:ext cx="5472546" cy="2185271"/>
+                      <a:ext cx="6120765" cy="2444115"/>
                     </a:xfrm>
                     <a:prstGeom prst="rect">
                       <a:avLst/>
@@ -36206,18 +36213,6 @@
           </wp:inline>
         </w:drawing>
       </w:r>
-    </w:p>
-    <w:p>
-      <w:pPr>
-        <w:pStyle w:val="Caption"/>
-        <w:jc w:val="center"/>
-        <w:rPr>
-          <w:rFonts w:asciiTheme="minorBidi" w:hAnsiTheme="minorBidi"/>
-          <w:color w:val="auto"/>
-          <w:sz w:val="20"/>
-          <w:szCs w:val="20"/>
-        </w:rPr>
-      </w:pPr>
       <w:r>
         <w:rPr>
           <w:rFonts w:asciiTheme="minorBidi" w:hAnsiTheme="minorBidi"/>
@@ -39714,11 +39709,11 @@
   <w:rsids>
     <w:rsidRoot w:val="00F924A7"/>
     <w:rsid w:val="001D3BF4"/>
-    <w:rsid w:val="003E4705"/>
     <w:rsid w:val="0072317D"/>
     <w:rsid w:val="007B47C5"/>
     <w:rsid w:val="00844611"/>
     <w:rsid w:val="00CE3EC1"/>
+    <w:rsid w:val="00D13585"/>
     <w:rsid w:val="00EF4327"/>
     <w:rsid w:val="00F924A7"/>
   </w:rsids>

--- a/Paper/BDA_AES.docx
+++ b/Paper/BDA_AES.docx
@@ -24981,16 +24981,6 @@
         <w:jc w:val="both"/>
         <w:rPr>
           <w:rFonts w:ascii="Arial" w:hAnsi="Arial" w:cs="Arial"/>
-          <w:sz w:val="24"/>
-          <w:szCs w:val="24"/>
-        </w:rPr>
-      </w:pPr>
-    </w:p>
-    <w:p>
-      <w:pPr>
-        <w:jc w:val="both"/>
-        <w:rPr>
-          <w:rFonts w:ascii="Arial" w:hAnsi="Arial" w:cs="Arial"/>
           <w:iCs/>
           <w:sz w:val="24"/>
           <w:szCs w:val="24"/>
@@ -25926,6 +25916,18 @@
     </w:p>
     <w:p>
       <w:pPr>
+        <w:ind w:firstLine="720"/>
+        <w:jc w:val="both"/>
+        <w:rPr>
+          <w:rFonts w:ascii="Arial" w:hAnsi="Arial" w:cs="Arial"/>
+          <w:iCs/>
+          <w:sz w:val="24"/>
+          <w:szCs w:val="24"/>
+        </w:rPr>
+      </w:pPr>
+    </w:p>
+    <w:p>
+      <w:pPr>
         <w:jc w:val="both"/>
         <w:rPr>
           <w:rFonts w:ascii="Arial" w:hAnsi="Arial" w:cs="Arial"/>
@@ -26207,15 +26209,6 @@
           <w:rFonts w:ascii="Arial" w:hAnsi="Arial" w:cs="Arial"/>
         </w:rPr>
       </w:pPr>
-    </w:p>
-    <w:p>
-      <w:pPr>
-        <w:ind w:firstLine="720"/>
-        <w:jc w:val="both"/>
-        <w:rPr>
-          <w:rFonts w:ascii="Arial" w:hAnsi="Arial" w:cs="Arial"/>
-        </w:rPr>
-      </w:pPr>
       <w:r>
         <w:rPr>
           <w:rFonts w:ascii="Arial" w:hAnsi="Arial" w:cs="Arial"/>
@@ -26398,14 +26391,6 @@
     </w:p>
     <w:p>
       <w:pPr>
-        <w:ind w:firstLine="720"/>
-        <w:rPr>
-          <w:rFonts w:ascii="Arial" w:hAnsi="Arial" w:cs="Arial"/>
-        </w:rPr>
-      </w:pPr>
-    </w:p>
-    <w:p>
-      <w:pPr>
         <w:keepNext/>
         <w:jc w:val="center"/>
         <w:rPr>
@@ -26421,9 +26406,9 @@
           <w:szCs w:val="24"/>
         </w:rPr>
         <w:drawing>
-          <wp:inline distT="0" distB="0" distL="0" distR="0" wp14:anchorId="0123C0B5" wp14:editId="6A93C60C">
-            <wp:extent cx="5111489" cy="2990850"/>
-            <wp:effectExtent l="0" t="0" r="0" b="0"/>
+          <wp:inline distT="0" distB="0" distL="0" distR="0" wp14:anchorId="0123C0B5" wp14:editId="37EB3F00">
+            <wp:extent cx="5276812" cy="3087584"/>
+            <wp:effectExtent l="0" t="0" r="635" b="0"/>
             <wp:docPr id="599341944" name="Graphic 1"/>
             <wp:cNvGraphicFramePr>
               <a:graphicFrameLocks xmlns:a="http://schemas.openxmlformats.org/drawingml/2006/main" noChangeAspect="1"/>
@@ -26450,7 +26435,7 @@
                   <pic:spPr>
                     <a:xfrm>
                       <a:off x="0" y="0"/>
-                      <a:ext cx="5111489" cy="2990850"/>
+                      <a:ext cx="5281060" cy="3090070"/>
                     </a:xfrm>
                     <a:prstGeom prst="rect">
                       <a:avLst/>
@@ -26545,6 +26530,17 @@
       <w:pPr>
         <w:rPr>
           <w:rFonts w:ascii="Arial" w:hAnsi="Arial" w:cs="Arial"/>
+        </w:rPr>
+      </w:pPr>
+    </w:p>
+    <w:p>
+      <w:pPr>
+        <w:ind w:firstLine="720"/>
+        <w:jc w:val="both"/>
+        <w:rPr>
+          <w:rFonts w:ascii="Arial" w:hAnsi="Arial" w:cs="Arial"/>
+          <w:sz w:val="24"/>
+          <w:szCs w:val="24"/>
         </w:rPr>
       </w:pPr>
     </w:p>
@@ -26775,16 +26771,6 @@
         </w:rPr>
         <w:t xml:space="preserve"> este calculat </w:t>
       </w:r>
-    </w:p>
-    <w:p>
-      <w:pPr>
-        <w:jc w:val="both"/>
-        <w:rPr>
-          <w:rFonts w:ascii="Arial" w:hAnsi="Arial" w:cs="Arial"/>
-          <w:sz w:val="24"/>
-          <w:szCs w:val="24"/>
-        </w:rPr>
-      </w:pPr>
     </w:p>
     <w:p>
       <w:pPr>
@@ -27301,8 +27287,8 @@
           <w:noProof/>
         </w:rPr>
         <w:drawing>
-          <wp:inline distT="0" distB="0" distL="0" distR="0" wp14:anchorId="01590176" wp14:editId="5D464322">
-            <wp:extent cx="1698172" cy="3184072"/>
+          <wp:inline distT="0" distB="0" distL="0" distR="0" wp14:anchorId="01590176" wp14:editId="37D6FAF8">
+            <wp:extent cx="1757548" cy="3295402"/>
             <wp:effectExtent l="0" t="0" r="0" b="0"/>
             <wp:docPr id="753383604" name="Graphic 1"/>
             <wp:cNvGraphicFramePr>
@@ -27330,7 +27316,7 @@
                   <pic:spPr>
                     <a:xfrm>
                       <a:off x="0" y="0"/>
-                      <a:ext cx="1708520" cy="3203475"/>
+                      <a:ext cx="1768953" cy="3316787"/>
                     </a:xfrm>
                     <a:prstGeom prst="rect">
                       <a:avLst/>
@@ -27458,6 +27444,7 @@
         <w:tab/>
       </w:r>
     </w:p>
+    <w:p/>
     <w:p/>
     <w:p>
       <w:pPr>
@@ -27782,17 +27769,6 @@
     </w:p>
     <w:p>
       <w:pPr>
-        <w:jc w:val="both"/>
-        <w:rPr>
-          <w:rFonts w:ascii="Arial" w:hAnsi="Arial" w:cs="Arial"/>
-          <w:iCs/>
-          <w:sz w:val="24"/>
-          <w:szCs w:val="24"/>
-        </w:rPr>
-      </w:pPr>
-    </w:p>
-    <w:p>
-      <w:pPr>
         <w:pStyle w:val="Caption"/>
         <w:keepNext/>
         <w:jc w:val="center"/>
@@ -35294,6 +35270,17 @@
         </w:tc>
       </w:tr>
     </w:tbl>
+    <w:p>
+      <w:pPr>
+        <w:jc w:val="both"/>
+        <w:rPr>
+          <w:rFonts w:ascii="Arial" w:hAnsi="Arial" w:cs="Arial"/>
+          <w:iCs/>
+          <w:sz w:val="24"/>
+          <w:szCs w:val="24"/>
+        </w:rPr>
+      </w:pPr>
+    </w:p>
     <w:p>
       <w:pPr>
         <w:jc w:val="both"/>
@@ -36289,7 +36276,6 @@
         <w:t>.11 Structura procesului de decriptare</w:t>
       </w:r>
     </w:p>
-    <w:p/>
     <w:p>
       <w:pPr>
         <w:ind w:firstLine="720"/>
@@ -36327,11 +36313,8 @@
     <w:p/>
     <w:p/>
     <w:p/>
-    <w:p>
-      <w:r>
-        <w:t>\</w:t>
-      </w:r>
-    </w:p>
+    <w:p/>
+    <w:p/>
     <w:p/>
     <w:p>
       <w:pPr>
@@ -39708,12 +39691,12 @@
   </w:compat>
   <w:rsids>
     <w:rsidRoot w:val="00F924A7"/>
+    <w:rsid w:val="00192327"/>
     <w:rsid w:val="001D3BF4"/>
     <w:rsid w:val="0072317D"/>
     <w:rsid w:val="007B47C5"/>
     <w:rsid w:val="00844611"/>
     <w:rsid w:val="00CE3EC1"/>
-    <w:rsid w:val="00D13585"/>
     <w:rsid w:val="00EF4327"/>
     <w:rsid w:val="00F924A7"/>
   </w:rsids>

--- a/Paper/BDA_AES.docx
+++ b/Paper/BDA_AES.docx
@@ -27170,23 +27170,7 @@
           <w:sz w:val="24"/>
           <w:szCs w:val="24"/>
         </w:rPr>
-        <w:t>algoritmului. Prima cheie de rundă este reprezentată</w:t>
-      </w:r>
-      <w:r>
-        <w:rPr>
-          <w:rFonts w:ascii="Arial" w:hAnsi="Arial" w:cs="Arial"/>
-          <w:sz w:val="24"/>
-          <w:szCs w:val="24"/>
-        </w:rPr>
-        <w:t xml:space="preserve"> </w:t>
-      </w:r>
-      <w:r>
-        <w:rPr>
-          <w:rFonts w:ascii="Arial" w:hAnsi="Arial" w:cs="Arial"/>
-          <w:sz w:val="24"/>
-          <w:szCs w:val="24"/>
-        </w:rPr>
-        <w:t>de cheia inițială, iar următoarele zece sunt obținute recursiv prin aplicarea operațiilor descrise anterior.</w:t>
+        <w:t>algoritmului. Prima cheie de rundă este reprezentată de cheia inițială, iar următoarele zece sunt obținute recursiv prin aplicarea operațiilor descrise anterior.</w:t>
       </w:r>
     </w:p>
     <w:p>
@@ -36352,23 +36336,7 @@
           <w:sz w:val="24"/>
           <w:szCs w:val="24"/>
         </w:rPr>
-        <w:t>Dispozitivele FPGA</w:t>
-      </w:r>
-      <w:r>
-        <w:rPr>
-          <w:rFonts w:asciiTheme="minorBidi" w:hAnsiTheme="minorBidi"/>
-          <w:sz w:val="24"/>
-          <w:szCs w:val="24"/>
-        </w:rPr>
-        <w:t xml:space="preserve"> </w:t>
-      </w:r>
-      <w:r>
-        <w:rPr>
-          <w:rFonts w:asciiTheme="minorBidi" w:hAnsiTheme="minorBidi"/>
-          <w:sz w:val="24"/>
-          <w:szCs w:val="24"/>
-        </w:rPr>
-        <w:t>sunt circuite digitale reconfigurabile a căror funcționalitate poate fi stabilită după fabricație. Structura internă a acestora este compusă din resurse logice programabile, elemente de memorare și rețele de interconectare configurabile. Aceste resurse sunt organizate în blocuri logice configurabile (</w:t>
+        <w:t xml:space="preserve">Dispozitivele FPGA sunt circuite digitale reconfigurabile a căror funcționalitate poate fi definită după fabricație. Structura internă a acestora este alcătuită din resurse logice programabile, elemente de memorare și rețele de interconectare configurabile. Aceste resurse sunt organizate în </w:t>
       </w:r>
       <w:proofErr w:type="spellStart"/>
       <w:r>
@@ -36379,9 +36347,25 @@
           <w:sz w:val="24"/>
           <w:szCs w:val="24"/>
         </w:rPr>
-        <w:t>Configurable</w:t>
+        <w:t>slice</w:t>
       </w:r>
       <w:proofErr w:type="spellEnd"/>
+      <w:r>
+        <w:rPr>
+          <w:rFonts w:asciiTheme="minorBidi" w:hAnsiTheme="minorBidi"/>
+          <w:sz w:val="24"/>
+          <w:szCs w:val="24"/>
+        </w:rPr>
+        <w:t>-uri, care formează blocurile logice configurabile</w:t>
+      </w:r>
+      <w:r>
+        <w:rPr>
+          <w:rFonts w:asciiTheme="minorBidi" w:hAnsiTheme="minorBidi"/>
+          <w:sz w:val="24"/>
+          <w:szCs w:val="24"/>
+        </w:rPr>
+        <w:t xml:space="preserve"> (</w:t>
+      </w:r>
       <w:r>
         <w:rPr>
           <w:rFonts w:asciiTheme="minorBidi" w:hAnsiTheme="minorBidi"/>
@@ -36390,9 +36374,43 @@
           <w:sz w:val="24"/>
           <w:szCs w:val="24"/>
         </w:rPr>
-        <w:t xml:space="preserve"> Logic </w:t>
-      </w:r>
-      <w:proofErr w:type="spellStart"/>
+        <w:t>CLB</w:t>
+      </w:r>
+      <w:r>
+        <w:rPr>
+          <w:rFonts w:asciiTheme="minorBidi" w:hAnsiTheme="minorBidi"/>
+          <w:sz w:val="24"/>
+          <w:szCs w:val="24"/>
+        </w:rPr>
+        <w:t>)</w:t>
+      </w:r>
+      <w:r>
+        <w:rPr>
+          <w:rFonts w:asciiTheme="minorBidi" w:hAnsiTheme="minorBidi"/>
+          <w:sz w:val="24"/>
+          <w:szCs w:val="24"/>
+        </w:rPr>
+        <w:t xml:space="preserve"> ale dispozitivului [10].</w:t>
+      </w:r>
+    </w:p>
+    <w:p>
+      <w:pPr>
+        <w:ind w:firstLine="576"/>
+        <w:jc w:val="both"/>
+        <w:rPr>
+          <w:rFonts w:asciiTheme="minorBidi" w:hAnsiTheme="minorBidi"/>
+          <w:sz w:val="24"/>
+          <w:szCs w:val="24"/>
+        </w:rPr>
+      </w:pPr>
+      <w:r>
+        <w:rPr>
+          <w:rFonts w:asciiTheme="minorBidi" w:hAnsiTheme="minorBidi"/>
+          <w:sz w:val="24"/>
+          <w:szCs w:val="24"/>
+        </w:rPr>
+        <w:t xml:space="preserve">În cadrul logicii programabile a dispozitivelor </w:t>
+      </w:r>
       <w:r>
         <w:rPr>
           <w:rFonts w:asciiTheme="minorBidi" w:hAnsiTheme="minorBidi"/>
@@ -36401,7 +36419,24 @@
           <w:sz w:val="24"/>
           <w:szCs w:val="24"/>
         </w:rPr>
-        <w:t>Blocks</w:t>
+        <w:t>Zynq-7000</w:t>
+      </w:r>
+      <w:r>
+        <w:rPr>
+          <w:rFonts w:asciiTheme="minorBidi" w:hAnsiTheme="minorBidi"/>
+          <w:sz w:val="24"/>
+          <w:szCs w:val="24"/>
+        </w:rPr>
+        <w:t xml:space="preserve">, blocurile logice configurabile constituie principalele resurse utilizate pentru implementarea circuitelor </w:t>
+      </w:r>
+      <w:proofErr w:type="spellStart"/>
+      <w:r>
+        <w:rPr>
+          <w:rFonts w:asciiTheme="minorBidi" w:hAnsiTheme="minorBidi"/>
+          <w:sz w:val="24"/>
+          <w:szCs w:val="24"/>
+        </w:rPr>
+        <w:t>combinaționale</w:t>
       </w:r>
       <w:proofErr w:type="spellEnd"/>
       <w:r>
@@ -36410,23 +36445,7 @@
           <w:sz w:val="24"/>
           <w:szCs w:val="24"/>
         </w:rPr>
-        <w:t xml:space="preserve"> — CLB)</w:t>
-      </w:r>
-      <w:r>
-        <w:rPr>
-          <w:rFonts w:asciiTheme="minorBidi" w:hAnsiTheme="minorBidi"/>
-          <w:sz w:val="24"/>
-          <w:szCs w:val="24"/>
-        </w:rPr>
-        <w:t xml:space="preserve"> [10]</w:t>
-      </w:r>
-      <w:r>
-        <w:rPr>
-          <w:rFonts w:asciiTheme="minorBidi" w:hAnsiTheme="minorBidi"/>
-          <w:sz w:val="24"/>
-          <w:szCs w:val="24"/>
-        </w:rPr>
-        <w:t>.</w:t>
+        <w:t xml:space="preserve"> și secvențiale. Acestea integrează LUT-uri, elemente de memorare și logică dedicată operațiilor aritmetice [11].</w:t>
       </w:r>
     </w:p>
     <w:p>
@@ -36445,92 +36464,7 @@
           <w:sz w:val="24"/>
           <w:szCs w:val="24"/>
         </w:rPr>
-        <w:t xml:space="preserve">În cadrul </w:t>
-      </w:r>
-      <w:r>
-        <w:rPr>
-          <w:rFonts w:asciiTheme="minorBidi" w:hAnsiTheme="minorBidi"/>
-          <w:sz w:val="24"/>
-          <w:szCs w:val="24"/>
-        </w:rPr>
-        <w:t xml:space="preserve">logicii programabile a </w:t>
-      </w:r>
-      <w:r>
-        <w:rPr>
-          <w:rFonts w:asciiTheme="minorBidi" w:hAnsiTheme="minorBidi"/>
-          <w:sz w:val="24"/>
-          <w:szCs w:val="24"/>
-        </w:rPr>
-        <w:t>dispozitivelor</w:t>
-      </w:r>
-      <w:r>
-        <w:rPr>
-          <w:rFonts w:asciiTheme="minorBidi" w:hAnsiTheme="minorBidi"/>
-          <w:sz w:val="24"/>
-          <w:szCs w:val="24"/>
-        </w:rPr>
-        <w:t xml:space="preserve"> </w:t>
-      </w:r>
-      <w:r>
-        <w:rPr>
-          <w:rFonts w:asciiTheme="minorBidi" w:hAnsiTheme="minorBidi"/>
-          <w:i/>
-          <w:iCs/>
-          <w:sz w:val="24"/>
-          <w:szCs w:val="24"/>
-        </w:rPr>
-        <w:t>ZYNQ-7000</w:t>
-      </w:r>
-      <w:r>
-        <w:rPr>
-          <w:rFonts w:asciiTheme="minorBidi" w:hAnsiTheme="minorBidi"/>
-          <w:sz w:val="24"/>
-          <w:szCs w:val="24"/>
-        </w:rPr>
-        <w:t xml:space="preserve">, blocurile logice configurabile reprezintă principalele resurse utilizate pentru implementarea circuitelor </w:t>
-      </w:r>
-      <w:proofErr w:type="spellStart"/>
-      <w:r>
-        <w:rPr>
-          <w:rFonts w:asciiTheme="minorBidi" w:hAnsiTheme="minorBidi"/>
-          <w:sz w:val="24"/>
-          <w:szCs w:val="24"/>
-        </w:rPr>
-        <w:t>combinaționale</w:t>
-      </w:r>
-      <w:proofErr w:type="spellEnd"/>
-      <w:r>
-        <w:rPr>
-          <w:rFonts w:asciiTheme="minorBidi" w:hAnsiTheme="minorBidi"/>
-          <w:sz w:val="24"/>
-          <w:szCs w:val="24"/>
-        </w:rPr>
-        <w:t xml:space="preserve"> și secvențiale, acestea fiind alcătuite din LUT-uri, elemente de memorare și logică dedicată operațiilor aritmetice</w:t>
-      </w:r>
-      <w:r>
-        <w:rPr>
-          <w:rFonts w:asciiTheme="minorBidi" w:hAnsiTheme="minorBidi"/>
-          <w:sz w:val="24"/>
-          <w:szCs w:val="24"/>
-        </w:rPr>
-        <w:t xml:space="preserve"> </w:t>
-      </w:r>
-      <w:r>
-        <w:rPr>
-          <w:rFonts w:asciiTheme="minorBidi" w:hAnsiTheme="minorBidi"/>
-          <w:sz w:val="24"/>
-          <w:szCs w:val="24"/>
-          <w:lang w:val="en-US"/>
-        </w:rPr>
-        <w:t>[11]</w:t>
-      </w:r>
-      <w:r>
-        <w:rPr>
-          <w:rFonts w:asciiTheme="minorBidi" w:hAnsiTheme="minorBidi"/>
-          <w:sz w:val="24"/>
-          <w:szCs w:val="24"/>
-        </w:rPr>
-        <w:t>.</w:t>
+        <w:t>Rețeaua de interconectare programabilă asigură comunicația dintre diferitele resurse interne ale dispozitivului FPGA, prin stabilirea traseelor necesare propagării semnalelor. Configurarea acestor conexiuni este realizată, în mod obișnuit, automat, în etapa de implementare a proiectului.</w:t>
       </w:r>
     </w:p>
     <w:p>
@@ -36549,71 +36483,25 @@
           <w:sz w:val="24"/>
           <w:szCs w:val="24"/>
         </w:rPr>
-        <w:t>R</w:t>
-      </w:r>
+        <w:t xml:space="preserve">Deoarece atât elementele logice, cât și traseele de interconectare introduc întârzieri de propagare, performanța circuitului este influențată nu doar de structura sa logică, ci și de modul în care resursele sunt plasate și </w:t>
+      </w:r>
+      <w:proofErr w:type="spellStart"/>
       <w:r>
         <w:rPr>
           <w:rFonts w:asciiTheme="minorBidi" w:hAnsiTheme="minorBidi"/>
           <w:sz w:val="24"/>
           <w:szCs w:val="24"/>
         </w:rPr>
-        <w:t>ețeaua de interconectare programabilă are rolul de a realiza conexiunile dintre resursele logice ale dispozitivului FPGA</w:t>
-      </w:r>
+        <w:t>rutate</w:t>
+      </w:r>
+      <w:proofErr w:type="spellEnd"/>
       <w:r>
         <w:rPr>
           <w:rFonts w:asciiTheme="minorBidi" w:hAnsiTheme="minorBidi"/>
           <w:sz w:val="24"/>
           <w:szCs w:val="24"/>
         </w:rPr>
-        <w:t xml:space="preserve">. </w:t>
-      </w:r>
-      <w:r>
-        <w:rPr>
-          <w:rFonts w:asciiTheme="minorBidi" w:hAnsiTheme="minorBidi"/>
-          <w:sz w:val="24"/>
-          <w:szCs w:val="24"/>
-        </w:rPr>
-        <w:t>Configurația acestor trasee este stabilită</w:t>
-      </w:r>
-      <w:r>
-        <w:rPr>
-          <w:rFonts w:asciiTheme="minorBidi" w:hAnsiTheme="minorBidi"/>
-          <w:sz w:val="24"/>
-          <w:szCs w:val="24"/>
-        </w:rPr>
-        <w:t>, adesea în mod automa</w:t>
-      </w:r>
-      <w:r>
-        <w:rPr>
-          <w:rFonts w:asciiTheme="minorBidi" w:hAnsiTheme="minorBidi"/>
-          <w:sz w:val="24"/>
-          <w:szCs w:val="24"/>
-        </w:rPr>
-        <w:t>t,</w:t>
-      </w:r>
-      <w:r>
-        <w:rPr>
-          <w:rFonts w:asciiTheme="minorBidi" w:hAnsiTheme="minorBidi"/>
-          <w:sz w:val="24"/>
-          <w:szCs w:val="24"/>
-        </w:rPr>
-        <w:t xml:space="preserve"> în etapa de implementare</w:t>
-      </w:r>
-      <w:r>
-        <w:rPr>
-          <w:rFonts w:asciiTheme="minorBidi" w:hAnsiTheme="minorBidi"/>
-          <w:sz w:val="24"/>
-          <w:szCs w:val="24"/>
-        </w:rPr>
-        <w:t xml:space="preserve"> a procesului de dezvoltare</w:t>
-      </w:r>
-      <w:r>
-        <w:rPr>
-          <w:rFonts w:asciiTheme="minorBidi" w:hAnsiTheme="minorBidi"/>
-          <w:sz w:val="24"/>
-          <w:szCs w:val="24"/>
-        </w:rPr>
-        <w:t>.</w:t>
+        <w:t xml:space="preserve"> în interiorul dispozitivului. Din acest motiv, proiectarea trebuie realizată ținând cont de constrângerile de temporizare și de caracteristicile arhitecturii FPGA utilizate.</w:t>
       </w:r>
     </w:p>
     <w:p>
@@ -36632,14 +36520,287 @@
           <w:sz w:val="24"/>
           <w:szCs w:val="24"/>
         </w:rPr>
-        <w:t xml:space="preserve">Circuitele fizice prezintă o latență de propagare. Din această cauză, circuitul dezvoltat trebuie să fie proiectat ținând cont de metricile dispozitivului utilizat. </w:t>
-      </w:r>
+        <w:t xml:space="preserve">Structura logică simplificată a unui </w:t>
+      </w:r>
+      <w:proofErr w:type="spellStart"/>
+      <w:r>
+        <w:rPr>
+          <w:rFonts w:asciiTheme="minorBidi" w:hAnsiTheme="minorBidi"/>
+          <w:sz w:val="24"/>
+          <w:szCs w:val="24"/>
+        </w:rPr>
+        <w:t>slice</w:t>
+      </w:r>
+      <w:proofErr w:type="spellEnd"/>
+      <w:r>
+        <w:rPr>
+          <w:rFonts w:asciiTheme="minorBidi" w:hAnsiTheme="minorBidi"/>
+          <w:sz w:val="24"/>
+          <w:szCs w:val="24"/>
+        </w:rPr>
+        <w:t xml:space="preserve"> este prezentată în cadrul Figurii 4.1.</w:t>
+      </w:r>
+    </w:p>
+    <w:p>
+      <w:pPr>
+        <w:ind w:firstLine="576"/>
+        <w:jc w:val="both"/>
+        <w:rPr>
+          <w:rFonts w:asciiTheme="minorBidi" w:hAnsiTheme="minorBidi"/>
+          <w:sz w:val="24"/>
+          <w:szCs w:val="24"/>
+        </w:rPr>
+      </w:pPr>
+    </w:p>
+    <w:p>
+      <w:pPr>
+        <w:keepNext/>
+        <w:ind w:firstLine="576"/>
+        <w:jc w:val="center"/>
+      </w:pPr>
+      <w:r>
+        <w:rPr>
+          <w:rFonts w:asciiTheme="minorBidi" w:hAnsiTheme="minorBidi"/>
+          <w:noProof/>
+          <w:sz w:val="24"/>
+          <w:szCs w:val="24"/>
+        </w:rPr>
+        <w:drawing>
+          <wp:inline distT="0" distB="0" distL="0" distR="0" wp14:anchorId="2DDB8575" wp14:editId="71CFB7BF">
+            <wp:extent cx="5131558" cy="1577232"/>
+            <wp:effectExtent l="0" t="0" r="0" b="4445"/>
+            <wp:docPr id="545396808" name="Graphic 2"/>
+            <wp:cNvGraphicFramePr>
+              <a:graphicFrameLocks xmlns:a="http://schemas.openxmlformats.org/drawingml/2006/main" noChangeAspect="1"/>
+            </wp:cNvGraphicFramePr>
+            <a:graphic xmlns:a="http://schemas.openxmlformats.org/drawingml/2006/main">
+              <a:graphicData uri="http://schemas.openxmlformats.org/drawingml/2006/picture">
+                <pic:pic xmlns:pic="http://schemas.openxmlformats.org/drawingml/2006/picture">
+                  <pic:nvPicPr>
+                    <pic:cNvPr id="545396808" name="Graphic 545396808"/>
+                    <pic:cNvPicPr/>
+                  </pic:nvPicPr>
+                  <pic:blipFill>
+                    <a:blip r:embed="rId38">
+                      <a:extLst>
+                        <a:ext uri="{96DAC541-7B7A-43D3-8B79-37D633B846F1}">
+                          <asvg:svgBlip xmlns:asvg="http://schemas.microsoft.com/office/drawing/2016/SVG/main" r:embed="rId39"/>
+                        </a:ext>
+                      </a:extLst>
+                    </a:blip>
+                    <a:stretch>
+                      <a:fillRect/>
+                    </a:stretch>
+                  </pic:blipFill>
+                  <pic:spPr>
+                    <a:xfrm>
+                      <a:off x="0" y="0"/>
+                      <a:ext cx="5143916" cy="1581030"/>
+                    </a:xfrm>
+                    <a:prstGeom prst="rect">
+                      <a:avLst/>
+                    </a:prstGeom>
+                  </pic:spPr>
+                </pic:pic>
+              </a:graphicData>
+            </a:graphic>
+          </wp:inline>
+        </w:drawing>
+      </w:r>
+    </w:p>
+    <w:p>
+      <w:pPr>
+        <w:pStyle w:val="Caption"/>
+        <w:jc w:val="center"/>
+        <w:rPr>
+          <w:rFonts w:asciiTheme="minorBidi" w:hAnsiTheme="minorBidi"/>
+          <w:color w:val="auto"/>
+          <w:sz w:val="20"/>
+          <w:szCs w:val="20"/>
+        </w:rPr>
+      </w:pPr>
+      <w:r>
+        <w:rPr>
+          <w:rFonts w:asciiTheme="minorBidi" w:hAnsiTheme="minorBidi"/>
+          <w:color w:val="auto"/>
+          <w:sz w:val="20"/>
+          <w:szCs w:val="20"/>
+        </w:rPr>
+        <w:t xml:space="preserve">Figura </w:t>
+      </w:r>
+      <w:r>
+        <w:rPr>
+          <w:rFonts w:asciiTheme="minorBidi" w:hAnsiTheme="minorBidi"/>
+          <w:color w:val="auto"/>
+          <w:sz w:val="20"/>
+          <w:szCs w:val="20"/>
+        </w:rPr>
+        <w:fldChar w:fldCharType="begin"/>
+      </w:r>
+      <w:r>
+        <w:rPr>
+          <w:rFonts w:asciiTheme="minorBidi" w:hAnsiTheme="minorBidi"/>
+          <w:color w:val="auto"/>
+          <w:sz w:val="20"/>
+          <w:szCs w:val="20"/>
+        </w:rPr>
+        <w:instrText xml:space="preserve"> STYLEREF 1 \s </w:instrText>
+      </w:r>
+      <w:r>
+        <w:rPr>
+          <w:rFonts w:asciiTheme="minorBidi" w:hAnsiTheme="minorBidi"/>
+          <w:color w:val="auto"/>
+          <w:sz w:val="20"/>
+          <w:szCs w:val="20"/>
+        </w:rPr>
+        <w:fldChar w:fldCharType="separate"/>
+      </w:r>
+      <w:r>
+        <w:rPr>
+          <w:rFonts w:asciiTheme="minorBidi" w:hAnsiTheme="minorBidi"/>
+          <w:noProof/>
+          <w:color w:val="auto"/>
+          <w:sz w:val="20"/>
+          <w:szCs w:val="20"/>
+          <w:cs/>
+        </w:rPr>
+        <w:t>‎</w:t>
+      </w:r>
+      <w:r>
+        <w:rPr>
+          <w:rFonts w:asciiTheme="minorBidi" w:hAnsiTheme="minorBidi"/>
+          <w:noProof/>
+          <w:color w:val="auto"/>
+          <w:sz w:val="20"/>
+          <w:szCs w:val="20"/>
+        </w:rPr>
+        <w:t>4</w:t>
+      </w:r>
+      <w:r>
+        <w:rPr>
+          <w:rFonts w:asciiTheme="minorBidi" w:hAnsiTheme="minorBidi"/>
+          <w:color w:val="auto"/>
+          <w:sz w:val="20"/>
+          <w:szCs w:val="20"/>
+        </w:rPr>
+        <w:fldChar w:fldCharType="end"/>
+      </w:r>
+      <w:r>
+        <w:rPr>
+          <w:rFonts w:asciiTheme="minorBidi" w:hAnsiTheme="minorBidi"/>
+          <w:color w:val="auto"/>
+          <w:sz w:val="20"/>
+          <w:szCs w:val="20"/>
+        </w:rPr>
+        <w:t>.</w:t>
+      </w:r>
+      <w:r>
+        <w:rPr>
+          <w:rFonts w:asciiTheme="minorBidi" w:hAnsiTheme="minorBidi"/>
+          <w:color w:val="auto"/>
+          <w:sz w:val="20"/>
+          <w:szCs w:val="20"/>
+        </w:rPr>
+        <w:fldChar w:fldCharType="begin"/>
+      </w:r>
+      <w:r>
+        <w:rPr>
+          <w:rFonts w:asciiTheme="minorBidi" w:hAnsiTheme="minorBidi"/>
+          <w:color w:val="auto"/>
+          <w:sz w:val="20"/>
+          <w:szCs w:val="20"/>
+        </w:rPr>
+        <w:instrText xml:space="preserve"> SEQ Figura \* ARABIC \s 1 </w:instrText>
+      </w:r>
+      <w:r>
+        <w:rPr>
+          <w:rFonts w:asciiTheme="minorBidi" w:hAnsiTheme="minorBidi"/>
+          <w:color w:val="auto"/>
+          <w:sz w:val="20"/>
+          <w:szCs w:val="20"/>
+        </w:rPr>
+        <w:fldChar w:fldCharType="separate"/>
+      </w:r>
+      <w:r>
+        <w:rPr>
+          <w:rFonts w:asciiTheme="minorBidi" w:hAnsiTheme="minorBidi"/>
+          <w:noProof/>
+          <w:color w:val="auto"/>
+          <w:sz w:val="20"/>
+          <w:szCs w:val="20"/>
+        </w:rPr>
+        <w:t>1</w:t>
+      </w:r>
+      <w:r>
+        <w:rPr>
+          <w:rFonts w:asciiTheme="minorBidi" w:hAnsiTheme="minorBidi"/>
+          <w:color w:val="auto"/>
+          <w:sz w:val="20"/>
+          <w:szCs w:val="20"/>
+        </w:rPr>
+        <w:fldChar w:fldCharType="end"/>
+      </w:r>
+      <w:r>
+        <w:rPr>
+          <w:rFonts w:asciiTheme="minorBidi" w:hAnsiTheme="minorBidi"/>
+          <w:color w:val="auto"/>
+          <w:sz w:val="20"/>
+          <w:szCs w:val="20"/>
+        </w:rPr>
+        <w:t xml:space="preserve"> Structura </w:t>
+      </w:r>
+      <w:proofErr w:type="spellStart"/>
+      <w:r>
+        <w:rPr>
+          <w:rFonts w:asciiTheme="minorBidi" w:hAnsiTheme="minorBidi"/>
+          <w:color w:val="auto"/>
+          <w:sz w:val="20"/>
+          <w:szCs w:val="20"/>
+        </w:rPr>
+        <w:t>conceptulă</w:t>
+      </w:r>
+      <w:proofErr w:type="spellEnd"/>
+      <w:r>
+        <w:rPr>
+          <w:rFonts w:asciiTheme="minorBidi" w:hAnsiTheme="minorBidi"/>
+          <w:color w:val="auto"/>
+          <w:sz w:val="20"/>
+          <w:szCs w:val="20"/>
+        </w:rPr>
+        <w:t xml:space="preserve"> simplificată a unui </w:t>
+      </w:r>
+      <w:proofErr w:type="spellStart"/>
+      <w:r>
+        <w:rPr>
+          <w:rFonts w:asciiTheme="minorBidi" w:hAnsiTheme="minorBidi"/>
+          <w:color w:val="auto"/>
+          <w:sz w:val="20"/>
+          <w:szCs w:val="20"/>
+        </w:rPr>
+        <w:t>slice</w:t>
+      </w:r>
+      <w:proofErr w:type="spellEnd"/>
+    </w:p>
+    <w:p/>
+    <w:p/>
+    <w:p/>
+    <w:p/>
+    <w:p>
+      <w:pPr>
+        <w:ind w:firstLine="576"/>
+        <w:jc w:val="both"/>
+        <w:rPr>
+          <w:rFonts w:asciiTheme="minorBidi" w:hAnsiTheme="minorBidi"/>
+          <w:sz w:val="24"/>
+          <w:szCs w:val="24"/>
+        </w:rPr>
+      </w:pPr>
     </w:p>
     <w:sectPr>
-      <w:headerReference w:type="default" r:id="rId38"/>
-      <w:footerReference w:type="default" r:id="rId39"/>
-      <w:headerReference w:type="first" r:id="rId40"/>
-      <w:footerReference w:type="first" r:id="rId41"/>
+      <w:headerReference w:type="default" r:id="rId40"/>
+      <w:footerReference w:type="default" r:id="rId41"/>
+      <w:headerReference w:type="first" r:id="rId42"/>
+      <w:footerReference w:type="first" r:id="rId43"/>
       <w:pgSz w:w="11907" w:h="16840" w:code="9"/>
       <w:pgMar w:top="1418" w:right="1134" w:bottom="1134" w:left="1134" w:header="706" w:footer="778" w:gutter="0"/>
       <w:pgNumType w:start="0"/>
@@ -39696,6 +39857,8 @@
     <w:rsid w:val="0072317D"/>
     <w:rsid w:val="007B47C5"/>
     <w:rsid w:val="00844611"/>
+    <w:rsid w:val="009F1A76"/>
+    <w:rsid w:val="00A2322A"/>
     <w:rsid w:val="00CE3EC1"/>
     <w:rsid w:val="00EF4327"/>
     <w:rsid w:val="00F924A7"/>
@@ -40469,23 +40632,6 @@
 </file>
 
 <file path=customXml/item2.xml><?xml version="1.0" encoding="utf-8"?>
-<p:properties xmlns:p="http://schemas.microsoft.com/office/2006/metadata/properties" xmlns:xsi="http://www.w3.org/2001/XMLSchema-instance" xmlns:pc="http://schemas.microsoft.com/office/infopath/2007/PartnerControls">
-  <documentManagement>
-    <_activity xmlns="0a9abc3b-b67c-45af-b1d9-b0180db7a2c4" xsi:nil="true"/>
-  </documentManagement>
-</p:properties>
-</file>
-
-<file path=customXml/item3.xml><?xml version="1.0" encoding="utf-8"?>
-<?mso-contentType ?>
-<FormTemplates xmlns="http://schemas.microsoft.com/sharepoint/v3/contenttype/forms">
-  <Display>DocumentLibraryForm</Display>
-  <Edit>DocumentLibraryForm</Edit>
-  <New>DocumentLibraryForm</New>
-</FormTemplates>
-</file>
-
-<file path=customXml/item4.xml><?xml version="1.0" encoding="utf-8"?>
 <ct:contentTypeSchema xmlns:ct="http://schemas.microsoft.com/office/2006/metadata/contentType" xmlns:ma="http://schemas.microsoft.com/office/2006/metadata/properties/metaAttributes" ct:_="" ma:_="" ma:contentTypeName="Document" ma:contentTypeID="0x0101003BB3AC5C3772B84FA72474F3266239F5" ma:contentTypeVersion="12" ma:contentTypeDescription="Create a new document." ma:contentTypeScope="" ma:versionID="c00b3bd5dab29c181e82d78bf7c768e9">
   <xsd:schema xmlns:xsd="http://www.w3.org/2001/XMLSchema" xmlns:xs="http://www.w3.org/2001/XMLSchema" xmlns:p="http://schemas.microsoft.com/office/2006/metadata/properties" xmlns:ns3="0a9abc3b-b67c-45af-b1d9-b0180db7a2c4" targetNamespace="http://schemas.microsoft.com/office/2006/metadata/properties" ma:root="true" ma:fieldsID="8fdbe03ecd05bd2d54e87130612d2cc0" ns3:_="">
     <xsd:import namespace="0a9abc3b-b67c-45af-b1d9-b0180db7a2c4"/>
@@ -40681,6 +40827,23 @@
 </ct:contentTypeSchema>
 </file>
 
+<file path=customXml/item3.xml><?xml version="1.0" encoding="utf-8"?>
+<?mso-contentType ?>
+<FormTemplates xmlns="http://schemas.microsoft.com/sharepoint/v3/contenttype/forms">
+  <Display>DocumentLibraryForm</Display>
+  <Edit>DocumentLibraryForm</Edit>
+  <New>DocumentLibraryForm</New>
+</FormTemplates>
+</file>
+
+<file path=customXml/item4.xml><?xml version="1.0" encoding="utf-8"?>
+<p:properties xmlns:p="http://schemas.microsoft.com/office/2006/metadata/properties" xmlns:xsi="http://www.w3.org/2001/XMLSchema-instance" xmlns:pc="http://schemas.microsoft.com/office/infopath/2007/PartnerControls">
+  <documentManagement>
+    <_activity xmlns="0a9abc3b-b67c-45af-b1d9-b0180db7a2c4" xsi:nil="true"/>
+  </documentManagement>
+</p:properties>
+</file>
+
 <file path=customXml/itemProps1.xml><?xml version="1.0" encoding="utf-8"?>
 <ds:datastoreItem xmlns:ds="http://schemas.openxmlformats.org/officeDocument/2006/customXml" ds:itemID="{B7B95ABC-8616-4E1F-BA28-E2B2A6EEEEF5}">
   <ds:schemaRefs>
@@ -40690,24 +40853,6 @@
 </file>
 
 <file path=customXml/itemProps2.xml><?xml version="1.0" encoding="utf-8"?>
-<ds:datastoreItem xmlns:ds="http://schemas.openxmlformats.org/officeDocument/2006/customXml" ds:itemID="{AA8770D6-6886-410B-93B4-6D5D54BAD75D}">
-  <ds:schemaRefs>
-    <ds:schemaRef ds:uri="http://schemas.microsoft.com/office/2006/metadata/properties"/>
-    <ds:schemaRef ds:uri="http://schemas.microsoft.com/office/infopath/2007/PartnerControls"/>
-    <ds:schemaRef ds:uri="0a9abc3b-b67c-45af-b1d9-b0180db7a2c4"/>
-  </ds:schemaRefs>
-</ds:datastoreItem>
-</file>
-
-<file path=customXml/itemProps3.xml><?xml version="1.0" encoding="utf-8"?>
-<ds:datastoreItem xmlns:ds="http://schemas.openxmlformats.org/officeDocument/2006/customXml" ds:itemID="{AD193FD9-4DA5-46D1-B015-D7B972817297}">
-  <ds:schemaRefs>
-    <ds:schemaRef ds:uri="http://schemas.microsoft.com/sharepoint/v3/contenttype/forms"/>
-  </ds:schemaRefs>
-</ds:datastoreItem>
-</file>
-
-<file path=customXml/itemProps4.xml><?xml version="1.0" encoding="utf-8"?>
 <ds:datastoreItem xmlns:ds="http://schemas.openxmlformats.org/officeDocument/2006/customXml" ds:itemID="{22AE9436-BE9C-42D5-9883-32E1F9448477}">
   <ds:schemaRefs>
     <ds:schemaRef ds:uri="http://schemas.microsoft.com/office/2006/metadata/contentType"/>
@@ -40723,4 +40868,22 @@
     <ds:schemaRef ds:uri="http://schemas.microsoft.com/internal/obd"/>
   </ds:schemaRefs>
 </ds:datastoreItem>
+</file>
+
+<file path=customXml/itemProps3.xml><?xml version="1.0" encoding="utf-8"?>
+<ds:datastoreItem xmlns:ds="http://schemas.openxmlformats.org/officeDocument/2006/customXml" ds:itemID="{AD193FD9-4DA5-46D1-B015-D7B972817297}">
+  <ds:schemaRefs>
+    <ds:schemaRef ds:uri="http://schemas.microsoft.com/sharepoint/v3/contenttype/forms"/>
+  </ds:schemaRefs>
+</ds:datastoreItem>
+</file>
+
+<file path=customXml/itemProps4.xml><?xml version="1.0" encoding="utf-8"?>
+<ds:datastoreItem xmlns:ds="http://schemas.openxmlformats.org/officeDocument/2006/customXml" ds:itemID="{AA8770D6-6886-410B-93B4-6D5D54BAD75D}">
+  <ds:schemaRefs>
+    <ds:schemaRef ds:uri="http://schemas.microsoft.com/office/2006/metadata/properties"/>
+    <ds:schemaRef ds:uri="http://schemas.microsoft.com/office/infopath/2007/PartnerControls"/>
+    <ds:schemaRef ds:uri="0a9abc3b-b67c-45af-b1d9-b0180db7a2c4"/>
+  </ds:schemaRefs>
+</ds:datastoreItem>
 </file>
--- a/Paper/BDA_AES.docx
+++ b/Paper/BDA_AES.docx
@@ -36566,9 +36566,9 @@
           <w:szCs w:val="24"/>
         </w:rPr>
         <w:drawing>
-          <wp:inline distT="0" distB="0" distL="0" distR="0" wp14:anchorId="2DDB8575" wp14:editId="71CFB7BF">
-            <wp:extent cx="5131558" cy="1577232"/>
-            <wp:effectExtent l="0" t="0" r="0" b="4445"/>
+          <wp:inline distT="0" distB="0" distL="0" distR="0" wp14:anchorId="2DDB8575" wp14:editId="5F2B43E2">
+            <wp:extent cx="4722125" cy="1576705"/>
+            <wp:effectExtent l="0" t="0" r="2540" b="4445"/>
             <wp:docPr id="545396808" name="Graphic 2"/>
             <wp:cNvGraphicFramePr>
               <a:graphicFrameLocks xmlns:a="http://schemas.openxmlformats.org/drawingml/2006/main" noChangeAspect="1"/>
@@ -36595,7 +36595,7 @@
                   <pic:spPr>
                     <a:xfrm>
                       <a:off x="0" y="0"/>
-                      <a:ext cx="5143916" cy="1581030"/>
+                      <a:ext cx="4739442" cy="1582487"/>
                     </a:xfrm>
                     <a:prstGeom prst="rect">
                       <a:avLst/>
@@ -36784,23 +36784,1251 @@
     <w:p/>
     <w:p/>
     <w:p/>
+    <w:p>
+      <w:pPr>
+        <w:ind w:firstLine="720"/>
+        <w:jc w:val="both"/>
+        <w:rPr>
+          <w:rFonts w:ascii="Arial" w:hAnsi="Arial" w:cs="Arial"/>
+          <w:sz w:val="24"/>
+          <w:szCs w:val="24"/>
+        </w:rPr>
+      </w:pPr>
+      <w:r>
+        <w:rPr>
+          <w:rFonts w:ascii="Arial" w:hAnsi="Arial" w:cs="Arial"/>
+          <w:sz w:val="24"/>
+          <w:szCs w:val="24"/>
+        </w:rPr>
+        <w:t>Pe lângă resursele logice generale, dispozitivele FPGA integrează și blocuri dedicate anumitor tipuri de operații. Memoriile BRAM (</w:t>
+      </w:r>
+      <w:r>
+        <w:rPr>
+          <w:rFonts w:ascii="Arial" w:hAnsi="Arial" w:cs="Arial"/>
+          <w:i/>
+          <w:iCs/>
+          <w:sz w:val="24"/>
+          <w:szCs w:val="24"/>
+        </w:rPr>
+        <w:t xml:space="preserve">Block </w:t>
+      </w:r>
+      <w:proofErr w:type="spellStart"/>
+      <w:r>
+        <w:rPr>
+          <w:rFonts w:ascii="Arial" w:hAnsi="Arial" w:cs="Arial"/>
+          <w:i/>
+          <w:iCs/>
+          <w:sz w:val="24"/>
+          <w:szCs w:val="24"/>
+        </w:rPr>
+        <w:t>Random</w:t>
+      </w:r>
+      <w:proofErr w:type="spellEnd"/>
+      <w:r>
+        <w:rPr>
+          <w:rFonts w:ascii="Arial" w:hAnsi="Arial" w:cs="Arial"/>
+          <w:i/>
+          <w:iCs/>
+          <w:sz w:val="24"/>
+          <w:szCs w:val="24"/>
+        </w:rPr>
+        <w:t xml:space="preserve"> Access </w:t>
+      </w:r>
+      <w:proofErr w:type="spellStart"/>
+      <w:r>
+        <w:rPr>
+          <w:rFonts w:ascii="Arial" w:hAnsi="Arial" w:cs="Arial"/>
+          <w:i/>
+          <w:iCs/>
+          <w:sz w:val="24"/>
+          <w:szCs w:val="24"/>
+        </w:rPr>
+        <w:t>Memory</w:t>
+      </w:r>
+      <w:proofErr w:type="spellEnd"/>
+      <w:r>
+        <w:rPr>
+          <w:rFonts w:ascii="Arial" w:hAnsi="Arial" w:cs="Arial"/>
+          <w:sz w:val="24"/>
+          <w:szCs w:val="24"/>
+        </w:rPr>
+        <w:t xml:space="preserve">) oferă spațiu de stocare intern cu acces rapid și pot fi utilizate pentru implementarea registrelor extinse, a </w:t>
+      </w:r>
+      <w:proofErr w:type="spellStart"/>
+      <w:r>
+        <w:rPr>
+          <w:rFonts w:ascii="Arial" w:hAnsi="Arial" w:cs="Arial"/>
+          <w:sz w:val="24"/>
+          <w:szCs w:val="24"/>
+        </w:rPr>
+        <w:t>bufferelor</w:t>
+      </w:r>
+      <w:proofErr w:type="spellEnd"/>
+      <w:r>
+        <w:rPr>
+          <w:rFonts w:ascii="Arial" w:hAnsi="Arial" w:cs="Arial"/>
+          <w:sz w:val="24"/>
+          <w:szCs w:val="24"/>
+        </w:rPr>
+        <w:t xml:space="preserve"> sau a memoriilor locale necesare circuitelor digitale.</w:t>
+      </w:r>
+    </w:p>
+    <w:p>
+      <w:pPr>
+        <w:ind w:firstLine="720"/>
+        <w:jc w:val="both"/>
+        <w:rPr>
+          <w:rFonts w:ascii="Arial" w:hAnsi="Arial" w:cs="Arial"/>
+          <w:sz w:val="24"/>
+          <w:szCs w:val="24"/>
+        </w:rPr>
+      </w:pPr>
+      <w:r>
+        <w:rPr>
+          <w:rFonts w:ascii="Arial" w:hAnsi="Arial" w:cs="Arial"/>
+          <w:sz w:val="24"/>
+          <w:szCs w:val="24"/>
+        </w:rPr>
+        <w:t xml:space="preserve"> În mod similar, blocurile DSP</w:t>
+      </w:r>
+      <w:r>
+        <w:rPr>
+          <w:rFonts w:ascii="Arial" w:hAnsi="Arial" w:cs="Arial"/>
+          <w:sz w:val="24"/>
+          <w:szCs w:val="24"/>
+        </w:rPr>
+        <w:t xml:space="preserve"> (</w:t>
+      </w:r>
+      <w:r>
+        <w:rPr>
+          <w:rFonts w:ascii="Arial" w:hAnsi="Arial" w:cs="Arial"/>
+          <w:i/>
+          <w:iCs/>
+          <w:sz w:val="24"/>
+          <w:szCs w:val="24"/>
+        </w:rPr>
+        <w:t xml:space="preserve">digital signal </w:t>
+      </w:r>
+      <w:proofErr w:type="spellStart"/>
+      <w:r>
+        <w:rPr>
+          <w:rFonts w:ascii="Arial" w:hAnsi="Arial" w:cs="Arial"/>
+          <w:i/>
+          <w:iCs/>
+          <w:sz w:val="24"/>
+          <w:szCs w:val="24"/>
+        </w:rPr>
+        <w:t>processing</w:t>
+      </w:r>
+      <w:proofErr w:type="spellEnd"/>
+      <w:r>
+        <w:rPr>
+          <w:rFonts w:ascii="Arial" w:hAnsi="Arial" w:cs="Arial"/>
+          <w:sz w:val="24"/>
+          <w:szCs w:val="24"/>
+        </w:rPr>
+        <w:t>)</w:t>
+      </w:r>
+      <w:r>
+        <w:rPr>
+          <w:rFonts w:ascii="Arial" w:hAnsi="Arial" w:cs="Arial"/>
+          <w:sz w:val="24"/>
+          <w:szCs w:val="24"/>
+        </w:rPr>
+        <w:t xml:space="preserve"> sunt resurse hardware specializate pentru realizarea eficientă a operațiilor aritmetice, în special a înmulțirilor, acumulărilor și altor calcule numerice</w:t>
+      </w:r>
+      <w:r>
+        <w:rPr>
+          <w:rFonts w:ascii="Arial" w:hAnsi="Arial" w:cs="Arial"/>
+          <w:sz w:val="24"/>
+          <w:szCs w:val="24"/>
+        </w:rPr>
+        <w:t>.</w:t>
+      </w:r>
+    </w:p>
+    <w:p>
+      <w:pPr>
+        <w:ind w:firstLine="720"/>
+        <w:jc w:val="both"/>
+        <w:rPr>
+          <w:rFonts w:ascii="Arial" w:hAnsi="Arial" w:cs="Arial"/>
+          <w:sz w:val="24"/>
+          <w:szCs w:val="24"/>
+        </w:rPr>
+      </w:pPr>
+      <w:r>
+        <w:rPr>
+          <w:rFonts w:ascii="Arial" w:hAnsi="Arial" w:cs="Arial"/>
+          <w:sz w:val="24"/>
+          <w:szCs w:val="24"/>
+        </w:rPr>
+        <w:t xml:space="preserve">Rețeaua de </w:t>
+      </w:r>
+      <w:proofErr w:type="spellStart"/>
+      <w:r>
+        <w:rPr>
+          <w:rFonts w:ascii="Arial" w:hAnsi="Arial" w:cs="Arial"/>
+          <w:sz w:val="24"/>
+          <w:szCs w:val="24"/>
+        </w:rPr>
+        <w:t>clock</w:t>
+      </w:r>
+      <w:proofErr w:type="spellEnd"/>
+      <w:r>
+        <w:rPr>
+          <w:rFonts w:ascii="Arial" w:hAnsi="Arial" w:cs="Arial"/>
+          <w:sz w:val="24"/>
+          <w:szCs w:val="24"/>
+        </w:rPr>
+        <w:t xml:space="preserve"> asigură distribuția semnalelor de tact către resursele secvențiale ale dispozitivului FPGA. Aceasta utilizează resurse dedicate de </w:t>
+      </w:r>
+      <w:proofErr w:type="spellStart"/>
+      <w:r>
+        <w:rPr>
+          <w:rFonts w:ascii="Arial" w:hAnsi="Arial" w:cs="Arial"/>
+          <w:sz w:val="24"/>
+          <w:szCs w:val="24"/>
+        </w:rPr>
+        <w:t>clocking</w:t>
+      </w:r>
+      <w:proofErr w:type="spellEnd"/>
+      <w:r>
+        <w:rPr>
+          <w:rFonts w:ascii="Arial" w:hAnsi="Arial" w:cs="Arial"/>
+          <w:sz w:val="24"/>
+          <w:szCs w:val="24"/>
+        </w:rPr>
+        <w:t>, printre care blocurile de management al tactului (</w:t>
+      </w:r>
+      <w:proofErr w:type="spellStart"/>
+      <w:r>
+        <w:rPr>
+          <w:rFonts w:ascii="Arial" w:hAnsi="Arial" w:cs="Arial"/>
+          <w:sz w:val="24"/>
+          <w:szCs w:val="24"/>
+        </w:rPr>
+        <w:t>Clock</w:t>
+      </w:r>
+      <w:proofErr w:type="spellEnd"/>
+      <w:r>
+        <w:rPr>
+          <w:rFonts w:ascii="Arial" w:hAnsi="Arial" w:cs="Arial"/>
+          <w:sz w:val="24"/>
+          <w:szCs w:val="24"/>
+        </w:rPr>
+        <w:t xml:space="preserve"> Management </w:t>
+      </w:r>
+      <w:proofErr w:type="spellStart"/>
+      <w:r>
+        <w:rPr>
+          <w:rFonts w:ascii="Arial" w:hAnsi="Arial" w:cs="Arial"/>
+          <w:sz w:val="24"/>
+          <w:szCs w:val="24"/>
+        </w:rPr>
+        <w:t>Tiles</w:t>
+      </w:r>
+      <w:proofErr w:type="spellEnd"/>
+      <w:r>
+        <w:rPr>
+          <w:rFonts w:ascii="Arial" w:hAnsi="Arial" w:cs="Arial"/>
+          <w:sz w:val="24"/>
+          <w:szCs w:val="24"/>
+        </w:rPr>
+        <w:t>), care permit sinteza frecvenței, compensarea diferențelor de fază (</w:t>
+      </w:r>
+      <w:proofErr w:type="spellStart"/>
+      <w:r>
+        <w:rPr>
+          <w:rFonts w:ascii="Arial" w:hAnsi="Arial" w:cs="Arial"/>
+          <w:sz w:val="24"/>
+          <w:szCs w:val="24"/>
+        </w:rPr>
+        <w:t>deskew</w:t>
+      </w:r>
+      <w:proofErr w:type="spellEnd"/>
+      <w:r>
+        <w:rPr>
+          <w:rFonts w:ascii="Arial" w:hAnsi="Arial" w:cs="Arial"/>
+          <w:sz w:val="24"/>
+          <w:szCs w:val="24"/>
+        </w:rPr>
+        <w:t>) și controlul jitter-ului</w:t>
+      </w:r>
+      <w:r>
+        <w:rPr>
+          <w:rFonts w:ascii="Arial" w:hAnsi="Arial" w:cs="Arial"/>
+          <w:sz w:val="24"/>
+          <w:szCs w:val="24"/>
+        </w:rPr>
+        <w:t xml:space="preserve"> [12]</w:t>
+      </w:r>
+      <w:r>
+        <w:rPr>
+          <w:rFonts w:ascii="Arial" w:hAnsi="Arial" w:cs="Arial"/>
+          <w:sz w:val="24"/>
+          <w:szCs w:val="24"/>
+        </w:rPr>
+        <w:t>.</w:t>
+      </w:r>
+    </w:p>
+    <w:p>
+      <w:pPr>
+        <w:ind w:firstLine="720"/>
+        <w:jc w:val="both"/>
+        <w:rPr>
+          <w:rFonts w:ascii="Arial" w:hAnsi="Arial" w:cs="Arial"/>
+          <w:sz w:val="24"/>
+          <w:szCs w:val="24"/>
+        </w:rPr>
+      </w:pPr>
+      <w:r>
+        <w:rPr>
+          <w:rFonts w:ascii="Arial" w:hAnsi="Arial" w:cs="Arial"/>
+          <w:sz w:val="24"/>
+          <w:szCs w:val="24"/>
+        </w:rPr>
+        <w:t>R</w:t>
+      </w:r>
+      <w:r>
+        <w:rPr>
+          <w:rFonts w:ascii="Arial" w:hAnsi="Arial" w:cs="Arial"/>
+          <w:sz w:val="24"/>
+          <w:szCs w:val="24"/>
+        </w:rPr>
+        <w:t>ețeaua de rutare programabilă realizează interconectarea resurselor interne ale dispozitivului FPGA</w:t>
+      </w:r>
+      <w:r>
+        <w:rPr>
+          <w:rFonts w:ascii="Arial" w:hAnsi="Arial" w:cs="Arial"/>
+          <w:sz w:val="24"/>
+          <w:szCs w:val="24"/>
+        </w:rPr>
+        <w:t xml:space="preserve"> prin intermediul unor comutatoare. </w:t>
+      </w:r>
+      <w:r>
+        <w:rPr>
+          <w:rFonts w:ascii="Arial" w:hAnsi="Arial" w:cs="Arial"/>
+          <w:sz w:val="24"/>
+          <w:szCs w:val="24"/>
+        </w:rPr>
+        <w:t>Traseele utilizate pentru propagarea semnalelor sunt configurate în etapa de implementar</w:t>
+      </w:r>
+      <w:r>
+        <w:rPr>
+          <w:rFonts w:ascii="Arial" w:hAnsi="Arial" w:cs="Arial"/>
+          <w:sz w:val="24"/>
+          <w:szCs w:val="24"/>
+        </w:rPr>
+        <w:t>e.</w:t>
+      </w:r>
+    </w:p>
+    <w:p>
+      <w:pPr>
+        <w:ind w:firstLine="720"/>
+        <w:jc w:val="both"/>
+        <w:rPr>
+          <w:rFonts w:ascii="Arial" w:hAnsi="Arial" w:cs="Arial"/>
+          <w:sz w:val="24"/>
+          <w:szCs w:val="24"/>
+        </w:rPr>
+      </w:pPr>
+      <w:r>
+        <w:rPr>
+          <w:rFonts w:ascii="Arial" w:hAnsi="Arial" w:cs="Arial"/>
+          <w:sz w:val="24"/>
+          <w:szCs w:val="24"/>
+        </w:rPr>
+        <w:t>Structura internă simplificată a uni dispozitiv FPGA poate fi observată în cadrul Figurii 4.2.</w:t>
+      </w:r>
+    </w:p>
+    <w:p>
+      <w:pPr>
+        <w:ind w:firstLine="720"/>
+        <w:jc w:val="both"/>
+        <w:rPr>
+          <w:rFonts w:ascii="Arial" w:hAnsi="Arial" w:cs="Arial"/>
+          <w:sz w:val="24"/>
+          <w:szCs w:val="24"/>
+        </w:rPr>
+      </w:pPr>
+    </w:p>
+    <w:p>
+      <w:pPr>
+        <w:keepNext/>
+        <w:ind w:firstLine="720"/>
+        <w:jc w:val="center"/>
+      </w:pPr>
+      <w:r>
+        <w:rPr>
+          <w:rFonts w:ascii="Arial" w:hAnsi="Arial" w:cs="Arial"/>
+          <w:noProof/>
+          <w:sz w:val="24"/>
+          <w:szCs w:val="24"/>
+        </w:rPr>
+        <w:drawing>
+          <wp:inline distT="0" distB="0" distL="0" distR="0" wp14:anchorId="10E7345B" wp14:editId="40F2F6F1">
+            <wp:extent cx="3121572" cy="2720984"/>
+            <wp:effectExtent l="0" t="0" r="3175" b="3175"/>
+            <wp:docPr id="1894396032" name="Graphic 3"/>
+            <wp:cNvGraphicFramePr>
+              <a:graphicFrameLocks xmlns:a="http://schemas.openxmlformats.org/drawingml/2006/main" noChangeAspect="1"/>
+            </wp:cNvGraphicFramePr>
+            <a:graphic xmlns:a="http://schemas.openxmlformats.org/drawingml/2006/main">
+              <a:graphicData uri="http://schemas.openxmlformats.org/drawingml/2006/picture">
+                <pic:pic xmlns:pic="http://schemas.openxmlformats.org/drawingml/2006/picture">
+                  <pic:nvPicPr>
+                    <pic:cNvPr id="1894396032" name="Graphic 1894396032"/>
+                    <pic:cNvPicPr/>
+                  </pic:nvPicPr>
+                  <pic:blipFill>
+                    <a:blip r:embed="rId40">
+                      <a:extLst>
+                        <a:ext uri="{96DAC541-7B7A-43D3-8B79-37D633B846F1}">
+                          <asvg:svgBlip xmlns:asvg="http://schemas.microsoft.com/office/drawing/2016/SVG/main" r:embed="rId41"/>
+                        </a:ext>
+                      </a:extLst>
+                    </a:blip>
+                    <a:stretch>
+                      <a:fillRect/>
+                    </a:stretch>
+                  </pic:blipFill>
+                  <pic:spPr>
+                    <a:xfrm>
+                      <a:off x="0" y="0"/>
+                      <a:ext cx="3132310" cy="2730344"/>
+                    </a:xfrm>
+                    <a:prstGeom prst="rect">
+                      <a:avLst/>
+                    </a:prstGeom>
+                  </pic:spPr>
+                </pic:pic>
+              </a:graphicData>
+            </a:graphic>
+          </wp:inline>
+        </w:drawing>
+      </w:r>
+    </w:p>
+    <w:p>
+      <w:pPr>
+        <w:pStyle w:val="Caption"/>
+        <w:jc w:val="center"/>
+        <w:rPr>
+          <w:rFonts w:ascii="Arial" w:hAnsi="Arial" w:cs="Arial"/>
+          <w:color w:val="auto"/>
+          <w:sz w:val="20"/>
+          <w:szCs w:val="20"/>
+        </w:rPr>
+      </w:pPr>
+      <w:r>
+        <w:rPr>
+          <w:rFonts w:ascii="Arial" w:hAnsi="Arial" w:cs="Arial"/>
+          <w:color w:val="auto"/>
+          <w:sz w:val="20"/>
+          <w:szCs w:val="20"/>
+        </w:rPr>
+        <w:t xml:space="preserve">Figura </w:t>
+      </w:r>
+      <w:r>
+        <w:rPr>
+          <w:rFonts w:ascii="Arial" w:hAnsi="Arial" w:cs="Arial"/>
+          <w:color w:val="auto"/>
+          <w:sz w:val="20"/>
+          <w:szCs w:val="20"/>
+        </w:rPr>
+        <w:fldChar w:fldCharType="begin"/>
+      </w:r>
+      <w:r>
+        <w:rPr>
+          <w:rFonts w:ascii="Arial" w:hAnsi="Arial" w:cs="Arial"/>
+          <w:color w:val="auto"/>
+          <w:sz w:val="20"/>
+          <w:szCs w:val="20"/>
+        </w:rPr>
+        <w:instrText xml:space="preserve"> STYLEREF 1 \s </w:instrText>
+      </w:r>
+      <w:r>
+        <w:rPr>
+          <w:rFonts w:ascii="Arial" w:hAnsi="Arial" w:cs="Arial"/>
+          <w:color w:val="auto"/>
+          <w:sz w:val="20"/>
+          <w:szCs w:val="20"/>
+        </w:rPr>
+        <w:fldChar w:fldCharType="separate"/>
+      </w:r>
+      <w:r>
+        <w:rPr>
+          <w:rFonts w:ascii="Arial" w:hAnsi="Arial" w:cs="Arial"/>
+          <w:noProof/>
+          <w:color w:val="auto"/>
+          <w:sz w:val="20"/>
+          <w:szCs w:val="20"/>
+          <w:cs/>
+        </w:rPr>
+        <w:t>‎</w:t>
+      </w:r>
+      <w:r>
+        <w:rPr>
+          <w:rFonts w:ascii="Arial" w:hAnsi="Arial" w:cs="Arial"/>
+          <w:noProof/>
+          <w:color w:val="auto"/>
+          <w:sz w:val="20"/>
+          <w:szCs w:val="20"/>
+        </w:rPr>
+        <w:t>4</w:t>
+      </w:r>
+      <w:r>
+        <w:rPr>
+          <w:rFonts w:ascii="Arial" w:hAnsi="Arial" w:cs="Arial"/>
+          <w:color w:val="auto"/>
+          <w:sz w:val="20"/>
+          <w:szCs w:val="20"/>
+        </w:rPr>
+        <w:fldChar w:fldCharType="end"/>
+      </w:r>
+      <w:r>
+        <w:rPr>
+          <w:rFonts w:ascii="Arial" w:hAnsi="Arial" w:cs="Arial"/>
+          <w:color w:val="auto"/>
+          <w:sz w:val="20"/>
+          <w:szCs w:val="20"/>
+        </w:rPr>
+        <w:t>.</w:t>
+      </w:r>
+      <w:r>
+        <w:rPr>
+          <w:rFonts w:ascii="Arial" w:hAnsi="Arial" w:cs="Arial"/>
+          <w:color w:val="auto"/>
+          <w:sz w:val="20"/>
+          <w:szCs w:val="20"/>
+        </w:rPr>
+        <w:fldChar w:fldCharType="begin"/>
+      </w:r>
+      <w:r>
+        <w:rPr>
+          <w:rFonts w:ascii="Arial" w:hAnsi="Arial" w:cs="Arial"/>
+          <w:color w:val="auto"/>
+          <w:sz w:val="20"/>
+          <w:szCs w:val="20"/>
+        </w:rPr>
+        <w:instrText xml:space="preserve"> SEQ Figura \* ARABIC \s 1 </w:instrText>
+      </w:r>
+      <w:r>
+        <w:rPr>
+          <w:rFonts w:ascii="Arial" w:hAnsi="Arial" w:cs="Arial"/>
+          <w:color w:val="auto"/>
+          <w:sz w:val="20"/>
+          <w:szCs w:val="20"/>
+        </w:rPr>
+        <w:fldChar w:fldCharType="separate"/>
+      </w:r>
+      <w:r>
+        <w:rPr>
+          <w:rFonts w:ascii="Arial" w:hAnsi="Arial" w:cs="Arial"/>
+          <w:noProof/>
+          <w:color w:val="auto"/>
+          <w:sz w:val="20"/>
+          <w:szCs w:val="20"/>
+        </w:rPr>
+        <w:t>2</w:t>
+      </w:r>
+      <w:r>
+        <w:rPr>
+          <w:rFonts w:ascii="Arial" w:hAnsi="Arial" w:cs="Arial"/>
+          <w:color w:val="auto"/>
+          <w:sz w:val="20"/>
+          <w:szCs w:val="20"/>
+        </w:rPr>
+        <w:fldChar w:fldCharType="end"/>
+      </w:r>
+      <w:r>
+        <w:rPr>
+          <w:rFonts w:ascii="Arial" w:hAnsi="Arial" w:cs="Arial"/>
+          <w:color w:val="auto"/>
+          <w:sz w:val="20"/>
+          <w:szCs w:val="20"/>
+        </w:rPr>
+        <w:t xml:space="preserve"> Structura conceptuală a arhitecturii FPGA</w:t>
+      </w:r>
+    </w:p>
     <w:p/>
     <w:p>
       <w:pPr>
+        <w:pStyle w:val="Heading2"/>
+      </w:pPr>
+      <w:r>
+        <w:t>ARHITECTURA</w:t>
+      </w:r>
+      <w:r>
+        <w:t xml:space="preserve"> ZYNQ</w:t>
+      </w:r>
+      <w:r>
+        <w:t>-7000</w:t>
+      </w:r>
+    </w:p>
+    <w:p/>
+    <w:p>
+      <w:pPr>
         <w:ind w:firstLine="576"/>
         <w:jc w:val="both"/>
         <w:rPr>
-          <w:rFonts w:asciiTheme="minorBidi" w:hAnsiTheme="minorBidi"/>
+          <w:rFonts w:ascii="Arial" w:hAnsi="Arial" w:cs="Arial"/>
+          <w:sz w:val="24"/>
+          <w:szCs w:val="24"/>
+        </w:rPr>
+      </w:pPr>
+      <w:r>
+        <w:rPr>
+          <w:rFonts w:ascii="Arial" w:hAnsi="Arial" w:cs="Arial"/>
+          <w:sz w:val="24"/>
+          <w:szCs w:val="24"/>
+        </w:rPr>
+        <w:t xml:space="preserve">Familia de dispozitive </w:t>
+      </w:r>
+      <w:r>
+        <w:rPr>
+          <w:rFonts w:ascii="Arial" w:hAnsi="Arial" w:cs="Arial"/>
+          <w:i/>
+          <w:iCs/>
+          <w:sz w:val="24"/>
+          <w:szCs w:val="24"/>
+        </w:rPr>
+        <w:t>Zynq-7000</w:t>
+      </w:r>
+      <w:r>
+        <w:rPr>
+          <w:rFonts w:ascii="Arial" w:hAnsi="Arial" w:cs="Arial"/>
+          <w:sz w:val="24"/>
+          <w:szCs w:val="24"/>
+        </w:rPr>
+        <w:t xml:space="preserve"> combină, în cadrul aceluiași circuit integrat, un sistem de procesare (</w:t>
+      </w:r>
+      <w:proofErr w:type="spellStart"/>
+      <w:r>
+        <w:rPr>
+          <w:rFonts w:ascii="Arial" w:hAnsi="Arial" w:cs="Arial"/>
+          <w:i/>
+          <w:iCs/>
+          <w:sz w:val="24"/>
+          <w:szCs w:val="24"/>
+        </w:rPr>
+        <w:t>Processing</w:t>
+      </w:r>
+      <w:proofErr w:type="spellEnd"/>
+      <w:r>
+        <w:rPr>
+          <w:rFonts w:ascii="Arial" w:hAnsi="Arial" w:cs="Arial"/>
+          <w:i/>
+          <w:iCs/>
+          <w:sz w:val="24"/>
+          <w:szCs w:val="24"/>
+        </w:rPr>
+        <w:t xml:space="preserve"> </w:t>
+      </w:r>
+      <w:proofErr w:type="spellStart"/>
+      <w:r>
+        <w:rPr>
+          <w:rFonts w:ascii="Arial" w:hAnsi="Arial" w:cs="Arial"/>
+          <w:i/>
+          <w:iCs/>
+          <w:sz w:val="24"/>
+          <w:szCs w:val="24"/>
+        </w:rPr>
+        <w:t>System</w:t>
+      </w:r>
+      <w:proofErr w:type="spellEnd"/>
+      <w:r>
+        <w:rPr>
+          <w:rFonts w:ascii="Arial" w:hAnsi="Arial" w:cs="Arial"/>
+          <w:sz w:val="24"/>
+          <w:szCs w:val="24"/>
+        </w:rPr>
+        <w:t xml:space="preserve"> — PS) și o regiune de logică programabilă </w:t>
+      </w:r>
+      <w:r>
+        <w:rPr>
+          <w:rFonts w:ascii="Arial" w:hAnsi="Arial" w:cs="Arial"/>
+          <w:sz w:val="24"/>
+          <w:szCs w:val="24"/>
+        </w:rPr>
+        <w:t xml:space="preserve"> </w:t>
+      </w:r>
+      <w:r>
+        <w:rPr>
+          <w:rFonts w:ascii="Arial" w:hAnsi="Arial" w:cs="Arial"/>
+          <w:sz w:val="24"/>
+          <w:szCs w:val="24"/>
+        </w:rPr>
+        <w:t>(</w:t>
+      </w:r>
+      <w:proofErr w:type="spellStart"/>
+      <w:r>
+        <w:rPr>
+          <w:rFonts w:ascii="Arial" w:hAnsi="Arial" w:cs="Arial"/>
+          <w:i/>
+          <w:iCs/>
+          <w:sz w:val="24"/>
+          <w:szCs w:val="24"/>
+        </w:rPr>
+        <w:t>Programmable</w:t>
+      </w:r>
+      <w:proofErr w:type="spellEnd"/>
+      <w:r>
+        <w:rPr>
+          <w:rFonts w:ascii="Arial" w:hAnsi="Arial" w:cs="Arial"/>
+          <w:i/>
+          <w:iCs/>
+          <w:sz w:val="24"/>
+          <w:szCs w:val="24"/>
+        </w:rPr>
+        <w:t xml:space="preserve"> Logic</w:t>
+      </w:r>
+      <w:r>
+        <w:rPr>
+          <w:rFonts w:ascii="Arial" w:hAnsi="Arial" w:cs="Arial"/>
+          <w:sz w:val="24"/>
+          <w:szCs w:val="24"/>
+        </w:rPr>
+        <w:t xml:space="preserve"> — PL). Această structură permite dezvoltarea unor sisteme în care </w:t>
+      </w:r>
+    </w:p>
+    <w:p>
+      <w:pPr>
+        <w:jc w:val="both"/>
+        <w:rPr>
+          <w:rFonts w:ascii="Arial" w:hAnsi="Arial" w:cs="Arial"/>
+          <w:sz w:val="24"/>
+          <w:szCs w:val="24"/>
+        </w:rPr>
+      </w:pPr>
+    </w:p>
+    <w:p>
+      <w:pPr>
+        <w:jc w:val="both"/>
+        <w:rPr>
+          <w:rFonts w:ascii="Arial" w:hAnsi="Arial" w:cs="Arial"/>
+          <w:sz w:val="24"/>
+          <w:szCs w:val="24"/>
+        </w:rPr>
+      </w:pPr>
+      <w:r>
+        <w:rPr>
+          <w:rFonts w:ascii="Arial" w:hAnsi="Arial" w:cs="Arial"/>
+          <w:sz w:val="24"/>
+          <w:szCs w:val="24"/>
+        </w:rPr>
+        <w:t>funcțiile software sunt executate de procesoarele integrate, iar operațiile care beneficiază de paralelism sau accelerare hardware pot fi implementate la nivelul logicii programabile</w:t>
+      </w:r>
+      <w:r>
+        <w:rPr>
+          <w:rFonts w:ascii="Arial" w:hAnsi="Arial" w:cs="Arial"/>
+          <w:sz w:val="24"/>
+          <w:szCs w:val="24"/>
+        </w:rPr>
+        <w:t xml:space="preserve"> [11]</w:t>
+      </w:r>
+      <w:r>
+        <w:rPr>
+          <w:rFonts w:ascii="Arial" w:hAnsi="Arial" w:cs="Arial"/>
+          <w:sz w:val="24"/>
+          <w:szCs w:val="24"/>
+        </w:rPr>
+        <w:t>.</w:t>
+      </w:r>
+    </w:p>
+    <w:p>
+      <w:pPr>
+        <w:ind w:firstLine="576"/>
+        <w:jc w:val="both"/>
+        <w:rPr>
+          <w:rFonts w:ascii="Arial" w:hAnsi="Arial" w:cs="Arial"/>
+          <w:sz w:val="24"/>
+          <w:szCs w:val="24"/>
+        </w:rPr>
+      </w:pPr>
+      <w:r>
+        <w:rPr>
+          <w:rFonts w:ascii="Arial" w:hAnsi="Arial" w:cs="Arial"/>
+          <w:sz w:val="24"/>
+          <w:szCs w:val="24"/>
+        </w:rPr>
+        <w:t>Sistemul de procesare integrează o unitate de procesare bazată pe procesoare ARM Cortex-A9, împreună cu subsisteme de memorie, controlere de periferice și interfețe de comunicație.</w:t>
+      </w:r>
+    </w:p>
+    <w:p>
+      <w:pPr>
+        <w:ind w:firstLine="576"/>
+        <w:jc w:val="both"/>
+        <w:rPr>
+          <w:rFonts w:ascii="Arial" w:hAnsi="Arial" w:cs="Arial"/>
+          <w:sz w:val="24"/>
+          <w:szCs w:val="24"/>
+        </w:rPr>
+      </w:pPr>
+      <w:r>
+        <w:rPr>
+          <w:rFonts w:ascii="Arial" w:hAnsi="Arial" w:cs="Arial"/>
+          <w:sz w:val="24"/>
+          <w:szCs w:val="24"/>
+        </w:rPr>
+        <w:t xml:space="preserve"> În configurația utilizată de dispozitivele Zynq-7000 corespunzătoare familiei din care face parte Zynq-7020, unitatea de procesare include două nuclee Cortex-A9. Fiecare nucleu dispune de memorie cache de nivel L1, unitate de management al memoriei și suport pentru procesarea SIMD</w:t>
+      </w:r>
+      <w:r>
+        <w:rPr>
+          <w:rFonts w:ascii="Arial" w:hAnsi="Arial" w:cs="Arial"/>
+          <w:sz w:val="24"/>
+          <w:szCs w:val="24"/>
+        </w:rPr>
+        <w:t xml:space="preserve"> [11]</w:t>
+      </w:r>
+      <w:r>
+        <w:rPr>
+          <w:rFonts w:ascii="Arial" w:hAnsi="Arial" w:cs="Arial"/>
+          <w:sz w:val="24"/>
+          <w:szCs w:val="24"/>
+        </w:rPr>
+        <w:t>.</w:t>
+      </w:r>
+    </w:p>
+    <w:p>
+      <w:pPr>
+        <w:ind w:firstLine="576"/>
+        <w:jc w:val="both"/>
+        <w:rPr>
+          <w:rFonts w:ascii="Arial" w:hAnsi="Arial" w:cs="Arial"/>
+          <w:sz w:val="24"/>
+          <w:szCs w:val="24"/>
+        </w:rPr>
+      </w:pPr>
+      <w:r>
+        <w:rPr>
+          <w:rFonts w:ascii="Arial" w:hAnsi="Arial" w:cs="Arial"/>
+          <w:sz w:val="24"/>
+          <w:szCs w:val="24"/>
+        </w:rPr>
+        <w:t>R</w:t>
+      </w:r>
+      <w:r>
+        <w:rPr>
+          <w:rFonts w:ascii="Arial" w:hAnsi="Arial" w:cs="Arial"/>
+          <w:sz w:val="24"/>
+          <w:szCs w:val="24"/>
+        </w:rPr>
+        <w:t>egiunea PL reprezintă componenta FPGA a dispozitivului și permite implementarea unor structuri hardware personalizate utilizând resursele logice prezentate anterior. Din perspectiva unei arhitecturi de accelerare hardware, această separare permite procesorului să gestioneze logica aplicației și transferurile de date, în timp ce operațiile specializate pot fi executate de circuite implementate în PL.</w:t>
+      </w:r>
+    </w:p>
+    <w:p>
+      <w:pPr>
+        <w:ind w:firstLine="576"/>
+        <w:jc w:val="both"/>
+        <w:rPr>
+          <w:rFonts w:ascii="Arial" w:hAnsi="Arial" w:cs="Arial"/>
+          <w:sz w:val="24"/>
+          <w:szCs w:val="24"/>
+        </w:rPr>
+      </w:pPr>
+      <w:r>
+        <w:rPr>
+          <w:rFonts w:ascii="Arial" w:hAnsi="Arial" w:cs="Arial"/>
+          <w:sz w:val="24"/>
+          <w:szCs w:val="24"/>
+        </w:rPr>
+        <w:t xml:space="preserve">Comunicarea dintre PS și PL este realizată printr-un ansamblu de interfețe dedicate. Pe lângă semnalele de </w:t>
+      </w:r>
+      <w:r>
+        <w:rPr>
+          <w:rFonts w:ascii="Arial" w:hAnsi="Arial" w:cs="Arial"/>
+          <w:sz w:val="24"/>
+          <w:szCs w:val="24"/>
+        </w:rPr>
+        <w:t>ciclu de tact</w:t>
+      </w:r>
+      <w:r>
+        <w:rPr>
+          <w:rFonts w:ascii="Arial" w:hAnsi="Arial" w:cs="Arial"/>
+          <w:sz w:val="24"/>
+          <w:szCs w:val="24"/>
+        </w:rPr>
+        <w:t>, întreruperi, control DMA și interfețele de configurare, Zynq-7000 pune la dispoziție mai multe interfețe bazate pe protocolul AXI pentru transferul datelor între cele două regiuni. Acestea includ porturi de uz general (</w:t>
+      </w:r>
+      <w:r>
+        <w:rPr>
+          <w:rFonts w:ascii="Arial" w:hAnsi="Arial" w:cs="Arial"/>
+          <w:i/>
+          <w:iCs/>
+          <w:sz w:val="24"/>
+          <w:szCs w:val="24"/>
+        </w:rPr>
+        <w:t xml:space="preserve">General </w:t>
+      </w:r>
+      <w:proofErr w:type="spellStart"/>
+      <w:r>
+        <w:rPr>
+          <w:rFonts w:ascii="Arial" w:hAnsi="Arial" w:cs="Arial"/>
+          <w:i/>
+          <w:iCs/>
+          <w:sz w:val="24"/>
+          <w:szCs w:val="24"/>
+        </w:rPr>
+        <w:t>Purpose</w:t>
+      </w:r>
+      <w:proofErr w:type="spellEnd"/>
+      <w:r>
+        <w:rPr>
+          <w:rFonts w:ascii="Arial" w:hAnsi="Arial" w:cs="Arial"/>
+          <w:sz w:val="24"/>
+          <w:szCs w:val="24"/>
+        </w:rPr>
+        <w:t>), porturi de înaltă performanță (</w:t>
+      </w:r>
+      <w:proofErr w:type="spellStart"/>
+      <w:r>
+        <w:rPr>
+          <w:rFonts w:ascii="Arial" w:hAnsi="Arial" w:cs="Arial"/>
+          <w:i/>
+          <w:iCs/>
+          <w:sz w:val="24"/>
+          <w:szCs w:val="24"/>
+        </w:rPr>
+        <w:t>High</w:t>
+      </w:r>
+      <w:proofErr w:type="spellEnd"/>
+      <w:r>
+        <w:rPr>
+          <w:rFonts w:ascii="Arial" w:hAnsi="Arial" w:cs="Arial"/>
+          <w:i/>
+          <w:iCs/>
+          <w:sz w:val="24"/>
+          <w:szCs w:val="24"/>
+        </w:rPr>
+        <w:t xml:space="preserve"> Performance</w:t>
+      </w:r>
+      <w:r>
+        <w:rPr>
+          <w:rFonts w:ascii="Arial" w:hAnsi="Arial" w:cs="Arial"/>
+          <w:sz w:val="24"/>
+          <w:szCs w:val="24"/>
+        </w:rPr>
+        <w:t xml:space="preserve">) și portul </w:t>
+      </w:r>
+      <w:r>
+        <w:rPr>
+          <w:rFonts w:ascii="Arial" w:hAnsi="Arial" w:cs="Arial"/>
+          <w:i/>
+          <w:iCs/>
+          <w:sz w:val="24"/>
+          <w:szCs w:val="24"/>
+        </w:rPr>
+        <w:t xml:space="preserve">Accelerator </w:t>
+      </w:r>
+      <w:proofErr w:type="spellStart"/>
+      <w:r>
+        <w:rPr>
+          <w:rFonts w:ascii="Arial" w:hAnsi="Arial" w:cs="Arial"/>
+          <w:i/>
+          <w:iCs/>
+          <w:sz w:val="24"/>
+          <w:szCs w:val="24"/>
+        </w:rPr>
+        <w:t>Coherency</w:t>
+      </w:r>
+      <w:proofErr w:type="spellEnd"/>
+      <w:r>
+        <w:rPr>
+          <w:rFonts w:ascii="Arial" w:hAnsi="Arial" w:cs="Arial"/>
+          <w:i/>
+          <w:iCs/>
+          <w:sz w:val="24"/>
+          <w:szCs w:val="24"/>
+        </w:rPr>
+        <w:t xml:space="preserve"> Port</w:t>
+      </w:r>
+      <w:r>
+        <w:rPr>
+          <w:rFonts w:ascii="Arial" w:hAnsi="Arial" w:cs="Arial"/>
+          <w:sz w:val="24"/>
+          <w:szCs w:val="24"/>
+        </w:rPr>
+        <w:t xml:space="preserve"> </w:t>
+      </w:r>
+      <w:r>
+        <w:rPr>
+          <w:rFonts w:ascii="Arial" w:hAnsi="Arial" w:cs="Arial"/>
+          <w:sz w:val="24"/>
+          <w:szCs w:val="24"/>
+        </w:rPr>
+        <w:t>destinat accesului coerent la subsistemul de memorie al procesoarelor.</w:t>
+      </w:r>
+      <w:r>
+        <w:t xml:space="preserve"> </w:t>
+      </w:r>
+      <w:r>
+        <w:t xml:space="preserve"> </w:t>
+      </w:r>
+      <w:r>
+        <w:rPr>
+          <w:rFonts w:ascii="Arial" w:hAnsi="Arial" w:cs="Arial"/>
+          <w:sz w:val="24"/>
+          <w:szCs w:val="24"/>
+        </w:rPr>
+        <w:t>Diagrama structurală a arhitecturii ZYNQ-700 este prezentată în Figura 4.3.</w:t>
+      </w:r>
+    </w:p>
+    <w:p>
+      <w:pPr>
+        <w:ind w:firstLine="576"/>
+        <w:jc w:val="both"/>
+      </w:pPr>
+    </w:p>
+    <w:p>
+      <w:pPr>
+        <w:keepNext/>
+        <w:ind w:firstLine="576"/>
+        <w:jc w:val="center"/>
+      </w:pPr>
+      <w:r>
+        <w:rPr>
+          <w:noProof/>
+        </w:rPr>
+        <w:drawing>
+          <wp:inline distT="0" distB="0" distL="0" distR="0" wp14:anchorId="78F3503C" wp14:editId="0B76C972">
+            <wp:extent cx="3235111" cy="3191773"/>
+            <wp:effectExtent l="0" t="0" r="3810" b="8890"/>
+            <wp:docPr id="1575455786" name="Picture 4"/>
+            <wp:cNvGraphicFramePr>
+              <a:graphicFrameLocks xmlns:a="http://schemas.openxmlformats.org/drawingml/2006/main" noChangeAspect="1"/>
+            </wp:cNvGraphicFramePr>
+            <a:graphic xmlns:a="http://schemas.openxmlformats.org/drawingml/2006/main">
+              <a:graphicData uri="http://schemas.openxmlformats.org/drawingml/2006/picture">
+                <pic:pic xmlns:pic="http://schemas.openxmlformats.org/drawingml/2006/picture">
+                  <pic:nvPicPr>
+                    <pic:cNvPr id="0" name="Picture 1"/>
+                    <pic:cNvPicPr>
+                      <a:picLocks noChangeAspect="1" noChangeArrowheads="1"/>
+                    </pic:cNvPicPr>
+                  </pic:nvPicPr>
+                  <pic:blipFill>
+                    <a:blip r:embed="rId42" cstate="print">
+                      <a:extLst>
+                        <a:ext uri="{28A0092B-C50C-407E-A947-70E740481C1C}">
+                          <a14:useLocalDpi xmlns:a14="http://schemas.microsoft.com/office/drawing/2010/main" val="0"/>
+                        </a:ext>
+                      </a:extLst>
+                    </a:blip>
+                    <a:srcRect/>
+                    <a:stretch>
+                      <a:fillRect/>
+                    </a:stretch>
+                  </pic:blipFill>
+                  <pic:spPr bwMode="auto">
+                    <a:xfrm>
+                      <a:off x="0" y="0"/>
+                      <a:ext cx="3261036" cy="3217351"/>
+                    </a:xfrm>
+                    <a:prstGeom prst="rect">
+                      <a:avLst/>
+                    </a:prstGeom>
+                    <a:noFill/>
+                    <a:ln>
+                      <a:noFill/>
+                    </a:ln>
+                  </pic:spPr>
+                </pic:pic>
+              </a:graphicData>
+            </a:graphic>
+          </wp:inline>
+        </w:drawing>
+      </w:r>
+    </w:p>
+    <w:p>
+      <w:pPr>
+        <w:pStyle w:val="Caption"/>
+        <w:ind w:firstLine="576"/>
+        <w:jc w:val="center"/>
+        <w:rPr>
+          <w:rFonts w:ascii="Arial" w:hAnsi="Arial" w:cs="Arial"/>
+          <w:color w:val="auto"/>
+          <w:sz w:val="28"/>
+          <w:szCs w:val="28"/>
+        </w:rPr>
+      </w:pPr>
+      <w:r>
+        <w:rPr>
+          <w:rFonts w:ascii="Arial" w:hAnsi="Arial" w:cs="Arial"/>
+          <w:color w:val="auto"/>
+          <w:sz w:val="20"/>
+          <w:szCs w:val="20"/>
+        </w:rPr>
+        <w:t xml:space="preserve">Figura </w:t>
+      </w:r>
+      <w:r>
+        <w:rPr>
+          <w:rFonts w:ascii="Arial" w:hAnsi="Arial" w:cs="Arial"/>
+          <w:color w:val="auto"/>
+          <w:sz w:val="20"/>
+          <w:szCs w:val="20"/>
+        </w:rPr>
+        <w:fldChar w:fldCharType="begin"/>
+      </w:r>
+      <w:r>
+        <w:rPr>
+          <w:rFonts w:ascii="Arial" w:hAnsi="Arial" w:cs="Arial"/>
+          <w:color w:val="auto"/>
+          <w:sz w:val="20"/>
+          <w:szCs w:val="20"/>
+        </w:rPr>
+        <w:instrText xml:space="preserve"> STYLEREF 1 \s </w:instrText>
+      </w:r>
+      <w:r>
+        <w:rPr>
+          <w:rFonts w:ascii="Arial" w:hAnsi="Arial" w:cs="Arial"/>
+          <w:color w:val="auto"/>
+          <w:sz w:val="20"/>
+          <w:szCs w:val="20"/>
+        </w:rPr>
+        <w:fldChar w:fldCharType="separate"/>
+      </w:r>
+      <w:r>
+        <w:rPr>
+          <w:rFonts w:ascii="Arial" w:hAnsi="Arial" w:cs="Arial"/>
+          <w:noProof/>
+          <w:color w:val="auto"/>
+          <w:sz w:val="20"/>
+          <w:szCs w:val="20"/>
+          <w:cs/>
+        </w:rPr>
+        <w:t>‎</w:t>
+      </w:r>
+      <w:r>
+        <w:rPr>
+          <w:rFonts w:ascii="Arial" w:hAnsi="Arial" w:cs="Arial"/>
+          <w:noProof/>
+          <w:color w:val="auto"/>
+          <w:sz w:val="20"/>
+          <w:szCs w:val="20"/>
+        </w:rPr>
+        <w:t>4</w:t>
+      </w:r>
+      <w:r>
+        <w:rPr>
+          <w:rFonts w:ascii="Arial" w:hAnsi="Arial" w:cs="Arial"/>
+          <w:color w:val="auto"/>
+          <w:sz w:val="20"/>
+          <w:szCs w:val="20"/>
+        </w:rPr>
+        <w:fldChar w:fldCharType="end"/>
+      </w:r>
+      <w:r>
+        <w:rPr>
+          <w:rFonts w:ascii="Arial" w:hAnsi="Arial" w:cs="Arial"/>
+          <w:color w:val="auto"/>
+          <w:sz w:val="20"/>
+          <w:szCs w:val="20"/>
+        </w:rPr>
+        <w:t>.</w:t>
+      </w:r>
+      <w:r>
+        <w:rPr>
+          <w:rFonts w:ascii="Arial" w:hAnsi="Arial" w:cs="Arial"/>
+          <w:color w:val="auto"/>
+          <w:sz w:val="20"/>
+          <w:szCs w:val="20"/>
+        </w:rPr>
+        <w:fldChar w:fldCharType="begin"/>
+      </w:r>
+      <w:r>
+        <w:rPr>
+          <w:rFonts w:ascii="Arial" w:hAnsi="Arial" w:cs="Arial"/>
+          <w:color w:val="auto"/>
+          <w:sz w:val="20"/>
+          <w:szCs w:val="20"/>
+        </w:rPr>
+        <w:instrText xml:space="preserve"> SEQ Figura \* ARABIC \s 1 </w:instrText>
+      </w:r>
+      <w:r>
+        <w:rPr>
+          <w:rFonts w:ascii="Arial" w:hAnsi="Arial" w:cs="Arial"/>
+          <w:color w:val="auto"/>
+          <w:sz w:val="20"/>
+          <w:szCs w:val="20"/>
+        </w:rPr>
+        <w:fldChar w:fldCharType="separate"/>
+      </w:r>
+      <w:r>
+        <w:rPr>
+          <w:rFonts w:ascii="Arial" w:hAnsi="Arial" w:cs="Arial"/>
+          <w:noProof/>
+          <w:color w:val="auto"/>
+          <w:sz w:val="20"/>
+          <w:szCs w:val="20"/>
+        </w:rPr>
+        <w:t>3</w:t>
+      </w:r>
+      <w:r>
+        <w:rPr>
+          <w:rFonts w:ascii="Arial" w:hAnsi="Arial" w:cs="Arial"/>
+          <w:color w:val="auto"/>
+          <w:sz w:val="20"/>
+          <w:szCs w:val="20"/>
+        </w:rPr>
+        <w:fldChar w:fldCharType="end"/>
+      </w:r>
+      <w:r>
+        <w:rPr>
+          <w:rFonts w:ascii="Arial" w:hAnsi="Arial" w:cs="Arial"/>
+          <w:color w:val="auto"/>
+          <w:sz w:val="20"/>
+          <w:szCs w:val="20"/>
+        </w:rPr>
+        <w:t xml:space="preserve"> Diagrama structurală a </w:t>
+      </w:r>
+      <w:proofErr w:type="spellStart"/>
+      <w:r>
+        <w:rPr>
+          <w:rFonts w:ascii="Arial" w:hAnsi="Arial" w:cs="Arial"/>
+          <w:color w:val="auto"/>
+          <w:sz w:val="20"/>
+          <w:szCs w:val="20"/>
+        </w:rPr>
+        <w:t>SoC</w:t>
+      </w:r>
+      <w:proofErr w:type="spellEnd"/>
+      <w:r>
+        <w:rPr>
+          <w:rFonts w:ascii="Arial" w:hAnsi="Arial" w:cs="Arial"/>
+          <w:color w:val="auto"/>
+          <w:sz w:val="20"/>
+          <w:szCs w:val="20"/>
+        </w:rPr>
+        <w:t>-ului ZYNQ-7000 [13]</w:t>
+      </w:r>
+    </w:p>
+    <w:p>
+      <w:pPr>
+        <w:ind w:firstLine="576"/>
+        <w:jc w:val="both"/>
+        <w:rPr>
+          <w:rFonts w:ascii="Arial" w:hAnsi="Arial" w:cs="Arial"/>
+          <w:sz w:val="24"/>
+          <w:szCs w:val="24"/>
+        </w:rPr>
+      </w:pPr>
+    </w:p>
+    <w:p>
+      <w:pPr>
+        <w:ind w:firstLine="576"/>
+        <w:jc w:val="both"/>
+        <w:rPr>
+          <w:rFonts w:ascii="Arial" w:hAnsi="Arial" w:cs="Arial"/>
           <w:sz w:val="24"/>
           <w:szCs w:val="24"/>
         </w:rPr>
       </w:pPr>
     </w:p>
     <w:sectPr>
-      <w:headerReference w:type="default" r:id="rId40"/>
-      <w:footerReference w:type="default" r:id="rId41"/>
-      <w:headerReference w:type="first" r:id="rId42"/>
-      <w:footerReference w:type="first" r:id="rId43"/>
+      <w:headerReference w:type="default" r:id="rId43"/>
+      <w:footerReference w:type="default" r:id="rId44"/>
+      <w:headerReference w:type="first" r:id="rId45"/>
+      <w:footerReference w:type="first" r:id="rId46"/>
       <w:pgSz w:w="11907" w:h="16840" w:code="9"/>
       <w:pgMar w:top="1418" w:right="1134" w:bottom="1134" w:left="1134" w:header="706" w:footer="778" w:gutter="0"/>
       <w:pgNumType w:start="0"/>
@@ -39854,11 +41082,11 @@
     <w:rsidRoot w:val="00F924A7"/>
     <w:rsid w:val="00192327"/>
     <w:rsid w:val="001D3BF4"/>
+    <w:rsid w:val="006A2B83"/>
     <w:rsid w:val="0072317D"/>
     <w:rsid w:val="007B47C5"/>
     <w:rsid w:val="00844611"/>
     <w:rsid w:val="009F1A76"/>
-    <w:rsid w:val="00A2322A"/>
     <w:rsid w:val="00CE3EC1"/>
     <w:rsid w:val="00EF4327"/>
     <w:rsid w:val="00F924A7"/>

--- a/Paper/BDA_AES.docx
+++ b/Paper/BDA_AES.docx
@@ -840,7 +840,7 @@
             </w:rPr>
             <w:fldChar w:fldCharType="separate"/>
           </w:r>
-          <w:hyperlink w:anchor="_Toc238572838" w:history="1">
+          <w:hyperlink w:anchor="_Toc238637424" w:history="1">
             <w:r>
               <w:rPr>
                 <w:rStyle w:val="Hyperlink"/>
@@ -887,7 +887,7 @@
                 <w:noProof/>
                 <w:webHidden/>
               </w:rPr>
-              <w:instrText xml:space="preserve"> PAGEREF _Toc238572838 \h </w:instrText>
+              <w:instrText xml:space="preserve"> PAGEREF _Toc238637424 \h </w:instrText>
             </w:r>
             <w:r>
               <w:rPr>
@@ -934,7 +934,7 @@
               <w14:ligatures w14:val="standardContextual"/>
             </w:rPr>
           </w:pPr>
-          <w:hyperlink w:anchor="_Toc238572839" w:history="1">
+          <w:hyperlink w:anchor="_Toc238637425" w:history="1">
             <w:r>
               <w:rPr>
                 <w:rStyle w:val="Hyperlink"/>
@@ -981,7 +981,7 @@
                 <w:noProof/>
                 <w:webHidden/>
               </w:rPr>
-              <w:instrText xml:space="preserve"> PAGEREF _Toc238572839 \h </w:instrText>
+              <w:instrText xml:space="preserve"> PAGEREF _Toc238637425 \h </w:instrText>
             </w:r>
             <w:r>
               <w:rPr>
@@ -1028,7 +1028,7 @@
               <w14:ligatures w14:val="standardContextual"/>
             </w:rPr>
           </w:pPr>
-          <w:hyperlink w:anchor="_Toc238572840" w:history="1">
+          <w:hyperlink w:anchor="_Toc238637426" w:history="1">
             <w:r>
               <w:rPr>
                 <w:rStyle w:val="Hyperlink"/>
@@ -1075,7 +1075,7 @@
                 <w:noProof/>
                 <w:webHidden/>
               </w:rPr>
-              <w:instrText xml:space="preserve"> PAGEREF _Toc238572840 \h </w:instrText>
+              <w:instrText xml:space="preserve"> PAGEREF _Toc238637426 \h </w:instrText>
             </w:r>
             <w:r>
               <w:rPr>
@@ -1122,7 +1122,7 @@
               <w14:ligatures w14:val="standardContextual"/>
             </w:rPr>
           </w:pPr>
-          <w:hyperlink w:anchor="_Toc238572841" w:history="1">
+          <w:hyperlink w:anchor="_Toc238637427" w:history="1">
             <w:r>
               <w:rPr>
                 <w:rStyle w:val="Hyperlink"/>
@@ -1169,7 +1169,7 @@
                 <w:noProof/>
                 <w:webHidden/>
               </w:rPr>
-              <w:instrText xml:space="preserve"> PAGEREF _Toc238572841 \h </w:instrText>
+              <w:instrText xml:space="preserve"> PAGEREF _Toc238637427 \h </w:instrText>
             </w:r>
             <w:r>
               <w:rPr>
@@ -1216,7 +1216,7 @@
               <w14:ligatures w14:val="standardContextual"/>
             </w:rPr>
           </w:pPr>
-          <w:hyperlink w:anchor="_Toc238572842" w:history="1">
+          <w:hyperlink w:anchor="_Toc238637428" w:history="1">
             <w:r>
               <w:rPr>
                 <w:rStyle w:val="Hyperlink"/>
@@ -1263,7 +1263,7 @@
                 <w:noProof/>
                 <w:webHidden/>
               </w:rPr>
-              <w:instrText xml:space="preserve"> PAGEREF _Toc238572842 \h </w:instrText>
+              <w:instrText xml:space="preserve"> PAGEREF _Toc238637428 \h </w:instrText>
             </w:r>
             <w:r>
               <w:rPr>
@@ -1310,7 +1310,7 @@
               <w14:ligatures w14:val="standardContextual"/>
             </w:rPr>
           </w:pPr>
-          <w:hyperlink w:anchor="_Toc238572843" w:history="1">
+          <w:hyperlink w:anchor="_Toc238637429" w:history="1">
             <w:r>
               <w:rPr>
                 <w:rStyle w:val="Hyperlink"/>
@@ -1357,7 +1357,7 @@
                 <w:noProof/>
                 <w:webHidden/>
               </w:rPr>
-              <w:instrText xml:space="preserve"> PAGEREF _Toc238572843 \h </w:instrText>
+              <w:instrText xml:space="preserve"> PAGEREF _Toc238637429 \h </w:instrText>
             </w:r>
             <w:r>
               <w:rPr>
@@ -1404,7 +1404,7 @@
               <w14:ligatures w14:val="standardContextual"/>
             </w:rPr>
           </w:pPr>
-          <w:hyperlink w:anchor="_Toc238572844" w:history="1">
+          <w:hyperlink w:anchor="_Toc238637430" w:history="1">
             <w:r>
               <w:rPr>
                 <w:rStyle w:val="Hyperlink"/>
@@ -1451,7 +1451,7 @@
                 <w:noProof/>
                 <w:webHidden/>
               </w:rPr>
-              <w:instrText xml:space="preserve"> PAGEREF _Toc238572844 \h </w:instrText>
+              <w:instrText xml:space="preserve"> PAGEREF _Toc238637430 \h </w:instrText>
             </w:r>
             <w:r>
               <w:rPr>
@@ -1498,7 +1498,7 @@
               <w14:ligatures w14:val="standardContextual"/>
             </w:rPr>
           </w:pPr>
-          <w:hyperlink w:anchor="_Toc238572845" w:history="1">
+          <w:hyperlink w:anchor="_Toc238637431" w:history="1">
             <w:r>
               <w:rPr>
                 <w:rStyle w:val="Hyperlink"/>
@@ -1545,7 +1545,7 @@
                 <w:noProof/>
                 <w:webHidden/>
               </w:rPr>
-              <w:instrText xml:space="preserve"> PAGEREF _Toc238572845 \h </w:instrText>
+              <w:instrText xml:space="preserve"> PAGEREF _Toc238637431 \h </w:instrText>
             </w:r>
             <w:r>
               <w:rPr>
@@ -1592,7 +1592,7 @@
               <w14:ligatures w14:val="standardContextual"/>
             </w:rPr>
           </w:pPr>
-          <w:hyperlink w:anchor="_Toc238572846" w:history="1">
+          <w:hyperlink w:anchor="_Toc238637432" w:history="1">
             <w:r>
               <w:rPr>
                 <w:rStyle w:val="Hyperlink"/>
@@ -1639,7 +1639,7 @@
                 <w:noProof/>
                 <w:webHidden/>
               </w:rPr>
-              <w:instrText xml:space="preserve"> PAGEREF _Toc238572846 \h </w:instrText>
+              <w:instrText xml:space="preserve"> PAGEREF _Toc238637432 \h </w:instrText>
             </w:r>
             <w:r>
               <w:rPr>
@@ -1686,7 +1686,7 @@
               <w14:ligatures w14:val="standardContextual"/>
             </w:rPr>
           </w:pPr>
-          <w:hyperlink w:anchor="_Toc238572847" w:history="1">
+          <w:hyperlink w:anchor="_Toc238637433" w:history="1">
             <w:r>
               <w:rPr>
                 <w:rStyle w:val="Hyperlink"/>
@@ -1733,7 +1733,7 @@
                 <w:noProof/>
                 <w:webHidden/>
               </w:rPr>
-              <w:instrText xml:space="preserve"> PAGEREF _Toc238572847 \h </w:instrText>
+              <w:instrText xml:space="preserve"> PAGEREF _Toc238637433 \h </w:instrText>
             </w:r>
             <w:r>
               <w:rPr>
@@ -1780,7 +1780,7 @@
               <w14:ligatures w14:val="standardContextual"/>
             </w:rPr>
           </w:pPr>
-          <w:hyperlink w:anchor="_Toc238572848" w:history="1">
+          <w:hyperlink w:anchor="_Toc238637434" w:history="1">
             <w:r>
               <w:rPr>
                 <w:rStyle w:val="Hyperlink"/>
@@ -1827,7 +1827,7 @@
                 <w:noProof/>
                 <w:webHidden/>
               </w:rPr>
-              <w:instrText xml:space="preserve"> PAGEREF _Toc238572848 \h </w:instrText>
+              <w:instrText xml:space="preserve"> PAGEREF _Toc238637434 \h </w:instrText>
             </w:r>
             <w:r>
               <w:rPr>
@@ -1874,7 +1874,7 @@
               <w14:ligatures w14:val="standardContextual"/>
             </w:rPr>
           </w:pPr>
-          <w:hyperlink w:anchor="_Toc238572849" w:history="1">
+          <w:hyperlink w:anchor="_Toc238637435" w:history="1">
             <w:r>
               <w:rPr>
                 <w:rStyle w:val="Hyperlink"/>
@@ -1921,7 +1921,7 @@
                 <w:noProof/>
                 <w:webHidden/>
               </w:rPr>
-              <w:instrText xml:space="preserve"> PAGEREF _Toc238572849 \h </w:instrText>
+              <w:instrText xml:space="preserve"> PAGEREF _Toc238637435 \h </w:instrText>
             </w:r>
             <w:r>
               <w:rPr>
@@ -1941,7 +1941,7 @@
                 <w:noProof/>
                 <w:webHidden/>
               </w:rPr>
-              <w:t>12</w:t>
+              <w:t>13</w:t>
             </w:r>
             <w:r>
               <w:rPr>
@@ -1968,7 +1968,7 @@
               <w14:ligatures w14:val="standardContextual"/>
             </w:rPr>
           </w:pPr>
-          <w:hyperlink w:anchor="_Toc238572850" w:history="1">
+          <w:hyperlink w:anchor="_Toc238637436" w:history="1">
             <w:r>
               <w:rPr>
                 <w:rStyle w:val="Hyperlink"/>
@@ -2015,7 +2015,7 @@
                 <w:noProof/>
                 <w:webHidden/>
               </w:rPr>
-              <w:instrText xml:space="preserve"> PAGEREF _Toc238572850 \h </w:instrText>
+              <w:instrText xml:space="preserve"> PAGEREF _Toc238637436 \h </w:instrText>
             </w:r>
             <w:r>
               <w:rPr>
@@ -2035,7 +2035,7 @@
                 <w:noProof/>
                 <w:webHidden/>
               </w:rPr>
-              <w:t>12</w:t>
+              <w:t>13</w:t>
             </w:r>
             <w:r>
               <w:rPr>
@@ -2062,7 +2062,7 @@
               <w14:ligatures w14:val="standardContextual"/>
             </w:rPr>
           </w:pPr>
-          <w:hyperlink w:anchor="_Toc238572851" w:history="1">
+          <w:hyperlink w:anchor="_Toc238637437" w:history="1">
             <w:r>
               <w:rPr>
                 <w:rStyle w:val="Hyperlink"/>
@@ -2109,7 +2109,7 @@
                 <w:noProof/>
                 <w:webHidden/>
               </w:rPr>
-              <w:instrText xml:space="preserve"> PAGEREF _Toc238572851 \h </w:instrText>
+              <w:instrText xml:space="preserve"> PAGEREF _Toc238637437 \h </w:instrText>
             </w:r>
             <w:r>
               <w:rPr>
@@ -2129,7 +2129,7 @@
                 <w:noProof/>
                 <w:webHidden/>
               </w:rPr>
-              <w:t>13</w:t>
+              <w:t>14</w:t>
             </w:r>
             <w:r>
               <w:rPr>
@@ -2156,7 +2156,7 @@
               <w14:ligatures w14:val="standardContextual"/>
             </w:rPr>
           </w:pPr>
-          <w:hyperlink w:anchor="_Toc238572852" w:history="1">
+          <w:hyperlink w:anchor="_Toc238637438" w:history="1">
             <w:r>
               <w:rPr>
                 <w:rStyle w:val="Hyperlink"/>
@@ -2203,7 +2203,7 @@
                 <w:noProof/>
                 <w:webHidden/>
               </w:rPr>
-              <w:instrText xml:space="preserve"> PAGEREF _Toc238572852 \h </w:instrText>
+              <w:instrText xml:space="preserve"> PAGEREF _Toc238637438 \h </w:instrText>
             </w:r>
             <w:r>
               <w:rPr>
@@ -2223,7 +2223,7 @@
                 <w:noProof/>
                 <w:webHidden/>
               </w:rPr>
-              <w:t>14</w:t>
+              <w:t>15</w:t>
             </w:r>
             <w:r>
               <w:rPr>
@@ -2250,7 +2250,7 @@
               <w14:ligatures w14:val="standardContextual"/>
             </w:rPr>
           </w:pPr>
-          <w:hyperlink w:anchor="_Toc238572853" w:history="1">
+          <w:hyperlink w:anchor="_Toc238637439" w:history="1">
             <w:r>
               <w:rPr>
                 <w:rStyle w:val="Hyperlink"/>
@@ -2297,7 +2297,7 @@
                 <w:noProof/>
                 <w:webHidden/>
               </w:rPr>
-              <w:instrText xml:space="preserve"> PAGEREF _Toc238572853 \h </w:instrText>
+              <w:instrText xml:space="preserve"> PAGEREF _Toc238637439 \h </w:instrText>
             </w:r>
             <w:r>
               <w:rPr>
@@ -2317,7 +2317,7 @@
                 <w:noProof/>
                 <w:webHidden/>
               </w:rPr>
-              <w:t>17</w:t>
+              <w:t>18</w:t>
             </w:r>
             <w:r>
               <w:rPr>
@@ -2344,7 +2344,7 @@
               <w14:ligatures w14:val="standardContextual"/>
             </w:rPr>
           </w:pPr>
-          <w:hyperlink w:anchor="_Toc238572854" w:history="1">
+          <w:hyperlink w:anchor="_Toc238637440" w:history="1">
             <w:r>
               <w:rPr>
                 <w:rStyle w:val="Hyperlink"/>
@@ -2391,7 +2391,7 @@
                 <w:noProof/>
                 <w:webHidden/>
               </w:rPr>
-              <w:instrText xml:space="preserve"> PAGEREF _Toc238572854 \h </w:instrText>
+              <w:instrText xml:space="preserve"> PAGEREF _Toc238637440 \h </w:instrText>
             </w:r>
             <w:r>
               <w:rPr>
@@ -2411,7 +2411,7 @@
                 <w:noProof/>
                 <w:webHidden/>
               </w:rPr>
-              <w:t>19</w:t>
+              <w:t>20</w:t>
             </w:r>
             <w:r>
               <w:rPr>
@@ -2438,7 +2438,7 @@
               <w14:ligatures w14:val="standardContextual"/>
             </w:rPr>
           </w:pPr>
-          <w:hyperlink w:anchor="_Toc238572855" w:history="1">
+          <w:hyperlink w:anchor="_Toc238637441" w:history="1">
             <w:r>
               <w:rPr>
                 <w:rStyle w:val="Hyperlink"/>
@@ -2487,7 +2487,7 @@
                 <w:noProof/>
                 <w:webHidden/>
               </w:rPr>
-              <w:instrText xml:space="preserve"> PAGEREF _Toc238572855 \h </w:instrText>
+              <w:instrText xml:space="preserve"> PAGEREF _Toc238637441 \h </w:instrText>
             </w:r>
             <w:r>
               <w:rPr>
@@ -2507,7 +2507,7 @@
                 <w:noProof/>
                 <w:webHidden/>
               </w:rPr>
-              <w:t>19</w:t>
+              <w:t>21</w:t>
             </w:r>
             <w:r>
               <w:rPr>
@@ -2534,7 +2534,7 @@
               <w14:ligatures w14:val="standardContextual"/>
             </w:rPr>
           </w:pPr>
-          <w:hyperlink w:anchor="_Toc238572856" w:history="1">
+          <w:hyperlink w:anchor="_Toc238637442" w:history="1">
             <w:r>
               <w:rPr>
                 <w:rStyle w:val="Hyperlink"/>
@@ -2583,7 +2583,7 @@
                 <w:noProof/>
                 <w:webHidden/>
               </w:rPr>
-              <w:instrText xml:space="preserve"> PAGEREF _Toc238572856 \h </w:instrText>
+              <w:instrText xml:space="preserve"> PAGEREF _Toc238637442 \h </w:instrText>
             </w:r>
             <w:r>
               <w:rPr>
@@ -2603,7 +2603,7 @@
                 <w:noProof/>
                 <w:webHidden/>
               </w:rPr>
-              <w:t>20</w:t>
+              <w:t>21</w:t>
             </w:r>
             <w:r>
               <w:rPr>
@@ -2630,7 +2630,7 @@
               <w14:ligatures w14:val="standardContextual"/>
             </w:rPr>
           </w:pPr>
-          <w:hyperlink w:anchor="_Toc238572857" w:history="1">
+          <w:hyperlink w:anchor="_Toc238637443" w:history="1">
             <w:r>
               <w:rPr>
                 <w:rStyle w:val="Hyperlink"/>
@@ -2677,7 +2677,7 @@
                 <w:noProof/>
                 <w:webHidden/>
               </w:rPr>
-              <w:instrText xml:space="preserve"> PAGEREF _Toc238572857 \h </w:instrText>
+              <w:instrText xml:space="preserve"> PAGEREF _Toc238637443 \h </w:instrText>
             </w:r>
             <w:r>
               <w:rPr>
@@ -2697,7 +2697,7 @@
                 <w:noProof/>
                 <w:webHidden/>
               </w:rPr>
-              <w:t>21</w:t>
+              <w:t>22</w:t>
             </w:r>
             <w:r>
               <w:rPr>
@@ -2724,7 +2724,7 @@
               <w14:ligatures w14:val="standardContextual"/>
             </w:rPr>
           </w:pPr>
-          <w:hyperlink w:anchor="_Toc238572858" w:history="1">
+          <w:hyperlink w:anchor="_Toc238637444" w:history="1">
             <w:r>
               <w:rPr>
                 <w:rStyle w:val="Hyperlink"/>
@@ -2771,7 +2771,7 @@
                 <w:noProof/>
                 <w:webHidden/>
               </w:rPr>
-              <w:instrText xml:space="preserve"> PAGEREF _Toc238572858 \h </w:instrText>
+              <w:instrText xml:space="preserve"> PAGEREF _Toc238637444 \h </w:instrText>
             </w:r>
             <w:r>
               <w:rPr>
@@ -2791,7 +2791,7 @@
                 <w:noProof/>
                 <w:webHidden/>
               </w:rPr>
-              <w:t>21</w:t>
+              <w:t>23</w:t>
             </w:r>
             <w:r>
               <w:rPr>
@@ -2818,7 +2818,7 @@
               <w14:ligatures w14:val="standardContextual"/>
             </w:rPr>
           </w:pPr>
-          <w:hyperlink w:anchor="_Toc238572859" w:history="1">
+          <w:hyperlink w:anchor="_Toc238637445" w:history="1">
             <w:r>
               <w:rPr>
                 <w:rStyle w:val="Hyperlink"/>
@@ -2865,7 +2865,7 @@
                 <w:noProof/>
                 <w:webHidden/>
               </w:rPr>
-              <w:instrText xml:space="preserve"> PAGEREF _Toc238572859 \h </w:instrText>
+              <w:instrText xml:space="preserve"> PAGEREF _Toc238637445 \h </w:instrText>
             </w:r>
             <w:r>
               <w:rPr>
@@ -2885,7 +2885,7 @@
                 <w:noProof/>
                 <w:webHidden/>
               </w:rPr>
-              <w:t>22</w:t>
+              <w:t>23</w:t>
             </w:r>
             <w:r>
               <w:rPr>
@@ -2912,7 +2912,7 @@
               <w14:ligatures w14:val="standardContextual"/>
             </w:rPr>
           </w:pPr>
-          <w:hyperlink w:anchor="_Toc238572860" w:history="1">
+          <w:hyperlink w:anchor="_Toc238637446" w:history="1">
             <w:r>
               <w:rPr>
                 <w:rStyle w:val="Hyperlink"/>
@@ -2959,7 +2959,7 @@
                 <w:noProof/>
                 <w:webHidden/>
               </w:rPr>
-              <w:instrText xml:space="preserve"> PAGEREF _Toc238572860 \h </w:instrText>
+              <w:instrText xml:space="preserve"> PAGEREF _Toc238637446 \h </w:instrText>
             </w:r>
             <w:r>
               <w:rPr>
@@ -2979,7 +2979,7 @@
                 <w:noProof/>
                 <w:webHidden/>
               </w:rPr>
-              <w:t>23</w:t>
+              <w:t>25</w:t>
             </w:r>
             <w:r>
               <w:rPr>
@@ -3006,7 +3006,7 @@
               <w14:ligatures w14:val="standardContextual"/>
             </w:rPr>
           </w:pPr>
-          <w:hyperlink w:anchor="_Toc238572861" w:history="1">
+          <w:hyperlink w:anchor="_Toc238637447" w:history="1">
             <w:r>
               <w:rPr>
                 <w:rStyle w:val="Hyperlink"/>
@@ -3053,7 +3053,7 @@
                 <w:noProof/>
                 <w:webHidden/>
               </w:rPr>
-              <w:instrText xml:space="preserve"> PAGEREF _Toc238572861 \h </w:instrText>
+              <w:instrText xml:space="preserve"> PAGEREF _Toc238637447 \h </w:instrText>
             </w:r>
             <w:r>
               <w:rPr>
@@ -3073,7 +3073,7 @@
                 <w:noProof/>
                 <w:webHidden/>
               </w:rPr>
-              <w:t>24</w:t>
+              <w:t>26</w:t>
             </w:r>
             <w:r>
               <w:rPr>
@@ -3100,7 +3100,7 @@
               <w14:ligatures w14:val="standardContextual"/>
             </w:rPr>
           </w:pPr>
-          <w:hyperlink w:anchor="_Toc238572862" w:history="1">
+          <w:hyperlink w:anchor="_Toc238637448" w:history="1">
             <w:r>
               <w:rPr>
                 <w:rStyle w:val="Hyperlink"/>
@@ -3147,7 +3147,7 @@
                 <w:noProof/>
                 <w:webHidden/>
               </w:rPr>
-              <w:instrText xml:space="preserve"> PAGEREF _Toc238572862 \h </w:instrText>
+              <w:instrText xml:space="preserve"> PAGEREF _Toc238637448 \h </w:instrText>
             </w:r>
             <w:r>
               <w:rPr>
@@ -3167,7 +3167,7 @@
                 <w:noProof/>
                 <w:webHidden/>
               </w:rPr>
-              <w:t>24</w:t>
+              <w:t>26</w:t>
             </w:r>
             <w:r>
               <w:rPr>
@@ -3194,7 +3194,7 @@
               <w14:ligatures w14:val="standardContextual"/>
             </w:rPr>
           </w:pPr>
-          <w:hyperlink w:anchor="_Toc238572863" w:history="1">
+          <w:hyperlink w:anchor="_Toc238637449" w:history="1">
             <w:r>
               <w:rPr>
                 <w:rStyle w:val="Hyperlink"/>
@@ -3241,7 +3241,7 @@
                 <w:noProof/>
                 <w:webHidden/>
               </w:rPr>
-              <w:instrText xml:space="preserve"> PAGEREF _Toc238572863 \h </w:instrText>
+              <w:instrText xml:space="preserve"> PAGEREF _Toc238637449 \h </w:instrText>
             </w:r>
             <w:r>
               <w:rPr>
@@ -3261,7 +3261,7 @@
                 <w:noProof/>
                 <w:webHidden/>
               </w:rPr>
-              <w:t>25</w:t>
+              <w:t>27</w:t>
             </w:r>
             <w:r>
               <w:rPr>
@@ -3288,7 +3288,7 @@
               <w14:ligatures w14:val="standardContextual"/>
             </w:rPr>
           </w:pPr>
-          <w:hyperlink w:anchor="_Toc238572864" w:history="1">
+          <w:hyperlink w:anchor="_Toc238637450" w:history="1">
             <w:r>
               <w:rPr>
                 <w:rStyle w:val="Hyperlink"/>
@@ -3335,7 +3335,7 @@
                 <w:noProof/>
                 <w:webHidden/>
               </w:rPr>
-              <w:instrText xml:space="preserve"> PAGEREF _Toc238572864 \h </w:instrText>
+              <w:instrText xml:space="preserve"> PAGEREF _Toc238637450 \h </w:instrText>
             </w:r>
             <w:r>
               <w:rPr>
@@ -3355,7 +3355,7 @@
                 <w:noProof/>
                 <w:webHidden/>
               </w:rPr>
-              <w:t>25</w:t>
+              <w:t>27</w:t>
             </w:r>
             <w:r>
               <w:rPr>
@@ -3382,7 +3382,7 @@
               <w14:ligatures w14:val="standardContextual"/>
             </w:rPr>
           </w:pPr>
-          <w:hyperlink w:anchor="_Toc238572865" w:history="1">
+          <w:hyperlink w:anchor="_Toc238637451" w:history="1">
             <w:r>
               <w:rPr>
                 <w:rStyle w:val="Hyperlink"/>
@@ -3427,7 +3427,7 @@
                 <w:noProof/>
                 <w:webHidden/>
               </w:rPr>
-              <w:instrText xml:space="preserve"> PAGEREF _Toc238572865 \h </w:instrText>
+              <w:instrText xml:space="preserve"> PAGEREF _Toc238637451 \h </w:instrText>
             </w:r>
             <w:r>
               <w:rPr>
@@ -3447,7 +3447,191 @@
                 <w:noProof/>
                 <w:webHidden/>
               </w:rPr>
-              <w:t>26</w:t>
+              <w:t>28</w:t>
+            </w:r>
+            <w:r>
+              <w:rPr>
+                <w:noProof/>
+                <w:webHidden/>
+              </w:rPr>
+              <w:fldChar w:fldCharType="end"/>
+            </w:r>
+          </w:hyperlink>
+        </w:p>
+        <w:p>
+          <w:pPr>
+            <w:pStyle w:val="TOC2"/>
+            <w:tabs>
+              <w:tab w:val="left" w:pos="960"/>
+              <w:tab w:val="right" w:leader="dot" w:pos="9629"/>
+            </w:tabs>
+            <w:rPr>
+              <w:noProof/>
+              <w:kern w:val="2"/>
+              <w:sz w:val="24"/>
+              <w:szCs w:val="24"/>
+              <w:lang w:eastAsia="ro-RO"/>
+              <w14:ligatures w14:val="standardContextual"/>
+            </w:rPr>
+          </w:pPr>
+          <w:hyperlink w:anchor="_Toc238637452" w:history="1">
+            <w:r>
+              <w:rPr>
+                <w:rStyle w:val="Hyperlink"/>
+                <w:noProof/>
+              </w:rPr>
+              <w:t>4.1</w:t>
+            </w:r>
+            <w:r>
+              <w:rPr>
+                <w:noProof/>
+                <w:kern w:val="2"/>
+                <w:sz w:val="24"/>
+                <w:szCs w:val="24"/>
+                <w:lang w:eastAsia="ro-RO"/>
+                <w14:ligatures w14:val="standardContextual"/>
+              </w:rPr>
+              <w:tab/>
+            </w:r>
+            <w:r>
+              <w:rPr>
+                <w:rStyle w:val="Hyperlink"/>
+                <w:noProof/>
+              </w:rPr>
+              <w:t>ARHITECTURA FPGA</w:t>
+            </w:r>
+            <w:r>
+              <w:rPr>
+                <w:noProof/>
+                <w:webHidden/>
+              </w:rPr>
+              <w:tab/>
+            </w:r>
+            <w:r>
+              <w:rPr>
+                <w:noProof/>
+                <w:webHidden/>
+              </w:rPr>
+              <w:fldChar w:fldCharType="begin"/>
+            </w:r>
+            <w:r>
+              <w:rPr>
+                <w:noProof/>
+                <w:webHidden/>
+              </w:rPr>
+              <w:instrText xml:space="preserve"> PAGEREF _Toc238637452 \h </w:instrText>
+            </w:r>
+            <w:r>
+              <w:rPr>
+                <w:noProof/>
+                <w:webHidden/>
+              </w:rPr>
+            </w:r>
+            <w:r>
+              <w:rPr>
+                <w:noProof/>
+                <w:webHidden/>
+              </w:rPr>
+              <w:fldChar w:fldCharType="separate"/>
+            </w:r>
+            <w:r>
+              <w:rPr>
+                <w:noProof/>
+                <w:webHidden/>
+              </w:rPr>
+              <w:t>28</w:t>
+            </w:r>
+            <w:r>
+              <w:rPr>
+                <w:noProof/>
+                <w:webHidden/>
+              </w:rPr>
+              <w:fldChar w:fldCharType="end"/>
+            </w:r>
+          </w:hyperlink>
+        </w:p>
+        <w:p>
+          <w:pPr>
+            <w:pStyle w:val="TOC2"/>
+            <w:tabs>
+              <w:tab w:val="left" w:pos="960"/>
+              <w:tab w:val="right" w:leader="dot" w:pos="9629"/>
+            </w:tabs>
+            <w:rPr>
+              <w:noProof/>
+              <w:kern w:val="2"/>
+              <w:sz w:val="24"/>
+              <w:szCs w:val="24"/>
+              <w:lang w:eastAsia="ro-RO"/>
+              <w14:ligatures w14:val="standardContextual"/>
+            </w:rPr>
+          </w:pPr>
+          <w:hyperlink w:anchor="_Toc238637453" w:history="1">
+            <w:r>
+              <w:rPr>
+                <w:rStyle w:val="Hyperlink"/>
+                <w:noProof/>
+              </w:rPr>
+              <w:t>4.2</w:t>
+            </w:r>
+            <w:r>
+              <w:rPr>
+                <w:noProof/>
+                <w:kern w:val="2"/>
+                <w:sz w:val="24"/>
+                <w:szCs w:val="24"/>
+                <w:lang w:eastAsia="ro-RO"/>
+                <w14:ligatures w14:val="standardContextual"/>
+              </w:rPr>
+              <w:tab/>
+            </w:r>
+            <w:r>
+              <w:rPr>
+                <w:rStyle w:val="Hyperlink"/>
+                <w:noProof/>
+              </w:rPr>
+              <w:t>ARHITECTURA ZYNQ-7000</w:t>
+            </w:r>
+            <w:r>
+              <w:rPr>
+                <w:noProof/>
+                <w:webHidden/>
+              </w:rPr>
+              <w:tab/>
+            </w:r>
+            <w:r>
+              <w:rPr>
+                <w:noProof/>
+                <w:webHidden/>
+              </w:rPr>
+              <w:fldChar w:fldCharType="begin"/>
+            </w:r>
+            <w:r>
+              <w:rPr>
+                <w:noProof/>
+                <w:webHidden/>
+              </w:rPr>
+              <w:instrText xml:space="preserve"> PAGEREF _Toc238637453 \h </w:instrText>
+            </w:r>
+            <w:r>
+              <w:rPr>
+                <w:noProof/>
+                <w:webHidden/>
+              </w:rPr>
+            </w:r>
+            <w:r>
+              <w:rPr>
+                <w:noProof/>
+                <w:webHidden/>
+              </w:rPr>
+              <w:fldChar w:fldCharType="separate"/>
+            </w:r>
+            <w:r>
+              <w:rPr>
+                <w:noProof/>
+                <w:webHidden/>
+              </w:rPr>
+              <w:t>30</w:t>
             </w:r>
             <w:r>
               <w:rPr>
@@ -3730,24 +3914,12 @@
     </w:p>
     <w:p>
       <w:pPr>
-        <w:jc w:val="both"/>
-        <w:rPr>
-          <w:rFonts w:ascii="Arial" w:hAnsi="Arial" w:cs="Arial"/>
-          <w:b/>
-          <w:bCs/>
-          <w:sz w:val="44"/>
-          <w:szCs w:val="44"/>
-        </w:rPr>
-      </w:pPr>
-    </w:p>
-    <w:p>
-      <w:pPr>
         <w:pStyle w:val="Heading1"/>
         <w:rPr>
           <w:rFonts w:cs="Arial"/>
         </w:rPr>
       </w:pPr>
-      <w:bookmarkStart w:id="0" w:name="_Toc238572838"/>
+      <w:bookmarkStart w:id="0" w:name="_Toc238637424"/>
       <w:r>
         <w:rPr>
           <w:rFonts w:cs="Arial"/>
@@ -3772,7 +3944,7 @@
           <w:rFonts w:cs="Arial"/>
         </w:rPr>
       </w:pPr>
-      <w:bookmarkStart w:id="1" w:name="_Toc238572839"/>
+      <w:bookmarkStart w:id="1" w:name="_Toc238637425"/>
       <w:r>
         <w:rPr>
           <w:rFonts w:cs="Arial"/>
@@ -5236,7 +5408,7 @@
           <w:rFonts w:cs="Arial"/>
         </w:rPr>
       </w:pPr>
-      <w:bookmarkStart w:id="2" w:name="_Toc238572840"/>
+      <w:bookmarkStart w:id="2" w:name="_Toc238637426"/>
       <w:r>
         <w:rPr>
           <w:rFonts w:cs="Arial"/>
@@ -6083,7 +6255,7 @@
           <w:rFonts w:cs="Arial"/>
         </w:rPr>
       </w:pPr>
-      <w:bookmarkStart w:id="3" w:name="_Toc238572841"/>
+      <w:bookmarkStart w:id="3" w:name="_Toc238637427"/>
       <w:r>
         <w:rPr>
           <w:rFonts w:cs="Arial"/>
@@ -7070,7 +7242,7 @@
           <w:rFonts w:cs="Arial"/>
         </w:rPr>
       </w:pPr>
-      <w:bookmarkStart w:id="4" w:name="_Toc238572842"/>
+      <w:bookmarkStart w:id="4" w:name="_Toc238637428"/>
       <w:r>
         <w:rPr>
           <w:rFonts w:cs="Arial"/>
@@ -7832,7 +8004,7 @@
           <w:rFonts w:cs="Arial"/>
         </w:rPr>
       </w:pPr>
-      <w:bookmarkStart w:id="5" w:name="_Toc238572843"/>
+      <w:bookmarkStart w:id="5" w:name="_Toc238637429"/>
       <w:r>
         <w:rPr>
           <w:rFonts w:cs="Arial"/>
@@ -7965,7 +8137,7 @@
           <w:rFonts w:cs="Arial"/>
         </w:rPr>
       </w:pPr>
-      <w:bookmarkStart w:id="6" w:name="_Toc238572844"/>
+      <w:bookmarkStart w:id="6" w:name="_Toc238637430"/>
       <w:r>
         <w:rPr>
           <w:rFonts w:cs="Arial"/>
@@ -8007,7 +8179,7 @@
           <w:rFonts w:cs="Arial"/>
         </w:rPr>
       </w:pPr>
-      <w:bookmarkStart w:id="7" w:name="_Toc238572845"/>
+      <w:bookmarkStart w:id="7" w:name="_Toc238637431"/>
       <w:r>
         <w:rPr>
           <w:rFonts w:cs="Arial"/>
@@ -8877,7 +9049,7 @@
           <w:rFonts w:cs="Arial"/>
         </w:rPr>
       </w:pPr>
-      <w:bookmarkStart w:id="8" w:name="_Toc238572846"/>
+      <w:bookmarkStart w:id="8" w:name="_Toc238637432"/>
       <w:r>
         <w:rPr>
           <w:rFonts w:cs="Arial"/>
@@ -9564,7 +9736,7 @@
           <w:rFonts w:cs="Arial"/>
         </w:rPr>
       </w:pPr>
-      <w:bookmarkStart w:id="9" w:name="_Toc238572847"/>
+      <w:bookmarkStart w:id="9" w:name="_Toc238637433"/>
       <w:r>
         <w:rPr>
           <w:rFonts w:cs="Arial"/>
@@ -9708,7 +9880,7 @@
           <w:rFonts w:cs="Arial"/>
         </w:rPr>
       </w:pPr>
-      <w:bookmarkStart w:id="10" w:name="_Toc238572848"/>
+      <w:bookmarkStart w:id="10" w:name="_Toc238637434"/>
       <w:r>
         <w:rPr>
           <w:rFonts w:cs="Arial"/>
@@ -10159,7 +10331,7 @@
           <w:rFonts w:cs="Arial"/>
         </w:rPr>
       </w:pPr>
-      <w:bookmarkStart w:id="11" w:name="_Toc238572849"/>
+      <w:bookmarkStart w:id="11" w:name="_Toc238637435"/>
       <w:r>
         <w:rPr>
           <w:rFonts w:cs="Arial"/>
@@ -10184,7 +10356,7 @@
           <w:rFonts w:cs="Arial"/>
         </w:rPr>
       </w:pPr>
-      <w:bookmarkStart w:id="12" w:name="_Toc238572850"/>
+      <w:bookmarkStart w:id="12" w:name="_Toc238637436"/>
       <w:r>
         <w:rPr>
           <w:rFonts w:cs="Arial"/>
@@ -10938,7 +11110,7 @@
           <w:rFonts w:cs="Arial"/>
         </w:rPr>
       </w:pPr>
-      <w:bookmarkStart w:id="13" w:name="_Toc238572851"/>
+      <w:bookmarkStart w:id="13" w:name="_Toc238637437"/>
       <w:r>
         <w:rPr>
           <w:rFonts w:cs="Arial"/>
@@ -11392,7 +11564,7 @@
           <w:rFonts w:cs="Arial"/>
         </w:rPr>
       </w:pPr>
-      <w:bookmarkStart w:id="14" w:name="_Toc238572852"/>
+      <w:bookmarkStart w:id="14" w:name="_Toc238637438"/>
       <w:r>
         <w:rPr>
           <w:rFonts w:cs="Arial"/>
@@ -12381,6 +12553,17 @@
         </w:rPr>
         <w:t>]</w:t>
       </w:r>
+    </w:p>
+    <w:p>
+      <w:pPr>
+        <w:ind w:firstLine="720"/>
+        <w:jc w:val="both"/>
+        <w:rPr>
+          <w:rFonts w:ascii="Arial" w:hAnsi="Arial" w:cs="Arial"/>
+          <w:sz w:val="24"/>
+          <w:szCs w:val="24"/>
+        </w:rPr>
+      </w:pPr>
     </w:p>
     <w:p>
       <w:pPr>
@@ -14264,23 +14447,12 @@
     </w:p>
     <w:p>
       <w:pPr>
-        <w:ind w:firstLine="720"/>
-        <w:jc w:val="both"/>
-        <w:rPr>
-          <w:rFonts w:ascii="Arial" w:hAnsi="Arial" w:cs="Arial"/>
-          <w:sz w:val="24"/>
-          <w:szCs w:val="24"/>
-        </w:rPr>
-      </w:pPr>
-    </w:p>
-    <w:p>
-      <w:pPr>
         <w:pStyle w:val="Heading2"/>
         <w:rPr>
           <w:rFonts w:cs="Arial"/>
         </w:rPr>
       </w:pPr>
-      <w:bookmarkStart w:id="15" w:name="_Toc238572853"/>
+      <w:bookmarkStart w:id="15" w:name="_Toc238637439"/>
       <w:r>
         <w:rPr>
           <w:rFonts w:cs="Arial"/>
@@ -15737,9 +15909,9 @@
           <w:szCs w:val="24"/>
         </w:rPr>
         <w:drawing>
-          <wp:inline distT="0" distB="0" distL="0" distR="0" wp14:anchorId="5C7FA585" wp14:editId="0B18CEBC">
-            <wp:extent cx="2746614" cy="3880884"/>
-            <wp:effectExtent l="0" t="0" r="0" b="5715"/>
+          <wp:inline distT="0" distB="0" distL="0" distR="0" wp14:anchorId="5C7FA585" wp14:editId="22B842E1">
+            <wp:extent cx="2774731" cy="3920612"/>
+            <wp:effectExtent l="0" t="0" r="6985" b="3810"/>
             <wp:docPr id="1357296574" name="Picture 1"/>
             <wp:cNvGraphicFramePr>
               <a:graphicFrameLocks xmlns:a="http://schemas.openxmlformats.org/drawingml/2006/main" noChangeAspect="1"/>
@@ -15766,7 +15938,7 @@
                   <pic:spPr>
                     <a:xfrm>
                       <a:off x="0" y="0"/>
-                      <a:ext cx="2814383" cy="3976639"/>
+                      <a:ext cx="2843912" cy="4018363"/>
                     </a:xfrm>
                     <a:prstGeom prst="rect">
                       <a:avLst/>
@@ -15893,7 +16065,6 @@
     <w:p/>
     <w:p/>
     <w:p/>
-    <w:p/>
     <w:p>
       <w:pPr>
         <w:pStyle w:val="Heading2"/>
@@ -15901,7 +16072,7 @@
           <w:rFonts w:cs="Arial"/>
         </w:rPr>
       </w:pPr>
-      <w:bookmarkStart w:id="16" w:name="_Toc238572854"/>
+      <w:bookmarkStart w:id="16" w:name="_Toc238637440"/>
       <w:r>
         <w:rPr>
           <w:rFonts w:cs="Arial"/>
@@ -16189,7 +16360,7 @@
           <w:caps/>
         </w:rPr>
       </w:pPr>
-      <w:bookmarkStart w:id="17" w:name="_Toc238572855"/>
+      <w:bookmarkStart w:id="17" w:name="_Toc238637441"/>
       <w:r>
         <w:rPr>
           <w:rFonts w:cs="Arial"/>
@@ -16597,7 +16768,7 @@
           <w:caps/>
         </w:rPr>
       </w:pPr>
-      <w:bookmarkStart w:id="18" w:name="_Toc238572856"/>
+      <w:bookmarkStart w:id="18" w:name="_Toc238637442"/>
       <w:r>
         <w:rPr>
           <w:rFonts w:cs="Arial"/>
@@ -24484,7 +24655,7 @@
           <w:rFonts w:cs="Arial"/>
         </w:rPr>
       </w:pPr>
-      <w:bookmarkStart w:id="19" w:name="_Toc238572857"/>
+      <w:bookmarkStart w:id="19" w:name="_Toc238637443"/>
       <w:r>
         <w:rPr>
           <w:rFonts w:cs="Arial"/>
@@ -24833,7 +25004,7 @@
           <w:rFonts w:cs="Arial"/>
         </w:rPr>
       </w:pPr>
-      <w:bookmarkStart w:id="20" w:name="_Toc238572858"/>
+      <w:bookmarkStart w:id="20" w:name="_Toc238637444"/>
       <w:r>
         <w:rPr>
           <w:rFonts w:cs="Arial"/>
@@ -26064,7 +26235,7 @@
           <w:rFonts w:cs="Arial"/>
         </w:rPr>
       </w:pPr>
-      <w:bookmarkStart w:id="21" w:name="_Toc238572859"/>
+      <w:bookmarkStart w:id="21" w:name="_Toc238637445"/>
       <w:r>
         <w:rPr>
           <w:rFonts w:cs="Arial"/>
@@ -26524,15 +26695,6 @@
         <w:t>.8 Generarea cheii de rundă</w:t>
       </w:r>
     </w:p>
-    <w:p/>
-    <w:p/>
-    <w:p>
-      <w:pPr>
-        <w:rPr>
-          <w:rFonts w:ascii="Arial" w:hAnsi="Arial" w:cs="Arial"/>
-        </w:rPr>
-      </w:pPr>
-    </w:p>
     <w:p>
       <w:pPr>
         <w:ind w:firstLine="720"/>
@@ -26787,6 +26949,7 @@
           <w:sz w:val="24"/>
           <w:szCs w:val="24"/>
         </w:rPr>
+        <w:lastRenderedPageBreak/>
         <w:t xml:space="preserve">într-un diferit </w:t>
       </w:r>
       <w:r>
@@ -27271,9 +27434,9 @@
           <w:noProof/>
         </w:rPr>
         <w:drawing>
-          <wp:inline distT="0" distB="0" distL="0" distR="0" wp14:anchorId="01590176" wp14:editId="37D6FAF8">
-            <wp:extent cx="1757548" cy="3295402"/>
-            <wp:effectExtent l="0" t="0" r="0" b="0"/>
+          <wp:inline distT="0" distB="0" distL="0" distR="0" wp14:anchorId="01590176" wp14:editId="39AEC583">
+            <wp:extent cx="1403131" cy="2630871"/>
+            <wp:effectExtent l="0" t="0" r="6985" b="0"/>
             <wp:docPr id="753383604" name="Graphic 1"/>
             <wp:cNvGraphicFramePr>
               <a:graphicFrameLocks xmlns:a="http://schemas.openxmlformats.org/drawingml/2006/main" noChangeAspect="1"/>
@@ -27300,7 +27463,7 @@
                   <pic:spPr>
                     <a:xfrm>
                       <a:off x="0" y="0"/>
-                      <a:ext cx="1768953" cy="3316787"/>
+                      <a:ext cx="1415719" cy="2654474"/>
                     </a:xfrm>
                     <a:prstGeom prst="rect">
                       <a:avLst/>
@@ -27444,7 +27607,7 @@
           <w:rFonts w:cs="Arial"/>
         </w:rPr>
       </w:pPr>
-      <w:bookmarkStart w:id="22" w:name="_Toc238572860"/>
+      <w:bookmarkStart w:id="22" w:name="_Toc238637446"/>
       <w:r>
         <w:rPr>
           <w:rFonts w:cs="Arial"/>
@@ -27476,7 +27639,15 @@
           <w:sz w:val="24"/>
           <w:szCs w:val="24"/>
         </w:rPr>
-        <w:t xml:space="preserve">Operația de decriptare este realizată prin aplicarea transformărilor inverse corespunzătoare etapelor utilizate în procesul de criptare. Algoritmul de extindere a cheii este identic cu cel utilizat în procesul de criptare, însă cheile de rundă sunt aplicate în ordine inversă, prima operație de decriptare utilizând ultima cheie generată, iar ultima operație utilizând cheia inițială.  </w:t>
+        <w:t>Operația de decriptare este realizată prin aplicarea transformărilor inverse corespunzătoare etapelor utilizate în procesul de criptare. Algoritmul de extindere a cheii este identic cu cel utilizat în procesul de criptare, însă cheile de rundă sunt aplicate în ordine</w:t>
+      </w:r>
+      <w:r>
+        <w:rPr>
+          <w:rFonts w:ascii="Arial" w:hAnsi="Arial" w:cs="Arial"/>
+          <w:sz w:val="24"/>
+          <w:szCs w:val="24"/>
+        </w:rPr>
+        <w:t xml:space="preserve"> </w:t>
       </w:r>
     </w:p>
     <w:p>
@@ -27491,12 +27662,40 @@
     </w:p>
     <w:p>
       <w:pPr>
+        <w:jc w:val="both"/>
+        <w:rPr>
+          <w:rFonts w:ascii="Arial" w:hAnsi="Arial" w:cs="Arial"/>
+          <w:sz w:val="24"/>
+          <w:szCs w:val="24"/>
+        </w:rPr>
+      </w:pPr>
+      <w:r>
+        <w:rPr>
+          <w:rFonts w:ascii="Arial" w:hAnsi="Arial" w:cs="Arial"/>
+          <w:sz w:val="24"/>
+          <w:szCs w:val="24"/>
+        </w:rPr>
+        <w:t xml:space="preserve">inversă, prima operație de decriptare utilizând ultima cheie generată, iar ultima operație utilizând cheia inițială.  </w:t>
+      </w:r>
+    </w:p>
+    <w:p>
+      <w:pPr>
+        <w:jc w:val="both"/>
+        <w:rPr>
+          <w:rFonts w:ascii="Arial" w:hAnsi="Arial" w:cs="Arial"/>
+          <w:sz w:val="24"/>
+          <w:szCs w:val="24"/>
+        </w:rPr>
+      </w:pPr>
+    </w:p>
+    <w:p>
+      <w:pPr>
         <w:pStyle w:val="Heading3"/>
         <w:rPr>
           <w:rFonts w:cs="Arial"/>
         </w:rPr>
       </w:pPr>
-      <w:bookmarkStart w:id="23" w:name="_Toc238572861"/>
+      <w:bookmarkStart w:id="23" w:name="_Toc238637447"/>
       <w:r>
         <w:rPr>
           <w:rFonts w:cs="Arial"/>
@@ -35267,6 +35466,7 @@
     </w:p>
     <w:p>
       <w:pPr>
+        <w:ind w:firstLine="720"/>
         <w:jc w:val="both"/>
         <w:rPr>
           <w:rFonts w:ascii="Arial" w:hAnsi="Arial" w:cs="Arial"/>
@@ -35275,6 +35475,15 @@
           <w:szCs w:val="24"/>
         </w:rPr>
       </w:pPr>
+      <w:r>
+        <w:rPr>
+          <w:rFonts w:ascii="Arial" w:hAnsi="Arial" w:cs="Arial"/>
+          <w:iCs/>
+          <w:sz w:val="24"/>
+          <w:szCs w:val="24"/>
+        </w:rPr>
+        <w:t>Într-o implementare hardware, această transformare poate fi descrisă sub forma unei memorii de tip LUT, unde octetul de intrare este utilizat drept adresă, iar valoarea memorată reprezintă rezultatul substituției inverse [7].</w:t>
+      </w:r>
     </w:p>
     <w:p>
       <w:pPr>
@@ -35287,15 +35496,6 @@
           <w:szCs w:val="24"/>
         </w:rPr>
       </w:pPr>
-      <w:r>
-        <w:rPr>
-          <w:rFonts w:ascii="Arial" w:hAnsi="Arial" w:cs="Arial"/>
-          <w:iCs/>
-          <w:sz w:val="24"/>
-          <w:szCs w:val="24"/>
-        </w:rPr>
-        <w:t>Într-o implementare hardware, această transformare poate fi descrisă sub forma unei memorii de tip LUT, unde octetul de intrare este utilizat drept adresă, iar valoarea memorată reprezintă rezultatul substituției inverse [7].</w:t>
-      </w:r>
     </w:p>
     <w:p>
       <w:pPr>
@@ -35311,12 +35511,24 @@
     </w:p>
     <w:p>
       <w:pPr>
+        <w:ind w:firstLine="720"/>
+        <w:jc w:val="both"/>
+        <w:rPr>
+          <w:rFonts w:ascii="Arial" w:hAnsi="Arial" w:cs="Arial"/>
+          <w:iCs/>
+          <w:sz w:val="24"/>
+          <w:szCs w:val="24"/>
+        </w:rPr>
+      </w:pPr>
+    </w:p>
+    <w:p>
+      <w:pPr>
         <w:pStyle w:val="Heading3"/>
         <w:rPr>
           <w:rFonts w:cs="Arial"/>
         </w:rPr>
       </w:pPr>
-      <w:bookmarkStart w:id="24" w:name="_Toc238572862"/>
+      <w:bookmarkStart w:id="24" w:name="_Toc238637448"/>
       <w:r>
         <w:rPr>
           <w:rFonts w:cs="Arial"/>
@@ -35350,6 +35562,17 @@
         </w:rPr>
         <w:t>Operația de inversare a deplasării liniilor reprezintă transformarea inversă a operației  de deplasare utilizate în procesul de criptare. Aceasta are rolul de a restaura poziția inițială a octeților din matricea de stare prin aplicarea unor deplasări ciclice în direcția opusă.</w:t>
       </w:r>
+    </w:p>
+    <w:p>
+      <w:pPr>
+        <w:ind w:firstLine="720"/>
+        <w:jc w:val="both"/>
+        <w:rPr>
+          <w:rFonts w:ascii="Arial" w:hAnsi="Arial" w:cs="Arial"/>
+          <w:sz w:val="24"/>
+          <w:szCs w:val="24"/>
+        </w:rPr>
+      </w:pPr>
       <w:r>
         <w:rPr>
           <w:rFonts w:ascii="Arial" w:hAnsi="Arial" w:cs="Arial"/>
@@ -35409,9 +35632,9 @@
           <w:noProof/>
         </w:rPr>
         <w:drawing>
-          <wp:inline distT="0" distB="0" distL="0" distR="0" wp14:anchorId="23435D9F" wp14:editId="2D05B288">
-            <wp:extent cx="3009629" cy="961901"/>
-            <wp:effectExtent l="0" t="0" r="635" b="0"/>
+          <wp:inline distT="0" distB="0" distL="0" distR="0" wp14:anchorId="23435D9F" wp14:editId="2B709291">
+            <wp:extent cx="3502266" cy="1119352"/>
+            <wp:effectExtent l="0" t="0" r="0" b="5080"/>
             <wp:docPr id="380749917" name="Graphic 1"/>
             <wp:cNvGraphicFramePr>
               <a:graphicFrameLocks xmlns:a="http://schemas.openxmlformats.org/drawingml/2006/main" noChangeAspect="1"/>
@@ -35438,7 +35661,7 @@
                   <pic:spPr>
                     <a:xfrm>
                       <a:off x="0" y="0"/>
-                      <a:ext cx="3024778" cy="966743"/>
+                      <a:ext cx="3526430" cy="1127075"/>
                     </a:xfrm>
                     <a:prstGeom prst="rect">
                       <a:avLst/>
@@ -35544,7 +35767,7 @@
           <w:rFonts w:cs="Arial"/>
         </w:rPr>
       </w:pPr>
-      <w:bookmarkStart w:id="25" w:name="_Toc238572863"/>
+      <w:bookmarkStart w:id="25" w:name="_Toc238637449"/>
       <w:r>
         <w:rPr>
           <w:rFonts w:cs="Arial"/>
@@ -35934,7 +36157,7 @@
           <w:szCs w:val="24"/>
         </w:rPr>
         <w:drawing>
-          <wp:inline distT="0" distB="0" distL="0" distR="0" wp14:anchorId="3EA5A1E1" wp14:editId="733FFE3D">
+          <wp:inline distT="0" distB="0" distL="0" distR="0" wp14:anchorId="3EA5A1E1" wp14:editId="07A734D8">
             <wp:extent cx="5229225" cy="828675"/>
             <wp:effectExtent l="0" t="0" r="9525" b="9525"/>
             <wp:docPr id="1593549869" name="Graphic 1"/>
@@ -35988,12 +36211,42 @@
     </w:p>
     <w:p>
       <w:pPr>
+        <w:jc w:val="center"/>
+        <w:rPr>
+          <w:rFonts w:ascii="Arial" w:hAnsi="Arial" w:cs="Arial"/>
+          <w:sz w:val="24"/>
+          <w:szCs w:val="24"/>
+        </w:rPr>
+      </w:pPr>
+    </w:p>
+    <w:p>
+      <w:pPr>
+        <w:jc w:val="center"/>
+        <w:rPr>
+          <w:rFonts w:ascii="Arial" w:hAnsi="Arial" w:cs="Arial"/>
+          <w:sz w:val="24"/>
+          <w:szCs w:val="24"/>
+        </w:rPr>
+      </w:pPr>
+    </w:p>
+    <w:p>
+      <w:pPr>
+        <w:jc w:val="center"/>
+        <w:rPr>
+          <w:rFonts w:ascii="Arial" w:hAnsi="Arial" w:cs="Arial"/>
+          <w:sz w:val="24"/>
+          <w:szCs w:val="24"/>
+        </w:rPr>
+      </w:pPr>
+    </w:p>
+    <w:p>
+      <w:pPr>
         <w:pStyle w:val="Heading3"/>
         <w:rPr>
           <w:rFonts w:cs="Arial"/>
         </w:rPr>
       </w:pPr>
-      <w:bookmarkStart w:id="26" w:name="_Toc238572864"/>
+      <w:bookmarkStart w:id="26" w:name="_Toc238637450"/>
       <w:r>
         <w:rPr>
           <w:rFonts w:cs="Arial"/>
@@ -36270,6 +36523,17 @@
           <w:szCs w:val="24"/>
         </w:rPr>
       </w:pPr>
+    </w:p>
+    <w:p>
+      <w:pPr>
+        <w:ind w:firstLine="720"/>
+        <w:jc w:val="both"/>
+        <w:rPr>
+          <w:rFonts w:asciiTheme="minorBidi" w:hAnsiTheme="minorBidi"/>
+          <w:sz w:val="24"/>
+          <w:szCs w:val="24"/>
+        </w:rPr>
+      </w:pPr>
       <w:r>
         <w:rPr>
           <w:rFonts w:asciiTheme="minorBidi" w:hAnsiTheme="minorBidi"/>
@@ -36299,12 +36563,11 @@
     <w:p/>
     <w:p/>
     <w:p/>
-    <w:p/>
     <w:p>
       <w:pPr>
         <w:pStyle w:val="Heading1"/>
       </w:pPr>
-      <w:bookmarkStart w:id="27" w:name="_Toc238572865"/>
+      <w:bookmarkStart w:id="27" w:name="_Toc238637451"/>
       <w:r>
         <w:t>FUNDAMENTE FPGA ȘI ARHITECTURA ZYNQ-7000</w:t>
       </w:r>
@@ -36315,9 +36578,11 @@
       <w:pPr>
         <w:pStyle w:val="Heading2"/>
       </w:pPr>
+      <w:bookmarkStart w:id="28" w:name="_Toc238637452"/>
       <w:r>
         <w:t>ARHITECTURA FPGA</w:t>
       </w:r>
+      <w:bookmarkEnd w:id="28"/>
     </w:p>
     <w:p/>
     <w:p>
@@ -37355,6 +37620,7 @@
       <w:pPr>
         <w:pStyle w:val="Heading2"/>
       </w:pPr>
+      <w:bookmarkStart w:id="29" w:name="_Toc238637453"/>
       <w:r>
         <w:t>ARHITECTURA</w:t>
       </w:r>
@@ -37364,6 +37630,7 @@
       <w:r>
         <w:t>-7000</w:t>
       </w:r>
+      <w:bookmarkEnd w:id="29"/>
     </w:p>
     <w:p/>
     <w:p>
@@ -41080,9 +41347,9 @@
   </w:compat>
   <w:rsids>
     <w:rsidRoot w:val="00F924A7"/>
+    <w:rsid w:val="00114BC4"/>
     <w:rsid w:val="00192327"/>
     <w:rsid w:val="001D3BF4"/>
-    <w:rsid w:val="006A2B83"/>
     <w:rsid w:val="0072317D"/>
     <w:rsid w:val="007B47C5"/>
     <w:rsid w:val="00844611"/>

--- a/Paper/BDA_AES.docx
+++ b/Paper/BDA_AES.docx
@@ -546,7 +546,6 @@
         </w:rPr>
         <w:t>ul AES (</w:t>
       </w:r>
-      <w:proofErr w:type="spellStart"/>
       <w:r>
         <w:rPr>
           <w:rFonts w:ascii="Arial" w:hAnsi="Arial" w:cs="Arial"/>
@@ -555,40 +554,7 @@
           <w:sz w:val="24"/>
           <w:szCs w:val="24"/>
         </w:rPr>
-        <w:t>Advanced</w:t>
-      </w:r>
-      <w:proofErr w:type="spellEnd"/>
-      <w:r>
-        <w:rPr>
-          <w:rFonts w:ascii="Arial" w:hAnsi="Arial" w:cs="Arial"/>
-          <w:i/>
-          <w:iCs/>
-          <w:sz w:val="24"/>
-          <w:szCs w:val="24"/>
-        </w:rPr>
-        <w:t xml:space="preserve"> </w:t>
-      </w:r>
-      <w:proofErr w:type="spellStart"/>
-      <w:r>
-        <w:rPr>
-          <w:rFonts w:ascii="Arial" w:hAnsi="Arial" w:cs="Arial"/>
-          <w:i/>
-          <w:iCs/>
-          <w:sz w:val="24"/>
-          <w:szCs w:val="24"/>
-        </w:rPr>
-        <w:t>Encryption</w:t>
-      </w:r>
-      <w:proofErr w:type="spellEnd"/>
-      <w:r>
-        <w:rPr>
-          <w:rFonts w:ascii="Arial" w:hAnsi="Arial" w:cs="Arial"/>
-          <w:i/>
-          <w:iCs/>
-          <w:sz w:val="24"/>
-          <w:szCs w:val="24"/>
-        </w:rPr>
-        <w:t xml:space="preserve"> Standard</w:t>
+        <w:t>Advanced Encryption Standard</w:t>
       </w:r>
       <w:r>
         <w:rPr>
@@ -5027,25 +4993,7 @@
           <w:sz w:val="24"/>
           <w:szCs w:val="24"/>
         </w:rPr>
-        <w:t xml:space="preserve"> Aceste lucruri fiind spuse, este greu de imaginat perspectiva în care o implementare hardware poate fi considerată superioară. Hardware-</w:t>
-      </w:r>
-      <w:proofErr w:type="spellStart"/>
-      <w:r>
-        <w:rPr>
-          <w:rFonts w:ascii="Arial" w:hAnsi="Arial" w:cs="Arial"/>
-          <w:sz w:val="24"/>
-          <w:szCs w:val="24"/>
-        </w:rPr>
-        <w:t>ul</w:t>
-      </w:r>
-      <w:proofErr w:type="spellEnd"/>
-      <w:r>
-        <w:rPr>
-          <w:rFonts w:ascii="Arial" w:hAnsi="Arial" w:cs="Arial"/>
-          <w:sz w:val="24"/>
-          <w:szCs w:val="24"/>
-        </w:rPr>
-        <w:t xml:space="preserve"> este dificil de proiectat și </w:t>
+        <w:t xml:space="preserve"> Aceste lucruri fiind spuse, este greu de imaginat perspectiva în care o implementare hardware poate fi considerată superioară. Hardware-ul este dificil de proiectat și </w:t>
       </w:r>
     </w:p>
     <w:p>
@@ -5177,43 +5125,7 @@
           <w:sz w:val="24"/>
           <w:szCs w:val="24"/>
         </w:rPr>
-        <w:t xml:space="preserve"> Hardware-</w:t>
-      </w:r>
-      <w:proofErr w:type="spellStart"/>
-      <w:r>
-        <w:rPr>
-          <w:rFonts w:ascii="Arial" w:hAnsi="Arial" w:cs="Arial"/>
-          <w:sz w:val="24"/>
-          <w:szCs w:val="24"/>
-        </w:rPr>
-        <w:t>ul</w:t>
-      </w:r>
-      <w:proofErr w:type="spellEnd"/>
-      <w:r>
-        <w:rPr>
-          <w:rFonts w:ascii="Arial" w:hAnsi="Arial" w:cs="Arial"/>
-          <w:sz w:val="24"/>
-          <w:szCs w:val="24"/>
-        </w:rPr>
-        <w:t xml:space="preserve"> implementează paralelismul într-un mod direct și structurat prin intermediul logicii </w:t>
-      </w:r>
-      <w:proofErr w:type="spellStart"/>
-      <w:r>
-        <w:rPr>
-          <w:rFonts w:ascii="Arial" w:hAnsi="Arial" w:cs="Arial"/>
-          <w:sz w:val="24"/>
-          <w:szCs w:val="24"/>
-        </w:rPr>
-        <w:t>combinaționale</w:t>
-      </w:r>
-      <w:proofErr w:type="spellEnd"/>
-      <w:r>
-        <w:rPr>
-          <w:rFonts w:ascii="Arial" w:hAnsi="Arial" w:cs="Arial"/>
-          <w:sz w:val="24"/>
-          <w:szCs w:val="24"/>
-        </w:rPr>
-        <w:t>, structurilor secvențiale, automatelor cu stări finite</w:t>
+        <w:t xml:space="preserve"> Hardware-ul implementează paralelismul într-un mod direct și structurat prin intermediul logicii combinaționale, structurilor secvențiale, automatelor cu stări finite</w:t>
       </w:r>
       <w:r>
         <w:rPr>
@@ -5603,7 +5515,6 @@
         </w:rPr>
         <w:t xml:space="preserve"> (</w:t>
       </w:r>
-      <w:proofErr w:type="spellStart"/>
       <w:r>
         <w:rPr>
           <w:rFonts w:ascii="Arial" w:hAnsi="Arial" w:cs="Arial"/>
@@ -5612,40 +5523,7 @@
           <w:sz w:val="24"/>
           <w:szCs w:val="24"/>
         </w:rPr>
-        <w:t>Application</w:t>
-      </w:r>
-      <w:proofErr w:type="spellEnd"/>
-      <w:r>
-        <w:rPr>
-          <w:rFonts w:ascii="Arial" w:hAnsi="Arial" w:cs="Arial"/>
-          <w:i/>
-          <w:iCs/>
-          <w:sz w:val="24"/>
-          <w:szCs w:val="24"/>
-        </w:rPr>
-        <w:t xml:space="preserve">-specific </w:t>
-      </w:r>
-      <w:proofErr w:type="spellStart"/>
-      <w:r>
-        <w:rPr>
-          <w:rFonts w:ascii="Arial" w:hAnsi="Arial" w:cs="Arial"/>
-          <w:i/>
-          <w:iCs/>
-          <w:sz w:val="24"/>
-          <w:szCs w:val="24"/>
-        </w:rPr>
-        <w:t>integrated</w:t>
-      </w:r>
-      <w:proofErr w:type="spellEnd"/>
-      <w:r>
-        <w:rPr>
-          <w:rFonts w:ascii="Arial" w:hAnsi="Arial" w:cs="Arial"/>
-          <w:i/>
-          <w:iCs/>
-          <w:sz w:val="24"/>
-          <w:szCs w:val="24"/>
-        </w:rPr>
-        <w:t xml:space="preserve"> circuit</w:t>
+        <w:t>Application-specific integrated circuit</w:t>
       </w:r>
       <w:r>
         <w:rPr>
@@ -5764,7 +5642,6 @@
         </w:rPr>
         <w:t>Una dintre soluțiile acestei probleme este reprezentată de circuitele digitale reconfigurabile de tip FPGA (</w:t>
       </w:r>
-      <w:proofErr w:type="spellStart"/>
       <w:r>
         <w:rPr>
           <w:rFonts w:ascii="Arial" w:hAnsi="Arial" w:cs="Arial"/>
@@ -5773,31 +5650,8 @@
           <w:sz w:val="24"/>
           <w:szCs w:val="24"/>
         </w:rPr>
-        <w:t>Field-Programmable</w:t>
-      </w:r>
-      <w:proofErr w:type="spellEnd"/>
-      <w:r>
-        <w:rPr>
-          <w:rFonts w:ascii="Arial" w:hAnsi="Arial" w:cs="Arial"/>
-          <w:i/>
-          <w:iCs/>
-          <w:sz w:val="24"/>
-          <w:szCs w:val="24"/>
-        </w:rPr>
-        <w:t xml:space="preserve"> Gate </w:t>
-      </w:r>
-      <w:proofErr w:type="spellStart"/>
-      <w:r>
-        <w:rPr>
-          <w:rFonts w:ascii="Arial" w:hAnsi="Arial" w:cs="Arial"/>
-          <w:i/>
-          <w:iCs/>
-          <w:sz w:val="24"/>
-          <w:szCs w:val="24"/>
-        </w:rPr>
-        <w:t>Array</w:t>
-      </w:r>
-      <w:proofErr w:type="spellEnd"/>
+        <w:t>Field-Programmable Gate Array</w:t>
+      </w:r>
       <w:r>
         <w:rPr>
           <w:rFonts w:ascii="Arial" w:hAnsi="Arial" w:cs="Arial"/>
@@ -6178,7 +6032,6 @@
         </w:rPr>
         <w:t>Pentru a menține un grad de corelare ridicat cu tehnologiile criptografice de actualitate, a fost selectat pentru implementare algoritmul AES (</w:t>
       </w:r>
-      <w:proofErr w:type="spellStart"/>
       <w:r>
         <w:rPr>
           <w:rFonts w:ascii="Arial" w:hAnsi="Arial" w:cs="Arial"/>
@@ -6187,40 +6040,7 @@
           <w:sz w:val="24"/>
           <w:szCs w:val="24"/>
         </w:rPr>
-        <w:t>Advanced</w:t>
-      </w:r>
-      <w:proofErr w:type="spellEnd"/>
-      <w:r>
-        <w:rPr>
-          <w:rFonts w:ascii="Arial" w:hAnsi="Arial" w:cs="Arial"/>
-          <w:i/>
-          <w:iCs/>
-          <w:sz w:val="24"/>
-          <w:szCs w:val="24"/>
-        </w:rPr>
-        <w:t xml:space="preserve"> </w:t>
-      </w:r>
-      <w:proofErr w:type="spellStart"/>
-      <w:r>
-        <w:rPr>
-          <w:rFonts w:ascii="Arial" w:hAnsi="Arial" w:cs="Arial"/>
-          <w:i/>
-          <w:iCs/>
-          <w:sz w:val="24"/>
-          <w:szCs w:val="24"/>
-        </w:rPr>
-        <w:t>Encryption</w:t>
-      </w:r>
-      <w:proofErr w:type="spellEnd"/>
-      <w:r>
-        <w:rPr>
-          <w:rFonts w:ascii="Arial" w:hAnsi="Arial" w:cs="Arial"/>
-          <w:i/>
-          <w:iCs/>
-          <w:sz w:val="24"/>
-          <w:szCs w:val="24"/>
-        </w:rPr>
-        <w:t xml:space="preserve"> Standard</w:t>
+        <w:t>Advanced Encryption Standard</w:t>
       </w:r>
       <w:r>
         <w:rPr>
@@ -6330,77 +6150,13 @@
           <w:szCs w:val="24"/>
         </w:rPr>
       </w:pPr>
-      <w:proofErr w:type="spellStart"/>
-      <w:r>
-        <w:rPr>
-          <w:rFonts w:ascii="Arial" w:hAnsi="Arial" w:cs="Arial"/>
-          <w:sz w:val="24"/>
-          <w:szCs w:val="24"/>
-        </w:rPr>
-        <w:t>Digilent</w:t>
-      </w:r>
-      <w:proofErr w:type="spellEnd"/>
-      <w:r>
-        <w:rPr>
-          <w:rFonts w:ascii="Arial" w:hAnsi="Arial" w:cs="Arial"/>
-          <w:sz w:val="24"/>
-          <w:szCs w:val="24"/>
-        </w:rPr>
-        <w:t xml:space="preserve"> </w:t>
-      </w:r>
-      <w:proofErr w:type="spellStart"/>
-      <w:r>
-        <w:rPr>
-          <w:rFonts w:ascii="Arial" w:hAnsi="Arial" w:cs="Arial"/>
-          <w:sz w:val="24"/>
-          <w:szCs w:val="24"/>
-        </w:rPr>
-        <w:t>Arty</w:t>
-      </w:r>
-      <w:proofErr w:type="spellEnd"/>
-      <w:r>
-        <w:rPr>
-          <w:rFonts w:ascii="Arial" w:hAnsi="Arial" w:cs="Arial"/>
-          <w:sz w:val="24"/>
-          <w:szCs w:val="24"/>
-        </w:rPr>
-        <w:t xml:space="preserve"> Z7-20 — </w:t>
-      </w:r>
-      <w:proofErr w:type="spellStart"/>
-      <w:r>
-        <w:rPr>
-          <w:rFonts w:ascii="Arial" w:hAnsi="Arial" w:cs="Arial"/>
-          <w:sz w:val="24"/>
-          <w:szCs w:val="24"/>
-        </w:rPr>
-        <w:t>SoC</w:t>
-      </w:r>
-      <w:proofErr w:type="spellEnd"/>
-      <w:r>
-        <w:rPr>
-          <w:rFonts w:ascii="Arial" w:hAnsi="Arial" w:cs="Arial"/>
-          <w:sz w:val="24"/>
-          <w:szCs w:val="24"/>
-        </w:rPr>
-        <w:t xml:space="preserve"> AMD/</w:t>
-      </w:r>
-      <w:proofErr w:type="spellStart"/>
-      <w:r>
-        <w:rPr>
-          <w:rFonts w:ascii="Arial" w:hAnsi="Arial" w:cs="Arial"/>
-          <w:sz w:val="24"/>
-          <w:szCs w:val="24"/>
-        </w:rPr>
-        <w:t>Xilinx</w:t>
-      </w:r>
-      <w:proofErr w:type="spellEnd"/>
-      <w:r>
-        <w:rPr>
-          <w:rFonts w:ascii="Arial" w:hAnsi="Arial" w:cs="Arial"/>
-          <w:sz w:val="24"/>
-          <w:szCs w:val="24"/>
-        </w:rPr>
-        <w:t xml:space="preserve"> Zynq-7000 XC7Z020</w:t>
+      <w:r>
+        <w:rPr>
+          <w:rFonts w:ascii="Arial" w:hAnsi="Arial" w:cs="Arial"/>
+          <w:sz w:val="24"/>
+          <w:szCs w:val="24"/>
+        </w:rPr>
+        <w:t>Digilent Arty Z7-20 — SoC AMD/Xilinx Zynq-7000 XC7Z020</w:t>
       </w:r>
     </w:p>
     <w:p>
@@ -6424,25 +6180,7 @@
           <w:sz w:val="24"/>
           <w:szCs w:val="24"/>
         </w:rPr>
-        <w:t xml:space="preserve">Mediul de dezvoltare </w:t>
-      </w:r>
-      <w:proofErr w:type="spellStart"/>
-      <w:r>
-        <w:rPr>
-          <w:rFonts w:ascii="Arial" w:hAnsi="Arial" w:cs="Arial"/>
-          <w:sz w:val="24"/>
-          <w:szCs w:val="24"/>
-        </w:rPr>
-        <w:t>Vivado</w:t>
-      </w:r>
-      <w:proofErr w:type="spellEnd"/>
-      <w:r>
-        <w:rPr>
-          <w:rFonts w:ascii="Arial" w:hAnsi="Arial" w:cs="Arial"/>
-          <w:sz w:val="24"/>
-          <w:szCs w:val="24"/>
-        </w:rPr>
-        <w:t>, versiunea 202</w:t>
+        <w:t>Mediul de dezvoltare Vivado, versiunea 202</w:t>
       </w:r>
       <w:r>
         <w:rPr>
@@ -6482,18 +6220,8 @@
           <w:sz w:val="24"/>
           <w:szCs w:val="24"/>
         </w:rPr>
-        <w:t xml:space="preserve">Mediul de dezvoltare </w:t>
-      </w:r>
-      <w:proofErr w:type="spellStart"/>
-      <w:r>
-        <w:rPr>
-          <w:rFonts w:ascii="Arial" w:hAnsi="Arial" w:cs="Arial"/>
-          <w:sz w:val="24"/>
-          <w:szCs w:val="24"/>
-        </w:rPr>
-        <w:t>Vitis</w:t>
-      </w:r>
-      <w:proofErr w:type="spellEnd"/>
+        <w:t>Mediul de dezvoltare Vitis</w:t>
+      </w:r>
       <w:r>
         <w:rPr>
           <w:rFonts w:ascii="Arial" w:hAnsi="Arial" w:cs="Arial"/>
@@ -6683,25 +6411,7 @@
           <w:sz w:val="24"/>
           <w:szCs w:val="24"/>
         </w:rPr>
-        <w:t xml:space="preserve"> același </w:t>
-      </w:r>
-      <w:proofErr w:type="spellStart"/>
-      <w:r>
-        <w:rPr>
-          <w:rFonts w:ascii="Arial" w:hAnsi="Arial" w:cs="Arial"/>
-          <w:sz w:val="24"/>
-          <w:szCs w:val="24"/>
-        </w:rPr>
-        <w:t>SoC</w:t>
-      </w:r>
-      <w:proofErr w:type="spellEnd"/>
-      <w:r>
-        <w:rPr>
-          <w:rFonts w:ascii="Arial" w:hAnsi="Arial" w:cs="Arial"/>
-          <w:sz w:val="24"/>
-          <w:szCs w:val="24"/>
-        </w:rPr>
-        <w:t>, în cazul de față Zynq-7000, pachetele de dezvoltare nu oferă mereu aceleași funcționalități și supr</w:t>
+        <w:t xml:space="preserve"> același SoC, în cazul de față Zynq-7000, pachetele de dezvoltare nu oferă mereu aceleași funcționalități și supr</w:t>
       </w:r>
       <w:r>
         <w:rPr>
@@ -6745,25 +6455,7 @@
           <w:sz w:val="24"/>
           <w:szCs w:val="24"/>
         </w:rPr>
-        <w:t xml:space="preserve">Avantajul sistemului </w:t>
-      </w:r>
-      <w:proofErr w:type="spellStart"/>
-      <w:r>
-        <w:rPr>
-          <w:rFonts w:ascii="Arial" w:hAnsi="Arial" w:cs="Arial"/>
-          <w:sz w:val="24"/>
-          <w:szCs w:val="24"/>
-        </w:rPr>
-        <w:t>SoC</w:t>
-      </w:r>
-      <w:proofErr w:type="spellEnd"/>
-      <w:r>
-        <w:rPr>
-          <w:rFonts w:ascii="Arial" w:hAnsi="Arial" w:cs="Arial"/>
-          <w:sz w:val="24"/>
-          <w:szCs w:val="24"/>
-        </w:rPr>
-        <w:t xml:space="preserve"> Zynq-7000 XC7Z020 este integrarea unui sistem de procesare (</w:t>
+        <w:t>Avantajul sistemului SoC Zynq-7000 XC7Z020 este integrarea unui sistem de procesare (</w:t>
       </w:r>
       <w:r>
         <w:rPr>
@@ -6773,9 +6465,32 @@
           <w:sz w:val="24"/>
           <w:szCs w:val="24"/>
         </w:rPr>
-        <w:t xml:space="preserve">PS – </w:t>
-      </w:r>
-      <w:proofErr w:type="spellStart"/>
+        <w:t>PS – Processing System</w:t>
+      </w:r>
+      <w:r>
+        <w:rPr>
+          <w:rFonts w:ascii="Arial" w:hAnsi="Arial" w:cs="Arial"/>
+          <w:sz w:val="24"/>
+          <w:szCs w:val="24"/>
+        </w:rPr>
+        <w:t>), reprezentat de microprocesorul ARM Cortex 9,</w:t>
+      </w:r>
+      <w:r>
+        <w:rPr>
+          <w:rFonts w:ascii="Arial" w:hAnsi="Arial" w:cs="Arial"/>
+          <w:sz w:val="24"/>
+          <w:szCs w:val="24"/>
+        </w:rPr>
+        <w:t xml:space="preserve"> împreună cu </w:t>
+      </w:r>
+      <w:r>
+        <w:rPr>
+          <w:rFonts w:ascii="Arial" w:hAnsi="Arial" w:cs="Arial"/>
+          <w:sz w:val="24"/>
+          <w:szCs w:val="24"/>
+        </w:rPr>
+        <w:t>logica programabilă (</w:t>
+      </w:r>
       <w:r>
         <w:rPr>
           <w:rFonts w:ascii="Arial" w:hAnsi="Arial" w:cs="Arial"/>
@@ -6784,86 +6499,7 @@
           <w:sz w:val="24"/>
           <w:szCs w:val="24"/>
         </w:rPr>
-        <w:t>Processing</w:t>
-      </w:r>
-      <w:proofErr w:type="spellEnd"/>
-      <w:r>
-        <w:rPr>
-          <w:rFonts w:ascii="Arial" w:hAnsi="Arial" w:cs="Arial"/>
-          <w:i/>
-          <w:iCs/>
-          <w:sz w:val="24"/>
-          <w:szCs w:val="24"/>
-        </w:rPr>
-        <w:t xml:space="preserve"> </w:t>
-      </w:r>
-      <w:proofErr w:type="spellStart"/>
-      <w:r>
-        <w:rPr>
-          <w:rFonts w:ascii="Arial" w:hAnsi="Arial" w:cs="Arial"/>
-          <w:i/>
-          <w:iCs/>
-          <w:sz w:val="24"/>
-          <w:szCs w:val="24"/>
-        </w:rPr>
-        <w:t>System</w:t>
-      </w:r>
-      <w:proofErr w:type="spellEnd"/>
-      <w:r>
-        <w:rPr>
-          <w:rFonts w:ascii="Arial" w:hAnsi="Arial" w:cs="Arial"/>
-          <w:sz w:val="24"/>
-          <w:szCs w:val="24"/>
-        </w:rPr>
-        <w:t>), reprezentat de microprocesorul ARM Cortex 9,</w:t>
-      </w:r>
-      <w:r>
-        <w:rPr>
-          <w:rFonts w:ascii="Arial" w:hAnsi="Arial" w:cs="Arial"/>
-          <w:sz w:val="24"/>
-          <w:szCs w:val="24"/>
-        </w:rPr>
-        <w:t xml:space="preserve"> împreună cu </w:t>
-      </w:r>
-      <w:r>
-        <w:rPr>
-          <w:rFonts w:ascii="Arial" w:hAnsi="Arial" w:cs="Arial"/>
-          <w:sz w:val="24"/>
-          <w:szCs w:val="24"/>
-        </w:rPr>
-        <w:t>logica programabilă (</w:t>
-      </w:r>
-      <w:r>
-        <w:rPr>
-          <w:rFonts w:ascii="Arial" w:hAnsi="Arial" w:cs="Arial"/>
-          <w:i/>
-          <w:iCs/>
-          <w:sz w:val="24"/>
-          <w:szCs w:val="24"/>
-        </w:rPr>
-        <w:t xml:space="preserve">PL – </w:t>
-      </w:r>
-      <w:proofErr w:type="spellStart"/>
-      <w:r>
-        <w:rPr>
-          <w:rFonts w:ascii="Arial" w:hAnsi="Arial" w:cs="Arial"/>
-          <w:i/>
-          <w:iCs/>
-          <w:sz w:val="24"/>
-          <w:szCs w:val="24"/>
-        </w:rPr>
-        <w:t>Programmable</w:t>
-      </w:r>
-      <w:proofErr w:type="spellEnd"/>
-      <w:r>
-        <w:rPr>
-          <w:rFonts w:ascii="Arial" w:hAnsi="Arial" w:cs="Arial"/>
-          <w:i/>
-          <w:iCs/>
-          <w:sz w:val="24"/>
-          <w:szCs w:val="24"/>
-        </w:rPr>
-        <w:t xml:space="preserve"> Logic</w:t>
+        <w:t>PL – Programmable Logic</w:t>
       </w:r>
       <w:r>
         <w:rPr>
@@ -7085,25 +6721,7 @@
           <w:sz w:val="24"/>
           <w:szCs w:val="24"/>
         </w:rPr>
-        <w:t xml:space="preserve"> a circuitului integrat. Mediul de dezvoltare </w:t>
-      </w:r>
-      <w:proofErr w:type="spellStart"/>
-      <w:r>
-        <w:rPr>
-          <w:rFonts w:ascii="Arial" w:hAnsi="Arial" w:cs="Arial"/>
-          <w:sz w:val="24"/>
-          <w:szCs w:val="24"/>
-        </w:rPr>
-        <w:t>Vivado</w:t>
-      </w:r>
-      <w:proofErr w:type="spellEnd"/>
-      <w:r>
-        <w:rPr>
-          <w:rFonts w:ascii="Arial" w:hAnsi="Arial" w:cs="Arial"/>
-          <w:sz w:val="24"/>
-          <w:szCs w:val="24"/>
-        </w:rPr>
-        <w:t>, împreună cu tehnologiile de analiză, sinteză și implementare asociate, va fi utilizat pentru verificarea, validarea și generarea</w:t>
+        <w:t xml:space="preserve"> a circuitului integrat. Mediul de dezvoltare Vivado, împreună cu tehnologiile de analiză, sinteză și implementare asociate, va fi utilizat pentru verificarea, validarea și generarea</w:t>
       </w:r>
       <w:r>
         <w:rPr>
@@ -7163,25 +6781,7 @@
           <w:sz w:val="24"/>
           <w:szCs w:val="24"/>
         </w:rPr>
-        <w:t xml:space="preserve">i logica programabila va fi efectuată prin dezvoltarea unui </w:t>
-      </w:r>
-      <w:proofErr w:type="spellStart"/>
-      <w:r>
-        <w:rPr>
-          <w:rFonts w:ascii="Arial" w:hAnsi="Arial" w:cs="Arial"/>
-          <w:sz w:val="24"/>
-          <w:szCs w:val="24"/>
-        </w:rPr>
-        <w:t>firmware</w:t>
-      </w:r>
-      <w:proofErr w:type="spellEnd"/>
-      <w:r>
-        <w:rPr>
-          <w:rFonts w:ascii="Arial" w:hAnsi="Arial" w:cs="Arial"/>
-          <w:sz w:val="24"/>
-          <w:szCs w:val="24"/>
-        </w:rPr>
-        <w:t xml:space="preserve">, </w:t>
+        <w:t xml:space="preserve">i logica programabila va fi efectuată prin dezvoltarea unui firmware, </w:t>
       </w:r>
       <w:r>
         <w:rPr>
@@ -7213,25 +6813,7 @@
           <w:sz w:val="24"/>
           <w:szCs w:val="24"/>
         </w:rPr>
-        <w:t xml:space="preserve">mediului de dezvoltare </w:t>
-      </w:r>
-      <w:proofErr w:type="spellStart"/>
-      <w:r>
-        <w:rPr>
-          <w:rFonts w:ascii="Arial" w:hAnsi="Arial" w:cs="Arial"/>
-          <w:sz w:val="24"/>
-          <w:szCs w:val="24"/>
-        </w:rPr>
-        <w:t>Vitis</w:t>
-      </w:r>
-      <w:proofErr w:type="spellEnd"/>
-      <w:r>
-        <w:rPr>
-          <w:rFonts w:ascii="Arial" w:hAnsi="Arial" w:cs="Arial"/>
-          <w:sz w:val="24"/>
-          <w:szCs w:val="24"/>
-        </w:rPr>
-        <w:t>.</w:t>
+        <w:t>mediului de dezvoltare Vitis.</w:t>
       </w:r>
     </w:p>
     <w:p>
@@ -7447,25 +7029,7 @@
           <w:sz w:val="24"/>
           <w:szCs w:val="24"/>
         </w:rPr>
-        <w:t xml:space="preserve">Implementarea algoritmului AES, la nivelul unui coprocesor criptografic, demistifică aparenta complexitate pe care operațiile hardware o pot dobândi. Ulterior, integrarea coprocesorului cu restul sistemului </w:t>
-      </w:r>
-      <w:proofErr w:type="spellStart"/>
-      <w:r>
-        <w:rPr>
-          <w:rFonts w:ascii="Arial" w:hAnsi="Arial" w:cs="Arial"/>
-          <w:sz w:val="24"/>
-          <w:szCs w:val="24"/>
-        </w:rPr>
-        <w:t>SoC</w:t>
-      </w:r>
-      <w:proofErr w:type="spellEnd"/>
-      <w:r>
-        <w:rPr>
-          <w:rFonts w:ascii="Arial" w:hAnsi="Arial" w:cs="Arial"/>
-          <w:sz w:val="24"/>
-          <w:szCs w:val="24"/>
-        </w:rPr>
-        <w:t xml:space="preserve"> Zynq-7000, prin utilizarea </w:t>
+        <w:t xml:space="preserve">Implementarea algoritmului AES, la nivelul unui coprocesor criptografic, demistifică aparenta complexitate pe care operațiile hardware o pot dobândi. Ulterior, integrarea coprocesorului cu restul sistemului SoC Zynq-7000, prin utilizarea </w:t>
       </w:r>
     </w:p>
     <w:p>
@@ -7527,25 +7091,7 @@
           <w:sz w:val="24"/>
           <w:szCs w:val="24"/>
         </w:rPr>
-        <w:t xml:space="preserve">atorită faptului că proiectul prevede și dezvoltarea unui </w:t>
-      </w:r>
-      <w:proofErr w:type="spellStart"/>
-      <w:r>
-        <w:rPr>
-          <w:rFonts w:ascii="Arial" w:hAnsi="Arial" w:cs="Arial"/>
-          <w:sz w:val="24"/>
-          <w:szCs w:val="24"/>
-        </w:rPr>
-        <w:t>firmware</w:t>
-      </w:r>
-      <w:proofErr w:type="spellEnd"/>
-      <w:r>
-        <w:rPr>
-          <w:rFonts w:ascii="Arial" w:hAnsi="Arial" w:cs="Arial"/>
-          <w:sz w:val="24"/>
-          <w:szCs w:val="24"/>
-        </w:rPr>
-        <w:t xml:space="preserve"> prin care se realize</w:t>
+        <w:t>atorită faptului că proiectul prevede și dezvoltarea unui firmware prin care se realize</w:t>
       </w:r>
       <w:r>
         <w:rPr>
@@ -7629,25 +7175,7 @@
           <w:sz w:val="24"/>
           <w:szCs w:val="24"/>
         </w:rPr>
-        <w:t xml:space="preserve">operațiilor matematice în structuri logice </w:t>
-      </w:r>
-      <w:proofErr w:type="spellStart"/>
-      <w:r>
-        <w:rPr>
-          <w:rFonts w:ascii="Arial" w:hAnsi="Arial" w:cs="Arial"/>
-          <w:sz w:val="24"/>
-          <w:szCs w:val="24"/>
-        </w:rPr>
-        <w:t>combinaționale</w:t>
-      </w:r>
-      <w:proofErr w:type="spellEnd"/>
-      <w:r>
-        <w:rPr>
-          <w:rFonts w:ascii="Arial" w:hAnsi="Arial" w:cs="Arial"/>
-          <w:sz w:val="24"/>
-          <w:szCs w:val="24"/>
-        </w:rPr>
-        <w:t xml:space="preserve"> și secvențiale, este necesară validarea funcțională a nucleului criptografic.</w:t>
+        <w:t>operațiilor matematice în structuri logice combinaționale și secvențiale, este necesară validarea funcțională a nucleului criptografic.</w:t>
       </w:r>
     </w:p>
     <w:p>
@@ -7709,51 +7237,7 @@
           <w:sz w:val="24"/>
           <w:szCs w:val="24"/>
         </w:rPr>
-        <w:t xml:space="preserve">National Institute of </w:t>
-      </w:r>
-      <w:proofErr w:type="spellStart"/>
-      <w:r>
-        <w:rPr>
-          <w:rFonts w:ascii="Arial" w:hAnsi="Arial" w:cs="Arial"/>
-          <w:i/>
-          <w:iCs/>
-          <w:sz w:val="24"/>
-          <w:szCs w:val="24"/>
-        </w:rPr>
-        <w:t>Standards</w:t>
-      </w:r>
-      <w:proofErr w:type="spellEnd"/>
-      <w:r>
-        <w:rPr>
-          <w:rFonts w:ascii="Arial" w:hAnsi="Arial" w:cs="Arial"/>
-          <w:i/>
-          <w:iCs/>
-          <w:sz w:val="24"/>
-          <w:szCs w:val="24"/>
-        </w:rPr>
-        <w:t xml:space="preserve"> </w:t>
-      </w:r>
-      <w:proofErr w:type="spellStart"/>
-      <w:r>
-        <w:rPr>
-          <w:rFonts w:ascii="Arial" w:hAnsi="Arial" w:cs="Arial"/>
-          <w:i/>
-          <w:iCs/>
-          <w:sz w:val="24"/>
-          <w:szCs w:val="24"/>
-        </w:rPr>
-        <w:t>and</w:t>
-      </w:r>
-      <w:proofErr w:type="spellEnd"/>
-      <w:r>
-        <w:rPr>
-          <w:rFonts w:ascii="Arial" w:hAnsi="Arial" w:cs="Arial"/>
-          <w:i/>
-          <w:iCs/>
-          <w:sz w:val="24"/>
-          <w:szCs w:val="24"/>
-        </w:rPr>
-        <w:t xml:space="preserve"> Technology</w:t>
+        <w:t>National Institute of Standards and Technology</w:t>
       </w:r>
       <w:r>
         <w:rPr>
@@ -7781,61 +7265,7 @@
           <w:sz w:val="24"/>
           <w:szCs w:val="24"/>
         </w:rPr>
-        <w:t>În urma procedeului de dezvoltare și validare, va fi analizată posibilitatea reconfigurării dinamice parțiale sau totale a coprocesorului, în baza mecanismelor DFX (</w:t>
-      </w:r>
-      <w:proofErr w:type="spellStart"/>
-      <w:r>
-        <w:rPr>
-          <w:rFonts w:ascii="Arial" w:hAnsi="Arial" w:cs="Arial"/>
-          <w:sz w:val="24"/>
-          <w:szCs w:val="24"/>
-        </w:rPr>
-        <w:t>Dynamic</w:t>
-      </w:r>
-      <w:proofErr w:type="spellEnd"/>
-      <w:r>
-        <w:rPr>
-          <w:rFonts w:ascii="Arial" w:hAnsi="Arial" w:cs="Arial"/>
-          <w:sz w:val="24"/>
-          <w:szCs w:val="24"/>
-        </w:rPr>
-        <w:t xml:space="preserve"> </w:t>
-      </w:r>
-      <w:proofErr w:type="spellStart"/>
-      <w:r>
-        <w:rPr>
-          <w:rFonts w:ascii="Arial" w:hAnsi="Arial" w:cs="Arial"/>
-          <w:sz w:val="24"/>
-          <w:szCs w:val="24"/>
-        </w:rPr>
-        <w:t>Function</w:t>
-      </w:r>
-      <w:proofErr w:type="spellEnd"/>
-      <w:r>
-        <w:rPr>
-          <w:rFonts w:ascii="Arial" w:hAnsi="Arial" w:cs="Arial"/>
-          <w:sz w:val="24"/>
-          <w:szCs w:val="24"/>
-        </w:rPr>
-        <w:t xml:space="preserve"> </w:t>
-      </w:r>
-      <w:proofErr w:type="spellStart"/>
-      <w:r>
-        <w:rPr>
-          <w:rFonts w:ascii="Arial" w:hAnsi="Arial" w:cs="Arial"/>
-          <w:sz w:val="24"/>
-          <w:szCs w:val="24"/>
-        </w:rPr>
-        <w:t>eXchange</w:t>
-      </w:r>
-      <w:proofErr w:type="spellEnd"/>
-      <w:r>
-        <w:rPr>
-          <w:rFonts w:ascii="Arial" w:hAnsi="Arial" w:cs="Arial"/>
-          <w:sz w:val="24"/>
-          <w:szCs w:val="24"/>
-        </w:rPr>
-        <w:t xml:space="preserve">) </w:t>
+        <w:t xml:space="preserve">În urma procedeului de dezvoltare și validare, va fi analizată posibilitatea reconfigurării dinamice parțiale sau totale a coprocesorului, în baza mecanismelor DFX (Dynamic Function eXchange) </w:t>
       </w:r>
       <w:r>
         <w:rPr>
@@ -7853,7 +7283,6 @@
         </w:rPr>
         <w:t>de către AMD/</w:t>
       </w:r>
-      <w:proofErr w:type="spellStart"/>
       <w:r>
         <w:rPr>
           <w:rFonts w:ascii="Arial" w:hAnsi="Arial" w:cs="Arial"/>
@@ -7862,7 +7291,6 @@
         </w:rPr>
         <w:t>Xilinx</w:t>
       </w:r>
-      <w:proofErr w:type="spellEnd"/>
       <w:r>
         <w:rPr>
           <w:rFonts w:ascii="Arial" w:hAnsi="Arial" w:cs="Arial"/>
@@ -8380,7 +7808,6 @@
         </w:rPr>
         <w:t xml:space="preserve">implementează o suită vastă de algoritmi. Dintre aceste librării putem aminti </w:t>
       </w:r>
-      <w:proofErr w:type="spellStart"/>
       <w:r>
         <w:rPr>
           <w:rFonts w:ascii="Arial" w:hAnsi="Arial" w:cs="Arial"/>
@@ -8391,7 +7818,6 @@
         </w:rPr>
         <w:t>OpenSSL</w:t>
       </w:r>
-      <w:proofErr w:type="spellEnd"/>
       <w:r>
         <w:rPr>
           <w:rFonts w:ascii="Arial" w:hAnsi="Arial" w:cs="Arial"/>
@@ -8776,9 +8202,64 @@
           <w:sz w:val="24"/>
           <w:szCs w:val="24"/>
         </w:rPr>
-        <w:t xml:space="preserve">task </w:t>
-      </w:r>
-      <w:proofErr w:type="spellStart"/>
+        <w:t>task scheduler</w:t>
+      </w:r>
+      <w:r>
+        <w:rPr>
+          <w:rFonts w:ascii="Arial" w:hAnsi="Arial" w:cs="Arial"/>
+          <w:sz w:val="24"/>
+          <w:szCs w:val="24"/>
+        </w:rPr>
+        <w:t>), operațiile criptografic</w:t>
+      </w:r>
+      <w:r>
+        <w:rPr>
+          <w:rFonts w:ascii="Arial" w:hAnsi="Arial" w:cs="Arial"/>
+          <w:sz w:val="24"/>
+          <w:szCs w:val="24"/>
+        </w:rPr>
+        <w:t>e</w:t>
+      </w:r>
+      <w:r>
+        <w:rPr>
+          <w:rFonts w:ascii="Arial" w:hAnsi="Arial" w:cs="Arial"/>
+          <w:sz w:val="24"/>
+          <w:szCs w:val="24"/>
+        </w:rPr>
+        <w:t xml:space="preserve"> sunt adesea executate într-un </w:t>
+      </w:r>
+      <w:r>
+        <w:rPr>
+          <w:rFonts w:ascii="Arial" w:hAnsi="Arial" w:cs="Arial"/>
+          <w:sz w:val="24"/>
+          <w:szCs w:val="24"/>
+        </w:rPr>
+        <w:t xml:space="preserve">mod </w:t>
+      </w:r>
+      <w:r>
+        <w:rPr>
+          <w:rFonts w:ascii="Arial" w:hAnsi="Arial" w:cs="Arial"/>
+          <w:sz w:val="24"/>
+          <w:szCs w:val="24"/>
+        </w:rPr>
+        <w:t xml:space="preserve">fragmentat, </w:t>
+      </w:r>
+      <w:r>
+        <w:rPr>
+          <w:rFonts w:ascii="Arial" w:hAnsi="Arial" w:cs="Arial"/>
+          <w:sz w:val="24"/>
+          <w:szCs w:val="24"/>
+        </w:rPr>
+        <w:t xml:space="preserve">ca urmare a </w:t>
+      </w:r>
+      <w:r>
+        <w:rPr>
+          <w:rFonts w:ascii="Arial" w:hAnsi="Arial" w:cs="Arial"/>
+          <w:sz w:val="24"/>
+          <w:szCs w:val="24"/>
+        </w:rPr>
+        <w:t>mecanismului de comutare între procese (</w:t>
+      </w:r>
       <w:r>
         <w:rPr>
           <w:rFonts w:ascii="Arial" w:hAnsi="Arial" w:cs="Arial"/>
@@ -8787,87 +8268,8 @@
           <w:sz w:val="24"/>
           <w:szCs w:val="24"/>
         </w:rPr>
-        <w:t>scheduler</w:t>
-      </w:r>
-      <w:proofErr w:type="spellEnd"/>
-      <w:r>
-        <w:rPr>
-          <w:rFonts w:ascii="Arial" w:hAnsi="Arial" w:cs="Arial"/>
-          <w:sz w:val="24"/>
-          <w:szCs w:val="24"/>
-        </w:rPr>
-        <w:t>), operațiile criptografic</w:t>
-      </w:r>
-      <w:r>
-        <w:rPr>
-          <w:rFonts w:ascii="Arial" w:hAnsi="Arial" w:cs="Arial"/>
-          <w:sz w:val="24"/>
-          <w:szCs w:val="24"/>
-        </w:rPr>
-        <w:t>e</w:t>
-      </w:r>
-      <w:r>
-        <w:rPr>
-          <w:rFonts w:ascii="Arial" w:hAnsi="Arial" w:cs="Arial"/>
-          <w:sz w:val="24"/>
-          <w:szCs w:val="24"/>
-        </w:rPr>
-        <w:t xml:space="preserve"> sunt adesea executate într-un </w:t>
-      </w:r>
-      <w:r>
-        <w:rPr>
-          <w:rFonts w:ascii="Arial" w:hAnsi="Arial" w:cs="Arial"/>
-          <w:sz w:val="24"/>
-          <w:szCs w:val="24"/>
-        </w:rPr>
-        <w:t xml:space="preserve">mod </w:t>
-      </w:r>
-      <w:r>
-        <w:rPr>
-          <w:rFonts w:ascii="Arial" w:hAnsi="Arial" w:cs="Arial"/>
-          <w:sz w:val="24"/>
-          <w:szCs w:val="24"/>
-        </w:rPr>
-        <w:t xml:space="preserve">fragmentat, </w:t>
-      </w:r>
-      <w:r>
-        <w:rPr>
-          <w:rFonts w:ascii="Arial" w:hAnsi="Arial" w:cs="Arial"/>
-          <w:sz w:val="24"/>
-          <w:szCs w:val="24"/>
-        </w:rPr>
-        <w:t xml:space="preserve">ca urmare a </w:t>
-      </w:r>
-      <w:r>
-        <w:rPr>
-          <w:rFonts w:ascii="Arial" w:hAnsi="Arial" w:cs="Arial"/>
-          <w:sz w:val="24"/>
-          <w:szCs w:val="24"/>
-        </w:rPr>
-        <w:t>mecanismului de comutare între procese (</w:t>
-      </w:r>
-      <w:r>
-        <w:rPr>
-          <w:rFonts w:ascii="Arial" w:hAnsi="Arial" w:cs="Arial"/>
-          <w:i/>
-          <w:iCs/>
-          <w:sz w:val="24"/>
-          <w:szCs w:val="24"/>
-        </w:rPr>
-        <w:t xml:space="preserve">task </w:t>
-      </w:r>
-      <w:proofErr w:type="spellStart"/>
-      <w:r>
-        <w:rPr>
-          <w:rFonts w:ascii="Arial" w:hAnsi="Arial" w:cs="Arial"/>
-          <w:i/>
-          <w:iCs/>
-          <w:sz w:val="24"/>
-          <w:szCs w:val="24"/>
-        </w:rPr>
-        <w:t>switching</w:t>
-      </w:r>
-      <w:proofErr w:type="spellEnd"/>
+        <w:t>task switching</w:t>
+      </w:r>
       <w:r>
         <w:rPr>
           <w:rFonts w:ascii="Arial" w:hAnsi="Arial" w:cs="Arial"/>
@@ -9110,25 +8512,7 @@
           <w:sz w:val="24"/>
           <w:szCs w:val="24"/>
         </w:rPr>
-        <w:t xml:space="preserve">Dezvoltatorii acestor sisteme criptografice pot gestiona direct modul în care resursele digitale și computaționale sunt alocate. În funcție de constrângerile impuse implementării, structurile secvențiale și </w:t>
-      </w:r>
-      <w:proofErr w:type="spellStart"/>
-      <w:r>
-        <w:rPr>
-          <w:rFonts w:ascii="Arial" w:hAnsi="Arial" w:cs="Arial"/>
-          <w:sz w:val="24"/>
-          <w:szCs w:val="24"/>
-        </w:rPr>
-        <w:t>combinaționale</w:t>
-      </w:r>
-      <w:proofErr w:type="spellEnd"/>
-      <w:r>
-        <w:rPr>
-          <w:rFonts w:ascii="Arial" w:hAnsi="Arial" w:cs="Arial"/>
-          <w:sz w:val="24"/>
-          <w:szCs w:val="24"/>
-        </w:rPr>
-        <w:t xml:space="preserve"> pot fi modificate, astfel încât totalitatea cerințelor să fie îndeplinite. </w:t>
+        <w:t xml:space="preserve">Dezvoltatorii acestor sisteme criptografice pot gestiona direct modul în care resursele digitale și computaționale sunt alocate. În funcție de constrângerile impuse implementării, structurile secvențiale și combinaționale pot fi modificate, astfel încât totalitatea cerințelor să fie îndeplinite. </w:t>
       </w:r>
     </w:p>
     <w:p>
@@ -9211,7 +8595,6 @@
         </w:rPr>
         <w:t xml:space="preserve"> (</w:t>
       </w:r>
-      <w:proofErr w:type="spellStart"/>
       <w:r>
         <w:rPr>
           <w:rFonts w:ascii="Arial" w:hAnsi="Arial" w:cs="Arial"/>
@@ -9222,7 +8605,6 @@
         </w:rPr>
         <w:t>unrolled</w:t>
       </w:r>
-      <w:proofErr w:type="spellEnd"/>
       <w:r>
         <w:rPr>
           <w:rFonts w:ascii="Arial" w:hAnsi="Arial" w:cs="Arial"/>
@@ -9277,25 +8659,7 @@
           <w:sz w:val="24"/>
           <w:szCs w:val="24"/>
         </w:rPr>
-        <w:t xml:space="preserve"> tuturor rundelor AES sunt implementate într-un mod concurent prin structuri </w:t>
-      </w:r>
-      <w:proofErr w:type="spellStart"/>
-      <w:r>
-        <w:rPr>
-          <w:rFonts w:ascii="Arial" w:hAnsi="Arial" w:cs="Arial"/>
-          <w:sz w:val="24"/>
-          <w:szCs w:val="24"/>
-        </w:rPr>
-        <w:t>combinaționale</w:t>
-      </w:r>
-      <w:proofErr w:type="spellEnd"/>
-      <w:r>
-        <w:rPr>
-          <w:rFonts w:ascii="Arial" w:hAnsi="Arial" w:cs="Arial"/>
-          <w:sz w:val="24"/>
-          <w:szCs w:val="24"/>
-        </w:rPr>
-        <w:t xml:space="preserve"> distincte. Eliminarea </w:t>
+        <w:t xml:space="preserve"> tuturor rundelor AES sunt implementate într-un mod concurent prin structuri combinaționale distincte. Eliminarea </w:t>
       </w:r>
       <w:r>
         <w:rPr>
@@ -9397,7 +8761,6 @@
         </w:rPr>
         <w:t xml:space="preserve">O extensie a acestei abordări este reprezentată de arhitecturile de tip </w:t>
       </w:r>
-      <w:proofErr w:type="spellStart"/>
       <w:r>
         <w:rPr>
           <w:rFonts w:ascii="Arial" w:hAnsi="Arial" w:cs="Arial"/>
@@ -9408,7 +8771,6 @@
         </w:rPr>
         <w:t>pipeline</w:t>
       </w:r>
-      <w:proofErr w:type="spellEnd"/>
       <w:r>
         <w:rPr>
           <w:rFonts w:ascii="Arial" w:hAnsi="Arial" w:cs="Arial"/>
@@ -9487,25 +8849,7 @@
           <w:sz w:val="24"/>
           <w:szCs w:val="24"/>
         </w:rPr>
-        <w:t xml:space="preserve"> de timp necesară procesării tuturor rundelor. Arhitectura </w:t>
-      </w:r>
-      <w:proofErr w:type="spellStart"/>
-      <w:r>
-        <w:rPr>
-          <w:rFonts w:ascii="Arial" w:hAnsi="Arial" w:cs="Arial"/>
-          <w:sz w:val="24"/>
-          <w:szCs w:val="24"/>
-        </w:rPr>
-        <w:t>pipeline</w:t>
-      </w:r>
-      <w:proofErr w:type="spellEnd"/>
-      <w:r>
-        <w:rPr>
-          <w:rFonts w:ascii="Arial" w:hAnsi="Arial" w:cs="Arial"/>
-          <w:sz w:val="24"/>
-          <w:szCs w:val="24"/>
-        </w:rPr>
-        <w:t xml:space="preserve"> procesează primul bloc al unui mesaj într-o perioad</w:t>
+        <w:t xml:space="preserve"> de timp necesară procesării tuturor rundelor. Arhitectura pipeline procesează primul bloc al unui mesaj într-o perioad</w:t>
       </w:r>
       <w:r>
         <w:rPr>
@@ -9585,25 +8929,7 @@
           <w:sz w:val="24"/>
           <w:szCs w:val="24"/>
         </w:rPr>
-        <w:t xml:space="preserve"> </w:t>
-      </w:r>
-      <w:proofErr w:type="spellStart"/>
-      <w:r>
-        <w:rPr>
-          <w:rFonts w:ascii="Arial" w:hAnsi="Arial" w:cs="Arial"/>
-          <w:sz w:val="24"/>
-          <w:szCs w:val="24"/>
-        </w:rPr>
-        <w:t>pipeline-ul</w:t>
-      </w:r>
-      <w:proofErr w:type="spellEnd"/>
-      <w:r>
-        <w:rPr>
-          <w:rFonts w:ascii="Arial" w:hAnsi="Arial" w:cs="Arial"/>
-          <w:sz w:val="24"/>
-          <w:szCs w:val="24"/>
-        </w:rPr>
-        <w:t xml:space="preserve"> se umple, acesta poate ajunge să furnizeze un bloc criptat la fiecare ciclu de tact.</w:t>
+        <w:t xml:space="preserve"> pipeline-ul se umple, acesta poate ajunge să furnizeze un bloc criptat la fiecare ciclu de tact.</w:t>
       </w:r>
     </w:p>
     <w:p>
@@ -9683,25 +9009,7 @@
           <w:sz w:val="24"/>
           <w:szCs w:val="24"/>
         </w:rPr>
-        <w:t xml:space="preserve"> O arhitectură iterativă favorizează economisirea resurselor, în timp ce o implementare </w:t>
-      </w:r>
-      <w:proofErr w:type="spellStart"/>
-      <w:r>
-        <w:rPr>
-          <w:rFonts w:ascii="Arial" w:hAnsi="Arial" w:cs="Arial"/>
-          <w:sz w:val="24"/>
-          <w:szCs w:val="24"/>
-        </w:rPr>
-        <w:t>pipeline</w:t>
-      </w:r>
-      <w:proofErr w:type="spellEnd"/>
-      <w:r>
-        <w:rPr>
-          <w:rFonts w:ascii="Arial" w:hAnsi="Arial" w:cs="Arial"/>
-          <w:sz w:val="24"/>
-          <w:szCs w:val="24"/>
-        </w:rPr>
-        <w:t xml:space="preserve"> favorize</w:t>
+        <w:t xml:space="preserve"> O arhitectură iterativă favorizează economisirea resurselor, în timp ce o implementare pipeline favorize</w:t>
       </w:r>
       <w:r>
         <w:rPr>
@@ -9791,25 +9099,7 @@
           <w:sz w:val="24"/>
           <w:szCs w:val="24"/>
         </w:rPr>
-        <w:t xml:space="preserve">Sistemele </w:t>
-      </w:r>
-      <w:proofErr w:type="spellStart"/>
-      <w:r>
-        <w:rPr>
-          <w:rFonts w:ascii="Arial" w:hAnsi="Arial" w:cs="Arial"/>
-          <w:sz w:val="24"/>
-          <w:szCs w:val="24"/>
-        </w:rPr>
-        <w:t>SoC</w:t>
-      </w:r>
-      <w:proofErr w:type="spellEnd"/>
-      <w:r>
-        <w:rPr>
-          <w:rFonts w:ascii="Arial" w:hAnsi="Arial" w:cs="Arial"/>
-          <w:sz w:val="24"/>
-          <w:szCs w:val="24"/>
-        </w:rPr>
-        <w:t xml:space="preserve"> FPGA combină într-un singur dispozitiv un sistem de procesare convențional cu o regiune de logică programabilă. O astfel de arhitectură permite asocierea flexibilității software-ului cu posibilitatea implementării unor acceleratoare hardware dedicate. Procesorul poate gestiona operațiile generale ale sistemului, în timp ce logica programabilă este utilizată pentru executarea funcțiilor care beneficiază de paralelism și specializare hardware.</w:t>
+        <w:t>Sistemele SoC FPGA combină într-un singur dispozitiv un sistem de procesare convențional cu o regiune de logică programabilă. O astfel de arhitectură permite asocierea flexibilității software-ului cu posibilitatea implementării unor acceleratoare hardware dedicate. Procesorul poate gestiona operațiile generale ale sistemului, în timp ce logica programabilă este utilizată pentru executarea funcțiilor care beneficiază de paralelism și specializare hardware.</w:t>
       </w:r>
     </w:p>
     <w:p>
@@ -9927,25 +9217,7 @@
           <w:sz w:val="24"/>
           <w:szCs w:val="24"/>
         </w:rPr>
-        <w:t xml:space="preserve">lucrări este bazată pe implementarea unui coprocesor criptografic AES-128 cu arhitectură iterativă. Alegerea acestei arhitecturi are la bază mai multe considerente. În primul rând, un circuit digital iterativ utilizează, în general, un volum mai redus de resurse comparativ cu variantele desfășurate sau de tip </w:t>
-      </w:r>
-      <w:proofErr w:type="spellStart"/>
-      <w:r>
-        <w:rPr>
-          <w:rFonts w:ascii="Arial" w:hAnsi="Arial" w:cs="Arial"/>
-          <w:sz w:val="24"/>
-          <w:szCs w:val="24"/>
-        </w:rPr>
-        <w:t>pipeline</w:t>
-      </w:r>
-      <w:proofErr w:type="spellEnd"/>
-      <w:r>
-        <w:rPr>
-          <w:rFonts w:ascii="Arial" w:hAnsi="Arial" w:cs="Arial"/>
-          <w:sz w:val="24"/>
-          <w:szCs w:val="24"/>
-        </w:rPr>
-        <w:t>. Reducerea complexității structurii logice facilitează atât procesul de proiectare, cât și etapele de verificare și validare.</w:t>
+        <w:t>lucrări este bazată pe implementarea unui coprocesor criptografic AES-128 cu arhitectură iterativă. Alegerea acestei arhitecturi are la bază mai multe considerente. În primul rând, un circuit digital iterativ utilizează, în general, un volum mai redus de resurse comparativ cu variantele desfășurate sau de tip pipeline. Reducerea complexității structurii logice facilitează atât procesul de proiectare, cât și etapele de verificare și validare.</w:t>
       </w:r>
     </w:p>
     <w:p>
@@ -10015,18 +9287,8 @@
           <w:sz w:val="24"/>
           <w:szCs w:val="24"/>
         </w:rPr>
-        <w:t xml:space="preserve">În al doilea rând, o astfel de arhitectură oferă un reper util pentru analizarea unor direcții viitoare de optimizare. Rezultatele obținute în ceea ce privește utilizarea resurselor, latența și debitul de procesare pot fi comparate ulterior cu cele ale unor implementări desfășurate sau de tip </w:t>
-      </w:r>
-      <w:proofErr w:type="spellStart"/>
-      <w:r>
-        <w:rPr>
-          <w:rFonts w:ascii="Arial" w:hAnsi="Arial" w:cs="Arial"/>
-          <w:sz w:val="24"/>
-          <w:szCs w:val="24"/>
-        </w:rPr>
-        <w:t>pipeline</w:t>
-      </w:r>
-      <w:proofErr w:type="spellEnd"/>
+        <w:t>În al doilea rând, o astfel de arhitectură oferă un reper util pentru analizarea unor direcții viitoare de optimizare. Rezultatele obținute în ceea ce privește utilizarea resurselor, latența și debitul de procesare pot fi comparate ulterior cu cele ale unor implementări desfășurate sau de tip pipeline</w:t>
+      </w:r>
       <w:r>
         <w:rPr>
           <w:rFonts w:ascii="Arial" w:hAnsi="Arial" w:cs="Arial"/>
@@ -10895,7 +10157,6 @@
         </w:rPr>
         <w:t xml:space="preserve">Operațiile de criptare și decriptare sunt utilizate pentru asigurarea confidențialității informației. Funcțiile </w:t>
       </w:r>
-      <w:proofErr w:type="spellStart"/>
       <w:r>
         <w:rPr>
           <w:rFonts w:ascii="Arial" w:hAnsi="Arial" w:cs="Arial"/>
@@ -10906,7 +10167,6 @@
         </w:rPr>
         <w:t>hash</w:t>
       </w:r>
-      <w:proofErr w:type="spellEnd"/>
       <w:r>
         <w:rPr>
           <w:rFonts w:ascii="Arial" w:hAnsi="Arial" w:cs="Arial"/>
@@ -11628,7 +10888,6 @@
         </w:rPr>
         <w:t>Algoritmi simetrici de tip cifru de flux (</w:t>
       </w:r>
-      <w:proofErr w:type="spellStart"/>
       <w:r>
         <w:rPr>
           <w:rFonts w:ascii="Arial" w:hAnsi="Arial" w:cs="Arial"/>
@@ -11637,31 +10896,8 @@
           <w:sz w:val="24"/>
           <w:szCs w:val="24"/>
         </w:rPr>
-        <w:t>stream</w:t>
-      </w:r>
-      <w:proofErr w:type="spellEnd"/>
-      <w:r>
-        <w:rPr>
-          <w:rFonts w:ascii="Arial" w:hAnsi="Arial" w:cs="Arial"/>
-          <w:i/>
-          <w:iCs/>
-          <w:sz w:val="24"/>
-          <w:szCs w:val="24"/>
-        </w:rPr>
-        <w:t xml:space="preserve"> </w:t>
-      </w:r>
-      <w:proofErr w:type="spellStart"/>
-      <w:r>
-        <w:rPr>
-          <w:rFonts w:ascii="Arial" w:hAnsi="Arial" w:cs="Arial"/>
-          <w:i/>
-          <w:iCs/>
-          <w:sz w:val="24"/>
-          <w:szCs w:val="24"/>
-        </w:rPr>
-        <w:t>cipher</w:t>
-      </w:r>
-      <w:proofErr w:type="spellEnd"/>
+        <w:t>stream cipher</w:t>
+      </w:r>
       <w:r>
         <w:rPr>
           <w:rFonts w:ascii="Arial" w:hAnsi="Arial" w:cs="Arial"/>
@@ -11693,7 +10929,6 @@
         </w:rPr>
         <w:t>Algoritmi simetrici de tip cifru bloc (</w:t>
       </w:r>
-      <w:proofErr w:type="spellStart"/>
       <w:r>
         <w:rPr>
           <w:rFonts w:ascii="Arial" w:hAnsi="Arial" w:cs="Arial"/>
@@ -11702,9 +10937,35 @@
           <w:sz w:val="24"/>
           <w:szCs w:val="24"/>
         </w:rPr>
-        <w:t>block</w:t>
-      </w:r>
-      <w:proofErr w:type="spellEnd"/>
+        <w:t>block cipher</w:t>
+      </w:r>
+      <w:r>
+        <w:rPr>
+          <w:rFonts w:ascii="Arial" w:hAnsi="Arial" w:cs="Arial"/>
+          <w:sz w:val="24"/>
+          <w:szCs w:val="24"/>
+        </w:rPr>
+        <w:t>)</w:t>
+      </w:r>
+    </w:p>
+    <w:p>
+      <w:pPr>
+        <w:ind w:firstLine="720"/>
+        <w:jc w:val="both"/>
+        <w:rPr>
+          <w:rFonts w:ascii="Arial" w:hAnsi="Arial" w:cs="Arial"/>
+          <w:sz w:val="24"/>
+          <w:szCs w:val="24"/>
+        </w:rPr>
+      </w:pPr>
+      <w:r>
+        <w:rPr>
+          <w:rFonts w:ascii="Arial" w:hAnsi="Arial" w:cs="Arial"/>
+          <w:sz w:val="24"/>
+          <w:szCs w:val="24"/>
+        </w:rPr>
+        <w:t>Cifrurile de flux (</w:t>
+      </w:r>
       <w:r>
         <w:rPr>
           <w:rFonts w:ascii="Arial" w:hAnsi="Arial" w:cs="Arial"/>
@@ -11713,9 +10974,48 @@
           <w:sz w:val="24"/>
           <w:szCs w:val="24"/>
         </w:rPr>
-        <w:t xml:space="preserve"> </w:t>
-      </w:r>
-      <w:proofErr w:type="spellStart"/>
+        <w:t>stream ciphers</w:t>
+      </w:r>
+      <w:r>
+        <w:rPr>
+          <w:rFonts w:ascii="Arial" w:hAnsi="Arial" w:cs="Arial"/>
+          <w:sz w:val="24"/>
+          <w:szCs w:val="24"/>
+        </w:rPr>
+        <w:t>) realizează criptarea prin procesarea individuală a biților sau octeților mesajului. În cazul cifrurilor de flux sincrone, un flux de biți pseudo</w:t>
+      </w:r>
+      <w:r>
+        <w:rPr>
+          <w:rFonts w:ascii="Arial" w:hAnsi="Arial" w:cs="Arial"/>
+          <w:sz w:val="24"/>
+          <w:szCs w:val="24"/>
+        </w:rPr>
+        <w:t>-</w:t>
+      </w:r>
+      <w:r>
+        <w:rPr>
+          <w:rFonts w:ascii="Arial" w:hAnsi="Arial" w:cs="Arial"/>
+          <w:sz w:val="24"/>
+          <w:szCs w:val="24"/>
+        </w:rPr>
+        <w:t>aleatori</w:t>
+      </w:r>
+      <w:r>
+        <w:rPr>
+          <w:rFonts w:ascii="Arial" w:hAnsi="Arial" w:cs="Arial"/>
+          <w:sz w:val="24"/>
+          <w:szCs w:val="24"/>
+        </w:rPr>
+        <w:t>u</w:t>
+      </w:r>
+      <w:r>
+        <w:rPr>
+          <w:rFonts w:ascii="Arial" w:hAnsi="Arial" w:cs="Arial"/>
+          <w:sz w:val="24"/>
+          <w:szCs w:val="24"/>
+        </w:rPr>
+        <w:t xml:space="preserve"> este generat pe baza cheii criptografice și este combinat cu biții textului în clar prin intermediul operației </w:t>
+      </w:r>
       <w:r>
         <w:rPr>
           <w:rFonts w:ascii="Arial" w:hAnsi="Arial" w:cs="Arial"/>
@@ -11724,16 +11024,33 @@
           <w:sz w:val="24"/>
           <w:szCs w:val="24"/>
         </w:rPr>
-        <w:t>cipher</w:t>
-      </w:r>
-      <w:proofErr w:type="spellEnd"/>
-      <w:r>
-        <w:rPr>
-          <w:rFonts w:ascii="Arial" w:hAnsi="Arial" w:cs="Arial"/>
-          <w:sz w:val="24"/>
-          <w:szCs w:val="24"/>
-        </w:rPr>
-        <w:t>)</w:t>
+        <w:t>sau exclusiv</w:t>
+      </w:r>
+      <w:r>
+        <w:rPr>
+          <w:rFonts w:ascii="Arial" w:hAnsi="Arial" w:cs="Arial"/>
+          <w:sz w:val="24"/>
+          <w:szCs w:val="24"/>
+        </w:rPr>
+        <w:t xml:space="preserve"> (</w:t>
+      </w:r>
+      <w:r>
+        <w:rPr>
+          <w:rFonts w:ascii="Arial" w:hAnsi="Arial" w:cs="Arial"/>
+          <w:i/>
+          <w:iCs/>
+          <w:sz w:val="24"/>
+          <w:szCs w:val="24"/>
+        </w:rPr>
+        <w:t>XOR</w:t>
+      </w:r>
+      <w:r>
+        <w:rPr>
+          <w:rFonts w:ascii="Arial" w:hAnsi="Arial" w:cs="Arial"/>
+          <w:sz w:val="24"/>
+          <w:szCs w:val="24"/>
+        </w:rPr>
+        <w:t>). În schimb, cifrurile de flux asincrone utilizează, pe lângă cheia inițială, și biți proveniți din criptotextul generat anterior pentru determinarea fluxului de cheie. Majoritatea cifrurilor de flux utilizate în practică adoptă o arhitectură sincronă.</w:t>
       </w:r>
     </w:p>
     <w:p>
@@ -11752,172 +11069,7 @@
           <w:sz w:val="24"/>
           <w:szCs w:val="24"/>
         </w:rPr>
-        <w:t>Cifrurile de flux (</w:t>
-      </w:r>
-      <w:proofErr w:type="spellStart"/>
-      <w:r>
-        <w:rPr>
-          <w:rFonts w:ascii="Arial" w:hAnsi="Arial" w:cs="Arial"/>
-          <w:i/>
-          <w:iCs/>
-          <w:sz w:val="24"/>
-          <w:szCs w:val="24"/>
-        </w:rPr>
-        <w:t>stream</w:t>
-      </w:r>
-      <w:proofErr w:type="spellEnd"/>
-      <w:r>
-        <w:rPr>
-          <w:rFonts w:ascii="Arial" w:hAnsi="Arial" w:cs="Arial"/>
-          <w:i/>
-          <w:iCs/>
-          <w:sz w:val="24"/>
-          <w:szCs w:val="24"/>
-        </w:rPr>
-        <w:t xml:space="preserve"> </w:t>
-      </w:r>
-      <w:proofErr w:type="spellStart"/>
-      <w:r>
-        <w:rPr>
-          <w:rFonts w:ascii="Arial" w:hAnsi="Arial" w:cs="Arial"/>
-          <w:i/>
-          <w:iCs/>
-          <w:sz w:val="24"/>
-          <w:szCs w:val="24"/>
-        </w:rPr>
-        <w:t>ciphers</w:t>
-      </w:r>
-      <w:proofErr w:type="spellEnd"/>
-      <w:r>
-        <w:rPr>
-          <w:rFonts w:ascii="Arial" w:hAnsi="Arial" w:cs="Arial"/>
-          <w:sz w:val="24"/>
-          <w:szCs w:val="24"/>
-        </w:rPr>
-        <w:t>) realizează criptarea prin procesarea individuală a biților sau octeților mesajului. În cazul cifrurilor de flux sincrone, un flux de biți pseudo</w:t>
-      </w:r>
-      <w:r>
-        <w:rPr>
-          <w:rFonts w:ascii="Arial" w:hAnsi="Arial" w:cs="Arial"/>
-          <w:sz w:val="24"/>
-          <w:szCs w:val="24"/>
-        </w:rPr>
-        <w:t>-</w:t>
-      </w:r>
-      <w:r>
-        <w:rPr>
-          <w:rFonts w:ascii="Arial" w:hAnsi="Arial" w:cs="Arial"/>
-          <w:sz w:val="24"/>
-          <w:szCs w:val="24"/>
-        </w:rPr>
-        <w:t>aleatori</w:t>
-      </w:r>
-      <w:r>
-        <w:rPr>
-          <w:rFonts w:ascii="Arial" w:hAnsi="Arial" w:cs="Arial"/>
-          <w:sz w:val="24"/>
-          <w:szCs w:val="24"/>
-        </w:rPr>
-        <w:t>u</w:t>
-      </w:r>
-      <w:r>
-        <w:rPr>
-          <w:rFonts w:ascii="Arial" w:hAnsi="Arial" w:cs="Arial"/>
-          <w:sz w:val="24"/>
-          <w:szCs w:val="24"/>
-        </w:rPr>
-        <w:t xml:space="preserve"> este generat pe baza cheii criptografice și este combinat cu biții textului în clar prin intermediul operației </w:t>
-      </w:r>
-      <w:r>
-        <w:rPr>
-          <w:rFonts w:ascii="Arial" w:hAnsi="Arial" w:cs="Arial"/>
-          <w:i/>
-          <w:iCs/>
-          <w:sz w:val="24"/>
-          <w:szCs w:val="24"/>
-        </w:rPr>
-        <w:t>sau exclusiv</w:t>
-      </w:r>
-      <w:r>
-        <w:rPr>
-          <w:rFonts w:ascii="Arial" w:hAnsi="Arial" w:cs="Arial"/>
-          <w:sz w:val="24"/>
-          <w:szCs w:val="24"/>
-        </w:rPr>
-        <w:t xml:space="preserve"> (</w:t>
-      </w:r>
-      <w:r>
-        <w:rPr>
-          <w:rFonts w:ascii="Arial" w:hAnsi="Arial" w:cs="Arial"/>
-          <w:i/>
-          <w:iCs/>
-          <w:sz w:val="24"/>
-          <w:szCs w:val="24"/>
-        </w:rPr>
-        <w:t>XOR</w:t>
-      </w:r>
-      <w:r>
-        <w:rPr>
-          <w:rFonts w:ascii="Arial" w:hAnsi="Arial" w:cs="Arial"/>
-          <w:sz w:val="24"/>
-          <w:szCs w:val="24"/>
-        </w:rPr>
-        <w:t xml:space="preserve">). În schimb, cifrurile de flux asincrone utilizează, pe lângă cheia inițială, și biți proveniți din </w:t>
-      </w:r>
-      <w:proofErr w:type="spellStart"/>
-      <w:r>
-        <w:rPr>
-          <w:rFonts w:ascii="Arial" w:hAnsi="Arial" w:cs="Arial"/>
-          <w:sz w:val="24"/>
-          <w:szCs w:val="24"/>
-        </w:rPr>
-        <w:t>criptotextul</w:t>
-      </w:r>
-      <w:proofErr w:type="spellEnd"/>
-      <w:r>
-        <w:rPr>
-          <w:rFonts w:ascii="Arial" w:hAnsi="Arial" w:cs="Arial"/>
-          <w:sz w:val="24"/>
-          <w:szCs w:val="24"/>
-        </w:rPr>
-        <w:t xml:space="preserve"> generat anterior pentru determinarea fluxului de cheie. Majoritatea cifrurilor de flux utilizate în practică adoptă o arhitectură sincronă.</w:t>
-      </w:r>
-    </w:p>
-    <w:p>
-      <w:pPr>
-        <w:ind w:firstLine="720"/>
-        <w:jc w:val="both"/>
-        <w:rPr>
-          <w:rFonts w:ascii="Arial" w:hAnsi="Arial" w:cs="Arial"/>
-          <w:sz w:val="24"/>
-          <w:szCs w:val="24"/>
-        </w:rPr>
-      </w:pPr>
-      <w:r>
-        <w:rPr>
-          <w:rFonts w:ascii="Arial" w:hAnsi="Arial" w:cs="Arial"/>
-          <w:sz w:val="24"/>
-          <w:szCs w:val="24"/>
-        </w:rPr>
-        <w:t xml:space="preserve">Structura fundamentală a unui cifru </w:t>
-      </w:r>
-      <w:proofErr w:type="spellStart"/>
-      <w:r>
-        <w:rPr>
-          <w:rFonts w:ascii="Arial" w:hAnsi="Arial" w:cs="Arial"/>
-          <w:sz w:val="24"/>
-          <w:szCs w:val="24"/>
-        </w:rPr>
-        <w:t>stream</w:t>
-      </w:r>
-      <w:proofErr w:type="spellEnd"/>
-      <w:r>
-        <w:rPr>
-          <w:rFonts w:ascii="Arial" w:hAnsi="Arial" w:cs="Arial"/>
-          <w:sz w:val="24"/>
-          <w:szCs w:val="24"/>
-        </w:rPr>
-        <w:t xml:space="preserve"> este prezentată la nivelul figurii </w:t>
+        <w:t xml:space="preserve">Structura fundamentală a unui cifru stream este prezentată la nivelul figurii </w:t>
       </w:r>
       <w:r>
         <w:rPr>
@@ -12124,27 +11276,7 @@
           <w:sz w:val="20"/>
           <w:szCs w:val="20"/>
         </w:rPr>
-        <w:t xml:space="preserve"> Structura unui cifru de tip </w:t>
-      </w:r>
-      <w:proofErr w:type="spellStart"/>
-      <w:r>
-        <w:rPr>
-          <w:rFonts w:ascii="Arial" w:hAnsi="Arial" w:cs="Arial"/>
-          <w:color w:val="auto"/>
-          <w:sz w:val="20"/>
-          <w:szCs w:val="20"/>
-        </w:rPr>
-        <w:t>stream</w:t>
-      </w:r>
-      <w:proofErr w:type="spellEnd"/>
-      <w:r>
-        <w:rPr>
-          <w:rFonts w:ascii="Arial" w:hAnsi="Arial" w:cs="Arial"/>
-          <w:color w:val="auto"/>
-          <w:sz w:val="20"/>
-          <w:szCs w:val="20"/>
-        </w:rPr>
-        <w:t xml:space="preserve"> [10]</w:t>
+        <w:t xml:space="preserve"> Structura unui cifru de tip stream [10]</w:t>
       </w:r>
     </w:p>
     <w:p>
@@ -12237,51 +11369,15 @@
           <w:sz w:val="24"/>
           <w:szCs w:val="24"/>
         </w:rPr>
-        <w:t xml:space="preserve">Securitatea cifrurilor </w:t>
-      </w:r>
-      <w:proofErr w:type="spellStart"/>
-      <w:r>
-        <w:rPr>
-          <w:rFonts w:ascii="Arial" w:hAnsi="Arial" w:cs="Arial"/>
-          <w:sz w:val="24"/>
-          <w:szCs w:val="24"/>
-        </w:rPr>
-        <w:t>stream</w:t>
-      </w:r>
-      <w:proofErr w:type="spellEnd"/>
-      <w:r>
-        <w:rPr>
-          <w:rFonts w:ascii="Arial" w:hAnsi="Arial" w:cs="Arial"/>
-          <w:sz w:val="24"/>
-          <w:szCs w:val="24"/>
-        </w:rPr>
-        <w:t xml:space="preserve"> este, în mod particular, dependentă de modul în care cheia de flux este generată [7].</w:t>
-      </w:r>
-      <w:r>
-        <w:rPr>
-          <w:rFonts w:ascii="Arial" w:hAnsi="Arial" w:cs="Arial"/>
-          <w:sz w:val="24"/>
-          <w:szCs w:val="24"/>
-        </w:rPr>
-        <w:t xml:space="preserve"> Mai mul decât atât, majoritatea resurselor computaționale ale unui cifru </w:t>
-      </w:r>
-      <w:proofErr w:type="spellStart"/>
-      <w:r>
-        <w:rPr>
-          <w:rFonts w:ascii="Arial" w:hAnsi="Arial" w:cs="Arial"/>
-          <w:sz w:val="24"/>
-          <w:szCs w:val="24"/>
-        </w:rPr>
-        <w:t>stream</w:t>
-      </w:r>
-      <w:proofErr w:type="spellEnd"/>
-      <w:r>
-        <w:rPr>
-          <w:rFonts w:ascii="Arial" w:hAnsi="Arial" w:cs="Arial"/>
-          <w:sz w:val="24"/>
-          <w:szCs w:val="24"/>
-        </w:rPr>
-        <w:t xml:space="preserve"> sunt alocate blocului de generare a cheii de flux. Scopul acestui bloc este de a genera biții care vor fi utilizați în procesul de criptare astfel încât aceștia să aibă aspectul unui flux de numere aleatoriu.</w:t>
+        <w:t>Securitatea cifrurilor stream este, în mod particular, dependentă de modul în care cheia de flux este generată [7].</w:t>
+      </w:r>
+      <w:r>
+        <w:rPr>
+          <w:rFonts w:ascii="Arial" w:hAnsi="Arial" w:cs="Arial"/>
+          <w:sz w:val="24"/>
+          <w:szCs w:val="24"/>
+        </w:rPr>
+        <w:t xml:space="preserve"> Mai mul decât atât, majoritatea resurselor computaționale ale unui cifru stream sunt alocate blocului de generare a cheii de flux. Scopul acestui bloc este de a genera biții care vor fi utilizați în procesul de criptare astfel încât aceștia să aibă aspectul unui flux de numere aleatoriu.</w:t>
       </w:r>
       <w:r>
         <w:rPr>
@@ -12612,25 +11708,7 @@
           <w:sz w:val="24"/>
           <w:szCs w:val="24"/>
         </w:rPr>
-        <w:t xml:space="preserve">Electronic </w:t>
-      </w:r>
-      <w:proofErr w:type="spellStart"/>
-      <w:r>
-        <w:rPr>
-          <w:rFonts w:ascii="Arial" w:hAnsi="Arial" w:cs="Arial"/>
-          <w:sz w:val="24"/>
-          <w:szCs w:val="24"/>
-        </w:rPr>
-        <w:t>Codebook</w:t>
-      </w:r>
-      <w:proofErr w:type="spellEnd"/>
-      <w:r>
-        <w:rPr>
-          <w:rFonts w:ascii="Arial" w:hAnsi="Arial" w:cs="Arial"/>
-          <w:sz w:val="24"/>
-          <w:szCs w:val="24"/>
-        </w:rPr>
-        <w:t xml:space="preserve"> (ECB)</w:t>
+        <w:t>Electronic Codebook (ECB)</w:t>
       </w:r>
     </w:p>
     <w:p>
@@ -12647,41 +11725,13 @@
           <w:szCs w:val="24"/>
         </w:rPr>
       </w:pPr>
-      <w:proofErr w:type="spellStart"/>
-      <w:r>
-        <w:rPr>
-          <w:rFonts w:ascii="Arial" w:hAnsi="Arial" w:cs="Arial"/>
-          <w:sz w:val="24"/>
-          <w:szCs w:val="24"/>
-        </w:rPr>
-        <w:t>Cipher</w:t>
-      </w:r>
-      <w:proofErr w:type="spellEnd"/>
-      <w:r>
-        <w:rPr>
-          <w:rFonts w:ascii="Arial" w:hAnsi="Arial" w:cs="Arial"/>
-          <w:sz w:val="24"/>
-          <w:szCs w:val="24"/>
-        </w:rPr>
-        <w:t xml:space="preserve"> Block </w:t>
-      </w:r>
-      <w:proofErr w:type="spellStart"/>
-      <w:r>
-        <w:rPr>
-          <w:rFonts w:ascii="Arial" w:hAnsi="Arial" w:cs="Arial"/>
-          <w:sz w:val="24"/>
-          <w:szCs w:val="24"/>
-        </w:rPr>
-        <w:t>Chaining</w:t>
-      </w:r>
-      <w:proofErr w:type="spellEnd"/>
-      <w:r>
-        <w:rPr>
-          <w:rFonts w:ascii="Arial" w:hAnsi="Arial" w:cs="Arial"/>
-          <w:sz w:val="24"/>
-          <w:szCs w:val="24"/>
-        </w:rPr>
-        <w:t xml:space="preserve"> (CBC)</w:t>
+      <w:r>
+        <w:rPr>
+          <w:rFonts w:ascii="Arial" w:hAnsi="Arial" w:cs="Arial"/>
+          <w:sz w:val="24"/>
+          <w:szCs w:val="24"/>
+        </w:rPr>
+        <w:t>Cipher Block Chaining (CBC)</w:t>
       </w:r>
     </w:p>
     <w:p>
@@ -12698,23 +11748,13 @@
           <w:szCs w:val="24"/>
         </w:rPr>
       </w:pPr>
-      <w:proofErr w:type="spellStart"/>
-      <w:r>
-        <w:rPr>
-          <w:rFonts w:ascii="Arial" w:hAnsi="Arial" w:cs="Arial"/>
-          <w:sz w:val="24"/>
-          <w:szCs w:val="24"/>
-        </w:rPr>
-        <w:t>Cipher</w:t>
-      </w:r>
-      <w:proofErr w:type="spellEnd"/>
-      <w:r>
-        <w:rPr>
-          <w:rFonts w:ascii="Arial" w:hAnsi="Arial" w:cs="Arial"/>
-          <w:sz w:val="24"/>
-          <w:szCs w:val="24"/>
-        </w:rPr>
-        <w:t xml:space="preserve"> Feedback (CFB)</w:t>
+      <w:r>
+        <w:rPr>
+          <w:rFonts w:ascii="Arial" w:hAnsi="Arial" w:cs="Arial"/>
+          <w:sz w:val="24"/>
+          <w:szCs w:val="24"/>
+        </w:rPr>
+        <w:t>Cipher Feedback (CFB)</w:t>
       </w:r>
     </w:p>
     <w:p>
@@ -12731,23 +11771,13 @@
           <w:szCs w:val="24"/>
         </w:rPr>
       </w:pPr>
-      <w:proofErr w:type="spellStart"/>
-      <w:r>
-        <w:rPr>
-          <w:rFonts w:ascii="Arial" w:hAnsi="Arial" w:cs="Arial"/>
-          <w:sz w:val="24"/>
-          <w:szCs w:val="24"/>
-        </w:rPr>
-        <w:t>Counter</w:t>
-      </w:r>
-      <w:proofErr w:type="spellEnd"/>
-      <w:r>
-        <w:rPr>
-          <w:rFonts w:ascii="Arial" w:hAnsi="Arial" w:cs="Arial"/>
-          <w:sz w:val="24"/>
-          <w:szCs w:val="24"/>
-        </w:rPr>
-        <w:t xml:space="preserve"> (CTR)</w:t>
+      <w:r>
+        <w:rPr>
+          <w:rFonts w:ascii="Arial" w:hAnsi="Arial" w:cs="Arial"/>
+          <w:sz w:val="24"/>
+          <w:szCs w:val="24"/>
+        </w:rPr>
+        <w:t>Counter (CTR)</w:t>
       </w:r>
     </w:p>
     <w:p>
@@ -12766,25 +11796,7 @@
           <w:sz w:val="24"/>
           <w:szCs w:val="24"/>
         </w:rPr>
-        <w:t xml:space="preserve">În lipsa utilizării unui mod adecvat de operare, anumite tipare prezente în datele inițiale pot persista în structura </w:t>
-      </w:r>
-      <w:proofErr w:type="spellStart"/>
-      <w:r>
-        <w:rPr>
-          <w:rFonts w:ascii="Arial" w:hAnsi="Arial" w:cs="Arial"/>
-          <w:sz w:val="24"/>
-          <w:szCs w:val="24"/>
-        </w:rPr>
-        <w:t>criptotextului</w:t>
-      </w:r>
-      <w:proofErr w:type="spellEnd"/>
-      <w:r>
-        <w:rPr>
-          <w:rFonts w:ascii="Arial" w:hAnsi="Arial" w:cs="Arial"/>
-          <w:sz w:val="24"/>
-          <w:szCs w:val="24"/>
-        </w:rPr>
-        <w:t>. Acest aspect este evident în cazul modului ECB (</w:t>
+        <w:t>În lipsa utilizării unui mod adecvat de operare, anumite tipare prezente în datele inițiale pot persista în structura criptotextului. Acest aspect este evident în cazul modului ECB (</w:t>
       </w:r>
       <w:r>
         <w:rPr>
@@ -12794,20 +11806,8 @@
           <w:sz w:val="24"/>
           <w:szCs w:val="24"/>
         </w:rPr>
-        <w:t xml:space="preserve">Electronic </w:t>
-      </w:r>
-      <w:proofErr w:type="spellStart"/>
-      <w:r>
-        <w:rPr>
-          <w:rFonts w:ascii="Arial" w:hAnsi="Arial" w:cs="Arial"/>
-          <w:i/>
-          <w:iCs/>
-          <w:sz w:val="24"/>
-          <w:szCs w:val="24"/>
-        </w:rPr>
-        <w:t>Codebook</w:t>
-      </w:r>
-      <w:proofErr w:type="spellEnd"/>
+        <w:t>Electronic Codebook</w:t>
+      </w:r>
       <w:r>
         <w:rPr>
           <w:rFonts w:ascii="Arial" w:hAnsi="Arial" w:cs="Arial"/>
@@ -14376,43 +13376,7 @@
           <w:sz w:val="24"/>
           <w:szCs w:val="24"/>
         </w:rPr>
-        <w:t xml:space="preserve">Majoritatea cifrurilor bloc moderne utilizează principiile de difuzie și confuzie prin intermediul unor structuri interne compuse din transformări de substituție, permutare și amestecare a datelor. Printre algoritmii reprezentativi din această categorie se numără DES, 3DES, AES, </w:t>
-      </w:r>
-      <w:proofErr w:type="spellStart"/>
-      <w:r>
-        <w:rPr>
-          <w:rFonts w:ascii="Arial" w:hAnsi="Arial" w:cs="Arial"/>
-          <w:sz w:val="24"/>
-          <w:szCs w:val="24"/>
-        </w:rPr>
-        <w:t>Blowfish</w:t>
-      </w:r>
-      <w:proofErr w:type="spellEnd"/>
-      <w:r>
-        <w:rPr>
-          <w:rFonts w:ascii="Arial" w:hAnsi="Arial" w:cs="Arial"/>
-          <w:sz w:val="24"/>
-          <w:szCs w:val="24"/>
-        </w:rPr>
-        <w:t xml:space="preserve"> și </w:t>
-      </w:r>
-      <w:proofErr w:type="spellStart"/>
-      <w:r>
-        <w:rPr>
-          <w:rFonts w:ascii="Arial" w:hAnsi="Arial" w:cs="Arial"/>
-          <w:sz w:val="24"/>
-          <w:szCs w:val="24"/>
-        </w:rPr>
-        <w:t>Twofish</w:t>
-      </w:r>
-      <w:proofErr w:type="spellEnd"/>
-      <w:r>
-        <w:rPr>
-          <w:rFonts w:ascii="Arial" w:hAnsi="Arial" w:cs="Arial"/>
-          <w:sz w:val="24"/>
-          <w:szCs w:val="24"/>
-        </w:rPr>
-        <w:t>.</w:t>
+        <w:t>Majoritatea cifrurilor bloc moderne utilizează principiile de difuzie și confuzie prin intermediul unor structuri interne compuse din transformări de substituție, permutare și amestecare a datelor. Printre algoritmii reprezentativi din această categorie se numără DES, 3DES, AES, Blowfish și Twofish.</w:t>
       </w:r>
     </w:p>
     <w:p>
@@ -14490,7 +13454,6 @@
         </w:rPr>
         <w:t xml:space="preserve">Institutul Național al standardelor din Statele Unite (NIST) a anunțat la începutul anului 1997 că urmează să organizeze o competiție pentru selectarea unui nou cifru bloc, numit </w:t>
       </w:r>
-      <w:proofErr w:type="spellStart"/>
       <w:r>
         <w:rPr>
           <w:rFonts w:ascii="Arial" w:hAnsi="Arial" w:cs="Arial"/>
@@ -14499,9 +13462,32 @@
           <w:sz w:val="24"/>
           <w:szCs w:val="24"/>
         </w:rPr>
-        <w:t>Advanced</w:t>
-      </w:r>
-      <w:proofErr w:type="spellEnd"/>
+        <w:t>Advanced Encryption Standard</w:t>
+      </w:r>
+      <w:r>
+        <w:rPr>
+          <w:rFonts w:ascii="Arial" w:hAnsi="Arial" w:cs="Arial"/>
+          <w:sz w:val="24"/>
+          <w:szCs w:val="24"/>
+        </w:rPr>
+        <w:t xml:space="preserve">. Scopul acestui nou cifru era înlocuirea standardului </w:t>
+      </w:r>
+      <w:r>
+        <w:rPr>
+          <w:rFonts w:ascii="Arial" w:hAnsi="Arial" w:cs="Arial"/>
+          <w:sz w:val="24"/>
+          <w:szCs w:val="24"/>
+        </w:rPr>
+        <w:t>învechit</w:t>
+      </w:r>
+      <w:r>
+        <w:rPr>
+          <w:rFonts w:ascii="Arial" w:hAnsi="Arial" w:cs="Arial"/>
+          <w:sz w:val="24"/>
+          <w:szCs w:val="24"/>
+        </w:rPr>
+        <w:t xml:space="preserve"> </w:t>
+      </w:r>
       <w:r>
         <w:rPr>
           <w:rFonts w:ascii="Arial" w:hAnsi="Arial" w:cs="Arial"/>
@@ -14510,98 +13496,8 @@
           <w:sz w:val="24"/>
           <w:szCs w:val="24"/>
         </w:rPr>
-        <w:t xml:space="preserve"> </w:t>
-      </w:r>
-      <w:proofErr w:type="spellStart"/>
-      <w:r>
-        <w:rPr>
-          <w:rFonts w:ascii="Arial" w:hAnsi="Arial" w:cs="Arial"/>
-          <w:i/>
-          <w:iCs/>
-          <w:sz w:val="24"/>
-          <w:szCs w:val="24"/>
-        </w:rPr>
-        <w:t>Encryption</w:t>
-      </w:r>
-      <w:proofErr w:type="spellEnd"/>
-      <w:r>
-        <w:rPr>
-          <w:rFonts w:ascii="Arial" w:hAnsi="Arial" w:cs="Arial"/>
-          <w:i/>
-          <w:iCs/>
-          <w:sz w:val="24"/>
-          <w:szCs w:val="24"/>
-        </w:rPr>
-        <w:t xml:space="preserve"> Standard</w:t>
-      </w:r>
-      <w:r>
-        <w:rPr>
-          <w:rFonts w:ascii="Arial" w:hAnsi="Arial" w:cs="Arial"/>
-          <w:sz w:val="24"/>
-          <w:szCs w:val="24"/>
-        </w:rPr>
-        <w:t xml:space="preserve">. Scopul acestui nou cifru era înlocuirea standardului </w:t>
-      </w:r>
-      <w:r>
-        <w:rPr>
-          <w:rFonts w:ascii="Arial" w:hAnsi="Arial" w:cs="Arial"/>
-          <w:sz w:val="24"/>
-          <w:szCs w:val="24"/>
-        </w:rPr>
-        <w:t>învechit</w:t>
-      </w:r>
-      <w:r>
-        <w:rPr>
-          <w:rFonts w:ascii="Arial" w:hAnsi="Arial" w:cs="Arial"/>
-          <w:sz w:val="24"/>
-          <w:szCs w:val="24"/>
-        </w:rPr>
-        <w:t xml:space="preserve"> </w:t>
-      </w:r>
-      <w:r>
-        <w:rPr>
-          <w:rFonts w:ascii="Arial" w:hAnsi="Arial" w:cs="Arial"/>
-          <w:i/>
-          <w:iCs/>
-          <w:sz w:val="24"/>
-          <w:szCs w:val="24"/>
-        </w:rPr>
-        <w:t xml:space="preserve">Data </w:t>
-      </w:r>
-      <w:proofErr w:type="spellStart"/>
-      <w:r>
-        <w:rPr>
-          <w:rFonts w:ascii="Arial" w:hAnsi="Arial" w:cs="Arial"/>
-          <w:i/>
-          <w:iCs/>
-          <w:sz w:val="24"/>
-          <w:szCs w:val="24"/>
-        </w:rPr>
-        <w:t>Encryption</w:t>
-      </w:r>
-      <w:proofErr w:type="spellEnd"/>
-      <w:r>
-        <w:rPr>
-          <w:rFonts w:ascii="Arial" w:hAnsi="Arial" w:cs="Arial"/>
-          <w:i/>
-          <w:iCs/>
-          <w:sz w:val="24"/>
-          <w:szCs w:val="24"/>
-        </w:rPr>
-        <w:t xml:space="preserve"> </w:t>
-      </w:r>
-      <w:proofErr w:type="spellStart"/>
-      <w:r>
-        <w:rPr>
-          <w:rFonts w:ascii="Arial" w:hAnsi="Arial" w:cs="Arial"/>
-          <w:i/>
-          <w:iCs/>
-          <w:sz w:val="24"/>
-          <w:szCs w:val="24"/>
-        </w:rPr>
-        <w:t>Stanadard</w:t>
-      </w:r>
-      <w:proofErr w:type="spellEnd"/>
+        <w:t>Data Encryption Stanadard</w:t>
+      </w:r>
       <w:r>
         <w:rPr>
           <w:rFonts w:ascii="Arial" w:hAnsi="Arial" w:cs="Arial"/>
@@ -14633,7 +13529,6 @@
           <w:szCs w:val="24"/>
         </w:rPr>
       </w:pPr>
-      <w:proofErr w:type="spellStart"/>
       <w:r>
         <w:rPr>
           <w:rFonts w:ascii="Arial" w:hAnsi="Arial" w:cs="Arial"/>
@@ -14642,7 +13537,6 @@
         </w:rPr>
         <w:t>Rijndael</w:t>
       </w:r>
-      <w:proofErr w:type="spellEnd"/>
     </w:p>
     <w:p>
       <w:pPr>
@@ -14681,7 +13575,6 @@
           <w:szCs w:val="24"/>
         </w:rPr>
       </w:pPr>
-      <w:proofErr w:type="spellStart"/>
       <w:r>
         <w:rPr>
           <w:rFonts w:ascii="Arial" w:hAnsi="Arial" w:cs="Arial"/>
@@ -14690,7 +13583,6 @@
         </w:rPr>
         <w:t>Twofish</w:t>
       </w:r>
-      <w:proofErr w:type="spellEnd"/>
     </w:p>
     <w:p>
       <w:pPr>
@@ -14754,25 +13646,7 @@
           <w:sz w:val="24"/>
           <w:szCs w:val="24"/>
         </w:rPr>
-        <w:t xml:space="preserve">Algoritmul </w:t>
-      </w:r>
-      <w:proofErr w:type="spellStart"/>
-      <w:r>
-        <w:rPr>
-          <w:rFonts w:ascii="Arial" w:hAnsi="Arial" w:cs="Arial"/>
-          <w:sz w:val="24"/>
-          <w:szCs w:val="24"/>
-        </w:rPr>
-        <w:t>Rijndael</w:t>
-      </w:r>
-      <w:proofErr w:type="spellEnd"/>
-      <w:r>
-        <w:rPr>
-          <w:rFonts w:ascii="Arial" w:hAnsi="Arial" w:cs="Arial"/>
-          <w:sz w:val="24"/>
-          <w:szCs w:val="24"/>
-        </w:rPr>
-        <w:t xml:space="preserve"> a fost desemnat câștigător al competiției. Deși niciuna dintre opțiunile anterior menționate nu prezenta vulnerabilități semnificative de securitate, </w:t>
+        <w:t xml:space="preserve">Algoritmul Rijndael a fost desemnat câștigător al competiției. Deși niciuna dintre opțiunile anterior menționate nu prezenta vulnerabilități semnificative de securitate, </w:t>
       </w:r>
     </w:p>
     <w:p>
@@ -14800,25 +13674,7 @@
           <w:sz w:val="24"/>
           <w:szCs w:val="24"/>
         </w:rPr>
-        <w:t xml:space="preserve">particularitățile de implementare ale cifrului </w:t>
-      </w:r>
-      <w:proofErr w:type="spellStart"/>
-      <w:r>
-        <w:rPr>
-          <w:rFonts w:ascii="Arial" w:hAnsi="Arial" w:cs="Arial"/>
-          <w:sz w:val="24"/>
-          <w:szCs w:val="24"/>
-        </w:rPr>
-        <w:t>Rijndael</w:t>
-      </w:r>
-      <w:proofErr w:type="spellEnd"/>
-      <w:r>
-        <w:rPr>
-          <w:rFonts w:ascii="Arial" w:hAnsi="Arial" w:cs="Arial"/>
-          <w:sz w:val="24"/>
-          <w:szCs w:val="24"/>
-        </w:rPr>
-        <w:t>, printre care se remarcau performanța în implementările hardware, eficiența și flexibilitatea arhitecturală, au favorizat selectarea acestuia.</w:t>
+        <w:t>particularitățile de implementare ale cifrului Rijndael, printre care se remarcau performanța în implementările hardware, eficiența și flexibilitatea arhitecturală, au favorizat selectarea acestuia.</w:t>
       </w:r>
     </w:p>
     <w:p>
@@ -14858,7 +13714,6 @@
         </w:rPr>
         <w:t xml:space="preserve">Spre deosebire de algoritmul pe care l-a înlocuit, și anume DES, arhitectura cifrului AES nu este bazată pe o rețea de tip </w:t>
       </w:r>
-      <w:proofErr w:type="spellStart"/>
       <w:r>
         <w:rPr>
           <w:rFonts w:ascii="Arial" w:hAnsi="Arial" w:cs="Arial"/>
@@ -14869,7 +13724,6 @@
         </w:rPr>
         <w:t>Feistel</w:t>
       </w:r>
-      <w:proofErr w:type="spellEnd"/>
       <w:r>
         <w:rPr>
           <w:rFonts w:ascii="Arial" w:hAnsi="Arial" w:cs="Arial"/>
@@ -14878,7 +13732,6 @@
         </w:rPr>
         <w:t xml:space="preserve">, ci pe o structură de tip </w:t>
       </w:r>
-      <w:proofErr w:type="spellStart"/>
       <w:r>
         <w:rPr>
           <w:rFonts w:ascii="Arial" w:hAnsi="Arial" w:cs="Arial"/>
@@ -14887,40 +13740,7 @@
           <w:sz w:val="24"/>
           <w:szCs w:val="24"/>
         </w:rPr>
-        <w:t>Substitution-Permutation</w:t>
-      </w:r>
-      <w:proofErr w:type="spellEnd"/>
-      <w:r>
-        <w:rPr>
-          <w:rFonts w:ascii="Arial" w:hAnsi="Arial" w:cs="Arial"/>
-          <w:i/>
-          <w:iCs/>
-          <w:sz w:val="24"/>
-          <w:szCs w:val="24"/>
-        </w:rPr>
-        <w:t xml:space="preserve"> </w:t>
-      </w:r>
-      <w:proofErr w:type="spellStart"/>
-      <w:r>
-        <w:rPr>
-          <w:rFonts w:ascii="Arial" w:hAnsi="Arial" w:cs="Arial"/>
-          <w:i/>
-          <w:iCs/>
-          <w:sz w:val="24"/>
-          <w:szCs w:val="24"/>
-        </w:rPr>
-        <w:t>Network</w:t>
-      </w:r>
-      <w:proofErr w:type="spellEnd"/>
-      <w:r>
-        <w:rPr>
-          <w:rFonts w:ascii="Arial" w:hAnsi="Arial" w:cs="Arial"/>
-          <w:i/>
-          <w:iCs/>
-          <w:sz w:val="24"/>
-          <w:szCs w:val="24"/>
-        </w:rPr>
-        <w:t xml:space="preserve"> </w:t>
+        <w:t xml:space="preserve">Substitution-Permutation Network </w:t>
       </w:r>
       <w:r>
         <w:rPr>
@@ -14979,25 +13799,7 @@
           <w:sz w:val="24"/>
           <w:szCs w:val="24"/>
         </w:rPr>
-        <w:t xml:space="preserve">Blocul de date de 128 de biți este reprezentat sub forma unei </w:t>
-      </w:r>
-      <w:proofErr w:type="spellStart"/>
-      <w:r>
-        <w:rPr>
-          <w:rFonts w:ascii="Arial" w:hAnsi="Arial" w:cs="Arial"/>
-          <w:sz w:val="24"/>
-          <w:szCs w:val="24"/>
-        </w:rPr>
-        <w:t>matrici</w:t>
-      </w:r>
-      <w:proofErr w:type="spellEnd"/>
-      <w:r>
-        <w:rPr>
-          <w:rFonts w:ascii="Arial" w:hAnsi="Arial" w:cs="Arial"/>
-          <w:sz w:val="24"/>
-          <w:szCs w:val="24"/>
-        </w:rPr>
-        <w:t xml:space="preserve"> de </w:t>
+        <w:t xml:space="preserve">Blocul de date de 128 de biți este reprezentat sub forma unei matrici de </w:t>
       </w:r>
       <m:oMath>
         <m:r>
@@ -15059,7 +13861,6 @@
         </w:rPr>
         <w:t>coloană (</w:t>
       </w:r>
-      <w:proofErr w:type="spellStart"/>
       <w:r>
         <w:rPr>
           <w:rFonts w:ascii="Arial" w:hAnsi="Arial" w:cs="Arial"/>
@@ -15068,31 +13869,8 @@
           <w:sz w:val="24"/>
           <w:szCs w:val="24"/>
         </w:rPr>
-        <w:t>column</w:t>
-      </w:r>
-      <w:proofErr w:type="spellEnd"/>
-      <w:r>
-        <w:rPr>
-          <w:rFonts w:ascii="Arial" w:hAnsi="Arial" w:cs="Arial"/>
-          <w:i/>
-          <w:iCs/>
-          <w:sz w:val="24"/>
-          <w:szCs w:val="24"/>
-        </w:rPr>
-        <w:t xml:space="preserve">-major </w:t>
-      </w:r>
-      <w:proofErr w:type="spellStart"/>
-      <w:r>
-        <w:rPr>
-          <w:rFonts w:ascii="Arial" w:hAnsi="Arial" w:cs="Arial"/>
-          <w:i/>
-          <w:iCs/>
-          <w:sz w:val="24"/>
-          <w:szCs w:val="24"/>
-        </w:rPr>
-        <w:t>order</w:t>
-      </w:r>
-      <w:proofErr w:type="spellEnd"/>
+        <w:t>column-major order</w:t>
+      </w:r>
       <w:r>
         <w:rPr>
           <w:rFonts w:ascii="Arial" w:hAnsi="Arial" w:cs="Arial"/>
@@ -15162,27 +13940,7 @@
           <w:sz w:val="24"/>
           <w:szCs w:val="24"/>
         </w:rPr>
-        <w:t xml:space="preserve">asupra </w:t>
-      </w:r>
-      <w:proofErr w:type="spellStart"/>
-      <w:r>
-        <w:rPr>
-          <w:rFonts w:ascii="Arial" w:hAnsi="Arial" w:cs="Arial"/>
-          <w:iCs/>
-          <w:sz w:val="24"/>
-          <w:szCs w:val="24"/>
-        </w:rPr>
-        <w:t>matricii</w:t>
-      </w:r>
-      <w:proofErr w:type="spellEnd"/>
-      <w:r>
-        <w:rPr>
-          <w:rFonts w:ascii="Arial" w:hAnsi="Arial" w:cs="Arial"/>
-          <w:iCs/>
-          <w:sz w:val="24"/>
-          <w:szCs w:val="24"/>
-        </w:rPr>
-        <w:t xml:space="preserve"> de stare, </w:t>
+        <w:t xml:space="preserve">asupra matricii de stare, </w:t>
       </w:r>
       <w:r>
         <w:rPr>
@@ -15425,25 +14183,7 @@
           <w:sz w:val="24"/>
           <w:szCs w:val="24"/>
         </w:rPr>
-        <w:t xml:space="preserve"> fiecare dintre cei 16 octeți ai </w:t>
-      </w:r>
-      <w:proofErr w:type="spellStart"/>
-      <w:r>
-        <w:rPr>
-          <w:rFonts w:ascii="Arial" w:hAnsi="Arial" w:cs="Arial"/>
-          <w:sz w:val="24"/>
-          <w:szCs w:val="24"/>
-        </w:rPr>
-        <w:t>matricii</w:t>
-      </w:r>
-      <w:proofErr w:type="spellEnd"/>
-      <w:r>
-        <w:rPr>
-          <w:rFonts w:ascii="Arial" w:hAnsi="Arial" w:cs="Arial"/>
-          <w:sz w:val="24"/>
-          <w:szCs w:val="24"/>
-        </w:rPr>
-        <w:t xml:space="preserve"> de stare</w:t>
+        <w:t xml:space="preserve"> fiecare dintre cei 16 octeți ai matricii de stare</w:t>
       </w:r>
       <w:r>
         <w:rPr>
@@ -15802,27 +14542,7 @@
           <w:sz w:val="24"/>
           <w:szCs w:val="24"/>
         </w:rPr>
-        <w:t>Indiferent de dimensiunea cheii utilizate, ultima rundă AES nu include operația de amestecare a coloanelor (</w:t>
-      </w:r>
-      <w:proofErr w:type="spellStart"/>
-      <w:r>
-        <w:rPr>
-          <w:rFonts w:ascii="Arial" w:hAnsi="Arial" w:cs="Arial"/>
-          <w:iCs/>
-          <w:sz w:val="24"/>
-          <w:szCs w:val="24"/>
-        </w:rPr>
-        <w:t>MixColumns</w:t>
-      </w:r>
-      <w:proofErr w:type="spellEnd"/>
-      <w:r>
-        <w:rPr>
-          <w:rFonts w:ascii="Arial" w:hAnsi="Arial" w:cs="Arial"/>
-          <w:iCs/>
-          <w:sz w:val="24"/>
-          <w:szCs w:val="24"/>
-        </w:rPr>
-        <w:t xml:space="preserve">). Această particularitate permite menținerea unei </w:t>
+        <w:t xml:space="preserve">Indiferent de dimensiunea cheii utilizate, ultima rundă AES nu include operația de amestecare a coloanelor (MixColumns). Această particularitate permite menținerea unei </w:t>
       </w:r>
       <w:r>
         <w:rPr>
@@ -16116,43 +14836,7 @@
           <w:sz w:val="24"/>
           <w:szCs w:val="24"/>
         </w:rPr>
-        <w:t xml:space="preserve">Varianta AES-128 a algoritmului </w:t>
-      </w:r>
-      <w:proofErr w:type="spellStart"/>
-      <w:r>
-        <w:rPr>
-          <w:rFonts w:ascii="Arial" w:hAnsi="Arial" w:cs="Arial"/>
-          <w:sz w:val="24"/>
-          <w:szCs w:val="24"/>
-        </w:rPr>
-        <w:t>Advanced</w:t>
-      </w:r>
-      <w:proofErr w:type="spellEnd"/>
-      <w:r>
-        <w:rPr>
-          <w:rFonts w:ascii="Arial" w:hAnsi="Arial" w:cs="Arial"/>
-          <w:sz w:val="24"/>
-          <w:szCs w:val="24"/>
-        </w:rPr>
-        <w:t xml:space="preserve"> </w:t>
-      </w:r>
-      <w:proofErr w:type="spellStart"/>
-      <w:r>
-        <w:rPr>
-          <w:rFonts w:ascii="Arial" w:hAnsi="Arial" w:cs="Arial"/>
-          <w:sz w:val="24"/>
-          <w:szCs w:val="24"/>
-        </w:rPr>
-        <w:t>Encryption</w:t>
-      </w:r>
-      <w:proofErr w:type="spellEnd"/>
-      <w:r>
-        <w:rPr>
-          <w:rFonts w:ascii="Arial" w:hAnsi="Arial" w:cs="Arial"/>
-          <w:sz w:val="24"/>
-          <w:szCs w:val="24"/>
-        </w:rPr>
-        <w:t xml:space="preserve"> Standard utilizează o cheie de criptare cu o lungime de 128 de biți și este compusă din 10 runde de transformări succesive. Procesul de criptare are la bază o structură de tip rețea de substituție și permutație, </w:t>
+        <w:t xml:space="preserve">Varianta AES-128 a algoritmului Advanced Encryption Standard utilizează o cheie de criptare cu o lungime de 128 de biți și este compusă din 10 runde de transformări succesive. Procesul de criptare are la bază o structură de tip rețea de substituție și permutație, </w:t>
       </w:r>
       <w:r>
         <w:rPr>
@@ -16179,108 +14863,8 @@
           <w:sz w:val="24"/>
           <w:szCs w:val="24"/>
         </w:rPr>
-        <w:t xml:space="preserve">Înaintea începerii rundelor propriu-zise este efectuată operația inițială </w:t>
-      </w:r>
-      <w:proofErr w:type="spellStart"/>
-      <w:r>
-        <w:rPr>
-          <w:rFonts w:ascii="Arial" w:hAnsi="Arial" w:cs="Arial"/>
-          <w:sz w:val="24"/>
-          <w:szCs w:val="24"/>
-        </w:rPr>
-        <w:t>AddRoundKey</w:t>
-      </w:r>
-      <w:proofErr w:type="spellEnd"/>
-      <w:r>
-        <w:rPr>
-          <w:rFonts w:ascii="Arial" w:hAnsi="Arial" w:cs="Arial"/>
-          <w:sz w:val="24"/>
-          <w:szCs w:val="24"/>
-        </w:rPr>
-        <w:t xml:space="preserve">, prin care blocul de intrare este combinat cu prima cheie de rundă. Ulterior, pentru primele nouă runde sunt aplicate succesiv transformările </w:t>
-      </w:r>
-      <w:proofErr w:type="spellStart"/>
-      <w:r>
-        <w:rPr>
-          <w:rFonts w:ascii="Arial" w:hAnsi="Arial" w:cs="Arial"/>
-          <w:sz w:val="24"/>
-          <w:szCs w:val="24"/>
-        </w:rPr>
-        <w:t>SubBytes</w:t>
-      </w:r>
-      <w:proofErr w:type="spellEnd"/>
-      <w:r>
-        <w:rPr>
-          <w:rFonts w:ascii="Arial" w:hAnsi="Arial" w:cs="Arial"/>
-          <w:sz w:val="24"/>
-          <w:szCs w:val="24"/>
-        </w:rPr>
-        <w:t xml:space="preserve">, </w:t>
-      </w:r>
-      <w:proofErr w:type="spellStart"/>
-      <w:r>
-        <w:rPr>
-          <w:rFonts w:ascii="Arial" w:hAnsi="Arial" w:cs="Arial"/>
-          <w:sz w:val="24"/>
-          <w:szCs w:val="24"/>
-        </w:rPr>
-        <w:t>ShiftRows</w:t>
-      </w:r>
-      <w:proofErr w:type="spellEnd"/>
-      <w:r>
-        <w:rPr>
-          <w:rFonts w:ascii="Arial" w:hAnsi="Arial" w:cs="Arial"/>
-          <w:sz w:val="24"/>
-          <w:szCs w:val="24"/>
-        </w:rPr>
-        <w:t xml:space="preserve">, </w:t>
-      </w:r>
-      <w:proofErr w:type="spellStart"/>
-      <w:r>
-        <w:rPr>
-          <w:rFonts w:ascii="Arial" w:hAnsi="Arial" w:cs="Arial"/>
-          <w:sz w:val="24"/>
-          <w:szCs w:val="24"/>
-        </w:rPr>
-        <w:t>MixColumns</w:t>
-      </w:r>
-      <w:proofErr w:type="spellEnd"/>
-      <w:r>
-        <w:rPr>
-          <w:rFonts w:ascii="Arial" w:hAnsi="Arial" w:cs="Arial"/>
-          <w:sz w:val="24"/>
-          <w:szCs w:val="24"/>
-        </w:rPr>
-        <w:t xml:space="preserve"> și </w:t>
-      </w:r>
-      <w:proofErr w:type="spellStart"/>
-      <w:r>
-        <w:rPr>
-          <w:rFonts w:ascii="Arial" w:hAnsi="Arial" w:cs="Arial"/>
-          <w:sz w:val="24"/>
-          <w:szCs w:val="24"/>
-        </w:rPr>
-        <w:t>AddRoundKey</w:t>
-      </w:r>
-      <w:proofErr w:type="spellEnd"/>
-      <w:r>
-        <w:rPr>
-          <w:rFonts w:ascii="Arial" w:hAnsi="Arial" w:cs="Arial"/>
-          <w:sz w:val="24"/>
-          <w:szCs w:val="24"/>
-        </w:rPr>
-        <w:t xml:space="preserve">. Ultima rundă diferă prin eliminarea operației </w:t>
-      </w:r>
-      <w:proofErr w:type="spellStart"/>
-      <w:r>
-        <w:rPr>
-          <w:rFonts w:ascii="Arial" w:hAnsi="Arial" w:cs="Arial"/>
-          <w:sz w:val="24"/>
-          <w:szCs w:val="24"/>
-        </w:rPr>
-        <w:t>MixColumns</w:t>
-      </w:r>
-      <w:proofErr w:type="spellEnd"/>
+        <w:t>Înaintea începerii rundelor propriu-zise este efectuată operația inițială AddRoundKey, prin care blocul de intrare este combinat cu prima cheie de rundă. Ulterior, pentru primele nouă runde sunt aplicate succesiv transformările SubBytes, ShiftRows, MixColumns și AddRoundKey. Ultima rundă diferă prin eliminarea operației MixColumns</w:t>
+      </w:r>
       <w:r>
         <w:rPr>
           <w:rFonts w:ascii="Arial" w:hAnsi="Arial" w:cs="Arial"/>
@@ -16826,43 +15410,7 @@
           <w:sz w:val="24"/>
           <w:szCs w:val="24"/>
         </w:rPr>
-        <w:t xml:space="preserve"> (</w:t>
-      </w:r>
-      <w:proofErr w:type="spellStart"/>
-      <w:r>
-        <w:rPr>
-          <w:rFonts w:ascii="Arial" w:hAnsi="Arial" w:cs="Arial"/>
-          <w:sz w:val="24"/>
-          <w:szCs w:val="24"/>
-        </w:rPr>
-        <w:t>Substitution</w:t>
-      </w:r>
-      <w:proofErr w:type="spellEnd"/>
-      <w:r>
-        <w:rPr>
-          <w:rFonts w:ascii="Arial" w:hAnsi="Arial" w:cs="Arial"/>
-          <w:sz w:val="24"/>
-          <w:szCs w:val="24"/>
-        </w:rPr>
-        <w:t xml:space="preserve"> Box). S-box-</w:t>
-      </w:r>
-      <w:proofErr w:type="spellStart"/>
-      <w:r>
-        <w:rPr>
-          <w:rFonts w:ascii="Arial" w:hAnsi="Arial" w:cs="Arial"/>
-          <w:sz w:val="24"/>
-          <w:szCs w:val="24"/>
-        </w:rPr>
-        <w:t>ul</w:t>
-      </w:r>
-      <w:proofErr w:type="spellEnd"/>
-      <w:r>
-        <w:rPr>
-          <w:rFonts w:ascii="Arial" w:hAnsi="Arial" w:cs="Arial"/>
-          <w:sz w:val="24"/>
-          <w:szCs w:val="24"/>
-        </w:rPr>
-        <w:t xml:space="preserve"> AES reprezintă o permutare bijectivă a tuturor valorilor posibile pe un octet, având dimensiunea </w:t>
+        <w:t xml:space="preserve"> (Substitution Box). S-box-ul AES reprezintă o permutare bijectivă a tuturor valorilor posibile pe un octet, având dimensiunea </w:t>
       </w:r>
       <w:r>
         <w:rPr>
@@ -17088,25 +15636,7 @@
           <w:sz w:val="24"/>
           <w:szCs w:val="24"/>
         </w:rPr>
-        <w:t>(</w:t>
-      </w:r>
-      <w:proofErr w:type="spellStart"/>
-      <w:r>
-        <w:rPr>
-          <w:rFonts w:ascii="Arial" w:hAnsi="Arial" w:cs="Arial"/>
-          <w:sz w:val="24"/>
-          <w:szCs w:val="24"/>
-        </w:rPr>
-        <w:t>Lookup</w:t>
-      </w:r>
-      <w:proofErr w:type="spellEnd"/>
-      <w:r>
-        <w:rPr>
-          <w:rFonts w:ascii="Arial" w:hAnsi="Arial" w:cs="Arial"/>
-          <w:sz w:val="24"/>
-          <w:szCs w:val="24"/>
-        </w:rPr>
-        <w:t xml:space="preserve"> table).</w:t>
+        <w:t>(Lookup table).</w:t>
       </w:r>
     </w:p>
     <w:p>
@@ -25591,9 +24121,8 @@
           <w:sz w:val="24"/>
           <w:szCs w:val="24"/>
         </w:rPr>
-        <w:t xml:space="preserve">sunt înmulțite </w:t>
-      </w:r>
-      <w:proofErr w:type="spellStart"/>
+        <w:t>sunt înmulțite modul</w:t>
+      </w:r>
       <w:r>
         <w:rPr>
           <w:rFonts w:ascii="Arial" w:hAnsi="Arial" w:cs="Arial"/>
@@ -25601,18 +24130,8 @@
           <w:sz w:val="24"/>
           <w:szCs w:val="24"/>
         </w:rPr>
-        <w:t>modul</w:t>
-      </w:r>
-      <w:r>
-        <w:rPr>
-          <w:rFonts w:ascii="Arial" w:hAnsi="Arial" w:cs="Arial"/>
-          <w:iCs/>
-          <w:sz w:val="24"/>
-          <w:szCs w:val="24"/>
-        </w:rPr>
         <w:t>o</w:t>
       </w:r>
-      <w:proofErr w:type="spellEnd"/>
       <w:r>
         <w:rPr>
           <w:rFonts w:ascii="Arial" w:hAnsi="Arial" w:cs="Arial"/>
@@ -36603,7 +35122,6 @@
         </w:rPr>
         <w:t xml:space="preserve">Dispozitivele FPGA sunt circuite digitale reconfigurabile a căror funcționalitate poate fi definită după fabricație. Structura internă a acestora este alcătuită din resurse logice programabile, elemente de memorare și rețele de interconectare configurabile. Aceste resurse sunt organizate în </w:t>
       </w:r>
-      <w:proofErr w:type="spellStart"/>
       <w:r>
         <w:rPr>
           <w:rFonts w:asciiTheme="minorBidi" w:hAnsiTheme="minorBidi"/>
@@ -36614,7 +35132,6 @@
         </w:rPr>
         <w:t>slice</w:t>
       </w:r>
-      <w:proofErr w:type="spellEnd"/>
       <w:r>
         <w:rPr>
           <w:rFonts w:asciiTheme="minorBidi" w:hAnsiTheme="minorBidi"/>
@@ -36692,25 +35209,7 @@
           <w:sz w:val="24"/>
           <w:szCs w:val="24"/>
         </w:rPr>
-        <w:t xml:space="preserve">, blocurile logice configurabile constituie principalele resurse utilizate pentru implementarea circuitelor </w:t>
-      </w:r>
-      <w:proofErr w:type="spellStart"/>
-      <w:r>
-        <w:rPr>
-          <w:rFonts w:asciiTheme="minorBidi" w:hAnsiTheme="minorBidi"/>
-          <w:sz w:val="24"/>
-          <w:szCs w:val="24"/>
-        </w:rPr>
-        <w:t>combinaționale</w:t>
-      </w:r>
-      <w:proofErr w:type="spellEnd"/>
-      <w:r>
-        <w:rPr>
-          <w:rFonts w:asciiTheme="minorBidi" w:hAnsiTheme="minorBidi"/>
-          <w:sz w:val="24"/>
-          <w:szCs w:val="24"/>
-        </w:rPr>
-        <w:t xml:space="preserve"> și secvențiale. Acestea integrează LUT-uri, elemente de memorare și logică dedicată operațiilor aritmetice [11].</w:t>
+        <w:t>, blocurile logice configurabile constituie principalele resurse utilizate pentru implementarea circuitelor combinaționale și secvențiale. Acestea integrează LUT-uri, elemente de memorare și logică dedicată operațiilor aritmetice [11].</w:t>
       </w:r>
     </w:p>
     <w:p>
@@ -36748,25 +35247,7 @@
           <w:sz w:val="24"/>
           <w:szCs w:val="24"/>
         </w:rPr>
-        <w:t xml:space="preserve">Deoarece atât elementele logice, cât și traseele de interconectare introduc întârzieri de propagare, performanța circuitului este influențată nu doar de structura sa logică, ci și de modul în care resursele sunt plasate și </w:t>
-      </w:r>
-      <w:proofErr w:type="spellStart"/>
-      <w:r>
-        <w:rPr>
-          <w:rFonts w:asciiTheme="minorBidi" w:hAnsiTheme="minorBidi"/>
-          <w:sz w:val="24"/>
-          <w:szCs w:val="24"/>
-        </w:rPr>
-        <w:t>rutate</w:t>
-      </w:r>
-      <w:proofErr w:type="spellEnd"/>
-      <w:r>
-        <w:rPr>
-          <w:rFonts w:asciiTheme="minorBidi" w:hAnsiTheme="minorBidi"/>
-          <w:sz w:val="24"/>
-          <w:szCs w:val="24"/>
-        </w:rPr>
-        <w:t xml:space="preserve"> în interiorul dispozitivului. Din acest motiv, proiectarea trebuie realizată ținând cont de constrângerile de temporizare și de caracteristicile arhitecturii FPGA utilizate.</w:t>
+        <w:t>Deoarece atât elementele logice, cât și traseele de interconectare introduc întârzieri de propagare, performanța circuitului este influențată nu doar de structura sa logică, ci și de modul în care resursele sunt plasate și rutate în interiorul dispozitivului. Din acest motiv, proiectarea trebuie realizată ținând cont de constrângerile de temporizare și de caracteristicile arhitecturii FPGA utilizate.</w:t>
       </w:r>
     </w:p>
     <w:p>
@@ -36785,25 +35266,7 @@
           <w:sz w:val="24"/>
           <w:szCs w:val="24"/>
         </w:rPr>
-        <w:t xml:space="preserve">Structura logică simplificată a unui </w:t>
-      </w:r>
-      <w:proofErr w:type="spellStart"/>
-      <w:r>
-        <w:rPr>
-          <w:rFonts w:asciiTheme="minorBidi" w:hAnsiTheme="minorBidi"/>
-          <w:sz w:val="24"/>
-          <w:szCs w:val="24"/>
-        </w:rPr>
-        <w:t>slice</w:t>
-      </w:r>
-      <w:proofErr w:type="spellEnd"/>
-      <w:r>
-        <w:rPr>
-          <w:rFonts w:asciiTheme="minorBidi" w:hAnsiTheme="minorBidi"/>
-          <w:sz w:val="24"/>
-          <w:szCs w:val="24"/>
-        </w:rPr>
-        <w:t xml:space="preserve"> este prezentată în cadrul Figurii 4.1.</w:t>
+        <w:t>Structura logică simplificată a unui slice este prezentată în cadrul Figurii 4.1.</w:t>
       </w:r>
     </w:p>
     <w:p>
@@ -37012,39 +35475,8 @@
           <w:sz w:val="20"/>
           <w:szCs w:val="20"/>
         </w:rPr>
-        <w:t xml:space="preserve"> Structura </w:t>
-      </w:r>
-      <w:proofErr w:type="spellStart"/>
-      <w:r>
-        <w:rPr>
-          <w:rFonts w:asciiTheme="minorBidi" w:hAnsiTheme="minorBidi"/>
-          <w:color w:val="auto"/>
-          <w:sz w:val="20"/>
-          <w:szCs w:val="20"/>
-        </w:rPr>
-        <w:t>conceptulă</w:t>
-      </w:r>
-      <w:proofErr w:type="spellEnd"/>
-      <w:r>
-        <w:rPr>
-          <w:rFonts w:asciiTheme="minorBidi" w:hAnsiTheme="minorBidi"/>
-          <w:color w:val="auto"/>
-          <w:sz w:val="20"/>
-          <w:szCs w:val="20"/>
-        </w:rPr>
-        <w:t xml:space="preserve"> simplificată a unui </w:t>
-      </w:r>
-      <w:proofErr w:type="spellStart"/>
-      <w:r>
-        <w:rPr>
-          <w:rFonts w:asciiTheme="minorBidi" w:hAnsiTheme="minorBidi"/>
-          <w:color w:val="auto"/>
-          <w:sz w:val="20"/>
-          <w:szCs w:val="20"/>
-        </w:rPr>
-        <w:t>slice</w:t>
-      </w:r>
-      <w:proofErr w:type="spellEnd"/>
+        <w:t xml:space="preserve"> Structura conceptulă simplificată a unui slice</w:t>
+      </w:r>
     </w:p>
     <w:p/>
     <w:p/>
@@ -37075,9 +35507,43 @@
           <w:sz w:val="24"/>
           <w:szCs w:val="24"/>
         </w:rPr>
-        <w:t xml:space="preserve">Block </w:t>
-      </w:r>
-      <w:proofErr w:type="spellStart"/>
+        <w:t>Block Random Access Memory</w:t>
+      </w:r>
+      <w:r>
+        <w:rPr>
+          <w:rFonts w:ascii="Arial" w:hAnsi="Arial" w:cs="Arial"/>
+          <w:sz w:val="24"/>
+          <w:szCs w:val="24"/>
+        </w:rPr>
+        <w:t>) oferă spațiu de stocare intern cu acces rapid și pot fi utilizate pentru implementarea registrelor extinse, a bufferelor sau a memoriilor locale necesare circuitelor digitale.</w:t>
+      </w:r>
+    </w:p>
+    <w:p>
+      <w:pPr>
+        <w:ind w:firstLine="720"/>
+        <w:jc w:val="both"/>
+        <w:rPr>
+          <w:rFonts w:ascii="Arial" w:hAnsi="Arial" w:cs="Arial"/>
+          <w:sz w:val="24"/>
+          <w:szCs w:val="24"/>
+        </w:rPr>
+      </w:pPr>
+      <w:r>
+        <w:rPr>
+          <w:rFonts w:ascii="Arial" w:hAnsi="Arial" w:cs="Arial"/>
+          <w:sz w:val="24"/>
+          <w:szCs w:val="24"/>
+        </w:rPr>
+        <w:t xml:space="preserve"> În mod similar, blocurile DSP</w:t>
+      </w:r>
+      <w:r>
+        <w:rPr>
+          <w:rFonts w:ascii="Arial" w:hAnsi="Arial" w:cs="Arial"/>
+          <w:sz w:val="24"/>
+          <w:szCs w:val="24"/>
+        </w:rPr>
+        <w:t xml:space="preserve"> (</w:t>
+      </w:r>
       <w:r>
         <w:rPr>
           <w:rFonts w:ascii="Arial" w:hAnsi="Arial" w:cs="Arial"/>
@@ -37086,56 +35552,31 @@
           <w:sz w:val="24"/>
           <w:szCs w:val="24"/>
         </w:rPr>
-        <w:t>Random</w:t>
-      </w:r>
-      <w:proofErr w:type="spellEnd"/>
-      <w:r>
-        <w:rPr>
-          <w:rFonts w:ascii="Arial" w:hAnsi="Arial" w:cs="Arial"/>
-          <w:i/>
-          <w:iCs/>
-          <w:sz w:val="24"/>
-          <w:szCs w:val="24"/>
-        </w:rPr>
-        <w:t xml:space="preserve"> Access </w:t>
-      </w:r>
-      <w:proofErr w:type="spellStart"/>
-      <w:r>
-        <w:rPr>
-          <w:rFonts w:ascii="Arial" w:hAnsi="Arial" w:cs="Arial"/>
-          <w:i/>
-          <w:iCs/>
-          <w:sz w:val="24"/>
-          <w:szCs w:val="24"/>
-        </w:rPr>
-        <w:t>Memory</w:t>
-      </w:r>
-      <w:proofErr w:type="spellEnd"/>
-      <w:r>
-        <w:rPr>
-          <w:rFonts w:ascii="Arial" w:hAnsi="Arial" w:cs="Arial"/>
-          <w:sz w:val="24"/>
-          <w:szCs w:val="24"/>
-        </w:rPr>
-        <w:t xml:space="preserve">) oferă spațiu de stocare intern cu acces rapid și pot fi utilizate pentru implementarea registrelor extinse, a </w:t>
-      </w:r>
-      <w:proofErr w:type="spellStart"/>
-      <w:r>
-        <w:rPr>
-          <w:rFonts w:ascii="Arial" w:hAnsi="Arial" w:cs="Arial"/>
-          <w:sz w:val="24"/>
-          <w:szCs w:val="24"/>
-        </w:rPr>
-        <w:t>bufferelor</w:t>
-      </w:r>
-      <w:proofErr w:type="spellEnd"/>
-      <w:r>
-        <w:rPr>
-          <w:rFonts w:ascii="Arial" w:hAnsi="Arial" w:cs="Arial"/>
-          <w:sz w:val="24"/>
-          <w:szCs w:val="24"/>
-        </w:rPr>
-        <w:t xml:space="preserve"> sau a memoriilor locale necesare circuitelor digitale.</w:t>
+        <w:t>digital signal processing</w:t>
+      </w:r>
+      <w:r>
+        <w:rPr>
+          <w:rFonts w:ascii="Arial" w:hAnsi="Arial" w:cs="Arial"/>
+          <w:sz w:val="24"/>
+          <w:szCs w:val="24"/>
+        </w:rPr>
+        <w:t>)</w:t>
+      </w:r>
+      <w:r>
+        <w:rPr>
+          <w:rFonts w:ascii="Arial" w:hAnsi="Arial" w:cs="Arial"/>
+          <w:sz w:val="24"/>
+          <w:szCs w:val="24"/>
+        </w:rPr>
+        <w:t xml:space="preserve"> sunt resurse hardware specializate pentru realizarea eficientă a operațiilor aritmetice, în special a înmulțirilor, acumulărilor și altor calcule numerice</w:t>
+      </w:r>
+      <w:r>
+        <w:rPr>
+          <w:rFonts w:ascii="Arial" w:hAnsi="Arial" w:cs="Arial"/>
+          <w:sz w:val="24"/>
+          <w:szCs w:val="24"/>
+        </w:rPr>
+        <w:t>.</w:t>
       </w:r>
     </w:p>
     <w:p>
@@ -37154,170 +35595,7 @@
           <w:sz w:val="24"/>
           <w:szCs w:val="24"/>
         </w:rPr>
-        <w:t xml:space="preserve"> În mod similar, blocurile DSP</w:t>
-      </w:r>
-      <w:r>
-        <w:rPr>
-          <w:rFonts w:ascii="Arial" w:hAnsi="Arial" w:cs="Arial"/>
-          <w:sz w:val="24"/>
-          <w:szCs w:val="24"/>
-        </w:rPr>
-        <w:t xml:space="preserve"> (</w:t>
-      </w:r>
-      <w:r>
-        <w:rPr>
-          <w:rFonts w:ascii="Arial" w:hAnsi="Arial" w:cs="Arial"/>
-          <w:i/>
-          <w:iCs/>
-          <w:sz w:val="24"/>
-          <w:szCs w:val="24"/>
-        </w:rPr>
-        <w:t xml:space="preserve">digital signal </w:t>
-      </w:r>
-      <w:proofErr w:type="spellStart"/>
-      <w:r>
-        <w:rPr>
-          <w:rFonts w:ascii="Arial" w:hAnsi="Arial" w:cs="Arial"/>
-          <w:i/>
-          <w:iCs/>
-          <w:sz w:val="24"/>
-          <w:szCs w:val="24"/>
-        </w:rPr>
-        <w:t>processing</w:t>
-      </w:r>
-      <w:proofErr w:type="spellEnd"/>
-      <w:r>
-        <w:rPr>
-          <w:rFonts w:ascii="Arial" w:hAnsi="Arial" w:cs="Arial"/>
-          <w:sz w:val="24"/>
-          <w:szCs w:val="24"/>
-        </w:rPr>
-        <w:t>)</w:t>
-      </w:r>
-      <w:r>
-        <w:rPr>
-          <w:rFonts w:ascii="Arial" w:hAnsi="Arial" w:cs="Arial"/>
-          <w:sz w:val="24"/>
-          <w:szCs w:val="24"/>
-        </w:rPr>
-        <w:t xml:space="preserve"> sunt resurse hardware specializate pentru realizarea eficientă a operațiilor aritmetice, în special a înmulțirilor, acumulărilor și altor calcule numerice</w:t>
-      </w:r>
-      <w:r>
-        <w:rPr>
-          <w:rFonts w:ascii="Arial" w:hAnsi="Arial" w:cs="Arial"/>
-          <w:sz w:val="24"/>
-          <w:szCs w:val="24"/>
-        </w:rPr>
-        <w:t>.</w:t>
-      </w:r>
-    </w:p>
-    <w:p>
-      <w:pPr>
-        <w:ind w:firstLine="720"/>
-        <w:jc w:val="both"/>
-        <w:rPr>
-          <w:rFonts w:ascii="Arial" w:hAnsi="Arial" w:cs="Arial"/>
-          <w:sz w:val="24"/>
-          <w:szCs w:val="24"/>
-        </w:rPr>
-      </w:pPr>
-      <w:r>
-        <w:rPr>
-          <w:rFonts w:ascii="Arial" w:hAnsi="Arial" w:cs="Arial"/>
-          <w:sz w:val="24"/>
-          <w:szCs w:val="24"/>
-        </w:rPr>
-        <w:t xml:space="preserve">Rețeaua de </w:t>
-      </w:r>
-      <w:proofErr w:type="spellStart"/>
-      <w:r>
-        <w:rPr>
-          <w:rFonts w:ascii="Arial" w:hAnsi="Arial" w:cs="Arial"/>
-          <w:sz w:val="24"/>
-          <w:szCs w:val="24"/>
-        </w:rPr>
-        <w:t>clock</w:t>
-      </w:r>
-      <w:proofErr w:type="spellEnd"/>
-      <w:r>
-        <w:rPr>
-          <w:rFonts w:ascii="Arial" w:hAnsi="Arial" w:cs="Arial"/>
-          <w:sz w:val="24"/>
-          <w:szCs w:val="24"/>
-        </w:rPr>
-        <w:t xml:space="preserve"> asigură distribuția semnalelor de tact către resursele secvențiale ale dispozitivului FPGA. Aceasta utilizează resurse dedicate de </w:t>
-      </w:r>
-      <w:proofErr w:type="spellStart"/>
-      <w:r>
-        <w:rPr>
-          <w:rFonts w:ascii="Arial" w:hAnsi="Arial" w:cs="Arial"/>
-          <w:sz w:val="24"/>
-          <w:szCs w:val="24"/>
-        </w:rPr>
-        <w:t>clocking</w:t>
-      </w:r>
-      <w:proofErr w:type="spellEnd"/>
-      <w:r>
-        <w:rPr>
-          <w:rFonts w:ascii="Arial" w:hAnsi="Arial" w:cs="Arial"/>
-          <w:sz w:val="24"/>
-          <w:szCs w:val="24"/>
-        </w:rPr>
-        <w:t>, printre care blocurile de management al tactului (</w:t>
-      </w:r>
-      <w:proofErr w:type="spellStart"/>
-      <w:r>
-        <w:rPr>
-          <w:rFonts w:ascii="Arial" w:hAnsi="Arial" w:cs="Arial"/>
-          <w:sz w:val="24"/>
-          <w:szCs w:val="24"/>
-        </w:rPr>
-        <w:t>Clock</w:t>
-      </w:r>
-      <w:proofErr w:type="spellEnd"/>
-      <w:r>
-        <w:rPr>
-          <w:rFonts w:ascii="Arial" w:hAnsi="Arial" w:cs="Arial"/>
-          <w:sz w:val="24"/>
-          <w:szCs w:val="24"/>
-        </w:rPr>
-        <w:t xml:space="preserve"> Management </w:t>
-      </w:r>
-      <w:proofErr w:type="spellStart"/>
-      <w:r>
-        <w:rPr>
-          <w:rFonts w:ascii="Arial" w:hAnsi="Arial" w:cs="Arial"/>
-          <w:sz w:val="24"/>
-          <w:szCs w:val="24"/>
-        </w:rPr>
-        <w:t>Tiles</w:t>
-      </w:r>
-      <w:proofErr w:type="spellEnd"/>
-      <w:r>
-        <w:rPr>
-          <w:rFonts w:ascii="Arial" w:hAnsi="Arial" w:cs="Arial"/>
-          <w:sz w:val="24"/>
-          <w:szCs w:val="24"/>
-        </w:rPr>
-        <w:t>), care permit sinteza frecvenței, compensarea diferențelor de fază (</w:t>
-      </w:r>
-      <w:proofErr w:type="spellStart"/>
-      <w:r>
-        <w:rPr>
-          <w:rFonts w:ascii="Arial" w:hAnsi="Arial" w:cs="Arial"/>
-          <w:sz w:val="24"/>
-          <w:szCs w:val="24"/>
-        </w:rPr>
-        <w:t>deskew</w:t>
-      </w:r>
-      <w:proofErr w:type="spellEnd"/>
-      <w:r>
-        <w:rPr>
-          <w:rFonts w:ascii="Arial" w:hAnsi="Arial" w:cs="Arial"/>
-          <w:sz w:val="24"/>
-          <w:szCs w:val="24"/>
-        </w:rPr>
-        <w:t>) și controlul jitter-ului</w:t>
+        <w:t>Rețeaua de clock asigură distribuția semnalelor de tact către resursele secvențiale ale dispozitivului FPGA. Aceasta utilizează resurse dedicate de clocking, printre care blocurile de management al tactului (Clock Management Tiles), care permit sinteza frecvenței, compensarea diferențelor de fază (deskew) și controlul jitter-ului</w:t>
       </w:r>
       <w:r>
         <w:rPr>
@@ -37669,7 +35947,6 @@
         </w:rPr>
         <w:t xml:space="preserve"> combină, în cadrul aceluiași circuit integrat, un sistem de procesare (</w:t>
       </w:r>
-      <w:proofErr w:type="spellStart"/>
       <w:r>
         <w:rPr>
           <w:rFonts w:ascii="Arial" w:hAnsi="Arial" w:cs="Arial"/>
@@ -37678,9 +35955,32 @@
           <w:sz w:val="24"/>
           <w:szCs w:val="24"/>
         </w:rPr>
-        <w:t>Processing</w:t>
-      </w:r>
-      <w:proofErr w:type="spellEnd"/>
+        <w:t>Processing System</w:t>
+      </w:r>
+      <w:r>
+        <w:rPr>
+          <w:rFonts w:ascii="Arial" w:hAnsi="Arial" w:cs="Arial"/>
+          <w:sz w:val="24"/>
+          <w:szCs w:val="24"/>
+        </w:rPr>
+        <w:t xml:space="preserve"> — PS) și o regiune de logică programabilă </w:t>
+      </w:r>
+      <w:r>
+        <w:rPr>
+          <w:rFonts w:ascii="Arial" w:hAnsi="Arial" w:cs="Arial"/>
+          <w:sz w:val="24"/>
+          <w:szCs w:val="24"/>
+        </w:rPr>
+        <w:t xml:space="preserve"> </w:t>
+      </w:r>
+      <w:r>
+        <w:rPr>
+          <w:rFonts w:ascii="Arial" w:hAnsi="Arial" w:cs="Arial"/>
+          <w:sz w:val="24"/>
+          <w:szCs w:val="24"/>
+        </w:rPr>
+        <w:t>(</w:t>
+      </w:r>
       <w:r>
         <w:rPr>
           <w:rFonts w:ascii="Arial" w:hAnsi="Arial" w:cs="Arial"/>
@@ -37689,9 +35989,176 @@
           <w:sz w:val="24"/>
           <w:szCs w:val="24"/>
         </w:rPr>
-        <w:t xml:space="preserve"> </w:t>
-      </w:r>
-      <w:proofErr w:type="spellStart"/>
+        <w:t>Programmable Logic</w:t>
+      </w:r>
+      <w:r>
+        <w:rPr>
+          <w:rFonts w:ascii="Arial" w:hAnsi="Arial" w:cs="Arial"/>
+          <w:sz w:val="24"/>
+          <w:szCs w:val="24"/>
+        </w:rPr>
+        <w:t xml:space="preserve"> — PL). Această structură permite dezvoltarea unor sisteme în care </w:t>
+      </w:r>
+    </w:p>
+    <w:p>
+      <w:pPr>
+        <w:jc w:val="both"/>
+        <w:rPr>
+          <w:rFonts w:ascii="Arial" w:hAnsi="Arial" w:cs="Arial"/>
+          <w:sz w:val="24"/>
+          <w:szCs w:val="24"/>
+        </w:rPr>
+      </w:pPr>
+    </w:p>
+    <w:p>
+      <w:pPr>
+        <w:jc w:val="both"/>
+        <w:rPr>
+          <w:rFonts w:ascii="Arial" w:hAnsi="Arial" w:cs="Arial"/>
+          <w:sz w:val="24"/>
+          <w:szCs w:val="24"/>
+        </w:rPr>
+      </w:pPr>
+      <w:r>
+        <w:rPr>
+          <w:rFonts w:ascii="Arial" w:hAnsi="Arial" w:cs="Arial"/>
+          <w:sz w:val="24"/>
+          <w:szCs w:val="24"/>
+        </w:rPr>
+        <w:t>funcțiile software sunt executate de procesoarele integrate, iar operațiile care beneficiază de paralelism sau accelerare hardware pot fi implementate la nivelul logicii programabile</w:t>
+      </w:r>
+      <w:r>
+        <w:rPr>
+          <w:rFonts w:ascii="Arial" w:hAnsi="Arial" w:cs="Arial"/>
+          <w:sz w:val="24"/>
+          <w:szCs w:val="24"/>
+        </w:rPr>
+        <w:t xml:space="preserve"> [11]</w:t>
+      </w:r>
+      <w:r>
+        <w:rPr>
+          <w:rFonts w:ascii="Arial" w:hAnsi="Arial" w:cs="Arial"/>
+          <w:sz w:val="24"/>
+          <w:szCs w:val="24"/>
+        </w:rPr>
+        <w:t>.</w:t>
+      </w:r>
+    </w:p>
+    <w:p>
+      <w:pPr>
+        <w:ind w:firstLine="576"/>
+        <w:jc w:val="both"/>
+        <w:rPr>
+          <w:rFonts w:ascii="Arial" w:hAnsi="Arial" w:cs="Arial"/>
+          <w:sz w:val="24"/>
+          <w:szCs w:val="24"/>
+        </w:rPr>
+      </w:pPr>
+      <w:r>
+        <w:rPr>
+          <w:rFonts w:ascii="Arial" w:hAnsi="Arial" w:cs="Arial"/>
+          <w:sz w:val="24"/>
+          <w:szCs w:val="24"/>
+        </w:rPr>
+        <w:t>Sistemul de procesare integrează o unitate de procesare bazată pe procesoare ARM Cortex-A9, împreună cu subsisteme de memorie, controlere de periferice și interfețe de comunicație.</w:t>
+      </w:r>
+    </w:p>
+    <w:p>
+      <w:pPr>
+        <w:ind w:firstLine="576"/>
+        <w:jc w:val="both"/>
+        <w:rPr>
+          <w:rFonts w:ascii="Arial" w:hAnsi="Arial" w:cs="Arial"/>
+          <w:sz w:val="24"/>
+          <w:szCs w:val="24"/>
+        </w:rPr>
+      </w:pPr>
+      <w:r>
+        <w:rPr>
+          <w:rFonts w:ascii="Arial" w:hAnsi="Arial" w:cs="Arial"/>
+          <w:sz w:val="24"/>
+          <w:szCs w:val="24"/>
+        </w:rPr>
+        <w:t xml:space="preserve"> În configurația utilizată de dispozitivele Zynq-7000 corespunzătoare familiei din care face parte Zynq-7020, unitatea de procesare include două nuclee Cortex-A9. Fiecare nucleu dispune de memorie cache de nivel L1, unitate de management al memoriei și suport pentru procesarea SIMD</w:t>
+      </w:r>
+      <w:r>
+        <w:rPr>
+          <w:rFonts w:ascii="Arial" w:hAnsi="Arial" w:cs="Arial"/>
+          <w:sz w:val="24"/>
+          <w:szCs w:val="24"/>
+        </w:rPr>
+        <w:t xml:space="preserve"> [11]</w:t>
+      </w:r>
+      <w:r>
+        <w:rPr>
+          <w:rFonts w:ascii="Arial" w:hAnsi="Arial" w:cs="Arial"/>
+          <w:sz w:val="24"/>
+          <w:szCs w:val="24"/>
+        </w:rPr>
+        <w:t>.</w:t>
+      </w:r>
+    </w:p>
+    <w:p>
+      <w:pPr>
+        <w:ind w:firstLine="576"/>
+        <w:jc w:val="both"/>
+        <w:rPr>
+          <w:rFonts w:ascii="Arial" w:hAnsi="Arial" w:cs="Arial"/>
+          <w:sz w:val="24"/>
+          <w:szCs w:val="24"/>
+        </w:rPr>
+      </w:pPr>
+      <w:r>
+        <w:rPr>
+          <w:rFonts w:ascii="Arial" w:hAnsi="Arial" w:cs="Arial"/>
+          <w:sz w:val="24"/>
+          <w:szCs w:val="24"/>
+        </w:rPr>
+        <w:t>R</w:t>
+      </w:r>
+      <w:r>
+        <w:rPr>
+          <w:rFonts w:ascii="Arial" w:hAnsi="Arial" w:cs="Arial"/>
+          <w:sz w:val="24"/>
+          <w:szCs w:val="24"/>
+        </w:rPr>
+        <w:t>egiunea PL reprezintă componenta FPGA a dispozitivului și permite implementarea unor structuri hardware personalizate utilizând resursele logice prezentate anterior. Din perspectiva unei arhitecturi de accelerare hardware, această separare permite procesorului să gestioneze logica aplicației și transferurile de date, în timp ce operațiile specializate pot fi executate de circuite implementate în PL.</w:t>
+      </w:r>
+    </w:p>
+    <w:p>
+      <w:pPr>
+        <w:ind w:firstLine="576"/>
+        <w:jc w:val="both"/>
+        <w:rPr>
+          <w:rFonts w:ascii="Arial" w:hAnsi="Arial" w:cs="Arial"/>
+          <w:sz w:val="24"/>
+          <w:szCs w:val="24"/>
+        </w:rPr>
+      </w:pPr>
+      <w:r>
+        <w:rPr>
+          <w:rFonts w:ascii="Arial" w:hAnsi="Arial" w:cs="Arial"/>
+          <w:sz w:val="24"/>
+          <w:szCs w:val="24"/>
+        </w:rPr>
+        <w:t xml:space="preserve">Comunicarea dintre PS și PL este realizată printr-un ansamblu de interfețe dedicate. Pe lângă semnalele de </w:t>
+      </w:r>
+      <w:r>
+        <w:rPr>
+          <w:rFonts w:ascii="Arial" w:hAnsi="Arial" w:cs="Arial"/>
+          <w:sz w:val="24"/>
+          <w:szCs w:val="24"/>
+        </w:rPr>
+        <w:t>ciclu de tact</w:t>
+      </w:r>
+      <w:r>
+        <w:rPr>
+          <w:rFonts w:ascii="Arial" w:hAnsi="Arial" w:cs="Arial"/>
+          <w:sz w:val="24"/>
+          <w:szCs w:val="24"/>
+        </w:rPr>
+        <w:t>, întreruperi, control DMA și interfețele de configurare, Zynq-7000 pune la dispoziție mai multe interfețe bazate pe protocolul AXI pentru transferul datelor între cele două regiuni. Acestea includ porturi de uz general (</w:t>
+      </w:r>
       <w:r>
         <w:rPr>
           <w:rFonts w:ascii="Arial" w:hAnsi="Arial" w:cs="Arial"/>
@@ -37700,34 +36167,16 @@
           <w:sz w:val="24"/>
           <w:szCs w:val="24"/>
         </w:rPr>
-        <w:t>System</w:t>
-      </w:r>
-      <w:proofErr w:type="spellEnd"/>
-      <w:r>
-        <w:rPr>
-          <w:rFonts w:ascii="Arial" w:hAnsi="Arial" w:cs="Arial"/>
-          <w:sz w:val="24"/>
-          <w:szCs w:val="24"/>
-        </w:rPr>
-        <w:t xml:space="preserve"> — PS) și o regiune de logică programabilă </w:t>
-      </w:r>
-      <w:r>
-        <w:rPr>
-          <w:rFonts w:ascii="Arial" w:hAnsi="Arial" w:cs="Arial"/>
-          <w:sz w:val="24"/>
-          <w:szCs w:val="24"/>
-        </w:rPr>
-        <w:t xml:space="preserve"> </w:t>
-      </w:r>
-      <w:r>
-        <w:rPr>
-          <w:rFonts w:ascii="Arial" w:hAnsi="Arial" w:cs="Arial"/>
-          <w:sz w:val="24"/>
-          <w:szCs w:val="24"/>
-        </w:rPr>
-        <w:t>(</w:t>
-      </w:r>
-      <w:proofErr w:type="spellStart"/>
+        <w:t>General Purpose</w:t>
+      </w:r>
+      <w:r>
+        <w:rPr>
+          <w:rFonts w:ascii="Arial" w:hAnsi="Arial" w:cs="Arial"/>
+          <w:sz w:val="24"/>
+          <w:szCs w:val="24"/>
+        </w:rPr>
+        <w:t>), porturi de înaltă performanță (</w:t>
+      </w:r>
       <w:r>
         <w:rPr>
           <w:rFonts w:ascii="Arial" w:hAnsi="Arial" w:cs="Arial"/>
@@ -37736,9 +36185,16 @@
           <w:sz w:val="24"/>
           <w:szCs w:val="24"/>
         </w:rPr>
-        <w:t>Programmable</w:t>
-      </w:r>
-      <w:proofErr w:type="spellEnd"/>
+        <w:t>High Performance</w:t>
+      </w:r>
+      <w:r>
+        <w:rPr>
+          <w:rFonts w:ascii="Arial" w:hAnsi="Arial" w:cs="Arial"/>
+          <w:sz w:val="24"/>
+          <w:szCs w:val="24"/>
+        </w:rPr>
+        <w:t xml:space="preserve">) și portul </w:t>
+      </w:r>
       <w:r>
         <w:rPr>
           <w:rFonts w:ascii="Arial" w:hAnsi="Arial" w:cs="Arial"/>
@@ -37747,267 +36203,7 @@
           <w:sz w:val="24"/>
           <w:szCs w:val="24"/>
         </w:rPr>
-        <w:t xml:space="preserve"> Logic</w:t>
-      </w:r>
-      <w:r>
-        <w:rPr>
-          <w:rFonts w:ascii="Arial" w:hAnsi="Arial" w:cs="Arial"/>
-          <w:sz w:val="24"/>
-          <w:szCs w:val="24"/>
-        </w:rPr>
-        <w:t xml:space="preserve"> — PL). Această structură permite dezvoltarea unor sisteme în care </w:t>
-      </w:r>
-    </w:p>
-    <w:p>
-      <w:pPr>
-        <w:jc w:val="both"/>
-        <w:rPr>
-          <w:rFonts w:ascii="Arial" w:hAnsi="Arial" w:cs="Arial"/>
-          <w:sz w:val="24"/>
-          <w:szCs w:val="24"/>
-        </w:rPr>
-      </w:pPr>
-    </w:p>
-    <w:p>
-      <w:pPr>
-        <w:jc w:val="both"/>
-        <w:rPr>
-          <w:rFonts w:ascii="Arial" w:hAnsi="Arial" w:cs="Arial"/>
-          <w:sz w:val="24"/>
-          <w:szCs w:val="24"/>
-        </w:rPr>
-      </w:pPr>
-      <w:r>
-        <w:rPr>
-          <w:rFonts w:ascii="Arial" w:hAnsi="Arial" w:cs="Arial"/>
-          <w:sz w:val="24"/>
-          <w:szCs w:val="24"/>
-        </w:rPr>
-        <w:t>funcțiile software sunt executate de procesoarele integrate, iar operațiile care beneficiază de paralelism sau accelerare hardware pot fi implementate la nivelul logicii programabile</w:t>
-      </w:r>
-      <w:r>
-        <w:rPr>
-          <w:rFonts w:ascii="Arial" w:hAnsi="Arial" w:cs="Arial"/>
-          <w:sz w:val="24"/>
-          <w:szCs w:val="24"/>
-        </w:rPr>
-        <w:t xml:space="preserve"> [11]</w:t>
-      </w:r>
-      <w:r>
-        <w:rPr>
-          <w:rFonts w:ascii="Arial" w:hAnsi="Arial" w:cs="Arial"/>
-          <w:sz w:val="24"/>
-          <w:szCs w:val="24"/>
-        </w:rPr>
-        <w:t>.</w:t>
-      </w:r>
-    </w:p>
-    <w:p>
-      <w:pPr>
-        <w:ind w:firstLine="576"/>
-        <w:jc w:val="both"/>
-        <w:rPr>
-          <w:rFonts w:ascii="Arial" w:hAnsi="Arial" w:cs="Arial"/>
-          <w:sz w:val="24"/>
-          <w:szCs w:val="24"/>
-        </w:rPr>
-      </w:pPr>
-      <w:r>
-        <w:rPr>
-          <w:rFonts w:ascii="Arial" w:hAnsi="Arial" w:cs="Arial"/>
-          <w:sz w:val="24"/>
-          <w:szCs w:val="24"/>
-        </w:rPr>
-        <w:t>Sistemul de procesare integrează o unitate de procesare bazată pe procesoare ARM Cortex-A9, împreună cu subsisteme de memorie, controlere de periferice și interfețe de comunicație.</w:t>
-      </w:r>
-    </w:p>
-    <w:p>
-      <w:pPr>
-        <w:ind w:firstLine="576"/>
-        <w:jc w:val="both"/>
-        <w:rPr>
-          <w:rFonts w:ascii="Arial" w:hAnsi="Arial" w:cs="Arial"/>
-          <w:sz w:val="24"/>
-          <w:szCs w:val="24"/>
-        </w:rPr>
-      </w:pPr>
-      <w:r>
-        <w:rPr>
-          <w:rFonts w:ascii="Arial" w:hAnsi="Arial" w:cs="Arial"/>
-          <w:sz w:val="24"/>
-          <w:szCs w:val="24"/>
-        </w:rPr>
-        <w:t xml:space="preserve"> În configurația utilizată de dispozitivele Zynq-7000 corespunzătoare familiei din care face parte Zynq-7020, unitatea de procesare include două nuclee Cortex-A9. Fiecare nucleu dispune de memorie cache de nivel L1, unitate de management al memoriei și suport pentru procesarea SIMD</w:t>
-      </w:r>
-      <w:r>
-        <w:rPr>
-          <w:rFonts w:ascii="Arial" w:hAnsi="Arial" w:cs="Arial"/>
-          <w:sz w:val="24"/>
-          <w:szCs w:val="24"/>
-        </w:rPr>
-        <w:t xml:space="preserve"> [11]</w:t>
-      </w:r>
-      <w:r>
-        <w:rPr>
-          <w:rFonts w:ascii="Arial" w:hAnsi="Arial" w:cs="Arial"/>
-          <w:sz w:val="24"/>
-          <w:szCs w:val="24"/>
-        </w:rPr>
-        <w:t>.</w:t>
-      </w:r>
-    </w:p>
-    <w:p>
-      <w:pPr>
-        <w:ind w:firstLine="576"/>
-        <w:jc w:val="both"/>
-        <w:rPr>
-          <w:rFonts w:ascii="Arial" w:hAnsi="Arial" w:cs="Arial"/>
-          <w:sz w:val="24"/>
-          <w:szCs w:val="24"/>
-        </w:rPr>
-      </w:pPr>
-      <w:r>
-        <w:rPr>
-          <w:rFonts w:ascii="Arial" w:hAnsi="Arial" w:cs="Arial"/>
-          <w:sz w:val="24"/>
-          <w:szCs w:val="24"/>
-        </w:rPr>
-        <w:t>R</w:t>
-      </w:r>
-      <w:r>
-        <w:rPr>
-          <w:rFonts w:ascii="Arial" w:hAnsi="Arial" w:cs="Arial"/>
-          <w:sz w:val="24"/>
-          <w:szCs w:val="24"/>
-        </w:rPr>
-        <w:t>egiunea PL reprezintă componenta FPGA a dispozitivului și permite implementarea unor structuri hardware personalizate utilizând resursele logice prezentate anterior. Din perspectiva unei arhitecturi de accelerare hardware, această separare permite procesorului să gestioneze logica aplicației și transferurile de date, în timp ce operațiile specializate pot fi executate de circuite implementate în PL.</w:t>
-      </w:r>
-    </w:p>
-    <w:p>
-      <w:pPr>
-        <w:ind w:firstLine="576"/>
-        <w:jc w:val="both"/>
-        <w:rPr>
-          <w:rFonts w:ascii="Arial" w:hAnsi="Arial" w:cs="Arial"/>
-          <w:sz w:val="24"/>
-          <w:szCs w:val="24"/>
-        </w:rPr>
-      </w:pPr>
-      <w:r>
-        <w:rPr>
-          <w:rFonts w:ascii="Arial" w:hAnsi="Arial" w:cs="Arial"/>
-          <w:sz w:val="24"/>
-          <w:szCs w:val="24"/>
-        </w:rPr>
-        <w:t xml:space="preserve">Comunicarea dintre PS și PL este realizată printr-un ansamblu de interfețe dedicate. Pe lângă semnalele de </w:t>
-      </w:r>
-      <w:r>
-        <w:rPr>
-          <w:rFonts w:ascii="Arial" w:hAnsi="Arial" w:cs="Arial"/>
-          <w:sz w:val="24"/>
-          <w:szCs w:val="24"/>
-        </w:rPr>
-        <w:t>ciclu de tact</w:t>
-      </w:r>
-      <w:r>
-        <w:rPr>
-          <w:rFonts w:ascii="Arial" w:hAnsi="Arial" w:cs="Arial"/>
-          <w:sz w:val="24"/>
-          <w:szCs w:val="24"/>
-        </w:rPr>
-        <w:t>, întreruperi, control DMA și interfețele de configurare, Zynq-7000 pune la dispoziție mai multe interfețe bazate pe protocolul AXI pentru transferul datelor între cele două regiuni. Acestea includ porturi de uz general (</w:t>
-      </w:r>
-      <w:r>
-        <w:rPr>
-          <w:rFonts w:ascii="Arial" w:hAnsi="Arial" w:cs="Arial"/>
-          <w:i/>
-          <w:iCs/>
-          <w:sz w:val="24"/>
-          <w:szCs w:val="24"/>
-        </w:rPr>
-        <w:t xml:space="preserve">General </w:t>
-      </w:r>
-      <w:proofErr w:type="spellStart"/>
-      <w:r>
-        <w:rPr>
-          <w:rFonts w:ascii="Arial" w:hAnsi="Arial" w:cs="Arial"/>
-          <w:i/>
-          <w:iCs/>
-          <w:sz w:val="24"/>
-          <w:szCs w:val="24"/>
-        </w:rPr>
-        <w:t>Purpose</w:t>
-      </w:r>
-      <w:proofErr w:type="spellEnd"/>
-      <w:r>
-        <w:rPr>
-          <w:rFonts w:ascii="Arial" w:hAnsi="Arial" w:cs="Arial"/>
-          <w:sz w:val="24"/>
-          <w:szCs w:val="24"/>
-        </w:rPr>
-        <w:t>), porturi de înaltă performanță (</w:t>
-      </w:r>
-      <w:proofErr w:type="spellStart"/>
-      <w:r>
-        <w:rPr>
-          <w:rFonts w:ascii="Arial" w:hAnsi="Arial" w:cs="Arial"/>
-          <w:i/>
-          <w:iCs/>
-          <w:sz w:val="24"/>
-          <w:szCs w:val="24"/>
-        </w:rPr>
-        <w:t>High</w:t>
-      </w:r>
-      <w:proofErr w:type="spellEnd"/>
-      <w:r>
-        <w:rPr>
-          <w:rFonts w:ascii="Arial" w:hAnsi="Arial" w:cs="Arial"/>
-          <w:i/>
-          <w:iCs/>
-          <w:sz w:val="24"/>
-          <w:szCs w:val="24"/>
-        </w:rPr>
-        <w:t xml:space="preserve"> Performance</w:t>
-      </w:r>
-      <w:r>
-        <w:rPr>
-          <w:rFonts w:ascii="Arial" w:hAnsi="Arial" w:cs="Arial"/>
-          <w:sz w:val="24"/>
-          <w:szCs w:val="24"/>
-        </w:rPr>
-        <w:t xml:space="preserve">) și portul </w:t>
-      </w:r>
-      <w:r>
-        <w:rPr>
-          <w:rFonts w:ascii="Arial" w:hAnsi="Arial" w:cs="Arial"/>
-          <w:i/>
-          <w:iCs/>
-          <w:sz w:val="24"/>
-          <w:szCs w:val="24"/>
-        </w:rPr>
-        <w:t xml:space="preserve">Accelerator </w:t>
-      </w:r>
-      <w:proofErr w:type="spellStart"/>
-      <w:r>
-        <w:rPr>
-          <w:rFonts w:ascii="Arial" w:hAnsi="Arial" w:cs="Arial"/>
-          <w:i/>
-          <w:iCs/>
-          <w:sz w:val="24"/>
-          <w:szCs w:val="24"/>
-        </w:rPr>
-        <w:t>Coherency</w:t>
-      </w:r>
-      <w:proofErr w:type="spellEnd"/>
-      <w:r>
-        <w:rPr>
-          <w:rFonts w:ascii="Arial" w:hAnsi="Arial" w:cs="Arial"/>
-          <w:i/>
-          <w:iCs/>
-          <w:sz w:val="24"/>
-          <w:szCs w:val="24"/>
-        </w:rPr>
-        <w:t xml:space="preserve"> Port</w:t>
+        <w:t>Accelerator Coherency Port</w:t>
       </w:r>
       <w:r>
         <w:rPr>
@@ -38246,27 +36442,7 @@
           <w:sz w:val="20"/>
           <w:szCs w:val="20"/>
         </w:rPr>
-        <w:t xml:space="preserve"> Diagrama structurală a </w:t>
-      </w:r>
-      <w:proofErr w:type="spellStart"/>
-      <w:r>
-        <w:rPr>
-          <w:rFonts w:ascii="Arial" w:hAnsi="Arial" w:cs="Arial"/>
-          <w:color w:val="auto"/>
-          <w:sz w:val="20"/>
-          <w:szCs w:val="20"/>
-        </w:rPr>
-        <w:t>SoC</w:t>
-      </w:r>
-      <w:proofErr w:type="spellEnd"/>
-      <w:r>
-        <w:rPr>
-          <w:rFonts w:ascii="Arial" w:hAnsi="Arial" w:cs="Arial"/>
-          <w:color w:val="auto"/>
-          <w:sz w:val="20"/>
-          <w:szCs w:val="20"/>
-        </w:rPr>
-        <w:t>-ului ZYNQ-7000 [13]</w:t>
+        <w:t xml:space="preserve"> Diagrama structurală a SoC-ului ZYNQ-7000 [13]</w:t>
       </w:r>
     </w:p>
     <w:p>
@@ -38282,6 +36458,15 @@
     </w:p>
     <w:p>
       <w:pPr>
+        <w:pStyle w:val="Heading2"/>
+      </w:pPr>
+      <w:r>
+        <w:t>PROTOCOLUL AXI4</w:t>
+      </w:r>
+    </w:p>
+    <w:p/>
+    <w:p>
+      <w:pPr>
         <w:ind w:firstLine="576"/>
         <w:jc w:val="both"/>
         <w:rPr>
@@ -38290,7 +36475,436 @@
           <w:szCs w:val="24"/>
         </w:rPr>
       </w:pPr>
-    </w:p>
+      <w:r>
+        <w:rPr>
+          <w:rFonts w:ascii="Arial" w:hAnsi="Arial" w:cs="Arial"/>
+          <w:sz w:val="24"/>
+          <w:szCs w:val="24"/>
+        </w:rPr>
+        <w:t>Protocolul AXI (</w:t>
+      </w:r>
+      <w:r>
+        <w:rPr>
+          <w:rFonts w:ascii="Arial" w:hAnsi="Arial" w:cs="Arial"/>
+          <w:i/>
+          <w:iCs/>
+          <w:sz w:val="24"/>
+          <w:szCs w:val="24"/>
+        </w:rPr>
+        <w:t>Advanced eXtensible Interface</w:t>
+      </w:r>
+      <w:r>
+        <w:rPr>
+          <w:rFonts w:ascii="Arial" w:hAnsi="Arial" w:cs="Arial"/>
+          <w:sz w:val="24"/>
+          <w:szCs w:val="24"/>
+        </w:rPr>
+        <w:t xml:space="preserve">) face parte din familia AMBA dezvoltată de ARM și este utilizat pentru realizarea comunicației dintre componente hardware. În cadrul platformelor Xilinx, protocolul AXI este utilizat pe scară largă pentru interconectarea nucleelor IP </w:t>
+      </w:r>
+      <w:r>
+        <w:rPr>
+          <w:rFonts w:ascii="Arial" w:hAnsi="Arial" w:cs="Arial"/>
+          <w:sz w:val="24"/>
+          <w:szCs w:val="24"/>
+        </w:rPr>
+        <w:t>(</w:t>
+      </w:r>
+      <w:r>
+        <w:rPr>
+          <w:rFonts w:ascii="Arial" w:hAnsi="Arial" w:cs="Arial"/>
+          <w:i/>
+          <w:iCs/>
+          <w:sz w:val="24"/>
+          <w:szCs w:val="24"/>
+        </w:rPr>
+        <w:t>Intellectual Property</w:t>
+      </w:r>
+      <w:r>
+        <w:rPr>
+          <w:rFonts w:ascii="Arial" w:hAnsi="Arial" w:cs="Arial"/>
+          <w:sz w:val="24"/>
+          <w:szCs w:val="24"/>
+        </w:rPr>
+        <w:t xml:space="preserve">) </w:t>
+      </w:r>
+      <w:r>
+        <w:rPr>
+          <w:rFonts w:ascii="Arial" w:hAnsi="Arial" w:cs="Arial"/>
+          <w:sz w:val="24"/>
+          <w:szCs w:val="24"/>
+        </w:rPr>
+        <w:t>și pentru comunicația dintre sistemul de procesare și logica programabilă</w:t>
+      </w:r>
+      <w:r>
+        <w:rPr>
+          <w:rFonts w:ascii="Arial" w:hAnsi="Arial" w:cs="Arial"/>
+          <w:sz w:val="24"/>
+          <w:szCs w:val="24"/>
+        </w:rPr>
+        <w:t xml:space="preserve"> [14]</w:t>
+      </w:r>
+      <w:r>
+        <w:rPr>
+          <w:rFonts w:ascii="Arial" w:hAnsi="Arial" w:cs="Arial"/>
+          <w:sz w:val="24"/>
+          <w:szCs w:val="24"/>
+        </w:rPr>
+        <w:t>.</w:t>
+      </w:r>
+    </w:p>
+    <w:p>
+      <w:pPr>
+        <w:ind w:firstLine="576"/>
+        <w:jc w:val="both"/>
+        <w:rPr>
+          <w:rFonts w:ascii="Arial" w:hAnsi="Arial" w:cs="Arial"/>
+          <w:sz w:val="24"/>
+          <w:szCs w:val="24"/>
+        </w:rPr>
+      </w:pPr>
+      <w:r>
+        <w:rPr>
+          <w:rFonts w:ascii="Arial" w:hAnsi="Arial" w:cs="Arial"/>
+          <w:sz w:val="24"/>
+          <w:szCs w:val="24"/>
+        </w:rPr>
+        <w:t>Familia AXI4 include trei variante principale: AXI4, destinat comunicațiilor memory-mapped cu cerințe ridicate de performanță, AXI4-Lite, destinat transferurilor simple și cu debit redus, și AXI4-Stream, utilizat pentru fluxuri continue de date.</w:t>
+      </w:r>
+    </w:p>
+    <w:p>
+      <w:pPr>
+        <w:ind w:firstLine="576"/>
+        <w:jc w:val="both"/>
+        <w:rPr>
+          <w:rFonts w:ascii="Arial" w:hAnsi="Arial" w:cs="Arial"/>
+          <w:sz w:val="24"/>
+          <w:szCs w:val="24"/>
+        </w:rPr>
+      </w:pPr>
+      <w:r>
+        <w:rPr>
+          <w:rFonts w:ascii="Arial" w:hAnsi="Arial" w:cs="Arial"/>
+          <w:sz w:val="24"/>
+          <w:szCs w:val="24"/>
+        </w:rPr>
+        <w:t xml:space="preserve">AXI4-Lite este destinat în principal accesului la registre de control și stare. Spre deosebire de AXI4, acesta nu suportă transferuri de tip </w:t>
+      </w:r>
+      <w:r>
+        <w:rPr>
+          <w:rFonts w:ascii="Arial" w:hAnsi="Arial" w:cs="Arial"/>
+          <w:i/>
+          <w:iCs/>
+          <w:sz w:val="24"/>
+          <w:szCs w:val="24"/>
+        </w:rPr>
+        <w:t>burst</w:t>
+      </w:r>
+      <w:r>
+        <w:rPr>
+          <w:rFonts w:ascii="Arial" w:hAnsi="Arial" w:cs="Arial"/>
+          <w:sz w:val="24"/>
+          <w:szCs w:val="24"/>
+        </w:rPr>
+        <w:t>, fiecare tranzacție fiind asociată unui singur transfer de date</w:t>
+      </w:r>
+      <w:r>
+        <w:rPr>
+          <w:rFonts w:ascii="Arial" w:hAnsi="Arial" w:cs="Arial"/>
+          <w:sz w:val="24"/>
+          <w:szCs w:val="24"/>
+        </w:rPr>
+        <w:t xml:space="preserve"> [14]</w:t>
+      </w:r>
+      <w:r>
+        <w:rPr>
+          <w:rFonts w:ascii="Arial" w:hAnsi="Arial" w:cs="Arial"/>
+          <w:sz w:val="24"/>
+          <w:szCs w:val="24"/>
+        </w:rPr>
+        <w:t>. Caracterul său simplificat conduce la o complexitate hardware redusă, făcându-l potrivit pentru controlul perifericelor și al acceleratoarelor hardware.</w:t>
+      </w:r>
+    </w:p>
+    <w:p>
+      <w:pPr>
+        <w:ind w:firstLine="576"/>
+        <w:jc w:val="both"/>
+        <w:rPr>
+          <w:rFonts w:ascii="Arial" w:hAnsi="Arial" w:cs="Arial"/>
+          <w:sz w:val="24"/>
+          <w:szCs w:val="24"/>
+        </w:rPr>
+      </w:pPr>
+      <w:r>
+        <w:rPr>
+          <w:rFonts w:ascii="Arial" w:hAnsi="Arial" w:cs="Arial"/>
+          <w:sz w:val="24"/>
+          <w:szCs w:val="24"/>
+        </w:rPr>
+        <w:t>Interfața AXI4-Lite este organizată în cinci canale independente: canalul de adresă pentru scriere, canalul de date pentru scriere, canalul de răspuns la scriere, canalul de adresă pentru citire și canalul de date pentru citire</w:t>
+      </w:r>
+      <w:r>
+        <w:rPr>
+          <w:rFonts w:ascii="Arial" w:hAnsi="Arial" w:cs="Arial"/>
+          <w:sz w:val="24"/>
+          <w:szCs w:val="24"/>
+        </w:rPr>
+        <w:t xml:space="preserve"> </w:t>
+      </w:r>
+      <w:r>
+        <w:rPr>
+          <w:rFonts w:ascii="Arial" w:hAnsi="Arial" w:cs="Arial"/>
+          <w:sz w:val="24"/>
+          <w:szCs w:val="24"/>
+          <w:lang w:val="en-US"/>
+        </w:rPr>
+        <w:t>[14]</w:t>
+      </w:r>
+      <w:r>
+        <w:rPr>
+          <w:rFonts w:ascii="Arial" w:hAnsi="Arial" w:cs="Arial"/>
+          <w:sz w:val="24"/>
+          <w:szCs w:val="24"/>
+        </w:rPr>
+        <w:t>.</w:t>
+      </w:r>
+      <w:r>
+        <w:rPr>
+          <w:rFonts w:ascii="Arial" w:hAnsi="Arial" w:cs="Arial"/>
+          <w:sz w:val="24"/>
+          <w:szCs w:val="24"/>
+        </w:rPr>
+        <w:t xml:space="preserve"> Această separare permite efectuarea în paralel a transferurilor de citire și scriere.</w:t>
+      </w:r>
+      <w:r>
+        <w:rPr>
+          <w:rFonts w:ascii="Arial" w:hAnsi="Arial" w:cs="Arial"/>
+          <w:sz w:val="24"/>
+          <w:szCs w:val="24"/>
+        </w:rPr>
+        <w:t xml:space="preserve"> </w:t>
+      </w:r>
+    </w:p>
+    <w:p>
+      <w:pPr>
+        <w:ind w:firstLine="576"/>
+        <w:jc w:val="both"/>
+        <w:rPr>
+          <w:rFonts w:ascii="Arial" w:hAnsi="Arial" w:cs="Arial"/>
+          <w:sz w:val="24"/>
+          <w:szCs w:val="24"/>
+        </w:rPr>
+      </w:pPr>
+      <w:r>
+        <w:rPr>
+          <w:rFonts w:ascii="Arial" w:hAnsi="Arial" w:cs="Arial"/>
+          <w:sz w:val="24"/>
+          <w:szCs w:val="24"/>
+        </w:rPr>
+        <w:t>Fiecare canal este asociat cu o conduită</w:t>
+      </w:r>
+      <w:r>
+        <w:rPr>
+          <w:rFonts w:ascii="Arial" w:hAnsi="Arial" w:cs="Arial"/>
+          <w:sz w:val="24"/>
+          <w:szCs w:val="24"/>
+        </w:rPr>
+        <w:t xml:space="preserve"> </w:t>
+      </w:r>
+      <w:r>
+        <w:rPr>
+          <w:rFonts w:ascii="Arial" w:hAnsi="Arial" w:cs="Arial"/>
+          <w:sz w:val="24"/>
+          <w:szCs w:val="24"/>
+        </w:rPr>
+        <w:t xml:space="preserve">reprezentată de semnalele </w:t>
+      </w:r>
+      <w:r>
+        <w:rPr>
+          <w:rFonts w:ascii="Arial" w:hAnsi="Arial" w:cs="Arial"/>
+          <w:i/>
+          <w:iCs/>
+          <w:sz w:val="24"/>
+          <w:szCs w:val="24"/>
+        </w:rPr>
+        <w:t>ready</w:t>
+      </w:r>
+      <w:r>
+        <w:rPr>
+          <w:rFonts w:ascii="Arial" w:hAnsi="Arial" w:cs="Arial"/>
+          <w:sz w:val="24"/>
+          <w:szCs w:val="24"/>
+        </w:rPr>
+        <w:t xml:space="preserve"> și </w:t>
+      </w:r>
+      <w:r>
+        <w:rPr>
+          <w:rFonts w:ascii="Arial" w:hAnsi="Arial" w:cs="Arial"/>
+          <w:i/>
+          <w:iCs/>
+          <w:sz w:val="24"/>
+          <w:szCs w:val="24"/>
+        </w:rPr>
+        <w:t>valid</w:t>
+      </w:r>
+      <w:r>
+        <w:rPr>
+          <w:rFonts w:ascii="Arial" w:hAnsi="Arial" w:cs="Arial"/>
+          <w:sz w:val="24"/>
+          <w:szCs w:val="24"/>
+        </w:rPr>
+        <w:t>.</w:t>
+      </w:r>
+      <w:r>
+        <w:rPr>
+          <w:rFonts w:ascii="Arial" w:hAnsi="Arial" w:cs="Arial"/>
+          <w:sz w:val="24"/>
+          <w:szCs w:val="24"/>
+        </w:rPr>
+        <w:t xml:space="preserve"> </w:t>
+      </w:r>
+      <w:r>
+        <w:rPr>
+          <w:rFonts w:ascii="Arial" w:hAnsi="Arial" w:cs="Arial"/>
+          <w:sz w:val="24"/>
+          <w:szCs w:val="24"/>
+        </w:rPr>
+        <w:t xml:space="preserve">Sursa semnalizează disponibilitatea informației prin activarea semnalului </w:t>
+      </w:r>
+      <w:r>
+        <w:rPr>
+          <w:rFonts w:ascii="Arial" w:hAnsi="Arial" w:cs="Arial"/>
+          <w:i/>
+          <w:iCs/>
+          <w:sz w:val="24"/>
+          <w:szCs w:val="24"/>
+        </w:rPr>
+        <w:t>valid</w:t>
+      </w:r>
+      <w:r>
+        <w:rPr>
+          <w:rFonts w:ascii="Arial" w:hAnsi="Arial" w:cs="Arial"/>
+          <w:sz w:val="24"/>
+          <w:szCs w:val="24"/>
+        </w:rPr>
+        <w:t xml:space="preserve">, iar destinația indică posibilitatea recepționării acesteia prin activarea semnalului </w:t>
+      </w:r>
+      <w:r>
+        <w:rPr>
+          <w:rFonts w:ascii="Arial" w:hAnsi="Arial" w:cs="Arial"/>
+          <w:i/>
+          <w:iCs/>
+          <w:sz w:val="24"/>
+          <w:szCs w:val="24"/>
+        </w:rPr>
+        <w:t>ready</w:t>
+      </w:r>
+      <w:r>
+        <w:rPr>
+          <w:rFonts w:ascii="Arial" w:hAnsi="Arial" w:cs="Arial"/>
+          <w:sz w:val="24"/>
+          <w:szCs w:val="24"/>
+        </w:rPr>
+        <w:t>. Transferul are loc atunci când cele două semnale sunt active simultan</w:t>
+      </w:r>
+      <w:r>
+        <w:rPr>
+          <w:rFonts w:ascii="Arial" w:hAnsi="Arial" w:cs="Arial"/>
+          <w:sz w:val="24"/>
+          <w:szCs w:val="24"/>
+        </w:rPr>
+        <w:t xml:space="preserve"> </w:t>
+      </w:r>
+      <w:r>
+        <w:rPr>
+          <w:rFonts w:ascii="Arial" w:hAnsi="Arial" w:cs="Arial"/>
+          <w:sz w:val="24"/>
+          <w:szCs w:val="24"/>
+          <w:lang w:val="en-US"/>
+        </w:rPr>
+        <w:t>[14]</w:t>
+      </w:r>
+      <w:r>
+        <w:rPr>
+          <w:rFonts w:ascii="Arial" w:hAnsi="Arial" w:cs="Arial"/>
+          <w:sz w:val="24"/>
+          <w:szCs w:val="24"/>
+        </w:rPr>
+        <w:t>.</w:t>
+      </w:r>
+    </w:p>
+    <w:p>
+      <w:pPr>
+        <w:ind w:firstLine="576"/>
+        <w:jc w:val="both"/>
+        <w:rPr>
+          <w:rFonts w:ascii="Arial" w:hAnsi="Arial" w:cs="Arial"/>
+          <w:sz w:val="24"/>
+          <w:szCs w:val="24"/>
+          <w:lang w:val="en-US"/>
+        </w:rPr>
+      </w:pPr>
+      <w:r>
+        <w:rPr>
+          <w:rFonts w:ascii="Arial" w:hAnsi="Arial" w:cs="Arial"/>
+          <w:sz w:val="24"/>
+          <w:szCs w:val="24"/>
+        </w:rPr>
+        <w:t>Fiind</w:t>
+      </w:r>
+      <w:r>
+        <w:rPr>
+          <w:rFonts w:ascii="Arial" w:hAnsi="Arial" w:cs="Arial"/>
+          <w:sz w:val="24"/>
+          <w:szCs w:val="24"/>
+        </w:rPr>
+        <w:t xml:space="preserve"> </w:t>
+      </w:r>
+      <w:r>
+        <w:rPr>
+          <w:rFonts w:ascii="Arial" w:hAnsi="Arial" w:cs="Arial"/>
+          <w:sz w:val="24"/>
+          <w:szCs w:val="24"/>
+        </w:rPr>
+        <w:t xml:space="preserve">este </w:t>
+      </w:r>
+      <w:r>
+        <w:rPr>
+          <w:rFonts w:ascii="Arial" w:hAnsi="Arial" w:cs="Arial"/>
+          <w:sz w:val="24"/>
+          <w:szCs w:val="24"/>
+        </w:rPr>
+        <w:t xml:space="preserve">un protocol de tip </w:t>
+      </w:r>
+      <w:r>
+        <w:rPr>
+          <w:rFonts w:ascii="Arial" w:hAnsi="Arial" w:cs="Arial"/>
+          <w:i/>
+          <w:iCs/>
+          <w:sz w:val="24"/>
+          <w:szCs w:val="24"/>
+        </w:rPr>
+        <w:t>memory-mapped</w:t>
+      </w:r>
+      <w:r>
+        <w:rPr>
+          <w:rFonts w:ascii="Arial" w:hAnsi="Arial" w:cs="Arial"/>
+          <w:sz w:val="24"/>
+          <w:szCs w:val="24"/>
+        </w:rPr>
+        <w:t>, AXI4-Lite permite asocierea registrelor unui nucleu IP cu adrese din spațiul de memorie al procesorului. Astfel, software-ul poate controla un accelerator hardware prin operații obișnuite de citire și scriere asupra registrelor asociate acestuia</w:t>
+      </w:r>
+      <w:r>
+        <w:rPr>
+          <w:rFonts w:ascii="Arial" w:hAnsi="Arial" w:cs="Arial"/>
+          <w:sz w:val="24"/>
+          <w:szCs w:val="24"/>
+        </w:rPr>
+        <w:t>.</w:t>
+      </w:r>
+    </w:p>
+    <w:p/>
+    <w:p/>
+    <w:p/>
     <w:sectPr>
       <w:headerReference w:type="default" r:id="rId43"/>
       <w:footerReference w:type="default" r:id="rId44"/>
@@ -38639,7 +37253,6 @@
         </wp:anchor>
       </w:drawing>
     </w:r>
-    <w:proofErr w:type="spellStart"/>
     <w:r>
       <w:rPr>
         <w:rFonts w:ascii="Arial" w:hAnsi="Arial" w:cs="Arial"/>
@@ -38647,27 +37260,7 @@
         <w:szCs w:val="24"/>
         <w:lang w:val="en-US"/>
       </w:rPr>
-      <w:t>Securitatea</w:t>
-    </w:r>
-    <w:proofErr w:type="spellEnd"/>
-    <w:r>
-      <w:rPr>
-        <w:rFonts w:ascii="Arial" w:hAnsi="Arial" w:cs="Arial"/>
-        <w:sz w:val="24"/>
-        <w:szCs w:val="24"/>
-        <w:lang w:val="en-US"/>
-      </w:rPr>
-      <w:t xml:space="preserve"> </w:t>
-    </w:r>
-    <w:proofErr w:type="spellStart"/>
-    <w:r>
-      <w:rPr>
-        <w:rFonts w:ascii="Arial" w:hAnsi="Arial" w:cs="Arial"/>
-        <w:sz w:val="24"/>
-        <w:szCs w:val="24"/>
-        <w:lang w:val="en-US"/>
-      </w:rPr>
-      <w:t>Infoma</w:t>
+      <w:t>Securitatea Infoma</w:t>
     </w:r>
     <w:r>
       <w:rPr>
@@ -38675,16 +37268,7 @@
         <w:sz w:val="24"/>
         <w:szCs w:val="24"/>
       </w:rPr>
-      <w:t>țiilor</w:t>
-    </w:r>
-    <w:proofErr w:type="spellEnd"/>
-    <w:r>
-      <w:rPr>
-        <w:rFonts w:ascii="Arial" w:hAnsi="Arial" w:cs="Arial"/>
-        <w:sz w:val="24"/>
-        <w:szCs w:val="24"/>
-      </w:rPr>
-      <w:t xml:space="preserve"> și a Sistemelor Cibernetice</w:t>
+      <w:t>țiilor și a Sistemelor Cibernetice</w:t>
     </w:r>
     <w:r>
       <w:rPr>
@@ -41347,9 +39931,9 @@
   </w:compat>
   <w:rsids>
     <w:rsidRoot w:val="00F924A7"/>
-    <w:rsid w:val="00114BC4"/>
     <w:rsid w:val="00192327"/>
     <w:rsid w:val="001D3BF4"/>
+    <w:rsid w:val="00640F0A"/>
     <w:rsid w:val="0072317D"/>
     <w:rsid w:val="007B47C5"/>
     <w:rsid w:val="00844611"/>

--- a/Paper/BDA_AES.docx
+++ b/Paper/BDA_AES.docx
@@ -546,6 +546,7 @@
         </w:rPr>
         <w:t>ul AES (</w:t>
       </w:r>
+      <w:proofErr w:type="spellStart"/>
       <w:r>
         <w:rPr>
           <w:rFonts w:ascii="Arial" w:hAnsi="Arial" w:cs="Arial"/>
@@ -554,7 +555,40 @@
           <w:sz w:val="24"/>
           <w:szCs w:val="24"/>
         </w:rPr>
-        <w:t>Advanced Encryption Standard</w:t>
+        <w:t>Advanced</w:t>
+      </w:r>
+      <w:proofErr w:type="spellEnd"/>
+      <w:r>
+        <w:rPr>
+          <w:rFonts w:ascii="Arial" w:hAnsi="Arial" w:cs="Arial"/>
+          <w:i/>
+          <w:iCs/>
+          <w:sz w:val="24"/>
+          <w:szCs w:val="24"/>
+        </w:rPr>
+        <w:t xml:space="preserve"> </w:t>
+      </w:r>
+      <w:proofErr w:type="spellStart"/>
+      <w:r>
+        <w:rPr>
+          <w:rFonts w:ascii="Arial" w:hAnsi="Arial" w:cs="Arial"/>
+          <w:i/>
+          <w:iCs/>
+          <w:sz w:val="24"/>
+          <w:szCs w:val="24"/>
+        </w:rPr>
+        <w:t>Encryption</w:t>
+      </w:r>
+      <w:proofErr w:type="spellEnd"/>
+      <w:r>
+        <w:rPr>
+          <w:rFonts w:ascii="Arial" w:hAnsi="Arial" w:cs="Arial"/>
+          <w:i/>
+          <w:iCs/>
+          <w:sz w:val="24"/>
+          <w:szCs w:val="24"/>
+        </w:rPr>
+        <w:t xml:space="preserve"> Standard</w:t>
       </w:r>
       <w:r>
         <w:rPr>
@@ -4993,7 +5027,25 @@
           <w:sz w:val="24"/>
           <w:szCs w:val="24"/>
         </w:rPr>
-        <w:t xml:space="preserve"> Aceste lucruri fiind spuse, este greu de imaginat perspectiva în care o implementare hardware poate fi considerată superioară. Hardware-ul este dificil de proiectat și </w:t>
+        <w:t xml:space="preserve"> Aceste lucruri fiind spuse, este greu de imaginat perspectiva în care o implementare hardware poate fi considerată superioară. Hardware-</w:t>
+      </w:r>
+      <w:proofErr w:type="spellStart"/>
+      <w:r>
+        <w:rPr>
+          <w:rFonts w:ascii="Arial" w:hAnsi="Arial" w:cs="Arial"/>
+          <w:sz w:val="24"/>
+          <w:szCs w:val="24"/>
+        </w:rPr>
+        <w:t>ul</w:t>
+      </w:r>
+      <w:proofErr w:type="spellEnd"/>
+      <w:r>
+        <w:rPr>
+          <w:rFonts w:ascii="Arial" w:hAnsi="Arial" w:cs="Arial"/>
+          <w:sz w:val="24"/>
+          <w:szCs w:val="24"/>
+        </w:rPr>
+        <w:t xml:space="preserve"> este dificil de proiectat și </w:t>
       </w:r>
     </w:p>
     <w:p>
@@ -5125,7 +5177,43 @@
           <w:sz w:val="24"/>
           <w:szCs w:val="24"/>
         </w:rPr>
-        <w:t xml:space="preserve"> Hardware-ul implementează paralelismul într-un mod direct și structurat prin intermediul logicii combinaționale, structurilor secvențiale, automatelor cu stări finite</w:t>
+        <w:t xml:space="preserve"> Hardware-</w:t>
+      </w:r>
+      <w:proofErr w:type="spellStart"/>
+      <w:r>
+        <w:rPr>
+          <w:rFonts w:ascii="Arial" w:hAnsi="Arial" w:cs="Arial"/>
+          <w:sz w:val="24"/>
+          <w:szCs w:val="24"/>
+        </w:rPr>
+        <w:t>ul</w:t>
+      </w:r>
+      <w:proofErr w:type="spellEnd"/>
+      <w:r>
+        <w:rPr>
+          <w:rFonts w:ascii="Arial" w:hAnsi="Arial" w:cs="Arial"/>
+          <w:sz w:val="24"/>
+          <w:szCs w:val="24"/>
+        </w:rPr>
+        <w:t xml:space="preserve"> implementează paralelismul într-un mod direct și structurat prin intermediul logicii </w:t>
+      </w:r>
+      <w:proofErr w:type="spellStart"/>
+      <w:r>
+        <w:rPr>
+          <w:rFonts w:ascii="Arial" w:hAnsi="Arial" w:cs="Arial"/>
+          <w:sz w:val="24"/>
+          <w:szCs w:val="24"/>
+        </w:rPr>
+        <w:t>combinaționale</w:t>
+      </w:r>
+      <w:proofErr w:type="spellEnd"/>
+      <w:r>
+        <w:rPr>
+          <w:rFonts w:ascii="Arial" w:hAnsi="Arial" w:cs="Arial"/>
+          <w:sz w:val="24"/>
+          <w:szCs w:val="24"/>
+        </w:rPr>
+        <w:t>, structurilor secvențiale, automatelor cu stări finite</w:t>
       </w:r>
       <w:r>
         <w:rPr>
@@ -5515,6 +5603,7 @@
         </w:rPr>
         <w:t xml:space="preserve"> (</w:t>
       </w:r>
+      <w:proofErr w:type="spellStart"/>
       <w:r>
         <w:rPr>
           <w:rFonts w:ascii="Arial" w:hAnsi="Arial" w:cs="Arial"/>
@@ -5523,7 +5612,40 @@
           <w:sz w:val="24"/>
           <w:szCs w:val="24"/>
         </w:rPr>
-        <w:t>Application-specific integrated circuit</w:t>
+        <w:t>Application</w:t>
+      </w:r>
+      <w:proofErr w:type="spellEnd"/>
+      <w:r>
+        <w:rPr>
+          <w:rFonts w:ascii="Arial" w:hAnsi="Arial" w:cs="Arial"/>
+          <w:i/>
+          <w:iCs/>
+          <w:sz w:val="24"/>
+          <w:szCs w:val="24"/>
+        </w:rPr>
+        <w:t xml:space="preserve">-specific </w:t>
+      </w:r>
+      <w:proofErr w:type="spellStart"/>
+      <w:r>
+        <w:rPr>
+          <w:rFonts w:ascii="Arial" w:hAnsi="Arial" w:cs="Arial"/>
+          <w:i/>
+          <w:iCs/>
+          <w:sz w:val="24"/>
+          <w:szCs w:val="24"/>
+        </w:rPr>
+        <w:t>integrated</w:t>
+      </w:r>
+      <w:proofErr w:type="spellEnd"/>
+      <w:r>
+        <w:rPr>
+          <w:rFonts w:ascii="Arial" w:hAnsi="Arial" w:cs="Arial"/>
+          <w:i/>
+          <w:iCs/>
+          <w:sz w:val="24"/>
+          <w:szCs w:val="24"/>
+        </w:rPr>
+        <w:t xml:space="preserve"> circuit</w:t>
       </w:r>
       <w:r>
         <w:rPr>
@@ -5642,6 +5764,7 @@
         </w:rPr>
         <w:t>Una dintre soluțiile acestei probleme este reprezentată de circuitele digitale reconfigurabile de tip FPGA (</w:t>
       </w:r>
+      <w:proofErr w:type="spellStart"/>
       <w:r>
         <w:rPr>
           <w:rFonts w:ascii="Arial" w:hAnsi="Arial" w:cs="Arial"/>
@@ -5650,8 +5773,31 @@
           <w:sz w:val="24"/>
           <w:szCs w:val="24"/>
         </w:rPr>
-        <w:t>Field-Programmable Gate Array</w:t>
-      </w:r>
+        <w:t>Field-Programmable</w:t>
+      </w:r>
+      <w:proofErr w:type="spellEnd"/>
+      <w:r>
+        <w:rPr>
+          <w:rFonts w:ascii="Arial" w:hAnsi="Arial" w:cs="Arial"/>
+          <w:i/>
+          <w:iCs/>
+          <w:sz w:val="24"/>
+          <w:szCs w:val="24"/>
+        </w:rPr>
+        <w:t xml:space="preserve"> Gate </w:t>
+      </w:r>
+      <w:proofErr w:type="spellStart"/>
+      <w:r>
+        <w:rPr>
+          <w:rFonts w:ascii="Arial" w:hAnsi="Arial" w:cs="Arial"/>
+          <w:i/>
+          <w:iCs/>
+          <w:sz w:val="24"/>
+          <w:szCs w:val="24"/>
+        </w:rPr>
+        <w:t>Array</w:t>
+      </w:r>
+      <w:proofErr w:type="spellEnd"/>
       <w:r>
         <w:rPr>
           <w:rFonts w:ascii="Arial" w:hAnsi="Arial" w:cs="Arial"/>
@@ -6032,6 +6178,7 @@
         </w:rPr>
         <w:t>Pentru a menține un grad de corelare ridicat cu tehnologiile criptografice de actualitate, a fost selectat pentru implementare algoritmul AES (</w:t>
       </w:r>
+      <w:proofErr w:type="spellStart"/>
       <w:r>
         <w:rPr>
           <w:rFonts w:ascii="Arial" w:hAnsi="Arial" w:cs="Arial"/>
@@ -6040,7 +6187,40 @@
           <w:sz w:val="24"/>
           <w:szCs w:val="24"/>
         </w:rPr>
-        <w:t>Advanced Encryption Standard</w:t>
+        <w:t>Advanced</w:t>
+      </w:r>
+      <w:proofErr w:type="spellEnd"/>
+      <w:r>
+        <w:rPr>
+          <w:rFonts w:ascii="Arial" w:hAnsi="Arial" w:cs="Arial"/>
+          <w:i/>
+          <w:iCs/>
+          <w:sz w:val="24"/>
+          <w:szCs w:val="24"/>
+        </w:rPr>
+        <w:t xml:space="preserve"> </w:t>
+      </w:r>
+      <w:proofErr w:type="spellStart"/>
+      <w:r>
+        <w:rPr>
+          <w:rFonts w:ascii="Arial" w:hAnsi="Arial" w:cs="Arial"/>
+          <w:i/>
+          <w:iCs/>
+          <w:sz w:val="24"/>
+          <w:szCs w:val="24"/>
+        </w:rPr>
+        <w:t>Encryption</w:t>
+      </w:r>
+      <w:proofErr w:type="spellEnd"/>
+      <w:r>
+        <w:rPr>
+          <w:rFonts w:ascii="Arial" w:hAnsi="Arial" w:cs="Arial"/>
+          <w:i/>
+          <w:iCs/>
+          <w:sz w:val="24"/>
+          <w:szCs w:val="24"/>
+        </w:rPr>
+        <w:t xml:space="preserve"> Standard</w:t>
       </w:r>
       <w:r>
         <w:rPr>
@@ -6150,13 +6330,77 @@
           <w:szCs w:val="24"/>
         </w:rPr>
       </w:pPr>
-      <w:r>
-        <w:rPr>
-          <w:rFonts w:ascii="Arial" w:hAnsi="Arial" w:cs="Arial"/>
-          <w:sz w:val="24"/>
-          <w:szCs w:val="24"/>
-        </w:rPr>
-        <w:t>Digilent Arty Z7-20 — SoC AMD/Xilinx Zynq-7000 XC7Z020</w:t>
+      <w:proofErr w:type="spellStart"/>
+      <w:r>
+        <w:rPr>
+          <w:rFonts w:ascii="Arial" w:hAnsi="Arial" w:cs="Arial"/>
+          <w:sz w:val="24"/>
+          <w:szCs w:val="24"/>
+        </w:rPr>
+        <w:t>Digilent</w:t>
+      </w:r>
+      <w:proofErr w:type="spellEnd"/>
+      <w:r>
+        <w:rPr>
+          <w:rFonts w:ascii="Arial" w:hAnsi="Arial" w:cs="Arial"/>
+          <w:sz w:val="24"/>
+          <w:szCs w:val="24"/>
+        </w:rPr>
+        <w:t xml:space="preserve"> </w:t>
+      </w:r>
+      <w:proofErr w:type="spellStart"/>
+      <w:r>
+        <w:rPr>
+          <w:rFonts w:ascii="Arial" w:hAnsi="Arial" w:cs="Arial"/>
+          <w:sz w:val="24"/>
+          <w:szCs w:val="24"/>
+        </w:rPr>
+        <w:t>Arty</w:t>
+      </w:r>
+      <w:proofErr w:type="spellEnd"/>
+      <w:r>
+        <w:rPr>
+          <w:rFonts w:ascii="Arial" w:hAnsi="Arial" w:cs="Arial"/>
+          <w:sz w:val="24"/>
+          <w:szCs w:val="24"/>
+        </w:rPr>
+        <w:t xml:space="preserve"> Z7-20 — </w:t>
+      </w:r>
+      <w:proofErr w:type="spellStart"/>
+      <w:r>
+        <w:rPr>
+          <w:rFonts w:ascii="Arial" w:hAnsi="Arial" w:cs="Arial"/>
+          <w:sz w:val="24"/>
+          <w:szCs w:val="24"/>
+        </w:rPr>
+        <w:t>SoC</w:t>
+      </w:r>
+      <w:proofErr w:type="spellEnd"/>
+      <w:r>
+        <w:rPr>
+          <w:rFonts w:ascii="Arial" w:hAnsi="Arial" w:cs="Arial"/>
+          <w:sz w:val="24"/>
+          <w:szCs w:val="24"/>
+        </w:rPr>
+        <w:t xml:space="preserve"> AMD/</w:t>
+      </w:r>
+      <w:proofErr w:type="spellStart"/>
+      <w:r>
+        <w:rPr>
+          <w:rFonts w:ascii="Arial" w:hAnsi="Arial" w:cs="Arial"/>
+          <w:sz w:val="24"/>
+          <w:szCs w:val="24"/>
+        </w:rPr>
+        <w:t>Xilinx</w:t>
+      </w:r>
+      <w:proofErr w:type="spellEnd"/>
+      <w:r>
+        <w:rPr>
+          <w:rFonts w:ascii="Arial" w:hAnsi="Arial" w:cs="Arial"/>
+          <w:sz w:val="24"/>
+          <w:szCs w:val="24"/>
+        </w:rPr>
+        <w:t xml:space="preserve"> Zynq-7000 XC7Z020</w:t>
       </w:r>
     </w:p>
     <w:p>
@@ -6180,7 +6424,25 @@
           <w:sz w:val="24"/>
           <w:szCs w:val="24"/>
         </w:rPr>
-        <w:t>Mediul de dezvoltare Vivado, versiunea 202</w:t>
+        <w:t xml:space="preserve">Mediul de dezvoltare </w:t>
+      </w:r>
+      <w:proofErr w:type="spellStart"/>
+      <w:r>
+        <w:rPr>
+          <w:rFonts w:ascii="Arial" w:hAnsi="Arial" w:cs="Arial"/>
+          <w:sz w:val="24"/>
+          <w:szCs w:val="24"/>
+        </w:rPr>
+        <w:t>Vivado</w:t>
+      </w:r>
+      <w:proofErr w:type="spellEnd"/>
+      <w:r>
+        <w:rPr>
+          <w:rFonts w:ascii="Arial" w:hAnsi="Arial" w:cs="Arial"/>
+          <w:sz w:val="24"/>
+          <w:szCs w:val="24"/>
+        </w:rPr>
+        <w:t>, versiunea 202</w:t>
       </w:r>
       <w:r>
         <w:rPr>
@@ -6220,8 +6482,18 @@
           <w:sz w:val="24"/>
           <w:szCs w:val="24"/>
         </w:rPr>
-        <w:t>Mediul de dezvoltare Vitis</w:t>
-      </w:r>
+        <w:t xml:space="preserve">Mediul de dezvoltare </w:t>
+      </w:r>
+      <w:proofErr w:type="spellStart"/>
+      <w:r>
+        <w:rPr>
+          <w:rFonts w:ascii="Arial" w:hAnsi="Arial" w:cs="Arial"/>
+          <w:sz w:val="24"/>
+          <w:szCs w:val="24"/>
+        </w:rPr>
+        <w:t>Vitis</w:t>
+      </w:r>
+      <w:proofErr w:type="spellEnd"/>
       <w:r>
         <w:rPr>
           <w:rFonts w:ascii="Arial" w:hAnsi="Arial" w:cs="Arial"/>
@@ -6411,7 +6683,25 @@
           <w:sz w:val="24"/>
           <w:szCs w:val="24"/>
         </w:rPr>
-        <w:t xml:space="preserve"> același SoC, în cazul de față Zynq-7000, pachetele de dezvoltare nu oferă mereu aceleași funcționalități și supr</w:t>
+        <w:t xml:space="preserve"> același </w:t>
+      </w:r>
+      <w:proofErr w:type="spellStart"/>
+      <w:r>
+        <w:rPr>
+          <w:rFonts w:ascii="Arial" w:hAnsi="Arial" w:cs="Arial"/>
+          <w:sz w:val="24"/>
+          <w:szCs w:val="24"/>
+        </w:rPr>
+        <w:t>SoC</w:t>
+      </w:r>
+      <w:proofErr w:type="spellEnd"/>
+      <w:r>
+        <w:rPr>
+          <w:rFonts w:ascii="Arial" w:hAnsi="Arial" w:cs="Arial"/>
+          <w:sz w:val="24"/>
+          <w:szCs w:val="24"/>
+        </w:rPr>
+        <w:t>, în cazul de față Zynq-7000, pachetele de dezvoltare nu oferă mereu aceleași funcționalități și supr</w:t>
       </w:r>
       <w:r>
         <w:rPr>
@@ -6455,7 +6745,25 @@
           <w:sz w:val="24"/>
           <w:szCs w:val="24"/>
         </w:rPr>
-        <w:t>Avantajul sistemului SoC Zynq-7000 XC7Z020 este integrarea unui sistem de procesare (</w:t>
+        <w:t xml:space="preserve">Avantajul sistemului </w:t>
+      </w:r>
+      <w:proofErr w:type="spellStart"/>
+      <w:r>
+        <w:rPr>
+          <w:rFonts w:ascii="Arial" w:hAnsi="Arial" w:cs="Arial"/>
+          <w:sz w:val="24"/>
+          <w:szCs w:val="24"/>
+        </w:rPr>
+        <w:t>SoC</w:t>
+      </w:r>
+      <w:proofErr w:type="spellEnd"/>
+      <w:r>
+        <w:rPr>
+          <w:rFonts w:ascii="Arial" w:hAnsi="Arial" w:cs="Arial"/>
+          <w:sz w:val="24"/>
+          <w:szCs w:val="24"/>
+        </w:rPr>
+        <w:t xml:space="preserve"> Zynq-7000 XC7Z020 este integrarea unui sistem de procesare (</w:t>
       </w:r>
       <w:r>
         <w:rPr>
@@ -6465,32 +6773,9 @@
           <w:sz w:val="24"/>
           <w:szCs w:val="24"/>
         </w:rPr>
-        <w:t>PS – Processing System</w:t>
-      </w:r>
-      <w:r>
-        <w:rPr>
-          <w:rFonts w:ascii="Arial" w:hAnsi="Arial" w:cs="Arial"/>
-          <w:sz w:val="24"/>
-          <w:szCs w:val="24"/>
-        </w:rPr>
-        <w:t>), reprezentat de microprocesorul ARM Cortex 9,</w:t>
-      </w:r>
-      <w:r>
-        <w:rPr>
-          <w:rFonts w:ascii="Arial" w:hAnsi="Arial" w:cs="Arial"/>
-          <w:sz w:val="24"/>
-          <w:szCs w:val="24"/>
-        </w:rPr>
-        <w:t xml:space="preserve"> împreună cu </w:t>
-      </w:r>
-      <w:r>
-        <w:rPr>
-          <w:rFonts w:ascii="Arial" w:hAnsi="Arial" w:cs="Arial"/>
-          <w:sz w:val="24"/>
-          <w:szCs w:val="24"/>
-        </w:rPr>
-        <w:t>logica programabilă (</w:t>
-      </w:r>
+        <w:t xml:space="preserve">PS – </w:t>
+      </w:r>
+      <w:proofErr w:type="spellStart"/>
       <w:r>
         <w:rPr>
           <w:rFonts w:ascii="Arial" w:hAnsi="Arial" w:cs="Arial"/>
@@ -6499,7 +6784,86 @@
           <w:sz w:val="24"/>
           <w:szCs w:val="24"/>
         </w:rPr>
-        <w:t>PL – Programmable Logic</w:t>
+        <w:t>Processing</w:t>
+      </w:r>
+      <w:proofErr w:type="spellEnd"/>
+      <w:r>
+        <w:rPr>
+          <w:rFonts w:ascii="Arial" w:hAnsi="Arial" w:cs="Arial"/>
+          <w:i/>
+          <w:iCs/>
+          <w:sz w:val="24"/>
+          <w:szCs w:val="24"/>
+        </w:rPr>
+        <w:t xml:space="preserve"> </w:t>
+      </w:r>
+      <w:proofErr w:type="spellStart"/>
+      <w:r>
+        <w:rPr>
+          <w:rFonts w:ascii="Arial" w:hAnsi="Arial" w:cs="Arial"/>
+          <w:i/>
+          <w:iCs/>
+          <w:sz w:val="24"/>
+          <w:szCs w:val="24"/>
+        </w:rPr>
+        <w:t>System</w:t>
+      </w:r>
+      <w:proofErr w:type="spellEnd"/>
+      <w:r>
+        <w:rPr>
+          <w:rFonts w:ascii="Arial" w:hAnsi="Arial" w:cs="Arial"/>
+          <w:sz w:val="24"/>
+          <w:szCs w:val="24"/>
+        </w:rPr>
+        <w:t>), reprezentat de microprocesorul ARM Cortex 9,</w:t>
+      </w:r>
+      <w:r>
+        <w:rPr>
+          <w:rFonts w:ascii="Arial" w:hAnsi="Arial" w:cs="Arial"/>
+          <w:sz w:val="24"/>
+          <w:szCs w:val="24"/>
+        </w:rPr>
+        <w:t xml:space="preserve"> împreună cu </w:t>
+      </w:r>
+      <w:r>
+        <w:rPr>
+          <w:rFonts w:ascii="Arial" w:hAnsi="Arial" w:cs="Arial"/>
+          <w:sz w:val="24"/>
+          <w:szCs w:val="24"/>
+        </w:rPr>
+        <w:t>logica programabilă (</w:t>
+      </w:r>
+      <w:r>
+        <w:rPr>
+          <w:rFonts w:ascii="Arial" w:hAnsi="Arial" w:cs="Arial"/>
+          <w:i/>
+          <w:iCs/>
+          <w:sz w:val="24"/>
+          <w:szCs w:val="24"/>
+        </w:rPr>
+        <w:t xml:space="preserve">PL – </w:t>
+      </w:r>
+      <w:proofErr w:type="spellStart"/>
+      <w:r>
+        <w:rPr>
+          <w:rFonts w:ascii="Arial" w:hAnsi="Arial" w:cs="Arial"/>
+          <w:i/>
+          <w:iCs/>
+          <w:sz w:val="24"/>
+          <w:szCs w:val="24"/>
+        </w:rPr>
+        <w:t>Programmable</w:t>
+      </w:r>
+      <w:proofErr w:type="spellEnd"/>
+      <w:r>
+        <w:rPr>
+          <w:rFonts w:ascii="Arial" w:hAnsi="Arial" w:cs="Arial"/>
+          <w:i/>
+          <w:iCs/>
+          <w:sz w:val="24"/>
+          <w:szCs w:val="24"/>
+        </w:rPr>
+        <w:t xml:space="preserve"> Logic</w:t>
       </w:r>
       <w:r>
         <w:rPr>
@@ -6721,7 +7085,25 @@
           <w:sz w:val="24"/>
           <w:szCs w:val="24"/>
         </w:rPr>
-        <w:t xml:space="preserve"> a circuitului integrat. Mediul de dezvoltare Vivado, împreună cu tehnologiile de analiză, sinteză și implementare asociate, va fi utilizat pentru verificarea, validarea și generarea</w:t>
+        <w:t xml:space="preserve"> a circuitului integrat. Mediul de dezvoltare </w:t>
+      </w:r>
+      <w:proofErr w:type="spellStart"/>
+      <w:r>
+        <w:rPr>
+          <w:rFonts w:ascii="Arial" w:hAnsi="Arial" w:cs="Arial"/>
+          <w:sz w:val="24"/>
+          <w:szCs w:val="24"/>
+        </w:rPr>
+        <w:t>Vivado</w:t>
+      </w:r>
+      <w:proofErr w:type="spellEnd"/>
+      <w:r>
+        <w:rPr>
+          <w:rFonts w:ascii="Arial" w:hAnsi="Arial" w:cs="Arial"/>
+          <w:sz w:val="24"/>
+          <w:szCs w:val="24"/>
+        </w:rPr>
+        <w:t>, împreună cu tehnologiile de analiză, sinteză și implementare asociate, va fi utilizat pentru verificarea, validarea și generarea</w:t>
       </w:r>
       <w:r>
         <w:rPr>
@@ -6781,7 +7163,25 @@
           <w:sz w:val="24"/>
           <w:szCs w:val="24"/>
         </w:rPr>
-        <w:t xml:space="preserve">i logica programabila va fi efectuată prin dezvoltarea unui firmware, </w:t>
+        <w:t xml:space="preserve">i logica programabila va fi efectuată prin dezvoltarea unui </w:t>
+      </w:r>
+      <w:proofErr w:type="spellStart"/>
+      <w:r>
+        <w:rPr>
+          <w:rFonts w:ascii="Arial" w:hAnsi="Arial" w:cs="Arial"/>
+          <w:sz w:val="24"/>
+          <w:szCs w:val="24"/>
+        </w:rPr>
+        <w:t>firmware</w:t>
+      </w:r>
+      <w:proofErr w:type="spellEnd"/>
+      <w:r>
+        <w:rPr>
+          <w:rFonts w:ascii="Arial" w:hAnsi="Arial" w:cs="Arial"/>
+          <w:sz w:val="24"/>
+          <w:szCs w:val="24"/>
+        </w:rPr>
+        <w:t xml:space="preserve">, </w:t>
       </w:r>
       <w:r>
         <w:rPr>
@@ -6813,7 +7213,25 @@
           <w:sz w:val="24"/>
           <w:szCs w:val="24"/>
         </w:rPr>
-        <w:t>mediului de dezvoltare Vitis.</w:t>
+        <w:t xml:space="preserve">mediului de dezvoltare </w:t>
+      </w:r>
+      <w:proofErr w:type="spellStart"/>
+      <w:r>
+        <w:rPr>
+          <w:rFonts w:ascii="Arial" w:hAnsi="Arial" w:cs="Arial"/>
+          <w:sz w:val="24"/>
+          <w:szCs w:val="24"/>
+        </w:rPr>
+        <w:t>Vitis</w:t>
+      </w:r>
+      <w:proofErr w:type="spellEnd"/>
+      <w:r>
+        <w:rPr>
+          <w:rFonts w:ascii="Arial" w:hAnsi="Arial" w:cs="Arial"/>
+          <w:sz w:val="24"/>
+          <w:szCs w:val="24"/>
+        </w:rPr>
+        <w:t>.</w:t>
       </w:r>
     </w:p>
     <w:p>
@@ -7029,7 +7447,25 @@
           <w:sz w:val="24"/>
           <w:szCs w:val="24"/>
         </w:rPr>
-        <w:t xml:space="preserve">Implementarea algoritmului AES, la nivelul unui coprocesor criptografic, demistifică aparenta complexitate pe care operațiile hardware o pot dobândi. Ulterior, integrarea coprocesorului cu restul sistemului SoC Zynq-7000, prin utilizarea </w:t>
+        <w:t xml:space="preserve">Implementarea algoritmului AES, la nivelul unui coprocesor criptografic, demistifică aparenta complexitate pe care operațiile hardware o pot dobândi. Ulterior, integrarea coprocesorului cu restul sistemului </w:t>
+      </w:r>
+      <w:proofErr w:type="spellStart"/>
+      <w:r>
+        <w:rPr>
+          <w:rFonts w:ascii="Arial" w:hAnsi="Arial" w:cs="Arial"/>
+          <w:sz w:val="24"/>
+          <w:szCs w:val="24"/>
+        </w:rPr>
+        <w:t>SoC</w:t>
+      </w:r>
+      <w:proofErr w:type="spellEnd"/>
+      <w:r>
+        <w:rPr>
+          <w:rFonts w:ascii="Arial" w:hAnsi="Arial" w:cs="Arial"/>
+          <w:sz w:val="24"/>
+          <w:szCs w:val="24"/>
+        </w:rPr>
+        <w:t xml:space="preserve"> Zynq-7000, prin utilizarea </w:t>
       </w:r>
     </w:p>
     <w:p>
@@ -7091,7 +7527,25 @@
           <w:sz w:val="24"/>
           <w:szCs w:val="24"/>
         </w:rPr>
-        <w:t>atorită faptului că proiectul prevede și dezvoltarea unui firmware prin care se realize</w:t>
+        <w:t xml:space="preserve">atorită faptului că proiectul prevede și dezvoltarea unui </w:t>
+      </w:r>
+      <w:proofErr w:type="spellStart"/>
+      <w:r>
+        <w:rPr>
+          <w:rFonts w:ascii="Arial" w:hAnsi="Arial" w:cs="Arial"/>
+          <w:sz w:val="24"/>
+          <w:szCs w:val="24"/>
+        </w:rPr>
+        <w:t>firmware</w:t>
+      </w:r>
+      <w:proofErr w:type="spellEnd"/>
+      <w:r>
+        <w:rPr>
+          <w:rFonts w:ascii="Arial" w:hAnsi="Arial" w:cs="Arial"/>
+          <w:sz w:val="24"/>
+          <w:szCs w:val="24"/>
+        </w:rPr>
+        <w:t xml:space="preserve"> prin care se realize</w:t>
       </w:r>
       <w:r>
         <w:rPr>
@@ -7175,7 +7629,25 @@
           <w:sz w:val="24"/>
           <w:szCs w:val="24"/>
         </w:rPr>
-        <w:t>operațiilor matematice în structuri logice combinaționale și secvențiale, este necesară validarea funcțională a nucleului criptografic.</w:t>
+        <w:t xml:space="preserve">operațiilor matematice în structuri logice </w:t>
+      </w:r>
+      <w:proofErr w:type="spellStart"/>
+      <w:r>
+        <w:rPr>
+          <w:rFonts w:ascii="Arial" w:hAnsi="Arial" w:cs="Arial"/>
+          <w:sz w:val="24"/>
+          <w:szCs w:val="24"/>
+        </w:rPr>
+        <w:t>combinaționale</w:t>
+      </w:r>
+      <w:proofErr w:type="spellEnd"/>
+      <w:r>
+        <w:rPr>
+          <w:rFonts w:ascii="Arial" w:hAnsi="Arial" w:cs="Arial"/>
+          <w:sz w:val="24"/>
+          <w:szCs w:val="24"/>
+        </w:rPr>
+        <w:t xml:space="preserve"> și secvențiale, este necesară validarea funcțională a nucleului criptografic.</w:t>
       </w:r>
     </w:p>
     <w:p>
@@ -7237,7 +7709,51 @@
           <w:sz w:val="24"/>
           <w:szCs w:val="24"/>
         </w:rPr>
-        <w:t>National Institute of Standards and Technology</w:t>
+        <w:t xml:space="preserve">National Institute of </w:t>
+      </w:r>
+      <w:proofErr w:type="spellStart"/>
+      <w:r>
+        <w:rPr>
+          <w:rFonts w:ascii="Arial" w:hAnsi="Arial" w:cs="Arial"/>
+          <w:i/>
+          <w:iCs/>
+          <w:sz w:val="24"/>
+          <w:szCs w:val="24"/>
+        </w:rPr>
+        <w:t>Standards</w:t>
+      </w:r>
+      <w:proofErr w:type="spellEnd"/>
+      <w:r>
+        <w:rPr>
+          <w:rFonts w:ascii="Arial" w:hAnsi="Arial" w:cs="Arial"/>
+          <w:i/>
+          <w:iCs/>
+          <w:sz w:val="24"/>
+          <w:szCs w:val="24"/>
+        </w:rPr>
+        <w:t xml:space="preserve"> </w:t>
+      </w:r>
+      <w:proofErr w:type="spellStart"/>
+      <w:r>
+        <w:rPr>
+          <w:rFonts w:ascii="Arial" w:hAnsi="Arial" w:cs="Arial"/>
+          <w:i/>
+          <w:iCs/>
+          <w:sz w:val="24"/>
+          <w:szCs w:val="24"/>
+        </w:rPr>
+        <w:t>and</w:t>
+      </w:r>
+      <w:proofErr w:type="spellEnd"/>
+      <w:r>
+        <w:rPr>
+          <w:rFonts w:ascii="Arial" w:hAnsi="Arial" w:cs="Arial"/>
+          <w:i/>
+          <w:iCs/>
+          <w:sz w:val="24"/>
+          <w:szCs w:val="24"/>
+        </w:rPr>
+        <w:t xml:space="preserve"> Technology</w:t>
       </w:r>
       <w:r>
         <w:rPr>
@@ -7265,7 +7781,61 @@
           <w:sz w:val="24"/>
           <w:szCs w:val="24"/>
         </w:rPr>
-        <w:t xml:space="preserve">În urma procedeului de dezvoltare și validare, va fi analizată posibilitatea reconfigurării dinamice parțiale sau totale a coprocesorului, în baza mecanismelor DFX (Dynamic Function eXchange) </w:t>
+        <w:t>În urma procedeului de dezvoltare și validare, va fi analizată posibilitatea reconfigurării dinamice parțiale sau totale a coprocesorului, în baza mecanismelor DFX (</w:t>
+      </w:r>
+      <w:proofErr w:type="spellStart"/>
+      <w:r>
+        <w:rPr>
+          <w:rFonts w:ascii="Arial" w:hAnsi="Arial" w:cs="Arial"/>
+          <w:sz w:val="24"/>
+          <w:szCs w:val="24"/>
+        </w:rPr>
+        <w:t>Dynamic</w:t>
+      </w:r>
+      <w:proofErr w:type="spellEnd"/>
+      <w:r>
+        <w:rPr>
+          <w:rFonts w:ascii="Arial" w:hAnsi="Arial" w:cs="Arial"/>
+          <w:sz w:val="24"/>
+          <w:szCs w:val="24"/>
+        </w:rPr>
+        <w:t xml:space="preserve"> </w:t>
+      </w:r>
+      <w:proofErr w:type="spellStart"/>
+      <w:r>
+        <w:rPr>
+          <w:rFonts w:ascii="Arial" w:hAnsi="Arial" w:cs="Arial"/>
+          <w:sz w:val="24"/>
+          <w:szCs w:val="24"/>
+        </w:rPr>
+        <w:t>Function</w:t>
+      </w:r>
+      <w:proofErr w:type="spellEnd"/>
+      <w:r>
+        <w:rPr>
+          <w:rFonts w:ascii="Arial" w:hAnsi="Arial" w:cs="Arial"/>
+          <w:sz w:val="24"/>
+          <w:szCs w:val="24"/>
+        </w:rPr>
+        <w:t xml:space="preserve"> </w:t>
+      </w:r>
+      <w:proofErr w:type="spellStart"/>
+      <w:r>
+        <w:rPr>
+          <w:rFonts w:ascii="Arial" w:hAnsi="Arial" w:cs="Arial"/>
+          <w:sz w:val="24"/>
+          <w:szCs w:val="24"/>
+        </w:rPr>
+        <w:t>eXchange</w:t>
+      </w:r>
+      <w:proofErr w:type="spellEnd"/>
+      <w:r>
+        <w:rPr>
+          <w:rFonts w:ascii="Arial" w:hAnsi="Arial" w:cs="Arial"/>
+          <w:sz w:val="24"/>
+          <w:szCs w:val="24"/>
+        </w:rPr>
+        <w:t xml:space="preserve">) </w:t>
       </w:r>
       <w:r>
         <w:rPr>
@@ -7283,6 +7853,7 @@
         </w:rPr>
         <w:t>de către AMD/</w:t>
       </w:r>
+      <w:proofErr w:type="spellStart"/>
       <w:r>
         <w:rPr>
           <w:rFonts w:ascii="Arial" w:hAnsi="Arial" w:cs="Arial"/>
@@ -7291,6 +7862,7 @@
         </w:rPr>
         <w:t>Xilinx</w:t>
       </w:r>
+      <w:proofErr w:type="spellEnd"/>
       <w:r>
         <w:rPr>
           <w:rFonts w:ascii="Arial" w:hAnsi="Arial" w:cs="Arial"/>
@@ -7808,6 +8380,7 @@
         </w:rPr>
         <w:t xml:space="preserve">implementează o suită vastă de algoritmi. Dintre aceste librării putem aminti </w:t>
       </w:r>
+      <w:proofErr w:type="spellStart"/>
       <w:r>
         <w:rPr>
           <w:rFonts w:ascii="Arial" w:hAnsi="Arial" w:cs="Arial"/>
@@ -7818,6 +8391,7 @@
         </w:rPr>
         <w:t>OpenSSL</w:t>
       </w:r>
+      <w:proofErr w:type="spellEnd"/>
       <w:r>
         <w:rPr>
           <w:rFonts w:ascii="Arial" w:hAnsi="Arial" w:cs="Arial"/>
@@ -8202,64 +8776,9 @@
           <w:sz w:val="24"/>
           <w:szCs w:val="24"/>
         </w:rPr>
-        <w:t>task scheduler</w:t>
-      </w:r>
-      <w:r>
-        <w:rPr>
-          <w:rFonts w:ascii="Arial" w:hAnsi="Arial" w:cs="Arial"/>
-          <w:sz w:val="24"/>
-          <w:szCs w:val="24"/>
-        </w:rPr>
-        <w:t>), operațiile criptografic</w:t>
-      </w:r>
-      <w:r>
-        <w:rPr>
-          <w:rFonts w:ascii="Arial" w:hAnsi="Arial" w:cs="Arial"/>
-          <w:sz w:val="24"/>
-          <w:szCs w:val="24"/>
-        </w:rPr>
-        <w:t>e</w:t>
-      </w:r>
-      <w:r>
-        <w:rPr>
-          <w:rFonts w:ascii="Arial" w:hAnsi="Arial" w:cs="Arial"/>
-          <w:sz w:val="24"/>
-          <w:szCs w:val="24"/>
-        </w:rPr>
-        <w:t xml:space="preserve"> sunt adesea executate într-un </w:t>
-      </w:r>
-      <w:r>
-        <w:rPr>
-          <w:rFonts w:ascii="Arial" w:hAnsi="Arial" w:cs="Arial"/>
-          <w:sz w:val="24"/>
-          <w:szCs w:val="24"/>
-        </w:rPr>
-        <w:t xml:space="preserve">mod </w:t>
-      </w:r>
-      <w:r>
-        <w:rPr>
-          <w:rFonts w:ascii="Arial" w:hAnsi="Arial" w:cs="Arial"/>
-          <w:sz w:val="24"/>
-          <w:szCs w:val="24"/>
-        </w:rPr>
-        <w:t xml:space="preserve">fragmentat, </w:t>
-      </w:r>
-      <w:r>
-        <w:rPr>
-          <w:rFonts w:ascii="Arial" w:hAnsi="Arial" w:cs="Arial"/>
-          <w:sz w:val="24"/>
-          <w:szCs w:val="24"/>
-        </w:rPr>
-        <w:t xml:space="preserve">ca urmare a </w:t>
-      </w:r>
-      <w:r>
-        <w:rPr>
-          <w:rFonts w:ascii="Arial" w:hAnsi="Arial" w:cs="Arial"/>
-          <w:sz w:val="24"/>
-          <w:szCs w:val="24"/>
-        </w:rPr>
-        <w:t>mecanismului de comutare între procese (</w:t>
-      </w:r>
+        <w:t xml:space="preserve">task </w:t>
+      </w:r>
+      <w:proofErr w:type="spellStart"/>
       <w:r>
         <w:rPr>
           <w:rFonts w:ascii="Arial" w:hAnsi="Arial" w:cs="Arial"/>
@@ -8268,8 +8787,87 @@
           <w:sz w:val="24"/>
           <w:szCs w:val="24"/>
         </w:rPr>
-        <w:t>task switching</w:t>
-      </w:r>
+        <w:t>scheduler</w:t>
+      </w:r>
+      <w:proofErr w:type="spellEnd"/>
+      <w:r>
+        <w:rPr>
+          <w:rFonts w:ascii="Arial" w:hAnsi="Arial" w:cs="Arial"/>
+          <w:sz w:val="24"/>
+          <w:szCs w:val="24"/>
+        </w:rPr>
+        <w:t>), operațiile criptografic</w:t>
+      </w:r>
+      <w:r>
+        <w:rPr>
+          <w:rFonts w:ascii="Arial" w:hAnsi="Arial" w:cs="Arial"/>
+          <w:sz w:val="24"/>
+          <w:szCs w:val="24"/>
+        </w:rPr>
+        <w:t>e</w:t>
+      </w:r>
+      <w:r>
+        <w:rPr>
+          <w:rFonts w:ascii="Arial" w:hAnsi="Arial" w:cs="Arial"/>
+          <w:sz w:val="24"/>
+          <w:szCs w:val="24"/>
+        </w:rPr>
+        <w:t xml:space="preserve"> sunt adesea executate într-un </w:t>
+      </w:r>
+      <w:r>
+        <w:rPr>
+          <w:rFonts w:ascii="Arial" w:hAnsi="Arial" w:cs="Arial"/>
+          <w:sz w:val="24"/>
+          <w:szCs w:val="24"/>
+        </w:rPr>
+        <w:t xml:space="preserve">mod </w:t>
+      </w:r>
+      <w:r>
+        <w:rPr>
+          <w:rFonts w:ascii="Arial" w:hAnsi="Arial" w:cs="Arial"/>
+          <w:sz w:val="24"/>
+          <w:szCs w:val="24"/>
+        </w:rPr>
+        <w:t xml:space="preserve">fragmentat, </w:t>
+      </w:r>
+      <w:r>
+        <w:rPr>
+          <w:rFonts w:ascii="Arial" w:hAnsi="Arial" w:cs="Arial"/>
+          <w:sz w:val="24"/>
+          <w:szCs w:val="24"/>
+        </w:rPr>
+        <w:t xml:space="preserve">ca urmare a </w:t>
+      </w:r>
+      <w:r>
+        <w:rPr>
+          <w:rFonts w:ascii="Arial" w:hAnsi="Arial" w:cs="Arial"/>
+          <w:sz w:val="24"/>
+          <w:szCs w:val="24"/>
+        </w:rPr>
+        <w:t>mecanismului de comutare între procese (</w:t>
+      </w:r>
+      <w:r>
+        <w:rPr>
+          <w:rFonts w:ascii="Arial" w:hAnsi="Arial" w:cs="Arial"/>
+          <w:i/>
+          <w:iCs/>
+          <w:sz w:val="24"/>
+          <w:szCs w:val="24"/>
+        </w:rPr>
+        <w:t xml:space="preserve">task </w:t>
+      </w:r>
+      <w:proofErr w:type="spellStart"/>
+      <w:r>
+        <w:rPr>
+          <w:rFonts w:ascii="Arial" w:hAnsi="Arial" w:cs="Arial"/>
+          <w:i/>
+          <w:iCs/>
+          <w:sz w:val="24"/>
+          <w:szCs w:val="24"/>
+        </w:rPr>
+        <w:t>switching</w:t>
+      </w:r>
+      <w:proofErr w:type="spellEnd"/>
       <w:r>
         <w:rPr>
           <w:rFonts w:ascii="Arial" w:hAnsi="Arial" w:cs="Arial"/>
@@ -8512,7 +9110,25 @@
           <w:sz w:val="24"/>
           <w:szCs w:val="24"/>
         </w:rPr>
-        <w:t xml:space="preserve">Dezvoltatorii acestor sisteme criptografice pot gestiona direct modul în care resursele digitale și computaționale sunt alocate. În funcție de constrângerile impuse implementării, structurile secvențiale și combinaționale pot fi modificate, astfel încât totalitatea cerințelor să fie îndeplinite. </w:t>
+        <w:t xml:space="preserve">Dezvoltatorii acestor sisteme criptografice pot gestiona direct modul în care resursele digitale și computaționale sunt alocate. În funcție de constrângerile impuse implementării, structurile secvențiale și </w:t>
+      </w:r>
+      <w:proofErr w:type="spellStart"/>
+      <w:r>
+        <w:rPr>
+          <w:rFonts w:ascii="Arial" w:hAnsi="Arial" w:cs="Arial"/>
+          <w:sz w:val="24"/>
+          <w:szCs w:val="24"/>
+        </w:rPr>
+        <w:t>combinaționale</w:t>
+      </w:r>
+      <w:proofErr w:type="spellEnd"/>
+      <w:r>
+        <w:rPr>
+          <w:rFonts w:ascii="Arial" w:hAnsi="Arial" w:cs="Arial"/>
+          <w:sz w:val="24"/>
+          <w:szCs w:val="24"/>
+        </w:rPr>
+        <w:t xml:space="preserve"> pot fi modificate, astfel încât totalitatea cerințelor să fie îndeplinite. </w:t>
       </w:r>
     </w:p>
     <w:p>
@@ -8595,6 +9211,7 @@
         </w:rPr>
         <w:t xml:space="preserve"> (</w:t>
       </w:r>
+      <w:proofErr w:type="spellStart"/>
       <w:r>
         <w:rPr>
           <w:rFonts w:ascii="Arial" w:hAnsi="Arial" w:cs="Arial"/>
@@ -8605,6 +9222,7 @@
         </w:rPr>
         <w:t>unrolled</w:t>
       </w:r>
+      <w:proofErr w:type="spellEnd"/>
       <w:r>
         <w:rPr>
           <w:rFonts w:ascii="Arial" w:hAnsi="Arial" w:cs="Arial"/>
@@ -8659,7 +9277,25 @@
           <w:sz w:val="24"/>
           <w:szCs w:val="24"/>
         </w:rPr>
-        <w:t xml:space="preserve"> tuturor rundelor AES sunt implementate într-un mod concurent prin structuri combinaționale distincte. Eliminarea </w:t>
+        <w:t xml:space="preserve"> tuturor rundelor AES sunt implementate într-un mod concurent prin structuri </w:t>
+      </w:r>
+      <w:proofErr w:type="spellStart"/>
+      <w:r>
+        <w:rPr>
+          <w:rFonts w:ascii="Arial" w:hAnsi="Arial" w:cs="Arial"/>
+          <w:sz w:val="24"/>
+          <w:szCs w:val="24"/>
+        </w:rPr>
+        <w:t>combinaționale</w:t>
+      </w:r>
+      <w:proofErr w:type="spellEnd"/>
+      <w:r>
+        <w:rPr>
+          <w:rFonts w:ascii="Arial" w:hAnsi="Arial" w:cs="Arial"/>
+          <w:sz w:val="24"/>
+          <w:szCs w:val="24"/>
+        </w:rPr>
+        <w:t xml:space="preserve"> distincte. Eliminarea </w:t>
       </w:r>
       <w:r>
         <w:rPr>
@@ -8761,6 +9397,7 @@
         </w:rPr>
         <w:t xml:space="preserve">O extensie a acestei abordări este reprezentată de arhitecturile de tip </w:t>
       </w:r>
+      <w:proofErr w:type="spellStart"/>
       <w:r>
         <w:rPr>
           <w:rFonts w:ascii="Arial" w:hAnsi="Arial" w:cs="Arial"/>
@@ -8771,6 +9408,7 @@
         </w:rPr>
         <w:t>pipeline</w:t>
       </w:r>
+      <w:proofErr w:type="spellEnd"/>
       <w:r>
         <w:rPr>
           <w:rFonts w:ascii="Arial" w:hAnsi="Arial" w:cs="Arial"/>
@@ -8849,7 +9487,25 @@
           <w:sz w:val="24"/>
           <w:szCs w:val="24"/>
         </w:rPr>
-        <w:t xml:space="preserve"> de timp necesară procesării tuturor rundelor. Arhitectura pipeline procesează primul bloc al unui mesaj într-o perioad</w:t>
+        <w:t xml:space="preserve"> de timp necesară procesării tuturor rundelor. Arhitectura </w:t>
+      </w:r>
+      <w:proofErr w:type="spellStart"/>
+      <w:r>
+        <w:rPr>
+          <w:rFonts w:ascii="Arial" w:hAnsi="Arial" w:cs="Arial"/>
+          <w:sz w:val="24"/>
+          <w:szCs w:val="24"/>
+        </w:rPr>
+        <w:t>pipeline</w:t>
+      </w:r>
+      <w:proofErr w:type="spellEnd"/>
+      <w:r>
+        <w:rPr>
+          <w:rFonts w:ascii="Arial" w:hAnsi="Arial" w:cs="Arial"/>
+          <w:sz w:val="24"/>
+          <w:szCs w:val="24"/>
+        </w:rPr>
+        <w:t xml:space="preserve"> procesează primul bloc al unui mesaj într-o perioad</w:t>
       </w:r>
       <w:r>
         <w:rPr>
@@ -8929,7 +9585,25 @@
           <w:sz w:val="24"/>
           <w:szCs w:val="24"/>
         </w:rPr>
-        <w:t xml:space="preserve"> pipeline-ul se umple, acesta poate ajunge să furnizeze un bloc criptat la fiecare ciclu de tact.</w:t>
+        <w:t xml:space="preserve"> </w:t>
+      </w:r>
+      <w:proofErr w:type="spellStart"/>
+      <w:r>
+        <w:rPr>
+          <w:rFonts w:ascii="Arial" w:hAnsi="Arial" w:cs="Arial"/>
+          <w:sz w:val="24"/>
+          <w:szCs w:val="24"/>
+        </w:rPr>
+        <w:t>pipeline-ul</w:t>
+      </w:r>
+      <w:proofErr w:type="spellEnd"/>
+      <w:r>
+        <w:rPr>
+          <w:rFonts w:ascii="Arial" w:hAnsi="Arial" w:cs="Arial"/>
+          <w:sz w:val="24"/>
+          <w:szCs w:val="24"/>
+        </w:rPr>
+        <w:t xml:space="preserve"> se umple, acesta poate ajunge să furnizeze un bloc criptat la fiecare ciclu de tact.</w:t>
       </w:r>
     </w:p>
     <w:p>
@@ -9009,7 +9683,25 @@
           <w:sz w:val="24"/>
           <w:szCs w:val="24"/>
         </w:rPr>
-        <w:t xml:space="preserve"> O arhitectură iterativă favorizează economisirea resurselor, în timp ce o implementare pipeline favorize</w:t>
+        <w:t xml:space="preserve"> O arhitectură iterativă favorizează economisirea resurselor, în timp ce o implementare </w:t>
+      </w:r>
+      <w:proofErr w:type="spellStart"/>
+      <w:r>
+        <w:rPr>
+          <w:rFonts w:ascii="Arial" w:hAnsi="Arial" w:cs="Arial"/>
+          <w:sz w:val="24"/>
+          <w:szCs w:val="24"/>
+        </w:rPr>
+        <w:t>pipeline</w:t>
+      </w:r>
+      <w:proofErr w:type="spellEnd"/>
+      <w:r>
+        <w:rPr>
+          <w:rFonts w:ascii="Arial" w:hAnsi="Arial" w:cs="Arial"/>
+          <w:sz w:val="24"/>
+          <w:szCs w:val="24"/>
+        </w:rPr>
+        <w:t xml:space="preserve"> favorize</w:t>
       </w:r>
       <w:r>
         <w:rPr>
@@ -9099,7 +9791,25 @@
           <w:sz w:val="24"/>
           <w:szCs w:val="24"/>
         </w:rPr>
-        <w:t>Sistemele SoC FPGA combină într-un singur dispozitiv un sistem de procesare convențional cu o regiune de logică programabilă. O astfel de arhitectură permite asocierea flexibilității software-ului cu posibilitatea implementării unor acceleratoare hardware dedicate. Procesorul poate gestiona operațiile generale ale sistemului, în timp ce logica programabilă este utilizată pentru executarea funcțiilor care beneficiază de paralelism și specializare hardware.</w:t>
+        <w:t xml:space="preserve">Sistemele </w:t>
+      </w:r>
+      <w:proofErr w:type="spellStart"/>
+      <w:r>
+        <w:rPr>
+          <w:rFonts w:ascii="Arial" w:hAnsi="Arial" w:cs="Arial"/>
+          <w:sz w:val="24"/>
+          <w:szCs w:val="24"/>
+        </w:rPr>
+        <w:t>SoC</w:t>
+      </w:r>
+      <w:proofErr w:type="spellEnd"/>
+      <w:r>
+        <w:rPr>
+          <w:rFonts w:ascii="Arial" w:hAnsi="Arial" w:cs="Arial"/>
+          <w:sz w:val="24"/>
+          <w:szCs w:val="24"/>
+        </w:rPr>
+        <w:t xml:space="preserve"> FPGA combină într-un singur dispozitiv un sistem de procesare convențional cu o regiune de logică programabilă. O astfel de arhitectură permite asocierea flexibilității software-ului cu posibilitatea implementării unor acceleratoare hardware dedicate. Procesorul poate gestiona operațiile generale ale sistemului, în timp ce logica programabilă este utilizată pentru executarea funcțiilor care beneficiază de paralelism și specializare hardware.</w:t>
       </w:r>
     </w:p>
     <w:p>
@@ -9217,7 +9927,25 @@
           <w:sz w:val="24"/>
           <w:szCs w:val="24"/>
         </w:rPr>
-        <w:t>lucrări este bazată pe implementarea unui coprocesor criptografic AES-128 cu arhitectură iterativă. Alegerea acestei arhitecturi are la bază mai multe considerente. În primul rând, un circuit digital iterativ utilizează, în general, un volum mai redus de resurse comparativ cu variantele desfășurate sau de tip pipeline. Reducerea complexității structurii logice facilitează atât procesul de proiectare, cât și etapele de verificare și validare.</w:t>
+        <w:t xml:space="preserve">lucrări este bazată pe implementarea unui coprocesor criptografic AES-128 cu arhitectură iterativă. Alegerea acestei arhitecturi are la bază mai multe considerente. În primul rând, un circuit digital iterativ utilizează, în general, un volum mai redus de resurse comparativ cu variantele desfășurate sau de tip </w:t>
+      </w:r>
+      <w:proofErr w:type="spellStart"/>
+      <w:r>
+        <w:rPr>
+          <w:rFonts w:ascii="Arial" w:hAnsi="Arial" w:cs="Arial"/>
+          <w:sz w:val="24"/>
+          <w:szCs w:val="24"/>
+        </w:rPr>
+        <w:t>pipeline</w:t>
+      </w:r>
+      <w:proofErr w:type="spellEnd"/>
+      <w:r>
+        <w:rPr>
+          <w:rFonts w:ascii="Arial" w:hAnsi="Arial" w:cs="Arial"/>
+          <w:sz w:val="24"/>
+          <w:szCs w:val="24"/>
+        </w:rPr>
+        <w:t>. Reducerea complexității structurii logice facilitează atât procesul de proiectare, cât și etapele de verificare și validare.</w:t>
       </w:r>
     </w:p>
     <w:p>
@@ -9287,8 +10015,18 @@
           <w:sz w:val="24"/>
           <w:szCs w:val="24"/>
         </w:rPr>
-        <w:t>În al doilea rând, o astfel de arhitectură oferă un reper util pentru analizarea unor direcții viitoare de optimizare. Rezultatele obținute în ceea ce privește utilizarea resurselor, latența și debitul de procesare pot fi comparate ulterior cu cele ale unor implementări desfășurate sau de tip pipeline</w:t>
-      </w:r>
+        <w:t xml:space="preserve">În al doilea rând, o astfel de arhitectură oferă un reper util pentru analizarea unor direcții viitoare de optimizare. Rezultatele obținute în ceea ce privește utilizarea resurselor, latența și debitul de procesare pot fi comparate ulterior cu cele ale unor implementări desfășurate sau de tip </w:t>
+      </w:r>
+      <w:proofErr w:type="spellStart"/>
+      <w:r>
+        <w:rPr>
+          <w:rFonts w:ascii="Arial" w:hAnsi="Arial" w:cs="Arial"/>
+          <w:sz w:val="24"/>
+          <w:szCs w:val="24"/>
+        </w:rPr>
+        <w:t>pipeline</w:t>
+      </w:r>
+      <w:proofErr w:type="spellEnd"/>
       <w:r>
         <w:rPr>
           <w:rFonts w:ascii="Arial" w:hAnsi="Arial" w:cs="Arial"/>
@@ -10157,6 +10895,7 @@
         </w:rPr>
         <w:t xml:space="preserve">Operațiile de criptare și decriptare sunt utilizate pentru asigurarea confidențialității informației. Funcțiile </w:t>
       </w:r>
+      <w:proofErr w:type="spellStart"/>
       <w:r>
         <w:rPr>
           <w:rFonts w:ascii="Arial" w:hAnsi="Arial" w:cs="Arial"/>
@@ -10167,6 +10906,7 @@
         </w:rPr>
         <w:t>hash</w:t>
       </w:r>
+      <w:proofErr w:type="spellEnd"/>
       <w:r>
         <w:rPr>
           <w:rFonts w:ascii="Arial" w:hAnsi="Arial" w:cs="Arial"/>
@@ -10888,6 +11628,7 @@
         </w:rPr>
         <w:t>Algoritmi simetrici de tip cifru de flux (</w:t>
       </w:r>
+      <w:proofErr w:type="spellStart"/>
       <w:r>
         <w:rPr>
           <w:rFonts w:ascii="Arial" w:hAnsi="Arial" w:cs="Arial"/>
@@ -10896,8 +11637,31 @@
           <w:sz w:val="24"/>
           <w:szCs w:val="24"/>
         </w:rPr>
-        <w:t>stream cipher</w:t>
-      </w:r>
+        <w:t>stream</w:t>
+      </w:r>
+      <w:proofErr w:type="spellEnd"/>
+      <w:r>
+        <w:rPr>
+          <w:rFonts w:ascii="Arial" w:hAnsi="Arial" w:cs="Arial"/>
+          <w:i/>
+          <w:iCs/>
+          <w:sz w:val="24"/>
+          <w:szCs w:val="24"/>
+        </w:rPr>
+        <w:t xml:space="preserve"> </w:t>
+      </w:r>
+      <w:proofErr w:type="spellStart"/>
+      <w:r>
+        <w:rPr>
+          <w:rFonts w:ascii="Arial" w:hAnsi="Arial" w:cs="Arial"/>
+          <w:i/>
+          <w:iCs/>
+          <w:sz w:val="24"/>
+          <w:szCs w:val="24"/>
+        </w:rPr>
+        <w:t>cipher</w:t>
+      </w:r>
+      <w:proofErr w:type="spellEnd"/>
       <w:r>
         <w:rPr>
           <w:rFonts w:ascii="Arial" w:hAnsi="Arial" w:cs="Arial"/>
@@ -10929,6 +11693,7 @@
         </w:rPr>
         <w:t>Algoritmi simetrici de tip cifru bloc (</w:t>
       </w:r>
+      <w:proofErr w:type="spellStart"/>
       <w:r>
         <w:rPr>
           <w:rFonts w:ascii="Arial" w:hAnsi="Arial" w:cs="Arial"/>
@@ -10937,8 +11702,31 @@
           <w:sz w:val="24"/>
           <w:szCs w:val="24"/>
         </w:rPr>
-        <w:t>block cipher</w:t>
-      </w:r>
+        <w:t>block</w:t>
+      </w:r>
+      <w:proofErr w:type="spellEnd"/>
+      <w:r>
+        <w:rPr>
+          <w:rFonts w:ascii="Arial" w:hAnsi="Arial" w:cs="Arial"/>
+          <w:i/>
+          <w:iCs/>
+          <w:sz w:val="24"/>
+          <w:szCs w:val="24"/>
+        </w:rPr>
+        <w:t xml:space="preserve"> </w:t>
+      </w:r>
+      <w:proofErr w:type="spellStart"/>
+      <w:r>
+        <w:rPr>
+          <w:rFonts w:ascii="Arial" w:hAnsi="Arial" w:cs="Arial"/>
+          <w:i/>
+          <w:iCs/>
+          <w:sz w:val="24"/>
+          <w:szCs w:val="24"/>
+        </w:rPr>
+        <w:t>cipher</w:t>
+      </w:r>
+      <w:proofErr w:type="spellEnd"/>
       <w:r>
         <w:rPr>
           <w:rFonts w:ascii="Arial" w:hAnsi="Arial" w:cs="Arial"/>
@@ -10966,6 +11754,7 @@
         </w:rPr>
         <w:t>Cifrurile de flux (</w:t>
       </w:r>
+      <w:proofErr w:type="spellStart"/>
       <w:r>
         <w:rPr>
           <w:rFonts w:ascii="Arial" w:hAnsi="Arial" w:cs="Arial"/>
@@ -10974,48 +11763,9 @@
           <w:sz w:val="24"/>
           <w:szCs w:val="24"/>
         </w:rPr>
-        <w:t>stream ciphers</w:t>
-      </w:r>
-      <w:r>
-        <w:rPr>
-          <w:rFonts w:ascii="Arial" w:hAnsi="Arial" w:cs="Arial"/>
-          <w:sz w:val="24"/>
-          <w:szCs w:val="24"/>
-        </w:rPr>
-        <w:t>) realizează criptarea prin procesarea individuală a biților sau octeților mesajului. În cazul cifrurilor de flux sincrone, un flux de biți pseudo</w:t>
-      </w:r>
-      <w:r>
-        <w:rPr>
-          <w:rFonts w:ascii="Arial" w:hAnsi="Arial" w:cs="Arial"/>
-          <w:sz w:val="24"/>
-          <w:szCs w:val="24"/>
-        </w:rPr>
-        <w:t>-</w:t>
-      </w:r>
-      <w:r>
-        <w:rPr>
-          <w:rFonts w:ascii="Arial" w:hAnsi="Arial" w:cs="Arial"/>
-          <w:sz w:val="24"/>
-          <w:szCs w:val="24"/>
-        </w:rPr>
-        <w:t>aleatori</w:t>
-      </w:r>
-      <w:r>
-        <w:rPr>
-          <w:rFonts w:ascii="Arial" w:hAnsi="Arial" w:cs="Arial"/>
-          <w:sz w:val="24"/>
-          <w:szCs w:val="24"/>
-        </w:rPr>
-        <w:t>u</w:t>
-      </w:r>
-      <w:r>
-        <w:rPr>
-          <w:rFonts w:ascii="Arial" w:hAnsi="Arial" w:cs="Arial"/>
-          <w:sz w:val="24"/>
-          <w:szCs w:val="24"/>
-        </w:rPr>
-        <w:t xml:space="preserve"> este generat pe baza cheii criptografice și este combinat cu biții textului în clar prin intermediul operației </w:t>
-      </w:r>
+        <w:t>stream</w:t>
+      </w:r>
+      <w:proofErr w:type="spellEnd"/>
       <w:r>
         <w:rPr>
           <w:rFonts w:ascii="Arial" w:hAnsi="Arial" w:cs="Arial"/>
@@ -11024,16 +11774,9 @@
           <w:sz w:val="24"/>
           <w:szCs w:val="24"/>
         </w:rPr>
-        <w:t>sau exclusiv</w:t>
-      </w:r>
-      <w:r>
-        <w:rPr>
-          <w:rFonts w:ascii="Arial" w:hAnsi="Arial" w:cs="Arial"/>
-          <w:sz w:val="24"/>
-          <w:szCs w:val="24"/>
-        </w:rPr>
-        <w:t xml:space="preserve"> (</w:t>
-      </w:r>
+        <w:t xml:space="preserve"> </w:t>
+      </w:r>
+      <w:proofErr w:type="spellStart"/>
       <w:r>
         <w:rPr>
           <w:rFonts w:ascii="Arial" w:hAnsi="Arial" w:cs="Arial"/>
@@ -11042,6 +11785,75 @@
           <w:sz w:val="24"/>
           <w:szCs w:val="24"/>
         </w:rPr>
+        <w:t>ciphers</w:t>
+      </w:r>
+      <w:proofErr w:type="spellEnd"/>
+      <w:r>
+        <w:rPr>
+          <w:rFonts w:ascii="Arial" w:hAnsi="Arial" w:cs="Arial"/>
+          <w:sz w:val="24"/>
+          <w:szCs w:val="24"/>
+        </w:rPr>
+        <w:t>) realizează criptarea prin procesarea individuală a biților sau octeților mesajului. În cazul cifrurilor de flux sincrone, un flux de biți pseudo</w:t>
+      </w:r>
+      <w:r>
+        <w:rPr>
+          <w:rFonts w:ascii="Arial" w:hAnsi="Arial" w:cs="Arial"/>
+          <w:sz w:val="24"/>
+          <w:szCs w:val="24"/>
+        </w:rPr>
+        <w:t>-</w:t>
+      </w:r>
+      <w:r>
+        <w:rPr>
+          <w:rFonts w:ascii="Arial" w:hAnsi="Arial" w:cs="Arial"/>
+          <w:sz w:val="24"/>
+          <w:szCs w:val="24"/>
+        </w:rPr>
+        <w:t>aleatori</w:t>
+      </w:r>
+      <w:r>
+        <w:rPr>
+          <w:rFonts w:ascii="Arial" w:hAnsi="Arial" w:cs="Arial"/>
+          <w:sz w:val="24"/>
+          <w:szCs w:val="24"/>
+        </w:rPr>
+        <w:t>u</w:t>
+      </w:r>
+      <w:r>
+        <w:rPr>
+          <w:rFonts w:ascii="Arial" w:hAnsi="Arial" w:cs="Arial"/>
+          <w:sz w:val="24"/>
+          <w:szCs w:val="24"/>
+        </w:rPr>
+        <w:t xml:space="preserve"> este generat pe baza cheii criptografice și este combinat cu biții textului în clar prin intermediul operației </w:t>
+      </w:r>
+      <w:r>
+        <w:rPr>
+          <w:rFonts w:ascii="Arial" w:hAnsi="Arial" w:cs="Arial"/>
+          <w:i/>
+          <w:iCs/>
+          <w:sz w:val="24"/>
+          <w:szCs w:val="24"/>
+        </w:rPr>
+        <w:t>sau exclusiv</w:t>
+      </w:r>
+      <w:r>
+        <w:rPr>
+          <w:rFonts w:ascii="Arial" w:hAnsi="Arial" w:cs="Arial"/>
+          <w:sz w:val="24"/>
+          <w:szCs w:val="24"/>
+        </w:rPr>
+        <w:t xml:space="preserve"> (</w:t>
+      </w:r>
+      <w:r>
+        <w:rPr>
+          <w:rFonts w:ascii="Arial" w:hAnsi="Arial" w:cs="Arial"/>
+          <w:i/>
+          <w:iCs/>
+          <w:sz w:val="24"/>
+          <w:szCs w:val="24"/>
+        </w:rPr>
         <w:t>XOR</w:t>
       </w:r>
       <w:r>
@@ -11050,7 +11862,25 @@
           <w:sz w:val="24"/>
           <w:szCs w:val="24"/>
         </w:rPr>
-        <w:t>). În schimb, cifrurile de flux asincrone utilizează, pe lângă cheia inițială, și biți proveniți din criptotextul generat anterior pentru determinarea fluxului de cheie. Majoritatea cifrurilor de flux utilizate în practică adoptă o arhitectură sincronă.</w:t>
+        <w:t xml:space="preserve">). În schimb, cifrurile de flux asincrone utilizează, pe lângă cheia inițială, și biți proveniți din </w:t>
+      </w:r>
+      <w:proofErr w:type="spellStart"/>
+      <w:r>
+        <w:rPr>
+          <w:rFonts w:ascii="Arial" w:hAnsi="Arial" w:cs="Arial"/>
+          <w:sz w:val="24"/>
+          <w:szCs w:val="24"/>
+        </w:rPr>
+        <w:t>criptotextul</w:t>
+      </w:r>
+      <w:proofErr w:type="spellEnd"/>
+      <w:r>
+        <w:rPr>
+          <w:rFonts w:ascii="Arial" w:hAnsi="Arial" w:cs="Arial"/>
+          <w:sz w:val="24"/>
+          <w:szCs w:val="24"/>
+        </w:rPr>
+        <w:t xml:space="preserve"> generat anterior pentru determinarea fluxului de cheie. Majoritatea cifrurilor de flux utilizate în practică adoptă o arhitectură sincronă.</w:t>
       </w:r>
     </w:p>
     <w:p>
@@ -11069,7 +11899,25 @@
           <w:sz w:val="24"/>
           <w:szCs w:val="24"/>
         </w:rPr>
-        <w:t xml:space="preserve">Structura fundamentală a unui cifru stream este prezentată la nivelul figurii </w:t>
+        <w:t xml:space="preserve">Structura fundamentală a unui cifru </w:t>
+      </w:r>
+      <w:proofErr w:type="spellStart"/>
+      <w:r>
+        <w:rPr>
+          <w:rFonts w:ascii="Arial" w:hAnsi="Arial" w:cs="Arial"/>
+          <w:sz w:val="24"/>
+          <w:szCs w:val="24"/>
+        </w:rPr>
+        <w:t>stream</w:t>
+      </w:r>
+      <w:proofErr w:type="spellEnd"/>
+      <w:r>
+        <w:rPr>
+          <w:rFonts w:ascii="Arial" w:hAnsi="Arial" w:cs="Arial"/>
+          <w:sz w:val="24"/>
+          <w:szCs w:val="24"/>
+        </w:rPr>
+        <w:t xml:space="preserve"> este prezentată la nivelul figurii </w:t>
       </w:r>
       <w:r>
         <w:rPr>
@@ -11276,7 +12124,27 @@
           <w:sz w:val="20"/>
           <w:szCs w:val="20"/>
         </w:rPr>
-        <w:t xml:space="preserve"> Structura unui cifru de tip stream [10]</w:t>
+        <w:t xml:space="preserve"> Structura unui cifru de tip </w:t>
+      </w:r>
+      <w:proofErr w:type="spellStart"/>
+      <w:r>
+        <w:rPr>
+          <w:rFonts w:ascii="Arial" w:hAnsi="Arial" w:cs="Arial"/>
+          <w:color w:val="auto"/>
+          <w:sz w:val="20"/>
+          <w:szCs w:val="20"/>
+        </w:rPr>
+        <w:t>stream</w:t>
+      </w:r>
+      <w:proofErr w:type="spellEnd"/>
+      <w:r>
+        <w:rPr>
+          <w:rFonts w:ascii="Arial" w:hAnsi="Arial" w:cs="Arial"/>
+          <w:color w:val="auto"/>
+          <w:sz w:val="20"/>
+          <w:szCs w:val="20"/>
+        </w:rPr>
+        <w:t xml:space="preserve"> [10]</w:t>
       </w:r>
     </w:p>
     <w:p>
@@ -11369,15 +12237,51 @@
           <w:sz w:val="24"/>
           <w:szCs w:val="24"/>
         </w:rPr>
-        <w:t>Securitatea cifrurilor stream este, în mod particular, dependentă de modul în care cheia de flux este generată [7].</w:t>
-      </w:r>
-      <w:r>
-        <w:rPr>
-          <w:rFonts w:ascii="Arial" w:hAnsi="Arial" w:cs="Arial"/>
-          <w:sz w:val="24"/>
-          <w:szCs w:val="24"/>
-        </w:rPr>
-        <w:t xml:space="preserve"> Mai mul decât atât, majoritatea resurselor computaționale ale unui cifru stream sunt alocate blocului de generare a cheii de flux. Scopul acestui bloc este de a genera biții care vor fi utilizați în procesul de criptare astfel încât aceștia să aibă aspectul unui flux de numere aleatoriu.</w:t>
+        <w:t xml:space="preserve">Securitatea cifrurilor </w:t>
+      </w:r>
+      <w:proofErr w:type="spellStart"/>
+      <w:r>
+        <w:rPr>
+          <w:rFonts w:ascii="Arial" w:hAnsi="Arial" w:cs="Arial"/>
+          <w:sz w:val="24"/>
+          <w:szCs w:val="24"/>
+        </w:rPr>
+        <w:t>stream</w:t>
+      </w:r>
+      <w:proofErr w:type="spellEnd"/>
+      <w:r>
+        <w:rPr>
+          <w:rFonts w:ascii="Arial" w:hAnsi="Arial" w:cs="Arial"/>
+          <w:sz w:val="24"/>
+          <w:szCs w:val="24"/>
+        </w:rPr>
+        <w:t xml:space="preserve"> este, în mod particular, dependentă de modul în care cheia de flux este generată [7].</w:t>
+      </w:r>
+      <w:r>
+        <w:rPr>
+          <w:rFonts w:ascii="Arial" w:hAnsi="Arial" w:cs="Arial"/>
+          <w:sz w:val="24"/>
+          <w:szCs w:val="24"/>
+        </w:rPr>
+        <w:t xml:space="preserve"> Mai mul decât atât, majoritatea resurselor computaționale ale unui cifru </w:t>
+      </w:r>
+      <w:proofErr w:type="spellStart"/>
+      <w:r>
+        <w:rPr>
+          <w:rFonts w:ascii="Arial" w:hAnsi="Arial" w:cs="Arial"/>
+          <w:sz w:val="24"/>
+          <w:szCs w:val="24"/>
+        </w:rPr>
+        <w:t>stream</w:t>
+      </w:r>
+      <w:proofErr w:type="spellEnd"/>
+      <w:r>
+        <w:rPr>
+          <w:rFonts w:ascii="Arial" w:hAnsi="Arial" w:cs="Arial"/>
+          <w:sz w:val="24"/>
+          <w:szCs w:val="24"/>
+        </w:rPr>
+        <w:t xml:space="preserve"> sunt alocate blocului de generare a cheii de flux. Scopul acestui bloc este de a genera biții care vor fi utilizați în procesul de criptare astfel încât aceștia să aibă aspectul unui flux de numere aleatoriu.</w:t>
       </w:r>
       <w:r>
         <w:rPr>
@@ -11708,7 +12612,25 @@
           <w:sz w:val="24"/>
           <w:szCs w:val="24"/>
         </w:rPr>
-        <w:t>Electronic Codebook (ECB)</w:t>
+        <w:t xml:space="preserve">Electronic </w:t>
+      </w:r>
+      <w:proofErr w:type="spellStart"/>
+      <w:r>
+        <w:rPr>
+          <w:rFonts w:ascii="Arial" w:hAnsi="Arial" w:cs="Arial"/>
+          <w:sz w:val="24"/>
+          <w:szCs w:val="24"/>
+        </w:rPr>
+        <w:t>Codebook</w:t>
+      </w:r>
+      <w:proofErr w:type="spellEnd"/>
+      <w:r>
+        <w:rPr>
+          <w:rFonts w:ascii="Arial" w:hAnsi="Arial" w:cs="Arial"/>
+          <w:sz w:val="24"/>
+          <w:szCs w:val="24"/>
+        </w:rPr>
+        <w:t xml:space="preserve"> (ECB)</w:t>
       </w:r>
     </w:p>
     <w:p>
@@ -11725,13 +12647,41 @@
           <w:szCs w:val="24"/>
         </w:rPr>
       </w:pPr>
-      <w:r>
-        <w:rPr>
-          <w:rFonts w:ascii="Arial" w:hAnsi="Arial" w:cs="Arial"/>
-          <w:sz w:val="24"/>
-          <w:szCs w:val="24"/>
-        </w:rPr>
-        <w:t>Cipher Block Chaining (CBC)</w:t>
+      <w:proofErr w:type="spellStart"/>
+      <w:r>
+        <w:rPr>
+          <w:rFonts w:ascii="Arial" w:hAnsi="Arial" w:cs="Arial"/>
+          <w:sz w:val="24"/>
+          <w:szCs w:val="24"/>
+        </w:rPr>
+        <w:t>Cipher</w:t>
+      </w:r>
+      <w:proofErr w:type="spellEnd"/>
+      <w:r>
+        <w:rPr>
+          <w:rFonts w:ascii="Arial" w:hAnsi="Arial" w:cs="Arial"/>
+          <w:sz w:val="24"/>
+          <w:szCs w:val="24"/>
+        </w:rPr>
+        <w:t xml:space="preserve"> Block </w:t>
+      </w:r>
+      <w:proofErr w:type="spellStart"/>
+      <w:r>
+        <w:rPr>
+          <w:rFonts w:ascii="Arial" w:hAnsi="Arial" w:cs="Arial"/>
+          <w:sz w:val="24"/>
+          <w:szCs w:val="24"/>
+        </w:rPr>
+        <w:t>Chaining</w:t>
+      </w:r>
+      <w:proofErr w:type="spellEnd"/>
+      <w:r>
+        <w:rPr>
+          <w:rFonts w:ascii="Arial" w:hAnsi="Arial" w:cs="Arial"/>
+          <w:sz w:val="24"/>
+          <w:szCs w:val="24"/>
+        </w:rPr>
+        <w:t xml:space="preserve"> (CBC)</w:t>
       </w:r>
     </w:p>
     <w:p>
@@ -11748,13 +12698,23 @@
           <w:szCs w:val="24"/>
         </w:rPr>
       </w:pPr>
-      <w:r>
-        <w:rPr>
-          <w:rFonts w:ascii="Arial" w:hAnsi="Arial" w:cs="Arial"/>
-          <w:sz w:val="24"/>
-          <w:szCs w:val="24"/>
-        </w:rPr>
-        <w:t>Cipher Feedback (CFB)</w:t>
+      <w:proofErr w:type="spellStart"/>
+      <w:r>
+        <w:rPr>
+          <w:rFonts w:ascii="Arial" w:hAnsi="Arial" w:cs="Arial"/>
+          <w:sz w:val="24"/>
+          <w:szCs w:val="24"/>
+        </w:rPr>
+        <w:t>Cipher</w:t>
+      </w:r>
+      <w:proofErr w:type="spellEnd"/>
+      <w:r>
+        <w:rPr>
+          <w:rFonts w:ascii="Arial" w:hAnsi="Arial" w:cs="Arial"/>
+          <w:sz w:val="24"/>
+          <w:szCs w:val="24"/>
+        </w:rPr>
+        <w:t xml:space="preserve"> Feedback (CFB)</w:t>
       </w:r>
     </w:p>
     <w:p>
@@ -11771,13 +12731,23 @@
           <w:szCs w:val="24"/>
         </w:rPr>
       </w:pPr>
-      <w:r>
-        <w:rPr>
-          <w:rFonts w:ascii="Arial" w:hAnsi="Arial" w:cs="Arial"/>
-          <w:sz w:val="24"/>
-          <w:szCs w:val="24"/>
-        </w:rPr>
-        <w:t>Counter (CTR)</w:t>
+      <w:proofErr w:type="spellStart"/>
+      <w:r>
+        <w:rPr>
+          <w:rFonts w:ascii="Arial" w:hAnsi="Arial" w:cs="Arial"/>
+          <w:sz w:val="24"/>
+          <w:szCs w:val="24"/>
+        </w:rPr>
+        <w:t>Counter</w:t>
+      </w:r>
+      <w:proofErr w:type="spellEnd"/>
+      <w:r>
+        <w:rPr>
+          <w:rFonts w:ascii="Arial" w:hAnsi="Arial" w:cs="Arial"/>
+          <w:sz w:val="24"/>
+          <w:szCs w:val="24"/>
+        </w:rPr>
+        <w:t xml:space="preserve"> (CTR)</w:t>
       </w:r>
     </w:p>
     <w:p>
@@ -11796,7 +12766,25 @@
           <w:sz w:val="24"/>
           <w:szCs w:val="24"/>
         </w:rPr>
-        <w:t>În lipsa utilizării unui mod adecvat de operare, anumite tipare prezente în datele inițiale pot persista în structura criptotextului. Acest aspect este evident în cazul modului ECB (</w:t>
+        <w:t xml:space="preserve">În lipsa utilizării unui mod adecvat de operare, anumite tipare prezente în datele inițiale pot persista în structura </w:t>
+      </w:r>
+      <w:proofErr w:type="spellStart"/>
+      <w:r>
+        <w:rPr>
+          <w:rFonts w:ascii="Arial" w:hAnsi="Arial" w:cs="Arial"/>
+          <w:sz w:val="24"/>
+          <w:szCs w:val="24"/>
+        </w:rPr>
+        <w:t>criptotextului</w:t>
+      </w:r>
+      <w:proofErr w:type="spellEnd"/>
+      <w:r>
+        <w:rPr>
+          <w:rFonts w:ascii="Arial" w:hAnsi="Arial" w:cs="Arial"/>
+          <w:sz w:val="24"/>
+          <w:szCs w:val="24"/>
+        </w:rPr>
+        <w:t>. Acest aspect este evident în cazul modului ECB (</w:t>
       </w:r>
       <w:r>
         <w:rPr>
@@ -11806,8 +12794,20 @@
           <w:sz w:val="24"/>
           <w:szCs w:val="24"/>
         </w:rPr>
-        <w:t>Electronic Codebook</w:t>
-      </w:r>
+        <w:t xml:space="preserve">Electronic </w:t>
+      </w:r>
+      <w:proofErr w:type="spellStart"/>
+      <w:r>
+        <w:rPr>
+          <w:rFonts w:ascii="Arial" w:hAnsi="Arial" w:cs="Arial"/>
+          <w:i/>
+          <w:iCs/>
+          <w:sz w:val="24"/>
+          <w:szCs w:val="24"/>
+        </w:rPr>
+        <w:t>Codebook</w:t>
+      </w:r>
+      <w:proofErr w:type="spellEnd"/>
       <w:r>
         <w:rPr>
           <w:rFonts w:ascii="Arial" w:hAnsi="Arial" w:cs="Arial"/>
@@ -13376,7 +14376,43 @@
           <w:sz w:val="24"/>
           <w:szCs w:val="24"/>
         </w:rPr>
-        <w:t>Majoritatea cifrurilor bloc moderne utilizează principiile de difuzie și confuzie prin intermediul unor structuri interne compuse din transformări de substituție, permutare și amestecare a datelor. Printre algoritmii reprezentativi din această categorie se numără DES, 3DES, AES, Blowfish și Twofish.</w:t>
+        <w:t xml:space="preserve">Majoritatea cifrurilor bloc moderne utilizează principiile de difuzie și confuzie prin intermediul unor structuri interne compuse din transformări de substituție, permutare și amestecare a datelor. Printre algoritmii reprezentativi din această categorie se numără DES, 3DES, AES, </w:t>
+      </w:r>
+      <w:proofErr w:type="spellStart"/>
+      <w:r>
+        <w:rPr>
+          <w:rFonts w:ascii="Arial" w:hAnsi="Arial" w:cs="Arial"/>
+          <w:sz w:val="24"/>
+          <w:szCs w:val="24"/>
+        </w:rPr>
+        <w:t>Blowfish</w:t>
+      </w:r>
+      <w:proofErr w:type="spellEnd"/>
+      <w:r>
+        <w:rPr>
+          <w:rFonts w:ascii="Arial" w:hAnsi="Arial" w:cs="Arial"/>
+          <w:sz w:val="24"/>
+          <w:szCs w:val="24"/>
+        </w:rPr>
+        <w:t xml:space="preserve"> și </w:t>
+      </w:r>
+      <w:proofErr w:type="spellStart"/>
+      <w:r>
+        <w:rPr>
+          <w:rFonts w:ascii="Arial" w:hAnsi="Arial" w:cs="Arial"/>
+          <w:sz w:val="24"/>
+          <w:szCs w:val="24"/>
+        </w:rPr>
+        <w:t>Twofish</w:t>
+      </w:r>
+      <w:proofErr w:type="spellEnd"/>
+      <w:r>
+        <w:rPr>
+          <w:rFonts w:ascii="Arial" w:hAnsi="Arial" w:cs="Arial"/>
+          <w:sz w:val="24"/>
+          <w:szCs w:val="24"/>
+        </w:rPr>
+        <w:t>.</w:t>
       </w:r>
     </w:p>
     <w:p>
@@ -13454,6 +14490,7 @@
         </w:rPr>
         <w:t xml:space="preserve">Institutul Național al standardelor din Statele Unite (NIST) a anunțat la începutul anului 1997 că urmează să organizeze o competiție pentru selectarea unui nou cifru bloc, numit </w:t>
       </w:r>
+      <w:proofErr w:type="spellStart"/>
       <w:r>
         <w:rPr>
           <w:rFonts w:ascii="Arial" w:hAnsi="Arial" w:cs="Arial"/>
@@ -13462,32 +14499,9 @@
           <w:sz w:val="24"/>
           <w:szCs w:val="24"/>
         </w:rPr>
-        <w:t>Advanced Encryption Standard</w:t>
-      </w:r>
-      <w:r>
-        <w:rPr>
-          <w:rFonts w:ascii="Arial" w:hAnsi="Arial" w:cs="Arial"/>
-          <w:sz w:val="24"/>
-          <w:szCs w:val="24"/>
-        </w:rPr>
-        <w:t xml:space="preserve">. Scopul acestui nou cifru era înlocuirea standardului </w:t>
-      </w:r>
-      <w:r>
-        <w:rPr>
-          <w:rFonts w:ascii="Arial" w:hAnsi="Arial" w:cs="Arial"/>
-          <w:sz w:val="24"/>
-          <w:szCs w:val="24"/>
-        </w:rPr>
-        <w:t>învechit</w:t>
-      </w:r>
-      <w:r>
-        <w:rPr>
-          <w:rFonts w:ascii="Arial" w:hAnsi="Arial" w:cs="Arial"/>
-          <w:sz w:val="24"/>
-          <w:szCs w:val="24"/>
-        </w:rPr>
-        <w:t xml:space="preserve"> </w:t>
-      </w:r>
+        <w:t>Advanced</w:t>
+      </w:r>
+      <w:proofErr w:type="spellEnd"/>
       <w:r>
         <w:rPr>
           <w:rFonts w:ascii="Arial" w:hAnsi="Arial" w:cs="Arial"/>
@@ -13496,8 +14510,98 @@
           <w:sz w:val="24"/>
           <w:szCs w:val="24"/>
         </w:rPr>
-        <w:t>Data Encryption Stanadard</w:t>
-      </w:r>
+        <w:t xml:space="preserve"> </w:t>
+      </w:r>
+      <w:proofErr w:type="spellStart"/>
+      <w:r>
+        <w:rPr>
+          <w:rFonts w:ascii="Arial" w:hAnsi="Arial" w:cs="Arial"/>
+          <w:i/>
+          <w:iCs/>
+          <w:sz w:val="24"/>
+          <w:szCs w:val="24"/>
+        </w:rPr>
+        <w:t>Encryption</w:t>
+      </w:r>
+      <w:proofErr w:type="spellEnd"/>
+      <w:r>
+        <w:rPr>
+          <w:rFonts w:ascii="Arial" w:hAnsi="Arial" w:cs="Arial"/>
+          <w:i/>
+          <w:iCs/>
+          <w:sz w:val="24"/>
+          <w:szCs w:val="24"/>
+        </w:rPr>
+        <w:t xml:space="preserve"> Standard</w:t>
+      </w:r>
+      <w:r>
+        <w:rPr>
+          <w:rFonts w:ascii="Arial" w:hAnsi="Arial" w:cs="Arial"/>
+          <w:sz w:val="24"/>
+          <w:szCs w:val="24"/>
+        </w:rPr>
+        <w:t xml:space="preserve">. Scopul acestui nou cifru era înlocuirea standardului </w:t>
+      </w:r>
+      <w:r>
+        <w:rPr>
+          <w:rFonts w:ascii="Arial" w:hAnsi="Arial" w:cs="Arial"/>
+          <w:sz w:val="24"/>
+          <w:szCs w:val="24"/>
+        </w:rPr>
+        <w:t>învechit</w:t>
+      </w:r>
+      <w:r>
+        <w:rPr>
+          <w:rFonts w:ascii="Arial" w:hAnsi="Arial" w:cs="Arial"/>
+          <w:sz w:val="24"/>
+          <w:szCs w:val="24"/>
+        </w:rPr>
+        <w:t xml:space="preserve"> </w:t>
+      </w:r>
+      <w:r>
+        <w:rPr>
+          <w:rFonts w:ascii="Arial" w:hAnsi="Arial" w:cs="Arial"/>
+          <w:i/>
+          <w:iCs/>
+          <w:sz w:val="24"/>
+          <w:szCs w:val="24"/>
+        </w:rPr>
+        <w:t xml:space="preserve">Data </w:t>
+      </w:r>
+      <w:proofErr w:type="spellStart"/>
+      <w:r>
+        <w:rPr>
+          <w:rFonts w:ascii="Arial" w:hAnsi="Arial" w:cs="Arial"/>
+          <w:i/>
+          <w:iCs/>
+          <w:sz w:val="24"/>
+          <w:szCs w:val="24"/>
+        </w:rPr>
+        <w:t>Encryption</w:t>
+      </w:r>
+      <w:proofErr w:type="spellEnd"/>
+      <w:r>
+        <w:rPr>
+          <w:rFonts w:ascii="Arial" w:hAnsi="Arial" w:cs="Arial"/>
+          <w:i/>
+          <w:iCs/>
+          <w:sz w:val="24"/>
+          <w:szCs w:val="24"/>
+        </w:rPr>
+        <w:t xml:space="preserve"> </w:t>
+      </w:r>
+      <w:proofErr w:type="spellStart"/>
+      <w:r>
+        <w:rPr>
+          <w:rFonts w:ascii="Arial" w:hAnsi="Arial" w:cs="Arial"/>
+          <w:i/>
+          <w:iCs/>
+          <w:sz w:val="24"/>
+          <w:szCs w:val="24"/>
+        </w:rPr>
+        <w:t>Stanadard</w:t>
+      </w:r>
+      <w:proofErr w:type="spellEnd"/>
       <w:r>
         <w:rPr>
           <w:rFonts w:ascii="Arial" w:hAnsi="Arial" w:cs="Arial"/>
@@ -13529,6 +14633,7 @@
           <w:szCs w:val="24"/>
         </w:rPr>
       </w:pPr>
+      <w:proofErr w:type="spellStart"/>
       <w:r>
         <w:rPr>
           <w:rFonts w:ascii="Arial" w:hAnsi="Arial" w:cs="Arial"/>
@@ -13537,6 +14642,7 @@
         </w:rPr>
         <w:t>Rijndael</w:t>
       </w:r>
+      <w:proofErr w:type="spellEnd"/>
     </w:p>
     <w:p>
       <w:pPr>
@@ -13575,6 +14681,7 @@
           <w:szCs w:val="24"/>
         </w:rPr>
       </w:pPr>
+      <w:proofErr w:type="spellStart"/>
       <w:r>
         <w:rPr>
           <w:rFonts w:ascii="Arial" w:hAnsi="Arial" w:cs="Arial"/>
@@ -13583,6 +14690,7 @@
         </w:rPr>
         <w:t>Twofish</w:t>
       </w:r>
+      <w:proofErr w:type="spellEnd"/>
     </w:p>
     <w:p>
       <w:pPr>
@@ -13646,7 +14754,25 @@
           <w:sz w:val="24"/>
           <w:szCs w:val="24"/>
         </w:rPr>
-        <w:t xml:space="preserve">Algoritmul Rijndael a fost desemnat câștigător al competiției. Deși niciuna dintre opțiunile anterior menționate nu prezenta vulnerabilități semnificative de securitate, </w:t>
+        <w:t xml:space="preserve">Algoritmul </w:t>
+      </w:r>
+      <w:proofErr w:type="spellStart"/>
+      <w:r>
+        <w:rPr>
+          <w:rFonts w:ascii="Arial" w:hAnsi="Arial" w:cs="Arial"/>
+          <w:sz w:val="24"/>
+          <w:szCs w:val="24"/>
+        </w:rPr>
+        <w:t>Rijndael</w:t>
+      </w:r>
+      <w:proofErr w:type="spellEnd"/>
+      <w:r>
+        <w:rPr>
+          <w:rFonts w:ascii="Arial" w:hAnsi="Arial" w:cs="Arial"/>
+          <w:sz w:val="24"/>
+          <w:szCs w:val="24"/>
+        </w:rPr>
+        <w:t xml:space="preserve"> a fost desemnat câștigător al competiției. Deși niciuna dintre opțiunile anterior menționate nu prezenta vulnerabilități semnificative de securitate, </w:t>
       </w:r>
     </w:p>
     <w:p>
@@ -13674,7 +14800,25 @@
           <w:sz w:val="24"/>
           <w:szCs w:val="24"/>
         </w:rPr>
-        <w:t>particularitățile de implementare ale cifrului Rijndael, printre care se remarcau performanța în implementările hardware, eficiența și flexibilitatea arhitecturală, au favorizat selectarea acestuia.</w:t>
+        <w:t xml:space="preserve">particularitățile de implementare ale cifrului </w:t>
+      </w:r>
+      <w:proofErr w:type="spellStart"/>
+      <w:r>
+        <w:rPr>
+          <w:rFonts w:ascii="Arial" w:hAnsi="Arial" w:cs="Arial"/>
+          <w:sz w:val="24"/>
+          <w:szCs w:val="24"/>
+        </w:rPr>
+        <w:t>Rijndael</w:t>
+      </w:r>
+      <w:proofErr w:type="spellEnd"/>
+      <w:r>
+        <w:rPr>
+          <w:rFonts w:ascii="Arial" w:hAnsi="Arial" w:cs="Arial"/>
+          <w:sz w:val="24"/>
+          <w:szCs w:val="24"/>
+        </w:rPr>
+        <w:t>, printre care se remarcau performanța în implementările hardware, eficiența și flexibilitatea arhitecturală, au favorizat selectarea acestuia.</w:t>
       </w:r>
     </w:p>
     <w:p>
@@ -13714,6 +14858,7 @@
         </w:rPr>
         <w:t xml:space="preserve">Spre deosebire de algoritmul pe care l-a înlocuit, și anume DES, arhitectura cifrului AES nu este bazată pe o rețea de tip </w:t>
       </w:r>
+      <w:proofErr w:type="spellStart"/>
       <w:r>
         <w:rPr>
           <w:rFonts w:ascii="Arial" w:hAnsi="Arial" w:cs="Arial"/>
@@ -13724,6 +14869,7 @@
         </w:rPr>
         <w:t>Feistel</w:t>
       </w:r>
+      <w:proofErr w:type="spellEnd"/>
       <w:r>
         <w:rPr>
           <w:rFonts w:ascii="Arial" w:hAnsi="Arial" w:cs="Arial"/>
@@ -13732,6 +14878,7 @@
         </w:rPr>
         <w:t xml:space="preserve">, ci pe o structură de tip </w:t>
       </w:r>
+      <w:proofErr w:type="spellStart"/>
       <w:r>
         <w:rPr>
           <w:rFonts w:ascii="Arial" w:hAnsi="Arial" w:cs="Arial"/>
@@ -13740,7 +14887,40 @@
           <w:sz w:val="24"/>
           <w:szCs w:val="24"/>
         </w:rPr>
-        <w:t xml:space="preserve">Substitution-Permutation Network </w:t>
+        <w:t>Substitution-Permutation</w:t>
+      </w:r>
+      <w:proofErr w:type="spellEnd"/>
+      <w:r>
+        <w:rPr>
+          <w:rFonts w:ascii="Arial" w:hAnsi="Arial" w:cs="Arial"/>
+          <w:i/>
+          <w:iCs/>
+          <w:sz w:val="24"/>
+          <w:szCs w:val="24"/>
+        </w:rPr>
+        <w:t xml:space="preserve"> </w:t>
+      </w:r>
+      <w:proofErr w:type="spellStart"/>
+      <w:r>
+        <w:rPr>
+          <w:rFonts w:ascii="Arial" w:hAnsi="Arial" w:cs="Arial"/>
+          <w:i/>
+          <w:iCs/>
+          <w:sz w:val="24"/>
+          <w:szCs w:val="24"/>
+        </w:rPr>
+        <w:t>Network</w:t>
+      </w:r>
+      <w:proofErr w:type="spellEnd"/>
+      <w:r>
+        <w:rPr>
+          <w:rFonts w:ascii="Arial" w:hAnsi="Arial" w:cs="Arial"/>
+          <w:i/>
+          <w:iCs/>
+          <w:sz w:val="24"/>
+          <w:szCs w:val="24"/>
+        </w:rPr>
+        <w:t xml:space="preserve"> </w:t>
       </w:r>
       <w:r>
         <w:rPr>
@@ -13799,7 +14979,25 @@
           <w:sz w:val="24"/>
           <w:szCs w:val="24"/>
         </w:rPr>
-        <w:t xml:space="preserve">Blocul de date de 128 de biți este reprezentat sub forma unei matrici de </w:t>
+        <w:t xml:space="preserve">Blocul de date de 128 de biți este reprezentat sub forma unei </w:t>
+      </w:r>
+      <w:proofErr w:type="spellStart"/>
+      <w:r>
+        <w:rPr>
+          <w:rFonts w:ascii="Arial" w:hAnsi="Arial" w:cs="Arial"/>
+          <w:sz w:val="24"/>
+          <w:szCs w:val="24"/>
+        </w:rPr>
+        <w:t>matrici</w:t>
+      </w:r>
+      <w:proofErr w:type="spellEnd"/>
+      <w:r>
+        <w:rPr>
+          <w:rFonts w:ascii="Arial" w:hAnsi="Arial" w:cs="Arial"/>
+          <w:sz w:val="24"/>
+          <w:szCs w:val="24"/>
+        </w:rPr>
+        <w:t xml:space="preserve"> de </w:t>
       </w:r>
       <m:oMath>
         <m:r>
@@ -13861,6 +15059,7 @@
         </w:rPr>
         <w:t>coloană (</w:t>
       </w:r>
+      <w:proofErr w:type="spellStart"/>
       <w:r>
         <w:rPr>
           <w:rFonts w:ascii="Arial" w:hAnsi="Arial" w:cs="Arial"/>
@@ -13869,8 +15068,31 @@
           <w:sz w:val="24"/>
           <w:szCs w:val="24"/>
         </w:rPr>
-        <w:t>column-major order</w:t>
-      </w:r>
+        <w:t>column</w:t>
+      </w:r>
+      <w:proofErr w:type="spellEnd"/>
+      <w:r>
+        <w:rPr>
+          <w:rFonts w:ascii="Arial" w:hAnsi="Arial" w:cs="Arial"/>
+          <w:i/>
+          <w:iCs/>
+          <w:sz w:val="24"/>
+          <w:szCs w:val="24"/>
+        </w:rPr>
+        <w:t xml:space="preserve">-major </w:t>
+      </w:r>
+      <w:proofErr w:type="spellStart"/>
+      <w:r>
+        <w:rPr>
+          <w:rFonts w:ascii="Arial" w:hAnsi="Arial" w:cs="Arial"/>
+          <w:i/>
+          <w:iCs/>
+          <w:sz w:val="24"/>
+          <w:szCs w:val="24"/>
+        </w:rPr>
+        <w:t>order</w:t>
+      </w:r>
+      <w:proofErr w:type="spellEnd"/>
       <w:r>
         <w:rPr>
           <w:rFonts w:ascii="Arial" w:hAnsi="Arial" w:cs="Arial"/>
@@ -13940,7 +15162,27 @@
           <w:sz w:val="24"/>
           <w:szCs w:val="24"/>
         </w:rPr>
-        <w:t xml:space="preserve">asupra matricii de stare, </w:t>
+        <w:t xml:space="preserve">asupra </w:t>
+      </w:r>
+      <w:proofErr w:type="spellStart"/>
+      <w:r>
+        <w:rPr>
+          <w:rFonts w:ascii="Arial" w:hAnsi="Arial" w:cs="Arial"/>
+          <w:iCs/>
+          <w:sz w:val="24"/>
+          <w:szCs w:val="24"/>
+        </w:rPr>
+        <w:t>matricii</w:t>
+      </w:r>
+      <w:proofErr w:type="spellEnd"/>
+      <w:r>
+        <w:rPr>
+          <w:rFonts w:ascii="Arial" w:hAnsi="Arial" w:cs="Arial"/>
+          <w:iCs/>
+          <w:sz w:val="24"/>
+          <w:szCs w:val="24"/>
+        </w:rPr>
+        <w:t xml:space="preserve"> de stare, </w:t>
       </w:r>
       <w:r>
         <w:rPr>
@@ -14183,7 +15425,25 @@
           <w:sz w:val="24"/>
           <w:szCs w:val="24"/>
         </w:rPr>
-        <w:t xml:space="preserve"> fiecare dintre cei 16 octeți ai matricii de stare</w:t>
+        <w:t xml:space="preserve"> fiecare dintre cei 16 octeți ai </w:t>
+      </w:r>
+      <w:proofErr w:type="spellStart"/>
+      <w:r>
+        <w:rPr>
+          <w:rFonts w:ascii="Arial" w:hAnsi="Arial" w:cs="Arial"/>
+          <w:sz w:val="24"/>
+          <w:szCs w:val="24"/>
+        </w:rPr>
+        <w:t>matricii</w:t>
+      </w:r>
+      <w:proofErr w:type="spellEnd"/>
+      <w:r>
+        <w:rPr>
+          <w:rFonts w:ascii="Arial" w:hAnsi="Arial" w:cs="Arial"/>
+          <w:sz w:val="24"/>
+          <w:szCs w:val="24"/>
+        </w:rPr>
+        <w:t xml:space="preserve"> de stare</w:t>
       </w:r>
       <w:r>
         <w:rPr>
@@ -14542,7 +15802,27 @@
           <w:sz w:val="24"/>
           <w:szCs w:val="24"/>
         </w:rPr>
-        <w:t xml:space="preserve">Indiferent de dimensiunea cheii utilizate, ultima rundă AES nu include operația de amestecare a coloanelor (MixColumns). Această particularitate permite menținerea unei </w:t>
+        <w:t>Indiferent de dimensiunea cheii utilizate, ultima rundă AES nu include operația de amestecare a coloanelor (</w:t>
+      </w:r>
+      <w:proofErr w:type="spellStart"/>
+      <w:r>
+        <w:rPr>
+          <w:rFonts w:ascii="Arial" w:hAnsi="Arial" w:cs="Arial"/>
+          <w:iCs/>
+          <w:sz w:val="24"/>
+          <w:szCs w:val="24"/>
+        </w:rPr>
+        <w:t>MixColumns</w:t>
+      </w:r>
+      <w:proofErr w:type="spellEnd"/>
+      <w:r>
+        <w:rPr>
+          <w:rFonts w:ascii="Arial" w:hAnsi="Arial" w:cs="Arial"/>
+          <w:iCs/>
+          <w:sz w:val="24"/>
+          <w:szCs w:val="24"/>
+        </w:rPr>
+        <w:t xml:space="preserve">). Această particularitate permite menținerea unei </w:t>
       </w:r>
       <w:r>
         <w:rPr>
@@ -14836,7 +16116,43 @@
           <w:sz w:val="24"/>
           <w:szCs w:val="24"/>
         </w:rPr>
-        <w:t xml:space="preserve">Varianta AES-128 a algoritmului Advanced Encryption Standard utilizează o cheie de criptare cu o lungime de 128 de biți și este compusă din 10 runde de transformări succesive. Procesul de criptare are la bază o structură de tip rețea de substituție și permutație, </w:t>
+        <w:t xml:space="preserve">Varianta AES-128 a algoritmului </w:t>
+      </w:r>
+      <w:proofErr w:type="spellStart"/>
+      <w:r>
+        <w:rPr>
+          <w:rFonts w:ascii="Arial" w:hAnsi="Arial" w:cs="Arial"/>
+          <w:sz w:val="24"/>
+          <w:szCs w:val="24"/>
+        </w:rPr>
+        <w:t>Advanced</w:t>
+      </w:r>
+      <w:proofErr w:type="spellEnd"/>
+      <w:r>
+        <w:rPr>
+          <w:rFonts w:ascii="Arial" w:hAnsi="Arial" w:cs="Arial"/>
+          <w:sz w:val="24"/>
+          <w:szCs w:val="24"/>
+        </w:rPr>
+        <w:t xml:space="preserve"> </w:t>
+      </w:r>
+      <w:proofErr w:type="spellStart"/>
+      <w:r>
+        <w:rPr>
+          <w:rFonts w:ascii="Arial" w:hAnsi="Arial" w:cs="Arial"/>
+          <w:sz w:val="24"/>
+          <w:szCs w:val="24"/>
+        </w:rPr>
+        <w:t>Encryption</w:t>
+      </w:r>
+      <w:proofErr w:type="spellEnd"/>
+      <w:r>
+        <w:rPr>
+          <w:rFonts w:ascii="Arial" w:hAnsi="Arial" w:cs="Arial"/>
+          <w:sz w:val="24"/>
+          <w:szCs w:val="24"/>
+        </w:rPr>
+        <w:t xml:space="preserve"> Standard utilizează o cheie de criptare cu o lungime de 128 de biți și este compusă din 10 runde de transformări succesive. Procesul de criptare are la bază o structură de tip rețea de substituție și permutație, </w:t>
       </w:r>
       <w:r>
         <w:rPr>
@@ -14863,8 +16179,108 @@
           <w:sz w:val="24"/>
           <w:szCs w:val="24"/>
         </w:rPr>
-        <w:t>Înaintea începerii rundelor propriu-zise este efectuată operația inițială AddRoundKey, prin care blocul de intrare este combinat cu prima cheie de rundă. Ulterior, pentru primele nouă runde sunt aplicate succesiv transformările SubBytes, ShiftRows, MixColumns și AddRoundKey. Ultima rundă diferă prin eliminarea operației MixColumns</w:t>
-      </w:r>
+        <w:t xml:space="preserve">Înaintea începerii rundelor propriu-zise este efectuată operația inițială </w:t>
+      </w:r>
+      <w:proofErr w:type="spellStart"/>
+      <w:r>
+        <w:rPr>
+          <w:rFonts w:ascii="Arial" w:hAnsi="Arial" w:cs="Arial"/>
+          <w:sz w:val="24"/>
+          <w:szCs w:val="24"/>
+        </w:rPr>
+        <w:t>AddRoundKey</w:t>
+      </w:r>
+      <w:proofErr w:type="spellEnd"/>
+      <w:r>
+        <w:rPr>
+          <w:rFonts w:ascii="Arial" w:hAnsi="Arial" w:cs="Arial"/>
+          <w:sz w:val="24"/>
+          <w:szCs w:val="24"/>
+        </w:rPr>
+        <w:t xml:space="preserve">, prin care blocul de intrare este combinat cu prima cheie de rundă. Ulterior, pentru primele nouă runde sunt aplicate succesiv transformările </w:t>
+      </w:r>
+      <w:proofErr w:type="spellStart"/>
+      <w:r>
+        <w:rPr>
+          <w:rFonts w:ascii="Arial" w:hAnsi="Arial" w:cs="Arial"/>
+          <w:sz w:val="24"/>
+          <w:szCs w:val="24"/>
+        </w:rPr>
+        <w:t>SubBytes</w:t>
+      </w:r>
+      <w:proofErr w:type="spellEnd"/>
+      <w:r>
+        <w:rPr>
+          <w:rFonts w:ascii="Arial" w:hAnsi="Arial" w:cs="Arial"/>
+          <w:sz w:val="24"/>
+          <w:szCs w:val="24"/>
+        </w:rPr>
+        <w:t xml:space="preserve">, </w:t>
+      </w:r>
+      <w:proofErr w:type="spellStart"/>
+      <w:r>
+        <w:rPr>
+          <w:rFonts w:ascii="Arial" w:hAnsi="Arial" w:cs="Arial"/>
+          <w:sz w:val="24"/>
+          <w:szCs w:val="24"/>
+        </w:rPr>
+        <w:t>ShiftRows</w:t>
+      </w:r>
+      <w:proofErr w:type="spellEnd"/>
+      <w:r>
+        <w:rPr>
+          <w:rFonts w:ascii="Arial" w:hAnsi="Arial" w:cs="Arial"/>
+          <w:sz w:val="24"/>
+          <w:szCs w:val="24"/>
+        </w:rPr>
+        <w:t xml:space="preserve">, </w:t>
+      </w:r>
+      <w:proofErr w:type="spellStart"/>
+      <w:r>
+        <w:rPr>
+          <w:rFonts w:ascii="Arial" w:hAnsi="Arial" w:cs="Arial"/>
+          <w:sz w:val="24"/>
+          <w:szCs w:val="24"/>
+        </w:rPr>
+        <w:t>MixColumns</w:t>
+      </w:r>
+      <w:proofErr w:type="spellEnd"/>
+      <w:r>
+        <w:rPr>
+          <w:rFonts w:ascii="Arial" w:hAnsi="Arial" w:cs="Arial"/>
+          <w:sz w:val="24"/>
+          <w:szCs w:val="24"/>
+        </w:rPr>
+        <w:t xml:space="preserve"> și </w:t>
+      </w:r>
+      <w:proofErr w:type="spellStart"/>
+      <w:r>
+        <w:rPr>
+          <w:rFonts w:ascii="Arial" w:hAnsi="Arial" w:cs="Arial"/>
+          <w:sz w:val="24"/>
+          <w:szCs w:val="24"/>
+        </w:rPr>
+        <w:t>AddRoundKey</w:t>
+      </w:r>
+      <w:proofErr w:type="spellEnd"/>
+      <w:r>
+        <w:rPr>
+          <w:rFonts w:ascii="Arial" w:hAnsi="Arial" w:cs="Arial"/>
+          <w:sz w:val="24"/>
+          <w:szCs w:val="24"/>
+        </w:rPr>
+        <w:t xml:space="preserve">. Ultima rundă diferă prin eliminarea operației </w:t>
+      </w:r>
+      <w:proofErr w:type="spellStart"/>
+      <w:r>
+        <w:rPr>
+          <w:rFonts w:ascii="Arial" w:hAnsi="Arial" w:cs="Arial"/>
+          <w:sz w:val="24"/>
+          <w:szCs w:val="24"/>
+        </w:rPr>
+        <w:t>MixColumns</w:t>
+      </w:r>
+      <w:proofErr w:type="spellEnd"/>
       <w:r>
         <w:rPr>
           <w:rFonts w:ascii="Arial" w:hAnsi="Arial" w:cs="Arial"/>
@@ -15410,7 +16826,43 @@
           <w:sz w:val="24"/>
           <w:szCs w:val="24"/>
         </w:rPr>
-        <w:t xml:space="preserve"> (Substitution Box). S-box-ul AES reprezintă o permutare bijectivă a tuturor valorilor posibile pe un octet, având dimensiunea </w:t>
+        <w:t xml:space="preserve"> (</w:t>
+      </w:r>
+      <w:proofErr w:type="spellStart"/>
+      <w:r>
+        <w:rPr>
+          <w:rFonts w:ascii="Arial" w:hAnsi="Arial" w:cs="Arial"/>
+          <w:sz w:val="24"/>
+          <w:szCs w:val="24"/>
+        </w:rPr>
+        <w:t>Substitution</w:t>
+      </w:r>
+      <w:proofErr w:type="spellEnd"/>
+      <w:r>
+        <w:rPr>
+          <w:rFonts w:ascii="Arial" w:hAnsi="Arial" w:cs="Arial"/>
+          <w:sz w:val="24"/>
+          <w:szCs w:val="24"/>
+        </w:rPr>
+        <w:t xml:space="preserve"> Box). S-box-</w:t>
+      </w:r>
+      <w:proofErr w:type="spellStart"/>
+      <w:r>
+        <w:rPr>
+          <w:rFonts w:ascii="Arial" w:hAnsi="Arial" w:cs="Arial"/>
+          <w:sz w:val="24"/>
+          <w:szCs w:val="24"/>
+        </w:rPr>
+        <w:t>ul</w:t>
+      </w:r>
+      <w:proofErr w:type="spellEnd"/>
+      <w:r>
+        <w:rPr>
+          <w:rFonts w:ascii="Arial" w:hAnsi="Arial" w:cs="Arial"/>
+          <w:sz w:val="24"/>
+          <w:szCs w:val="24"/>
+        </w:rPr>
+        <w:t xml:space="preserve"> AES reprezintă o permutare bijectivă a tuturor valorilor posibile pe un octet, având dimensiunea </w:t>
       </w:r>
       <w:r>
         <w:rPr>
@@ -15636,7 +17088,25 @@
           <w:sz w:val="24"/>
           <w:szCs w:val="24"/>
         </w:rPr>
-        <w:t>(Lookup table).</w:t>
+        <w:t>(</w:t>
+      </w:r>
+      <w:proofErr w:type="spellStart"/>
+      <w:r>
+        <w:rPr>
+          <w:rFonts w:ascii="Arial" w:hAnsi="Arial" w:cs="Arial"/>
+          <w:sz w:val="24"/>
+          <w:szCs w:val="24"/>
+        </w:rPr>
+        <w:t>Lookup</w:t>
+      </w:r>
+      <w:proofErr w:type="spellEnd"/>
+      <w:r>
+        <w:rPr>
+          <w:rFonts w:ascii="Arial" w:hAnsi="Arial" w:cs="Arial"/>
+          <w:sz w:val="24"/>
+          <w:szCs w:val="24"/>
+        </w:rPr>
+        <w:t xml:space="preserve"> table).</w:t>
       </w:r>
     </w:p>
     <w:p>
@@ -24121,8 +25591,9 @@
           <w:sz w:val="24"/>
           <w:szCs w:val="24"/>
         </w:rPr>
-        <w:t>sunt înmulțite modul</w:t>
-      </w:r>
+        <w:t xml:space="preserve">sunt înmulțite </w:t>
+      </w:r>
+      <w:proofErr w:type="spellStart"/>
       <w:r>
         <w:rPr>
           <w:rFonts w:ascii="Arial" w:hAnsi="Arial" w:cs="Arial"/>
@@ -24130,8 +25601,18 @@
           <w:sz w:val="24"/>
           <w:szCs w:val="24"/>
         </w:rPr>
+        <w:t>modul</w:t>
+      </w:r>
+      <w:r>
+        <w:rPr>
+          <w:rFonts w:ascii="Arial" w:hAnsi="Arial" w:cs="Arial"/>
+          <w:iCs/>
+          <w:sz w:val="24"/>
+          <w:szCs w:val="24"/>
+        </w:rPr>
         <w:t>o</w:t>
       </w:r>
+      <w:proofErr w:type="spellEnd"/>
       <w:r>
         <w:rPr>
           <w:rFonts w:ascii="Arial" w:hAnsi="Arial" w:cs="Arial"/>
@@ -35122,6 +36603,7 @@
         </w:rPr>
         <w:t xml:space="preserve">Dispozitivele FPGA sunt circuite digitale reconfigurabile a căror funcționalitate poate fi definită după fabricație. Structura internă a acestora este alcătuită din resurse logice programabile, elemente de memorare și rețele de interconectare configurabile. Aceste resurse sunt organizate în </w:t>
       </w:r>
+      <w:proofErr w:type="spellStart"/>
       <w:r>
         <w:rPr>
           <w:rFonts w:asciiTheme="minorBidi" w:hAnsiTheme="minorBidi"/>
@@ -35132,6 +36614,7 @@
         </w:rPr>
         <w:t>slice</w:t>
       </w:r>
+      <w:proofErr w:type="spellEnd"/>
       <w:r>
         <w:rPr>
           <w:rFonts w:asciiTheme="minorBidi" w:hAnsiTheme="minorBidi"/>
@@ -35209,7 +36692,25 @@
           <w:sz w:val="24"/>
           <w:szCs w:val="24"/>
         </w:rPr>
-        <w:t>, blocurile logice configurabile constituie principalele resurse utilizate pentru implementarea circuitelor combinaționale și secvențiale. Acestea integrează LUT-uri, elemente de memorare și logică dedicată operațiilor aritmetice [11].</w:t>
+        <w:t xml:space="preserve">, blocurile logice configurabile constituie principalele resurse utilizate pentru implementarea circuitelor </w:t>
+      </w:r>
+      <w:proofErr w:type="spellStart"/>
+      <w:r>
+        <w:rPr>
+          <w:rFonts w:asciiTheme="minorBidi" w:hAnsiTheme="minorBidi"/>
+          <w:sz w:val="24"/>
+          <w:szCs w:val="24"/>
+        </w:rPr>
+        <w:t>combinaționale</w:t>
+      </w:r>
+      <w:proofErr w:type="spellEnd"/>
+      <w:r>
+        <w:rPr>
+          <w:rFonts w:asciiTheme="minorBidi" w:hAnsiTheme="minorBidi"/>
+          <w:sz w:val="24"/>
+          <w:szCs w:val="24"/>
+        </w:rPr>
+        <w:t xml:space="preserve"> și secvențiale. Acestea integrează LUT-uri, elemente de memorare și logică dedicată operațiilor aritmetice [11].</w:t>
       </w:r>
     </w:p>
     <w:p>
@@ -35247,7 +36748,25 @@
           <w:sz w:val="24"/>
           <w:szCs w:val="24"/>
         </w:rPr>
-        <w:t>Deoarece atât elementele logice, cât și traseele de interconectare introduc întârzieri de propagare, performanța circuitului este influențată nu doar de structura sa logică, ci și de modul în care resursele sunt plasate și rutate în interiorul dispozitivului. Din acest motiv, proiectarea trebuie realizată ținând cont de constrângerile de temporizare și de caracteristicile arhitecturii FPGA utilizate.</w:t>
+        <w:t xml:space="preserve">Deoarece atât elementele logice, cât și traseele de interconectare introduc întârzieri de propagare, performanța circuitului este influențată nu doar de structura sa logică, ci și de modul în care resursele sunt plasate și </w:t>
+      </w:r>
+      <w:proofErr w:type="spellStart"/>
+      <w:r>
+        <w:rPr>
+          <w:rFonts w:asciiTheme="minorBidi" w:hAnsiTheme="minorBidi"/>
+          <w:sz w:val="24"/>
+          <w:szCs w:val="24"/>
+        </w:rPr>
+        <w:t>rutate</w:t>
+      </w:r>
+      <w:proofErr w:type="spellEnd"/>
+      <w:r>
+        <w:rPr>
+          <w:rFonts w:asciiTheme="minorBidi" w:hAnsiTheme="minorBidi"/>
+          <w:sz w:val="24"/>
+          <w:szCs w:val="24"/>
+        </w:rPr>
+        <w:t xml:space="preserve"> în interiorul dispozitivului. Din acest motiv, proiectarea trebuie realizată ținând cont de constrângerile de temporizare și de caracteristicile arhitecturii FPGA utilizate.</w:t>
       </w:r>
     </w:p>
     <w:p>
@@ -35266,7 +36785,25 @@
           <w:sz w:val="24"/>
           <w:szCs w:val="24"/>
         </w:rPr>
-        <w:t>Structura logică simplificată a unui slice este prezentată în cadrul Figurii 4.1.</w:t>
+        <w:t xml:space="preserve">Structura logică simplificată a unui </w:t>
+      </w:r>
+      <w:proofErr w:type="spellStart"/>
+      <w:r>
+        <w:rPr>
+          <w:rFonts w:asciiTheme="minorBidi" w:hAnsiTheme="minorBidi"/>
+          <w:sz w:val="24"/>
+          <w:szCs w:val="24"/>
+        </w:rPr>
+        <w:t>slice</w:t>
+      </w:r>
+      <w:proofErr w:type="spellEnd"/>
+      <w:r>
+        <w:rPr>
+          <w:rFonts w:asciiTheme="minorBidi" w:hAnsiTheme="minorBidi"/>
+          <w:sz w:val="24"/>
+          <w:szCs w:val="24"/>
+        </w:rPr>
+        <w:t xml:space="preserve"> este prezentată în cadrul Figurii 4.1.</w:t>
       </w:r>
     </w:p>
     <w:p>
@@ -35475,8 +37012,39 @@
           <w:sz w:val="20"/>
           <w:szCs w:val="20"/>
         </w:rPr>
-        <w:t xml:space="preserve"> Structura conceptulă simplificată a unui slice</w:t>
-      </w:r>
+        <w:t xml:space="preserve"> Structura </w:t>
+      </w:r>
+      <w:proofErr w:type="spellStart"/>
+      <w:r>
+        <w:rPr>
+          <w:rFonts w:asciiTheme="minorBidi" w:hAnsiTheme="minorBidi"/>
+          <w:color w:val="auto"/>
+          <w:sz w:val="20"/>
+          <w:szCs w:val="20"/>
+        </w:rPr>
+        <w:t>conceptulă</w:t>
+      </w:r>
+      <w:proofErr w:type="spellEnd"/>
+      <w:r>
+        <w:rPr>
+          <w:rFonts w:asciiTheme="minorBidi" w:hAnsiTheme="minorBidi"/>
+          <w:color w:val="auto"/>
+          <w:sz w:val="20"/>
+          <w:szCs w:val="20"/>
+        </w:rPr>
+        <w:t xml:space="preserve"> simplificată a unui </w:t>
+      </w:r>
+      <w:proofErr w:type="spellStart"/>
+      <w:r>
+        <w:rPr>
+          <w:rFonts w:asciiTheme="minorBidi" w:hAnsiTheme="minorBidi"/>
+          <w:color w:val="auto"/>
+          <w:sz w:val="20"/>
+          <w:szCs w:val="20"/>
+        </w:rPr>
+        <w:t>slice</w:t>
+      </w:r>
+      <w:proofErr w:type="spellEnd"/>
     </w:p>
     <w:p/>
     <w:p/>
@@ -35507,15 +37075,67 @@
           <w:sz w:val="24"/>
           <w:szCs w:val="24"/>
         </w:rPr>
-        <w:t>Block Random Access Memory</w:t>
-      </w:r>
-      <w:r>
-        <w:rPr>
-          <w:rFonts w:ascii="Arial" w:hAnsi="Arial" w:cs="Arial"/>
-          <w:sz w:val="24"/>
-          <w:szCs w:val="24"/>
-        </w:rPr>
-        <w:t>) oferă spațiu de stocare intern cu acces rapid și pot fi utilizate pentru implementarea registrelor extinse, a bufferelor sau a memoriilor locale necesare circuitelor digitale.</w:t>
+        <w:t xml:space="preserve">Block </w:t>
+      </w:r>
+      <w:proofErr w:type="spellStart"/>
+      <w:r>
+        <w:rPr>
+          <w:rFonts w:ascii="Arial" w:hAnsi="Arial" w:cs="Arial"/>
+          <w:i/>
+          <w:iCs/>
+          <w:sz w:val="24"/>
+          <w:szCs w:val="24"/>
+        </w:rPr>
+        <w:t>Random</w:t>
+      </w:r>
+      <w:proofErr w:type="spellEnd"/>
+      <w:r>
+        <w:rPr>
+          <w:rFonts w:ascii="Arial" w:hAnsi="Arial" w:cs="Arial"/>
+          <w:i/>
+          <w:iCs/>
+          <w:sz w:val="24"/>
+          <w:szCs w:val="24"/>
+        </w:rPr>
+        <w:t xml:space="preserve"> Access </w:t>
+      </w:r>
+      <w:proofErr w:type="spellStart"/>
+      <w:r>
+        <w:rPr>
+          <w:rFonts w:ascii="Arial" w:hAnsi="Arial" w:cs="Arial"/>
+          <w:i/>
+          <w:iCs/>
+          <w:sz w:val="24"/>
+          <w:szCs w:val="24"/>
+        </w:rPr>
+        <w:t>Memory</w:t>
+      </w:r>
+      <w:proofErr w:type="spellEnd"/>
+      <w:r>
+        <w:rPr>
+          <w:rFonts w:ascii="Arial" w:hAnsi="Arial" w:cs="Arial"/>
+          <w:sz w:val="24"/>
+          <w:szCs w:val="24"/>
+        </w:rPr>
+        <w:t xml:space="preserve">) oferă spațiu de stocare intern cu acces rapid și pot fi utilizate pentru implementarea registrelor extinse, a </w:t>
+      </w:r>
+      <w:proofErr w:type="spellStart"/>
+      <w:r>
+        <w:rPr>
+          <w:rFonts w:ascii="Arial" w:hAnsi="Arial" w:cs="Arial"/>
+          <w:sz w:val="24"/>
+          <w:szCs w:val="24"/>
+        </w:rPr>
+        <w:t>bufferelor</w:t>
+      </w:r>
+      <w:proofErr w:type="spellEnd"/>
+      <w:r>
+        <w:rPr>
+          <w:rFonts w:ascii="Arial" w:hAnsi="Arial" w:cs="Arial"/>
+          <w:sz w:val="24"/>
+          <w:szCs w:val="24"/>
+        </w:rPr>
+        <w:t xml:space="preserve"> sau a memoriilor locale necesare circuitelor digitale.</w:t>
       </w:r>
     </w:p>
     <w:p>
@@ -35552,8 +37172,20 @@
           <w:sz w:val="24"/>
           <w:szCs w:val="24"/>
         </w:rPr>
-        <w:t>digital signal processing</w:t>
-      </w:r>
+        <w:t xml:space="preserve">digital signal </w:t>
+      </w:r>
+      <w:proofErr w:type="spellStart"/>
+      <w:r>
+        <w:rPr>
+          <w:rFonts w:ascii="Arial" w:hAnsi="Arial" w:cs="Arial"/>
+          <w:i/>
+          <w:iCs/>
+          <w:sz w:val="24"/>
+          <w:szCs w:val="24"/>
+        </w:rPr>
+        <w:t>processing</w:t>
+      </w:r>
+      <w:proofErr w:type="spellEnd"/>
       <w:r>
         <w:rPr>
           <w:rFonts w:ascii="Arial" w:hAnsi="Arial" w:cs="Arial"/>
@@ -35595,7 +37227,97 @@
           <w:sz w:val="24"/>
           <w:szCs w:val="24"/>
         </w:rPr>
-        <w:t>Rețeaua de clock asigură distribuția semnalelor de tact către resursele secvențiale ale dispozitivului FPGA. Aceasta utilizează resurse dedicate de clocking, printre care blocurile de management al tactului (Clock Management Tiles), care permit sinteza frecvenței, compensarea diferențelor de fază (deskew) și controlul jitter-ului</w:t>
+        <w:t xml:space="preserve">Rețeaua de </w:t>
+      </w:r>
+      <w:proofErr w:type="spellStart"/>
+      <w:r>
+        <w:rPr>
+          <w:rFonts w:ascii="Arial" w:hAnsi="Arial" w:cs="Arial"/>
+          <w:sz w:val="24"/>
+          <w:szCs w:val="24"/>
+        </w:rPr>
+        <w:t>clock</w:t>
+      </w:r>
+      <w:proofErr w:type="spellEnd"/>
+      <w:r>
+        <w:rPr>
+          <w:rFonts w:ascii="Arial" w:hAnsi="Arial" w:cs="Arial"/>
+          <w:sz w:val="24"/>
+          <w:szCs w:val="24"/>
+        </w:rPr>
+        <w:t xml:space="preserve"> asigură distribuția semnalelor de tact către resursele secvențiale ale dispozitivului FPGA. Aceasta utilizează resurse dedicate de </w:t>
+      </w:r>
+      <w:proofErr w:type="spellStart"/>
+      <w:r>
+        <w:rPr>
+          <w:rFonts w:ascii="Arial" w:hAnsi="Arial" w:cs="Arial"/>
+          <w:sz w:val="24"/>
+          <w:szCs w:val="24"/>
+        </w:rPr>
+        <w:t>clocking</w:t>
+      </w:r>
+      <w:proofErr w:type="spellEnd"/>
+      <w:r>
+        <w:rPr>
+          <w:rFonts w:ascii="Arial" w:hAnsi="Arial" w:cs="Arial"/>
+          <w:sz w:val="24"/>
+          <w:szCs w:val="24"/>
+        </w:rPr>
+        <w:t>, printre care blocurile de management al tactului (</w:t>
+      </w:r>
+      <w:proofErr w:type="spellStart"/>
+      <w:r>
+        <w:rPr>
+          <w:rFonts w:ascii="Arial" w:hAnsi="Arial" w:cs="Arial"/>
+          <w:sz w:val="24"/>
+          <w:szCs w:val="24"/>
+        </w:rPr>
+        <w:t>Clock</w:t>
+      </w:r>
+      <w:proofErr w:type="spellEnd"/>
+      <w:r>
+        <w:rPr>
+          <w:rFonts w:ascii="Arial" w:hAnsi="Arial" w:cs="Arial"/>
+          <w:sz w:val="24"/>
+          <w:szCs w:val="24"/>
+        </w:rPr>
+        <w:t xml:space="preserve"> Management </w:t>
+      </w:r>
+      <w:proofErr w:type="spellStart"/>
+      <w:r>
+        <w:rPr>
+          <w:rFonts w:ascii="Arial" w:hAnsi="Arial" w:cs="Arial"/>
+          <w:sz w:val="24"/>
+          <w:szCs w:val="24"/>
+        </w:rPr>
+        <w:t>Tiles</w:t>
+      </w:r>
+      <w:proofErr w:type="spellEnd"/>
+      <w:r>
+        <w:rPr>
+          <w:rFonts w:ascii="Arial" w:hAnsi="Arial" w:cs="Arial"/>
+          <w:sz w:val="24"/>
+          <w:szCs w:val="24"/>
+        </w:rPr>
+        <w:t>), care permit sinteza frecvenței, compensarea diferențelor de fază (</w:t>
+      </w:r>
+      <w:proofErr w:type="spellStart"/>
+      <w:r>
+        <w:rPr>
+          <w:rFonts w:ascii="Arial" w:hAnsi="Arial" w:cs="Arial"/>
+          <w:sz w:val="24"/>
+          <w:szCs w:val="24"/>
+        </w:rPr>
+        <w:t>deskew</w:t>
+      </w:r>
+      <w:proofErr w:type="spellEnd"/>
+      <w:r>
+        <w:rPr>
+          <w:rFonts w:ascii="Arial" w:hAnsi="Arial" w:cs="Arial"/>
+          <w:sz w:val="24"/>
+          <w:szCs w:val="24"/>
+        </w:rPr>
+        <w:t>) și controlul jitter-ului</w:t>
       </w:r>
       <w:r>
         <w:rPr>
@@ -35947,6 +37669,7 @@
         </w:rPr>
         <w:t xml:space="preserve"> combină, în cadrul aceluiași circuit integrat, un sistem de procesare (</w:t>
       </w:r>
+      <w:proofErr w:type="spellStart"/>
       <w:r>
         <w:rPr>
           <w:rFonts w:ascii="Arial" w:hAnsi="Arial" w:cs="Arial"/>
@@ -35955,32 +37678,9 @@
           <w:sz w:val="24"/>
           <w:szCs w:val="24"/>
         </w:rPr>
-        <w:t>Processing System</w:t>
-      </w:r>
-      <w:r>
-        <w:rPr>
-          <w:rFonts w:ascii="Arial" w:hAnsi="Arial" w:cs="Arial"/>
-          <w:sz w:val="24"/>
-          <w:szCs w:val="24"/>
-        </w:rPr>
-        <w:t xml:space="preserve"> — PS) și o regiune de logică programabilă </w:t>
-      </w:r>
-      <w:r>
-        <w:rPr>
-          <w:rFonts w:ascii="Arial" w:hAnsi="Arial" w:cs="Arial"/>
-          <w:sz w:val="24"/>
-          <w:szCs w:val="24"/>
-        </w:rPr>
-        <w:t xml:space="preserve"> </w:t>
-      </w:r>
-      <w:r>
-        <w:rPr>
-          <w:rFonts w:ascii="Arial" w:hAnsi="Arial" w:cs="Arial"/>
-          <w:sz w:val="24"/>
-          <w:szCs w:val="24"/>
-        </w:rPr>
-        <w:t>(</w:t>
-      </w:r>
+        <w:t>Processing</w:t>
+      </w:r>
+      <w:proofErr w:type="spellEnd"/>
       <w:r>
         <w:rPr>
           <w:rFonts w:ascii="Arial" w:hAnsi="Arial" w:cs="Arial"/>
@@ -35989,7 +37689,65 @@
           <w:sz w:val="24"/>
           <w:szCs w:val="24"/>
         </w:rPr>
-        <w:t>Programmable Logic</w:t>
+        <w:t xml:space="preserve"> </w:t>
+      </w:r>
+      <w:proofErr w:type="spellStart"/>
+      <w:r>
+        <w:rPr>
+          <w:rFonts w:ascii="Arial" w:hAnsi="Arial" w:cs="Arial"/>
+          <w:i/>
+          <w:iCs/>
+          <w:sz w:val="24"/>
+          <w:szCs w:val="24"/>
+        </w:rPr>
+        <w:t>System</w:t>
+      </w:r>
+      <w:proofErr w:type="spellEnd"/>
+      <w:r>
+        <w:rPr>
+          <w:rFonts w:ascii="Arial" w:hAnsi="Arial" w:cs="Arial"/>
+          <w:sz w:val="24"/>
+          <w:szCs w:val="24"/>
+        </w:rPr>
+        <w:t xml:space="preserve"> — PS) și o regiune de logică programabilă </w:t>
+      </w:r>
+      <w:r>
+        <w:rPr>
+          <w:rFonts w:ascii="Arial" w:hAnsi="Arial" w:cs="Arial"/>
+          <w:sz w:val="24"/>
+          <w:szCs w:val="24"/>
+        </w:rPr>
+        <w:t xml:space="preserve"> </w:t>
+      </w:r>
+      <w:r>
+        <w:rPr>
+          <w:rFonts w:ascii="Arial" w:hAnsi="Arial" w:cs="Arial"/>
+          <w:sz w:val="24"/>
+          <w:szCs w:val="24"/>
+        </w:rPr>
+        <w:t>(</w:t>
+      </w:r>
+      <w:proofErr w:type="spellStart"/>
+      <w:r>
+        <w:rPr>
+          <w:rFonts w:ascii="Arial" w:hAnsi="Arial" w:cs="Arial"/>
+          <w:i/>
+          <w:iCs/>
+          <w:sz w:val="24"/>
+          <w:szCs w:val="24"/>
+        </w:rPr>
+        <w:t>Programmable</w:t>
+      </w:r>
+      <w:proofErr w:type="spellEnd"/>
+      <w:r>
+        <w:rPr>
+          <w:rFonts w:ascii="Arial" w:hAnsi="Arial" w:cs="Arial"/>
+          <w:i/>
+          <w:iCs/>
+          <w:sz w:val="24"/>
+          <w:szCs w:val="24"/>
+        </w:rPr>
+        <w:t xml:space="preserve"> Logic</w:t>
       </w:r>
       <w:r>
         <w:rPr>
@@ -36167,16 +37925,9 @@
           <w:sz w:val="24"/>
           <w:szCs w:val="24"/>
         </w:rPr>
-        <w:t>General Purpose</w:t>
-      </w:r>
-      <w:r>
-        <w:rPr>
-          <w:rFonts w:ascii="Arial" w:hAnsi="Arial" w:cs="Arial"/>
-          <w:sz w:val="24"/>
-          <w:szCs w:val="24"/>
-        </w:rPr>
-        <w:t>), porturi de înaltă performanță (</w:t>
-      </w:r>
+        <w:t xml:space="preserve">General </w:t>
+      </w:r>
+      <w:proofErr w:type="spellStart"/>
       <w:r>
         <w:rPr>
           <w:rFonts w:ascii="Arial" w:hAnsi="Arial" w:cs="Arial"/>
@@ -36185,16 +37936,18 @@
           <w:sz w:val="24"/>
           <w:szCs w:val="24"/>
         </w:rPr>
-        <w:t>High Performance</w:t>
-      </w:r>
-      <w:r>
-        <w:rPr>
-          <w:rFonts w:ascii="Arial" w:hAnsi="Arial" w:cs="Arial"/>
-          <w:sz w:val="24"/>
-          <w:szCs w:val="24"/>
-        </w:rPr>
-        <w:t xml:space="preserve">) și portul </w:t>
-      </w:r>
+        <w:t>Purpose</w:t>
+      </w:r>
+      <w:proofErr w:type="spellEnd"/>
+      <w:r>
+        <w:rPr>
+          <w:rFonts w:ascii="Arial" w:hAnsi="Arial" w:cs="Arial"/>
+          <w:sz w:val="24"/>
+          <w:szCs w:val="24"/>
+        </w:rPr>
+        <w:t>), porturi de înaltă performanță (</w:t>
+      </w:r>
+      <w:proofErr w:type="spellStart"/>
       <w:r>
         <w:rPr>
           <w:rFonts w:ascii="Arial" w:hAnsi="Arial" w:cs="Arial"/>
@@ -36203,7 +37956,58 @@
           <w:sz w:val="24"/>
           <w:szCs w:val="24"/>
         </w:rPr>
-        <w:t>Accelerator Coherency Port</w:t>
+        <w:t>High</w:t>
+      </w:r>
+      <w:proofErr w:type="spellEnd"/>
+      <w:r>
+        <w:rPr>
+          <w:rFonts w:ascii="Arial" w:hAnsi="Arial" w:cs="Arial"/>
+          <w:i/>
+          <w:iCs/>
+          <w:sz w:val="24"/>
+          <w:szCs w:val="24"/>
+        </w:rPr>
+        <w:t xml:space="preserve"> Performance</w:t>
+      </w:r>
+      <w:r>
+        <w:rPr>
+          <w:rFonts w:ascii="Arial" w:hAnsi="Arial" w:cs="Arial"/>
+          <w:sz w:val="24"/>
+          <w:szCs w:val="24"/>
+        </w:rPr>
+        <w:t xml:space="preserve">) și portul </w:t>
+      </w:r>
+      <w:r>
+        <w:rPr>
+          <w:rFonts w:ascii="Arial" w:hAnsi="Arial" w:cs="Arial"/>
+          <w:i/>
+          <w:iCs/>
+          <w:sz w:val="24"/>
+          <w:szCs w:val="24"/>
+        </w:rPr>
+        <w:t xml:space="preserve">Accelerator </w:t>
+      </w:r>
+      <w:proofErr w:type="spellStart"/>
+      <w:r>
+        <w:rPr>
+          <w:rFonts w:ascii="Arial" w:hAnsi="Arial" w:cs="Arial"/>
+          <w:i/>
+          <w:iCs/>
+          <w:sz w:val="24"/>
+          <w:szCs w:val="24"/>
+        </w:rPr>
+        <w:t>Coherency</w:t>
+      </w:r>
+      <w:proofErr w:type="spellEnd"/>
+      <w:r>
+        <w:rPr>
+          <w:rFonts w:ascii="Arial" w:hAnsi="Arial" w:cs="Arial"/>
+          <w:i/>
+          <w:iCs/>
+          <w:sz w:val="24"/>
+          <w:szCs w:val="24"/>
+        </w:rPr>
+        <w:t xml:space="preserve"> Port</w:t>
       </w:r>
       <w:r>
         <w:rPr>
@@ -36442,7 +38246,27 @@
           <w:sz w:val="20"/>
           <w:szCs w:val="20"/>
         </w:rPr>
-        <w:t xml:space="preserve"> Diagrama structurală a SoC-ului ZYNQ-7000 [13]</w:t>
+        <w:t xml:space="preserve"> Diagrama structurală a </w:t>
+      </w:r>
+      <w:proofErr w:type="spellStart"/>
+      <w:r>
+        <w:rPr>
+          <w:rFonts w:ascii="Arial" w:hAnsi="Arial" w:cs="Arial"/>
+          <w:color w:val="auto"/>
+          <w:sz w:val="20"/>
+          <w:szCs w:val="20"/>
+        </w:rPr>
+        <w:t>SoC</w:t>
+      </w:r>
+      <w:proofErr w:type="spellEnd"/>
+      <w:r>
+        <w:rPr>
+          <w:rFonts w:ascii="Arial" w:hAnsi="Arial" w:cs="Arial"/>
+          <w:color w:val="auto"/>
+          <w:sz w:val="20"/>
+          <w:szCs w:val="20"/>
+        </w:rPr>
+        <w:t>-ului ZYNQ-7000 [13]</w:t>
       </w:r>
     </w:p>
     <w:p>
@@ -36483,6 +38307,7 @@
         </w:rPr>
         <w:t>Protocolul AXI (</w:t>
       </w:r>
+      <w:proofErr w:type="spellStart"/>
       <w:r>
         <w:rPr>
           <w:rFonts w:ascii="Arial" w:hAnsi="Arial" w:cs="Arial"/>
@@ -36491,24 +38316,9 @@
           <w:sz w:val="24"/>
           <w:szCs w:val="24"/>
         </w:rPr>
-        <w:t>Advanced eXtensible Interface</w:t>
-      </w:r>
-      <w:r>
-        <w:rPr>
-          <w:rFonts w:ascii="Arial" w:hAnsi="Arial" w:cs="Arial"/>
-          <w:sz w:val="24"/>
-          <w:szCs w:val="24"/>
-        </w:rPr>
-        <w:t xml:space="preserve">) face parte din familia AMBA dezvoltată de ARM și este utilizat pentru realizarea comunicației dintre componente hardware. În cadrul platformelor Xilinx, protocolul AXI este utilizat pe scară largă pentru interconectarea nucleelor IP </w:t>
-      </w:r>
-      <w:r>
-        <w:rPr>
-          <w:rFonts w:ascii="Arial" w:hAnsi="Arial" w:cs="Arial"/>
-          <w:sz w:val="24"/>
-          <w:szCs w:val="24"/>
-        </w:rPr>
-        <w:t>(</w:t>
-      </w:r>
+        <w:t>Advanced</w:t>
+      </w:r>
+      <w:proofErr w:type="spellEnd"/>
       <w:r>
         <w:rPr>
           <w:rFonts w:ascii="Arial" w:hAnsi="Arial" w:cs="Arial"/>
@@ -36517,8 +38327,110 @@
           <w:sz w:val="24"/>
           <w:szCs w:val="24"/>
         </w:rPr>
-        <w:t>Intellectual Property</w:t>
-      </w:r>
+        <w:t xml:space="preserve"> </w:t>
+      </w:r>
+      <w:proofErr w:type="spellStart"/>
+      <w:r>
+        <w:rPr>
+          <w:rFonts w:ascii="Arial" w:hAnsi="Arial" w:cs="Arial"/>
+          <w:i/>
+          <w:iCs/>
+          <w:sz w:val="24"/>
+          <w:szCs w:val="24"/>
+        </w:rPr>
+        <w:t>eXtensible</w:t>
+      </w:r>
+      <w:proofErr w:type="spellEnd"/>
+      <w:r>
+        <w:rPr>
+          <w:rFonts w:ascii="Arial" w:hAnsi="Arial" w:cs="Arial"/>
+          <w:i/>
+          <w:iCs/>
+          <w:sz w:val="24"/>
+          <w:szCs w:val="24"/>
+        </w:rPr>
+        <w:t xml:space="preserve"> </w:t>
+      </w:r>
+      <w:proofErr w:type="spellStart"/>
+      <w:r>
+        <w:rPr>
+          <w:rFonts w:ascii="Arial" w:hAnsi="Arial" w:cs="Arial"/>
+          <w:i/>
+          <w:iCs/>
+          <w:sz w:val="24"/>
+          <w:szCs w:val="24"/>
+        </w:rPr>
+        <w:t>Interface</w:t>
+      </w:r>
+      <w:proofErr w:type="spellEnd"/>
+      <w:r>
+        <w:rPr>
+          <w:rFonts w:ascii="Arial" w:hAnsi="Arial" w:cs="Arial"/>
+          <w:sz w:val="24"/>
+          <w:szCs w:val="24"/>
+        </w:rPr>
+        <w:t xml:space="preserve">) face parte din familia AMBA dezvoltată de ARM și este utilizat pentru realizarea comunicației dintre componente hardware. În cadrul platformelor </w:t>
+      </w:r>
+      <w:proofErr w:type="spellStart"/>
+      <w:r>
+        <w:rPr>
+          <w:rFonts w:ascii="Arial" w:hAnsi="Arial" w:cs="Arial"/>
+          <w:sz w:val="24"/>
+          <w:szCs w:val="24"/>
+        </w:rPr>
+        <w:t>Xilinx</w:t>
+      </w:r>
+      <w:proofErr w:type="spellEnd"/>
+      <w:r>
+        <w:rPr>
+          <w:rFonts w:ascii="Arial" w:hAnsi="Arial" w:cs="Arial"/>
+          <w:sz w:val="24"/>
+          <w:szCs w:val="24"/>
+        </w:rPr>
+        <w:t xml:space="preserve">, protocolul AXI este utilizat pe scară largă pentru interconectarea nucleelor IP </w:t>
+      </w:r>
+      <w:r>
+        <w:rPr>
+          <w:rFonts w:ascii="Arial" w:hAnsi="Arial" w:cs="Arial"/>
+          <w:sz w:val="24"/>
+          <w:szCs w:val="24"/>
+        </w:rPr>
+        <w:t>(</w:t>
+      </w:r>
+      <w:proofErr w:type="spellStart"/>
+      <w:r>
+        <w:rPr>
+          <w:rFonts w:ascii="Arial" w:hAnsi="Arial" w:cs="Arial"/>
+          <w:i/>
+          <w:iCs/>
+          <w:sz w:val="24"/>
+          <w:szCs w:val="24"/>
+        </w:rPr>
+        <w:t>Intellectual</w:t>
+      </w:r>
+      <w:proofErr w:type="spellEnd"/>
+      <w:r>
+        <w:rPr>
+          <w:rFonts w:ascii="Arial" w:hAnsi="Arial" w:cs="Arial"/>
+          <w:i/>
+          <w:iCs/>
+          <w:sz w:val="24"/>
+          <w:szCs w:val="24"/>
+        </w:rPr>
+        <w:t xml:space="preserve"> </w:t>
+      </w:r>
+      <w:proofErr w:type="spellStart"/>
+      <w:r>
+        <w:rPr>
+          <w:rFonts w:ascii="Arial" w:hAnsi="Arial" w:cs="Arial"/>
+          <w:i/>
+          <w:iCs/>
+          <w:sz w:val="24"/>
+          <w:szCs w:val="24"/>
+        </w:rPr>
+        <w:t>Property</w:t>
+      </w:r>
+      <w:proofErr w:type="spellEnd"/>
       <w:r>
         <w:rPr>
           <w:rFonts w:ascii="Arial" w:hAnsi="Arial" w:cs="Arial"/>
@@ -36568,7 +38480,7 @@
           <w:sz w:val="24"/>
           <w:szCs w:val="24"/>
         </w:rPr>
-        <w:t>Familia AXI4 include trei variante principale: AXI4, destinat comunicațiilor memory-mapped cu cerințe ridicate de performanță, AXI4-Lite, destinat transferurilor simple și cu debit redus, și AXI4-Stream, utilizat pentru fluxuri continue de date.</w:t>
+        <w:t>Familia AXI4 include trei variante principale: AXI4, AXI4-Lite, destinat transferurilor simple și cu debit redus, și AXI4-Stream, utilizat pentru fluxuri continue de date.</w:t>
       </w:r>
     </w:p>
     <w:p>
@@ -36589,6 +38501,7 @@
         </w:rPr>
         <w:t xml:space="preserve">AXI4-Lite este destinat în principal accesului la registre de control și stare. Spre deosebire de AXI4, acesta nu suportă transferuri de tip </w:t>
       </w:r>
+      <w:proofErr w:type="spellStart"/>
       <w:r>
         <w:rPr>
           <w:rFonts w:ascii="Arial" w:hAnsi="Arial" w:cs="Arial"/>
@@ -36599,6 +38512,7 @@
         </w:rPr>
         <w:t>burst</w:t>
       </w:r>
+      <w:proofErr w:type="spellEnd"/>
       <w:r>
         <w:rPr>
           <w:rFonts w:ascii="Arial" w:hAnsi="Arial" w:cs="Arial"/>
@@ -36718,6 +38632,7 @@
         </w:rPr>
         <w:t xml:space="preserve">reprezentată de semnalele </w:t>
       </w:r>
+      <w:proofErr w:type="spellStart"/>
       <w:r>
         <w:rPr>
           <w:rFonts w:ascii="Arial" w:hAnsi="Arial" w:cs="Arial"/>
@@ -36728,6 +38643,7 @@
         </w:rPr>
         <w:t>ready</w:t>
       </w:r>
+      <w:proofErr w:type="spellEnd"/>
       <w:r>
         <w:rPr>
           <w:rFonts w:ascii="Arial" w:hAnsi="Arial" w:cs="Arial"/>
@@ -36788,6 +38704,7 @@
         </w:rPr>
         <w:t xml:space="preserve">, iar destinația indică posibilitatea recepționării acesteia prin activarea semnalului </w:t>
       </w:r>
+      <w:proofErr w:type="spellStart"/>
       <w:r>
         <w:rPr>
           <w:rFonts w:ascii="Arial" w:hAnsi="Arial" w:cs="Arial"/>
@@ -36798,6 +38715,7 @@
         </w:rPr>
         <w:t>ready</w:t>
       </w:r>
+      <w:proofErr w:type="spellEnd"/>
       <w:r>
         <w:rPr>
           <w:rFonts w:ascii="Arial" w:hAnsi="Arial" w:cs="Arial"/>
@@ -36840,7 +38758,6 @@
           <w:rFonts w:ascii="Arial" w:hAnsi="Arial" w:cs="Arial"/>
           <w:sz w:val="24"/>
           <w:szCs w:val="24"/>
-          <w:lang w:val="en-US"/>
         </w:rPr>
       </w:pPr>
       <w:r>
@@ -36875,6 +38792,7 @@
         </w:rPr>
         <w:t xml:space="preserve">un protocol de tip </w:t>
       </w:r>
+      <w:proofErr w:type="spellStart"/>
       <w:r>
         <w:rPr>
           <w:rFonts w:ascii="Arial" w:hAnsi="Arial" w:cs="Arial"/>
@@ -36885,13 +38803,32 @@
         </w:rPr>
         <w:t>memory-mapped</w:t>
       </w:r>
-      <w:r>
-        <w:rPr>
-          <w:rFonts w:ascii="Arial" w:hAnsi="Arial" w:cs="Arial"/>
-          <w:sz w:val="24"/>
-          <w:szCs w:val="24"/>
-        </w:rPr>
-        <w:t>, AXI4-Lite permite asocierea registrelor unui nucleu IP cu adrese din spațiul de memorie al procesorului. Astfel, software-ul poate controla un accelerator hardware prin operații obișnuite de citire și scriere asupra registrelor asociate acestuia</w:t>
+      <w:proofErr w:type="spellEnd"/>
+      <w:r>
+        <w:rPr>
+          <w:rFonts w:ascii="Arial" w:hAnsi="Arial" w:cs="Arial"/>
+          <w:sz w:val="24"/>
+          <w:szCs w:val="24"/>
+        </w:rPr>
+        <w:t>, AXI4-Lite permite asocierea registrelor unui nucleu IP cu adrese din spațiul de memorie al procesorului. Astfel, software-</w:t>
+      </w:r>
+      <w:proofErr w:type="spellStart"/>
+      <w:r>
+        <w:rPr>
+          <w:rFonts w:ascii="Arial" w:hAnsi="Arial" w:cs="Arial"/>
+          <w:sz w:val="24"/>
+          <w:szCs w:val="24"/>
+        </w:rPr>
+        <w:t>ul</w:t>
+      </w:r>
+      <w:proofErr w:type="spellEnd"/>
+      <w:r>
+        <w:rPr>
+          <w:rFonts w:ascii="Arial" w:hAnsi="Arial" w:cs="Arial"/>
+          <w:sz w:val="24"/>
+          <w:szCs w:val="24"/>
+        </w:rPr>
+        <w:t xml:space="preserve"> poate controla un accelerator hardware prin operații obișnuite de citire și scriere asupra registrelor asociate acestuia</w:t>
       </w:r>
       <w:r>
         <w:rPr>
@@ -36901,15 +38838,242 @@
         </w:rPr>
         <w:t>.</w:t>
       </w:r>
+      <w:r>
+        <w:rPr>
+          <w:rFonts w:ascii="Arial" w:hAnsi="Arial" w:cs="Arial"/>
+          <w:sz w:val="24"/>
+          <w:szCs w:val="24"/>
+        </w:rPr>
+        <w:t xml:space="preserve"> </w:t>
+      </w:r>
+      <w:r>
+        <w:rPr>
+          <w:rFonts w:ascii="Arial" w:hAnsi="Arial" w:cs="Arial"/>
+          <w:sz w:val="24"/>
+          <w:szCs w:val="24"/>
+        </w:rPr>
+        <w:t>La un nivel f</w:t>
+      </w:r>
+      <w:r>
+        <w:rPr>
+          <w:rFonts w:ascii="Arial" w:hAnsi="Arial" w:cs="Arial"/>
+          <w:sz w:val="24"/>
+          <w:szCs w:val="24"/>
+        </w:rPr>
+        <w:t>undamental, comunicarea dintre două dispozitive AXI este efectuată conform Figurii 4.4.</w:t>
+      </w:r>
     </w:p>
-    <w:p/>
-    <w:p/>
-    <w:p/>
+    <w:p>
+      <w:pPr>
+        <w:ind w:firstLine="576"/>
+        <w:jc w:val="both"/>
+        <w:rPr>
+          <w:rFonts w:ascii="Arial" w:hAnsi="Arial" w:cs="Arial"/>
+          <w:sz w:val="24"/>
+          <w:szCs w:val="24"/>
+          <w:lang w:val="en-US"/>
+        </w:rPr>
+      </w:pPr>
+    </w:p>
+    <w:p>
+      <w:pPr>
+        <w:keepNext/>
+        <w:jc w:val="center"/>
+      </w:pPr>
+      <w:r>
+        <w:rPr>
+          <w:noProof/>
+        </w:rPr>
+        <w:drawing>
+          <wp:inline distT="0" distB="0" distL="0" distR="0" wp14:anchorId="1445D877" wp14:editId="3180FC2F">
+            <wp:extent cx="3068411" cy="1952625"/>
+            <wp:effectExtent l="0" t="0" r="0" b="0"/>
+            <wp:docPr id="479669034" name="Graphic 6"/>
+            <wp:cNvGraphicFramePr>
+              <a:graphicFrameLocks xmlns:a="http://schemas.openxmlformats.org/drawingml/2006/main" noChangeAspect="1"/>
+            </wp:cNvGraphicFramePr>
+            <a:graphic xmlns:a="http://schemas.openxmlformats.org/drawingml/2006/main">
+              <a:graphicData uri="http://schemas.openxmlformats.org/drawingml/2006/picture">
+                <pic:pic xmlns:pic="http://schemas.openxmlformats.org/drawingml/2006/picture">
+                  <pic:nvPicPr>
+                    <pic:cNvPr id="479669034" name="Graphic 479669034"/>
+                    <pic:cNvPicPr/>
+                  </pic:nvPicPr>
+                  <pic:blipFill>
+                    <a:blip r:embed="rId43">
+                      <a:extLst>
+                        <a:ext uri="{96DAC541-7B7A-43D3-8B79-37D633B846F1}">
+                          <asvg:svgBlip xmlns:asvg="http://schemas.microsoft.com/office/drawing/2016/SVG/main" r:embed="rId44"/>
+                        </a:ext>
+                      </a:extLst>
+                    </a:blip>
+                    <a:stretch>
+                      <a:fillRect/>
+                    </a:stretch>
+                  </pic:blipFill>
+                  <pic:spPr>
+                    <a:xfrm>
+                      <a:off x="0" y="0"/>
+                      <a:ext cx="3082925" cy="1961861"/>
+                    </a:xfrm>
+                    <a:prstGeom prst="rect">
+                      <a:avLst/>
+                    </a:prstGeom>
+                  </pic:spPr>
+                </pic:pic>
+              </a:graphicData>
+            </a:graphic>
+          </wp:inline>
+        </w:drawing>
+      </w:r>
+    </w:p>
+    <w:p>
+      <w:pPr>
+        <w:pStyle w:val="Caption"/>
+        <w:jc w:val="center"/>
+        <w:rPr>
+          <w:rFonts w:ascii="Arial" w:hAnsi="Arial" w:cs="Arial"/>
+          <w:color w:val="auto"/>
+          <w:sz w:val="20"/>
+          <w:szCs w:val="20"/>
+        </w:rPr>
+      </w:pPr>
+      <w:r>
+        <w:rPr>
+          <w:rFonts w:ascii="Arial" w:hAnsi="Arial" w:cs="Arial"/>
+          <w:color w:val="auto"/>
+          <w:sz w:val="20"/>
+          <w:szCs w:val="20"/>
+        </w:rPr>
+        <w:t xml:space="preserve">Figura </w:t>
+      </w:r>
+      <w:r>
+        <w:rPr>
+          <w:rFonts w:ascii="Arial" w:hAnsi="Arial" w:cs="Arial"/>
+          <w:color w:val="auto"/>
+          <w:sz w:val="20"/>
+          <w:szCs w:val="20"/>
+        </w:rPr>
+        <w:fldChar w:fldCharType="begin"/>
+      </w:r>
+      <w:r>
+        <w:rPr>
+          <w:rFonts w:ascii="Arial" w:hAnsi="Arial" w:cs="Arial"/>
+          <w:color w:val="auto"/>
+          <w:sz w:val="20"/>
+          <w:szCs w:val="20"/>
+        </w:rPr>
+        <w:instrText xml:space="preserve"> STYLEREF 1 \s </w:instrText>
+      </w:r>
+      <w:r>
+        <w:rPr>
+          <w:rFonts w:ascii="Arial" w:hAnsi="Arial" w:cs="Arial"/>
+          <w:color w:val="auto"/>
+          <w:sz w:val="20"/>
+          <w:szCs w:val="20"/>
+        </w:rPr>
+        <w:fldChar w:fldCharType="separate"/>
+      </w:r>
+      <w:r>
+        <w:rPr>
+          <w:rFonts w:ascii="Arial" w:hAnsi="Arial" w:cs="Arial"/>
+          <w:noProof/>
+          <w:color w:val="auto"/>
+          <w:sz w:val="20"/>
+          <w:szCs w:val="20"/>
+          <w:cs/>
+        </w:rPr>
+        <w:t>‎</w:t>
+      </w:r>
+      <w:r>
+        <w:rPr>
+          <w:rFonts w:ascii="Arial" w:hAnsi="Arial" w:cs="Arial"/>
+          <w:noProof/>
+          <w:color w:val="auto"/>
+          <w:sz w:val="20"/>
+          <w:szCs w:val="20"/>
+        </w:rPr>
+        <w:t>4</w:t>
+      </w:r>
+      <w:r>
+        <w:rPr>
+          <w:rFonts w:ascii="Arial" w:hAnsi="Arial" w:cs="Arial"/>
+          <w:color w:val="auto"/>
+          <w:sz w:val="20"/>
+          <w:szCs w:val="20"/>
+        </w:rPr>
+        <w:fldChar w:fldCharType="end"/>
+      </w:r>
+      <w:r>
+        <w:rPr>
+          <w:rFonts w:ascii="Arial" w:hAnsi="Arial" w:cs="Arial"/>
+          <w:color w:val="auto"/>
+          <w:sz w:val="20"/>
+          <w:szCs w:val="20"/>
+        </w:rPr>
+        <w:t>.</w:t>
+      </w:r>
+      <w:r>
+        <w:rPr>
+          <w:rFonts w:ascii="Arial" w:hAnsi="Arial" w:cs="Arial"/>
+          <w:color w:val="auto"/>
+          <w:sz w:val="20"/>
+          <w:szCs w:val="20"/>
+        </w:rPr>
+        <w:fldChar w:fldCharType="begin"/>
+      </w:r>
+      <w:r>
+        <w:rPr>
+          <w:rFonts w:ascii="Arial" w:hAnsi="Arial" w:cs="Arial"/>
+          <w:color w:val="auto"/>
+          <w:sz w:val="20"/>
+          <w:szCs w:val="20"/>
+        </w:rPr>
+        <w:instrText xml:space="preserve"> SEQ Figura \* ARABIC \s 1 </w:instrText>
+      </w:r>
+      <w:r>
+        <w:rPr>
+          <w:rFonts w:ascii="Arial" w:hAnsi="Arial" w:cs="Arial"/>
+          <w:color w:val="auto"/>
+          <w:sz w:val="20"/>
+          <w:szCs w:val="20"/>
+        </w:rPr>
+        <w:fldChar w:fldCharType="separate"/>
+      </w:r>
+      <w:r>
+        <w:rPr>
+          <w:rFonts w:ascii="Arial" w:hAnsi="Arial" w:cs="Arial"/>
+          <w:noProof/>
+          <w:color w:val="auto"/>
+          <w:sz w:val="20"/>
+          <w:szCs w:val="20"/>
+        </w:rPr>
+        <w:t>4</w:t>
+      </w:r>
+      <w:r>
+        <w:rPr>
+          <w:rFonts w:ascii="Arial" w:hAnsi="Arial" w:cs="Arial"/>
+          <w:color w:val="auto"/>
+          <w:sz w:val="20"/>
+          <w:szCs w:val="20"/>
+        </w:rPr>
+        <w:fldChar w:fldCharType="end"/>
+      </w:r>
+      <w:r>
+        <w:rPr>
+          <w:rFonts w:ascii="Arial" w:hAnsi="Arial" w:cs="Arial"/>
+          <w:color w:val="auto"/>
+          <w:sz w:val="20"/>
+          <w:szCs w:val="20"/>
+        </w:rPr>
+        <w:t xml:space="preserve"> Comunicarea dintre două dispozitive AXI4</w:t>
+      </w:r>
+    </w:p>
     <w:sectPr>
-      <w:headerReference w:type="default" r:id="rId43"/>
-      <w:footerReference w:type="default" r:id="rId44"/>
-      <w:headerReference w:type="first" r:id="rId45"/>
-      <w:footerReference w:type="first" r:id="rId46"/>
+      <w:headerReference w:type="default" r:id="rId45"/>
+      <w:footerReference w:type="default" r:id="rId46"/>
+      <w:headerReference w:type="first" r:id="rId47"/>
+      <w:footerReference w:type="first" r:id="rId48"/>
       <w:pgSz w:w="11907" w:h="16840" w:code="9"/>
       <w:pgMar w:top="1418" w:right="1134" w:bottom="1134" w:left="1134" w:header="706" w:footer="778" w:gutter="0"/>
       <w:pgNumType w:start="0"/>
@@ -37253,6 +39417,7 @@
         </wp:anchor>
       </w:drawing>
     </w:r>
+    <w:proofErr w:type="spellStart"/>
     <w:r>
       <w:rPr>
         <w:rFonts w:ascii="Arial" w:hAnsi="Arial" w:cs="Arial"/>
@@ -37260,7 +39425,27 @@
         <w:szCs w:val="24"/>
         <w:lang w:val="en-US"/>
       </w:rPr>
-      <w:t>Securitatea Infoma</w:t>
+      <w:t>Securitatea</w:t>
+    </w:r>
+    <w:proofErr w:type="spellEnd"/>
+    <w:r>
+      <w:rPr>
+        <w:rFonts w:ascii="Arial" w:hAnsi="Arial" w:cs="Arial"/>
+        <w:sz w:val="24"/>
+        <w:szCs w:val="24"/>
+        <w:lang w:val="en-US"/>
+      </w:rPr>
+      <w:t xml:space="preserve"> </w:t>
+    </w:r>
+    <w:proofErr w:type="spellStart"/>
+    <w:r>
+      <w:rPr>
+        <w:rFonts w:ascii="Arial" w:hAnsi="Arial" w:cs="Arial"/>
+        <w:sz w:val="24"/>
+        <w:szCs w:val="24"/>
+        <w:lang w:val="en-US"/>
+      </w:rPr>
+      <w:t>Infoma</w:t>
     </w:r>
     <w:r>
       <w:rPr>
@@ -37268,7 +39453,16 @@
         <w:sz w:val="24"/>
         <w:szCs w:val="24"/>
       </w:rPr>
-      <w:t>țiilor și a Sistemelor Cibernetice</w:t>
+      <w:t>țiilor</w:t>
+    </w:r>
+    <w:proofErr w:type="spellEnd"/>
+    <w:r>
+      <w:rPr>
+        <w:rFonts w:ascii="Arial" w:hAnsi="Arial" w:cs="Arial"/>
+        <w:sz w:val="24"/>
+        <w:szCs w:val="24"/>
+      </w:rPr>
+      <w:t xml:space="preserve"> și a Sistemelor Cibernetice</w:t>
     </w:r>
     <w:r>
       <w:rPr>
@@ -39933,7 +42127,7 @@
     <w:rsidRoot w:val="00F924A7"/>
     <w:rsid w:val="00192327"/>
     <w:rsid w:val="001D3BF4"/>
-    <w:rsid w:val="00640F0A"/>
+    <w:rsid w:val="00413C3B"/>
     <w:rsid w:val="0072317D"/>
     <w:rsid w:val="007B47C5"/>
     <w:rsid w:val="00844611"/>

--- a/Paper/BDA_AES.docx
+++ b/Paper/BDA_AES.docx
@@ -454,34 +454,7 @@
     <w:p>
       <w:pPr>
         <w:spacing w:line="276" w:lineRule="auto"/>
-        <w:jc w:val="both"/>
-        <w:rPr>
-          <w:rFonts w:ascii="Arial" w:hAnsi="Arial" w:cs="Arial"/>
-          <w:b/>
-          <w:bCs/>
-          <w:sz w:val="24"/>
-          <w:szCs w:val="24"/>
-        </w:rPr>
-      </w:pPr>
-    </w:p>
-    <w:p>
-      <w:pPr>
-        <w:spacing w:line="276" w:lineRule="auto"/>
-        <w:jc w:val="both"/>
-        <w:rPr>
-          <w:rFonts w:ascii="Arial" w:hAnsi="Arial" w:cs="Arial"/>
-          <w:b/>
-          <w:bCs/>
-          <w:sz w:val="24"/>
-          <w:szCs w:val="24"/>
-        </w:rPr>
-      </w:pPr>
-    </w:p>
-    <w:p>
-      <w:pPr>
-        <w:spacing w:line="276" w:lineRule="auto"/>
-        <w:ind w:firstLine="720"/>
-        <w:jc w:val="both"/>
+        <w:jc w:val="center"/>
         <w:rPr>
           <w:rFonts w:ascii="Arial" w:hAnsi="Arial" w:cs="Arial"/>
           <w:b/>
@@ -490,162 +463,147 @@
           <w:szCs w:val="32"/>
         </w:rPr>
       </w:pPr>
-      <w:r>
-        <w:rPr>
-          <w:rFonts w:ascii="Arial" w:hAnsi="Arial" w:cs="Arial"/>
-          <w:sz w:val="24"/>
-          <w:szCs w:val="24"/>
-        </w:rPr>
-        <w:t xml:space="preserve">Pe parcursul acestei lucrări </w:t>
-      </w:r>
-      <w:r>
-        <w:rPr>
-          <w:rFonts w:ascii="Arial" w:hAnsi="Arial" w:cs="Arial"/>
-          <w:sz w:val="24"/>
-          <w:szCs w:val="24"/>
-        </w:rPr>
-        <w:t>se va</w:t>
-      </w:r>
-      <w:r>
-        <w:rPr>
-          <w:rFonts w:ascii="Arial" w:hAnsi="Arial" w:cs="Arial"/>
-          <w:sz w:val="24"/>
-          <w:szCs w:val="24"/>
-        </w:rPr>
-        <w:t xml:space="preserve"> prezenta metodologia de proiectare </w:t>
-      </w:r>
-      <w:r>
-        <w:rPr>
-          <w:rFonts w:ascii="Arial" w:hAnsi="Arial" w:cs="Arial"/>
-          <w:sz w:val="24"/>
-          <w:szCs w:val="24"/>
-        </w:rPr>
-        <w:t xml:space="preserve">a unui nucleu </w:t>
-      </w:r>
-      <w:r>
-        <w:rPr>
-          <w:rFonts w:ascii="Arial" w:hAnsi="Arial" w:cs="Arial"/>
-          <w:sz w:val="24"/>
-          <w:szCs w:val="24"/>
-        </w:rPr>
-        <w:t>criptografic</w:t>
-      </w:r>
-      <w:r>
-        <w:rPr>
-          <w:rFonts w:ascii="Arial" w:hAnsi="Arial" w:cs="Arial"/>
-          <w:sz w:val="24"/>
-          <w:szCs w:val="24"/>
-        </w:rPr>
-        <w:t xml:space="preserve"> care implementează algoritm</w:t>
-      </w:r>
-      <w:r>
-        <w:rPr>
-          <w:rFonts w:ascii="Arial" w:hAnsi="Arial" w:cs="Arial"/>
-          <w:sz w:val="24"/>
-          <w:szCs w:val="24"/>
-        </w:rPr>
-        <w:t>ul AES (</w:t>
-      </w:r>
-      <w:proofErr w:type="spellStart"/>
-      <w:r>
-        <w:rPr>
-          <w:rFonts w:ascii="Arial" w:hAnsi="Arial" w:cs="Arial"/>
-          <w:i/>
-          <w:iCs/>
-          <w:sz w:val="24"/>
-          <w:szCs w:val="24"/>
-        </w:rPr>
-        <w:t>Advanced</w:t>
-      </w:r>
-      <w:proofErr w:type="spellEnd"/>
-      <w:r>
-        <w:rPr>
-          <w:rFonts w:ascii="Arial" w:hAnsi="Arial" w:cs="Arial"/>
-          <w:i/>
-          <w:iCs/>
-          <w:sz w:val="24"/>
-          <w:szCs w:val="24"/>
-        </w:rPr>
-        <w:t xml:space="preserve"> </w:t>
-      </w:r>
-      <w:proofErr w:type="spellStart"/>
-      <w:r>
-        <w:rPr>
-          <w:rFonts w:ascii="Arial" w:hAnsi="Arial" w:cs="Arial"/>
-          <w:i/>
-          <w:iCs/>
-          <w:sz w:val="24"/>
-          <w:szCs w:val="24"/>
-        </w:rPr>
-        <w:t>Encryption</w:t>
-      </w:r>
-      <w:proofErr w:type="spellEnd"/>
-      <w:r>
-        <w:rPr>
-          <w:rFonts w:ascii="Arial" w:hAnsi="Arial" w:cs="Arial"/>
-          <w:i/>
-          <w:iCs/>
-          <w:sz w:val="24"/>
-          <w:szCs w:val="24"/>
-        </w:rPr>
-        <w:t xml:space="preserve"> Standard</w:t>
-      </w:r>
-      <w:r>
-        <w:rPr>
-          <w:rFonts w:ascii="Arial" w:hAnsi="Arial" w:cs="Arial"/>
-          <w:sz w:val="24"/>
-          <w:szCs w:val="24"/>
-        </w:rPr>
-        <w:t>)</w:t>
-      </w:r>
-      <w:r>
-        <w:rPr>
-          <w:rFonts w:ascii="Arial" w:hAnsi="Arial" w:cs="Arial"/>
-          <w:sz w:val="24"/>
-          <w:szCs w:val="24"/>
-        </w:rPr>
-        <w:t>.</w:t>
-      </w:r>
     </w:p>
     <w:p>
       <w:pPr>
         <w:spacing w:line="276" w:lineRule="auto"/>
-        <w:ind w:left="851" w:firstLine="720"/>
-        <w:jc w:val="both"/>
+        <w:jc w:val="center"/>
         <w:rPr>
           <w:rFonts w:ascii="Arial" w:hAnsi="Arial" w:cs="Arial"/>
           <w:b/>
           <w:bCs/>
-          <w:sz w:val="44"/>
-          <w:szCs w:val="44"/>
+          <w:sz w:val="32"/>
+          <w:szCs w:val="32"/>
         </w:rPr>
       </w:pPr>
     </w:p>
     <w:p>
       <w:pPr>
         <w:spacing w:line="276" w:lineRule="auto"/>
-        <w:ind w:left="851" w:firstLine="720"/>
-        <w:jc w:val="both"/>
+        <w:jc w:val="center"/>
         <w:rPr>
           <w:rFonts w:ascii="Arial" w:hAnsi="Arial" w:cs="Arial"/>
           <w:b/>
           <w:bCs/>
-          <w:sz w:val="44"/>
-          <w:szCs w:val="44"/>
+          <w:sz w:val="32"/>
+          <w:szCs w:val="32"/>
         </w:rPr>
       </w:pPr>
     </w:p>
     <w:p>
       <w:pPr>
         <w:spacing w:line="276" w:lineRule="auto"/>
-        <w:ind w:left="851" w:firstLine="720"/>
-        <w:jc w:val="both"/>
+        <w:jc w:val="center"/>
         <w:rPr>
           <w:rFonts w:ascii="Arial" w:hAnsi="Arial" w:cs="Arial"/>
           <w:b/>
           <w:bCs/>
-          <w:sz w:val="44"/>
-          <w:szCs w:val="44"/>
+          <w:sz w:val="32"/>
+          <w:szCs w:val="32"/>
+        </w:rPr>
+      </w:pPr>
+    </w:p>
+    <w:p>
+      <w:pPr>
+        <w:spacing w:line="276" w:lineRule="auto"/>
+        <w:jc w:val="center"/>
+        <w:rPr>
+          <w:rFonts w:ascii="Arial" w:hAnsi="Arial" w:cs="Arial"/>
+          <w:b/>
+          <w:bCs/>
+          <w:sz w:val="32"/>
+          <w:szCs w:val="32"/>
+        </w:rPr>
+      </w:pPr>
+    </w:p>
+    <w:p>
+      <w:pPr>
+        <w:spacing w:line="276" w:lineRule="auto"/>
+        <w:jc w:val="center"/>
+        <w:rPr>
+          <w:rFonts w:ascii="Arial" w:hAnsi="Arial" w:cs="Arial"/>
+          <w:b/>
+          <w:bCs/>
+          <w:sz w:val="32"/>
+          <w:szCs w:val="32"/>
+        </w:rPr>
+      </w:pPr>
+    </w:p>
+    <w:p>
+      <w:pPr>
+        <w:spacing w:line="276" w:lineRule="auto"/>
+        <w:jc w:val="center"/>
+        <w:rPr>
+          <w:rFonts w:ascii="Arial" w:hAnsi="Arial" w:cs="Arial"/>
+          <w:b/>
+          <w:bCs/>
+          <w:sz w:val="32"/>
+          <w:szCs w:val="32"/>
+        </w:rPr>
+      </w:pPr>
+    </w:p>
+    <w:p>
+      <w:pPr>
+        <w:spacing w:line="276" w:lineRule="auto"/>
+        <w:jc w:val="center"/>
+        <w:rPr>
+          <w:rFonts w:ascii="Arial" w:hAnsi="Arial" w:cs="Arial"/>
+          <w:b/>
+          <w:bCs/>
+          <w:sz w:val="32"/>
+          <w:szCs w:val="32"/>
+        </w:rPr>
+      </w:pPr>
+    </w:p>
+    <w:p>
+      <w:pPr>
+        <w:spacing w:line="276" w:lineRule="auto"/>
+        <w:jc w:val="center"/>
+        <w:rPr>
+          <w:rFonts w:ascii="Arial" w:hAnsi="Arial" w:cs="Arial"/>
+          <w:b/>
+          <w:bCs/>
+          <w:sz w:val="32"/>
+          <w:szCs w:val="32"/>
+        </w:rPr>
+      </w:pPr>
+    </w:p>
+    <w:p>
+      <w:pPr>
+        <w:spacing w:line="276" w:lineRule="auto"/>
+        <w:jc w:val="center"/>
+        <w:rPr>
+          <w:rFonts w:ascii="Arial" w:hAnsi="Arial" w:cs="Arial"/>
+          <w:b/>
+          <w:bCs/>
+          <w:sz w:val="32"/>
+          <w:szCs w:val="32"/>
+        </w:rPr>
+      </w:pPr>
+    </w:p>
+    <w:p>
+      <w:pPr>
+        <w:spacing w:line="276" w:lineRule="auto"/>
+        <w:jc w:val="center"/>
+        <w:rPr>
+          <w:rFonts w:ascii="Arial" w:hAnsi="Arial" w:cs="Arial"/>
+          <w:b/>
+          <w:bCs/>
+          <w:sz w:val="32"/>
+          <w:szCs w:val="32"/>
+        </w:rPr>
+      </w:pPr>
+    </w:p>
+    <w:p>
+      <w:pPr>
+        <w:spacing w:line="276" w:lineRule="auto"/>
+        <w:jc w:val="center"/>
+        <w:rPr>
+          <w:rFonts w:ascii="Arial" w:hAnsi="Arial" w:cs="Arial"/>
+          <w:b/>
+          <w:bCs/>
+          <w:sz w:val="32"/>
+          <w:szCs w:val="32"/>
         </w:rPr>
       </w:pPr>
     </w:p>
@@ -818,7 +776,6 @@
               <w:kern w:val="2"/>
               <w:sz w:val="24"/>
               <w:szCs w:val="24"/>
-              <w:lang w:eastAsia="ro-RO"/>
               <w14:ligatures w14:val="standardContextual"/>
             </w:rPr>
           </w:pPr>
@@ -840,7 +797,7 @@
             </w:rPr>
             <w:fldChar w:fldCharType="separate"/>
           </w:r>
-          <w:hyperlink w:anchor="_Toc238637424" w:history="1">
+          <w:hyperlink w:anchor="_Toc238855525" w:history="1">
             <w:r>
               <w:rPr>
                 <w:rStyle w:val="Hyperlink"/>
@@ -855,7 +812,6 @@
                 <w:kern w:val="2"/>
                 <w:sz w:val="24"/>
                 <w:szCs w:val="24"/>
-                <w:lang w:eastAsia="ro-RO"/>
                 <w14:ligatures w14:val="standardContextual"/>
               </w:rPr>
               <w:tab/>
@@ -887,7 +843,7 @@
                 <w:noProof/>
                 <w:webHidden/>
               </w:rPr>
-              <w:instrText xml:space="preserve"> PAGEREF _Toc238637424 \h </w:instrText>
+              <w:instrText xml:space="preserve"> PAGEREF _Toc238855525 \h </w:instrText>
             </w:r>
             <w:r>
               <w:rPr>
@@ -930,11 +886,10 @@
               <w:kern w:val="2"/>
               <w:sz w:val="24"/>
               <w:szCs w:val="24"/>
-              <w:lang w:eastAsia="ro-RO"/>
               <w14:ligatures w14:val="standardContextual"/>
             </w:rPr>
           </w:pPr>
-          <w:hyperlink w:anchor="_Toc238637425" w:history="1">
+          <w:hyperlink w:anchor="_Toc238855526" w:history="1">
             <w:r>
               <w:rPr>
                 <w:rStyle w:val="Hyperlink"/>
@@ -949,7 +904,6 @@
                 <w:kern w:val="2"/>
                 <w:sz w:val="24"/>
                 <w:szCs w:val="24"/>
-                <w:lang w:eastAsia="ro-RO"/>
                 <w14:ligatures w14:val="standardContextual"/>
               </w:rPr>
               <w:tab/>
@@ -981,7 +935,7 @@
                 <w:noProof/>
                 <w:webHidden/>
               </w:rPr>
-              <w:instrText xml:space="preserve"> PAGEREF _Toc238637425 \h </w:instrText>
+              <w:instrText xml:space="preserve"> PAGEREF _Toc238855526 \h </w:instrText>
             </w:r>
             <w:r>
               <w:rPr>
@@ -1024,11 +978,10 @@
               <w:kern w:val="2"/>
               <w:sz w:val="24"/>
               <w:szCs w:val="24"/>
-              <w:lang w:eastAsia="ro-RO"/>
               <w14:ligatures w14:val="standardContextual"/>
             </w:rPr>
           </w:pPr>
-          <w:hyperlink w:anchor="_Toc238637426" w:history="1">
+          <w:hyperlink w:anchor="_Toc238855527" w:history="1">
             <w:r>
               <w:rPr>
                 <w:rStyle w:val="Hyperlink"/>
@@ -1043,7 +996,6 @@
                 <w:kern w:val="2"/>
                 <w:sz w:val="24"/>
                 <w:szCs w:val="24"/>
-                <w:lang w:eastAsia="ro-RO"/>
                 <w14:ligatures w14:val="standardContextual"/>
               </w:rPr>
               <w:tab/>
@@ -1075,7 +1027,7 @@
                 <w:noProof/>
                 <w:webHidden/>
               </w:rPr>
-              <w:instrText xml:space="preserve"> PAGEREF _Toc238637426 \h </w:instrText>
+              <w:instrText xml:space="preserve"> PAGEREF _Toc238855527 \h </w:instrText>
             </w:r>
             <w:r>
               <w:rPr>
@@ -1118,11 +1070,10 @@
               <w:kern w:val="2"/>
               <w:sz w:val="24"/>
               <w:szCs w:val="24"/>
-              <w:lang w:eastAsia="ro-RO"/>
               <w14:ligatures w14:val="standardContextual"/>
             </w:rPr>
           </w:pPr>
-          <w:hyperlink w:anchor="_Toc238637427" w:history="1">
+          <w:hyperlink w:anchor="_Toc238855528" w:history="1">
             <w:r>
               <w:rPr>
                 <w:rStyle w:val="Hyperlink"/>
@@ -1137,7 +1088,6 @@
                 <w:kern w:val="2"/>
                 <w:sz w:val="24"/>
                 <w:szCs w:val="24"/>
-                <w:lang w:eastAsia="ro-RO"/>
                 <w14:ligatures w14:val="standardContextual"/>
               </w:rPr>
               <w:tab/>
@@ -1169,7 +1119,7 @@
                 <w:noProof/>
                 <w:webHidden/>
               </w:rPr>
-              <w:instrText xml:space="preserve"> PAGEREF _Toc238637427 \h </w:instrText>
+              <w:instrText xml:space="preserve"> PAGEREF _Toc238855528 \h </w:instrText>
             </w:r>
             <w:r>
               <w:rPr>
@@ -1212,11 +1162,10 @@
               <w:kern w:val="2"/>
               <w:sz w:val="24"/>
               <w:szCs w:val="24"/>
-              <w:lang w:eastAsia="ro-RO"/>
               <w14:ligatures w14:val="standardContextual"/>
             </w:rPr>
           </w:pPr>
-          <w:hyperlink w:anchor="_Toc238637428" w:history="1">
+          <w:hyperlink w:anchor="_Toc238855529" w:history="1">
             <w:r>
               <w:rPr>
                 <w:rStyle w:val="Hyperlink"/>
@@ -1231,7 +1180,6 @@
                 <w:kern w:val="2"/>
                 <w:sz w:val="24"/>
                 <w:szCs w:val="24"/>
-                <w:lang w:eastAsia="ro-RO"/>
                 <w14:ligatures w14:val="standardContextual"/>
               </w:rPr>
               <w:tab/>
@@ -1263,7 +1211,7 @@
                 <w:noProof/>
                 <w:webHidden/>
               </w:rPr>
-              <w:instrText xml:space="preserve"> PAGEREF _Toc238637428 \h </w:instrText>
+              <w:instrText xml:space="preserve"> PAGEREF _Toc238855529 \h </w:instrText>
             </w:r>
             <w:r>
               <w:rPr>
@@ -1306,11 +1254,10 @@
               <w:kern w:val="2"/>
               <w:sz w:val="24"/>
               <w:szCs w:val="24"/>
-              <w:lang w:eastAsia="ro-RO"/>
               <w14:ligatures w14:val="standardContextual"/>
             </w:rPr>
           </w:pPr>
-          <w:hyperlink w:anchor="_Toc238637429" w:history="1">
+          <w:hyperlink w:anchor="_Toc238855530" w:history="1">
             <w:r>
               <w:rPr>
                 <w:rStyle w:val="Hyperlink"/>
@@ -1325,7 +1272,6 @@
                 <w:kern w:val="2"/>
                 <w:sz w:val="24"/>
                 <w:szCs w:val="24"/>
-                <w:lang w:eastAsia="ro-RO"/>
                 <w14:ligatures w14:val="standardContextual"/>
               </w:rPr>
               <w:tab/>
@@ -1357,7 +1303,7 @@
                 <w:noProof/>
                 <w:webHidden/>
               </w:rPr>
-              <w:instrText xml:space="preserve"> PAGEREF _Toc238637429 \h </w:instrText>
+              <w:instrText xml:space="preserve"> PAGEREF _Toc238855530 \h </w:instrText>
             </w:r>
             <w:r>
               <w:rPr>
@@ -1400,11 +1346,10 @@
               <w:kern w:val="2"/>
               <w:sz w:val="24"/>
               <w:szCs w:val="24"/>
-              <w:lang w:eastAsia="ro-RO"/>
               <w14:ligatures w14:val="standardContextual"/>
             </w:rPr>
           </w:pPr>
-          <w:hyperlink w:anchor="_Toc238637430" w:history="1">
+          <w:hyperlink w:anchor="_Toc238855531" w:history="1">
             <w:r>
               <w:rPr>
                 <w:rStyle w:val="Hyperlink"/>
@@ -1419,7 +1364,6 @@
                 <w:kern w:val="2"/>
                 <w:sz w:val="24"/>
                 <w:szCs w:val="24"/>
-                <w:lang w:eastAsia="ro-RO"/>
                 <w14:ligatures w14:val="standardContextual"/>
               </w:rPr>
               <w:tab/>
@@ -1451,7 +1395,7 @@
                 <w:noProof/>
                 <w:webHidden/>
               </w:rPr>
-              <w:instrText xml:space="preserve"> PAGEREF _Toc238637430 \h </w:instrText>
+              <w:instrText xml:space="preserve"> PAGEREF _Toc238855531 \h </w:instrText>
             </w:r>
             <w:r>
               <w:rPr>
@@ -1494,11 +1438,10 @@
               <w:kern w:val="2"/>
               <w:sz w:val="24"/>
               <w:szCs w:val="24"/>
-              <w:lang w:eastAsia="ro-RO"/>
               <w14:ligatures w14:val="standardContextual"/>
             </w:rPr>
           </w:pPr>
-          <w:hyperlink w:anchor="_Toc238637431" w:history="1">
+          <w:hyperlink w:anchor="_Toc238855532" w:history="1">
             <w:r>
               <w:rPr>
                 <w:rStyle w:val="Hyperlink"/>
@@ -1513,7 +1456,6 @@
                 <w:kern w:val="2"/>
                 <w:sz w:val="24"/>
                 <w:szCs w:val="24"/>
-                <w:lang w:eastAsia="ro-RO"/>
                 <w14:ligatures w14:val="standardContextual"/>
               </w:rPr>
               <w:tab/>
@@ -1545,7 +1487,7 @@
                 <w:noProof/>
                 <w:webHidden/>
               </w:rPr>
-              <w:instrText xml:space="preserve"> PAGEREF _Toc238637431 \h </w:instrText>
+              <w:instrText xml:space="preserve"> PAGEREF _Toc238855532 \h </w:instrText>
             </w:r>
             <w:r>
               <w:rPr>
@@ -1588,11 +1530,10 @@
               <w:kern w:val="2"/>
               <w:sz w:val="24"/>
               <w:szCs w:val="24"/>
-              <w:lang w:eastAsia="ro-RO"/>
               <w14:ligatures w14:val="standardContextual"/>
             </w:rPr>
           </w:pPr>
-          <w:hyperlink w:anchor="_Toc238637432" w:history="1">
+          <w:hyperlink w:anchor="_Toc238855533" w:history="1">
             <w:r>
               <w:rPr>
                 <w:rStyle w:val="Hyperlink"/>
@@ -1607,7 +1548,6 @@
                 <w:kern w:val="2"/>
                 <w:sz w:val="24"/>
                 <w:szCs w:val="24"/>
-                <w:lang w:eastAsia="ro-RO"/>
                 <w14:ligatures w14:val="standardContextual"/>
               </w:rPr>
               <w:tab/>
@@ -1639,7 +1579,7 @@
                 <w:noProof/>
                 <w:webHidden/>
               </w:rPr>
-              <w:instrText xml:space="preserve"> PAGEREF _Toc238637432 \h </w:instrText>
+              <w:instrText xml:space="preserve"> PAGEREF _Toc238855533 \h </w:instrText>
             </w:r>
             <w:r>
               <w:rPr>
@@ -1682,11 +1622,10 @@
               <w:kern w:val="2"/>
               <w:sz w:val="24"/>
               <w:szCs w:val="24"/>
-              <w:lang w:eastAsia="ro-RO"/>
               <w14:ligatures w14:val="standardContextual"/>
             </w:rPr>
           </w:pPr>
-          <w:hyperlink w:anchor="_Toc238637433" w:history="1">
+          <w:hyperlink w:anchor="_Toc238855534" w:history="1">
             <w:r>
               <w:rPr>
                 <w:rStyle w:val="Hyperlink"/>
@@ -1701,7 +1640,6 @@
                 <w:kern w:val="2"/>
                 <w:sz w:val="24"/>
                 <w:szCs w:val="24"/>
-                <w:lang w:eastAsia="ro-RO"/>
                 <w14:ligatures w14:val="standardContextual"/>
               </w:rPr>
               <w:tab/>
@@ -1733,7 +1671,7 @@
                 <w:noProof/>
                 <w:webHidden/>
               </w:rPr>
-              <w:instrText xml:space="preserve"> PAGEREF _Toc238637433 \h </w:instrText>
+              <w:instrText xml:space="preserve"> PAGEREF _Toc238855534 \h </w:instrText>
             </w:r>
             <w:r>
               <w:rPr>
@@ -1776,11 +1714,10 @@
               <w:kern w:val="2"/>
               <w:sz w:val="24"/>
               <w:szCs w:val="24"/>
-              <w:lang w:eastAsia="ro-RO"/>
               <w14:ligatures w14:val="standardContextual"/>
             </w:rPr>
           </w:pPr>
-          <w:hyperlink w:anchor="_Toc238637434" w:history="1">
+          <w:hyperlink w:anchor="_Toc238855535" w:history="1">
             <w:r>
               <w:rPr>
                 <w:rStyle w:val="Hyperlink"/>
@@ -1795,7 +1732,6 @@
                 <w:kern w:val="2"/>
                 <w:sz w:val="24"/>
                 <w:szCs w:val="24"/>
-                <w:lang w:eastAsia="ro-RO"/>
                 <w14:ligatures w14:val="standardContextual"/>
               </w:rPr>
               <w:tab/>
@@ -1827,7 +1763,7 @@
                 <w:noProof/>
                 <w:webHidden/>
               </w:rPr>
-              <w:instrText xml:space="preserve"> PAGEREF _Toc238637434 \h </w:instrText>
+              <w:instrText xml:space="preserve"> PAGEREF _Toc238855535 \h </w:instrText>
             </w:r>
             <w:r>
               <w:rPr>
@@ -1870,11 +1806,10 @@
               <w:kern w:val="2"/>
               <w:sz w:val="24"/>
               <w:szCs w:val="24"/>
-              <w:lang w:eastAsia="ro-RO"/>
               <w14:ligatures w14:val="standardContextual"/>
             </w:rPr>
           </w:pPr>
-          <w:hyperlink w:anchor="_Toc238637435" w:history="1">
+          <w:hyperlink w:anchor="_Toc238855536" w:history="1">
             <w:r>
               <w:rPr>
                 <w:rStyle w:val="Hyperlink"/>
@@ -1889,7 +1824,6 @@
                 <w:kern w:val="2"/>
                 <w:sz w:val="24"/>
                 <w:szCs w:val="24"/>
-                <w:lang w:eastAsia="ro-RO"/>
                 <w14:ligatures w14:val="standardContextual"/>
               </w:rPr>
               <w:tab/>
@@ -1921,7 +1855,7 @@
                 <w:noProof/>
                 <w:webHidden/>
               </w:rPr>
-              <w:instrText xml:space="preserve"> PAGEREF _Toc238637435 \h </w:instrText>
+              <w:instrText xml:space="preserve"> PAGEREF _Toc238855536 \h </w:instrText>
             </w:r>
             <w:r>
               <w:rPr>
@@ -1964,11 +1898,10 @@
               <w:kern w:val="2"/>
               <w:sz w:val="24"/>
               <w:szCs w:val="24"/>
-              <w:lang w:eastAsia="ro-RO"/>
               <w14:ligatures w14:val="standardContextual"/>
             </w:rPr>
           </w:pPr>
-          <w:hyperlink w:anchor="_Toc238637436" w:history="1">
+          <w:hyperlink w:anchor="_Toc238855537" w:history="1">
             <w:r>
               <w:rPr>
                 <w:rStyle w:val="Hyperlink"/>
@@ -1983,7 +1916,6 @@
                 <w:kern w:val="2"/>
                 <w:sz w:val="24"/>
                 <w:szCs w:val="24"/>
-                <w:lang w:eastAsia="ro-RO"/>
                 <w14:ligatures w14:val="standardContextual"/>
               </w:rPr>
               <w:tab/>
@@ -2015,7 +1947,7 @@
                 <w:noProof/>
                 <w:webHidden/>
               </w:rPr>
-              <w:instrText xml:space="preserve"> PAGEREF _Toc238637436 \h </w:instrText>
+              <w:instrText xml:space="preserve"> PAGEREF _Toc238855537 \h </w:instrText>
             </w:r>
             <w:r>
               <w:rPr>
@@ -2058,11 +1990,10 @@
               <w:kern w:val="2"/>
               <w:sz w:val="24"/>
               <w:szCs w:val="24"/>
-              <w:lang w:eastAsia="ro-RO"/>
               <w14:ligatures w14:val="standardContextual"/>
             </w:rPr>
           </w:pPr>
-          <w:hyperlink w:anchor="_Toc238637437" w:history="1">
+          <w:hyperlink w:anchor="_Toc238855538" w:history="1">
             <w:r>
               <w:rPr>
                 <w:rStyle w:val="Hyperlink"/>
@@ -2077,7 +2008,6 @@
                 <w:kern w:val="2"/>
                 <w:sz w:val="24"/>
                 <w:szCs w:val="24"/>
-                <w:lang w:eastAsia="ro-RO"/>
                 <w14:ligatures w14:val="standardContextual"/>
               </w:rPr>
               <w:tab/>
@@ -2109,7 +2039,7 @@
                 <w:noProof/>
                 <w:webHidden/>
               </w:rPr>
-              <w:instrText xml:space="preserve"> PAGEREF _Toc238637437 \h </w:instrText>
+              <w:instrText xml:space="preserve"> PAGEREF _Toc238855538 \h </w:instrText>
             </w:r>
             <w:r>
               <w:rPr>
@@ -2152,11 +2082,10 @@
               <w:kern w:val="2"/>
               <w:sz w:val="24"/>
               <w:szCs w:val="24"/>
-              <w:lang w:eastAsia="ro-RO"/>
               <w14:ligatures w14:val="standardContextual"/>
             </w:rPr>
           </w:pPr>
-          <w:hyperlink w:anchor="_Toc238637438" w:history="1">
+          <w:hyperlink w:anchor="_Toc238855539" w:history="1">
             <w:r>
               <w:rPr>
                 <w:rStyle w:val="Hyperlink"/>
@@ -2171,7 +2100,6 @@
                 <w:kern w:val="2"/>
                 <w:sz w:val="24"/>
                 <w:szCs w:val="24"/>
-                <w:lang w:eastAsia="ro-RO"/>
                 <w14:ligatures w14:val="standardContextual"/>
               </w:rPr>
               <w:tab/>
@@ -2203,7 +2131,7 @@
                 <w:noProof/>
                 <w:webHidden/>
               </w:rPr>
-              <w:instrText xml:space="preserve"> PAGEREF _Toc238637438 \h </w:instrText>
+              <w:instrText xml:space="preserve"> PAGEREF _Toc238855539 \h </w:instrText>
             </w:r>
             <w:r>
               <w:rPr>
@@ -2246,11 +2174,10 @@
               <w:kern w:val="2"/>
               <w:sz w:val="24"/>
               <w:szCs w:val="24"/>
-              <w:lang w:eastAsia="ro-RO"/>
               <w14:ligatures w14:val="standardContextual"/>
             </w:rPr>
           </w:pPr>
-          <w:hyperlink w:anchor="_Toc238637439" w:history="1">
+          <w:hyperlink w:anchor="_Toc238855540" w:history="1">
             <w:r>
               <w:rPr>
                 <w:rStyle w:val="Hyperlink"/>
@@ -2265,7 +2192,6 @@
                 <w:kern w:val="2"/>
                 <w:sz w:val="24"/>
                 <w:szCs w:val="24"/>
-                <w:lang w:eastAsia="ro-RO"/>
                 <w14:ligatures w14:val="standardContextual"/>
               </w:rPr>
               <w:tab/>
@@ -2297,7 +2223,7 @@
                 <w:noProof/>
                 <w:webHidden/>
               </w:rPr>
-              <w:instrText xml:space="preserve"> PAGEREF _Toc238637439 \h </w:instrText>
+              <w:instrText xml:space="preserve"> PAGEREF _Toc238855540 \h </w:instrText>
             </w:r>
             <w:r>
               <w:rPr>
@@ -2340,11 +2266,10 @@
               <w:kern w:val="2"/>
               <w:sz w:val="24"/>
               <w:szCs w:val="24"/>
-              <w:lang w:eastAsia="ro-RO"/>
               <w14:ligatures w14:val="standardContextual"/>
             </w:rPr>
           </w:pPr>
-          <w:hyperlink w:anchor="_Toc238637440" w:history="1">
+          <w:hyperlink w:anchor="_Toc238855541" w:history="1">
             <w:r>
               <w:rPr>
                 <w:rStyle w:val="Hyperlink"/>
@@ -2359,7 +2284,6 @@
                 <w:kern w:val="2"/>
                 <w:sz w:val="24"/>
                 <w:szCs w:val="24"/>
-                <w:lang w:eastAsia="ro-RO"/>
                 <w14:ligatures w14:val="standardContextual"/>
               </w:rPr>
               <w:tab/>
@@ -2391,7 +2315,7 @@
                 <w:noProof/>
                 <w:webHidden/>
               </w:rPr>
-              <w:instrText xml:space="preserve"> PAGEREF _Toc238637440 \h </w:instrText>
+              <w:instrText xml:space="preserve"> PAGEREF _Toc238855541 \h </w:instrText>
             </w:r>
             <w:r>
               <w:rPr>
@@ -2434,11 +2358,10 @@
               <w:kern w:val="2"/>
               <w:sz w:val="24"/>
               <w:szCs w:val="24"/>
-              <w:lang w:eastAsia="ro-RO"/>
               <w14:ligatures w14:val="standardContextual"/>
             </w:rPr>
           </w:pPr>
-          <w:hyperlink w:anchor="_Toc238637441" w:history="1">
+          <w:hyperlink w:anchor="_Toc238855542" w:history="1">
             <w:r>
               <w:rPr>
                 <w:rStyle w:val="Hyperlink"/>
@@ -2454,7 +2377,6 @@
                 <w:kern w:val="2"/>
                 <w:sz w:val="24"/>
                 <w:szCs w:val="24"/>
-                <w:lang w:eastAsia="ro-RO"/>
                 <w14:ligatures w14:val="standardContextual"/>
               </w:rPr>
               <w:tab/>
@@ -2487,7 +2409,7 @@
                 <w:noProof/>
                 <w:webHidden/>
               </w:rPr>
-              <w:instrText xml:space="preserve"> PAGEREF _Toc238637441 \h </w:instrText>
+              <w:instrText xml:space="preserve"> PAGEREF _Toc238855542 \h </w:instrText>
             </w:r>
             <w:r>
               <w:rPr>
@@ -2507,7 +2429,7 @@
                 <w:noProof/>
                 <w:webHidden/>
               </w:rPr>
-              <w:t>21</w:t>
+              <w:t>20</w:t>
             </w:r>
             <w:r>
               <w:rPr>
@@ -2530,11 +2452,10 @@
               <w:kern w:val="2"/>
               <w:sz w:val="24"/>
               <w:szCs w:val="24"/>
-              <w:lang w:eastAsia="ro-RO"/>
               <w14:ligatures w14:val="standardContextual"/>
             </w:rPr>
           </w:pPr>
-          <w:hyperlink w:anchor="_Toc238637442" w:history="1">
+          <w:hyperlink w:anchor="_Toc238855543" w:history="1">
             <w:r>
               <w:rPr>
                 <w:rStyle w:val="Hyperlink"/>
@@ -2550,7 +2471,6 @@
                 <w:kern w:val="2"/>
                 <w:sz w:val="24"/>
                 <w:szCs w:val="24"/>
-                <w:lang w:eastAsia="ro-RO"/>
                 <w14:ligatures w14:val="standardContextual"/>
               </w:rPr>
               <w:tab/>
@@ -2583,7 +2503,7 @@
                 <w:noProof/>
                 <w:webHidden/>
               </w:rPr>
-              <w:instrText xml:space="preserve"> PAGEREF _Toc238637442 \h </w:instrText>
+              <w:instrText xml:space="preserve"> PAGEREF _Toc238855543 \h </w:instrText>
             </w:r>
             <w:r>
               <w:rPr>
@@ -2626,11 +2546,10 @@
               <w:kern w:val="2"/>
               <w:sz w:val="24"/>
               <w:szCs w:val="24"/>
-              <w:lang w:eastAsia="ro-RO"/>
               <w14:ligatures w14:val="standardContextual"/>
             </w:rPr>
           </w:pPr>
-          <w:hyperlink w:anchor="_Toc238637443" w:history="1">
+          <w:hyperlink w:anchor="_Toc238855544" w:history="1">
             <w:r>
               <w:rPr>
                 <w:rStyle w:val="Hyperlink"/>
@@ -2645,7 +2564,6 @@
                 <w:kern w:val="2"/>
                 <w:sz w:val="24"/>
                 <w:szCs w:val="24"/>
-                <w:lang w:eastAsia="ro-RO"/>
                 <w14:ligatures w14:val="standardContextual"/>
               </w:rPr>
               <w:tab/>
@@ -2677,7 +2595,7 @@
                 <w:noProof/>
                 <w:webHidden/>
               </w:rPr>
-              <w:instrText xml:space="preserve"> PAGEREF _Toc238637443 \h </w:instrText>
+              <w:instrText xml:space="preserve"> PAGEREF _Toc238855544 \h </w:instrText>
             </w:r>
             <w:r>
               <w:rPr>
@@ -2720,11 +2638,10 @@
               <w:kern w:val="2"/>
               <w:sz w:val="24"/>
               <w:szCs w:val="24"/>
-              <w:lang w:eastAsia="ro-RO"/>
               <w14:ligatures w14:val="standardContextual"/>
             </w:rPr>
           </w:pPr>
-          <w:hyperlink w:anchor="_Toc238637444" w:history="1">
+          <w:hyperlink w:anchor="_Toc238855545" w:history="1">
             <w:r>
               <w:rPr>
                 <w:rStyle w:val="Hyperlink"/>
@@ -2739,7 +2656,6 @@
                 <w:kern w:val="2"/>
                 <w:sz w:val="24"/>
                 <w:szCs w:val="24"/>
-                <w:lang w:eastAsia="ro-RO"/>
                 <w14:ligatures w14:val="standardContextual"/>
               </w:rPr>
               <w:tab/>
@@ -2771,7 +2687,7 @@
                 <w:noProof/>
                 <w:webHidden/>
               </w:rPr>
-              <w:instrText xml:space="preserve"> PAGEREF _Toc238637444 \h </w:instrText>
+              <w:instrText xml:space="preserve"> PAGEREF _Toc238855545 \h </w:instrText>
             </w:r>
             <w:r>
               <w:rPr>
@@ -2791,7 +2707,7 @@
                 <w:noProof/>
                 <w:webHidden/>
               </w:rPr>
-              <w:t>23</w:t>
+              <w:t>22</w:t>
             </w:r>
             <w:r>
               <w:rPr>
@@ -2814,11 +2730,10 @@
               <w:kern w:val="2"/>
               <w:sz w:val="24"/>
               <w:szCs w:val="24"/>
-              <w:lang w:eastAsia="ro-RO"/>
               <w14:ligatures w14:val="standardContextual"/>
             </w:rPr>
           </w:pPr>
-          <w:hyperlink w:anchor="_Toc238637445" w:history="1">
+          <w:hyperlink w:anchor="_Toc238855546" w:history="1">
             <w:r>
               <w:rPr>
                 <w:rStyle w:val="Hyperlink"/>
@@ -2833,7 +2748,6 @@
                 <w:kern w:val="2"/>
                 <w:sz w:val="24"/>
                 <w:szCs w:val="24"/>
-                <w:lang w:eastAsia="ro-RO"/>
                 <w14:ligatures w14:val="standardContextual"/>
               </w:rPr>
               <w:tab/>
@@ -2865,7 +2779,7 @@
                 <w:noProof/>
                 <w:webHidden/>
               </w:rPr>
-              <w:instrText xml:space="preserve"> PAGEREF _Toc238637445 \h </w:instrText>
+              <w:instrText xml:space="preserve"> PAGEREF _Toc238855546 \h </w:instrText>
             </w:r>
             <w:r>
               <w:rPr>
@@ -2908,11 +2822,10 @@
               <w:kern w:val="2"/>
               <w:sz w:val="24"/>
               <w:szCs w:val="24"/>
-              <w:lang w:eastAsia="ro-RO"/>
               <w14:ligatures w14:val="standardContextual"/>
             </w:rPr>
           </w:pPr>
-          <w:hyperlink w:anchor="_Toc238637446" w:history="1">
+          <w:hyperlink w:anchor="_Toc238855547" w:history="1">
             <w:r>
               <w:rPr>
                 <w:rStyle w:val="Hyperlink"/>
@@ -2927,7 +2840,6 @@
                 <w:kern w:val="2"/>
                 <w:sz w:val="24"/>
                 <w:szCs w:val="24"/>
-                <w:lang w:eastAsia="ro-RO"/>
                 <w14:ligatures w14:val="standardContextual"/>
               </w:rPr>
               <w:tab/>
@@ -2959,7 +2871,7 @@
                 <w:noProof/>
                 <w:webHidden/>
               </w:rPr>
-              <w:instrText xml:space="preserve"> PAGEREF _Toc238637446 \h </w:instrText>
+              <w:instrText xml:space="preserve"> PAGEREF _Toc238855547 \h </w:instrText>
             </w:r>
             <w:r>
               <w:rPr>
@@ -2979,7 +2891,7 @@
                 <w:noProof/>
                 <w:webHidden/>
               </w:rPr>
-              <w:t>25</w:t>
+              <w:t>24</w:t>
             </w:r>
             <w:r>
               <w:rPr>
@@ -3002,11 +2914,10 @@
               <w:kern w:val="2"/>
               <w:sz w:val="24"/>
               <w:szCs w:val="24"/>
-              <w:lang w:eastAsia="ro-RO"/>
               <w14:ligatures w14:val="standardContextual"/>
             </w:rPr>
           </w:pPr>
-          <w:hyperlink w:anchor="_Toc238637447" w:history="1">
+          <w:hyperlink w:anchor="_Toc238855548" w:history="1">
             <w:r>
               <w:rPr>
                 <w:rStyle w:val="Hyperlink"/>
@@ -3021,7 +2932,6 @@
                 <w:kern w:val="2"/>
                 <w:sz w:val="24"/>
                 <w:szCs w:val="24"/>
-                <w:lang w:eastAsia="ro-RO"/>
                 <w14:ligatures w14:val="standardContextual"/>
               </w:rPr>
               <w:tab/>
@@ -3053,7 +2963,7 @@
                 <w:noProof/>
                 <w:webHidden/>
               </w:rPr>
-              <w:instrText xml:space="preserve"> PAGEREF _Toc238637447 \h </w:instrText>
+              <w:instrText xml:space="preserve"> PAGEREF _Toc238855548 \h </w:instrText>
             </w:r>
             <w:r>
               <w:rPr>
@@ -3073,7 +2983,7 @@
                 <w:noProof/>
                 <w:webHidden/>
               </w:rPr>
-              <w:t>26</w:t>
+              <w:t>25</w:t>
             </w:r>
             <w:r>
               <w:rPr>
@@ -3096,11 +3006,10 @@
               <w:kern w:val="2"/>
               <w:sz w:val="24"/>
               <w:szCs w:val="24"/>
-              <w:lang w:eastAsia="ro-RO"/>
               <w14:ligatures w14:val="standardContextual"/>
             </w:rPr>
           </w:pPr>
-          <w:hyperlink w:anchor="_Toc238637448" w:history="1">
+          <w:hyperlink w:anchor="_Toc238855549" w:history="1">
             <w:r>
               <w:rPr>
                 <w:rStyle w:val="Hyperlink"/>
@@ -3115,7 +3024,6 @@
                 <w:kern w:val="2"/>
                 <w:sz w:val="24"/>
                 <w:szCs w:val="24"/>
-                <w:lang w:eastAsia="ro-RO"/>
                 <w14:ligatures w14:val="standardContextual"/>
               </w:rPr>
               <w:tab/>
@@ -3147,7 +3055,7 @@
                 <w:noProof/>
                 <w:webHidden/>
               </w:rPr>
-              <w:instrText xml:space="preserve"> PAGEREF _Toc238637448 \h </w:instrText>
+              <w:instrText xml:space="preserve"> PAGEREF _Toc238855549 \h </w:instrText>
             </w:r>
             <w:r>
               <w:rPr>
@@ -3190,11 +3098,10 @@
               <w:kern w:val="2"/>
               <w:sz w:val="24"/>
               <w:szCs w:val="24"/>
-              <w:lang w:eastAsia="ro-RO"/>
               <w14:ligatures w14:val="standardContextual"/>
             </w:rPr>
           </w:pPr>
-          <w:hyperlink w:anchor="_Toc238637449" w:history="1">
+          <w:hyperlink w:anchor="_Toc238855550" w:history="1">
             <w:r>
               <w:rPr>
                 <w:rStyle w:val="Hyperlink"/>
@@ -3209,7 +3116,6 @@
                 <w:kern w:val="2"/>
                 <w:sz w:val="24"/>
                 <w:szCs w:val="24"/>
-                <w:lang w:eastAsia="ro-RO"/>
                 <w14:ligatures w14:val="standardContextual"/>
               </w:rPr>
               <w:tab/>
@@ -3241,7 +3147,7 @@
                 <w:noProof/>
                 <w:webHidden/>
               </w:rPr>
-              <w:instrText xml:space="preserve"> PAGEREF _Toc238637449 \h </w:instrText>
+              <w:instrText xml:space="preserve"> PAGEREF _Toc238855550 \h </w:instrText>
             </w:r>
             <w:r>
               <w:rPr>
@@ -3261,7 +3167,7 @@
                 <w:noProof/>
                 <w:webHidden/>
               </w:rPr>
-              <w:t>27</w:t>
+              <w:t>26</w:t>
             </w:r>
             <w:r>
               <w:rPr>
@@ -3284,11 +3190,10 @@
               <w:kern w:val="2"/>
               <w:sz w:val="24"/>
               <w:szCs w:val="24"/>
-              <w:lang w:eastAsia="ro-RO"/>
               <w14:ligatures w14:val="standardContextual"/>
             </w:rPr>
           </w:pPr>
-          <w:hyperlink w:anchor="_Toc238637450" w:history="1">
+          <w:hyperlink w:anchor="_Toc238855551" w:history="1">
             <w:r>
               <w:rPr>
                 <w:rStyle w:val="Hyperlink"/>
@@ -3303,7 +3208,6 @@
                 <w:kern w:val="2"/>
                 <w:sz w:val="24"/>
                 <w:szCs w:val="24"/>
-                <w:lang w:eastAsia="ro-RO"/>
                 <w14:ligatures w14:val="standardContextual"/>
               </w:rPr>
               <w:tab/>
@@ -3335,7 +3239,7 @@
                 <w:noProof/>
                 <w:webHidden/>
               </w:rPr>
-              <w:instrText xml:space="preserve"> PAGEREF _Toc238637450 \h </w:instrText>
+              <w:instrText xml:space="preserve"> PAGEREF _Toc238855551 \h </w:instrText>
             </w:r>
             <w:r>
               <w:rPr>
@@ -3378,11 +3282,10 @@
               <w:kern w:val="2"/>
               <w:sz w:val="24"/>
               <w:szCs w:val="24"/>
-              <w:lang w:eastAsia="ro-RO"/>
               <w14:ligatures w14:val="standardContextual"/>
             </w:rPr>
           </w:pPr>
-          <w:hyperlink w:anchor="_Toc238637451" w:history="1">
+          <w:hyperlink w:anchor="_Toc238855552" w:history="1">
             <w:r>
               <w:rPr>
                 <w:rStyle w:val="Hyperlink"/>
@@ -3396,7 +3299,6 @@
                 <w:kern w:val="2"/>
                 <w:sz w:val="24"/>
                 <w:szCs w:val="24"/>
-                <w:lang w:eastAsia="ro-RO"/>
                 <w14:ligatures w14:val="standardContextual"/>
               </w:rPr>
               <w:tab/>
@@ -3427,7 +3329,7 @@
                 <w:noProof/>
                 <w:webHidden/>
               </w:rPr>
-              <w:instrText xml:space="preserve"> PAGEREF _Toc238637451 \h </w:instrText>
+              <w:instrText xml:space="preserve"> PAGEREF _Toc238855552 \h </w:instrText>
             </w:r>
             <w:r>
               <w:rPr>
@@ -3470,11 +3372,10 @@
               <w:kern w:val="2"/>
               <w:sz w:val="24"/>
               <w:szCs w:val="24"/>
-              <w:lang w:eastAsia="ro-RO"/>
               <w14:ligatures w14:val="standardContextual"/>
             </w:rPr>
           </w:pPr>
-          <w:hyperlink w:anchor="_Toc238637452" w:history="1">
+          <w:hyperlink w:anchor="_Toc238855553" w:history="1">
             <w:r>
               <w:rPr>
                 <w:rStyle w:val="Hyperlink"/>
@@ -3488,7 +3389,6 @@
                 <w:kern w:val="2"/>
                 <w:sz w:val="24"/>
                 <w:szCs w:val="24"/>
-                <w:lang w:eastAsia="ro-RO"/>
                 <w14:ligatures w14:val="standardContextual"/>
               </w:rPr>
               <w:tab/>
@@ -3519,7 +3419,7 @@
                 <w:noProof/>
                 <w:webHidden/>
               </w:rPr>
-              <w:instrText xml:space="preserve"> PAGEREF _Toc238637452 \h </w:instrText>
+              <w:instrText xml:space="preserve"> PAGEREF _Toc238855553 \h </w:instrText>
             </w:r>
             <w:r>
               <w:rPr>
@@ -3562,11 +3462,10 @@
               <w:kern w:val="2"/>
               <w:sz w:val="24"/>
               <w:szCs w:val="24"/>
-              <w:lang w:eastAsia="ro-RO"/>
               <w14:ligatures w14:val="standardContextual"/>
             </w:rPr>
           </w:pPr>
-          <w:hyperlink w:anchor="_Toc238637453" w:history="1">
+          <w:hyperlink w:anchor="_Toc238855554" w:history="1">
             <w:r>
               <w:rPr>
                 <w:rStyle w:val="Hyperlink"/>
@@ -3580,7 +3479,6 @@
                 <w:kern w:val="2"/>
                 <w:sz w:val="24"/>
                 <w:szCs w:val="24"/>
-                <w:lang w:eastAsia="ro-RO"/>
                 <w14:ligatures w14:val="standardContextual"/>
               </w:rPr>
               <w:tab/>
@@ -3611,7 +3509,7 @@
                 <w:noProof/>
                 <w:webHidden/>
               </w:rPr>
-              <w:instrText xml:space="preserve"> PAGEREF _Toc238637453 \h </w:instrText>
+              <w:instrText xml:space="preserve"> PAGEREF _Toc238855554 \h </w:instrText>
             </w:r>
             <w:r>
               <w:rPr>
@@ -3631,7 +3529,367 @@
                 <w:noProof/>
                 <w:webHidden/>
               </w:rPr>
-              <w:t>30</w:t>
+              <w:t>29</w:t>
+            </w:r>
+            <w:r>
+              <w:rPr>
+                <w:noProof/>
+                <w:webHidden/>
+              </w:rPr>
+              <w:fldChar w:fldCharType="end"/>
+            </w:r>
+          </w:hyperlink>
+        </w:p>
+        <w:p>
+          <w:pPr>
+            <w:pStyle w:val="TOC2"/>
+            <w:tabs>
+              <w:tab w:val="left" w:pos="960"/>
+              <w:tab w:val="right" w:leader="dot" w:pos="9629"/>
+            </w:tabs>
+            <w:rPr>
+              <w:noProof/>
+              <w:kern w:val="2"/>
+              <w:sz w:val="24"/>
+              <w:szCs w:val="24"/>
+              <w14:ligatures w14:val="standardContextual"/>
+            </w:rPr>
+          </w:pPr>
+          <w:hyperlink w:anchor="_Toc238855555" w:history="1">
+            <w:r>
+              <w:rPr>
+                <w:rStyle w:val="Hyperlink"/>
+                <w:noProof/>
+              </w:rPr>
+              <w:t>4.3</w:t>
+            </w:r>
+            <w:r>
+              <w:rPr>
+                <w:noProof/>
+                <w:kern w:val="2"/>
+                <w:sz w:val="24"/>
+                <w:szCs w:val="24"/>
+                <w14:ligatures w14:val="standardContextual"/>
+              </w:rPr>
+              <w:tab/>
+            </w:r>
+            <w:r>
+              <w:rPr>
+                <w:rStyle w:val="Hyperlink"/>
+                <w:noProof/>
+              </w:rPr>
+              <w:t>PROTOCOLUL AXI4</w:t>
+            </w:r>
+            <w:r>
+              <w:rPr>
+                <w:noProof/>
+                <w:webHidden/>
+              </w:rPr>
+              <w:tab/>
+            </w:r>
+            <w:r>
+              <w:rPr>
+                <w:noProof/>
+                <w:webHidden/>
+              </w:rPr>
+              <w:fldChar w:fldCharType="begin"/>
+            </w:r>
+            <w:r>
+              <w:rPr>
+                <w:noProof/>
+                <w:webHidden/>
+              </w:rPr>
+              <w:instrText xml:space="preserve"> PAGEREF _Toc238855555 \h </w:instrText>
+            </w:r>
+            <w:r>
+              <w:rPr>
+                <w:noProof/>
+                <w:webHidden/>
+              </w:rPr>
+            </w:r>
+            <w:r>
+              <w:rPr>
+                <w:noProof/>
+                <w:webHidden/>
+              </w:rPr>
+              <w:fldChar w:fldCharType="separate"/>
+            </w:r>
+            <w:r>
+              <w:rPr>
+                <w:noProof/>
+                <w:webHidden/>
+              </w:rPr>
+              <w:t>31</w:t>
+            </w:r>
+            <w:r>
+              <w:rPr>
+                <w:noProof/>
+                <w:webHidden/>
+              </w:rPr>
+              <w:fldChar w:fldCharType="end"/>
+            </w:r>
+          </w:hyperlink>
+        </w:p>
+        <w:p>
+          <w:pPr>
+            <w:pStyle w:val="TOC2"/>
+            <w:tabs>
+              <w:tab w:val="left" w:pos="960"/>
+              <w:tab w:val="right" w:leader="dot" w:pos="9629"/>
+            </w:tabs>
+            <w:rPr>
+              <w:noProof/>
+              <w:kern w:val="2"/>
+              <w:sz w:val="24"/>
+              <w:szCs w:val="24"/>
+              <w14:ligatures w14:val="standardContextual"/>
+            </w:rPr>
+          </w:pPr>
+          <w:hyperlink w:anchor="_Toc238855556" w:history="1">
+            <w:r>
+              <w:rPr>
+                <w:rStyle w:val="Hyperlink"/>
+                <w:noProof/>
+              </w:rPr>
+              <w:t>4.4</w:t>
+            </w:r>
+            <w:r>
+              <w:rPr>
+                <w:noProof/>
+                <w:kern w:val="2"/>
+                <w:sz w:val="24"/>
+                <w:szCs w:val="24"/>
+                <w14:ligatures w14:val="standardContextual"/>
+              </w:rPr>
+              <w:tab/>
+            </w:r>
+            <w:r>
+              <w:rPr>
+                <w:rStyle w:val="Hyperlink"/>
+                <w:noProof/>
+              </w:rPr>
+              <w:t>RECONFIGURAREA FPGA</w:t>
+            </w:r>
+            <w:r>
+              <w:rPr>
+                <w:noProof/>
+                <w:webHidden/>
+              </w:rPr>
+              <w:tab/>
+            </w:r>
+            <w:r>
+              <w:rPr>
+                <w:noProof/>
+                <w:webHidden/>
+              </w:rPr>
+              <w:fldChar w:fldCharType="begin"/>
+            </w:r>
+            <w:r>
+              <w:rPr>
+                <w:noProof/>
+                <w:webHidden/>
+              </w:rPr>
+              <w:instrText xml:space="preserve"> PAGEREF _Toc238855556 \h </w:instrText>
+            </w:r>
+            <w:r>
+              <w:rPr>
+                <w:noProof/>
+                <w:webHidden/>
+              </w:rPr>
+            </w:r>
+            <w:r>
+              <w:rPr>
+                <w:noProof/>
+                <w:webHidden/>
+              </w:rPr>
+              <w:fldChar w:fldCharType="separate"/>
+            </w:r>
+            <w:r>
+              <w:rPr>
+                <w:noProof/>
+                <w:webHidden/>
+              </w:rPr>
+              <w:t>32</w:t>
+            </w:r>
+            <w:r>
+              <w:rPr>
+                <w:noProof/>
+                <w:webHidden/>
+              </w:rPr>
+              <w:fldChar w:fldCharType="end"/>
+            </w:r>
+          </w:hyperlink>
+        </w:p>
+        <w:p>
+          <w:pPr>
+            <w:pStyle w:val="TOC1"/>
+            <w:tabs>
+              <w:tab w:val="left" w:pos="440"/>
+              <w:tab w:val="right" w:leader="dot" w:pos="9629"/>
+            </w:tabs>
+            <w:rPr>
+              <w:noProof/>
+              <w:kern w:val="2"/>
+              <w:sz w:val="24"/>
+              <w:szCs w:val="24"/>
+              <w14:ligatures w14:val="standardContextual"/>
+            </w:rPr>
+          </w:pPr>
+          <w:hyperlink w:anchor="_Toc238855557" w:history="1">
+            <w:r>
+              <w:rPr>
+                <w:rStyle w:val="Hyperlink"/>
+                <w:noProof/>
+              </w:rPr>
+              <w:t>5</w:t>
+            </w:r>
+            <w:r>
+              <w:rPr>
+                <w:noProof/>
+                <w:kern w:val="2"/>
+                <w:sz w:val="24"/>
+                <w:szCs w:val="24"/>
+                <w14:ligatures w14:val="standardContextual"/>
+              </w:rPr>
+              <w:tab/>
+            </w:r>
+            <w:r>
+              <w:rPr>
+                <w:rStyle w:val="Hyperlink"/>
+                <w:noProof/>
+              </w:rPr>
+              <w:t>PROIECTAREA ȘI IMPLEMENTAREA NUCLEULUI AES-128</w:t>
+            </w:r>
+            <w:r>
+              <w:rPr>
+                <w:noProof/>
+                <w:webHidden/>
+              </w:rPr>
+              <w:tab/>
+            </w:r>
+            <w:r>
+              <w:rPr>
+                <w:noProof/>
+                <w:webHidden/>
+              </w:rPr>
+              <w:fldChar w:fldCharType="begin"/>
+            </w:r>
+            <w:r>
+              <w:rPr>
+                <w:noProof/>
+                <w:webHidden/>
+              </w:rPr>
+              <w:instrText xml:space="preserve"> PAGEREF _Toc238855557 \h </w:instrText>
+            </w:r>
+            <w:r>
+              <w:rPr>
+                <w:noProof/>
+                <w:webHidden/>
+              </w:rPr>
+            </w:r>
+            <w:r>
+              <w:rPr>
+                <w:noProof/>
+                <w:webHidden/>
+              </w:rPr>
+              <w:fldChar w:fldCharType="separate"/>
+            </w:r>
+            <w:r>
+              <w:rPr>
+                <w:noProof/>
+                <w:webHidden/>
+              </w:rPr>
+              <w:t>33</w:t>
+            </w:r>
+            <w:r>
+              <w:rPr>
+                <w:noProof/>
+                <w:webHidden/>
+              </w:rPr>
+              <w:fldChar w:fldCharType="end"/>
+            </w:r>
+          </w:hyperlink>
+        </w:p>
+        <w:p>
+          <w:pPr>
+            <w:pStyle w:val="TOC2"/>
+            <w:tabs>
+              <w:tab w:val="left" w:pos="960"/>
+              <w:tab w:val="right" w:leader="dot" w:pos="9629"/>
+            </w:tabs>
+            <w:rPr>
+              <w:noProof/>
+              <w:kern w:val="2"/>
+              <w:sz w:val="24"/>
+              <w:szCs w:val="24"/>
+              <w14:ligatures w14:val="standardContextual"/>
+            </w:rPr>
+          </w:pPr>
+          <w:hyperlink w:anchor="_Toc238855558" w:history="1">
+            <w:r>
+              <w:rPr>
+                <w:rStyle w:val="Hyperlink"/>
+                <w:noProof/>
+              </w:rPr>
+              <w:t>5.1</w:t>
+            </w:r>
+            <w:r>
+              <w:rPr>
+                <w:noProof/>
+                <w:kern w:val="2"/>
+                <w:sz w:val="24"/>
+                <w:szCs w:val="24"/>
+                <w14:ligatures w14:val="standardContextual"/>
+              </w:rPr>
+              <w:tab/>
+            </w:r>
+            <w:r>
+              <w:rPr>
+                <w:rStyle w:val="Hyperlink"/>
+                <w:noProof/>
+              </w:rPr>
+              <w:t>ARHITECTURA GENERALĂ A NUCLEULUI</w:t>
+            </w:r>
+            <w:r>
+              <w:rPr>
+                <w:noProof/>
+                <w:webHidden/>
+              </w:rPr>
+              <w:tab/>
+            </w:r>
+            <w:r>
+              <w:rPr>
+                <w:noProof/>
+                <w:webHidden/>
+              </w:rPr>
+              <w:fldChar w:fldCharType="begin"/>
+            </w:r>
+            <w:r>
+              <w:rPr>
+                <w:noProof/>
+                <w:webHidden/>
+              </w:rPr>
+              <w:instrText xml:space="preserve"> PAGEREF _Toc238855558 \h </w:instrText>
+            </w:r>
+            <w:r>
+              <w:rPr>
+                <w:noProof/>
+                <w:webHidden/>
+              </w:rPr>
+            </w:r>
+            <w:r>
+              <w:rPr>
+                <w:noProof/>
+                <w:webHidden/>
+              </w:rPr>
+              <w:fldChar w:fldCharType="separate"/>
+            </w:r>
+            <w:r>
+              <w:rPr>
+                <w:noProof/>
+                <w:webHidden/>
+              </w:rPr>
+              <w:t>33</w:t>
             </w:r>
             <w:r>
               <w:rPr>
@@ -3655,6 +3913,7 @@
               <w:b/>
               <w:bCs/>
             </w:rPr>
+            <w:lastRenderedPageBreak/>
             <w:fldChar w:fldCharType="end"/>
           </w:r>
         </w:p>
@@ -3902,24 +4161,12 @@
     </w:p>
     <w:p>
       <w:pPr>
-        <w:jc w:val="both"/>
-        <w:rPr>
-          <w:rFonts w:ascii="Arial" w:hAnsi="Arial" w:cs="Arial"/>
-          <w:b/>
-          <w:bCs/>
-          <w:sz w:val="44"/>
-          <w:szCs w:val="44"/>
-        </w:rPr>
-      </w:pPr>
-    </w:p>
-    <w:p>
-      <w:pPr>
         <w:pStyle w:val="Heading1"/>
         <w:rPr>
           <w:rFonts w:cs="Arial"/>
         </w:rPr>
       </w:pPr>
-      <w:bookmarkStart w:id="0" w:name="_Toc238637424"/>
+      <w:bookmarkStart w:id="0" w:name="_Toc238855525"/>
       <w:r>
         <w:rPr>
           <w:rFonts w:cs="Arial"/>
@@ -3944,7 +4191,7 @@
           <w:rFonts w:cs="Arial"/>
         </w:rPr>
       </w:pPr>
-      <w:bookmarkStart w:id="1" w:name="_Toc238637425"/>
+      <w:bookmarkStart w:id="1" w:name="_Toc238855526"/>
       <w:r>
         <w:rPr>
           <w:rFonts w:cs="Arial"/>
@@ -5408,7 +5655,7 @@
           <w:rFonts w:cs="Arial"/>
         </w:rPr>
       </w:pPr>
-      <w:bookmarkStart w:id="2" w:name="_Toc238637426"/>
+      <w:bookmarkStart w:id="2" w:name="_Toc238855527"/>
       <w:r>
         <w:rPr>
           <w:rFonts w:cs="Arial"/>
@@ -6255,7 +6502,7 @@
           <w:rFonts w:cs="Arial"/>
         </w:rPr>
       </w:pPr>
-      <w:bookmarkStart w:id="3" w:name="_Toc238637427"/>
+      <w:bookmarkStart w:id="3" w:name="_Toc238855528"/>
       <w:r>
         <w:rPr>
           <w:rFonts w:cs="Arial"/>
@@ -7242,7 +7489,7 @@
           <w:rFonts w:cs="Arial"/>
         </w:rPr>
       </w:pPr>
-      <w:bookmarkStart w:id="4" w:name="_Toc238637428"/>
+      <w:bookmarkStart w:id="4" w:name="_Toc238855529"/>
       <w:r>
         <w:rPr>
           <w:rFonts w:cs="Arial"/>
@@ -8004,7 +8251,7 @@
           <w:rFonts w:cs="Arial"/>
         </w:rPr>
       </w:pPr>
-      <w:bookmarkStart w:id="5" w:name="_Toc238637429"/>
+      <w:bookmarkStart w:id="5" w:name="_Toc238855530"/>
       <w:r>
         <w:rPr>
           <w:rFonts w:cs="Arial"/>
@@ -8137,7 +8384,7 @@
           <w:rFonts w:cs="Arial"/>
         </w:rPr>
       </w:pPr>
-      <w:bookmarkStart w:id="6" w:name="_Toc238637430"/>
+      <w:bookmarkStart w:id="6" w:name="_Toc238855531"/>
       <w:r>
         <w:rPr>
           <w:rFonts w:cs="Arial"/>
@@ -8179,7 +8426,7 @@
           <w:rFonts w:cs="Arial"/>
         </w:rPr>
       </w:pPr>
-      <w:bookmarkStart w:id="7" w:name="_Toc238637431"/>
+      <w:bookmarkStart w:id="7" w:name="_Toc238855532"/>
       <w:r>
         <w:rPr>
           <w:rFonts w:cs="Arial"/>
@@ -9049,7 +9296,7 @@
           <w:rFonts w:cs="Arial"/>
         </w:rPr>
       </w:pPr>
-      <w:bookmarkStart w:id="8" w:name="_Toc238637432"/>
+      <w:bookmarkStart w:id="8" w:name="_Toc238855533"/>
       <w:r>
         <w:rPr>
           <w:rFonts w:cs="Arial"/>
@@ -9736,7 +9983,7 @@
           <w:rFonts w:cs="Arial"/>
         </w:rPr>
       </w:pPr>
-      <w:bookmarkStart w:id="9" w:name="_Toc238637433"/>
+      <w:bookmarkStart w:id="9" w:name="_Toc238855534"/>
       <w:r>
         <w:rPr>
           <w:rFonts w:cs="Arial"/>
@@ -9880,7 +10127,7 @@
           <w:rFonts w:cs="Arial"/>
         </w:rPr>
       </w:pPr>
-      <w:bookmarkStart w:id="10" w:name="_Toc238637434"/>
+      <w:bookmarkStart w:id="10" w:name="_Toc238855535"/>
       <w:r>
         <w:rPr>
           <w:rFonts w:cs="Arial"/>
@@ -10311,6 +10558,14 @@
           <w:szCs w:val="24"/>
         </w:rPr>
       </w:pPr>
+      <w:r>
+        <w:rPr>
+          <w:rFonts w:ascii="Arial" w:hAnsi="Arial" w:cs="Arial"/>
+          <w:sz w:val="24"/>
+          <w:szCs w:val="24"/>
+        </w:rPr>
+        <w:t>s</w:t>
+      </w:r>
     </w:p>
     <w:p>
       <w:pPr>
@@ -10331,7 +10586,7 @@
           <w:rFonts w:cs="Arial"/>
         </w:rPr>
       </w:pPr>
-      <w:bookmarkStart w:id="11" w:name="_Toc238637435"/>
+      <w:bookmarkStart w:id="11" w:name="_Toc238855536"/>
       <w:r>
         <w:rPr>
           <w:rFonts w:cs="Arial"/>
@@ -10356,7 +10611,7 @@
           <w:rFonts w:cs="Arial"/>
         </w:rPr>
       </w:pPr>
-      <w:bookmarkStart w:id="12" w:name="_Toc238637436"/>
+      <w:bookmarkStart w:id="12" w:name="_Toc238855537"/>
       <w:r>
         <w:rPr>
           <w:rFonts w:cs="Arial"/>
@@ -11110,7 +11365,7 @@
           <w:rFonts w:cs="Arial"/>
         </w:rPr>
       </w:pPr>
-      <w:bookmarkStart w:id="13" w:name="_Toc238637437"/>
+      <w:bookmarkStart w:id="13" w:name="_Toc238855538"/>
       <w:r>
         <w:rPr>
           <w:rFonts w:cs="Arial"/>
@@ -11385,9 +11640,53 @@
           <w:color w:val="auto"/>
           <w:sz w:val="20"/>
           <w:szCs w:val="20"/>
-          <w:cs/>
-        </w:rPr>
-        <w:t>‎</w:t>
+        </w:rPr>
+        <w:t>3</w:t>
+      </w:r>
+      <w:r>
+        <w:rPr>
+          <w:rFonts w:ascii="Arial" w:hAnsi="Arial" w:cs="Arial"/>
+          <w:color w:val="auto"/>
+          <w:sz w:val="20"/>
+          <w:szCs w:val="20"/>
+        </w:rPr>
+        <w:fldChar w:fldCharType="end"/>
+      </w:r>
+      <w:r>
+        <w:rPr>
+          <w:rFonts w:ascii="Arial" w:hAnsi="Arial" w:cs="Arial"/>
+          <w:color w:val="auto"/>
+          <w:sz w:val="20"/>
+          <w:szCs w:val="20"/>
+        </w:rPr>
+        <w:t>.</w:t>
+      </w:r>
+      <w:r>
+        <w:rPr>
+          <w:rFonts w:ascii="Arial" w:hAnsi="Arial" w:cs="Arial"/>
+          <w:color w:val="auto"/>
+          <w:sz w:val="20"/>
+          <w:szCs w:val="20"/>
+        </w:rPr>
+        <w:fldChar w:fldCharType="begin"/>
+      </w:r>
+      <w:r>
+        <w:rPr>
+          <w:rFonts w:ascii="Arial" w:hAnsi="Arial" w:cs="Arial"/>
+          <w:color w:val="auto"/>
+          <w:sz w:val="20"/>
+          <w:szCs w:val="20"/>
+        </w:rPr>
+        <w:instrText xml:space="preserve"> SEQ Figura \* ARABIC \s 1 </w:instrText>
+      </w:r>
+      <w:r>
+        <w:rPr>
+          <w:rFonts w:ascii="Arial" w:hAnsi="Arial" w:cs="Arial"/>
+          <w:color w:val="auto"/>
+          <w:sz w:val="20"/>
+          <w:szCs w:val="20"/>
+        </w:rPr>
+        <w:fldChar w:fldCharType="separate"/>
       </w:r>
       <w:r>
         <w:rPr>
@@ -11397,7 +11696,7 @@
           <w:sz w:val="20"/>
           <w:szCs w:val="20"/>
         </w:rPr>
-        <w:t>3</w:t>
+        <w:t>1</w:t>
       </w:r>
       <w:r>
         <w:rPr>
@@ -11415,61 +11714,6 @@
           <w:sz w:val="20"/>
           <w:szCs w:val="20"/>
         </w:rPr>
-        <w:t>.</w:t>
-      </w:r>
-      <w:r>
-        <w:rPr>
-          <w:rFonts w:ascii="Arial" w:hAnsi="Arial" w:cs="Arial"/>
-          <w:color w:val="auto"/>
-          <w:sz w:val="20"/>
-          <w:szCs w:val="20"/>
-        </w:rPr>
-        <w:fldChar w:fldCharType="begin"/>
-      </w:r>
-      <w:r>
-        <w:rPr>
-          <w:rFonts w:ascii="Arial" w:hAnsi="Arial" w:cs="Arial"/>
-          <w:color w:val="auto"/>
-          <w:sz w:val="20"/>
-          <w:szCs w:val="20"/>
-        </w:rPr>
-        <w:instrText xml:space="preserve"> SEQ Figura \* ARABIC \s 1 </w:instrText>
-      </w:r>
-      <w:r>
-        <w:rPr>
-          <w:rFonts w:ascii="Arial" w:hAnsi="Arial" w:cs="Arial"/>
-          <w:color w:val="auto"/>
-          <w:sz w:val="20"/>
-          <w:szCs w:val="20"/>
-        </w:rPr>
-        <w:fldChar w:fldCharType="separate"/>
-      </w:r>
-      <w:r>
-        <w:rPr>
-          <w:rFonts w:ascii="Arial" w:hAnsi="Arial" w:cs="Arial"/>
-          <w:noProof/>
-          <w:color w:val="auto"/>
-          <w:sz w:val="20"/>
-          <w:szCs w:val="20"/>
-        </w:rPr>
-        <w:t>1</w:t>
-      </w:r>
-      <w:r>
-        <w:rPr>
-          <w:rFonts w:ascii="Arial" w:hAnsi="Arial" w:cs="Arial"/>
-          <w:color w:val="auto"/>
-          <w:sz w:val="20"/>
-          <w:szCs w:val="20"/>
-        </w:rPr>
-        <w:fldChar w:fldCharType="end"/>
-      </w:r>
-      <w:r>
-        <w:rPr>
-          <w:rFonts w:ascii="Arial" w:hAnsi="Arial" w:cs="Arial"/>
-          <w:color w:val="auto"/>
-          <w:sz w:val="20"/>
-          <w:szCs w:val="20"/>
-        </w:rPr>
         <w:t xml:space="preserve"> Structura sistemului de criptare simetric [9]</w:t>
       </w:r>
     </w:p>
@@ -11564,7 +11808,7 @@
           <w:rFonts w:cs="Arial"/>
         </w:rPr>
       </w:pPr>
-      <w:bookmarkStart w:id="14" w:name="_Toc238637438"/>
+      <w:bookmarkStart w:id="14" w:name="_Toc238855539"/>
       <w:r>
         <w:rPr>
           <w:rFonts w:cs="Arial"/>
@@ -12039,17 +12283,6 @@
           <w:color w:val="auto"/>
           <w:sz w:val="20"/>
           <w:szCs w:val="20"/>
-          <w:cs/>
-        </w:rPr>
-        <w:t>‎</w:t>
-      </w:r>
-      <w:r>
-        <w:rPr>
-          <w:rFonts w:ascii="Arial" w:hAnsi="Arial" w:cs="Arial"/>
-          <w:noProof/>
-          <w:color w:val="auto"/>
-          <w:sz w:val="20"/>
-          <w:szCs w:val="20"/>
         </w:rPr>
         <w:t>3</w:t>
       </w:r>
@@ -12431,17 +12664,6 @@
           <w:szCs w:val="20"/>
         </w:rPr>
         <w:fldChar w:fldCharType="separate"/>
-      </w:r>
-      <w:r>
-        <w:rPr>
-          <w:rFonts w:ascii="Arial" w:hAnsi="Arial" w:cs="Arial"/>
-          <w:noProof/>
-          <w:color w:val="auto"/>
-          <w:sz w:val="20"/>
-          <w:szCs w:val="20"/>
-          <w:cs/>
-        </w:rPr>
-        <w:t>‎</w:t>
       </w:r>
       <w:r>
         <w:rPr>
@@ -14452,7 +14674,7 @@
           <w:rFonts w:cs="Arial"/>
         </w:rPr>
       </w:pPr>
-      <w:bookmarkStart w:id="15" w:name="_Toc238637439"/>
+      <w:bookmarkStart w:id="15" w:name="_Toc238855540"/>
       <w:r>
         <w:rPr>
           <w:rFonts w:cs="Arial"/>
@@ -16072,7 +16294,7 @@
           <w:rFonts w:cs="Arial"/>
         </w:rPr>
       </w:pPr>
-      <w:bookmarkStart w:id="16" w:name="_Toc238637440"/>
+      <w:bookmarkStart w:id="16" w:name="_Toc238855541"/>
       <w:r>
         <w:rPr>
           <w:rFonts w:cs="Arial"/>
@@ -16360,7 +16582,7 @@
           <w:caps/>
         </w:rPr>
       </w:pPr>
-      <w:bookmarkStart w:id="17" w:name="_Toc238637441"/>
+      <w:bookmarkStart w:id="17" w:name="_Toc238855542"/>
       <w:r>
         <w:rPr>
           <w:rFonts w:cs="Arial"/>
@@ -16768,7 +16990,7 @@
           <w:caps/>
         </w:rPr>
       </w:pPr>
-      <w:bookmarkStart w:id="18" w:name="_Toc238637442"/>
+      <w:bookmarkStart w:id="18" w:name="_Toc238855543"/>
       <w:r>
         <w:rPr>
           <w:rFonts w:cs="Arial"/>
@@ -24655,7 +24877,7 @@
           <w:rFonts w:cs="Arial"/>
         </w:rPr>
       </w:pPr>
-      <w:bookmarkStart w:id="19" w:name="_Toc238637443"/>
+      <w:bookmarkStart w:id="19" w:name="_Toc238855544"/>
       <w:r>
         <w:rPr>
           <w:rFonts w:cs="Arial"/>
@@ -25004,7 +25226,7 @@
           <w:rFonts w:cs="Arial"/>
         </w:rPr>
       </w:pPr>
-      <w:bookmarkStart w:id="20" w:name="_Toc238637444"/>
+      <w:bookmarkStart w:id="20" w:name="_Toc238855545"/>
       <w:r>
         <w:rPr>
           <w:rFonts w:cs="Arial"/>
@@ -26235,7 +26457,7 @@
           <w:rFonts w:cs="Arial"/>
         </w:rPr>
       </w:pPr>
-      <w:bookmarkStart w:id="21" w:name="_Toc238637445"/>
+      <w:bookmarkStart w:id="21" w:name="_Toc238855546"/>
       <w:r>
         <w:rPr>
           <w:rFonts w:cs="Arial"/>
@@ -27607,7 +27829,7 @@
           <w:rFonts w:cs="Arial"/>
         </w:rPr>
       </w:pPr>
-      <w:bookmarkStart w:id="22" w:name="_Toc238637446"/>
+      <w:bookmarkStart w:id="22" w:name="_Toc238855547"/>
       <w:r>
         <w:rPr>
           <w:rFonts w:cs="Arial"/>
@@ -27695,7 +27917,7 @@
           <w:rFonts w:cs="Arial"/>
         </w:rPr>
       </w:pPr>
-      <w:bookmarkStart w:id="23" w:name="_Toc238637447"/>
+      <w:bookmarkStart w:id="23" w:name="_Toc238855548"/>
       <w:r>
         <w:rPr>
           <w:rFonts w:cs="Arial"/>
@@ -35528,7 +35750,7 @@
           <w:rFonts w:cs="Arial"/>
         </w:rPr>
       </w:pPr>
-      <w:bookmarkStart w:id="24" w:name="_Toc238637448"/>
+      <w:bookmarkStart w:id="24" w:name="_Toc238855549"/>
       <w:r>
         <w:rPr>
           <w:rFonts w:cs="Arial"/>
@@ -35767,7 +35989,7 @@
           <w:rFonts w:cs="Arial"/>
         </w:rPr>
       </w:pPr>
-      <w:bookmarkStart w:id="25" w:name="_Toc238637449"/>
+      <w:bookmarkStart w:id="25" w:name="_Toc238855550"/>
       <w:r>
         <w:rPr>
           <w:rFonts w:cs="Arial"/>
@@ -36246,7 +36468,7 @@
           <w:rFonts w:cs="Arial"/>
         </w:rPr>
       </w:pPr>
-      <w:bookmarkStart w:id="26" w:name="_Toc238637450"/>
+      <w:bookmarkStart w:id="26" w:name="_Toc238855551"/>
       <w:r>
         <w:rPr>
           <w:rFonts w:cs="Arial"/>
@@ -36567,7 +36789,7 @@
       <w:pPr>
         <w:pStyle w:val="Heading1"/>
       </w:pPr>
-      <w:bookmarkStart w:id="27" w:name="_Toc238637451"/>
+      <w:bookmarkStart w:id="27" w:name="_Toc238855552"/>
       <w:r>
         <w:t>FUNDAMENTE FPGA ȘI ARHITECTURA ZYNQ-7000</w:t>
       </w:r>
@@ -36578,7 +36800,7 @@
       <w:pPr>
         <w:pStyle w:val="Heading2"/>
       </w:pPr>
-      <w:bookmarkStart w:id="28" w:name="_Toc238637452"/>
+      <w:bookmarkStart w:id="28" w:name="_Toc238855553"/>
       <w:r>
         <w:t>ARHITECTURA FPGA</w:t>
       </w:r>
@@ -36927,9 +37149,53 @@
           <w:color w:val="auto"/>
           <w:sz w:val="20"/>
           <w:szCs w:val="20"/>
-          <w:cs/>
-        </w:rPr>
-        <w:t>‎</w:t>
+        </w:rPr>
+        <w:t>4</w:t>
+      </w:r>
+      <w:r>
+        <w:rPr>
+          <w:rFonts w:asciiTheme="minorBidi" w:hAnsiTheme="minorBidi"/>
+          <w:color w:val="auto"/>
+          <w:sz w:val="20"/>
+          <w:szCs w:val="20"/>
+        </w:rPr>
+        <w:fldChar w:fldCharType="end"/>
+      </w:r>
+      <w:r>
+        <w:rPr>
+          <w:rFonts w:asciiTheme="minorBidi" w:hAnsiTheme="minorBidi"/>
+          <w:color w:val="auto"/>
+          <w:sz w:val="20"/>
+          <w:szCs w:val="20"/>
+        </w:rPr>
+        <w:t>.</w:t>
+      </w:r>
+      <w:r>
+        <w:rPr>
+          <w:rFonts w:asciiTheme="minorBidi" w:hAnsiTheme="minorBidi"/>
+          <w:color w:val="auto"/>
+          <w:sz w:val="20"/>
+          <w:szCs w:val="20"/>
+        </w:rPr>
+        <w:fldChar w:fldCharType="begin"/>
+      </w:r>
+      <w:r>
+        <w:rPr>
+          <w:rFonts w:asciiTheme="minorBidi" w:hAnsiTheme="minorBidi"/>
+          <w:color w:val="auto"/>
+          <w:sz w:val="20"/>
+          <w:szCs w:val="20"/>
+        </w:rPr>
+        <w:instrText xml:space="preserve"> SEQ Figura \* ARABIC \s 1 </w:instrText>
+      </w:r>
+      <w:r>
+        <w:rPr>
+          <w:rFonts w:asciiTheme="minorBidi" w:hAnsiTheme="minorBidi"/>
+          <w:color w:val="auto"/>
+          <w:sz w:val="20"/>
+          <w:szCs w:val="20"/>
+        </w:rPr>
+        <w:fldChar w:fldCharType="separate"/>
       </w:r>
       <w:r>
         <w:rPr>
@@ -36939,7 +37205,7 @@
           <w:sz w:val="20"/>
           <w:szCs w:val="20"/>
         </w:rPr>
-        <w:t>4</w:t>
+        <w:t>1</w:t>
       </w:r>
       <w:r>
         <w:rPr>
@@ -36957,8 +37223,9 @@
           <w:sz w:val="20"/>
           <w:szCs w:val="20"/>
         </w:rPr>
-        <w:t>.</w:t>
-      </w:r>
+        <w:t xml:space="preserve"> Structura </w:t>
+      </w:r>
+      <w:proofErr w:type="spellStart"/>
       <w:r>
         <w:rPr>
           <w:rFonts w:asciiTheme="minorBidi" w:hAnsiTheme="minorBidi"/>
@@ -36966,8 +37233,9 @@
           <w:sz w:val="20"/>
           <w:szCs w:val="20"/>
         </w:rPr>
-        <w:fldChar w:fldCharType="begin"/>
-      </w:r>
+        <w:t>conceptulă</w:t>
+      </w:r>
+      <w:proofErr w:type="spellEnd"/>
       <w:r>
         <w:rPr>
           <w:rFonts w:asciiTheme="minorBidi" w:hAnsiTheme="minorBidi"/>
@@ -36975,8 +37243,9 @@
           <w:sz w:val="20"/>
           <w:szCs w:val="20"/>
         </w:rPr>
-        <w:instrText xml:space="preserve"> SEQ Figura \* ARABIC \s 1 </w:instrText>
-      </w:r>
+        <w:t xml:space="preserve"> simplificată a unui </w:t>
+      </w:r>
+      <w:proofErr w:type="spellStart"/>
       <w:r>
         <w:rPr>
           <w:rFonts w:asciiTheme="minorBidi" w:hAnsiTheme="minorBidi"/>
@@ -36984,64 +37253,6 @@
           <w:sz w:val="20"/>
           <w:szCs w:val="20"/>
         </w:rPr>
-        <w:fldChar w:fldCharType="separate"/>
-      </w:r>
-      <w:r>
-        <w:rPr>
-          <w:rFonts w:asciiTheme="minorBidi" w:hAnsiTheme="minorBidi"/>
-          <w:noProof/>
-          <w:color w:val="auto"/>
-          <w:sz w:val="20"/>
-          <w:szCs w:val="20"/>
-        </w:rPr>
-        <w:t>1</w:t>
-      </w:r>
-      <w:r>
-        <w:rPr>
-          <w:rFonts w:asciiTheme="minorBidi" w:hAnsiTheme="minorBidi"/>
-          <w:color w:val="auto"/>
-          <w:sz w:val="20"/>
-          <w:szCs w:val="20"/>
-        </w:rPr>
-        <w:fldChar w:fldCharType="end"/>
-      </w:r>
-      <w:r>
-        <w:rPr>
-          <w:rFonts w:asciiTheme="minorBidi" w:hAnsiTheme="minorBidi"/>
-          <w:color w:val="auto"/>
-          <w:sz w:val="20"/>
-          <w:szCs w:val="20"/>
-        </w:rPr>
-        <w:t xml:space="preserve"> Structura </w:t>
-      </w:r>
-      <w:proofErr w:type="spellStart"/>
-      <w:r>
-        <w:rPr>
-          <w:rFonts w:asciiTheme="minorBidi" w:hAnsiTheme="minorBidi"/>
-          <w:color w:val="auto"/>
-          <w:sz w:val="20"/>
-          <w:szCs w:val="20"/>
-        </w:rPr>
-        <w:t>conceptulă</w:t>
-      </w:r>
-      <w:proofErr w:type="spellEnd"/>
-      <w:r>
-        <w:rPr>
-          <w:rFonts w:asciiTheme="minorBidi" w:hAnsiTheme="minorBidi"/>
-          <w:color w:val="auto"/>
-          <w:sz w:val="20"/>
-          <w:szCs w:val="20"/>
-        </w:rPr>
-        <w:t xml:space="preserve"> simplificată a unui </w:t>
-      </w:r>
-      <w:proofErr w:type="spellStart"/>
-      <w:r>
-        <w:rPr>
-          <w:rFonts w:asciiTheme="minorBidi" w:hAnsiTheme="minorBidi"/>
-          <w:color w:val="auto"/>
-          <w:sz w:val="20"/>
-          <w:szCs w:val="20"/>
-        </w:rPr>
         <w:t>slice</w:t>
       </w:r>
       <w:proofErr w:type="spellEnd"/>
@@ -37154,15 +37365,7 @@
           <w:sz w:val="24"/>
           <w:szCs w:val="24"/>
         </w:rPr>
-        <w:t xml:space="preserve"> În mod similar, blocurile DSP</w:t>
-      </w:r>
-      <w:r>
-        <w:rPr>
-          <w:rFonts w:ascii="Arial" w:hAnsi="Arial" w:cs="Arial"/>
-          <w:sz w:val="24"/>
-          <w:szCs w:val="24"/>
-        </w:rPr>
-        <w:t xml:space="preserve"> (</w:t>
+        <w:t xml:space="preserve"> În mod similar, blocurile DSP (</w:t>
       </w:r>
       <w:r>
         <w:rPr>
@@ -37192,15 +37395,7 @@
           <w:sz w:val="24"/>
           <w:szCs w:val="24"/>
         </w:rPr>
-        <w:t>)</w:t>
-      </w:r>
-      <w:r>
-        <w:rPr>
-          <w:rFonts w:ascii="Arial" w:hAnsi="Arial" w:cs="Arial"/>
-          <w:sz w:val="24"/>
-          <w:szCs w:val="24"/>
-        </w:rPr>
-        <w:t xml:space="preserve"> sunt resurse hardware specializate pentru realizarea eficientă a operațiilor aritmetice, în special a înmulțirilor, acumulărilor și altor calcule numerice</w:t>
+        <w:t>) sunt resurse hardware specializate pentru realizarea eficientă a operațiilor aritmetice, în special a înmulțirilor, acumulărilor și altor calcule numerice</w:t>
       </w:r>
       <w:r>
         <w:rPr>
@@ -37317,23 +37512,7 @@
           <w:sz w:val="24"/>
           <w:szCs w:val="24"/>
         </w:rPr>
-        <w:t>) și controlul jitter-ului</w:t>
-      </w:r>
-      <w:r>
-        <w:rPr>
-          <w:rFonts w:ascii="Arial" w:hAnsi="Arial" w:cs="Arial"/>
-          <w:sz w:val="24"/>
-          <w:szCs w:val="24"/>
-        </w:rPr>
-        <w:t xml:space="preserve"> [12]</w:t>
-      </w:r>
-      <w:r>
-        <w:rPr>
-          <w:rFonts w:ascii="Arial" w:hAnsi="Arial" w:cs="Arial"/>
-          <w:sz w:val="24"/>
-          <w:szCs w:val="24"/>
-        </w:rPr>
-        <w:t>.</w:t>
+        <w:t>) și controlul jitter-ului [12].</w:t>
       </w:r>
     </w:p>
     <w:p>
@@ -37352,15 +37531,7 @@
           <w:sz w:val="24"/>
           <w:szCs w:val="24"/>
         </w:rPr>
-        <w:t>R</w:t>
-      </w:r>
-      <w:r>
-        <w:rPr>
-          <w:rFonts w:ascii="Arial" w:hAnsi="Arial" w:cs="Arial"/>
-          <w:sz w:val="24"/>
-          <w:szCs w:val="24"/>
-        </w:rPr>
-        <w:t>ețeaua de rutare programabilă realizează interconectarea resurselor interne ale dispozitivului FPGA</w:t>
+        <w:t>Rețeaua de rutare programabilă realizează interconectarea resurselor interne ale dispozitivului FPGA</w:t>
       </w:r>
       <w:r>
         <w:rPr>
@@ -37376,15 +37547,7 @@
           <w:sz w:val="24"/>
           <w:szCs w:val="24"/>
         </w:rPr>
-        <w:t>Traseele utilizate pentru propagarea semnalelor sunt configurate în etapa de implementar</w:t>
-      </w:r>
-      <w:r>
-        <w:rPr>
-          <w:rFonts w:ascii="Arial" w:hAnsi="Arial" w:cs="Arial"/>
-          <w:sz w:val="24"/>
-          <w:szCs w:val="24"/>
-        </w:rPr>
-        <w:t>e.</w:t>
+        <w:t>Traseele utilizate pentru propagarea semnalelor sunt configurate în etapa de implementare.</w:t>
       </w:r>
     </w:p>
     <w:p>
@@ -37527,9 +37690,53 @@
           <w:color w:val="auto"/>
           <w:sz w:val="20"/>
           <w:szCs w:val="20"/>
-          <w:cs/>
-        </w:rPr>
-        <w:t>‎</w:t>
+        </w:rPr>
+        <w:t>4</w:t>
+      </w:r>
+      <w:r>
+        <w:rPr>
+          <w:rFonts w:ascii="Arial" w:hAnsi="Arial" w:cs="Arial"/>
+          <w:color w:val="auto"/>
+          <w:sz w:val="20"/>
+          <w:szCs w:val="20"/>
+        </w:rPr>
+        <w:fldChar w:fldCharType="end"/>
+      </w:r>
+      <w:r>
+        <w:rPr>
+          <w:rFonts w:ascii="Arial" w:hAnsi="Arial" w:cs="Arial"/>
+          <w:color w:val="auto"/>
+          <w:sz w:val="20"/>
+          <w:szCs w:val="20"/>
+        </w:rPr>
+        <w:t>.</w:t>
+      </w:r>
+      <w:r>
+        <w:rPr>
+          <w:rFonts w:ascii="Arial" w:hAnsi="Arial" w:cs="Arial"/>
+          <w:color w:val="auto"/>
+          <w:sz w:val="20"/>
+          <w:szCs w:val="20"/>
+        </w:rPr>
+        <w:fldChar w:fldCharType="begin"/>
+      </w:r>
+      <w:r>
+        <w:rPr>
+          <w:rFonts w:ascii="Arial" w:hAnsi="Arial" w:cs="Arial"/>
+          <w:color w:val="auto"/>
+          <w:sz w:val="20"/>
+          <w:szCs w:val="20"/>
+        </w:rPr>
+        <w:instrText xml:space="preserve"> SEQ Figura \* ARABIC \s 1 </w:instrText>
+      </w:r>
+      <w:r>
+        <w:rPr>
+          <w:rFonts w:ascii="Arial" w:hAnsi="Arial" w:cs="Arial"/>
+          <w:color w:val="auto"/>
+          <w:sz w:val="20"/>
+          <w:szCs w:val="20"/>
+        </w:rPr>
+        <w:fldChar w:fldCharType="separate"/>
       </w:r>
       <w:r>
         <w:rPr>
@@ -37539,7 +37746,7 @@
           <w:sz w:val="20"/>
           <w:szCs w:val="20"/>
         </w:rPr>
-        <w:t>4</w:t>
+        <w:t>2</w:t>
       </w:r>
       <w:r>
         <w:rPr>
@@ -37557,61 +37764,6 @@
           <w:sz w:val="20"/>
           <w:szCs w:val="20"/>
         </w:rPr>
-        <w:t>.</w:t>
-      </w:r>
-      <w:r>
-        <w:rPr>
-          <w:rFonts w:ascii="Arial" w:hAnsi="Arial" w:cs="Arial"/>
-          <w:color w:val="auto"/>
-          <w:sz w:val="20"/>
-          <w:szCs w:val="20"/>
-        </w:rPr>
-        <w:fldChar w:fldCharType="begin"/>
-      </w:r>
-      <w:r>
-        <w:rPr>
-          <w:rFonts w:ascii="Arial" w:hAnsi="Arial" w:cs="Arial"/>
-          <w:color w:val="auto"/>
-          <w:sz w:val="20"/>
-          <w:szCs w:val="20"/>
-        </w:rPr>
-        <w:instrText xml:space="preserve"> SEQ Figura \* ARABIC \s 1 </w:instrText>
-      </w:r>
-      <w:r>
-        <w:rPr>
-          <w:rFonts w:ascii="Arial" w:hAnsi="Arial" w:cs="Arial"/>
-          <w:color w:val="auto"/>
-          <w:sz w:val="20"/>
-          <w:szCs w:val="20"/>
-        </w:rPr>
-        <w:fldChar w:fldCharType="separate"/>
-      </w:r>
-      <w:r>
-        <w:rPr>
-          <w:rFonts w:ascii="Arial" w:hAnsi="Arial" w:cs="Arial"/>
-          <w:noProof/>
-          <w:color w:val="auto"/>
-          <w:sz w:val="20"/>
-          <w:szCs w:val="20"/>
-        </w:rPr>
-        <w:t>2</w:t>
-      </w:r>
-      <w:r>
-        <w:rPr>
-          <w:rFonts w:ascii="Arial" w:hAnsi="Arial" w:cs="Arial"/>
-          <w:color w:val="auto"/>
-          <w:sz w:val="20"/>
-          <w:szCs w:val="20"/>
-        </w:rPr>
-        <w:fldChar w:fldCharType="end"/>
-      </w:r>
-      <w:r>
-        <w:rPr>
-          <w:rFonts w:ascii="Arial" w:hAnsi="Arial" w:cs="Arial"/>
-          <w:color w:val="auto"/>
-          <w:sz w:val="20"/>
-          <w:szCs w:val="20"/>
-        </w:rPr>
         <w:t xml:space="preserve"> Structura conceptuală a arhitecturii FPGA</w:t>
       </w:r>
     </w:p>
@@ -37620,7 +37772,7 @@
       <w:pPr>
         <w:pStyle w:val="Heading2"/>
       </w:pPr>
-      <w:bookmarkStart w:id="29" w:name="_Toc238637453"/>
+      <w:bookmarkStart w:id="29" w:name="_Toc238855554"/>
       <w:r>
         <w:t>ARHITECTURA</w:t>
       </w:r>
@@ -37783,23 +37935,7 @@
           <w:sz w:val="24"/>
           <w:szCs w:val="24"/>
         </w:rPr>
-        <w:t>funcțiile software sunt executate de procesoarele integrate, iar operațiile care beneficiază de paralelism sau accelerare hardware pot fi implementate la nivelul logicii programabile</w:t>
-      </w:r>
-      <w:r>
-        <w:rPr>
-          <w:rFonts w:ascii="Arial" w:hAnsi="Arial" w:cs="Arial"/>
-          <w:sz w:val="24"/>
-          <w:szCs w:val="24"/>
-        </w:rPr>
-        <w:t xml:space="preserve"> [11]</w:t>
-      </w:r>
-      <w:r>
-        <w:rPr>
-          <w:rFonts w:ascii="Arial" w:hAnsi="Arial" w:cs="Arial"/>
-          <w:sz w:val="24"/>
-          <w:szCs w:val="24"/>
-        </w:rPr>
-        <w:t>.</w:t>
+        <w:t>funcțiile software sunt executate de procesoarele integrate, iar operațiile care beneficiază de paralelism sau accelerare hardware pot fi implementate la nivelul logicii programabile [11].</w:t>
       </w:r>
     </w:p>
     <w:p>
@@ -37872,15 +38008,7 @@
           <w:sz w:val="24"/>
           <w:szCs w:val="24"/>
         </w:rPr>
-        <w:t>R</w:t>
-      </w:r>
-      <w:r>
-        <w:rPr>
-          <w:rFonts w:ascii="Arial" w:hAnsi="Arial" w:cs="Arial"/>
-          <w:sz w:val="24"/>
-          <w:szCs w:val="24"/>
-        </w:rPr>
-        <w:t>egiunea PL reprezintă componenta FPGA a dispozitivului și permite implementarea unor structuri hardware personalizate utilizând resursele logice prezentate anterior. Din perspectiva unei arhitecturi de accelerare hardware, această separare permite procesorului să gestioneze logica aplicației și transferurile de date, în timp ce operațiile specializate pot fi executate de circuite implementate în PL.</w:t>
+        <w:t>Regiunea PL reprezintă componenta FPGA a dispozitivului și permite implementarea unor structuri hardware personalizate utilizând resursele logice prezentate anterior. Din perspectiva unei arhitecturi de accelerare hardware, această separare permite procesorului să gestioneze logica aplicației și transferurile de date, în timp ce operațiile specializate pot fi executate de circuite implementate în PL.</w:t>
       </w:r>
     </w:p>
     <w:p>
@@ -37899,23 +38027,7 @@
           <w:sz w:val="24"/>
           <w:szCs w:val="24"/>
         </w:rPr>
-        <w:t xml:space="preserve">Comunicarea dintre PS și PL este realizată printr-un ansamblu de interfețe dedicate. Pe lângă semnalele de </w:t>
-      </w:r>
-      <w:r>
-        <w:rPr>
-          <w:rFonts w:ascii="Arial" w:hAnsi="Arial" w:cs="Arial"/>
-          <w:sz w:val="24"/>
-          <w:szCs w:val="24"/>
-        </w:rPr>
-        <w:t>ciclu de tact</w:t>
-      </w:r>
-      <w:r>
-        <w:rPr>
-          <w:rFonts w:ascii="Arial" w:hAnsi="Arial" w:cs="Arial"/>
-          <w:sz w:val="24"/>
-          <w:szCs w:val="24"/>
-        </w:rPr>
-        <w:t>, întreruperi, control DMA și interfețele de configurare, Zynq-7000 pune la dispoziție mai multe interfețe bazate pe protocolul AXI pentru transferul datelor între cele două regiuni. Acestea includ porturi de uz general (</w:t>
+        <w:t>Comunicarea dintre PS și PL este realizată printr-un ansamblu de interfețe dedicate. Pe lângă semnalele de ciclu de tact, întreruperi, control DMA și interfețele de configurare, Zynq-7000 pune la dispoziție mai multe interfețe bazate pe protocolul AXI pentru transferul datelor între cele două regiuni. Acestea includ porturi de uz general (</w:t>
       </w:r>
       <w:r>
         <w:rPr>
@@ -38161,9 +38273,53 @@
           <w:color w:val="auto"/>
           <w:sz w:val="20"/>
           <w:szCs w:val="20"/>
-          <w:cs/>
-        </w:rPr>
-        <w:t>‎</w:t>
+        </w:rPr>
+        <w:t>4</w:t>
+      </w:r>
+      <w:r>
+        <w:rPr>
+          <w:rFonts w:ascii="Arial" w:hAnsi="Arial" w:cs="Arial"/>
+          <w:color w:val="auto"/>
+          <w:sz w:val="20"/>
+          <w:szCs w:val="20"/>
+        </w:rPr>
+        <w:fldChar w:fldCharType="end"/>
+      </w:r>
+      <w:r>
+        <w:rPr>
+          <w:rFonts w:ascii="Arial" w:hAnsi="Arial" w:cs="Arial"/>
+          <w:color w:val="auto"/>
+          <w:sz w:val="20"/>
+          <w:szCs w:val="20"/>
+        </w:rPr>
+        <w:t>.</w:t>
+      </w:r>
+      <w:r>
+        <w:rPr>
+          <w:rFonts w:ascii="Arial" w:hAnsi="Arial" w:cs="Arial"/>
+          <w:color w:val="auto"/>
+          <w:sz w:val="20"/>
+          <w:szCs w:val="20"/>
+        </w:rPr>
+        <w:fldChar w:fldCharType="begin"/>
+      </w:r>
+      <w:r>
+        <w:rPr>
+          <w:rFonts w:ascii="Arial" w:hAnsi="Arial" w:cs="Arial"/>
+          <w:color w:val="auto"/>
+          <w:sz w:val="20"/>
+          <w:szCs w:val="20"/>
+        </w:rPr>
+        <w:instrText xml:space="preserve"> SEQ Figura \* ARABIC \s 1 </w:instrText>
+      </w:r>
+      <w:r>
+        <w:rPr>
+          <w:rFonts w:ascii="Arial" w:hAnsi="Arial" w:cs="Arial"/>
+          <w:color w:val="auto"/>
+          <w:sz w:val="20"/>
+          <w:szCs w:val="20"/>
+        </w:rPr>
+        <w:fldChar w:fldCharType="separate"/>
       </w:r>
       <w:r>
         <w:rPr>
@@ -38173,7 +38329,7 @@
           <w:sz w:val="20"/>
           <w:szCs w:val="20"/>
         </w:rPr>
-        <w:t>4</w:t>
+        <w:t>3</w:t>
       </w:r>
       <w:r>
         <w:rPr>
@@ -38191,8 +38347,9 @@
           <w:sz w:val="20"/>
           <w:szCs w:val="20"/>
         </w:rPr>
-        <w:t>.</w:t>
-      </w:r>
+        <w:t xml:space="preserve"> Diagrama structurală a </w:t>
+      </w:r>
+      <w:proofErr w:type="spellStart"/>
       <w:r>
         <w:rPr>
           <w:rFonts w:ascii="Arial" w:hAnsi="Arial" w:cs="Arial"/>
@@ -38200,8 +38357,9 @@
           <w:sz w:val="20"/>
           <w:szCs w:val="20"/>
         </w:rPr>
-        <w:fldChar w:fldCharType="begin"/>
-      </w:r>
+        <w:t>SoC</w:t>
+      </w:r>
+      <w:proofErr w:type="spellEnd"/>
       <w:r>
         <w:rPr>
           <w:rFonts w:ascii="Arial" w:hAnsi="Arial" w:cs="Arial"/>
@@ -38209,63 +38367,6 @@
           <w:sz w:val="20"/>
           <w:szCs w:val="20"/>
         </w:rPr>
-        <w:instrText xml:space="preserve"> SEQ Figura \* ARABIC \s 1 </w:instrText>
-      </w:r>
-      <w:r>
-        <w:rPr>
-          <w:rFonts w:ascii="Arial" w:hAnsi="Arial" w:cs="Arial"/>
-          <w:color w:val="auto"/>
-          <w:sz w:val="20"/>
-          <w:szCs w:val="20"/>
-        </w:rPr>
-        <w:fldChar w:fldCharType="separate"/>
-      </w:r>
-      <w:r>
-        <w:rPr>
-          <w:rFonts w:ascii="Arial" w:hAnsi="Arial" w:cs="Arial"/>
-          <w:noProof/>
-          <w:color w:val="auto"/>
-          <w:sz w:val="20"/>
-          <w:szCs w:val="20"/>
-        </w:rPr>
-        <w:t>3</w:t>
-      </w:r>
-      <w:r>
-        <w:rPr>
-          <w:rFonts w:ascii="Arial" w:hAnsi="Arial" w:cs="Arial"/>
-          <w:color w:val="auto"/>
-          <w:sz w:val="20"/>
-          <w:szCs w:val="20"/>
-        </w:rPr>
-        <w:fldChar w:fldCharType="end"/>
-      </w:r>
-      <w:r>
-        <w:rPr>
-          <w:rFonts w:ascii="Arial" w:hAnsi="Arial" w:cs="Arial"/>
-          <w:color w:val="auto"/>
-          <w:sz w:val="20"/>
-          <w:szCs w:val="20"/>
-        </w:rPr>
-        <w:t xml:space="preserve"> Diagrama structurală a </w:t>
-      </w:r>
-      <w:proofErr w:type="spellStart"/>
-      <w:r>
-        <w:rPr>
-          <w:rFonts w:ascii="Arial" w:hAnsi="Arial" w:cs="Arial"/>
-          <w:color w:val="auto"/>
-          <w:sz w:val="20"/>
-          <w:szCs w:val="20"/>
-        </w:rPr>
-        <w:t>SoC</w:t>
-      </w:r>
-      <w:proofErr w:type="spellEnd"/>
-      <w:r>
-        <w:rPr>
-          <w:rFonts w:ascii="Arial" w:hAnsi="Arial" w:cs="Arial"/>
-          <w:color w:val="auto"/>
-          <w:sz w:val="20"/>
-          <w:szCs w:val="20"/>
-        </w:rPr>
         <w:t>-ului ZYNQ-7000 [13]</w:t>
       </w:r>
     </w:p>
@@ -38284,9 +38385,11 @@
       <w:pPr>
         <w:pStyle w:val="Heading2"/>
       </w:pPr>
+      <w:bookmarkStart w:id="30" w:name="_Toc238855555"/>
       <w:r>
         <w:t>PROTOCOLUL AXI4</w:t>
       </w:r>
+      <w:bookmarkEnd w:id="30"/>
     </w:p>
     <w:p/>
     <w:p>
@@ -38387,15 +38490,7 @@
           <w:sz w:val="24"/>
           <w:szCs w:val="24"/>
         </w:rPr>
-        <w:t xml:space="preserve">, protocolul AXI este utilizat pe scară largă pentru interconectarea nucleelor IP </w:t>
-      </w:r>
-      <w:r>
-        <w:rPr>
-          <w:rFonts w:ascii="Arial" w:hAnsi="Arial" w:cs="Arial"/>
-          <w:sz w:val="24"/>
-          <w:szCs w:val="24"/>
-        </w:rPr>
-        <w:t>(</w:t>
+        <w:t>, protocolul AXI este utilizat pe scară largă pentru interconectarea nucleelor IP (</w:t>
       </w:r>
       <w:proofErr w:type="spellStart"/>
       <w:r>
@@ -38437,15 +38532,7 @@
           <w:sz w:val="24"/>
           <w:szCs w:val="24"/>
         </w:rPr>
-        <w:t xml:space="preserve">) </w:t>
-      </w:r>
-      <w:r>
-        <w:rPr>
-          <w:rFonts w:ascii="Arial" w:hAnsi="Arial" w:cs="Arial"/>
-          <w:sz w:val="24"/>
-          <w:szCs w:val="24"/>
-        </w:rPr>
-        <w:t>și pentru comunicația dintre sistemul de procesare și logica programabilă</w:t>
+        <w:t>) și pentru comunicația dintre sistemul de procesare și logica programabilă</w:t>
       </w:r>
       <w:r>
         <w:rPr>
@@ -38562,32 +38649,15 @@
           <w:sz w:val="24"/>
           <w:szCs w:val="24"/>
         </w:rPr>
-        <w:t xml:space="preserve"> </w:t>
-      </w:r>
-      <w:r>
-        <w:rPr>
-          <w:rFonts w:ascii="Arial" w:hAnsi="Arial" w:cs="Arial"/>
-          <w:sz w:val="24"/>
-          <w:szCs w:val="24"/>
-          <w:lang w:val="en-US"/>
-        </w:rPr>
-        <w:t>[14]</w:t>
-      </w:r>
-      <w:r>
-        <w:rPr>
-          <w:rFonts w:ascii="Arial" w:hAnsi="Arial" w:cs="Arial"/>
-          <w:sz w:val="24"/>
-          <w:szCs w:val="24"/>
-        </w:rPr>
-        <w:t>.</w:t>
-      </w:r>
-      <w:r>
-        <w:rPr>
-          <w:rFonts w:ascii="Arial" w:hAnsi="Arial" w:cs="Arial"/>
-          <w:sz w:val="24"/>
-          <w:szCs w:val="24"/>
-        </w:rPr>
-        <w:t xml:space="preserve"> Această separare permite efectuarea în paralel a transferurilor de citire și scriere.</w:t>
+        <w:t xml:space="preserve"> [14]</w:t>
+      </w:r>
+      <w:r>
+        <w:rPr>
+          <w:rFonts w:ascii="Arial" w:hAnsi="Arial" w:cs="Arial"/>
+          <w:sz w:val="24"/>
+          <w:szCs w:val="24"/>
+        </w:rPr>
+        <w:t>. Această separare permite efectuarea în paralel a transferurilor de citire și scriere.</w:t>
       </w:r>
       <w:r>
         <w:rPr>
@@ -38676,15 +38746,7 @@
           <w:sz w:val="24"/>
           <w:szCs w:val="24"/>
         </w:rPr>
-        <w:t xml:space="preserve"> </w:t>
-      </w:r>
-      <w:r>
-        <w:rPr>
-          <w:rFonts w:ascii="Arial" w:hAnsi="Arial" w:cs="Arial"/>
-          <w:sz w:val="24"/>
-          <w:szCs w:val="24"/>
-        </w:rPr>
-        <w:t xml:space="preserve">Sursa semnalizează disponibilitatea informației prin activarea semnalului </w:t>
+        <w:t xml:space="preserve"> Sursa semnalizează disponibilitatea informației prin activarea semnalului </w:t>
       </w:r>
       <w:r>
         <w:rPr>
@@ -38730,16 +38792,7 @@
           <w:sz w:val="24"/>
           <w:szCs w:val="24"/>
         </w:rPr>
-        <w:t xml:space="preserve"> </w:t>
-      </w:r>
-      <w:r>
-        <w:rPr>
-          <w:rFonts w:ascii="Arial" w:hAnsi="Arial" w:cs="Arial"/>
-          <w:sz w:val="24"/>
-          <w:szCs w:val="24"/>
-          <w:lang w:val="en-US"/>
-        </w:rPr>
-        <w:t>[14]</w:t>
+        <w:t xml:space="preserve"> [14]</w:t>
       </w:r>
       <w:r>
         <w:rPr>
@@ -38766,31 +38819,7 @@
           <w:sz w:val="24"/>
           <w:szCs w:val="24"/>
         </w:rPr>
-        <w:t>Fiind</w:t>
-      </w:r>
-      <w:r>
-        <w:rPr>
-          <w:rFonts w:ascii="Arial" w:hAnsi="Arial" w:cs="Arial"/>
-          <w:sz w:val="24"/>
-          <w:szCs w:val="24"/>
-        </w:rPr>
-        <w:t xml:space="preserve"> </w:t>
-      </w:r>
-      <w:r>
-        <w:rPr>
-          <w:rFonts w:ascii="Arial" w:hAnsi="Arial" w:cs="Arial"/>
-          <w:sz w:val="24"/>
-          <w:szCs w:val="24"/>
-        </w:rPr>
-        <w:t xml:space="preserve">este </w:t>
-      </w:r>
-      <w:r>
-        <w:rPr>
-          <w:rFonts w:ascii="Arial" w:hAnsi="Arial" w:cs="Arial"/>
-          <w:sz w:val="24"/>
-          <w:szCs w:val="24"/>
-        </w:rPr>
-        <w:t xml:space="preserve">un protocol de tip </w:t>
+        <w:t xml:space="preserve">Fiind este un protocol de tip </w:t>
       </w:r>
       <w:proofErr w:type="spellStart"/>
       <w:r>
@@ -38871,7 +38900,6 @@
           <w:rFonts w:ascii="Arial" w:hAnsi="Arial" w:cs="Arial"/>
           <w:sz w:val="24"/>
           <w:szCs w:val="24"/>
-          <w:lang w:val="en-US"/>
         </w:rPr>
       </w:pPr>
     </w:p>
@@ -38981,9 +39009,53 @@
           <w:color w:val="auto"/>
           <w:sz w:val="20"/>
           <w:szCs w:val="20"/>
-          <w:cs/>
-        </w:rPr>
-        <w:t>‎</w:t>
+        </w:rPr>
+        <w:t>4</w:t>
+      </w:r>
+      <w:r>
+        <w:rPr>
+          <w:rFonts w:ascii="Arial" w:hAnsi="Arial" w:cs="Arial"/>
+          <w:color w:val="auto"/>
+          <w:sz w:val="20"/>
+          <w:szCs w:val="20"/>
+        </w:rPr>
+        <w:fldChar w:fldCharType="end"/>
+      </w:r>
+      <w:r>
+        <w:rPr>
+          <w:rFonts w:ascii="Arial" w:hAnsi="Arial" w:cs="Arial"/>
+          <w:color w:val="auto"/>
+          <w:sz w:val="20"/>
+          <w:szCs w:val="20"/>
+        </w:rPr>
+        <w:t>.</w:t>
+      </w:r>
+      <w:r>
+        <w:rPr>
+          <w:rFonts w:ascii="Arial" w:hAnsi="Arial" w:cs="Arial"/>
+          <w:color w:val="auto"/>
+          <w:sz w:val="20"/>
+          <w:szCs w:val="20"/>
+        </w:rPr>
+        <w:fldChar w:fldCharType="begin"/>
+      </w:r>
+      <w:r>
+        <w:rPr>
+          <w:rFonts w:ascii="Arial" w:hAnsi="Arial" w:cs="Arial"/>
+          <w:color w:val="auto"/>
+          <w:sz w:val="20"/>
+          <w:szCs w:val="20"/>
+        </w:rPr>
+        <w:instrText xml:space="preserve"> SEQ Figura \* ARABIC \s 1 </w:instrText>
+      </w:r>
+      <w:r>
+        <w:rPr>
+          <w:rFonts w:ascii="Arial" w:hAnsi="Arial" w:cs="Arial"/>
+          <w:color w:val="auto"/>
+          <w:sz w:val="20"/>
+          <w:szCs w:val="20"/>
+        </w:rPr>
+        <w:fldChar w:fldCharType="separate"/>
       </w:r>
       <w:r>
         <w:rPr>
@@ -39011,8 +39083,1303 @@
           <w:sz w:val="20"/>
           <w:szCs w:val="20"/>
         </w:rPr>
+        <w:t xml:space="preserve"> Comunicarea dintre două dispozitive AXI4</w:t>
+      </w:r>
+    </w:p>
+    <w:p/>
+    <w:p>
+      <w:pPr>
+        <w:pStyle w:val="Heading2"/>
+      </w:pPr>
+      <w:bookmarkStart w:id="31" w:name="_Toc238855556"/>
+      <w:r>
+        <w:t>RECONFIGURAREA FPGA</w:t>
+      </w:r>
+      <w:bookmarkEnd w:id="31"/>
+    </w:p>
+    <w:p/>
+    <w:p>
+      <w:pPr>
+        <w:ind w:firstLine="576"/>
+        <w:jc w:val="both"/>
+        <w:rPr>
+          <w:rFonts w:ascii="Arial" w:hAnsi="Arial" w:cs="Arial"/>
+          <w:sz w:val="24"/>
+          <w:szCs w:val="24"/>
+        </w:rPr>
+      </w:pPr>
+      <w:r>
+        <w:rPr>
+          <w:rFonts w:ascii="Arial" w:hAnsi="Arial" w:cs="Arial"/>
+          <w:sz w:val="24"/>
+          <w:szCs w:val="24"/>
+        </w:rPr>
+        <w:t xml:space="preserve">Configurația logicii programabile a unui dispozitiv FPGA este stabilită prin intermediul unui fișier de configurare, denumit </w:t>
+      </w:r>
+      <w:proofErr w:type="spellStart"/>
+      <w:r>
+        <w:rPr>
+          <w:rFonts w:ascii="Arial" w:hAnsi="Arial" w:cs="Arial"/>
+          <w:i/>
+          <w:iCs/>
+          <w:sz w:val="24"/>
+          <w:szCs w:val="24"/>
+        </w:rPr>
+        <w:t>bitstream</w:t>
+      </w:r>
+      <w:proofErr w:type="spellEnd"/>
+      <w:r>
+        <w:rPr>
+          <w:rFonts w:ascii="Arial" w:hAnsi="Arial" w:cs="Arial"/>
+          <w:sz w:val="24"/>
+          <w:szCs w:val="24"/>
+        </w:rPr>
+        <w:t>. În cazul dispozitivelor Zynq-7000, informația de configurare a regiunii PL este stocată în memorie volatilă de tip SRAM, motiv pentru care aceasta trebuie reîncărcată după întreruperea alimentării. Configurarea poate fi realizată atât la inițializarea sistemului, cât și ulterior, prin intermediul mecanismelor puse la dispoziție de dispozitiv</w:t>
+      </w:r>
+      <w:r>
+        <w:rPr>
+          <w:rFonts w:ascii="Arial" w:hAnsi="Arial" w:cs="Arial"/>
+          <w:sz w:val="24"/>
+          <w:szCs w:val="24"/>
+        </w:rPr>
+        <w:t>, precum este cazul procedurilor de reconfigurare.</w:t>
+      </w:r>
+    </w:p>
+    <w:p>
+      <w:pPr>
+        <w:ind w:firstLine="576"/>
+        <w:jc w:val="both"/>
+        <w:rPr>
+          <w:rFonts w:ascii="Arial" w:hAnsi="Arial" w:cs="Arial"/>
+          <w:sz w:val="24"/>
+          <w:szCs w:val="24"/>
+        </w:rPr>
+      </w:pPr>
+      <w:r>
+        <w:rPr>
+          <w:rFonts w:ascii="Arial" w:hAnsi="Arial" w:cs="Arial"/>
+          <w:sz w:val="24"/>
+          <w:szCs w:val="24"/>
+        </w:rPr>
+        <w:t xml:space="preserve">În cazul unei configurări complete, întregul conținut al logicii programabile este înlocuit prin încărcarea unui nou </w:t>
+      </w:r>
+      <w:proofErr w:type="spellStart"/>
+      <w:r>
+        <w:rPr>
+          <w:rFonts w:ascii="Arial" w:hAnsi="Arial" w:cs="Arial"/>
+          <w:i/>
+          <w:iCs/>
+          <w:sz w:val="24"/>
+          <w:szCs w:val="24"/>
+        </w:rPr>
+        <w:t>bitstream</w:t>
+      </w:r>
+      <w:proofErr w:type="spellEnd"/>
+      <w:r>
+        <w:rPr>
+          <w:rFonts w:ascii="Arial" w:hAnsi="Arial" w:cs="Arial"/>
+          <w:sz w:val="24"/>
+          <w:szCs w:val="24"/>
+        </w:rPr>
+        <w:t>. Această metodă permite modificarea integrală a funcționalității implementate în PL, însă presupune reconfigurarea întregii regiuni programabile.</w:t>
+      </w:r>
+    </w:p>
+    <w:p>
+      <w:pPr>
+        <w:ind w:firstLine="576"/>
+        <w:jc w:val="both"/>
+        <w:rPr>
+          <w:rFonts w:ascii="Arial" w:hAnsi="Arial" w:cs="Arial"/>
+          <w:sz w:val="24"/>
+          <w:szCs w:val="24"/>
+        </w:rPr>
+      </w:pPr>
+      <w:r>
+        <w:rPr>
+          <w:rFonts w:ascii="Arial" w:hAnsi="Arial" w:cs="Arial"/>
+          <w:sz w:val="24"/>
+          <w:szCs w:val="24"/>
+        </w:rPr>
+        <w:t xml:space="preserve">O alternativă este reprezentată de reconfigurarea parțială, denumită în cadrul mediului </w:t>
+      </w:r>
+      <w:proofErr w:type="spellStart"/>
+      <w:r>
+        <w:rPr>
+          <w:rFonts w:ascii="Arial" w:hAnsi="Arial" w:cs="Arial"/>
+          <w:sz w:val="24"/>
+          <w:szCs w:val="24"/>
+        </w:rPr>
+        <w:t>Vivado</w:t>
+      </w:r>
+      <w:proofErr w:type="spellEnd"/>
+      <w:r>
+        <w:rPr>
+          <w:rFonts w:ascii="Arial" w:hAnsi="Arial" w:cs="Arial"/>
+          <w:sz w:val="24"/>
+          <w:szCs w:val="24"/>
+        </w:rPr>
+        <w:t xml:space="preserve"> </w:t>
+      </w:r>
+      <w:proofErr w:type="spellStart"/>
+      <w:r>
+        <w:rPr>
+          <w:rFonts w:ascii="Arial" w:hAnsi="Arial" w:cs="Arial"/>
+          <w:i/>
+          <w:iCs/>
+          <w:sz w:val="24"/>
+          <w:szCs w:val="24"/>
+        </w:rPr>
+        <w:t>Dynamic</w:t>
+      </w:r>
+      <w:proofErr w:type="spellEnd"/>
+      <w:r>
+        <w:rPr>
+          <w:rFonts w:ascii="Arial" w:hAnsi="Arial" w:cs="Arial"/>
+          <w:i/>
+          <w:iCs/>
+          <w:sz w:val="24"/>
+          <w:szCs w:val="24"/>
+        </w:rPr>
+        <w:t xml:space="preserve"> </w:t>
+      </w:r>
+      <w:proofErr w:type="spellStart"/>
+      <w:r>
+        <w:rPr>
+          <w:rFonts w:ascii="Arial" w:hAnsi="Arial" w:cs="Arial"/>
+          <w:i/>
+          <w:iCs/>
+          <w:sz w:val="24"/>
+          <w:szCs w:val="24"/>
+        </w:rPr>
+        <w:t>Function</w:t>
+      </w:r>
+      <w:proofErr w:type="spellEnd"/>
+      <w:r>
+        <w:rPr>
+          <w:rFonts w:ascii="Arial" w:hAnsi="Arial" w:cs="Arial"/>
+          <w:i/>
+          <w:iCs/>
+          <w:sz w:val="24"/>
+          <w:szCs w:val="24"/>
+        </w:rPr>
+        <w:t xml:space="preserve"> </w:t>
+      </w:r>
+      <w:proofErr w:type="spellStart"/>
+      <w:r>
+        <w:rPr>
+          <w:rFonts w:ascii="Arial" w:hAnsi="Arial" w:cs="Arial"/>
+          <w:i/>
+          <w:iCs/>
+          <w:sz w:val="24"/>
+          <w:szCs w:val="24"/>
+        </w:rPr>
+        <w:t>eXchange</w:t>
+      </w:r>
+      <w:proofErr w:type="spellEnd"/>
+      <w:r>
+        <w:rPr>
+          <w:rFonts w:ascii="Arial" w:hAnsi="Arial" w:cs="Arial"/>
+          <w:sz w:val="24"/>
+          <w:szCs w:val="24"/>
+        </w:rPr>
+        <w:t xml:space="preserve"> (DFX)</w:t>
+      </w:r>
+      <w:r>
+        <w:rPr>
+          <w:rFonts w:ascii="Arial" w:hAnsi="Arial" w:cs="Arial"/>
+          <w:sz w:val="24"/>
+          <w:szCs w:val="24"/>
+        </w:rPr>
+        <w:t>. Aceasta permite modificarea unei porțiuni a designului în timp ce restul circuitului își păstrează configurația. Arhitectura este împărțită într-o regiune statică și una sau mai multe partiții reconfigurabile (</w:t>
+      </w:r>
+      <w:proofErr w:type="spellStart"/>
+      <w:r>
+        <w:rPr>
+          <w:rFonts w:ascii="Arial" w:hAnsi="Arial" w:cs="Arial"/>
+          <w:i/>
+          <w:iCs/>
+          <w:sz w:val="24"/>
+          <w:szCs w:val="24"/>
+        </w:rPr>
+        <w:t>Reconfigurable</w:t>
+      </w:r>
+      <w:proofErr w:type="spellEnd"/>
+      <w:r>
+        <w:rPr>
+          <w:rFonts w:ascii="Arial" w:hAnsi="Arial" w:cs="Arial"/>
+          <w:i/>
+          <w:iCs/>
+          <w:sz w:val="24"/>
+          <w:szCs w:val="24"/>
+        </w:rPr>
+        <w:t xml:space="preserve"> </w:t>
+      </w:r>
+      <w:proofErr w:type="spellStart"/>
+      <w:r>
+        <w:rPr>
+          <w:rFonts w:ascii="Arial" w:hAnsi="Arial" w:cs="Arial"/>
+          <w:i/>
+          <w:iCs/>
+          <w:sz w:val="24"/>
+          <w:szCs w:val="24"/>
+        </w:rPr>
+        <w:t>Partitions</w:t>
+      </w:r>
+      <w:proofErr w:type="spellEnd"/>
+      <w:r>
+        <w:rPr>
+          <w:rFonts w:ascii="Arial" w:hAnsi="Arial" w:cs="Arial"/>
+          <w:sz w:val="24"/>
+          <w:szCs w:val="24"/>
+        </w:rPr>
+        <w:t>). Pentru fiecare partiție pot fi definite mai multe module reconfigurabile (</w:t>
+      </w:r>
+      <w:proofErr w:type="spellStart"/>
+      <w:r>
+        <w:rPr>
+          <w:rFonts w:ascii="Arial" w:hAnsi="Arial" w:cs="Arial"/>
+          <w:i/>
+          <w:iCs/>
+          <w:sz w:val="24"/>
+          <w:szCs w:val="24"/>
+        </w:rPr>
+        <w:t>Reconfigurable</w:t>
+      </w:r>
+      <w:proofErr w:type="spellEnd"/>
+      <w:r>
+        <w:rPr>
+          <w:rFonts w:ascii="Arial" w:hAnsi="Arial" w:cs="Arial"/>
+          <w:i/>
+          <w:iCs/>
+          <w:sz w:val="24"/>
+          <w:szCs w:val="24"/>
+        </w:rPr>
+        <w:t xml:space="preserve"> </w:t>
+      </w:r>
+      <w:proofErr w:type="spellStart"/>
+      <w:r>
+        <w:rPr>
+          <w:rFonts w:ascii="Arial" w:hAnsi="Arial" w:cs="Arial"/>
+          <w:i/>
+          <w:iCs/>
+          <w:sz w:val="24"/>
+          <w:szCs w:val="24"/>
+        </w:rPr>
+        <w:t>Modules</w:t>
+      </w:r>
+      <w:proofErr w:type="spellEnd"/>
+      <w:r>
+        <w:rPr>
+          <w:rFonts w:ascii="Arial" w:hAnsi="Arial" w:cs="Arial"/>
+          <w:sz w:val="24"/>
+          <w:szCs w:val="24"/>
+        </w:rPr>
+        <w:t>), fiecare reprezentând o implementare hardware alternativă ce poate ocupa aceeași regiune</w:t>
+      </w:r>
+      <w:r>
+        <w:rPr>
+          <w:rFonts w:ascii="Arial" w:hAnsi="Arial" w:cs="Arial"/>
+          <w:sz w:val="24"/>
+          <w:szCs w:val="24"/>
+        </w:rPr>
+        <w:t xml:space="preserve"> [12</w:t>
+      </w:r>
+      <w:r>
+        <w:rPr>
+          <w:rFonts w:ascii="Arial" w:hAnsi="Arial" w:cs="Arial"/>
+          <w:sz w:val="24"/>
+          <w:szCs w:val="24"/>
+        </w:rPr>
+        <w:t>]</w:t>
+      </w:r>
+      <w:r>
+        <w:rPr>
+          <w:rFonts w:ascii="Arial" w:hAnsi="Arial" w:cs="Arial"/>
+          <w:sz w:val="24"/>
+          <w:szCs w:val="24"/>
+        </w:rPr>
         <w:t>.</w:t>
       </w:r>
+    </w:p>
+    <w:p>
+      <w:pPr>
+        <w:ind w:firstLine="576"/>
+        <w:jc w:val="both"/>
+        <w:rPr>
+          <w:rFonts w:ascii="Arial" w:hAnsi="Arial" w:cs="Arial"/>
+          <w:vanish/>
+          <w:sz w:val="24"/>
+          <w:szCs w:val="24"/>
+          <w:specVanish/>
+        </w:rPr>
+      </w:pPr>
+      <w:r>
+        <w:rPr>
+          <w:rFonts w:ascii="Arial" w:hAnsi="Arial" w:cs="Arial"/>
+          <w:sz w:val="24"/>
+          <w:szCs w:val="24"/>
+        </w:rPr>
+        <w:t>În ceea ce privește dispozitivel</w:t>
+      </w:r>
+      <w:r>
+        <w:rPr>
+          <w:rFonts w:ascii="Arial" w:hAnsi="Arial" w:cs="Arial"/>
+          <w:sz w:val="24"/>
+          <w:szCs w:val="24"/>
+        </w:rPr>
+        <w:t>e</w:t>
+      </w:r>
+      <w:r>
+        <w:rPr>
+          <w:rFonts w:ascii="Arial" w:hAnsi="Arial" w:cs="Arial"/>
+          <w:sz w:val="24"/>
+          <w:szCs w:val="24"/>
+        </w:rPr>
+        <w:t xml:space="preserve"> Zynq-7000, încărcarea configurației în PL poate fi realizată prin mai multe interfețe</w:t>
+      </w:r>
+      <w:r>
+        <w:rPr>
+          <w:rFonts w:ascii="Arial" w:hAnsi="Arial" w:cs="Arial"/>
+          <w:sz w:val="24"/>
+          <w:szCs w:val="24"/>
+        </w:rPr>
+        <w:t xml:space="preserve"> [1</w:t>
+      </w:r>
+      <w:r>
+        <w:rPr>
+          <w:rFonts w:ascii="Arial" w:hAnsi="Arial" w:cs="Arial"/>
+          <w:sz w:val="24"/>
+          <w:szCs w:val="24"/>
+        </w:rPr>
+        <w:t>3</w:t>
+      </w:r>
+      <w:r>
+        <w:rPr>
+          <w:rFonts w:ascii="Arial" w:hAnsi="Arial" w:cs="Arial"/>
+          <w:sz w:val="24"/>
+          <w:szCs w:val="24"/>
+        </w:rPr>
+        <w:t>]</w:t>
+      </w:r>
+      <w:r>
+        <w:rPr>
+          <w:rFonts w:ascii="Arial" w:hAnsi="Arial" w:cs="Arial"/>
+          <w:sz w:val="24"/>
+          <w:szCs w:val="24"/>
+        </w:rPr>
+        <w:t>. Interfața PCAP (</w:t>
+      </w:r>
+      <w:proofErr w:type="spellStart"/>
+      <w:r>
+        <w:rPr>
+          <w:rFonts w:ascii="Arial" w:hAnsi="Arial" w:cs="Arial"/>
+          <w:i/>
+          <w:iCs/>
+          <w:sz w:val="24"/>
+          <w:szCs w:val="24"/>
+        </w:rPr>
+        <w:t>Processor</w:t>
+      </w:r>
+      <w:proofErr w:type="spellEnd"/>
+      <w:r>
+        <w:rPr>
+          <w:rFonts w:ascii="Arial" w:hAnsi="Arial" w:cs="Arial"/>
+          <w:i/>
+          <w:iCs/>
+          <w:sz w:val="24"/>
+          <w:szCs w:val="24"/>
+        </w:rPr>
+        <w:t xml:space="preserve"> </w:t>
+      </w:r>
+      <w:proofErr w:type="spellStart"/>
+      <w:r>
+        <w:rPr>
+          <w:rFonts w:ascii="Arial" w:hAnsi="Arial" w:cs="Arial"/>
+          <w:i/>
+          <w:iCs/>
+          <w:sz w:val="24"/>
+          <w:szCs w:val="24"/>
+        </w:rPr>
+        <w:t>Configuration</w:t>
+      </w:r>
+      <w:proofErr w:type="spellEnd"/>
+      <w:r>
+        <w:rPr>
+          <w:rFonts w:ascii="Arial" w:hAnsi="Arial" w:cs="Arial"/>
+          <w:i/>
+          <w:iCs/>
+          <w:sz w:val="24"/>
+          <w:szCs w:val="24"/>
+        </w:rPr>
+        <w:t xml:space="preserve"> Access Port</w:t>
+      </w:r>
+      <w:r>
+        <w:rPr>
+          <w:rFonts w:ascii="Arial" w:hAnsi="Arial" w:cs="Arial"/>
+          <w:sz w:val="24"/>
+          <w:szCs w:val="24"/>
+        </w:rPr>
+        <w:t>) permite sistemului de procesare să transfere către PL fișiere de configurare, inclusiv prin intermediul controlerului DMA asociat. Interfața ICAP (</w:t>
+      </w:r>
+      <w:proofErr w:type="spellStart"/>
+      <w:r>
+        <w:rPr>
+          <w:rFonts w:ascii="Arial" w:hAnsi="Arial" w:cs="Arial"/>
+          <w:i/>
+          <w:iCs/>
+          <w:sz w:val="24"/>
+          <w:szCs w:val="24"/>
+        </w:rPr>
+        <w:t>Internal</w:t>
+      </w:r>
+      <w:proofErr w:type="spellEnd"/>
+      <w:r>
+        <w:rPr>
+          <w:rFonts w:ascii="Arial" w:hAnsi="Arial" w:cs="Arial"/>
+          <w:i/>
+          <w:iCs/>
+          <w:sz w:val="24"/>
+          <w:szCs w:val="24"/>
+        </w:rPr>
+        <w:t xml:space="preserve"> </w:t>
+      </w:r>
+      <w:proofErr w:type="spellStart"/>
+      <w:r>
+        <w:rPr>
+          <w:rFonts w:ascii="Arial" w:hAnsi="Arial" w:cs="Arial"/>
+          <w:i/>
+          <w:iCs/>
+          <w:sz w:val="24"/>
+          <w:szCs w:val="24"/>
+        </w:rPr>
+        <w:t>Configuration</w:t>
+      </w:r>
+      <w:proofErr w:type="spellEnd"/>
+      <w:r>
+        <w:rPr>
+          <w:rFonts w:ascii="Arial" w:hAnsi="Arial" w:cs="Arial"/>
+          <w:i/>
+          <w:iCs/>
+          <w:sz w:val="24"/>
+          <w:szCs w:val="24"/>
+        </w:rPr>
+        <w:t xml:space="preserve"> Access Port</w:t>
+      </w:r>
+      <w:r>
+        <w:rPr>
+          <w:rFonts w:ascii="Arial" w:hAnsi="Arial" w:cs="Arial"/>
+          <w:sz w:val="24"/>
+          <w:szCs w:val="24"/>
+        </w:rPr>
+        <w:t>) oferă o cale de configurare accesibilă din logica programabilă și poate fi utilizată ca alternativă la PCAP. Cele două interfețe nu pot controla simultan blocul de configurare al PL.</w:t>
+      </w:r>
+    </w:p>
+    <w:p>
+      <w:pPr>
+        <w:rPr>
+          <w:rFonts w:ascii="Arial" w:hAnsi="Arial" w:cs="Arial"/>
+          <w:sz w:val="24"/>
+          <w:szCs w:val="24"/>
+        </w:rPr>
+      </w:pPr>
+      <w:r>
+        <w:rPr>
+          <w:rFonts w:ascii="Arial" w:hAnsi="Arial" w:cs="Arial"/>
+          <w:sz w:val="24"/>
+          <w:szCs w:val="24"/>
+        </w:rPr>
+        <w:t xml:space="preserve"> </w:t>
+      </w:r>
+    </w:p>
+    <w:p>
+      <w:pPr>
+        <w:rPr>
+          <w:rFonts w:ascii="Arial" w:hAnsi="Arial" w:cs="Arial"/>
+          <w:sz w:val="24"/>
+          <w:szCs w:val="24"/>
+        </w:rPr>
+      </w:pPr>
+    </w:p>
+    <w:p>
+      <w:pPr>
+        <w:rPr>
+          <w:rFonts w:ascii="Arial" w:hAnsi="Arial" w:cs="Arial"/>
+          <w:sz w:val="24"/>
+          <w:szCs w:val="24"/>
+        </w:rPr>
+      </w:pPr>
+    </w:p>
+    <w:p>
+      <w:pPr>
+        <w:rPr>
+          <w:rFonts w:ascii="Arial" w:hAnsi="Arial" w:cs="Arial"/>
+          <w:sz w:val="24"/>
+          <w:szCs w:val="24"/>
+        </w:rPr>
+      </w:pPr>
+    </w:p>
+    <w:p>
+      <w:pPr>
+        <w:rPr>
+          <w:rFonts w:ascii="Arial" w:hAnsi="Arial" w:cs="Arial"/>
+          <w:sz w:val="24"/>
+          <w:szCs w:val="24"/>
+        </w:rPr>
+      </w:pPr>
+    </w:p>
+    <w:p>
+      <w:pPr>
+        <w:rPr>
+          <w:rFonts w:ascii="Arial" w:hAnsi="Arial" w:cs="Arial"/>
+          <w:sz w:val="24"/>
+          <w:szCs w:val="24"/>
+        </w:rPr>
+      </w:pPr>
+    </w:p>
+    <w:p>
+      <w:pPr>
+        <w:rPr>
+          <w:rFonts w:ascii="Arial" w:hAnsi="Arial" w:cs="Arial"/>
+          <w:sz w:val="24"/>
+          <w:szCs w:val="24"/>
+        </w:rPr>
+      </w:pPr>
+    </w:p>
+    <w:p>
+      <w:pPr>
+        <w:rPr>
+          <w:rFonts w:ascii="Arial" w:hAnsi="Arial" w:cs="Arial"/>
+          <w:sz w:val="24"/>
+          <w:szCs w:val="24"/>
+        </w:rPr>
+      </w:pPr>
+    </w:p>
+    <w:p>
+      <w:pPr>
+        <w:rPr>
+          <w:rFonts w:ascii="Arial" w:hAnsi="Arial" w:cs="Arial"/>
+          <w:sz w:val="24"/>
+          <w:szCs w:val="24"/>
+        </w:rPr>
+      </w:pPr>
+    </w:p>
+    <w:p>
+      <w:pPr>
+        <w:rPr>
+          <w:rFonts w:ascii="Arial" w:hAnsi="Arial" w:cs="Arial"/>
+          <w:sz w:val="24"/>
+          <w:szCs w:val="24"/>
+        </w:rPr>
+      </w:pPr>
+    </w:p>
+    <w:p>
+      <w:pPr>
+        <w:rPr>
+          <w:rFonts w:ascii="Arial" w:hAnsi="Arial" w:cs="Arial"/>
+          <w:sz w:val="24"/>
+          <w:szCs w:val="24"/>
+        </w:rPr>
+      </w:pPr>
+    </w:p>
+    <w:p>
+      <w:pPr>
+        <w:rPr>
+          <w:rFonts w:ascii="Arial" w:hAnsi="Arial" w:cs="Arial"/>
+          <w:sz w:val="24"/>
+          <w:szCs w:val="24"/>
+        </w:rPr>
+      </w:pPr>
+    </w:p>
+    <w:p>
+      <w:pPr>
+        <w:pStyle w:val="Heading1"/>
+      </w:pPr>
+      <w:bookmarkStart w:id="32" w:name="_Toc238855557"/>
+      <w:r>
+        <w:t>PROIECTAREA ȘI IMPLEMENTAREA NUCLEULUI AES-128</w:t>
+      </w:r>
+      <w:bookmarkEnd w:id="32"/>
+    </w:p>
+    <w:p/>
+    <w:p>
+      <w:pPr>
+        <w:pStyle w:val="Heading2"/>
+      </w:pPr>
+      <w:bookmarkStart w:id="33" w:name="_Toc238855558"/>
+      <w:r>
+        <w:t>ARHITECTURA GENERALĂ A NUCLEULUI</w:t>
+      </w:r>
+      <w:bookmarkEnd w:id="33"/>
+    </w:p>
+    <w:p/>
+    <w:p>
+      <w:pPr>
+        <w:ind w:firstLine="576"/>
+        <w:jc w:val="both"/>
+        <w:rPr>
+          <w:rFonts w:ascii="Arial" w:hAnsi="Arial" w:cs="Arial"/>
+          <w:sz w:val="24"/>
+          <w:szCs w:val="24"/>
+        </w:rPr>
+      </w:pPr>
+      <w:r>
+        <w:rPr>
+          <w:rFonts w:ascii="Arial" w:hAnsi="Arial" w:cs="Arial"/>
+          <w:sz w:val="24"/>
+          <w:szCs w:val="24"/>
+        </w:rPr>
+        <w:t>Nucleul criptografic AES-128 a fost proiectat în jurul unei arhitecturi modulare și iterative. Datele matricei de stare sunt reprezentate, la nivelul interfeței, prin intermediul unui vector de 128 de biți. În cadrul structurilor interne, matricea de stare este definită printr-un vector de 16 octeți.</w:t>
+      </w:r>
+    </w:p>
+    <w:p>
+      <w:pPr>
+        <w:ind w:firstLine="576"/>
+        <w:jc w:val="both"/>
+        <w:rPr>
+          <w:rFonts w:ascii="Arial" w:hAnsi="Arial" w:cs="Arial"/>
+          <w:sz w:val="24"/>
+          <w:szCs w:val="24"/>
+        </w:rPr>
+      </w:pPr>
+      <w:r>
+        <w:rPr>
+          <w:rFonts w:ascii="Arial" w:hAnsi="Arial" w:cs="Arial"/>
+          <w:sz w:val="24"/>
+          <w:szCs w:val="24"/>
+        </w:rPr>
+        <w:t>Structura iterativă permite executarea unei runde de criptare, respectiv decriptare, în fiecare ciclu de tact. Această abordare permite reducerea utilizării resurselor logice în comparație cu o arhitectură complet desfășurată, în schimbul unei latențe de mai multe cicluri de ceas pentru procesarea unui bloc.</w:t>
+      </w:r>
+    </w:p>
+    <w:p>
+      <w:pPr>
+        <w:ind w:firstLine="576"/>
+        <w:jc w:val="both"/>
+        <w:rPr>
+          <w:rFonts w:ascii="Arial" w:hAnsi="Arial" w:cs="Arial"/>
+          <w:sz w:val="24"/>
+          <w:szCs w:val="24"/>
+        </w:rPr>
+      </w:pPr>
+      <w:r>
+        <w:rPr>
+          <w:rFonts w:ascii="Arial" w:hAnsi="Arial" w:cs="Arial"/>
+          <w:sz w:val="24"/>
+          <w:szCs w:val="24"/>
+        </w:rPr>
+        <w:t xml:space="preserve">Transformările specifice AES sunt implementate prin module hardware separate, corespunzătoare operațiilor </w:t>
+      </w:r>
+      <w:proofErr w:type="spellStart"/>
+      <w:r>
+        <w:rPr>
+          <w:rFonts w:ascii="Arial" w:hAnsi="Arial" w:cs="Arial"/>
+          <w:sz w:val="24"/>
+          <w:szCs w:val="24"/>
+        </w:rPr>
+        <w:t>SubBytes</w:t>
+      </w:r>
+      <w:proofErr w:type="spellEnd"/>
+      <w:r>
+        <w:rPr>
+          <w:rFonts w:ascii="Arial" w:hAnsi="Arial" w:cs="Arial"/>
+          <w:sz w:val="24"/>
+          <w:szCs w:val="24"/>
+        </w:rPr>
+        <w:t xml:space="preserve">, </w:t>
+      </w:r>
+      <w:proofErr w:type="spellStart"/>
+      <w:r>
+        <w:rPr>
+          <w:rFonts w:ascii="Arial" w:hAnsi="Arial" w:cs="Arial"/>
+          <w:sz w:val="24"/>
+          <w:szCs w:val="24"/>
+        </w:rPr>
+        <w:t>ShiftRows</w:t>
+      </w:r>
+      <w:proofErr w:type="spellEnd"/>
+      <w:r>
+        <w:rPr>
+          <w:rFonts w:ascii="Arial" w:hAnsi="Arial" w:cs="Arial"/>
+          <w:sz w:val="24"/>
+          <w:szCs w:val="24"/>
+        </w:rPr>
+        <w:t xml:space="preserve">, </w:t>
+      </w:r>
+      <w:proofErr w:type="spellStart"/>
+      <w:r>
+        <w:rPr>
+          <w:rFonts w:ascii="Arial" w:hAnsi="Arial" w:cs="Arial"/>
+          <w:sz w:val="24"/>
+          <w:szCs w:val="24"/>
+        </w:rPr>
+        <w:t>MixColumns</w:t>
+      </w:r>
+      <w:proofErr w:type="spellEnd"/>
+      <w:r>
+        <w:rPr>
+          <w:rFonts w:ascii="Arial" w:hAnsi="Arial" w:cs="Arial"/>
+          <w:sz w:val="24"/>
+          <w:szCs w:val="24"/>
+        </w:rPr>
+        <w:t xml:space="preserve"> și </w:t>
+      </w:r>
+      <w:proofErr w:type="spellStart"/>
+      <w:r>
+        <w:rPr>
+          <w:rFonts w:ascii="Arial" w:hAnsi="Arial" w:cs="Arial"/>
+          <w:sz w:val="24"/>
+          <w:szCs w:val="24"/>
+        </w:rPr>
+        <w:t>AddRoundKey</w:t>
+      </w:r>
+      <w:proofErr w:type="spellEnd"/>
+      <w:r>
+        <w:rPr>
+          <w:rFonts w:ascii="Arial" w:hAnsi="Arial" w:cs="Arial"/>
+          <w:sz w:val="24"/>
+          <w:szCs w:val="24"/>
+        </w:rPr>
+        <w:t>, respectiv transformărilor inverse utilizate în procesul de decriptare.</w:t>
+      </w:r>
+    </w:p>
+    <w:p>
+      <w:pPr>
+        <w:ind w:firstLine="576"/>
+        <w:jc w:val="both"/>
+        <w:rPr>
+          <w:rFonts w:ascii="Arial" w:hAnsi="Arial" w:cs="Arial"/>
+          <w:sz w:val="24"/>
+          <w:szCs w:val="24"/>
+        </w:rPr>
+      </w:pPr>
+      <w:r>
+        <w:rPr>
+          <w:rFonts w:ascii="Arial" w:hAnsi="Arial" w:cs="Arial"/>
+          <w:sz w:val="24"/>
+          <w:szCs w:val="24"/>
+        </w:rPr>
+        <w:t>Căile de date aferente proceselor de criptare, respectiv decriptare, sunt implementate prin structuri logice separate. Singurul modul partajat între cele două structuri este cel responsabil de generarea cheilor de rundă.</w:t>
+      </w:r>
+    </w:p>
+    <w:p>
+      <w:pPr>
+        <w:ind w:firstLine="576"/>
+        <w:jc w:val="both"/>
+        <w:rPr>
+          <w:rFonts w:ascii="Arial" w:hAnsi="Arial" w:cs="Arial"/>
+          <w:sz w:val="24"/>
+          <w:szCs w:val="24"/>
+        </w:rPr>
+      </w:pPr>
+      <w:r>
+        <w:rPr>
+          <w:rFonts w:ascii="Arial" w:hAnsi="Arial" w:cs="Arial"/>
+          <w:sz w:val="24"/>
+          <w:szCs w:val="24"/>
+        </w:rPr>
+        <w:t xml:space="preserve">Succesiunea operațiilor este coordonată prin intermediul unor automate finite de stare dedicate criptării și decriptării. În cazul criptării, după încărcarea blocului de intrare și aplicarea inițială a operației </w:t>
+      </w:r>
+      <w:proofErr w:type="spellStart"/>
+      <w:r>
+        <w:rPr>
+          <w:rFonts w:ascii="Arial" w:hAnsi="Arial" w:cs="Arial"/>
+          <w:sz w:val="24"/>
+          <w:szCs w:val="24"/>
+        </w:rPr>
+        <w:t>AddRoundKey</w:t>
+      </w:r>
+      <w:proofErr w:type="spellEnd"/>
+      <w:r>
+        <w:rPr>
+          <w:rFonts w:ascii="Arial" w:hAnsi="Arial" w:cs="Arial"/>
+          <w:sz w:val="24"/>
+          <w:szCs w:val="24"/>
+        </w:rPr>
+        <w:t xml:space="preserve">, starea traversează cele nouă runde complete ale algoritmului, urmate de runda finală, în cadrul căreia operația </w:t>
+      </w:r>
+      <w:proofErr w:type="spellStart"/>
+      <w:r>
+        <w:rPr>
+          <w:rFonts w:ascii="Arial" w:hAnsi="Arial" w:cs="Arial"/>
+          <w:sz w:val="24"/>
+          <w:szCs w:val="24"/>
+        </w:rPr>
+        <w:t>MixColumns</w:t>
+      </w:r>
+      <w:proofErr w:type="spellEnd"/>
+      <w:r>
+        <w:rPr>
+          <w:rFonts w:ascii="Arial" w:hAnsi="Arial" w:cs="Arial"/>
+          <w:sz w:val="24"/>
+          <w:szCs w:val="24"/>
+        </w:rPr>
+        <w:t xml:space="preserve"> este omisă.</w:t>
+      </w:r>
+    </w:p>
+    <w:p>
+      <w:pPr>
+        <w:ind w:firstLine="576"/>
+        <w:jc w:val="both"/>
+        <w:rPr>
+          <w:rFonts w:ascii="Arial" w:hAnsi="Arial" w:cs="Arial"/>
+          <w:sz w:val="24"/>
+          <w:szCs w:val="24"/>
+        </w:rPr>
+      </w:pPr>
+      <w:r>
+        <w:rPr>
+          <w:rFonts w:ascii="Arial" w:hAnsi="Arial" w:cs="Arial"/>
+          <w:sz w:val="24"/>
+          <w:szCs w:val="24"/>
+        </w:rPr>
+        <w:t xml:space="preserve">Pentru decriptare este utilizată o structură similară, bazată pe transformările inverse </w:t>
+      </w:r>
+      <w:proofErr w:type="spellStart"/>
+      <w:r>
+        <w:rPr>
+          <w:rFonts w:ascii="Arial" w:hAnsi="Arial" w:cs="Arial"/>
+          <w:sz w:val="24"/>
+          <w:szCs w:val="24"/>
+        </w:rPr>
+        <w:t>InvShiftRows</w:t>
+      </w:r>
+      <w:proofErr w:type="spellEnd"/>
+      <w:r>
+        <w:rPr>
+          <w:rFonts w:ascii="Arial" w:hAnsi="Arial" w:cs="Arial"/>
+          <w:sz w:val="24"/>
+          <w:szCs w:val="24"/>
+        </w:rPr>
+        <w:t xml:space="preserve">, </w:t>
+      </w:r>
+      <w:proofErr w:type="spellStart"/>
+      <w:r>
+        <w:rPr>
+          <w:rFonts w:ascii="Arial" w:hAnsi="Arial" w:cs="Arial"/>
+          <w:sz w:val="24"/>
+          <w:szCs w:val="24"/>
+        </w:rPr>
+        <w:t>InvSubBytes</w:t>
+      </w:r>
+      <w:proofErr w:type="spellEnd"/>
+      <w:r>
+        <w:rPr>
+          <w:rFonts w:ascii="Arial" w:hAnsi="Arial" w:cs="Arial"/>
+          <w:sz w:val="24"/>
+          <w:szCs w:val="24"/>
+        </w:rPr>
+        <w:t xml:space="preserve"> și </w:t>
+      </w:r>
+      <w:proofErr w:type="spellStart"/>
+      <w:r>
+        <w:rPr>
+          <w:rFonts w:ascii="Arial" w:hAnsi="Arial" w:cs="Arial"/>
+          <w:sz w:val="24"/>
+          <w:szCs w:val="24"/>
+        </w:rPr>
+        <w:t>InvMixColumns</w:t>
+      </w:r>
+      <w:proofErr w:type="spellEnd"/>
+      <w:r>
+        <w:rPr>
+          <w:rFonts w:ascii="Arial" w:hAnsi="Arial" w:cs="Arial"/>
+          <w:sz w:val="24"/>
+          <w:szCs w:val="24"/>
+        </w:rPr>
+        <w:t>. Deoarece procesul de decriptare necesită accesarea cheilor de rundă în ordine inversă, acestea sunt generate și memorate înainte de procesarea efectivă a blocului criptat.</w:t>
+      </w:r>
+    </w:p>
+    <w:p>
+      <w:pPr>
+        <w:ind w:firstLine="576"/>
+        <w:jc w:val="both"/>
+        <w:rPr>
+          <w:rFonts w:ascii="Arial" w:hAnsi="Arial" w:cs="Arial"/>
+          <w:sz w:val="24"/>
+          <w:szCs w:val="24"/>
+        </w:rPr>
+      </w:pPr>
+      <w:r>
+        <w:rPr>
+          <w:rFonts w:ascii="Arial" w:hAnsi="Arial" w:cs="Arial"/>
+          <w:sz w:val="24"/>
+          <w:szCs w:val="24"/>
+        </w:rPr>
+        <w:t>Comunicarea cu sistemul de procesare ARM este realizată prin intermediul</w:t>
+      </w:r>
+      <w:r>
+        <w:rPr>
+          <w:rFonts w:ascii="Arial" w:hAnsi="Arial" w:cs="Arial"/>
+          <w:sz w:val="24"/>
+          <w:szCs w:val="24"/>
+        </w:rPr>
+        <w:t xml:space="preserve"> unui set de registre de comandă și control care sunt înregistrate la nivelul interfeței</w:t>
+      </w:r>
+      <w:r>
+        <w:rPr>
+          <w:rFonts w:ascii="Arial" w:hAnsi="Arial" w:cs="Arial"/>
+          <w:sz w:val="24"/>
+          <w:szCs w:val="24"/>
+        </w:rPr>
+        <w:t xml:space="preserve"> AXI4-Lite.</w:t>
+      </w:r>
+      <w:r>
+        <w:rPr>
+          <w:rFonts w:ascii="Arial" w:hAnsi="Arial" w:cs="Arial"/>
+          <w:sz w:val="24"/>
+          <w:szCs w:val="24"/>
+        </w:rPr>
+        <w:t xml:space="preserve"> Semnalul </w:t>
+      </w:r>
+      <w:proofErr w:type="spellStart"/>
+      <w:r>
+        <w:rPr>
+          <w:rFonts w:ascii="Arial" w:hAnsi="Arial" w:cs="Arial"/>
+          <w:i/>
+          <w:iCs/>
+          <w:sz w:val="24"/>
+          <w:szCs w:val="24"/>
+        </w:rPr>
+        <w:t>ready</w:t>
+      </w:r>
+      <w:proofErr w:type="spellEnd"/>
+      <w:r>
+        <w:rPr>
+          <w:rFonts w:ascii="Arial" w:hAnsi="Arial" w:cs="Arial"/>
+          <w:sz w:val="24"/>
+          <w:szCs w:val="24"/>
+        </w:rPr>
+        <w:t xml:space="preserve"> </w:t>
+      </w:r>
+      <w:r>
+        <w:rPr>
+          <w:rFonts w:ascii="Arial" w:hAnsi="Arial" w:cs="Arial"/>
+          <w:sz w:val="24"/>
+          <w:szCs w:val="24"/>
+        </w:rPr>
+        <w:t>determină achiziționarea blocului de date</w:t>
+      </w:r>
+      <w:r>
+        <w:rPr>
+          <w:rFonts w:ascii="Arial" w:hAnsi="Arial" w:cs="Arial"/>
+          <w:sz w:val="24"/>
+          <w:szCs w:val="24"/>
+        </w:rPr>
+        <w:t xml:space="preserve">, </w:t>
+      </w:r>
+      <w:r>
+        <w:rPr>
+          <w:rFonts w:ascii="Arial" w:hAnsi="Arial" w:cs="Arial"/>
+          <w:sz w:val="24"/>
+          <w:szCs w:val="24"/>
+        </w:rPr>
+        <w:t>a cheii criptografice</w:t>
+      </w:r>
+      <w:r>
+        <w:rPr>
+          <w:rFonts w:ascii="Arial" w:hAnsi="Arial" w:cs="Arial"/>
+          <w:sz w:val="24"/>
+          <w:szCs w:val="24"/>
+        </w:rPr>
+        <w:t xml:space="preserve"> și</w:t>
+      </w:r>
+      <w:r>
+        <w:rPr>
+          <w:rFonts w:ascii="Arial" w:hAnsi="Arial" w:cs="Arial"/>
+          <w:sz w:val="24"/>
+          <w:szCs w:val="24"/>
+        </w:rPr>
+        <w:t xml:space="preserve"> demararea operației de criptare sau decriptare.</w:t>
+      </w:r>
+    </w:p>
+    <w:p>
+      <w:pPr>
+        <w:ind w:firstLine="576"/>
+        <w:jc w:val="both"/>
+        <w:rPr>
+          <w:rFonts w:ascii="Arial" w:hAnsi="Arial" w:cs="Arial"/>
+          <w:sz w:val="24"/>
+          <w:szCs w:val="24"/>
+        </w:rPr>
+      </w:pPr>
+      <w:r>
+        <w:rPr>
+          <w:rFonts w:ascii="Arial" w:hAnsi="Arial" w:cs="Arial"/>
+          <w:sz w:val="24"/>
+          <w:szCs w:val="24"/>
+        </w:rPr>
+        <w:t xml:space="preserve">Modul de operare al coprocesorului este ales prin intermediul registrului de control </w:t>
+      </w:r>
+      <w:r>
+        <w:rPr>
+          <w:rFonts w:ascii="Arial" w:hAnsi="Arial" w:cs="Arial"/>
+          <w:i/>
+          <w:iCs/>
+          <w:sz w:val="24"/>
+          <w:szCs w:val="24"/>
+        </w:rPr>
+        <w:t>mode</w:t>
+      </w:r>
+      <w:r>
+        <w:rPr>
+          <w:rFonts w:ascii="Arial" w:hAnsi="Arial" w:cs="Arial"/>
+          <w:sz w:val="24"/>
+          <w:szCs w:val="24"/>
+        </w:rPr>
+        <w:t xml:space="preserve">. În funcție de valoarea acestuia, datele de intrare sunt multiplexate </w:t>
+      </w:r>
+      <w:proofErr w:type="spellStart"/>
+      <w:r>
+        <w:rPr>
+          <w:rFonts w:ascii="Arial" w:hAnsi="Arial" w:cs="Arial"/>
+          <w:sz w:val="24"/>
+          <w:szCs w:val="24"/>
+        </w:rPr>
+        <w:t>combinațional</w:t>
+      </w:r>
+      <w:proofErr w:type="spellEnd"/>
+      <w:r>
+        <w:rPr>
+          <w:rFonts w:ascii="Arial" w:hAnsi="Arial" w:cs="Arial"/>
+          <w:sz w:val="24"/>
+          <w:szCs w:val="24"/>
+        </w:rPr>
+        <w:t xml:space="preserve"> și transmite structurilor de procesare relevante.</w:t>
+      </w:r>
+    </w:p>
+    <w:p>
+      <w:pPr>
+        <w:ind w:firstLine="576"/>
+        <w:jc w:val="both"/>
+        <w:rPr>
+          <w:rFonts w:ascii="Arial" w:hAnsi="Arial" w:cs="Arial"/>
+          <w:sz w:val="24"/>
+          <w:szCs w:val="24"/>
+        </w:rPr>
+      </w:pPr>
+      <w:r>
+        <w:rPr>
+          <w:rFonts w:ascii="Arial" w:hAnsi="Arial" w:cs="Arial"/>
+          <w:sz w:val="24"/>
+          <w:szCs w:val="24"/>
+        </w:rPr>
+        <w:t xml:space="preserve">Finalizarea procesului criptografic este semnalată prin intermediul semnalului </w:t>
+      </w:r>
+      <w:proofErr w:type="spellStart"/>
+      <w:r>
+        <w:rPr>
+          <w:rFonts w:ascii="Arial" w:hAnsi="Arial" w:cs="Arial"/>
+          <w:i/>
+          <w:iCs/>
+          <w:sz w:val="24"/>
+          <w:szCs w:val="24"/>
+        </w:rPr>
+        <w:t>ready</w:t>
+      </w:r>
+      <w:proofErr w:type="spellEnd"/>
+      <w:r>
+        <w:rPr>
+          <w:rFonts w:ascii="Arial" w:hAnsi="Arial" w:cs="Arial"/>
+          <w:sz w:val="24"/>
+          <w:szCs w:val="24"/>
+        </w:rPr>
+        <w:t xml:space="preserve">. Acesta permite sistemului de procesare să achiziționeze blocul de date procesat, furnizat prin intermediul registrelor </w:t>
+      </w:r>
+      <w:proofErr w:type="spellStart"/>
+      <w:r>
+        <w:rPr>
+          <w:rFonts w:ascii="Arial" w:hAnsi="Arial" w:cs="Arial"/>
+          <w:i/>
+          <w:iCs/>
+          <w:sz w:val="24"/>
+          <w:szCs w:val="24"/>
+        </w:rPr>
+        <w:t>memory-mapped</w:t>
+      </w:r>
+      <w:proofErr w:type="spellEnd"/>
+      <w:r>
+        <w:rPr>
+          <w:rFonts w:ascii="Arial" w:hAnsi="Arial" w:cs="Arial"/>
+          <w:sz w:val="24"/>
+          <w:szCs w:val="24"/>
+        </w:rPr>
+        <w:t xml:space="preserve"> integrate la nivelul interfeței AXI4-Lite.</w:t>
+      </w:r>
+    </w:p>
+    <w:p>
+      <w:pPr>
+        <w:ind w:firstLine="576"/>
+        <w:jc w:val="both"/>
+        <w:rPr>
+          <w:rFonts w:ascii="Arial" w:hAnsi="Arial" w:cs="Arial"/>
+          <w:sz w:val="24"/>
+          <w:szCs w:val="24"/>
+        </w:rPr>
+      </w:pPr>
+    </w:p>
+    <w:p>
+      <w:pPr>
+        <w:ind w:firstLine="576"/>
+        <w:jc w:val="both"/>
+        <w:rPr>
+          <w:rFonts w:ascii="Arial" w:hAnsi="Arial" w:cs="Arial"/>
+          <w:sz w:val="24"/>
+          <w:szCs w:val="24"/>
+        </w:rPr>
+      </w:pPr>
+      <w:r>
+        <w:rPr>
+          <w:rFonts w:ascii="Arial" w:hAnsi="Arial" w:cs="Arial"/>
+          <w:sz w:val="24"/>
+          <w:szCs w:val="24"/>
+        </w:rPr>
+        <w:t xml:space="preserve">Funcționarea sistemului este orchestrată de un </w:t>
+      </w:r>
+      <w:proofErr w:type="spellStart"/>
+      <w:r>
+        <w:rPr>
+          <w:rFonts w:ascii="Arial" w:hAnsi="Arial" w:cs="Arial"/>
+          <w:sz w:val="24"/>
+          <w:szCs w:val="24"/>
+        </w:rPr>
+        <w:t>firmware</w:t>
+      </w:r>
+      <w:proofErr w:type="spellEnd"/>
+      <w:r>
+        <w:rPr>
+          <w:rFonts w:ascii="Arial" w:hAnsi="Arial" w:cs="Arial"/>
+          <w:sz w:val="24"/>
+          <w:szCs w:val="24"/>
+        </w:rPr>
+        <w:t xml:space="preserve"> executat la nivelul procesorului ARM. Acesta are rolul de a asigura transmiterea datelor necesare procesului criptografic, inițierea operațiilor și achiziționarea rezultatelor furnizate de coprocesor.</w:t>
+      </w:r>
+      <w:r>
+        <w:rPr>
+          <w:rFonts w:ascii="Arial" w:hAnsi="Arial" w:cs="Arial"/>
+          <w:sz w:val="24"/>
+          <w:szCs w:val="24"/>
+        </w:rPr>
+        <w:t xml:space="preserve"> </w:t>
+      </w:r>
+      <w:proofErr w:type="spellStart"/>
+      <w:r>
+        <w:rPr>
+          <w:rFonts w:ascii="Arial" w:hAnsi="Arial" w:cs="Arial"/>
+          <w:sz w:val="24"/>
+          <w:szCs w:val="24"/>
+        </w:rPr>
+        <w:t>Firmware-ul</w:t>
+      </w:r>
+      <w:proofErr w:type="spellEnd"/>
+      <w:r>
+        <w:rPr>
+          <w:rFonts w:ascii="Arial" w:hAnsi="Arial" w:cs="Arial"/>
+          <w:sz w:val="24"/>
+          <w:szCs w:val="24"/>
+        </w:rPr>
+        <w:t xml:space="preserve"> îndeplinește rolul unui contract între utilizator și nucleul criptografic. În lipsa acestuia, buna funcționare a procedurilor criptografice nu poate fi garantată.</w:t>
+      </w:r>
+    </w:p>
+    <w:p>
+      <w:pPr>
+        <w:ind w:firstLine="576"/>
+        <w:jc w:val="both"/>
+        <w:rPr>
+          <w:rFonts w:ascii="Arial" w:hAnsi="Arial" w:cs="Arial"/>
+          <w:sz w:val="24"/>
+          <w:szCs w:val="24"/>
+        </w:rPr>
+      </w:pPr>
+      <w:r>
+        <w:rPr>
+          <w:rFonts w:ascii="Arial" w:hAnsi="Arial" w:cs="Arial"/>
+          <w:sz w:val="24"/>
+          <w:szCs w:val="24"/>
+        </w:rPr>
+        <w:t xml:space="preserve">Figura 5.1 prezintă o imagine simplificată asupra structurii arhitecturale anterior </w:t>
+      </w:r>
+      <w:r>
+        <w:rPr>
+          <w:rFonts w:ascii="Arial" w:hAnsi="Arial" w:cs="Arial"/>
+          <w:sz w:val="24"/>
+          <w:szCs w:val="24"/>
+        </w:rPr>
+        <w:t>discutate</w:t>
+      </w:r>
+      <w:r>
+        <w:rPr>
+          <w:rFonts w:ascii="Arial" w:hAnsi="Arial" w:cs="Arial"/>
+          <w:sz w:val="24"/>
+          <w:szCs w:val="24"/>
+        </w:rPr>
+        <w:t>.</w:t>
+      </w:r>
+    </w:p>
+    <w:p>
+      <w:pPr>
+        <w:keepNext/>
+        <w:jc w:val="center"/>
+      </w:pPr>
+      <w:r>
+        <w:rPr>
+          <w:rFonts w:ascii="Arial" w:hAnsi="Arial" w:cs="Arial"/>
+          <w:noProof/>
+          <w:sz w:val="24"/>
+          <w:szCs w:val="24"/>
+        </w:rPr>
+        <w:drawing>
+          <wp:inline distT="0" distB="0" distL="0" distR="0" wp14:anchorId="531B4559" wp14:editId="524816EE">
+            <wp:extent cx="5431809" cy="3621206"/>
+            <wp:effectExtent l="0" t="0" r="0" b="0"/>
+            <wp:docPr id="37533780" name="Picture 1"/>
+            <wp:cNvGraphicFramePr>
+              <a:graphicFrameLocks xmlns:a="http://schemas.openxmlformats.org/drawingml/2006/main" noChangeAspect="1"/>
+            </wp:cNvGraphicFramePr>
+            <a:graphic xmlns:a="http://schemas.openxmlformats.org/drawingml/2006/main">
+              <a:graphicData uri="http://schemas.openxmlformats.org/drawingml/2006/picture">
+                <pic:pic xmlns:pic="http://schemas.openxmlformats.org/drawingml/2006/picture">
+                  <pic:nvPicPr>
+                    <pic:cNvPr id="37533780" name="Picture 37533780"/>
+                    <pic:cNvPicPr/>
+                  </pic:nvPicPr>
+                  <pic:blipFill>
+                    <a:blip r:embed="rId45">
+                      <a:extLst>
+                        <a:ext uri="{28A0092B-C50C-407E-A947-70E740481C1C}">
+                          <a14:useLocalDpi xmlns:a14="http://schemas.microsoft.com/office/drawing/2010/main" val="0"/>
+                        </a:ext>
+                      </a:extLst>
+                    </a:blip>
+                    <a:stretch>
+                      <a:fillRect/>
+                    </a:stretch>
+                  </pic:blipFill>
+                  <pic:spPr>
+                    <a:xfrm>
+                      <a:off x="0" y="0"/>
+                      <a:ext cx="5440782" cy="3627188"/>
+                    </a:xfrm>
+                    <a:prstGeom prst="rect">
+                      <a:avLst/>
+                    </a:prstGeom>
+                  </pic:spPr>
+                </pic:pic>
+              </a:graphicData>
+            </a:graphic>
+          </wp:inline>
+        </w:drawing>
+      </w:r>
+    </w:p>
+    <w:p>
+      <w:pPr>
+        <w:pStyle w:val="Caption"/>
+        <w:jc w:val="center"/>
+        <w:rPr>
+          <w:rFonts w:ascii="Arial" w:hAnsi="Arial" w:cs="Arial"/>
+          <w:color w:val="auto"/>
+          <w:sz w:val="28"/>
+          <w:szCs w:val="28"/>
+        </w:rPr>
+      </w:pPr>
       <w:r>
         <w:rPr>
           <w:rFonts w:ascii="Arial" w:hAnsi="Arial" w:cs="Arial"/>
@@ -39020,7 +40387,7 @@
           <w:sz w:val="20"/>
           <w:szCs w:val="20"/>
         </w:rPr>
-        <w:fldChar w:fldCharType="begin"/>
+        <w:t xml:space="preserve">Figura </w:t>
       </w:r>
       <w:r>
         <w:rPr>
@@ -39029,7 +40396,16 @@
           <w:sz w:val="20"/>
           <w:szCs w:val="20"/>
         </w:rPr>
-        <w:instrText xml:space="preserve"> SEQ Figura \* ARABIC \s 1 </w:instrText>
+        <w:fldChar w:fldCharType="begin"/>
+      </w:r>
+      <w:r>
+        <w:rPr>
+          <w:rFonts w:ascii="Arial" w:hAnsi="Arial" w:cs="Arial"/>
+          <w:color w:val="auto"/>
+          <w:sz w:val="20"/>
+          <w:szCs w:val="20"/>
+        </w:rPr>
+        <w:instrText xml:space="preserve"> STYLEREF 1 \s </w:instrText>
       </w:r>
       <w:r>
         <w:rPr>
@@ -39048,7 +40424,7 @@
           <w:sz w:val="20"/>
           <w:szCs w:val="20"/>
         </w:rPr>
-        <w:t>4</w:t>
+        <w:t>5</w:t>
       </w:r>
       <w:r>
         <w:rPr>
@@ -39066,14 +40442,2150 @@
           <w:sz w:val="20"/>
           <w:szCs w:val="20"/>
         </w:rPr>
-        <w:t xml:space="preserve"> Comunicarea dintre două dispozitive AXI4</w:t>
-      </w:r>
+        <w:t>.</w:t>
+      </w:r>
+      <w:r>
+        <w:rPr>
+          <w:rFonts w:ascii="Arial" w:hAnsi="Arial" w:cs="Arial"/>
+          <w:color w:val="auto"/>
+          <w:sz w:val="20"/>
+          <w:szCs w:val="20"/>
+        </w:rPr>
+        <w:fldChar w:fldCharType="begin"/>
+      </w:r>
+      <w:r>
+        <w:rPr>
+          <w:rFonts w:ascii="Arial" w:hAnsi="Arial" w:cs="Arial"/>
+          <w:color w:val="auto"/>
+          <w:sz w:val="20"/>
+          <w:szCs w:val="20"/>
+        </w:rPr>
+        <w:instrText xml:space="preserve"> SEQ Figura \* ARABIC \s 1 </w:instrText>
+      </w:r>
+      <w:r>
+        <w:rPr>
+          <w:rFonts w:ascii="Arial" w:hAnsi="Arial" w:cs="Arial"/>
+          <w:color w:val="auto"/>
+          <w:sz w:val="20"/>
+          <w:szCs w:val="20"/>
+        </w:rPr>
+        <w:fldChar w:fldCharType="separate"/>
+      </w:r>
+      <w:r>
+        <w:rPr>
+          <w:rFonts w:ascii="Arial" w:hAnsi="Arial" w:cs="Arial"/>
+          <w:noProof/>
+          <w:color w:val="auto"/>
+          <w:sz w:val="20"/>
+          <w:szCs w:val="20"/>
+        </w:rPr>
+        <w:t>1</w:t>
+      </w:r>
+      <w:r>
+        <w:rPr>
+          <w:rFonts w:ascii="Arial" w:hAnsi="Arial" w:cs="Arial"/>
+          <w:color w:val="auto"/>
+          <w:sz w:val="20"/>
+          <w:szCs w:val="20"/>
+        </w:rPr>
+        <w:fldChar w:fldCharType="end"/>
+      </w:r>
+      <w:r>
+        <w:rPr>
+          <w:rFonts w:ascii="Arial" w:hAnsi="Arial" w:cs="Arial"/>
+          <w:color w:val="auto"/>
+          <w:sz w:val="20"/>
+          <w:szCs w:val="20"/>
+        </w:rPr>
+        <w:t xml:space="preserve"> Structura abstractă a nucleului criptografic</w:t>
+      </w:r>
+    </w:p>
+    <w:p>
+      <w:pPr>
+        <w:rPr>
+          <w:rFonts w:ascii="Arial" w:hAnsi="Arial" w:cs="Arial"/>
+          <w:sz w:val="24"/>
+          <w:szCs w:val="24"/>
+        </w:rPr>
+      </w:pPr>
+    </w:p>
+    <w:p>
+      <w:pPr>
+        <w:pStyle w:val="Heading2"/>
+      </w:pPr>
+      <w:r>
+        <w:t>REPREZENTAREA INTERNĂ A STĂRII</w:t>
+      </w:r>
+    </w:p>
+    <w:p/>
+    <w:p>
+      <w:pPr>
+        <w:ind w:firstLine="576"/>
+        <w:jc w:val="both"/>
+        <w:rPr>
+          <w:rFonts w:ascii="Arial" w:hAnsi="Arial" w:cs="Arial"/>
+          <w:sz w:val="24"/>
+          <w:szCs w:val="24"/>
+        </w:rPr>
+      </w:pPr>
+      <w:r>
+        <w:rPr>
+          <w:rFonts w:ascii="Arial" w:hAnsi="Arial" w:cs="Arial"/>
+          <w:sz w:val="24"/>
+          <w:szCs w:val="24"/>
+        </w:rPr>
+        <w:t>Înainte de a începe procesul propriu-zis de dezvoltare a operațiilor aferente nucleului criptografic, este necesară definirea unui nivel de abstracție adecvat. La baza acestei structuri se află modul de reprezentare a datelor de intrare și de ieșire, precum și forma în care acestea sunt manipulate în interiorul nucleului.</w:t>
+      </w:r>
+    </w:p>
+    <w:p>
+      <w:pPr>
+        <w:ind w:firstLine="576"/>
+        <w:jc w:val="both"/>
+        <w:rPr>
+          <w:rFonts w:ascii="Arial" w:hAnsi="Arial" w:cs="Arial"/>
+          <w:sz w:val="24"/>
+          <w:szCs w:val="24"/>
+        </w:rPr>
+      </w:pPr>
+      <w:r>
+        <w:rPr>
+          <w:rFonts w:ascii="Arial" w:hAnsi="Arial" w:cs="Arial"/>
+          <w:sz w:val="24"/>
+          <w:szCs w:val="24"/>
+        </w:rPr>
+        <w:t>Pentru a respecta contractul arhitectural impus de interfața AXI4-Lite, datele externe de intrare și de ieșire sunt reprezentate prin intermediul unor vectori logici cu o lungime de 128 de biți. Această formă de reprezentare este adecvată transferului datelor între sistemul de procesare și logica programabilă, însă nu este optimă pentru implementarea directă a transformărilor definite de algoritmul AES. Din acest motiv, la nivelul intern al nucleului,</w:t>
+      </w:r>
+    </w:p>
+    <w:p>
+      <w:pPr>
+        <w:jc w:val="both"/>
+        <w:rPr>
+          <w:rFonts w:ascii="Arial" w:hAnsi="Arial" w:cs="Arial"/>
+          <w:sz w:val="24"/>
+          <w:szCs w:val="24"/>
+        </w:rPr>
+      </w:pPr>
+    </w:p>
+    <w:p>
+      <w:pPr>
+        <w:jc w:val="both"/>
+        <w:rPr>
+          <w:rFonts w:ascii="Arial" w:hAnsi="Arial" w:cs="Arial"/>
+          <w:sz w:val="24"/>
+          <w:szCs w:val="24"/>
+        </w:rPr>
+      </w:pPr>
+      <w:r>
+        <w:rPr>
+          <w:rFonts w:ascii="Arial" w:hAnsi="Arial" w:cs="Arial"/>
+          <w:sz w:val="24"/>
+          <w:szCs w:val="24"/>
+        </w:rPr>
+        <w:t>blocul de 128 de biți este reorganizat sub forma unei structuri compuse din 16 octeți, care corespunde matricei de stare utilizate de algoritm.</w:t>
+      </w:r>
+    </w:p>
+    <w:p>
+      <w:pPr>
+        <w:ind w:firstLine="720"/>
+        <w:jc w:val="both"/>
+        <w:rPr>
+          <w:rFonts w:ascii="Arial" w:hAnsi="Arial" w:cs="Arial"/>
+          <w:sz w:val="24"/>
+          <w:szCs w:val="24"/>
+        </w:rPr>
+      </w:pPr>
+      <w:r>
+        <w:rPr>
+          <w:rFonts w:ascii="Arial" w:hAnsi="Arial" w:cs="Arial"/>
+          <w:sz w:val="24"/>
+          <w:szCs w:val="24"/>
+        </w:rPr>
+        <w:t xml:space="preserve">Structura matricială utilizată poartă denumirea </w:t>
+      </w:r>
+      <w:proofErr w:type="spellStart"/>
+      <w:r>
+        <w:rPr>
+          <w:rFonts w:ascii="Arial" w:hAnsi="Arial" w:cs="Arial"/>
+          <w:i/>
+          <w:iCs/>
+          <w:sz w:val="24"/>
+          <w:szCs w:val="24"/>
+        </w:rPr>
+        <w:t>byte_matrix</w:t>
+      </w:r>
+      <w:proofErr w:type="spellEnd"/>
+      <w:r>
+        <w:rPr>
+          <w:rFonts w:ascii="Arial" w:hAnsi="Arial" w:cs="Arial"/>
+          <w:sz w:val="24"/>
+          <w:szCs w:val="24"/>
+        </w:rPr>
+        <w:t xml:space="preserve"> și este definită în cadrul unui pachet VHDL numit sugestiv </w:t>
+      </w:r>
+      <w:proofErr w:type="spellStart"/>
+      <w:r>
+        <w:rPr>
+          <w:rFonts w:ascii="Arial" w:hAnsi="Arial" w:cs="Arial"/>
+          <w:i/>
+          <w:iCs/>
+          <w:sz w:val="24"/>
+          <w:szCs w:val="24"/>
+        </w:rPr>
+        <w:t>types</w:t>
+      </w:r>
+      <w:proofErr w:type="spellEnd"/>
+      <w:r>
+        <w:rPr>
+          <w:rFonts w:ascii="Arial" w:hAnsi="Arial" w:cs="Arial"/>
+          <w:sz w:val="24"/>
+          <w:szCs w:val="24"/>
+        </w:rPr>
+        <w:t xml:space="preserve">. Pentru a permite utilizarea acestui pachet în toate fișierele sursă în care structura este necesară, acesta este compilat în biblioteca </w:t>
+      </w:r>
+      <w:proofErr w:type="spellStart"/>
+      <w:r>
+        <w:rPr>
+          <w:rFonts w:ascii="Arial" w:hAnsi="Arial" w:cs="Arial"/>
+          <w:i/>
+          <w:iCs/>
+          <w:sz w:val="24"/>
+          <w:szCs w:val="24"/>
+        </w:rPr>
+        <w:t>aes_utilities</w:t>
+      </w:r>
+      <w:proofErr w:type="spellEnd"/>
+      <w:r>
+        <w:rPr>
+          <w:rFonts w:ascii="Arial" w:hAnsi="Arial" w:cs="Arial"/>
+          <w:sz w:val="24"/>
+          <w:szCs w:val="24"/>
+        </w:rPr>
+        <w:t>.</w:t>
+      </w:r>
+    </w:p>
+    <w:p>
+      <w:pPr>
+        <w:jc w:val="both"/>
+        <w:rPr>
+          <w:rFonts w:ascii="Arial" w:hAnsi="Arial" w:cs="Arial"/>
+          <w:sz w:val="24"/>
+          <w:szCs w:val="24"/>
+        </w:rPr>
+      </w:pPr>
+      <w:r>
+        <w:rPr>
+          <w:rFonts w:ascii="Arial" w:hAnsi="Arial" w:cs="Arial"/>
+          <w:sz w:val="24"/>
+          <w:szCs w:val="24"/>
+        </w:rPr>
+        <w:tab/>
+        <w:t>Pentru a simplifica stocarea cheilor de rundă</w:t>
+      </w:r>
+      <w:r>
+        <w:rPr>
+          <w:rFonts w:ascii="Arial" w:hAnsi="Arial" w:cs="Arial"/>
+          <w:sz w:val="24"/>
+          <w:szCs w:val="24"/>
+        </w:rPr>
+        <w:t xml:space="preserve">, acestea fiind </w:t>
+      </w:r>
+      <w:r>
+        <w:rPr>
+          <w:rFonts w:ascii="Arial" w:hAnsi="Arial" w:cs="Arial"/>
+          <w:sz w:val="24"/>
+          <w:szCs w:val="24"/>
+        </w:rPr>
+        <w:t>generate recursiv și utilizate în ordine inversă la nivelul procedurii de decriptare, este definită</w:t>
+      </w:r>
+      <w:r>
+        <w:rPr>
+          <w:rFonts w:ascii="Arial" w:hAnsi="Arial" w:cs="Arial"/>
+          <w:sz w:val="24"/>
+          <w:szCs w:val="24"/>
+        </w:rPr>
+        <w:t xml:space="preserve"> structura</w:t>
+      </w:r>
+      <w:r>
+        <w:rPr>
+          <w:rFonts w:ascii="Arial" w:hAnsi="Arial" w:cs="Arial"/>
+          <w:sz w:val="24"/>
+          <w:szCs w:val="24"/>
+        </w:rPr>
+        <w:t xml:space="preserve"> </w:t>
+      </w:r>
+      <w:proofErr w:type="spellStart"/>
+      <w:r>
+        <w:rPr>
+          <w:rFonts w:ascii="Arial" w:hAnsi="Arial" w:cs="Arial"/>
+          <w:i/>
+          <w:iCs/>
+          <w:sz w:val="24"/>
+          <w:szCs w:val="24"/>
+        </w:rPr>
+        <w:t>key_array</w:t>
+      </w:r>
+      <w:proofErr w:type="spellEnd"/>
+      <w:r>
+        <w:rPr>
+          <w:rFonts w:ascii="Arial" w:hAnsi="Arial" w:cs="Arial"/>
+          <w:sz w:val="24"/>
+          <w:szCs w:val="24"/>
+        </w:rPr>
+        <w:t xml:space="preserve">, </w:t>
+      </w:r>
+      <w:r>
+        <w:rPr>
+          <w:rFonts w:ascii="Arial" w:hAnsi="Arial" w:cs="Arial"/>
+          <w:sz w:val="24"/>
+          <w:szCs w:val="24"/>
+        </w:rPr>
+        <w:t>a</w:t>
+      </w:r>
+      <w:r>
+        <w:rPr>
+          <w:rFonts w:ascii="Arial" w:hAnsi="Arial" w:cs="Arial"/>
+          <w:sz w:val="24"/>
+          <w:szCs w:val="24"/>
+        </w:rPr>
+        <w:t xml:space="preserve"> cărei rol este memorarea </w:t>
+      </w:r>
+      <w:r>
+        <w:rPr>
+          <w:rFonts w:ascii="Arial" w:hAnsi="Arial" w:cs="Arial"/>
+          <w:sz w:val="24"/>
+          <w:szCs w:val="24"/>
+        </w:rPr>
+        <w:t xml:space="preserve">mai multor </w:t>
+      </w:r>
+      <w:r>
+        <w:rPr>
+          <w:rFonts w:ascii="Arial" w:hAnsi="Arial" w:cs="Arial"/>
+          <w:sz w:val="24"/>
+          <w:szCs w:val="24"/>
+        </w:rPr>
+        <w:t xml:space="preserve">matrice </w:t>
+      </w:r>
+      <w:r>
+        <w:rPr>
+          <w:rFonts w:ascii="Arial" w:hAnsi="Arial" w:cs="Arial"/>
+          <w:sz w:val="24"/>
+          <w:szCs w:val="24"/>
+        </w:rPr>
+        <w:t>de octeți.</w:t>
+      </w:r>
+    </w:p>
+    <w:p>
+      <w:pPr>
+        <w:jc w:val="both"/>
+        <w:rPr>
+          <w:rFonts w:ascii="Arial" w:hAnsi="Arial" w:cs="Arial"/>
+          <w:sz w:val="24"/>
+          <w:szCs w:val="24"/>
+        </w:rPr>
+      </w:pPr>
+      <w:r>
+        <w:rPr>
+          <w:rFonts w:ascii="Arial" w:hAnsi="Arial" w:cs="Arial"/>
+          <w:sz w:val="24"/>
+          <w:szCs w:val="24"/>
+        </w:rPr>
+        <w:tab/>
+        <w:t>Structura compus</w:t>
+      </w:r>
+      <w:r>
+        <w:rPr>
+          <w:rFonts w:ascii="Arial" w:hAnsi="Arial" w:cs="Arial"/>
+          <w:sz w:val="24"/>
+          <w:szCs w:val="24"/>
+        </w:rPr>
+        <w:t>e de date sunt prezentate</w:t>
+      </w:r>
+      <w:r>
+        <w:rPr>
+          <w:rFonts w:ascii="Arial" w:hAnsi="Arial" w:cs="Arial"/>
+          <w:sz w:val="24"/>
+          <w:szCs w:val="24"/>
+        </w:rPr>
+        <w:t xml:space="preserve"> în cadrul secvenței de cod 5.1.</w:t>
+      </w:r>
+    </w:p>
+    <w:p>
+      <w:pPr>
+        <w:keepNext/>
+      </w:pPr>
+      <w:r>
+        <w:rPr>
+          <w:rFonts w:ascii="Arial" w:hAnsi="Arial" w:cs="Arial"/>
+          <w:noProof/>
+          <w:sz w:val="24"/>
+          <w:szCs w:val="24"/>
+        </w:rPr>
+        <w:drawing>
+          <wp:inline distT="0" distB="0" distL="0" distR="0" wp14:anchorId="1A8BC87A" wp14:editId="073FFD14">
+            <wp:extent cx="6120765" cy="568325"/>
+            <wp:effectExtent l="0" t="0" r="0" b="3175"/>
+            <wp:docPr id="1949471899" name="Picture 2"/>
+            <wp:cNvGraphicFramePr>
+              <a:graphicFrameLocks xmlns:a="http://schemas.openxmlformats.org/drawingml/2006/main" noChangeAspect="1"/>
+            </wp:cNvGraphicFramePr>
+            <a:graphic xmlns:a="http://schemas.openxmlformats.org/drawingml/2006/main">
+              <a:graphicData uri="http://schemas.openxmlformats.org/drawingml/2006/picture">
+                <pic:pic xmlns:pic="http://schemas.openxmlformats.org/drawingml/2006/picture">
+                  <pic:nvPicPr>
+                    <pic:cNvPr id="1949471899" name="Picture 1949471899"/>
+                    <pic:cNvPicPr/>
+                  </pic:nvPicPr>
+                  <pic:blipFill>
+                    <a:blip r:embed="rId46">
+                      <a:extLst>
+                        <a:ext uri="{28A0092B-C50C-407E-A947-70E740481C1C}">
+                          <a14:useLocalDpi xmlns:a14="http://schemas.microsoft.com/office/drawing/2010/main" val="0"/>
+                        </a:ext>
+                      </a:extLst>
+                    </a:blip>
+                    <a:stretch>
+                      <a:fillRect/>
+                    </a:stretch>
+                  </pic:blipFill>
+                  <pic:spPr>
+                    <a:xfrm>
+                      <a:off x="0" y="0"/>
+                      <a:ext cx="6120765" cy="568325"/>
+                    </a:xfrm>
+                    <a:prstGeom prst="rect">
+                      <a:avLst/>
+                    </a:prstGeom>
+                  </pic:spPr>
+                </pic:pic>
+              </a:graphicData>
+            </a:graphic>
+          </wp:inline>
+        </w:drawing>
+      </w:r>
+    </w:p>
+    <w:p>
+      <w:pPr>
+        <w:pStyle w:val="Caption"/>
+        <w:jc w:val="center"/>
+        <w:rPr>
+          <w:rFonts w:ascii="Arial" w:hAnsi="Arial" w:cs="Arial"/>
+          <w:color w:val="auto"/>
+          <w:sz w:val="20"/>
+          <w:szCs w:val="20"/>
+        </w:rPr>
+      </w:pPr>
+      <w:r>
+        <w:rPr>
+          <w:rFonts w:ascii="Arial" w:hAnsi="Arial" w:cs="Arial"/>
+          <w:color w:val="auto"/>
+          <w:sz w:val="20"/>
+          <w:szCs w:val="20"/>
+        </w:rPr>
+        <w:t xml:space="preserve">Secvența de cod </w:t>
+      </w:r>
+      <w:r>
+        <w:rPr>
+          <w:rFonts w:ascii="Arial" w:hAnsi="Arial" w:cs="Arial"/>
+          <w:color w:val="auto"/>
+          <w:sz w:val="20"/>
+          <w:szCs w:val="20"/>
+        </w:rPr>
+        <w:fldChar w:fldCharType="begin"/>
+      </w:r>
+      <w:r>
+        <w:rPr>
+          <w:rFonts w:ascii="Arial" w:hAnsi="Arial" w:cs="Arial"/>
+          <w:color w:val="auto"/>
+          <w:sz w:val="20"/>
+          <w:szCs w:val="20"/>
+        </w:rPr>
+        <w:instrText xml:space="preserve"> STYLEREF 1 \s </w:instrText>
+      </w:r>
+      <w:r>
+        <w:rPr>
+          <w:rFonts w:ascii="Arial" w:hAnsi="Arial" w:cs="Arial"/>
+          <w:color w:val="auto"/>
+          <w:sz w:val="20"/>
+          <w:szCs w:val="20"/>
+        </w:rPr>
+        <w:fldChar w:fldCharType="separate"/>
+      </w:r>
+      <w:r>
+        <w:rPr>
+          <w:rFonts w:ascii="Arial" w:hAnsi="Arial" w:cs="Arial"/>
+          <w:noProof/>
+          <w:color w:val="auto"/>
+          <w:sz w:val="20"/>
+          <w:szCs w:val="20"/>
+        </w:rPr>
+        <w:t>5</w:t>
+      </w:r>
+      <w:r>
+        <w:rPr>
+          <w:rFonts w:ascii="Arial" w:hAnsi="Arial" w:cs="Arial"/>
+          <w:color w:val="auto"/>
+          <w:sz w:val="20"/>
+          <w:szCs w:val="20"/>
+        </w:rPr>
+        <w:fldChar w:fldCharType="end"/>
+      </w:r>
+      <w:r>
+        <w:rPr>
+          <w:rFonts w:ascii="Arial" w:hAnsi="Arial" w:cs="Arial"/>
+          <w:color w:val="auto"/>
+          <w:sz w:val="20"/>
+          <w:szCs w:val="20"/>
+        </w:rPr>
+        <w:t>.</w:t>
+      </w:r>
+      <w:r>
+        <w:rPr>
+          <w:rFonts w:ascii="Arial" w:hAnsi="Arial" w:cs="Arial"/>
+          <w:color w:val="auto"/>
+          <w:sz w:val="20"/>
+          <w:szCs w:val="20"/>
+        </w:rPr>
+        <w:fldChar w:fldCharType="begin"/>
+      </w:r>
+      <w:r>
+        <w:rPr>
+          <w:rFonts w:ascii="Arial" w:hAnsi="Arial" w:cs="Arial"/>
+          <w:color w:val="auto"/>
+          <w:sz w:val="20"/>
+          <w:szCs w:val="20"/>
+        </w:rPr>
+        <w:instrText xml:space="preserve"> SEQ Secvența_de_cod \* ARABIC \s 1 </w:instrText>
+      </w:r>
+      <w:r>
+        <w:rPr>
+          <w:rFonts w:ascii="Arial" w:hAnsi="Arial" w:cs="Arial"/>
+          <w:color w:val="auto"/>
+          <w:sz w:val="20"/>
+          <w:szCs w:val="20"/>
+        </w:rPr>
+        <w:fldChar w:fldCharType="separate"/>
+      </w:r>
+      <w:r>
+        <w:rPr>
+          <w:rFonts w:ascii="Arial" w:hAnsi="Arial" w:cs="Arial"/>
+          <w:noProof/>
+          <w:color w:val="auto"/>
+          <w:sz w:val="20"/>
+          <w:szCs w:val="20"/>
+        </w:rPr>
+        <w:t>1</w:t>
+      </w:r>
+      <w:r>
+        <w:rPr>
+          <w:rFonts w:ascii="Arial" w:hAnsi="Arial" w:cs="Arial"/>
+          <w:color w:val="auto"/>
+          <w:sz w:val="20"/>
+          <w:szCs w:val="20"/>
+        </w:rPr>
+        <w:fldChar w:fldCharType="end"/>
+      </w:r>
+      <w:r>
+        <w:rPr>
+          <w:rFonts w:ascii="Arial" w:hAnsi="Arial" w:cs="Arial"/>
+          <w:color w:val="auto"/>
+          <w:sz w:val="20"/>
+          <w:szCs w:val="20"/>
+        </w:rPr>
+        <w:t xml:space="preserve"> Structurile compuse de date</w:t>
+      </w:r>
+    </w:p>
+    <w:p/>
+    <w:p>
+      <w:pPr>
+        <w:ind w:firstLine="720"/>
+        <w:jc w:val="both"/>
+        <w:rPr>
+          <w:rFonts w:ascii="Arial" w:hAnsi="Arial" w:cs="Arial"/>
+          <w:sz w:val="24"/>
+          <w:szCs w:val="24"/>
+        </w:rPr>
+      </w:pPr>
+      <w:r>
+        <w:rPr>
+          <w:rFonts w:ascii="Arial" w:hAnsi="Arial" w:cs="Arial"/>
+          <w:sz w:val="24"/>
+          <w:szCs w:val="24"/>
+        </w:rPr>
+        <w:t xml:space="preserve">Prin utilizarea acestei structuri, fiecare octet al stării poate fi accesat individual, ceea ce simplifică implementarea operațiilor AES care acționează asupra unor poziții bine definite ale matricei de stare. Conversia dintre vectorul extern de 128 de biți și structura internă </w:t>
+      </w:r>
+      <w:proofErr w:type="spellStart"/>
+      <w:r>
+        <w:rPr>
+          <w:rFonts w:ascii="Arial" w:hAnsi="Arial" w:cs="Arial"/>
+          <w:i/>
+          <w:iCs/>
+          <w:sz w:val="24"/>
+          <w:szCs w:val="24"/>
+        </w:rPr>
+        <w:t>byte_matrix</w:t>
+      </w:r>
+      <w:proofErr w:type="spellEnd"/>
+      <w:r>
+        <w:rPr>
+          <w:rFonts w:ascii="Arial" w:hAnsi="Arial" w:cs="Arial"/>
+          <w:sz w:val="24"/>
+          <w:szCs w:val="24"/>
+        </w:rPr>
+        <w:t xml:space="preserve"> este realizată la nivelul interfeței nucleului.</w:t>
+      </w:r>
+    </w:p>
+    <w:p>
+      <w:pPr>
+        <w:ind w:firstLine="720"/>
+        <w:jc w:val="both"/>
+        <w:rPr>
+          <w:rFonts w:ascii="Arial" w:hAnsi="Arial" w:cs="Arial"/>
+          <w:sz w:val="24"/>
+          <w:szCs w:val="24"/>
+        </w:rPr>
+      </w:pPr>
+      <w:r>
+        <w:rPr>
+          <w:rFonts w:ascii="Arial" w:hAnsi="Arial" w:cs="Arial"/>
+          <w:sz w:val="24"/>
+          <w:szCs w:val="24"/>
+        </w:rPr>
+        <w:t>Pentru a simplifica această conversie, sunt definite două funcții auxiliare. Datele de intrare ale acestor funcții sunt reprezentate de vectorii logici de 128 de biți, iar rezultatele returnate constau în matricele de stare corespunzătoare.</w:t>
+      </w:r>
+      <w:r>
+        <w:rPr>
+          <w:rFonts w:ascii="Arial" w:hAnsi="Arial" w:cs="Arial"/>
+          <w:sz w:val="24"/>
+          <w:szCs w:val="24"/>
+        </w:rPr>
+        <w:t xml:space="preserve"> </w:t>
+      </w:r>
+    </w:p>
+    <w:p>
+      <w:pPr>
+        <w:ind w:firstLine="720"/>
+        <w:jc w:val="both"/>
+        <w:rPr>
+          <w:rFonts w:ascii="Arial" w:hAnsi="Arial" w:cs="Arial"/>
+          <w:sz w:val="24"/>
+          <w:szCs w:val="24"/>
+        </w:rPr>
+      </w:pPr>
+      <w:r>
+        <w:rPr>
+          <w:rFonts w:ascii="Arial" w:hAnsi="Arial" w:cs="Arial"/>
+          <w:sz w:val="24"/>
+          <w:szCs w:val="24"/>
+        </w:rPr>
+        <w:t xml:space="preserve">Cele două funcții auxiliare implementează modalități distincte de mapare a vectorului de 128 de biți în structura </w:t>
+      </w:r>
+      <w:proofErr w:type="spellStart"/>
+      <w:r>
+        <w:rPr>
+          <w:rFonts w:ascii="Arial" w:hAnsi="Arial" w:cs="Arial"/>
+          <w:i/>
+          <w:iCs/>
+          <w:sz w:val="24"/>
+          <w:szCs w:val="24"/>
+        </w:rPr>
+        <w:t>byte_matrix</w:t>
+      </w:r>
+      <w:proofErr w:type="spellEnd"/>
+      <w:r>
+        <w:rPr>
+          <w:rFonts w:ascii="Arial" w:hAnsi="Arial" w:cs="Arial"/>
+          <w:sz w:val="24"/>
+          <w:szCs w:val="24"/>
+        </w:rPr>
+        <w:t xml:space="preserve">. Prima funcție distribuie succesiv octeții conform unei ordonări </w:t>
+      </w:r>
+      <w:proofErr w:type="spellStart"/>
+      <w:r>
+        <w:rPr>
+          <w:rFonts w:ascii="Arial" w:hAnsi="Arial" w:cs="Arial"/>
+          <w:i/>
+          <w:iCs/>
+          <w:sz w:val="24"/>
+          <w:szCs w:val="24"/>
+        </w:rPr>
+        <w:t>row</w:t>
+      </w:r>
+      <w:proofErr w:type="spellEnd"/>
+      <w:r>
+        <w:rPr>
+          <w:rFonts w:ascii="Arial" w:hAnsi="Arial" w:cs="Arial"/>
+          <w:i/>
+          <w:iCs/>
+          <w:sz w:val="24"/>
+          <w:szCs w:val="24"/>
+        </w:rPr>
+        <w:t>-major</w:t>
+      </w:r>
+      <w:r>
+        <w:rPr>
+          <w:rFonts w:ascii="Arial" w:hAnsi="Arial" w:cs="Arial"/>
+          <w:sz w:val="24"/>
+          <w:szCs w:val="24"/>
+        </w:rPr>
+        <w:t xml:space="preserve">, în timp ce cea de-a doua realizează maparea conform unei ordonări </w:t>
+      </w:r>
+      <w:proofErr w:type="spellStart"/>
+      <w:r>
+        <w:rPr>
+          <w:rFonts w:ascii="Arial" w:hAnsi="Arial" w:cs="Arial"/>
+          <w:i/>
+          <w:iCs/>
+          <w:sz w:val="24"/>
+          <w:szCs w:val="24"/>
+        </w:rPr>
+        <w:t>column</w:t>
+      </w:r>
+      <w:proofErr w:type="spellEnd"/>
+      <w:r>
+        <w:rPr>
+          <w:rFonts w:ascii="Arial" w:hAnsi="Arial" w:cs="Arial"/>
+          <w:i/>
+          <w:iCs/>
+          <w:sz w:val="24"/>
+          <w:szCs w:val="24"/>
+        </w:rPr>
+        <w:t>-major</w:t>
+      </w:r>
+      <w:r>
+        <w:rPr>
+          <w:rFonts w:ascii="Arial" w:hAnsi="Arial" w:cs="Arial"/>
+          <w:sz w:val="24"/>
+          <w:szCs w:val="24"/>
+        </w:rPr>
+        <w:t>, corespunzătoare reprezentării matriceale definite de standardul AES</w:t>
+      </w:r>
+      <w:r>
+        <w:rPr>
+          <w:rFonts w:ascii="Arial" w:hAnsi="Arial" w:cs="Arial"/>
+          <w:sz w:val="24"/>
+          <w:szCs w:val="24"/>
+        </w:rPr>
+        <w:t>.</w:t>
+      </w:r>
+    </w:p>
+    <w:p>
+      <w:pPr>
+        <w:ind w:firstLine="720"/>
+        <w:jc w:val="both"/>
+        <w:rPr>
+          <w:rFonts w:ascii="Arial" w:hAnsi="Arial" w:cs="Arial"/>
+          <w:sz w:val="24"/>
+          <w:szCs w:val="24"/>
+        </w:rPr>
+      </w:pPr>
+      <w:r>
+        <w:rPr>
+          <w:rFonts w:ascii="Arial" w:hAnsi="Arial" w:cs="Arial"/>
+          <w:sz w:val="24"/>
+          <w:szCs w:val="24"/>
+        </w:rPr>
+        <w:t xml:space="preserve">Funcția </w:t>
+      </w:r>
+      <w:proofErr w:type="spellStart"/>
+      <w:r>
+        <w:rPr>
+          <w:rFonts w:ascii="Arial" w:hAnsi="Arial" w:cs="Arial"/>
+          <w:i/>
+          <w:iCs/>
+          <w:sz w:val="24"/>
+          <w:szCs w:val="24"/>
+        </w:rPr>
+        <w:t>column</w:t>
+      </w:r>
+      <w:proofErr w:type="spellEnd"/>
+      <w:r>
+        <w:rPr>
+          <w:rFonts w:ascii="Arial" w:hAnsi="Arial" w:cs="Arial"/>
+          <w:i/>
+          <w:iCs/>
+          <w:sz w:val="24"/>
+          <w:szCs w:val="24"/>
+        </w:rPr>
+        <w:t>-major</w:t>
+      </w:r>
+      <w:r>
+        <w:rPr>
+          <w:rFonts w:ascii="Arial" w:hAnsi="Arial" w:cs="Arial"/>
+          <w:sz w:val="24"/>
+          <w:szCs w:val="24"/>
+        </w:rPr>
+        <w:t xml:space="preserve"> este utilizată în conversia vectorului logic aferent textului în clar. Pe de altă parte, funcția </w:t>
+      </w:r>
+      <w:r>
+        <w:rPr>
+          <w:rFonts w:ascii="Arial" w:hAnsi="Arial" w:cs="Arial"/>
+          <w:sz w:val="24"/>
+          <w:szCs w:val="24"/>
+        </w:rPr>
+        <w:t>c</w:t>
+      </w:r>
+      <w:r>
+        <w:rPr>
+          <w:rFonts w:ascii="Arial" w:hAnsi="Arial" w:cs="Arial"/>
+          <w:sz w:val="24"/>
+          <w:szCs w:val="24"/>
+        </w:rPr>
+        <w:t xml:space="preserve">are efectuează conversia în formatul </w:t>
+      </w:r>
+      <w:proofErr w:type="spellStart"/>
+      <w:r>
+        <w:rPr>
+          <w:rFonts w:ascii="Arial" w:hAnsi="Arial" w:cs="Arial"/>
+          <w:i/>
+          <w:iCs/>
+          <w:sz w:val="24"/>
+          <w:szCs w:val="24"/>
+        </w:rPr>
+        <w:t>row</w:t>
+      </w:r>
+      <w:proofErr w:type="spellEnd"/>
+      <w:r>
+        <w:rPr>
+          <w:rFonts w:ascii="Arial" w:hAnsi="Arial" w:cs="Arial"/>
+          <w:i/>
+          <w:iCs/>
+          <w:sz w:val="24"/>
+          <w:szCs w:val="24"/>
+        </w:rPr>
+        <w:t xml:space="preserve">-major </w:t>
+      </w:r>
+      <w:r>
+        <w:rPr>
+          <w:rFonts w:ascii="Arial" w:hAnsi="Arial" w:cs="Arial"/>
+          <w:sz w:val="24"/>
+          <w:szCs w:val="24"/>
+        </w:rPr>
+        <w:t>este folosită pentru</w:t>
+      </w:r>
+      <w:r>
+        <w:rPr>
+          <w:rFonts w:ascii="Arial" w:hAnsi="Arial" w:cs="Arial"/>
+          <w:sz w:val="24"/>
+          <w:szCs w:val="24"/>
+        </w:rPr>
+        <w:t xml:space="preserve"> transformarea asociativă a cheii originale.</w:t>
+      </w:r>
+    </w:p>
+    <w:p>
+      <w:pPr>
+        <w:ind w:firstLine="720"/>
+        <w:jc w:val="both"/>
+        <w:rPr>
+          <w:rFonts w:ascii="Arial" w:hAnsi="Arial" w:cs="Arial"/>
+          <w:sz w:val="24"/>
+          <w:szCs w:val="24"/>
+        </w:rPr>
+      </w:pPr>
+      <w:r>
+        <w:rPr>
+          <w:rFonts w:ascii="Arial" w:hAnsi="Arial" w:cs="Arial"/>
+          <w:sz w:val="24"/>
+          <w:szCs w:val="24"/>
+        </w:rPr>
+        <w:t xml:space="preserve">Declarațiile acestor funcții sunt incluse în pachetul VHDL </w:t>
+      </w:r>
+      <w:proofErr w:type="spellStart"/>
+      <w:r>
+        <w:rPr>
+          <w:rFonts w:ascii="Arial" w:hAnsi="Arial" w:cs="Arial"/>
+          <w:i/>
+          <w:iCs/>
+          <w:sz w:val="24"/>
+          <w:szCs w:val="24"/>
+        </w:rPr>
+        <w:t>types</w:t>
+      </w:r>
+      <w:proofErr w:type="spellEnd"/>
+      <w:r>
+        <w:rPr>
+          <w:rFonts w:ascii="Arial" w:hAnsi="Arial" w:cs="Arial"/>
+          <w:sz w:val="24"/>
+          <w:szCs w:val="24"/>
+        </w:rPr>
+        <w:t xml:space="preserve">, pentru a permite utilizarea lor în cadrul tuturor modulelor care importă biblioteca </w:t>
+      </w:r>
+      <w:proofErr w:type="spellStart"/>
+      <w:r>
+        <w:rPr>
+          <w:rFonts w:ascii="Arial" w:hAnsi="Arial" w:cs="Arial"/>
+          <w:i/>
+          <w:iCs/>
+          <w:sz w:val="24"/>
+          <w:szCs w:val="24"/>
+        </w:rPr>
+        <w:t>aes_utilities</w:t>
+      </w:r>
+      <w:proofErr w:type="spellEnd"/>
+      <w:r>
+        <w:rPr>
+          <w:rFonts w:ascii="Arial" w:hAnsi="Arial" w:cs="Arial"/>
+          <w:sz w:val="24"/>
+          <w:szCs w:val="24"/>
+        </w:rPr>
+        <w:t>. Implementările propriu-zise ale funcțiilor sunt definite în corpul pachetului (</w:t>
+      </w:r>
+      <w:proofErr w:type="spellStart"/>
+      <w:r>
+        <w:rPr>
+          <w:rFonts w:ascii="Arial" w:hAnsi="Arial" w:cs="Arial"/>
+          <w:i/>
+          <w:iCs/>
+          <w:sz w:val="24"/>
+          <w:szCs w:val="24"/>
+        </w:rPr>
+        <w:t>package</w:t>
+      </w:r>
+      <w:proofErr w:type="spellEnd"/>
+      <w:r>
+        <w:rPr>
+          <w:rFonts w:ascii="Arial" w:hAnsi="Arial" w:cs="Arial"/>
+          <w:i/>
+          <w:iCs/>
+          <w:sz w:val="24"/>
+          <w:szCs w:val="24"/>
+        </w:rPr>
+        <w:t xml:space="preserve"> body</w:t>
+      </w:r>
+      <w:r>
+        <w:rPr>
+          <w:rFonts w:ascii="Arial" w:hAnsi="Arial" w:cs="Arial"/>
+          <w:sz w:val="24"/>
+          <w:szCs w:val="24"/>
+        </w:rPr>
+        <w:t>), ceea ce permite separarea interfeței pachetului de logica internă utilizată pentru realizarea conversiilor.</w:t>
+      </w:r>
+      <w:r>
+        <w:rPr>
+          <w:rFonts w:ascii="Arial" w:hAnsi="Arial" w:cs="Arial"/>
+          <w:sz w:val="24"/>
+          <w:szCs w:val="24"/>
+        </w:rPr>
+        <w:t xml:space="preserve"> </w:t>
+      </w:r>
+    </w:p>
+    <w:p>
+      <w:pPr>
+        <w:ind w:firstLine="720"/>
+        <w:jc w:val="both"/>
+        <w:rPr>
+          <w:rFonts w:ascii="Arial" w:hAnsi="Arial" w:cs="Arial"/>
+          <w:sz w:val="24"/>
+          <w:szCs w:val="24"/>
+        </w:rPr>
+      </w:pPr>
+      <w:r>
+        <w:rPr>
+          <w:rFonts w:ascii="Arial" w:hAnsi="Arial" w:cs="Arial"/>
+          <w:sz w:val="24"/>
+          <w:szCs w:val="24"/>
+        </w:rPr>
+        <w:t>Prototipurile funcțiilor anterior definite sunt prezentate în secvența de cod 5.2.</w:t>
+      </w:r>
+    </w:p>
+    <w:p>
+      <w:pPr>
+        <w:ind w:firstLine="720"/>
+        <w:jc w:val="both"/>
+        <w:rPr>
+          <w:rFonts w:ascii="Arial" w:hAnsi="Arial" w:cs="Arial"/>
+        </w:rPr>
+      </w:pPr>
+    </w:p>
+    <w:p>
+      <w:pPr>
+        <w:ind w:firstLine="720"/>
+        <w:jc w:val="both"/>
+        <w:rPr>
+          <w:rFonts w:ascii="Arial" w:hAnsi="Arial" w:cs="Arial"/>
+        </w:rPr>
+      </w:pPr>
+    </w:p>
+    <w:p>
+      <w:pPr>
+        <w:rPr>
+          <w:rFonts w:ascii="Arial" w:hAnsi="Arial" w:cs="Arial"/>
+        </w:rPr>
+      </w:pPr>
+    </w:p>
+    <w:p>
+      <w:pPr>
+        <w:rPr>
+          <w:rFonts w:ascii="Arial" w:hAnsi="Arial" w:cs="Arial"/>
+        </w:rPr>
+      </w:pPr>
+    </w:p>
+    <w:p>
+      <w:pPr>
+        <w:keepNext/>
+        <w:ind w:firstLine="720"/>
+        <w:jc w:val="center"/>
+      </w:pPr>
+      <w:r>
+        <w:rPr>
+          <w:rFonts w:ascii="Arial" w:hAnsi="Arial" w:cs="Arial"/>
+          <w:noProof/>
+          <w:sz w:val="24"/>
+          <w:szCs w:val="24"/>
+        </w:rPr>
+        <w:drawing>
+          <wp:inline distT="0" distB="0" distL="0" distR="0" wp14:anchorId="313F99AC" wp14:editId="70530911">
+            <wp:extent cx="3464367" cy="1405719"/>
+            <wp:effectExtent l="0" t="0" r="3175" b="4445"/>
+            <wp:docPr id="1569166619" name="Picture 3"/>
+            <wp:cNvGraphicFramePr>
+              <a:graphicFrameLocks xmlns:a="http://schemas.openxmlformats.org/drawingml/2006/main" noChangeAspect="1"/>
+            </wp:cNvGraphicFramePr>
+            <a:graphic xmlns:a="http://schemas.openxmlformats.org/drawingml/2006/main">
+              <a:graphicData uri="http://schemas.openxmlformats.org/drawingml/2006/picture">
+                <pic:pic xmlns:pic="http://schemas.openxmlformats.org/drawingml/2006/picture">
+                  <pic:nvPicPr>
+                    <pic:cNvPr id="1569166619" name="Picture 1569166619"/>
+                    <pic:cNvPicPr/>
+                  </pic:nvPicPr>
+                  <pic:blipFill>
+                    <a:blip r:embed="rId47">
+                      <a:extLst>
+                        <a:ext uri="{28A0092B-C50C-407E-A947-70E740481C1C}">
+                          <a14:useLocalDpi xmlns:a14="http://schemas.microsoft.com/office/drawing/2010/main" val="0"/>
+                        </a:ext>
+                      </a:extLst>
+                    </a:blip>
+                    <a:stretch>
+                      <a:fillRect/>
+                    </a:stretch>
+                  </pic:blipFill>
+                  <pic:spPr>
+                    <a:xfrm>
+                      <a:off x="0" y="0"/>
+                      <a:ext cx="3496867" cy="1418906"/>
+                    </a:xfrm>
+                    <a:prstGeom prst="rect">
+                      <a:avLst/>
+                    </a:prstGeom>
+                  </pic:spPr>
+                </pic:pic>
+              </a:graphicData>
+            </a:graphic>
+          </wp:inline>
+        </w:drawing>
+      </w:r>
+    </w:p>
+    <w:p>
+      <w:pPr>
+        <w:pStyle w:val="Caption"/>
+        <w:jc w:val="center"/>
+        <w:rPr>
+          <w:rFonts w:ascii="Arial" w:hAnsi="Arial" w:cs="Arial"/>
+          <w:color w:val="auto"/>
+          <w:sz w:val="20"/>
+          <w:szCs w:val="20"/>
+        </w:rPr>
+      </w:pPr>
+      <w:r>
+        <w:rPr>
+          <w:rFonts w:ascii="Arial" w:hAnsi="Arial" w:cs="Arial"/>
+          <w:color w:val="auto"/>
+          <w:sz w:val="20"/>
+          <w:szCs w:val="20"/>
+        </w:rPr>
+        <w:t xml:space="preserve">Secvența de cod </w:t>
+      </w:r>
+      <w:r>
+        <w:rPr>
+          <w:rFonts w:ascii="Arial" w:hAnsi="Arial" w:cs="Arial"/>
+          <w:color w:val="auto"/>
+          <w:sz w:val="20"/>
+          <w:szCs w:val="20"/>
+        </w:rPr>
+        <w:fldChar w:fldCharType="begin"/>
+      </w:r>
+      <w:r>
+        <w:rPr>
+          <w:rFonts w:ascii="Arial" w:hAnsi="Arial" w:cs="Arial"/>
+          <w:color w:val="auto"/>
+          <w:sz w:val="20"/>
+          <w:szCs w:val="20"/>
+        </w:rPr>
+        <w:instrText xml:space="preserve"> STYLEREF 1 \s </w:instrText>
+      </w:r>
+      <w:r>
+        <w:rPr>
+          <w:rFonts w:ascii="Arial" w:hAnsi="Arial" w:cs="Arial"/>
+          <w:color w:val="auto"/>
+          <w:sz w:val="20"/>
+          <w:szCs w:val="20"/>
+        </w:rPr>
+        <w:fldChar w:fldCharType="separate"/>
+      </w:r>
+      <w:r>
+        <w:rPr>
+          <w:rFonts w:ascii="Arial" w:hAnsi="Arial" w:cs="Arial"/>
+          <w:noProof/>
+          <w:color w:val="auto"/>
+          <w:sz w:val="20"/>
+          <w:szCs w:val="20"/>
+        </w:rPr>
+        <w:t>5</w:t>
+      </w:r>
+      <w:r>
+        <w:rPr>
+          <w:rFonts w:ascii="Arial" w:hAnsi="Arial" w:cs="Arial"/>
+          <w:color w:val="auto"/>
+          <w:sz w:val="20"/>
+          <w:szCs w:val="20"/>
+        </w:rPr>
+        <w:fldChar w:fldCharType="end"/>
+      </w:r>
+      <w:r>
+        <w:rPr>
+          <w:rFonts w:ascii="Arial" w:hAnsi="Arial" w:cs="Arial"/>
+          <w:color w:val="auto"/>
+          <w:sz w:val="20"/>
+          <w:szCs w:val="20"/>
+        </w:rPr>
+        <w:t>.</w:t>
+      </w:r>
+      <w:r>
+        <w:rPr>
+          <w:rFonts w:ascii="Arial" w:hAnsi="Arial" w:cs="Arial"/>
+          <w:color w:val="auto"/>
+          <w:sz w:val="20"/>
+          <w:szCs w:val="20"/>
+        </w:rPr>
+        <w:fldChar w:fldCharType="begin"/>
+      </w:r>
+      <w:r>
+        <w:rPr>
+          <w:rFonts w:ascii="Arial" w:hAnsi="Arial" w:cs="Arial"/>
+          <w:color w:val="auto"/>
+          <w:sz w:val="20"/>
+          <w:szCs w:val="20"/>
+        </w:rPr>
+        <w:instrText xml:space="preserve"> SEQ Secvența_de_cod \* ARABIC \s 1 </w:instrText>
+      </w:r>
+      <w:r>
+        <w:rPr>
+          <w:rFonts w:ascii="Arial" w:hAnsi="Arial" w:cs="Arial"/>
+          <w:color w:val="auto"/>
+          <w:sz w:val="20"/>
+          <w:szCs w:val="20"/>
+        </w:rPr>
+        <w:fldChar w:fldCharType="separate"/>
+      </w:r>
+      <w:r>
+        <w:rPr>
+          <w:rFonts w:ascii="Arial" w:hAnsi="Arial" w:cs="Arial"/>
+          <w:noProof/>
+          <w:color w:val="auto"/>
+          <w:sz w:val="20"/>
+          <w:szCs w:val="20"/>
+        </w:rPr>
+        <w:t>2</w:t>
+      </w:r>
+      <w:r>
+        <w:rPr>
+          <w:rFonts w:ascii="Arial" w:hAnsi="Arial" w:cs="Arial"/>
+          <w:color w:val="auto"/>
+          <w:sz w:val="20"/>
+          <w:szCs w:val="20"/>
+        </w:rPr>
+        <w:fldChar w:fldCharType="end"/>
+      </w:r>
+      <w:r>
+        <w:rPr>
+          <w:rFonts w:ascii="Arial" w:hAnsi="Arial" w:cs="Arial"/>
+          <w:color w:val="auto"/>
+          <w:sz w:val="20"/>
+          <w:szCs w:val="20"/>
+        </w:rPr>
+        <w:t xml:space="preserve"> Prototipurile funcțiilor de conversie</w:t>
+      </w:r>
+    </w:p>
+    <w:p/>
+    <w:p>
+      <w:pPr>
+        <w:ind w:firstLine="720"/>
+        <w:jc w:val="both"/>
+        <w:rPr>
+          <w:rFonts w:ascii="Arial" w:hAnsi="Arial" w:cs="Arial"/>
+          <w:sz w:val="24"/>
+          <w:szCs w:val="24"/>
+        </w:rPr>
+      </w:pPr>
+      <w:r>
+        <w:rPr>
+          <w:rFonts w:ascii="Arial" w:hAnsi="Arial" w:cs="Arial"/>
+          <w:sz w:val="24"/>
+          <w:szCs w:val="24"/>
+        </w:rPr>
+        <w:t xml:space="preserve">Corpul funcției </w:t>
+      </w:r>
+      <w:proofErr w:type="spellStart"/>
+      <w:r>
+        <w:rPr>
+          <w:rFonts w:ascii="Arial" w:hAnsi="Arial" w:cs="Arial"/>
+          <w:i/>
+          <w:iCs/>
+          <w:sz w:val="24"/>
+          <w:szCs w:val="24"/>
+        </w:rPr>
+        <w:t>column</w:t>
+      </w:r>
+      <w:proofErr w:type="spellEnd"/>
+      <w:r>
+        <w:rPr>
+          <w:rFonts w:ascii="Arial" w:hAnsi="Arial" w:cs="Arial"/>
+          <w:i/>
+          <w:iCs/>
+          <w:sz w:val="24"/>
+          <w:szCs w:val="24"/>
+        </w:rPr>
+        <w:t>-major</w:t>
+      </w:r>
+      <w:r>
+        <w:rPr>
+          <w:rFonts w:ascii="Arial" w:hAnsi="Arial" w:cs="Arial"/>
+          <w:sz w:val="24"/>
+          <w:szCs w:val="24"/>
+        </w:rPr>
+        <w:t xml:space="preserve"> este prezentat în cadrul secvenței 5.3.</w:t>
+      </w:r>
+      <w:r>
+        <w:rPr>
+          <w:rFonts w:ascii="Arial" w:hAnsi="Arial" w:cs="Arial"/>
+          <w:sz w:val="24"/>
+          <w:szCs w:val="24"/>
+        </w:rPr>
+        <w:t xml:space="preserve"> </w:t>
+      </w:r>
+      <w:r>
+        <w:rPr>
+          <w:rFonts w:ascii="Arial" w:hAnsi="Arial" w:cs="Arial"/>
+          <w:sz w:val="24"/>
+          <w:szCs w:val="24"/>
+        </w:rPr>
+        <w:t xml:space="preserve">Conversiile aferente </w:t>
+      </w:r>
+      <w:proofErr w:type="spellStart"/>
+      <w:r>
+        <w:rPr>
+          <w:rFonts w:ascii="Arial" w:hAnsi="Arial" w:cs="Arial"/>
+          <w:sz w:val="24"/>
+          <w:szCs w:val="24"/>
+        </w:rPr>
+        <w:t>fiecăror</w:t>
+      </w:r>
+      <w:proofErr w:type="spellEnd"/>
+      <w:r>
+        <w:rPr>
+          <w:rFonts w:ascii="Arial" w:hAnsi="Arial" w:cs="Arial"/>
+          <w:sz w:val="24"/>
+          <w:szCs w:val="24"/>
+        </w:rPr>
+        <w:t xml:space="preserve"> coloane sunt adnotate pentru o mai bună organizare a codului descriptiv. </w:t>
+      </w:r>
+      <w:r>
+        <w:rPr>
+          <w:rFonts w:ascii="Arial" w:hAnsi="Arial" w:cs="Arial"/>
+          <w:sz w:val="24"/>
+          <w:szCs w:val="24"/>
+        </w:rPr>
+        <w:t>Mai mult decât atât, procedura de conversie nu utilizează structuri generative de tip for generate, fiind preferată repetarea explicită a instrucțiunilor de atribuire. Această abordare a fost aleasă pentru a facilita testarea și validarea individuală a fiecărei atribuiri.</w:t>
+      </w:r>
+    </w:p>
+    <w:p>
+      <w:pPr>
+        <w:ind w:firstLine="720"/>
+        <w:jc w:val="both"/>
+        <w:rPr>
+          <w:rFonts w:ascii="Arial" w:hAnsi="Arial" w:cs="Arial"/>
+          <w:sz w:val="24"/>
+          <w:szCs w:val="24"/>
+          <w:u w:val="single"/>
+        </w:rPr>
+      </w:pPr>
+      <w:r>
+        <w:rPr>
+          <w:rFonts w:ascii="Arial" w:hAnsi="Arial" w:cs="Arial"/>
+          <w:sz w:val="24"/>
+          <w:szCs w:val="24"/>
+        </w:rPr>
+        <w:t xml:space="preserve"> La un nivel funcțional, blocurile logice generate de către sinteză nu vor prezenta diferențe structurale majore între cele două tipologii descriptive. Structurile </w:t>
+      </w:r>
+      <w:r>
+        <w:rPr>
+          <w:rFonts w:ascii="Arial" w:hAnsi="Arial" w:cs="Arial"/>
+          <w:i/>
+          <w:iCs/>
+          <w:sz w:val="24"/>
+          <w:szCs w:val="24"/>
+        </w:rPr>
+        <w:t>for generate</w:t>
+      </w:r>
+      <w:r>
+        <w:rPr>
+          <w:rFonts w:ascii="Arial" w:hAnsi="Arial" w:cs="Arial"/>
+          <w:sz w:val="24"/>
+          <w:szCs w:val="24"/>
+        </w:rPr>
+        <w:t xml:space="preserve"> determină sinteza unor blocuri </w:t>
+      </w:r>
+      <w:proofErr w:type="spellStart"/>
+      <w:r>
+        <w:rPr>
+          <w:rFonts w:ascii="Arial" w:hAnsi="Arial" w:cs="Arial"/>
+          <w:sz w:val="24"/>
+          <w:szCs w:val="24"/>
+        </w:rPr>
+        <w:t>combinaționale</w:t>
+      </w:r>
+      <w:proofErr w:type="spellEnd"/>
+      <w:r>
+        <w:rPr>
+          <w:rFonts w:ascii="Arial" w:hAnsi="Arial" w:cs="Arial"/>
+          <w:sz w:val="24"/>
+          <w:szCs w:val="24"/>
+        </w:rPr>
+        <w:t xml:space="preserve"> similare cu cele definite explicit.</w:t>
+      </w:r>
+    </w:p>
+    <w:p>
+      <w:pPr>
+        <w:rPr>
+          <w:rFonts w:ascii="Arial" w:hAnsi="Arial" w:cs="Arial"/>
+          <w:sz w:val="24"/>
+          <w:szCs w:val="24"/>
+        </w:rPr>
+      </w:pPr>
+    </w:p>
+    <w:p>
+      <w:pPr>
+        <w:keepNext/>
+        <w:jc w:val="center"/>
+      </w:pPr>
+      <w:r>
+        <w:rPr>
+          <w:rFonts w:ascii="Arial" w:hAnsi="Arial" w:cs="Arial"/>
+          <w:noProof/>
+          <w:sz w:val="24"/>
+          <w:szCs w:val="24"/>
+        </w:rPr>
+        <w:drawing>
+          <wp:inline distT="0" distB="0" distL="0" distR="0" wp14:anchorId="18CF195A" wp14:editId="183431C1">
+            <wp:extent cx="2830983" cy="3933021"/>
+            <wp:effectExtent l="0" t="0" r="7620" b="0"/>
+            <wp:docPr id="1345198752" name="Picture 4"/>
+            <wp:cNvGraphicFramePr>
+              <a:graphicFrameLocks xmlns:a="http://schemas.openxmlformats.org/drawingml/2006/main" noChangeAspect="1"/>
+            </wp:cNvGraphicFramePr>
+            <a:graphic xmlns:a="http://schemas.openxmlformats.org/drawingml/2006/main">
+              <a:graphicData uri="http://schemas.openxmlformats.org/drawingml/2006/picture">
+                <pic:pic xmlns:pic="http://schemas.openxmlformats.org/drawingml/2006/picture">
+                  <pic:nvPicPr>
+                    <pic:cNvPr id="1345198752" name="Picture 1345198752"/>
+                    <pic:cNvPicPr/>
+                  </pic:nvPicPr>
+                  <pic:blipFill>
+                    <a:blip r:embed="rId48">
+                      <a:extLst>
+                        <a:ext uri="{28A0092B-C50C-407E-A947-70E740481C1C}">
+                          <a14:useLocalDpi xmlns:a14="http://schemas.microsoft.com/office/drawing/2010/main" val="0"/>
+                        </a:ext>
+                      </a:extLst>
+                    </a:blip>
+                    <a:stretch>
+                      <a:fillRect/>
+                    </a:stretch>
+                  </pic:blipFill>
+                  <pic:spPr>
+                    <a:xfrm>
+                      <a:off x="0" y="0"/>
+                      <a:ext cx="2838373" cy="3943287"/>
+                    </a:xfrm>
+                    <a:prstGeom prst="rect">
+                      <a:avLst/>
+                    </a:prstGeom>
+                  </pic:spPr>
+                </pic:pic>
+              </a:graphicData>
+            </a:graphic>
+          </wp:inline>
+        </w:drawing>
+      </w:r>
+    </w:p>
+    <w:p>
+      <w:pPr>
+        <w:pStyle w:val="Caption"/>
+        <w:jc w:val="center"/>
+        <w:rPr>
+          <w:rFonts w:ascii="Arial" w:hAnsi="Arial" w:cs="Arial"/>
+          <w:color w:val="auto"/>
+          <w:sz w:val="28"/>
+          <w:szCs w:val="28"/>
+        </w:rPr>
+      </w:pPr>
+      <w:r>
+        <w:rPr>
+          <w:rFonts w:ascii="Arial" w:hAnsi="Arial" w:cs="Arial"/>
+          <w:color w:val="auto"/>
+          <w:sz w:val="20"/>
+          <w:szCs w:val="20"/>
+        </w:rPr>
+        <w:t xml:space="preserve">Secvența de cod </w:t>
+      </w:r>
+      <w:r>
+        <w:rPr>
+          <w:rFonts w:ascii="Arial" w:hAnsi="Arial" w:cs="Arial"/>
+          <w:color w:val="auto"/>
+          <w:sz w:val="20"/>
+          <w:szCs w:val="20"/>
+        </w:rPr>
+        <w:fldChar w:fldCharType="begin"/>
+      </w:r>
+      <w:r>
+        <w:rPr>
+          <w:rFonts w:ascii="Arial" w:hAnsi="Arial" w:cs="Arial"/>
+          <w:color w:val="auto"/>
+          <w:sz w:val="20"/>
+          <w:szCs w:val="20"/>
+        </w:rPr>
+        <w:instrText xml:space="preserve"> STYLEREF 1 \s </w:instrText>
+      </w:r>
+      <w:r>
+        <w:rPr>
+          <w:rFonts w:ascii="Arial" w:hAnsi="Arial" w:cs="Arial"/>
+          <w:color w:val="auto"/>
+          <w:sz w:val="20"/>
+          <w:szCs w:val="20"/>
+        </w:rPr>
+        <w:fldChar w:fldCharType="separate"/>
+      </w:r>
+      <w:r>
+        <w:rPr>
+          <w:rFonts w:ascii="Arial" w:hAnsi="Arial" w:cs="Arial"/>
+          <w:noProof/>
+          <w:color w:val="auto"/>
+          <w:sz w:val="20"/>
+          <w:szCs w:val="20"/>
+        </w:rPr>
+        <w:t>5</w:t>
+      </w:r>
+      <w:r>
+        <w:rPr>
+          <w:rFonts w:ascii="Arial" w:hAnsi="Arial" w:cs="Arial"/>
+          <w:color w:val="auto"/>
+          <w:sz w:val="20"/>
+          <w:szCs w:val="20"/>
+        </w:rPr>
+        <w:fldChar w:fldCharType="end"/>
+      </w:r>
+      <w:r>
+        <w:rPr>
+          <w:rFonts w:ascii="Arial" w:hAnsi="Arial" w:cs="Arial"/>
+          <w:color w:val="auto"/>
+          <w:sz w:val="20"/>
+          <w:szCs w:val="20"/>
+        </w:rPr>
+        <w:t>.</w:t>
+      </w:r>
+      <w:r>
+        <w:rPr>
+          <w:rFonts w:ascii="Arial" w:hAnsi="Arial" w:cs="Arial"/>
+          <w:color w:val="auto"/>
+          <w:sz w:val="20"/>
+          <w:szCs w:val="20"/>
+        </w:rPr>
+        <w:fldChar w:fldCharType="begin"/>
+      </w:r>
+      <w:r>
+        <w:rPr>
+          <w:rFonts w:ascii="Arial" w:hAnsi="Arial" w:cs="Arial"/>
+          <w:color w:val="auto"/>
+          <w:sz w:val="20"/>
+          <w:szCs w:val="20"/>
+        </w:rPr>
+        <w:instrText xml:space="preserve"> SEQ Secvența_de_cod \* ARABIC \s 1 </w:instrText>
+      </w:r>
+      <w:r>
+        <w:rPr>
+          <w:rFonts w:ascii="Arial" w:hAnsi="Arial" w:cs="Arial"/>
+          <w:color w:val="auto"/>
+          <w:sz w:val="20"/>
+          <w:szCs w:val="20"/>
+        </w:rPr>
+        <w:fldChar w:fldCharType="separate"/>
+      </w:r>
+      <w:r>
+        <w:rPr>
+          <w:rFonts w:ascii="Arial" w:hAnsi="Arial" w:cs="Arial"/>
+          <w:noProof/>
+          <w:color w:val="auto"/>
+          <w:sz w:val="20"/>
+          <w:szCs w:val="20"/>
+        </w:rPr>
+        <w:t>3</w:t>
+      </w:r>
+      <w:r>
+        <w:rPr>
+          <w:rFonts w:ascii="Arial" w:hAnsi="Arial" w:cs="Arial"/>
+          <w:color w:val="auto"/>
+          <w:sz w:val="20"/>
+          <w:szCs w:val="20"/>
+        </w:rPr>
+        <w:fldChar w:fldCharType="end"/>
+      </w:r>
+      <w:r>
+        <w:rPr>
+          <w:rFonts w:ascii="Arial" w:hAnsi="Arial" w:cs="Arial"/>
+          <w:color w:val="auto"/>
+          <w:sz w:val="20"/>
+          <w:szCs w:val="20"/>
+        </w:rPr>
+        <w:t xml:space="preserve"> Corpul funcției de conversie </w:t>
+      </w:r>
+      <w:proofErr w:type="spellStart"/>
+      <w:r>
+        <w:rPr>
+          <w:rFonts w:ascii="Arial" w:hAnsi="Arial" w:cs="Arial"/>
+          <w:color w:val="auto"/>
+          <w:sz w:val="20"/>
+          <w:szCs w:val="20"/>
+        </w:rPr>
+        <w:t>column</w:t>
+      </w:r>
+      <w:proofErr w:type="spellEnd"/>
+      <w:r>
+        <w:rPr>
+          <w:rFonts w:ascii="Arial" w:hAnsi="Arial" w:cs="Arial"/>
+          <w:color w:val="auto"/>
+          <w:sz w:val="20"/>
+          <w:szCs w:val="20"/>
+        </w:rPr>
+        <w:t>-major</w:t>
+      </w:r>
+    </w:p>
+    <w:p>
+      <w:pPr>
+        <w:rPr>
+          <w:rFonts w:ascii="Arial" w:hAnsi="Arial" w:cs="Arial"/>
+          <w:sz w:val="24"/>
+          <w:szCs w:val="24"/>
+        </w:rPr>
+      </w:pPr>
+    </w:p>
+    <w:p>
+      <w:pPr>
+        <w:rPr>
+          <w:rFonts w:ascii="Arial" w:hAnsi="Arial" w:cs="Arial"/>
+          <w:sz w:val="24"/>
+          <w:szCs w:val="24"/>
+        </w:rPr>
+      </w:pPr>
+      <w:r>
+        <w:rPr>
+          <w:rFonts w:ascii="Arial" w:hAnsi="Arial" w:cs="Arial"/>
+          <w:sz w:val="24"/>
+          <w:szCs w:val="24"/>
+        </w:rPr>
+        <w:tab/>
+        <w:t xml:space="preserve">Procedura de transformare în convenția de organizare </w:t>
+      </w:r>
+      <w:proofErr w:type="spellStart"/>
+      <w:r>
+        <w:rPr>
+          <w:rFonts w:ascii="Arial" w:hAnsi="Arial" w:cs="Arial"/>
+          <w:i/>
+          <w:iCs/>
+          <w:sz w:val="24"/>
+          <w:szCs w:val="24"/>
+        </w:rPr>
+        <w:t>row</w:t>
+      </w:r>
+      <w:proofErr w:type="spellEnd"/>
+      <w:r>
+        <w:rPr>
+          <w:rFonts w:ascii="Arial" w:hAnsi="Arial" w:cs="Arial"/>
+          <w:i/>
+          <w:iCs/>
+          <w:sz w:val="24"/>
+          <w:szCs w:val="24"/>
+        </w:rPr>
+        <w:t>-major</w:t>
+      </w:r>
+      <w:r>
+        <w:rPr>
+          <w:rFonts w:ascii="Arial" w:hAnsi="Arial" w:cs="Arial"/>
+          <w:sz w:val="24"/>
+          <w:szCs w:val="24"/>
+        </w:rPr>
+        <w:t xml:space="preserve"> este prezentată în secvența de cod 5.4. Aceasta aderă la aceeași paradigmă de proiectare. </w:t>
+      </w:r>
+    </w:p>
+    <w:p>
+      <w:pPr>
+        <w:rPr>
+          <w:rFonts w:ascii="Arial" w:hAnsi="Arial" w:cs="Arial"/>
+          <w:sz w:val="24"/>
+          <w:szCs w:val="24"/>
+        </w:rPr>
+      </w:pPr>
+    </w:p>
+    <w:p>
+      <w:pPr>
+        <w:keepNext/>
+        <w:jc w:val="center"/>
+      </w:pPr>
+      <w:r>
+        <w:rPr>
+          <w:rFonts w:ascii="Arial" w:hAnsi="Arial" w:cs="Arial"/>
+          <w:noProof/>
+          <w:sz w:val="24"/>
+          <w:szCs w:val="24"/>
+        </w:rPr>
+        <w:drawing>
+          <wp:inline distT="0" distB="0" distL="0" distR="0" wp14:anchorId="1BED70D0" wp14:editId="0F989FC5">
+            <wp:extent cx="3288768" cy="3991555"/>
+            <wp:effectExtent l="0" t="0" r="6985" b="9525"/>
+            <wp:docPr id="2108010507" name="Picture 5"/>
+            <wp:cNvGraphicFramePr>
+              <a:graphicFrameLocks xmlns:a="http://schemas.openxmlformats.org/drawingml/2006/main" noChangeAspect="1"/>
+            </wp:cNvGraphicFramePr>
+            <a:graphic xmlns:a="http://schemas.openxmlformats.org/drawingml/2006/main">
+              <a:graphicData uri="http://schemas.openxmlformats.org/drawingml/2006/picture">
+                <pic:pic xmlns:pic="http://schemas.openxmlformats.org/drawingml/2006/picture">
+                  <pic:nvPicPr>
+                    <pic:cNvPr id="2108010507" name="Picture 2108010507"/>
+                    <pic:cNvPicPr/>
+                  </pic:nvPicPr>
+                  <pic:blipFill>
+                    <a:blip r:embed="rId49">
+                      <a:extLst>
+                        <a:ext uri="{28A0092B-C50C-407E-A947-70E740481C1C}">
+                          <a14:useLocalDpi xmlns:a14="http://schemas.microsoft.com/office/drawing/2010/main" val="0"/>
+                        </a:ext>
+                      </a:extLst>
+                    </a:blip>
+                    <a:stretch>
+                      <a:fillRect/>
+                    </a:stretch>
+                  </pic:blipFill>
+                  <pic:spPr>
+                    <a:xfrm>
+                      <a:off x="0" y="0"/>
+                      <a:ext cx="3296001" cy="4000333"/>
+                    </a:xfrm>
+                    <a:prstGeom prst="rect">
+                      <a:avLst/>
+                    </a:prstGeom>
+                  </pic:spPr>
+                </pic:pic>
+              </a:graphicData>
+            </a:graphic>
+          </wp:inline>
+        </w:drawing>
+      </w:r>
+    </w:p>
+    <w:p>
+      <w:pPr>
+        <w:pStyle w:val="Caption"/>
+        <w:jc w:val="center"/>
+        <w:rPr>
+          <w:rFonts w:ascii="Arial" w:hAnsi="Arial" w:cs="Arial"/>
+          <w:color w:val="auto"/>
+          <w:sz w:val="20"/>
+          <w:szCs w:val="20"/>
+        </w:rPr>
+      </w:pPr>
+      <w:r>
+        <w:rPr>
+          <w:rFonts w:ascii="Arial" w:hAnsi="Arial" w:cs="Arial"/>
+          <w:color w:val="auto"/>
+          <w:sz w:val="20"/>
+          <w:szCs w:val="20"/>
+        </w:rPr>
+        <w:t xml:space="preserve">Secvența de cod </w:t>
+      </w:r>
+      <w:r>
+        <w:rPr>
+          <w:rFonts w:ascii="Arial" w:hAnsi="Arial" w:cs="Arial"/>
+          <w:color w:val="auto"/>
+          <w:sz w:val="20"/>
+          <w:szCs w:val="20"/>
+        </w:rPr>
+        <w:fldChar w:fldCharType="begin"/>
+      </w:r>
+      <w:r>
+        <w:rPr>
+          <w:rFonts w:ascii="Arial" w:hAnsi="Arial" w:cs="Arial"/>
+          <w:color w:val="auto"/>
+          <w:sz w:val="20"/>
+          <w:szCs w:val="20"/>
+        </w:rPr>
+        <w:instrText xml:space="preserve"> STYLEREF 1 \s </w:instrText>
+      </w:r>
+      <w:r>
+        <w:rPr>
+          <w:rFonts w:ascii="Arial" w:hAnsi="Arial" w:cs="Arial"/>
+          <w:color w:val="auto"/>
+          <w:sz w:val="20"/>
+          <w:szCs w:val="20"/>
+        </w:rPr>
+        <w:fldChar w:fldCharType="separate"/>
+      </w:r>
+      <w:r>
+        <w:rPr>
+          <w:rFonts w:ascii="Arial" w:hAnsi="Arial" w:cs="Arial"/>
+          <w:noProof/>
+          <w:color w:val="auto"/>
+          <w:sz w:val="20"/>
+          <w:szCs w:val="20"/>
+        </w:rPr>
+        <w:t>5</w:t>
+      </w:r>
+      <w:r>
+        <w:rPr>
+          <w:rFonts w:ascii="Arial" w:hAnsi="Arial" w:cs="Arial"/>
+          <w:color w:val="auto"/>
+          <w:sz w:val="20"/>
+          <w:szCs w:val="20"/>
+        </w:rPr>
+        <w:fldChar w:fldCharType="end"/>
+      </w:r>
+      <w:r>
+        <w:rPr>
+          <w:rFonts w:ascii="Arial" w:hAnsi="Arial" w:cs="Arial"/>
+          <w:color w:val="auto"/>
+          <w:sz w:val="20"/>
+          <w:szCs w:val="20"/>
+        </w:rPr>
+        <w:t>.</w:t>
+      </w:r>
+      <w:r>
+        <w:rPr>
+          <w:rFonts w:ascii="Arial" w:hAnsi="Arial" w:cs="Arial"/>
+          <w:color w:val="auto"/>
+          <w:sz w:val="20"/>
+          <w:szCs w:val="20"/>
+        </w:rPr>
+        <w:fldChar w:fldCharType="begin"/>
+      </w:r>
+      <w:r>
+        <w:rPr>
+          <w:rFonts w:ascii="Arial" w:hAnsi="Arial" w:cs="Arial"/>
+          <w:color w:val="auto"/>
+          <w:sz w:val="20"/>
+          <w:szCs w:val="20"/>
+        </w:rPr>
+        <w:instrText xml:space="preserve"> SEQ Secvența_de_cod \* ARABIC \s 1 </w:instrText>
+      </w:r>
+      <w:r>
+        <w:rPr>
+          <w:rFonts w:ascii="Arial" w:hAnsi="Arial" w:cs="Arial"/>
+          <w:color w:val="auto"/>
+          <w:sz w:val="20"/>
+          <w:szCs w:val="20"/>
+        </w:rPr>
+        <w:fldChar w:fldCharType="separate"/>
+      </w:r>
+      <w:r>
+        <w:rPr>
+          <w:rFonts w:ascii="Arial" w:hAnsi="Arial" w:cs="Arial"/>
+          <w:noProof/>
+          <w:color w:val="auto"/>
+          <w:sz w:val="20"/>
+          <w:szCs w:val="20"/>
+        </w:rPr>
+        <w:t>4</w:t>
+      </w:r>
+      <w:r>
+        <w:rPr>
+          <w:rFonts w:ascii="Arial" w:hAnsi="Arial" w:cs="Arial"/>
+          <w:color w:val="auto"/>
+          <w:sz w:val="20"/>
+          <w:szCs w:val="20"/>
+        </w:rPr>
+        <w:fldChar w:fldCharType="end"/>
+      </w:r>
+      <w:r>
+        <w:rPr>
+          <w:rFonts w:ascii="Arial" w:hAnsi="Arial" w:cs="Arial"/>
+          <w:color w:val="auto"/>
+          <w:sz w:val="20"/>
+          <w:szCs w:val="20"/>
+        </w:rPr>
+        <w:t xml:space="preserve"> Corpul funcției de conversie </w:t>
+      </w:r>
+      <w:proofErr w:type="spellStart"/>
+      <w:r>
+        <w:rPr>
+          <w:rFonts w:ascii="Arial" w:hAnsi="Arial" w:cs="Arial"/>
+          <w:color w:val="auto"/>
+          <w:sz w:val="20"/>
+          <w:szCs w:val="20"/>
+        </w:rPr>
+        <w:t>row</w:t>
+      </w:r>
+      <w:proofErr w:type="spellEnd"/>
+      <w:r>
+        <w:rPr>
+          <w:rFonts w:ascii="Arial" w:hAnsi="Arial" w:cs="Arial"/>
+          <w:color w:val="auto"/>
+          <w:sz w:val="20"/>
+          <w:szCs w:val="20"/>
+        </w:rPr>
+        <w:t>-major</w:t>
+      </w:r>
+    </w:p>
+    <w:p/>
+    <w:p>
+      <w:pPr>
+        <w:ind w:firstLine="720"/>
+        <w:jc w:val="both"/>
+        <w:rPr>
+          <w:rFonts w:ascii="Arial" w:hAnsi="Arial" w:cs="Arial"/>
+          <w:sz w:val="24"/>
+          <w:szCs w:val="24"/>
+        </w:rPr>
+      </w:pPr>
+      <w:r>
+        <w:rPr>
+          <w:rFonts w:ascii="Arial" w:hAnsi="Arial" w:cs="Arial"/>
+          <w:sz w:val="24"/>
+          <w:szCs w:val="24"/>
+        </w:rPr>
+        <w:t xml:space="preserve">Din cauza faptului că datele ieșire </w:t>
+      </w:r>
+      <w:r>
+        <w:rPr>
+          <w:rFonts w:ascii="Arial" w:hAnsi="Arial" w:cs="Arial"/>
+          <w:sz w:val="24"/>
+          <w:szCs w:val="24"/>
+        </w:rPr>
+        <w:t>sunt obligate</w:t>
+      </w:r>
+      <w:r>
+        <w:rPr>
+          <w:rFonts w:ascii="Arial" w:hAnsi="Arial" w:cs="Arial"/>
+          <w:sz w:val="24"/>
+          <w:szCs w:val="24"/>
+        </w:rPr>
+        <w:t xml:space="preserve"> să adere acelorași </w:t>
+      </w:r>
+      <w:r>
+        <w:rPr>
+          <w:rFonts w:ascii="Arial" w:hAnsi="Arial" w:cs="Arial"/>
+          <w:sz w:val="24"/>
+          <w:szCs w:val="24"/>
+        </w:rPr>
+        <w:t>standarde</w:t>
+      </w:r>
+      <w:r>
+        <w:rPr>
+          <w:rFonts w:ascii="Arial" w:hAnsi="Arial" w:cs="Arial"/>
+          <w:sz w:val="24"/>
+          <w:szCs w:val="24"/>
+        </w:rPr>
+        <w:t xml:space="preserve"> impuse de către interfața AXI4-Lite intrărilor, este necesară conversia matricei finale de stări într-un vector logic de 128 de biți. Această operație este efectuată prin intermediul funcției </w:t>
+      </w:r>
+      <w:proofErr w:type="spellStart"/>
+      <w:r>
+        <w:rPr>
+          <w:rFonts w:ascii="Arial" w:hAnsi="Arial" w:cs="Arial"/>
+          <w:i/>
+          <w:iCs/>
+          <w:sz w:val="24"/>
+          <w:szCs w:val="24"/>
+        </w:rPr>
+        <w:t>vectorize_</w:t>
+      </w:r>
+      <w:r>
+        <w:rPr>
+          <w:rFonts w:ascii="Arial" w:hAnsi="Arial" w:cs="Arial"/>
+          <w:i/>
+          <w:iCs/>
+          <w:sz w:val="24"/>
+          <w:szCs w:val="24"/>
+        </w:rPr>
+        <w:t>column</w:t>
+      </w:r>
+      <w:r>
+        <w:rPr>
+          <w:rFonts w:ascii="Arial" w:hAnsi="Arial" w:cs="Arial"/>
+          <w:i/>
+          <w:iCs/>
+          <w:sz w:val="24"/>
+          <w:szCs w:val="24"/>
+        </w:rPr>
+        <w:t>_major</w:t>
+      </w:r>
+      <w:proofErr w:type="spellEnd"/>
+      <w:r>
+        <w:rPr>
+          <w:rFonts w:ascii="Arial" w:hAnsi="Arial" w:cs="Arial"/>
+          <w:sz w:val="24"/>
+          <w:szCs w:val="24"/>
+        </w:rPr>
+        <w:t>.</w:t>
+      </w:r>
+      <w:r>
+        <w:rPr>
+          <w:rFonts w:ascii="Arial" w:hAnsi="Arial" w:cs="Arial"/>
+          <w:sz w:val="24"/>
+          <w:szCs w:val="24"/>
+        </w:rPr>
+        <w:t xml:space="preserve"> Prototipul funcției este prezentat în secvența de cod 5.5.</w:t>
+      </w:r>
+    </w:p>
+    <w:p>
+      <w:pPr>
+        <w:ind w:firstLine="720"/>
+        <w:jc w:val="both"/>
+        <w:rPr>
+          <w:rFonts w:ascii="Arial" w:hAnsi="Arial" w:cs="Arial"/>
+          <w:sz w:val="24"/>
+          <w:szCs w:val="24"/>
+        </w:rPr>
+      </w:pPr>
+    </w:p>
+    <w:p>
+      <w:pPr>
+        <w:keepNext/>
+        <w:ind w:firstLine="720"/>
+        <w:jc w:val="center"/>
+      </w:pPr>
+      <w:r>
+        <w:rPr>
+          <w:noProof/>
+        </w:rPr>
+        <w:drawing>
+          <wp:inline distT="0" distB="0" distL="0" distR="0" wp14:anchorId="520CACB3" wp14:editId="7A4DC780">
+            <wp:extent cx="3305779" cy="570586"/>
+            <wp:effectExtent l="0" t="0" r="0" b="1270"/>
+            <wp:docPr id="462504453" name="Picture 7"/>
+            <wp:cNvGraphicFramePr>
+              <a:graphicFrameLocks xmlns:a="http://schemas.openxmlformats.org/drawingml/2006/main" noChangeAspect="1"/>
+            </wp:cNvGraphicFramePr>
+            <a:graphic xmlns:a="http://schemas.openxmlformats.org/drawingml/2006/main">
+              <a:graphicData uri="http://schemas.openxmlformats.org/drawingml/2006/picture">
+                <pic:pic xmlns:pic="http://schemas.openxmlformats.org/drawingml/2006/picture">
+                  <pic:nvPicPr>
+                    <pic:cNvPr id="462504453" name="Picture 462504453"/>
+                    <pic:cNvPicPr/>
+                  </pic:nvPicPr>
+                  <pic:blipFill>
+                    <a:blip r:embed="rId50">
+                      <a:extLst>
+                        <a:ext uri="{28A0092B-C50C-407E-A947-70E740481C1C}">
+                          <a14:useLocalDpi xmlns:a14="http://schemas.microsoft.com/office/drawing/2010/main" val="0"/>
+                        </a:ext>
+                      </a:extLst>
+                    </a:blip>
+                    <a:stretch>
+                      <a:fillRect/>
+                    </a:stretch>
+                  </pic:blipFill>
+                  <pic:spPr>
+                    <a:xfrm>
+                      <a:off x="0" y="0"/>
+                      <a:ext cx="3327797" cy="574386"/>
+                    </a:xfrm>
+                    <a:prstGeom prst="rect">
+                      <a:avLst/>
+                    </a:prstGeom>
+                  </pic:spPr>
+                </pic:pic>
+              </a:graphicData>
+            </a:graphic>
+          </wp:inline>
+        </w:drawing>
+      </w:r>
+    </w:p>
+    <w:p>
+      <w:pPr>
+        <w:pStyle w:val="Caption"/>
+        <w:jc w:val="center"/>
+        <w:rPr>
+          <w:rFonts w:ascii="Arial" w:hAnsi="Arial" w:cs="Arial"/>
+          <w:color w:val="auto"/>
+          <w:sz w:val="20"/>
+          <w:szCs w:val="20"/>
+        </w:rPr>
+      </w:pPr>
+      <w:r>
+        <w:rPr>
+          <w:rFonts w:ascii="Arial" w:hAnsi="Arial" w:cs="Arial"/>
+          <w:color w:val="auto"/>
+          <w:sz w:val="20"/>
+          <w:szCs w:val="20"/>
+        </w:rPr>
+        <w:t xml:space="preserve">Secvența de cod </w:t>
+      </w:r>
+      <w:r>
+        <w:rPr>
+          <w:rFonts w:ascii="Arial" w:hAnsi="Arial" w:cs="Arial"/>
+          <w:color w:val="auto"/>
+          <w:sz w:val="20"/>
+          <w:szCs w:val="20"/>
+        </w:rPr>
+        <w:fldChar w:fldCharType="begin"/>
+      </w:r>
+      <w:r>
+        <w:rPr>
+          <w:rFonts w:ascii="Arial" w:hAnsi="Arial" w:cs="Arial"/>
+          <w:color w:val="auto"/>
+          <w:sz w:val="20"/>
+          <w:szCs w:val="20"/>
+        </w:rPr>
+        <w:instrText xml:space="preserve"> STYLEREF 1 \s </w:instrText>
+      </w:r>
+      <w:r>
+        <w:rPr>
+          <w:rFonts w:ascii="Arial" w:hAnsi="Arial" w:cs="Arial"/>
+          <w:color w:val="auto"/>
+          <w:sz w:val="20"/>
+          <w:szCs w:val="20"/>
+        </w:rPr>
+        <w:fldChar w:fldCharType="separate"/>
+      </w:r>
+      <w:r>
+        <w:rPr>
+          <w:rFonts w:ascii="Arial" w:hAnsi="Arial" w:cs="Arial"/>
+          <w:noProof/>
+          <w:color w:val="auto"/>
+          <w:sz w:val="20"/>
+          <w:szCs w:val="20"/>
+        </w:rPr>
+        <w:t>5</w:t>
+      </w:r>
+      <w:r>
+        <w:rPr>
+          <w:rFonts w:ascii="Arial" w:hAnsi="Arial" w:cs="Arial"/>
+          <w:color w:val="auto"/>
+          <w:sz w:val="20"/>
+          <w:szCs w:val="20"/>
+        </w:rPr>
+        <w:fldChar w:fldCharType="end"/>
+      </w:r>
+      <w:r>
+        <w:rPr>
+          <w:rFonts w:ascii="Arial" w:hAnsi="Arial" w:cs="Arial"/>
+          <w:color w:val="auto"/>
+          <w:sz w:val="20"/>
+          <w:szCs w:val="20"/>
+        </w:rPr>
+        <w:t>.</w:t>
+      </w:r>
+      <w:r>
+        <w:rPr>
+          <w:rFonts w:ascii="Arial" w:hAnsi="Arial" w:cs="Arial"/>
+          <w:color w:val="auto"/>
+          <w:sz w:val="20"/>
+          <w:szCs w:val="20"/>
+        </w:rPr>
+        <w:fldChar w:fldCharType="begin"/>
+      </w:r>
+      <w:r>
+        <w:rPr>
+          <w:rFonts w:ascii="Arial" w:hAnsi="Arial" w:cs="Arial"/>
+          <w:color w:val="auto"/>
+          <w:sz w:val="20"/>
+          <w:szCs w:val="20"/>
+        </w:rPr>
+        <w:instrText xml:space="preserve"> SEQ Secvența_de_cod \* ARABIC \s 1 </w:instrText>
+      </w:r>
+      <w:r>
+        <w:rPr>
+          <w:rFonts w:ascii="Arial" w:hAnsi="Arial" w:cs="Arial"/>
+          <w:color w:val="auto"/>
+          <w:sz w:val="20"/>
+          <w:szCs w:val="20"/>
+        </w:rPr>
+        <w:fldChar w:fldCharType="separate"/>
+      </w:r>
+      <w:r>
+        <w:rPr>
+          <w:rFonts w:ascii="Arial" w:hAnsi="Arial" w:cs="Arial"/>
+          <w:noProof/>
+          <w:color w:val="auto"/>
+          <w:sz w:val="20"/>
+          <w:szCs w:val="20"/>
+        </w:rPr>
+        <w:t>5</w:t>
+      </w:r>
+      <w:r>
+        <w:rPr>
+          <w:rFonts w:ascii="Arial" w:hAnsi="Arial" w:cs="Arial"/>
+          <w:color w:val="auto"/>
+          <w:sz w:val="20"/>
+          <w:szCs w:val="20"/>
+        </w:rPr>
+        <w:fldChar w:fldCharType="end"/>
+      </w:r>
+      <w:r>
+        <w:rPr>
+          <w:rFonts w:ascii="Arial" w:hAnsi="Arial" w:cs="Arial"/>
+          <w:color w:val="auto"/>
+          <w:sz w:val="20"/>
+          <w:szCs w:val="20"/>
+        </w:rPr>
+        <w:t xml:space="preserve"> Prototipul funcției de conversie a matricei de stare</w:t>
+      </w:r>
+    </w:p>
+    <w:p/>
+    <w:p>
+      <w:pPr>
+        <w:ind w:firstLine="720"/>
+        <w:rPr>
+          <w:rFonts w:ascii="Arial" w:hAnsi="Arial" w:cs="Arial"/>
+          <w:sz w:val="24"/>
+          <w:szCs w:val="24"/>
+        </w:rPr>
+      </w:pPr>
+      <w:r>
+        <w:rPr>
+          <w:rFonts w:ascii="Arial" w:hAnsi="Arial" w:cs="Arial"/>
+          <w:sz w:val="24"/>
+          <w:szCs w:val="24"/>
+        </w:rPr>
+        <w:t>Corpul funcției poate fi consultat la nivelul secvenței 5.6.</w:t>
+      </w:r>
+      <w:r>
+        <w:rPr>
+          <w:rFonts w:ascii="Arial" w:hAnsi="Arial" w:cs="Arial"/>
+          <w:sz w:val="24"/>
+          <w:szCs w:val="24"/>
+        </w:rPr>
+        <w:t xml:space="preserve"> Acesta este conform cu metodologiile de proiectare ale funcțiilor de conversie anterior discutate.</w:t>
+      </w:r>
+    </w:p>
+    <w:p>
+      <w:pPr>
+        <w:rPr>
+          <w:rFonts w:ascii="Arial" w:hAnsi="Arial" w:cs="Arial"/>
+          <w:sz w:val="24"/>
+          <w:szCs w:val="24"/>
+        </w:rPr>
+      </w:pPr>
+    </w:p>
+    <w:p>
+      <w:pPr>
+        <w:rPr>
+          <w:rFonts w:ascii="Arial" w:hAnsi="Arial" w:cs="Arial"/>
+          <w:sz w:val="24"/>
+          <w:szCs w:val="24"/>
+        </w:rPr>
+      </w:pPr>
     </w:p>
     <w:sectPr>
-      <w:headerReference w:type="default" r:id="rId45"/>
-      <w:footerReference w:type="default" r:id="rId46"/>
-      <w:headerReference w:type="first" r:id="rId47"/>
-      <w:footerReference w:type="first" r:id="rId48"/>
+      <w:headerReference w:type="default" r:id="rId51"/>
+      <w:footerReference w:type="default" r:id="rId52"/>
+      <w:headerReference w:type="first" r:id="rId53"/>
+      <w:footerReference w:type="first" r:id="rId54"/>
       <w:pgSz w:w="11907" w:h="16840" w:code="9"/>
       <w:pgMar w:top="1418" w:right="1134" w:bottom="1134" w:left="1134" w:header="706" w:footer="778" w:gutter="0"/>
       <w:pgNumType w:start="0"/>
@@ -42128,11 +45640,15 @@
     <w:rsid w:val="00192327"/>
     <w:rsid w:val="001D3BF4"/>
     <w:rsid w:val="00413C3B"/>
+    <w:rsid w:val="0063133B"/>
     <w:rsid w:val="0072317D"/>
     <w:rsid w:val="007B47C5"/>
+    <w:rsid w:val="008130FA"/>
     <w:rsid w:val="00844611"/>
+    <w:rsid w:val="009A561F"/>
     <w:rsid w:val="009F1A76"/>
     <w:rsid w:val="00CE3EC1"/>
+    <w:rsid w:val="00D050A3"/>
     <w:rsid w:val="00EF4327"/>
     <w:rsid w:val="00F924A7"/>
   </w:rsids>
@@ -42151,8 +45667,8 @@
   </m:mathPr>
   <w:themeFontLang w:val="en-US" w:bidi="ar-SA"/>
   <w:clrSchemeMapping w:bg1="light1" w:t1="dark1" w:bg2="light2" w:t2="dark2" w:accent1="accent1" w:accent2="accent2" w:accent3="accent3" w:accent4="accent4" w:accent5="accent5" w:accent6="accent6" w:hyperlink="hyperlink" w:followedHyperlink="followedHyperlink"/>
-  <w:decimalSymbol w:val=","/>
-  <w:listSeparator w:val=";"/>
+  <w:decimalSymbol w:val="."/>
+  <w:listSeparator w:val=","/>
   <w15:chartTrackingRefBased/>
 </w:settings>
 </file>
@@ -42901,10 +46417,27 @@
 </file>
 
 <file path=customXml/item1.xml><?xml version="1.0" encoding="utf-8"?>
+<p:properties xmlns:p="http://schemas.microsoft.com/office/2006/metadata/properties" xmlns:xsi="http://www.w3.org/2001/XMLSchema-instance" xmlns:pc="http://schemas.microsoft.com/office/infopath/2007/PartnerControls">
+  <documentManagement>
+    <_activity xmlns="0a9abc3b-b67c-45af-b1d9-b0180db7a2c4" xsi:nil="true"/>
+  </documentManagement>
+</p:properties>
+</file>
+
+<file path=customXml/item2.xml><?xml version="1.0" encoding="utf-8"?>
 <b:Sources xmlns:b="http://schemas.openxmlformats.org/officeDocument/2006/bibliography" xmlns="http://schemas.openxmlformats.org/officeDocument/2006/bibliography" SelectedStyle="\APASixthEditionOfficeOnline.xsl" StyleName="APA" Version="6"/>
 </file>
 
-<file path=customXml/item2.xml><?xml version="1.0" encoding="utf-8"?>
+<file path=customXml/item3.xml><?xml version="1.0" encoding="utf-8"?>
+<?mso-contentType ?>
+<FormTemplates xmlns="http://schemas.microsoft.com/sharepoint/v3/contenttype/forms">
+  <Display>DocumentLibraryForm</Display>
+  <Edit>DocumentLibraryForm</Edit>
+  <New>DocumentLibraryForm</New>
+</FormTemplates>
+</file>
+
+<file path=customXml/item4.xml><?xml version="1.0" encoding="utf-8"?>
 <ct:contentTypeSchema xmlns:ct="http://schemas.microsoft.com/office/2006/metadata/contentType" xmlns:ma="http://schemas.microsoft.com/office/2006/metadata/properties/metaAttributes" ct:_="" ma:_="" ma:contentTypeName="Document" ma:contentTypeID="0x0101003BB3AC5C3772B84FA72474F3266239F5" ma:contentTypeVersion="12" ma:contentTypeDescription="Create a new document." ma:contentTypeScope="" ma:versionID="c00b3bd5dab29c181e82d78bf7c768e9">
   <xsd:schema xmlns:xsd="http://www.w3.org/2001/XMLSchema" xmlns:xs="http://www.w3.org/2001/XMLSchema" xmlns:p="http://schemas.microsoft.com/office/2006/metadata/properties" xmlns:ns3="0a9abc3b-b67c-45af-b1d9-b0180db7a2c4" targetNamespace="http://schemas.microsoft.com/office/2006/metadata/properties" ma:root="true" ma:fieldsID="8fdbe03ecd05bd2d54e87130612d2cc0" ns3:_="">
     <xsd:import namespace="0a9abc3b-b67c-45af-b1d9-b0180db7a2c4"/>
@@ -43100,24 +46633,17 @@
 </ct:contentTypeSchema>
 </file>
 
-<file path=customXml/item3.xml><?xml version="1.0" encoding="utf-8"?>
-<?mso-contentType ?>
-<FormTemplates xmlns="http://schemas.microsoft.com/sharepoint/v3/contenttype/forms">
-  <Display>DocumentLibraryForm</Display>
-  <Edit>DocumentLibraryForm</Edit>
-  <New>DocumentLibraryForm</New>
-</FormTemplates>
+<file path=customXml/itemProps1.xml><?xml version="1.0" encoding="utf-8"?>
+<ds:datastoreItem xmlns:ds="http://schemas.openxmlformats.org/officeDocument/2006/customXml" ds:itemID="{AA8770D6-6886-410B-93B4-6D5D54BAD75D}">
+  <ds:schemaRefs>
+    <ds:schemaRef ds:uri="http://schemas.microsoft.com/office/2006/metadata/properties"/>
+    <ds:schemaRef ds:uri="http://schemas.microsoft.com/office/infopath/2007/PartnerControls"/>
+    <ds:schemaRef ds:uri="0a9abc3b-b67c-45af-b1d9-b0180db7a2c4"/>
+  </ds:schemaRefs>
+</ds:datastoreItem>
 </file>
 
-<file path=customXml/item4.xml><?xml version="1.0" encoding="utf-8"?>
-<p:properties xmlns:p="http://schemas.microsoft.com/office/2006/metadata/properties" xmlns:xsi="http://www.w3.org/2001/XMLSchema-instance" xmlns:pc="http://schemas.microsoft.com/office/infopath/2007/PartnerControls">
-  <documentManagement>
-    <_activity xmlns="0a9abc3b-b67c-45af-b1d9-b0180db7a2c4" xsi:nil="true"/>
-  </documentManagement>
-</p:properties>
-</file>
-
-<file path=customXml/itemProps1.xml><?xml version="1.0" encoding="utf-8"?>
+<file path=customXml/itemProps2.xml><?xml version="1.0" encoding="utf-8"?>
 <ds:datastoreItem xmlns:ds="http://schemas.openxmlformats.org/officeDocument/2006/customXml" ds:itemID="{B7B95ABC-8616-4E1F-BA28-E2B2A6EEEEF5}">
   <ds:schemaRefs>
     <ds:schemaRef ds:uri="http://schemas.openxmlformats.org/officeDocument/2006/bibliography"/>
@@ -43125,7 +46651,15 @@
 </ds:datastoreItem>
 </file>
 
-<file path=customXml/itemProps2.xml><?xml version="1.0" encoding="utf-8"?>
+<file path=customXml/itemProps3.xml><?xml version="1.0" encoding="utf-8"?>
+<ds:datastoreItem xmlns:ds="http://schemas.openxmlformats.org/officeDocument/2006/customXml" ds:itemID="{AD193FD9-4DA5-46D1-B015-D7B972817297}">
+  <ds:schemaRefs>
+    <ds:schemaRef ds:uri="http://schemas.microsoft.com/sharepoint/v3/contenttype/forms"/>
+  </ds:schemaRefs>
+</ds:datastoreItem>
+</file>
+
+<file path=customXml/itemProps4.xml><?xml version="1.0" encoding="utf-8"?>
 <ds:datastoreItem xmlns:ds="http://schemas.openxmlformats.org/officeDocument/2006/customXml" ds:itemID="{22AE9436-BE9C-42D5-9883-32E1F9448477}">
   <ds:schemaRefs>
     <ds:schemaRef ds:uri="http://schemas.microsoft.com/office/2006/metadata/contentType"/>
@@ -43141,22 +46675,4 @@
     <ds:schemaRef ds:uri="http://schemas.microsoft.com/internal/obd"/>
   </ds:schemaRefs>
 </ds:datastoreItem>
-</file>
-
-<file path=customXml/itemProps3.xml><?xml version="1.0" encoding="utf-8"?>
-<ds:datastoreItem xmlns:ds="http://schemas.openxmlformats.org/officeDocument/2006/customXml" ds:itemID="{AD193FD9-4DA5-46D1-B015-D7B972817297}">
-  <ds:schemaRefs>
-    <ds:schemaRef ds:uri="http://schemas.microsoft.com/sharepoint/v3/contenttype/forms"/>
-  </ds:schemaRefs>
-</ds:datastoreItem>
-</file>
-
-<file path=customXml/itemProps4.xml><?xml version="1.0" encoding="utf-8"?>
-<ds:datastoreItem xmlns:ds="http://schemas.openxmlformats.org/officeDocument/2006/customXml" ds:itemID="{AA8770D6-6886-410B-93B4-6D5D54BAD75D}">
-  <ds:schemaRefs>
-    <ds:schemaRef ds:uri="http://schemas.microsoft.com/office/2006/metadata/properties"/>
-    <ds:schemaRef ds:uri="http://schemas.microsoft.com/office/infopath/2007/PartnerControls"/>
-    <ds:schemaRef ds:uri="0a9abc3b-b67c-45af-b1d9-b0180db7a2c4"/>
-  </ds:schemaRefs>
-</ds:datastoreItem>
 </file>
--- a/Paper/BDA_AES.docx
+++ b/Paper/BDA_AES.docx
@@ -40514,6 +40514,727 @@
         <w:pStyle w:val="Heading2"/>
       </w:pPr>
       <w:r>
+        <w:t>STRUCTURA PROIECTULUI VHDL</w:t>
+      </w:r>
+    </w:p>
+    <w:p>
+      <w:pPr>
+        <w:rPr>
+          <w:rFonts w:ascii="Arial" w:hAnsi="Arial" w:cs="Arial"/>
+          <w:sz w:val="24"/>
+          <w:szCs w:val="24"/>
+        </w:rPr>
+      </w:pPr>
+    </w:p>
+    <w:p>
+      <w:pPr>
+        <w:ind w:firstLine="576"/>
+        <w:jc w:val="both"/>
+        <w:rPr>
+          <w:rFonts w:ascii="Arial" w:hAnsi="Arial" w:cs="Arial"/>
+          <w:sz w:val="24"/>
+          <w:szCs w:val="24"/>
+        </w:rPr>
+      </w:pPr>
+      <w:r>
+        <w:rPr>
+          <w:rFonts w:ascii="Arial" w:hAnsi="Arial" w:cs="Arial"/>
+          <w:sz w:val="24"/>
+          <w:szCs w:val="24"/>
+        </w:rPr>
+        <w:t xml:space="preserve">Proiectul VHDL aferent nucleului criptografic a fost organizat într-o structură modulară, în care funcționalitățile principale sunt separate în fișiere și biblioteci </w:t>
+      </w:r>
+      <w:r>
+        <w:rPr>
+          <w:rFonts w:ascii="Arial" w:hAnsi="Arial" w:cs="Arial"/>
+          <w:sz w:val="24"/>
+          <w:szCs w:val="24"/>
+        </w:rPr>
+        <w:t>diferite</w:t>
+      </w:r>
+      <w:r>
+        <w:rPr>
+          <w:rFonts w:ascii="Arial" w:hAnsi="Arial" w:cs="Arial"/>
+          <w:sz w:val="24"/>
+          <w:szCs w:val="24"/>
+        </w:rPr>
+        <w:t xml:space="preserve">. Această abordare urmărește reducerea </w:t>
+      </w:r>
+      <w:r>
+        <w:rPr>
+          <w:rFonts w:ascii="Arial" w:hAnsi="Arial" w:cs="Arial"/>
+          <w:sz w:val="24"/>
+          <w:szCs w:val="24"/>
+        </w:rPr>
+        <w:t>interdependențelor modulare</w:t>
+      </w:r>
+      <w:r>
+        <w:rPr>
+          <w:rFonts w:ascii="Arial" w:hAnsi="Arial" w:cs="Arial"/>
+          <w:sz w:val="24"/>
+          <w:szCs w:val="24"/>
+        </w:rPr>
+        <w:t xml:space="preserve"> permite dezvoltarea, testarea</w:t>
+      </w:r>
+      <w:r>
+        <w:rPr>
+          <w:rFonts w:ascii="Arial" w:hAnsi="Arial" w:cs="Arial"/>
+          <w:sz w:val="24"/>
+          <w:szCs w:val="24"/>
+        </w:rPr>
+        <w:t xml:space="preserve">, respectiv </w:t>
+      </w:r>
+      <w:r>
+        <w:rPr>
+          <w:rFonts w:ascii="Arial" w:hAnsi="Arial" w:cs="Arial"/>
+          <w:sz w:val="24"/>
+          <w:szCs w:val="24"/>
+        </w:rPr>
+        <w:t xml:space="preserve">reutilizarea </w:t>
+      </w:r>
+      <w:r>
+        <w:rPr>
+          <w:rFonts w:ascii="Arial" w:hAnsi="Arial" w:cs="Arial"/>
+          <w:sz w:val="24"/>
+          <w:szCs w:val="24"/>
+        </w:rPr>
+        <w:t>componentelor</w:t>
+      </w:r>
+      <w:r>
+        <w:rPr>
+          <w:rFonts w:ascii="Arial" w:hAnsi="Arial" w:cs="Arial"/>
+          <w:sz w:val="24"/>
+          <w:szCs w:val="24"/>
+        </w:rPr>
+        <w:t xml:space="preserve"> hardware.</w:t>
+      </w:r>
+    </w:p>
+    <w:p>
+      <w:pPr>
+        <w:ind w:firstLine="576"/>
+        <w:jc w:val="both"/>
+        <w:rPr>
+          <w:rFonts w:ascii="Arial" w:hAnsi="Arial" w:cs="Arial"/>
+          <w:sz w:val="24"/>
+          <w:szCs w:val="24"/>
+        </w:rPr>
+      </w:pPr>
+      <w:r>
+        <w:rPr>
+          <w:rFonts w:ascii="Arial" w:hAnsi="Arial" w:cs="Arial"/>
+          <w:sz w:val="24"/>
+          <w:szCs w:val="24"/>
+        </w:rPr>
+        <w:t xml:space="preserve">În cadrul implementării realizate, </w:t>
+      </w:r>
+      <w:r>
+        <w:rPr>
+          <w:rFonts w:ascii="Arial" w:hAnsi="Arial" w:cs="Arial"/>
+          <w:sz w:val="24"/>
+          <w:szCs w:val="24"/>
+        </w:rPr>
+        <w:t>structurile auxiliare</w:t>
+      </w:r>
+      <w:r>
+        <w:rPr>
+          <w:rFonts w:ascii="Arial" w:hAnsi="Arial" w:cs="Arial"/>
+          <w:sz w:val="24"/>
+          <w:szCs w:val="24"/>
+        </w:rPr>
+        <w:t xml:space="preserve"> comune, precum tipurile de date, funcțiile de conversie și eventualele constante utilizate de mai multe module, sunt grupate într-o bibliotecă separată. Modulele care implementează transformările AES pot importa astfel doar resursele necesare</w:t>
+      </w:r>
+      <w:r>
+        <w:rPr>
+          <w:rFonts w:ascii="Arial" w:hAnsi="Arial" w:cs="Arial"/>
+          <w:sz w:val="24"/>
+          <w:szCs w:val="24"/>
+        </w:rPr>
+        <w:t>.</w:t>
+      </w:r>
+    </w:p>
+    <w:p>
+      <w:pPr>
+        <w:rPr>
+          <w:rFonts w:ascii="Arial" w:hAnsi="Arial" w:cs="Arial"/>
+          <w:sz w:val="24"/>
+          <w:szCs w:val="24"/>
+        </w:rPr>
+      </w:pPr>
+    </w:p>
+    <w:p>
+      <w:pPr>
+        <w:rPr>
+          <w:rFonts w:ascii="Arial" w:hAnsi="Arial" w:cs="Arial"/>
+          <w:sz w:val="24"/>
+          <w:szCs w:val="24"/>
+        </w:rPr>
+      </w:pPr>
+    </w:p>
+    <w:p>
+      <w:pPr>
+        <w:ind w:firstLine="576"/>
+        <w:jc w:val="both"/>
+        <w:rPr>
+          <w:rFonts w:ascii="Arial" w:hAnsi="Arial" w:cs="Arial"/>
+          <w:sz w:val="24"/>
+          <w:szCs w:val="24"/>
+        </w:rPr>
+      </w:pPr>
+      <w:r>
+        <w:rPr>
+          <w:rFonts w:ascii="Arial" w:hAnsi="Arial" w:cs="Arial"/>
+          <w:sz w:val="24"/>
+          <w:szCs w:val="24"/>
+        </w:rPr>
+        <w:t xml:space="preserve">Această separare contribuie și la procesul de verificare. Fiecare modul poate fi asociat unui </w:t>
+      </w:r>
+      <w:proofErr w:type="spellStart"/>
+      <w:r>
+        <w:rPr>
+          <w:rFonts w:ascii="Arial" w:hAnsi="Arial" w:cs="Arial"/>
+          <w:i/>
+          <w:iCs/>
+          <w:sz w:val="24"/>
+          <w:szCs w:val="24"/>
+        </w:rPr>
+        <w:t>testbench</w:t>
+      </w:r>
+      <w:proofErr w:type="spellEnd"/>
+      <w:r>
+        <w:rPr>
+          <w:rFonts w:ascii="Arial" w:hAnsi="Arial" w:cs="Arial"/>
+          <w:sz w:val="24"/>
+          <w:szCs w:val="24"/>
+        </w:rPr>
+        <w:t xml:space="preserve"> propriu, iar eventualele modificări efectuate asupra unei componente pot fi validate izolat înainte de integrarea în nucleul complet. În plus, păstrarea unei ierarhii clare facilitează interpretarea rezultatelor obținute în etapele </w:t>
+      </w:r>
+      <w:r>
+        <w:rPr>
+          <w:rFonts w:ascii="Arial" w:hAnsi="Arial" w:cs="Arial"/>
+          <w:sz w:val="24"/>
+          <w:szCs w:val="24"/>
+        </w:rPr>
+        <w:t xml:space="preserve">de </w:t>
+      </w:r>
+      <w:r>
+        <w:rPr>
+          <w:rFonts w:ascii="Arial" w:hAnsi="Arial" w:cs="Arial"/>
+          <w:sz w:val="24"/>
+          <w:szCs w:val="24"/>
+        </w:rPr>
+        <w:t>sinteză și implementare</w:t>
+      </w:r>
+      <w:r>
+        <w:rPr>
+          <w:rFonts w:ascii="Arial" w:hAnsi="Arial" w:cs="Arial"/>
+          <w:sz w:val="24"/>
+          <w:szCs w:val="24"/>
+        </w:rPr>
+        <w:t>.</w:t>
+      </w:r>
+    </w:p>
+    <w:p>
+      <w:pPr>
+        <w:ind w:firstLine="576"/>
+        <w:jc w:val="both"/>
+        <w:rPr>
+          <w:rFonts w:ascii="Arial" w:hAnsi="Arial" w:cs="Arial"/>
+          <w:sz w:val="24"/>
+          <w:szCs w:val="24"/>
+        </w:rPr>
+      </w:pPr>
+      <w:r>
+        <w:rPr>
+          <w:rFonts w:ascii="Arial" w:hAnsi="Arial" w:cs="Arial"/>
+          <w:sz w:val="24"/>
+          <w:szCs w:val="24"/>
+        </w:rPr>
+        <w:t xml:space="preserve">Componenta de </w:t>
+      </w:r>
+      <w:proofErr w:type="spellStart"/>
+      <w:r>
+        <w:rPr>
+          <w:rFonts w:ascii="Arial" w:hAnsi="Arial" w:cs="Arial"/>
+          <w:sz w:val="24"/>
+          <w:szCs w:val="24"/>
+        </w:rPr>
+        <w:t>firmware</w:t>
+      </w:r>
+      <w:proofErr w:type="spellEnd"/>
+      <w:r>
+        <w:rPr>
+          <w:rFonts w:ascii="Arial" w:hAnsi="Arial" w:cs="Arial"/>
+          <w:sz w:val="24"/>
+          <w:szCs w:val="24"/>
+        </w:rPr>
+        <w:t xml:space="preserve"> a proiectului este menținută separat, în cadrul mediului de dezvoltare </w:t>
+      </w:r>
+      <w:proofErr w:type="spellStart"/>
+      <w:r>
+        <w:rPr>
+          <w:rFonts w:ascii="Arial" w:hAnsi="Arial" w:cs="Arial"/>
+          <w:sz w:val="24"/>
+          <w:szCs w:val="24"/>
+        </w:rPr>
+        <w:t>Vitis</w:t>
+      </w:r>
+      <w:proofErr w:type="spellEnd"/>
+      <w:r>
+        <w:rPr>
+          <w:rFonts w:ascii="Arial" w:hAnsi="Arial" w:cs="Arial"/>
+          <w:sz w:val="24"/>
+          <w:szCs w:val="24"/>
+        </w:rPr>
+        <w:t>.</w:t>
+      </w:r>
+      <w:r>
+        <w:rPr>
+          <w:rFonts w:ascii="Arial" w:hAnsi="Arial" w:cs="Arial"/>
+          <w:sz w:val="24"/>
+          <w:szCs w:val="24"/>
+        </w:rPr>
+        <w:t xml:space="preserve"> Astfel, la nivelul acestuia a fost definită o platformă </w:t>
+      </w:r>
+      <w:r>
+        <w:rPr>
+          <w:rFonts w:ascii="Arial" w:hAnsi="Arial" w:cs="Arial"/>
+          <w:i/>
+          <w:iCs/>
+          <w:sz w:val="24"/>
+          <w:szCs w:val="24"/>
+        </w:rPr>
+        <w:t xml:space="preserve">hardware </w:t>
+      </w:r>
+      <w:r>
+        <w:rPr>
+          <w:rFonts w:ascii="Arial" w:hAnsi="Arial" w:cs="Arial"/>
+          <w:sz w:val="24"/>
+          <w:szCs w:val="24"/>
+        </w:rPr>
+        <w:t xml:space="preserve">care, prin intermediul unui un </w:t>
+      </w:r>
+      <w:r>
+        <w:rPr>
+          <w:rFonts w:ascii="Arial" w:hAnsi="Arial" w:cs="Arial"/>
+          <w:i/>
+          <w:iCs/>
+          <w:sz w:val="24"/>
+          <w:szCs w:val="24"/>
+        </w:rPr>
+        <w:t xml:space="preserve">board </w:t>
+      </w:r>
+      <w:proofErr w:type="spellStart"/>
+      <w:r>
+        <w:rPr>
+          <w:rFonts w:ascii="Arial" w:hAnsi="Arial" w:cs="Arial"/>
+          <w:i/>
+          <w:iCs/>
+          <w:sz w:val="24"/>
+          <w:szCs w:val="24"/>
+        </w:rPr>
+        <w:t>support</w:t>
+      </w:r>
+      <w:proofErr w:type="spellEnd"/>
+      <w:r>
+        <w:rPr>
+          <w:rFonts w:ascii="Arial" w:hAnsi="Arial" w:cs="Arial"/>
+          <w:i/>
+          <w:iCs/>
+          <w:sz w:val="24"/>
+          <w:szCs w:val="24"/>
+        </w:rPr>
+        <w:t xml:space="preserve"> </w:t>
+      </w:r>
+      <w:proofErr w:type="spellStart"/>
+      <w:r>
+        <w:rPr>
+          <w:rFonts w:ascii="Arial" w:hAnsi="Arial" w:cs="Arial"/>
+          <w:i/>
+          <w:iCs/>
+          <w:sz w:val="24"/>
+          <w:szCs w:val="24"/>
+        </w:rPr>
+        <w:t>package</w:t>
+      </w:r>
+      <w:proofErr w:type="spellEnd"/>
+      <w:r>
+        <w:rPr>
+          <w:rFonts w:ascii="Arial" w:hAnsi="Arial" w:cs="Arial"/>
+          <w:i/>
+          <w:iCs/>
+          <w:sz w:val="24"/>
+          <w:szCs w:val="24"/>
+        </w:rPr>
+        <w:t xml:space="preserve"> </w:t>
+      </w:r>
+      <w:r>
+        <w:rPr>
+          <w:rFonts w:ascii="Arial" w:hAnsi="Arial" w:cs="Arial"/>
+          <w:sz w:val="24"/>
+          <w:szCs w:val="24"/>
+        </w:rPr>
+        <w:t>(BSP), oferă facilitățile și secvențele de instrucțiuni necesare inițializării sistemului de procesare integrat.</w:t>
+      </w:r>
+    </w:p>
+    <w:p>
+      <w:pPr>
+        <w:ind w:firstLine="576"/>
+        <w:jc w:val="both"/>
+        <w:rPr>
+          <w:rFonts w:ascii="Arial" w:hAnsi="Arial" w:cs="Arial"/>
+          <w:sz w:val="24"/>
+          <w:szCs w:val="24"/>
+        </w:rPr>
+      </w:pPr>
+      <w:r>
+        <w:rPr>
+          <w:rFonts w:ascii="Arial" w:hAnsi="Arial" w:cs="Arial"/>
+          <w:sz w:val="24"/>
+          <w:szCs w:val="24"/>
+        </w:rPr>
+        <w:t xml:space="preserve"> În cazul </w:t>
+      </w:r>
+      <w:r>
+        <w:rPr>
+          <w:rFonts w:ascii="Arial" w:hAnsi="Arial" w:cs="Arial"/>
+          <w:sz w:val="24"/>
+          <w:szCs w:val="24"/>
+        </w:rPr>
+        <w:t>sistemului de față,</w:t>
+      </w:r>
+      <w:r>
+        <w:rPr>
+          <w:rFonts w:ascii="Arial" w:hAnsi="Arial" w:cs="Arial"/>
+          <w:sz w:val="24"/>
+          <w:szCs w:val="24"/>
+        </w:rPr>
+        <w:t xml:space="preserve"> pachetul nu va integra un sistem de operare, aplicație cât </w:t>
+      </w:r>
+      <w:r>
+        <w:rPr>
+          <w:rFonts w:ascii="Arial" w:hAnsi="Arial" w:cs="Arial"/>
+          <w:sz w:val="24"/>
+          <w:szCs w:val="24"/>
+        </w:rPr>
+        <w:t>ș</w:t>
+      </w:r>
+      <w:r>
+        <w:rPr>
+          <w:rFonts w:ascii="Arial" w:hAnsi="Arial" w:cs="Arial"/>
+          <w:sz w:val="24"/>
+          <w:szCs w:val="24"/>
+        </w:rPr>
+        <w:t xml:space="preserve">i </w:t>
+      </w:r>
+      <w:proofErr w:type="spellStart"/>
+      <w:r>
+        <w:rPr>
+          <w:rFonts w:ascii="Arial" w:hAnsi="Arial" w:cs="Arial"/>
+          <w:sz w:val="24"/>
+          <w:szCs w:val="24"/>
+        </w:rPr>
+        <w:t>firmware-ul</w:t>
+      </w:r>
+      <w:proofErr w:type="spellEnd"/>
+      <w:r>
+        <w:rPr>
+          <w:rFonts w:ascii="Arial" w:hAnsi="Arial" w:cs="Arial"/>
+          <w:sz w:val="24"/>
+          <w:szCs w:val="24"/>
+        </w:rPr>
+        <w:t xml:space="preserve"> vor rula într-un mediu </w:t>
+      </w:r>
+      <w:r>
+        <w:rPr>
+          <w:rFonts w:ascii="Arial" w:hAnsi="Arial" w:cs="Arial"/>
+          <w:i/>
+          <w:iCs/>
+          <w:sz w:val="24"/>
+          <w:szCs w:val="24"/>
+        </w:rPr>
+        <w:t>bare-metal</w:t>
+      </w:r>
+      <w:r>
+        <w:rPr>
+          <w:rFonts w:ascii="Arial" w:hAnsi="Arial" w:cs="Arial"/>
+          <w:sz w:val="24"/>
+          <w:szCs w:val="24"/>
+        </w:rPr>
+        <w:t>.</w:t>
+      </w:r>
+      <w:r>
+        <w:rPr>
+          <w:rFonts w:ascii="Arial" w:hAnsi="Arial" w:cs="Arial"/>
+          <w:sz w:val="24"/>
+          <w:szCs w:val="24"/>
+        </w:rPr>
+        <w:t xml:space="preserve"> Bineînțeles, utilizarea unui sistem de operare dedicat, precum </w:t>
+      </w:r>
+      <w:proofErr w:type="spellStart"/>
+      <w:r>
+        <w:rPr>
+          <w:rFonts w:ascii="Arial" w:hAnsi="Arial" w:cs="Arial"/>
+          <w:i/>
+          <w:iCs/>
+          <w:sz w:val="24"/>
+          <w:szCs w:val="24"/>
+        </w:rPr>
+        <w:t>PetaLinux</w:t>
+      </w:r>
+      <w:proofErr w:type="spellEnd"/>
+      <w:r>
+        <w:rPr>
+          <w:rFonts w:ascii="Arial" w:hAnsi="Arial" w:cs="Arial"/>
+          <w:sz w:val="24"/>
+          <w:szCs w:val="24"/>
+        </w:rPr>
+        <w:t xml:space="preserve"> este posibilă însă, un astfel de scop nu este vizat de proiectul dezvoltat.</w:t>
+      </w:r>
+    </w:p>
+    <w:p>
+      <w:pPr>
+        <w:rPr>
+          <w:rFonts w:ascii="Arial" w:hAnsi="Arial" w:cs="Arial"/>
+          <w:sz w:val="24"/>
+          <w:szCs w:val="24"/>
+        </w:rPr>
+      </w:pPr>
+      <w:r>
+        <w:rPr>
+          <w:rFonts w:ascii="Arial" w:hAnsi="Arial" w:cs="Arial"/>
+          <w:sz w:val="24"/>
+          <w:szCs w:val="24"/>
+        </w:rPr>
+        <w:tab/>
+        <w:t>Structura organizațională a proiectului este prezentată în cadrul Figurii 5.</w:t>
+      </w:r>
+      <w:r>
+        <w:rPr>
+          <w:rFonts w:ascii="Arial" w:hAnsi="Arial" w:cs="Arial"/>
+          <w:sz w:val="24"/>
+          <w:szCs w:val="24"/>
+        </w:rPr>
+        <w:t>2</w:t>
+      </w:r>
+      <w:r>
+        <w:rPr>
+          <w:rFonts w:ascii="Arial" w:hAnsi="Arial" w:cs="Arial"/>
+          <w:sz w:val="24"/>
+          <w:szCs w:val="24"/>
+        </w:rPr>
+        <w:t>.</w:t>
+      </w:r>
+    </w:p>
+    <w:p>
+      <w:pPr>
+        <w:rPr>
+          <w:rFonts w:ascii="Arial" w:hAnsi="Arial" w:cs="Arial"/>
+          <w:sz w:val="24"/>
+          <w:szCs w:val="24"/>
+        </w:rPr>
+      </w:pPr>
+    </w:p>
+    <w:p>
+      <w:pPr>
+        <w:keepNext/>
+        <w:jc w:val="center"/>
+      </w:pPr>
+      <w:r>
+        <w:rPr>
+          <w:rFonts w:ascii="Arial" w:hAnsi="Arial" w:cs="Arial"/>
+          <w:noProof/>
+          <w:sz w:val="24"/>
+          <w:szCs w:val="24"/>
+        </w:rPr>
+        <w:drawing>
+          <wp:inline distT="0" distB="0" distL="0" distR="0" wp14:anchorId="1D2D4F6E" wp14:editId="1D3009A5">
+            <wp:extent cx="3321170" cy="2202398"/>
+            <wp:effectExtent l="0" t="0" r="0" b="7620"/>
+            <wp:docPr id="1532425324" name="Graphic 14"/>
+            <wp:cNvGraphicFramePr>
+              <a:graphicFrameLocks xmlns:a="http://schemas.openxmlformats.org/drawingml/2006/main" noChangeAspect="1"/>
+            </wp:cNvGraphicFramePr>
+            <a:graphic xmlns:a="http://schemas.openxmlformats.org/drawingml/2006/main">
+              <a:graphicData uri="http://schemas.openxmlformats.org/drawingml/2006/picture">
+                <pic:pic xmlns:pic="http://schemas.openxmlformats.org/drawingml/2006/picture">
+                  <pic:nvPicPr>
+                    <pic:cNvPr id="1532425324" name="Graphic 1532425324"/>
+                    <pic:cNvPicPr/>
+                  </pic:nvPicPr>
+                  <pic:blipFill>
+                    <a:blip r:embed="rId46">
+                      <a:extLst>
+                        <a:ext uri="{96DAC541-7B7A-43D3-8B79-37D633B846F1}">
+                          <asvg:svgBlip xmlns:asvg="http://schemas.microsoft.com/office/drawing/2016/SVG/main" r:embed="rId47"/>
+                        </a:ext>
+                      </a:extLst>
+                    </a:blip>
+                    <a:stretch>
+                      <a:fillRect/>
+                    </a:stretch>
+                  </pic:blipFill>
+                  <pic:spPr>
+                    <a:xfrm>
+                      <a:off x="0" y="0"/>
+                      <a:ext cx="3362048" cy="2229506"/>
+                    </a:xfrm>
+                    <a:prstGeom prst="rect">
+                      <a:avLst/>
+                    </a:prstGeom>
+                  </pic:spPr>
+                </pic:pic>
+              </a:graphicData>
+            </a:graphic>
+          </wp:inline>
+        </w:drawing>
+      </w:r>
+    </w:p>
+    <w:p>
+      <w:pPr>
+        <w:pStyle w:val="Caption"/>
+        <w:jc w:val="center"/>
+        <w:rPr>
+          <w:rFonts w:ascii="Arial" w:hAnsi="Arial" w:cs="Arial"/>
+          <w:color w:val="auto"/>
+          <w:sz w:val="28"/>
+          <w:szCs w:val="28"/>
+        </w:rPr>
+      </w:pPr>
+      <w:r>
+        <w:rPr>
+          <w:rFonts w:ascii="Arial" w:hAnsi="Arial" w:cs="Arial"/>
+          <w:color w:val="auto"/>
+          <w:sz w:val="20"/>
+          <w:szCs w:val="20"/>
+        </w:rPr>
+        <w:t xml:space="preserve">Figura </w:t>
+      </w:r>
+      <w:r>
+        <w:rPr>
+          <w:rFonts w:ascii="Arial" w:hAnsi="Arial" w:cs="Arial"/>
+          <w:color w:val="auto"/>
+          <w:sz w:val="20"/>
+          <w:szCs w:val="20"/>
+        </w:rPr>
+        <w:fldChar w:fldCharType="begin"/>
+      </w:r>
+      <w:r>
+        <w:rPr>
+          <w:rFonts w:ascii="Arial" w:hAnsi="Arial" w:cs="Arial"/>
+          <w:color w:val="auto"/>
+          <w:sz w:val="20"/>
+          <w:szCs w:val="20"/>
+        </w:rPr>
+        <w:instrText xml:space="preserve"> STYLEREF 1 \s </w:instrText>
+      </w:r>
+      <w:r>
+        <w:rPr>
+          <w:rFonts w:ascii="Arial" w:hAnsi="Arial" w:cs="Arial"/>
+          <w:color w:val="auto"/>
+          <w:sz w:val="20"/>
+          <w:szCs w:val="20"/>
+        </w:rPr>
+        <w:fldChar w:fldCharType="separate"/>
+      </w:r>
+      <w:r>
+        <w:rPr>
+          <w:rFonts w:ascii="Arial" w:hAnsi="Arial" w:cs="Arial"/>
+          <w:noProof/>
+          <w:color w:val="auto"/>
+          <w:sz w:val="20"/>
+          <w:szCs w:val="20"/>
+        </w:rPr>
+        <w:t>5</w:t>
+      </w:r>
+      <w:r>
+        <w:rPr>
+          <w:rFonts w:ascii="Arial" w:hAnsi="Arial" w:cs="Arial"/>
+          <w:color w:val="auto"/>
+          <w:sz w:val="20"/>
+          <w:szCs w:val="20"/>
+        </w:rPr>
+        <w:fldChar w:fldCharType="end"/>
+      </w:r>
+      <w:r>
+        <w:rPr>
+          <w:rFonts w:ascii="Arial" w:hAnsi="Arial" w:cs="Arial"/>
+          <w:color w:val="auto"/>
+          <w:sz w:val="20"/>
+          <w:szCs w:val="20"/>
+        </w:rPr>
+        <w:t>.</w:t>
+      </w:r>
+      <w:r>
+        <w:rPr>
+          <w:rFonts w:ascii="Arial" w:hAnsi="Arial" w:cs="Arial"/>
+          <w:color w:val="auto"/>
+          <w:sz w:val="20"/>
+          <w:szCs w:val="20"/>
+        </w:rPr>
+        <w:fldChar w:fldCharType="begin"/>
+      </w:r>
+      <w:r>
+        <w:rPr>
+          <w:rFonts w:ascii="Arial" w:hAnsi="Arial" w:cs="Arial"/>
+          <w:color w:val="auto"/>
+          <w:sz w:val="20"/>
+          <w:szCs w:val="20"/>
+        </w:rPr>
+        <w:instrText xml:space="preserve"> SEQ Figura \* ARABIC \s 1 </w:instrText>
+      </w:r>
+      <w:r>
+        <w:rPr>
+          <w:rFonts w:ascii="Arial" w:hAnsi="Arial" w:cs="Arial"/>
+          <w:color w:val="auto"/>
+          <w:sz w:val="20"/>
+          <w:szCs w:val="20"/>
+        </w:rPr>
+        <w:fldChar w:fldCharType="separate"/>
+      </w:r>
+      <w:r>
+        <w:rPr>
+          <w:rFonts w:ascii="Arial" w:hAnsi="Arial" w:cs="Arial"/>
+          <w:noProof/>
+          <w:color w:val="auto"/>
+          <w:sz w:val="20"/>
+          <w:szCs w:val="20"/>
+        </w:rPr>
+        <w:t>2</w:t>
+      </w:r>
+      <w:r>
+        <w:rPr>
+          <w:rFonts w:ascii="Arial" w:hAnsi="Arial" w:cs="Arial"/>
+          <w:color w:val="auto"/>
+          <w:sz w:val="20"/>
+          <w:szCs w:val="20"/>
+        </w:rPr>
+        <w:fldChar w:fldCharType="end"/>
+      </w:r>
+      <w:r>
+        <w:rPr>
+          <w:rFonts w:ascii="Arial" w:hAnsi="Arial" w:cs="Arial"/>
+          <w:color w:val="auto"/>
+          <w:sz w:val="20"/>
+          <w:szCs w:val="20"/>
+        </w:rPr>
+        <w:t xml:space="preserve"> Structura generală a proiectului</w:t>
+      </w:r>
+    </w:p>
+    <w:p>
+      <w:pPr>
+        <w:jc w:val="center"/>
+        <w:rPr>
+          <w:rFonts w:ascii="Arial" w:hAnsi="Arial" w:cs="Arial"/>
+          <w:sz w:val="24"/>
+          <w:szCs w:val="24"/>
+        </w:rPr>
+      </w:pPr>
+    </w:p>
+    <w:p>
+      <w:pPr>
+        <w:pStyle w:val="Heading2"/>
+      </w:pPr>
+      <w:r>
         <w:t>REPREZENTAREA INTERNĂ A STĂRII</w:t>
       </w:r>
     </w:p>
@@ -40836,7 +41557,7 @@
                     <pic:cNvPicPr/>
                   </pic:nvPicPr>
                   <pic:blipFill>
-                    <a:blip r:embed="rId46">
+                    <a:blip r:embed="rId48">
                       <a:extLst>
                         <a:ext uri="{28A0092B-C50C-407E-A947-70E740481C1C}">
                           <a14:useLocalDpi xmlns:a14="http://schemas.microsoft.com/office/drawing/2010/main" val="0"/>
@@ -41448,7 +42169,7 @@
                     <pic:cNvPicPr/>
                   </pic:nvPicPr>
                   <pic:blipFill>
-                    <a:blip r:embed="rId47">
+                    <a:blip r:embed="rId49">
                       <a:extLst>
                         <a:ext uri="{28A0092B-C50C-407E-A947-70E740481C1C}">
                           <a14:useLocalDpi xmlns:a14="http://schemas.microsoft.com/office/drawing/2010/main" val="0"/>
@@ -41776,9 +42497,9 @@
           <w:szCs w:val="24"/>
         </w:rPr>
         <w:drawing>
-          <wp:inline distT="0" distB="0" distL="0" distR="0" wp14:anchorId="18CF195A" wp14:editId="183431C1">
+          <wp:inline distT="0" distB="0" distL="0" distR="0" wp14:anchorId="18CF195A" wp14:editId="5EE2BB96">
             <wp:extent cx="2830983" cy="3933021"/>
-            <wp:effectExtent l="0" t="0" r="7620" b="0"/>
+            <wp:effectExtent l="0" t="0" r="0" b="6985"/>
             <wp:docPr id="1345198752" name="Picture 4"/>
             <wp:cNvGraphicFramePr>
               <a:graphicFrameLocks xmlns:a="http://schemas.openxmlformats.org/drawingml/2006/main" noChangeAspect="1"/>
@@ -41791,7 +42512,7 @@
                     <pic:cNvPicPr/>
                   </pic:nvPicPr>
                   <pic:blipFill>
-                    <a:blip r:embed="rId48">
+                    <a:blip r:embed="rId50">
                       <a:extLst>
                         <a:ext uri="{28A0092B-C50C-407E-A947-70E740481C1C}">
                           <a14:useLocalDpi xmlns:a14="http://schemas.microsoft.com/office/drawing/2010/main" val="0"/>
@@ -41805,7 +42526,7 @@
                   <pic:spPr>
                     <a:xfrm>
                       <a:off x="0" y="0"/>
-                      <a:ext cx="2838373" cy="3943287"/>
+                      <a:ext cx="2830983" cy="3933021"/>
                     </a:xfrm>
                     <a:prstGeom prst="rect">
                       <a:avLst/>
@@ -42063,7 +42784,7 @@
                     <pic:cNvPicPr/>
                   </pic:nvPicPr>
                   <pic:blipFill>
-                    <a:blip r:embed="rId49">
+                    <a:blip r:embed="rId51">
                       <a:extLst>
                         <a:ext uri="{28A0092B-C50C-407E-A947-70E740481C1C}">
                           <a14:useLocalDpi xmlns:a14="http://schemas.microsoft.com/office/drawing/2010/main" val="0"/>
@@ -42378,7 +43099,7 @@
                     <pic:cNvPicPr/>
                   </pic:nvPicPr>
                   <pic:blipFill>
-                    <a:blip r:embed="rId50">
+                    <a:blip r:embed="rId52">
                       <a:extLst>
                         <a:ext uri="{28A0092B-C50C-407E-A947-70E740481C1C}">
                           <a14:useLocalDpi xmlns:a14="http://schemas.microsoft.com/office/drawing/2010/main" val="0"/>
@@ -42574,18 +43295,204 @@
     </w:p>
     <w:p>
       <w:pPr>
-        <w:rPr>
-          <w:rFonts w:ascii="Arial" w:hAnsi="Arial" w:cs="Arial"/>
-          <w:sz w:val="24"/>
-          <w:szCs w:val="24"/>
-        </w:rPr>
-      </w:pPr>
+        <w:keepNext/>
+        <w:jc w:val="center"/>
+      </w:pPr>
+      <w:r>
+        <w:rPr>
+          <w:rFonts w:ascii="Arial" w:hAnsi="Arial" w:cs="Arial"/>
+          <w:noProof/>
+          <w:sz w:val="24"/>
+          <w:szCs w:val="24"/>
+        </w:rPr>
+        <w:drawing>
+          <wp:inline distT="0" distB="0" distL="0" distR="0" wp14:anchorId="6A241E3A" wp14:editId="131FC5AA">
+            <wp:extent cx="3174797" cy="3774912"/>
+            <wp:effectExtent l="0" t="0" r="6985" b="0"/>
+            <wp:docPr id="848794412" name="Picture 8"/>
+            <wp:cNvGraphicFramePr>
+              <a:graphicFrameLocks xmlns:a="http://schemas.openxmlformats.org/drawingml/2006/main" noChangeAspect="1"/>
+            </wp:cNvGraphicFramePr>
+            <a:graphic xmlns:a="http://schemas.openxmlformats.org/drawingml/2006/main">
+              <a:graphicData uri="http://schemas.openxmlformats.org/drawingml/2006/picture">
+                <pic:pic xmlns:pic="http://schemas.openxmlformats.org/drawingml/2006/picture">
+                  <pic:nvPicPr>
+                    <pic:cNvPr id="848794412" name="Picture 848794412"/>
+                    <pic:cNvPicPr/>
+                  </pic:nvPicPr>
+                  <pic:blipFill>
+                    <a:blip r:embed="rId53">
+                      <a:extLst>
+                        <a:ext uri="{28A0092B-C50C-407E-A947-70E740481C1C}">
+                          <a14:useLocalDpi xmlns:a14="http://schemas.microsoft.com/office/drawing/2010/main" val="0"/>
+                        </a:ext>
+                      </a:extLst>
+                    </a:blip>
+                    <a:stretch>
+                      <a:fillRect/>
+                    </a:stretch>
+                  </pic:blipFill>
+                  <pic:spPr>
+                    <a:xfrm>
+                      <a:off x="0" y="0"/>
+                      <a:ext cx="3183393" cy="3785133"/>
+                    </a:xfrm>
+                    <a:prstGeom prst="rect">
+                      <a:avLst/>
+                    </a:prstGeom>
+                  </pic:spPr>
+                </pic:pic>
+              </a:graphicData>
+            </a:graphic>
+          </wp:inline>
+        </w:drawing>
+      </w:r>
+    </w:p>
+    <w:p>
+      <w:pPr>
+        <w:pStyle w:val="Caption"/>
+        <w:jc w:val="center"/>
+        <w:rPr>
+          <w:rFonts w:ascii="Arial" w:hAnsi="Arial" w:cs="Arial"/>
+          <w:color w:val="auto"/>
+          <w:sz w:val="20"/>
+          <w:szCs w:val="20"/>
+        </w:rPr>
+      </w:pPr>
+      <w:r>
+        <w:rPr>
+          <w:rFonts w:ascii="Arial" w:hAnsi="Arial" w:cs="Arial"/>
+          <w:color w:val="auto"/>
+          <w:sz w:val="20"/>
+          <w:szCs w:val="20"/>
+        </w:rPr>
+        <w:t xml:space="preserve">Secvența de cod </w:t>
+      </w:r>
+      <w:r>
+        <w:rPr>
+          <w:rFonts w:ascii="Arial" w:hAnsi="Arial" w:cs="Arial"/>
+          <w:color w:val="auto"/>
+          <w:sz w:val="20"/>
+          <w:szCs w:val="20"/>
+        </w:rPr>
+        <w:fldChar w:fldCharType="begin"/>
+      </w:r>
+      <w:r>
+        <w:rPr>
+          <w:rFonts w:ascii="Arial" w:hAnsi="Arial" w:cs="Arial"/>
+          <w:color w:val="auto"/>
+          <w:sz w:val="20"/>
+          <w:szCs w:val="20"/>
+        </w:rPr>
+        <w:instrText xml:space="preserve"> STYLEREF 1 \s </w:instrText>
+      </w:r>
+      <w:r>
+        <w:rPr>
+          <w:rFonts w:ascii="Arial" w:hAnsi="Arial" w:cs="Arial"/>
+          <w:color w:val="auto"/>
+          <w:sz w:val="20"/>
+          <w:szCs w:val="20"/>
+        </w:rPr>
+        <w:fldChar w:fldCharType="separate"/>
+      </w:r>
+      <w:r>
+        <w:rPr>
+          <w:rFonts w:ascii="Arial" w:hAnsi="Arial" w:cs="Arial"/>
+          <w:noProof/>
+          <w:color w:val="auto"/>
+          <w:sz w:val="20"/>
+          <w:szCs w:val="20"/>
+        </w:rPr>
+        <w:t>5</w:t>
+      </w:r>
+      <w:r>
+        <w:rPr>
+          <w:rFonts w:ascii="Arial" w:hAnsi="Arial" w:cs="Arial"/>
+          <w:color w:val="auto"/>
+          <w:sz w:val="20"/>
+          <w:szCs w:val="20"/>
+        </w:rPr>
+        <w:fldChar w:fldCharType="end"/>
+      </w:r>
+      <w:r>
+        <w:rPr>
+          <w:rFonts w:ascii="Arial" w:hAnsi="Arial" w:cs="Arial"/>
+          <w:color w:val="auto"/>
+          <w:sz w:val="20"/>
+          <w:szCs w:val="20"/>
+        </w:rPr>
+        <w:t>.</w:t>
+      </w:r>
+      <w:r>
+        <w:rPr>
+          <w:rFonts w:ascii="Arial" w:hAnsi="Arial" w:cs="Arial"/>
+          <w:color w:val="auto"/>
+          <w:sz w:val="20"/>
+          <w:szCs w:val="20"/>
+        </w:rPr>
+        <w:fldChar w:fldCharType="begin"/>
+      </w:r>
+      <w:r>
+        <w:rPr>
+          <w:rFonts w:ascii="Arial" w:hAnsi="Arial" w:cs="Arial"/>
+          <w:color w:val="auto"/>
+          <w:sz w:val="20"/>
+          <w:szCs w:val="20"/>
+        </w:rPr>
+        <w:instrText xml:space="preserve"> SEQ Secvența_de_cod \* ARABIC \s 1 </w:instrText>
+      </w:r>
+      <w:r>
+        <w:rPr>
+          <w:rFonts w:ascii="Arial" w:hAnsi="Arial" w:cs="Arial"/>
+          <w:color w:val="auto"/>
+          <w:sz w:val="20"/>
+          <w:szCs w:val="20"/>
+        </w:rPr>
+        <w:fldChar w:fldCharType="separate"/>
+      </w:r>
+      <w:r>
+        <w:rPr>
+          <w:rFonts w:ascii="Arial" w:hAnsi="Arial" w:cs="Arial"/>
+          <w:noProof/>
+          <w:color w:val="auto"/>
+          <w:sz w:val="20"/>
+          <w:szCs w:val="20"/>
+        </w:rPr>
+        <w:t>6</w:t>
+      </w:r>
+      <w:r>
+        <w:rPr>
+          <w:rFonts w:ascii="Arial" w:hAnsi="Arial" w:cs="Arial"/>
+          <w:color w:val="auto"/>
+          <w:sz w:val="20"/>
+          <w:szCs w:val="20"/>
+        </w:rPr>
+        <w:fldChar w:fldCharType="end"/>
+      </w:r>
+      <w:r>
+        <w:rPr>
+          <w:rFonts w:ascii="Arial" w:hAnsi="Arial" w:cs="Arial"/>
+          <w:color w:val="auto"/>
+          <w:sz w:val="20"/>
+          <w:szCs w:val="20"/>
+        </w:rPr>
+        <w:t xml:space="preserve"> Corpul funcției de conversie a matricei de stare</w:t>
+      </w:r>
+    </w:p>
+    <w:p/>
+    <w:p>
+      <w:pPr>
+        <w:pStyle w:val="Heading2"/>
+      </w:pPr>
+      <w:r>
+        <w:t>SUBSTITUȚIA OCTEȚILOR</w:t>
+      </w:r>
     </w:p>
     <w:sectPr>
-      <w:headerReference w:type="default" r:id="rId51"/>
-      <w:footerReference w:type="default" r:id="rId52"/>
-      <w:headerReference w:type="first" r:id="rId53"/>
-      <w:footerReference w:type="first" r:id="rId54"/>
+      <w:headerReference w:type="default" r:id="rId54"/>
+      <w:footerReference w:type="default" r:id="rId55"/>
+      <w:headerReference w:type="first" r:id="rId56"/>
+      <w:footerReference w:type="first" r:id="rId57"/>
       <w:pgSz w:w="11907" w:h="16840" w:code="9"/>
       <w:pgMar w:top="1418" w:right="1134" w:bottom="1134" w:left="1134" w:header="706" w:footer="778" w:gutter="0"/>
       <w:pgNumType w:start="0"/>
@@ -45639,11 +46546,11 @@
     <w:rsidRoot w:val="00F924A7"/>
     <w:rsid w:val="00192327"/>
     <w:rsid w:val="001D3BF4"/>
+    <w:rsid w:val="0024320B"/>
     <w:rsid w:val="00413C3B"/>
     <w:rsid w:val="0063133B"/>
     <w:rsid w:val="0072317D"/>
     <w:rsid w:val="007B47C5"/>
-    <w:rsid w:val="008130FA"/>
     <w:rsid w:val="00844611"/>
     <w:rsid w:val="009A561F"/>
     <w:rsid w:val="009F1A76"/>

--- a/Paper/BDA_AES.docx
+++ b/Paper/BDA_AES.docx
@@ -730,7 +730,7 @@
     <w:sdt>
       <w:sdtPr>
         <w:rPr>
-          <w:rFonts w:asciiTheme="minorHAnsi" w:eastAsiaTheme="minorEastAsia" w:hAnsiTheme="minorHAnsi" w:cs="Arial"/>
+          <w:rFonts w:eastAsiaTheme="minorEastAsia" w:cs="Arial"/>
           <w:b w:val="0"/>
           <w:bCs w:val="0"/>
           <w:smallCaps w:val="0"/>
@@ -772,6 +772,7 @@
               <w:tab w:val="right" w:leader="dot" w:pos="9629"/>
             </w:tabs>
             <w:rPr>
+              <w:rFonts w:ascii="Arial" w:hAnsi="Arial" w:cs="Arial"/>
               <w:noProof/>
               <w:kern w:val="2"/>
               <w:sz w:val="24"/>
@@ -801,13 +802,14 @@
             <w:r>
               <w:rPr>
                 <w:rStyle w:val="Hyperlink"/>
-                <w:rFonts w:cs="Arial"/>
+                <w:rFonts w:ascii="Arial" w:hAnsi="Arial" w:cs="Arial"/>
                 <w:noProof/>
               </w:rPr>
               <w:t>1</w:t>
             </w:r>
             <w:r>
               <w:rPr>
+                <w:rFonts w:ascii="Arial" w:hAnsi="Arial" w:cs="Arial"/>
                 <w:noProof/>
                 <w:kern w:val="2"/>
                 <w:sz w:val="24"/>
@@ -819,13 +821,14 @@
             <w:r>
               <w:rPr>
                 <w:rStyle w:val="Hyperlink"/>
-                <w:rFonts w:cs="Arial"/>
+                <w:rFonts w:ascii="Arial" w:hAnsi="Arial" w:cs="Arial"/>
                 <w:noProof/>
               </w:rPr>
               <w:t>INTRODUCERE</w:t>
             </w:r>
             <w:r>
               <w:rPr>
+                <w:rFonts w:ascii="Arial" w:hAnsi="Arial" w:cs="Arial"/>
                 <w:noProof/>
                 <w:webHidden/>
               </w:rPr>
@@ -833,6 +836,7 @@
             </w:r>
             <w:r>
               <w:rPr>
+                <w:rFonts w:ascii="Arial" w:hAnsi="Arial" w:cs="Arial"/>
                 <w:noProof/>
                 <w:webHidden/>
               </w:rPr>
@@ -840,6 +844,7 @@
             </w:r>
             <w:r>
               <w:rPr>
+                <w:rFonts w:ascii="Arial" w:hAnsi="Arial" w:cs="Arial"/>
                 <w:noProof/>
                 <w:webHidden/>
               </w:rPr>
@@ -847,12 +852,14 @@
             </w:r>
             <w:r>
               <w:rPr>
+                <w:rFonts w:ascii="Arial" w:hAnsi="Arial" w:cs="Arial"/>
                 <w:noProof/>
                 <w:webHidden/>
               </w:rPr>
             </w:r>
             <w:r>
               <w:rPr>
+                <w:rFonts w:ascii="Arial" w:hAnsi="Arial" w:cs="Arial"/>
                 <w:noProof/>
                 <w:webHidden/>
               </w:rPr>
@@ -860,6 +867,7 @@
             </w:r>
             <w:r>
               <w:rPr>
+                <w:rFonts w:ascii="Arial" w:hAnsi="Arial" w:cs="Arial"/>
                 <w:noProof/>
                 <w:webHidden/>
               </w:rPr>
@@ -867,6 +875,7 @@
             </w:r>
             <w:r>
               <w:rPr>
+                <w:rFonts w:ascii="Arial" w:hAnsi="Arial" w:cs="Arial"/>
                 <w:noProof/>
                 <w:webHidden/>
               </w:rPr>
@@ -882,6 +891,7 @@
               <w:tab w:val="right" w:leader="dot" w:pos="9629"/>
             </w:tabs>
             <w:rPr>
+              <w:rFonts w:ascii="Arial" w:hAnsi="Arial" w:cs="Arial"/>
               <w:noProof/>
               <w:kern w:val="2"/>
               <w:sz w:val="24"/>
@@ -893,13 +903,14 @@
             <w:r>
               <w:rPr>
                 <w:rStyle w:val="Hyperlink"/>
-                <w:rFonts w:cs="Arial"/>
+                <w:rFonts w:ascii="Arial" w:hAnsi="Arial" w:cs="Arial"/>
                 <w:noProof/>
               </w:rPr>
               <w:t>1.1</w:t>
             </w:r>
             <w:r>
               <w:rPr>
+                <w:rFonts w:ascii="Arial" w:hAnsi="Arial" w:cs="Arial"/>
                 <w:noProof/>
                 <w:kern w:val="2"/>
                 <w:sz w:val="24"/>
@@ -911,13 +922,14 @@
             <w:r>
               <w:rPr>
                 <w:rStyle w:val="Hyperlink"/>
-                <w:rFonts w:cs="Arial"/>
+                <w:rFonts w:ascii="Arial" w:hAnsi="Arial" w:cs="Arial"/>
                 <w:noProof/>
               </w:rPr>
               <w:t>INFORMAȚII GENERALE</w:t>
             </w:r>
             <w:r>
               <w:rPr>
+                <w:rFonts w:ascii="Arial" w:hAnsi="Arial" w:cs="Arial"/>
                 <w:noProof/>
                 <w:webHidden/>
               </w:rPr>
@@ -925,6 +937,7 @@
             </w:r>
             <w:r>
               <w:rPr>
+                <w:rFonts w:ascii="Arial" w:hAnsi="Arial" w:cs="Arial"/>
                 <w:noProof/>
                 <w:webHidden/>
               </w:rPr>
@@ -932,6 +945,7 @@
             </w:r>
             <w:r>
               <w:rPr>
+                <w:rFonts w:ascii="Arial" w:hAnsi="Arial" w:cs="Arial"/>
                 <w:noProof/>
                 <w:webHidden/>
               </w:rPr>
@@ -939,12 +953,14 @@
             </w:r>
             <w:r>
               <w:rPr>
+                <w:rFonts w:ascii="Arial" w:hAnsi="Arial" w:cs="Arial"/>
                 <w:noProof/>
                 <w:webHidden/>
               </w:rPr>
             </w:r>
             <w:r>
               <w:rPr>
+                <w:rFonts w:ascii="Arial" w:hAnsi="Arial" w:cs="Arial"/>
                 <w:noProof/>
                 <w:webHidden/>
               </w:rPr>
@@ -952,6 +968,7 @@
             </w:r>
             <w:r>
               <w:rPr>
+                <w:rFonts w:ascii="Arial" w:hAnsi="Arial" w:cs="Arial"/>
                 <w:noProof/>
                 <w:webHidden/>
               </w:rPr>
@@ -959,6 +976,7 @@
             </w:r>
             <w:r>
               <w:rPr>
+                <w:rFonts w:ascii="Arial" w:hAnsi="Arial" w:cs="Arial"/>
                 <w:noProof/>
                 <w:webHidden/>
               </w:rPr>
@@ -974,6 +992,7 @@
               <w:tab w:val="right" w:leader="dot" w:pos="9629"/>
             </w:tabs>
             <w:rPr>
+              <w:rFonts w:ascii="Arial" w:hAnsi="Arial" w:cs="Arial"/>
               <w:noProof/>
               <w:kern w:val="2"/>
               <w:sz w:val="24"/>
@@ -985,13 +1004,14 @@
             <w:r>
               <w:rPr>
                 <w:rStyle w:val="Hyperlink"/>
-                <w:rFonts w:cs="Arial"/>
+                <w:rFonts w:ascii="Arial" w:hAnsi="Arial" w:cs="Arial"/>
                 <w:noProof/>
               </w:rPr>
               <w:t>1.2</w:t>
             </w:r>
             <w:r>
               <w:rPr>
+                <w:rFonts w:ascii="Arial" w:hAnsi="Arial" w:cs="Arial"/>
                 <w:noProof/>
                 <w:kern w:val="2"/>
                 <w:sz w:val="24"/>
@@ -1003,13 +1023,14 @@
             <w:r>
               <w:rPr>
                 <w:rStyle w:val="Hyperlink"/>
-                <w:rFonts w:cs="Arial"/>
+                <w:rFonts w:ascii="Arial" w:hAnsi="Arial" w:cs="Arial"/>
                 <w:noProof/>
               </w:rPr>
               <w:t>MOTIVAȚIA LUCRĂRII</w:t>
             </w:r>
             <w:r>
               <w:rPr>
+                <w:rFonts w:ascii="Arial" w:hAnsi="Arial" w:cs="Arial"/>
                 <w:noProof/>
                 <w:webHidden/>
               </w:rPr>
@@ -1017,6 +1038,7 @@
             </w:r>
             <w:r>
               <w:rPr>
+                <w:rFonts w:ascii="Arial" w:hAnsi="Arial" w:cs="Arial"/>
                 <w:noProof/>
                 <w:webHidden/>
               </w:rPr>
@@ -1024,6 +1046,7 @@
             </w:r>
             <w:r>
               <w:rPr>
+                <w:rFonts w:ascii="Arial" w:hAnsi="Arial" w:cs="Arial"/>
                 <w:noProof/>
                 <w:webHidden/>
               </w:rPr>
@@ -1031,12 +1054,14 @@
             </w:r>
             <w:r>
               <w:rPr>
+                <w:rFonts w:ascii="Arial" w:hAnsi="Arial" w:cs="Arial"/>
                 <w:noProof/>
                 <w:webHidden/>
               </w:rPr>
             </w:r>
             <w:r>
               <w:rPr>
+                <w:rFonts w:ascii="Arial" w:hAnsi="Arial" w:cs="Arial"/>
                 <w:noProof/>
                 <w:webHidden/>
               </w:rPr>
@@ -1044,6 +1069,7 @@
             </w:r>
             <w:r>
               <w:rPr>
+                <w:rFonts w:ascii="Arial" w:hAnsi="Arial" w:cs="Arial"/>
                 <w:noProof/>
                 <w:webHidden/>
               </w:rPr>
@@ -1051,6 +1077,7 @@
             </w:r>
             <w:r>
               <w:rPr>
+                <w:rFonts w:ascii="Arial" w:hAnsi="Arial" w:cs="Arial"/>
                 <w:noProof/>
                 <w:webHidden/>
               </w:rPr>
@@ -1066,6 +1093,7 @@
               <w:tab w:val="right" w:leader="dot" w:pos="9629"/>
             </w:tabs>
             <w:rPr>
+              <w:rFonts w:ascii="Arial" w:hAnsi="Arial" w:cs="Arial"/>
               <w:noProof/>
               <w:kern w:val="2"/>
               <w:sz w:val="24"/>
@@ -1077,13 +1105,14 @@
             <w:r>
               <w:rPr>
                 <w:rStyle w:val="Hyperlink"/>
-                <w:rFonts w:cs="Arial"/>
+                <w:rFonts w:ascii="Arial" w:hAnsi="Arial" w:cs="Arial"/>
                 <w:noProof/>
               </w:rPr>
               <w:t>1.3</w:t>
             </w:r>
             <w:r>
               <w:rPr>
+                <w:rFonts w:ascii="Arial" w:hAnsi="Arial" w:cs="Arial"/>
                 <w:noProof/>
                 <w:kern w:val="2"/>
                 <w:sz w:val="24"/>
@@ -1095,13 +1124,14 @@
             <w:r>
               <w:rPr>
                 <w:rStyle w:val="Hyperlink"/>
-                <w:rFonts w:cs="Arial"/>
+                <w:rFonts w:ascii="Arial" w:hAnsi="Arial" w:cs="Arial"/>
                 <w:noProof/>
               </w:rPr>
               <w:t>SPECIFICAȚII TEHNICE</w:t>
             </w:r>
             <w:r>
               <w:rPr>
+                <w:rFonts w:ascii="Arial" w:hAnsi="Arial" w:cs="Arial"/>
                 <w:noProof/>
                 <w:webHidden/>
               </w:rPr>
@@ -1109,6 +1139,7 @@
             </w:r>
             <w:r>
               <w:rPr>
+                <w:rFonts w:ascii="Arial" w:hAnsi="Arial" w:cs="Arial"/>
                 <w:noProof/>
                 <w:webHidden/>
               </w:rPr>
@@ -1116,6 +1147,7 @@
             </w:r>
             <w:r>
               <w:rPr>
+                <w:rFonts w:ascii="Arial" w:hAnsi="Arial" w:cs="Arial"/>
                 <w:noProof/>
                 <w:webHidden/>
               </w:rPr>
@@ -1123,12 +1155,14 @@
             </w:r>
             <w:r>
               <w:rPr>
+                <w:rFonts w:ascii="Arial" w:hAnsi="Arial" w:cs="Arial"/>
                 <w:noProof/>
                 <w:webHidden/>
               </w:rPr>
             </w:r>
             <w:r>
               <w:rPr>
+                <w:rFonts w:ascii="Arial" w:hAnsi="Arial" w:cs="Arial"/>
                 <w:noProof/>
                 <w:webHidden/>
               </w:rPr>
@@ -1136,6 +1170,7 @@
             </w:r>
             <w:r>
               <w:rPr>
+                <w:rFonts w:ascii="Arial" w:hAnsi="Arial" w:cs="Arial"/>
                 <w:noProof/>
                 <w:webHidden/>
               </w:rPr>
@@ -1143,6 +1178,7 @@
             </w:r>
             <w:r>
               <w:rPr>
+                <w:rFonts w:ascii="Arial" w:hAnsi="Arial" w:cs="Arial"/>
                 <w:noProof/>
                 <w:webHidden/>
               </w:rPr>
@@ -1158,6 +1194,7 @@
               <w:tab w:val="right" w:leader="dot" w:pos="9629"/>
             </w:tabs>
             <w:rPr>
+              <w:rFonts w:ascii="Arial" w:hAnsi="Arial" w:cs="Arial"/>
               <w:noProof/>
               <w:kern w:val="2"/>
               <w:sz w:val="24"/>
@@ -1169,13 +1206,14 @@
             <w:r>
               <w:rPr>
                 <w:rStyle w:val="Hyperlink"/>
-                <w:rFonts w:cs="Arial"/>
+                <w:rFonts w:ascii="Arial" w:hAnsi="Arial" w:cs="Arial"/>
                 <w:noProof/>
               </w:rPr>
               <w:t>1.4</w:t>
             </w:r>
             <w:r>
               <w:rPr>
+                <w:rFonts w:ascii="Arial" w:hAnsi="Arial" w:cs="Arial"/>
                 <w:noProof/>
                 <w:kern w:val="2"/>
                 <w:sz w:val="24"/>
@@ -1187,13 +1225,14 @@
             <w:r>
               <w:rPr>
                 <w:rStyle w:val="Hyperlink"/>
-                <w:rFonts w:cs="Arial"/>
+                <w:rFonts w:ascii="Arial" w:hAnsi="Arial" w:cs="Arial"/>
                 <w:noProof/>
               </w:rPr>
               <w:t>SCOP ȘI OBIECTIVE</w:t>
             </w:r>
             <w:r>
               <w:rPr>
+                <w:rFonts w:ascii="Arial" w:hAnsi="Arial" w:cs="Arial"/>
                 <w:noProof/>
                 <w:webHidden/>
               </w:rPr>
@@ -1201,6 +1240,7 @@
             </w:r>
             <w:r>
               <w:rPr>
+                <w:rFonts w:ascii="Arial" w:hAnsi="Arial" w:cs="Arial"/>
                 <w:noProof/>
                 <w:webHidden/>
               </w:rPr>
@@ -1208,6 +1248,7 @@
             </w:r>
             <w:r>
               <w:rPr>
+                <w:rFonts w:ascii="Arial" w:hAnsi="Arial" w:cs="Arial"/>
                 <w:noProof/>
                 <w:webHidden/>
               </w:rPr>
@@ -1215,12 +1256,14 @@
             </w:r>
             <w:r>
               <w:rPr>
+                <w:rFonts w:ascii="Arial" w:hAnsi="Arial" w:cs="Arial"/>
                 <w:noProof/>
                 <w:webHidden/>
               </w:rPr>
             </w:r>
             <w:r>
               <w:rPr>
+                <w:rFonts w:ascii="Arial" w:hAnsi="Arial" w:cs="Arial"/>
                 <w:noProof/>
                 <w:webHidden/>
               </w:rPr>
@@ -1228,6 +1271,7 @@
             </w:r>
             <w:r>
               <w:rPr>
+                <w:rFonts w:ascii="Arial" w:hAnsi="Arial" w:cs="Arial"/>
                 <w:noProof/>
                 <w:webHidden/>
               </w:rPr>
@@ -1235,6 +1279,7 @@
             </w:r>
             <w:r>
               <w:rPr>
+                <w:rFonts w:ascii="Arial" w:hAnsi="Arial" w:cs="Arial"/>
                 <w:noProof/>
                 <w:webHidden/>
               </w:rPr>
@@ -1250,6 +1295,7 @@
               <w:tab w:val="right" w:leader="dot" w:pos="9629"/>
             </w:tabs>
             <w:rPr>
+              <w:rFonts w:ascii="Arial" w:hAnsi="Arial" w:cs="Arial"/>
               <w:noProof/>
               <w:kern w:val="2"/>
               <w:sz w:val="24"/>
@@ -1261,13 +1307,14 @@
             <w:r>
               <w:rPr>
                 <w:rStyle w:val="Hyperlink"/>
-                <w:rFonts w:cs="Arial"/>
+                <w:rFonts w:ascii="Arial" w:hAnsi="Arial" w:cs="Arial"/>
                 <w:noProof/>
               </w:rPr>
               <w:t>1.5</w:t>
             </w:r>
             <w:r>
               <w:rPr>
+                <w:rFonts w:ascii="Arial" w:hAnsi="Arial" w:cs="Arial"/>
                 <w:noProof/>
                 <w:kern w:val="2"/>
                 <w:sz w:val="24"/>
@@ -1279,13 +1326,14 @@
             <w:r>
               <w:rPr>
                 <w:rStyle w:val="Hyperlink"/>
-                <w:rFonts w:cs="Arial"/>
+                <w:rFonts w:ascii="Arial" w:hAnsi="Arial" w:cs="Arial"/>
                 <w:noProof/>
               </w:rPr>
               <w:t>STRUCTURA LUCRĂRII</w:t>
             </w:r>
             <w:r>
               <w:rPr>
+                <w:rFonts w:ascii="Arial" w:hAnsi="Arial" w:cs="Arial"/>
                 <w:noProof/>
                 <w:webHidden/>
               </w:rPr>
@@ -1293,6 +1341,7 @@
             </w:r>
             <w:r>
               <w:rPr>
+                <w:rFonts w:ascii="Arial" w:hAnsi="Arial" w:cs="Arial"/>
                 <w:noProof/>
                 <w:webHidden/>
               </w:rPr>
@@ -1300,6 +1349,7 @@
             </w:r>
             <w:r>
               <w:rPr>
+                <w:rFonts w:ascii="Arial" w:hAnsi="Arial" w:cs="Arial"/>
                 <w:noProof/>
                 <w:webHidden/>
               </w:rPr>
@@ -1307,12 +1357,14 @@
             </w:r>
             <w:r>
               <w:rPr>
+                <w:rFonts w:ascii="Arial" w:hAnsi="Arial" w:cs="Arial"/>
                 <w:noProof/>
                 <w:webHidden/>
               </w:rPr>
             </w:r>
             <w:r>
               <w:rPr>
+                <w:rFonts w:ascii="Arial" w:hAnsi="Arial" w:cs="Arial"/>
                 <w:noProof/>
                 <w:webHidden/>
               </w:rPr>
@@ -1320,6 +1372,7 @@
             </w:r>
             <w:r>
               <w:rPr>
+                <w:rFonts w:ascii="Arial" w:hAnsi="Arial" w:cs="Arial"/>
                 <w:noProof/>
                 <w:webHidden/>
               </w:rPr>
@@ -1327,6 +1380,7 @@
             </w:r>
             <w:r>
               <w:rPr>
+                <w:rFonts w:ascii="Arial" w:hAnsi="Arial" w:cs="Arial"/>
                 <w:noProof/>
                 <w:webHidden/>
               </w:rPr>
@@ -1342,6 +1396,7 @@
               <w:tab w:val="right" w:leader="dot" w:pos="9629"/>
             </w:tabs>
             <w:rPr>
+              <w:rFonts w:ascii="Arial" w:hAnsi="Arial" w:cs="Arial"/>
               <w:noProof/>
               <w:kern w:val="2"/>
               <w:sz w:val="24"/>
@@ -1353,13 +1408,14 @@
             <w:r>
               <w:rPr>
                 <w:rStyle w:val="Hyperlink"/>
-                <w:rFonts w:cs="Arial"/>
+                <w:rFonts w:ascii="Arial" w:hAnsi="Arial" w:cs="Arial"/>
                 <w:noProof/>
               </w:rPr>
               <w:t>2</w:t>
             </w:r>
             <w:r>
               <w:rPr>
+                <w:rFonts w:ascii="Arial" w:hAnsi="Arial" w:cs="Arial"/>
                 <w:noProof/>
                 <w:kern w:val="2"/>
                 <w:sz w:val="24"/>
@@ -1371,13 +1427,14 @@
             <w:r>
               <w:rPr>
                 <w:rStyle w:val="Hyperlink"/>
-                <w:rFonts w:cs="Arial"/>
+                <w:rFonts w:ascii="Arial" w:hAnsi="Arial" w:cs="Arial"/>
                 <w:noProof/>
               </w:rPr>
               <w:t>ANALIZA STADIULUI ACTUAL ÎN DOMENIUL PROBLEMEI</w:t>
             </w:r>
             <w:r>
               <w:rPr>
+                <w:rFonts w:ascii="Arial" w:hAnsi="Arial" w:cs="Arial"/>
                 <w:noProof/>
                 <w:webHidden/>
               </w:rPr>
@@ -1385,6 +1442,7 @@
             </w:r>
             <w:r>
               <w:rPr>
+                <w:rFonts w:ascii="Arial" w:hAnsi="Arial" w:cs="Arial"/>
                 <w:noProof/>
                 <w:webHidden/>
               </w:rPr>
@@ -1392,6 +1450,7 @@
             </w:r>
             <w:r>
               <w:rPr>
+                <w:rFonts w:ascii="Arial" w:hAnsi="Arial" w:cs="Arial"/>
                 <w:noProof/>
                 <w:webHidden/>
               </w:rPr>
@@ -1399,12 +1458,14 @@
             </w:r>
             <w:r>
               <w:rPr>
+                <w:rFonts w:ascii="Arial" w:hAnsi="Arial" w:cs="Arial"/>
                 <w:noProof/>
                 <w:webHidden/>
               </w:rPr>
             </w:r>
             <w:r>
               <w:rPr>
+                <w:rFonts w:ascii="Arial" w:hAnsi="Arial" w:cs="Arial"/>
                 <w:noProof/>
                 <w:webHidden/>
               </w:rPr>
@@ -1412,6 +1473,7 @@
             </w:r>
             <w:r>
               <w:rPr>
+                <w:rFonts w:ascii="Arial" w:hAnsi="Arial" w:cs="Arial"/>
                 <w:noProof/>
                 <w:webHidden/>
               </w:rPr>
@@ -1419,6 +1481,7 @@
             </w:r>
             <w:r>
               <w:rPr>
+                <w:rFonts w:ascii="Arial" w:hAnsi="Arial" w:cs="Arial"/>
                 <w:noProof/>
                 <w:webHidden/>
               </w:rPr>
@@ -1434,6 +1497,7 @@
               <w:tab w:val="right" w:leader="dot" w:pos="9629"/>
             </w:tabs>
             <w:rPr>
+              <w:rFonts w:ascii="Arial" w:hAnsi="Arial" w:cs="Arial"/>
               <w:noProof/>
               <w:kern w:val="2"/>
               <w:sz w:val="24"/>
@@ -1445,13 +1509,14 @@
             <w:r>
               <w:rPr>
                 <w:rStyle w:val="Hyperlink"/>
-                <w:rFonts w:cs="Arial"/>
+                <w:rFonts w:ascii="Arial" w:hAnsi="Arial" w:cs="Arial"/>
                 <w:noProof/>
               </w:rPr>
               <w:t>2.1</w:t>
             </w:r>
             <w:r>
               <w:rPr>
+                <w:rFonts w:ascii="Arial" w:hAnsi="Arial" w:cs="Arial"/>
                 <w:noProof/>
                 <w:kern w:val="2"/>
                 <w:sz w:val="24"/>
@@ -1463,13 +1528,14 @@
             <w:r>
               <w:rPr>
                 <w:rStyle w:val="Hyperlink"/>
-                <w:rFonts w:cs="Arial"/>
+                <w:rFonts w:ascii="Arial" w:hAnsi="Arial" w:cs="Arial"/>
                 <w:noProof/>
               </w:rPr>
               <w:t>SISTEMELE MODERNE ȘI CRIPTOGRAFIA AES</w:t>
             </w:r>
             <w:r>
               <w:rPr>
+                <w:rFonts w:ascii="Arial" w:hAnsi="Arial" w:cs="Arial"/>
                 <w:noProof/>
                 <w:webHidden/>
               </w:rPr>
@@ -1477,6 +1543,7 @@
             </w:r>
             <w:r>
               <w:rPr>
+                <w:rFonts w:ascii="Arial" w:hAnsi="Arial" w:cs="Arial"/>
                 <w:noProof/>
                 <w:webHidden/>
               </w:rPr>
@@ -1484,6 +1551,7 @@
             </w:r>
             <w:r>
               <w:rPr>
+                <w:rFonts w:ascii="Arial" w:hAnsi="Arial" w:cs="Arial"/>
                 <w:noProof/>
                 <w:webHidden/>
               </w:rPr>
@@ -1491,12 +1559,14 @@
             </w:r>
             <w:r>
               <w:rPr>
+                <w:rFonts w:ascii="Arial" w:hAnsi="Arial" w:cs="Arial"/>
                 <w:noProof/>
                 <w:webHidden/>
               </w:rPr>
             </w:r>
             <w:r>
               <w:rPr>
+                <w:rFonts w:ascii="Arial" w:hAnsi="Arial" w:cs="Arial"/>
                 <w:noProof/>
                 <w:webHidden/>
               </w:rPr>
@@ -1504,6 +1574,7 @@
             </w:r>
             <w:r>
               <w:rPr>
+                <w:rFonts w:ascii="Arial" w:hAnsi="Arial" w:cs="Arial"/>
                 <w:noProof/>
                 <w:webHidden/>
               </w:rPr>
@@ -1511,6 +1582,7 @@
             </w:r>
             <w:r>
               <w:rPr>
+                <w:rFonts w:ascii="Arial" w:hAnsi="Arial" w:cs="Arial"/>
                 <w:noProof/>
                 <w:webHidden/>
               </w:rPr>
@@ -1526,6 +1598,7 @@
               <w:tab w:val="right" w:leader="dot" w:pos="9629"/>
             </w:tabs>
             <w:rPr>
+              <w:rFonts w:ascii="Arial" w:hAnsi="Arial" w:cs="Arial"/>
               <w:noProof/>
               <w:kern w:val="2"/>
               <w:sz w:val="24"/>
@@ -1537,13 +1610,14 @@
             <w:r>
               <w:rPr>
                 <w:rStyle w:val="Hyperlink"/>
-                <w:rFonts w:cs="Arial"/>
+                <w:rFonts w:ascii="Arial" w:hAnsi="Arial" w:cs="Arial"/>
                 <w:noProof/>
               </w:rPr>
               <w:t>2.2</w:t>
             </w:r>
             <w:r>
               <w:rPr>
+                <w:rFonts w:ascii="Arial" w:hAnsi="Arial" w:cs="Arial"/>
                 <w:noProof/>
                 <w:kern w:val="2"/>
                 <w:sz w:val="24"/>
@@ -1555,13 +1629,14 @@
             <w:r>
               <w:rPr>
                 <w:rStyle w:val="Hyperlink"/>
-                <w:rFonts w:cs="Arial"/>
+                <w:rFonts w:ascii="Arial" w:hAnsi="Arial" w:cs="Arial"/>
                 <w:noProof/>
               </w:rPr>
               <w:t>IMPLEMENTAREA AES PE FPGA</w:t>
             </w:r>
             <w:r>
               <w:rPr>
+                <w:rFonts w:ascii="Arial" w:hAnsi="Arial" w:cs="Arial"/>
                 <w:noProof/>
                 <w:webHidden/>
               </w:rPr>
@@ -1569,6 +1644,7 @@
             </w:r>
             <w:r>
               <w:rPr>
+                <w:rFonts w:ascii="Arial" w:hAnsi="Arial" w:cs="Arial"/>
                 <w:noProof/>
                 <w:webHidden/>
               </w:rPr>
@@ -1576,6 +1652,7 @@
             </w:r>
             <w:r>
               <w:rPr>
+                <w:rFonts w:ascii="Arial" w:hAnsi="Arial" w:cs="Arial"/>
                 <w:noProof/>
                 <w:webHidden/>
               </w:rPr>
@@ -1583,12 +1660,14 @@
             </w:r>
             <w:r>
               <w:rPr>
+                <w:rFonts w:ascii="Arial" w:hAnsi="Arial" w:cs="Arial"/>
                 <w:noProof/>
                 <w:webHidden/>
               </w:rPr>
             </w:r>
             <w:r>
               <w:rPr>
+                <w:rFonts w:ascii="Arial" w:hAnsi="Arial" w:cs="Arial"/>
                 <w:noProof/>
                 <w:webHidden/>
               </w:rPr>
@@ -1596,6 +1675,7 @@
             </w:r>
             <w:r>
               <w:rPr>
+                <w:rFonts w:ascii="Arial" w:hAnsi="Arial" w:cs="Arial"/>
                 <w:noProof/>
                 <w:webHidden/>
               </w:rPr>
@@ -1603,6 +1683,7 @@
             </w:r>
             <w:r>
               <w:rPr>
+                <w:rFonts w:ascii="Arial" w:hAnsi="Arial" w:cs="Arial"/>
                 <w:noProof/>
                 <w:webHidden/>
               </w:rPr>
@@ -1618,6 +1699,7 @@
               <w:tab w:val="right" w:leader="dot" w:pos="9629"/>
             </w:tabs>
             <w:rPr>
+              <w:rFonts w:ascii="Arial" w:hAnsi="Arial" w:cs="Arial"/>
               <w:noProof/>
               <w:kern w:val="2"/>
               <w:sz w:val="24"/>
@@ -1629,13 +1711,14 @@
             <w:r>
               <w:rPr>
                 <w:rStyle w:val="Hyperlink"/>
-                <w:rFonts w:cs="Arial"/>
+                <w:rFonts w:ascii="Arial" w:hAnsi="Arial" w:cs="Arial"/>
                 <w:noProof/>
               </w:rPr>
               <w:t>2.3</w:t>
             </w:r>
             <w:r>
               <w:rPr>
+                <w:rFonts w:ascii="Arial" w:hAnsi="Arial" w:cs="Arial"/>
                 <w:noProof/>
                 <w:kern w:val="2"/>
                 <w:sz w:val="24"/>
@@ -1647,13 +1730,14 @@
             <w:r>
               <w:rPr>
                 <w:rStyle w:val="Hyperlink"/>
-                <w:rFonts w:cs="Arial"/>
+                <w:rFonts w:ascii="Arial" w:hAnsi="Arial" w:cs="Arial"/>
                 <w:noProof/>
               </w:rPr>
               <w:t>SISTEME FPGA ȘI RECONFIGURARE</w:t>
             </w:r>
             <w:r>
               <w:rPr>
+                <w:rFonts w:ascii="Arial" w:hAnsi="Arial" w:cs="Arial"/>
                 <w:noProof/>
                 <w:webHidden/>
               </w:rPr>
@@ -1661,6 +1745,7 @@
             </w:r>
             <w:r>
               <w:rPr>
+                <w:rFonts w:ascii="Arial" w:hAnsi="Arial" w:cs="Arial"/>
                 <w:noProof/>
                 <w:webHidden/>
               </w:rPr>
@@ -1668,6 +1753,7 @@
             </w:r>
             <w:r>
               <w:rPr>
+                <w:rFonts w:ascii="Arial" w:hAnsi="Arial" w:cs="Arial"/>
                 <w:noProof/>
                 <w:webHidden/>
               </w:rPr>
@@ -1675,12 +1761,14 @@
             </w:r>
             <w:r>
               <w:rPr>
+                <w:rFonts w:ascii="Arial" w:hAnsi="Arial" w:cs="Arial"/>
                 <w:noProof/>
                 <w:webHidden/>
               </w:rPr>
             </w:r>
             <w:r>
               <w:rPr>
+                <w:rFonts w:ascii="Arial" w:hAnsi="Arial" w:cs="Arial"/>
                 <w:noProof/>
                 <w:webHidden/>
               </w:rPr>
@@ -1688,6 +1776,7 @@
             </w:r>
             <w:r>
               <w:rPr>
+                <w:rFonts w:ascii="Arial" w:hAnsi="Arial" w:cs="Arial"/>
                 <w:noProof/>
                 <w:webHidden/>
               </w:rPr>
@@ -1695,6 +1784,7 @@
             </w:r>
             <w:r>
               <w:rPr>
+                <w:rFonts w:ascii="Arial" w:hAnsi="Arial" w:cs="Arial"/>
                 <w:noProof/>
                 <w:webHidden/>
               </w:rPr>
@@ -1710,6 +1800,7 @@
               <w:tab w:val="right" w:leader="dot" w:pos="9629"/>
             </w:tabs>
             <w:rPr>
+              <w:rFonts w:ascii="Arial" w:hAnsi="Arial" w:cs="Arial"/>
               <w:noProof/>
               <w:kern w:val="2"/>
               <w:sz w:val="24"/>
@@ -1721,13 +1812,14 @@
             <w:r>
               <w:rPr>
                 <w:rStyle w:val="Hyperlink"/>
-                <w:rFonts w:cs="Arial"/>
+                <w:rFonts w:ascii="Arial" w:hAnsi="Arial" w:cs="Arial"/>
                 <w:noProof/>
               </w:rPr>
               <w:t>2.4</w:t>
             </w:r>
             <w:r>
               <w:rPr>
+                <w:rFonts w:ascii="Arial" w:hAnsi="Arial" w:cs="Arial"/>
                 <w:noProof/>
                 <w:kern w:val="2"/>
                 <w:sz w:val="24"/>
@@ -1739,13 +1831,14 @@
             <w:r>
               <w:rPr>
                 <w:rStyle w:val="Hyperlink"/>
-                <w:rFonts w:cs="Arial"/>
+                <w:rFonts w:ascii="Arial" w:hAnsi="Arial" w:cs="Arial"/>
                 <w:noProof/>
               </w:rPr>
               <w:t>POZIȚIONAREA SOLUȚIEI PROPUSE</w:t>
             </w:r>
             <w:r>
               <w:rPr>
+                <w:rFonts w:ascii="Arial" w:hAnsi="Arial" w:cs="Arial"/>
                 <w:noProof/>
                 <w:webHidden/>
               </w:rPr>
@@ -1753,6 +1846,7 @@
             </w:r>
             <w:r>
               <w:rPr>
+                <w:rFonts w:ascii="Arial" w:hAnsi="Arial" w:cs="Arial"/>
                 <w:noProof/>
                 <w:webHidden/>
               </w:rPr>
@@ -1760,6 +1854,7 @@
             </w:r>
             <w:r>
               <w:rPr>
+                <w:rFonts w:ascii="Arial" w:hAnsi="Arial" w:cs="Arial"/>
                 <w:noProof/>
                 <w:webHidden/>
               </w:rPr>
@@ -1767,12 +1862,14 @@
             </w:r>
             <w:r>
               <w:rPr>
+                <w:rFonts w:ascii="Arial" w:hAnsi="Arial" w:cs="Arial"/>
                 <w:noProof/>
                 <w:webHidden/>
               </w:rPr>
             </w:r>
             <w:r>
               <w:rPr>
+                <w:rFonts w:ascii="Arial" w:hAnsi="Arial" w:cs="Arial"/>
                 <w:noProof/>
                 <w:webHidden/>
               </w:rPr>
@@ -1780,6 +1877,7 @@
             </w:r>
             <w:r>
               <w:rPr>
+                <w:rFonts w:ascii="Arial" w:hAnsi="Arial" w:cs="Arial"/>
                 <w:noProof/>
                 <w:webHidden/>
               </w:rPr>
@@ -1787,6 +1885,7 @@
             </w:r>
             <w:r>
               <w:rPr>
+                <w:rFonts w:ascii="Arial" w:hAnsi="Arial" w:cs="Arial"/>
                 <w:noProof/>
                 <w:webHidden/>
               </w:rPr>
@@ -1802,6 +1901,7 @@
               <w:tab w:val="right" w:leader="dot" w:pos="9629"/>
             </w:tabs>
             <w:rPr>
+              <w:rFonts w:ascii="Arial" w:hAnsi="Arial" w:cs="Arial"/>
               <w:noProof/>
               <w:kern w:val="2"/>
               <w:sz w:val="24"/>
@@ -1813,13 +1913,14 @@
             <w:r>
               <w:rPr>
                 <w:rStyle w:val="Hyperlink"/>
-                <w:rFonts w:cs="Arial"/>
+                <w:rFonts w:ascii="Arial" w:hAnsi="Arial" w:cs="Arial"/>
                 <w:noProof/>
               </w:rPr>
               <w:t>3</w:t>
             </w:r>
             <w:r>
               <w:rPr>
+                <w:rFonts w:ascii="Arial" w:hAnsi="Arial" w:cs="Arial"/>
                 <w:noProof/>
                 <w:kern w:val="2"/>
                 <w:sz w:val="24"/>
@@ -1831,13 +1932,14 @@
             <w:r>
               <w:rPr>
                 <w:rStyle w:val="Hyperlink"/>
-                <w:rFonts w:cs="Arial"/>
+                <w:rFonts w:ascii="Arial" w:hAnsi="Arial" w:cs="Arial"/>
                 <w:noProof/>
               </w:rPr>
               <w:t>FUNDAMENTE CRIPTOGRAFICE ȘI ALGORITMUL AES</w:t>
             </w:r>
             <w:r>
               <w:rPr>
+                <w:rFonts w:ascii="Arial" w:hAnsi="Arial" w:cs="Arial"/>
                 <w:noProof/>
                 <w:webHidden/>
               </w:rPr>
@@ -1845,6 +1947,7 @@
             </w:r>
             <w:r>
               <w:rPr>
+                <w:rFonts w:ascii="Arial" w:hAnsi="Arial" w:cs="Arial"/>
                 <w:noProof/>
                 <w:webHidden/>
               </w:rPr>
@@ -1852,6 +1955,7 @@
             </w:r>
             <w:r>
               <w:rPr>
+                <w:rFonts w:ascii="Arial" w:hAnsi="Arial" w:cs="Arial"/>
                 <w:noProof/>
                 <w:webHidden/>
               </w:rPr>
@@ -1859,12 +1963,14 @@
             </w:r>
             <w:r>
               <w:rPr>
+                <w:rFonts w:ascii="Arial" w:hAnsi="Arial" w:cs="Arial"/>
                 <w:noProof/>
                 <w:webHidden/>
               </w:rPr>
             </w:r>
             <w:r>
               <w:rPr>
+                <w:rFonts w:ascii="Arial" w:hAnsi="Arial" w:cs="Arial"/>
                 <w:noProof/>
                 <w:webHidden/>
               </w:rPr>
@@ -1872,6 +1978,7 @@
             </w:r>
             <w:r>
               <w:rPr>
+                <w:rFonts w:ascii="Arial" w:hAnsi="Arial" w:cs="Arial"/>
                 <w:noProof/>
                 <w:webHidden/>
               </w:rPr>
@@ -1879,6 +1986,7 @@
             </w:r>
             <w:r>
               <w:rPr>
+                <w:rFonts w:ascii="Arial" w:hAnsi="Arial" w:cs="Arial"/>
                 <w:noProof/>
                 <w:webHidden/>
               </w:rPr>
@@ -1894,6 +2002,7 @@
               <w:tab w:val="right" w:leader="dot" w:pos="9629"/>
             </w:tabs>
             <w:rPr>
+              <w:rFonts w:ascii="Arial" w:hAnsi="Arial" w:cs="Arial"/>
               <w:noProof/>
               <w:kern w:val="2"/>
               <w:sz w:val="24"/>
@@ -1905,13 +2014,14 @@
             <w:r>
               <w:rPr>
                 <w:rStyle w:val="Hyperlink"/>
-                <w:rFonts w:cs="Arial"/>
+                <w:rFonts w:ascii="Arial" w:hAnsi="Arial" w:cs="Arial"/>
                 <w:noProof/>
               </w:rPr>
               <w:t>3.1</w:t>
             </w:r>
             <w:r>
               <w:rPr>
+                <w:rFonts w:ascii="Arial" w:hAnsi="Arial" w:cs="Arial"/>
                 <w:noProof/>
                 <w:kern w:val="2"/>
                 <w:sz w:val="24"/>
@@ -1923,13 +2033,14 @@
             <w:r>
               <w:rPr>
                 <w:rStyle w:val="Hyperlink"/>
-                <w:rFonts w:cs="Arial"/>
+                <w:rFonts w:ascii="Arial" w:hAnsi="Arial" w:cs="Arial"/>
                 <w:noProof/>
               </w:rPr>
               <w:t>NOȚIUNI FUNDAMENTALE DE CRIPTOGRAFIE</w:t>
             </w:r>
             <w:r>
               <w:rPr>
+                <w:rFonts w:ascii="Arial" w:hAnsi="Arial" w:cs="Arial"/>
                 <w:noProof/>
                 <w:webHidden/>
               </w:rPr>
@@ -1937,6 +2048,7 @@
             </w:r>
             <w:r>
               <w:rPr>
+                <w:rFonts w:ascii="Arial" w:hAnsi="Arial" w:cs="Arial"/>
                 <w:noProof/>
                 <w:webHidden/>
               </w:rPr>
@@ -1944,6 +2056,7 @@
             </w:r>
             <w:r>
               <w:rPr>
+                <w:rFonts w:ascii="Arial" w:hAnsi="Arial" w:cs="Arial"/>
                 <w:noProof/>
                 <w:webHidden/>
               </w:rPr>
@@ -1951,12 +2064,14 @@
             </w:r>
             <w:r>
               <w:rPr>
+                <w:rFonts w:ascii="Arial" w:hAnsi="Arial" w:cs="Arial"/>
                 <w:noProof/>
                 <w:webHidden/>
               </w:rPr>
             </w:r>
             <w:r>
               <w:rPr>
+                <w:rFonts w:ascii="Arial" w:hAnsi="Arial" w:cs="Arial"/>
                 <w:noProof/>
                 <w:webHidden/>
               </w:rPr>
@@ -1964,6 +2079,7 @@
             </w:r>
             <w:r>
               <w:rPr>
+                <w:rFonts w:ascii="Arial" w:hAnsi="Arial" w:cs="Arial"/>
                 <w:noProof/>
                 <w:webHidden/>
               </w:rPr>
@@ -1971,6 +2087,7 @@
             </w:r>
             <w:r>
               <w:rPr>
+                <w:rFonts w:ascii="Arial" w:hAnsi="Arial" w:cs="Arial"/>
                 <w:noProof/>
                 <w:webHidden/>
               </w:rPr>
@@ -1986,6 +2103,7 @@
               <w:tab w:val="right" w:leader="dot" w:pos="9629"/>
             </w:tabs>
             <w:rPr>
+              <w:rFonts w:ascii="Arial" w:hAnsi="Arial" w:cs="Arial"/>
               <w:noProof/>
               <w:kern w:val="2"/>
               <w:sz w:val="24"/>
@@ -1997,13 +2115,14 @@
             <w:r>
               <w:rPr>
                 <w:rStyle w:val="Hyperlink"/>
-                <w:rFonts w:cs="Arial"/>
+                <w:rFonts w:ascii="Arial" w:hAnsi="Arial" w:cs="Arial"/>
                 <w:noProof/>
               </w:rPr>
               <w:t>3.2</w:t>
             </w:r>
             <w:r>
               <w:rPr>
+                <w:rFonts w:ascii="Arial" w:hAnsi="Arial" w:cs="Arial"/>
                 <w:noProof/>
                 <w:kern w:val="2"/>
                 <w:sz w:val="24"/>
@@ -2015,13 +2134,14 @@
             <w:r>
               <w:rPr>
                 <w:rStyle w:val="Hyperlink"/>
-                <w:rFonts w:cs="Arial"/>
+                <w:rFonts w:ascii="Arial" w:hAnsi="Arial" w:cs="Arial"/>
                 <w:noProof/>
               </w:rPr>
               <w:t>CRIPTOGRAFIA SIMETRICĂ</w:t>
             </w:r>
             <w:r>
               <w:rPr>
+                <w:rFonts w:ascii="Arial" w:hAnsi="Arial" w:cs="Arial"/>
                 <w:noProof/>
                 <w:webHidden/>
               </w:rPr>
@@ -2029,6 +2149,7 @@
             </w:r>
             <w:r>
               <w:rPr>
+                <w:rFonts w:ascii="Arial" w:hAnsi="Arial" w:cs="Arial"/>
                 <w:noProof/>
                 <w:webHidden/>
               </w:rPr>
@@ -2036,6 +2157,7 @@
             </w:r>
             <w:r>
               <w:rPr>
+                <w:rFonts w:ascii="Arial" w:hAnsi="Arial" w:cs="Arial"/>
                 <w:noProof/>
                 <w:webHidden/>
               </w:rPr>
@@ -2043,12 +2165,14 @@
             </w:r>
             <w:r>
               <w:rPr>
+                <w:rFonts w:ascii="Arial" w:hAnsi="Arial" w:cs="Arial"/>
                 <w:noProof/>
                 <w:webHidden/>
               </w:rPr>
             </w:r>
             <w:r>
               <w:rPr>
+                <w:rFonts w:ascii="Arial" w:hAnsi="Arial" w:cs="Arial"/>
                 <w:noProof/>
                 <w:webHidden/>
               </w:rPr>
@@ -2056,6 +2180,7 @@
             </w:r>
             <w:r>
               <w:rPr>
+                <w:rFonts w:ascii="Arial" w:hAnsi="Arial" w:cs="Arial"/>
                 <w:noProof/>
                 <w:webHidden/>
               </w:rPr>
@@ -2063,6 +2188,7 @@
             </w:r>
             <w:r>
               <w:rPr>
+                <w:rFonts w:ascii="Arial" w:hAnsi="Arial" w:cs="Arial"/>
                 <w:noProof/>
                 <w:webHidden/>
               </w:rPr>
@@ -2078,6 +2204,7 @@
               <w:tab w:val="right" w:leader="dot" w:pos="9629"/>
             </w:tabs>
             <w:rPr>
+              <w:rFonts w:ascii="Arial" w:hAnsi="Arial" w:cs="Arial"/>
               <w:noProof/>
               <w:kern w:val="2"/>
               <w:sz w:val="24"/>
@@ -2089,13 +2216,14 @@
             <w:r>
               <w:rPr>
                 <w:rStyle w:val="Hyperlink"/>
-                <w:rFonts w:cs="Arial"/>
+                <w:rFonts w:ascii="Arial" w:hAnsi="Arial" w:cs="Arial"/>
                 <w:noProof/>
               </w:rPr>
               <w:t>3.3</w:t>
             </w:r>
             <w:r>
               <w:rPr>
+                <w:rFonts w:ascii="Arial" w:hAnsi="Arial" w:cs="Arial"/>
                 <w:noProof/>
                 <w:kern w:val="2"/>
                 <w:sz w:val="24"/>
@@ -2107,13 +2235,14 @@
             <w:r>
               <w:rPr>
                 <w:rStyle w:val="Hyperlink"/>
-                <w:rFonts w:cs="Arial"/>
+                <w:rFonts w:ascii="Arial" w:hAnsi="Arial" w:cs="Arial"/>
                 <w:noProof/>
               </w:rPr>
               <w:t>TIPURILE  DE ALGORITMI CRIPTOGRAFICI SIMETRICI</w:t>
             </w:r>
             <w:r>
               <w:rPr>
+                <w:rFonts w:ascii="Arial" w:hAnsi="Arial" w:cs="Arial"/>
                 <w:noProof/>
                 <w:webHidden/>
               </w:rPr>
@@ -2121,6 +2250,7 @@
             </w:r>
             <w:r>
               <w:rPr>
+                <w:rFonts w:ascii="Arial" w:hAnsi="Arial" w:cs="Arial"/>
                 <w:noProof/>
                 <w:webHidden/>
               </w:rPr>
@@ -2128,6 +2258,7 @@
             </w:r>
             <w:r>
               <w:rPr>
+                <w:rFonts w:ascii="Arial" w:hAnsi="Arial" w:cs="Arial"/>
                 <w:noProof/>
                 <w:webHidden/>
               </w:rPr>
@@ -2135,12 +2266,14 @@
             </w:r>
             <w:r>
               <w:rPr>
+                <w:rFonts w:ascii="Arial" w:hAnsi="Arial" w:cs="Arial"/>
                 <w:noProof/>
                 <w:webHidden/>
               </w:rPr>
             </w:r>
             <w:r>
               <w:rPr>
+                <w:rFonts w:ascii="Arial" w:hAnsi="Arial" w:cs="Arial"/>
                 <w:noProof/>
                 <w:webHidden/>
               </w:rPr>
@@ -2148,6 +2281,7 @@
             </w:r>
             <w:r>
               <w:rPr>
+                <w:rFonts w:ascii="Arial" w:hAnsi="Arial" w:cs="Arial"/>
                 <w:noProof/>
                 <w:webHidden/>
               </w:rPr>
@@ -2155,6 +2289,7 @@
             </w:r>
             <w:r>
               <w:rPr>
+                <w:rFonts w:ascii="Arial" w:hAnsi="Arial" w:cs="Arial"/>
                 <w:noProof/>
                 <w:webHidden/>
               </w:rPr>
@@ -2170,6 +2305,7 @@
               <w:tab w:val="right" w:leader="dot" w:pos="9629"/>
             </w:tabs>
             <w:rPr>
+              <w:rFonts w:ascii="Arial" w:hAnsi="Arial" w:cs="Arial"/>
               <w:noProof/>
               <w:kern w:val="2"/>
               <w:sz w:val="24"/>
@@ -2181,13 +2317,14 @@
             <w:r>
               <w:rPr>
                 <w:rStyle w:val="Hyperlink"/>
-                <w:rFonts w:cs="Arial"/>
+                <w:rFonts w:ascii="Arial" w:hAnsi="Arial" w:cs="Arial"/>
                 <w:noProof/>
               </w:rPr>
               <w:t>3.4</w:t>
             </w:r>
             <w:r>
               <w:rPr>
+                <w:rFonts w:ascii="Arial" w:hAnsi="Arial" w:cs="Arial"/>
                 <w:noProof/>
                 <w:kern w:val="2"/>
                 <w:sz w:val="24"/>
@@ -2199,13 +2336,14 @@
             <w:r>
               <w:rPr>
                 <w:rStyle w:val="Hyperlink"/>
-                <w:rFonts w:cs="Arial"/>
+                <w:rFonts w:ascii="Arial" w:hAnsi="Arial" w:cs="Arial"/>
                 <w:noProof/>
               </w:rPr>
               <w:t>ADVANCED ENCRYPTION STANDARD</w:t>
             </w:r>
             <w:r>
               <w:rPr>
+                <w:rFonts w:ascii="Arial" w:hAnsi="Arial" w:cs="Arial"/>
                 <w:noProof/>
                 <w:webHidden/>
               </w:rPr>
@@ -2213,6 +2351,7 @@
             </w:r>
             <w:r>
               <w:rPr>
+                <w:rFonts w:ascii="Arial" w:hAnsi="Arial" w:cs="Arial"/>
                 <w:noProof/>
                 <w:webHidden/>
               </w:rPr>
@@ -2220,6 +2359,7 @@
             </w:r>
             <w:r>
               <w:rPr>
+                <w:rFonts w:ascii="Arial" w:hAnsi="Arial" w:cs="Arial"/>
                 <w:noProof/>
                 <w:webHidden/>
               </w:rPr>
@@ -2227,12 +2367,14 @@
             </w:r>
             <w:r>
               <w:rPr>
+                <w:rFonts w:ascii="Arial" w:hAnsi="Arial" w:cs="Arial"/>
                 <w:noProof/>
                 <w:webHidden/>
               </w:rPr>
             </w:r>
             <w:r>
               <w:rPr>
+                <w:rFonts w:ascii="Arial" w:hAnsi="Arial" w:cs="Arial"/>
                 <w:noProof/>
                 <w:webHidden/>
               </w:rPr>
@@ -2240,6 +2382,7 @@
             </w:r>
             <w:r>
               <w:rPr>
+                <w:rFonts w:ascii="Arial" w:hAnsi="Arial" w:cs="Arial"/>
                 <w:noProof/>
                 <w:webHidden/>
               </w:rPr>
@@ -2247,6 +2390,7 @@
             </w:r>
             <w:r>
               <w:rPr>
+                <w:rFonts w:ascii="Arial" w:hAnsi="Arial" w:cs="Arial"/>
                 <w:noProof/>
                 <w:webHidden/>
               </w:rPr>
@@ -2262,6 +2406,7 @@
               <w:tab w:val="right" w:leader="dot" w:pos="9629"/>
             </w:tabs>
             <w:rPr>
+              <w:rFonts w:ascii="Arial" w:hAnsi="Arial" w:cs="Arial"/>
               <w:noProof/>
               <w:kern w:val="2"/>
               <w:sz w:val="24"/>
@@ -2273,13 +2418,14 @@
             <w:r>
               <w:rPr>
                 <w:rStyle w:val="Hyperlink"/>
-                <w:rFonts w:cs="Arial"/>
+                <w:rFonts w:ascii="Arial" w:hAnsi="Arial" w:cs="Arial"/>
                 <w:noProof/>
               </w:rPr>
               <w:t>3.5</w:t>
             </w:r>
             <w:r>
               <w:rPr>
+                <w:rFonts w:ascii="Arial" w:hAnsi="Arial" w:cs="Arial"/>
                 <w:noProof/>
                 <w:kern w:val="2"/>
                 <w:sz w:val="24"/>
@@ -2291,13 +2437,14 @@
             <w:r>
               <w:rPr>
                 <w:rStyle w:val="Hyperlink"/>
-                <w:rFonts w:cs="Arial"/>
+                <w:rFonts w:ascii="Arial" w:hAnsi="Arial" w:cs="Arial"/>
                 <w:noProof/>
               </w:rPr>
               <w:t>STRUCTRURA ALGORITMULUI AES-128</w:t>
             </w:r>
             <w:r>
               <w:rPr>
+                <w:rFonts w:ascii="Arial" w:hAnsi="Arial" w:cs="Arial"/>
                 <w:noProof/>
                 <w:webHidden/>
               </w:rPr>
@@ -2305,6 +2452,7 @@
             </w:r>
             <w:r>
               <w:rPr>
+                <w:rFonts w:ascii="Arial" w:hAnsi="Arial" w:cs="Arial"/>
                 <w:noProof/>
                 <w:webHidden/>
               </w:rPr>
@@ -2312,6 +2460,7 @@
             </w:r>
             <w:r>
               <w:rPr>
+                <w:rFonts w:ascii="Arial" w:hAnsi="Arial" w:cs="Arial"/>
                 <w:noProof/>
                 <w:webHidden/>
               </w:rPr>
@@ -2319,12 +2468,14 @@
             </w:r>
             <w:r>
               <w:rPr>
+                <w:rFonts w:ascii="Arial" w:hAnsi="Arial" w:cs="Arial"/>
                 <w:noProof/>
                 <w:webHidden/>
               </w:rPr>
             </w:r>
             <w:r>
               <w:rPr>
+                <w:rFonts w:ascii="Arial" w:hAnsi="Arial" w:cs="Arial"/>
                 <w:noProof/>
                 <w:webHidden/>
               </w:rPr>
@@ -2332,6 +2483,7 @@
             </w:r>
             <w:r>
               <w:rPr>
+                <w:rFonts w:ascii="Arial" w:hAnsi="Arial" w:cs="Arial"/>
                 <w:noProof/>
                 <w:webHidden/>
               </w:rPr>
@@ -2339,6 +2491,7 @@
             </w:r>
             <w:r>
               <w:rPr>
+                <w:rFonts w:ascii="Arial" w:hAnsi="Arial" w:cs="Arial"/>
                 <w:noProof/>
                 <w:webHidden/>
               </w:rPr>
@@ -2354,6 +2507,7 @@
               <w:tab w:val="right" w:leader="dot" w:pos="9629"/>
             </w:tabs>
             <w:rPr>
+              <w:rFonts w:ascii="Arial" w:hAnsi="Arial" w:cs="Arial"/>
               <w:noProof/>
               <w:kern w:val="2"/>
               <w:sz w:val="24"/>
@@ -2365,7 +2519,7 @@
             <w:r>
               <w:rPr>
                 <w:rStyle w:val="Hyperlink"/>
-                <w:rFonts w:cs="Arial"/>
+                <w:rFonts w:ascii="Arial" w:hAnsi="Arial" w:cs="Arial"/>
                 <w:caps/>
                 <w:noProof/>
               </w:rPr>
@@ -2373,6 +2527,7 @@
             </w:r>
             <w:r>
               <w:rPr>
+                <w:rFonts w:ascii="Arial" w:hAnsi="Arial" w:cs="Arial"/>
                 <w:noProof/>
                 <w:kern w:val="2"/>
                 <w:sz w:val="24"/>
@@ -2384,7 +2539,7 @@
             <w:r>
               <w:rPr>
                 <w:rStyle w:val="Hyperlink"/>
-                <w:rFonts w:cs="Arial"/>
+                <w:rFonts w:ascii="Arial" w:hAnsi="Arial" w:cs="Arial"/>
                 <w:caps/>
                 <w:noProof/>
               </w:rPr>
@@ -2392,6 +2547,7 @@
             </w:r>
             <w:r>
               <w:rPr>
+                <w:rFonts w:ascii="Arial" w:hAnsi="Arial" w:cs="Arial"/>
                 <w:noProof/>
                 <w:webHidden/>
               </w:rPr>
@@ -2399,6 +2555,7 @@
             </w:r>
             <w:r>
               <w:rPr>
+                <w:rFonts w:ascii="Arial" w:hAnsi="Arial" w:cs="Arial"/>
                 <w:noProof/>
                 <w:webHidden/>
               </w:rPr>
@@ -2406,6 +2563,7 @@
             </w:r>
             <w:r>
               <w:rPr>
+                <w:rFonts w:ascii="Arial" w:hAnsi="Arial" w:cs="Arial"/>
                 <w:noProof/>
                 <w:webHidden/>
               </w:rPr>
@@ -2413,12 +2571,14 @@
             </w:r>
             <w:r>
               <w:rPr>
+                <w:rFonts w:ascii="Arial" w:hAnsi="Arial" w:cs="Arial"/>
                 <w:noProof/>
                 <w:webHidden/>
               </w:rPr>
             </w:r>
             <w:r>
               <w:rPr>
+                <w:rFonts w:ascii="Arial" w:hAnsi="Arial" w:cs="Arial"/>
                 <w:noProof/>
                 <w:webHidden/>
               </w:rPr>
@@ -2426,6 +2586,7 @@
             </w:r>
             <w:r>
               <w:rPr>
+                <w:rFonts w:ascii="Arial" w:hAnsi="Arial" w:cs="Arial"/>
                 <w:noProof/>
                 <w:webHidden/>
               </w:rPr>
@@ -2433,6 +2594,7 @@
             </w:r>
             <w:r>
               <w:rPr>
+                <w:rFonts w:ascii="Arial" w:hAnsi="Arial" w:cs="Arial"/>
                 <w:noProof/>
                 <w:webHidden/>
               </w:rPr>
@@ -2448,6 +2610,7 @@
               <w:tab w:val="right" w:leader="dot" w:pos="9629"/>
             </w:tabs>
             <w:rPr>
+              <w:rFonts w:ascii="Arial" w:hAnsi="Arial" w:cs="Arial"/>
               <w:noProof/>
               <w:kern w:val="2"/>
               <w:sz w:val="24"/>
@@ -2459,7 +2622,7 @@
             <w:r>
               <w:rPr>
                 <w:rStyle w:val="Hyperlink"/>
-                <w:rFonts w:cs="Arial"/>
+                <w:rFonts w:ascii="Arial" w:hAnsi="Arial" w:cs="Arial"/>
                 <w:caps/>
                 <w:noProof/>
               </w:rPr>
@@ -2467,6 +2630,7 @@
             </w:r>
             <w:r>
               <w:rPr>
+                <w:rFonts w:ascii="Arial" w:hAnsi="Arial" w:cs="Arial"/>
                 <w:noProof/>
                 <w:kern w:val="2"/>
                 <w:sz w:val="24"/>
@@ -2478,7 +2642,7 @@
             <w:r>
               <w:rPr>
                 <w:rStyle w:val="Hyperlink"/>
-                <w:rFonts w:cs="Arial"/>
+                <w:rFonts w:ascii="Arial" w:hAnsi="Arial" w:cs="Arial"/>
                 <w:caps/>
                 <w:noProof/>
               </w:rPr>
@@ -2486,6 +2650,7 @@
             </w:r>
             <w:r>
               <w:rPr>
+                <w:rFonts w:ascii="Arial" w:hAnsi="Arial" w:cs="Arial"/>
                 <w:noProof/>
                 <w:webHidden/>
               </w:rPr>
@@ -2493,6 +2658,7 @@
             </w:r>
             <w:r>
               <w:rPr>
+                <w:rFonts w:ascii="Arial" w:hAnsi="Arial" w:cs="Arial"/>
                 <w:noProof/>
                 <w:webHidden/>
               </w:rPr>
@@ -2500,6 +2666,7 @@
             </w:r>
             <w:r>
               <w:rPr>
+                <w:rFonts w:ascii="Arial" w:hAnsi="Arial" w:cs="Arial"/>
                 <w:noProof/>
                 <w:webHidden/>
               </w:rPr>
@@ -2507,12 +2674,14 @@
             </w:r>
             <w:r>
               <w:rPr>
+                <w:rFonts w:ascii="Arial" w:hAnsi="Arial" w:cs="Arial"/>
                 <w:noProof/>
                 <w:webHidden/>
               </w:rPr>
             </w:r>
             <w:r>
               <w:rPr>
+                <w:rFonts w:ascii="Arial" w:hAnsi="Arial" w:cs="Arial"/>
                 <w:noProof/>
                 <w:webHidden/>
               </w:rPr>
@@ -2520,6 +2689,7 @@
             </w:r>
             <w:r>
               <w:rPr>
+                <w:rFonts w:ascii="Arial" w:hAnsi="Arial" w:cs="Arial"/>
                 <w:noProof/>
                 <w:webHidden/>
               </w:rPr>
@@ -2527,6 +2697,7 @@
             </w:r>
             <w:r>
               <w:rPr>
+                <w:rFonts w:ascii="Arial" w:hAnsi="Arial" w:cs="Arial"/>
                 <w:noProof/>
                 <w:webHidden/>
               </w:rPr>
@@ -2542,6 +2713,7 @@
               <w:tab w:val="right" w:leader="dot" w:pos="9629"/>
             </w:tabs>
             <w:rPr>
+              <w:rFonts w:ascii="Arial" w:hAnsi="Arial" w:cs="Arial"/>
               <w:noProof/>
               <w:kern w:val="2"/>
               <w:sz w:val="24"/>
@@ -2553,13 +2725,14 @@
             <w:r>
               <w:rPr>
                 <w:rStyle w:val="Hyperlink"/>
-                <w:rFonts w:cs="Arial"/>
+                <w:rFonts w:ascii="Arial" w:hAnsi="Arial" w:cs="Arial"/>
                 <w:noProof/>
               </w:rPr>
               <w:t>3.5.3</w:t>
             </w:r>
             <w:r>
               <w:rPr>
+                <w:rFonts w:ascii="Arial" w:hAnsi="Arial" w:cs="Arial"/>
                 <w:noProof/>
                 <w:kern w:val="2"/>
                 <w:sz w:val="24"/>
@@ -2571,13 +2744,14 @@
             <w:r>
               <w:rPr>
                 <w:rStyle w:val="Hyperlink"/>
-                <w:rFonts w:cs="Arial"/>
+                <w:rFonts w:ascii="Arial" w:hAnsi="Arial" w:cs="Arial"/>
                 <w:noProof/>
               </w:rPr>
               <w:t>DEPLASAREA LINIILOR</w:t>
             </w:r>
             <w:r>
               <w:rPr>
+                <w:rFonts w:ascii="Arial" w:hAnsi="Arial" w:cs="Arial"/>
                 <w:noProof/>
                 <w:webHidden/>
               </w:rPr>
@@ -2585,6 +2759,7 @@
             </w:r>
             <w:r>
               <w:rPr>
+                <w:rFonts w:ascii="Arial" w:hAnsi="Arial" w:cs="Arial"/>
                 <w:noProof/>
                 <w:webHidden/>
               </w:rPr>
@@ -2592,6 +2767,7 @@
             </w:r>
             <w:r>
               <w:rPr>
+                <w:rFonts w:ascii="Arial" w:hAnsi="Arial" w:cs="Arial"/>
                 <w:noProof/>
                 <w:webHidden/>
               </w:rPr>
@@ -2599,12 +2775,14 @@
             </w:r>
             <w:r>
               <w:rPr>
+                <w:rFonts w:ascii="Arial" w:hAnsi="Arial" w:cs="Arial"/>
                 <w:noProof/>
                 <w:webHidden/>
               </w:rPr>
             </w:r>
             <w:r>
               <w:rPr>
+                <w:rFonts w:ascii="Arial" w:hAnsi="Arial" w:cs="Arial"/>
                 <w:noProof/>
                 <w:webHidden/>
               </w:rPr>
@@ -2612,6 +2790,7 @@
             </w:r>
             <w:r>
               <w:rPr>
+                <w:rFonts w:ascii="Arial" w:hAnsi="Arial" w:cs="Arial"/>
                 <w:noProof/>
                 <w:webHidden/>
               </w:rPr>
@@ -2619,6 +2798,7 @@
             </w:r>
             <w:r>
               <w:rPr>
+                <w:rFonts w:ascii="Arial" w:hAnsi="Arial" w:cs="Arial"/>
                 <w:noProof/>
                 <w:webHidden/>
               </w:rPr>
@@ -2634,6 +2814,7 @@
               <w:tab w:val="right" w:leader="dot" w:pos="9629"/>
             </w:tabs>
             <w:rPr>
+              <w:rFonts w:ascii="Arial" w:hAnsi="Arial" w:cs="Arial"/>
               <w:noProof/>
               <w:kern w:val="2"/>
               <w:sz w:val="24"/>
@@ -2645,13 +2826,14 @@
             <w:r>
               <w:rPr>
                 <w:rStyle w:val="Hyperlink"/>
-                <w:rFonts w:cs="Arial"/>
+                <w:rFonts w:ascii="Arial" w:hAnsi="Arial" w:cs="Arial"/>
                 <w:noProof/>
               </w:rPr>
               <w:t>3.5.4</w:t>
             </w:r>
             <w:r>
               <w:rPr>
+                <w:rFonts w:ascii="Arial" w:hAnsi="Arial" w:cs="Arial"/>
                 <w:noProof/>
                 <w:kern w:val="2"/>
                 <w:sz w:val="24"/>
@@ -2663,13 +2845,14 @@
             <w:r>
               <w:rPr>
                 <w:rStyle w:val="Hyperlink"/>
-                <w:rFonts w:cs="Arial"/>
+                <w:rFonts w:ascii="Arial" w:hAnsi="Arial" w:cs="Arial"/>
                 <w:noProof/>
               </w:rPr>
               <w:t>AMESTECAREA COLOANELOR</w:t>
             </w:r>
             <w:r>
               <w:rPr>
+                <w:rFonts w:ascii="Arial" w:hAnsi="Arial" w:cs="Arial"/>
                 <w:noProof/>
                 <w:webHidden/>
               </w:rPr>
@@ -2677,6 +2860,7 @@
             </w:r>
             <w:r>
               <w:rPr>
+                <w:rFonts w:ascii="Arial" w:hAnsi="Arial" w:cs="Arial"/>
                 <w:noProof/>
                 <w:webHidden/>
               </w:rPr>
@@ -2684,6 +2868,7 @@
             </w:r>
             <w:r>
               <w:rPr>
+                <w:rFonts w:ascii="Arial" w:hAnsi="Arial" w:cs="Arial"/>
                 <w:noProof/>
                 <w:webHidden/>
               </w:rPr>
@@ -2691,12 +2876,14 @@
             </w:r>
             <w:r>
               <w:rPr>
+                <w:rFonts w:ascii="Arial" w:hAnsi="Arial" w:cs="Arial"/>
                 <w:noProof/>
                 <w:webHidden/>
               </w:rPr>
             </w:r>
             <w:r>
               <w:rPr>
+                <w:rFonts w:ascii="Arial" w:hAnsi="Arial" w:cs="Arial"/>
                 <w:noProof/>
                 <w:webHidden/>
               </w:rPr>
@@ -2704,6 +2891,7 @@
             </w:r>
             <w:r>
               <w:rPr>
+                <w:rFonts w:ascii="Arial" w:hAnsi="Arial" w:cs="Arial"/>
                 <w:noProof/>
                 <w:webHidden/>
               </w:rPr>
@@ -2711,6 +2899,7 @@
             </w:r>
             <w:r>
               <w:rPr>
+                <w:rFonts w:ascii="Arial" w:hAnsi="Arial" w:cs="Arial"/>
                 <w:noProof/>
                 <w:webHidden/>
               </w:rPr>
@@ -2726,6 +2915,7 @@
               <w:tab w:val="right" w:leader="dot" w:pos="9629"/>
             </w:tabs>
             <w:rPr>
+              <w:rFonts w:ascii="Arial" w:hAnsi="Arial" w:cs="Arial"/>
               <w:noProof/>
               <w:kern w:val="2"/>
               <w:sz w:val="24"/>
@@ -2737,13 +2927,14 @@
             <w:r>
               <w:rPr>
                 <w:rStyle w:val="Hyperlink"/>
-                <w:rFonts w:cs="Arial"/>
+                <w:rFonts w:ascii="Arial" w:hAnsi="Arial" w:cs="Arial"/>
                 <w:noProof/>
               </w:rPr>
               <w:t>3.5.5</w:t>
             </w:r>
             <w:r>
               <w:rPr>
+                <w:rFonts w:ascii="Arial" w:hAnsi="Arial" w:cs="Arial"/>
                 <w:noProof/>
                 <w:kern w:val="2"/>
                 <w:sz w:val="24"/>
@@ -2755,13 +2946,14 @@
             <w:r>
               <w:rPr>
                 <w:rStyle w:val="Hyperlink"/>
-                <w:rFonts w:cs="Arial"/>
+                <w:rFonts w:ascii="Arial" w:hAnsi="Arial" w:cs="Arial"/>
                 <w:noProof/>
               </w:rPr>
               <w:t>DERIVAREA CHEII DE RUNDĂ</w:t>
             </w:r>
             <w:r>
               <w:rPr>
+                <w:rFonts w:ascii="Arial" w:hAnsi="Arial" w:cs="Arial"/>
                 <w:noProof/>
                 <w:webHidden/>
               </w:rPr>
@@ -2769,6 +2961,7 @@
             </w:r>
             <w:r>
               <w:rPr>
+                <w:rFonts w:ascii="Arial" w:hAnsi="Arial" w:cs="Arial"/>
                 <w:noProof/>
                 <w:webHidden/>
               </w:rPr>
@@ -2776,6 +2969,7 @@
             </w:r>
             <w:r>
               <w:rPr>
+                <w:rFonts w:ascii="Arial" w:hAnsi="Arial" w:cs="Arial"/>
                 <w:noProof/>
                 <w:webHidden/>
               </w:rPr>
@@ -2783,12 +2977,14 @@
             </w:r>
             <w:r>
               <w:rPr>
+                <w:rFonts w:ascii="Arial" w:hAnsi="Arial" w:cs="Arial"/>
                 <w:noProof/>
                 <w:webHidden/>
               </w:rPr>
             </w:r>
             <w:r>
               <w:rPr>
+                <w:rFonts w:ascii="Arial" w:hAnsi="Arial" w:cs="Arial"/>
                 <w:noProof/>
                 <w:webHidden/>
               </w:rPr>
@@ -2796,6 +2992,7 @@
             </w:r>
             <w:r>
               <w:rPr>
+                <w:rFonts w:ascii="Arial" w:hAnsi="Arial" w:cs="Arial"/>
                 <w:noProof/>
                 <w:webHidden/>
               </w:rPr>
@@ -2803,6 +3000,7 @@
             </w:r>
             <w:r>
               <w:rPr>
+                <w:rFonts w:ascii="Arial" w:hAnsi="Arial" w:cs="Arial"/>
                 <w:noProof/>
                 <w:webHidden/>
               </w:rPr>
@@ -2818,6 +3016,7 @@
               <w:tab w:val="right" w:leader="dot" w:pos="9629"/>
             </w:tabs>
             <w:rPr>
+              <w:rFonts w:ascii="Arial" w:hAnsi="Arial" w:cs="Arial"/>
               <w:noProof/>
               <w:kern w:val="2"/>
               <w:sz w:val="24"/>
@@ -2829,13 +3028,14 @@
             <w:r>
               <w:rPr>
                 <w:rStyle w:val="Hyperlink"/>
-                <w:rFonts w:cs="Arial"/>
+                <w:rFonts w:ascii="Arial" w:hAnsi="Arial" w:cs="Arial"/>
                 <w:noProof/>
               </w:rPr>
               <w:t>3.6</w:t>
             </w:r>
             <w:r>
               <w:rPr>
+                <w:rFonts w:ascii="Arial" w:hAnsi="Arial" w:cs="Arial"/>
                 <w:noProof/>
                 <w:kern w:val="2"/>
                 <w:sz w:val="24"/>
@@ -2847,13 +3047,14 @@
             <w:r>
               <w:rPr>
                 <w:rStyle w:val="Hyperlink"/>
-                <w:rFonts w:cs="Arial"/>
+                <w:rFonts w:ascii="Arial" w:hAnsi="Arial" w:cs="Arial"/>
                 <w:noProof/>
               </w:rPr>
               <w:t>OPERAȚIA DE DECRIPTARE AES-128</w:t>
             </w:r>
             <w:r>
               <w:rPr>
+                <w:rFonts w:ascii="Arial" w:hAnsi="Arial" w:cs="Arial"/>
                 <w:noProof/>
                 <w:webHidden/>
               </w:rPr>
@@ -2861,6 +3062,7 @@
             </w:r>
             <w:r>
               <w:rPr>
+                <w:rFonts w:ascii="Arial" w:hAnsi="Arial" w:cs="Arial"/>
                 <w:noProof/>
                 <w:webHidden/>
               </w:rPr>
@@ -2868,6 +3070,7 @@
             </w:r>
             <w:r>
               <w:rPr>
+                <w:rFonts w:ascii="Arial" w:hAnsi="Arial" w:cs="Arial"/>
                 <w:noProof/>
                 <w:webHidden/>
               </w:rPr>
@@ -2875,12 +3078,14 @@
             </w:r>
             <w:r>
               <w:rPr>
+                <w:rFonts w:ascii="Arial" w:hAnsi="Arial" w:cs="Arial"/>
                 <w:noProof/>
                 <w:webHidden/>
               </w:rPr>
             </w:r>
             <w:r>
               <w:rPr>
+                <w:rFonts w:ascii="Arial" w:hAnsi="Arial" w:cs="Arial"/>
                 <w:noProof/>
                 <w:webHidden/>
               </w:rPr>
@@ -2888,6 +3093,7 @@
             </w:r>
             <w:r>
               <w:rPr>
+                <w:rFonts w:ascii="Arial" w:hAnsi="Arial" w:cs="Arial"/>
                 <w:noProof/>
                 <w:webHidden/>
               </w:rPr>
@@ -2895,6 +3101,7 @@
             </w:r>
             <w:r>
               <w:rPr>
+                <w:rFonts w:ascii="Arial" w:hAnsi="Arial" w:cs="Arial"/>
                 <w:noProof/>
                 <w:webHidden/>
               </w:rPr>
@@ -2910,6 +3117,7 @@
               <w:tab w:val="right" w:leader="dot" w:pos="9629"/>
             </w:tabs>
             <w:rPr>
+              <w:rFonts w:ascii="Arial" w:hAnsi="Arial" w:cs="Arial"/>
               <w:noProof/>
               <w:kern w:val="2"/>
               <w:sz w:val="24"/>
@@ -2921,13 +3129,14 @@
             <w:r>
               <w:rPr>
                 <w:rStyle w:val="Hyperlink"/>
-                <w:rFonts w:cs="Arial"/>
+                <w:rFonts w:ascii="Arial" w:hAnsi="Arial" w:cs="Arial"/>
                 <w:noProof/>
               </w:rPr>
               <w:t>3.6.1</w:t>
             </w:r>
             <w:r>
               <w:rPr>
+                <w:rFonts w:ascii="Arial" w:hAnsi="Arial" w:cs="Arial"/>
                 <w:noProof/>
                 <w:kern w:val="2"/>
                 <w:sz w:val="24"/>
@@ -2939,13 +3148,14 @@
             <w:r>
               <w:rPr>
                 <w:rStyle w:val="Hyperlink"/>
-                <w:rFonts w:cs="Arial"/>
+                <w:rFonts w:ascii="Arial" w:hAnsi="Arial" w:cs="Arial"/>
                 <w:noProof/>
               </w:rPr>
               <w:t>SUBSTITUȚIA INVERSĂ</w:t>
             </w:r>
             <w:r>
               <w:rPr>
+                <w:rFonts w:ascii="Arial" w:hAnsi="Arial" w:cs="Arial"/>
                 <w:noProof/>
                 <w:webHidden/>
               </w:rPr>
@@ -2953,6 +3163,7 @@
             </w:r>
             <w:r>
               <w:rPr>
+                <w:rFonts w:ascii="Arial" w:hAnsi="Arial" w:cs="Arial"/>
                 <w:noProof/>
                 <w:webHidden/>
               </w:rPr>
@@ -2960,6 +3171,7 @@
             </w:r>
             <w:r>
               <w:rPr>
+                <w:rFonts w:ascii="Arial" w:hAnsi="Arial" w:cs="Arial"/>
                 <w:noProof/>
                 <w:webHidden/>
               </w:rPr>
@@ -2967,12 +3179,14 @@
             </w:r>
             <w:r>
               <w:rPr>
+                <w:rFonts w:ascii="Arial" w:hAnsi="Arial" w:cs="Arial"/>
                 <w:noProof/>
                 <w:webHidden/>
               </w:rPr>
             </w:r>
             <w:r>
               <w:rPr>
+                <w:rFonts w:ascii="Arial" w:hAnsi="Arial" w:cs="Arial"/>
                 <w:noProof/>
                 <w:webHidden/>
               </w:rPr>
@@ -2980,6 +3194,7 @@
             </w:r>
             <w:r>
               <w:rPr>
+                <w:rFonts w:ascii="Arial" w:hAnsi="Arial" w:cs="Arial"/>
                 <w:noProof/>
                 <w:webHidden/>
               </w:rPr>
@@ -2987,6 +3202,7 @@
             </w:r>
             <w:r>
               <w:rPr>
+                <w:rFonts w:ascii="Arial" w:hAnsi="Arial" w:cs="Arial"/>
                 <w:noProof/>
                 <w:webHidden/>
               </w:rPr>
@@ -3002,6 +3218,7 @@
               <w:tab w:val="right" w:leader="dot" w:pos="9629"/>
             </w:tabs>
             <w:rPr>
+              <w:rFonts w:ascii="Arial" w:hAnsi="Arial" w:cs="Arial"/>
               <w:noProof/>
               <w:kern w:val="2"/>
               <w:sz w:val="24"/>
@@ -3013,13 +3230,14 @@
             <w:r>
               <w:rPr>
                 <w:rStyle w:val="Hyperlink"/>
-                <w:rFonts w:cs="Arial"/>
+                <w:rFonts w:ascii="Arial" w:hAnsi="Arial" w:cs="Arial"/>
                 <w:noProof/>
               </w:rPr>
               <w:t>3.6.2</w:t>
             </w:r>
             <w:r>
               <w:rPr>
+                <w:rFonts w:ascii="Arial" w:hAnsi="Arial" w:cs="Arial"/>
                 <w:noProof/>
                 <w:kern w:val="2"/>
                 <w:sz w:val="24"/>
@@ -3031,13 +3249,14 @@
             <w:r>
               <w:rPr>
                 <w:rStyle w:val="Hyperlink"/>
-                <w:rFonts w:cs="Arial"/>
+                <w:rFonts w:ascii="Arial" w:hAnsi="Arial" w:cs="Arial"/>
                 <w:noProof/>
               </w:rPr>
               <w:t>INVERSAREA DEPLASĂRII LINIILOR</w:t>
             </w:r>
             <w:r>
               <w:rPr>
+                <w:rFonts w:ascii="Arial" w:hAnsi="Arial" w:cs="Arial"/>
                 <w:noProof/>
                 <w:webHidden/>
               </w:rPr>
@@ -3045,6 +3264,7 @@
             </w:r>
             <w:r>
               <w:rPr>
+                <w:rFonts w:ascii="Arial" w:hAnsi="Arial" w:cs="Arial"/>
                 <w:noProof/>
                 <w:webHidden/>
               </w:rPr>
@@ -3052,6 +3272,7 @@
             </w:r>
             <w:r>
               <w:rPr>
+                <w:rFonts w:ascii="Arial" w:hAnsi="Arial" w:cs="Arial"/>
                 <w:noProof/>
                 <w:webHidden/>
               </w:rPr>
@@ -3059,12 +3280,14 @@
             </w:r>
             <w:r>
               <w:rPr>
+                <w:rFonts w:ascii="Arial" w:hAnsi="Arial" w:cs="Arial"/>
                 <w:noProof/>
                 <w:webHidden/>
               </w:rPr>
             </w:r>
             <w:r>
               <w:rPr>
+                <w:rFonts w:ascii="Arial" w:hAnsi="Arial" w:cs="Arial"/>
                 <w:noProof/>
                 <w:webHidden/>
               </w:rPr>
@@ -3072,6 +3295,7 @@
             </w:r>
             <w:r>
               <w:rPr>
+                <w:rFonts w:ascii="Arial" w:hAnsi="Arial" w:cs="Arial"/>
                 <w:noProof/>
                 <w:webHidden/>
               </w:rPr>
@@ -3079,6 +3303,7 @@
             </w:r>
             <w:r>
               <w:rPr>
+                <w:rFonts w:ascii="Arial" w:hAnsi="Arial" w:cs="Arial"/>
                 <w:noProof/>
                 <w:webHidden/>
               </w:rPr>
@@ -3094,6 +3319,7 @@
               <w:tab w:val="right" w:leader="dot" w:pos="9629"/>
             </w:tabs>
             <w:rPr>
+              <w:rFonts w:ascii="Arial" w:hAnsi="Arial" w:cs="Arial"/>
               <w:noProof/>
               <w:kern w:val="2"/>
               <w:sz w:val="24"/>
@@ -3105,13 +3331,14 @@
             <w:r>
               <w:rPr>
                 <w:rStyle w:val="Hyperlink"/>
-                <w:rFonts w:cs="Arial"/>
+                <w:rFonts w:ascii="Arial" w:hAnsi="Arial" w:cs="Arial"/>
                 <w:noProof/>
               </w:rPr>
               <w:t>3.6.3</w:t>
             </w:r>
             <w:r>
               <w:rPr>
+                <w:rFonts w:ascii="Arial" w:hAnsi="Arial" w:cs="Arial"/>
                 <w:noProof/>
                 <w:kern w:val="2"/>
                 <w:sz w:val="24"/>
@@ -3123,13 +3350,14 @@
             <w:r>
               <w:rPr>
                 <w:rStyle w:val="Hyperlink"/>
-                <w:rFonts w:cs="Arial"/>
+                <w:rFonts w:ascii="Arial" w:hAnsi="Arial" w:cs="Arial"/>
                 <w:noProof/>
               </w:rPr>
               <w:t>INVERSAREA AMESTECĂRII LINIILOR</w:t>
             </w:r>
             <w:r>
               <w:rPr>
+                <w:rFonts w:ascii="Arial" w:hAnsi="Arial" w:cs="Arial"/>
                 <w:noProof/>
                 <w:webHidden/>
               </w:rPr>
@@ -3137,6 +3365,7 @@
             </w:r>
             <w:r>
               <w:rPr>
+                <w:rFonts w:ascii="Arial" w:hAnsi="Arial" w:cs="Arial"/>
                 <w:noProof/>
                 <w:webHidden/>
               </w:rPr>
@@ -3144,6 +3373,7 @@
             </w:r>
             <w:r>
               <w:rPr>
+                <w:rFonts w:ascii="Arial" w:hAnsi="Arial" w:cs="Arial"/>
                 <w:noProof/>
                 <w:webHidden/>
               </w:rPr>
@@ -3151,12 +3381,14 @@
             </w:r>
             <w:r>
               <w:rPr>
+                <w:rFonts w:ascii="Arial" w:hAnsi="Arial" w:cs="Arial"/>
                 <w:noProof/>
                 <w:webHidden/>
               </w:rPr>
             </w:r>
             <w:r>
               <w:rPr>
+                <w:rFonts w:ascii="Arial" w:hAnsi="Arial" w:cs="Arial"/>
                 <w:noProof/>
                 <w:webHidden/>
               </w:rPr>
@@ -3164,6 +3396,7 @@
             </w:r>
             <w:r>
               <w:rPr>
+                <w:rFonts w:ascii="Arial" w:hAnsi="Arial" w:cs="Arial"/>
                 <w:noProof/>
                 <w:webHidden/>
               </w:rPr>
@@ -3171,6 +3404,7 @@
             </w:r>
             <w:r>
               <w:rPr>
+                <w:rFonts w:ascii="Arial" w:hAnsi="Arial" w:cs="Arial"/>
                 <w:noProof/>
                 <w:webHidden/>
               </w:rPr>
@@ -3186,6 +3420,7 @@
               <w:tab w:val="right" w:leader="dot" w:pos="9629"/>
             </w:tabs>
             <w:rPr>
+              <w:rFonts w:ascii="Arial" w:hAnsi="Arial" w:cs="Arial"/>
               <w:noProof/>
               <w:kern w:val="2"/>
               <w:sz w:val="24"/>
@@ -3197,13 +3432,14 @@
             <w:r>
               <w:rPr>
                 <w:rStyle w:val="Hyperlink"/>
-                <w:rFonts w:cs="Arial"/>
+                <w:rFonts w:ascii="Arial" w:hAnsi="Arial" w:cs="Arial"/>
                 <w:noProof/>
               </w:rPr>
               <w:t>3.6.4</w:t>
             </w:r>
             <w:r>
               <w:rPr>
+                <w:rFonts w:ascii="Arial" w:hAnsi="Arial" w:cs="Arial"/>
                 <w:noProof/>
                 <w:kern w:val="2"/>
                 <w:sz w:val="24"/>
@@ -3215,13 +3451,14 @@
             <w:r>
               <w:rPr>
                 <w:rStyle w:val="Hyperlink"/>
-                <w:rFonts w:cs="Arial"/>
+                <w:rFonts w:ascii="Arial" w:hAnsi="Arial" w:cs="Arial"/>
                 <w:noProof/>
               </w:rPr>
               <w:t>RUNDELE DE DECRIPTARE</w:t>
             </w:r>
             <w:r>
               <w:rPr>
+                <w:rFonts w:ascii="Arial" w:hAnsi="Arial" w:cs="Arial"/>
                 <w:noProof/>
                 <w:webHidden/>
               </w:rPr>
@@ -3229,6 +3466,7 @@
             </w:r>
             <w:r>
               <w:rPr>
+                <w:rFonts w:ascii="Arial" w:hAnsi="Arial" w:cs="Arial"/>
                 <w:noProof/>
                 <w:webHidden/>
               </w:rPr>
@@ -3236,6 +3474,7 @@
             </w:r>
             <w:r>
               <w:rPr>
+                <w:rFonts w:ascii="Arial" w:hAnsi="Arial" w:cs="Arial"/>
                 <w:noProof/>
                 <w:webHidden/>
               </w:rPr>
@@ -3243,12 +3482,14 @@
             </w:r>
             <w:r>
               <w:rPr>
+                <w:rFonts w:ascii="Arial" w:hAnsi="Arial" w:cs="Arial"/>
                 <w:noProof/>
                 <w:webHidden/>
               </w:rPr>
             </w:r>
             <w:r>
               <w:rPr>
+                <w:rFonts w:ascii="Arial" w:hAnsi="Arial" w:cs="Arial"/>
                 <w:noProof/>
                 <w:webHidden/>
               </w:rPr>
@@ -3256,6 +3497,7 @@
             </w:r>
             <w:r>
               <w:rPr>
+                <w:rFonts w:ascii="Arial" w:hAnsi="Arial" w:cs="Arial"/>
                 <w:noProof/>
                 <w:webHidden/>
               </w:rPr>
@@ -3263,6 +3505,7 @@
             </w:r>
             <w:r>
               <w:rPr>
+                <w:rFonts w:ascii="Arial" w:hAnsi="Arial" w:cs="Arial"/>
                 <w:noProof/>
                 <w:webHidden/>
               </w:rPr>
@@ -3278,6 +3521,7 @@
               <w:tab w:val="right" w:leader="dot" w:pos="9629"/>
             </w:tabs>
             <w:rPr>
+              <w:rFonts w:ascii="Arial" w:hAnsi="Arial" w:cs="Arial"/>
               <w:noProof/>
               <w:kern w:val="2"/>
               <w:sz w:val="24"/>
@@ -3289,12 +3533,14 @@
             <w:r>
               <w:rPr>
                 <w:rStyle w:val="Hyperlink"/>
+                <w:rFonts w:ascii="Arial" w:hAnsi="Arial" w:cs="Arial"/>
                 <w:noProof/>
               </w:rPr>
               <w:t>4</w:t>
             </w:r>
             <w:r>
               <w:rPr>
+                <w:rFonts w:ascii="Arial" w:hAnsi="Arial" w:cs="Arial"/>
                 <w:noProof/>
                 <w:kern w:val="2"/>
                 <w:sz w:val="24"/>
@@ -3306,12 +3552,14 @@
             <w:r>
               <w:rPr>
                 <w:rStyle w:val="Hyperlink"/>
+                <w:rFonts w:ascii="Arial" w:hAnsi="Arial" w:cs="Arial"/>
                 <w:noProof/>
               </w:rPr>
               <w:t>FUNDAMENTE FPGA ȘI ARHITECTURA ZYNQ-7000</w:t>
             </w:r>
             <w:r>
               <w:rPr>
+                <w:rFonts w:ascii="Arial" w:hAnsi="Arial" w:cs="Arial"/>
                 <w:noProof/>
                 <w:webHidden/>
               </w:rPr>
@@ -3319,6 +3567,7 @@
             </w:r>
             <w:r>
               <w:rPr>
+                <w:rFonts w:ascii="Arial" w:hAnsi="Arial" w:cs="Arial"/>
                 <w:noProof/>
                 <w:webHidden/>
               </w:rPr>
@@ -3326,6 +3575,7 @@
             </w:r>
             <w:r>
               <w:rPr>
+                <w:rFonts w:ascii="Arial" w:hAnsi="Arial" w:cs="Arial"/>
                 <w:noProof/>
                 <w:webHidden/>
               </w:rPr>
@@ -3333,12 +3583,14 @@
             </w:r>
             <w:r>
               <w:rPr>
+                <w:rFonts w:ascii="Arial" w:hAnsi="Arial" w:cs="Arial"/>
                 <w:noProof/>
                 <w:webHidden/>
               </w:rPr>
             </w:r>
             <w:r>
               <w:rPr>
+                <w:rFonts w:ascii="Arial" w:hAnsi="Arial" w:cs="Arial"/>
                 <w:noProof/>
                 <w:webHidden/>
               </w:rPr>
@@ -3346,6 +3598,7 @@
             </w:r>
             <w:r>
               <w:rPr>
+                <w:rFonts w:ascii="Arial" w:hAnsi="Arial" w:cs="Arial"/>
                 <w:noProof/>
                 <w:webHidden/>
               </w:rPr>
@@ -3353,6 +3606,7 @@
             </w:r>
             <w:r>
               <w:rPr>
+                <w:rFonts w:ascii="Arial" w:hAnsi="Arial" w:cs="Arial"/>
                 <w:noProof/>
                 <w:webHidden/>
               </w:rPr>
@@ -3368,6 +3622,7 @@
               <w:tab w:val="right" w:leader="dot" w:pos="9629"/>
             </w:tabs>
             <w:rPr>
+              <w:rFonts w:ascii="Arial" w:hAnsi="Arial" w:cs="Arial"/>
               <w:noProof/>
               <w:kern w:val="2"/>
               <w:sz w:val="24"/>
@@ -3379,12 +3634,14 @@
             <w:r>
               <w:rPr>
                 <w:rStyle w:val="Hyperlink"/>
+                <w:rFonts w:ascii="Arial" w:hAnsi="Arial" w:cs="Arial"/>
                 <w:noProof/>
               </w:rPr>
               <w:t>4.1</w:t>
             </w:r>
             <w:r>
               <w:rPr>
+                <w:rFonts w:ascii="Arial" w:hAnsi="Arial" w:cs="Arial"/>
                 <w:noProof/>
                 <w:kern w:val="2"/>
                 <w:sz w:val="24"/>
@@ -3396,12 +3653,14 @@
             <w:r>
               <w:rPr>
                 <w:rStyle w:val="Hyperlink"/>
+                <w:rFonts w:ascii="Arial" w:hAnsi="Arial" w:cs="Arial"/>
                 <w:noProof/>
               </w:rPr>
               <w:t>ARHITECTURA FPGA</w:t>
             </w:r>
             <w:r>
               <w:rPr>
+                <w:rFonts w:ascii="Arial" w:hAnsi="Arial" w:cs="Arial"/>
                 <w:noProof/>
                 <w:webHidden/>
               </w:rPr>
@@ -3409,6 +3668,7 @@
             </w:r>
             <w:r>
               <w:rPr>
+                <w:rFonts w:ascii="Arial" w:hAnsi="Arial" w:cs="Arial"/>
                 <w:noProof/>
                 <w:webHidden/>
               </w:rPr>
@@ -3416,6 +3676,7 @@
             </w:r>
             <w:r>
               <w:rPr>
+                <w:rFonts w:ascii="Arial" w:hAnsi="Arial" w:cs="Arial"/>
                 <w:noProof/>
                 <w:webHidden/>
               </w:rPr>
@@ -3423,12 +3684,14 @@
             </w:r>
             <w:r>
               <w:rPr>
+                <w:rFonts w:ascii="Arial" w:hAnsi="Arial" w:cs="Arial"/>
                 <w:noProof/>
                 <w:webHidden/>
               </w:rPr>
             </w:r>
             <w:r>
               <w:rPr>
+                <w:rFonts w:ascii="Arial" w:hAnsi="Arial" w:cs="Arial"/>
                 <w:noProof/>
                 <w:webHidden/>
               </w:rPr>
@@ -3436,6 +3699,7 @@
             </w:r>
             <w:r>
               <w:rPr>
+                <w:rFonts w:ascii="Arial" w:hAnsi="Arial" w:cs="Arial"/>
                 <w:noProof/>
                 <w:webHidden/>
               </w:rPr>
@@ -3443,6 +3707,7 @@
             </w:r>
             <w:r>
               <w:rPr>
+                <w:rFonts w:ascii="Arial" w:hAnsi="Arial" w:cs="Arial"/>
                 <w:noProof/>
                 <w:webHidden/>
               </w:rPr>
@@ -3458,6 +3723,7 @@
               <w:tab w:val="right" w:leader="dot" w:pos="9629"/>
             </w:tabs>
             <w:rPr>
+              <w:rFonts w:ascii="Arial" w:hAnsi="Arial" w:cs="Arial"/>
               <w:noProof/>
               <w:kern w:val="2"/>
               <w:sz w:val="24"/>
@@ -3469,12 +3735,14 @@
             <w:r>
               <w:rPr>
                 <w:rStyle w:val="Hyperlink"/>
+                <w:rFonts w:ascii="Arial" w:hAnsi="Arial" w:cs="Arial"/>
                 <w:noProof/>
               </w:rPr>
               <w:t>4.2</w:t>
             </w:r>
             <w:r>
               <w:rPr>
+                <w:rFonts w:ascii="Arial" w:hAnsi="Arial" w:cs="Arial"/>
                 <w:noProof/>
                 <w:kern w:val="2"/>
                 <w:sz w:val="24"/>
@@ -3486,12 +3754,14 @@
             <w:r>
               <w:rPr>
                 <w:rStyle w:val="Hyperlink"/>
+                <w:rFonts w:ascii="Arial" w:hAnsi="Arial" w:cs="Arial"/>
                 <w:noProof/>
               </w:rPr>
               <w:t>ARHITECTURA ZYNQ-7000</w:t>
             </w:r>
             <w:r>
               <w:rPr>
+                <w:rFonts w:ascii="Arial" w:hAnsi="Arial" w:cs="Arial"/>
                 <w:noProof/>
                 <w:webHidden/>
               </w:rPr>
@@ -3499,6 +3769,7 @@
             </w:r>
             <w:r>
               <w:rPr>
+                <w:rFonts w:ascii="Arial" w:hAnsi="Arial" w:cs="Arial"/>
                 <w:noProof/>
                 <w:webHidden/>
               </w:rPr>
@@ -3506,6 +3777,7 @@
             </w:r>
             <w:r>
               <w:rPr>
+                <w:rFonts w:ascii="Arial" w:hAnsi="Arial" w:cs="Arial"/>
                 <w:noProof/>
                 <w:webHidden/>
               </w:rPr>
@@ -3513,12 +3785,14 @@
             </w:r>
             <w:r>
               <w:rPr>
+                <w:rFonts w:ascii="Arial" w:hAnsi="Arial" w:cs="Arial"/>
                 <w:noProof/>
                 <w:webHidden/>
               </w:rPr>
             </w:r>
             <w:r>
               <w:rPr>
+                <w:rFonts w:ascii="Arial" w:hAnsi="Arial" w:cs="Arial"/>
                 <w:noProof/>
                 <w:webHidden/>
               </w:rPr>
@@ -3526,6 +3800,7 @@
             </w:r>
             <w:r>
               <w:rPr>
+                <w:rFonts w:ascii="Arial" w:hAnsi="Arial" w:cs="Arial"/>
                 <w:noProof/>
                 <w:webHidden/>
               </w:rPr>
@@ -3533,6 +3808,7 @@
             </w:r>
             <w:r>
               <w:rPr>
+                <w:rFonts w:ascii="Arial" w:hAnsi="Arial" w:cs="Arial"/>
                 <w:noProof/>
                 <w:webHidden/>
               </w:rPr>
@@ -3548,6 +3824,7 @@
               <w:tab w:val="right" w:leader="dot" w:pos="9629"/>
             </w:tabs>
             <w:rPr>
+              <w:rFonts w:ascii="Arial" w:hAnsi="Arial" w:cs="Arial"/>
               <w:noProof/>
               <w:kern w:val="2"/>
               <w:sz w:val="24"/>
@@ -3559,12 +3836,14 @@
             <w:r>
               <w:rPr>
                 <w:rStyle w:val="Hyperlink"/>
+                <w:rFonts w:ascii="Arial" w:hAnsi="Arial" w:cs="Arial"/>
                 <w:noProof/>
               </w:rPr>
               <w:t>4.3</w:t>
             </w:r>
             <w:r>
               <w:rPr>
+                <w:rFonts w:ascii="Arial" w:hAnsi="Arial" w:cs="Arial"/>
                 <w:noProof/>
                 <w:kern w:val="2"/>
                 <w:sz w:val="24"/>
@@ -3576,12 +3855,14 @@
             <w:r>
               <w:rPr>
                 <w:rStyle w:val="Hyperlink"/>
+                <w:rFonts w:ascii="Arial" w:hAnsi="Arial" w:cs="Arial"/>
                 <w:noProof/>
               </w:rPr>
               <w:t>PROTOCOLUL AXI4</w:t>
             </w:r>
             <w:r>
               <w:rPr>
+                <w:rFonts w:ascii="Arial" w:hAnsi="Arial" w:cs="Arial"/>
                 <w:noProof/>
                 <w:webHidden/>
               </w:rPr>
@@ -3589,6 +3870,7 @@
             </w:r>
             <w:r>
               <w:rPr>
+                <w:rFonts w:ascii="Arial" w:hAnsi="Arial" w:cs="Arial"/>
                 <w:noProof/>
                 <w:webHidden/>
               </w:rPr>
@@ -3596,6 +3878,7 @@
             </w:r>
             <w:r>
               <w:rPr>
+                <w:rFonts w:ascii="Arial" w:hAnsi="Arial" w:cs="Arial"/>
                 <w:noProof/>
                 <w:webHidden/>
               </w:rPr>
@@ -3603,12 +3886,14 @@
             </w:r>
             <w:r>
               <w:rPr>
+                <w:rFonts w:ascii="Arial" w:hAnsi="Arial" w:cs="Arial"/>
                 <w:noProof/>
                 <w:webHidden/>
               </w:rPr>
             </w:r>
             <w:r>
               <w:rPr>
+                <w:rFonts w:ascii="Arial" w:hAnsi="Arial" w:cs="Arial"/>
                 <w:noProof/>
                 <w:webHidden/>
               </w:rPr>
@@ -3616,6 +3901,7 @@
             </w:r>
             <w:r>
               <w:rPr>
+                <w:rFonts w:ascii="Arial" w:hAnsi="Arial" w:cs="Arial"/>
                 <w:noProof/>
                 <w:webHidden/>
               </w:rPr>
@@ -3623,6 +3909,7 @@
             </w:r>
             <w:r>
               <w:rPr>
+                <w:rFonts w:ascii="Arial" w:hAnsi="Arial" w:cs="Arial"/>
                 <w:noProof/>
                 <w:webHidden/>
               </w:rPr>
@@ -3638,6 +3925,7 @@
               <w:tab w:val="right" w:leader="dot" w:pos="9629"/>
             </w:tabs>
             <w:rPr>
+              <w:rFonts w:ascii="Arial" w:hAnsi="Arial" w:cs="Arial"/>
               <w:noProof/>
               <w:kern w:val="2"/>
               <w:sz w:val="24"/>
@@ -3649,12 +3937,14 @@
             <w:r>
               <w:rPr>
                 <w:rStyle w:val="Hyperlink"/>
+                <w:rFonts w:ascii="Arial" w:hAnsi="Arial" w:cs="Arial"/>
                 <w:noProof/>
               </w:rPr>
               <w:t>4.4</w:t>
             </w:r>
             <w:r>
               <w:rPr>
+                <w:rFonts w:ascii="Arial" w:hAnsi="Arial" w:cs="Arial"/>
                 <w:noProof/>
                 <w:kern w:val="2"/>
                 <w:sz w:val="24"/>
@@ -3666,12 +3956,14 @@
             <w:r>
               <w:rPr>
                 <w:rStyle w:val="Hyperlink"/>
+                <w:rFonts w:ascii="Arial" w:hAnsi="Arial" w:cs="Arial"/>
                 <w:noProof/>
               </w:rPr>
               <w:t>RECONFIGURAREA FPGA</w:t>
             </w:r>
             <w:r>
               <w:rPr>
+                <w:rFonts w:ascii="Arial" w:hAnsi="Arial" w:cs="Arial"/>
                 <w:noProof/>
                 <w:webHidden/>
               </w:rPr>
@@ -3679,6 +3971,7 @@
             </w:r>
             <w:r>
               <w:rPr>
+                <w:rFonts w:ascii="Arial" w:hAnsi="Arial" w:cs="Arial"/>
                 <w:noProof/>
                 <w:webHidden/>
               </w:rPr>
@@ -3686,6 +3979,7 @@
             </w:r>
             <w:r>
               <w:rPr>
+                <w:rFonts w:ascii="Arial" w:hAnsi="Arial" w:cs="Arial"/>
                 <w:noProof/>
                 <w:webHidden/>
               </w:rPr>
@@ -3693,12 +3987,14 @@
             </w:r>
             <w:r>
               <w:rPr>
+                <w:rFonts w:ascii="Arial" w:hAnsi="Arial" w:cs="Arial"/>
                 <w:noProof/>
                 <w:webHidden/>
               </w:rPr>
             </w:r>
             <w:r>
               <w:rPr>
+                <w:rFonts w:ascii="Arial" w:hAnsi="Arial" w:cs="Arial"/>
                 <w:noProof/>
                 <w:webHidden/>
               </w:rPr>
@@ -3706,6 +4002,7 @@
             </w:r>
             <w:r>
               <w:rPr>
+                <w:rFonts w:ascii="Arial" w:hAnsi="Arial" w:cs="Arial"/>
                 <w:noProof/>
                 <w:webHidden/>
               </w:rPr>
@@ -3713,6 +4010,7 @@
             </w:r>
             <w:r>
               <w:rPr>
+                <w:rFonts w:ascii="Arial" w:hAnsi="Arial" w:cs="Arial"/>
                 <w:noProof/>
                 <w:webHidden/>
               </w:rPr>
@@ -3728,6 +4026,7 @@
               <w:tab w:val="right" w:leader="dot" w:pos="9629"/>
             </w:tabs>
             <w:rPr>
+              <w:rFonts w:ascii="Arial" w:hAnsi="Arial" w:cs="Arial"/>
               <w:noProof/>
               <w:kern w:val="2"/>
               <w:sz w:val="24"/>
@@ -3739,12 +4038,14 @@
             <w:r>
               <w:rPr>
                 <w:rStyle w:val="Hyperlink"/>
+                <w:rFonts w:ascii="Arial" w:hAnsi="Arial" w:cs="Arial"/>
                 <w:noProof/>
               </w:rPr>
               <w:t>5</w:t>
             </w:r>
             <w:r>
               <w:rPr>
+                <w:rFonts w:ascii="Arial" w:hAnsi="Arial" w:cs="Arial"/>
                 <w:noProof/>
                 <w:kern w:val="2"/>
                 <w:sz w:val="24"/>
@@ -3756,12 +4057,14 @@
             <w:r>
               <w:rPr>
                 <w:rStyle w:val="Hyperlink"/>
+                <w:rFonts w:ascii="Arial" w:hAnsi="Arial" w:cs="Arial"/>
                 <w:noProof/>
               </w:rPr>
               <w:t>PROIECTAREA ȘI IMPLEMENTAREA NUCLEULUI AES-128</w:t>
             </w:r>
             <w:r>
               <w:rPr>
+                <w:rFonts w:ascii="Arial" w:hAnsi="Arial" w:cs="Arial"/>
                 <w:noProof/>
                 <w:webHidden/>
               </w:rPr>
@@ -3769,6 +4072,7 @@
             </w:r>
             <w:r>
               <w:rPr>
+                <w:rFonts w:ascii="Arial" w:hAnsi="Arial" w:cs="Arial"/>
                 <w:noProof/>
                 <w:webHidden/>
               </w:rPr>
@@ -3776,6 +4080,7 @@
             </w:r>
             <w:r>
               <w:rPr>
+                <w:rFonts w:ascii="Arial" w:hAnsi="Arial" w:cs="Arial"/>
                 <w:noProof/>
                 <w:webHidden/>
               </w:rPr>
@@ -3783,12 +4088,14 @@
             </w:r>
             <w:r>
               <w:rPr>
+                <w:rFonts w:ascii="Arial" w:hAnsi="Arial" w:cs="Arial"/>
                 <w:noProof/>
                 <w:webHidden/>
               </w:rPr>
             </w:r>
             <w:r>
               <w:rPr>
+                <w:rFonts w:ascii="Arial" w:hAnsi="Arial" w:cs="Arial"/>
                 <w:noProof/>
                 <w:webHidden/>
               </w:rPr>
@@ -3796,6 +4103,7 @@
             </w:r>
             <w:r>
               <w:rPr>
+                <w:rFonts w:ascii="Arial" w:hAnsi="Arial" w:cs="Arial"/>
                 <w:noProof/>
                 <w:webHidden/>
               </w:rPr>
@@ -3803,6 +4111,7 @@
             </w:r>
             <w:r>
               <w:rPr>
+                <w:rFonts w:ascii="Arial" w:hAnsi="Arial" w:cs="Arial"/>
                 <w:noProof/>
                 <w:webHidden/>
               </w:rPr>
@@ -3818,6 +4127,7 @@
               <w:tab w:val="right" w:leader="dot" w:pos="9629"/>
             </w:tabs>
             <w:rPr>
+              <w:rFonts w:ascii="Arial" w:hAnsi="Arial" w:cs="Arial"/>
               <w:noProof/>
               <w:kern w:val="2"/>
               <w:sz w:val="24"/>
@@ -3829,12 +4139,14 @@
             <w:r>
               <w:rPr>
                 <w:rStyle w:val="Hyperlink"/>
+                <w:rFonts w:ascii="Arial" w:hAnsi="Arial" w:cs="Arial"/>
                 <w:noProof/>
               </w:rPr>
               <w:t>5.1</w:t>
             </w:r>
             <w:r>
               <w:rPr>
+                <w:rFonts w:ascii="Arial" w:hAnsi="Arial" w:cs="Arial"/>
                 <w:noProof/>
                 <w:kern w:val="2"/>
                 <w:sz w:val="24"/>
@@ -3846,12 +4158,14 @@
             <w:r>
               <w:rPr>
                 <w:rStyle w:val="Hyperlink"/>
+                <w:rFonts w:ascii="Arial" w:hAnsi="Arial" w:cs="Arial"/>
                 <w:noProof/>
               </w:rPr>
               <w:t>ARHITECTURA GENERALĂ A NUCLEULUI</w:t>
             </w:r>
             <w:r>
               <w:rPr>
+                <w:rFonts w:ascii="Arial" w:hAnsi="Arial" w:cs="Arial"/>
                 <w:noProof/>
                 <w:webHidden/>
               </w:rPr>
@@ -3859,6 +4173,7 @@
             </w:r>
             <w:r>
               <w:rPr>
+                <w:rFonts w:ascii="Arial" w:hAnsi="Arial" w:cs="Arial"/>
                 <w:noProof/>
                 <w:webHidden/>
               </w:rPr>
@@ -3866,6 +4181,7 @@
             </w:r>
             <w:r>
               <w:rPr>
+                <w:rFonts w:ascii="Arial" w:hAnsi="Arial" w:cs="Arial"/>
                 <w:noProof/>
                 <w:webHidden/>
               </w:rPr>
@@ -3873,12 +4189,14 @@
             </w:r>
             <w:r>
               <w:rPr>
+                <w:rFonts w:ascii="Arial" w:hAnsi="Arial" w:cs="Arial"/>
                 <w:noProof/>
                 <w:webHidden/>
               </w:rPr>
             </w:r>
             <w:r>
               <w:rPr>
+                <w:rFonts w:ascii="Arial" w:hAnsi="Arial" w:cs="Arial"/>
                 <w:noProof/>
                 <w:webHidden/>
               </w:rPr>
@@ -3886,6 +4204,7 @@
             </w:r>
             <w:r>
               <w:rPr>
+                <w:rFonts w:ascii="Arial" w:hAnsi="Arial" w:cs="Arial"/>
                 <w:noProof/>
                 <w:webHidden/>
               </w:rPr>
@@ -3893,6 +4212,7 @@
             </w:r>
             <w:r>
               <w:rPr>
+                <w:rFonts w:ascii="Arial" w:hAnsi="Arial" w:cs="Arial"/>
                 <w:noProof/>
                 <w:webHidden/>
               </w:rPr>
@@ -3913,7 +4233,6 @@
               <w:b/>
               <w:bCs/>
             </w:rPr>
-            <w:lastRenderedPageBreak/>
             <w:fldChar w:fldCharType="end"/>
           </w:r>
         </w:p>
@@ -8260,7 +8579,13 @@
       </w:r>
       <w:bookmarkEnd w:id="5"/>
     </w:p>
-    <w:p/>
+    <w:p>
+      <w:pPr>
+        <w:rPr>
+          <w:rFonts w:ascii="Arial" w:hAnsi="Arial" w:cs="Arial"/>
+        </w:rPr>
+      </w:pPr>
+    </w:p>
     <w:p>
       <w:pPr>
         <w:ind w:firstLine="576"/>
@@ -13432,18 +13757,6 @@
     </w:p>
     <w:p>
       <w:pPr>
-        <w:ind w:firstLine="720"/>
-        <w:jc w:val="both"/>
-        <w:rPr>
-          <w:rFonts w:ascii="Arial" w:hAnsi="Arial" w:cs="Arial"/>
-          <w:sz w:val="24"/>
-          <w:szCs w:val="24"/>
-        </w:rPr>
-      </w:pPr>
-    </w:p>
-    <w:p>
-      <w:pPr>
-        <w:ind w:firstLine="720"/>
         <w:jc w:val="both"/>
         <w:rPr>
           <w:rFonts w:ascii="Arial" w:hAnsi="Arial" w:cs="Arial"/>
@@ -14669,6 +14982,17 @@
     </w:p>
     <w:p>
       <w:pPr>
+        <w:ind w:firstLine="720"/>
+        <w:jc w:val="both"/>
+        <w:rPr>
+          <w:rFonts w:ascii="Arial" w:hAnsi="Arial" w:cs="Arial"/>
+          <w:sz w:val="24"/>
+          <w:szCs w:val="24"/>
+        </w:rPr>
+      </w:pPr>
+    </w:p>
+    <w:p>
+      <w:pPr>
         <w:pStyle w:val="Heading2"/>
         <w:rPr>
           <w:rFonts w:cs="Arial"/>
@@ -16131,9 +16455,9 @@
           <w:szCs w:val="24"/>
         </w:rPr>
         <w:drawing>
-          <wp:inline distT="0" distB="0" distL="0" distR="0" wp14:anchorId="5C7FA585" wp14:editId="22B842E1">
-            <wp:extent cx="2774731" cy="3920612"/>
-            <wp:effectExtent l="0" t="0" r="6985" b="3810"/>
+          <wp:inline distT="0" distB="0" distL="0" distR="0" wp14:anchorId="5C7FA585" wp14:editId="504A25C3">
+            <wp:extent cx="3003923" cy="4244454"/>
+            <wp:effectExtent l="0" t="0" r="6350" b="3810"/>
             <wp:docPr id="1357296574" name="Picture 1"/>
             <wp:cNvGraphicFramePr>
               <a:graphicFrameLocks xmlns:a="http://schemas.openxmlformats.org/drawingml/2006/main" noChangeAspect="1"/>
@@ -16160,7 +16484,7 @@
                   <pic:spPr>
                     <a:xfrm>
                       <a:off x="0" y="0"/>
-                      <a:ext cx="2843912" cy="4018363"/>
+                      <a:ext cx="3082188" cy="4355040"/>
                     </a:xfrm>
                     <a:prstGeom prst="rect">
                       <a:avLst/>
@@ -16284,9 +16608,20 @@
         <w:t xml:space="preserve"> Structura algoritmului AES</w:t>
       </w:r>
     </w:p>
-    <w:p/>
-    <w:p/>
-    <w:p/>
+    <w:p>
+      <w:pPr>
+        <w:rPr>
+          <w:rFonts w:ascii="Arial" w:hAnsi="Arial" w:cs="Arial"/>
+        </w:rPr>
+      </w:pPr>
+    </w:p>
+    <w:p>
+      <w:pPr>
+        <w:rPr>
+          <w:rFonts w:ascii="Arial" w:hAnsi="Arial" w:cs="Arial"/>
+        </w:rPr>
+      </w:pPr>
+    </w:p>
     <w:p>
       <w:pPr>
         <w:pStyle w:val="Heading2"/>
@@ -24868,8 +25203,20 @@
         </w:tc>
       </w:tr>
     </w:tbl>
-    <w:p/>
-    <w:p/>
+    <w:p>
+      <w:pPr>
+        <w:rPr>
+          <w:rFonts w:ascii="Arial" w:hAnsi="Arial" w:cs="Arial"/>
+        </w:rPr>
+      </w:pPr>
+    </w:p>
+    <w:p>
+      <w:pPr>
+        <w:rPr>
+          <w:rFonts w:ascii="Arial" w:hAnsi="Arial" w:cs="Arial"/>
+        </w:rPr>
+      </w:pPr>
+    </w:p>
     <w:p>
       <w:pPr>
         <w:pStyle w:val="Heading3"/>
@@ -27158,6 +27505,7 @@
     </w:p>
     <w:p>
       <w:pPr>
+        <w:ind w:firstLine="720"/>
         <w:jc w:val="both"/>
         <w:rPr>
           <w:rFonts w:ascii="Arial" w:hAnsi="Arial" w:cs="Arial"/>
@@ -27165,13 +27513,22 @@
           <w:szCs w:val="24"/>
         </w:rPr>
       </w:pPr>
-      <w:r>
-        <w:rPr>
-          <w:rFonts w:ascii="Arial" w:hAnsi="Arial" w:cs="Arial"/>
-          <w:sz w:val="24"/>
-          <w:szCs w:val="24"/>
-        </w:rPr>
-        <w:lastRenderedPageBreak/>
+    </w:p>
+    <w:p>
+      <w:pPr>
+        <w:jc w:val="both"/>
+        <w:rPr>
+          <w:rFonts w:ascii="Arial" w:hAnsi="Arial" w:cs="Arial"/>
+          <w:sz w:val="24"/>
+          <w:szCs w:val="24"/>
+        </w:rPr>
+      </w:pPr>
+      <w:r>
+        <w:rPr>
+          <w:rFonts w:ascii="Arial" w:hAnsi="Arial" w:cs="Arial"/>
+          <w:sz w:val="24"/>
+          <w:szCs w:val="24"/>
+        </w:rPr>
         <w:t xml:space="preserve">într-un diferit </w:t>
       </w:r>
       <w:r>
@@ -27814,14 +28171,6 @@
       </w:r>
     </w:p>
     <w:p/>
-    <w:p/>
-    <w:p>
-      <w:pPr>
-        <w:rPr>
-          <w:rFonts w:ascii="Arial" w:hAnsi="Arial" w:cs="Arial"/>
-        </w:rPr>
-      </w:pPr>
-    </w:p>
     <w:p>
       <w:pPr>
         <w:pStyle w:val="Heading2"/>
@@ -27871,6 +28220,24 @@
         </w:rPr>
         <w:t xml:space="preserve"> </w:t>
       </w:r>
+      <w:r>
+        <w:rPr>
+          <w:rFonts w:ascii="Arial" w:hAnsi="Arial" w:cs="Arial"/>
+          <w:sz w:val="24"/>
+          <w:szCs w:val="24"/>
+        </w:rPr>
+        <w:t xml:space="preserve"> </w:t>
+      </w:r>
+    </w:p>
+    <w:p>
+      <w:pPr>
+        <w:jc w:val="both"/>
+        <w:rPr>
+          <w:rFonts w:ascii="Arial" w:hAnsi="Arial" w:cs="Arial"/>
+          <w:sz w:val="24"/>
+          <w:szCs w:val="24"/>
+        </w:rPr>
+      </w:pPr>
     </w:p>
     <w:p>
       <w:pPr>
@@ -35981,7 +36348,13 @@
         <w:t>.10 Inversarea deplasării liniilor</w:t>
       </w:r>
     </w:p>
-    <w:p/>
+    <w:p>
+      <w:pPr>
+        <w:rPr>
+          <w:rFonts w:ascii="Arial" w:hAnsi="Arial" w:cs="Arial"/>
+        </w:rPr>
+      </w:pPr>
+    </w:p>
     <w:p>
       <w:pPr>
         <w:pStyle w:val="Heading3"/>
@@ -36603,7 +36976,7 @@
         <w:pStyle w:val="Caption"/>
         <w:jc w:val="center"/>
         <w:rPr>
-          <w:rFonts w:asciiTheme="minorBidi" w:hAnsiTheme="minorBidi"/>
+          <w:rFonts w:ascii="Arial" w:hAnsi="Arial" w:cs="Arial"/>
           <w:color w:val="auto"/>
           <w:sz w:val="20"/>
           <w:szCs w:val="20"/>
@@ -36611,7 +36984,7 @@
       </w:pPr>
       <w:r>
         <w:rPr>
-          <w:rFonts w:asciiTheme="minorBidi" w:hAnsiTheme="minorBidi"/>
+          <w:rFonts w:ascii="Arial" w:hAnsi="Arial" w:cs="Arial"/>
           <w:noProof/>
           <w:color w:val="auto"/>
           <w:sz w:val="20"/>
@@ -36661,7 +37034,7 @@
       </w:r>
       <w:r>
         <w:rPr>
-          <w:rFonts w:asciiTheme="minorBidi" w:hAnsiTheme="minorBidi"/>
+          <w:rFonts w:ascii="Arial" w:hAnsi="Arial" w:cs="Arial"/>
           <w:color w:val="auto"/>
           <w:sz w:val="20"/>
           <w:szCs w:val="20"/>
@@ -36670,7 +37043,7 @@
       </w:r>
       <w:r>
         <w:rPr>
-          <w:rFonts w:asciiTheme="minorBidi" w:hAnsiTheme="minorBidi"/>
+          <w:rFonts w:ascii="Arial" w:hAnsi="Arial" w:cs="Arial"/>
           <w:color w:val="auto"/>
           <w:sz w:val="20"/>
           <w:szCs w:val="20"/>
@@ -36679,7 +37052,7 @@
       </w:r>
       <w:r>
         <w:rPr>
-          <w:rFonts w:asciiTheme="minorBidi" w:hAnsiTheme="minorBidi"/>
+          <w:rFonts w:ascii="Arial" w:hAnsi="Arial" w:cs="Arial"/>
           <w:color w:val="auto"/>
           <w:sz w:val="20"/>
           <w:szCs w:val="20"/>
@@ -36688,7 +37061,7 @@
       </w:r>
       <w:r>
         <w:rPr>
-          <w:rFonts w:asciiTheme="minorBidi" w:hAnsiTheme="minorBidi"/>
+          <w:rFonts w:ascii="Arial" w:hAnsi="Arial" w:cs="Arial"/>
           <w:color w:val="auto"/>
           <w:sz w:val="20"/>
           <w:szCs w:val="20"/>
@@ -36697,7 +37070,7 @@
       </w:r>
       <w:r>
         <w:rPr>
-          <w:rFonts w:asciiTheme="minorBidi" w:hAnsiTheme="minorBidi"/>
+          <w:rFonts w:ascii="Arial" w:hAnsi="Arial" w:cs="Arial"/>
           <w:noProof/>
           <w:color w:val="auto"/>
           <w:sz w:val="20"/>
@@ -36708,7 +37081,7 @@
       </w:r>
       <w:r>
         <w:rPr>
-          <w:rFonts w:asciiTheme="minorBidi" w:hAnsiTheme="minorBidi"/>
+          <w:rFonts w:ascii="Arial" w:hAnsi="Arial" w:cs="Arial"/>
           <w:noProof/>
           <w:color w:val="auto"/>
           <w:sz w:val="20"/>
@@ -36718,7 +37091,7 @@
       </w:r>
       <w:r>
         <w:rPr>
-          <w:rFonts w:asciiTheme="minorBidi" w:hAnsiTheme="minorBidi"/>
+          <w:rFonts w:ascii="Arial" w:hAnsi="Arial" w:cs="Arial"/>
           <w:color w:val="auto"/>
           <w:sz w:val="20"/>
           <w:szCs w:val="20"/>
@@ -36727,7 +37100,7 @@
       </w:r>
       <w:r>
         <w:rPr>
-          <w:rFonts w:asciiTheme="minorBidi" w:hAnsiTheme="minorBidi"/>
+          <w:rFonts w:ascii="Arial" w:hAnsi="Arial" w:cs="Arial"/>
           <w:color w:val="auto"/>
           <w:sz w:val="20"/>
           <w:szCs w:val="20"/>
@@ -36740,7 +37113,7 @@
         <w:ind w:firstLine="720"/>
         <w:jc w:val="both"/>
         <w:rPr>
-          <w:rFonts w:asciiTheme="minorBidi" w:hAnsiTheme="minorBidi"/>
+          <w:rFonts w:ascii="Arial" w:hAnsi="Arial" w:cs="Arial"/>
           <w:sz w:val="24"/>
           <w:szCs w:val="24"/>
         </w:rPr>
@@ -36751,14 +37124,14 @@
         <w:ind w:firstLine="720"/>
         <w:jc w:val="both"/>
         <w:rPr>
-          <w:rFonts w:asciiTheme="minorBidi" w:hAnsiTheme="minorBidi"/>
-          <w:sz w:val="24"/>
-          <w:szCs w:val="24"/>
-        </w:rPr>
-      </w:pPr>
-      <w:r>
-        <w:rPr>
-          <w:rFonts w:asciiTheme="minorBidi" w:hAnsiTheme="minorBidi"/>
+          <w:rFonts w:ascii="Arial" w:hAnsi="Arial" w:cs="Arial"/>
+          <w:sz w:val="24"/>
+          <w:szCs w:val="24"/>
+        </w:rPr>
+      </w:pPr>
+      <w:r>
+        <w:rPr>
+          <w:rFonts w:ascii="Arial" w:hAnsi="Arial" w:cs="Arial"/>
           <w:sz w:val="24"/>
           <w:szCs w:val="24"/>
         </w:rPr>
@@ -36770,56 +37143,134 @@
         <w:ind w:firstLine="720"/>
         <w:jc w:val="both"/>
         <w:rPr>
-          <w:rFonts w:asciiTheme="minorBidi" w:hAnsiTheme="minorBidi"/>
-          <w:sz w:val="24"/>
-          <w:szCs w:val="24"/>
-        </w:rPr>
-      </w:pPr>
-    </w:p>
-    <w:p/>
-    <w:p/>
-    <w:p/>
-    <w:p/>
-    <w:p/>
-    <w:p/>
-    <w:p/>
-    <w:p/>
-    <w:p/>
+          <w:rFonts w:ascii="Arial" w:hAnsi="Arial" w:cs="Arial"/>
+          <w:sz w:val="24"/>
+          <w:szCs w:val="24"/>
+        </w:rPr>
+      </w:pPr>
+    </w:p>
+    <w:p>
+      <w:pPr>
+        <w:rPr>
+          <w:rFonts w:ascii="Arial" w:hAnsi="Arial" w:cs="Arial"/>
+        </w:rPr>
+      </w:pPr>
+    </w:p>
+    <w:p>
+      <w:pPr>
+        <w:rPr>
+          <w:rFonts w:ascii="Arial" w:hAnsi="Arial" w:cs="Arial"/>
+        </w:rPr>
+      </w:pPr>
+    </w:p>
+    <w:p>
+      <w:pPr>
+        <w:rPr>
+          <w:rFonts w:ascii="Arial" w:hAnsi="Arial" w:cs="Arial"/>
+        </w:rPr>
+      </w:pPr>
+    </w:p>
+    <w:p>
+      <w:pPr>
+        <w:rPr>
+          <w:rFonts w:ascii="Arial" w:hAnsi="Arial" w:cs="Arial"/>
+        </w:rPr>
+      </w:pPr>
+    </w:p>
+    <w:p>
+      <w:pPr>
+        <w:rPr>
+          <w:rFonts w:ascii="Arial" w:hAnsi="Arial" w:cs="Arial"/>
+        </w:rPr>
+      </w:pPr>
+    </w:p>
+    <w:p>
+      <w:pPr>
+        <w:rPr>
+          <w:rFonts w:ascii="Arial" w:hAnsi="Arial" w:cs="Arial"/>
+        </w:rPr>
+      </w:pPr>
+    </w:p>
+    <w:p>
+      <w:pPr>
+        <w:rPr>
+          <w:rFonts w:ascii="Arial" w:hAnsi="Arial" w:cs="Arial"/>
+        </w:rPr>
+      </w:pPr>
+    </w:p>
+    <w:p>
+      <w:pPr>
+        <w:rPr>
+          <w:rFonts w:ascii="Arial" w:hAnsi="Arial" w:cs="Arial"/>
+        </w:rPr>
+      </w:pPr>
+    </w:p>
+    <w:p>
+      <w:pPr>
+        <w:rPr>
+          <w:rFonts w:ascii="Arial" w:hAnsi="Arial" w:cs="Arial"/>
+        </w:rPr>
+      </w:pPr>
+    </w:p>
     <w:p>
       <w:pPr>
         <w:pStyle w:val="Heading1"/>
+        <w:rPr>
+          <w:rFonts w:cs="Arial"/>
+        </w:rPr>
       </w:pPr>
       <w:bookmarkStart w:id="27" w:name="_Toc238855552"/>
       <w:r>
+        <w:rPr>
+          <w:rFonts w:cs="Arial"/>
+        </w:rPr>
         <w:t>FUNDAMENTE FPGA ȘI ARHITECTURA ZYNQ-7000</w:t>
       </w:r>
       <w:bookmarkEnd w:id="27"/>
     </w:p>
-    <w:p/>
+    <w:p>
+      <w:pPr>
+        <w:rPr>
+          <w:rFonts w:ascii="Arial" w:hAnsi="Arial" w:cs="Arial"/>
+        </w:rPr>
+      </w:pPr>
+    </w:p>
     <w:p>
       <w:pPr>
         <w:pStyle w:val="Heading2"/>
+        <w:rPr>
+          <w:rFonts w:cs="Arial"/>
+        </w:rPr>
       </w:pPr>
       <w:bookmarkStart w:id="28" w:name="_Toc238855553"/>
       <w:r>
+        <w:rPr>
+          <w:rFonts w:cs="Arial"/>
+        </w:rPr>
         <w:t>ARHITECTURA FPGA</w:t>
       </w:r>
       <w:bookmarkEnd w:id="28"/>
     </w:p>
-    <w:p/>
+    <w:p>
+      <w:pPr>
+        <w:rPr>
+          <w:rFonts w:ascii="Arial" w:hAnsi="Arial" w:cs="Arial"/>
+        </w:rPr>
+      </w:pPr>
+    </w:p>
     <w:p>
       <w:pPr>
         <w:ind w:firstLine="576"/>
         <w:jc w:val="both"/>
         <w:rPr>
-          <w:rFonts w:asciiTheme="minorBidi" w:hAnsiTheme="minorBidi"/>
-          <w:sz w:val="24"/>
-          <w:szCs w:val="24"/>
-        </w:rPr>
-      </w:pPr>
-      <w:r>
-        <w:rPr>
-          <w:rFonts w:asciiTheme="minorBidi" w:hAnsiTheme="minorBidi"/>
+          <w:rFonts w:ascii="Arial" w:hAnsi="Arial" w:cs="Arial"/>
+          <w:sz w:val="24"/>
+          <w:szCs w:val="24"/>
+        </w:rPr>
+      </w:pPr>
+      <w:r>
+        <w:rPr>
+          <w:rFonts w:ascii="Arial" w:hAnsi="Arial" w:cs="Arial"/>
           <w:sz w:val="24"/>
           <w:szCs w:val="24"/>
         </w:rPr>
@@ -36828,7 +37279,7 @@
       <w:proofErr w:type="spellStart"/>
       <w:r>
         <w:rPr>
-          <w:rFonts w:asciiTheme="minorBidi" w:hAnsiTheme="minorBidi"/>
+          <w:rFonts w:ascii="Arial" w:hAnsi="Arial" w:cs="Arial"/>
           <w:i/>
           <w:iCs/>
           <w:sz w:val="24"/>
@@ -36839,7 +37290,7 @@
       <w:proofErr w:type="spellEnd"/>
       <w:r>
         <w:rPr>
-          <w:rFonts w:asciiTheme="minorBidi" w:hAnsiTheme="minorBidi"/>
+          <w:rFonts w:ascii="Arial" w:hAnsi="Arial" w:cs="Arial"/>
           <w:sz w:val="24"/>
           <w:szCs w:val="24"/>
         </w:rPr>
@@ -36847,7 +37298,7 @@
       </w:r>
       <w:r>
         <w:rPr>
-          <w:rFonts w:asciiTheme="minorBidi" w:hAnsiTheme="minorBidi"/>
+          <w:rFonts w:ascii="Arial" w:hAnsi="Arial" w:cs="Arial"/>
           <w:sz w:val="24"/>
           <w:szCs w:val="24"/>
         </w:rPr>
@@ -36855,7 +37306,7 @@
       </w:r>
       <w:r>
         <w:rPr>
-          <w:rFonts w:asciiTheme="minorBidi" w:hAnsiTheme="minorBidi"/>
+          <w:rFonts w:ascii="Arial" w:hAnsi="Arial" w:cs="Arial"/>
           <w:i/>
           <w:iCs/>
           <w:sz w:val="24"/>
@@ -36865,7 +37316,7 @@
       </w:r>
       <w:r>
         <w:rPr>
-          <w:rFonts w:asciiTheme="minorBidi" w:hAnsiTheme="minorBidi"/>
+          <w:rFonts w:ascii="Arial" w:hAnsi="Arial" w:cs="Arial"/>
           <w:sz w:val="24"/>
           <w:szCs w:val="24"/>
         </w:rPr>
@@ -36873,7 +37324,7 @@
       </w:r>
       <w:r>
         <w:rPr>
-          <w:rFonts w:asciiTheme="minorBidi" w:hAnsiTheme="minorBidi"/>
+          <w:rFonts w:ascii="Arial" w:hAnsi="Arial" w:cs="Arial"/>
           <w:sz w:val="24"/>
           <w:szCs w:val="24"/>
         </w:rPr>
@@ -36885,14 +37336,14 @@
         <w:ind w:firstLine="576"/>
         <w:jc w:val="both"/>
         <w:rPr>
-          <w:rFonts w:asciiTheme="minorBidi" w:hAnsiTheme="minorBidi"/>
-          <w:sz w:val="24"/>
-          <w:szCs w:val="24"/>
-        </w:rPr>
-      </w:pPr>
-      <w:r>
-        <w:rPr>
-          <w:rFonts w:asciiTheme="minorBidi" w:hAnsiTheme="minorBidi"/>
+          <w:rFonts w:ascii="Arial" w:hAnsi="Arial" w:cs="Arial"/>
+          <w:sz w:val="24"/>
+          <w:szCs w:val="24"/>
+        </w:rPr>
+      </w:pPr>
+      <w:r>
+        <w:rPr>
+          <w:rFonts w:ascii="Arial" w:hAnsi="Arial" w:cs="Arial"/>
           <w:sz w:val="24"/>
           <w:szCs w:val="24"/>
         </w:rPr>
@@ -36900,7 +37351,7 @@
       </w:r>
       <w:r>
         <w:rPr>
-          <w:rFonts w:asciiTheme="minorBidi" w:hAnsiTheme="minorBidi"/>
+          <w:rFonts w:ascii="Arial" w:hAnsi="Arial" w:cs="Arial"/>
           <w:i/>
           <w:iCs/>
           <w:sz w:val="24"/>
@@ -36910,7 +37361,7 @@
       </w:r>
       <w:r>
         <w:rPr>
-          <w:rFonts w:asciiTheme="minorBidi" w:hAnsiTheme="minorBidi"/>
+          <w:rFonts w:ascii="Arial" w:hAnsi="Arial" w:cs="Arial"/>
           <w:sz w:val="24"/>
           <w:szCs w:val="24"/>
         </w:rPr>
@@ -36919,7 +37370,7 @@
       <w:proofErr w:type="spellStart"/>
       <w:r>
         <w:rPr>
-          <w:rFonts w:asciiTheme="minorBidi" w:hAnsiTheme="minorBidi"/>
+          <w:rFonts w:ascii="Arial" w:hAnsi="Arial" w:cs="Arial"/>
           <w:sz w:val="24"/>
           <w:szCs w:val="24"/>
         </w:rPr>
@@ -36928,7 +37379,7 @@
       <w:proofErr w:type="spellEnd"/>
       <w:r>
         <w:rPr>
-          <w:rFonts w:asciiTheme="minorBidi" w:hAnsiTheme="minorBidi"/>
+          <w:rFonts w:ascii="Arial" w:hAnsi="Arial" w:cs="Arial"/>
           <w:sz w:val="24"/>
           <w:szCs w:val="24"/>
         </w:rPr>
@@ -36940,14 +37391,14 @@
         <w:ind w:firstLine="576"/>
         <w:jc w:val="both"/>
         <w:rPr>
-          <w:rFonts w:asciiTheme="minorBidi" w:hAnsiTheme="minorBidi"/>
-          <w:sz w:val="24"/>
-          <w:szCs w:val="24"/>
-        </w:rPr>
-      </w:pPr>
-      <w:r>
-        <w:rPr>
-          <w:rFonts w:asciiTheme="minorBidi" w:hAnsiTheme="minorBidi"/>
+          <w:rFonts w:ascii="Arial" w:hAnsi="Arial" w:cs="Arial"/>
+          <w:sz w:val="24"/>
+          <w:szCs w:val="24"/>
+        </w:rPr>
+      </w:pPr>
+      <w:r>
+        <w:rPr>
+          <w:rFonts w:ascii="Arial" w:hAnsi="Arial" w:cs="Arial"/>
           <w:sz w:val="24"/>
           <w:szCs w:val="24"/>
         </w:rPr>
@@ -36959,14 +37410,14 @@
         <w:ind w:firstLine="576"/>
         <w:jc w:val="both"/>
         <w:rPr>
-          <w:rFonts w:asciiTheme="minorBidi" w:hAnsiTheme="minorBidi"/>
-          <w:sz w:val="24"/>
-          <w:szCs w:val="24"/>
-        </w:rPr>
-      </w:pPr>
-      <w:r>
-        <w:rPr>
-          <w:rFonts w:asciiTheme="minorBidi" w:hAnsiTheme="minorBidi"/>
+          <w:rFonts w:ascii="Arial" w:hAnsi="Arial" w:cs="Arial"/>
+          <w:sz w:val="24"/>
+          <w:szCs w:val="24"/>
+        </w:rPr>
+      </w:pPr>
+      <w:r>
+        <w:rPr>
+          <w:rFonts w:ascii="Arial" w:hAnsi="Arial" w:cs="Arial"/>
           <w:sz w:val="24"/>
           <w:szCs w:val="24"/>
         </w:rPr>
@@ -36975,7 +37426,7 @@
       <w:proofErr w:type="spellStart"/>
       <w:r>
         <w:rPr>
-          <w:rFonts w:asciiTheme="minorBidi" w:hAnsiTheme="minorBidi"/>
+          <w:rFonts w:ascii="Arial" w:hAnsi="Arial" w:cs="Arial"/>
           <w:sz w:val="24"/>
           <w:szCs w:val="24"/>
         </w:rPr>
@@ -36984,7 +37435,7 @@
       <w:proofErr w:type="spellEnd"/>
       <w:r>
         <w:rPr>
-          <w:rFonts w:asciiTheme="minorBidi" w:hAnsiTheme="minorBidi"/>
+          <w:rFonts w:ascii="Arial" w:hAnsi="Arial" w:cs="Arial"/>
           <w:sz w:val="24"/>
           <w:szCs w:val="24"/>
         </w:rPr>
@@ -36996,14 +37447,14 @@
         <w:ind w:firstLine="576"/>
         <w:jc w:val="both"/>
         <w:rPr>
-          <w:rFonts w:asciiTheme="minorBidi" w:hAnsiTheme="minorBidi"/>
-          <w:sz w:val="24"/>
-          <w:szCs w:val="24"/>
-        </w:rPr>
-      </w:pPr>
-      <w:r>
-        <w:rPr>
-          <w:rFonts w:asciiTheme="minorBidi" w:hAnsiTheme="minorBidi"/>
+          <w:rFonts w:ascii="Arial" w:hAnsi="Arial" w:cs="Arial"/>
+          <w:sz w:val="24"/>
+          <w:szCs w:val="24"/>
+        </w:rPr>
+      </w:pPr>
+      <w:r>
+        <w:rPr>
+          <w:rFonts w:ascii="Arial" w:hAnsi="Arial" w:cs="Arial"/>
           <w:sz w:val="24"/>
           <w:szCs w:val="24"/>
         </w:rPr>
@@ -37012,7 +37463,7 @@
       <w:proofErr w:type="spellStart"/>
       <w:r>
         <w:rPr>
-          <w:rFonts w:asciiTheme="minorBidi" w:hAnsiTheme="minorBidi"/>
+          <w:rFonts w:ascii="Arial" w:hAnsi="Arial" w:cs="Arial"/>
           <w:sz w:val="24"/>
           <w:szCs w:val="24"/>
         </w:rPr>
@@ -37021,7 +37472,7 @@
       <w:proofErr w:type="spellEnd"/>
       <w:r>
         <w:rPr>
-          <w:rFonts w:asciiTheme="minorBidi" w:hAnsiTheme="minorBidi"/>
+          <w:rFonts w:ascii="Arial" w:hAnsi="Arial" w:cs="Arial"/>
           <w:sz w:val="24"/>
           <w:szCs w:val="24"/>
         </w:rPr>
@@ -37033,7 +37484,7 @@
         <w:ind w:firstLine="576"/>
         <w:jc w:val="both"/>
         <w:rPr>
-          <w:rFonts w:asciiTheme="minorBidi" w:hAnsiTheme="minorBidi"/>
+          <w:rFonts w:ascii="Arial" w:hAnsi="Arial" w:cs="Arial"/>
           <w:sz w:val="24"/>
           <w:szCs w:val="24"/>
         </w:rPr>
@@ -37044,10 +37495,13 @@
         <w:keepNext/>
         <w:ind w:firstLine="576"/>
         <w:jc w:val="center"/>
-      </w:pPr>
-      <w:r>
-        <w:rPr>
-          <w:rFonts w:asciiTheme="minorBidi" w:hAnsiTheme="minorBidi"/>
+        <w:rPr>
+          <w:rFonts w:ascii="Arial" w:hAnsi="Arial" w:cs="Arial"/>
+        </w:rPr>
+      </w:pPr>
+      <w:r>
+        <w:rPr>
+          <w:rFonts w:ascii="Arial" w:hAnsi="Arial" w:cs="Arial"/>
           <w:noProof/>
           <w:sz w:val="24"/>
           <w:szCs w:val="24"/>
@@ -37100,7 +37554,7 @@
         <w:pStyle w:val="Caption"/>
         <w:jc w:val="center"/>
         <w:rPr>
-          <w:rFonts w:asciiTheme="minorBidi" w:hAnsiTheme="minorBidi"/>
+          <w:rFonts w:ascii="Arial" w:hAnsi="Arial" w:cs="Arial"/>
           <w:color w:val="auto"/>
           <w:sz w:val="20"/>
           <w:szCs w:val="20"/>
@@ -37108,7 +37562,7 @@
       </w:pPr>
       <w:r>
         <w:rPr>
-          <w:rFonts w:asciiTheme="minorBidi" w:hAnsiTheme="minorBidi"/>
+          <w:rFonts w:ascii="Arial" w:hAnsi="Arial" w:cs="Arial"/>
           <w:color w:val="auto"/>
           <w:sz w:val="20"/>
           <w:szCs w:val="20"/>
@@ -37117,7 +37571,7 @@
       </w:r>
       <w:r>
         <w:rPr>
-          <w:rFonts w:asciiTheme="minorBidi" w:hAnsiTheme="minorBidi"/>
+          <w:rFonts w:ascii="Arial" w:hAnsi="Arial" w:cs="Arial"/>
           <w:color w:val="auto"/>
           <w:sz w:val="20"/>
           <w:szCs w:val="20"/>
@@ -37126,7 +37580,7 @@
       </w:r>
       <w:r>
         <w:rPr>
-          <w:rFonts w:asciiTheme="minorBidi" w:hAnsiTheme="minorBidi"/>
+          <w:rFonts w:ascii="Arial" w:hAnsi="Arial" w:cs="Arial"/>
           <w:color w:val="auto"/>
           <w:sz w:val="20"/>
           <w:szCs w:val="20"/>
@@ -37135,7 +37589,7 @@
       </w:r>
       <w:r>
         <w:rPr>
-          <w:rFonts w:asciiTheme="minorBidi" w:hAnsiTheme="minorBidi"/>
+          <w:rFonts w:ascii="Arial" w:hAnsi="Arial" w:cs="Arial"/>
           <w:color w:val="auto"/>
           <w:sz w:val="20"/>
           <w:szCs w:val="20"/>
@@ -37144,7 +37598,7 @@
       </w:r>
       <w:r>
         <w:rPr>
-          <w:rFonts w:asciiTheme="minorBidi" w:hAnsiTheme="minorBidi"/>
+          <w:rFonts w:ascii="Arial" w:hAnsi="Arial" w:cs="Arial"/>
           <w:noProof/>
           <w:color w:val="auto"/>
           <w:sz w:val="20"/>
@@ -37154,7 +37608,7 @@
       </w:r>
       <w:r>
         <w:rPr>
-          <w:rFonts w:asciiTheme="minorBidi" w:hAnsiTheme="minorBidi"/>
+          <w:rFonts w:ascii="Arial" w:hAnsi="Arial" w:cs="Arial"/>
           <w:color w:val="auto"/>
           <w:sz w:val="20"/>
           <w:szCs w:val="20"/>
@@ -37163,7 +37617,7 @@
       </w:r>
       <w:r>
         <w:rPr>
-          <w:rFonts w:asciiTheme="minorBidi" w:hAnsiTheme="minorBidi"/>
+          <w:rFonts w:ascii="Arial" w:hAnsi="Arial" w:cs="Arial"/>
           <w:color w:val="auto"/>
           <w:sz w:val="20"/>
           <w:szCs w:val="20"/>
@@ -37172,7 +37626,7 @@
       </w:r>
       <w:r>
         <w:rPr>
-          <w:rFonts w:asciiTheme="minorBidi" w:hAnsiTheme="minorBidi"/>
+          <w:rFonts w:ascii="Arial" w:hAnsi="Arial" w:cs="Arial"/>
           <w:color w:val="auto"/>
           <w:sz w:val="20"/>
           <w:szCs w:val="20"/>
@@ -37181,7 +37635,7 @@
       </w:r>
       <w:r>
         <w:rPr>
-          <w:rFonts w:asciiTheme="minorBidi" w:hAnsiTheme="minorBidi"/>
+          <w:rFonts w:ascii="Arial" w:hAnsi="Arial" w:cs="Arial"/>
           <w:color w:val="auto"/>
           <w:sz w:val="20"/>
           <w:szCs w:val="20"/>
@@ -37190,7 +37644,7 @@
       </w:r>
       <w:r>
         <w:rPr>
-          <w:rFonts w:asciiTheme="minorBidi" w:hAnsiTheme="minorBidi"/>
+          <w:rFonts w:ascii="Arial" w:hAnsi="Arial" w:cs="Arial"/>
           <w:color w:val="auto"/>
           <w:sz w:val="20"/>
           <w:szCs w:val="20"/>
@@ -37199,7 +37653,7 @@
       </w:r>
       <w:r>
         <w:rPr>
-          <w:rFonts w:asciiTheme="minorBidi" w:hAnsiTheme="minorBidi"/>
+          <w:rFonts w:ascii="Arial" w:hAnsi="Arial" w:cs="Arial"/>
           <w:noProof/>
           <w:color w:val="auto"/>
           <w:sz w:val="20"/>
@@ -37209,7 +37663,7 @@
       </w:r>
       <w:r>
         <w:rPr>
-          <w:rFonts w:asciiTheme="minorBidi" w:hAnsiTheme="minorBidi"/>
+          <w:rFonts w:ascii="Arial" w:hAnsi="Arial" w:cs="Arial"/>
           <w:color w:val="auto"/>
           <w:sz w:val="20"/>
           <w:szCs w:val="20"/>
@@ -37218,7 +37672,7 @@
       </w:r>
       <w:r>
         <w:rPr>
-          <w:rFonts w:asciiTheme="minorBidi" w:hAnsiTheme="minorBidi"/>
+          <w:rFonts w:ascii="Arial" w:hAnsi="Arial" w:cs="Arial"/>
           <w:color w:val="auto"/>
           <w:sz w:val="20"/>
           <w:szCs w:val="20"/>
@@ -37228,7 +37682,7 @@
       <w:proofErr w:type="spellStart"/>
       <w:r>
         <w:rPr>
-          <w:rFonts w:asciiTheme="minorBidi" w:hAnsiTheme="minorBidi"/>
+          <w:rFonts w:ascii="Arial" w:hAnsi="Arial" w:cs="Arial"/>
           <w:color w:val="auto"/>
           <w:sz w:val="20"/>
           <w:szCs w:val="20"/>
@@ -37238,7 +37692,7 @@
       <w:proofErr w:type="spellEnd"/>
       <w:r>
         <w:rPr>
-          <w:rFonts w:asciiTheme="minorBidi" w:hAnsiTheme="minorBidi"/>
+          <w:rFonts w:ascii="Arial" w:hAnsi="Arial" w:cs="Arial"/>
           <w:color w:val="auto"/>
           <w:sz w:val="20"/>
           <w:szCs w:val="20"/>
@@ -37248,7 +37702,7 @@
       <w:proofErr w:type="spellStart"/>
       <w:r>
         <w:rPr>
-          <w:rFonts w:asciiTheme="minorBidi" w:hAnsiTheme="minorBidi"/>
+          <w:rFonts w:ascii="Arial" w:hAnsi="Arial" w:cs="Arial"/>
           <w:color w:val="auto"/>
           <w:sz w:val="20"/>
           <w:szCs w:val="20"/>
@@ -37258,8 +37712,6 @@
       <w:proofErr w:type="spellEnd"/>
     </w:p>
     <w:p/>
-    <w:p/>
-    <w:p/>
     <w:p>
       <w:pPr>
         <w:ind w:firstLine="720"/>
@@ -37328,7 +37780,35 @@
           <w:sz w:val="24"/>
           <w:szCs w:val="24"/>
         </w:rPr>
-        <w:t xml:space="preserve">) oferă spațiu de stocare intern cu acces rapid și pot fi utilizate pentru implementarea registrelor extinse, a </w:t>
+        <w:t xml:space="preserve">) oferă spațiu </w:t>
+      </w:r>
+    </w:p>
+    <w:p>
+      <w:pPr>
+        <w:jc w:val="both"/>
+        <w:rPr>
+          <w:rFonts w:ascii="Arial" w:hAnsi="Arial" w:cs="Arial"/>
+          <w:sz w:val="24"/>
+          <w:szCs w:val="24"/>
+        </w:rPr>
+      </w:pPr>
+    </w:p>
+    <w:p>
+      <w:pPr>
+        <w:jc w:val="both"/>
+        <w:rPr>
+          <w:rFonts w:ascii="Arial" w:hAnsi="Arial" w:cs="Arial"/>
+          <w:sz w:val="24"/>
+          <w:szCs w:val="24"/>
+        </w:rPr>
+      </w:pPr>
+      <w:r>
+        <w:rPr>
+          <w:rFonts w:ascii="Arial" w:hAnsi="Arial" w:cs="Arial"/>
+          <w:sz w:val="24"/>
+          <w:szCs w:val="24"/>
+        </w:rPr>
+        <w:t xml:space="preserve">de stocare intern cu acces rapid și pot fi utilizate pentru implementarea registrelor extinse, a </w:t>
       </w:r>
       <w:proofErr w:type="spellStart"/>
       <w:r>
@@ -37585,6 +38065,9 @@
         <w:keepNext/>
         <w:ind w:firstLine="720"/>
         <w:jc w:val="center"/>
+        <w:rPr>
+          <w:rFonts w:ascii="Arial" w:hAnsi="Arial" w:cs="Arial"/>
+        </w:rPr>
       </w:pPr>
       <w:r>
         <w:rPr>
@@ -37767,24 +38250,48 @@
         <w:t xml:space="preserve"> Structura conceptuală a arhitecturii FPGA</w:t>
       </w:r>
     </w:p>
-    <w:p/>
+    <w:p>
+      <w:pPr>
+        <w:rPr>
+          <w:rFonts w:ascii="Arial" w:hAnsi="Arial" w:cs="Arial"/>
+        </w:rPr>
+      </w:pPr>
+    </w:p>
     <w:p>
       <w:pPr>
         <w:pStyle w:val="Heading2"/>
+        <w:rPr>
+          <w:rFonts w:cs="Arial"/>
+        </w:rPr>
       </w:pPr>
       <w:bookmarkStart w:id="29" w:name="_Toc238855554"/>
       <w:r>
+        <w:rPr>
+          <w:rFonts w:cs="Arial"/>
+        </w:rPr>
         <w:t>ARHITECTURA</w:t>
       </w:r>
       <w:r>
+        <w:rPr>
+          <w:rFonts w:cs="Arial"/>
+        </w:rPr>
         <w:t xml:space="preserve"> ZYNQ</w:t>
       </w:r>
       <w:r>
+        <w:rPr>
+          <w:rFonts w:cs="Arial"/>
+        </w:rPr>
         <w:t>-7000</w:t>
       </w:r>
       <w:bookmarkEnd w:id="29"/>
     </w:p>
-    <w:p/>
+    <w:p>
+      <w:pPr>
+        <w:rPr>
+          <w:rFonts w:ascii="Arial" w:hAnsi="Arial" w:cs="Arial"/>
+        </w:rPr>
+      </w:pPr>
+    </w:p>
     <w:p>
       <w:pPr>
         <w:ind w:firstLine="576"/>
@@ -37912,34 +38419,6 @@
     </w:p>
     <w:p>
       <w:pPr>
-        <w:jc w:val="both"/>
-        <w:rPr>
-          <w:rFonts w:ascii="Arial" w:hAnsi="Arial" w:cs="Arial"/>
-          <w:sz w:val="24"/>
-          <w:szCs w:val="24"/>
-        </w:rPr>
-      </w:pPr>
-    </w:p>
-    <w:p>
-      <w:pPr>
-        <w:jc w:val="both"/>
-        <w:rPr>
-          <w:rFonts w:ascii="Arial" w:hAnsi="Arial" w:cs="Arial"/>
-          <w:sz w:val="24"/>
-          <w:szCs w:val="24"/>
-        </w:rPr>
-      </w:pPr>
-      <w:r>
-        <w:rPr>
-          <w:rFonts w:ascii="Arial" w:hAnsi="Arial" w:cs="Arial"/>
-          <w:sz w:val="24"/>
-          <w:szCs w:val="24"/>
-        </w:rPr>
-        <w:t>funcțiile software sunt executate de procesoarele integrate, iar operațiile care beneficiază de paralelism sau accelerare hardware pot fi implementate la nivelul logicii programabile [11].</w:t>
-      </w:r>
-    </w:p>
-    <w:p>
-      <w:pPr>
         <w:ind w:firstLine="576"/>
         <w:jc w:val="both"/>
         <w:rPr>
@@ -37948,13 +38427,33 @@
           <w:szCs w:val="24"/>
         </w:rPr>
       </w:pPr>
-      <w:r>
-        <w:rPr>
-          <w:rFonts w:ascii="Arial" w:hAnsi="Arial" w:cs="Arial"/>
-          <w:sz w:val="24"/>
-          <w:szCs w:val="24"/>
-        </w:rPr>
-        <w:t>Sistemul de procesare integrează o unitate de procesare bazată pe procesoare ARM Cortex-A9, împreună cu subsisteme de memorie, controlere de periferice și interfețe de comunicație.</w:t>
+    </w:p>
+    <w:p>
+      <w:pPr>
+        <w:jc w:val="both"/>
+        <w:rPr>
+          <w:rFonts w:ascii="Arial" w:hAnsi="Arial" w:cs="Arial"/>
+          <w:sz w:val="24"/>
+          <w:szCs w:val="24"/>
+        </w:rPr>
+      </w:pPr>
+    </w:p>
+    <w:p>
+      <w:pPr>
+        <w:jc w:val="both"/>
+        <w:rPr>
+          <w:rFonts w:ascii="Arial" w:hAnsi="Arial" w:cs="Arial"/>
+          <w:sz w:val="24"/>
+          <w:szCs w:val="24"/>
+        </w:rPr>
+      </w:pPr>
+      <w:r>
+        <w:rPr>
+          <w:rFonts w:ascii="Arial" w:hAnsi="Arial" w:cs="Arial"/>
+          <w:sz w:val="24"/>
+          <w:szCs w:val="24"/>
+        </w:rPr>
+        <w:t>funcțiile software sunt executate de procesoarele integrate, iar operațiile care beneficiază de paralelism sau accelerare hardware pot fi implementate la nivelul logicii programabile [11].</w:t>
       </w:r>
     </w:p>
     <w:p>
@@ -37973,23 +38472,7 @@
           <w:sz w:val="24"/>
           <w:szCs w:val="24"/>
         </w:rPr>
-        <w:t xml:space="preserve"> În configurația utilizată de dispozitivele Zynq-7000 corespunzătoare familiei din care face parte Zynq-7020, unitatea de procesare include două nuclee Cortex-A9. Fiecare nucleu dispune de memorie cache de nivel L1, unitate de management al memoriei și suport pentru procesarea SIMD</w:t>
-      </w:r>
-      <w:r>
-        <w:rPr>
-          <w:rFonts w:ascii="Arial" w:hAnsi="Arial" w:cs="Arial"/>
-          <w:sz w:val="24"/>
-          <w:szCs w:val="24"/>
-        </w:rPr>
-        <w:t xml:space="preserve"> [11]</w:t>
-      </w:r>
-      <w:r>
-        <w:rPr>
-          <w:rFonts w:ascii="Arial" w:hAnsi="Arial" w:cs="Arial"/>
-          <w:sz w:val="24"/>
-          <w:szCs w:val="24"/>
-        </w:rPr>
-        <w:t>.</w:t>
+        <w:t>Sistemul de procesare integrează o unitate de procesare bazată pe procesoare ARM Cortex-A9, împreună cu subsisteme de memorie, controlere de periferice și interfețe de comunicație.</w:t>
       </w:r>
     </w:p>
     <w:p>
@@ -38008,7 +38491,23 @@
           <w:sz w:val="24"/>
           <w:szCs w:val="24"/>
         </w:rPr>
-        <w:t>Regiunea PL reprezintă componenta FPGA a dispozitivului și permite implementarea unor structuri hardware personalizate utilizând resursele logice prezentate anterior. Din perspectiva unei arhitecturi de accelerare hardware, această separare permite procesorului să gestioneze logica aplicației și transferurile de date, în timp ce operațiile specializate pot fi executate de circuite implementate în PL.</w:t>
+        <w:t xml:space="preserve"> În configurația utilizată de dispozitivele Zynq-7000 corespunzătoare familiei din care face parte Zynq-7020, unitatea de procesare include două nuclee Cortex-A9. Fiecare nucleu dispune de memorie cache de nivel L1, unitate de management al memoriei și suport pentru procesarea SIMD</w:t>
+      </w:r>
+      <w:r>
+        <w:rPr>
+          <w:rFonts w:ascii="Arial" w:hAnsi="Arial" w:cs="Arial"/>
+          <w:sz w:val="24"/>
+          <w:szCs w:val="24"/>
+        </w:rPr>
+        <w:t xml:space="preserve"> [11]</w:t>
+      </w:r>
+      <w:r>
+        <w:rPr>
+          <w:rFonts w:ascii="Arial" w:hAnsi="Arial" w:cs="Arial"/>
+          <w:sz w:val="24"/>
+          <w:szCs w:val="24"/>
+        </w:rPr>
+        <w:t>.</w:t>
       </w:r>
     </w:p>
     <w:p>
@@ -38027,6 +38526,25 @@
           <w:sz w:val="24"/>
           <w:szCs w:val="24"/>
         </w:rPr>
+        <w:t>Regiunea PL reprezintă componenta FPGA a dispozitivului și permite implementarea unor structuri hardware personalizate utilizând resursele logice prezentate anterior. Din perspectiva unei arhitecturi de accelerare hardware, această separare permite procesorului să gestioneze logica aplicației și transferurile de date, în timp ce operațiile specializate pot fi executate de circuite implementate în PL.</w:t>
+      </w:r>
+    </w:p>
+    <w:p>
+      <w:pPr>
+        <w:ind w:firstLine="576"/>
+        <w:jc w:val="both"/>
+        <w:rPr>
+          <w:rFonts w:ascii="Arial" w:hAnsi="Arial" w:cs="Arial"/>
+          <w:sz w:val="24"/>
+          <w:szCs w:val="24"/>
+        </w:rPr>
+      </w:pPr>
+      <w:r>
+        <w:rPr>
+          <w:rFonts w:ascii="Arial" w:hAnsi="Arial" w:cs="Arial"/>
+          <w:sz w:val="24"/>
+          <w:szCs w:val="24"/>
+        </w:rPr>
         <w:t>Comunicarea dintre PS și PL este realizată printr-un ansamblu de interfețe dedicate. Pe lângă semnalele de ciclu de tact, întreruperi, control DMA și interfețele de configurare, Zynq-7000 pune la dispoziție mai multe interfețe bazate pe protocolul AXI pentru transferul datelor între cele două regiuni. Acestea includ porturi de uz general (</w:t>
       </w:r>
       <w:r>
@@ -38138,9 +38656,15 @@
         <w:t>destinat accesului coerent la subsistemul de memorie al procesoarelor.</w:t>
       </w:r>
       <w:r>
+        <w:rPr>
+          <w:rFonts w:ascii="Arial" w:hAnsi="Arial" w:cs="Arial"/>
+        </w:rPr>
         <w:t xml:space="preserve"> </w:t>
       </w:r>
       <w:r>
+        <w:rPr>
+          <w:rFonts w:ascii="Arial" w:hAnsi="Arial" w:cs="Arial"/>
+        </w:rPr>
         <w:t xml:space="preserve"> </w:t>
       </w:r>
       <w:r>
@@ -38156,6 +38680,9 @@
       <w:pPr>
         <w:ind w:firstLine="576"/>
         <w:jc w:val="both"/>
+        <w:rPr>
+          <w:rFonts w:ascii="Arial" w:hAnsi="Arial" w:cs="Arial"/>
+        </w:rPr>
       </w:pPr>
     </w:p>
     <w:p>
@@ -38163,9 +38690,13 @@
         <w:keepNext/>
         <w:ind w:firstLine="576"/>
         <w:jc w:val="center"/>
-      </w:pPr>
-      <w:r>
-        <w:rPr>
+        <w:rPr>
+          <w:rFonts w:ascii="Arial" w:hAnsi="Arial" w:cs="Arial"/>
+        </w:rPr>
+      </w:pPr>
+      <w:r>
+        <w:rPr>
+          <w:rFonts w:ascii="Arial" w:hAnsi="Arial" w:cs="Arial"/>
           <w:noProof/>
         </w:rPr>
         <w:drawing>
@@ -38226,8 +38757,8 @@
         <w:rPr>
           <w:rFonts w:ascii="Arial" w:hAnsi="Arial" w:cs="Arial"/>
           <w:color w:val="auto"/>
-          <w:sz w:val="28"/>
-          <w:szCs w:val="28"/>
+          <w:sz w:val="20"/>
+          <w:szCs w:val="20"/>
         </w:rPr>
       </w:pPr>
       <w:r>
@@ -38370,6 +38901,30 @@
         <w:t>-ului ZYNQ-7000 [13]</w:t>
       </w:r>
     </w:p>
+    <w:p/>
+    <w:p>
+      <w:pPr>
+        <w:pStyle w:val="Heading2"/>
+        <w:rPr>
+          <w:rFonts w:cs="Arial"/>
+        </w:rPr>
+      </w:pPr>
+      <w:bookmarkStart w:id="30" w:name="_Toc238855555"/>
+      <w:r>
+        <w:rPr>
+          <w:rFonts w:cs="Arial"/>
+        </w:rPr>
+        <w:t>PROTOCOLUL AXI4</w:t>
+      </w:r>
+      <w:bookmarkEnd w:id="30"/>
+    </w:p>
+    <w:p>
+      <w:pPr>
+        <w:rPr>
+          <w:rFonts w:ascii="Arial" w:hAnsi="Arial" w:cs="Arial"/>
+        </w:rPr>
+      </w:pPr>
+    </w:p>
     <w:p>
       <w:pPr>
         <w:ind w:firstLine="576"/>
@@ -38380,18 +38935,155 @@
           <w:szCs w:val="24"/>
         </w:rPr>
       </w:pPr>
-    </w:p>
-    <w:p>
-      <w:pPr>
-        <w:pStyle w:val="Heading2"/>
-      </w:pPr>
-      <w:bookmarkStart w:id="30" w:name="_Toc238855555"/>
-      <w:r>
-        <w:t>PROTOCOLUL AXI4</w:t>
-      </w:r>
-      <w:bookmarkEnd w:id="30"/>
-    </w:p>
-    <w:p/>
+      <w:r>
+        <w:rPr>
+          <w:rFonts w:ascii="Arial" w:hAnsi="Arial" w:cs="Arial"/>
+          <w:sz w:val="24"/>
+          <w:szCs w:val="24"/>
+        </w:rPr>
+        <w:t>Protocolul AXI (</w:t>
+      </w:r>
+      <w:proofErr w:type="spellStart"/>
+      <w:r>
+        <w:rPr>
+          <w:rFonts w:ascii="Arial" w:hAnsi="Arial" w:cs="Arial"/>
+          <w:i/>
+          <w:iCs/>
+          <w:sz w:val="24"/>
+          <w:szCs w:val="24"/>
+        </w:rPr>
+        <w:t>Advanced</w:t>
+      </w:r>
+      <w:proofErr w:type="spellEnd"/>
+      <w:r>
+        <w:rPr>
+          <w:rFonts w:ascii="Arial" w:hAnsi="Arial" w:cs="Arial"/>
+          <w:i/>
+          <w:iCs/>
+          <w:sz w:val="24"/>
+          <w:szCs w:val="24"/>
+        </w:rPr>
+        <w:t xml:space="preserve"> </w:t>
+      </w:r>
+      <w:proofErr w:type="spellStart"/>
+      <w:r>
+        <w:rPr>
+          <w:rFonts w:ascii="Arial" w:hAnsi="Arial" w:cs="Arial"/>
+          <w:i/>
+          <w:iCs/>
+          <w:sz w:val="24"/>
+          <w:szCs w:val="24"/>
+        </w:rPr>
+        <w:t>eXtensible</w:t>
+      </w:r>
+      <w:proofErr w:type="spellEnd"/>
+      <w:r>
+        <w:rPr>
+          <w:rFonts w:ascii="Arial" w:hAnsi="Arial" w:cs="Arial"/>
+          <w:i/>
+          <w:iCs/>
+          <w:sz w:val="24"/>
+          <w:szCs w:val="24"/>
+        </w:rPr>
+        <w:t xml:space="preserve"> </w:t>
+      </w:r>
+      <w:proofErr w:type="spellStart"/>
+      <w:r>
+        <w:rPr>
+          <w:rFonts w:ascii="Arial" w:hAnsi="Arial" w:cs="Arial"/>
+          <w:i/>
+          <w:iCs/>
+          <w:sz w:val="24"/>
+          <w:szCs w:val="24"/>
+        </w:rPr>
+        <w:t>Interface</w:t>
+      </w:r>
+      <w:proofErr w:type="spellEnd"/>
+      <w:r>
+        <w:rPr>
+          <w:rFonts w:ascii="Arial" w:hAnsi="Arial" w:cs="Arial"/>
+          <w:sz w:val="24"/>
+          <w:szCs w:val="24"/>
+        </w:rPr>
+        <w:t xml:space="preserve">) face parte din familia AMBA dezvoltată de ARM și este utilizat pentru realizarea comunicației dintre componente hardware. În cadrul platformelor </w:t>
+      </w:r>
+      <w:proofErr w:type="spellStart"/>
+      <w:r>
+        <w:rPr>
+          <w:rFonts w:ascii="Arial" w:hAnsi="Arial" w:cs="Arial"/>
+          <w:sz w:val="24"/>
+          <w:szCs w:val="24"/>
+        </w:rPr>
+        <w:t>Xilinx</w:t>
+      </w:r>
+      <w:proofErr w:type="spellEnd"/>
+      <w:r>
+        <w:rPr>
+          <w:rFonts w:ascii="Arial" w:hAnsi="Arial" w:cs="Arial"/>
+          <w:sz w:val="24"/>
+          <w:szCs w:val="24"/>
+        </w:rPr>
+        <w:t>, protocolul AXI este utilizat pe scară largă pentru interconectarea nucleelor IP (</w:t>
+      </w:r>
+      <w:proofErr w:type="spellStart"/>
+      <w:r>
+        <w:rPr>
+          <w:rFonts w:ascii="Arial" w:hAnsi="Arial" w:cs="Arial"/>
+          <w:i/>
+          <w:iCs/>
+          <w:sz w:val="24"/>
+          <w:szCs w:val="24"/>
+        </w:rPr>
+        <w:t>Intellectual</w:t>
+      </w:r>
+      <w:proofErr w:type="spellEnd"/>
+      <w:r>
+        <w:rPr>
+          <w:rFonts w:ascii="Arial" w:hAnsi="Arial" w:cs="Arial"/>
+          <w:i/>
+          <w:iCs/>
+          <w:sz w:val="24"/>
+          <w:szCs w:val="24"/>
+        </w:rPr>
+        <w:t xml:space="preserve"> </w:t>
+      </w:r>
+      <w:proofErr w:type="spellStart"/>
+      <w:r>
+        <w:rPr>
+          <w:rFonts w:ascii="Arial" w:hAnsi="Arial" w:cs="Arial"/>
+          <w:i/>
+          <w:iCs/>
+          <w:sz w:val="24"/>
+          <w:szCs w:val="24"/>
+        </w:rPr>
+        <w:t>Property</w:t>
+      </w:r>
+      <w:proofErr w:type="spellEnd"/>
+      <w:r>
+        <w:rPr>
+          <w:rFonts w:ascii="Arial" w:hAnsi="Arial" w:cs="Arial"/>
+          <w:sz w:val="24"/>
+          <w:szCs w:val="24"/>
+        </w:rPr>
+        <w:t>) și pentru comunicația dintre sistemul de procesare și logica programabilă</w:t>
+      </w:r>
+      <w:r>
+        <w:rPr>
+          <w:rFonts w:ascii="Arial" w:hAnsi="Arial" w:cs="Arial"/>
+          <w:sz w:val="24"/>
+          <w:szCs w:val="24"/>
+        </w:rPr>
+        <w:t xml:space="preserve"> [14]</w:t>
+      </w:r>
+      <w:r>
+        <w:rPr>
+          <w:rFonts w:ascii="Arial" w:hAnsi="Arial" w:cs="Arial"/>
+          <w:sz w:val="24"/>
+          <w:szCs w:val="24"/>
+        </w:rPr>
+        <w:t>.</w:t>
+      </w:r>
+    </w:p>
     <w:p>
       <w:pPr>
         <w:ind w:firstLine="576"/>
@@ -38408,7 +39100,26 @@
           <w:sz w:val="24"/>
           <w:szCs w:val="24"/>
         </w:rPr>
-        <w:t>Protocolul AXI (</w:t>
+        <w:t>Familia AXI4 include trei variante principale: AXI4, AXI4-Lite, destinat transferurilor simple și cu debit redus, și AXI4-Stream, utilizat pentru fluxuri continue de date.</w:t>
+      </w:r>
+    </w:p>
+    <w:p>
+      <w:pPr>
+        <w:ind w:firstLine="576"/>
+        <w:jc w:val="both"/>
+        <w:rPr>
+          <w:rFonts w:ascii="Arial" w:hAnsi="Arial" w:cs="Arial"/>
+          <w:sz w:val="24"/>
+          <w:szCs w:val="24"/>
+        </w:rPr>
+      </w:pPr>
+      <w:r>
+        <w:rPr>
+          <w:rFonts w:ascii="Arial" w:hAnsi="Arial" w:cs="Arial"/>
+          <w:sz w:val="24"/>
+          <w:szCs w:val="24"/>
+        </w:rPr>
+        <w:t xml:space="preserve">AXI4-Lite este destinat în principal accesului la registre de control și stare. Spre deosebire de AXI4, acesta nu suportă transferuri de tip </w:t>
       </w:r>
       <w:proofErr w:type="spellStart"/>
       <w:r>
@@ -38419,9 +39130,112 @@
           <w:sz w:val="24"/>
           <w:szCs w:val="24"/>
         </w:rPr>
-        <w:t>Advanced</w:t>
+        <w:t>burst</w:t>
       </w:r>
       <w:proofErr w:type="spellEnd"/>
+      <w:r>
+        <w:rPr>
+          <w:rFonts w:ascii="Arial" w:hAnsi="Arial" w:cs="Arial"/>
+          <w:sz w:val="24"/>
+          <w:szCs w:val="24"/>
+        </w:rPr>
+        <w:t>, fiecare tranzacție fiind asociată unui singur transfer de date</w:t>
+      </w:r>
+      <w:r>
+        <w:rPr>
+          <w:rFonts w:ascii="Arial" w:hAnsi="Arial" w:cs="Arial"/>
+          <w:sz w:val="24"/>
+          <w:szCs w:val="24"/>
+        </w:rPr>
+        <w:t xml:space="preserve"> [14]</w:t>
+      </w:r>
+      <w:r>
+        <w:rPr>
+          <w:rFonts w:ascii="Arial" w:hAnsi="Arial" w:cs="Arial"/>
+          <w:sz w:val="24"/>
+          <w:szCs w:val="24"/>
+        </w:rPr>
+        <w:t>. Caracterul său simplificat conduce la o complexitate hardware redusă, făcându-l potrivit pentru controlul perifericelor și al acceleratoarelor hardware.</w:t>
+      </w:r>
+    </w:p>
+    <w:p>
+      <w:pPr>
+        <w:ind w:firstLine="576"/>
+        <w:jc w:val="both"/>
+        <w:rPr>
+          <w:rFonts w:ascii="Arial" w:hAnsi="Arial" w:cs="Arial"/>
+          <w:sz w:val="24"/>
+          <w:szCs w:val="24"/>
+        </w:rPr>
+      </w:pPr>
+      <w:r>
+        <w:rPr>
+          <w:rFonts w:ascii="Arial" w:hAnsi="Arial" w:cs="Arial"/>
+          <w:sz w:val="24"/>
+          <w:szCs w:val="24"/>
+        </w:rPr>
+        <w:t>Interfața AXI4-Lite este organizată în cinci canale independente: canalul de adresă pentru scriere, canalul de date pentru scriere, canalul de răspuns la scriere, canalul de adresă pentru citire și canalul de date pentru citire</w:t>
+      </w:r>
+      <w:r>
+        <w:rPr>
+          <w:rFonts w:ascii="Arial" w:hAnsi="Arial" w:cs="Arial"/>
+          <w:sz w:val="24"/>
+          <w:szCs w:val="24"/>
+        </w:rPr>
+        <w:t xml:space="preserve"> [14]</w:t>
+      </w:r>
+      <w:r>
+        <w:rPr>
+          <w:rFonts w:ascii="Arial" w:hAnsi="Arial" w:cs="Arial"/>
+          <w:sz w:val="24"/>
+          <w:szCs w:val="24"/>
+        </w:rPr>
+        <w:t>. Această separare permite efectuarea în paralel a transferurilor de citire și scriere.</w:t>
+      </w:r>
+      <w:r>
+        <w:rPr>
+          <w:rFonts w:ascii="Arial" w:hAnsi="Arial" w:cs="Arial"/>
+          <w:sz w:val="24"/>
+          <w:szCs w:val="24"/>
+        </w:rPr>
+        <w:t xml:space="preserve"> </w:t>
+      </w:r>
+    </w:p>
+    <w:p>
+      <w:pPr>
+        <w:ind w:firstLine="576"/>
+        <w:jc w:val="both"/>
+        <w:rPr>
+          <w:rFonts w:ascii="Arial" w:hAnsi="Arial" w:cs="Arial"/>
+          <w:sz w:val="24"/>
+          <w:szCs w:val="24"/>
+        </w:rPr>
+      </w:pPr>
+      <w:r>
+        <w:rPr>
+          <w:rFonts w:ascii="Arial" w:hAnsi="Arial" w:cs="Arial"/>
+          <w:sz w:val="24"/>
+          <w:szCs w:val="24"/>
+        </w:rPr>
+        <w:t>Fiecare canal este asociat cu o conduită</w:t>
+      </w:r>
+      <w:r>
+        <w:rPr>
+          <w:rFonts w:ascii="Arial" w:hAnsi="Arial" w:cs="Arial"/>
+          <w:sz w:val="24"/>
+          <w:szCs w:val="24"/>
+        </w:rPr>
+        <w:t xml:space="preserve"> </w:t>
+      </w:r>
+      <w:r>
+        <w:rPr>
+          <w:rFonts w:ascii="Arial" w:hAnsi="Arial" w:cs="Arial"/>
+          <w:sz w:val="24"/>
+          <w:szCs w:val="24"/>
+        </w:rPr>
+        <w:t xml:space="preserve">reprezentată de semnalele </w:t>
+      </w:r>
+      <w:proofErr w:type="spellStart"/>
       <w:r>
         <w:rPr>
           <w:rFonts w:ascii="Arial" w:hAnsi="Arial" w:cs="Arial"/>
@@ -38430,9 +39244,17 @@
           <w:sz w:val="24"/>
           <w:szCs w:val="24"/>
         </w:rPr>
-        <w:t xml:space="preserve"> </w:t>
-      </w:r>
-      <w:proofErr w:type="spellStart"/>
+        <w:t>ready</w:t>
+      </w:r>
+      <w:proofErr w:type="spellEnd"/>
+      <w:r>
+        <w:rPr>
+          <w:rFonts w:ascii="Arial" w:hAnsi="Arial" w:cs="Arial"/>
+          <w:sz w:val="24"/>
+          <w:szCs w:val="24"/>
+        </w:rPr>
+        <w:t xml:space="preserve"> și </w:t>
+      </w:r>
       <w:r>
         <w:rPr>
           <w:rFonts w:ascii="Arial" w:hAnsi="Arial" w:cs="Arial"/>
@@ -38441,9 +39263,24 @@
           <w:sz w:val="24"/>
           <w:szCs w:val="24"/>
         </w:rPr>
-        <w:t>eXtensible</w:t>
-      </w:r>
-      <w:proofErr w:type="spellEnd"/>
+        <w:t>valid</w:t>
+      </w:r>
+      <w:r>
+        <w:rPr>
+          <w:rFonts w:ascii="Arial" w:hAnsi="Arial" w:cs="Arial"/>
+          <w:sz w:val="24"/>
+          <w:szCs w:val="24"/>
+        </w:rPr>
+        <w:t>.</w:t>
+      </w:r>
+      <w:r>
+        <w:rPr>
+          <w:rFonts w:ascii="Arial" w:hAnsi="Arial" w:cs="Arial"/>
+          <w:sz w:val="24"/>
+          <w:szCs w:val="24"/>
+        </w:rPr>
+        <w:t xml:space="preserve"> Sursa semnalizează disponibilitatea informației prin activarea semnalului </w:t>
+      </w:r>
       <w:r>
         <w:rPr>
           <w:rFonts w:ascii="Arial" w:hAnsi="Arial" w:cs="Arial"/>
@@ -38452,7 +39289,15 @@
           <w:sz w:val="24"/>
           <w:szCs w:val="24"/>
         </w:rPr>
-        <w:t xml:space="preserve"> </w:t>
+        <w:t>valid</w:t>
+      </w:r>
+      <w:r>
+        <w:rPr>
+          <w:rFonts w:ascii="Arial" w:hAnsi="Arial" w:cs="Arial"/>
+          <w:sz w:val="24"/>
+          <w:szCs w:val="24"/>
+        </w:rPr>
+        <w:t xml:space="preserve">, iar destinația indică posibilitatea recepționării acesteia prin activarea semnalului </w:t>
       </w:r>
       <w:proofErr w:type="spellStart"/>
       <w:r>
@@ -38463,7 +39308,7 @@
           <w:sz w:val="24"/>
           <w:szCs w:val="24"/>
         </w:rPr>
-        <w:t>Interface</w:t>
+        <w:t>ready</w:t>
       </w:r>
       <w:proofErr w:type="spellEnd"/>
       <w:r>
@@ -38472,25 +39317,42 @@
           <w:sz w:val="24"/>
           <w:szCs w:val="24"/>
         </w:rPr>
-        <w:t xml:space="preserve">) face parte din familia AMBA dezvoltată de ARM și este utilizat pentru realizarea comunicației dintre componente hardware. În cadrul platformelor </w:t>
-      </w:r>
-      <w:proofErr w:type="spellStart"/>
-      <w:r>
-        <w:rPr>
-          <w:rFonts w:ascii="Arial" w:hAnsi="Arial" w:cs="Arial"/>
-          <w:sz w:val="24"/>
-          <w:szCs w:val="24"/>
-        </w:rPr>
-        <w:t>Xilinx</w:t>
-      </w:r>
-      <w:proofErr w:type="spellEnd"/>
-      <w:r>
-        <w:rPr>
-          <w:rFonts w:ascii="Arial" w:hAnsi="Arial" w:cs="Arial"/>
-          <w:sz w:val="24"/>
-          <w:szCs w:val="24"/>
-        </w:rPr>
-        <w:t>, protocolul AXI este utilizat pe scară largă pentru interconectarea nucleelor IP (</w:t>
+        <w:t>. Transferul are loc atunci când cele două semnale sunt active simultan</w:t>
+      </w:r>
+      <w:r>
+        <w:rPr>
+          <w:rFonts w:ascii="Arial" w:hAnsi="Arial" w:cs="Arial"/>
+          <w:sz w:val="24"/>
+          <w:szCs w:val="24"/>
+        </w:rPr>
+        <w:t xml:space="preserve"> [14]</w:t>
+      </w:r>
+      <w:r>
+        <w:rPr>
+          <w:rFonts w:ascii="Arial" w:hAnsi="Arial" w:cs="Arial"/>
+          <w:sz w:val="24"/>
+          <w:szCs w:val="24"/>
+        </w:rPr>
+        <w:t>.</w:t>
+      </w:r>
+    </w:p>
+    <w:p>
+      <w:pPr>
+        <w:ind w:firstLine="576"/>
+        <w:jc w:val="both"/>
+        <w:rPr>
+          <w:rFonts w:ascii="Arial" w:hAnsi="Arial" w:cs="Arial"/>
+          <w:sz w:val="24"/>
+          <w:szCs w:val="24"/>
+        </w:rPr>
+      </w:pPr>
+      <w:r>
+        <w:rPr>
+          <w:rFonts w:ascii="Arial" w:hAnsi="Arial" w:cs="Arial"/>
+          <w:sz w:val="24"/>
+          <w:szCs w:val="24"/>
+        </w:rPr>
+        <w:t xml:space="preserve">Fiind este un protocol de tip </w:t>
       </w:r>
       <w:proofErr w:type="spellStart"/>
       <w:r>
@@ -38501,54 +39363,66 @@
           <w:sz w:val="24"/>
           <w:szCs w:val="24"/>
         </w:rPr>
-        <w:t>Intellectual</w:t>
+        <w:t>memory-mapped</w:t>
       </w:r>
       <w:proofErr w:type="spellEnd"/>
       <w:r>
         <w:rPr>
           <w:rFonts w:ascii="Arial" w:hAnsi="Arial" w:cs="Arial"/>
-          <w:i/>
-          <w:iCs/>
+          <w:sz w:val="24"/>
+          <w:szCs w:val="24"/>
+        </w:rPr>
+        <w:t>, AXI4-Lite permite asocierea registrelor unui nucleu IP cu adrese din spațiul de memorie al procesorului. Astfel, software-</w:t>
+      </w:r>
+      <w:proofErr w:type="spellStart"/>
+      <w:r>
+        <w:rPr>
+          <w:rFonts w:ascii="Arial" w:hAnsi="Arial" w:cs="Arial"/>
+          <w:sz w:val="24"/>
+          <w:szCs w:val="24"/>
+        </w:rPr>
+        <w:t>ul</w:t>
+      </w:r>
+      <w:proofErr w:type="spellEnd"/>
+      <w:r>
+        <w:rPr>
+          <w:rFonts w:ascii="Arial" w:hAnsi="Arial" w:cs="Arial"/>
+          <w:sz w:val="24"/>
+          <w:szCs w:val="24"/>
+        </w:rPr>
+        <w:t xml:space="preserve"> poate controla un accelerator hardware prin operații obișnuite de citire și scriere asupra registrelor asociate acestuia</w:t>
+      </w:r>
+      <w:r>
+        <w:rPr>
+          <w:rFonts w:ascii="Arial" w:hAnsi="Arial" w:cs="Arial"/>
+          <w:sz w:val="24"/>
+          <w:szCs w:val="24"/>
+        </w:rPr>
+        <w:t>.</w:t>
+      </w:r>
+      <w:r>
+        <w:rPr>
+          <w:rFonts w:ascii="Arial" w:hAnsi="Arial" w:cs="Arial"/>
           <w:sz w:val="24"/>
           <w:szCs w:val="24"/>
         </w:rPr>
         <w:t xml:space="preserve"> </w:t>
       </w:r>
-      <w:proofErr w:type="spellStart"/>
-      <w:r>
-        <w:rPr>
-          <w:rFonts w:ascii="Arial" w:hAnsi="Arial" w:cs="Arial"/>
-          <w:i/>
-          <w:iCs/>
-          <w:sz w:val="24"/>
-          <w:szCs w:val="24"/>
-        </w:rPr>
-        <w:t>Property</w:t>
-      </w:r>
-      <w:proofErr w:type="spellEnd"/>
-      <w:r>
-        <w:rPr>
-          <w:rFonts w:ascii="Arial" w:hAnsi="Arial" w:cs="Arial"/>
-          <w:sz w:val="24"/>
-          <w:szCs w:val="24"/>
-        </w:rPr>
-        <w:t>) și pentru comunicația dintre sistemul de procesare și logica programabilă</w:t>
-      </w:r>
-      <w:r>
-        <w:rPr>
-          <w:rFonts w:ascii="Arial" w:hAnsi="Arial" w:cs="Arial"/>
-          <w:sz w:val="24"/>
-          <w:szCs w:val="24"/>
-        </w:rPr>
-        <w:t xml:space="preserve"> [14]</w:t>
-      </w:r>
-      <w:r>
-        <w:rPr>
-          <w:rFonts w:ascii="Arial" w:hAnsi="Arial" w:cs="Arial"/>
-          <w:sz w:val="24"/>
-          <w:szCs w:val="24"/>
-        </w:rPr>
-        <w:t>.</w:t>
+      <w:r>
+        <w:rPr>
+          <w:rFonts w:ascii="Arial" w:hAnsi="Arial" w:cs="Arial"/>
+          <w:sz w:val="24"/>
+          <w:szCs w:val="24"/>
+        </w:rPr>
+        <w:t>La un nivel f</w:t>
+      </w:r>
+      <w:r>
+        <w:rPr>
+          <w:rFonts w:ascii="Arial" w:hAnsi="Arial" w:cs="Arial"/>
+          <w:sz w:val="24"/>
+          <w:szCs w:val="24"/>
+        </w:rPr>
+        <w:t>undamental, comunicarea dintre două dispozitive AXI este efectuată conform Figurii 4.4.</w:t>
       </w:r>
     </w:p>
     <w:p>
@@ -38561,355 +39435,18 @@
           <w:szCs w:val="24"/>
         </w:rPr>
       </w:pPr>
-      <w:r>
-        <w:rPr>
-          <w:rFonts w:ascii="Arial" w:hAnsi="Arial" w:cs="Arial"/>
-          <w:sz w:val="24"/>
-          <w:szCs w:val="24"/>
-        </w:rPr>
-        <w:t>Familia AXI4 include trei variante principale: AXI4, AXI4-Lite, destinat transferurilor simple și cu debit redus, și AXI4-Stream, utilizat pentru fluxuri continue de date.</w:t>
-      </w:r>
-    </w:p>
-    <w:p>
-      <w:pPr>
-        <w:ind w:firstLine="576"/>
-        <w:jc w:val="both"/>
-        <w:rPr>
-          <w:rFonts w:ascii="Arial" w:hAnsi="Arial" w:cs="Arial"/>
-          <w:sz w:val="24"/>
-          <w:szCs w:val="24"/>
-        </w:rPr>
-      </w:pPr>
-      <w:r>
-        <w:rPr>
-          <w:rFonts w:ascii="Arial" w:hAnsi="Arial" w:cs="Arial"/>
-          <w:sz w:val="24"/>
-          <w:szCs w:val="24"/>
-        </w:rPr>
-        <w:t xml:space="preserve">AXI4-Lite este destinat în principal accesului la registre de control și stare. Spre deosebire de AXI4, acesta nu suportă transferuri de tip </w:t>
-      </w:r>
-      <w:proofErr w:type="spellStart"/>
-      <w:r>
-        <w:rPr>
-          <w:rFonts w:ascii="Arial" w:hAnsi="Arial" w:cs="Arial"/>
-          <w:i/>
-          <w:iCs/>
-          <w:sz w:val="24"/>
-          <w:szCs w:val="24"/>
-        </w:rPr>
-        <w:t>burst</w:t>
-      </w:r>
-      <w:proofErr w:type="spellEnd"/>
-      <w:r>
-        <w:rPr>
-          <w:rFonts w:ascii="Arial" w:hAnsi="Arial" w:cs="Arial"/>
-          <w:sz w:val="24"/>
-          <w:szCs w:val="24"/>
-        </w:rPr>
-        <w:t>, fiecare tranzacție fiind asociată unui singur transfer de date</w:t>
-      </w:r>
-      <w:r>
-        <w:rPr>
-          <w:rFonts w:ascii="Arial" w:hAnsi="Arial" w:cs="Arial"/>
-          <w:sz w:val="24"/>
-          <w:szCs w:val="24"/>
-        </w:rPr>
-        <w:t xml:space="preserve"> [14]</w:t>
-      </w:r>
-      <w:r>
-        <w:rPr>
-          <w:rFonts w:ascii="Arial" w:hAnsi="Arial" w:cs="Arial"/>
-          <w:sz w:val="24"/>
-          <w:szCs w:val="24"/>
-        </w:rPr>
-        <w:t>. Caracterul său simplificat conduce la o complexitate hardware redusă, făcându-l potrivit pentru controlul perifericelor și al acceleratoarelor hardware.</w:t>
-      </w:r>
-    </w:p>
-    <w:p>
-      <w:pPr>
-        <w:ind w:firstLine="576"/>
-        <w:jc w:val="both"/>
-        <w:rPr>
-          <w:rFonts w:ascii="Arial" w:hAnsi="Arial" w:cs="Arial"/>
-          <w:sz w:val="24"/>
-          <w:szCs w:val="24"/>
-        </w:rPr>
-      </w:pPr>
-      <w:r>
-        <w:rPr>
-          <w:rFonts w:ascii="Arial" w:hAnsi="Arial" w:cs="Arial"/>
-          <w:sz w:val="24"/>
-          <w:szCs w:val="24"/>
-        </w:rPr>
-        <w:t>Interfața AXI4-Lite este organizată în cinci canale independente: canalul de adresă pentru scriere, canalul de date pentru scriere, canalul de răspuns la scriere, canalul de adresă pentru citire și canalul de date pentru citire</w:t>
-      </w:r>
-      <w:r>
-        <w:rPr>
-          <w:rFonts w:ascii="Arial" w:hAnsi="Arial" w:cs="Arial"/>
-          <w:sz w:val="24"/>
-          <w:szCs w:val="24"/>
-        </w:rPr>
-        <w:t xml:space="preserve"> [14]</w:t>
-      </w:r>
-      <w:r>
-        <w:rPr>
-          <w:rFonts w:ascii="Arial" w:hAnsi="Arial" w:cs="Arial"/>
-          <w:sz w:val="24"/>
-          <w:szCs w:val="24"/>
-        </w:rPr>
-        <w:t>. Această separare permite efectuarea în paralel a transferurilor de citire și scriere.</w:t>
-      </w:r>
-      <w:r>
-        <w:rPr>
-          <w:rFonts w:ascii="Arial" w:hAnsi="Arial" w:cs="Arial"/>
-          <w:sz w:val="24"/>
-          <w:szCs w:val="24"/>
-        </w:rPr>
-        <w:t xml:space="preserve"> </w:t>
-      </w:r>
-    </w:p>
-    <w:p>
-      <w:pPr>
-        <w:ind w:firstLine="576"/>
-        <w:jc w:val="both"/>
-        <w:rPr>
-          <w:rFonts w:ascii="Arial" w:hAnsi="Arial" w:cs="Arial"/>
-          <w:sz w:val="24"/>
-          <w:szCs w:val="24"/>
-        </w:rPr>
-      </w:pPr>
-      <w:r>
-        <w:rPr>
-          <w:rFonts w:ascii="Arial" w:hAnsi="Arial" w:cs="Arial"/>
-          <w:sz w:val="24"/>
-          <w:szCs w:val="24"/>
-        </w:rPr>
-        <w:t>Fiecare canal este asociat cu o conduită</w:t>
-      </w:r>
-      <w:r>
-        <w:rPr>
-          <w:rFonts w:ascii="Arial" w:hAnsi="Arial" w:cs="Arial"/>
-          <w:sz w:val="24"/>
-          <w:szCs w:val="24"/>
-        </w:rPr>
-        <w:t xml:space="preserve"> </w:t>
-      </w:r>
-      <w:r>
-        <w:rPr>
-          <w:rFonts w:ascii="Arial" w:hAnsi="Arial" w:cs="Arial"/>
-          <w:sz w:val="24"/>
-          <w:szCs w:val="24"/>
-        </w:rPr>
-        <w:t xml:space="preserve">reprezentată de semnalele </w:t>
-      </w:r>
-      <w:proofErr w:type="spellStart"/>
-      <w:r>
-        <w:rPr>
-          <w:rFonts w:ascii="Arial" w:hAnsi="Arial" w:cs="Arial"/>
-          <w:i/>
-          <w:iCs/>
-          <w:sz w:val="24"/>
-          <w:szCs w:val="24"/>
-        </w:rPr>
-        <w:t>ready</w:t>
-      </w:r>
-      <w:proofErr w:type="spellEnd"/>
-      <w:r>
-        <w:rPr>
-          <w:rFonts w:ascii="Arial" w:hAnsi="Arial" w:cs="Arial"/>
-          <w:sz w:val="24"/>
-          <w:szCs w:val="24"/>
-        </w:rPr>
-        <w:t xml:space="preserve"> și </w:t>
-      </w:r>
-      <w:r>
-        <w:rPr>
-          <w:rFonts w:ascii="Arial" w:hAnsi="Arial" w:cs="Arial"/>
-          <w:i/>
-          <w:iCs/>
-          <w:sz w:val="24"/>
-          <w:szCs w:val="24"/>
-        </w:rPr>
-        <w:t>valid</w:t>
-      </w:r>
-      <w:r>
-        <w:rPr>
-          <w:rFonts w:ascii="Arial" w:hAnsi="Arial" w:cs="Arial"/>
-          <w:sz w:val="24"/>
-          <w:szCs w:val="24"/>
-        </w:rPr>
-        <w:t>.</w:t>
-      </w:r>
-      <w:r>
-        <w:rPr>
-          <w:rFonts w:ascii="Arial" w:hAnsi="Arial" w:cs="Arial"/>
-          <w:sz w:val="24"/>
-          <w:szCs w:val="24"/>
-        </w:rPr>
-        <w:t xml:space="preserve"> Sursa semnalizează disponibilitatea informației prin activarea semnalului </w:t>
-      </w:r>
-      <w:r>
-        <w:rPr>
-          <w:rFonts w:ascii="Arial" w:hAnsi="Arial" w:cs="Arial"/>
-          <w:i/>
-          <w:iCs/>
-          <w:sz w:val="24"/>
-          <w:szCs w:val="24"/>
-        </w:rPr>
-        <w:t>valid</w:t>
-      </w:r>
-      <w:r>
-        <w:rPr>
-          <w:rFonts w:ascii="Arial" w:hAnsi="Arial" w:cs="Arial"/>
-          <w:sz w:val="24"/>
-          <w:szCs w:val="24"/>
-        </w:rPr>
-        <w:t xml:space="preserve">, iar destinația indică posibilitatea recepționării acesteia prin activarea semnalului </w:t>
-      </w:r>
-      <w:proofErr w:type="spellStart"/>
-      <w:r>
-        <w:rPr>
-          <w:rFonts w:ascii="Arial" w:hAnsi="Arial" w:cs="Arial"/>
-          <w:i/>
-          <w:iCs/>
-          <w:sz w:val="24"/>
-          <w:szCs w:val="24"/>
-        </w:rPr>
-        <w:t>ready</w:t>
-      </w:r>
-      <w:proofErr w:type="spellEnd"/>
-      <w:r>
-        <w:rPr>
-          <w:rFonts w:ascii="Arial" w:hAnsi="Arial" w:cs="Arial"/>
-          <w:sz w:val="24"/>
-          <w:szCs w:val="24"/>
-        </w:rPr>
-        <w:t>. Transferul are loc atunci când cele două semnale sunt active simultan</w:t>
-      </w:r>
-      <w:r>
-        <w:rPr>
-          <w:rFonts w:ascii="Arial" w:hAnsi="Arial" w:cs="Arial"/>
-          <w:sz w:val="24"/>
-          <w:szCs w:val="24"/>
-        </w:rPr>
-        <w:t xml:space="preserve"> [14]</w:t>
-      </w:r>
-      <w:r>
-        <w:rPr>
-          <w:rFonts w:ascii="Arial" w:hAnsi="Arial" w:cs="Arial"/>
-          <w:sz w:val="24"/>
-          <w:szCs w:val="24"/>
-        </w:rPr>
-        <w:t>.</w:t>
-      </w:r>
-    </w:p>
-    <w:p>
-      <w:pPr>
-        <w:ind w:firstLine="576"/>
-        <w:jc w:val="both"/>
-        <w:rPr>
-          <w:rFonts w:ascii="Arial" w:hAnsi="Arial" w:cs="Arial"/>
-          <w:sz w:val="24"/>
-          <w:szCs w:val="24"/>
-        </w:rPr>
-      </w:pPr>
-      <w:r>
-        <w:rPr>
-          <w:rFonts w:ascii="Arial" w:hAnsi="Arial" w:cs="Arial"/>
-          <w:sz w:val="24"/>
-          <w:szCs w:val="24"/>
-        </w:rPr>
-        <w:t xml:space="preserve">Fiind este un protocol de tip </w:t>
-      </w:r>
-      <w:proofErr w:type="spellStart"/>
-      <w:r>
-        <w:rPr>
-          <w:rFonts w:ascii="Arial" w:hAnsi="Arial" w:cs="Arial"/>
-          <w:i/>
-          <w:iCs/>
-          <w:sz w:val="24"/>
-          <w:szCs w:val="24"/>
-        </w:rPr>
-        <w:t>memory-mapped</w:t>
-      </w:r>
-      <w:proofErr w:type="spellEnd"/>
-      <w:r>
-        <w:rPr>
-          <w:rFonts w:ascii="Arial" w:hAnsi="Arial" w:cs="Arial"/>
-          <w:sz w:val="24"/>
-          <w:szCs w:val="24"/>
-        </w:rPr>
-        <w:t>, AXI4-Lite permite asocierea registrelor unui nucleu IP cu adrese din spațiul de memorie al procesorului. Astfel, software-</w:t>
-      </w:r>
-      <w:proofErr w:type="spellStart"/>
-      <w:r>
-        <w:rPr>
-          <w:rFonts w:ascii="Arial" w:hAnsi="Arial" w:cs="Arial"/>
-          <w:sz w:val="24"/>
-          <w:szCs w:val="24"/>
-        </w:rPr>
-        <w:t>ul</w:t>
-      </w:r>
-      <w:proofErr w:type="spellEnd"/>
-      <w:r>
-        <w:rPr>
-          <w:rFonts w:ascii="Arial" w:hAnsi="Arial" w:cs="Arial"/>
-          <w:sz w:val="24"/>
-          <w:szCs w:val="24"/>
-        </w:rPr>
-        <w:t xml:space="preserve"> poate controla un accelerator hardware prin operații obișnuite de citire și scriere asupra registrelor asociate acestuia</w:t>
-      </w:r>
-      <w:r>
-        <w:rPr>
-          <w:rFonts w:ascii="Arial" w:hAnsi="Arial" w:cs="Arial"/>
-          <w:sz w:val="24"/>
-          <w:szCs w:val="24"/>
-        </w:rPr>
-        <w:t>.</w:t>
-      </w:r>
-      <w:r>
-        <w:rPr>
-          <w:rFonts w:ascii="Arial" w:hAnsi="Arial" w:cs="Arial"/>
-          <w:sz w:val="24"/>
-          <w:szCs w:val="24"/>
-        </w:rPr>
-        <w:t xml:space="preserve"> </w:t>
-      </w:r>
-      <w:r>
-        <w:rPr>
-          <w:rFonts w:ascii="Arial" w:hAnsi="Arial" w:cs="Arial"/>
-          <w:sz w:val="24"/>
-          <w:szCs w:val="24"/>
-        </w:rPr>
-        <w:t>La un nivel f</w:t>
-      </w:r>
-      <w:r>
-        <w:rPr>
-          <w:rFonts w:ascii="Arial" w:hAnsi="Arial" w:cs="Arial"/>
-          <w:sz w:val="24"/>
-          <w:szCs w:val="24"/>
-        </w:rPr>
-        <w:t>undamental, comunicarea dintre două dispozitive AXI este efectuată conform Figurii 4.4.</w:t>
-      </w:r>
-    </w:p>
-    <w:p>
-      <w:pPr>
-        <w:ind w:firstLine="576"/>
-        <w:jc w:val="both"/>
-        <w:rPr>
-          <w:rFonts w:ascii="Arial" w:hAnsi="Arial" w:cs="Arial"/>
-          <w:sz w:val="24"/>
-          <w:szCs w:val="24"/>
-        </w:rPr>
-      </w:pPr>
     </w:p>
     <w:p>
       <w:pPr>
         <w:keepNext/>
         <w:jc w:val="center"/>
-      </w:pPr>
-      <w:r>
-        <w:rPr>
+        <w:rPr>
+          <w:rFonts w:ascii="Arial" w:hAnsi="Arial" w:cs="Arial"/>
+        </w:rPr>
+      </w:pPr>
+      <w:r>
+        <w:rPr>
+          <w:rFonts w:ascii="Arial" w:hAnsi="Arial" w:cs="Arial"/>
           <w:noProof/>
         </w:rPr>
         <w:drawing>
@@ -39086,18 +39623,36 @@
         <w:t xml:space="preserve"> Comunicarea dintre două dispozitive AXI4</w:t>
       </w:r>
     </w:p>
-    <w:p/>
+    <w:p>
+      <w:pPr>
+        <w:rPr>
+          <w:rFonts w:ascii="Arial" w:hAnsi="Arial" w:cs="Arial"/>
+        </w:rPr>
+      </w:pPr>
+    </w:p>
     <w:p>
       <w:pPr>
         <w:pStyle w:val="Heading2"/>
+        <w:rPr>
+          <w:rFonts w:cs="Arial"/>
+        </w:rPr>
       </w:pPr>
       <w:bookmarkStart w:id="31" w:name="_Toc238855556"/>
       <w:r>
+        <w:rPr>
+          <w:rFonts w:cs="Arial"/>
+        </w:rPr>
         <w:t>RECONFIGURAREA FPGA</w:t>
       </w:r>
       <w:bookmarkEnd w:id="31"/>
     </w:p>
-    <w:p/>
+    <w:p>
+      <w:pPr>
+        <w:rPr>
+          <w:rFonts w:ascii="Arial" w:hAnsi="Arial" w:cs="Arial"/>
+        </w:rPr>
+      </w:pPr>
+    </w:p>
     <w:p>
       <w:pPr>
         <w:ind w:firstLine="576"/>
@@ -39693,25 +40248,49 @@
     <w:p>
       <w:pPr>
         <w:pStyle w:val="Heading1"/>
+        <w:rPr>
+          <w:rFonts w:cs="Arial"/>
+        </w:rPr>
       </w:pPr>
       <w:bookmarkStart w:id="32" w:name="_Toc238855557"/>
       <w:r>
+        <w:rPr>
+          <w:rFonts w:cs="Arial"/>
+        </w:rPr>
         <w:t>PROIECTAREA ȘI IMPLEMENTAREA NUCLEULUI AES-128</w:t>
       </w:r>
       <w:bookmarkEnd w:id="32"/>
     </w:p>
-    <w:p/>
+    <w:p>
+      <w:pPr>
+        <w:rPr>
+          <w:rFonts w:ascii="Arial" w:hAnsi="Arial" w:cs="Arial"/>
+        </w:rPr>
+      </w:pPr>
+    </w:p>
     <w:p>
       <w:pPr>
         <w:pStyle w:val="Heading2"/>
+        <w:rPr>
+          <w:rFonts w:cs="Arial"/>
+        </w:rPr>
       </w:pPr>
       <w:bookmarkStart w:id="33" w:name="_Toc238855558"/>
       <w:r>
+        <w:rPr>
+          <w:rFonts w:cs="Arial"/>
+        </w:rPr>
         <w:t>ARHITECTURA GENERALĂ A NUCLEULUI</w:t>
       </w:r>
       <w:bookmarkEnd w:id="33"/>
     </w:p>
-    <w:p/>
+    <w:p>
+      <w:pPr>
+        <w:rPr>
+          <w:rFonts w:ascii="Arial" w:hAnsi="Arial" w:cs="Arial"/>
+        </w:rPr>
+      </w:pPr>
+    </w:p>
     <w:p>
       <w:pPr>
         <w:ind w:firstLine="576"/>
@@ -40207,6 +40786,16 @@
     </w:p>
     <w:p>
       <w:pPr>
+        <w:jc w:val="both"/>
+        <w:rPr>
+          <w:rFonts w:ascii="Arial" w:hAnsi="Arial" w:cs="Arial"/>
+          <w:sz w:val="24"/>
+          <w:szCs w:val="24"/>
+        </w:rPr>
+      </w:pPr>
+    </w:p>
+    <w:p>
+      <w:pPr>
         <w:ind w:firstLine="576"/>
         <w:jc w:val="both"/>
         <w:rPr>
@@ -40215,6 +40804,58 @@
           <w:szCs w:val="24"/>
         </w:rPr>
       </w:pPr>
+      <w:r>
+        <w:rPr>
+          <w:rFonts w:ascii="Arial" w:hAnsi="Arial" w:cs="Arial"/>
+          <w:sz w:val="24"/>
+          <w:szCs w:val="24"/>
+        </w:rPr>
+        <w:t xml:space="preserve">Funcționarea sistemului este orchestrată de un </w:t>
+      </w:r>
+      <w:proofErr w:type="spellStart"/>
+      <w:r>
+        <w:rPr>
+          <w:rFonts w:ascii="Arial" w:hAnsi="Arial" w:cs="Arial"/>
+          <w:sz w:val="24"/>
+          <w:szCs w:val="24"/>
+        </w:rPr>
+        <w:t>firmware</w:t>
+      </w:r>
+      <w:proofErr w:type="spellEnd"/>
+      <w:r>
+        <w:rPr>
+          <w:rFonts w:ascii="Arial" w:hAnsi="Arial" w:cs="Arial"/>
+          <w:sz w:val="24"/>
+          <w:szCs w:val="24"/>
+        </w:rPr>
+        <w:t xml:space="preserve"> executat la nivelul procesorului ARM. Acesta are rolul de a asigura transmiterea datelor necesare procesului criptografic, inițierea operațiilor și achiziționarea rezultatelor furnizate de coprocesor.</w:t>
+      </w:r>
+      <w:r>
+        <w:rPr>
+          <w:rFonts w:ascii="Arial" w:hAnsi="Arial" w:cs="Arial"/>
+          <w:sz w:val="24"/>
+          <w:szCs w:val="24"/>
+        </w:rPr>
+        <w:t xml:space="preserve"> </w:t>
+      </w:r>
+      <w:proofErr w:type="spellStart"/>
+      <w:r>
+        <w:rPr>
+          <w:rFonts w:ascii="Arial" w:hAnsi="Arial" w:cs="Arial"/>
+          <w:sz w:val="24"/>
+          <w:szCs w:val="24"/>
+        </w:rPr>
+        <w:t>Firmware-ul</w:t>
+      </w:r>
+      <w:proofErr w:type="spellEnd"/>
+      <w:r>
+        <w:rPr>
+          <w:rFonts w:ascii="Arial" w:hAnsi="Arial" w:cs="Arial"/>
+          <w:sz w:val="24"/>
+          <w:szCs w:val="24"/>
+        </w:rPr>
+        <w:t xml:space="preserve"> îndeplinește rolul unui contract între utilizator și nucleul criptografic. În lipsa acestuia, buna funcționare a procedurilor criptografice nu poate fi garantată.</w:t>
+      </w:r>
     </w:p>
     <w:p>
       <w:pPr>
@@ -40232,69 +40873,6 @@
           <w:sz w:val="24"/>
           <w:szCs w:val="24"/>
         </w:rPr>
-        <w:t xml:space="preserve">Funcționarea sistemului este orchestrată de un </w:t>
-      </w:r>
-      <w:proofErr w:type="spellStart"/>
-      <w:r>
-        <w:rPr>
-          <w:rFonts w:ascii="Arial" w:hAnsi="Arial" w:cs="Arial"/>
-          <w:sz w:val="24"/>
-          <w:szCs w:val="24"/>
-        </w:rPr>
-        <w:t>firmware</w:t>
-      </w:r>
-      <w:proofErr w:type="spellEnd"/>
-      <w:r>
-        <w:rPr>
-          <w:rFonts w:ascii="Arial" w:hAnsi="Arial" w:cs="Arial"/>
-          <w:sz w:val="24"/>
-          <w:szCs w:val="24"/>
-        </w:rPr>
-        <w:t xml:space="preserve"> executat la nivelul procesorului ARM. Acesta are rolul de a asigura transmiterea datelor necesare procesului criptografic, inițierea operațiilor și achiziționarea rezultatelor furnizate de coprocesor.</w:t>
-      </w:r>
-      <w:r>
-        <w:rPr>
-          <w:rFonts w:ascii="Arial" w:hAnsi="Arial" w:cs="Arial"/>
-          <w:sz w:val="24"/>
-          <w:szCs w:val="24"/>
-        </w:rPr>
-        <w:t xml:space="preserve"> </w:t>
-      </w:r>
-      <w:proofErr w:type="spellStart"/>
-      <w:r>
-        <w:rPr>
-          <w:rFonts w:ascii="Arial" w:hAnsi="Arial" w:cs="Arial"/>
-          <w:sz w:val="24"/>
-          <w:szCs w:val="24"/>
-        </w:rPr>
-        <w:t>Firmware-ul</w:t>
-      </w:r>
-      <w:proofErr w:type="spellEnd"/>
-      <w:r>
-        <w:rPr>
-          <w:rFonts w:ascii="Arial" w:hAnsi="Arial" w:cs="Arial"/>
-          <w:sz w:val="24"/>
-          <w:szCs w:val="24"/>
-        </w:rPr>
-        <w:t xml:space="preserve"> îndeplinește rolul unui contract între utilizator și nucleul criptografic. În lipsa acestuia, buna funcționare a procedurilor criptografice nu poate fi garantată.</w:t>
-      </w:r>
-    </w:p>
-    <w:p>
-      <w:pPr>
-        <w:ind w:firstLine="576"/>
-        <w:jc w:val="both"/>
-        <w:rPr>
-          <w:rFonts w:ascii="Arial" w:hAnsi="Arial" w:cs="Arial"/>
-          <w:sz w:val="24"/>
-          <w:szCs w:val="24"/>
-        </w:rPr>
-      </w:pPr>
-      <w:r>
-        <w:rPr>
-          <w:rFonts w:ascii="Arial" w:hAnsi="Arial" w:cs="Arial"/>
-          <w:sz w:val="24"/>
-          <w:szCs w:val="24"/>
-        </w:rPr>
         <w:t xml:space="preserve">Figura 5.1 prezintă o imagine simplificată asupra structurii arhitecturale anterior </w:t>
       </w:r>
       <w:r>
@@ -40318,6 +40896,9 @@
       <w:pPr>
         <w:keepNext/>
         <w:jc w:val="center"/>
+        <w:rPr>
+          <w:rFonts w:ascii="Arial" w:hAnsi="Arial" w:cs="Arial"/>
+        </w:rPr>
       </w:pPr>
       <w:r>
         <w:rPr>
@@ -40512,8 +41093,14 @@
     <w:p>
       <w:pPr>
         <w:pStyle w:val="Heading2"/>
-      </w:pPr>
-      <w:r>
+        <w:rPr>
+          <w:rFonts w:cs="Arial"/>
+        </w:rPr>
+      </w:pPr>
+      <w:r>
+        <w:rPr>
+          <w:rFonts w:cs="Arial"/>
+        </w:rPr>
         <w:t>STRUCTURA PROIECTULUI VHDL</w:t>
       </w:r>
     </w:p>
@@ -40641,16 +41228,26 @@
           <w:sz w:val="24"/>
           <w:szCs w:val="24"/>
         </w:rPr>
-        <w:t xml:space="preserve"> comune, precum tipurile de date, funcțiile de conversie și eventualele constante utilizate de mai multe module, sunt grupate într-o bibliotecă separată. Modulele care implementează transformările AES pot importa astfel doar resursele necesare</w:t>
-      </w:r>
-      <w:r>
-        <w:rPr>
-          <w:rFonts w:ascii="Arial" w:hAnsi="Arial" w:cs="Arial"/>
-          <w:sz w:val="24"/>
-          <w:szCs w:val="24"/>
-        </w:rPr>
-        <w:t>.</w:t>
-      </w:r>
+        <w:t xml:space="preserve"> comune, precum tipurile de date, funcțiile de conversie și eventualele constante utilizate de mai multe module, sunt grupate într-o bibliotecă separată. Modulele care implementează transformările AES pot importa astfel doar resursele </w:t>
+      </w:r>
+      <w:proofErr w:type="spellStart"/>
+      <w:r>
+        <w:rPr>
+          <w:rFonts w:ascii="Arial" w:hAnsi="Arial" w:cs="Arial"/>
+          <w:sz w:val="24"/>
+          <w:szCs w:val="24"/>
+        </w:rPr>
+        <w:t>necesare.</w:t>
+      </w:r>
+      <w:r>
+        <w:rPr>
+          <w:rFonts w:ascii="Arial" w:hAnsi="Arial" w:cs="Arial"/>
+          <w:sz w:val="24"/>
+          <w:szCs w:val="24"/>
+        </w:rPr>
+        <w:t>s</w:t>
+      </w:r>
+      <w:proofErr w:type="spellEnd"/>
     </w:p>
     <w:p>
       <w:pPr>
@@ -41038,6 +41635,9 @@
       <w:pPr>
         <w:keepNext/>
         <w:jc w:val="center"/>
+        <w:rPr>
+          <w:rFonts w:ascii="Arial" w:hAnsi="Arial" w:cs="Arial"/>
+        </w:rPr>
       </w:pPr>
       <w:r>
         <w:rPr>
@@ -41233,12 +41833,24 @@
     <w:p>
       <w:pPr>
         <w:pStyle w:val="Heading2"/>
-      </w:pPr>
-      <w:r>
+        <w:rPr>
+          <w:rFonts w:cs="Arial"/>
+        </w:rPr>
+      </w:pPr>
+      <w:r>
+        <w:rPr>
+          <w:rFonts w:cs="Arial"/>
+        </w:rPr>
         <w:t>REPREZENTAREA INTERNĂ A STĂRII</w:t>
       </w:r>
     </w:p>
-    <w:p/>
+    <w:p>
+      <w:pPr>
+        <w:rPr>
+          <w:rFonts w:ascii="Arial" w:hAnsi="Arial" w:cs="Arial"/>
+        </w:rPr>
+      </w:pPr>
+    </w:p>
     <w:p>
       <w:pPr>
         <w:ind w:firstLine="576"/>
@@ -41460,31 +42072,15 @@
           <w:sz w:val="24"/>
           <w:szCs w:val="24"/>
         </w:rPr>
-        <w:t>a</w:t>
-      </w:r>
-      <w:r>
-        <w:rPr>
-          <w:rFonts w:ascii="Arial" w:hAnsi="Arial" w:cs="Arial"/>
-          <w:sz w:val="24"/>
-          <w:szCs w:val="24"/>
-        </w:rPr>
-        <w:t xml:space="preserve"> cărei rol este memorarea </w:t>
-      </w:r>
-      <w:r>
-        <w:rPr>
-          <w:rFonts w:ascii="Arial" w:hAnsi="Arial" w:cs="Arial"/>
-          <w:sz w:val="24"/>
-          <w:szCs w:val="24"/>
-        </w:rPr>
-        <w:t xml:space="preserve">mai multor </w:t>
-      </w:r>
-      <w:r>
-        <w:rPr>
-          <w:rFonts w:ascii="Arial" w:hAnsi="Arial" w:cs="Arial"/>
-          <w:sz w:val="24"/>
-          <w:szCs w:val="24"/>
-        </w:rPr>
-        <w:t xml:space="preserve">matrice </w:t>
+        <w:t xml:space="preserve">a cărei rol este memorarea </w:t>
+      </w:r>
+      <w:r>
+        <w:rPr>
+          <w:rFonts w:ascii="Arial" w:hAnsi="Arial" w:cs="Arial"/>
+          <w:sz w:val="24"/>
+          <w:szCs w:val="24"/>
+        </w:rPr>
+        <w:t xml:space="preserve">mai multor matrice </w:t>
       </w:r>
       <w:r>
         <w:rPr>
@@ -41533,6 +42129,9 @@
     <w:p>
       <w:pPr>
         <w:keepNext/>
+        <w:rPr>
+          <w:rFonts w:ascii="Arial" w:hAnsi="Arial" w:cs="Arial"/>
+        </w:rPr>
       </w:pPr>
       <w:r>
         <w:rPr>
@@ -41638,53 +42237,9 @@
           <w:color w:val="auto"/>
           <w:sz w:val="20"/>
           <w:szCs w:val="20"/>
-        </w:rPr>
-        <w:t>5</w:t>
-      </w:r>
-      <w:r>
-        <w:rPr>
-          <w:rFonts w:ascii="Arial" w:hAnsi="Arial" w:cs="Arial"/>
-          <w:color w:val="auto"/>
-          <w:sz w:val="20"/>
-          <w:szCs w:val="20"/>
-        </w:rPr>
-        <w:fldChar w:fldCharType="end"/>
-      </w:r>
-      <w:r>
-        <w:rPr>
-          <w:rFonts w:ascii="Arial" w:hAnsi="Arial" w:cs="Arial"/>
-          <w:color w:val="auto"/>
-          <w:sz w:val="20"/>
-          <w:szCs w:val="20"/>
-        </w:rPr>
-        <w:t>.</w:t>
-      </w:r>
-      <w:r>
-        <w:rPr>
-          <w:rFonts w:ascii="Arial" w:hAnsi="Arial" w:cs="Arial"/>
-          <w:color w:val="auto"/>
-          <w:sz w:val="20"/>
-          <w:szCs w:val="20"/>
-        </w:rPr>
-        <w:fldChar w:fldCharType="begin"/>
-      </w:r>
-      <w:r>
-        <w:rPr>
-          <w:rFonts w:ascii="Arial" w:hAnsi="Arial" w:cs="Arial"/>
-          <w:color w:val="auto"/>
-          <w:sz w:val="20"/>
-          <w:szCs w:val="20"/>
-        </w:rPr>
-        <w:instrText xml:space="preserve"> SEQ Secvența_de_cod \* ARABIC \s 1 </w:instrText>
-      </w:r>
-      <w:r>
-        <w:rPr>
-          <w:rFonts w:ascii="Arial" w:hAnsi="Arial" w:cs="Arial"/>
-          <w:color w:val="auto"/>
-          <w:sz w:val="20"/>
-          <w:szCs w:val="20"/>
-        </w:rPr>
-        <w:fldChar w:fldCharType="separate"/>
+          <w:cs/>
+        </w:rPr>
+        <w:t>‎</w:t>
       </w:r>
       <w:r>
         <w:rPr>
@@ -41694,7 +42249,7 @@
           <w:sz w:val="20"/>
           <w:szCs w:val="20"/>
         </w:rPr>
-        <w:t>1</w:t>
+        <w:t>5</w:t>
       </w:r>
       <w:r>
         <w:rPr>
@@ -41712,10 +42267,71 @@
           <w:sz w:val="20"/>
           <w:szCs w:val="20"/>
         </w:rPr>
+        <w:t>.</w:t>
+      </w:r>
+      <w:r>
+        <w:rPr>
+          <w:rFonts w:ascii="Arial" w:hAnsi="Arial" w:cs="Arial"/>
+          <w:color w:val="auto"/>
+          <w:sz w:val="20"/>
+          <w:szCs w:val="20"/>
+        </w:rPr>
+        <w:fldChar w:fldCharType="begin"/>
+      </w:r>
+      <w:r>
+        <w:rPr>
+          <w:rFonts w:ascii="Arial" w:hAnsi="Arial" w:cs="Arial"/>
+          <w:color w:val="auto"/>
+          <w:sz w:val="20"/>
+          <w:szCs w:val="20"/>
+        </w:rPr>
+        <w:instrText xml:space="preserve"> SEQ Secvența_de_cod \* ARABIC \s 1 </w:instrText>
+      </w:r>
+      <w:r>
+        <w:rPr>
+          <w:rFonts w:ascii="Arial" w:hAnsi="Arial" w:cs="Arial"/>
+          <w:color w:val="auto"/>
+          <w:sz w:val="20"/>
+          <w:szCs w:val="20"/>
+        </w:rPr>
+        <w:fldChar w:fldCharType="separate"/>
+      </w:r>
+      <w:r>
+        <w:rPr>
+          <w:rFonts w:ascii="Arial" w:hAnsi="Arial" w:cs="Arial"/>
+          <w:noProof/>
+          <w:color w:val="auto"/>
+          <w:sz w:val="20"/>
+          <w:szCs w:val="20"/>
+        </w:rPr>
+        <w:t>1</w:t>
+      </w:r>
+      <w:r>
+        <w:rPr>
+          <w:rFonts w:ascii="Arial" w:hAnsi="Arial" w:cs="Arial"/>
+          <w:color w:val="auto"/>
+          <w:sz w:val="20"/>
+          <w:szCs w:val="20"/>
+        </w:rPr>
+        <w:fldChar w:fldCharType="end"/>
+      </w:r>
+      <w:r>
+        <w:rPr>
+          <w:rFonts w:ascii="Arial" w:hAnsi="Arial" w:cs="Arial"/>
+          <w:color w:val="auto"/>
+          <w:sz w:val="20"/>
+          <w:szCs w:val="20"/>
+        </w:rPr>
         <w:t xml:space="preserve"> Structurile compuse de date</w:t>
       </w:r>
     </w:p>
-    <w:p/>
+    <w:p>
+      <w:pPr>
+        <w:rPr>
+          <w:rFonts w:ascii="Arial" w:hAnsi="Arial" w:cs="Arial"/>
+        </w:rPr>
+      </w:pPr>
+    </w:p>
     <w:p>
       <w:pPr>
         <w:ind w:firstLine="720"/>
@@ -41878,15 +42494,7 @@
           <w:sz w:val="24"/>
           <w:szCs w:val="24"/>
         </w:rPr>
-        <w:t>, corespunzătoare reprezentării matriceale definite de standardul AES</w:t>
-      </w:r>
-      <w:r>
-        <w:rPr>
-          <w:rFonts w:ascii="Arial" w:hAnsi="Arial" w:cs="Arial"/>
-          <w:sz w:val="24"/>
-          <w:szCs w:val="24"/>
-        </w:rPr>
-        <w:t>.</w:t>
+        <w:t>, corespunzătoare reprezentării matriceale definite de standardul AES.</w:t>
       </w:r>
     </w:p>
     <w:p>
@@ -42078,15 +42686,7 @@
           <w:sz w:val="24"/>
           <w:szCs w:val="24"/>
         </w:rPr>
-        <w:t>), ceea ce permite separarea interfeței pachetului de logica internă utilizată pentru realizarea conversiilor.</w:t>
-      </w:r>
-      <w:r>
-        <w:rPr>
-          <w:rFonts w:ascii="Arial" w:hAnsi="Arial" w:cs="Arial"/>
-          <w:sz w:val="24"/>
-          <w:szCs w:val="24"/>
-        </w:rPr>
-        <w:t xml:space="preserve"> </w:t>
+        <w:t xml:space="preserve">), ceea ce permite separarea interfeței pachetului de logica internă utilizată pentru realizarea conversiilor. </w:t>
       </w:r>
     </w:p>
     <w:p>
@@ -42145,6 +42745,9 @@
         <w:keepNext/>
         <w:ind w:firstLine="720"/>
         <w:jc w:val="center"/>
+        <w:rPr>
+          <w:rFonts w:ascii="Arial" w:hAnsi="Arial" w:cs="Arial"/>
+        </w:rPr>
       </w:pPr>
       <w:r>
         <w:rPr>
@@ -42250,53 +42853,9 @@
           <w:color w:val="auto"/>
           <w:sz w:val="20"/>
           <w:szCs w:val="20"/>
-        </w:rPr>
-        <w:t>5</w:t>
-      </w:r>
-      <w:r>
-        <w:rPr>
-          <w:rFonts w:ascii="Arial" w:hAnsi="Arial" w:cs="Arial"/>
-          <w:color w:val="auto"/>
-          <w:sz w:val="20"/>
-          <w:szCs w:val="20"/>
-        </w:rPr>
-        <w:fldChar w:fldCharType="end"/>
-      </w:r>
-      <w:r>
-        <w:rPr>
-          <w:rFonts w:ascii="Arial" w:hAnsi="Arial" w:cs="Arial"/>
-          <w:color w:val="auto"/>
-          <w:sz w:val="20"/>
-          <w:szCs w:val="20"/>
-        </w:rPr>
-        <w:t>.</w:t>
-      </w:r>
-      <w:r>
-        <w:rPr>
-          <w:rFonts w:ascii="Arial" w:hAnsi="Arial" w:cs="Arial"/>
-          <w:color w:val="auto"/>
-          <w:sz w:val="20"/>
-          <w:szCs w:val="20"/>
-        </w:rPr>
-        <w:fldChar w:fldCharType="begin"/>
-      </w:r>
-      <w:r>
-        <w:rPr>
-          <w:rFonts w:ascii="Arial" w:hAnsi="Arial" w:cs="Arial"/>
-          <w:color w:val="auto"/>
-          <w:sz w:val="20"/>
-          <w:szCs w:val="20"/>
-        </w:rPr>
-        <w:instrText xml:space="preserve"> SEQ Secvența_de_cod \* ARABIC \s 1 </w:instrText>
-      </w:r>
-      <w:r>
-        <w:rPr>
-          <w:rFonts w:ascii="Arial" w:hAnsi="Arial" w:cs="Arial"/>
-          <w:color w:val="auto"/>
-          <w:sz w:val="20"/>
-          <w:szCs w:val="20"/>
-        </w:rPr>
-        <w:fldChar w:fldCharType="separate"/>
+          <w:cs/>
+        </w:rPr>
+        <w:t>‎</w:t>
       </w:r>
       <w:r>
         <w:rPr>
@@ -42306,7 +42865,7 @@
           <w:sz w:val="20"/>
           <w:szCs w:val="20"/>
         </w:rPr>
-        <w:t>2</w:t>
+        <w:t>5</w:t>
       </w:r>
       <w:r>
         <w:rPr>
@@ -42324,10 +42883,71 @@
           <w:sz w:val="20"/>
           <w:szCs w:val="20"/>
         </w:rPr>
+        <w:t>.</w:t>
+      </w:r>
+      <w:r>
+        <w:rPr>
+          <w:rFonts w:ascii="Arial" w:hAnsi="Arial" w:cs="Arial"/>
+          <w:color w:val="auto"/>
+          <w:sz w:val="20"/>
+          <w:szCs w:val="20"/>
+        </w:rPr>
+        <w:fldChar w:fldCharType="begin"/>
+      </w:r>
+      <w:r>
+        <w:rPr>
+          <w:rFonts w:ascii="Arial" w:hAnsi="Arial" w:cs="Arial"/>
+          <w:color w:val="auto"/>
+          <w:sz w:val="20"/>
+          <w:szCs w:val="20"/>
+        </w:rPr>
+        <w:instrText xml:space="preserve"> SEQ Secvența_de_cod \* ARABIC \s 1 </w:instrText>
+      </w:r>
+      <w:r>
+        <w:rPr>
+          <w:rFonts w:ascii="Arial" w:hAnsi="Arial" w:cs="Arial"/>
+          <w:color w:val="auto"/>
+          <w:sz w:val="20"/>
+          <w:szCs w:val="20"/>
+        </w:rPr>
+        <w:fldChar w:fldCharType="separate"/>
+      </w:r>
+      <w:r>
+        <w:rPr>
+          <w:rFonts w:ascii="Arial" w:hAnsi="Arial" w:cs="Arial"/>
+          <w:noProof/>
+          <w:color w:val="auto"/>
+          <w:sz w:val="20"/>
+          <w:szCs w:val="20"/>
+        </w:rPr>
+        <w:t>2</w:t>
+      </w:r>
+      <w:r>
+        <w:rPr>
+          <w:rFonts w:ascii="Arial" w:hAnsi="Arial" w:cs="Arial"/>
+          <w:color w:val="auto"/>
+          <w:sz w:val="20"/>
+          <w:szCs w:val="20"/>
+        </w:rPr>
+        <w:fldChar w:fldCharType="end"/>
+      </w:r>
+      <w:r>
+        <w:rPr>
+          <w:rFonts w:ascii="Arial" w:hAnsi="Arial" w:cs="Arial"/>
+          <w:color w:val="auto"/>
+          <w:sz w:val="20"/>
+          <w:szCs w:val="20"/>
+        </w:rPr>
         <w:t xml:space="preserve"> Prototipurile funcțiilor de conversie</w:t>
       </w:r>
     </w:p>
-    <w:p/>
+    <w:p>
+      <w:pPr>
+        <w:rPr>
+          <w:rFonts w:ascii="Arial" w:hAnsi="Arial" w:cs="Arial"/>
+        </w:rPr>
+      </w:pPr>
+    </w:p>
     <w:p>
       <w:pPr>
         <w:ind w:firstLine="720"/>
@@ -42488,6 +43108,9 @@
       <w:pPr>
         <w:keepNext/>
         <w:jc w:val="center"/>
+        <w:rPr>
+          <w:rFonts w:ascii="Arial" w:hAnsi="Arial" w:cs="Arial"/>
+        </w:rPr>
       </w:pPr>
       <w:r>
         <w:rPr>
@@ -42593,53 +43216,9 @@
           <w:color w:val="auto"/>
           <w:sz w:val="20"/>
           <w:szCs w:val="20"/>
-        </w:rPr>
-        <w:t>5</w:t>
-      </w:r>
-      <w:r>
-        <w:rPr>
-          <w:rFonts w:ascii="Arial" w:hAnsi="Arial" w:cs="Arial"/>
-          <w:color w:val="auto"/>
-          <w:sz w:val="20"/>
-          <w:szCs w:val="20"/>
-        </w:rPr>
-        <w:fldChar w:fldCharType="end"/>
-      </w:r>
-      <w:r>
-        <w:rPr>
-          <w:rFonts w:ascii="Arial" w:hAnsi="Arial" w:cs="Arial"/>
-          <w:color w:val="auto"/>
-          <w:sz w:val="20"/>
-          <w:szCs w:val="20"/>
-        </w:rPr>
-        <w:t>.</w:t>
-      </w:r>
-      <w:r>
-        <w:rPr>
-          <w:rFonts w:ascii="Arial" w:hAnsi="Arial" w:cs="Arial"/>
-          <w:color w:val="auto"/>
-          <w:sz w:val="20"/>
-          <w:szCs w:val="20"/>
-        </w:rPr>
-        <w:fldChar w:fldCharType="begin"/>
-      </w:r>
-      <w:r>
-        <w:rPr>
-          <w:rFonts w:ascii="Arial" w:hAnsi="Arial" w:cs="Arial"/>
-          <w:color w:val="auto"/>
-          <w:sz w:val="20"/>
-          <w:szCs w:val="20"/>
-        </w:rPr>
-        <w:instrText xml:space="preserve"> SEQ Secvența_de_cod \* ARABIC \s 1 </w:instrText>
-      </w:r>
-      <w:r>
-        <w:rPr>
-          <w:rFonts w:ascii="Arial" w:hAnsi="Arial" w:cs="Arial"/>
-          <w:color w:val="auto"/>
-          <w:sz w:val="20"/>
-          <w:szCs w:val="20"/>
-        </w:rPr>
-        <w:fldChar w:fldCharType="separate"/>
+          <w:cs/>
+        </w:rPr>
+        <w:t>‎</w:t>
       </w:r>
       <w:r>
         <w:rPr>
@@ -42649,7 +43228,7 @@
           <w:sz w:val="20"/>
           <w:szCs w:val="20"/>
         </w:rPr>
-        <w:t>3</w:t>
+        <w:t>5</w:t>
       </w:r>
       <w:r>
         <w:rPr>
@@ -42667,9 +43246,8 @@
           <w:sz w:val="20"/>
           <w:szCs w:val="20"/>
         </w:rPr>
-        <w:t xml:space="preserve"> Corpul funcției de conversie </w:t>
-      </w:r>
-      <w:proofErr w:type="spellStart"/>
+        <w:t>.</w:t>
+      </w:r>
       <w:r>
         <w:rPr>
           <w:rFonts w:ascii="Arial" w:hAnsi="Arial" w:cs="Arial"/>
@@ -42677,9 +43255,8 @@
           <w:sz w:val="20"/>
           <w:szCs w:val="20"/>
         </w:rPr>
-        <w:t>column</w:t>
-      </w:r>
-      <w:proofErr w:type="spellEnd"/>
+        <w:fldChar w:fldCharType="begin"/>
+      </w:r>
       <w:r>
         <w:rPr>
           <w:rFonts w:ascii="Arial" w:hAnsi="Arial" w:cs="Arial"/>
@@ -42687,6 +43264,63 @@
           <w:sz w:val="20"/>
           <w:szCs w:val="20"/>
         </w:rPr>
+        <w:instrText xml:space="preserve"> SEQ Secvența_de_cod \* ARABIC \s 1 </w:instrText>
+      </w:r>
+      <w:r>
+        <w:rPr>
+          <w:rFonts w:ascii="Arial" w:hAnsi="Arial" w:cs="Arial"/>
+          <w:color w:val="auto"/>
+          <w:sz w:val="20"/>
+          <w:szCs w:val="20"/>
+        </w:rPr>
+        <w:fldChar w:fldCharType="separate"/>
+      </w:r>
+      <w:r>
+        <w:rPr>
+          <w:rFonts w:ascii="Arial" w:hAnsi="Arial" w:cs="Arial"/>
+          <w:noProof/>
+          <w:color w:val="auto"/>
+          <w:sz w:val="20"/>
+          <w:szCs w:val="20"/>
+        </w:rPr>
+        <w:t>3</w:t>
+      </w:r>
+      <w:r>
+        <w:rPr>
+          <w:rFonts w:ascii="Arial" w:hAnsi="Arial" w:cs="Arial"/>
+          <w:color w:val="auto"/>
+          <w:sz w:val="20"/>
+          <w:szCs w:val="20"/>
+        </w:rPr>
+        <w:fldChar w:fldCharType="end"/>
+      </w:r>
+      <w:r>
+        <w:rPr>
+          <w:rFonts w:ascii="Arial" w:hAnsi="Arial" w:cs="Arial"/>
+          <w:color w:val="auto"/>
+          <w:sz w:val="20"/>
+          <w:szCs w:val="20"/>
+        </w:rPr>
+        <w:t xml:space="preserve"> Corpul funcției de conversie </w:t>
+      </w:r>
+      <w:proofErr w:type="spellStart"/>
+      <w:r>
+        <w:rPr>
+          <w:rFonts w:ascii="Arial" w:hAnsi="Arial" w:cs="Arial"/>
+          <w:color w:val="auto"/>
+          <w:sz w:val="20"/>
+          <w:szCs w:val="20"/>
+        </w:rPr>
+        <w:t>column</w:t>
+      </w:r>
+      <w:proofErr w:type="spellEnd"/>
+      <w:r>
+        <w:rPr>
+          <w:rFonts w:ascii="Arial" w:hAnsi="Arial" w:cs="Arial"/>
+          <w:color w:val="auto"/>
+          <w:sz w:val="20"/>
+          <w:szCs w:val="20"/>
+        </w:rPr>
         <w:t>-major</w:t>
       </w:r>
     </w:p>
@@ -42760,6 +43394,9 @@
       <w:pPr>
         <w:keepNext/>
         <w:jc w:val="center"/>
+        <w:rPr>
+          <w:rFonts w:ascii="Arial" w:hAnsi="Arial" w:cs="Arial"/>
+        </w:rPr>
       </w:pPr>
       <w:r>
         <w:rPr>
@@ -42865,53 +43502,9 @@
           <w:color w:val="auto"/>
           <w:sz w:val="20"/>
           <w:szCs w:val="20"/>
-        </w:rPr>
-        <w:t>5</w:t>
-      </w:r>
-      <w:r>
-        <w:rPr>
-          <w:rFonts w:ascii="Arial" w:hAnsi="Arial" w:cs="Arial"/>
-          <w:color w:val="auto"/>
-          <w:sz w:val="20"/>
-          <w:szCs w:val="20"/>
-        </w:rPr>
-        <w:fldChar w:fldCharType="end"/>
-      </w:r>
-      <w:r>
-        <w:rPr>
-          <w:rFonts w:ascii="Arial" w:hAnsi="Arial" w:cs="Arial"/>
-          <w:color w:val="auto"/>
-          <w:sz w:val="20"/>
-          <w:szCs w:val="20"/>
-        </w:rPr>
-        <w:t>.</w:t>
-      </w:r>
-      <w:r>
-        <w:rPr>
-          <w:rFonts w:ascii="Arial" w:hAnsi="Arial" w:cs="Arial"/>
-          <w:color w:val="auto"/>
-          <w:sz w:val="20"/>
-          <w:szCs w:val="20"/>
-        </w:rPr>
-        <w:fldChar w:fldCharType="begin"/>
-      </w:r>
-      <w:r>
-        <w:rPr>
-          <w:rFonts w:ascii="Arial" w:hAnsi="Arial" w:cs="Arial"/>
-          <w:color w:val="auto"/>
-          <w:sz w:val="20"/>
-          <w:szCs w:val="20"/>
-        </w:rPr>
-        <w:instrText xml:space="preserve"> SEQ Secvența_de_cod \* ARABIC \s 1 </w:instrText>
-      </w:r>
-      <w:r>
-        <w:rPr>
-          <w:rFonts w:ascii="Arial" w:hAnsi="Arial" w:cs="Arial"/>
-          <w:color w:val="auto"/>
-          <w:sz w:val="20"/>
-          <w:szCs w:val="20"/>
-        </w:rPr>
-        <w:fldChar w:fldCharType="separate"/>
+          <w:cs/>
+        </w:rPr>
+        <w:t>‎</w:t>
       </w:r>
       <w:r>
         <w:rPr>
@@ -42921,7 +43514,7 @@
           <w:sz w:val="20"/>
           <w:szCs w:val="20"/>
         </w:rPr>
-        <w:t>4</w:t>
+        <w:t>5</w:t>
       </w:r>
       <w:r>
         <w:rPr>
@@ -42939,9 +43532,8 @@
           <w:sz w:val="20"/>
           <w:szCs w:val="20"/>
         </w:rPr>
-        <w:t xml:space="preserve"> Corpul funcției de conversie </w:t>
-      </w:r>
-      <w:proofErr w:type="spellStart"/>
+        <w:t>.</w:t>
+      </w:r>
       <w:r>
         <w:rPr>
           <w:rFonts w:ascii="Arial" w:hAnsi="Arial" w:cs="Arial"/>
@@ -42949,9 +43541,8 @@
           <w:sz w:val="20"/>
           <w:szCs w:val="20"/>
         </w:rPr>
-        <w:t>row</w:t>
-      </w:r>
-      <w:proofErr w:type="spellEnd"/>
+        <w:fldChar w:fldCharType="begin"/>
+      </w:r>
       <w:r>
         <w:rPr>
           <w:rFonts w:ascii="Arial" w:hAnsi="Arial" w:cs="Arial"/>
@@ -42959,10 +43550,73 @@
           <w:sz w:val="20"/>
           <w:szCs w:val="20"/>
         </w:rPr>
+        <w:instrText xml:space="preserve"> SEQ Secvența_de_cod \* ARABIC \s 1 </w:instrText>
+      </w:r>
+      <w:r>
+        <w:rPr>
+          <w:rFonts w:ascii="Arial" w:hAnsi="Arial" w:cs="Arial"/>
+          <w:color w:val="auto"/>
+          <w:sz w:val="20"/>
+          <w:szCs w:val="20"/>
+        </w:rPr>
+        <w:fldChar w:fldCharType="separate"/>
+      </w:r>
+      <w:r>
+        <w:rPr>
+          <w:rFonts w:ascii="Arial" w:hAnsi="Arial" w:cs="Arial"/>
+          <w:noProof/>
+          <w:color w:val="auto"/>
+          <w:sz w:val="20"/>
+          <w:szCs w:val="20"/>
+        </w:rPr>
+        <w:t>4</w:t>
+      </w:r>
+      <w:r>
+        <w:rPr>
+          <w:rFonts w:ascii="Arial" w:hAnsi="Arial" w:cs="Arial"/>
+          <w:color w:val="auto"/>
+          <w:sz w:val="20"/>
+          <w:szCs w:val="20"/>
+        </w:rPr>
+        <w:fldChar w:fldCharType="end"/>
+      </w:r>
+      <w:r>
+        <w:rPr>
+          <w:rFonts w:ascii="Arial" w:hAnsi="Arial" w:cs="Arial"/>
+          <w:color w:val="auto"/>
+          <w:sz w:val="20"/>
+          <w:szCs w:val="20"/>
+        </w:rPr>
+        <w:t xml:space="preserve"> Corpul funcției de conversie </w:t>
+      </w:r>
+      <w:proofErr w:type="spellStart"/>
+      <w:r>
+        <w:rPr>
+          <w:rFonts w:ascii="Arial" w:hAnsi="Arial" w:cs="Arial"/>
+          <w:color w:val="auto"/>
+          <w:sz w:val="20"/>
+          <w:szCs w:val="20"/>
+        </w:rPr>
+        <w:t>row</w:t>
+      </w:r>
+      <w:proofErr w:type="spellEnd"/>
+      <w:r>
+        <w:rPr>
+          <w:rFonts w:ascii="Arial" w:hAnsi="Arial" w:cs="Arial"/>
+          <w:color w:val="auto"/>
+          <w:sz w:val="20"/>
+          <w:szCs w:val="20"/>
+        </w:rPr>
         <w:t>-major</w:t>
       </w:r>
     </w:p>
-    <w:p/>
+    <w:p>
+      <w:pPr>
+        <w:rPr>
+          <w:rFonts w:ascii="Arial" w:hAnsi="Arial" w:cs="Arial"/>
+        </w:rPr>
+      </w:pPr>
+    </w:p>
     <w:p>
       <w:pPr>
         <w:ind w:firstLine="720"/>
@@ -43078,9 +43732,13 @@
         <w:keepNext/>
         <w:ind w:firstLine="720"/>
         <w:jc w:val="center"/>
-      </w:pPr>
-      <w:r>
-        <w:rPr>
+        <w:rPr>
+          <w:rFonts w:ascii="Arial" w:hAnsi="Arial" w:cs="Arial"/>
+        </w:rPr>
+      </w:pPr>
+      <w:r>
+        <w:rPr>
+          <w:rFonts w:ascii="Arial" w:hAnsi="Arial" w:cs="Arial"/>
           <w:noProof/>
         </w:rPr>
         <w:drawing>
@@ -43180,53 +43838,9 @@
           <w:color w:val="auto"/>
           <w:sz w:val="20"/>
           <w:szCs w:val="20"/>
-        </w:rPr>
-        <w:t>5</w:t>
-      </w:r>
-      <w:r>
-        <w:rPr>
-          <w:rFonts w:ascii="Arial" w:hAnsi="Arial" w:cs="Arial"/>
-          <w:color w:val="auto"/>
-          <w:sz w:val="20"/>
-          <w:szCs w:val="20"/>
-        </w:rPr>
-        <w:fldChar w:fldCharType="end"/>
-      </w:r>
-      <w:r>
-        <w:rPr>
-          <w:rFonts w:ascii="Arial" w:hAnsi="Arial" w:cs="Arial"/>
-          <w:color w:val="auto"/>
-          <w:sz w:val="20"/>
-          <w:szCs w:val="20"/>
-        </w:rPr>
-        <w:t>.</w:t>
-      </w:r>
-      <w:r>
-        <w:rPr>
-          <w:rFonts w:ascii="Arial" w:hAnsi="Arial" w:cs="Arial"/>
-          <w:color w:val="auto"/>
-          <w:sz w:val="20"/>
-          <w:szCs w:val="20"/>
-        </w:rPr>
-        <w:fldChar w:fldCharType="begin"/>
-      </w:r>
-      <w:r>
-        <w:rPr>
-          <w:rFonts w:ascii="Arial" w:hAnsi="Arial" w:cs="Arial"/>
-          <w:color w:val="auto"/>
-          <w:sz w:val="20"/>
-          <w:szCs w:val="20"/>
-        </w:rPr>
-        <w:instrText xml:space="preserve"> SEQ Secvența_de_cod \* ARABIC \s 1 </w:instrText>
-      </w:r>
-      <w:r>
-        <w:rPr>
-          <w:rFonts w:ascii="Arial" w:hAnsi="Arial" w:cs="Arial"/>
-          <w:color w:val="auto"/>
-          <w:sz w:val="20"/>
-          <w:szCs w:val="20"/>
-        </w:rPr>
-        <w:fldChar w:fldCharType="separate"/>
+          <w:cs/>
+        </w:rPr>
+        <w:t>‎</w:t>
       </w:r>
       <w:r>
         <w:rPr>
@@ -43254,10 +43868,71 @@
           <w:sz w:val="20"/>
           <w:szCs w:val="20"/>
         </w:rPr>
+        <w:t>.</w:t>
+      </w:r>
+      <w:r>
+        <w:rPr>
+          <w:rFonts w:ascii="Arial" w:hAnsi="Arial" w:cs="Arial"/>
+          <w:color w:val="auto"/>
+          <w:sz w:val="20"/>
+          <w:szCs w:val="20"/>
+        </w:rPr>
+        <w:fldChar w:fldCharType="begin"/>
+      </w:r>
+      <w:r>
+        <w:rPr>
+          <w:rFonts w:ascii="Arial" w:hAnsi="Arial" w:cs="Arial"/>
+          <w:color w:val="auto"/>
+          <w:sz w:val="20"/>
+          <w:szCs w:val="20"/>
+        </w:rPr>
+        <w:instrText xml:space="preserve"> SEQ Secvența_de_cod \* ARABIC \s 1 </w:instrText>
+      </w:r>
+      <w:r>
+        <w:rPr>
+          <w:rFonts w:ascii="Arial" w:hAnsi="Arial" w:cs="Arial"/>
+          <w:color w:val="auto"/>
+          <w:sz w:val="20"/>
+          <w:szCs w:val="20"/>
+        </w:rPr>
+        <w:fldChar w:fldCharType="separate"/>
+      </w:r>
+      <w:r>
+        <w:rPr>
+          <w:rFonts w:ascii="Arial" w:hAnsi="Arial" w:cs="Arial"/>
+          <w:noProof/>
+          <w:color w:val="auto"/>
+          <w:sz w:val="20"/>
+          <w:szCs w:val="20"/>
+        </w:rPr>
+        <w:t>5</w:t>
+      </w:r>
+      <w:r>
+        <w:rPr>
+          <w:rFonts w:ascii="Arial" w:hAnsi="Arial" w:cs="Arial"/>
+          <w:color w:val="auto"/>
+          <w:sz w:val="20"/>
+          <w:szCs w:val="20"/>
+        </w:rPr>
+        <w:fldChar w:fldCharType="end"/>
+      </w:r>
+      <w:r>
+        <w:rPr>
+          <w:rFonts w:ascii="Arial" w:hAnsi="Arial" w:cs="Arial"/>
+          <w:color w:val="auto"/>
+          <w:sz w:val="20"/>
+          <w:szCs w:val="20"/>
+        </w:rPr>
         <w:t xml:space="preserve"> Prototipul funcției de conversie a matricei de stare</w:t>
       </w:r>
     </w:p>
-    <w:p/>
+    <w:p>
+      <w:pPr>
+        <w:rPr>
+          <w:rFonts w:ascii="Arial" w:hAnsi="Arial" w:cs="Arial"/>
+        </w:rPr>
+      </w:pPr>
+    </w:p>
     <w:p>
       <w:pPr>
         <w:ind w:firstLine="720"/>
@@ -43297,6 +43972,9 @@
       <w:pPr>
         <w:keepNext/>
         <w:jc w:val="center"/>
+        <w:rPr>
+          <w:rFonts w:ascii="Arial" w:hAnsi="Arial" w:cs="Arial"/>
+        </w:rPr>
       </w:pPr>
       <w:r>
         <w:rPr>
@@ -43402,53 +44080,9 @@
           <w:color w:val="auto"/>
           <w:sz w:val="20"/>
           <w:szCs w:val="20"/>
-        </w:rPr>
-        <w:t>5</w:t>
-      </w:r>
-      <w:r>
-        <w:rPr>
-          <w:rFonts w:ascii="Arial" w:hAnsi="Arial" w:cs="Arial"/>
-          <w:color w:val="auto"/>
-          <w:sz w:val="20"/>
-          <w:szCs w:val="20"/>
-        </w:rPr>
-        <w:fldChar w:fldCharType="end"/>
-      </w:r>
-      <w:r>
-        <w:rPr>
-          <w:rFonts w:ascii="Arial" w:hAnsi="Arial" w:cs="Arial"/>
-          <w:color w:val="auto"/>
-          <w:sz w:val="20"/>
-          <w:szCs w:val="20"/>
-        </w:rPr>
-        <w:t>.</w:t>
-      </w:r>
-      <w:r>
-        <w:rPr>
-          <w:rFonts w:ascii="Arial" w:hAnsi="Arial" w:cs="Arial"/>
-          <w:color w:val="auto"/>
-          <w:sz w:val="20"/>
-          <w:szCs w:val="20"/>
-        </w:rPr>
-        <w:fldChar w:fldCharType="begin"/>
-      </w:r>
-      <w:r>
-        <w:rPr>
-          <w:rFonts w:ascii="Arial" w:hAnsi="Arial" w:cs="Arial"/>
-          <w:color w:val="auto"/>
-          <w:sz w:val="20"/>
-          <w:szCs w:val="20"/>
-        </w:rPr>
-        <w:instrText xml:space="preserve"> SEQ Secvența_de_cod \* ARABIC \s 1 </w:instrText>
-      </w:r>
-      <w:r>
-        <w:rPr>
-          <w:rFonts w:ascii="Arial" w:hAnsi="Arial" w:cs="Arial"/>
-          <w:color w:val="auto"/>
-          <w:sz w:val="20"/>
-          <w:szCs w:val="20"/>
-        </w:rPr>
-        <w:fldChar w:fldCharType="separate"/>
+          <w:cs/>
+        </w:rPr>
+        <w:t>‎</w:t>
       </w:r>
       <w:r>
         <w:rPr>
@@ -43458,7 +44092,7 @@
           <w:sz w:val="20"/>
           <w:szCs w:val="20"/>
         </w:rPr>
-        <w:t>6</w:t>
+        <w:t>5</w:t>
       </w:r>
       <w:r>
         <w:rPr>
@@ -43476,23 +44110,1936 @@
           <w:sz w:val="20"/>
           <w:szCs w:val="20"/>
         </w:rPr>
+        <w:t>.</w:t>
+      </w:r>
+      <w:r>
+        <w:rPr>
+          <w:rFonts w:ascii="Arial" w:hAnsi="Arial" w:cs="Arial"/>
+          <w:color w:val="auto"/>
+          <w:sz w:val="20"/>
+          <w:szCs w:val="20"/>
+        </w:rPr>
+        <w:fldChar w:fldCharType="begin"/>
+      </w:r>
+      <w:r>
+        <w:rPr>
+          <w:rFonts w:ascii="Arial" w:hAnsi="Arial" w:cs="Arial"/>
+          <w:color w:val="auto"/>
+          <w:sz w:val="20"/>
+          <w:szCs w:val="20"/>
+        </w:rPr>
+        <w:instrText xml:space="preserve"> SEQ Secvența_de_cod \* ARABIC \s 1 </w:instrText>
+      </w:r>
+      <w:r>
+        <w:rPr>
+          <w:rFonts w:ascii="Arial" w:hAnsi="Arial" w:cs="Arial"/>
+          <w:color w:val="auto"/>
+          <w:sz w:val="20"/>
+          <w:szCs w:val="20"/>
+        </w:rPr>
+        <w:fldChar w:fldCharType="separate"/>
+      </w:r>
+      <w:r>
+        <w:rPr>
+          <w:rFonts w:ascii="Arial" w:hAnsi="Arial" w:cs="Arial"/>
+          <w:noProof/>
+          <w:color w:val="auto"/>
+          <w:sz w:val="20"/>
+          <w:szCs w:val="20"/>
+        </w:rPr>
+        <w:t>6</w:t>
+      </w:r>
+      <w:r>
+        <w:rPr>
+          <w:rFonts w:ascii="Arial" w:hAnsi="Arial" w:cs="Arial"/>
+          <w:color w:val="auto"/>
+          <w:sz w:val="20"/>
+          <w:szCs w:val="20"/>
+        </w:rPr>
+        <w:fldChar w:fldCharType="end"/>
+      </w:r>
+      <w:r>
+        <w:rPr>
+          <w:rFonts w:ascii="Arial" w:hAnsi="Arial" w:cs="Arial"/>
+          <w:color w:val="auto"/>
+          <w:sz w:val="20"/>
+          <w:szCs w:val="20"/>
+        </w:rPr>
         <w:t xml:space="preserve"> Corpul funcției de conversie a matricei de stare</w:t>
       </w:r>
     </w:p>
+    <w:p>
+      <w:pPr>
+        <w:rPr>
+          <w:rFonts w:ascii="Arial" w:hAnsi="Arial" w:cs="Arial"/>
+        </w:rPr>
+      </w:pPr>
+    </w:p>
+    <w:p>
+      <w:pPr>
+        <w:pStyle w:val="Heading2"/>
+        <w:rPr>
+          <w:rFonts w:cs="Arial"/>
+        </w:rPr>
+      </w:pPr>
+      <w:r>
+        <w:rPr>
+          <w:rFonts w:cs="Arial"/>
+        </w:rPr>
+        <w:t>SUBSTITUȚIA OCTEȚILOR</w:t>
+      </w:r>
+    </w:p>
+    <w:p>
+      <w:pPr>
+        <w:rPr>
+          <w:rFonts w:ascii="Arial" w:hAnsi="Arial" w:cs="Arial"/>
+        </w:rPr>
+      </w:pPr>
+    </w:p>
+    <w:p>
+      <w:pPr>
+        <w:ind w:firstLine="576"/>
+        <w:jc w:val="both"/>
+        <w:rPr>
+          <w:rFonts w:ascii="Arial" w:hAnsi="Arial" w:cs="Arial"/>
+          <w:sz w:val="24"/>
+          <w:szCs w:val="24"/>
+        </w:rPr>
+      </w:pPr>
+      <w:r>
+        <w:rPr>
+          <w:rFonts w:ascii="Arial" w:hAnsi="Arial" w:cs="Arial"/>
+          <w:sz w:val="24"/>
+          <w:szCs w:val="24"/>
+        </w:rPr>
+        <w:t xml:space="preserve">Operația de înlocuire a octeților poate fi realizată fie prin implementarea directă a logicii </w:t>
+      </w:r>
+      <w:proofErr w:type="spellStart"/>
+      <w:r>
+        <w:rPr>
+          <w:rFonts w:ascii="Arial" w:hAnsi="Arial" w:cs="Arial"/>
+          <w:sz w:val="24"/>
+          <w:szCs w:val="24"/>
+        </w:rPr>
+        <w:t>combinaționale</w:t>
+      </w:r>
+      <w:proofErr w:type="spellEnd"/>
+      <w:r>
+        <w:rPr>
+          <w:rFonts w:ascii="Arial" w:hAnsi="Arial" w:cs="Arial"/>
+          <w:sz w:val="24"/>
+          <w:szCs w:val="24"/>
+        </w:rPr>
+        <w:t xml:space="preserve"> corespunzătoare transformării definite de standardul NIST, fie prin utilizarea unui tabel de substituție.</w:t>
+      </w:r>
+    </w:p>
+    <w:p>
+      <w:pPr>
+        <w:ind w:firstLine="576"/>
+        <w:jc w:val="both"/>
+        <w:rPr>
+          <w:rFonts w:ascii="Arial" w:hAnsi="Arial" w:cs="Arial"/>
+          <w:sz w:val="24"/>
+          <w:szCs w:val="24"/>
+        </w:rPr>
+      </w:pPr>
+      <w:r>
+        <w:rPr>
+          <w:rFonts w:ascii="Arial" w:hAnsi="Arial" w:cs="Arial"/>
+          <w:sz w:val="24"/>
+          <w:szCs w:val="24"/>
+        </w:rPr>
+        <w:t xml:space="preserve">Implementarea explicită a transformării prin </w:t>
+      </w:r>
+      <w:r>
+        <w:rPr>
+          <w:rFonts w:ascii="Arial" w:hAnsi="Arial" w:cs="Arial"/>
+          <w:sz w:val="24"/>
+          <w:szCs w:val="24"/>
+        </w:rPr>
+        <w:t xml:space="preserve">intermediul </w:t>
+      </w:r>
+      <w:r>
+        <w:rPr>
+          <w:rFonts w:ascii="Arial" w:hAnsi="Arial" w:cs="Arial"/>
+          <w:sz w:val="24"/>
+          <w:szCs w:val="24"/>
+        </w:rPr>
+        <w:t>logic</w:t>
+      </w:r>
+      <w:r>
+        <w:rPr>
+          <w:rFonts w:ascii="Arial" w:hAnsi="Arial" w:cs="Arial"/>
+          <w:sz w:val="24"/>
+          <w:szCs w:val="24"/>
+        </w:rPr>
+        <w:t>ii</w:t>
+      </w:r>
+      <w:r>
+        <w:rPr>
+          <w:rFonts w:ascii="Arial" w:hAnsi="Arial" w:cs="Arial"/>
+          <w:sz w:val="24"/>
+          <w:szCs w:val="24"/>
+        </w:rPr>
+        <w:t xml:space="preserve"> </w:t>
+      </w:r>
+      <w:proofErr w:type="spellStart"/>
+      <w:r>
+        <w:rPr>
+          <w:rFonts w:ascii="Arial" w:hAnsi="Arial" w:cs="Arial"/>
+          <w:sz w:val="24"/>
+          <w:szCs w:val="24"/>
+        </w:rPr>
+        <w:t>combinațional</w:t>
+      </w:r>
+      <w:r>
+        <w:rPr>
+          <w:rFonts w:ascii="Arial" w:hAnsi="Arial" w:cs="Arial"/>
+          <w:sz w:val="24"/>
+          <w:szCs w:val="24"/>
+        </w:rPr>
+        <w:t>e</w:t>
+      </w:r>
+      <w:proofErr w:type="spellEnd"/>
+      <w:r>
+        <w:rPr>
+          <w:rFonts w:ascii="Arial" w:hAnsi="Arial" w:cs="Arial"/>
+          <w:sz w:val="24"/>
+          <w:szCs w:val="24"/>
+        </w:rPr>
+        <w:t xml:space="preserve"> poate conduce la utilizarea unui număr mai mare de resurse logice, în timp ce reprezentarea sub forma unui tabel de substituție permite</w:t>
+      </w:r>
+      <w:r>
+        <w:rPr>
+          <w:rFonts w:ascii="Arial" w:hAnsi="Arial" w:cs="Arial"/>
+          <w:sz w:val="24"/>
+          <w:szCs w:val="24"/>
+        </w:rPr>
+        <w:t xml:space="preserve"> sintezei</w:t>
+      </w:r>
+      <w:r>
+        <w:rPr>
+          <w:rFonts w:ascii="Arial" w:hAnsi="Arial" w:cs="Arial"/>
+          <w:sz w:val="24"/>
+          <w:szCs w:val="24"/>
+        </w:rPr>
+        <w:t xml:space="preserve"> să exploateze mai eficient resursele de memorie </w:t>
+      </w:r>
+      <w:r>
+        <w:rPr>
+          <w:rFonts w:ascii="Arial" w:hAnsi="Arial" w:cs="Arial"/>
+          <w:sz w:val="24"/>
+          <w:szCs w:val="24"/>
+        </w:rPr>
+        <w:t>dinamică</w:t>
+      </w:r>
+      <w:r>
+        <w:rPr>
+          <w:rFonts w:ascii="Arial" w:hAnsi="Arial" w:cs="Arial"/>
+          <w:sz w:val="24"/>
+          <w:szCs w:val="24"/>
+        </w:rPr>
+        <w:t xml:space="preserve"> </w:t>
+      </w:r>
+      <w:r>
+        <w:rPr>
+          <w:rFonts w:ascii="Arial" w:hAnsi="Arial" w:cs="Arial"/>
+          <w:sz w:val="24"/>
+          <w:szCs w:val="24"/>
+        </w:rPr>
+        <w:t>sau LUT disponibile în cadrul dispozitivului FPGA.</w:t>
+      </w:r>
+    </w:p>
+    <w:p>
+      <w:pPr>
+        <w:ind w:firstLine="576"/>
+        <w:jc w:val="both"/>
+        <w:rPr>
+          <w:rFonts w:ascii="Arial" w:hAnsi="Arial" w:cs="Arial"/>
+          <w:sz w:val="24"/>
+          <w:szCs w:val="24"/>
+        </w:rPr>
+      </w:pPr>
+      <w:r>
+        <w:rPr>
+          <w:rFonts w:ascii="Arial" w:hAnsi="Arial" w:cs="Arial"/>
+          <w:sz w:val="24"/>
+          <w:szCs w:val="24"/>
+        </w:rPr>
+        <w:t>Mai mult decât atât, o implementare</w:t>
+      </w:r>
+      <w:r>
+        <w:rPr>
+          <w:rFonts w:ascii="Arial" w:hAnsi="Arial" w:cs="Arial"/>
+          <w:sz w:val="24"/>
+          <w:szCs w:val="24"/>
+        </w:rPr>
+        <w:t xml:space="preserve">a </w:t>
+      </w:r>
+      <w:r>
+        <w:rPr>
+          <w:rFonts w:ascii="Arial" w:hAnsi="Arial" w:cs="Arial"/>
+          <w:sz w:val="24"/>
+          <w:szCs w:val="24"/>
+        </w:rPr>
+        <w:t xml:space="preserve">circuitului de substituție necesită </w:t>
+      </w:r>
+      <w:proofErr w:type="spellStart"/>
+      <w:r>
+        <w:rPr>
+          <w:rFonts w:ascii="Arial" w:hAnsi="Arial" w:cs="Arial"/>
+          <w:sz w:val="24"/>
+          <w:szCs w:val="24"/>
+        </w:rPr>
+        <w:t>instanțierea</w:t>
+      </w:r>
+      <w:proofErr w:type="spellEnd"/>
+      <w:r>
+        <w:rPr>
+          <w:rFonts w:ascii="Arial" w:hAnsi="Arial" w:cs="Arial"/>
+          <w:sz w:val="24"/>
+          <w:szCs w:val="24"/>
+        </w:rPr>
+        <w:t xml:space="preserve"> unui astfel de modul pentru fiecare octet. Din moment ce matricea de stare este alcătuită din 16 octeți, sunt necesare 16 module de substituție. Este posibilă și utilizarea unui număr mai redus de module, însă costul unei astfel de arhitecturi </w:t>
+      </w:r>
+      <w:r>
+        <w:rPr>
+          <w:rFonts w:ascii="Arial" w:hAnsi="Arial" w:cs="Arial"/>
+          <w:sz w:val="24"/>
+          <w:szCs w:val="24"/>
+        </w:rPr>
+        <w:t xml:space="preserve">este reprezentat de </w:t>
+      </w:r>
+      <w:r>
+        <w:rPr>
+          <w:rFonts w:ascii="Arial" w:hAnsi="Arial" w:cs="Arial"/>
+          <w:sz w:val="24"/>
+          <w:szCs w:val="24"/>
+        </w:rPr>
+        <w:t>creșterea latenței asociate procedurii de substituție</w:t>
+      </w:r>
+      <w:r>
+        <w:rPr>
+          <w:rFonts w:ascii="Arial" w:hAnsi="Arial" w:cs="Arial"/>
+          <w:sz w:val="24"/>
+          <w:szCs w:val="24"/>
+        </w:rPr>
+        <w:t>.</w:t>
+      </w:r>
+    </w:p>
+    <w:p>
+      <w:pPr>
+        <w:ind w:firstLine="576"/>
+        <w:jc w:val="both"/>
+        <w:rPr>
+          <w:rFonts w:ascii="Arial" w:hAnsi="Arial" w:cs="Arial"/>
+          <w:sz w:val="24"/>
+          <w:szCs w:val="24"/>
+        </w:rPr>
+      </w:pPr>
+      <w:r>
+        <w:rPr>
+          <w:rFonts w:ascii="Arial" w:hAnsi="Arial" w:cs="Arial"/>
+          <w:sz w:val="24"/>
+          <w:szCs w:val="24"/>
+        </w:rPr>
+        <w:t xml:space="preserve">Pentru a păstra un grad ridicat de corelație cu implementările comerciale, va fi definit un tabel de substituție care conține valorile precalculate ale procedurii de înlocuire a octeților. </w:t>
+      </w:r>
+    </w:p>
+    <w:p>
+      <w:pPr>
+        <w:ind w:firstLine="576"/>
+        <w:jc w:val="both"/>
+        <w:rPr>
+          <w:rFonts w:ascii="Arial" w:hAnsi="Arial" w:cs="Arial"/>
+          <w:sz w:val="24"/>
+          <w:szCs w:val="24"/>
+        </w:rPr>
+      </w:pPr>
+    </w:p>
+    <w:p>
+      <w:pPr>
+        <w:ind w:firstLine="576"/>
+        <w:jc w:val="both"/>
+        <w:rPr>
+          <w:rFonts w:ascii="Arial" w:hAnsi="Arial" w:cs="Arial"/>
+          <w:sz w:val="24"/>
+          <w:szCs w:val="24"/>
+        </w:rPr>
+      </w:pPr>
+    </w:p>
+    <w:p>
+      <w:pPr>
+        <w:ind w:firstLine="576"/>
+        <w:jc w:val="both"/>
+        <w:rPr>
+          <w:rFonts w:ascii="Arial" w:hAnsi="Arial" w:cs="Arial"/>
+          <w:sz w:val="24"/>
+          <w:szCs w:val="24"/>
+        </w:rPr>
+      </w:pPr>
+      <w:r>
+        <w:rPr>
+          <w:rFonts w:ascii="Arial" w:hAnsi="Arial" w:cs="Arial"/>
+          <w:sz w:val="24"/>
+          <w:szCs w:val="24"/>
+        </w:rPr>
+        <w:t xml:space="preserve">Acest tabel este definit sub forma unei constante VHDL, </w:t>
+      </w:r>
+      <w:r>
+        <w:rPr>
+          <w:rFonts w:ascii="Arial" w:hAnsi="Arial" w:cs="Arial"/>
+          <w:sz w:val="24"/>
+          <w:szCs w:val="24"/>
+        </w:rPr>
+        <w:t xml:space="preserve">la nivelul pachetului </w:t>
+      </w:r>
+      <w:proofErr w:type="spellStart"/>
+      <w:r>
+        <w:rPr>
+          <w:rFonts w:ascii="Arial" w:hAnsi="Arial" w:cs="Arial"/>
+          <w:i/>
+          <w:iCs/>
+          <w:sz w:val="24"/>
+          <w:szCs w:val="24"/>
+        </w:rPr>
+        <w:t>types</w:t>
+      </w:r>
+      <w:proofErr w:type="spellEnd"/>
+      <w:r>
+        <w:rPr>
+          <w:rFonts w:ascii="Arial" w:hAnsi="Arial" w:cs="Arial"/>
+          <w:sz w:val="24"/>
+          <w:szCs w:val="24"/>
+        </w:rPr>
+        <w:t xml:space="preserve">, </w:t>
+      </w:r>
+      <w:r>
+        <w:rPr>
+          <w:rFonts w:ascii="Arial" w:hAnsi="Arial" w:cs="Arial"/>
+          <w:sz w:val="24"/>
+          <w:szCs w:val="24"/>
+        </w:rPr>
+        <w:t xml:space="preserve">în cadrul librăriei </w:t>
+      </w:r>
+      <w:proofErr w:type="spellStart"/>
+      <w:r>
+        <w:rPr>
+          <w:rFonts w:ascii="Arial" w:hAnsi="Arial" w:cs="Arial"/>
+          <w:i/>
+          <w:iCs/>
+          <w:sz w:val="24"/>
+          <w:szCs w:val="24"/>
+        </w:rPr>
+        <w:t>aes_utilities</w:t>
+      </w:r>
+      <w:proofErr w:type="spellEnd"/>
+      <w:r>
+        <w:rPr>
+          <w:rFonts w:ascii="Arial" w:hAnsi="Arial" w:cs="Arial"/>
+          <w:sz w:val="24"/>
+          <w:szCs w:val="24"/>
+        </w:rPr>
+        <w:t xml:space="preserve">. </w:t>
+      </w:r>
+      <w:r>
+        <w:rPr>
+          <w:rFonts w:ascii="Arial" w:hAnsi="Arial" w:cs="Arial"/>
+          <w:sz w:val="24"/>
+          <w:szCs w:val="24"/>
+        </w:rPr>
+        <w:t xml:space="preserve">Valorile de substituție din componența constantei </w:t>
+      </w:r>
+      <w:proofErr w:type="spellStart"/>
+      <w:r>
+        <w:rPr>
+          <w:rFonts w:ascii="Arial" w:hAnsi="Arial" w:cs="Arial"/>
+          <w:i/>
+          <w:iCs/>
+          <w:sz w:val="24"/>
+          <w:szCs w:val="24"/>
+        </w:rPr>
+        <w:t>substitution_table</w:t>
+      </w:r>
+      <w:proofErr w:type="spellEnd"/>
+      <w:r>
+        <w:rPr>
+          <w:rFonts w:ascii="Arial" w:hAnsi="Arial" w:cs="Arial"/>
+          <w:i/>
+          <w:iCs/>
+          <w:sz w:val="24"/>
+          <w:szCs w:val="24"/>
+        </w:rPr>
+        <w:t xml:space="preserve"> </w:t>
+      </w:r>
+      <w:r>
+        <w:rPr>
+          <w:rFonts w:ascii="Arial" w:hAnsi="Arial" w:cs="Arial"/>
+          <w:sz w:val="24"/>
+          <w:szCs w:val="24"/>
+        </w:rPr>
+        <w:t xml:space="preserve">sunt congruente cu cele prezentate </w:t>
+      </w:r>
+      <w:r>
+        <w:rPr>
+          <w:rFonts w:ascii="Arial" w:hAnsi="Arial" w:cs="Arial"/>
+          <w:sz w:val="24"/>
+          <w:szCs w:val="24"/>
+        </w:rPr>
+        <w:t xml:space="preserve">în cadrul </w:t>
+      </w:r>
+      <w:r>
+        <w:rPr>
+          <w:rFonts w:ascii="Arial" w:hAnsi="Arial" w:cs="Arial"/>
+          <w:sz w:val="24"/>
+          <w:szCs w:val="24"/>
+        </w:rPr>
+        <w:t xml:space="preserve">Tabelului 3.1. </w:t>
+      </w:r>
+    </w:p>
+    <w:p>
+      <w:pPr>
+        <w:ind w:firstLine="576"/>
+        <w:jc w:val="both"/>
+        <w:rPr>
+          <w:rFonts w:ascii="Arial" w:hAnsi="Arial" w:cs="Arial"/>
+          <w:sz w:val="24"/>
+          <w:szCs w:val="24"/>
+        </w:rPr>
+      </w:pPr>
+      <w:r>
+        <w:rPr>
+          <w:rFonts w:ascii="Arial" w:hAnsi="Arial" w:cs="Arial"/>
+          <w:sz w:val="24"/>
+          <w:szCs w:val="24"/>
+        </w:rPr>
+        <w:t>De asemenea, o astfel de constantă poate fi definită și la nivelul entității VHDL aferente procedurii de substituție. Alegerea structurii în cadrul căreia este definit tabelul de substituție reprezintă în principal o decizie de organizare a proiectului, întrucât acesta este utilizat doar de o singură entitate. Pentru a păstra o structură clară și unitară a proiectului, tabelul de substituție a fost definit în cadrul librăriei generale de utilități.</w:t>
+      </w:r>
+    </w:p>
+    <w:p>
+      <w:pPr>
+        <w:ind w:firstLine="576"/>
+        <w:jc w:val="both"/>
+        <w:rPr>
+          <w:rFonts w:ascii="Arial" w:hAnsi="Arial" w:cs="Arial"/>
+          <w:sz w:val="24"/>
+          <w:szCs w:val="24"/>
+        </w:rPr>
+      </w:pPr>
+      <w:r>
+        <w:rPr>
+          <w:rFonts w:ascii="Arial" w:hAnsi="Arial" w:cs="Arial"/>
+          <w:sz w:val="24"/>
+          <w:szCs w:val="24"/>
+        </w:rPr>
+        <w:t>Secvența de cod 5.7 prezintă definiți</w:t>
+      </w:r>
+      <w:r>
+        <w:rPr>
+          <w:rFonts w:ascii="Arial" w:hAnsi="Arial" w:cs="Arial"/>
+          <w:sz w:val="24"/>
+          <w:szCs w:val="24"/>
+        </w:rPr>
+        <w:t>a</w:t>
+      </w:r>
+      <w:r>
+        <w:rPr>
+          <w:rFonts w:ascii="Arial" w:hAnsi="Arial" w:cs="Arial"/>
+          <w:sz w:val="24"/>
+          <w:szCs w:val="24"/>
+        </w:rPr>
+        <w:t xml:space="preserve"> constantei corespunzătoare tabelului de substituție.</w:t>
+      </w:r>
+    </w:p>
+    <w:p>
+      <w:pPr>
+        <w:ind w:firstLine="576"/>
+        <w:jc w:val="both"/>
+        <w:rPr>
+          <w:rFonts w:ascii="Arial" w:hAnsi="Arial" w:cs="Arial"/>
+          <w:sz w:val="24"/>
+          <w:szCs w:val="24"/>
+        </w:rPr>
+      </w:pPr>
+    </w:p>
+    <w:p>
+      <w:pPr>
+        <w:keepNext/>
+        <w:ind w:firstLine="576"/>
+        <w:jc w:val="center"/>
+        <w:rPr>
+          <w:rFonts w:ascii="Arial" w:hAnsi="Arial" w:cs="Arial"/>
+        </w:rPr>
+      </w:pPr>
+      <w:r>
+        <w:rPr>
+          <w:rFonts w:ascii="Arial" w:hAnsi="Arial" w:cs="Arial"/>
+          <w:noProof/>
+          <w:sz w:val="24"/>
+          <w:szCs w:val="24"/>
+        </w:rPr>
+        <w:drawing>
+          <wp:inline distT="0" distB="0" distL="0" distR="0" wp14:anchorId="32706A78" wp14:editId="3CFEB786">
+            <wp:extent cx="5191125" cy="3270102"/>
+            <wp:effectExtent l="0" t="0" r="0" b="6985"/>
+            <wp:docPr id="1220966143" name="Picture 1"/>
+            <wp:cNvGraphicFramePr>
+              <a:graphicFrameLocks xmlns:a="http://schemas.openxmlformats.org/drawingml/2006/main" noChangeAspect="1"/>
+            </wp:cNvGraphicFramePr>
+            <a:graphic xmlns:a="http://schemas.openxmlformats.org/drawingml/2006/main">
+              <a:graphicData uri="http://schemas.openxmlformats.org/drawingml/2006/picture">
+                <pic:pic xmlns:pic="http://schemas.openxmlformats.org/drawingml/2006/picture">
+                  <pic:nvPicPr>
+                    <pic:cNvPr id="1220966143" name="Picture 1220966143"/>
+                    <pic:cNvPicPr/>
+                  </pic:nvPicPr>
+                  <pic:blipFill>
+                    <a:blip r:embed="rId54">
+                      <a:extLst>
+                        <a:ext uri="{28A0092B-C50C-407E-A947-70E740481C1C}">
+                          <a14:useLocalDpi xmlns:a14="http://schemas.microsoft.com/office/drawing/2010/main" val="0"/>
+                        </a:ext>
+                      </a:extLst>
+                    </a:blip>
+                    <a:stretch>
+                      <a:fillRect/>
+                    </a:stretch>
+                  </pic:blipFill>
+                  <pic:spPr>
+                    <a:xfrm>
+                      <a:off x="0" y="0"/>
+                      <a:ext cx="5196171" cy="3273280"/>
+                    </a:xfrm>
+                    <a:prstGeom prst="rect">
+                      <a:avLst/>
+                    </a:prstGeom>
+                  </pic:spPr>
+                </pic:pic>
+              </a:graphicData>
+            </a:graphic>
+          </wp:inline>
+        </w:drawing>
+      </w:r>
+    </w:p>
+    <w:p>
+      <w:pPr>
+        <w:pStyle w:val="Caption"/>
+        <w:jc w:val="center"/>
+        <w:rPr>
+          <w:rFonts w:ascii="Arial" w:hAnsi="Arial" w:cs="Arial"/>
+          <w:color w:val="auto"/>
+          <w:sz w:val="28"/>
+          <w:szCs w:val="28"/>
+        </w:rPr>
+      </w:pPr>
+      <w:r>
+        <w:rPr>
+          <w:rFonts w:ascii="Arial" w:hAnsi="Arial" w:cs="Arial"/>
+          <w:color w:val="auto"/>
+          <w:sz w:val="20"/>
+          <w:szCs w:val="20"/>
+        </w:rPr>
+        <w:t xml:space="preserve">Secvența de cod </w:t>
+      </w:r>
+      <w:r>
+        <w:rPr>
+          <w:rFonts w:ascii="Arial" w:hAnsi="Arial" w:cs="Arial"/>
+          <w:color w:val="auto"/>
+          <w:sz w:val="20"/>
+          <w:szCs w:val="20"/>
+        </w:rPr>
+        <w:fldChar w:fldCharType="begin"/>
+      </w:r>
+      <w:r>
+        <w:rPr>
+          <w:rFonts w:ascii="Arial" w:hAnsi="Arial" w:cs="Arial"/>
+          <w:color w:val="auto"/>
+          <w:sz w:val="20"/>
+          <w:szCs w:val="20"/>
+        </w:rPr>
+        <w:instrText xml:space="preserve"> STYLEREF 1 \s </w:instrText>
+      </w:r>
+      <w:r>
+        <w:rPr>
+          <w:rFonts w:ascii="Arial" w:hAnsi="Arial" w:cs="Arial"/>
+          <w:color w:val="auto"/>
+          <w:sz w:val="20"/>
+          <w:szCs w:val="20"/>
+        </w:rPr>
+        <w:fldChar w:fldCharType="separate"/>
+      </w:r>
+      <w:r>
+        <w:rPr>
+          <w:rFonts w:ascii="Arial" w:hAnsi="Arial" w:cs="Arial"/>
+          <w:noProof/>
+          <w:color w:val="auto"/>
+          <w:sz w:val="20"/>
+          <w:szCs w:val="20"/>
+          <w:cs/>
+        </w:rPr>
+        <w:t>‎</w:t>
+      </w:r>
+      <w:r>
+        <w:rPr>
+          <w:rFonts w:ascii="Arial" w:hAnsi="Arial" w:cs="Arial"/>
+          <w:noProof/>
+          <w:color w:val="auto"/>
+          <w:sz w:val="20"/>
+          <w:szCs w:val="20"/>
+        </w:rPr>
+        <w:t>5</w:t>
+      </w:r>
+      <w:r>
+        <w:rPr>
+          <w:rFonts w:ascii="Arial" w:hAnsi="Arial" w:cs="Arial"/>
+          <w:color w:val="auto"/>
+          <w:sz w:val="20"/>
+          <w:szCs w:val="20"/>
+        </w:rPr>
+        <w:fldChar w:fldCharType="end"/>
+      </w:r>
+      <w:r>
+        <w:rPr>
+          <w:rFonts w:ascii="Arial" w:hAnsi="Arial" w:cs="Arial"/>
+          <w:color w:val="auto"/>
+          <w:sz w:val="20"/>
+          <w:szCs w:val="20"/>
+        </w:rPr>
+        <w:t>.</w:t>
+      </w:r>
+      <w:r>
+        <w:rPr>
+          <w:rFonts w:ascii="Arial" w:hAnsi="Arial" w:cs="Arial"/>
+          <w:color w:val="auto"/>
+          <w:sz w:val="20"/>
+          <w:szCs w:val="20"/>
+        </w:rPr>
+        <w:fldChar w:fldCharType="begin"/>
+      </w:r>
+      <w:r>
+        <w:rPr>
+          <w:rFonts w:ascii="Arial" w:hAnsi="Arial" w:cs="Arial"/>
+          <w:color w:val="auto"/>
+          <w:sz w:val="20"/>
+          <w:szCs w:val="20"/>
+        </w:rPr>
+        <w:instrText xml:space="preserve"> SEQ Secvența_de_cod \* ARABIC \s 1 </w:instrText>
+      </w:r>
+      <w:r>
+        <w:rPr>
+          <w:rFonts w:ascii="Arial" w:hAnsi="Arial" w:cs="Arial"/>
+          <w:color w:val="auto"/>
+          <w:sz w:val="20"/>
+          <w:szCs w:val="20"/>
+        </w:rPr>
+        <w:fldChar w:fldCharType="separate"/>
+      </w:r>
+      <w:r>
+        <w:rPr>
+          <w:rFonts w:ascii="Arial" w:hAnsi="Arial" w:cs="Arial"/>
+          <w:noProof/>
+          <w:color w:val="auto"/>
+          <w:sz w:val="20"/>
+          <w:szCs w:val="20"/>
+        </w:rPr>
+        <w:t>7</w:t>
+      </w:r>
+      <w:r>
+        <w:rPr>
+          <w:rFonts w:ascii="Arial" w:hAnsi="Arial" w:cs="Arial"/>
+          <w:color w:val="auto"/>
+          <w:sz w:val="20"/>
+          <w:szCs w:val="20"/>
+        </w:rPr>
+        <w:fldChar w:fldCharType="end"/>
+      </w:r>
+      <w:r>
+        <w:rPr>
+          <w:rFonts w:ascii="Arial" w:hAnsi="Arial" w:cs="Arial"/>
+          <w:color w:val="auto"/>
+          <w:sz w:val="20"/>
+          <w:szCs w:val="20"/>
+        </w:rPr>
+        <w:t xml:space="preserve"> Tabelul de substituție </w:t>
+      </w:r>
+      <w:r>
+        <w:rPr>
+          <w:rFonts w:ascii="Arial" w:hAnsi="Arial" w:cs="Arial"/>
+          <w:color w:val="auto"/>
+          <w:sz w:val="20"/>
+          <w:szCs w:val="20"/>
+        </w:rPr>
+        <w:t xml:space="preserve">în </w:t>
+      </w:r>
+      <w:r>
+        <w:rPr>
+          <w:rFonts w:ascii="Arial" w:hAnsi="Arial" w:cs="Arial"/>
+          <w:color w:val="auto"/>
+          <w:sz w:val="20"/>
+          <w:szCs w:val="20"/>
+        </w:rPr>
+        <w:t>forma de constantă VHDL</w:t>
+      </w:r>
+    </w:p>
+    <w:p>
+      <w:pPr>
+        <w:jc w:val="both"/>
+        <w:rPr>
+          <w:rFonts w:ascii="Arial" w:hAnsi="Arial" w:cs="Arial"/>
+          <w:sz w:val="24"/>
+          <w:szCs w:val="24"/>
+        </w:rPr>
+      </w:pPr>
+    </w:p>
+    <w:p>
+      <w:pPr>
+        <w:ind w:firstLine="720"/>
+        <w:jc w:val="both"/>
+        <w:rPr>
+          <w:rFonts w:ascii="Arial" w:hAnsi="Arial" w:cs="Arial"/>
+          <w:sz w:val="24"/>
+          <w:szCs w:val="24"/>
+        </w:rPr>
+      </w:pPr>
+      <w:r>
+        <w:rPr>
+          <w:rFonts w:ascii="Arial" w:hAnsi="Arial" w:cs="Arial"/>
+          <w:sz w:val="24"/>
+          <w:szCs w:val="24"/>
+        </w:rPr>
+        <w:t xml:space="preserve">Pentru a permite efectuarea procedurii de substituție în cadrul coprocesorului criptografic, este definită o entitate VHDL denumită </w:t>
+      </w:r>
+      <w:proofErr w:type="spellStart"/>
+      <w:r>
+        <w:rPr>
+          <w:rFonts w:ascii="Arial" w:hAnsi="Arial" w:cs="Arial"/>
+          <w:i/>
+          <w:iCs/>
+          <w:sz w:val="24"/>
+          <w:szCs w:val="24"/>
+        </w:rPr>
+        <w:t>sbox</w:t>
+      </w:r>
+      <w:proofErr w:type="spellEnd"/>
+      <w:r>
+        <w:rPr>
+          <w:rFonts w:ascii="Arial" w:hAnsi="Arial" w:cs="Arial"/>
+          <w:sz w:val="24"/>
+          <w:szCs w:val="24"/>
+        </w:rPr>
+        <w:t>.</w:t>
+      </w:r>
+      <w:r>
+        <w:rPr>
+          <w:rFonts w:ascii="Arial" w:hAnsi="Arial" w:cs="Arial"/>
+          <w:sz w:val="24"/>
+          <w:szCs w:val="24"/>
+        </w:rPr>
+        <w:t xml:space="preserve"> Cu scopul de a evita</w:t>
+      </w:r>
+      <w:r>
+        <w:rPr>
+          <w:rFonts w:ascii="Arial" w:hAnsi="Arial" w:cs="Arial"/>
+          <w:sz w:val="24"/>
+          <w:szCs w:val="24"/>
+        </w:rPr>
+        <w:t xml:space="preserve"> </w:t>
+      </w:r>
+      <w:proofErr w:type="spellStart"/>
+      <w:r>
+        <w:rPr>
+          <w:rFonts w:ascii="Arial" w:hAnsi="Arial" w:cs="Arial"/>
+          <w:sz w:val="24"/>
+          <w:szCs w:val="24"/>
+        </w:rPr>
+        <w:t>instanțierea</w:t>
+      </w:r>
+      <w:proofErr w:type="spellEnd"/>
+      <w:r>
+        <w:rPr>
+          <w:rFonts w:ascii="Arial" w:hAnsi="Arial" w:cs="Arial"/>
+          <w:sz w:val="24"/>
+          <w:szCs w:val="24"/>
+        </w:rPr>
+        <w:t xml:space="preserve"> a 16 astfel de entități, structura definită primește și procesează direct întreaga matrice de stare. Datele de ieșire vor fi reprezentate de matricea octeților</w:t>
+      </w:r>
+      <w:r>
+        <w:rPr>
+          <w:rFonts w:ascii="Arial" w:hAnsi="Arial" w:cs="Arial"/>
+          <w:sz w:val="24"/>
+          <w:szCs w:val="24"/>
+        </w:rPr>
+        <w:t xml:space="preserve"> </w:t>
+      </w:r>
+      <w:r>
+        <w:rPr>
+          <w:rFonts w:ascii="Arial" w:hAnsi="Arial" w:cs="Arial"/>
+          <w:sz w:val="24"/>
+          <w:szCs w:val="24"/>
+        </w:rPr>
+        <w:t>înlocuiți.</w:t>
+      </w:r>
+      <w:r>
+        <w:rPr>
+          <w:rFonts w:ascii="Arial" w:hAnsi="Arial" w:cs="Arial"/>
+          <w:sz w:val="24"/>
+          <w:szCs w:val="24"/>
+        </w:rPr>
+        <w:tab/>
+      </w:r>
+    </w:p>
+    <w:p>
+      <w:pPr>
+        <w:jc w:val="both"/>
+        <w:rPr>
+          <w:rFonts w:ascii="Arial" w:hAnsi="Arial" w:cs="Arial"/>
+          <w:sz w:val="24"/>
+          <w:szCs w:val="24"/>
+        </w:rPr>
+      </w:pPr>
+      <w:r>
+        <w:rPr>
+          <w:rFonts w:ascii="Arial" w:hAnsi="Arial" w:cs="Arial"/>
+          <w:sz w:val="24"/>
+          <w:szCs w:val="24"/>
+        </w:rPr>
+        <w:tab/>
+        <w:t xml:space="preserve">La nivelul arhitecturii acestei entități este utilizată instrucțiunea VHDL </w:t>
+      </w:r>
+      <w:r>
+        <w:rPr>
+          <w:rFonts w:ascii="Arial" w:hAnsi="Arial" w:cs="Arial"/>
+          <w:i/>
+          <w:iCs/>
+          <w:sz w:val="24"/>
+          <w:szCs w:val="24"/>
+        </w:rPr>
+        <w:t xml:space="preserve">for generate </w:t>
+      </w:r>
+      <w:r>
+        <w:rPr>
+          <w:rFonts w:ascii="Arial" w:hAnsi="Arial" w:cs="Arial"/>
+          <w:sz w:val="24"/>
+          <w:szCs w:val="24"/>
+        </w:rPr>
+        <w:t xml:space="preserve">cu scopul de a realiza </w:t>
+      </w:r>
+      <w:proofErr w:type="spellStart"/>
+      <w:r>
+        <w:rPr>
+          <w:rFonts w:ascii="Arial" w:hAnsi="Arial" w:cs="Arial"/>
+          <w:sz w:val="24"/>
+          <w:szCs w:val="24"/>
+        </w:rPr>
+        <w:t>instanțiere</w:t>
+      </w:r>
+      <w:r>
+        <w:rPr>
+          <w:rFonts w:ascii="Arial" w:hAnsi="Arial" w:cs="Arial"/>
+          <w:sz w:val="24"/>
+          <w:szCs w:val="24"/>
+        </w:rPr>
+        <w:t>a</w:t>
+      </w:r>
+      <w:proofErr w:type="spellEnd"/>
+      <w:r>
+        <w:rPr>
+          <w:rFonts w:ascii="Arial" w:hAnsi="Arial" w:cs="Arial"/>
+          <w:sz w:val="24"/>
+          <w:szCs w:val="24"/>
+        </w:rPr>
+        <w:t xml:space="preserve"> unui modul </w:t>
+      </w:r>
+      <w:proofErr w:type="spellStart"/>
+      <w:r>
+        <w:rPr>
+          <w:rFonts w:ascii="Arial" w:hAnsi="Arial" w:cs="Arial"/>
+          <w:sz w:val="24"/>
+          <w:szCs w:val="24"/>
+        </w:rPr>
+        <w:t>combinațional</w:t>
+      </w:r>
+      <w:proofErr w:type="spellEnd"/>
+      <w:r>
+        <w:rPr>
+          <w:rFonts w:ascii="Arial" w:hAnsi="Arial" w:cs="Arial"/>
+          <w:sz w:val="24"/>
+          <w:szCs w:val="24"/>
+        </w:rPr>
+        <w:t xml:space="preserve"> de substituție pentru fiecare octet. Mai mult de atât, utilizarea acestei instrucțiuni permite elidarea secvențelor de cod repetitive.</w:t>
+      </w:r>
+    </w:p>
+    <w:p>
+      <w:pPr>
+        <w:jc w:val="both"/>
+        <w:rPr>
+          <w:rFonts w:ascii="Arial" w:hAnsi="Arial" w:cs="Arial"/>
+          <w:sz w:val="24"/>
+          <w:szCs w:val="24"/>
+        </w:rPr>
+      </w:pPr>
+      <w:r>
+        <w:rPr>
+          <w:rFonts w:ascii="Arial" w:hAnsi="Arial" w:cs="Arial"/>
+          <w:sz w:val="24"/>
+          <w:szCs w:val="24"/>
+        </w:rPr>
+        <w:tab/>
+        <w:t xml:space="preserve">Secvența de cod 5.8 prezintă entitatea </w:t>
+      </w:r>
+      <w:proofErr w:type="spellStart"/>
+      <w:r>
+        <w:rPr>
+          <w:rFonts w:ascii="Arial" w:hAnsi="Arial" w:cs="Arial"/>
+          <w:i/>
+          <w:iCs/>
+          <w:sz w:val="24"/>
+          <w:szCs w:val="24"/>
+        </w:rPr>
+        <w:t>sbox</w:t>
+      </w:r>
+      <w:proofErr w:type="spellEnd"/>
+      <w:r>
+        <w:rPr>
+          <w:rFonts w:ascii="Arial" w:hAnsi="Arial" w:cs="Arial"/>
+          <w:i/>
+          <w:iCs/>
+          <w:sz w:val="24"/>
+          <w:szCs w:val="24"/>
+        </w:rPr>
+        <w:t xml:space="preserve"> </w:t>
+      </w:r>
+      <w:r>
+        <w:rPr>
+          <w:rFonts w:ascii="Arial" w:hAnsi="Arial" w:cs="Arial"/>
+          <w:sz w:val="24"/>
+          <w:szCs w:val="24"/>
+        </w:rPr>
+        <w:t>și procedur</w:t>
+      </w:r>
+      <w:r>
+        <w:rPr>
+          <w:rFonts w:ascii="Arial" w:hAnsi="Arial" w:cs="Arial"/>
+          <w:sz w:val="24"/>
+          <w:szCs w:val="24"/>
+        </w:rPr>
+        <w:t xml:space="preserve">a de înlocuire </w:t>
+      </w:r>
+      <w:r>
+        <w:rPr>
+          <w:rFonts w:ascii="Arial" w:hAnsi="Arial" w:cs="Arial"/>
+          <w:sz w:val="24"/>
+          <w:szCs w:val="24"/>
+        </w:rPr>
+        <w:t>efectuată</w:t>
+      </w:r>
+      <w:r>
+        <w:rPr>
+          <w:rFonts w:ascii="Arial" w:hAnsi="Arial" w:cs="Arial"/>
+          <w:sz w:val="24"/>
+          <w:szCs w:val="24"/>
+        </w:rPr>
+        <w:t xml:space="preserve"> la nivelul arhitecturii.</w:t>
+      </w:r>
+    </w:p>
+    <w:p>
+      <w:pPr>
+        <w:jc w:val="both"/>
+        <w:rPr>
+          <w:rFonts w:ascii="Arial" w:hAnsi="Arial" w:cs="Arial"/>
+          <w:sz w:val="24"/>
+          <w:szCs w:val="24"/>
+        </w:rPr>
+      </w:pPr>
+    </w:p>
+    <w:p>
+      <w:pPr>
+        <w:keepNext/>
+        <w:jc w:val="center"/>
+      </w:pPr>
+      <w:r>
+        <w:rPr>
+          <w:rFonts w:ascii="Arial" w:hAnsi="Arial" w:cs="Arial"/>
+          <w:noProof/>
+          <w:sz w:val="24"/>
+          <w:szCs w:val="24"/>
+        </w:rPr>
+        <w:drawing>
+          <wp:inline distT="0" distB="0" distL="0" distR="0" wp14:anchorId="2A43827F" wp14:editId="3216CD96">
+            <wp:extent cx="4710022" cy="2644531"/>
+            <wp:effectExtent l="0" t="0" r="0" b="3810"/>
+            <wp:docPr id="2140269672" name="Picture 2"/>
+            <wp:cNvGraphicFramePr>
+              <a:graphicFrameLocks xmlns:a="http://schemas.openxmlformats.org/drawingml/2006/main" noChangeAspect="1"/>
+            </wp:cNvGraphicFramePr>
+            <a:graphic xmlns:a="http://schemas.openxmlformats.org/drawingml/2006/main">
+              <a:graphicData uri="http://schemas.openxmlformats.org/drawingml/2006/picture">
+                <pic:pic xmlns:pic="http://schemas.openxmlformats.org/drawingml/2006/picture">
+                  <pic:nvPicPr>
+                    <pic:cNvPr id="2140269672" name="Picture 2140269672"/>
+                    <pic:cNvPicPr/>
+                  </pic:nvPicPr>
+                  <pic:blipFill>
+                    <a:blip r:embed="rId55">
+                      <a:extLst>
+                        <a:ext uri="{28A0092B-C50C-407E-A947-70E740481C1C}">
+                          <a14:useLocalDpi xmlns:a14="http://schemas.microsoft.com/office/drawing/2010/main" val="0"/>
+                        </a:ext>
+                      </a:extLst>
+                    </a:blip>
+                    <a:stretch>
+                      <a:fillRect/>
+                    </a:stretch>
+                  </pic:blipFill>
+                  <pic:spPr>
+                    <a:xfrm>
+                      <a:off x="0" y="0"/>
+                      <a:ext cx="4726235" cy="2653634"/>
+                    </a:xfrm>
+                    <a:prstGeom prst="rect">
+                      <a:avLst/>
+                    </a:prstGeom>
+                  </pic:spPr>
+                </pic:pic>
+              </a:graphicData>
+            </a:graphic>
+          </wp:inline>
+        </w:drawing>
+      </w:r>
+    </w:p>
+    <w:p>
+      <w:pPr>
+        <w:pStyle w:val="Caption"/>
+        <w:jc w:val="center"/>
+        <w:rPr>
+          <w:rFonts w:ascii="Arial" w:hAnsi="Arial" w:cs="Arial"/>
+          <w:color w:val="auto"/>
+          <w:sz w:val="20"/>
+          <w:szCs w:val="20"/>
+        </w:rPr>
+      </w:pPr>
+      <w:r>
+        <w:rPr>
+          <w:rFonts w:ascii="Arial" w:hAnsi="Arial" w:cs="Arial"/>
+          <w:color w:val="auto"/>
+          <w:sz w:val="20"/>
+          <w:szCs w:val="20"/>
+        </w:rPr>
+        <w:t xml:space="preserve">Secvența de cod </w:t>
+      </w:r>
+      <w:r>
+        <w:rPr>
+          <w:rFonts w:ascii="Arial" w:hAnsi="Arial" w:cs="Arial"/>
+          <w:color w:val="auto"/>
+          <w:sz w:val="20"/>
+          <w:szCs w:val="20"/>
+        </w:rPr>
+        <w:fldChar w:fldCharType="begin"/>
+      </w:r>
+      <w:r>
+        <w:rPr>
+          <w:rFonts w:ascii="Arial" w:hAnsi="Arial" w:cs="Arial"/>
+          <w:color w:val="auto"/>
+          <w:sz w:val="20"/>
+          <w:szCs w:val="20"/>
+        </w:rPr>
+        <w:instrText xml:space="preserve"> STYLEREF 1 \s </w:instrText>
+      </w:r>
+      <w:r>
+        <w:rPr>
+          <w:rFonts w:ascii="Arial" w:hAnsi="Arial" w:cs="Arial"/>
+          <w:color w:val="auto"/>
+          <w:sz w:val="20"/>
+          <w:szCs w:val="20"/>
+        </w:rPr>
+        <w:fldChar w:fldCharType="separate"/>
+      </w:r>
+      <w:r>
+        <w:rPr>
+          <w:rFonts w:ascii="Arial" w:hAnsi="Arial" w:cs="Arial"/>
+          <w:noProof/>
+          <w:color w:val="auto"/>
+          <w:sz w:val="20"/>
+          <w:szCs w:val="20"/>
+          <w:cs/>
+        </w:rPr>
+        <w:t>‎</w:t>
+      </w:r>
+      <w:r>
+        <w:rPr>
+          <w:rFonts w:ascii="Arial" w:hAnsi="Arial" w:cs="Arial"/>
+          <w:noProof/>
+          <w:color w:val="auto"/>
+          <w:sz w:val="20"/>
+          <w:szCs w:val="20"/>
+        </w:rPr>
+        <w:t>5</w:t>
+      </w:r>
+      <w:r>
+        <w:rPr>
+          <w:rFonts w:ascii="Arial" w:hAnsi="Arial" w:cs="Arial"/>
+          <w:color w:val="auto"/>
+          <w:sz w:val="20"/>
+          <w:szCs w:val="20"/>
+        </w:rPr>
+        <w:fldChar w:fldCharType="end"/>
+      </w:r>
+      <w:r>
+        <w:rPr>
+          <w:rFonts w:ascii="Arial" w:hAnsi="Arial" w:cs="Arial"/>
+          <w:color w:val="auto"/>
+          <w:sz w:val="20"/>
+          <w:szCs w:val="20"/>
+        </w:rPr>
+        <w:t>.</w:t>
+      </w:r>
+      <w:r>
+        <w:rPr>
+          <w:rFonts w:ascii="Arial" w:hAnsi="Arial" w:cs="Arial"/>
+          <w:color w:val="auto"/>
+          <w:sz w:val="20"/>
+          <w:szCs w:val="20"/>
+        </w:rPr>
+        <w:fldChar w:fldCharType="begin"/>
+      </w:r>
+      <w:r>
+        <w:rPr>
+          <w:rFonts w:ascii="Arial" w:hAnsi="Arial" w:cs="Arial"/>
+          <w:color w:val="auto"/>
+          <w:sz w:val="20"/>
+          <w:szCs w:val="20"/>
+        </w:rPr>
+        <w:instrText xml:space="preserve"> SEQ Secvența_de_cod \* ARABIC \s 1 </w:instrText>
+      </w:r>
+      <w:r>
+        <w:rPr>
+          <w:rFonts w:ascii="Arial" w:hAnsi="Arial" w:cs="Arial"/>
+          <w:color w:val="auto"/>
+          <w:sz w:val="20"/>
+          <w:szCs w:val="20"/>
+        </w:rPr>
+        <w:fldChar w:fldCharType="separate"/>
+      </w:r>
+      <w:r>
+        <w:rPr>
+          <w:rFonts w:ascii="Arial" w:hAnsi="Arial" w:cs="Arial"/>
+          <w:noProof/>
+          <w:color w:val="auto"/>
+          <w:sz w:val="20"/>
+          <w:szCs w:val="20"/>
+        </w:rPr>
+        <w:t>8</w:t>
+      </w:r>
+      <w:r>
+        <w:rPr>
+          <w:rFonts w:ascii="Arial" w:hAnsi="Arial" w:cs="Arial"/>
+          <w:color w:val="auto"/>
+          <w:sz w:val="20"/>
+          <w:szCs w:val="20"/>
+        </w:rPr>
+        <w:fldChar w:fldCharType="end"/>
+      </w:r>
+      <w:r>
+        <w:rPr>
+          <w:rFonts w:ascii="Arial" w:hAnsi="Arial" w:cs="Arial"/>
+          <w:color w:val="auto"/>
+          <w:sz w:val="20"/>
+          <w:szCs w:val="20"/>
+        </w:rPr>
+        <w:t xml:space="preserve"> Entitatea și arhitectura procesului de substituție</w:t>
+      </w:r>
+    </w:p>
     <w:p/>
     <w:p>
       <w:pPr>
         <w:pStyle w:val="Heading2"/>
       </w:pPr>
       <w:r>
-        <w:t>SUBSTITUȚIA OCTEȚILOR</w:t>
-      </w:r>
+        <w:t>SUBSTITUȚIA INVERSĂ</w:t>
+      </w:r>
+    </w:p>
+    <w:p/>
+    <w:p>
+      <w:pPr>
+        <w:ind w:firstLine="576"/>
+        <w:jc w:val="both"/>
+        <w:rPr>
+          <w:rFonts w:ascii="Arial" w:hAnsi="Arial" w:cs="Arial"/>
+          <w:sz w:val="24"/>
+          <w:szCs w:val="24"/>
+        </w:rPr>
+      </w:pPr>
+      <w:r>
+        <w:rPr>
+          <w:rFonts w:ascii="Arial" w:hAnsi="Arial" w:cs="Arial"/>
+          <w:sz w:val="24"/>
+          <w:szCs w:val="24"/>
+        </w:rPr>
+        <w:t xml:space="preserve">Structura procedurii inverse de substituție este similară, din punctul de vedere al implementării, cu organizarea arhitecturală a substituției directe. Singura diferență constă în utilizarea unui tabel de înlocuire diferit, definit prin intermediul constantei VHDL </w:t>
+      </w:r>
+      <w:proofErr w:type="spellStart"/>
+      <w:r>
+        <w:rPr>
+          <w:rFonts w:ascii="Arial" w:hAnsi="Arial" w:cs="Arial"/>
+          <w:i/>
+          <w:iCs/>
+          <w:sz w:val="24"/>
+          <w:szCs w:val="24"/>
+        </w:rPr>
+        <w:t>inverse_substitution_table</w:t>
+      </w:r>
+      <w:proofErr w:type="spellEnd"/>
+      <w:r>
+        <w:rPr>
+          <w:rFonts w:ascii="Arial" w:hAnsi="Arial" w:cs="Arial"/>
+          <w:sz w:val="24"/>
+          <w:szCs w:val="24"/>
+        </w:rPr>
+        <w:t xml:space="preserve">. </w:t>
+      </w:r>
+      <w:r>
+        <w:rPr>
+          <w:rFonts w:ascii="Arial" w:hAnsi="Arial" w:cs="Arial"/>
+          <w:sz w:val="24"/>
+          <w:szCs w:val="24"/>
+        </w:rPr>
+        <w:t>Valorile</w:t>
+      </w:r>
+      <w:r>
+        <w:rPr>
+          <w:rFonts w:ascii="Arial" w:hAnsi="Arial" w:cs="Arial"/>
+          <w:sz w:val="24"/>
+          <w:szCs w:val="24"/>
+        </w:rPr>
+        <w:t xml:space="preserve"> </w:t>
+      </w:r>
+      <w:r>
+        <w:rPr>
+          <w:rFonts w:ascii="Arial" w:hAnsi="Arial" w:cs="Arial"/>
+          <w:sz w:val="24"/>
+          <w:szCs w:val="24"/>
+        </w:rPr>
+        <w:t xml:space="preserve">din componența </w:t>
+      </w:r>
+      <w:r>
+        <w:rPr>
+          <w:rFonts w:ascii="Arial" w:hAnsi="Arial" w:cs="Arial"/>
+          <w:sz w:val="24"/>
+          <w:szCs w:val="24"/>
+        </w:rPr>
+        <w:t>acestei constante</w:t>
+      </w:r>
+      <w:r>
+        <w:rPr>
+          <w:rFonts w:ascii="Arial" w:hAnsi="Arial" w:cs="Arial"/>
+          <w:sz w:val="24"/>
+          <w:szCs w:val="24"/>
+        </w:rPr>
+        <w:t xml:space="preserve"> sunt congruente cu cele prezentate în cadrul Tabelului 3.</w:t>
+      </w:r>
+      <w:r>
+        <w:rPr>
+          <w:rFonts w:ascii="Arial" w:hAnsi="Arial" w:cs="Arial"/>
+          <w:sz w:val="24"/>
+          <w:szCs w:val="24"/>
+        </w:rPr>
+        <w:t>2</w:t>
+      </w:r>
+      <w:r>
+        <w:rPr>
+          <w:rFonts w:ascii="Arial" w:hAnsi="Arial" w:cs="Arial"/>
+          <w:sz w:val="24"/>
+          <w:szCs w:val="24"/>
+        </w:rPr>
+        <w:t>.</w:t>
+      </w:r>
+      <w:r>
+        <w:rPr>
+          <w:rFonts w:ascii="Arial" w:hAnsi="Arial" w:cs="Arial"/>
+          <w:sz w:val="24"/>
+          <w:szCs w:val="24"/>
+        </w:rPr>
+        <w:t xml:space="preserve"> Secvența de cod 5.9 prezintă definiția acestei constante.</w:t>
+      </w:r>
+    </w:p>
+    <w:p>
+      <w:pPr>
+        <w:keepNext/>
+        <w:ind w:firstLine="576"/>
+        <w:jc w:val="center"/>
+      </w:pPr>
+      <w:r>
+        <w:rPr>
+          <w:rFonts w:ascii="Arial" w:hAnsi="Arial" w:cs="Arial"/>
+          <w:noProof/>
+          <w:sz w:val="24"/>
+          <w:szCs w:val="24"/>
+        </w:rPr>
+        <w:drawing>
+          <wp:inline distT="0" distB="0" distL="0" distR="0" wp14:anchorId="0706C554" wp14:editId="1AD1E8CB">
+            <wp:extent cx="4678326" cy="2937848"/>
+            <wp:effectExtent l="0" t="0" r="8255" b="0"/>
+            <wp:docPr id="1407762258" name="Picture 3"/>
+            <wp:cNvGraphicFramePr>
+              <a:graphicFrameLocks xmlns:a="http://schemas.openxmlformats.org/drawingml/2006/main" noChangeAspect="1"/>
+            </wp:cNvGraphicFramePr>
+            <a:graphic xmlns:a="http://schemas.openxmlformats.org/drawingml/2006/main">
+              <a:graphicData uri="http://schemas.openxmlformats.org/drawingml/2006/picture">
+                <pic:pic xmlns:pic="http://schemas.openxmlformats.org/drawingml/2006/picture">
+                  <pic:nvPicPr>
+                    <pic:cNvPr id="1407762258" name="Picture 1407762258"/>
+                    <pic:cNvPicPr/>
+                  </pic:nvPicPr>
+                  <pic:blipFill>
+                    <a:blip r:embed="rId56">
+                      <a:extLst>
+                        <a:ext uri="{28A0092B-C50C-407E-A947-70E740481C1C}">
+                          <a14:useLocalDpi xmlns:a14="http://schemas.microsoft.com/office/drawing/2010/main" val="0"/>
+                        </a:ext>
+                      </a:extLst>
+                    </a:blip>
+                    <a:stretch>
+                      <a:fillRect/>
+                    </a:stretch>
+                  </pic:blipFill>
+                  <pic:spPr>
+                    <a:xfrm>
+                      <a:off x="0" y="0"/>
+                      <a:ext cx="4704002" cy="2953972"/>
+                    </a:xfrm>
+                    <a:prstGeom prst="rect">
+                      <a:avLst/>
+                    </a:prstGeom>
+                  </pic:spPr>
+                </pic:pic>
+              </a:graphicData>
+            </a:graphic>
+          </wp:inline>
+        </w:drawing>
+      </w:r>
+    </w:p>
+    <w:p>
+      <w:pPr>
+        <w:pStyle w:val="Caption"/>
+        <w:jc w:val="center"/>
+        <w:rPr>
+          <w:rFonts w:ascii="Arial" w:hAnsi="Arial" w:cs="Arial"/>
+          <w:color w:val="auto"/>
+          <w:sz w:val="28"/>
+          <w:szCs w:val="28"/>
+        </w:rPr>
+      </w:pPr>
+      <w:r>
+        <w:rPr>
+          <w:rFonts w:ascii="Arial" w:hAnsi="Arial" w:cs="Arial"/>
+          <w:color w:val="auto"/>
+          <w:sz w:val="20"/>
+          <w:szCs w:val="20"/>
+        </w:rPr>
+        <w:t xml:space="preserve">Secvența de cod </w:t>
+      </w:r>
+      <w:r>
+        <w:rPr>
+          <w:rFonts w:ascii="Arial" w:hAnsi="Arial" w:cs="Arial"/>
+          <w:color w:val="auto"/>
+          <w:sz w:val="20"/>
+          <w:szCs w:val="20"/>
+        </w:rPr>
+        <w:fldChar w:fldCharType="begin"/>
+      </w:r>
+      <w:r>
+        <w:rPr>
+          <w:rFonts w:ascii="Arial" w:hAnsi="Arial" w:cs="Arial"/>
+          <w:color w:val="auto"/>
+          <w:sz w:val="20"/>
+          <w:szCs w:val="20"/>
+        </w:rPr>
+        <w:instrText xml:space="preserve"> STYLEREF 1 \s </w:instrText>
+      </w:r>
+      <w:r>
+        <w:rPr>
+          <w:rFonts w:ascii="Arial" w:hAnsi="Arial" w:cs="Arial"/>
+          <w:color w:val="auto"/>
+          <w:sz w:val="20"/>
+          <w:szCs w:val="20"/>
+        </w:rPr>
+        <w:fldChar w:fldCharType="separate"/>
+      </w:r>
+      <w:r>
+        <w:rPr>
+          <w:rFonts w:ascii="Arial" w:hAnsi="Arial" w:cs="Arial"/>
+          <w:noProof/>
+          <w:color w:val="auto"/>
+          <w:sz w:val="20"/>
+          <w:szCs w:val="20"/>
+          <w:cs/>
+        </w:rPr>
+        <w:t>‎</w:t>
+      </w:r>
+      <w:r>
+        <w:rPr>
+          <w:rFonts w:ascii="Arial" w:hAnsi="Arial" w:cs="Arial"/>
+          <w:noProof/>
+          <w:color w:val="auto"/>
+          <w:sz w:val="20"/>
+          <w:szCs w:val="20"/>
+        </w:rPr>
+        <w:t>5</w:t>
+      </w:r>
+      <w:r>
+        <w:rPr>
+          <w:rFonts w:ascii="Arial" w:hAnsi="Arial" w:cs="Arial"/>
+          <w:color w:val="auto"/>
+          <w:sz w:val="20"/>
+          <w:szCs w:val="20"/>
+        </w:rPr>
+        <w:fldChar w:fldCharType="end"/>
+      </w:r>
+      <w:r>
+        <w:rPr>
+          <w:rFonts w:ascii="Arial" w:hAnsi="Arial" w:cs="Arial"/>
+          <w:color w:val="auto"/>
+          <w:sz w:val="20"/>
+          <w:szCs w:val="20"/>
+        </w:rPr>
+        <w:t>.</w:t>
+      </w:r>
+      <w:r>
+        <w:rPr>
+          <w:rFonts w:ascii="Arial" w:hAnsi="Arial" w:cs="Arial"/>
+          <w:color w:val="auto"/>
+          <w:sz w:val="20"/>
+          <w:szCs w:val="20"/>
+        </w:rPr>
+        <w:fldChar w:fldCharType="begin"/>
+      </w:r>
+      <w:r>
+        <w:rPr>
+          <w:rFonts w:ascii="Arial" w:hAnsi="Arial" w:cs="Arial"/>
+          <w:color w:val="auto"/>
+          <w:sz w:val="20"/>
+          <w:szCs w:val="20"/>
+        </w:rPr>
+        <w:instrText xml:space="preserve"> SEQ Secvența_de_cod \* ARABIC \s 1 </w:instrText>
+      </w:r>
+      <w:r>
+        <w:rPr>
+          <w:rFonts w:ascii="Arial" w:hAnsi="Arial" w:cs="Arial"/>
+          <w:color w:val="auto"/>
+          <w:sz w:val="20"/>
+          <w:szCs w:val="20"/>
+        </w:rPr>
+        <w:fldChar w:fldCharType="separate"/>
+      </w:r>
+      <w:r>
+        <w:rPr>
+          <w:rFonts w:ascii="Arial" w:hAnsi="Arial" w:cs="Arial"/>
+          <w:noProof/>
+          <w:color w:val="auto"/>
+          <w:sz w:val="20"/>
+          <w:szCs w:val="20"/>
+        </w:rPr>
+        <w:t>9</w:t>
+      </w:r>
+      <w:r>
+        <w:rPr>
+          <w:rFonts w:ascii="Arial" w:hAnsi="Arial" w:cs="Arial"/>
+          <w:color w:val="auto"/>
+          <w:sz w:val="20"/>
+          <w:szCs w:val="20"/>
+        </w:rPr>
+        <w:fldChar w:fldCharType="end"/>
+      </w:r>
+      <w:r>
+        <w:rPr>
+          <w:rFonts w:ascii="Arial" w:hAnsi="Arial" w:cs="Arial"/>
+          <w:color w:val="auto"/>
+          <w:sz w:val="20"/>
+          <w:szCs w:val="20"/>
+        </w:rPr>
+        <w:t xml:space="preserve"> Tabelul de substituție inversă în forma de constantă VHDL</w:t>
+      </w:r>
+    </w:p>
+    <w:p>
+      <w:pPr>
+        <w:jc w:val="both"/>
+        <w:rPr>
+          <w:rFonts w:ascii="Arial" w:hAnsi="Arial" w:cs="Arial"/>
+          <w:sz w:val="24"/>
+          <w:szCs w:val="24"/>
+        </w:rPr>
+      </w:pPr>
+    </w:p>
+    <w:p>
+      <w:pPr>
+        <w:ind w:firstLine="720"/>
+        <w:jc w:val="both"/>
+        <w:rPr>
+          <w:rFonts w:ascii="Arial" w:hAnsi="Arial" w:cs="Arial"/>
+          <w:sz w:val="24"/>
+          <w:szCs w:val="24"/>
+        </w:rPr>
+      </w:pPr>
+      <w:r>
+        <w:rPr>
+          <w:rFonts w:ascii="Arial" w:hAnsi="Arial" w:cs="Arial"/>
+          <w:sz w:val="24"/>
+          <w:szCs w:val="24"/>
+        </w:rPr>
+        <w:t xml:space="preserve">Entitatea </w:t>
+      </w:r>
+      <w:proofErr w:type="spellStart"/>
+      <w:r>
+        <w:rPr>
+          <w:rFonts w:ascii="Arial" w:hAnsi="Arial" w:cs="Arial"/>
+          <w:i/>
+          <w:iCs/>
+          <w:sz w:val="24"/>
+          <w:szCs w:val="24"/>
+        </w:rPr>
+        <w:t>invSbox</w:t>
+      </w:r>
+      <w:proofErr w:type="spellEnd"/>
+      <w:r>
+        <w:rPr>
+          <w:rFonts w:ascii="Arial" w:hAnsi="Arial" w:cs="Arial"/>
+          <w:sz w:val="24"/>
+          <w:szCs w:val="24"/>
+        </w:rPr>
+        <w:t xml:space="preserve"> </w:t>
+      </w:r>
+      <w:r>
+        <w:rPr>
+          <w:rFonts w:ascii="Arial" w:hAnsi="Arial" w:cs="Arial"/>
+          <w:sz w:val="24"/>
+          <w:szCs w:val="24"/>
+        </w:rPr>
+        <w:t>cât</w:t>
+      </w:r>
+      <w:r>
+        <w:rPr>
+          <w:rFonts w:ascii="Arial" w:hAnsi="Arial" w:cs="Arial"/>
+          <w:sz w:val="24"/>
+          <w:szCs w:val="24"/>
+        </w:rPr>
+        <w:t xml:space="preserve"> și arhitectura asociată substituției inverse sunt prezentate în cadrul secvenței de cod 5.10. Această entitate este funcțional identică cu cea prezentată în secvența de cod 5.8. </w:t>
+      </w:r>
+      <w:r>
+        <w:rPr>
+          <w:rFonts w:ascii="Arial" w:hAnsi="Arial" w:cs="Arial"/>
+          <w:sz w:val="24"/>
+          <w:szCs w:val="24"/>
+        </w:rPr>
+        <w:t>Unica</w:t>
+      </w:r>
+      <w:r>
+        <w:rPr>
+          <w:rFonts w:ascii="Arial" w:hAnsi="Arial" w:cs="Arial"/>
+          <w:sz w:val="24"/>
+          <w:szCs w:val="24"/>
+        </w:rPr>
+        <w:t xml:space="preserve"> diferență </w:t>
+      </w:r>
+      <w:r>
+        <w:rPr>
+          <w:rFonts w:ascii="Arial" w:hAnsi="Arial" w:cs="Arial"/>
+          <w:sz w:val="24"/>
+          <w:szCs w:val="24"/>
+        </w:rPr>
+        <w:t>constă î</w:t>
+      </w:r>
+      <w:r>
+        <w:rPr>
+          <w:rFonts w:ascii="Arial" w:hAnsi="Arial" w:cs="Arial"/>
+          <w:sz w:val="24"/>
+          <w:szCs w:val="24"/>
+        </w:rPr>
+        <w:t>n</w:t>
+      </w:r>
+      <w:r>
+        <w:rPr>
+          <w:rFonts w:ascii="Arial" w:hAnsi="Arial" w:cs="Arial"/>
+          <w:sz w:val="24"/>
+          <w:szCs w:val="24"/>
+        </w:rPr>
+        <w:t xml:space="preserve"> utilizarea unui tabel de înlocuire diferit la nivelul instrucțiunii </w:t>
+      </w:r>
+      <w:r>
+        <w:rPr>
+          <w:rFonts w:ascii="Arial" w:hAnsi="Arial" w:cs="Arial"/>
+          <w:i/>
+          <w:iCs/>
+          <w:sz w:val="24"/>
+          <w:szCs w:val="24"/>
+        </w:rPr>
+        <w:t>for gener</w:t>
+      </w:r>
+      <w:r>
+        <w:rPr>
+          <w:rFonts w:ascii="Arial" w:hAnsi="Arial" w:cs="Arial"/>
+          <w:i/>
+          <w:iCs/>
+          <w:sz w:val="24"/>
+          <w:szCs w:val="24"/>
+        </w:rPr>
+        <w:t>ate</w:t>
+      </w:r>
+      <w:r>
+        <w:rPr>
+          <w:rFonts w:ascii="Arial" w:hAnsi="Arial" w:cs="Arial"/>
+          <w:sz w:val="24"/>
+          <w:szCs w:val="24"/>
+        </w:rPr>
+        <w:t>.</w:t>
+      </w:r>
+    </w:p>
+    <w:p>
+      <w:pPr>
+        <w:ind w:firstLine="720"/>
+        <w:jc w:val="both"/>
+        <w:rPr>
+          <w:rFonts w:ascii="Arial" w:hAnsi="Arial" w:cs="Arial"/>
+          <w:sz w:val="24"/>
+          <w:szCs w:val="24"/>
+        </w:rPr>
+      </w:pPr>
+    </w:p>
+    <w:p>
+      <w:pPr>
+        <w:keepNext/>
+        <w:ind w:firstLine="720"/>
+        <w:jc w:val="center"/>
+      </w:pPr>
+      <w:r>
+        <w:rPr>
+          <w:rFonts w:ascii="Arial" w:hAnsi="Arial" w:cs="Arial"/>
+          <w:noProof/>
+          <w:sz w:val="24"/>
+          <w:szCs w:val="24"/>
+        </w:rPr>
+        <w:drawing>
+          <wp:inline distT="0" distB="0" distL="0" distR="0" wp14:anchorId="6484EBD8" wp14:editId="730997E3">
+            <wp:extent cx="4284921" cy="2601004"/>
+            <wp:effectExtent l="0" t="0" r="1905" b="8890"/>
+            <wp:docPr id="236347741" name="Picture 4"/>
+            <wp:cNvGraphicFramePr>
+              <a:graphicFrameLocks xmlns:a="http://schemas.openxmlformats.org/drawingml/2006/main" noChangeAspect="1"/>
+            </wp:cNvGraphicFramePr>
+            <a:graphic xmlns:a="http://schemas.openxmlformats.org/drawingml/2006/main">
+              <a:graphicData uri="http://schemas.openxmlformats.org/drawingml/2006/picture">
+                <pic:pic xmlns:pic="http://schemas.openxmlformats.org/drawingml/2006/picture">
+                  <pic:nvPicPr>
+                    <pic:cNvPr id="236347741" name="Picture 236347741"/>
+                    <pic:cNvPicPr/>
+                  </pic:nvPicPr>
+                  <pic:blipFill>
+                    <a:blip r:embed="rId57">
+                      <a:extLst>
+                        <a:ext uri="{28A0092B-C50C-407E-A947-70E740481C1C}">
+                          <a14:useLocalDpi xmlns:a14="http://schemas.microsoft.com/office/drawing/2010/main" val="0"/>
+                        </a:ext>
+                      </a:extLst>
+                    </a:blip>
+                    <a:stretch>
+                      <a:fillRect/>
+                    </a:stretch>
+                  </pic:blipFill>
+                  <pic:spPr>
+                    <a:xfrm>
+                      <a:off x="0" y="0"/>
+                      <a:ext cx="4289297" cy="2603660"/>
+                    </a:xfrm>
+                    <a:prstGeom prst="rect">
+                      <a:avLst/>
+                    </a:prstGeom>
+                  </pic:spPr>
+                </pic:pic>
+              </a:graphicData>
+            </a:graphic>
+          </wp:inline>
+        </w:drawing>
+      </w:r>
+    </w:p>
+    <w:p>
+      <w:pPr>
+        <w:pStyle w:val="Caption"/>
+        <w:jc w:val="center"/>
+        <w:rPr>
+          <w:rFonts w:ascii="Arial" w:hAnsi="Arial" w:cs="Arial"/>
+          <w:color w:val="auto"/>
+          <w:sz w:val="28"/>
+          <w:szCs w:val="28"/>
+        </w:rPr>
+      </w:pPr>
+      <w:r>
+        <w:rPr>
+          <w:rFonts w:ascii="Arial" w:hAnsi="Arial" w:cs="Arial"/>
+          <w:color w:val="auto"/>
+          <w:sz w:val="20"/>
+          <w:szCs w:val="20"/>
+        </w:rPr>
+        <w:t xml:space="preserve">Secvența de cod </w:t>
+      </w:r>
+      <w:r>
+        <w:rPr>
+          <w:rFonts w:ascii="Arial" w:hAnsi="Arial" w:cs="Arial"/>
+          <w:color w:val="auto"/>
+          <w:sz w:val="20"/>
+          <w:szCs w:val="20"/>
+        </w:rPr>
+        <w:fldChar w:fldCharType="begin"/>
+      </w:r>
+      <w:r>
+        <w:rPr>
+          <w:rFonts w:ascii="Arial" w:hAnsi="Arial" w:cs="Arial"/>
+          <w:color w:val="auto"/>
+          <w:sz w:val="20"/>
+          <w:szCs w:val="20"/>
+        </w:rPr>
+        <w:instrText xml:space="preserve"> STYLEREF 1 \s </w:instrText>
+      </w:r>
+      <w:r>
+        <w:rPr>
+          <w:rFonts w:ascii="Arial" w:hAnsi="Arial" w:cs="Arial"/>
+          <w:color w:val="auto"/>
+          <w:sz w:val="20"/>
+          <w:szCs w:val="20"/>
+        </w:rPr>
+        <w:fldChar w:fldCharType="separate"/>
+      </w:r>
+      <w:r>
+        <w:rPr>
+          <w:rFonts w:ascii="Arial" w:hAnsi="Arial" w:cs="Arial"/>
+          <w:noProof/>
+          <w:color w:val="auto"/>
+          <w:sz w:val="20"/>
+          <w:szCs w:val="20"/>
+          <w:cs/>
+        </w:rPr>
+        <w:t>‎</w:t>
+      </w:r>
+      <w:r>
+        <w:rPr>
+          <w:rFonts w:ascii="Arial" w:hAnsi="Arial" w:cs="Arial"/>
+          <w:noProof/>
+          <w:color w:val="auto"/>
+          <w:sz w:val="20"/>
+          <w:szCs w:val="20"/>
+        </w:rPr>
+        <w:t>5</w:t>
+      </w:r>
+      <w:r>
+        <w:rPr>
+          <w:rFonts w:ascii="Arial" w:hAnsi="Arial" w:cs="Arial"/>
+          <w:color w:val="auto"/>
+          <w:sz w:val="20"/>
+          <w:szCs w:val="20"/>
+        </w:rPr>
+        <w:fldChar w:fldCharType="end"/>
+      </w:r>
+      <w:r>
+        <w:rPr>
+          <w:rFonts w:ascii="Arial" w:hAnsi="Arial" w:cs="Arial"/>
+          <w:color w:val="auto"/>
+          <w:sz w:val="20"/>
+          <w:szCs w:val="20"/>
+        </w:rPr>
+        <w:t>.</w:t>
+      </w:r>
+      <w:r>
+        <w:rPr>
+          <w:rFonts w:ascii="Arial" w:hAnsi="Arial" w:cs="Arial"/>
+          <w:color w:val="auto"/>
+          <w:sz w:val="20"/>
+          <w:szCs w:val="20"/>
+        </w:rPr>
+        <w:fldChar w:fldCharType="begin"/>
+      </w:r>
+      <w:r>
+        <w:rPr>
+          <w:rFonts w:ascii="Arial" w:hAnsi="Arial" w:cs="Arial"/>
+          <w:color w:val="auto"/>
+          <w:sz w:val="20"/>
+          <w:szCs w:val="20"/>
+        </w:rPr>
+        <w:instrText xml:space="preserve"> SEQ Secvența_de_cod \* ARABIC \s 1 </w:instrText>
+      </w:r>
+      <w:r>
+        <w:rPr>
+          <w:rFonts w:ascii="Arial" w:hAnsi="Arial" w:cs="Arial"/>
+          <w:color w:val="auto"/>
+          <w:sz w:val="20"/>
+          <w:szCs w:val="20"/>
+        </w:rPr>
+        <w:fldChar w:fldCharType="separate"/>
+      </w:r>
+      <w:r>
+        <w:rPr>
+          <w:rFonts w:ascii="Arial" w:hAnsi="Arial" w:cs="Arial"/>
+          <w:noProof/>
+          <w:color w:val="auto"/>
+          <w:sz w:val="20"/>
+          <w:szCs w:val="20"/>
+        </w:rPr>
+        <w:t>10</w:t>
+      </w:r>
+      <w:r>
+        <w:rPr>
+          <w:rFonts w:ascii="Arial" w:hAnsi="Arial" w:cs="Arial"/>
+          <w:color w:val="auto"/>
+          <w:sz w:val="20"/>
+          <w:szCs w:val="20"/>
+        </w:rPr>
+        <w:fldChar w:fldCharType="end"/>
+      </w:r>
+      <w:r>
+        <w:rPr>
+          <w:rFonts w:ascii="Arial" w:hAnsi="Arial" w:cs="Arial"/>
+          <w:color w:val="auto"/>
+          <w:sz w:val="20"/>
+          <w:szCs w:val="20"/>
+        </w:rPr>
+        <w:t xml:space="preserve"> Entitatea și arhitectura procesului de substituție inversă</w:t>
+      </w:r>
+    </w:p>
+    <w:p>
+      <w:pPr>
+        <w:ind w:firstLine="720"/>
+        <w:jc w:val="both"/>
+        <w:rPr>
+          <w:rFonts w:ascii="Arial" w:hAnsi="Arial" w:cs="Arial"/>
+          <w:sz w:val="24"/>
+          <w:szCs w:val="24"/>
+        </w:rPr>
+      </w:pPr>
+    </w:p>
+    <w:p>
+      <w:pPr>
+        <w:ind w:firstLine="720"/>
+        <w:jc w:val="both"/>
+        <w:rPr>
+          <w:rFonts w:ascii="Arial" w:hAnsi="Arial" w:cs="Arial"/>
+          <w:sz w:val="24"/>
+          <w:szCs w:val="24"/>
+        </w:rPr>
+      </w:pPr>
+    </w:p>
+    <w:p>
+      <w:pPr>
+        <w:ind w:firstLine="720"/>
+        <w:jc w:val="both"/>
+        <w:rPr>
+          <w:rFonts w:ascii="Arial" w:hAnsi="Arial" w:cs="Arial"/>
+          <w:sz w:val="24"/>
+          <w:szCs w:val="24"/>
+        </w:rPr>
+      </w:pPr>
     </w:p>
     <w:sectPr>
-      <w:headerReference w:type="default" r:id="rId54"/>
-      <w:footerReference w:type="default" r:id="rId55"/>
-      <w:headerReference w:type="first" r:id="rId56"/>
-      <w:footerReference w:type="first" r:id="rId57"/>
+      <w:headerReference w:type="default" r:id="rId58"/>
+      <w:footerReference w:type="default" r:id="rId59"/>
+      <w:headerReference w:type="first" r:id="rId60"/>
+      <w:footerReference w:type="first" r:id="rId61"/>
       <w:pgSz w:w="11907" w:h="16840" w:code="9"/>
       <w:pgMar w:top="1418" w:right="1134" w:bottom="1134" w:left="1134" w:header="706" w:footer="778" w:gutter="0"/>
       <w:pgNumType w:start="0"/>
@@ -46554,7 +49101,9 @@
     <w:rsid w:val="00844611"/>
     <w:rsid w:val="009A561F"/>
     <w:rsid w:val="009F1A76"/>
+    <w:rsid w:val="00B8483B"/>
     <w:rsid w:val="00CE3EC1"/>
+    <w:rsid w:val="00CF0228"/>
     <w:rsid w:val="00D050A3"/>
     <w:rsid w:val="00EF4327"/>
     <w:rsid w:val="00F924A7"/>
@@ -46574,8 +49123,8 @@
   </m:mathPr>
   <w:themeFontLang w:val="en-US" w:bidi="ar-SA"/>
   <w:clrSchemeMapping w:bg1="light1" w:t1="dark1" w:bg2="light2" w:t2="dark2" w:accent1="accent1" w:accent2="accent2" w:accent3="accent3" w:accent4="accent4" w:accent5="accent5" w:accent6="accent6" w:hyperlink="hyperlink" w:followedHyperlink="followedHyperlink"/>
-  <w:decimalSymbol w:val="."/>
-  <w:listSeparator w:val=","/>
+  <w:decimalSymbol w:val=","/>
+  <w:listSeparator w:val=";"/>
   <w15:chartTrackingRefBased/>
 </w:settings>
 </file>
@@ -47324,27 +49873,6 @@
 </file>
 
 <file path=customXml/item1.xml><?xml version="1.0" encoding="utf-8"?>
-<p:properties xmlns:p="http://schemas.microsoft.com/office/2006/metadata/properties" xmlns:xsi="http://www.w3.org/2001/XMLSchema-instance" xmlns:pc="http://schemas.microsoft.com/office/infopath/2007/PartnerControls">
-  <documentManagement>
-    <_activity xmlns="0a9abc3b-b67c-45af-b1d9-b0180db7a2c4" xsi:nil="true"/>
-  </documentManagement>
-</p:properties>
-</file>
-
-<file path=customXml/item2.xml><?xml version="1.0" encoding="utf-8"?>
-<b:Sources xmlns:b="http://schemas.openxmlformats.org/officeDocument/2006/bibliography" xmlns="http://schemas.openxmlformats.org/officeDocument/2006/bibliography" SelectedStyle="\APASixthEditionOfficeOnline.xsl" StyleName="APA" Version="6"/>
-</file>
-
-<file path=customXml/item3.xml><?xml version="1.0" encoding="utf-8"?>
-<?mso-contentType ?>
-<FormTemplates xmlns="http://schemas.microsoft.com/sharepoint/v3/contenttype/forms">
-  <Display>DocumentLibraryForm</Display>
-  <Edit>DocumentLibraryForm</Edit>
-  <New>DocumentLibraryForm</New>
-</FormTemplates>
-</file>
-
-<file path=customXml/item4.xml><?xml version="1.0" encoding="utf-8"?>
 <ct:contentTypeSchema xmlns:ct="http://schemas.microsoft.com/office/2006/metadata/contentType" xmlns:ma="http://schemas.microsoft.com/office/2006/metadata/properties/metaAttributes" ct:_="" ma:_="" ma:contentTypeName="Document" ma:contentTypeID="0x0101003BB3AC5C3772B84FA72474F3266239F5" ma:contentTypeVersion="12" ma:contentTypeDescription="Create a new document." ma:contentTypeScope="" ma:versionID="c00b3bd5dab29c181e82d78bf7c768e9">
   <xsd:schema xmlns:xsd="http://www.w3.org/2001/XMLSchema" xmlns:xs="http://www.w3.org/2001/XMLSchema" xmlns:p="http://schemas.microsoft.com/office/2006/metadata/properties" xmlns:ns3="0a9abc3b-b67c-45af-b1d9-b0180db7a2c4" targetNamespace="http://schemas.microsoft.com/office/2006/metadata/properties" ma:root="true" ma:fieldsID="8fdbe03ecd05bd2d54e87130612d2cc0" ns3:_="">
     <xsd:import namespace="0a9abc3b-b67c-45af-b1d9-b0180db7a2c4"/>
@@ -47540,33 +50068,28 @@
 </ct:contentTypeSchema>
 </file>
 
-<file path=customXml/itemProps1.xml><?xml version="1.0" encoding="utf-8"?>
-<ds:datastoreItem xmlns:ds="http://schemas.openxmlformats.org/officeDocument/2006/customXml" ds:itemID="{AA8770D6-6886-410B-93B4-6D5D54BAD75D}">
-  <ds:schemaRefs>
-    <ds:schemaRef ds:uri="http://schemas.microsoft.com/office/2006/metadata/properties"/>
-    <ds:schemaRef ds:uri="http://schemas.microsoft.com/office/infopath/2007/PartnerControls"/>
-    <ds:schemaRef ds:uri="0a9abc3b-b67c-45af-b1d9-b0180db7a2c4"/>
-  </ds:schemaRefs>
-</ds:datastoreItem>
+<file path=customXml/item2.xml><?xml version="1.0" encoding="utf-8"?>
+<?mso-contentType ?>
+<FormTemplates xmlns="http://schemas.microsoft.com/sharepoint/v3/contenttype/forms">
+  <Display>DocumentLibraryForm</Display>
+  <Edit>DocumentLibraryForm</Edit>
+  <New>DocumentLibraryForm</New>
+</FormTemplates>
 </file>
 
-<file path=customXml/itemProps2.xml><?xml version="1.0" encoding="utf-8"?>
-<ds:datastoreItem xmlns:ds="http://schemas.openxmlformats.org/officeDocument/2006/customXml" ds:itemID="{B7B95ABC-8616-4E1F-BA28-E2B2A6EEEEF5}">
-  <ds:schemaRefs>
-    <ds:schemaRef ds:uri="http://schemas.openxmlformats.org/officeDocument/2006/bibliography"/>
-  </ds:schemaRefs>
-</ds:datastoreItem>
+<file path=customXml/item3.xml><?xml version="1.0" encoding="utf-8"?>
+<p:properties xmlns:p="http://schemas.microsoft.com/office/2006/metadata/properties" xmlns:xsi="http://www.w3.org/2001/XMLSchema-instance" xmlns:pc="http://schemas.microsoft.com/office/infopath/2007/PartnerControls">
+  <documentManagement>
+    <_activity xmlns="0a9abc3b-b67c-45af-b1d9-b0180db7a2c4" xsi:nil="true"/>
+  </documentManagement>
+</p:properties>
 </file>
 
-<file path=customXml/itemProps3.xml><?xml version="1.0" encoding="utf-8"?>
-<ds:datastoreItem xmlns:ds="http://schemas.openxmlformats.org/officeDocument/2006/customXml" ds:itemID="{AD193FD9-4DA5-46D1-B015-D7B972817297}">
-  <ds:schemaRefs>
-    <ds:schemaRef ds:uri="http://schemas.microsoft.com/sharepoint/v3/contenttype/forms"/>
-  </ds:schemaRefs>
-</ds:datastoreItem>
+<file path=customXml/item4.xml><?xml version="1.0" encoding="utf-8"?>
+<b:Sources xmlns:b="http://schemas.openxmlformats.org/officeDocument/2006/bibliography" xmlns="http://schemas.openxmlformats.org/officeDocument/2006/bibliography" SelectedStyle="\APASixthEditionOfficeOnline.xsl" StyleName="APA" Version="6"/>
 </file>
 
-<file path=customXml/itemProps4.xml><?xml version="1.0" encoding="utf-8"?>
+<file path=customXml/itemProps1.xml><?xml version="1.0" encoding="utf-8"?>
 <ds:datastoreItem xmlns:ds="http://schemas.openxmlformats.org/officeDocument/2006/customXml" ds:itemID="{22AE9436-BE9C-42D5-9883-32E1F9448477}">
   <ds:schemaRefs>
     <ds:schemaRef ds:uri="http://schemas.microsoft.com/office/2006/metadata/contentType"/>
@@ -47582,4 +50105,30 @@
     <ds:schemaRef ds:uri="http://schemas.microsoft.com/internal/obd"/>
   </ds:schemaRefs>
 </ds:datastoreItem>
+</file>
+
+<file path=customXml/itemProps2.xml><?xml version="1.0" encoding="utf-8"?>
+<ds:datastoreItem xmlns:ds="http://schemas.openxmlformats.org/officeDocument/2006/customXml" ds:itemID="{AD193FD9-4DA5-46D1-B015-D7B972817297}">
+  <ds:schemaRefs>
+    <ds:schemaRef ds:uri="http://schemas.microsoft.com/sharepoint/v3/contenttype/forms"/>
+  </ds:schemaRefs>
+</ds:datastoreItem>
+</file>
+
+<file path=customXml/itemProps3.xml><?xml version="1.0" encoding="utf-8"?>
+<ds:datastoreItem xmlns:ds="http://schemas.openxmlformats.org/officeDocument/2006/customXml" ds:itemID="{AA8770D6-6886-410B-93B4-6D5D54BAD75D}">
+  <ds:schemaRefs>
+    <ds:schemaRef ds:uri="http://schemas.microsoft.com/office/2006/metadata/properties"/>
+    <ds:schemaRef ds:uri="http://schemas.microsoft.com/office/infopath/2007/PartnerControls"/>
+    <ds:schemaRef ds:uri="0a9abc3b-b67c-45af-b1d9-b0180db7a2c4"/>
+  </ds:schemaRefs>
+</ds:datastoreItem>
+</file>
+
+<file path=customXml/itemProps4.xml><?xml version="1.0" encoding="utf-8"?>
+<ds:datastoreItem xmlns:ds="http://schemas.openxmlformats.org/officeDocument/2006/customXml" ds:itemID="{B7B95ABC-8616-4E1F-BA28-E2B2A6EEEEF5}">
+  <ds:schemaRefs>
+    <ds:schemaRef ds:uri="http://schemas.openxmlformats.org/officeDocument/2006/bibliography"/>
+  </ds:schemaRefs>
+</ds:datastoreItem>
 </file>
--- a/Paper/BDA_AES.docx
+++ b/Paper/BDA_AES.docx
@@ -44679,9 +44679,9 @@
           <w:szCs w:val="24"/>
         </w:rPr>
         <w:drawing>
-          <wp:inline distT="0" distB="0" distL="0" distR="0" wp14:anchorId="32706A78" wp14:editId="3CFEB786">
-            <wp:extent cx="5191125" cy="3270102"/>
-            <wp:effectExtent l="0" t="0" r="0" b="6985"/>
+          <wp:inline distT="0" distB="0" distL="0" distR="0" wp14:anchorId="32706A78" wp14:editId="33553588">
+            <wp:extent cx="4933950" cy="3108096"/>
+            <wp:effectExtent l="0" t="0" r="0" b="0"/>
             <wp:docPr id="1220966143" name="Picture 1"/>
             <wp:cNvGraphicFramePr>
               <a:graphicFrameLocks xmlns:a="http://schemas.openxmlformats.org/drawingml/2006/main" noChangeAspect="1"/>
@@ -44708,7 +44708,7 @@
                   <pic:spPr>
                     <a:xfrm>
                       <a:off x="0" y="0"/>
-                      <a:ext cx="5196171" cy="3273280"/>
+                      <a:ext cx="4946323" cy="3115890"/>
                     </a:xfrm>
                     <a:prstGeom prst="rect">
                       <a:avLst/>
@@ -45154,6 +45154,16 @@
     </w:p>
     <w:p>
       <w:pPr>
+        <w:jc w:val="both"/>
+        <w:rPr>
+          <w:rFonts w:ascii="Arial" w:hAnsi="Arial" w:cs="Arial"/>
+          <w:sz w:val="24"/>
+          <w:szCs w:val="24"/>
+        </w:rPr>
+      </w:pPr>
+    </w:p>
+    <w:p>
+      <w:pPr>
         <w:keepNext/>
         <w:jc w:val="center"/>
       </w:pPr>
@@ -45165,9 +45175,9 @@
           <w:szCs w:val="24"/>
         </w:rPr>
         <w:drawing>
-          <wp:inline distT="0" distB="0" distL="0" distR="0" wp14:anchorId="2A43827F" wp14:editId="3216CD96">
-            <wp:extent cx="4710022" cy="2644531"/>
-            <wp:effectExtent l="0" t="0" r="0" b="3810"/>
+          <wp:inline distT="0" distB="0" distL="0" distR="0" wp14:anchorId="2A43827F" wp14:editId="66F10847">
+            <wp:extent cx="4548249" cy="2553700"/>
+            <wp:effectExtent l="0" t="0" r="5080" b="0"/>
             <wp:docPr id="2140269672" name="Picture 2"/>
             <wp:cNvGraphicFramePr>
               <a:graphicFrameLocks xmlns:a="http://schemas.openxmlformats.org/drawingml/2006/main" noChangeAspect="1"/>
@@ -45194,7 +45204,7 @@
                   <pic:spPr>
                     <a:xfrm>
                       <a:off x="0" y="0"/>
-                      <a:ext cx="4726235" cy="2653634"/>
+                      <a:ext cx="4567054" cy="2564259"/>
                     </a:xfrm>
                     <a:prstGeom prst="rect">
                       <a:avLst/>
@@ -45809,6 +45819,9 @@
         <w:keepNext/>
         <w:ind w:firstLine="720"/>
         <w:jc w:val="center"/>
+        <w:rPr>
+          <w:lang w:val="en-US"/>
+        </w:rPr>
       </w:pPr>
       <w:r>
         <w:rPr>
@@ -49096,6 +49109,7 @@
     <w:rsid w:val="0024320B"/>
     <w:rsid w:val="00413C3B"/>
     <w:rsid w:val="0063133B"/>
+    <w:rsid w:val="00715463"/>
     <w:rsid w:val="0072317D"/>
     <w:rsid w:val="007B47C5"/>
     <w:rsid w:val="00844611"/>
@@ -49103,7 +49117,6 @@
     <w:rsid w:val="009F1A76"/>
     <w:rsid w:val="00B8483B"/>
     <w:rsid w:val="00CE3EC1"/>
-    <w:rsid w:val="00CF0228"/>
     <w:rsid w:val="00D050A3"/>
     <w:rsid w:val="00EF4327"/>
     <w:rsid w:val="00F924A7"/>

--- a/Paper/BDA_AES.docx
+++ b/Paper/BDA_AES.docx
@@ -45880,8 +45880,8 @@
         <w:rPr>
           <w:rFonts w:ascii="Arial" w:hAnsi="Arial" w:cs="Arial"/>
           <w:color w:val="auto"/>
-          <w:sz w:val="28"/>
-          <w:szCs w:val="28"/>
+          <w:sz w:val="20"/>
+          <w:szCs w:val="20"/>
         </w:rPr>
       </w:pPr>
       <w:r>
@@ -46015,6 +46015,17 @@
         <w:t xml:space="preserve"> Entitatea și arhitectura procesului de substituție inversă</w:t>
       </w:r>
     </w:p>
+    <w:p/>
+    <w:p>
+      <w:pPr>
+        <w:pStyle w:val="Heading2"/>
+      </w:pPr>
+      <w:r>
+        <w:t>DEPLASAREA COLOANELOR</w:t>
+      </w:r>
+    </w:p>
+    <w:p/>
+    <w:p/>
     <w:p>
       <w:pPr>
         <w:ind w:firstLine="720"/>
@@ -49109,7 +49120,6 @@
     <w:rsid w:val="0024320B"/>
     <w:rsid w:val="00413C3B"/>
     <w:rsid w:val="0063133B"/>
-    <w:rsid w:val="00715463"/>
     <w:rsid w:val="0072317D"/>
     <w:rsid w:val="007B47C5"/>
     <w:rsid w:val="00844611"/>
@@ -49118,6 +49128,7 @@
     <w:rsid w:val="00B8483B"/>
     <w:rsid w:val="00CE3EC1"/>
     <w:rsid w:val="00D050A3"/>
+    <w:rsid w:val="00D360BF"/>
     <w:rsid w:val="00EF4327"/>
     <w:rsid w:val="00F924A7"/>
   </w:rsids>

--- a/Paper/BDA_AES.docx
+++ b/Paper/BDA_AES.docx
@@ -46021,11 +46021,74 @@
         <w:pStyle w:val="Heading2"/>
       </w:pPr>
       <w:r>
-        <w:t>DEPLASAREA COLOANELOR</w:t>
+        <w:t xml:space="preserve">DEPLASAREA </w:t>
+      </w:r>
+      <w:r>
+        <w:t>LINIILOR</w:t>
       </w:r>
     </w:p>
     <w:p/>
-    <w:p/>
+    <w:p>
+      <w:pPr>
+        <w:ind w:firstLine="576"/>
+        <w:jc w:val="both"/>
+        <w:rPr>
+          <w:rFonts w:ascii="Arial" w:hAnsi="Arial" w:cs="Arial"/>
+          <w:sz w:val="24"/>
+          <w:szCs w:val="24"/>
+        </w:rPr>
+      </w:pPr>
+      <w:r>
+        <w:rPr>
+          <w:rFonts w:ascii="Arial" w:hAnsi="Arial" w:cs="Arial"/>
+          <w:sz w:val="24"/>
+          <w:szCs w:val="24"/>
+        </w:rPr>
+        <w:t xml:space="preserve">Procedura de deplasare a </w:t>
+      </w:r>
+      <w:r>
+        <w:rPr>
+          <w:rFonts w:ascii="Arial" w:hAnsi="Arial" w:cs="Arial"/>
+          <w:sz w:val="24"/>
+          <w:szCs w:val="24"/>
+        </w:rPr>
+        <w:t>liniilor</w:t>
+      </w:r>
+      <w:r>
+        <w:rPr>
+          <w:rFonts w:ascii="Arial" w:hAnsi="Arial" w:cs="Arial"/>
+          <w:sz w:val="24"/>
+          <w:szCs w:val="24"/>
+        </w:rPr>
+        <w:t xml:space="preserve"> este o operație </w:t>
+      </w:r>
+      <w:proofErr w:type="spellStart"/>
+      <w:r>
+        <w:rPr>
+          <w:rFonts w:ascii="Arial" w:hAnsi="Arial" w:cs="Arial"/>
+          <w:sz w:val="24"/>
+          <w:szCs w:val="24"/>
+        </w:rPr>
+        <w:t>combinațională</w:t>
+      </w:r>
+      <w:proofErr w:type="spellEnd"/>
+      <w:r>
+        <w:rPr>
+          <w:rFonts w:ascii="Arial" w:hAnsi="Arial" w:cs="Arial"/>
+          <w:sz w:val="24"/>
+          <w:szCs w:val="24"/>
+        </w:rPr>
+        <w:t xml:space="preserve"> de complexitate redusă.</w:t>
+      </w:r>
+      <w:r>
+        <w:rPr>
+          <w:rFonts w:ascii="Arial" w:hAnsi="Arial" w:cs="Arial"/>
+          <w:sz w:val="24"/>
+          <w:szCs w:val="24"/>
+        </w:rPr>
+        <w:t xml:space="preserve"> La nivelul logic, cea mai favorabilă implementare este simpla reasociere a octeților în noile poziții specificate. </w:t>
+      </w:r>
+    </w:p>
     <w:p>
       <w:pPr>
         <w:ind w:firstLine="720"/>
@@ -46036,6 +46099,22 @@
           <w:szCs w:val="24"/>
         </w:rPr>
       </w:pPr>
+      <w:r>
+        <w:rPr>
+          <w:rFonts w:ascii="Arial" w:hAnsi="Arial" w:cs="Arial"/>
+          <w:sz w:val="24"/>
+          <w:szCs w:val="24"/>
+        </w:rPr>
+        <w:t xml:space="preserve">Deoarece nu sunt necesare operații aritmetice sau elemente de memorare, transformarea poate fi realizată exclusiv prin conexiuni între pozițiile corespunzătoare ale matricei de stare, fără introducerea unor resurse hardware </w:t>
+      </w:r>
+      <w:r>
+        <w:rPr>
+          <w:rFonts w:ascii="Arial" w:hAnsi="Arial" w:cs="Arial"/>
+          <w:sz w:val="24"/>
+          <w:szCs w:val="24"/>
+        </w:rPr>
+        <w:t>suplimentar.</w:t>
+      </w:r>
     </w:p>
     <w:p>
       <w:pPr>
@@ -46047,6 +46126,140 @@
           <w:szCs w:val="24"/>
         </w:rPr>
       </w:pPr>
+      <w:proofErr w:type="spellStart"/>
+      <w:r>
+        <w:rPr>
+          <w:rFonts w:ascii="Arial" w:hAnsi="Arial" w:cs="Arial"/>
+          <w:sz w:val="24"/>
+          <w:szCs w:val="24"/>
+        </w:rPr>
+        <w:t>Bineînteles</w:t>
+      </w:r>
+      <w:proofErr w:type="spellEnd"/>
+      <w:r>
+        <w:rPr>
+          <w:rFonts w:ascii="Arial" w:hAnsi="Arial" w:cs="Arial"/>
+          <w:sz w:val="24"/>
+          <w:szCs w:val="24"/>
+        </w:rPr>
+        <w:t xml:space="preserve">, acest tip de implementare, pur </w:t>
+      </w:r>
+      <w:r>
+        <w:rPr>
+          <w:rFonts w:ascii="Arial" w:hAnsi="Arial" w:cs="Arial"/>
+          <w:sz w:val="24"/>
+          <w:szCs w:val="24"/>
+        </w:rPr>
+        <w:t>asociativ</w:t>
+      </w:r>
+      <w:r>
+        <w:rPr>
+          <w:rFonts w:ascii="Arial" w:hAnsi="Arial" w:cs="Arial"/>
+          <w:sz w:val="24"/>
+          <w:szCs w:val="24"/>
+        </w:rPr>
+        <w:t xml:space="preserve">, nu reprezintă singurul mod de proiectare a operației de </w:t>
+      </w:r>
+      <w:r>
+        <w:rPr>
+          <w:rFonts w:ascii="Arial" w:hAnsi="Arial" w:cs="Arial"/>
+          <w:sz w:val="24"/>
+          <w:szCs w:val="24"/>
+        </w:rPr>
+        <w:t>deplasare. De exemplu, este posibilă asocierea tuturor conduitelor logice asociate vectorilor matricei de stare într-o structură continuă de 128 de biți. Pe urmă, acest vector agregat poate fi deplasat prin intermediul unor</w:t>
+      </w:r>
+      <w:r>
+        <w:rPr>
+          <w:rFonts w:ascii="Arial" w:hAnsi="Arial" w:cs="Arial"/>
+          <w:sz w:val="24"/>
+          <w:szCs w:val="24"/>
+        </w:rPr>
+        <w:t xml:space="preserve"> </w:t>
+      </w:r>
+      <w:r>
+        <w:rPr>
+          <w:rFonts w:ascii="Arial" w:hAnsi="Arial" w:cs="Arial"/>
+          <w:sz w:val="24"/>
+          <w:szCs w:val="24"/>
+        </w:rPr>
+        <w:t>structuri</w:t>
+      </w:r>
+      <w:r>
+        <w:rPr>
+          <w:rFonts w:ascii="Arial" w:hAnsi="Arial" w:cs="Arial"/>
+          <w:sz w:val="24"/>
+          <w:szCs w:val="24"/>
+        </w:rPr>
+        <w:t xml:space="preserve"> de </w:t>
+      </w:r>
+      <w:r>
+        <w:rPr>
+          <w:rFonts w:ascii="Arial" w:hAnsi="Arial" w:cs="Arial"/>
+          <w:sz w:val="24"/>
+          <w:szCs w:val="24"/>
+        </w:rPr>
+        <w:t xml:space="preserve">deplasare </w:t>
+      </w:r>
+      <w:r>
+        <w:rPr>
+          <w:rFonts w:ascii="Arial" w:hAnsi="Arial" w:cs="Arial"/>
+          <w:sz w:val="24"/>
+          <w:szCs w:val="24"/>
+        </w:rPr>
+        <w:t xml:space="preserve">ce poartă numele de </w:t>
+      </w:r>
+      <w:proofErr w:type="spellStart"/>
+      <w:r>
+        <w:rPr>
+          <w:rFonts w:ascii="Arial" w:hAnsi="Arial" w:cs="Arial"/>
+          <w:i/>
+          <w:iCs/>
+          <w:sz w:val="24"/>
+          <w:szCs w:val="24"/>
+        </w:rPr>
+        <w:t>barrel</w:t>
+      </w:r>
+      <w:proofErr w:type="spellEnd"/>
+      <w:r>
+        <w:rPr>
+          <w:rFonts w:ascii="Arial" w:hAnsi="Arial" w:cs="Arial"/>
+          <w:i/>
+          <w:iCs/>
+          <w:sz w:val="24"/>
+          <w:szCs w:val="24"/>
+        </w:rPr>
+        <w:t xml:space="preserve"> </w:t>
+      </w:r>
+      <w:proofErr w:type="spellStart"/>
+      <w:r>
+        <w:rPr>
+          <w:rFonts w:ascii="Arial" w:hAnsi="Arial" w:cs="Arial"/>
+          <w:i/>
+          <w:iCs/>
+          <w:sz w:val="24"/>
+          <w:szCs w:val="24"/>
+        </w:rPr>
+        <w:t>shift</w:t>
+      </w:r>
+      <w:r>
+        <w:rPr>
+          <w:rFonts w:ascii="Arial" w:hAnsi="Arial" w:cs="Arial"/>
+          <w:i/>
+          <w:iCs/>
+          <w:sz w:val="24"/>
+          <w:szCs w:val="24"/>
+        </w:rPr>
+        <w:t>er</w:t>
+      </w:r>
+      <w:proofErr w:type="spellEnd"/>
+      <w:r>
+        <w:rPr>
+          <w:rFonts w:ascii="Arial" w:hAnsi="Arial" w:cs="Arial"/>
+          <w:sz w:val="24"/>
+          <w:szCs w:val="24"/>
+        </w:rPr>
+        <w:t>. Însă, în cazul de față, o astfel de implementare are complica în mod deliberat un proces caracterizat prin simplitatea operațiilor logice.</w:t>
+      </w:r>
     </w:p>
     <w:p>
       <w:pPr>
@@ -46058,12 +46271,324 @@
           <w:szCs w:val="24"/>
         </w:rPr>
       </w:pPr>
+      <w:r>
+        <w:rPr>
+          <w:rFonts w:ascii="Arial" w:hAnsi="Arial" w:cs="Arial"/>
+          <w:sz w:val="24"/>
+          <w:szCs w:val="24"/>
+        </w:rPr>
+        <w:t xml:space="preserve">Entitatea </w:t>
+      </w:r>
+      <w:proofErr w:type="spellStart"/>
+      <w:r>
+        <w:rPr>
+          <w:rFonts w:ascii="Arial" w:hAnsi="Arial" w:cs="Arial"/>
+          <w:i/>
+          <w:iCs/>
+          <w:sz w:val="24"/>
+          <w:szCs w:val="24"/>
+        </w:rPr>
+        <w:t>mixRows</w:t>
+      </w:r>
+      <w:proofErr w:type="spellEnd"/>
+      <w:r>
+        <w:rPr>
+          <w:rFonts w:ascii="Arial" w:hAnsi="Arial" w:cs="Arial"/>
+          <w:i/>
+          <w:iCs/>
+          <w:sz w:val="24"/>
+          <w:szCs w:val="24"/>
+        </w:rPr>
+        <w:t xml:space="preserve"> </w:t>
+      </w:r>
+      <w:r>
+        <w:rPr>
+          <w:rFonts w:ascii="Arial" w:hAnsi="Arial" w:cs="Arial"/>
+          <w:sz w:val="24"/>
+          <w:szCs w:val="24"/>
+        </w:rPr>
+        <w:t xml:space="preserve">și arhitectura aferentă </w:t>
+      </w:r>
+      <w:r>
+        <w:rPr>
+          <w:rFonts w:ascii="Arial" w:hAnsi="Arial" w:cs="Arial"/>
+          <w:sz w:val="24"/>
+          <w:szCs w:val="24"/>
+        </w:rPr>
+        <w:t>sunt prezentate în cadrul secvenței de cod 5.11.</w:t>
+      </w:r>
+      <w:r>
+        <w:rPr>
+          <w:rFonts w:ascii="Arial" w:hAnsi="Arial" w:cs="Arial"/>
+          <w:sz w:val="24"/>
+          <w:szCs w:val="24"/>
+        </w:rPr>
+        <w:t xml:space="preserve"> Operațiile aferente fiecărei </w:t>
+      </w:r>
+      <w:r>
+        <w:rPr>
+          <w:rFonts w:ascii="Arial" w:hAnsi="Arial" w:cs="Arial"/>
+          <w:sz w:val="24"/>
+          <w:szCs w:val="24"/>
+        </w:rPr>
+        <w:t>linii</w:t>
+      </w:r>
+      <w:r>
+        <w:rPr>
+          <w:rFonts w:ascii="Arial" w:hAnsi="Arial" w:cs="Arial"/>
+          <w:sz w:val="24"/>
+          <w:szCs w:val="24"/>
+        </w:rPr>
+        <w:t xml:space="preserve"> sunt adnotate pentru o mai bună înțelegere structurală.</w:t>
+      </w:r>
+    </w:p>
+    <w:p>
+      <w:pPr>
+        <w:ind w:firstLine="720"/>
+        <w:jc w:val="both"/>
+        <w:rPr>
+          <w:rFonts w:ascii="Arial" w:hAnsi="Arial" w:cs="Arial"/>
+          <w:sz w:val="24"/>
+          <w:szCs w:val="24"/>
+        </w:rPr>
+      </w:pPr>
+    </w:p>
+    <w:p>
+      <w:pPr>
+        <w:ind w:firstLine="720"/>
+        <w:jc w:val="both"/>
+        <w:rPr>
+          <w:rFonts w:ascii="Arial" w:hAnsi="Arial" w:cs="Arial"/>
+          <w:sz w:val="24"/>
+          <w:szCs w:val="24"/>
+        </w:rPr>
+      </w:pPr>
+    </w:p>
+    <w:p>
+      <w:pPr>
+        <w:keepNext/>
+        <w:ind w:firstLine="720"/>
+        <w:jc w:val="center"/>
+      </w:pPr>
+      <w:r>
+        <w:rPr>
+          <w:rFonts w:ascii="Arial" w:hAnsi="Arial" w:cs="Arial"/>
+          <w:noProof/>
+          <w:sz w:val="24"/>
+          <w:szCs w:val="24"/>
+        </w:rPr>
+        <w:drawing>
+          <wp:inline distT="0" distB="0" distL="0" distR="0" wp14:anchorId="6DEAA119" wp14:editId="6CDA177D">
+            <wp:extent cx="2542256" cy="3914775"/>
+            <wp:effectExtent l="0" t="0" r="0" b="0"/>
+            <wp:docPr id="66461347" name="Picture 5"/>
+            <wp:cNvGraphicFramePr>
+              <a:graphicFrameLocks xmlns:a="http://schemas.openxmlformats.org/drawingml/2006/main" noChangeAspect="1"/>
+            </wp:cNvGraphicFramePr>
+            <a:graphic xmlns:a="http://schemas.openxmlformats.org/drawingml/2006/main">
+              <a:graphicData uri="http://schemas.openxmlformats.org/drawingml/2006/picture">
+                <pic:pic xmlns:pic="http://schemas.openxmlformats.org/drawingml/2006/picture">
+                  <pic:nvPicPr>
+                    <pic:cNvPr id="66461347" name="Picture 66461347"/>
+                    <pic:cNvPicPr/>
+                  </pic:nvPicPr>
+                  <pic:blipFill>
+                    <a:blip r:embed="rId58">
+                      <a:extLst>
+                        <a:ext uri="{28A0092B-C50C-407E-A947-70E740481C1C}">
+                          <a14:useLocalDpi xmlns:a14="http://schemas.microsoft.com/office/drawing/2010/main" val="0"/>
+                        </a:ext>
+                      </a:extLst>
+                    </a:blip>
+                    <a:stretch>
+                      <a:fillRect/>
+                    </a:stretch>
+                  </pic:blipFill>
+                  <pic:spPr>
+                    <a:xfrm>
+                      <a:off x="0" y="0"/>
+                      <a:ext cx="2552955" cy="3931251"/>
+                    </a:xfrm>
+                    <a:prstGeom prst="rect">
+                      <a:avLst/>
+                    </a:prstGeom>
+                  </pic:spPr>
+                </pic:pic>
+              </a:graphicData>
+            </a:graphic>
+          </wp:inline>
+        </w:drawing>
+      </w:r>
+    </w:p>
+    <w:p>
+      <w:pPr>
+        <w:pStyle w:val="Caption"/>
+        <w:jc w:val="center"/>
+        <w:rPr>
+          <w:rFonts w:asciiTheme="minorBidi" w:hAnsiTheme="minorBidi"/>
+          <w:color w:val="auto"/>
+          <w:sz w:val="20"/>
+          <w:szCs w:val="20"/>
+        </w:rPr>
+      </w:pPr>
+      <w:r>
+        <w:rPr>
+          <w:rFonts w:asciiTheme="minorBidi" w:hAnsiTheme="minorBidi"/>
+          <w:color w:val="auto"/>
+          <w:sz w:val="20"/>
+          <w:szCs w:val="20"/>
+        </w:rPr>
+        <w:t xml:space="preserve">Secvența de cod </w:t>
+      </w:r>
+      <w:r>
+        <w:rPr>
+          <w:rFonts w:asciiTheme="minorBidi" w:hAnsiTheme="minorBidi"/>
+          <w:color w:val="auto"/>
+          <w:sz w:val="20"/>
+          <w:szCs w:val="20"/>
+        </w:rPr>
+        <w:fldChar w:fldCharType="begin"/>
+      </w:r>
+      <w:r>
+        <w:rPr>
+          <w:rFonts w:asciiTheme="minorBidi" w:hAnsiTheme="minorBidi"/>
+          <w:color w:val="auto"/>
+          <w:sz w:val="20"/>
+          <w:szCs w:val="20"/>
+        </w:rPr>
+        <w:instrText xml:space="preserve"> STYLEREF 1 \s </w:instrText>
+      </w:r>
+      <w:r>
+        <w:rPr>
+          <w:rFonts w:asciiTheme="minorBidi" w:hAnsiTheme="minorBidi"/>
+          <w:color w:val="auto"/>
+          <w:sz w:val="20"/>
+          <w:szCs w:val="20"/>
+        </w:rPr>
+        <w:fldChar w:fldCharType="separate"/>
+      </w:r>
+      <w:r>
+        <w:rPr>
+          <w:rFonts w:asciiTheme="minorBidi" w:hAnsiTheme="minorBidi"/>
+          <w:noProof/>
+          <w:color w:val="auto"/>
+          <w:sz w:val="20"/>
+          <w:szCs w:val="20"/>
+          <w:cs/>
+        </w:rPr>
+        <w:t>‎</w:t>
+      </w:r>
+      <w:r>
+        <w:rPr>
+          <w:rFonts w:asciiTheme="minorBidi" w:hAnsiTheme="minorBidi"/>
+          <w:noProof/>
+          <w:color w:val="auto"/>
+          <w:sz w:val="20"/>
+          <w:szCs w:val="20"/>
+        </w:rPr>
+        <w:t>5</w:t>
+      </w:r>
+      <w:r>
+        <w:rPr>
+          <w:rFonts w:asciiTheme="minorBidi" w:hAnsiTheme="minorBidi"/>
+          <w:color w:val="auto"/>
+          <w:sz w:val="20"/>
+          <w:szCs w:val="20"/>
+        </w:rPr>
+        <w:fldChar w:fldCharType="end"/>
+      </w:r>
+      <w:r>
+        <w:rPr>
+          <w:rFonts w:asciiTheme="minorBidi" w:hAnsiTheme="minorBidi"/>
+          <w:color w:val="auto"/>
+          <w:sz w:val="20"/>
+          <w:szCs w:val="20"/>
+        </w:rPr>
+        <w:t>.</w:t>
+      </w:r>
+      <w:r>
+        <w:rPr>
+          <w:rFonts w:asciiTheme="minorBidi" w:hAnsiTheme="minorBidi"/>
+          <w:color w:val="auto"/>
+          <w:sz w:val="20"/>
+          <w:szCs w:val="20"/>
+        </w:rPr>
+        <w:fldChar w:fldCharType="begin"/>
+      </w:r>
+      <w:r>
+        <w:rPr>
+          <w:rFonts w:asciiTheme="minorBidi" w:hAnsiTheme="minorBidi"/>
+          <w:color w:val="auto"/>
+          <w:sz w:val="20"/>
+          <w:szCs w:val="20"/>
+        </w:rPr>
+        <w:instrText xml:space="preserve"> SEQ Secvența_de_cod \* ARABIC \s 1 </w:instrText>
+      </w:r>
+      <w:r>
+        <w:rPr>
+          <w:rFonts w:asciiTheme="minorBidi" w:hAnsiTheme="minorBidi"/>
+          <w:color w:val="auto"/>
+          <w:sz w:val="20"/>
+          <w:szCs w:val="20"/>
+        </w:rPr>
+        <w:fldChar w:fldCharType="separate"/>
+      </w:r>
+      <w:r>
+        <w:rPr>
+          <w:rFonts w:asciiTheme="minorBidi" w:hAnsiTheme="minorBidi"/>
+          <w:noProof/>
+          <w:color w:val="auto"/>
+          <w:sz w:val="20"/>
+          <w:szCs w:val="20"/>
+        </w:rPr>
+        <w:t>11</w:t>
+      </w:r>
+      <w:r>
+        <w:rPr>
+          <w:rFonts w:asciiTheme="minorBidi" w:hAnsiTheme="minorBidi"/>
+          <w:color w:val="auto"/>
+          <w:sz w:val="20"/>
+          <w:szCs w:val="20"/>
+        </w:rPr>
+        <w:fldChar w:fldCharType="end"/>
+      </w:r>
+      <w:r>
+        <w:rPr>
+          <w:rFonts w:asciiTheme="minorBidi" w:hAnsiTheme="minorBidi"/>
+          <w:color w:val="auto"/>
+          <w:sz w:val="20"/>
+          <w:szCs w:val="20"/>
+        </w:rPr>
+        <w:t xml:space="preserve"> Entitatea și arhitectura procedurii de deplasare a liniilor</w:t>
+      </w:r>
+    </w:p>
+    <w:p>
+      <w:pPr>
+        <w:ind w:firstLine="720"/>
+        <w:jc w:val="both"/>
+        <w:rPr>
+          <w:rFonts w:ascii="Arial" w:hAnsi="Arial" w:cs="Arial"/>
+          <w:sz w:val="24"/>
+          <w:szCs w:val="24"/>
+        </w:rPr>
+      </w:pPr>
+    </w:p>
+    <w:p>
+      <w:pPr>
+        <w:ind w:firstLine="720"/>
+        <w:jc w:val="both"/>
+        <w:rPr>
+          <w:rFonts w:ascii="Arial" w:hAnsi="Arial" w:cs="Arial"/>
+          <w:sz w:val="24"/>
+          <w:szCs w:val="24"/>
+        </w:rPr>
+      </w:pPr>
     </w:p>
     <w:sectPr>
-      <w:headerReference w:type="default" r:id="rId58"/>
-      <w:footerReference w:type="default" r:id="rId59"/>
-      <w:headerReference w:type="first" r:id="rId60"/>
-      <w:footerReference w:type="first" r:id="rId61"/>
+      <w:headerReference w:type="default" r:id="rId59"/>
+      <w:footerReference w:type="default" r:id="rId60"/>
+      <w:headerReference w:type="first" r:id="rId61"/>
+      <w:footerReference w:type="first" r:id="rId62"/>
       <w:pgSz w:w="11907" w:h="16840" w:code="9"/>
       <w:pgMar w:top="1418" w:right="1134" w:bottom="1134" w:left="1134" w:header="706" w:footer="778" w:gutter="0"/>
       <w:pgNumType w:start="0"/>
@@ -49126,9 +49651,9 @@
     <w:rsid w:val="009A561F"/>
     <w:rsid w:val="009F1A76"/>
     <w:rsid w:val="00B8483B"/>
+    <w:rsid w:val="00CD04A6"/>
     <w:rsid w:val="00CE3EC1"/>
     <w:rsid w:val="00D050A3"/>
-    <w:rsid w:val="00D360BF"/>
     <w:rsid w:val="00EF4327"/>
     <w:rsid w:val="00F924A7"/>
   </w:rsids>

--- a/Paper/BDA_AES.docx
+++ b/Paper/BDA_AES.docx
@@ -46288,7 +46288,17 @@
           <w:sz w:val="24"/>
           <w:szCs w:val="24"/>
         </w:rPr>
-        <w:t>mixRows</w:t>
+        <w:t>M</w:t>
+      </w:r>
+      <w:r>
+        <w:rPr>
+          <w:rFonts w:ascii="Arial" w:hAnsi="Arial" w:cs="Arial"/>
+          <w:i/>
+          <w:iCs/>
+          <w:sz w:val="24"/>
+          <w:szCs w:val="24"/>
+        </w:rPr>
+        <w:t>ixRows</w:t>
       </w:r>
       <w:proofErr w:type="spellEnd"/>
       <w:r>
@@ -46378,8 +46388,8 @@
           <w:szCs w:val="24"/>
         </w:rPr>
         <w:drawing>
-          <wp:inline distT="0" distB="0" distL="0" distR="0" wp14:anchorId="6DEAA119" wp14:editId="6CDA177D">
-            <wp:extent cx="2542256" cy="3914775"/>
+          <wp:inline distT="0" distB="0" distL="0" distR="0" wp14:anchorId="6DEAA119" wp14:editId="00E8EF6E">
+            <wp:extent cx="2676525" cy="4441372"/>
             <wp:effectExtent l="0" t="0" r="0" b="0"/>
             <wp:docPr id="66461347" name="Picture 5"/>
             <wp:cNvGraphicFramePr>
@@ -46407,7 +46417,7 @@
                   <pic:spPr>
                     <a:xfrm>
                       <a:off x="0" y="0"/>
-                      <a:ext cx="2552955" cy="3931251"/>
+                      <a:ext cx="2684378" cy="4454404"/>
                     </a:xfrm>
                     <a:prstGeom prst="rect">
                       <a:avLst/>
@@ -46562,20 +46572,23 @@
         <w:t xml:space="preserve"> Entitatea și arhitectura procedurii de deplasare a liniilor</w:t>
       </w:r>
     </w:p>
-    <w:p>
-      <w:pPr>
-        <w:ind w:firstLine="720"/>
+    <w:p/>
+    <w:p>
+      <w:pPr>
+        <w:pStyle w:val="Heading2"/>
+      </w:pPr>
+      <w:r>
+        <w:t>DEPLASAREA INVERSĂ A LINIILOR</w:t>
+      </w:r>
+    </w:p>
+    <w:p>
+      <w:pPr>
         <w:jc w:val="both"/>
-        <w:rPr>
-          <w:rFonts w:ascii="Arial" w:hAnsi="Arial" w:cs="Arial"/>
-          <w:sz w:val="24"/>
-          <w:szCs w:val="24"/>
-        </w:rPr>
-      </w:pPr>
-    </w:p>
-    <w:p>
-      <w:pPr>
-        <w:ind w:firstLine="720"/>
+      </w:pPr>
+    </w:p>
+    <w:p>
+      <w:pPr>
+        <w:ind w:firstLine="576"/>
         <w:jc w:val="both"/>
         <w:rPr>
           <w:rFonts w:ascii="Arial" w:hAnsi="Arial" w:cs="Arial"/>
@@ -46583,12 +46596,387 @@
           <w:szCs w:val="24"/>
         </w:rPr>
       </w:pPr>
-    </w:p>
+      <w:r>
+        <w:rPr>
+          <w:rFonts w:ascii="Arial" w:hAnsi="Arial" w:cs="Arial"/>
+          <w:sz w:val="24"/>
+          <w:szCs w:val="24"/>
+        </w:rPr>
+        <w:t xml:space="preserve">Deplasarea inversă a liniilor reprezintă operația inversă transformării </w:t>
+      </w:r>
+      <w:proofErr w:type="spellStart"/>
+      <w:r>
+        <w:rPr>
+          <w:rFonts w:ascii="Arial" w:hAnsi="Arial" w:cs="Arial"/>
+          <w:sz w:val="24"/>
+          <w:szCs w:val="24"/>
+        </w:rPr>
+        <w:t>ShiftRows</w:t>
+      </w:r>
+      <w:proofErr w:type="spellEnd"/>
+      <w:r>
+        <w:rPr>
+          <w:rFonts w:ascii="Arial" w:hAnsi="Arial" w:cs="Arial"/>
+          <w:sz w:val="24"/>
+          <w:szCs w:val="24"/>
+        </w:rPr>
+        <w:t xml:space="preserve"> și are rolul de a readuce octeții matricei de stare în pozițiile anterioare aplicării acesteia. Implementarea hardware păstrează aceeași complexitate redusă, fiind realizată prin reasocierea directă a octeților conform deplasărilor ciclice inverse. Astfel, prima linie rămâne nemodificată, iar următoarele trei linii sunt deplasate circular spre dreapta cu una, două, respectiv trei poziții.</w:t>
+      </w:r>
+    </w:p>
+    <w:p>
+      <w:pPr>
+        <w:ind w:firstLine="576"/>
+        <w:jc w:val="both"/>
+        <w:rPr>
+          <w:rFonts w:ascii="Arial" w:hAnsi="Arial" w:cs="Arial"/>
+          <w:sz w:val="24"/>
+          <w:szCs w:val="24"/>
+        </w:rPr>
+      </w:pPr>
+      <w:r>
+        <w:rPr>
+          <w:rFonts w:ascii="Arial" w:hAnsi="Arial" w:cs="Arial"/>
+          <w:sz w:val="24"/>
+          <w:szCs w:val="24"/>
+        </w:rPr>
+        <w:t xml:space="preserve">Entitatea </w:t>
+      </w:r>
+      <w:proofErr w:type="spellStart"/>
+      <w:r>
+        <w:rPr>
+          <w:rFonts w:ascii="Arial" w:hAnsi="Arial" w:cs="Arial"/>
+          <w:sz w:val="24"/>
+          <w:szCs w:val="24"/>
+        </w:rPr>
+        <w:t>Inv</w:t>
+      </w:r>
+      <w:r>
+        <w:rPr>
+          <w:rFonts w:ascii="Arial" w:hAnsi="Arial" w:cs="Arial"/>
+          <w:i/>
+          <w:iCs/>
+          <w:sz w:val="24"/>
+          <w:szCs w:val="24"/>
+        </w:rPr>
+        <w:t>Shift</w:t>
+      </w:r>
+      <w:r>
+        <w:rPr>
+          <w:rFonts w:ascii="Arial" w:hAnsi="Arial" w:cs="Arial"/>
+          <w:i/>
+          <w:iCs/>
+          <w:sz w:val="24"/>
+          <w:szCs w:val="24"/>
+        </w:rPr>
+        <w:t>Rows</w:t>
+      </w:r>
+      <w:proofErr w:type="spellEnd"/>
+      <w:r>
+        <w:rPr>
+          <w:rFonts w:ascii="Arial" w:hAnsi="Arial" w:cs="Arial"/>
+          <w:i/>
+          <w:iCs/>
+          <w:sz w:val="24"/>
+          <w:szCs w:val="24"/>
+        </w:rPr>
+        <w:t xml:space="preserve"> </w:t>
+      </w:r>
+      <w:r>
+        <w:rPr>
+          <w:rFonts w:ascii="Arial" w:hAnsi="Arial" w:cs="Arial"/>
+          <w:sz w:val="24"/>
+          <w:szCs w:val="24"/>
+        </w:rPr>
+        <w:t>și arhitectura aferentă sunt prezentate în cadrul secvenței de cod 5.1</w:t>
+      </w:r>
+      <w:r>
+        <w:rPr>
+          <w:rFonts w:ascii="Arial" w:hAnsi="Arial" w:cs="Arial"/>
+          <w:sz w:val="24"/>
+          <w:szCs w:val="24"/>
+        </w:rPr>
+        <w:t>2</w:t>
+      </w:r>
+      <w:r>
+        <w:rPr>
+          <w:rFonts w:ascii="Arial" w:hAnsi="Arial" w:cs="Arial"/>
+          <w:sz w:val="24"/>
+          <w:szCs w:val="24"/>
+        </w:rPr>
+        <w:t>.</w:t>
+      </w:r>
+      <w:r>
+        <w:rPr>
+          <w:rFonts w:ascii="Arial" w:hAnsi="Arial" w:cs="Arial"/>
+          <w:sz w:val="24"/>
+          <w:szCs w:val="24"/>
+        </w:rPr>
+        <w:t xml:space="preserve"> De asemenea, este important de menționat faptul că este posibilă utilizarea unei structuri semantice </w:t>
+      </w:r>
+      <w:r>
+        <w:rPr>
+          <w:rFonts w:ascii="Arial" w:hAnsi="Arial" w:cs="Arial"/>
+          <w:i/>
+          <w:iCs/>
+          <w:sz w:val="24"/>
+          <w:szCs w:val="24"/>
+        </w:rPr>
+        <w:t>for generate</w:t>
+      </w:r>
+      <w:r>
+        <w:rPr>
+          <w:rFonts w:ascii="Arial" w:hAnsi="Arial" w:cs="Arial"/>
+          <w:sz w:val="24"/>
+          <w:szCs w:val="24"/>
+        </w:rPr>
+        <w:t xml:space="preserve"> cu scopul de a evita utilizarea instrucțiunilor lingvistice repetitive de atribuire.</w:t>
+      </w:r>
+    </w:p>
+    <w:p>
+      <w:pPr>
+        <w:ind w:firstLine="576"/>
+        <w:jc w:val="both"/>
+        <w:rPr>
+          <w:rFonts w:ascii="Arial" w:hAnsi="Arial" w:cs="Arial"/>
+          <w:sz w:val="24"/>
+          <w:szCs w:val="24"/>
+        </w:rPr>
+      </w:pPr>
+    </w:p>
+    <w:p>
+      <w:pPr>
+        <w:jc w:val="both"/>
+        <w:rPr>
+          <w:rFonts w:ascii="Arial" w:hAnsi="Arial" w:cs="Arial"/>
+          <w:sz w:val="24"/>
+          <w:szCs w:val="24"/>
+        </w:rPr>
+      </w:pPr>
+    </w:p>
+    <w:p>
+      <w:pPr>
+        <w:jc w:val="both"/>
+        <w:rPr>
+          <w:rFonts w:ascii="Arial" w:hAnsi="Arial" w:cs="Arial"/>
+          <w:sz w:val="24"/>
+          <w:szCs w:val="24"/>
+        </w:rPr>
+      </w:pPr>
+    </w:p>
+    <w:p>
+      <w:pPr>
+        <w:keepNext/>
+        <w:ind w:firstLine="576"/>
+        <w:jc w:val="center"/>
+      </w:pPr>
+      <w:r>
+        <w:rPr>
+          <w:rFonts w:ascii="Arial" w:hAnsi="Arial" w:cs="Arial"/>
+          <w:noProof/>
+          <w:sz w:val="24"/>
+          <w:szCs w:val="24"/>
+        </w:rPr>
+        <w:drawing>
+          <wp:inline distT="0" distB="0" distL="0" distR="0" wp14:anchorId="625C7141" wp14:editId="39882A50">
+            <wp:extent cx="2553195" cy="4167144"/>
+            <wp:effectExtent l="0" t="0" r="0" b="5080"/>
+            <wp:docPr id="333675725" name="Picture 6"/>
+            <wp:cNvGraphicFramePr>
+              <a:graphicFrameLocks xmlns:a="http://schemas.openxmlformats.org/drawingml/2006/main" noChangeAspect="1"/>
+            </wp:cNvGraphicFramePr>
+            <a:graphic xmlns:a="http://schemas.openxmlformats.org/drawingml/2006/main">
+              <a:graphicData uri="http://schemas.openxmlformats.org/drawingml/2006/picture">
+                <pic:pic xmlns:pic="http://schemas.openxmlformats.org/drawingml/2006/picture">
+                  <pic:nvPicPr>
+                    <pic:cNvPr id="333675725" name="Picture 333675725"/>
+                    <pic:cNvPicPr/>
+                  </pic:nvPicPr>
+                  <pic:blipFill>
+                    <a:blip r:embed="rId59">
+                      <a:extLst>
+                        <a:ext uri="{28A0092B-C50C-407E-A947-70E740481C1C}">
+                          <a14:useLocalDpi xmlns:a14="http://schemas.microsoft.com/office/drawing/2010/main" val="0"/>
+                        </a:ext>
+                      </a:extLst>
+                    </a:blip>
+                    <a:stretch>
+                      <a:fillRect/>
+                    </a:stretch>
+                  </pic:blipFill>
+                  <pic:spPr>
+                    <a:xfrm>
+                      <a:off x="0" y="0"/>
+                      <a:ext cx="2573969" cy="4201050"/>
+                    </a:xfrm>
+                    <a:prstGeom prst="rect">
+                      <a:avLst/>
+                    </a:prstGeom>
+                  </pic:spPr>
+                </pic:pic>
+              </a:graphicData>
+            </a:graphic>
+          </wp:inline>
+        </w:drawing>
+      </w:r>
+    </w:p>
+    <w:p>
+      <w:pPr>
+        <w:pStyle w:val="Caption"/>
+        <w:jc w:val="center"/>
+        <w:rPr>
+          <w:rFonts w:ascii="Arial" w:hAnsi="Arial" w:cs="Arial"/>
+          <w:color w:val="auto"/>
+          <w:sz w:val="20"/>
+          <w:szCs w:val="20"/>
+        </w:rPr>
+      </w:pPr>
+      <w:r>
+        <w:rPr>
+          <w:rFonts w:ascii="Arial" w:hAnsi="Arial" w:cs="Arial"/>
+          <w:color w:val="auto"/>
+          <w:sz w:val="20"/>
+          <w:szCs w:val="20"/>
+        </w:rPr>
+        <w:t xml:space="preserve">      Secvența de cod </w:t>
+      </w:r>
+      <w:r>
+        <w:rPr>
+          <w:rFonts w:ascii="Arial" w:hAnsi="Arial" w:cs="Arial"/>
+          <w:color w:val="auto"/>
+          <w:sz w:val="20"/>
+          <w:szCs w:val="20"/>
+        </w:rPr>
+        <w:fldChar w:fldCharType="begin"/>
+      </w:r>
+      <w:r>
+        <w:rPr>
+          <w:rFonts w:ascii="Arial" w:hAnsi="Arial" w:cs="Arial"/>
+          <w:color w:val="auto"/>
+          <w:sz w:val="20"/>
+          <w:szCs w:val="20"/>
+        </w:rPr>
+        <w:instrText xml:space="preserve"> STYLEREF 1 \s </w:instrText>
+      </w:r>
+      <w:r>
+        <w:rPr>
+          <w:rFonts w:ascii="Arial" w:hAnsi="Arial" w:cs="Arial"/>
+          <w:color w:val="auto"/>
+          <w:sz w:val="20"/>
+          <w:szCs w:val="20"/>
+        </w:rPr>
+        <w:fldChar w:fldCharType="separate"/>
+      </w:r>
+      <w:r>
+        <w:rPr>
+          <w:rFonts w:ascii="Arial" w:hAnsi="Arial" w:cs="Arial"/>
+          <w:noProof/>
+          <w:color w:val="auto"/>
+          <w:sz w:val="20"/>
+          <w:szCs w:val="20"/>
+          <w:cs/>
+        </w:rPr>
+        <w:t>‎</w:t>
+      </w:r>
+      <w:r>
+        <w:rPr>
+          <w:rFonts w:ascii="Arial" w:hAnsi="Arial" w:cs="Arial"/>
+          <w:noProof/>
+          <w:color w:val="auto"/>
+          <w:sz w:val="20"/>
+          <w:szCs w:val="20"/>
+        </w:rPr>
+        <w:t>5</w:t>
+      </w:r>
+      <w:r>
+        <w:rPr>
+          <w:rFonts w:ascii="Arial" w:hAnsi="Arial" w:cs="Arial"/>
+          <w:color w:val="auto"/>
+          <w:sz w:val="20"/>
+          <w:szCs w:val="20"/>
+        </w:rPr>
+        <w:fldChar w:fldCharType="end"/>
+      </w:r>
+      <w:r>
+        <w:rPr>
+          <w:rFonts w:ascii="Arial" w:hAnsi="Arial" w:cs="Arial"/>
+          <w:color w:val="auto"/>
+          <w:sz w:val="20"/>
+          <w:szCs w:val="20"/>
+        </w:rPr>
+        <w:t>.</w:t>
+      </w:r>
+      <w:r>
+        <w:rPr>
+          <w:rFonts w:ascii="Arial" w:hAnsi="Arial" w:cs="Arial"/>
+          <w:color w:val="auto"/>
+          <w:sz w:val="20"/>
+          <w:szCs w:val="20"/>
+        </w:rPr>
+        <w:fldChar w:fldCharType="begin"/>
+      </w:r>
+      <w:r>
+        <w:rPr>
+          <w:rFonts w:ascii="Arial" w:hAnsi="Arial" w:cs="Arial"/>
+          <w:color w:val="auto"/>
+          <w:sz w:val="20"/>
+          <w:szCs w:val="20"/>
+        </w:rPr>
+        <w:instrText xml:space="preserve"> SEQ Secvența_de_cod \* ARABIC \s 1 </w:instrText>
+      </w:r>
+      <w:r>
+        <w:rPr>
+          <w:rFonts w:ascii="Arial" w:hAnsi="Arial" w:cs="Arial"/>
+          <w:color w:val="auto"/>
+          <w:sz w:val="20"/>
+          <w:szCs w:val="20"/>
+        </w:rPr>
+        <w:fldChar w:fldCharType="separate"/>
+      </w:r>
+      <w:r>
+        <w:rPr>
+          <w:rFonts w:ascii="Arial" w:hAnsi="Arial" w:cs="Arial"/>
+          <w:noProof/>
+          <w:color w:val="auto"/>
+          <w:sz w:val="20"/>
+          <w:szCs w:val="20"/>
+        </w:rPr>
+        <w:t>12</w:t>
+      </w:r>
+      <w:r>
+        <w:rPr>
+          <w:rFonts w:ascii="Arial" w:hAnsi="Arial" w:cs="Arial"/>
+          <w:color w:val="auto"/>
+          <w:sz w:val="20"/>
+          <w:szCs w:val="20"/>
+        </w:rPr>
+        <w:fldChar w:fldCharType="end"/>
+      </w:r>
+      <w:r>
+        <w:rPr>
+          <w:rFonts w:ascii="Arial" w:hAnsi="Arial" w:cs="Arial"/>
+          <w:color w:val="auto"/>
+          <w:sz w:val="20"/>
+          <w:szCs w:val="20"/>
+        </w:rPr>
+        <w:t xml:space="preserve"> Entitatea și arhitectura procedurii inverse de comutare a liniilor</w:t>
+      </w:r>
+    </w:p>
+    <w:p/>
+    <w:p>
+      <w:pPr>
+        <w:pStyle w:val="Heading2"/>
+      </w:pPr>
+      <w:r>
+        <w:t>AMESTECAREA COLOANELOR</w:t>
+      </w:r>
+    </w:p>
+    <w:p/>
+    <w:p/>
     <w:sectPr>
-      <w:headerReference w:type="default" r:id="rId59"/>
-      <w:footerReference w:type="default" r:id="rId60"/>
-      <w:headerReference w:type="first" r:id="rId61"/>
-      <w:footerReference w:type="first" r:id="rId62"/>
+      <w:headerReference w:type="default" r:id="rId60"/>
+      <w:footerReference w:type="default" r:id="rId61"/>
+      <w:headerReference w:type="first" r:id="rId62"/>
+      <w:footerReference w:type="first" r:id="rId63"/>
       <w:pgSz w:w="11907" w:h="16840" w:code="9"/>
       <w:pgMar w:top="1418" w:right="1134" w:bottom="1134" w:left="1134" w:header="706" w:footer="778" w:gutter="0"/>
       <w:pgNumType w:start="0"/>
@@ -49644,6 +50032,7 @@
     <w:rsid w:val="001D3BF4"/>
     <w:rsid w:val="0024320B"/>
     <w:rsid w:val="00413C3B"/>
+    <w:rsid w:val="005142A2"/>
     <w:rsid w:val="0063133B"/>
     <w:rsid w:val="0072317D"/>
     <w:rsid w:val="007B47C5"/>
@@ -49651,7 +50040,6 @@
     <w:rsid w:val="009A561F"/>
     <w:rsid w:val="009F1A76"/>
     <w:rsid w:val="00B8483B"/>
-    <w:rsid w:val="00CD04A6"/>
     <w:rsid w:val="00CE3EC1"/>
     <w:rsid w:val="00D050A3"/>
     <w:rsid w:val="00EF4327"/>

--- a/Paper/BDA_AES.docx
+++ b/Paper/BDA_AES.docx
@@ -46567,9 +46567,9 @@
           <w:noProof/>
         </w:rPr>
         <w:drawing>
-          <wp:inline distT="0" distB="0" distL="0" distR="0" wp14:anchorId="394EC625" wp14:editId="7475A2E9">
-            <wp:extent cx="4201111" cy="2124371"/>
-            <wp:effectExtent l="0" t="0" r="9525" b="9525"/>
+          <wp:inline distT="0" distB="0" distL="0" distR="0" wp14:anchorId="394EC625" wp14:editId="73FC7C81">
+            <wp:extent cx="3761117" cy="1901880"/>
+            <wp:effectExtent l="0" t="0" r="0" b="3175"/>
             <wp:docPr id="1886082825" name="Picture 10"/>
             <wp:cNvGraphicFramePr>
               <a:graphicFrameLocks xmlns:a="http://schemas.openxmlformats.org/drawingml/2006/main" noChangeAspect="1"/>
@@ -46596,7 +46596,7 @@
                   <pic:spPr>
                     <a:xfrm>
                       <a:off x="0" y="0"/>
-                      <a:ext cx="4201111" cy="2124371"/>
+                      <a:ext cx="3770303" cy="1906525"/>
                     </a:xfrm>
                     <a:prstGeom prst="rect">
                       <a:avLst/>
@@ -46752,6 +46752,297 @@
       </w:r>
     </w:p>
     <w:p/>
+    <w:p>
+      <w:pPr>
+        <w:ind w:firstLine="720"/>
+        <w:rPr>
+          <w:rFonts w:ascii="Arial" w:hAnsi="Arial" w:cs="Arial"/>
+          <w:sz w:val="24"/>
+          <w:szCs w:val="24"/>
+        </w:rPr>
+      </w:pPr>
+      <w:r>
+        <w:rPr>
+          <w:rFonts w:ascii="Arial" w:hAnsi="Arial" w:cs="Arial"/>
+          <w:sz w:val="24"/>
+          <w:szCs w:val="24"/>
+        </w:rPr>
+        <w:t>Entitatea și arhitectura aferentă procesului de transformare a coloanelor este prezentată prin intermediul secvenței de cod 5.16.</w:t>
+      </w:r>
+      <w:r>
+        <w:rPr>
+          <w:rFonts w:ascii="Arial" w:hAnsi="Arial" w:cs="Arial"/>
+          <w:sz w:val="24"/>
+          <w:szCs w:val="24"/>
+        </w:rPr>
+        <w:t xml:space="preserve"> Operațiile de înmulțire sunt </w:t>
+      </w:r>
+      <w:r>
+        <w:rPr>
+          <w:rFonts w:ascii="Arial" w:hAnsi="Arial" w:cs="Arial"/>
+          <w:sz w:val="24"/>
+          <w:szCs w:val="24"/>
+        </w:rPr>
+        <w:t>explicitate</w:t>
+      </w:r>
+      <w:r>
+        <w:rPr>
+          <w:rFonts w:ascii="Arial" w:hAnsi="Arial" w:cs="Arial"/>
+          <w:sz w:val="24"/>
+          <w:szCs w:val="24"/>
+        </w:rPr>
+        <w:t xml:space="preserve">, pentru fiecare coloane a matricei de stare, </w:t>
+      </w:r>
+      <w:r>
+        <w:rPr>
+          <w:rFonts w:ascii="Arial" w:hAnsi="Arial" w:cs="Arial"/>
+          <w:sz w:val="24"/>
+          <w:szCs w:val="24"/>
+        </w:rPr>
+        <w:t>în baza ecuației</w:t>
+      </w:r>
+      <w:r>
+        <w:rPr>
+          <w:rFonts w:ascii="Arial" w:hAnsi="Arial" w:cs="Arial"/>
+          <w:sz w:val="24"/>
+          <w:szCs w:val="24"/>
+        </w:rPr>
+        <w:t xml:space="preserve"> </w:t>
+      </w:r>
+      <w:r>
+        <w:rPr>
+          <w:rFonts w:ascii="Arial" w:hAnsi="Arial" w:cs="Arial"/>
+          <w:sz w:val="24"/>
+          <w:szCs w:val="24"/>
+        </w:rPr>
+        <w:t>3.4.</w:t>
+      </w:r>
+    </w:p>
+    <w:p>
+      <w:pPr>
+        <w:rPr>
+          <w:rFonts w:ascii="Arial" w:hAnsi="Arial" w:cs="Arial"/>
+          <w:sz w:val="24"/>
+          <w:szCs w:val="24"/>
+        </w:rPr>
+      </w:pPr>
+    </w:p>
+    <w:p>
+      <w:pPr>
+        <w:keepNext/>
+        <w:jc w:val="center"/>
+      </w:pPr>
+      <w:r>
+        <w:rPr>
+          <w:rFonts w:ascii="Arial" w:hAnsi="Arial" w:cs="Arial"/>
+          <w:noProof/>
+          <w:sz w:val="24"/>
+          <w:szCs w:val="24"/>
+        </w:rPr>
+        <w:drawing>
+          <wp:inline distT="0" distB="0" distL="0" distR="0" wp14:anchorId="07F5926F" wp14:editId="52DB6BDB">
+            <wp:extent cx="3802274" cy="2820838"/>
+            <wp:effectExtent l="0" t="0" r="8255" b="0"/>
+            <wp:docPr id="1714550931" name="Picture 11"/>
+            <wp:cNvGraphicFramePr>
+              <a:graphicFrameLocks xmlns:a="http://schemas.openxmlformats.org/drawingml/2006/main" noChangeAspect="1"/>
+            </wp:cNvGraphicFramePr>
+            <a:graphic xmlns:a="http://schemas.openxmlformats.org/drawingml/2006/main">
+              <a:graphicData uri="http://schemas.openxmlformats.org/drawingml/2006/picture">
+                <pic:pic xmlns:pic="http://schemas.openxmlformats.org/drawingml/2006/picture">
+                  <pic:nvPicPr>
+                    <pic:cNvPr id="1714550931" name="Picture 1714550931"/>
+                    <pic:cNvPicPr/>
+                  </pic:nvPicPr>
+                  <pic:blipFill>
+                    <a:blip r:embed="rId65">
+                      <a:extLst>
+                        <a:ext uri="{28A0092B-C50C-407E-A947-70E740481C1C}">
+                          <a14:useLocalDpi xmlns:a14="http://schemas.microsoft.com/office/drawing/2010/main" val="0"/>
+                        </a:ext>
+                      </a:extLst>
+                    </a:blip>
+                    <a:stretch>
+                      <a:fillRect/>
+                    </a:stretch>
+                  </pic:blipFill>
+                  <pic:spPr>
+                    <a:xfrm>
+                      <a:off x="0" y="0"/>
+                      <a:ext cx="3841326" cy="2849810"/>
+                    </a:xfrm>
+                    <a:prstGeom prst="rect">
+                      <a:avLst/>
+                    </a:prstGeom>
+                  </pic:spPr>
+                </pic:pic>
+              </a:graphicData>
+            </a:graphic>
+          </wp:inline>
+        </w:drawing>
+      </w:r>
+    </w:p>
+    <w:p>
+      <w:pPr>
+        <w:pStyle w:val="Caption"/>
+        <w:jc w:val="center"/>
+        <w:rPr>
+          <w:rFonts w:ascii="Arial" w:hAnsi="Arial" w:cs="Arial"/>
+          <w:color w:val="auto"/>
+          <w:sz w:val="28"/>
+          <w:szCs w:val="28"/>
+        </w:rPr>
+      </w:pPr>
+      <w:r>
+        <w:rPr>
+          <w:rFonts w:ascii="Arial" w:hAnsi="Arial" w:cs="Arial"/>
+          <w:color w:val="auto"/>
+          <w:sz w:val="20"/>
+          <w:szCs w:val="20"/>
+        </w:rPr>
+        <w:t xml:space="preserve">Secvența de cod </w:t>
+      </w:r>
+      <w:r>
+        <w:rPr>
+          <w:rFonts w:ascii="Arial" w:hAnsi="Arial" w:cs="Arial"/>
+          <w:color w:val="auto"/>
+          <w:sz w:val="20"/>
+          <w:szCs w:val="20"/>
+        </w:rPr>
+        <w:fldChar w:fldCharType="begin"/>
+      </w:r>
+      <w:r>
+        <w:rPr>
+          <w:rFonts w:ascii="Arial" w:hAnsi="Arial" w:cs="Arial"/>
+          <w:color w:val="auto"/>
+          <w:sz w:val="20"/>
+          <w:szCs w:val="20"/>
+        </w:rPr>
+        <w:instrText xml:space="preserve"> STYLEREF 1 \s </w:instrText>
+      </w:r>
+      <w:r>
+        <w:rPr>
+          <w:rFonts w:ascii="Arial" w:hAnsi="Arial" w:cs="Arial"/>
+          <w:color w:val="auto"/>
+          <w:sz w:val="20"/>
+          <w:szCs w:val="20"/>
+        </w:rPr>
+        <w:fldChar w:fldCharType="separate"/>
+      </w:r>
+      <w:r>
+        <w:rPr>
+          <w:rFonts w:ascii="Arial" w:hAnsi="Arial" w:cs="Arial"/>
+          <w:noProof/>
+          <w:color w:val="auto"/>
+          <w:sz w:val="20"/>
+          <w:szCs w:val="20"/>
+          <w:cs/>
+        </w:rPr>
+        <w:t>‎</w:t>
+      </w:r>
+      <w:r>
+        <w:rPr>
+          <w:rFonts w:ascii="Arial" w:hAnsi="Arial" w:cs="Arial"/>
+          <w:noProof/>
+          <w:color w:val="auto"/>
+          <w:sz w:val="20"/>
+          <w:szCs w:val="20"/>
+        </w:rPr>
+        <w:t>5</w:t>
+      </w:r>
+      <w:r>
+        <w:rPr>
+          <w:rFonts w:ascii="Arial" w:hAnsi="Arial" w:cs="Arial"/>
+          <w:color w:val="auto"/>
+          <w:sz w:val="20"/>
+          <w:szCs w:val="20"/>
+        </w:rPr>
+        <w:fldChar w:fldCharType="end"/>
+      </w:r>
+      <w:r>
+        <w:rPr>
+          <w:rFonts w:ascii="Arial" w:hAnsi="Arial" w:cs="Arial"/>
+          <w:color w:val="auto"/>
+          <w:sz w:val="20"/>
+          <w:szCs w:val="20"/>
+        </w:rPr>
+        <w:t>.</w:t>
+      </w:r>
+      <w:r>
+        <w:rPr>
+          <w:rFonts w:ascii="Arial" w:hAnsi="Arial" w:cs="Arial"/>
+          <w:color w:val="auto"/>
+          <w:sz w:val="20"/>
+          <w:szCs w:val="20"/>
+        </w:rPr>
+        <w:fldChar w:fldCharType="begin"/>
+      </w:r>
+      <w:r>
+        <w:rPr>
+          <w:rFonts w:ascii="Arial" w:hAnsi="Arial" w:cs="Arial"/>
+          <w:color w:val="auto"/>
+          <w:sz w:val="20"/>
+          <w:szCs w:val="20"/>
+        </w:rPr>
+        <w:instrText xml:space="preserve"> SEQ Secvența_de_cod \* ARABIC \s 1 </w:instrText>
+      </w:r>
+      <w:r>
+        <w:rPr>
+          <w:rFonts w:ascii="Arial" w:hAnsi="Arial" w:cs="Arial"/>
+          <w:color w:val="auto"/>
+          <w:sz w:val="20"/>
+          <w:szCs w:val="20"/>
+        </w:rPr>
+        <w:fldChar w:fldCharType="separate"/>
+      </w:r>
+      <w:r>
+        <w:rPr>
+          <w:rFonts w:ascii="Arial" w:hAnsi="Arial" w:cs="Arial"/>
+          <w:noProof/>
+          <w:color w:val="auto"/>
+          <w:sz w:val="20"/>
+          <w:szCs w:val="20"/>
+        </w:rPr>
+        <w:t>16</w:t>
+      </w:r>
+      <w:r>
+        <w:rPr>
+          <w:rFonts w:ascii="Arial" w:hAnsi="Arial" w:cs="Arial"/>
+          <w:color w:val="auto"/>
+          <w:sz w:val="20"/>
+          <w:szCs w:val="20"/>
+        </w:rPr>
+        <w:fldChar w:fldCharType="end"/>
+      </w:r>
+      <w:r>
+        <w:rPr>
+          <w:rFonts w:ascii="Arial" w:hAnsi="Arial" w:cs="Arial"/>
+          <w:color w:val="auto"/>
+          <w:sz w:val="20"/>
+          <w:szCs w:val="20"/>
+        </w:rPr>
+        <w:t xml:space="preserve"> Entitatea și arhitectura operației de transformare a coloanelor</w:t>
+      </w:r>
+    </w:p>
+    <w:p>
+      <w:pPr>
+        <w:rPr>
+          <w:rFonts w:ascii="Arial" w:hAnsi="Arial" w:cs="Arial"/>
+          <w:sz w:val="24"/>
+          <w:szCs w:val="24"/>
+        </w:rPr>
+      </w:pPr>
+    </w:p>
+    <w:p>
+      <w:pPr>
+        <w:rPr>
+          <w:rFonts w:ascii="Arial" w:hAnsi="Arial" w:cs="Arial"/>
+          <w:sz w:val="24"/>
+          <w:szCs w:val="24"/>
+        </w:rPr>
+      </w:pPr>
+    </w:p>
+    <w:p/>
     <w:p/>
     <w:p/>
     <w:p/>
@@ -46759,10 +47050,10 @@
     <w:p/>
     <w:p/>
     <w:sectPr>
-      <w:headerReference w:type="default" r:id="rId65"/>
-      <w:footerReference w:type="default" r:id="rId66"/>
-      <w:headerReference w:type="first" r:id="rId67"/>
-      <w:footerReference w:type="first" r:id="rId68"/>
+      <w:headerReference w:type="default" r:id="rId66"/>
+      <w:footerReference w:type="default" r:id="rId67"/>
+      <w:headerReference w:type="first" r:id="rId68"/>
+      <w:footerReference w:type="first" r:id="rId69"/>
       <w:pgSz w:w="11907" w:h="16840" w:code="9"/>
       <w:pgMar w:top="1418" w:right="1134" w:bottom="1134" w:left="1134" w:header="706" w:footer="778" w:gutter="0"/>
       <w:pgNumType w:start="0"/>
@@ -49784,13 +50075,13 @@
   </w:compat>
   <w:rsids>
     <w:rsidRoot w:val="00F924A7"/>
+    <w:rsid w:val="000B0A60"/>
     <w:rsid w:val="00192327"/>
     <w:rsid w:val="001D3BF4"/>
     <w:rsid w:val="0024320B"/>
     <w:rsid w:val="00413C3B"/>
     <w:rsid w:val="0063133B"/>
     <w:rsid w:val="0072317D"/>
-    <w:rsid w:val="0072451D"/>
     <w:rsid w:val="007B47C5"/>
     <w:rsid w:val="00844611"/>
     <w:rsid w:val="009A561F"/>

--- a/Paper/BDA_AES.docx
+++ b/Paper/BDA_AES.docx
@@ -50730,7 +50730,25 @@
           <w:sz w:val="24"/>
           <w:szCs w:val="24"/>
         </w:rPr>
-        <w:t>, proces conform cu ecuația matriceală 3.</w:t>
+        <w:t>, proces co</w:t>
+      </w:r>
+      <w:proofErr w:type="spellStart"/>
+      <w:r>
+        <w:rPr>
+          <w:rFonts w:ascii="Arial" w:hAnsi="Arial" w:cs="Arial"/>
+          <w:sz w:val="24"/>
+          <w:szCs w:val="24"/>
+        </w:rPr>
+        <w:t>nform</w:t>
+      </w:r>
+      <w:proofErr w:type="spellEnd"/>
+      <w:r>
+        <w:rPr>
+          <w:rFonts w:ascii="Arial" w:hAnsi="Arial" w:cs="Arial"/>
+          <w:sz w:val="24"/>
+          <w:szCs w:val="24"/>
+        </w:rPr>
+        <w:t xml:space="preserve"> cu ecuația matriceală 3.</w:t>
       </w:r>
       <w:r>
         <w:rPr>
@@ -51320,6 +51338,7 @@
     </w:p>
     <w:p>
       <w:pPr>
+        <w:jc w:val="both"/>
         <w:rPr>
           <w:rFonts w:ascii="Arial" w:hAnsi="Arial" w:cs="Arial"/>
           <w:sz w:val="24"/>
@@ -51351,14 +51370,38 @@
         <w:t xml:space="preserve">, înainte de calcularea valorilor propriu-zise ale matricei de stare inversate, este necesară precalcularea valorilor rezultate în urma înmulțirii octetului </w:t>
       </w:r>
       <m:oMath>
-        <m:r>
-          <w:rPr>
-            <w:rFonts w:ascii="Cambria Math" w:hAnsi="Cambria Math" w:cs="Arial"/>
-            <w:sz w:val="24"/>
-            <w:szCs w:val="24"/>
-          </w:rPr>
-          <m:t>a</m:t>
-        </m:r>
+        <m:sSub>
+          <m:sSubPr>
+            <m:ctrlPr>
+              <w:rPr>
+                <w:rFonts w:ascii="Cambria Math" w:hAnsi="Cambria Math" w:cs="Arial"/>
+                <w:i/>
+                <w:sz w:val="24"/>
+                <w:szCs w:val="24"/>
+              </w:rPr>
+            </m:ctrlPr>
+          </m:sSubPr>
+          <m:e>
+            <m:r>
+              <w:rPr>
+                <w:rFonts w:ascii="Cambria Math" w:hAnsi="Cambria Math" w:cs="Arial"/>
+                <w:sz w:val="24"/>
+                <w:szCs w:val="24"/>
+              </w:rPr>
+              <m:t>s</m:t>
+            </m:r>
+          </m:e>
+          <m:sub>
+            <m:r>
+              <w:rPr>
+                <w:rFonts w:ascii="Cambria Math" w:hAnsi="Cambria Math" w:cs="Arial"/>
+                <w:sz w:val="24"/>
+                <w:szCs w:val="24"/>
+              </w:rPr>
+              <m:t>i,c</m:t>
+            </m:r>
+          </m:sub>
+        </m:sSub>
       </m:oMath>
       <w:r>
         <w:rPr>
@@ -51526,8 +51569,380 @@
           <w:sz w:val="24"/>
           <w:szCs w:val="24"/>
         </w:rPr>
-        <w:t>i de stare.</w:t>
-      </w:r>
+        <w:t>i de star</w:t>
+      </w:r>
+      <w:r>
+        <w:rPr>
+          <w:rFonts w:ascii="Arial" w:hAnsi="Arial" w:cs="Arial"/>
+          <w:sz w:val="24"/>
+          <w:szCs w:val="24"/>
+        </w:rPr>
+        <w:t>e.</w:t>
+      </w:r>
+    </w:p>
+    <w:p>
+      <w:pPr>
+        <w:ind w:firstLine="720"/>
+        <w:jc w:val="both"/>
+        <w:rPr>
+          <w:rFonts w:ascii="Arial" w:hAnsi="Arial" w:cs="Arial"/>
+          <w:sz w:val="24"/>
+          <w:szCs w:val="24"/>
+        </w:rPr>
+      </w:pPr>
+      <w:r>
+        <w:rPr>
+          <w:rFonts w:ascii="Arial" w:hAnsi="Arial" w:cs="Arial"/>
+          <w:sz w:val="24"/>
+          <w:szCs w:val="24"/>
+        </w:rPr>
+        <w:t xml:space="preserve">Valorile precalculate vor fi stocate la nivelul a trei matrice de date denumite </w:t>
+      </w:r>
+      <m:oMath>
+        <m:r>
+          <w:rPr>
+            <w:rFonts w:ascii="Cambria Math" w:hAnsi="Cambria Math" w:cs="Arial"/>
+            <w:sz w:val="24"/>
+            <w:szCs w:val="24"/>
+          </w:rPr>
+          <m:t>x2</m:t>
+        </m:r>
+      </m:oMath>
+      <w:r>
+        <w:rPr>
+          <w:rFonts w:ascii="Arial" w:hAnsi="Arial" w:cs="Arial"/>
+          <w:sz w:val="24"/>
+          <w:szCs w:val="24"/>
+        </w:rPr>
+        <w:t xml:space="preserve">, </w:t>
+      </w:r>
+      <m:oMath>
+        <m:r>
+          <w:rPr>
+            <w:rFonts w:ascii="Cambria Math" w:hAnsi="Cambria Math" w:cs="Arial"/>
+            <w:sz w:val="24"/>
+            <w:szCs w:val="24"/>
+          </w:rPr>
+          <m:t>x4</m:t>
+        </m:r>
+      </m:oMath>
+      <w:r>
+        <w:rPr>
+          <w:rFonts w:ascii="Arial" w:hAnsi="Arial" w:cs="Arial"/>
+          <w:sz w:val="24"/>
+          <w:szCs w:val="24"/>
+        </w:rPr>
+        <w:t xml:space="preserve">, respectiv </w:t>
+      </w:r>
+      <m:oMath>
+        <m:r>
+          <w:rPr>
+            <w:rFonts w:ascii="Cambria Math" w:hAnsi="Cambria Math" w:cs="Arial"/>
+            <w:sz w:val="24"/>
+            <w:szCs w:val="24"/>
+          </w:rPr>
+          <m:t>x8</m:t>
+        </m:r>
+      </m:oMath>
+      <w:r>
+        <w:rPr>
+          <w:rFonts w:ascii="Arial" w:hAnsi="Arial" w:cs="Arial"/>
+          <w:sz w:val="24"/>
+          <w:szCs w:val="24"/>
+        </w:rPr>
+        <w:t>. În urma ac</w:t>
+      </w:r>
+      <w:proofErr w:type="spellStart"/>
+      <w:r>
+        <w:rPr>
+          <w:rFonts w:ascii="Arial" w:hAnsi="Arial" w:cs="Arial"/>
+          <w:sz w:val="24"/>
+          <w:szCs w:val="24"/>
+        </w:rPr>
+        <w:t>estor</w:t>
+      </w:r>
+      <w:proofErr w:type="spellEnd"/>
+      <w:r>
+        <w:rPr>
+          <w:rFonts w:ascii="Arial" w:hAnsi="Arial" w:cs="Arial"/>
+          <w:sz w:val="24"/>
+          <w:szCs w:val="24"/>
+        </w:rPr>
+        <w:t xml:space="preserve"> calcule, valorile inversei matricei de stare vor fi determinate conform ecuației 3.8, în baza explicitării polinomiale definite la nivelul relațiilor 5.2.</w:t>
+      </w:r>
+    </w:p>
+    <w:p>
+      <w:pPr>
+        <w:ind w:firstLine="720"/>
+        <w:jc w:val="both"/>
+        <w:rPr>
+          <w:rFonts w:ascii="Arial" w:hAnsi="Arial" w:cs="Arial"/>
+          <w:sz w:val="24"/>
+          <w:szCs w:val="24"/>
+        </w:rPr>
+      </w:pPr>
+      <w:r>
+        <w:rPr>
+          <w:rFonts w:ascii="Arial" w:hAnsi="Arial" w:cs="Arial"/>
+          <w:sz w:val="24"/>
+          <w:szCs w:val="24"/>
+        </w:rPr>
+        <w:t>Structura entității cât și arhitectura sa sunt prezentate în cadrul secvenței de cod 5.17.</w:t>
+      </w:r>
+    </w:p>
+    <w:p>
+      <w:pPr>
+        <w:ind w:firstLine="720"/>
+        <w:rPr>
+          <w:rFonts w:ascii="Arial" w:hAnsi="Arial" w:cs="Arial"/>
+          <w:sz w:val="24"/>
+          <w:szCs w:val="24"/>
+        </w:rPr>
+      </w:pPr>
+    </w:p>
+    <w:p>
+      <w:pPr>
+        <w:ind w:firstLine="720"/>
+        <w:rPr>
+          <w:rFonts w:ascii="Arial" w:hAnsi="Arial" w:cs="Arial"/>
+          <w:sz w:val="24"/>
+          <w:szCs w:val="24"/>
+        </w:rPr>
+      </w:pPr>
+    </w:p>
+    <w:p>
+      <w:pPr>
+        <w:ind w:firstLine="720"/>
+        <w:rPr>
+          <w:rFonts w:ascii="Arial" w:hAnsi="Arial" w:cs="Arial"/>
+          <w:sz w:val="24"/>
+          <w:szCs w:val="24"/>
+        </w:rPr>
+      </w:pPr>
+    </w:p>
+    <w:p>
+      <w:pPr>
+        <w:ind w:firstLine="720"/>
+        <w:rPr>
+          <w:rFonts w:ascii="Arial" w:hAnsi="Arial" w:cs="Arial"/>
+          <w:sz w:val="24"/>
+          <w:szCs w:val="24"/>
+        </w:rPr>
+      </w:pPr>
+    </w:p>
+    <w:p>
+      <w:pPr>
+        <w:keepNext/>
+        <w:ind w:firstLine="720"/>
+      </w:pPr>
+      <w:r>
+        <w:rPr>
+          <w:rFonts w:ascii="Arial" w:hAnsi="Arial" w:cs="Arial"/>
+          <w:noProof/>
+          <w:sz w:val="24"/>
+          <w:szCs w:val="24"/>
+        </w:rPr>
+        <w:drawing>
+          <wp:inline distT="0" distB="0" distL="0" distR="0" wp14:anchorId="2E8255B4" wp14:editId="360BCFE6">
+            <wp:extent cx="5094788" cy="4029740"/>
+            <wp:effectExtent l="0" t="0" r="0" b="8890"/>
+            <wp:docPr id="353790853" name="Picture 17"/>
+            <wp:cNvGraphicFramePr>
+              <a:graphicFrameLocks xmlns:a="http://schemas.openxmlformats.org/drawingml/2006/main" noChangeAspect="1"/>
+            </wp:cNvGraphicFramePr>
+            <a:graphic xmlns:a="http://schemas.openxmlformats.org/drawingml/2006/main">
+              <a:graphicData uri="http://schemas.openxmlformats.org/drawingml/2006/picture">
+                <pic:pic xmlns:pic="http://schemas.openxmlformats.org/drawingml/2006/picture">
+                  <pic:nvPicPr>
+                    <pic:cNvPr id="353790853" name="Picture 353790853"/>
+                    <pic:cNvPicPr/>
+                  </pic:nvPicPr>
+                  <pic:blipFill>
+                    <a:blip r:embed="rId70">
+                      <a:extLst>
+                        <a:ext uri="{28A0092B-C50C-407E-A947-70E740481C1C}">
+                          <a14:useLocalDpi xmlns:a14="http://schemas.microsoft.com/office/drawing/2010/main" val="0"/>
+                        </a:ext>
+                      </a:extLst>
+                    </a:blip>
+                    <a:stretch>
+                      <a:fillRect/>
+                    </a:stretch>
+                  </pic:blipFill>
+                  <pic:spPr>
+                    <a:xfrm>
+                      <a:off x="0" y="0"/>
+                      <a:ext cx="5106526" cy="4039025"/>
+                    </a:xfrm>
+                    <a:prstGeom prst="rect">
+                      <a:avLst/>
+                    </a:prstGeom>
+                  </pic:spPr>
+                </pic:pic>
+              </a:graphicData>
+            </a:graphic>
+          </wp:inline>
+        </w:drawing>
+      </w:r>
+    </w:p>
+    <w:p>
+      <w:pPr>
+        <w:pStyle w:val="Caption"/>
+        <w:jc w:val="center"/>
+        <w:rPr>
+          <w:rFonts w:ascii="Arial" w:hAnsi="Arial" w:cs="Arial"/>
+          <w:sz w:val="24"/>
+          <w:szCs w:val="24"/>
+        </w:rPr>
+      </w:pPr>
+      <w:r>
+        <w:rPr>
+          <w:rFonts w:ascii="Arial" w:hAnsi="Arial" w:cs="Arial"/>
+          <w:color w:val="auto"/>
+          <w:sz w:val="20"/>
+          <w:szCs w:val="20"/>
+        </w:rPr>
+        <w:t xml:space="preserve">Secvența de cod </w:t>
+      </w:r>
+      <w:r>
+        <w:rPr>
+          <w:rFonts w:ascii="Arial" w:hAnsi="Arial" w:cs="Arial"/>
+          <w:color w:val="auto"/>
+          <w:sz w:val="20"/>
+          <w:szCs w:val="20"/>
+        </w:rPr>
+        <w:fldChar w:fldCharType="begin"/>
+      </w:r>
+      <w:r>
+        <w:rPr>
+          <w:rFonts w:ascii="Arial" w:hAnsi="Arial" w:cs="Arial"/>
+          <w:color w:val="auto"/>
+          <w:sz w:val="20"/>
+          <w:szCs w:val="20"/>
+        </w:rPr>
+        <w:instrText xml:space="preserve"> STYLEREF 1 \s </w:instrText>
+      </w:r>
+      <w:r>
+        <w:rPr>
+          <w:rFonts w:ascii="Arial" w:hAnsi="Arial" w:cs="Arial"/>
+          <w:color w:val="auto"/>
+          <w:sz w:val="20"/>
+          <w:szCs w:val="20"/>
+        </w:rPr>
+        <w:fldChar w:fldCharType="separate"/>
+      </w:r>
+      <w:r>
+        <w:rPr>
+          <w:rFonts w:ascii="Arial" w:hAnsi="Arial" w:cs="Arial"/>
+          <w:noProof/>
+          <w:color w:val="auto"/>
+          <w:sz w:val="20"/>
+          <w:szCs w:val="20"/>
+          <w:cs/>
+        </w:rPr>
+        <w:t>‎</w:t>
+      </w:r>
+      <w:r>
+        <w:rPr>
+          <w:rFonts w:ascii="Arial" w:hAnsi="Arial" w:cs="Arial"/>
+          <w:noProof/>
+          <w:color w:val="auto"/>
+          <w:sz w:val="20"/>
+          <w:szCs w:val="20"/>
+        </w:rPr>
+        <w:t>5</w:t>
+      </w:r>
+      <w:r>
+        <w:rPr>
+          <w:rFonts w:ascii="Arial" w:hAnsi="Arial" w:cs="Arial"/>
+          <w:color w:val="auto"/>
+          <w:sz w:val="20"/>
+          <w:szCs w:val="20"/>
+        </w:rPr>
+        <w:fldChar w:fldCharType="end"/>
+      </w:r>
+      <w:r>
+        <w:rPr>
+          <w:rFonts w:ascii="Arial" w:hAnsi="Arial" w:cs="Arial"/>
+          <w:color w:val="auto"/>
+          <w:sz w:val="20"/>
+          <w:szCs w:val="20"/>
+        </w:rPr>
+        <w:t>.</w:t>
+      </w:r>
+      <w:r>
+        <w:rPr>
+          <w:rFonts w:ascii="Arial" w:hAnsi="Arial" w:cs="Arial"/>
+          <w:color w:val="auto"/>
+          <w:sz w:val="20"/>
+          <w:szCs w:val="20"/>
+        </w:rPr>
+        <w:fldChar w:fldCharType="begin"/>
+      </w:r>
+      <w:r>
+        <w:rPr>
+          <w:rFonts w:ascii="Arial" w:hAnsi="Arial" w:cs="Arial"/>
+          <w:color w:val="auto"/>
+          <w:sz w:val="20"/>
+          <w:szCs w:val="20"/>
+        </w:rPr>
+        <w:instrText xml:space="preserve"> SEQ Secvența_de_cod \* ARABIC \s 1 </w:instrText>
+      </w:r>
+      <w:r>
+        <w:rPr>
+          <w:rFonts w:ascii="Arial" w:hAnsi="Arial" w:cs="Arial"/>
+          <w:color w:val="auto"/>
+          <w:sz w:val="20"/>
+          <w:szCs w:val="20"/>
+        </w:rPr>
+        <w:fldChar w:fldCharType="separate"/>
+      </w:r>
+      <w:r>
+        <w:rPr>
+          <w:rFonts w:ascii="Arial" w:hAnsi="Arial" w:cs="Arial"/>
+          <w:noProof/>
+          <w:color w:val="auto"/>
+          <w:sz w:val="20"/>
+          <w:szCs w:val="20"/>
+        </w:rPr>
+        <w:t>17</w:t>
+      </w:r>
+      <w:r>
+        <w:rPr>
+          <w:rFonts w:ascii="Arial" w:hAnsi="Arial" w:cs="Arial"/>
+          <w:color w:val="auto"/>
+          <w:sz w:val="20"/>
+          <w:szCs w:val="20"/>
+        </w:rPr>
+        <w:fldChar w:fldCharType="end"/>
+      </w:r>
+      <w:r>
+        <w:rPr>
+          <w:rFonts w:ascii="Arial" w:hAnsi="Arial" w:cs="Arial"/>
+          <w:color w:val="auto"/>
+          <w:sz w:val="20"/>
+          <w:szCs w:val="20"/>
+        </w:rPr>
+        <w:t xml:space="preserve"> Entitatea și arhitectura transformării inverse a coloanelor</w:t>
+      </w:r>
+    </w:p>
+    <w:p>
+      <w:pPr>
+        <w:rPr>
+          <w:rFonts w:ascii="Arial" w:hAnsi="Arial" w:cs="Arial"/>
+          <w:sz w:val="24"/>
+          <w:szCs w:val="24"/>
+        </w:rPr>
+      </w:pPr>
+    </w:p>
+    <w:p>
+      <w:pPr>
+        <w:rPr>
+          <w:rFonts w:ascii="Arial" w:hAnsi="Arial" w:cs="Arial"/>
+          <w:sz w:val="24"/>
+          <w:szCs w:val="24"/>
+        </w:rPr>
+      </w:pPr>
     </w:p>
     <w:p/>
     <w:p/>
@@ -51537,10 +51952,10 @@
     <w:p/>
     <w:p/>
     <w:sectPr>
-      <w:headerReference w:type="default" r:id="rId70"/>
-      <w:footerReference w:type="default" r:id="rId71"/>
-      <w:headerReference w:type="first" r:id="rId72"/>
-      <w:footerReference w:type="first" r:id="rId73"/>
+      <w:headerReference w:type="default" r:id="rId71"/>
+      <w:footerReference w:type="default" r:id="rId72"/>
+      <w:headerReference w:type="first" r:id="rId73"/>
+      <w:footerReference w:type="first" r:id="rId74"/>
       <w:pgSz w:w="11907" w:h="16840" w:code="9"/>
       <w:pgMar w:top="1418" w:right="1134" w:bottom="1134" w:left="1134" w:header="706" w:footer="778" w:gutter="0"/>
       <w:pgNumType w:start="0"/>
@@ -54602,10 +55017,10 @@
     <w:rsid w:val="00844611"/>
     <w:rsid w:val="009A561F"/>
     <w:rsid w:val="009F1A76"/>
-    <w:rsid w:val="00A979CE"/>
     <w:rsid w:val="00B8483B"/>
     <w:rsid w:val="00CE3EC1"/>
     <w:rsid w:val="00D050A3"/>
+    <w:rsid w:val="00E935AF"/>
     <w:rsid w:val="00EF4327"/>
     <w:rsid w:val="00F924A7"/>
   </w:rsids>

--- a/Paper/BDA_AES.docx
+++ b/Paper/BDA_AES.docx
@@ -429,7 +429,11 @@
           <w:szCs w:val="32"/>
         </w:rPr>
       </w:pPr>
-      <w:r>
+    </w:p>
+    <w:p>
+      <w:pPr>
+        <w:spacing w:line="276" w:lineRule="auto"/>
+        <w:jc w:val="center"/>
         <w:rPr>
           <w:rFonts w:ascii="Arial" w:hAnsi="Arial" w:cs="Arial"/>
           <w:b/>
@@ -437,9 +441,7 @@
           <w:sz w:val="32"/>
           <w:szCs w:val="32"/>
         </w:rPr>
-        <w:lastRenderedPageBreak/>
-        <w:t>REZUMA</w:t>
-      </w:r>
+      </w:pPr>
       <w:r>
         <w:rPr>
           <w:rFonts w:ascii="Arial" w:hAnsi="Arial" w:cs="Arial"/>
@@ -448,13 +450,9 @@
           <w:sz w:val="32"/>
           <w:szCs w:val="32"/>
         </w:rPr>
-        <w:t>T</w:t>
-      </w:r>
-    </w:p>
-    <w:p>
-      <w:pPr>
-        <w:spacing w:line="276" w:lineRule="auto"/>
-        <w:jc w:val="center"/>
+        <w:t>REZUMA</w:t>
+      </w:r>
+      <w:r>
         <w:rPr>
           <w:rFonts w:ascii="Arial" w:hAnsi="Arial" w:cs="Arial"/>
           <w:b/>
@@ -462,7 +460,8 @@
           <w:sz w:val="32"/>
           <w:szCs w:val="32"/>
         </w:rPr>
-      </w:pPr>
+        <w:t>T</w:t>
+      </w:r>
     </w:p>
     <w:p>
       <w:pPr>
@@ -730,7 +729,7 @@
     <w:sdt>
       <w:sdtPr>
         <w:rPr>
-          <w:rFonts w:eastAsiaTheme="minorEastAsia" w:cs="Arial"/>
+          <w:rFonts w:asciiTheme="minorHAnsi" w:eastAsiaTheme="minorEastAsia" w:hAnsiTheme="minorHAnsi" w:cs="Arial"/>
           <w:b w:val="0"/>
           <w:bCs w:val="0"/>
           <w:smallCaps w:val="0"/>
@@ -44760,23 +44759,7 @@
           <w:sz w:val="24"/>
           <w:szCs w:val="24"/>
         </w:rPr>
-        <w:t xml:space="preserve"> poate conduce la utilizarea unui număr mai mare de resurse logice, în timp ce reprezentarea sub forma unui tabel de substituție permite</w:t>
-      </w:r>
-      <w:r>
-        <w:rPr>
-          <w:rFonts w:ascii="Arial" w:hAnsi="Arial" w:cs="Arial"/>
-          <w:sz w:val="24"/>
-          <w:szCs w:val="24"/>
-        </w:rPr>
-        <w:t xml:space="preserve"> sintezei</w:t>
-      </w:r>
-      <w:r>
-        <w:rPr>
-          <w:rFonts w:ascii="Arial" w:hAnsi="Arial" w:cs="Arial"/>
-          <w:sz w:val="24"/>
-          <w:szCs w:val="24"/>
-        </w:rPr>
-        <w:t xml:space="preserve"> să exploateze mai eficient resursele de memorie </w:t>
+        <w:t xml:space="preserve"> poate conduce la utilizarea unui număr mai mare de resurse logice, în timp ce reprezentarea sub forma unui tabel de substituție permite sintezei să exploateze mai eficient resursele de memorie </w:t>
       </w:r>
       <w:r>
         <w:rPr>
@@ -45380,23 +45363,7 @@
           <w:sz w:val="24"/>
           <w:szCs w:val="24"/>
         </w:rPr>
-        <w:t>.</w:t>
-      </w:r>
-      <w:r>
-        <w:rPr>
-          <w:rFonts w:ascii="Arial" w:hAnsi="Arial" w:cs="Arial"/>
-          <w:sz w:val="24"/>
-          <w:szCs w:val="24"/>
-        </w:rPr>
-        <w:t xml:space="preserve"> Cu scopul de a evita</w:t>
-      </w:r>
-      <w:r>
-        <w:rPr>
-          <w:rFonts w:ascii="Arial" w:hAnsi="Arial" w:cs="Arial"/>
-          <w:sz w:val="24"/>
-          <w:szCs w:val="24"/>
-        </w:rPr>
-        <w:t xml:space="preserve"> </w:t>
+        <w:t xml:space="preserve">. Cu scopul de a evita </w:t>
       </w:r>
       <w:proofErr w:type="spellStart"/>
       <w:r>
@@ -45414,23 +45381,7 @@
           <w:sz w:val="24"/>
           <w:szCs w:val="24"/>
         </w:rPr>
-        <w:t xml:space="preserve"> a 16 astfel de entități, structura definită primește și procesează direct întreaga matrice de stare. Datele de ieșire vor fi reprezentate de matricea octeților</w:t>
-      </w:r>
-      <w:r>
-        <w:rPr>
-          <w:rFonts w:ascii="Arial" w:hAnsi="Arial" w:cs="Arial"/>
-          <w:sz w:val="24"/>
-          <w:szCs w:val="24"/>
-        </w:rPr>
-        <w:t xml:space="preserve"> </w:t>
-      </w:r>
-      <w:r>
-        <w:rPr>
-          <w:rFonts w:ascii="Arial" w:hAnsi="Arial" w:cs="Arial"/>
-          <w:sz w:val="24"/>
-          <w:szCs w:val="24"/>
-        </w:rPr>
-        <w:t>înlocuiți.</w:t>
+        <w:t xml:space="preserve"> a 16 astfel de entități, structura definită primește și procesează direct întreaga matrice de stare. Datele de ieșire vor fi reprezentate de matricea octeților înlocuiți.</w:t>
       </w:r>
       <w:r>
         <w:rPr>
@@ -45860,15 +45811,7 @@
           <w:sz w:val="24"/>
           <w:szCs w:val="24"/>
         </w:rPr>
-        <w:t xml:space="preserve">. </w:t>
-      </w:r>
-      <w:r>
-        <w:rPr>
-          <w:rFonts w:ascii="Arial" w:hAnsi="Arial" w:cs="Arial"/>
-          <w:sz w:val="24"/>
-          <w:szCs w:val="24"/>
-        </w:rPr>
-        <w:t>Valorile</w:t>
+        <w:t>. Valorile</w:t>
       </w:r>
       <w:r>
         <w:rPr>
@@ -47975,15 +47918,7 @@
             <w:sz w:val="24"/>
             <w:szCs w:val="24"/>
           </w:rPr>
-          <m:t>0</m:t>
-        </m:r>
-        <m:r>
-          <w:rPr>
-            <w:rFonts w:ascii="Cambria Math" w:hAnsi="Cambria Math"/>
-            <w:sz w:val="24"/>
-            <w:szCs w:val="24"/>
-          </w:rPr>
-          <m:t>2</m:t>
+          <m:t>02</m:t>
         </m:r>
         <m:r>
           <m:rPr>
@@ -48024,15 +47959,7 @@
             <w:sz w:val="24"/>
             <w:szCs w:val="24"/>
           </w:rPr>
-          <m:t>0</m:t>
-        </m:r>
-        <m:r>
-          <w:rPr>
-            <w:rFonts w:ascii="Cambria Math" w:hAnsi="Cambria Math"/>
-            <w:sz w:val="24"/>
-            <w:szCs w:val="24"/>
-          </w:rPr>
-          <m:t>3</m:t>
+          <m:t>03</m:t>
         </m:r>
         <m:r>
           <m:rPr>
@@ -49908,16 +49835,7 @@
           <w:sz w:val="24"/>
           <w:szCs w:val="24"/>
         </w:rPr>
-        <w:t>calculul aritmetic</w:t>
-      </w:r>
-      <w:r>
-        <w:rPr>
-          <w:rFonts w:ascii="Arial" w:hAnsi="Arial" w:cs="Arial"/>
-          <w:iCs/>
-          <w:sz w:val="24"/>
-          <w:szCs w:val="24"/>
-        </w:rPr>
-        <w:t xml:space="preserve"> utilizează funcția </w:t>
+        <w:t xml:space="preserve">calculul aritmetic utilizează funcția </w:t>
       </w:r>
       <w:proofErr w:type="spellStart"/>
       <w:r>
@@ -50558,15 +50476,7 @@
             <w:sz w:val="24"/>
             <w:szCs w:val="24"/>
           </w:rPr>
-          <m:t>0</m:t>
-        </m:r>
-        <m:r>
-          <w:rPr>
-            <w:rFonts w:ascii="Cambria Math" w:hAnsi="Cambria Math"/>
-            <w:sz w:val="24"/>
-            <w:szCs w:val="24"/>
-          </w:rPr>
-          <m:t>E</m:t>
+          <m:t>0E</m:t>
         </m:r>
         <m:r>
           <m:rPr>
@@ -50606,15 +50516,7 @@
             <w:sz w:val="24"/>
             <w:szCs w:val="24"/>
           </w:rPr>
-          <m:t>0</m:t>
-        </m:r>
-        <m:r>
-          <w:rPr>
-            <w:rFonts w:ascii="Cambria Math" w:hAnsi="Cambria Math"/>
-            <w:sz w:val="24"/>
-            <w:szCs w:val="24"/>
-          </w:rPr>
-          <m:t>B</m:t>
+          <m:t>0B</m:t>
         </m:r>
         <m:r>
           <m:rPr>
@@ -50654,15 +50556,7 @@
             <w:sz w:val="24"/>
             <w:szCs w:val="24"/>
           </w:rPr>
-          <m:t>0</m:t>
-        </m:r>
-        <m:r>
-          <w:rPr>
-            <w:rFonts w:ascii="Cambria Math" w:hAnsi="Cambria Math"/>
-            <w:sz w:val="24"/>
-            <w:szCs w:val="24"/>
-          </w:rPr>
-          <m:t>D</m:t>
+          <m:t>0D</m:t>
         </m:r>
         <m:r>
           <m:rPr>
@@ -50702,15 +50596,7 @@
             <w:sz w:val="24"/>
             <w:szCs w:val="24"/>
           </w:rPr>
-          <m:t>0</m:t>
-        </m:r>
-        <m:r>
-          <w:rPr>
-            <w:rFonts w:ascii="Cambria Math" w:hAnsi="Cambria Math"/>
-            <w:sz w:val="24"/>
-            <w:szCs w:val="24"/>
-          </w:rPr>
-          <m:t>9</m:t>
+          <m:t>09</m:t>
         </m:r>
         <m:r>
           <m:rPr>
@@ -50730,25 +50616,7 @@
           <w:sz w:val="24"/>
           <w:szCs w:val="24"/>
         </w:rPr>
-        <w:t>, proces co</w:t>
-      </w:r>
-      <w:proofErr w:type="spellStart"/>
-      <w:r>
-        <w:rPr>
-          <w:rFonts w:ascii="Arial" w:hAnsi="Arial" w:cs="Arial"/>
-          <w:sz w:val="24"/>
-          <w:szCs w:val="24"/>
-        </w:rPr>
-        <w:t>nform</w:t>
-      </w:r>
-      <w:proofErr w:type="spellEnd"/>
-      <w:r>
-        <w:rPr>
-          <w:rFonts w:ascii="Arial" w:hAnsi="Arial" w:cs="Arial"/>
-          <w:sz w:val="24"/>
-          <w:szCs w:val="24"/>
-        </w:rPr>
-        <w:t xml:space="preserve"> cu ecuația matriceală 3.</w:t>
+        <w:t>, proces conform cu ecuația matriceală 3.</w:t>
       </w:r>
       <w:r>
         <w:rPr>
@@ -50791,14 +50659,6 @@
           <w:sz w:val="24"/>
           <w:szCs w:val="24"/>
         </w:rPr>
-        <w:t>,</w:t>
-      </w:r>
-      <w:r>
-        <w:rPr>
-          <w:rFonts w:ascii="Arial" w:hAnsi="Arial" w:cs="Arial"/>
-          <w:sz w:val="24"/>
-          <w:szCs w:val="24"/>
-        </w:rPr>
         <w:t xml:space="preserve"> și a menține un grad ridicat de asociativitate cu operația directă,</w:t>
       </w:r>
       <w:r>
@@ -50837,7 +50697,15 @@
           <w:sz w:val="24"/>
           <w:szCs w:val="24"/>
         </w:rPr>
-        <w:t xml:space="preserve"> de înmulțire cu </w:t>
+        <w:t xml:space="preserve"> de înmulțire cu</w:t>
+      </w:r>
+      <w:r>
+        <w:rPr>
+          <w:rFonts w:ascii="Arial" w:hAnsi="Arial" w:cs="Arial"/>
+          <w:sz w:val="24"/>
+          <w:szCs w:val="24"/>
+        </w:rPr>
+        <w:t xml:space="preserve"> polinomul </w:t>
       </w:r>
       <m:oMath>
         <m:r>
@@ -50857,15 +50725,7 @@
             <w:sz w:val="24"/>
             <w:szCs w:val="24"/>
           </w:rPr>
-          <m:t>0</m:t>
-        </m:r>
-        <m:r>
-          <w:rPr>
-            <w:rFonts w:ascii="Cambria Math" w:hAnsi="Cambria Math"/>
-            <w:sz w:val="24"/>
-            <w:szCs w:val="24"/>
-          </w:rPr>
-          <m:t>2</m:t>
+          <m:t>02</m:t>
         </m:r>
         <m:r>
           <m:rPr>
@@ -50885,6 +50745,72 @@
           <w:sz w:val="24"/>
           <w:szCs w:val="24"/>
         </w:rPr>
+        <w:t xml:space="preserve"> din corpul finit </w:t>
+      </w:r>
+      <m:oMath>
+        <m:r>
+          <w:rPr>
+            <w:rFonts w:ascii="Cambria Math" w:hAnsi="Cambria Math"/>
+            <w:sz w:val="24"/>
+            <w:szCs w:val="24"/>
+          </w:rPr>
+          <m:t>GF</m:t>
+        </m:r>
+        <m:d>
+          <m:dPr>
+            <m:ctrlPr>
+              <w:rPr>
+                <w:rFonts w:ascii="Cambria Math" w:hAnsi="Cambria Math"/>
+                <w:i/>
+                <w:iCs/>
+                <w:sz w:val="24"/>
+                <w:szCs w:val="24"/>
+              </w:rPr>
+            </m:ctrlPr>
+          </m:dPr>
+          <m:e>
+            <m:sSup>
+              <m:sSupPr>
+                <m:ctrlPr>
+                  <w:rPr>
+                    <w:rFonts w:ascii="Cambria Math" w:hAnsi="Cambria Math"/>
+                    <w:i/>
+                    <w:iCs/>
+                    <w:sz w:val="24"/>
+                    <w:szCs w:val="24"/>
+                  </w:rPr>
+                </m:ctrlPr>
+              </m:sSupPr>
+              <m:e>
+                <m:r>
+                  <w:rPr>
+                    <w:rFonts w:ascii="Cambria Math" w:hAnsi="Cambria Math"/>
+                    <w:sz w:val="24"/>
+                    <w:szCs w:val="24"/>
+                  </w:rPr>
+                  <m:t>2</m:t>
+                </m:r>
+              </m:e>
+              <m:sup>
+                <m:r>
+                  <w:rPr>
+                    <w:rFonts w:ascii="Cambria Math" w:hAnsi="Cambria Math"/>
+                    <w:sz w:val="24"/>
+                    <w:szCs w:val="24"/>
+                  </w:rPr>
+                  <m:t>8</m:t>
+                </m:r>
+              </m:sup>
+            </m:sSup>
+          </m:e>
+        </m:d>
+      </m:oMath>
+      <w:r>
+        <w:rPr>
+          <w:rFonts w:ascii="Arial" w:hAnsi="Arial" w:cs="Arial"/>
+          <w:sz w:val="24"/>
+          <w:szCs w:val="24"/>
+        </w:rPr>
         <w:t>.</w:t>
       </w:r>
       <w:r>
@@ -50909,7 +50835,15 @@
           <w:sz w:val="24"/>
           <w:szCs w:val="24"/>
         </w:rPr>
-        <w:t xml:space="preserve"> modul alternativ de descriere al coeficienților.</w:t>
+        <w:t xml:space="preserve"> modul alternativ de </w:t>
+      </w:r>
+      <w:r>
+        <w:rPr>
+          <w:rFonts w:ascii="Arial" w:hAnsi="Arial" w:cs="Arial"/>
+          <w:sz w:val="24"/>
+          <w:szCs w:val="24"/>
+        </w:rPr>
+        <w:t>calculare al relațiilor înmulțire polinomială.</w:t>
       </w:r>
     </w:p>
     <w:p>
@@ -51010,7 +50944,23 @@
           <w:sz w:val="24"/>
           <w:szCs w:val="24"/>
         </w:rPr>
-        <w:t xml:space="preserve">Operația de înmulțire polinomiala dintre </w:t>
+        <w:t>Operația de înmulțire</w:t>
+      </w:r>
+      <w:r>
+        <w:rPr>
+          <w:rFonts w:ascii="Arial" w:hAnsi="Arial" w:cs="Arial"/>
+          <w:sz w:val="24"/>
+          <w:szCs w:val="24"/>
+        </w:rPr>
+        <w:t xml:space="preserve"> </w:t>
+      </w:r>
+      <w:r>
+        <w:rPr>
+          <w:rFonts w:ascii="Arial" w:hAnsi="Arial" w:cs="Arial"/>
+          <w:sz w:val="24"/>
+          <w:szCs w:val="24"/>
+        </w:rPr>
+        <w:t xml:space="preserve">dintre </w:t>
       </w:r>
       <m:oMath>
         <m:r>
@@ -51030,15 +50980,7 @@
             <w:sz w:val="24"/>
             <w:szCs w:val="24"/>
           </w:rPr>
-          <m:t>0</m:t>
-        </m:r>
-        <m:r>
-          <w:rPr>
-            <w:rFonts w:ascii="Cambria Math" w:hAnsi="Cambria Math"/>
-            <w:sz w:val="24"/>
-            <w:szCs w:val="24"/>
-          </w:rPr>
-          <m:t>8</m:t>
+          <m:t>08</m:t>
         </m:r>
         <m:r>
           <m:rPr>
@@ -51086,15 +51028,7 @@
             <w:sz w:val="24"/>
             <w:szCs w:val="24"/>
           </w:rPr>
-          <m:t>0</m:t>
-        </m:r>
-        <m:r>
-          <w:rPr>
-            <w:rFonts w:ascii="Cambria Math" w:hAnsi="Cambria Math"/>
-            <w:sz w:val="24"/>
-            <w:szCs w:val="24"/>
-          </w:rPr>
-          <m:t>4</m:t>
+          <m:t>04</m:t>
         </m:r>
         <m:r>
           <m:rPr>
@@ -51172,7 +51106,7 @@
           <w:sz w:val="24"/>
           <w:szCs w:val="24"/>
         </w:rPr>
-        <w:t xml:space="preserve"> poate fi </w:t>
+        <w:t xml:space="preserve">poate fi </w:t>
       </w:r>
       <w:r>
         <w:rPr>
@@ -51181,6 +51115,14 @@
           <w:szCs w:val="24"/>
         </w:rPr>
         <w:t>efectuată</w:t>
+      </w:r>
+      <w:r>
+        <w:rPr>
+          <w:rFonts w:ascii="Arial" w:hAnsi="Arial" w:cs="Arial"/>
+          <w:sz w:val="24"/>
+          <w:szCs w:val="24"/>
+        </w:rPr>
+        <w:t xml:space="preserve"> alternativ</w:t>
       </w:r>
       <w:r>
         <w:rPr>
@@ -51208,15 +51150,7 @@
             <w:sz w:val="24"/>
             <w:szCs w:val="24"/>
           </w:rPr>
-          <m:t>0</m:t>
-        </m:r>
-        <m:r>
-          <w:rPr>
-            <w:rFonts w:ascii="Cambria Math" w:hAnsi="Cambria Math"/>
-            <w:sz w:val="24"/>
-            <w:szCs w:val="24"/>
-          </w:rPr>
-          <m:t>2</m:t>
+          <m:t>02</m:t>
         </m:r>
         <m:r>
           <m:rPr>
@@ -51429,15 +51363,7 @@
             <w:sz w:val="24"/>
             <w:szCs w:val="24"/>
           </w:rPr>
-          <m:t>0</m:t>
-        </m:r>
-        <m:r>
-          <w:rPr>
-            <w:rFonts w:ascii="Cambria Math" w:hAnsi="Cambria Math"/>
-            <w:sz w:val="24"/>
-            <w:szCs w:val="24"/>
-          </w:rPr>
-          <m:t>2</m:t>
+          <m:t>02</m:t>
         </m:r>
         <m:r>
           <m:rPr>
@@ -51477,15 +51403,7 @@
             <w:sz w:val="24"/>
             <w:szCs w:val="24"/>
           </w:rPr>
-          <m:t>0</m:t>
-        </m:r>
-        <m:r>
-          <w:rPr>
-            <w:rFonts w:ascii="Cambria Math" w:hAnsi="Cambria Math"/>
-            <w:sz w:val="24"/>
-            <w:szCs w:val="24"/>
-          </w:rPr>
-          <m:t>4</m:t>
+          <m:t>04</m:t>
         </m:r>
         <m:r>
           <m:rPr>
@@ -51525,15 +51443,7 @@
             <w:sz w:val="24"/>
             <w:szCs w:val="24"/>
           </w:rPr>
-          <m:t>0</m:t>
-        </m:r>
-        <m:r>
-          <w:rPr>
-            <w:rFonts w:ascii="Cambria Math" w:hAnsi="Cambria Math"/>
-            <w:sz w:val="24"/>
-            <w:szCs w:val="24"/>
-          </w:rPr>
-          <m:t>8</m:t>
+          <m:t>08</m:t>
         </m:r>
         <m:r>
           <m:rPr>
@@ -51553,15 +51463,7 @@
           <w:sz w:val="24"/>
           <w:szCs w:val="24"/>
         </w:rPr>
-        <w:t>.</w:t>
-      </w:r>
-      <w:r>
-        <w:rPr>
-          <w:rFonts w:ascii="Arial" w:hAnsi="Arial" w:cs="Arial"/>
-          <w:sz w:val="24"/>
-          <w:szCs w:val="24"/>
-        </w:rPr>
-        <w:t xml:space="preserve"> Aceste calcule vor fi efectuate pentru fiecare octet din componența matrice</w:t>
+        <w:t>. Aceste calcule vor fi efectuate pentru fiecare octet din componența matrice</w:t>
       </w:r>
       <w:r>
         <w:rPr>
@@ -51650,25 +51552,23 @@
           <w:sz w:val="24"/>
           <w:szCs w:val="24"/>
         </w:rPr>
-        <w:t>. În urma ac</w:t>
-      </w:r>
-      <w:proofErr w:type="spellStart"/>
-      <w:r>
-        <w:rPr>
-          <w:rFonts w:ascii="Arial" w:hAnsi="Arial" w:cs="Arial"/>
-          <w:sz w:val="24"/>
-          <w:szCs w:val="24"/>
-        </w:rPr>
-        <w:t>estor</w:t>
-      </w:r>
-      <w:proofErr w:type="spellEnd"/>
-      <w:r>
-        <w:rPr>
-          <w:rFonts w:ascii="Arial" w:hAnsi="Arial" w:cs="Arial"/>
-          <w:sz w:val="24"/>
-          <w:szCs w:val="24"/>
-        </w:rPr>
-        <w:t xml:space="preserve"> calcule, valorile inversei matricei de stare vor fi determinate conform ecuației 3.8, în baza explicitării polinomiale definite la nivelul relațiilor 5.2.</w:t>
+        <w:t>. În urma acestor calcule, valorile inversei matricei de stare vor fi determinate conform ecuației 3.8, în baza explicitării polinomiale definite la nivelul relațiilor 5.2.</w:t>
+      </w:r>
+      <w:r>
+        <w:rPr>
+          <w:rFonts w:ascii="Arial" w:hAnsi="Arial" w:cs="Arial"/>
+          <w:sz w:val="24"/>
+          <w:szCs w:val="24"/>
+        </w:rPr>
+        <w:t xml:space="preserve"> </w:t>
+      </w:r>
+      <w:r>
+        <w:rPr>
+          <w:rFonts w:ascii="Arial" w:hAnsi="Arial" w:cs="Arial"/>
+          <w:sz w:val="24"/>
+          <w:szCs w:val="24"/>
+        </w:rPr>
+        <w:t>Similar transformării directe, fiecare coloană poate fi procesată independent, ceea ce permite realizarea concurentă a operațiilor.</w:t>
       </w:r>
     </w:p>
     <w:p>
@@ -51687,42 +51587,68 @@
           <w:sz w:val="24"/>
           <w:szCs w:val="24"/>
         </w:rPr>
-        <w:t>Structura entității cât și arhitectura sa sunt prezentate în cadrul secvenței de cod 5.17.</w:t>
-      </w:r>
-    </w:p>
-    <w:p>
-      <w:pPr>
-        <w:ind w:firstLine="720"/>
-        <w:rPr>
-          <w:rFonts w:ascii="Arial" w:hAnsi="Arial" w:cs="Arial"/>
-          <w:sz w:val="24"/>
-          <w:szCs w:val="24"/>
-        </w:rPr>
-      </w:pPr>
-    </w:p>
-    <w:p>
-      <w:pPr>
-        <w:ind w:firstLine="720"/>
-        <w:rPr>
-          <w:rFonts w:ascii="Arial" w:hAnsi="Arial" w:cs="Arial"/>
-          <w:sz w:val="24"/>
-          <w:szCs w:val="24"/>
-        </w:rPr>
-      </w:pPr>
-    </w:p>
-    <w:p>
-      <w:pPr>
-        <w:ind w:firstLine="720"/>
-        <w:rPr>
-          <w:rFonts w:ascii="Arial" w:hAnsi="Arial" w:cs="Arial"/>
-          <w:sz w:val="24"/>
-          <w:szCs w:val="24"/>
-        </w:rPr>
-      </w:pPr>
-    </w:p>
-    <w:p>
-      <w:pPr>
-        <w:ind w:firstLine="720"/>
+        <w:t>Structura entității</w:t>
+      </w:r>
+      <w:r>
+        <w:rPr>
+          <w:rFonts w:ascii="Arial" w:hAnsi="Arial" w:cs="Arial"/>
+          <w:sz w:val="24"/>
+          <w:szCs w:val="24"/>
+        </w:rPr>
+        <w:t xml:space="preserve"> </w:t>
+      </w:r>
+      <w:r>
+        <w:rPr>
+          <w:rFonts w:ascii="Arial" w:hAnsi="Arial" w:cs="Arial"/>
+          <w:sz w:val="24"/>
+          <w:szCs w:val="24"/>
+        </w:rPr>
+        <w:t xml:space="preserve">și </w:t>
+      </w:r>
+      <w:r>
+        <w:rPr>
+          <w:rFonts w:ascii="Arial" w:hAnsi="Arial" w:cs="Arial"/>
+          <w:sz w:val="24"/>
+          <w:szCs w:val="24"/>
+        </w:rPr>
+        <w:t xml:space="preserve">a arhitecturii este </w:t>
+      </w:r>
+      <w:r>
+        <w:rPr>
+          <w:rFonts w:ascii="Arial" w:hAnsi="Arial" w:cs="Arial"/>
+          <w:sz w:val="24"/>
+          <w:szCs w:val="24"/>
+        </w:rPr>
+        <w:t>prezentat</w:t>
+      </w:r>
+      <w:r>
+        <w:rPr>
+          <w:rFonts w:ascii="Arial" w:hAnsi="Arial" w:cs="Arial"/>
+          <w:sz w:val="24"/>
+          <w:szCs w:val="24"/>
+        </w:rPr>
+        <w:t xml:space="preserve">ă </w:t>
+      </w:r>
+      <w:r>
+        <w:rPr>
+          <w:rFonts w:ascii="Arial" w:hAnsi="Arial" w:cs="Arial"/>
+          <w:sz w:val="24"/>
+          <w:szCs w:val="24"/>
+        </w:rPr>
+        <w:t>în cadrul secvenței de cod 5.17.</w:t>
+      </w:r>
+    </w:p>
+    <w:p>
+      <w:pPr>
+        <w:rPr>
+          <w:rFonts w:ascii="Arial" w:hAnsi="Arial" w:cs="Arial"/>
+          <w:sz w:val="24"/>
+          <w:szCs w:val="24"/>
+        </w:rPr>
+      </w:pPr>
+    </w:p>
+    <w:p>
+      <w:pPr>
         <w:rPr>
           <w:rFonts w:ascii="Arial" w:hAnsi="Arial" w:cs="Arial"/>
           <w:sz w:val="24"/>
@@ -51734,6 +51660,7 @@
       <w:pPr>
         <w:keepNext/>
         <w:ind w:firstLine="720"/>
+        <w:jc w:val="center"/>
       </w:pPr>
       <w:r>
         <w:rPr>
@@ -51743,9 +51670,9 @@
           <w:szCs w:val="24"/>
         </w:rPr>
         <w:drawing>
-          <wp:inline distT="0" distB="0" distL="0" distR="0" wp14:anchorId="2E8255B4" wp14:editId="360BCFE6">
-            <wp:extent cx="5094788" cy="4029740"/>
-            <wp:effectExtent l="0" t="0" r="0" b="8890"/>
+          <wp:inline distT="0" distB="0" distL="0" distR="0" wp14:anchorId="2E8255B4" wp14:editId="70EBED2F">
+            <wp:extent cx="4369981" cy="3456452"/>
+            <wp:effectExtent l="0" t="0" r="0" b="0"/>
             <wp:docPr id="353790853" name="Picture 17"/>
             <wp:cNvGraphicFramePr>
               <a:graphicFrameLocks xmlns:a="http://schemas.openxmlformats.org/drawingml/2006/main" noChangeAspect="1"/>
@@ -51772,7 +51699,7 @@
                   <pic:spPr>
                     <a:xfrm>
                       <a:off x="0" y="0"/>
-                      <a:ext cx="5106526" cy="4039025"/>
+                      <a:ext cx="4386433" cy="3469464"/>
                     </a:xfrm>
                     <a:prstGeom prst="rect">
                       <a:avLst/>
@@ -51788,11 +51715,13 @@
     <w:p>
       <w:pPr>
         <w:pStyle w:val="Caption"/>
+        <w:ind w:firstLine="720"/>
         <w:jc w:val="center"/>
         <w:rPr>
           <w:rFonts w:ascii="Arial" w:hAnsi="Arial" w:cs="Arial"/>
-          <w:sz w:val="24"/>
-          <w:szCs w:val="24"/>
+          <w:color w:val="auto"/>
+          <w:sz w:val="20"/>
+          <w:szCs w:val="20"/>
         </w:rPr>
       </w:pPr>
       <w:r>
@@ -51925,6 +51854,149 @@
         </w:rPr>
         <w:t xml:space="preserve"> Entitatea și arhitectura transformării inverse a coloanelor</w:t>
       </w:r>
+    </w:p>
+    <w:p/>
+    <w:p>
+      <w:pPr>
+        <w:ind w:firstLine="720"/>
+        <w:jc w:val="both"/>
+        <w:rPr>
+          <w:rFonts w:ascii="Arial" w:hAnsi="Arial" w:cs="Arial"/>
+          <w:sz w:val="24"/>
+          <w:szCs w:val="24"/>
+        </w:rPr>
+      </w:pPr>
+      <w:r>
+        <w:rPr>
+          <w:rFonts w:ascii="Arial" w:hAnsi="Arial" w:cs="Arial"/>
+          <w:sz w:val="24"/>
+          <w:szCs w:val="24"/>
+        </w:rPr>
+        <w:t xml:space="preserve">Arhitectura entității este împărțită în două secvențe funcționale, </w:t>
+      </w:r>
+      <w:r>
+        <w:rPr>
+          <w:rFonts w:ascii="Arial" w:hAnsi="Arial" w:cs="Arial"/>
+          <w:i/>
+          <w:iCs/>
+          <w:sz w:val="24"/>
+          <w:szCs w:val="24"/>
+        </w:rPr>
+        <w:t>GEN_MUL</w:t>
+      </w:r>
+      <w:r>
+        <w:rPr>
+          <w:rFonts w:ascii="Arial" w:hAnsi="Arial" w:cs="Arial"/>
+          <w:sz w:val="24"/>
+          <w:szCs w:val="24"/>
+        </w:rPr>
+        <w:t xml:space="preserve">, respectiv </w:t>
+      </w:r>
+      <w:r>
+        <w:rPr>
+          <w:rFonts w:ascii="Arial" w:hAnsi="Arial" w:cs="Arial"/>
+          <w:i/>
+          <w:iCs/>
+          <w:sz w:val="24"/>
+          <w:szCs w:val="24"/>
+        </w:rPr>
+        <w:t>GEN_INVERT_COLUMN</w:t>
+      </w:r>
+      <w:r>
+        <w:rPr>
+          <w:rFonts w:ascii="Arial" w:hAnsi="Arial" w:cs="Arial"/>
+          <w:sz w:val="24"/>
+          <w:szCs w:val="24"/>
+        </w:rPr>
+        <w:t>. Prima secvență coincide cu precalcularea multiplicativă a valorilor coeficienților polinomului. Cea de a doua</w:t>
+      </w:r>
+      <w:r>
+        <w:rPr>
+          <w:rFonts w:ascii="Arial" w:hAnsi="Arial" w:cs="Arial"/>
+          <w:sz w:val="24"/>
+          <w:szCs w:val="24"/>
+        </w:rPr>
+        <w:t xml:space="preserve"> serie de instrucțiuni </w:t>
+      </w:r>
+      <w:r>
+        <w:rPr>
+          <w:rFonts w:ascii="Arial" w:hAnsi="Arial" w:cs="Arial"/>
+          <w:sz w:val="24"/>
+          <w:szCs w:val="24"/>
+        </w:rPr>
+        <w:t>constă în calcularea octeților propriu-ziși ai matricei de stare.</w:t>
+      </w:r>
+      <w:r>
+        <w:rPr>
+          <w:rFonts w:ascii="Arial" w:hAnsi="Arial" w:cs="Arial"/>
+          <w:sz w:val="24"/>
+          <w:szCs w:val="24"/>
+        </w:rPr>
+        <w:t xml:space="preserve"> Valorile sunt calculate în baza unor operații logice </w:t>
+      </w:r>
+      <w:proofErr w:type="spellStart"/>
+      <w:r>
+        <w:rPr>
+          <w:rFonts w:ascii="Arial" w:hAnsi="Arial" w:cs="Arial"/>
+          <w:sz w:val="24"/>
+          <w:szCs w:val="24"/>
+        </w:rPr>
+        <w:t>combinaționale</w:t>
+      </w:r>
+      <w:proofErr w:type="spellEnd"/>
+      <w:r>
+        <w:rPr>
+          <w:rFonts w:ascii="Arial" w:hAnsi="Arial" w:cs="Arial"/>
+          <w:sz w:val="24"/>
+          <w:szCs w:val="24"/>
+        </w:rPr>
+        <w:t>,</w:t>
+      </w:r>
+      <w:r>
+        <w:rPr>
+          <w:rFonts w:ascii="Arial" w:hAnsi="Arial" w:cs="Arial"/>
+          <w:sz w:val="24"/>
+          <w:szCs w:val="24"/>
+        </w:rPr>
+        <w:t xml:space="preserve"> generate iterativ prin intermediul instrucțiunii </w:t>
+      </w:r>
+      <w:r>
+        <w:rPr>
+          <w:rFonts w:ascii="Arial" w:hAnsi="Arial" w:cs="Arial"/>
+          <w:i/>
+          <w:iCs/>
+          <w:sz w:val="24"/>
+          <w:szCs w:val="24"/>
+        </w:rPr>
+        <w:t>for generate</w:t>
+      </w:r>
+      <w:r>
+        <w:rPr>
+          <w:rFonts w:ascii="Arial" w:hAnsi="Arial" w:cs="Arial"/>
+          <w:sz w:val="24"/>
+          <w:szCs w:val="24"/>
+        </w:rPr>
+        <w:t>,</w:t>
+      </w:r>
+      <w:r>
+        <w:rPr>
+          <w:rFonts w:ascii="Arial" w:hAnsi="Arial" w:cs="Arial"/>
+          <w:sz w:val="24"/>
+          <w:szCs w:val="24"/>
+        </w:rPr>
+        <w:t xml:space="preserve"> pentru fiecare dintre cei patru octeți din componența unei coloane.</w:t>
+      </w:r>
+    </w:p>
+    <w:p>
+      <w:pPr>
+        <w:ind w:firstLine="720"/>
+        <w:jc w:val="both"/>
+        <w:rPr>
+          <w:rFonts w:ascii="Arial" w:hAnsi="Arial" w:cs="Arial"/>
+          <w:sz w:val="24"/>
+          <w:szCs w:val="24"/>
+        </w:rPr>
+      </w:pPr>
     </w:p>
     <w:p>
       <w:pPr>
@@ -55007,6 +55079,7 @@
   </w:compat>
   <w:rsids>
     <w:rsidRoot w:val="00F924A7"/>
+    <w:rsid w:val="001541B8"/>
     <w:rsid w:val="00192327"/>
     <w:rsid w:val="001D3BF4"/>
     <w:rsid w:val="0024320B"/>
@@ -55020,6 +55093,7 @@
     <w:rsid w:val="00B8483B"/>
     <w:rsid w:val="00CE3EC1"/>
     <w:rsid w:val="00D050A3"/>
+    <w:rsid w:val="00E430ED"/>
     <w:rsid w:val="00E935AF"/>
     <w:rsid w:val="00EF4327"/>
     <w:rsid w:val="00F924A7"/>
@@ -55789,6 +55863,14 @@
 </file>
 
 <file path=customXml/item1.xml><?xml version="1.0" encoding="utf-8"?>
+<p:properties xmlns:p="http://schemas.microsoft.com/office/2006/metadata/properties" xmlns:xsi="http://www.w3.org/2001/XMLSchema-instance" xmlns:pc="http://schemas.microsoft.com/office/infopath/2007/PartnerControls">
+  <documentManagement>
+    <_activity xmlns="0a9abc3b-b67c-45af-b1d9-b0180db7a2c4" xsi:nil="true"/>
+  </documentManagement>
+</p:properties>
+</file>
+
+<file path=customXml/item2.xml><?xml version="1.0" encoding="utf-8"?>
 <ct:contentTypeSchema xmlns:ct="http://schemas.microsoft.com/office/2006/metadata/contentType" xmlns:ma="http://schemas.microsoft.com/office/2006/metadata/properties/metaAttributes" ct:_="" ma:_="" ma:contentTypeName="Document" ma:contentTypeID="0x0101003BB3AC5C3772B84FA72474F3266239F5" ma:contentTypeVersion="12" ma:contentTypeDescription="Create a new document." ma:contentTypeScope="" ma:versionID="c00b3bd5dab29c181e82d78bf7c768e9">
   <xsd:schema xmlns:xsd="http://www.w3.org/2001/XMLSchema" xmlns:xs="http://www.w3.org/2001/XMLSchema" xmlns:p="http://schemas.microsoft.com/office/2006/metadata/properties" xmlns:ns3="0a9abc3b-b67c-45af-b1d9-b0180db7a2c4" targetNamespace="http://schemas.microsoft.com/office/2006/metadata/properties" ma:root="true" ma:fieldsID="8fdbe03ecd05bd2d54e87130612d2cc0" ns3:_="">
     <xsd:import namespace="0a9abc3b-b67c-45af-b1d9-b0180db7a2c4"/>
@@ -55984,7 +56066,11 @@
 </ct:contentTypeSchema>
 </file>
 
-<file path=customXml/item2.xml><?xml version="1.0" encoding="utf-8"?>
+<file path=customXml/item3.xml><?xml version="1.0" encoding="utf-8"?>
+<b:Sources xmlns:b="http://schemas.openxmlformats.org/officeDocument/2006/bibliography" xmlns="http://schemas.openxmlformats.org/officeDocument/2006/bibliography" SelectedStyle="\APASixthEditionOfficeOnline.xsl" StyleName="APA" Version="6"/>
+</file>
+
+<file path=customXml/item4.xml><?xml version="1.0" encoding="utf-8"?>
 <?mso-contentType ?>
 <FormTemplates xmlns="http://schemas.microsoft.com/sharepoint/v3/contenttype/forms">
   <Display>DocumentLibraryForm</Display>
@@ -55993,19 +56079,17 @@
 </FormTemplates>
 </file>
 
-<file path=customXml/item3.xml><?xml version="1.0" encoding="utf-8"?>
-<p:properties xmlns:p="http://schemas.microsoft.com/office/2006/metadata/properties" xmlns:xsi="http://www.w3.org/2001/XMLSchema-instance" xmlns:pc="http://schemas.microsoft.com/office/infopath/2007/PartnerControls">
-  <documentManagement>
-    <_activity xmlns="0a9abc3b-b67c-45af-b1d9-b0180db7a2c4" xsi:nil="true"/>
-  </documentManagement>
-</p:properties>
+<file path=customXml/itemProps1.xml><?xml version="1.0" encoding="utf-8"?>
+<ds:datastoreItem xmlns:ds="http://schemas.openxmlformats.org/officeDocument/2006/customXml" ds:itemID="{AA8770D6-6886-410B-93B4-6D5D54BAD75D}">
+  <ds:schemaRefs>
+    <ds:schemaRef ds:uri="http://schemas.microsoft.com/office/2006/metadata/properties"/>
+    <ds:schemaRef ds:uri="http://schemas.microsoft.com/office/infopath/2007/PartnerControls"/>
+    <ds:schemaRef ds:uri="0a9abc3b-b67c-45af-b1d9-b0180db7a2c4"/>
+  </ds:schemaRefs>
+</ds:datastoreItem>
 </file>
 
-<file path=customXml/item4.xml><?xml version="1.0" encoding="utf-8"?>
-<b:Sources xmlns:b="http://schemas.openxmlformats.org/officeDocument/2006/bibliography" xmlns="http://schemas.openxmlformats.org/officeDocument/2006/bibliography" SelectedStyle="\APASixthEditionOfficeOnline.xsl" StyleName="APA" Version="6"/>
-</file>
-
-<file path=customXml/itemProps1.xml><?xml version="1.0" encoding="utf-8"?>
+<file path=customXml/itemProps2.xml><?xml version="1.0" encoding="utf-8"?>
 <ds:datastoreItem xmlns:ds="http://schemas.openxmlformats.org/officeDocument/2006/customXml" ds:itemID="{22AE9436-BE9C-42D5-9883-32E1F9448477}">
   <ds:schemaRefs>
     <ds:schemaRef ds:uri="http://schemas.microsoft.com/office/2006/metadata/contentType"/>
@@ -56023,28 +56107,18 @@
 </ds:datastoreItem>
 </file>
 
-<file path=customXml/itemProps2.xml><?xml version="1.0" encoding="utf-8"?>
+<file path=customXml/itemProps3.xml><?xml version="1.0" encoding="utf-8"?>
+<ds:datastoreItem xmlns:ds="http://schemas.openxmlformats.org/officeDocument/2006/customXml" ds:itemID="{B7B95ABC-8616-4E1F-BA28-E2B2A6EEEEF5}">
+  <ds:schemaRefs>
+    <ds:schemaRef ds:uri="http://schemas.openxmlformats.org/officeDocument/2006/bibliography"/>
+  </ds:schemaRefs>
+</ds:datastoreItem>
+</file>
+
+<file path=customXml/itemProps4.xml><?xml version="1.0" encoding="utf-8"?>
 <ds:datastoreItem xmlns:ds="http://schemas.openxmlformats.org/officeDocument/2006/customXml" ds:itemID="{AD193FD9-4DA5-46D1-B015-D7B972817297}">
   <ds:schemaRefs>
     <ds:schemaRef ds:uri="http://schemas.microsoft.com/sharepoint/v3/contenttype/forms"/>
   </ds:schemaRefs>
 </ds:datastoreItem>
-</file>
-
-<file path=customXml/itemProps3.xml><?xml version="1.0" encoding="utf-8"?>
-<ds:datastoreItem xmlns:ds="http://schemas.openxmlformats.org/officeDocument/2006/customXml" ds:itemID="{AA8770D6-6886-410B-93B4-6D5D54BAD75D}">
-  <ds:schemaRefs>
-    <ds:schemaRef ds:uri="http://schemas.microsoft.com/office/2006/metadata/properties"/>
-    <ds:schemaRef ds:uri="http://schemas.microsoft.com/office/infopath/2007/PartnerControls"/>
-    <ds:schemaRef ds:uri="0a9abc3b-b67c-45af-b1d9-b0180db7a2c4"/>
-  </ds:schemaRefs>
-</ds:datastoreItem>
-</file>
-
-<file path=customXml/itemProps4.xml><?xml version="1.0" encoding="utf-8"?>
-<ds:datastoreItem xmlns:ds="http://schemas.openxmlformats.org/officeDocument/2006/customXml" ds:itemID="{B7B95ABC-8616-4E1F-BA28-E2B2A6EEEEF5}">
-  <ds:schemaRefs>
-    <ds:schemaRef ds:uri="http://schemas.openxmlformats.org/officeDocument/2006/bibliography"/>
-  </ds:schemaRefs>
-</ds:datastoreItem>
 </file>
--- a/Paper/BDA_AES.docx
+++ b/Paper/BDA_AES.docx
@@ -1804,7 +1804,7 @@
                 <w:noProof/>
                 <w:webHidden/>
               </w:rPr>
-              <w:t>12</w:t>
+              <w:t>11</w:t>
             </w:r>
             <w:r>
               <w:rPr>
@@ -2464,7 +2464,7 @@
                 <w:noProof/>
                 <w:webHidden/>
               </w:rPr>
-              <w:t>21</w:t>
+              <w:t>20</w:t>
             </w:r>
             <w:r>
               <w:rPr>
@@ -2748,7 +2748,7 @@
                 <w:noProof/>
                 <w:webHidden/>
               </w:rPr>
-              <w:t>23</w:t>
+              <w:t>22</w:t>
             </w:r>
             <w:r>
               <w:rPr>
@@ -2936,7 +2936,7 @@
                 <w:noProof/>
                 <w:webHidden/>
               </w:rPr>
-              <w:t>25</w:t>
+              <w:t>24</w:t>
             </w:r>
             <w:r>
               <w:rPr>
@@ -3218,7 +3218,7 @@
                 <w:noProof/>
                 <w:webHidden/>
               </w:rPr>
-              <w:t>27</w:t>
+              <w:t>26</w:t>
             </w:r>
             <w:r>
               <w:rPr>
@@ -3594,7 +3594,7 @@
                 <w:noProof/>
                 <w:webHidden/>
               </w:rPr>
-              <w:t>30</w:t>
+              <w:t>29</w:t>
             </w:r>
             <w:r>
               <w:rPr>
@@ -4067,7 +4067,7 @@
                 <w:noProof/>
                 <w:webHidden/>
               </w:rPr>
-              <w:t>35</w:t>
+              <w:t>34</w:t>
             </w:r>
             <w:r>
               <w:rPr>
@@ -4161,7 +4161,7 @@
                 <w:noProof/>
                 <w:webHidden/>
               </w:rPr>
-              <w:t>36</w:t>
+              <w:t>35</w:t>
             </w:r>
             <w:r>
               <w:rPr>
@@ -4255,7 +4255,7 @@
                 <w:noProof/>
                 <w:webHidden/>
               </w:rPr>
-              <w:t>40</w:t>
+              <w:t>39</w:t>
             </w:r>
             <w:r>
               <w:rPr>
@@ -4347,7 +4347,7 @@
                 <w:noProof/>
                 <w:webHidden/>
               </w:rPr>
-              <w:t>42</w:t>
+              <w:t>41</w:t>
             </w:r>
             <w:r>
               <w:rPr>
@@ -4439,7 +4439,7 @@
                 <w:noProof/>
                 <w:webHidden/>
               </w:rPr>
-              <w:t>43</w:t>
+              <w:t>42</w:t>
             </w:r>
             <w:r>
               <w:rPr>
@@ -4531,7 +4531,7 @@
                 <w:noProof/>
                 <w:webHidden/>
               </w:rPr>
-              <w:t>44</w:t>
+              <w:t>43</w:t>
             </w:r>
             <w:r>
               <w:rPr>
@@ -4623,7 +4623,7 @@
                 <w:noProof/>
                 <w:webHidden/>
               </w:rPr>
-              <w:t>45</w:t>
+              <w:t>44</w:t>
             </w:r>
             <w:r>
               <w:rPr>
@@ -4715,7 +4715,7 @@
                 <w:noProof/>
                 <w:webHidden/>
               </w:rPr>
-              <w:t>48</w:t>
+              <w:t>47</w:t>
             </w:r>
             <w:r>
               <w:rPr>
@@ -12411,6 +12411,17 @@
           <w:color w:val="auto"/>
           <w:sz w:val="20"/>
           <w:szCs w:val="20"/>
+          <w:cs/>
+        </w:rPr>
+        <w:t>‎</w:t>
+      </w:r>
+      <w:r>
+        <w:rPr>
+          <w:rFonts w:ascii="Arial" w:hAnsi="Arial" w:cs="Arial"/>
+          <w:noProof/>
+          <w:color w:val="auto"/>
+          <w:sz w:val="20"/>
+          <w:szCs w:val="20"/>
         </w:rPr>
         <w:t>3</w:t>
       </w:r>
@@ -13054,6 +13065,17 @@
           <w:color w:val="auto"/>
           <w:sz w:val="20"/>
           <w:szCs w:val="20"/>
+          <w:cs/>
+        </w:rPr>
+        <w:t>‎</w:t>
+      </w:r>
+      <w:r>
+        <w:rPr>
+          <w:rFonts w:ascii="Arial" w:hAnsi="Arial" w:cs="Arial"/>
+          <w:noProof/>
+          <w:color w:val="auto"/>
+          <w:sz w:val="20"/>
+          <w:szCs w:val="20"/>
         </w:rPr>
         <w:t>3</w:t>
       </w:r>
@@ -13435,6 +13457,17 @@
           <w:szCs w:val="20"/>
         </w:rPr>
         <w:fldChar w:fldCharType="separate"/>
+      </w:r>
+      <w:r>
+        <w:rPr>
+          <w:rFonts w:ascii="Arial" w:hAnsi="Arial" w:cs="Arial"/>
+          <w:noProof/>
+          <w:color w:val="auto"/>
+          <w:sz w:val="20"/>
+          <w:szCs w:val="20"/>
+          <w:cs/>
+        </w:rPr>
+        <w:t>‎</w:t>
       </w:r>
       <w:r>
         <w:rPr>
@@ -17011,6 +17044,18 @@
       <w:r>
         <w:rPr>
           <w:rFonts w:ascii="Arial" w:hAnsi="Arial" w:cs="Arial"/>
+          <w:noProof/>
+          <w:color w:val="auto"/>
+          <w:sz w:val="20"/>
+          <w:szCs w:val="20"/>
+          <w:cs/>
+        </w:rPr>
+        <w:t>‎</w:t>
+      </w:r>
+      <w:r>
+        <w:rPr>
+          <w:rFonts w:ascii="Arial" w:hAnsi="Arial" w:cs="Arial"/>
+          <w:noProof/>
           <w:color w:val="auto"/>
           <w:sz w:val="20"/>
           <w:szCs w:val="20"/>
@@ -17699,6 +17744,18 @@
       <w:r>
         <w:rPr>
           <w:rFonts w:ascii="Arial" w:hAnsi="Arial" w:cs="Arial"/>
+          <w:noProof/>
+          <w:color w:val="auto"/>
+          <w:sz w:val="20"/>
+          <w:szCs w:val="20"/>
+          <w:cs/>
+        </w:rPr>
+        <w:t>‎</w:t>
+      </w:r>
+      <w:r>
+        <w:rPr>
+          <w:rFonts w:ascii="Arial" w:hAnsi="Arial" w:cs="Arial"/>
+          <w:noProof/>
           <w:color w:val="auto"/>
           <w:sz w:val="20"/>
           <w:szCs w:val="20"/>
@@ -18218,6 +18275,17 @@
           <w:szCs w:val="20"/>
         </w:rPr>
         <w:fldChar w:fldCharType="separate"/>
+      </w:r>
+      <w:r>
+        <w:rPr>
+          <w:rFonts w:ascii="Arial" w:hAnsi="Arial" w:cs="Arial"/>
+          <w:noProof/>
+          <w:color w:val="auto"/>
+          <w:sz w:val="20"/>
+          <w:szCs w:val="20"/>
+          <w:cs/>
+        </w:rPr>
+        <w:t>‎</w:t>
       </w:r>
       <w:r>
         <w:rPr>
@@ -25965,6 +26033,17 @@
           <w:color w:val="auto"/>
           <w:sz w:val="20"/>
           <w:szCs w:val="20"/>
+          <w:cs/>
+        </w:rPr>
+        <w:t>‎</w:t>
+      </w:r>
+      <w:r>
+        <w:rPr>
+          <w:rFonts w:ascii="Arial" w:hAnsi="Arial" w:cs="Arial"/>
+          <w:noProof/>
+          <w:color w:val="auto"/>
+          <w:sz w:val="20"/>
+          <w:szCs w:val="20"/>
         </w:rPr>
         <w:t>3</w:t>
       </w:r>
@@ -27688,6 +27767,17 @@
           <w:color w:val="auto"/>
           <w:sz w:val="20"/>
           <w:szCs w:val="20"/>
+          <w:cs/>
+        </w:rPr>
+        <w:t>‎</w:t>
+      </w:r>
+      <w:r>
+        <w:rPr>
+          <w:rFonts w:ascii="Arial" w:hAnsi="Arial" w:cs="Arial"/>
+          <w:noProof/>
+          <w:color w:val="auto"/>
+          <w:sz w:val="20"/>
+          <w:szCs w:val="20"/>
         </w:rPr>
         <w:t>3</w:t>
       </w:r>
@@ -28567,6 +28657,17 @@
           <w:color w:val="auto"/>
           <w:sz w:val="20"/>
           <w:szCs w:val="20"/>
+          <w:cs/>
+        </w:rPr>
+        <w:t>‎</w:t>
+      </w:r>
+      <w:r>
+        <w:rPr>
+          <w:rFonts w:ascii="Arial" w:hAnsi="Arial" w:cs="Arial"/>
+          <w:noProof/>
+          <w:color w:val="auto"/>
+          <w:sz w:val="20"/>
+          <w:szCs w:val="20"/>
         </w:rPr>
         <w:t>3</w:t>
       </w:r>
@@ -29040,6 +29141,17 @@
           <w:color w:val="auto"/>
           <w:sz w:val="20"/>
           <w:szCs w:val="20"/>
+          <w:cs/>
+        </w:rPr>
+        <w:t>‎</w:t>
+      </w:r>
+      <w:r>
+        <w:rPr>
+          <w:rFonts w:ascii="Arial" w:hAnsi="Arial" w:cs="Arial"/>
+          <w:noProof/>
+          <w:color w:val="auto"/>
+          <w:sz w:val="20"/>
+          <w:szCs w:val="20"/>
         </w:rPr>
         <w:t>3</w:t>
       </w:r>
@@ -36772,6 +36884,17 @@
           <w:color w:val="auto"/>
           <w:sz w:val="20"/>
           <w:szCs w:val="20"/>
+          <w:cs/>
+        </w:rPr>
+        <w:t>‎</w:t>
+      </w:r>
+      <w:r>
+        <w:rPr>
+          <w:rFonts w:ascii="Arial" w:hAnsi="Arial" w:cs="Arial"/>
+          <w:noProof/>
+          <w:color w:val="auto"/>
+          <w:sz w:val="20"/>
+          <w:szCs w:val="20"/>
         </w:rPr>
         <w:t>3</w:t>
       </w:r>
@@ -38049,6 +38172,17 @@
           <w:color w:val="auto"/>
           <w:sz w:val="20"/>
           <w:szCs w:val="20"/>
+          <w:cs/>
+        </w:rPr>
+        <w:t>‎</w:t>
+      </w:r>
+      <w:r>
+        <w:rPr>
+          <w:rFonts w:ascii="Arial" w:hAnsi="Arial" w:cs="Arial"/>
+          <w:noProof/>
+          <w:color w:val="auto"/>
+          <w:sz w:val="20"/>
+          <w:szCs w:val="20"/>
         </w:rPr>
         <w:t>4</w:t>
       </w:r>
@@ -38611,6 +38745,17 @@
           <w:szCs w:val="20"/>
         </w:rPr>
         <w:fldChar w:fldCharType="separate"/>
+      </w:r>
+      <w:r>
+        <w:rPr>
+          <w:rFonts w:ascii="Arial" w:hAnsi="Arial" w:cs="Arial"/>
+          <w:noProof/>
+          <w:color w:val="auto"/>
+          <w:sz w:val="20"/>
+          <w:szCs w:val="20"/>
+          <w:cs/>
+        </w:rPr>
+        <w:t>‎</w:t>
       </w:r>
       <w:r>
         <w:rPr>
@@ -39250,6 +39395,17 @@
           <w:color w:val="auto"/>
           <w:sz w:val="20"/>
           <w:szCs w:val="20"/>
+          <w:cs/>
+        </w:rPr>
+        <w:t>‎</w:t>
+      </w:r>
+      <w:r>
+        <w:rPr>
+          <w:rFonts w:ascii="Arial" w:hAnsi="Arial" w:cs="Arial"/>
+          <w:noProof/>
+          <w:color w:val="auto"/>
+          <w:sz w:val="20"/>
+          <w:szCs w:val="20"/>
         </w:rPr>
         <w:t>4</w:t>
       </w:r>
@@ -39992,6 +40148,17 @@
           <w:color w:val="auto"/>
           <w:sz w:val="20"/>
           <w:szCs w:val="20"/>
+          <w:cs/>
+        </w:rPr>
+        <w:t>‎</w:t>
+      </w:r>
+      <w:r>
+        <w:rPr>
+          <w:rFonts w:ascii="Arial" w:hAnsi="Arial" w:cs="Arial"/>
+          <w:noProof/>
+          <w:color w:val="auto"/>
+          <w:sz w:val="20"/>
+          <w:szCs w:val="20"/>
         </w:rPr>
         <w:t>4</w:t>
       </w:r>
@@ -41450,6 +41617,17 @@
           <w:color w:val="auto"/>
           <w:sz w:val="20"/>
           <w:szCs w:val="20"/>
+          <w:cs/>
+        </w:rPr>
+        <w:t>‎</w:t>
+      </w:r>
+      <w:r>
+        <w:rPr>
+          <w:rFonts w:ascii="Arial" w:hAnsi="Arial" w:cs="Arial"/>
+          <w:noProof/>
+          <w:color w:val="auto"/>
+          <w:sz w:val="20"/>
+          <w:szCs w:val="20"/>
         </w:rPr>
         <w:t>5</w:t>
       </w:r>
@@ -42183,6 +42361,17 @@
           <w:szCs w:val="20"/>
         </w:rPr>
         <w:fldChar w:fldCharType="separate"/>
+      </w:r>
+      <w:r>
+        <w:rPr>
+          <w:rFonts w:ascii="Arial" w:hAnsi="Arial" w:cs="Arial"/>
+          <w:noProof/>
+          <w:color w:val="auto"/>
+          <w:sz w:val="20"/>
+          <w:szCs w:val="20"/>
+          <w:cs/>
+        </w:rPr>
+        <w:t>‎</w:t>
       </w:r>
       <w:r>
         <w:rPr>
@@ -47980,27 +48169,7 @@
           <w:sz w:val="24"/>
           <w:szCs w:val="24"/>
         </w:rPr>
-        <w:t xml:space="preserve"> necesită reducerea rezultatului </w:t>
-      </w:r>
-      <w:proofErr w:type="spellStart"/>
-      <w:r>
-        <w:rPr>
-          <w:rFonts w:asciiTheme="minorBidi" w:hAnsiTheme="minorBidi"/>
-          <w:iCs/>
-          <w:sz w:val="24"/>
-          <w:szCs w:val="24"/>
-        </w:rPr>
-        <w:t>modulo</w:t>
-      </w:r>
-      <w:proofErr w:type="spellEnd"/>
-      <w:r>
-        <w:rPr>
-          <w:rFonts w:asciiTheme="minorBidi" w:hAnsiTheme="minorBidi"/>
-          <w:iCs/>
-          <w:sz w:val="24"/>
-          <w:szCs w:val="24"/>
-        </w:rPr>
-        <w:t xml:space="preserve"> </w:t>
+        <w:t xml:space="preserve"> necesită reducerea rezultatului modulo </w:t>
       </w:r>
       <m:oMath>
         <m:r>
@@ -52000,6 +52169,1110 @@
     </w:p>
     <w:p>
       <w:pPr>
+        <w:pStyle w:val="Heading2"/>
+      </w:pPr>
+      <w:r>
+        <w:t>ADĂUGAREA CHEII DE RUNDĂ</w:t>
+      </w:r>
+    </w:p>
+    <w:p/>
+    <w:p>
+      <w:pPr>
+        <w:ind w:firstLine="576"/>
+        <w:jc w:val="both"/>
+        <w:rPr>
+          <w:rFonts w:ascii="Arial" w:hAnsi="Arial" w:cs="Arial"/>
+          <w:sz w:val="24"/>
+          <w:szCs w:val="24"/>
+        </w:rPr>
+      </w:pPr>
+      <w:r>
+        <w:rPr>
+          <w:rFonts w:ascii="Arial" w:hAnsi="Arial" w:cs="Arial"/>
+          <w:sz w:val="24"/>
+          <w:szCs w:val="24"/>
+        </w:rPr>
+        <w:t xml:space="preserve">Adăugarea cheii de rundă este construită în jurul unei simple operații </w:t>
+      </w:r>
+      <w:r>
+        <w:rPr>
+          <w:rFonts w:ascii="Arial" w:hAnsi="Arial" w:cs="Arial"/>
+          <w:i/>
+          <w:iCs/>
+          <w:sz w:val="24"/>
+          <w:szCs w:val="24"/>
+        </w:rPr>
+        <w:t>sau-exclusiv</w:t>
+      </w:r>
+      <w:r>
+        <w:rPr>
+          <w:rFonts w:ascii="Arial" w:hAnsi="Arial" w:cs="Arial"/>
+          <w:sz w:val="24"/>
+          <w:szCs w:val="24"/>
+        </w:rPr>
+        <w:t xml:space="preserve"> între matricea stării curente și cea a cheii de rund</w:t>
+      </w:r>
+      <w:r>
+        <w:rPr>
+          <w:rFonts w:ascii="Arial" w:hAnsi="Arial" w:cs="Arial"/>
+          <w:sz w:val="24"/>
+          <w:szCs w:val="24"/>
+        </w:rPr>
+        <w:t>ă.</w:t>
+      </w:r>
+      <w:r>
+        <w:t xml:space="preserve"> </w:t>
+      </w:r>
+      <w:r>
+        <w:rPr>
+          <w:rFonts w:ascii="Arial" w:hAnsi="Arial" w:cs="Arial"/>
+          <w:sz w:val="24"/>
+          <w:szCs w:val="24"/>
+        </w:rPr>
+        <w:t>Din punct de vedere hardware, această transformare are o complexitate redusă, nefiind necesare operații aritmetice suplimentare sau elemente de memorare dedicate.</w:t>
+      </w:r>
+    </w:p>
+    <w:p>
+      <w:pPr>
+        <w:ind w:firstLine="576"/>
+        <w:jc w:val="both"/>
+        <w:rPr>
+          <w:rFonts w:ascii="Arial" w:hAnsi="Arial" w:cs="Arial"/>
+          <w:sz w:val="24"/>
+          <w:szCs w:val="24"/>
+        </w:rPr>
+      </w:pPr>
+      <w:r>
+        <w:rPr>
+          <w:rFonts w:ascii="Arial" w:hAnsi="Arial" w:cs="Arial"/>
+          <w:sz w:val="24"/>
+          <w:szCs w:val="24"/>
+        </w:rPr>
+        <w:t xml:space="preserve">Implementarea poate fi realizată complet </w:t>
+      </w:r>
+      <w:proofErr w:type="spellStart"/>
+      <w:r>
+        <w:rPr>
+          <w:rFonts w:ascii="Arial" w:hAnsi="Arial" w:cs="Arial"/>
+          <w:sz w:val="24"/>
+          <w:szCs w:val="24"/>
+        </w:rPr>
+        <w:t>combinațional</w:t>
+      </w:r>
+      <w:proofErr w:type="spellEnd"/>
+      <w:r>
+        <w:rPr>
+          <w:rFonts w:ascii="Arial" w:hAnsi="Arial" w:cs="Arial"/>
+          <w:sz w:val="24"/>
+          <w:szCs w:val="24"/>
+        </w:rPr>
+        <w:t>, fiecare octet al stării fiind combinat cu octetul corespunzător al cheii de rundă. Datorită independenței dintre aceste operații, toate cele 16 operații XOR pot fi efectuate în paralel.</w:t>
+      </w:r>
+    </w:p>
+    <w:p>
+      <w:pPr>
+        <w:ind w:firstLine="576"/>
+        <w:jc w:val="both"/>
+        <w:rPr>
+          <w:rFonts w:ascii="Arial" w:hAnsi="Arial" w:cs="Arial"/>
+          <w:sz w:val="24"/>
+          <w:szCs w:val="24"/>
+        </w:rPr>
+      </w:pPr>
+      <w:r>
+        <w:rPr>
+          <w:rFonts w:ascii="Arial" w:hAnsi="Arial" w:cs="Arial"/>
+          <w:sz w:val="24"/>
+          <w:szCs w:val="24"/>
+        </w:rPr>
+        <w:t xml:space="preserve">Drept consecință pentru faptul că stările interne sunt reprezentate prin intermediul tipului de date compus </w:t>
+      </w:r>
+      <w:proofErr w:type="spellStart"/>
+      <w:r>
+        <w:rPr>
+          <w:rFonts w:ascii="Arial" w:hAnsi="Arial" w:cs="Arial"/>
+          <w:i/>
+          <w:iCs/>
+          <w:sz w:val="24"/>
+          <w:szCs w:val="24"/>
+        </w:rPr>
+        <w:t>byte_matrix</w:t>
+      </w:r>
+      <w:proofErr w:type="spellEnd"/>
+      <w:r>
+        <w:rPr>
+          <w:rFonts w:ascii="Arial" w:hAnsi="Arial" w:cs="Arial"/>
+          <w:sz w:val="24"/>
+          <w:szCs w:val="24"/>
+        </w:rPr>
+        <w:t xml:space="preserve">, este necesară dezvoltarea unei simple funcții care să efectueze operație logică </w:t>
+      </w:r>
+      <w:r>
+        <w:rPr>
+          <w:rFonts w:ascii="Arial" w:hAnsi="Arial" w:cs="Arial"/>
+          <w:i/>
+          <w:iCs/>
+          <w:sz w:val="24"/>
+          <w:szCs w:val="24"/>
+        </w:rPr>
+        <w:t>sau-exclusiv</w:t>
+      </w:r>
+      <w:r>
+        <w:rPr>
+          <w:rFonts w:ascii="Arial" w:hAnsi="Arial" w:cs="Arial"/>
+          <w:sz w:val="24"/>
+          <w:szCs w:val="24"/>
+        </w:rPr>
+        <w:t xml:space="preserve"> la nivelul fiecărui octet.</w:t>
+      </w:r>
+    </w:p>
+    <w:p>
+      <w:pPr>
+        <w:ind w:firstLine="576"/>
+        <w:jc w:val="both"/>
+        <w:rPr>
+          <w:rFonts w:ascii="Arial" w:hAnsi="Arial" w:cs="Arial"/>
+          <w:sz w:val="24"/>
+          <w:szCs w:val="24"/>
+        </w:rPr>
+      </w:pPr>
+    </w:p>
+    <w:p>
+      <w:pPr>
+        <w:ind w:firstLine="576"/>
+        <w:rPr>
+          <w:rFonts w:ascii="Arial" w:hAnsi="Arial" w:cs="Arial"/>
+          <w:sz w:val="24"/>
+          <w:szCs w:val="24"/>
+        </w:rPr>
+      </w:pPr>
+      <w:r>
+        <w:rPr>
+          <w:rFonts w:ascii="Arial" w:hAnsi="Arial" w:cs="Arial"/>
+          <w:sz w:val="24"/>
+          <w:szCs w:val="24"/>
+        </w:rPr>
+        <w:t xml:space="preserve">Această funcție poartă denumirea sugestivă </w:t>
+      </w:r>
+      <w:proofErr w:type="spellStart"/>
+      <w:r>
+        <w:rPr>
+          <w:rFonts w:ascii="Arial" w:hAnsi="Arial" w:cs="Arial"/>
+          <w:i/>
+          <w:iCs/>
+          <w:sz w:val="24"/>
+          <w:szCs w:val="24"/>
+        </w:rPr>
+        <w:t>matrix_xor</w:t>
+      </w:r>
+      <w:proofErr w:type="spellEnd"/>
+      <w:r>
+        <w:rPr>
+          <w:rFonts w:ascii="Arial" w:hAnsi="Arial" w:cs="Arial"/>
+          <w:sz w:val="24"/>
+          <w:szCs w:val="24"/>
+        </w:rPr>
+        <w:t xml:space="preserve">. Secvența de cod 5.18 prezintă definiția funcției, precum apare aceasta în cadrul librăriei </w:t>
+      </w:r>
+      <w:proofErr w:type="spellStart"/>
+      <w:r>
+        <w:rPr>
+          <w:rFonts w:ascii="Arial" w:hAnsi="Arial" w:cs="Arial"/>
+          <w:i/>
+          <w:iCs/>
+          <w:sz w:val="24"/>
+          <w:szCs w:val="24"/>
+        </w:rPr>
+        <w:t>aes_utilities</w:t>
+      </w:r>
+      <w:proofErr w:type="spellEnd"/>
+      <w:r>
+        <w:rPr>
+          <w:rFonts w:ascii="Arial" w:hAnsi="Arial" w:cs="Arial"/>
+          <w:sz w:val="24"/>
+          <w:szCs w:val="24"/>
+        </w:rPr>
+        <w:t>.</w:t>
+      </w:r>
+    </w:p>
+    <w:p>
+      <w:pPr>
+        <w:ind w:firstLine="576"/>
+        <w:jc w:val="both"/>
+        <w:rPr>
+          <w:rFonts w:ascii="Arial" w:hAnsi="Arial" w:cs="Arial"/>
+          <w:sz w:val="24"/>
+          <w:szCs w:val="24"/>
+        </w:rPr>
+      </w:pPr>
+    </w:p>
+    <w:p>
+      <w:pPr>
+        <w:keepNext/>
+        <w:ind w:firstLine="576"/>
+        <w:jc w:val="center"/>
+        <w:rPr>
+          <w:rFonts w:ascii="Arial" w:hAnsi="Arial" w:cs="Arial"/>
+        </w:rPr>
+      </w:pPr>
+      <w:r>
+        <w:rPr>
+          <w:rFonts w:ascii="Arial" w:hAnsi="Arial" w:cs="Arial"/>
+          <w:noProof/>
+          <w:sz w:val="24"/>
+          <w:szCs w:val="24"/>
+        </w:rPr>
+        <w:drawing>
+          <wp:inline distT="0" distB="0" distL="0" distR="0" wp14:anchorId="44DAC755" wp14:editId="2FBE70F4">
+            <wp:extent cx="2924583" cy="733527"/>
+            <wp:effectExtent l="0" t="0" r="9525" b="9525"/>
+            <wp:docPr id="172206111" name="Picture 1"/>
+            <wp:cNvGraphicFramePr>
+              <a:graphicFrameLocks xmlns:a="http://schemas.openxmlformats.org/drawingml/2006/main" noChangeAspect="1"/>
+            </wp:cNvGraphicFramePr>
+            <a:graphic xmlns:a="http://schemas.openxmlformats.org/drawingml/2006/main">
+              <a:graphicData uri="http://schemas.openxmlformats.org/drawingml/2006/picture">
+                <pic:pic xmlns:pic="http://schemas.openxmlformats.org/drawingml/2006/picture">
+                  <pic:nvPicPr>
+                    <pic:cNvPr id="172206111" name="Picture 172206111"/>
+                    <pic:cNvPicPr/>
+                  </pic:nvPicPr>
+                  <pic:blipFill>
+                    <a:blip r:embed="rId71">
+                      <a:extLst>
+                        <a:ext uri="{28A0092B-C50C-407E-A947-70E740481C1C}">
+                          <a14:useLocalDpi xmlns:a14="http://schemas.microsoft.com/office/drawing/2010/main" val="0"/>
+                        </a:ext>
+                      </a:extLst>
+                    </a:blip>
+                    <a:stretch>
+                      <a:fillRect/>
+                    </a:stretch>
+                  </pic:blipFill>
+                  <pic:spPr>
+                    <a:xfrm>
+                      <a:off x="0" y="0"/>
+                      <a:ext cx="2924583" cy="733527"/>
+                    </a:xfrm>
+                    <a:prstGeom prst="rect">
+                      <a:avLst/>
+                    </a:prstGeom>
+                  </pic:spPr>
+                </pic:pic>
+              </a:graphicData>
+            </a:graphic>
+          </wp:inline>
+        </w:drawing>
+      </w:r>
+    </w:p>
+    <w:p>
+      <w:pPr>
+        <w:pStyle w:val="Caption"/>
+        <w:jc w:val="center"/>
+        <w:rPr>
+          <w:rFonts w:ascii="Arial" w:hAnsi="Arial" w:cs="Arial"/>
+          <w:color w:val="auto"/>
+          <w:sz w:val="20"/>
+          <w:szCs w:val="20"/>
+        </w:rPr>
+      </w:pPr>
+      <w:r>
+        <w:rPr>
+          <w:rFonts w:ascii="Arial" w:hAnsi="Arial" w:cs="Arial"/>
+          <w:color w:val="auto"/>
+          <w:sz w:val="20"/>
+          <w:szCs w:val="20"/>
+        </w:rPr>
+        <w:t xml:space="preserve">Secvența de cod </w:t>
+      </w:r>
+      <w:r>
+        <w:rPr>
+          <w:rFonts w:ascii="Arial" w:hAnsi="Arial" w:cs="Arial"/>
+          <w:color w:val="auto"/>
+          <w:sz w:val="20"/>
+          <w:szCs w:val="20"/>
+        </w:rPr>
+        <w:fldChar w:fldCharType="begin"/>
+      </w:r>
+      <w:r>
+        <w:rPr>
+          <w:rFonts w:ascii="Arial" w:hAnsi="Arial" w:cs="Arial"/>
+          <w:color w:val="auto"/>
+          <w:sz w:val="20"/>
+          <w:szCs w:val="20"/>
+        </w:rPr>
+        <w:instrText xml:space="preserve"> STYLEREF 1 \s </w:instrText>
+      </w:r>
+      <w:r>
+        <w:rPr>
+          <w:rFonts w:ascii="Arial" w:hAnsi="Arial" w:cs="Arial"/>
+          <w:color w:val="auto"/>
+          <w:sz w:val="20"/>
+          <w:szCs w:val="20"/>
+        </w:rPr>
+        <w:fldChar w:fldCharType="separate"/>
+      </w:r>
+      <w:r>
+        <w:rPr>
+          <w:rFonts w:ascii="Arial" w:hAnsi="Arial" w:cs="Arial"/>
+          <w:noProof/>
+          <w:color w:val="auto"/>
+          <w:sz w:val="20"/>
+          <w:szCs w:val="20"/>
+          <w:cs/>
+        </w:rPr>
+        <w:t>‎</w:t>
+      </w:r>
+      <w:r>
+        <w:rPr>
+          <w:rFonts w:ascii="Arial" w:hAnsi="Arial" w:cs="Arial"/>
+          <w:noProof/>
+          <w:color w:val="auto"/>
+          <w:sz w:val="20"/>
+          <w:szCs w:val="20"/>
+        </w:rPr>
+        <w:t>5</w:t>
+      </w:r>
+      <w:r>
+        <w:rPr>
+          <w:rFonts w:ascii="Arial" w:hAnsi="Arial" w:cs="Arial"/>
+          <w:color w:val="auto"/>
+          <w:sz w:val="20"/>
+          <w:szCs w:val="20"/>
+        </w:rPr>
+        <w:fldChar w:fldCharType="end"/>
+      </w:r>
+      <w:r>
+        <w:rPr>
+          <w:rFonts w:ascii="Arial" w:hAnsi="Arial" w:cs="Arial"/>
+          <w:color w:val="auto"/>
+          <w:sz w:val="20"/>
+          <w:szCs w:val="20"/>
+        </w:rPr>
+        <w:t>.</w:t>
+      </w:r>
+      <w:r>
+        <w:rPr>
+          <w:rFonts w:ascii="Arial" w:hAnsi="Arial" w:cs="Arial"/>
+          <w:color w:val="auto"/>
+          <w:sz w:val="20"/>
+          <w:szCs w:val="20"/>
+        </w:rPr>
+        <w:fldChar w:fldCharType="begin"/>
+      </w:r>
+      <w:r>
+        <w:rPr>
+          <w:rFonts w:ascii="Arial" w:hAnsi="Arial" w:cs="Arial"/>
+          <w:color w:val="auto"/>
+          <w:sz w:val="20"/>
+          <w:szCs w:val="20"/>
+        </w:rPr>
+        <w:instrText xml:space="preserve"> SEQ Secvența_de_cod \* ARABIC \s 1 </w:instrText>
+      </w:r>
+      <w:r>
+        <w:rPr>
+          <w:rFonts w:ascii="Arial" w:hAnsi="Arial" w:cs="Arial"/>
+          <w:color w:val="auto"/>
+          <w:sz w:val="20"/>
+          <w:szCs w:val="20"/>
+        </w:rPr>
+        <w:fldChar w:fldCharType="separate"/>
+      </w:r>
+      <w:r>
+        <w:rPr>
+          <w:rFonts w:ascii="Arial" w:hAnsi="Arial" w:cs="Arial"/>
+          <w:noProof/>
+          <w:color w:val="auto"/>
+          <w:sz w:val="20"/>
+          <w:szCs w:val="20"/>
+        </w:rPr>
+        <w:t>18</w:t>
+      </w:r>
+      <w:r>
+        <w:rPr>
+          <w:rFonts w:ascii="Arial" w:hAnsi="Arial" w:cs="Arial"/>
+          <w:color w:val="auto"/>
+          <w:sz w:val="20"/>
+          <w:szCs w:val="20"/>
+        </w:rPr>
+        <w:fldChar w:fldCharType="end"/>
+      </w:r>
+      <w:r>
+        <w:rPr>
+          <w:rFonts w:ascii="Arial" w:hAnsi="Arial" w:cs="Arial"/>
+          <w:color w:val="auto"/>
+          <w:sz w:val="20"/>
+          <w:szCs w:val="20"/>
+        </w:rPr>
+        <w:t xml:space="preserve"> Declararea funcției </w:t>
+      </w:r>
+      <w:proofErr w:type="spellStart"/>
+      <w:r>
+        <w:rPr>
+          <w:rFonts w:ascii="Arial" w:hAnsi="Arial" w:cs="Arial"/>
+          <w:color w:val="auto"/>
+          <w:sz w:val="20"/>
+          <w:szCs w:val="20"/>
+        </w:rPr>
+        <w:t>matrix_xor</w:t>
+      </w:r>
+      <w:proofErr w:type="spellEnd"/>
+      <w:r>
+        <w:rPr>
+          <w:rFonts w:ascii="Arial" w:hAnsi="Arial" w:cs="Arial"/>
+          <w:color w:val="auto"/>
+          <w:sz w:val="20"/>
+          <w:szCs w:val="20"/>
+        </w:rPr>
+        <w:t xml:space="preserve"> în cadrul librăriei </w:t>
+      </w:r>
+      <w:proofErr w:type="spellStart"/>
+      <w:r>
+        <w:rPr>
+          <w:rFonts w:ascii="Arial" w:hAnsi="Arial" w:cs="Arial"/>
+          <w:color w:val="auto"/>
+          <w:sz w:val="20"/>
+          <w:szCs w:val="20"/>
+        </w:rPr>
+        <w:t>aes_utilities</w:t>
+      </w:r>
+      <w:proofErr w:type="spellEnd"/>
+    </w:p>
+    <w:p>
+      <w:pPr>
+        <w:rPr>
+          <w:rFonts w:ascii="Arial" w:hAnsi="Arial" w:cs="Arial"/>
+        </w:rPr>
+      </w:pPr>
+    </w:p>
+    <w:p>
+      <w:pPr>
+        <w:ind w:firstLine="720"/>
+        <w:jc w:val="both"/>
+        <w:rPr>
+          <w:rFonts w:ascii="Arial" w:hAnsi="Arial" w:cs="Arial"/>
+          <w:sz w:val="24"/>
+          <w:szCs w:val="24"/>
+        </w:rPr>
+      </w:pPr>
+      <w:r>
+        <w:rPr>
+          <w:rFonts w:ascii="Arial" w:hAnsi="Arial" w:cs="Arial"/>
+          <w:sz w:val="24"/>
+          <w:szCs w:val="24"/>
+        </w:rPr>
+        <w:t>Corpul fun</w:t>
+      </w:r>
+      <w:r>
+        <w:rPr>
+          <w:rFonts w:ascii="Arial" w:hAnsi="Arial" w:cs="Arial"/>
+          <w:sz w:val="24"/>
+          <w:szCs w:val="24"/>
+        </w:rPr>
+        <w:t xml:space="preserve">cției este prezentat </w:t>
+      </w:r>
+      <w:r>
+        <w:rPr>
+          <w:rFonts w:ascii="Arial" w:hAnsi="Arial" w:cs="Arial"/>
+          <w:sz w:val="24"/>
+          <w:szCs w:val="24"/>
+        </w:rPr>
+        <w:t xml:space="preserve">în cadrul </w:t>
+      </w:r>
+      <w:r>
+        <w:rPr>
+          <w:rFonts w:ascii="Arial" w:hAnsi="Arial" w:cs="Arial"/>
+          <w:sz w:val="24"/>
+          <w:szCs w:val="24"/>
+        </w:rPr>
+        <w:t>secvenței de cod 5.19</w:t>
+      </w:r>
+      <w:r>
+        <w:rPr>
+          <w:rFonts w:ascii="Arial" w:hAnsi="Arial" w:cs="Arial"/>
+          <w:sz w:val="24"/>
+          <w:szCs w:val="24"/>
+        </w:rPr>
+        <w:t xml:space="preserve">. </w:t>
+      </w:r>
+      <w:r>
+        <w:rPr>
+          <w:rFonts w:ascii="Arial" w:hAnsi="Arial" w:cs="Arial"/>
+          <w:sz w:val="24"/>
+          <w:szCs w:val="24"/>
+        </w:rPr>
+        <w:t xml:space="preserve">Operația </w:t>
+      </w:r>
+      <w:r>
+        <w:rPr>
+          <w:rFonts w:ascii="Arial" w:hAnsi="Arial" w:cs="Arial"/>
+          <w:sz w:val="24"/>
+          <w:szCs w:val="24"/>
+        </w:rPr>
+        <w:t>logică este efectuată explicit și succesiv la nivelul fiecărei coloane.</w:t>
+      </w:r>
+      <w:r>
+        <w:rPr>
+          <w:rFonts w:ascii="Arial" w:hAnsi="Arial" w:cs="Arial"/>
+          <w:sz w:val="24"/>
+          <w:szCs w:val="24"/>
+        </w:rPr>
+        <w:t xml:space="preserve"> </w:t>
+      </w:r>
+      <w:r>
+        <w:rPr>
+          <w:rFonts w:ascii="Arial" w:hAnsi="Arial" w:cs="Arial"/>
+          <w:sz w:val="24"/>
+          <w:szCs w:val="24"/>
+        </w:rPr>
+        <w:t>În mod similar cu funcțiile anterior prezentate, o</w:t>
+      </w:r>
+      <w:r>
+        <w:rPr>
+          <w:rFonts w:ascii="Arial" w:hAnsi="Arial" w:cs="Arial"/>
+          <w:sz w:val="24"/>
+          <w:szCs w:val="24"/>
+        </w:rPr>
+        <w:t xml:space="preserve"> alternativă a acestei definiții constă în utilizarea structurii </w:t>
+      </w:r>
+      <w:proofErr w:type="spellStart"/>
+      <w:r>
+        <w:rPr>
+          <w:rFonts w:ascii="Arial" w:hAnsi="Arial" w:cs="Arial"/>
+          <w:sz w:val="24"/>
+          <w:szCs w:val="24"/>
+        </w:rPr>
+        <w:t>combinaționale</w:t>
+      </w:r>
+      <w:proofErr w:type="spellEnd"/>
+      <w:r>
+        <w:rPr>
+          <w:rFonts w:ascii="Arial" w:hAnsi="Arial" w:cs="Arial"/>
+          <w:sz w:val="24"/>
+          <w:szCs w:val="24"/>
+        </w:rPr>
+        <w:t xml:space="preserve"> generative </w:t>
+      </w:r>
+      <w:r>
+        <w:rPr>
+          <w:rFonts w:ascii="Arial" w:hAnsi="Arial" w:cs="Arial"/>
+          <w:i/>
+          <w:iCs/>
+          <w:sz w:val="24"/>
+          <w:szCs w:val="24"/>
+        </w:rPr>
+        <w:t>for generate</w:t>
+      </w:r>
+      <w:r>
+        <w:rPr>
+          <w:rFonts w:ascii="Arial" w:hAnsi="Arial" w:cs="Arial"/>
+          <w:sz w:val="24"/>
+          <w:szCs w:val="24"/>
+        </w:rPr>
+        <w:t>.</w:t>
+      </w:r>
+    </w:p>
+    <w:p>
+      <w:pPr>
+        <w:ind w:firstLine="720"/>
+        <w:jc w:val="both"/>
+        <w:rPr>
+          <w:rFonts w:ascii="Arial" w:hAnsi="Arial" w:cs="Arial"/>
+          <w:sz w:val="24"/>
+          <w:szCs w:val="24"/>
+        </w:rPr>
+      </w:pPr>
+    </w:p>
+    <w:p>
+      <w:pPr>
+        <w:keepNext/>
+        <w:ind w:firstLine="720"/>
+        <w:jc w:val="center"/>
+      </w:pPr>
+      <w:r>
+        <w:rPr>
+          <w:rFonts w:ascii="Arial" w:hAnsi="Arial" w:cs="Arial"/>
+          <w:noProof/>
+          <w:sz w:val="24"/>
+          <w:szCs w:val="24"/>
+        </w:rPr>
+        <w:drawing>
+          <wp:inline distT="0" distB="0" distL="0" distR="0" wp14:anchorId="68D82EC1" wp14:editId="6AC60A97">
+            <wp:extent cx="2990850" cy="4354554"/>
+            <wp:effectExtent l="0" t="0" r="0" b="8255"/>
+            <wp:docPr id="1159889992" name="Picture 2"/>
+            <wp:cNvGraphicFramePr>
+              <a:graphicFrameLocks xmlns:a="http://schemas.openxmlformats.org/drawingml/2006/main" noChangeAspect="1"/>
+            </wp:cNvGraphicFramePr>
+            <a:graphic xmlns:a="http://schemas.openxmlformats.org/drawingml/2006/main">
+              <a:graphicData uri="http://schemas.openxmlformats.org/drawingml/2006/picture">
+                <pic:pic xmlns:pic="http://schemas.openxmlformats.org/drawingml/2006/picture">
+                  <pic:nvPicPr>
+                    <pic:cNvPr id="1159889992" name="Picture 1159889992"/>
+                    <pic:cNvPicPr/>
+                  </pic:nvPicPr>
+                  <pic:blipFill>
+                    <a:blip r:embed="rId72">
+                      <a:extLst>
+                        <a:ext uri="{28A0092B-C50C-407E-A947-70E740481C1C}">
+                          <a14:useLocalDpi xmlns:a14="http://schemas.microsoft.com/office/drawing/2010/main" val="0"/>
+                        </a:ext>
+                      </a:extLst>
+                    </a:blip>
+                    <a:stretch>
+                      <a:fillRect/>
+                    </a:stretch>
+                  </pic:blipFill>
+                  <pic:spPr>
+                    <a:xfrm>
+                      <a:off x="0" y="0"/>
+                      <a:ext cx="2991895" cy="4356076"/>
+                    </a:xfrm>
+                    <a:prstGeom prst="rect">
+                      <a:avLst/>
+                    </a:prstGeom>
+                  </pic:spPr>
+                </pic:pic>
+              </a:graphicData>
+            </a:graphic>
+          </wp:inline>
+        </w:drawing>
+      </w:r>
+    </w:p>
+    <w:p>
+      <w:pPr>
+        <w:pStyle w:val="Caption"/>
+        <w:jc w:val="center"/>
+        <w:rPr>
+          <w:rFonts w:ascii="Arial" w:hAnsi="Arial" w:cs="Arial"/>
+          <w:color w:val="auto"/>
+          <w:sz w:val="20"/>
+          <w:szCs w:val="20"/>
+        </w:rPr>
+      </w:pPr>
+      <w:r>
+        <w:rPr>
+          <w:rFonts w:ascii="Arial" w:hAnsi="Arial" w:cs="Arial"/>
+          <w:color w:val="auto"/>
+          <w:sz w:val="20"/>
+          <w:szCs w:val="20"/>
+        </w:rPr>
+        <w:t xml:space="preserve">                  Secvența de cod </w:t>
+      </w:r>
+      <w:r>
+        <w:rPr>
+          <w:rFonts w:ascii="Arial" w:hAnsi="Arial" w:cs="Arial"/>
+          <w:color w:val="auto"/>
+          <w:sz w:val="20"/>
+          <w:szCs w:val="20"/>
+        </w:rPr>
+        <w:fldChar w:fldCharType="begin"/>
+      </w:r>
+      <w:r>
+        <w:rPr>
+          <w:rFonts w:ascii="Arial" w:hAnsi="Arial" w:cs="Arial"/>
+          <w:color w:val="auto"/>
+          <w:sz w:val="20"/>
+          <w:szCs w:val="20"/>
+        </w:rPr>
+        <w:instrText xml:space="preserve"> STYLEREF 1 \s </w:instrText>
+      </w:r>
+      <w:r>
+        <w:rPr>
+          <w:rFonts w:ascii="Arial" w:hAnsi="Arial" w:cs="Arial"/>
+          <w:color w:val="auto"/>
+          <w:sz w:val="20"/>
+          <w:szCs w:val="20"/>
+        </w:rPr>
+        <w:fldChar w:fldCharType="separate"/>
+      </w:r>
+      <w:r>
+        <w:rPr>
+          <w:rFonts w:ascii="Arial" w:hAnsi="Arial" w:cs="Arial"/>
+          <w:noProof/>
+          <w:color w:val="auto"/>
+          <w:sz w:val="20"/>
+          <w:szCs w:val="20"/>
+          <w:cs/>
+        </w:rPr>
+        <w:t>‎</w:t>
+      </w:r>
+      <w:r>
+        <w:rPr>
+          <w:rFonts w:ascii="Arial" w:hAnsi="Arial" w:cs="Arial"/>
+          <w:noProof/>
+          <w:color w:val="auto"/>
+          <w:sz w:val="20"/>
+          <w:szCs w:val="20"/>
+        </w:rPr>
+        <w:t>5</w:t>
+      </w:r>
+      <w:r>
+        <w:rPr>
+          <w:rFonts w:ascii="Arial" w:hAnsi="Arial" w:cs="Arial"/>
+          <w:color w:val="auto"/>
+          <w:sz w:val="20"/>
+          <w:szCs w:val="20"/>
+        </w:rPr>
+        <w:fldChar w:fldCharType="end"/>
+      </w:r>
+      <w:r>
+        <w:rPr>
+          <w:rFonts w:ascii="Arial" w:hAnsi="Arial" w:cs="Arial"/>
+          <w:color w:val="auto"/>
+          <w:sz w:val="20"/>
+          <w:szCs w:val="20"/>
+        </w:rPr>
+        <w:t>.</w:t>
+      </w:r>
+      <w:r>
+        <w:rPr>
+          <w:rFonts w:ascii="Arial" w:hAnsi="Arial" w:cs="Arial"/>
+          <w:color w:val="auto"/>
+          <w:sz w:val="20"/>
+          <w:szCs w:val="20"/>
+        </w:rPr>
+        <w:fldChar w:fldCharType="begin"/>
+      </w:r>
+      <w:r>
+        <w:rPr>
+          <w:rFonts w:ascii="Arial" w:hAnsi="Arial" w:cs="Arial"/>
+          <w:color w:val="auto"/>
+          <w:sz w:val="20"/>
+          <w:szCs w:val="20"/>
+        </w:rPr>
+        <w:instrText xml:space="preserve"> SEQ Secvența_de_cod \* ARABIC \s 1 </w:instrText>
+      </w:r>
+      <w:r>
+        <w:rPr>
+          <w:rFonts w:ascii="Arial" w:hAnsi="Arial" w:cs="Arial"/>
+          <w:color w:val="auto"/>
+          <w:sz w:val="20"/>
+          <w:szCs w:val="20"/>
+        </w:rPr>
+        <w:fldChar w:fldCharType="separate"/>
+      </w:r>
+      <w:r>
+        <w:rPr>
+          <w:rFonts w:ascii="Arial" w:hAnsi="Arial" w:cs="Arial"/>
+          <w:noProof/>
+          <w:color w:val="auto"/>
+          <w:sz w:val="20"/>
+          <w:szCs w:val="20"/>
+        </w:rPr>
+        <w:t>19</w:t>
+      </w:r>
+      <w:r>
+        <w:rPr>
+          <w:rFonts w:ascii="Arial" w:hAnsi="Arial" w:cs="Arial"/>
+          <w:color w:val="auto"/>
+          <w:sz w:val="20"/>
+          <w:szCs w:val="20"/>
+        </w:rPr>
+        <w:fldChar w:fldCharType="end"/>
+      </w:r>
+      <w:r>
+        <w:rPr>
+          <w:rFonts w:ascii="Arial" w:hAnsi="Arial" w:cs="Arial"/>
+          <w:color w:val="auto"/>
+          <w:sz w:val="20"/>
+          <w:szCs w:val="20"/>
+        </w:rPr>
+        <w:t xml:space="preserve"> Corpul funcției </w:t>
+      </w:r>
+      <w:proofErr w:type="spellStart"/>
+      <w:r>
+        <w:rPr>
+          <w:rFonts w:ascii="Arial" w:hAnsi="Arial" w:cs="Arial"/>
+          <w:color w:val="auto"/>
+          <w:sz w:val="20"/>
+          <w:szCs w:val="20"/>
+        </w:rPr>
+        <w:t>matrix_xor</w:t>
+      </w:r>
+      <w:proofErr w:type="spellEnd"/>
+    </w:p>
+    <w:p/>
+    <w:p/>
+    <w:p>
+      <w:pPr>
+        <w:ind w:firstLine="720"/>
+        <w:jc w:val="both"/>
+        <w:rPr>
+          <w:rFonts w:ascii="Arial" w:hAnsi="Arial" w:cs="Arial"/>
+          <w:sz w:val="24"/>
+          <w:szCs w:val="24"/>
+        </w:rPr>
+      </w:pPr>
+      <w:r>
+        <w:rPr>
+          <w:rFonts w:ascii="Arial" w:hAnsi="Arial" w:cs="Arial"/>
+          <w:sz w:val="24"/>
+          <w:szCs w:val="24"/>
+        </w:rPr>
+        <w:t>Entitatea ș</w:t>
+      </w:r>
+      <w:r>
+        <w:rPr>
+          <w:rFonts w:ascii="Arial" w:hAnsi="Arial" w:cs="Arial"/>
+          <w:sz w:val="24"/>
+          <w:szCs w:val="24"/>
+        </w:rPr>
+        <w:t>i</w:t>
+      </w:r>
+      <w:r>
+        <w:rPr>
+          <w:rFonts w:ascii="Arial" w:hAnsi="Arial" w:cs="Arial"/>
+          <w:sz w:val="24"/>
+          <w:szCs w:val="24"/>
+        </w:rPr>
+        <w:t xml:space="preserve"> arhitectura asociată au o structură relativ simplă față de operațiile anterior prezentate, această este prezentată în cadrul secvenței de cod 5.20.</w:t>
+      </w:r>
+    </w:p>
+    <w:p>
+      <w:pPr>
+        <w:ind w:firstLine="720"/>
+        <w:jc w:val="both"/>
+        <w:rPr>
+          <w:rFonts w:ascii="Arial" w:hAnsi="Arial" w:cs="Arial"/>
+          <w:sz w:val="24"/>
+          <w:szCs w:val="24"/>
+        </w:rPr>
+      </w:pPr>
+    </w:p>
+    <w:p>
+      <w:pPr>
+        <w:keepNext/>
+        <w:ind w:firstLine="720"/>
+        <w:jc w:val="center"/>
+      </w:pPr>
+      <w:r>
+        <w:rPr>
+          <w:rFonts w:ascii="Arial" w:hAnsi="Arial" w:cs="Arial"/>
+          <w:noProof/>
+          <w:sz w:val="24"/>
+          <w:szCs w:val="24"/>
+        </w:rPr>
+        <w:drawing>
+          <wp:inline distT="0" distB="0" distL="0" distR="0" wp14:anchorId="1EF5DE3F" wp14:editId="2ACD0637">
+            <wp:extent cx="3591426" cy="2200582"/>
+            <wp:effectExtent l="0" t="0" r="9525" b="9525"/>
+            <wp:docPr id="1922632609" name="Picture 3"/>
+            <wp:cNvGraphicFramePr>
+              <a:graphicFrameLocks xmlns:a="http://schemas.openxmlformats.org/drawingml/2006/main" noChangeAspect="1"/>
+            </wp:cNvGraphicFramePr>
+            <a:graphic xmlns:a="http://schemas.openxmlformats.org/drawingml/2006/main">
+              <a:graphicData uri="http://schemas.openxmlformats.org/drawingml/2006/picture">
+                <pic:pic xmlns:pic="http://schemas.openxmlformats.org/drawingml/2006/picture">
+                  <pic:nvPicPr>
+                    <pic:cNvPr id="1922632609" name="Picture 1922632609"/>
+                    <pic:cNvPicPr/>
+                  </pic:nvPicPr>
+                  <pic:blipFill>
+                    <a:blip r:embed="rId73">
+                      <a:extLst>
+                        <a:ext uri="{28A0092B-C50C-407E-A947-70E740481C1C}">
+                          <a14:useLocalDpi xmlns:a14="http://schemas.microsoft.com/office/drawing/2010/main" val="0"/>
+                        </a:ext>
+                      </a:extLst>
+                    </a:blip>
+                    <a:stretch>
+                      <a:fillRect/>
+                    </a:stretch>
+                  </pic:blipFill>
+                  <pic:spPr>
+                    <a:xfrm>
+                      <a:off x="0" y="0"/>
+                      <a:ext cx="3591426" cy="2200582"/>
+                    </a:xfrm>
+                    <a:prstGeom prst="rect">
+                      <a:avLst/>
+                    </a:prstGeom>
+                  </pic:spPr>
+                </pic:pic>
+              </a:graphicData>
+            </a:graphic>
+          </wp:inline>
+        </w:drawing>
+      </w:r>
+    </w:p>
+    <w:p>
+      <w:pPr>
+        <w:pStyle w:val="Caption"/>
+        <w:jc w:val="center"/>
+        <w:rPr>
+          <w:rFonts w:ascii="Arial" w:hAnsi="Arial" w:cs="Arial"/>
+          <w:color w:val="auto"/>
+          <w:sz w:val="28"/>
+          <w:szCs w:val="28"/>
+        </w:rPr>
+      </w:pPr>
+      <w:r>
+        <w:rPr>
+          <w:rFonts w:ascii="Arial" w:hAnsi="Arial" w:cs="Arial"/>
+          <w:color w:val="auto"/>
+          <w:sz w:val="20"/>
+          <w:szCs w:val="20"/>
+        </w:rPr>
+        <w:t xml:space="preserve">Secvența de cod </w:t>
+      </w:r>
+      <w:r>
+        <w:rPr>
+          <w:rFonts w:ascii="Arial" w:hAnsi="Arial" w:cs="Arial"/>
+          <w:color w:val="auto"/>
+          <w:sz w:val="20"/>
+          <w:szCs w:val="20"/>
+        </w:rPr>
+        <w:fldChar w:fldCharType="begin"/>
+      </w:r>
+      <w:r>
+        <w:rPr>
+          <w:rFonts w:ascii="Arial" w:hAnsi="Arial" w:cs="Arial"/>
+          <w:color w:val="auto"/>
+          <w:sz w:val="20"/>
+          <w:szCs w:val="20"/>
+        </w:rPr>
+        <w:instrText xml:space="preserve"> STYLEREF 1 \s </w:instrText>
+      </w:r>
+      <w:r>
+        <w:rPr>
+          <w:rFonts w:ascii="Arial" w:hAnsi="Arial" w:cs="Arial"/>
+          <w:color w:val="auto"/>
+          <w:sz w:val="20"/>
+          <w:szCs w:val="20"/>
+        </w:rPr>
+        <w:fldChar w:fldCharType="separate"/>
+      </w:r>
+      <w:r>
+        <w:rPr>
+          <w:rFonts w:ascii="Arial" w:hAnsi="Arial" w:cs="Arial"/>
+          <w:noProof/>
+          <w:color w:val="auto"/>
+          <w:sz w:val="20"/>
+          <w:szCs w:val="20"/>
+          <w:cs/>
+        </w:rPr>
+        <w:t>‎</w:t>
+      </w:r>
+      <w:r>
+        <w:rPr>
+          <w:rFonts w:ascii="Arial" w:hAnsi="Arial" w:cs="Arial"/>
+          <w:noProof/>
+          <w:color w:val="auto"/>
+          <w:sz w:val="20"/>
+          <w:szCs w:val="20"/>
+        </w:rPr>
+        <w:t>5</w:t>
+      </w:r>
+      <w:r>
+        <w:rPr>
+          <w:rFonts w:ascii="Arial" w:hAnsi="Arial" w:cs="Arial"/>
+          <w:color w:val="auto"/>
+          <w:sz w:val="20"/>
+          <w:szCs w:val="20"/>
+        </w:rPr>
+        <w:fldChar w:fldCharType="end"/>
+      </w:r>
+      <w:r>
+        <w:rPr>
+          <w:rFonts w:ascii="Arial" w:hAnsi="Arial" w:cs="Arial"/>
+          <w:color w:val="auto"/>
+          <w:sz w:val="20"/>
+          <w:szCs w:val="20"/>
+        </w:rPr>
+        <w:t>.</w:t>
+      </w:r>
+      <w:r>
+        <w:rPr>
+          <w:rFonts w:ascii="Arial" w:hAnsi="Arial" w:cs="Arial"/>
+          <w:color w:val="auto"/>
+          <w:sz w:val="20"/>
+          <w:szCs w:val="20"/>
+        </w:rPr>
+        <w:fldChar w:fldCharType="begin"/>
+      </w:r>
+      <w:r>
+        <w:rPr>
+          <w:rFonts w:ascii="Arial" w:hAnsi="Arial" w:cs="Arial"/>
+          <w:color w:val="auto"/>
+          <w:sz w:val="20"/>
+          <w:szCs w:val="20"/>
+        </w:rPr>
+        <w:instrText xml:space="preserve"> SEQ Secvența_de_cod \* ARABIC \s 1 </w:instrText>
+      </w:r>
+      <w:r>
+        <w:rPr>
+          <w:rFonts w:ascii="Arial" w:hAnsi="Arial" w:cs="Arial"/>
+          <w:color w:val="auto"/>
+          <w:sz w:val="20"/>
+          <w:szCs w:val="20"/>
+        </w:rPr>
+        <w:fldChar w:fldCharType="separate"/>
+      </w:r>
+      <w:r>
+        <w:rPr>
+          <w:rFonts w:ascii="Arial" w:hAnsi="Arial" w:cs="Arial"/>
+          <w:noProof/>
+          <w:color w:val="auto"/>
+          <w:sz w:val="20"/>
+          <w:szCs w:val="20"/>
+        </w:rPr>
+        <w:t>20</w:t>
+      </w:r>
+      <w:r>
+        <w:rPr>
+          <w:rFonts w:ascii="Arial" w:hAnsi="Arial" w:cs="Arial"/>
+          <w:color w:val="auto"/>
+          <w:sz w:val="20"/>
+          <w:szCs w:val="20"/>
+        </w:rPr>
+        <w:fldChar w:fldCharType="end"/>
+      </w:r>
+      <w:r>
+        <w:rPr>
+          <w:rFonts w:ascii="Arial" w:hAnsi="Arial" w:cs="Arial"/>
+          <w:color w:val="auto"/>
+          <w:sz w:val="20"/>
+          <w:szCs w:val="20"/>
+        </w:rPr>
+        <w:t xml:space="preserve"> Entitatea și arhitectura operației de adăugare a cheii</w:t>
+      </w:r>
+    </w:p>
+    <w:p>
+      <w:pPr>
+        <w:ind w:firstLine="720"/>
+        <w:jc w:val="both"/>
+        <w:rPr>
+          <w:rFonts w:ascii="Arial" w:hAnsi="Arial" w:cs="Arial"/>
+          <w:sz w:val="24"/>
+          <w:szCs w:val="24"/>
+        </w:rPr>
+      </w:pPr>
+    </w:p>
+    <w:p>
+      <w:pPr>
+        <w:ind w:firstLine="720"/>
+        <w:jc w:val="both"/>
+        <w:rPr>
+          <w:rFonts w:ascii="Arial" w:hAnsi="Arial" w:cs="Arial"/>
+          <w:sz w:val="28"/>
+          <w:szCs w:val="28"/>
+        </w:rPr>
+      </w:pPr>
+    </w:p>
+    <w:p>
+      <w:pPr>
+        <w:ind w:firstLine="720"/>
+        <w:jc w:val="both"/>
+        <w:rPr>
+          <w:rFonts w:ascii="Arial" w:hAnsi="Arial" w:cs="Arial"/>
+          <w:sz w:val="24"/>
+          <w:szCs w:val="24"/>
+        </w:rPr>
+      </w:pPr>
+    </w:p>
+    <w:p>
+      <w:pPr>
         <w:rPr>
           <w:rFonts w:ascii="Arial" w:hAnsi="Arial" w:cs="Arial"/>
           <w:sz w:val="24"/>
@@ -52024,10 +53297,10 @@
     <w:p/>
     <w:p/>
     <w:sectPr>
-      <w:headerReference w:type="default" r:id="rId71"/>
-      <w:footerReference w:type="default" r:id="rId72"/>
-      <w:headerReference w:type="first" r:id="rId73"/>
-      <w:footerReference w:type="first" r:id="rId74"/>
+      <w:headerReference w:type="default" r:id="rId74"/>
+      <w:footerReference w:type="default" r:id="rId75"/>
+      <w:headerReference w:type="first" r:id="rId76"/>
+      <w:footerReference w:type="first" r:id="rId77"/>
       <w:pgSz w:w="11907" w:h="16840" w:code="9"/>
       <w:pgMar w:top="1418" w:right="1134" w:bottom="1134" w:left="1134" w:header="706" w:footer="778" w:gutter="0"/>
       <w:pgNumType w:start="0"/>
@@ -55088,12 +56361,12 @@
     <w:rsid w:val="0072317D"/>
     <w:rsid w:val="007B47C5"/>
     <w:rsid w:val="00844611"/>
+    <w:rsid w:val="0097631B"/>
     <w:rsid w:val="009A561F"/>
     <w:rsid w:val="009F1A76"/>
     <w:rsid w:val="00B8483B"/>
     <w:rsid w:val="00CE3EC1"/>
     <w:rsid w:val="00D050A3"/>
-    <w:rsid w:val="00E430ED"/>
     <w:rsid w:val="00E935AF"/>
     <w:rsid w:val="00EF4327"/>
     <w:rsid w:val="00F924A7"/>

--- a/Paper/BDA_AES.docx
+++ b/Paper/BDA_AES.docx
@@ -53028,6 +53028,22 @@
         </w:rPr>
         <w:t xml:space="preserve"> arhitectura asociată au o structură relativ simplă față de operațiile anterior prezentate, această este prezentată în cadrul secvenței de cod 5.20.</w:t>
       </w:r>
+      <w:r>
+        <w:rPr>
+          <w:rFonts w:ascii="Arial" w:hAnsi="Arial" w:cs="Arial"/>
+          <w:sz w:val="24"/>
+          <w:szCs w:val="24"/>
+        </w:rPr>
+        <w:t xml:space="preserve"> </w:t>
+      </w:r>
+      <w:r>
+        <w:rPr>
+          <w:rFonts w:ascii="Arial" w:hAnsi="Arial" w:cs="Arial"/>
+          <w:sz w:val="24"/>
+          <w:szCs w:val="24"/>
+        </w:rPr>
+        <w:t>Operația de decriptare utilizează aceeași componentă a adăugării cheii de rundă.</w:t>
+      </w:r>
     </w:p>
     <w:p>
       <w:pPr>
@@ -53103,8 +53119,8 @@
         <w:rPr>
           <w:rFonts w:ascii="Arial" w:hAnsi="Arial" w:cs="Arial"/>
           <w:color w:val="auto"/>
-          <w:sz w:val="28"/>
-          <w:szCs w:val="28"/>
+          <w:sz w:val="20"/>
+          <w:szCs w:val="20"/>
         </w:rPr>
       </w:pPr>
       <w:r>
@@ -53238,59 +53254,15 @@
         <w:t xml:space="preserve"> Entitatea și arhitectura operației de adăugare a cheii</w:t>
       </w:r>
     </w:p>
-    <w:p>
-      <w:pPr>
-        <w:ind w:firstLine="720"/>
-        <w:jc w:val="both"/>
-        <w:rPr>
-          <w:rFonts w:ascii="Arial" w:hAnsi="Arial" w:cs="Arial"/>
-          <w:sz w:val="24"/>
-          <w:szCs w:val="24"/>
-        </w:rPr>
-      </w:pPr>
-    </w:p>
-    <w:p>
-      <w:pPr>
-        <w:ind w:firstLine="720"/>
-        <w:jc w:val="both"/>
-        <w:rPr>
-          <w:rFonts w:ascii="Arial" w:hAnsi="Arial" w:cs="Arial"/>
-          <w:sz w:val="28"/>
-          <w:szCs w:val="28"/>
-        </w:rPr>
-      </w:pPr>
-    </w:p>
-    <w:p>
-      <w:pPr>
-        <w:ind w:firstLine="720"/>
-        <w:jc w:val="both"/>
-        <w:rPr>
-          <w:rFonts w:ascii="Arial" w:hAnsi="Arial" w:cs="Arial"/>
-          <w:sz w:val="24"/>
-          <w:szCs w:val="24"/>
-        </w:rPr>
-      </w:pPr>
-    </w:p>
-    <w:p>
-      <w:pPr>
-        <w:rPr>
-          <w:rFonts w:ascii="Arial" w:hAnsi="Arial" w:cs="Arial"/>
-          <w:sz w:val="24"/>
-          <w:szCs w:val="24"/>
-        </w:rPr>
-      </w:pPr>
-    </w:p>
-    <w:p>
-      <w:pPr>
-        <w:rPr>
-          <w:rFonts w:ascii="Arial" w:hAnsi="Arial" w:cs="Arial"/>
-          <w:sz w:val="24"/>
-          <w:szCs w:val="24"/>
-        </w:rPr>
-      </w:pPr>
-    </w:p>
     <w:p/>
-    <w:p/>
+    <w:p>
+      <w:pPr>
+        <w:pStyle w:val="Heading2"/>
+      </w:pPr>
+      <w:r>
+        <w:t>GENERAREA CHEII DE RUNDĂ</w:t>
+      </w:r>
+    </w:p>
     <w:p/>
     <w:p/>
     <w:p/>
@@ -56352,6 +56324,7 @@
   </w:compat>
   <w:rsids>
     <w:rsidRoot w:val="00F924A7"/>
+    <w:rsid w:val="0002027D"/>
     <w:rsid w:val="001541B8"/>
     <w:rsid w:val="00192327"/>
     <w:rsid w:val="001D3BF4"/>
@@ -56361,7 +56334,6 @@
     <w:rsid w:val="0072317D"/>
     <w:rsid w:val="007B47C5"/>
     <w:rsid w:val="00844611"/>
-    <w:rsid w:val="0097631B"/>
     <w:rsid w:val="009A561F"/>
     <w:rsid w:val="009F1A76"/>
     <w:rsid w:val="00B8483B"/>

--- a/Paper/BDA_AES.docx
+++ b/Paper/BDA_AES.docx
@@ -52423,9 +52423,9 @@
           <w:szCs w:val="24"/>
         </w:rPr>
         <w:drawing>
-          <wp:inline distT="0" distB="0" distL="0" distR="0" wp14:anchorId="44DAC755" wp14:editId="2FBE70F4">
-            <wp:extent cx="2924583" cy="733527"/>
-            <wp:effectExtent l="0" t="0" r="9525" b="9525"/>
+          <wp:inline distT="0" distB="0" distL="0" distR="0" wp14:anchorId="44DAC755" wp14:editId="25E51492">
+            <wp:extent cx="3373655" cy="846161"/>
+            <wp:effectExtent l="0" t="0" r="0" b="0"/>
             <wp:docPr id="172206111" name="Picture 1"/>
             <wp:cNvGraphicFramePr>
               <a:graphicFrameLocks xmlns:a="http://schemas.openxmlformats.org/drawingml/2006/main" noChangeAspect="1"/>
@@ -52452,7 +52452,7 @@
                   <pic:spPr>
                     <a:xfrm>
                       <a:off x="0" y="0"/>
-                      <a:ext cx="2924583" cy="733527"/>
+                      <a:ext cx="3378066" cy="847267"/>
                     </a:xfrm>
                     <a:prstGeom prst="rect">
                       <a:avLst/>
@@ -52797,9 +52797,9 @@
           <w:szCs w:val="24"/>
         </w:rPr>
         <w:drawing>
-          <wp:inline distT="0" distB="0" distL="0" distR="0" wp14:anchorId="68D82EC1" wp14:editId="6AC60A97">
-            <wp:extent cx="2990850" cy="4354554"/>
-            <wp:effectExtent l="0" t="0" r="0" b="8255"/>
+          <wp:inline distT="0" distB="0" distL="0" distR="0" wp14:anchorId="68D82EC1" wp14:editId="16D650BF">
+            <wp:extent cx="3215188" cy="4681182"/>
+            <wp:effectExtent l="0" t="0" r="4445" b="5715"/>
             <wp:docPr id="1159889992" name="Picture 2"/>
             <wp:cNvGraphicFramePr>
               <a:graphicFrameLocks xmlns:a="http://schemas.openxmlformats.org/drawingml/2006/main" noChangeAspect="1"/>
@@ -52826,7 +52826,7 @@
                   <pic:spPr>
                     <a:xfrm>
                       <a:off x="0" y="0"/>
-                      <a:ext cx="2991895" cy="4356076"/>
+                      <a:ext cx="3223046" cy="4692623"/>
                     </a:xfrm>
                     <a:prstGeom prst="rect">
                       <a:avLst/>
@@ -52993,7 +52993,6 @@
       <w:proofErr w:type="spellEnd"/>
     </w:p>
     <w:p/>
-    <w:p/>
     <w:p>
       <w:pPr>
         <w:ind w:firstLine="720"/>
@@ -53070,9 +53069,9 @@
           <w:szCs w:val="24"/>
         </w:rPr>
         <w:drawing>
-          <wp:inline distT="0" distB="0" distL="0" distR="0" wp14:anchorId="1EF5DE3F" wp14:editId="2ACD0637">
-            <wp:extent cx="3591426" cy="2200582"/>
-            <wp:effectExtent l="0" t="0" r="9525" b="9525"/>
+          <wp:inline distT="0" distB="0" distL="0" distR="0" wp14:anchorId="1EF5DE3F" wp14:editId="5EE9793A">
+            <wp:extent cx="4009251" cy="2456597"/>
+            <wp:effectExtent l="0" t="0" r="0" b="1270"/>
             <wp:docPr id="1922632609" name="Picture 3"/>
             <wp:cNvGraphicFramePr>
               <a:graphicFrameLocks xmlns:a="http://schemas.openxmlformats.org/drawingml/2006/main" noChangeAspect="1"/>
@@ -53099,7 +53098,7 @@
                   <pic:spPr>
                     <a:xfrm>
                       <a:off x="0" y="0"/>
-                      <a:ext cx="3591426" cy="2200582"/>
+                      <a:ext cx="4015132" cy="2460201"/>
                     </a:xfrm>
                     <a:prstGeom prst="rect">
                       <a:avLst/>
@@ -53264,15 +53263,1799 @@
       </w:r>
     </w:p>
     <w:p/>
+    <w:p>
+      <w:pPr>
+        <w:ind w:firstLine="576"/>
+        <w:jc w:val="both"/>
+        <w:rPr>
+          <w:rFonts w:ascii="Arial" w:hAnsi="Arial" w:cs="Arial"/>
+          <w:sz w:val="24"/>
+          <w:szCs w:val="24"/>
+          <w:lang w:val="en-US"/>
+        </w:rPr>
+      </w:pPr>
+      <w:r>
+        <w:rPr>
+          <w:rFonts w:ascii="Arial" w:hAnsi="Arial" w:cs="Arial"/>
+          <w:sz w:val="24"/>
+          <w:szCs w:val="24"/>
+        </w:rPr>
+        <w:t>Generarea cheilor de rundă este un proces iterativ care implică determinarea recursivă a cheilor utilizate de către algoritmul AES în procesul criptografic. În cazul în care cheia de intrare are o lungime de 128 de biți, este necesară calcularea a</w:t>
+      </w:r>
+      <w:r>
+        <w:rPr>
+          <w:rFonts w:ascii="Arial" w:hAnsi="Arial" w:cs="Arial"/>
+          <w:sz w:val="24"/>
+          <w:szCs w:val="24"/>
+        </w:rPr>
+        <w:t xml:space="preserve"> </w:t>
+      </w:r>
+      <m:oMath>
+        <m:r>
+          <w:rPr>
+            <w:rFonts w:ascii="Cambria Math" w:hAnsi="Cambria Math" w:cs="Arial"/>
+            <w:sz w:val="24"/>
+            <w:szCs w:val="24"/>
+          </w:rPr>
+          <m:t>10</m:t>
+        </m:r>
+      </m:oMath>
+      <w:r>
+        <w:rPr>
+          <w:rFonts w:ascii="Arial" w:hAnsi="Arial" w:cs="Arial"/>
+          <w:sz w:val="24"/>
+          <w:szCs w:val="24"/>
+        </w:rPr>
+        <w:t xml:space="preserve"> chei de rundă</w:t>
+      </w:r>
+      <w:r>
+        <w:rPr>
+          <w:rFonts w:ascii="Arial" w:hAnsi="Arial" w:cs="Arial"/>
+          <w:sz w:val="24"/>
+          <w:szCs w:val="24"/>
+        </w:rPr>
+        <w:t xml:space="preserve">. În mod particular, prima cheie de </w:t>
+      </w:r>
+      <w:r>
+        <w:rPr>
+          <w:rFonts w:ascii="Arial" w:hAnsi="Arial" w:cs="Arial"/>
+          <w:sz w:val="24"/>
+          <w:szCs w:val="24"/>
+        </w:rPr>
+        <w:t>calculată</w:t>
+      </w:r>
+      <w:r>
+        <w:rPr>
+          <w:rFonts w:ascii="Arial" w:hAnsi="Arial" w:cs="Arial"/>
+          <w:sz w:val="24"/>
+          <w:szCs w:val="24"/>
+        </w:rPr>
+        <w:t xml:space="preserve">, </w:t>
+      </w:r>
+      <m:oMath>
+        <m:sSub>
+          <m:sSubPr>
+            <m:ctrlPr>
+              <w:rPr>
+                <w:rFonts w:ascii="Cambria Math" w:hAnsi="Cambria Math" w:cs="Arial"/>
+                <w:i/>
+                <w:sz w:val="24"/>
+                <w:szCs w:val="24"/>
+              </w:rPr>
+            </m:ctrlPr>
+          </m:sSubPr>
+          <m:e>
+            <m:r>
+              <w:rPr>
+                <w:rFonts w:ascii="Cambria Math" w:hAnsi="Cambria Math" w:cs="Arial"/>
+                <w:sz w:val="24"/>
+                <w:szCs w:val="24"/>
+              </w:rPr>
+              <m:t>K</m:t>
+            </m:r>
+          </m:e>
+          <m:sub>
+            <m:r>
+              <w:rPr>
+                <w:rFonts w:ascii="Cambria Math" w:hAnsi="Cambria Math" w:cs="Arial"/>
+                <w:sz w:val="24"/>
+                <w:szCs w:val="24"/>
+              </w:rPr>
+              <m:t>0</m:t>
+            </m:r>
+          </m:sub>
+        </m:sSub>
+      </m:oMath>
+      <w:r>
+        <w:rPr>
+          <w:rFonts w:ascii="Arial" w:hAnsi="Arial" w:cs="Arial"/>
+          <w:sz w:val="24"/>
+          <w:szCs w:val="24"/>
+        </w:rPr>
+        <w:t>,</w:t>
+      </w:r>
+      <w:r>
+        <w:rPr>
+          <w:rFonts w:ascii="Arial" w:hAnsi="Arial" w:cs="Arial"/>
+          <w:sz w:val="24"/>
+          <w:szCs w:val="24"/>
+        </w:rPr>
+        <w:t xml:space="preserve"> este identică cu cheia de intrare </w:t>
+      </w:r>
+      <m:oMath>
+        <m:r>
+          <w:rPr>
+            <w:rFonts w:ascii="Cambria Math" w:hAnsi="Cambria Math" w:cs="Arial"/>
+            <w:sz w:val="24"/>
+            <w:szCs w:val="24"/>
+          </w:rPr>
+          <m:t>K</m:t>
+        </m:r>
+      </m:oMath>
+      <w:r>
+        <w:rPr>
+          <w:rFonts w:ascii="Arial" w:hAnsi="Arial" w:cs="Arial"/>
+          <w:sz w:val="24"/>
+          <w:szCs w:val="24"/>
+        </w:rPr>
+        <w:t>.</w:t>
+      </w:r>
+      <w:r>
+        <w:rPr>
+          <w:rFonts w:ascii="Arial" w:hAnsi="Arial" w:cs="Arial"/>
+          <w:sz w:val="24"/>
+          <w:szCs w:val="24"/>
+        </w:rPr>
+        <w:t xml:space="preserve"> Cheile generate ulterior, de forma </w:t>
+      </w:r>
+      <m:oMath>
+        <m:sSub>
+          <m:sSubPr>
+            <m:ctrlPr>
+              <w:rPr>
+                <w:rFonts w:ascii="Cambria Math" w:hAnsi="Cambria Math" w:cs="Arial"/>
+                <w:i/>
+                <w:sz w:val="24"/>
+                <w:szCs w:val="24"/>
+              </w:rPr>
+            </m:ctrlPr>
+          </m:sSubPr>
+          <m:e>
+            <m:r>
+              <w:rPr>
+                <w:rFonts w:ascii="Cambria Math" w:hAnsi="Cambria Math" w:cs="Arial"/>
+                <w:sz w:val="24"/>
+                <w:szCs w:val="24"/>
+              </w:rPr>
+              <m:t>K</m:t>
+            </m:r>
+          </m:e>
+          <m:sub>
+            <m:r>
+              <w:rPr>
+                <w:rFonts w:ascii="Cambria Math" w:hAnsi="Cambria Math" w:cs="Arial"/>
+                <w:sz w:val="24"/>
+                <w:szCs w:val="24"/>
+              </w:rPr>
+              <m:t>i</m:t>
+            </m:r>
+          </m:sub>
+        </m:sSub>
+      </m:oMath>
+      <w:r>
+        <w:rPr>
+          <w:rFonts w:ascii="Arial" w:hAnsi="Arial" w:cs="Arial"/>
+          <w:sz w:val="24"/>
+          <w:szCs w:val="24"/>
+        </w:rPr>
+        <w:t xml:space="preserve"> cu </w:t>
+      </w:r>
+      <m:oMath>
+        <m:r>
+          <w:rPr>
+            <w:rFonts w:ascii="Cambria Math" w:hAnsi="Cambria Math" w:cs="Arial"/>
+            <w:sz w:val="24"/>
+            <w:szCs w:val="24"/>
+          </w:rPr>
+          <m:t>i&gt;0</m:t>
+        </m:r>
+      </m:oMath>
+      <w:r>
+        <w:rPr>
+          <w:rFonts w:ascii="Arial" w:hAnsi="Arial" w:cs="Arial"/>
+          <w:sz w:val="24"/>
+          <w:szCs w:val="24"/>
+        </w:rPr>
+        <w:t>, vor fi determinate conform relației următoare</w:t>
+      </w:r>
+      <w:r>
+        <w:rPr>
+          <w:rFonts w:ascii="Arial" w:hAnsi="Arial" w:cs="Arial"/>
+          <w:sz w:val="24"/>
+          <w:szCs w:val="24"/>
+          <w:lang w:val="en-US"/>
+        </w:rPr>
+        <w:t xml:space="preserve">: </w:t>
+      </w:r>
+      <m:oMath>
+        <m:sSub>
+          <m:sSubPr>
+            <m:ctrlPr>
+              <w:rPr>
+                <w:rFonts w:ascii="Cambria Math" w:hAnsi="Cambria Math" w:cs="Arial"/>
+                <w:i/>
+                <w:sz w:val="24"/>
+                <w:szCs w:val="24"/>
+                <w:lang w:val="en-US"/>
+              </w:rPr>
+            </m:ctrlPr>
+          </m:sSubPr>
+          <m:e>
+            <m:r>
+              <w:rPr>
+                <w:rFonts w:ascii="Cambria Math" w:hAnsi="Cambria Math" w:cs="Arial"/>
+                <w:sz w:val="24"/>
+                <w:szCs w:val="24"/>
+                <w:lang w:val="en-US"/>
+              </w:rPr>
+              <m:t>K</m:t>
+            </m:r>
+          </m:e>
+          <m:sub>
+            <m:r>
+              <w:rPr>
+                <w:rFonts w:ascii="Cambria Math" w:hAnsi="Cambria Math" w:cs="Arial"/>
+                <w:sz w:val="24"/>
+                <w:szCs w:val="24"/>
+                <w:lang w:val="en-US"/>
+              </w:rPr>
+              <m:t>i</m:t>
+            </m:r>
+          </m:sub>
+        </m:sSub>
+        <m:r>
+          <w:rPr>
+            <w:rFonts w:ascii="Cambria Math" w:hAnsi="Cambria Math" w:cs="Arial"/>
+            <w:sz w:val="24"/>
+            <w:szCs w:val="24"/>
+            <w:lang w:val="en-US"/>
+          </w:rPr>
+          <m:t>=genKey(</m:t>
+        </m:r>
+        <m:sSub>
+          <m:sSubPr>
+            <m:ctrlPr>
+              <w:rPr>
+                <w:rFonts w:ascii="Cambria Math" w:hAnsi="Cambria Math" w:cs="Arial"/>
+                <w:i/>
+                <w:sz w:val="24"/>
+                <w:szCs w:val="24"/>
+                <w:lang w:val="en-US"/>
+              </w:rPr>
+            </m:ctrlPr>
+          </m:sSubPr>
+          <m:e>
+            <m:r>
+              <w:rPr>
+                <w:rFonts w:ascii="Cambria Math" w:hAnsi="Cambria Math" w:cs="Arial"/>
+                <w:sz w:val="24"/>
+                <w:szCs w:val="24"/>
+                <w:lang w:val="en-US"/>
+              </w:rPr>
+              <m:t>K</m:t>
+            </m:r>
+          </m:e>
+          <m:sub>
+            <m:r>
+              <w:rPr>
+                <w:rFonts w:ascii="Cambria Math" w:hAnsi="Cambria Math" w:cs="Arial"/>
+                <w:sz w:val="24"/>
+                <w:szCs w:val="24"/>
+                <w:lang w:val="en-US"/>
+              </w:rPr>
+              <m:t>i-1</m:t>
+            </m:r>
+          </m:sub>
+        </m:sSub>
+        <m:r>
+          <w:rPr>
+            <w:rFonts w:ascii="Cambria Math" w:hAnsi="Cambria Math" w:cs="Arial"/>
+            <w:sz w:val="24"/>
+            <w:szCs w:val="24"/>
+            <w:lang w:val="en-US"/>
+          </w:rPr>
+          <m:t>)</m:t>
+        </m:r>
+      </m:oMath>
+      <w:r>
+        <w:rPr>
+          <w:rFonts w:ascii="Arial" w:hAnsi="Arial" w:cs="Arial"/>
+          <w:sz w:val="24"/>
+          <w:szCs w:val="24"/>
+          <w:lang w:val="en-US"/>
+        </w:rPr>
+        <w:t>.</w:t>
+      </w:r>
+    </w:p>
+    <w:p>
+      <w:pPr>
+        <w:ind w:firstLine="576"/>
+        <w:jc w:val="both"/>
+        <w:rPr>
+          <w:rFonts w:ascii="Arial" w:hAnsi="Arial" w:cs="Arial"/>
+          <w:sz w:val="24"/>
+          <w:szCs w:val="24"/>
+        </w:rPr>
+      </w:pPr>
+      <w:r>
+        <w:rPr>
+          <w:rFonts w:ascii="Arial" w:hAnsi="Arial" w:cs="Arial"/>
+          <w:sz w:val="24"/>
+          <w:szCs w:val="24"/>
+        </w:rPr>
+        <w:t>În ceea ce privește operația de criptare, cheile sunt generate progresiv în cadrul fiecărei runde, fără a fi utilizate mecanisme de precalcula</w:t>
+      </w:r>
+      <w:r>
+        <w:rPr>
+          <w:rFonts w:ascii="Arial" w:hAnsi="Arial" w:cs="Arial"/>
+          <w:sz w:val="24"/>
+          <w:szCs w:val="24"/>
+        </w:rPr>
+        <w:t>r</w:t>
+      </w:r>
+      <w:r>
+        <w:rPr>
+          <w:rFonts w:ascii="Arial" w:hAnsi="Arial" w:cs="Arial"/>
+          <w:sz w:val="24"/>
+          <w:szCs w:val="24"/>
+        </w:rPr>
+        <w:t>e sau structuri de terțe de memorare.</w:t>
+      </w:r>
+      <w:r>
+        <w:rPr>
+          <w:rFonts w:ascii="Arial" w:hAnsi="Arial" w:cs="Arial"/>
+          <w:sz w:val="24"/>
+          <w:szCs w:val="24"/>
+        </w:rPr>
+        <w:t xml:space="preserve"> </w:t>
+      </w:r>
+      <w:r>
+        <w:rPr>
+          <w:rFonts w:ascii="Arial" w:hAnsi="Arial" w:cs="Arial"/>
+          <w:sz w:val="24"/>
+          <w:szCs w:val="24"/>
+        </w:rPr>
+        <w:t>Alternativ, chiar</w:t>
+      </w:r>
+      <w:r>
+        <w:rPr>
+          <w:rFonts w:ascii="Arial" w:hAnsi="Arial" w:cs="Arial"/>
+          <w:sz w:val="24"/>
+          <w:szCs w:val="24"/>
+        </w:rPr>
+        <w:t xml:space="preserve"> și</w:t>
+      </w:r>
+      <w:r>
+        <w:rPr>
+          <w:rFonts w:ascii="Arial" w:hAnsi="Arial" w:cs="Arial"/>
+          <w:sz w:val="24"/>
+          <w:szCs w:val="24"/>
+        </w:rPr>
+        <w:t xml:space="preserve"> în cazul utilizării unei arhitecturi iterative, totalitatea cheilor de rundă pot fi generate </w:t>
+      </w:r>
+      <w:proofErr w:type="spellStart"/>
+      <w:r>
+        <w:rPr>
+          <w:rFonts w:ascii="Arial" w:hAnsi="Arial" w:cs="Arial"/>
+          <w:sz w:val="24"/>
+          <w:szCs w:val="24"/>
+        </w:rPr>
+        <w:t>combinațional</w:t>
+      </w:r>
+      <w:proofErr w:type="spellEnd"/>
+      <w:r>
+        <w:rPr>
+          <w:rFonts w:ascii="Arial" w:hAnsi="Arial" w:cs="Arial"/>
+          <w:sz w:val="24"/>
+          <w:szCs w:val="24"/>
+        </w:rPr>
+        <w:t xml:space="preserve"> înainte de demararea procedurii de criptare.</w:t>
+      </w:r>
+      <w:r>
+        <w:rPr>
+          <w:rFonts w:ascii="Arial" w:hAnsi="Arial" w:cs="Arial"/>
+          <w:sz w:val="24"/>
+          <w:szCs w:val="24"/>
+        </w:rPr>
+        <w:t xml:space="preserve"> O astfel de procedură este însă redundantă în cazul de față din cauza faptului că procesorul criptografic proiectat nu utilizează o arhitectură de tip </w:t>
+      </w:r>
+      <w:proofErr w:type="spellStart"/>
+      <w:r>
+        <w:rPr>
+          <w:rFonts w:ascii="Arial" w:hAnsi="Arial" w:cs="Arial"/>
+          <w:i/>
+          <w:iCs/>
+          <w:sz w:val="24"/>
+          <w:szCs w:val="24"/>
+        </w:rPr>
+        <w:t>pipeline</w:t>
+      </w:r>
+      <w:proofErr w:type="spellEnd"/>
+      <w:r>
+        <w:rPr>
+          <w:rFonts w:ascii="Arial" w:hAnsi="Arial" w:cs="Arial"/>
+          <w:i/>
+          <w:iCs/>
+          <w:sz w:val="24"/>
+          <w:szCs w:val="24"/>
+        </w:rPr>
+        <w:t>.</w:t>
+      </w:r>
+      <w:r>
+        <w:rPr>
+          <w:rFonts w:ascii="Arial" w:hAnsi="Arial" w:cs="Arial"/>
+          <w:sz w:val="24"/>
+          <w:szCs w:val="24"/>
+        </w:rPr>
+        <w:t xml:space="preserve"> Prin urmare, arhitectura iterativă care </w:t>
+      </w:r>
+      <w:r>
+        <w:rPr>
+          <w:rFonts w:ascii="Arial" w:hAnsi="Arial" w:cs="Arial"/>
+          <w:sz w:val="24"/>
+          <w:szCs w:val="24"/>
+        </w:rPr>
+        <w:t xml:space="preserve">folosește </w:t>
+      </w:r>
+      <w:r>
+        <w:rPr>
+          <w:rFonts w:ascii="Arial" w:hAnsi="Arial" w:cs="Arial"/>
+          <w:sz w:val="24"/>
+          <w:szCs w:val="24"/>
+        </w:rPr>
+        <w:t xml:space="preserve">doar cheie rundei curente nu va capitaliza în baza </w:t>
+      </w:r>
+      <w:r>
+        <w:rPr>
+          <w:rFonts w:ascii="Arial" w:hAnsi="Arial" w:cs="Arial"/>
+          <w:sz w:val="24"/>
+          <w:szCs w:val="24"/>
+        </w:rPr>
+        <w:t>s</w:t>
+      </w:r>
+      <w:r>
+        <w:rPr>
+          <w:rFonts w:ascii="Arial" w:hAnsi="Arial" w:cs="Arial"/>
+          <w:sz w:val="24"/>
+          <w:szCs w:val="24"/>
+        </w:rPr>
+        <w:t xml:space="preserve">tructurilor logice </w:t>
+      </w:r>
+      <w:proofErr w:type="spellStart"/>
+      <w:r>
+        <w:rPr>
+          <w:rFonts w:ascii="Arial" w:hAnsi="Arial" w:cs="Arial"/>
+          <w:sz w:val="24"/>
+          <w:szCs w:val="24"/>
+        </w:rPr>
+        <w:t>combinaționale</w:t>
+      </w:r>
+      <w:proofErr w:type="spellEnd"/>
+      <w:r>
+        <w:rPr>
+          <w:rFonts w:ascii="Arial" w:hAnsi="Arial" w:cs="Arial"/>
+          <w:sz w:val="24"/>
+          <w:szCs w:val="24"/>
+        </w:rPr>
+        <w:t xml:space="preserve"> și de memorare adiționale.</w:t>
+      </w:r>
+      <w:r>
+        <w:rPr>
+          <w:rFonts w:ascii="Arial" w:hAnsi="Arial" w:cs="Arial"/>
+          <w:sz w:val="24"/>
+          <w:szCs w:val="24"/>
+        </w:rPr>
+        <w:t xml:space="preserve"> Într-un astfel de caz, singurul beneficiu este reprezentat de minimizarea traseului logic critic de la </w:t>
+      </w:r>
+      <w:r>
+        <w:rPr>
+          <w:rFonts w:ascii="Arial" w:hAnsi="Arial" w:cs="Arial"/>
+          <w:sz w:val="24"/>
+          <w:szCs w:val="24"/>
+        </w:rPr>
+        <w:t>nivelul</w:t>
+      </w:r>
+      <w:r>
+        <w:rPr>
+          <w:rFonts w:ascii="Arial" w:hAnsi="Arial" w:cs="Arial"/>
+          <w:sz w:val="24"/>
+          <w:szCs w:val="24"/>
+        </w:rPr>
+        <w:t xml:space="preserve"> unei runde de criptare.</w:t>
+      </w:r>
+      <w:r>
+        <w:rPr>
+          <w:rFonts w:ascii="Arial" w:hAnsi="Arial" w:cs="Arial"/>
+          <w:sz w:val="24"/>
+          <w:szCs w:val="24"/>
+        </w:rPr>
+        <w:t xml:space="preserve"> Dezavantajele sunt multiple, având implicații care vizează mai multe niveluri, de la cel al </w:t>
+      </w:r>
+      <w:proofErr w:type="spellStart"/>
+      <w:r>
+        <w:rPr>
+          <w:rFonts w:ascii="Arial" w:hAnsi="Arial" w:cs="Arial"/>
+          <w:sz w:val="24"/>
+          <w:szCs w:val="24"/>
+        </w:rPr>
+        <w:t>firmware</w:t>
+      </w:r>
+      <w:proofErr w:type="spellEnd"/>
+      <w:r>
+        <w:rPr>
+          <w:rFonts w:ascii="Arial" w:hAnsi="Arial" w:cs="Arial"/>
+          <w:sz w:val="24"/>
+          <w:szCs w:val="24"/>
+        </w:rPr>
+        <w:t>-ului până la</w:t>
+      </w:r>
+      <w:r>
+        <w:rPr>
+          <w:rFonts w:ascii="Arial" w:hAnsi="Arial" w:cs="Arial"/>
+          <w:sz w:val="24"/>
+          <w:szCs w:val="24"/>
+        </w:rPr>
+        <w:t xml:space="preserve"> cel al</w:t>
+      </w:r>
+      <w:r>
+        <w:rPr>
+          <w:rFonts w:ascii="Arial" w:hAnsi="Arial" w:cs="Arial"/>
+          <w:sz w:val="24"/>
+          <w:szCs w:val="24"/>
+        </w:rPr>
+        <w:t xml:space="preserve"> organiz</w:t>
+      </w:r>
+      <w:r>
+        <w:rPr>
+          <w:rFonts w:ascii="Arial" w:hAnsi="Arial" w:cs="Arial"/>
+          <w:sz w:val="24"/>
+          <w:szCs w:val="24"/>
+        </w:rPr>
+        <w:t>ă</w:t>
+      </w:r>
+      <w:r>
+        <w:rPr>
+          <w:rFonts w:ascii="Arial" w:hAnsi="Arial" w:cs="Arial"/>
+          <w:sz w:val="24"/>
+          <w:szCs w:val="24"/>
+        </w:rPr>
+        <w:t>r</w:t>
+      </w:r>
+      <w:r>
+        <w:rPr>
+          <w:rFonts w:ascii="Arial" w:hAnsi="Arial" w:cs="Arial"/>
+          <w:sz w:val="24"/>
+          <w:szCs w:val="24"/>
+        </w:rPr>
+        <w:t>ii</w:t>
+      </w:r>
+      <w:r>
+        <w:rPr>
+          <w:rFonts w:ascii="Arial" w:hAnsi="Arial" w:cs="Arial"/>
+          <w:sz w:val="24"/>
+          <w:szCs w:val="24"/>
+        </w:rPr>
+        <w:t xml:space="preserve"> hardware. </w:t>
+      </w:r>
+    </w:p>
+    <w:p>
+      <w:pPr>
+        <w:ind w:firstLine="576"/>
+        <w:jc w:val="both"/>
+        <w:rPr>
+          <w:rFonts w:ascii="Arial" w:hAnsi="Arial" w:cs="Arial"/>
+          <w:sz w:val="24"/>
+          <w:szCs w:val="24"/>
+        </w:rPr>
+      </w:pPr>
+    </w:p>
+    <w:p>
+      <w:pPr>
+        <w:ind w:firstLine="576"/>
+        <w:jc w:val="both"/>
+        <w:rPr>
+          <w:rFonts w:ascii="Arial" w:hAnsi="Arial" w:cs="Arial"/>
+          <w:sz w:val="24"/>
+          <w:szCs w:val="24"/>
+        </w:rPr>
+      </w:pPr>
+    </w:p>
+    <w:p>
+      <w:pPr>
+        <w:ind w:firstLine="576"/>
+        <w:jc w:val="both"/>
+        <w:rPr>
+          <w:rFonts w:ascii="Arial" w:hAnsi="Arial" w:cs="Arial"/>
+          <w:sz w:val="24"/>
+          <w:szCs w:val="24"/>
+        </w:rPr>
+      </w:pPr>
+      <w:r>
+        <w:rPr>
+          <w:rFonts w:ascii="Arial" w:hAnsi="Arial" w:cs="Arial"/>
+          <w:sz w:val="24"/>
+          <w:szCs w:val="24"/>
+        </w:rPr>
+        <w:t xml:space="preserve">Procedura de decriptate necesită, în schimb, precalcularea tuturor cheilor de rundă din cauza faptului ca acestea vor fi utilizate în ordine inversă, începând cu </w:t>
+      </w:r>
+      <m:oMath>
+        <m:sSub>
+          <m:sSubPr>
+            <m:ctrlPr>
+              <w:rPr>
+                <w:rFonts w:ascii="Cambria Math" w:hAnsi="Cambria Math" w:cs="Arial"/>
+                <w:i/>
+                <w:sz w:val="24"/>
+                <w:szCs w:val="24"/>
+              </w:rPr>
+            </m:ctrlPr>
+          </m:sSubPr>
+          <m:e>
+            <m:r>
+              <w:rPr>
+                <w:rFonts w:ascii="Cambria Math" w:hAnsi="Cambria Math" w:cs="Arial"/>
+                <w:sz w:val="24"/>
+                <w:szCs w:val="24"/>
+              </w:rPr>
+              <m:t>K</m:t>
+            </m:r>
+          </m:e>
+          <m:sub>
+            <m:r>
+              <w:rPr>
+                <w:rFonts w:ascii="Cambria Math" w:hAnsi="Cambria Math" w:cs="Arial"/>
+                <w:sz w:val="24"/>
+                <w:szCs w:val="24"/>
+              </w:rPr>
+              <m:t>10</m:t>
+            </m:r>
+          </m:sub>
+        </m:sSub>
+      </m:oMath>
+      <w:r>
+        <w:rPr>
+          <w:rFonts w:ascii="Arial" w:hAnsi="Arial" w:cs="Arial"/>
+          <w:sz w:val="24"/>
+          <w:szCs w:val="24"/>
+        </w:rPr>
+        <w:t>.</w:t>
+      </w:r>
+      <w:r>
+        <w:rPr>
+          <w:rFonts w:ascii="Arial" w:hAnsi="Arial" w:cs="Arial"/>
+          <w:sz w:val="24"/>
+          <w:szCs w:val="24"/>
+        </w:rPr>
+        <w:t xml:space="preserve"> Drept </w:t>
+      </w:r>
+    </w:p>
+    <w:p>
+      <w:pPr>
+        <w:jc w:val="both"/>
+        <w:rPr>
+          <w:rFonts w:ascii="Arial" w:hAnsi="Arial" w:cs="Arial"/>
+          <w:sz w:val="24"/>
+          <w:szCs w:val="24"/>
+        </w:rPr>
+      </w:pPr>
+    </w:p>
+    <w:p>
+      <w:pPr>
+        <w:jc w:val="both"/>
+        <w:rPr>
+          <w:rFonts w:ascii="Arial" w:hAnsi="Arial" w:cs="Arial"/>
+          <w:sz w:val="24"/>
+          <w:szCs w:val="24"/>
+        </w:rPr>
+      </w:pPr>
+      <w:r>
+        <w:rPr>
+          <w:rFonts w:ascii="Arial" w:hAnsi="Arial" w:cs="Arial"/>
+          <w:sz w:val="24"/>
+          <w:szCs w:val="24"/>
+        </w:rPr>
+        <w:t xml:space="preserve">consecință, în contrast cu contextul operației de criptare, va fi necesară stocarea cheilor calculate în cadrul unui vector de chei, reprezentat prin tipul de date </w:t>
+      </w:r>
+      <w:proofErr w:type="spellStart"/>
+      <w:r>
+        <w:rPr>
+          <w:rFonts w:ascii="Arial" w:hAnsi="Arial" w:cs="Arial"/>
+          <w:i/>
+          <w:iCs/>
+          <w:sz w:val="24"/>
+          <w:szCs w:val="24"/>
+        </w:rPr>
+        <w:t>key_array</w:t>
+      </w:r>
+      <w:proofErr w:type="spellEnd"/>
+      <w:r>
+        <w:rPr>
+          <w:rFonts w:ascii="Arial" w:hAnsi="Arial" w:cs="Arial"/>
+          <w:i/>
+          <w:iCs/>
+          <w:sz w:val="24"/>
+          <w:szCs w:val="24"/>
+        </w:rPr>
+        <w:t xml:space="preserve">. </w:t>
+      </w:r>
+      <w:r>
+        <w:rPr>
+          <w:rFonts w:ascii="Arial" w:hAnsi="Arial" w:cs="Arial"/>
+          <w:sz w:val="24"/>
+          <w:szCs w:val="24"/>
+        </w:rPr>
+        <w:t>Operația de precalculare introduce</w:t>
+      </w:r>
+      <w:r>
+        <w:rPr>
+          <w:rFonts w:ascii="Arial" w:hAnsi="Arial" w:cs="Arial"/>
+          <w:sz w:val="24"/>
+          <w:szCs w:val="24"/>
+        </w:rPr>
+        <w:t xml:space="preserve"> </w:t>
+      </w:r>
+      <w:r>
+        <w:rPr>
+          <w:rFonts w:ascii="Arial" w:hAnsi="Arial" w:cs="Arial"/>
+          <w:sz w:val="24"/>
+          <w:szCs w:val="24"/>
+        </w:rPr>
+        <w:t xml:space="preserve">astfel </w:t>
+      </w:r>
+      <w:r>
+        <w:rPr>
+          <w:rFonts w:ascii="Arial" w:hAnsi="Arial" w:cs="Arial"/>
+          <w:sz w:val="24"/>
+          <w:szCs w:val="24"/>
+        </w:rPr>
+        <w:t xml:space="preserve">o </w:t>
+      </w:r>
+      <w:r>
+        <w:rPr>
+          <w:rFonts w:ascii="Arial" w:hAnsi="Arial" w:cs="Arial"/>
+          <w:sz w:val="24"/>
+          <w:szCs w:val="24"/>
+        </w:rPr>
+        <w:t>latență de aproximativ 10 cicluri de tact pentru procedura decriptare.</w:t>
+      </w:r>
+    </w:p>
+    <w:p>
+      <w:pPr>
+        <w:jc w:val="both"/>
+        <w:rPr>
+          <w:rFonts w:ascii="Arial" w:hAnsi="Arial" w:cs="Arial"/>
+          <w:sz w:val="24"/>
+          <w:szCs w:val="24"/>
+        </w:rPr>
+      </w:pPr>
+      <w:r>
+        <w:rPr>
+          <w:rFonts w:ascii="Arial" w:hAnsi="Arial" w:cs="Arial"/>
+          <w:sz w:val="24"/>
+          <w:szCs w:val="24"/>
+        </w:rPr>
+        <w:tab/>
+        <w:t xml:space="preserve">Conform figurii 3.8, operația de generare a cheii de rundă implică, în prima etapă împărțirea cheii în 4 cuvinte de câte 32 de biți. Ultimul cuvânt al fiecărei chei inițiale este procesat de către funcția </w:t>
+      </w:r>
+      <w:r>
+        <w:rPr>
+          <w:rFonts w:ascii="Arial" w:hAnsi="Arial" w:cs="Arial"/>
+          <w:i/>
+          <w:iCs/>
+          <w:sz w:val="24"/>
+          <w:szCs w:val="24"/>
+        </w:rPr>
+        <w:t>g(x)</w:t>
+      </w:r>
+      <w:r>
+        <w:rPr>
+          <w:rFonts w:ascii="Arial" w:hAnsi="Arial" w:cs="Arial"/>
+          <w:sz w:val="24"/>
+          <w:szCs w:val="24"/>
+        </w:rPr>
+        <w:t>, la nivelul căreia sunt executate operațiile de deplasare, substituție și adăugare a coeficientului de rundă</w:t>
+      </w:r>
+      <w:r>
+        <w:rPr>
+          <w:rFonts w:ascii="Arial" w:hAnsi="Arial" w:cs="Arial"/>
+          <w:sz w:val="24"/>
+          <w:szCs w:val="24"/>
+        </w:rPr>
+        <w:t xml:space="preserve">, precum se poate </w:t>
+      </w:r>
+      <w:r>
+        <w:rPr>
+          <w:rFonts w:ascii="Arial" w:hAnsi="Arial" w:cs="Arial"/>
+          <w:sz w:val="24"/>
+          <w:szCs w:val="24"/>
+        </w:rPr>
+        <w:t>observa</w:t>
+      </w:r>
+      <w:r>
+        <w:rPr>
+          <w:rFonts w:ascii="Arial" w:hAnsi="Arial" w:cs="Arial"/>
+          <w:sz w:val="24"/>
+          <w:szCs w:val="24"/>
+        </w:rPr>
+        <w:t xml:space="preserve"> în figura 3.9</w:t>
+      </w:r>
+      <w:r>
+        <w:rPr>
+          <w:rFonts w:ascii="Arial" w:hAnsi="Arial" w:cs="Arial"/>
+          <w:sz w:val="24"/>
+          <w:szCs w:val="24"/>
+        </w:rPr>
+        <w:t>.</w:t>
+      </w:r>
+      <w:r>
+        <w:rPr>
+          <w:rFonts w:ascii="Arial" w:hAnsi="Arial" w:cs="Arial"/>
+          <w:sz w:val="24"/>
+          <w:szCs w:val="24"/>
+        </w:rPr>
+        <w:t xml:space="preserve"> Rezultatul acestei operații este propagat prin intermediul unei rețele de operații logice </w:t>
+      </w:r>
+      <w:r>
+        <w:rPr>
+          <w:rFonts w:ascii="Arial" w:hAnsi="Arial" w:cs="Arial"/>
+          <w:i/>
+          <w:iCs/>
+          <w:sz w:val="24"/>
+          <w:szCs w:val="24"/>
+        </w:rPr>
+        <w:t>sau-exclusiv</w:t>
+      </w:r>
+      <w:r>
+        <w:rPr>
+          <w:rFonts w:ascii="Arial" w:hAnsi="Arial" w:cs="Arial"/>
+          <w:sz w:val="24"/>
+          <w:szCs w:val="24"/>
+        </w:rPr>
+        <w:t xml:space="preserve"> care acționează începând cu cuvântul cel mai semnificativ al cheii.</w:t>
+      </w:r>
+    </w:p>
+    <w:p>
+      <w:pPr>
+        <w:jc w:val="both"/>
+        <w:rPr>
+          <w:rFonts w:ascii="Arial" w:hAnsi="Arial" w:cs="Arial"/>
+          <w:sz w:val="24"/>
+          <w:szCs w:val="24"/>
+        </w:rPr>
+      </w:pPr>
+      <w:r>
+        <w:rPr>
+          <w:rFonts w:ascii="Arial" w:hAnsi="Arial" w:cs="Arial"/>
+          <w:sz w:val="24"/>
+          <w:szCs w:val="24"/>
+        </w:rPr>
+        <w:tab/>
+        <w:t xml:space="preserve">La nivelul limbajului VHDL, procedura </w:t>
+      </w:r>
+      <m:oMath>
+        <m:r>
+          <w:rPr>
+            <w:rFonts w:ascii="Cambria Math" w:hAnsi="Cambria Math" w:cs="Arial"/>
+            <w:sz w:val="24"/>
+            <w:szCs w:val="24"/>
+          </w:rPr>
+          <m:t>g(x)</m:t>
+        </m:r>
+      </m:oMath>
+      <w:r>
+        <w:rPr>
+          <w:rFonts w:ascii="Arial" w:hAnsi="Arial" w:cs="Arial"/>
+          <w:sz w:val="24"/>
+          <w:szCs w:val="24"/>
+        </w:rPr>
+        <w:t xml:space="preserve"> este reprezentată de către funcție </w:t>
+      </w:r>
+      <m:oMath>
+        <m:r>
+          <w:rPr>
+            <w:rFonts w:ascii="Cambria Math" w:hAnsi="Cambria Math" w:cs="Arial"/>
+            <w:sz w:val="24"/>
+            <w:szCs w:val="24"/>
+          </w:rPr>
+          <m:t>gSchedule(x</m:t>
+        </m:r>
+        <m:r>
+          <w:rPr>
+            <w:rFonts w:ascii="Cambria Math" w:hAnsi="Cambria Math" w:cs="Arial"/>
+            <w:sz w:val="24"/>
+            <w:szCs w:val="24"/>
+          </w:rPr>
+          <m:t>, round</m:t>
+        </m:r>
+        <m:r>
+          <w:rPr>
+            <w:rFonts w:ascii="Cambria Math" w:hAnsi="Cambria Math" w:cs="Arial"/>
+            <w:sz w:val="24"/>
+            <w:szCs w:val="24"/>
+          </w:rPr>
+          <m:t>)</m:t>
+        </m:r>
+      </m:oMath>
+      <w:r>
+        <w:rPr>
+          <w:rFonts w:ascii="Arial" w:hAnsi="Arial" w:cs="Arial"/>
+          <w:sz w:val="24"/>
+          <w:szCs w:val="24"/>
+        </w:rPr>
+        <w:t xml:space="preserve"> al cărei prototip se regăsește în secvența de cod 5.21.</w:t>
+      </w:r>
+    </w:p>
+    <w:p>
+      <w:pPr>
+        <w:jc w:val="both"/>
+        <w:rPr>
+          <w:rFonts w:ascii="Arial" w:hAnsi="Arial" w:cs="Arial"/>
+          <w:sz w:val="24"/>
+          <w:szCs w:val="24"/>
+        </w:rPr>
+      </w:pPr>
+    </w:p>
+    <w:p>
+      <w:pPr>
+        <w:keepNext/>
+        <w:jc w:val="center"/>
+      </w:pPr>
+      <w:r>
+        <w:rPr>
+          <w:rFonts w:ascii="Arial" w:hAnsi="Arial" w:cs="Arial"/>
+          <w:noProof/>
+          <w:sz w:val="24"/>
+          <w:szCs w:val="24"/>
+        </w:rPr>
+        <w:drawing>
+          <wp:inline distT="0" distB="0" distL="0" distR="0" wp14:anchorId="60BDC907" wp14:editId="4AB0D0A1">
+            <wp:extent cx="3534770" cy="1055686"/>
+            <wp:effectExtent l="0" t="0" r="0" b="0"/>
+            <wp:docPr id="1227445382" name="Picture 4"/>
+            <wp:cNvGraphicFramePr>
+              <a:graphicFrameLocks xmlns:a="http://schemas.openxmlformats.org/drawingml/2006/main" noChangeAspect="1"/>
+            </wp:cNvGraphicFramePr>
+            <a:graphic xmlns:a="http://schemas.openxmlformats.org/drawingml/2006/main">
+              <a:graphicData uri="http://schemas.openxmlformats.org/drawingml/2006/picture">
+                <pic:pic xmlns:pic="http://schemas.openxmlformats.org/drawingml/2006/picture">
+                  <pic:nvPicPr>
+                    <pic:cNvPr id="1227445382" name="Picture 1227445382"/>
+                    <pic:cNvPicPr/>
+                  </pic:nvPicPr>
+                  <pic:blipFill>
+                    <a:blip r:embed="rId74">
+                      <a:extLst>
+                        <a:ext uri="{28A0092B-C50C-407E-A947-70E740481C1C}">
+                          <a14:useLocalDpi xmlns:a14="http://schemas.microsoft.com/office/drawing/2010/main" val="0"/>
+                        </a:ext>
+                      </a:extLst>
+                    </a:blip>
+                    <a:stretch>
+                      <a:fillRect/>
+                    </a:stretch>
+                  </pic:blipFill>
+                  <pic:spPr>
+                    <a:xfrm>
+                      <a:off x="0" y="0"/>
+                      <a:ext cx="3561297" cy="1063608"/>
+                    </a:xfrm>
+                    <a:prstGeom prst="rect">
+                      <a:avLst/>
+                    </a:prstGeom>
+                  </pic:spPr>
+                </pic:pic>
+              </a:graphicData>
+            </a:graphic>
+          </wp:inline>
+        </w:drawing>
+      </w:r>
+    </w:p>
+    <w:p>
+      <w:pPr>
+        <w:pStyle w:val="Caption"/>
+        <w:jc w:val="center"/>
+        <w:rPr>
+          <w:rFonts w:ascii="Arial" w:hAnsi="Arial" w:cs="Arial"/>
+          <w:color w:val="auto"/>
+          <w:sz w:val="20"/>
+          <w:szCs w:val="20"/>
+        </w:rPr>
+      </w:pPr>
+      <w:r>
+        <w:rPr>
+          <w:rFonts w:ascii="Arial" w:hAnsi="Arial" w:cs="Arial"/>
+          <w:color w:val="auto"/>
+          <w:sz w:val="20"/>
+          <w:szCs w:val="20"/>
+        </w:rPr>
+        <w:t xml:space="preserve">Secvența de cod </w:t>
+      </w:r>
+      <w:r>
+        <w:rPr>
+          <w:rFonts w:ascii="Arial" w:hAnsi="Arial" w:cs="Arial"/>
+          <w:color w:val="auto"/>
+          <w:sz w:val="20"/>
+          <w:szCs w:val="20"/>
+        </w:rPr>
+        <w:fldChar w:fldCharType="begin"/>
+      </w:r>
+      <w:r>
+        <w:rPr>
+          <w:rFonts w:ascii="Arial" w:hAnsi="Arial" w:cs="Arial"/>
+          <w:color w:val="auto"/>
+          <w:sz w:val="20"/>
+          <w:szCs w:val="20"/>
+        </w:rPr>
+        <w:instrText xml:space="preserve"> STYLEREF 1 \s </w:instrText>
+      </w:r>
+      <w:r>
+        <w:rPr>
+          <w:rFonts w:ascii="Arial" w:hAnsi="Arial" w:cs="Arial"/>
+          <w:color w:val="auto"/>
+          <w:sz w:val="20"/>
+          <w:szCs w:val="20"/>
+        </w:rPr>
+        <w:fldChar w:fldCharType="separate"/>
+      </w:r>
+      <w:r>
+        <w:rPr>
+          <w:rFonts w:ascii="Arial" w:hAnsi="Arial" w:cs="Arial"/>
+          <w:noProof/>
+          <w:color w:val="auto"/>
+          <w:sz w:val="20"/>
+          <w:szCs w:val="20"/>
+          <w:cs/>
+        </w:rPr>
+        <w:t>‎</w:t>
+      </w:r>
+      <w:r>
+        <w:rPr>
+          <w:rFonts w:ascii="Arial" w:hAnsi="Arial" w:cs="Arial"/>
+          <w:noProof/>
+          <w:color w:val="auto"/>
+          <w:sz w:val="20"/>
+          <w:szCs w:val="20"/>
+        </w:rPr>
+        <w:t>5</w:t>
+      </w:r>
+      <w:r>
+        <w:rPr>
+          <w:rFonts w:ascii="Arial" w:hAnsi="Arial" w:cs="Arial"/>
+          <w:color w:val="auto"/>
+          <w:sz w:val="20"/>
+          <w:szCs w:val="20"/>
+        </w:rPr>
+        <w:fldChar w:fldCharType="end"/>
+      </w:r>
+      <w:r>
+        <w:rPr>
+          <w:rFonts w:ascii="Arial" w:hAnsi="Arial" w:cs="Arial"/>
+          <w:color w:val="auto"/>
+          <w:sz w:val="20"/>
+          <w:szCs w:val="20"/>
+        </w:rPr>
+        <w:t>.</w:t>
+      </w:r>
+      <w:r>
+        <w:rPr>
+          <w:rFonts w:ascii="Arial" w:hAnsi="Arial" w:cs="Arial"/>
+          <w:color w:val="auto"/>
+          <w:sz w:val="20"/>
+          <w:szCs w:val="20"/>
+        </w:rPr>
+        <w:fldChar w:fldCharType="begin"/>
+      </w:r>
+      <w:r>
+        <w:rPr>
+          <w:rFonts w:ascii="Arial" w:hAnsi="Arial" w:cs="Arial"/>
+          <w:color w:val="auto"/>
+          <w:sz w:val="20"/>
+          <w:szCs w:val="20"/>
+        </w:rPr>
+        <w:instrText xml:space="preserve"> SEQ Secvența_de_cod \* ARABIC \s 1 </w:instrText>
+      </w:r>
+      <w:r>
+        <w:rPr>
+          <w:rFonts w:ascii="Arial" w:hAnsi="Arial" w:cs="Arial"/>
+          <w:color w:val="auto"/>
+          <w:sz w:val="20"/>
+          <w:szCs w:val="20"/>
+        </w:rPr>
+        <w:fldChar w:fldCharType="separate"/>
+      </w:r>
+      <w:r>
+        <w:rPr>
+          <w:rFonts w:ascii="Arial" w:hAnsi="Arial" w:cs="Arial"/>
+          <w:noProof/>
+          <w:color w:val="auto"/>
+          <w:sz w:val="20"/>
+          <w:szCs w:val="20"/>
+        </w:rPr>
+        <w:t>21</w:t>
+      </w:r>
+      <w:r>
+        <w:rPr>
+          <w:rFonts w:ascii="Arial" w:hAnsi="Arial" w:cs="Arial"/>
+          <w:color w:val="auto"/>
+          <w:sz w:val="20"/>
+          <w:szCs w:val="20"/>
+        </w:rPr>
+        <w:fldChar w:fldCharType="end"/>
+      </w:r>
+      <w:r>
+        <w:rPr>
+          <w:rFonts w:ascii="Arial" w:hAnsi="Arial" w:cs="Arial"/>
+          <w:color w:val="auto"/>
+          <w:sz w:val="20"/>
+          <w:szCs w:val="20"/>
+        </w:rPr>
+        <w:t xml:space="preserve"> Declarația funcției </w:t>
+      </w:r>
+      <w:proofErr w:type="spellStart"/>
+      <w:r>
+        <w:rPr>
+          <w:rFonts w:ascii="Arial" w:hAnsi="Arial" w:cs="Arial"/>
+          <w:color w:val="auto"/>
+          <w:sz w:val="20"/>
+          <w:szCs w:val="20"/>
+        </w:rPr>
+        <w:t>gSchedule</w:t>
+      </w:r>
+      <w:proofErr w:type="spellEnd"/>
+      <w:r>
+        <w:rPr>
+          <w:rFonts w:ascii="Arial" w:hAnsi="Arial" w:cs="Arial"/>
+          <w:color w:val="auto"/>
+          <w:sz w:val="20"/>
+          <w:szCs w:val="20"/>
+        </w:rPr>
+        <w:t>(x</w:t>
+      </w:r>
+      <w:r>
+        <w:rPr>
+          <w:rFonts w:ascii="Arial" w:hAnsi="Arial" w:cs="Arial"/>
+          <w:color w:val="auto"/>
+          <w:sz w:val="20"/>
+          <w:szCs w:val="20"/>
+        </w:rPr>
+        <w:t xml:space="preserve">, </w:t>
+      </w:r>
+      <w:proofErr w:type="spellStart"/>
+      <w:r>
+        <w:rPr>
+          <w:rFonts w:ascii="Arial" w:hAnsi="Arial" w:cs="Arial"/>
+          <w:color w:val="auto"/>
+          <w:sz w:val="20"/>
+          <w:szCs w:val="20"/>
+        </w:rPr>
+        <w:t>round</w:t>
+      </w:r>
+      <w:proofErr w:type="spellEnd"/>
+      <w:r>
+        <w:rPr>
+          <w:rFonts w:ascii="Arial" w:hAnsi="Arial" w:cs="Arial"/>
+          <w:color w:val="auto"/>
+          <w:sz w:val="20"/>
+          <w:szCs w:val="20"/>
+        </w:rPr>
+        <w:t>)</w:t>
+      </w:r>
+    </w:p>
+    <w:p>
+      <w:pPr>
+        <w:rPr>
+          <w:rFonts w:ascii="Arial" w:hAnsi="Arial" w:cs="Arial"/>
+          <w:sz w:val="24"/>
+          <w:szCs w:val="24"/>
+        </w:rPr>
+      </w:pPr>
+    </w:p>
+    <w:p>
+      <w:pPr>
+        <w:jc w:val="both"/>
+        <w:rPr>
+          <w:rFonts w:ascii="Arial" w:hAnsi="Arial" w:cs="Arial"/>
+          <w:sz w:val="24"/>
+          <w:szCs w:val="24"/>
+        </w:rPr>
+      </w:pPr>
+      <w:r>
+        <w:rPr>
+          <w:rFonts w:ascii="Arial" w:hAnsi="Arial" w:cs="Arial"/>
+          <w:sz w:val="24"/>
+          <w:szCs w:val="24"/>
+        </w:rPr>
+        <w:t>Coeficien</w:t>
+      </w:r>
+      <w:r>
+        <w:rPr>
+          <w:rFonts w:ascii="Arial" w:hAnsi="Arial" w:cs="Arial"/>
+          <w:sz w:val="24"/>
+          <w:szCs w:val="24"/>
+        </w:rPr>
+        <w:t xml:space="preserve">ții de rundă sunt precalculați și stocați la nivelul unei constante denumite </w:t>
+      </w:r>
+      <m:oMath>
+        <m:r>
+          <w:rPr>
+            <w:rFonts w:ascii="Cambria Math" w:hAnsi="Cambria Math" w:cs="Arial"/>
+            <w:sz w:val="24"/>
+            <w:szCs w:val="24"/>
+          </w:rPr>
+          <m:t>round_coefficients</m:t>
+        </m:r>
+      </m:oMath>
+      <w:r>
+        <w:rPr>
+          <w:rFonts w:ascii="Arial" w:hAnsi="Arial" w:cs="Arial"/>
+          <w:sz w:val="24"/>
+          <w:szCs w:val="24"/>
+        </w:rPr>
+        <w:t>.</w:t>
+      </w:r>
+      <w:r>
+        <w:rPr>
+          <w:rFonts w:ascii="Arial" w:hAnsi="Arial" w:cs="Arial"/>
+          <w:sz w:val="24"/>
+          <w:szCs w:val="24"/>
+        </w:rPr>
+        <w:t xml:space="preserve"> Secvența de cod 5.22 prezintă definiția acestei constante.</w:t>
+      </w:r>
+    </w:p>
+    <w:p>
+      <w:pPr>
+        <w:rPr>
+          <w:rFonts w:ascii="Arial" w:hAnsi="Arial" w:cs="Arial"/>
+          <w:sz w:val="24"/>
+          <w:szCs w:val="24"/>
+        </w:rPr>
+      </w:pPr>
+    </w:p>
+    <w:p>
+      <w:pPr>
+        <w:keepNext/>
+        <w:jc w:val="center"/>
+      </w:pPr>
+      <w:r>
+        <w:rPr>
+          <w:rFonts w:ascii="Arial" w:hAnsi="Arial" w:cs="Arial"/>
+          <w:noProof/>
+          <w:sz w:val="24"/>
+          <w:szCs w:val="24"/>
+        </w:rPr>
+        <w:drawing>
+          <wp:inline distT="0" distB="0" distL="0" distR="0" wp14:anchorId="379DA9D5" wp14:editId="07A02B6C">
+            <wp:extent cx="5673789" cy="1009935"/>
+            <wp:effectExtent l="0" t="0" r="3175" b="0"/>
+            <wp:docPr id="265995381" name="Picture 5"/>
+            <wp:cNvGraphicFramePr>
+              <a:graphicFrameLocks xmlns:a="http://schemas.openxmlformats.org/drawingml/2006/main" noChangeAspect="1"/>
+            </wp:cNvGraphicFramePr>
+            <a:graphic xmlns:a="http://schemas.openxmlformats.org/drawingml/2006/main">
+              <a:graphicData uri="http://schemas.openxmlformats.org/drawingml/2006/picture">
+                <pic:pic xmlns:pic="http://schemas.openxmlformats.org/drawingml/2006/picture">
+                  <pic:nvPicPr>
+                    <pic:cNvPr id="265995381" name="Picture 265995381"/>
+                    <pic:cNvPicPr/>
+                  </pic:nvPicPr>
+                  <pic:blipFill>
+                    <a:blip r:embed="rId75">
+                      <a:extLst>
+                        <a:ext uri="{28A0092B-C50C-407E-A947-70E740481C1C}">
+                          <a14:useLocalDpi xmlns:a14="http://schemas.microsoft.com/office/drawing/2010/main" val="0"/>
+                        </a:ext>
+                      </a:extLst>
+                    </a:blip>
+                    <a:stretch>
+                      <a:fillRect/>
+                    </a:stretch>
+                  </pic:blipFill>
+                  <pic:spPr>
+                    <a:xfrm>
+                      <a:off x="0" y="0"/>
+                      <a:ext cx="5719403" cy="1018054"/>
+                    </a:xfrm>
+                    <a:prstGeom prst="rect">
+                      <a:avLst/>
+                    </a:prstGeom>
+                  </pic:spPr>
+                </pic:pic>
+              </a:graphicData>
+            </a:graphic>
+          </wp:inline>
+        </w:drawing>
+      </w:r>
+    </w:p>
+    <w:p>
+      <w:pPr>
+        <w:pStyle w:val="Caption"/>
+        <w:jc w:val="center"/>
+        <w:rPr>
+          <w:rFonts w:ascii="Arial" w:hAnsi="Arial" w:cs="Arial"/>
+          <w:color w:val="auto"/>
+          <w:sz w:val="20"/>
+          <w:szCs w:val="20"/>
+        </w:rPr>
+      </w:pPr>
+      <w:r>
+        <w:rPr>
+          <w:rFonts w:ascii="Arial" w:hAnsi="Arial" w:cs="Arial"/>
+          <w:color w:val="auto"/>
+          <w:sz w:val="20"/>
+          <w:szCs w:val="20"/>
+        </w:rPr>
+        <w:t xml:space="preserve">Secvența de cod </w:t>
+      </w:r>
+      <w:r>
+        <w:rPr>
+          <w:rFonts w:ascii="Arial" w:hAnsi="Arial" w:cs="Arial"/>
+          <w:color w:val="auto"/>
+          <w:sz w:val="20"/>
+          <w:szCs w:val="20"/>
+        </w:rPr>
+        <w:fldChar w:fldCharType="begin"/>
+      </w:r>
+      <w:r>
+        <w:rPr>
+          <w:rFonts w:ascii="Arial" w:hAnsi="Arial" w:cs="Arial"/>
+          <w:color w:val="auto"/>
+          <w:sz w:val="20"/>
+          <w:szCs w:val="20"/>
+        </w:rPr>
+        <w:instrText xml:space="preserve"> STYLEREF 1 \s </w:instrText>
+      </w:r>
+      <w:r>
+        <w:rPr>
+          <w:rFonts w:ascii="Arial" w:hAnsi="Arial" w:cs="Arial"/>
+          <w:color w:val="auto"/>
+          <w:sz w:val="20"/>
+          <w:szCs w:val="20"/>
+        </w:rPr>
+        <w:fldChar w:fldCharType="separate"/>
+      </w:r>
+      <w:r>
+        <w:rPr>
+          <w:rFonts w:ascii="Arial" w:hAnsi="Arial" w:cs="Arial"/>
+          <w:noProof/>
+          <w:color w:val="auto"/>
+          <w:sz w:val="20"/>
+          <w:szCs w:val="20"/>
+          <w:cs/>
+        </w:rPr>
+        <w:t>‎</w:t>
+      </w:r>
+      <w:r>
+        <w:rPr>
+          <w:rFonts w:ascii="Arial" w:hAnsi="Arial" w:cs="Arial"/>
+          <w:noProof/>
+          <w:color w:val="auto"/>
+          <w:sz w:val="20"/>
+          <w:szCs w:val="20"/>
+        </w:rPr>
+        <w:t>5</w:t>
+      </w:r>
+      <w:r>
+        <w:rPr>
+          <w:rFonts w:ascii="Arial" w:hAnsi="Arial" w:cs="Arial"/>
+          <w:color w:val="auto"/>
+          <w:sz w:val="20"/>
+          <w:szCs w:val="20"/>
+        </w:rPr>
+        <w:fldChar w:fldCharType="end"/>
+      </w:r>
+      <w:r>
+        <w:rPr>
+          <w:rFonts w:ascii="Arial" w:hAnsi="Arial" w:cs="Arial"/>
+          <w:color w:val="auto"/>
+          <w:sz w:val="20"/>
+          <w:szCs w:val="20"/>
+        </w:rPr>
+        <w:t>.</w:t>
+      </w:r>
+      <w:r>
+        <w:rPr>
+          <w:rFonts w:ascii="Arial" w:hAnsi="Arial" w:cs="Arial"/>
+          <w:color w:val="auto"/>
+          <w:sz w:val="20"/>
+          <w:szCs w:val="20"/>
+        </w:rPr>
+        <w:fldChar w:fldCharType="begin"/>
+      </w:r>
+      <w:r>
+        <w:rPr>
+          <w:rFonts w:ascii="Arial" w:hAnsi="Arial" w:cs="Arial"/>
+          <w:color w:val="auto"/>
+          <w:sz w:val="20"/>
+          <w:szCs w:val="20"/>
+        </w:rPr>
+        <w:instrText xml:space="preserve"> SEQ Secvența_de_cod \* ARABIC \s 1 </w:instrText>
+      </w:r>
+      <w:r>
+        <w:rPr>
+          <w:rFonts w:ascii="Arial" w:hAnsi="Arial" w:cs="Arial"/>
+          <w:color w:val="auto"/>
+          <w:sz w:val="20"/>
+          <w:szCs w:val="20"/>
+        </w:rPr>
+        <w:fldChar w:fldCharType="separate"/>
+      </w:r>
+      <w:r>
+        <w:rPr>
+          <w:rFonts w:ascii="Arial" w:hAnsi="Arial" w:cs="Arial"/>
+          <w:noProof/>
+          <w:color w:val="auto"/>
+          <w:sz w:val="20"/>
+          <w:szCs w:val="20"/>
+        </w:rPr>
+        <w:t>22</w:t>
+      </w:r>
+      <w:r>
+        <w:rPr>
+          <w:rFonts w:ascii="Arial" w:hAnsi="Arial" w:cs="Arial"/>
+          <w:color w:val="auto"/>
+          <w:sz w:val="20"/>
+          <w:szCs w:val="20"/>
+        </w:rPr>
+        <w:fldChar w:fldCharType="end"/>
+      </w:r>
+      <w:r>
+        <w:rPr>
+          <w:rFonts w:ascii="Arial" w:hAnsi="Arial" w:cs="Arial"/>
+          <w:color w:val="auto"/>
+          <w:sz w:val="20"/>
+          <w:szCs w:val="20"/>
+        </w:rPr>
+        <w:t xml:space="preserve"> Tabloul constant al coeficienților de rundă</w:t>
+      </w:r>
+    </w:p>
+    <w:p/>
+    <w:p>
+      <w:pPr>
+        <w:jc w:val="both"/>
+        <w:rPr>
+          <w:rFonts w:ascii="Arial" w:hAnsi="Arial" w:cs="Arial"/>
+          <w:sz w:val="24"/>
+          <w:szCs w:val="24"/>
+        </w:rPr>
+      </w:pPr>
+      <w:r>
+        <w:rPr>
+          <w:rFonts w:ascii="Arial" w:hAnsi="Arial" w:cs="Arial"/>
+          <w:sz w:val="24"/>
+          <w:szCs w:val="24"/>
+        </w:rPr>
+        <w:t xml:space="preserve">Definiția funcției </w:t>
+      </w:r>
+      <m:oMath>
+        <m:r>
+          <w:rPr>
+            <w:rFonts w:ascii="Cambria Math" w:hAnsi="Cambria Math" w:cs="Arial"/>
+            <w:sz w:val="24"/>
+            <w:szCs w:val="24"/>
+          </w:rPr>
+          <m:t>gschedule(x, round)</m:t>
+        </m:r>
+      </m:oMath>
+      <w:r>
+        <w:rPr>
+          <w:rFonts w:ascii="Arial" w:hAnsi="Arial" w:cs="Arial"/>
+          <w:sz w:val="24"/>
+          <w:szCs w:val="24"/>
+        </w:rPr>
+        <w:t xml:space="preserve"> este prezent</w:t>
+      </w:r>
+      <w:proofErr w:type="spellStart"/>
+      <w:r>
+        <w:rPr>
+          <w:rFonts w:ascii="Arial" w:hAnsi="Arial" w:cs="Arial"/>
+          <w:sz w:val="24"/>
+          <w:szCs w:val="24"/>
+        </w:rPr>
+        <w:t>ată</w:t>
+      </w:r>
+      <w:proofErr w:type="spellEnd"/>
+      <w:r>
+        <w:rPr>
+          <w:rFonts w:ascii="Arial" w:hAnsi="Arial" w:cs="Arial"/>
+          <w:sz w:val="24"/>
+          <w:szCs w:val="24"/>
+        </w:rPr>
+        <w:t xml:space="preserve"> în cadrul secvenței de cod 5.23.</w:t>
+      </w:r>
+      <w:r>
+        <w:rPr>
+          <w:rFonts w:ascii="Arial" w:hAnsi="Arial" w:cs="Arial"/>
+          <w:sz w:val="24"/>
+          <w:szCs w:val="24"/>
+        </w:rPr>
+        <w:t xml:space="preserve"> Operațiile executate sunt conforme cu cele anterior discutate și</w:t>
+      </w:r>
+      <w:r>
+        <w:rPr>
+          <w:rFonts w:ascii="Arial" w:hAnsi="Arial" w:cs="Arial"/>
+          <w:sz w:val="24"/>
+          <w:szCs w:val="24"/>
+        </w:rPr>
+        <w:t xml:space="preserve"> prezentate în figura 3.9.</w:t>
+      </w:r>
+    </w:p>
+    <w:p>
+      <w:pPr>
+        <w:jc w:val="both"/>
+        <w:rPr>
+          <w:rFonts w:ascii="Arial" w:hAnsi="Arial" w:cs="Arial"/>
+          <w:sz w:val="24"/>
+          <w:szCs w:val="24"/>
+        </w:rPr>
+      </w:pPr>
+    </w:p>
+    <w:p>
+      <w:pPr>
+        <w:keepNext/>
+        <w:jc w:val="center"/>
+      </w:pPr>
+      <w:r>
+        <w:rPr>
+          <w:rFonts w:ascii="Arial" w:hAnsi="Arial" w:cs="Arial"/>
+          <w:noProof/>
+          <w:sz w:val="24"/>
+          <w:szCs w:val="24"/>
+        </w:rPr>
+        <w:drawing>
+          <wp:inline distT="0" distB="0" distL="0" distR="0" wp14:anchorId="76D4E4F6" wp14:editId="30FB9E07">
+            <wp:extent cx="6058259" cy="2101755"/>
+            <wp:effectExtent l="0" t="0" r="0" b="0"/>
+            <wp:docPr id="315174370" name="Picture 6"/>
+            <wp:cNvGraphicFramePr>
+              <a:graphicFrameLocks xmlns:a="http://schemas.openxmlformats.org/drawingml/2006/main" noChangeAspect="1"/>
+            </wp:cNvGraphicFramePr>
+            <a:graphic xmlns:a="http://schemas.openxmlformats.org/drawingml/2006/main">
+              <a:graphicData uri="http://schemas.openxmlformats.org/drawingml/2006/picture">
+                <pic:pic xmlns:pic="http://schemas.openxmlformats.org/drawingml/2006/picture">
+                  <pic:nvPicPr>
+                    <pic:cNvPr id="315174370" name="Picture 315174370"/>
+                    <pic:cNvPicPr/>
+                  </pic:nvPicPr>
+                  <pic:blipFill>
+                    <a:blip r:embed="rId76">
+                      <a:extLst>
+                        <a:ext uri="{28A0092B-C50C-407E-A947-70E740481C1C}">
+                          <a14:useLocalDpi xmlns:a14="http://schemas.microsoft.com/office/drawing/2010/main" val="0"/>
+                        </a:ext>
+                      </a:extLst>
+                    </a:blip>
+                    <a:stretch>
+                      <a:fillRect/>
+                    </a:stretch>
+                  </pic:blipFill>
+                  <pic:spPr>
+                    <a:xfrm>
+                      <a:off x="0" y="0"/>
+                      <a:ext cx="6081988" cy="2109987"/>
+                    </a:xfrm>
+                    <a:prstGeom prst="rect">
+                      <a:avLst/>
+                    </a:prstGeom>
+                  </pic:spPr>
+                </pic:pic>
+              </a:graphicData>
+            </a:graphic>
+          </wp:inline>
+        </w:drawing>
+      </w:r>
+    </w:p>
+    <w:p>
+      <w:pPr>
+        <w:pStyle w:val="Caption"/>
+        <w:jc w:val="center"/>
+        <w:rPr>
+          <w:rFonts w:ascii="Arial" w:hAnsi="Arial" w:cs="Arial"/>
+          <w:color w:val="auto"/>
+          <w:sz w:val="28"/>
+          <w:szCs w:val="28"/>
+        </w:rPr>
+      </w:pPr>
+      <w:r>
+        <w:rPr>
+          <w:rFonts w:ascii="Arial" w:hAnsi="Arial" w:cs="Arial"/>
+          <w:color w:val="auto"/>
+          <w:sz w:val="20"/>
+          <w:szCs w:val="20"/>
+        </w:rPr>
+        <w:t xml:space="preserve">Secvența de cod </w:t>
+      </w:r>
+      <w:r>
+        <w:rPr>
+          <w:rFonts w:ascii="Arial" w:hAnsi="Arial" w:cs="Arial"/>
+          <w:color w:val="auto"/>
+          <w:sz w:val="20"/>
+          <w:szCs w:val="20"/>
+        </w:rPr>
+        <w:fldChar w:fldCharType="begin"/>
+      </w:r>
+      <w:r>
+        <w:rPr>
+          <w:rFonts w:ascii="Arial" w:hAnsi="Arial" w:cs="Arial"/>
+          <w:color w:val="auto"/>
+          <w:sz w:val="20"/>
+          <w:szCs w:val="20"/>
+        </w:rPr>
+        <w:instrText xml:space="preserve"> STYLEREF 1 \s </w:instrText>
+      </w:r>
+      <w:r>
+        <w:rPr>
+          <w:rFonts w:ascii="Arial" w:hAnsi="Arial" w:cs="Arial"/>
+          <w:color w:val="auto"/>
+          <w:sz w:val="20"/>
+          <w:szCs w:val="20"/>
+        </w:rPr>
+        <w:fldChar w:fldCharType="separate"/>
+      </w:r>
+      <w:r>
+        <w:rPr>
+          <w:rFonts w:ascii="Arial" w:hAnsi="Arial" w:cs="Arial"/>
+          <w:noProof/>
+          <w:color w:val="auto"/>
+          <w:sz w:val="20"/>
+          <w:szCs w:val="20"/>
+          <w:cs/>
+        </w:rPr>
+        <w:t>‎</w:t>
+      </w:r>
+      <w:r>
+        <w:rPr>
+          <w:rFonts w:ascii="Arial" w:hAnsi="Arial" w:cs="Arial"/>
+          <w:noProof/>
+          <w:color w:val="auto"/>
+          <w:sz w:val="20"/>
+          <w:szCs w:val="20"/>
+        </w:rPr>
+        <w:t>5</w:t>
+      </w:r>
+      <w:r>
+        <w:rPr>
+          <w:rFonts w:ascii="Arial" w:hAnsi="Arial" w:cs="Arial"/>
+          <w:color w:val="auto"/>
+          <w:sz w:val="20"/>
+          <w:szCs w:val="20"/>
+        </w:rPr>
+        <w:fldChar w:fldCharType="end"/>
+      </w:r>
+      <w:r>
+        <w:rPr>
+          <w:rFonts w:ascii="Arial" w:hAnsi="Arial" w:cs="Arial"/>
+          <w:color w:val="auto"/>
+          <w:sz w:val="20"/>
+          <w:szCs w:val="20"/>
+        </w:rPr>
+        <w:t>.</w:t>
+      </w:r>
+      <w:r>
+        <w:rPr>
+          <w:rFonts w:ascii="Arial" w:hAnsi="Arial" w:cs="Arial"/>
+          <w:color w:val="auto"/>
+          <w:sz w:val="20"/>
+          <w:szCs w:val="20"/>
+        </w:rPr>
+        <w:fldChar w:fldCharType="begin"/>
+      </w:r>
+      <w:r>
+        <w:rPr>
+          <w:rFonts w:ascii="Arial" w:hAnsi="Arial" w:cs="Arial"/>
+          <w:color w:val="auto"/>
+          <w:sz w:val="20"/>
+          <w:szCs w:val="20"/>
+        </w:rPr>
+        <w:instrText xml:space="preserve"> SEQ Secvența_de_cod \* ARABIC \s 1 </w:instrText>
+      </w:r>
+      <w:r>
+        <w:rPr>
+          <w:rFonts w:ascii="Arial" w:hAnsi="Arial" w:cs="Arial"/>
+          <w:color w:val="auto"/>
+          <w:sz w:val="20"/>
+          <w:szCs w:val="20"/>
+        </w:rPr>
+        <w:fldChar w:fldCharType="separate"/>
+      </w:r>
+      <w:r>
+        <w:rPr>
+          <w:rFonts w:ascii="Arial" w:hAnsi="Arial" w:cs="Arial"/>
+          <w:noProof/>
+          <w:color w:val="auto"/>
+          <w:sz w:val="20"/>
+          <w:szCs w:val="20"/>
+        </w:rPr>
+        <w:t>23</w:t>
+      </w:r>
+      <w:r>
+        <w:rPr>
+          <w:rFonts w:ascii="Arial" w:hAnsi="Arial" w:cs="Arial"/>
+          <w:color w:val="auto"/>
+          <w:sz w:val="20"/>
+          <w:szCs w:val="20"/>
+        </w:rPr>
+        <w:fldChar w:fldCharType="end"/>
+      </w:r>
+      <w:r>
+        <w:rPr>
+          <w:rFonts w:ascii="Arial" w:hAnsi="Arial" w:cs="Arial"/>
+          <w:color w:val="auto"/>
+          <w:sz w:val="20"/>
+          <w:szCs w:val="20"/>
+        </w:rPr>
+        <w:t xml:space="preserve"> Definiția funcției </w:t>
+      </w:r>
+      <w:proofErr w:type="spellStart"/>
+      <w:r>
+        <w:rPr>
+          <w:rFonts w:ascii="Arial" w:hAnsi="Arial" w:cs="Arial"/>
+          <w:color w:val="auto"/>
+          <w:sz w:val="20"/>
+          <w:szCs w:val="20"/>
+        </w:rPr>
+        <w:t>gSchedule</w:t>
+      </w:r>
+      <w:proofErr w:type="spellEnd"/>
+      <w:r>
+        <w:rPr>
+          <w:rFonts w:ascii="Arial" w:hAnsi="Arial" w:cs="Arial"/>
+          <w:color w:val="auto"/>
+          <w:sz w:val="20"/>
+          <w:szCs w:val="20"/>
+        </w:rPr>
+        <w:t xml:space="preserve">(x, </w:t>
+      </w:r>
+      <w:proofErr w:type="spellStart"/>
+      <w:r>
+        <w:rPr>
+          <w:rFonts w:ascii="Arial" w:hAnsi="Arial" w:cs="Arial"/>
+          <w:color w:val="auto"/>
+          <w:sz w:val="20"/>
+          <w:szCs w:val="20"/>
+        </w:rPr>
+        <w:t>round</w:t>
+      </w:r>
+      <w:proofErr w:type="spellEnd"/>
+      <w:r>
+        <w:rPr>
+          <w:rFonts w:ascii="Arial" w:hAnsi="Arial" w:cs="Arial"/>
+          <w:color w:val="auto"/>
+          <w:sz w:val="20"/>
+          <w:szCs w:val="20"/>
+        </w:rPr>
+        <w:t>)</w:t>
+      </w:r>
+    </w:p>
+    <w:p>
+      <w:pPr>
+        <w:jc w:val="both"/>
+        <w:rPr>
+          <w:rFonts w:ascii="Arial" w:hAnsi="Arial" w:cs="Arial"/>
+          <w:sz w:val="24"/>
+          <w:szCs w:val="24"/>
+        </w:rPr>
+      </w:pPr>
+    </w:p>
+    <w:p/>
     <w:p/>
     <w:p/>
     <w:p/>
     <w:p/>
     <w:sectPr>
-      <w:headerReference w:type="default" r:id="rId74"/>
-      <w:footerReference w:type="default" r:id="rId75"/>
-      <w:headerReference w:type="first" r:id="rId76"/>
-      <w:footerReference w:type="first" r:id="rId77"/>
+      <w:headerReference w:type="default" r:id="rId77"/>
+      <w:footerReference w:type="default" r:id="rId78"/>
+      <w:headerReference w:type="first" r:id="rId79"/>
+      <w:footerReference w:type="first" r:id="rId80"/>
       <w:pgSz w:w="11907" w:h="16840" w:code="9"/>
       <w:pgMar w:top="1418" w:right="1134" w:bottom="1134" w:left="1134" w:header="706" w:footer="778" w:gutter="0"/>
       <w:pgNumType w:start="0"/>
@@ -56324,12 +58107,12 @@
   </w:compat>
   <w:rsids>
     <w:rsidRoot w:val="00F924A7"/>
-    <w:rsid w:val="0002027D"/>
     <w:rsid w:val="001541B8"/>
     <w:rsid w:val="00192327"/>
     <w:rsid w:val="001D3BF4"/>
     <w:rsid w:val="0024320B"/>
     <w:rsid w:val="00413C3B"/>
+    <w:rsid w:val="00612AA3"/>
     <w:rsid w:val="0063133B"/>
     <w:rsid w:val="0072317D"/>
     <w:rsid w:val="007B47C5"/>

--- a/Paper/BDA_AES.docx
+++ b/Paper/BDA_AES.docx
@@ -1,6 +1,6 @@
 
 <file path=word/document.xml><?xml version="1.0" encoding="utf-8"?>
-<w:document xmlns:wpc="http://schemas.microsoft.com/office/word/2010/wordprocessingCanvas" xmlns:cx="http://schemas.microsoft.com/office/drawing/2014/chartex" xmlns:cx1="http://schemas.microsoft.com/office/drawing/2015/9/8/chartex" xmlns:cx2="http://schemas.microsoft.com/office/drawing/2015/10/21/chartex" xmlns:cx3="http://schemas.microsoft.com/office/drawing/2016/5/9/chartex" xmlns:cx4="http://schemas.microsoft.com/office/drawing/2016/5/10/chartex" xmlns:cx5="http://schemas.microsoft.com/office/drawing/2016/5/11/chartex" xmlns:cx6="http://schemas.microsoft.com/office/drawing/2016/5/12/chartex" xmlns:cx7="http://schemas.microsoft.com/office/drawing/2016/5/13/chartex" xmlns:cx8="http://schemas.microsoft.com/office/drawing/2016/5/14/chartex" xmlns:mc="http://schemas.openxmlformats.org/markup-compatibility/2006" xmlns:aink="http://schemas.microsoft.com/office/drawing/2016/ink" xmlns:am3d="http://schemas.microsoft.com/office/drawing/2017/model3d" xmlns:o="urn:schemas-microsoft-com:office:office" xmlns:oel="http://schemas.microsoft.com/office/2019/extlst" xmlns:r="http://schemas.openxmlformats.org/officeDocument/2006/relationships" xmlns:m="http://schemas.openxmlformats.org/officeDocument/2006/math" xmlns:v="urn:schemas-microsoft-com:vml" xmlns:wp14="http://schemas.microsoft.com/office/word/2010/wordprocessingDrawing" xmlns:wp="http://schemas.openxmlformats.org/drawingml/2006/wordprocessingDrawing" xmlns:w10="urn:schemas-microsoft-com:office:word" xmlns:w="http://schemas.openxmlformats.org/wordprocessingml/2006/main" xmlns:w14="http://schemas.microsoft.com/office/word/2010/wordml" xmlns:w15="http://schemas.microsoft.com/office/word/2012/wordml" xmlns:w16cei="http://schemas.microsoft.com/office/word/2026/wordml/cei" xmlns:w16cex="http://schemas.microsoft.com/office/word/2018/wordml/cex" xmlns:w16cid="http://schemas.microsoft.com/office/word/2016/wordml/cid" xmlns:w16="http://schemas.microsoft.com/office/word/2018/wordml" xmlns:w16du="http://schemas.microsoft.com/office/word/2023/wordml/word16du" xmlns:w16sdtdh="http://schemas.microsoft.com/office/word/2020/wordml/sdtdatahash" xmlns:w16sdtfl="http://schemas.microsoft.com/office/word/2024/wordml/sdtformatlock" xmlns:w16se="http://schemas.microsoft.com/office/word/2015/wordml/symex" xmlns:wpg="http://schemas.microsoft.com/office/word/2010/wordprocessingGroup" xmlns:wpi="http://schemas.microsoft.com/office/word/2010/wordprocessingInk" xmlns:wne="http://schemas.microsoft.com/office/word/2006/wordml" xmlns:wps="http://schemas.microsoft.com/office/word/2010/wordprocessingShape" mc:Ignorable="w14 w15 w16se w16cid w16 w16cex w16sdtdh w16sdtfl w16du wp14">
+<w:document xmlns:wpc="http://schemas.microsoft.com/office/word/2010/wordprocessingCanvas" xmlns:cx="http://schemas.microsoft.com/office/drawing/2014/chartex" xmlns:cx1="http://schemas.microsoft.com/office/drawing/2015/9/8/chartex" xmlns:cx2="http://schemas.microsoft.com/office/drawing/2015/10/21/chartex" xmlns:cx3="http://schemas.microsoft.com/office/drawing/2016/5/9/chartex" xmlns:cx4="http://schemas.microsoft.com/office/drawing/2016/5/10/chartex" xmlns:cx5="http://schemas.microsoft.com/office/drawing/2016/5/11/chartex" xmlns:cx6="http://schemas.microsoft.com/office/drawing/2016/5/12/chartex" xmlns:cx7="http://schemas.microsoft.com/office/drawing/2016/5/13/chartex" xmlns:cx8="http://schemas.microsoft.com/office/drawing/2016/5/14/chartex" xmlns:mc="http://schemas.openxmlformats.org/markup-compatibility/2006" xmlns:aink="http://schemas.microsoft.com/office/drawing/2016/ink" xmlns:am3d="http://schemas.microsoft.com/office/drawing/2017/model3d" xmlns:o="urn:schemas-microsoft-com:office:office" xmlns:oel="http://schemas.microsoft.com/office/2019/extlst" xmlns:r="http://schemas.openxmlformats.org/officeDocument/2006/relationships" xmlns:m="http://schemas.openxmlformats.org/officeDocument/2006/math" xmlns:v="urn:schemas-microsoft-com:vml" xmlns:wp14="http://schemas.microsoft.com/office/word/2010/wordprocessingDrawing" xmlns:wp="http://schemas.openxmlformats.org/drawingml/2006/wordprocessingDrawing" xmlns:w10="urn:schemas-microsoft-com:office:word" xmlns:w="http://schemas.openxmlformats.org/wordprocessingml/2006/main" xmlns:w14="http://schemas.microsoft.com/office/word/2010/wordml" xmlns:w15="http://schemas.microsoft.com/office/word/2012/wordml" xmlns:w16cex="http://schemas.microsoft.com/office/word/2018/wordml/cex" xmlns:w16cid="http://schemas.microsoft.com/office/word/2016/wordml/cid" xmlns:w16="http://schemas.microsoft.com/office/word/2018/wordml" xmlns:w16du="http://schemas.microsoft.com/office/word/2023/wordml/word16du" xmlns:w16sdtdh="http://schemas.microsoft.com/office/word/2020/wordml/sdtdatahash" xmlns:w16sdtfl="http://schemas.microsoft.com/office/word/2024/wordml/sdtformatlock" xmlns:w16se="http://schemas.microsoft.com/office/word/2015/wordml/symex" xmlns:wpg="http://schemas.microsoft.com/office/word/2010/wordprocessingGroup" xmlns:wpi="http://schemas.microsoft.com/office/word/2010/wordprocessingInk" xmlns:wne="http://schemas.microsoft.com/office/word/2006/wordml" xmlns:wps="http://schemas.microsoft.com/office/word/2010/wordprocessingShape" mc:Ignorable="w14 w15 w16se w16cid w16 w16cex w16sdtdh w16sdtfl w16du wp14">
   <w:body>
     <w:p>
       <w:pPr>
@@ -5577,7 +5577,25 @@
           <w:sz w:val="24"/>
           <w:szCs w:val="24"/>
         </w:rPr>
-        <w:t xml:space="preserve"> Aceste lucruri fiind spuse, este greu de imaginat perspectiva în care o implementare hardware poate fi considerată superioară. Hardware-ul este dificil de proiectat și </w:t>
+        <w:t xml:space="preserve"> Aceste lucruri fiind spuse, este greu de imaginat perspectiva în care o implementare hardware poate fi considerată superioară. Hardware-</w:t>
+      </w:r>
+      <w:proofErr w:type="spellStart"/>
+      <w:r>
+        <w:rPr>
+          <w:rFonts w:ascii="Arial" w:hAnsi="Arial" w:cs="Arial"/>
+          <w:sz w:val="24"/>
+          <w:szCs w:val="24"/>
+        </w:rPr>
+        <w:t>ul</w:t>
+      </w:r>
+      <w:proofErr w:type="spellEnd"/>
+      <w:r>
+        <w:rPr>
+          <w:rFonts w:ascii="Arial" w:hAnsi="Arial" w:cs="Arial"/>
+          <w:sz w:val="24"/>
+          <w:szCs w:val="24"/>
+        </w:rPr>
+        <w:t xml:space="preserve"> este dificil de proiectat și </w:t>
       </w:r>
     </w:p>
     <w:p>
@@ -5709,7 +5727,43 @@
           <w:sz w:val="24"/>
           <w:szCs w:val="24"/>
         </w:rPr>
-        <w:t xml:space="preserve"> Hardware-ul implementează paralelismul într-un mod direct și structurat prin intermediul logicii combinaționale, structurilor secvențiale, automatelor cu stări finite</w:t>
+        <w:t xml:space="preserve"> Hardware-</w:t>
+      </w:r>
+      <w:proofErr w:type="spellStart"/>
+      <w:r>
+        <w:rPr>
+          <w:rFonts w:ascii="Arial" w:hAnsi="Arial" w:cs="Arial"/>
+          <w:sz w:val="24"/>
+          <w:szCs w:val="24"/>
+        </w:rPr>
+        <w:t>ul</w:t>
+      </w:r>
+      <w:proofErr w:type="spellEnd"/>
+      <w:r>
+        <w:rPr>
+          <w:rFonts w:ascii="Arial" w:hAnsi="Arial" w:cs="Arial"/>
+          <w:sz w:val="24"/>
+          <w:szCs w:val="24"/>
+        </w:rPr>
+        <w:t xml:space="preserve"> implementează paralelismul într-un mod direct și structurat prin intermediul logicii </w:t>
+      </w:r>
+      <w:proofErr w:type="spellStart"/>
+      <w:r>
+        <w:rPr>
+          <w:rFonts w:ascii="Arial" w:hAnsi="Arial" w:cs="Arial"/>
+          <w:sz w:val="24"/>
+          <w:szCs w:val="24"/>
+        </w:rPr>
+        <w:t>combinaționale</w:t>
+      </w:r>
+      <w:proofErr w:type="spellEnd"/>
+      <w:r>
+        <w:rPr>
+          <w:rFonts w:ascii="Arial" w:hAnsi="Arial" w:cs="Arial"/>
+          <w:sz w:val="24"/>
+          <w:szCs w:val="24"/>
+        </w:rPr>
+        <w:t>, structurilor secvențiale, automatelor cu stări finite</w:t>
       </w:r>
       <w:r>
         <w:rPr>
@@ -6099,6 +6153,7 @@
         </w:rPr>
         <w:t xml:space="preserve"> (</w:t>
       </w:r>
+      <w:proofErr w:type="spellStart"/>
       <w:r>
         <w:rPr>
           <w:rFonts w:ascii="Arial" w:hAnsi="Arial" w:cs="Arial"/>
@@ -6107,7 +6162,40 @@
           <w:sz w:val="24"/>
           <w:szCs w:val="24"/>
         </w:rPr>
-        <w:t>Application-specific integrated circuit</w:t>
+        <w:t>Application</w:t>
+      </w:r>
+      <w:proofErr w:type="spellEnd"/>
+      <w:r>
+        <w:rPr>
+          <w:rFonts w:ascii="Arial" w:hAnsi="Arial" w:cs="Arial"/>
+          <w:i/>
+          <w:iCs/>
+          <w:sz w:val="24"/>
+          <w:szCs w:val="24"/>
+        </w:rPr>
+        <w:t xml:space="preserve">-specific </w:t>
+      </w:r>
+      <w:proofErr w:type="spellStart"/>
+      <w:r>
+        <w:rPr>
+          <w:rFonts w:ascii="Arial" w:hAnsi="Arial" w:cs="Arial"/>
+          <w:i/>
+          <w:iCs/>
+          <w:sz w:val="24"/>
+          <w:szCs w:val="24"/>
+        </w:rPr>
+        <w:t>integrated</w:t>
+      </w:r>
+      <w:proofErr w:type="spellEnd"/>
+      <w:r>
+        <w:rPr>
+          <w:rFonts w:ascii="Arial" w:hAnsi="Arial" w:cs="Arial"/>
+          <w:i/>
+          <w:iCs/>
+          <w:sz w:val="24"/>
+          <w:szCs w:val="24"/>
+        </w:rPr>
+        <w:t xml:space="preserve"> circuit</w:t>
       </w:r>
       <w:r>
         <w:rPr>
@@ -6226,6 +6314,7 @@
         </w:rPr>
         <w:t>Una dintre soluțiile acestei probleme este reprezentată de circuitele digitale reconfigurabile de tip FPGA (</w:t>
       </w:r>
+      <w:proofErr w:type="spellStart"/>
       <w:r>
         <w:rPr>
           <w:rFonts w:ascii="Arial" w:hAnsi="Arial" w:cs="Arial"/>
@@ -6234,8 +6323,31 @@
           <w:sz w:val="24"/>
           <w:szCs w:val="24"/>
         </w:rPr>
-        <w:t>Field-Programmable Gate Array</w:t>
-      </w:r>
+        <w:t>Field-Programmable</w:t>
+      </w:r>
+      <w:proofErr w:type="spellEnd"/>
+      <w:r>
+        <w:rPr>
+          <w:rFonts w:ascii="Arial" w:hAnsi="Arial" w:cs="Arial"/>
+          <w:i/>
+          <w:iCs/>
+          <w:sz w:val="24"/>
+          <w:szCs w:val="24"/>
+        </w:rPr>
+        <w:t xml:space="preserve"> Gate </w:t>
+      </w:r>
+      <w:proofErr w:type="spellStart"/>
+      <w:r>
+        <w:rPr>
+          <w:rFonts w:ascii="Arial" w:hAnsi="Arial" w:cs="Arial"/>
+          <w:i/>
+          <w:iCs/>
+          <w:sz w:val="24"/>
+          <w:szCs w:val="24"/>
+        </w:rPr>
+        <w:t>Array</w:t>
+      </w:r>
+      <w:proofErr w:type="spellEnd"/>
       <w:r>
         <w:rPr>
           <w:rFonts w:ascii="Arial" w:hAnsi="Arial" w:cs="Arial"/>
@@ -6616,6 +6728,7 @@
         </w:rPr>
         <w:t>Pentru a menține un grad de corelare ridicat cu tehnologiile criptografice de actualitate, a fost selectat pentru implementare algoritmul AES (</w:t>
       </w:r>
+      <w:proofErr w:type="spellStart"/>
       <w:r>
         <w:rPr>
           <w:rFonts w:ascii="Arial" w:hAnsi="Arial" w:cs="Arial"/>
@@ -6624,7 +6737,40 @@
           <w:sz w:val="24"/>
           <w:szCs w:val="24"/>
         </w:rPr>
-        <w:t>Advanced Encryption Standard</w:t>
+        <w:t>Advanced</w:t>
+      </w:r>
+      <w:proofErr w:type="spellEnd"/>
+      <w:r>
+        <w:rPr>
+          <w:rFonts w:ascii="Arial" w:hAnsi="Arial" w:cs="Arial"/>
+          <w:i/>
+          <w:iCs/>
+          <w:sz w:val="24"/>
+          <w:szCs w:val="24"/>
+        </w:rPr>
+        <w:t xml:space="preserve"> </w:t>
+      </w:r>
+      <w:proofErr w:type="spellStart"/>
+      <w:r>
+        <w:rPr>
+          <w:rFonts w:ascii="Arial" w:hAnsi="Arial" w:cs="Arial"/>
+          <w:i/>
+          <w:iCs/>
+          <w:sz w:val="24"/>
+          <w:szCs w:val="24"/>
+        </w:rPr>
+        <w:t>Encryption</w:t>
+      </w:r>
+      <w:proofErr w:type="spellEnd"/>
+      <w:r>
+        <w:rPr>
+          <w:rFonts w:ascii="Arial" w:hAnsi="Arial" w:cs="Arial"/>
+          <w:i/>
+          <w:iCs/>
+          <w:sz w:val="24"/>
+          <w:szCs w:val="24"/>
+        </w:rPr>
+        <w:t xml:space="preserve"> Standard</w:t>
       </w:r>
       <w:r>
         <w:rPr>
@@ -6734,13 +6880,77 @@
           <w:szCs w:val="24"/>
         </w:rPr>
       </w:pPr>
-      <w:r>
-        <w:rPr>
-          <w:rFonts w:ascii="Arial" w:hAnsi="Arial" w:cs="Arial"/>
-          <w:sz w:val="24"/>
-          <w:szCs w:val="24"/>
-        </w:rPr>
-        <w:t>Digilent Arty Z7-20 — SoC AMD/Xilinx Zynq-7000 XC7Z020</w:t>
+      <w:proofErr w:type="spellStart"/>
+      <w:r>
+        <w:rPr>
+          <w:rFonts w:ascii="Arial" w:hAnsi="Arial" w:cs="Arial"/>
+          <w:sz w:val="24"/>
+          <w:szCs w:val="24"/>
+        </w:rPr>
+        <w:t>Digilent</w:t>
+      </w:r>
+      <w:proofErr w:type="spellEnd"/>
+      <w:r>
+        <w:rPr>
+          <w:rFonts w:ascii="Arial" w:hAnsi="Arial" w:cs="Arial"/>
+          <w:sz w:val="24"/>
+          <w:szCs w:val="24"/>
+        </w:rPr>
+        <w:t xml:space="preserve"> </w:t>
+      </w:r>
+      <w:proofErr w:type="spellStart"/>
+      <w:r>
+        <w:rPr>
+          <w:rFonts w:ascii="Arial" w:hAnsi="Arial" w:cs="Arial"/>
+          <w:sz w:val="24"/>
+          <w:szCs w:val="24"/>
+        </w:rPr>
+        <w:t>Arty</w:t>
+      </w:r>
+      <w:proofErr w:type="spellEnd"/>
+      <w:r>
+        <w:rPr>
+          <w:rFonts w:ascii="Arial" w:hAnsi="Arial" w:cs="Arial"/>
+          <w:sz w:val="24"/>
+          <w:szCs w:val="24"/>
+        </w:rPr>
+        <w:t xml:space="preserve"> Z7-20 — </w:t>
+      </w:r>
+      <w:proofErr w:type="spellStart"/>
+      <w:r>
+        <w:rPr>
+          <w:rFonts w:ascii="Arial" w:hAnsi="Arial" w:cs="Arial"/>
+          <w:sz w:val="24"/>
+          <w:szCs w:val="24"/>
+        </w:rPr>
+        <w:t>SoC</w:t>
+      </w:r>
+      <w:proofErr w:type="spellEnd"/>
+      <w:r>
+        <w:rPr>
+          <w:rFonts w:ascii="Arial" w:hAnsi="Arial" w:cs="Arial"/>
+          <w:sz w:val="24"/>
+          <w:szCs w:val="24"/>
+        </w:rPr>
+        <w:t xml:space="preserve"> AMD/</w:t>
+      </w:r>
+      <w:proofErr w:type="spellStart"/>
+      <w:r>
+        <w:rPr>
+          <w:rFonts w:ascii="Arial" w:hAnsi="Arial" w:cs="Arial"/>
+          <w:sz w:val="24"/>
+          <w:szCs w:val="24"/>
+        </w:rPr>
+        <w:t>Xilinx</w:t>
+      </w:r>
+      <w:proofErr w:type="spellEnd"/>
+      <w:r>
+        <w:rPr>
+          <w:rFonts w:ascii="Arial" w:hAnsi="Arial" w:cs="Arial"/>
+          <w:sz w:val="24"/>
+          <w:szCs w:val="24"/>
+        </w:rPr>
+        <w:t xml:space="preserve"> Zynq-7000 XC7Z020</w:t>
       </w:r>
     </w:p>
     <w:p>
@@ -6764,7 +6974,25 @@
           <w:sz w:val="24"/>
           <w:szCs w:val="24"/>
         </w:rPr>
-        <w:t>Mediul de dezvoltare Vivado, versiunea 202</w:t>
+        <w:t xml:space="preserve">Mediul de dezvoltare </w:t>
+      </w:r>
+      <w:proofErr w:type="spellStart"/>
+      <w:r>
+        <w:rPr>
+          <w:rFonts w:ascii="Arial" w:hAnsi="Arial" w:cs="Arial"/>
+          <w:sz w:val="24"/>
+          <w:szCs w:val="24"/>
+        </w:rPr>
+        <w:t>Vivado</w:t>
+      </w:r>
+      <w:proofErr w:type="spellEnd"/>
+      <w:r>
+        <w:rPr>
+          <w:rFonts w:ascii="Arial" w:hAnsi="Arial" w:cs="Arial"/>
+          <w:sz w:val="24"/>
+          <w:szCs w:val="24"/>
+        </w:rPr>
+        <w:t>, versiunea 202</w:t>
       </w:r>
       <w:r>
         <w:rPr>
@@ -6804,8 +7032,18 @@
           <w:sz w:val="24"/>
           <w:szCs w:val="24"/>
         </w:rPr>
-        <w:t>Mediul de dezvoltare Vitis</w:t>
-      </w:r>
+        <w:t xml:space="preserve">Mediul de dezvoltare </w:t>
+      </w:r>
+      <w:proofErr w:type="spellStart"/>
+      <w:r>
+        <w:rPr>
+          <w:rFonts w:ascii="Arial" w:hAnsi="Arial" w:cs="Arial"/>
+          <w:sz w:val="24"/>
+          <w:szCs w:val="24"/>
+        </w:rPr>
+        <w:t>Vitis</w:t>
+      </w:r>
+      <w:proofErr w:type="spellEnd"/>
       <w:r>
         <w:rPr>
           <w:rFonts w:ascii="Arial" w:hAnsi="Arial" w:cs="Arial"/>
@@ -6995,7 +7233,25 @@
           <w:sz w:val="24"/>
           <w:szCs w:val="24"/>
         </w:rPr>
-        <w:t xml:space="preserve"> același SoC, în cazul de față Zynq-7000, pachetele de dezvoltare nu oferă mereu aceleași funcționalități și supr</w:t>
+        <w:t xml:space="preserve"> același </w:t>
+      </w:r>
+      <w:proofErr w:type="spellStart"/>
+      <w:r>
+        <w:rPr>
+          <w:rFonts w:ascii="Arial" w:hAnsi="Arial" w:cs="Arial"/>
+          <w:sz w:val="24"/>
+          <w:szCs w:val="24"/>
+        </w:rPr>
+        <w:t>SoC</w:t>
+      </w:r>
+      <w:proofErr w:type="spellEnd"/>
+      <w:r>
+        <w:rPr>
+          <w:rFonts w:ascii="Arial" w:hAnsi="Arial" w:cs="Arial"/>
+          <w:sz w:val="24"/>
+          <w:szCs w:val="24"/>
+        </w:rPr>
+        <w:t>, în cazul de față Zynq-7000, pachetele de dezvoltare nu oferă mereu aceleași funcționalități și supr</w:t>
       </w:r>
       <w:r>
         <w:rPr>
@@ -7039,7 +7295,25 @@
           <w:sz w:val="24"/>
           <w:szCs w:val="24"/>
         </w:rPr>
-        <w:t>Avantajul sistemului SoC Zynq-7000 XC7Z020 este integrarea unui sistem de procesare (</w:t>
+        <w:t xml:space="preserve">Avantajul sistemului </w:t>
+      </w:r>
+      <w:proofErr w:type="spellStart"/>
+      <w:r>
+        <w:rPr>
+          <w:rFonts w:ascii="Arial" w:hAnsi="Arial" w:cs="Arial"/>
+          <w:sz w:val="24"/>
+          <w:szCs w:val="24"/>
+        </w:rPr>
+        <w:t>SoC</w:t>
+      </w:r>
+      <w:proofErr w:type="spellEnd"/>
+      <w:r>
+        <w:rPr>
+          <w:rFonts w:ascii="Arial" w:hAnsi="Arial" w:cs="Arial"/>
+          <w:sz w:val="24"/>
+          <w:szCs w:val="24"/>
+        </w:rPr>
+        <w:t xml:space="preserve"> Zynq-7000 XC7Z020 este integrarea unui sistem de procesare (</w:t>
       </w:r>
       <w:r>
         <w:rPr>
@@ -7049,32 +7323,9 @@
           <w:sz w:val="24"/>
           <w:szCs w:val="24"/>
         </w:rPr>
-        <w:t>PS – Processing System</w:t>
-      </w:r>
-      <w:r>
-        <w:rPr>
-          <w:rFonts w:ascii="Arial" w:hAnsi="Arial" w:cs="Arial"/>
-          <w:sz w:val="24"/>
-          <w:szCs w:val="24"/>
-        </w:rPr>
-        <w:t>), reprezentat de microprocesorul ARM Cortex 9,</w:t>
-      </w:r>
-      <w:r>
-        <w:rPr>
-          <w:rFonts w:ascii="Arial" w:hAnsi="Arial" w:cs="Arial"/>
-          <w:sz w:val="24"/>
-          <w:szCs w:val="24"/>
-        </w:rPr>
-        <w:t xml:space="preserve"> împreună cu </w:t>
-      </w:r>
-      <w:r>
-        <w:rPr>
-          <w:rFonts w:ascii="Arial" w:hAnsi="Arial" w:cs="Arial"/>
-          <w:sz w:val="24"/>
-          <w:szCs w:val="24"/>
-        </w:rPr>
-        <w:t>logica programabilă (</w:t>
-      </w:r>
+        <w:t xml:space="preserve">PS – </w:t>
+      </w:r>
+      <w:proofErr w:type="spellStart"/>
       <w:r>
         <w:rPr>
           <w:rFonts w:ascii="Arial" w:hAnsi="Arial" w:cs="Arial"/>
@@ -7083,7 +7334,86 @@
           <w:sz w:val="24"/>
           <w:szCs w:val="24"/>
         </w:rPr>
-        <w:t>PL – Programmable Logic</w:t>
+        <w:t>Processing</w:t>
+      </w:r>
+      <w:proofErr w:type="spellEnd"/>
+      <w:r>
+        <w:rPr>
+          <w:rFonts w:ascii="Arial" w:hAnsi="Arial" w:cs="Arial"/>
+          <w:i/>
+          <w:iCs/>
+          <w:sz w:val="24"/>
+          <w:szCs w:val="24"/>
+        </w:rPr>
+        <w:t xml:space="preserve"> </w:t>
+      </w:r>
+      <w:proofErr w:type="spellStart"/>
+      <w:r>
+        <w:rPr>
+          <w:rFonts w:ascii="Arial" w:hAnsi="Arial" w:cs="Arial"/>
+          <w:i/>
+          <w:iCs/>
+          <w:sz w:val="24"/>
+          <w:szCs w:val="24"/>
+        </w:rPr>
+        <w:t>System</w:t>
+      </w:r>
+      <w:proofErr w:type="spellEnd"/>
+      <w:r>
+        <w:rPr>
+          <w:rFonts w:ascii="Arial" w:hAnsi="Arial" w:cs="Arial"/>
+          <w:sz w:val="24"/>
+          <w:szCs w:val="24"/>
+        </w:rPr>
+        <w:t>), reprezentat de microprocesorul ARM Cortex 9,</w:t>
+      </w:r>
+      <w:r>
+        <w:rPr>
+          <w:rFonts w:ascii="Arial" w:hAnsi="Arial" w:cs="Arial"/>
+          <w:sz w:val="24"/>
+          <w:szCs w:val="24"/>
+        </w:rPr>
+        <w:t xml:space="preserve"> împreună cu </w:t>
+      </w:r>
+      <w:r>
+        <w:rPr>
+          <w:rFonts w:ascii="Arial" w:hAnsi="Arial" w:cs="Arial"/>
+          <w:sz w:val="24"/>
+          <w:szCs w:val="24"/>
+        </w:rPr>
+        <w:t>logica programabilă (</w:t>
+      </w:r>
+      <w:r>
+        <w:rPr>
+          <w:rFonts w:ascii="Arial" w:hAnsi="Arial" w:cs="Arial"/>
+          <w:i/>
+          <w:iCs/>
+          <w:sz w:val="24"/>
+          <w:szCs w:val="24"/>
+        </w:rPr>
+        <w:t xml:space="preserve">PL – </w:t>
+      </w:r>
+      <w:proofErr w:type="spellStart"/>
+      <w:r>
+        <w:rPr>
+          <w:rFonts w:ascii="Arial" w:hAnsi="Arial" w:cs="Arial"/>
+          <w:i/>
+          <w:iCs/>
+          <w:sz w:val="24"/>
+          <w:szCs w:val="24"/>
+        </w:rPr>
+        <w:t>Programmable</w:t>
+      </w:r>
+      <w:proofErr w:type="spellEnd"/>
+      <w:r>
+        <w:rPr>
+          <w:rFonts w:ascii="Arial" w:hAnsi="Arial" w:cs="Arial"/>
+          <w:i/>
+          <w:iCs/>
+          <w:sz w:val="24"/>
+          <w:szCs w:val="24"/>
+        </w:rPr>
+        <w:t xml:space="preserve"> Logic</w:t>
       </w:r>
       <w:r>
         <w:rPr>
@@ -7305,7 +7635,25 @@
           <w:sz w:val="24"/>
           <w:szCs w:val="24"/>
         </w:rPr>
-        <w:t xml:space="preserve"> a circuitului integrat. Mediul de dezvoltare Vivado, împreună cu tehnologiile de analiză, sinteză și implementare asociate, va fi utilizat pentru verificarea, validarea și generarea</w:t>
+        <w:t xml:space="preserve"> a circuitului integrat. Mediul de dezvoltare </w:t>
+      </w:r>
+      <w:proofErr w:type="spellStart"/>
+      <w:r>
+        <w:rPr>
+          <w:rFonts w:ascii="Arial" w:hAnsi="Arial" w:cs="Arial"/>
+          <w:sz w:val="24"/>
+          <w:szCs w:val="24"/>
+        </w:rPr>
+        <w:t>Vivado</w:t>
+      </w:r>
+      <w:proofErr w:type="spellEnd"/>
+      <w:r>
+        <w:rPr>
+          <w:rFonts w:ascii="Arial" w:hAnsi="Arial" w:cs="Arial"/>
+          <w:sz w:val="24"/>
+          <w:szCs w:val="24"/>
+        </w:rPr>
+        <w:t>, împreună cu tehnologiile de analiză, sinteză și implementare asociate, va fi utilizat pentru verificarea, validarea și generarea</w:t>
       </w:r>
       <w:r>
         <w:rPr>
@@ -7365,7 +7713,25 @@
           <w:sz w:val="24"/>
           <w:szCs w:val="24"/>
         </w:rPr>
-        <w:t xml:space="preserve">i logica programabila va fi efectuată prin dezvoltarea unui firmware, </w:t>
+        <w:t xml:space="preserve">i logica programabila va fi efectuată prin dezvoltarea unui </w:t>
+      </w:r>
+      <w:proofErr w:type="spellStart"/>
+      <w:r>
+        <w:rPr>
+          <w:rFonts w:ascii="Arial" w:hAnsi="Arial" w:cs="Arial"/>
+          <w:sz w:val="24"/>
+          <w:szCs w:val="24"/>
+        </w:rPr>
+        <w:t>firmware</w:t>
+      </w:r>
+      <w:proofErr w:type="spellEnd"/>
+      <w:r>
+        <w:rPr>
+          <w:rFonts w:ascii="Arial" w:hAnsi="Arial" w:cs="Arial"/>
+          <w:sz w:val="24"/>
+          <w:szCs w:val="24"/>
+        </w:rPr>
+        <w:t xml:space="preserve">, </w:t>
       </w:r>
       <w:r>
         <w:rPr>
@@ -7397,7 +7763,25 @@
           <w:sz w:val="24"/>
           <w:szCs w:val="24"/>
         </w:rPr>
-        <w:t>mediului de dezvoltare Vitis.</w:t>
+        <w:t xml:space="preserve">mediului de dezvoltare </w:t>
+      </w:r>
+      <w:proofErr w:type="spellStart"/>
+      <w:r>
+        <w:rPr>
+          <w:rFonts w:ascii="Arial" w:hAnsi="Arial" w:cs="Arial"/>
+          <w:sz w:val="24"/>
+          <w:szCs w:val="24"/>
+        </w:rPr>
+        <w:t>Vitis</w:t>
+      </w:r>
+      <w:proofErr w:type="spellEnd"/>
+      <w:r>
+        <w:rPr>
+          <w:rFonts w:ascii="Arial" w:hAnsi="Arial" w:cs="Arial"/>
+          <w:sz w:val="24"/>
+          <w:szCs w:val="24"/>
+        </w:rPr>
+        <w:t>.</w:t>
       </w:r>
     </w:p>
     <w:p>
@@ -7613,7 +7997,25 @@
           <w:sz w:val="24"/>
           <w:szCs w:val="24"/>
         </w:rPr>
-        <w:t xml:space="preserve">Implementarea algoritmului AES, la nivelul unui coprocesor criptografic, demistifică aparenta complexitate pe care operațiile hardware o pot dobândi. Ulterior, integrarea coprocesorului cu restul sistemului SoC Zynq-7000, prin utilizarea </w:t>
+        <w:t xml:space="preserve">Implementarea algoritmului AES, la nivelul unui coprocesor criptografic, demistifică aparenta complexitate pe care operațiile hardware o pot dobândi. Ulterior, integrarea coprocesorului cu restul sistemului </w:t>
+      </w:r>
+      <w:proofErr w:type="spellStart"/>
+      <w:r>
+        <w:rPr>
+          <w:rFonts w:ascii="Arial" w:hAnsi="Arial" w:cs="Arial"/>
+          <w:sz w:val="24"/>
+          <w:szCs w:val="24"/>
+        </w:rPr>
+        <w:t>SoC</w:t>
+      </w:r>
+      <w:proofErr w:type="spellEnd"/>
+      <w:r>
+        <w:rPr>
+          <w:rFonts w:ascii="Arial" w:hAnsi="Arial" w:cs="Arial"/>
+          <w:sz w:val="24"/>
+          <w:szCs w:val="24"/>
+        </w:rPr>
+        <w:t xml:space="preserve"> Zynq-7000, prin utilizarea </w:t>
       </w:r>
     </w:p>
     <w:p>
@@ -7675,7 +8077,25 @@
           <w:sz w:val="24"/>
           <w:szCs w:val="24"/>
         </w:rPr>
-        <w:t>atorită faptului că proiectul prevede și dezvoltarea unui firmware prin care se realize</w:t>
+        <w:t xml:space="preserve">atorită faptului că proiectul prevede și dezvoltarea unui </w:t>
+      </w:r>
+      <w:proofErr w:type="spellStart"/>
+      <w:r>
+        <w:rPr>
+          <w:rFonts w:ascii="Arial" w:hAnsi="Arial" w:cs="Arial"/>
+          <w:sz w:val="24"/>
+          <w:szCs w:val="24"/>
+        </w:rPr>
+        <w:t>firmware</w:t>
+      </w:r>
+      <w:proofErr w:type="spellEnd"/>
+      <w:r>
+        <w:rPr>
+          <w:rFonts w:ascii="Arial" w:hAnsi="Arial" w:cs="Arial"/>
+          <w:sz w:val="24"/>
+          <w:szCs w:val="24"/>
+        </w:rPr>
+        <w:t xml:space="preserve"> prin care se realize</w:t>
       </w:r>
       <w:r>
         <w:rPr>
@@ -7759,7 +8179,25 @@
           <w:sz w:val="24"/>
           <w:szCs w:val="24"/>
         </w:rPr>
-        <w:t>operațiilor matematice în structuri logice combinaționale și secvențiale, este necesară validarea funcțională a nucleului criptografic.</w:t>
+        <w:t xml:space="preserve">operațiilor matematice în structuri logice </w:t>
+      </w:r>
+      <w:proofErr w:type="spellStart"/>
+      <w:r>
+        <w:rPr>
+          <w:rFonts w:ascii="Arial" w:hAnsi="Arial" w:cs="Arial"/>
+          <w:sz w:val="24"/>
+          <w:szCs w:val="24"/>
+        </w:rPr>
+        <w:t>combinaționale</w:t>
+      </w:r>
+      <w:proofErr w:type="spellEnd"/>
+      <w:r>
+        <w:rPr>
+          <w:rFonts w:ascii="Arial" w:hAnsi="Arial" w:cs="Arial"/>
+          <w:sz w:val="24"/>
+          <w:szCs w:val="24"/>
+        </w:rPr>
+        <w:t xml:space="preserve"> și secvențiale, este necesară validarea funcțională a nucleului criptografic.</w:t>
       </w:r>
     </w:p>
     <w:p>
@@ -7821,7 +8259,51 @@
           <w:sz w:val="24"/>
           <w:szCs w:val="24"/>
         </w:rPr>
-        <w:t>National Institute of Standards and Technology</w:t>
+        <w:t xml:space="preserve">National Institute of </w:t>
+      </w:r>
+      <w:proofErr w:type="spellStart"/>
+      <w:r>
+        <w:rPr>
+          <w:rFonts w:ascii="Arial" w:hAnsi="Arial" w:cs="Arial"/>
+          <w:i/>
+          <w:iCs/>
+          <w:sz w:val="24"/>
+          <w:szCs w:val="24"/>
+        </w:rPr>
+        <w:t>Standards</w:t>
+      </w:r>
+      <w:proofErr w:type="spellEnd"/>
+      <w:r>
+        <w:rPr>
+          <w:rFonts w:ascii="Arial" w:hAnsi="Arial" w:cs="Arial"/>
+          <w:i/>
+          <w:iCs/>
+          <w:sz w:val="24"/>
+          <w:szCs w:val="24"/>
+        </w:rPr>
+        <w:t xml:space="preserve"> </w:t>
+      </w:r>
+      <w:proofErr w:type="spellStart"/>
+      <w:r>
+        <w:rPr>
+          <w:rFonts w:ascii="Arial" w:hAnsi="Arial" w:cs="Arial"/>
+          <w:i/>
+          <w:iCs/>
+          <w:sz w:val="24"/>
+          <w:szCs w:val="24"/>
+        </w:rPr>
+        <w:t>and</w:t>
+      </w:r>
+      <w:proofErr w:type="spellEnd"/>
+      <w:r>
+        <w:rPr>
+          <w:rFonts w:ascii="Arial" w:hAnsi="Arial" w:cs="Arial"/>
+          <w:i/>
+          <w:iCs/>
+          <w:sz w:val="24"/>
+          <w:szCs w:val="24"/>
+        </w:rPr>
+        <w:t xml:space="preserve"> Technology</w:t>
       </w:r>
       <w:r>
         <w:rPr>
@@ -7849,7 +8331,61 @@
           <w:sz w:val="24"/>
           <w:szCs w:val="24"/>
         </w:rPr>
-        <w:t xml:space="preserve">În urma procedeului de dezvoltare și validare, va fi analizată posibilitatea reconfigurării dinamice parțiale sau totale a coprocesorului, în baza mecanismelor DFX (Dynamic Function eXchange) </w:t>
+        <w:t>În urma procedeului de dezvoltare și validare, va fi analizată posibilitatea reconfigurării dinamice parțiale sau totale a coprocesorului, în baza mecanismelor DFX (</w:t>
+      </w:r>
+      <w:proofErr w:type="spellStart"/>
+      <w:r>
+        <w:rPr>
+          <w:rFonts w:ascii="Arial" w:hAnsi="Arial" w:cs="Arial"/>
+          <w:sz w:val="24"/>
+          <w:szCs w:val="24"/>
+        </w:rPr>
+        <w:t>Dynamic</w:t>
+      </w:r>
+      <w:proofErr w:type="spellEnd"/>
+      <w:r>
+        <w:rPr>
+          <w:rFonts w:ascii="Arial" w:hAnsi="Arial" w:cs="Arial"/>
+          <w:sz w:val="24"/>
+          <w:szCs w:val="24"/>
+        </w:rPr>
+        <w:t xml:space="preserve"> </w:t>
+      </w:r>
+      <w:proofErr w:type="spellStart"/>
+      <w:r>
+        <w:rPr>
+          <w:rFonts w:ascii="Arial" w:hAnsi="Arial" w:cs="Arial"/>
+          <w:sz w:val="24"/>
+          <w:szCs w:val="24"/>
+        </w:rPr>
+        <w:t>Function</w:t>
+      </w:r>
+      <w:proofErr w:type="spellEnd"/>
+      <w:r>
+        <w:rPr>
+          <w:rFonts w:ascii="Arial" w:hAnsi="Arial" w:cs="Arial"/>
+          <w:sz w:val="24"/>
+          <w:szCs w:val="24"/>
+        </w:rPr>
+        <w:t xml:space="preserve"> </w:t>
+      </w:r>
+      <w:proofErr w:type="spellStart"/>
+      <w:r>
+        <w:rPr>
+          <w:rFonts w:ascii="Arial" w:hAnsi="Arial" w:cs="Arial"/>
+          <w:sz w:val="24"/>
+          <w:szCs w:val="24"/>
+        </w:rPr>
+        <w:t>eXchange</w:t>
+      </w:r>
+      <w:proofErr w:type="spellEnd"/>
+      <w:r>
+        <w:rPr>
+          <w:rFonts w:ascii="Arial" w:hAnsi="Arial" w:cs="Arial"/>
+          <w:sz w:val="24"/>
+          <w:szCs w:val="24"/>
+        </w:rPr>
+        <w:t xml:space="preserve">) </w:t>
       </w:r>
       <w:r>
         <w:rPr>
@@ -7867,6 +8403,7 @@
         </w:rPr>
         <w:t>de către AMD/</w:t>
       </w:r>
+      <w:proofErr w:type="spellStart"/>
       <w:r>
         <w:rPr>
           <w:rFonts w:ascii="Arial" w:hAnsi="Arial" w:cs="Arial"/>
@@ -7875,6 +8412,7 @@
         </w:rPr>
         <w:t>Xilinx</w:t>
       </w:r>
+      <w:proofErr w:type="spellEnd"/>
       <w:r>
         <w:rPr>
           <w:rFonts w:ascii="Arial" w:hAnsi="Arial" w:cs="Arial"/>
@@ -8398,6 +8936,7 @@
         </w:rPr>
         <w:t xml:space="preserve">implementează o suită vastă de algoritmi. Dintre aceste librării putem aminti </w:t>
       </w:r>
+      <w:proofErr w:type="spellStart"/>
       <w:r>
         <w:rPr>
           <w:rFonts w:ascii="Arial" w:hAnsi="Arial" w:cs="Arial"/>
@@ -8408,6 +8947,7 @@
         </w:rPr>
         <w:t>OpenSSL</w:t>
       </w:r>
+      <w:proofErr w:type="spellEnd"/>
       <w:r>
         <w:rPr>
           <w:rFonts w:ascii="Arial" w:hAnsi="Arial" w:cs="Arial"/>
@@ -8792,64 +9332,9 @@
           <w:sz w:val="24"/>
           <w:szCs w:val="24"/>
         </w:rPr>
-        <w:t>task scheduler</w:t>
-      </w:r>
-      <w:r>
-        <w:rPr>
-          <w:rFonts w:ascii="Arial" w:hAnsi="Arial" w:cs="Arial"/>
-          <w:sz w:val="24"/>
-          <w:szCs w:val="24"/>
-        </w:rPr>
-        <w:t>), operațiile criptografic</w:t>
-      </w:r>
-      <w:r>
-        <w:rPr>
-          <w:rFonts w:ascii="Arial" w:hAnsi="Arial" w:cs="Arial"/>
-          <w:sz w:val="24"/>
-          <w:szCs w:val="24"/>
-        </w:rPr>
-        <w:t>e</w:t>
-      </w:r>
-      <w:r>
-        <w:rPr>
-          <w:rFonts w:ascii="Arial" w:hAnsi="Arial" w:cs="Arial"/>
-          <w:sz w:val="24"/>
-          <w:szCs w:val="24"/>
-        </w:rPr>
-        <w:t xml:space="preserve"> sunt adesea executate într-un </w:t>
-      </w:r>
-      <w:r>
-        <w:rPr>
-          <w:rFonts w:ascii="Arial" w:hAnsi="Arial" w:cs="Arial"/>
-          <w:sz w:val="24"/>
-          <w:szCs w:val="24"/>
-        </w:rPr>
-        <w:t xml:space="preserve">mod </w:t>
-      </w:r>
-      <w:r>
-        <w:rPr>
-          <w:rFonts w:ascii="Arial" w:hAnsi="Arial" w:cs="Arial"/>
-          <w:sz w:val="24"/>
-          <w:szCs w:val="24"/>
-        </w:rPr>
-        <w:t xml:space="preserve">fragmentat, </w:t>
-      </w:r>
-      <w:r>
-        <w:rPr>
-          <w:rFonts w:ascii="Arial" w:hAnsi="Arial" w:cs="Arial"/>
-          <w:sz w:val="24"/>
-          <w:szCs w:val="24"/>
-        </w:rPr>
-        <w:t xml:space="preserve">ca urmare a </w:t>
-      </w:r>
-      <w:r>
-        <w:rPr>
-          <w:rFonts w:ascii="Arial" w:hAnsi="Arial" w:cs="Arial"/>
-          <w:sz w:val="24"/>
-          <w:szCs w:val="24"/>
-        </w:rPr>
-        <w:t>mecanismului de comutare între procese (</w:t>
-      </w:r>
+        <w:t xml:space="preserve">task </w:t>
+      </w:r>
+      <w:proofErr w:type="spellStart"/>
       <w:r>
         <w:rPr>
           <w:rFonts w:ascii="Arial" w:hAnsi="Arial" w:cs="Arial"/>
@@ -8858,8 +9343,87 @@
           <w:sz w:val="24"/>
           <w:szCs w:val="24"/>
         </w:rPr>
-        <w:t>task switching</w:t>
-      </w:r>
+        <w:t>scheduler</w:t>
+      </w:r>
+      <w:proofErr w:type="spellEnd"/>
+      <w:r>
+        <w:rPr>
+          <w:rFonts w:ascii="Arial" w:hAnsi="Arial" w:cs="Arial"/>
+          <w:sz w:val="24"/>
+          <w:szCs w:val="24"/>
+        </w:rPr>
+        <w:t>), operațiile criptografic</w:t>
+      </w:r>
+      <w:r>
+        <w:rPr>
+          <w:rFonts w:ascii="Arial" w:hAnsi="Arial" w:cs="Arial"/>
+          <w:sz w:val="24"/>
+          <w:szCs w:val="24"/>
+        </w:rPr>
+        <w:t>e</w:t>
+      </w:r>
+      <w:r>
+        <w:rPr>
+          <w:rFonts w:ascii="Arial" w:hAnsi="Arial" w:cs="Arial"/>
+          <w:sz w:val="24"/>
+          <w:szCs w:val="24"/>
+        </w:rPr>
+        <w:t xml:space="preserve"> sunt adesea executate într-un </w:t>
+      </w:r>
+      <w:r>
+        <w:rPr>
+          <w:rFonts w:ascii="Arial" w:hAnsi="Arial" w:cs="Arial"/>
+          <w:sz w:val="24"/>
+          <w:szCs w:val="24"/>
+        </w:rPr>
+        <w:t xml:space="preserve">mod </w:t>
+      </w:r>
+      <w:r>
+        <w:rPr>
+          <w:rFonts w:ascii="Arial" w:hAnsi="Arial" w:cs="Arial"/>
+          <w:sz w:val="24"/>
+          <w:szCs w:val="24"/>
+        </w:rPr>
+        <w:t xml:space="preserve">fragmentat, </w:t>
+      </w:r>
+      <w:r>
+        <w:rPr>
+          <w:rFonts w:ascii="Arial" w:hAnsi="Arial" w:cs="Arial"/>
+          <w:sz w:val="24"/>
+          <w:szCs w:val="24"/>
+        </w:rPr>
+        <w:t xml:space="preserve">ca urmare a </w:t>
+      </w:r>
+      <w:r>
+        <w:rPr>
+          <w:rFonts w:ascii="Arial" w:hAnsi="Arial" w:cs="Arial"/>
+          <w:sz w:val="24"/>
+          <w:szCs w:val="24"/>
+        </w:rPr>
+        <w:t>mecanismului de comutare între procese (</w:t>
+      </w:r>
+      <w:r>
+        <w:rPr>
+          <w:rFonts w:ascii="Arial" w:hAnsi="Arial" w:cs="Arial"/>
+          <w:i/>
+          <w:iCs/>
+          <w:sz w:val="24"/>
+          <w:szCs w:val="24"/>
+        </w:rPr>
+        <w:t xml:space="preserve">task </w:t>
+      </w:r>
+      <w:proofErr w:type="spellStart"/>
+      <w:r>
+        <w:rPr>
+          <w:rFonts w:ascii="Arial" w:hAnsi="Arial" w:cs="Arial"/>
+          <w:i/>
+          <w:iCs/>
+          <w:sz w:val="24"/>
+          <w:szCs w:val="24"/>
+        </w:rPr>
+        <w:t>switching</w:t>
+      </w:r>
+      <w:proofErr w:type="spellEnd"/>
       <w:r>
         <w:rPr>
           <w:rFonts w:ascii="Arial" w:hAnsi="Arial" w:cs="Arial"/>
@@ -9102,7 +9666,25 @@
           <w:sz w:val="24"/>
           <w:szCs w:val="24"/>
         </w:rPr>
-        <w:t xml:space="preserve">Dezvoltatorii acestor sisteme criptografice pot gestiona direct modul în care resursele digitale și computaționale sunt alocate. În funcție de constrângerile impuse implementării, structurile secvențiale și combinaționale pot fi modificate, astfel încât totalitatea cerințelor să fie îndeplinite. </w:t>
+        <w:t xml:space="preserve">Dezvoltatorii acestor sisteme criptografice pot gestiona direct modul în care resursele digitale și computaționale sunt alocate. În funcție de constrângerile impuse implementării, structurile secvențiale și </w:t>
+      </w:r>
+      <w:proofErr w:type="spellStart"/>
+      <w:r>
+        <w:rPr>
+          <w:rFonts w:ascii="Arial" w:hAnsi="Arial" w:cs="Arial"/>
+          <w:sz w:val="24"/>
+          <w:szCs w:val="24"/>
+        </w:rPr>
+        <w:t>combinaționale</w:t>
+      </w:r>
+      <w:proofErr w:type="spellEnd"/>
+      <w:r>
+        <w:rPr>
+          <w:rFonts w:ascii="Arial" w:hAnsi="Arial" w:cs="Arial"/>
+          <w:sz w:val="24"/>
+          <w:szCs w:val="24"/>
+        </w:rPr>
+        <w:t xml:space="preserve"> pot fi modificate, astfel încât totalitatea cerințelor să fie îndeplinite. </w:t>
       </w:r>
     </w:p>
     <w:p>
@@ -9185,6 +9767,7 @@
         </w:rPr>
         <w:t xml:space="preserve"> (</w:t>
       </w:r>
+      <w:proofErr w:type="spellStart"/>
       <w:r>
         <w:rPr>
           <w:rFonts w:ascii="Arial" w:hAnsi="Arial" w:cs="Arial"/>
@@ -9195,6 +9778,7 @@
         </w:rPr>
         <w:t>unrolled</w:t>
       </w:r>
+      <w:proofErr w:type="spellEnd"/>
       <w:r>
         <w:rPr>
           <w:rFonts w:ascii="Arial" w:hAnsi="Arial" w:cs="Arial"/>
@@ -9249,7 +9833,25 @@
           <w:sz w:val="24"/>
           <w:szCs w:val="24"/>
         </w:rPr>
-        <w:t xml:space="preserve"> tuturor rundelor AES sunt implementate într-un mod concurent prin structuri combinaționale distincte. Eliminarea </w:t>
+        <w:t xml:space="preserve"> tuturor rundelor AES sunt implementate într-un mod concurent prin structuri </w:t>
+      </w:r>
+      <w:proofErr w:type="spellStart"/>
+      <w:r>
+        <w:rPr>
+          <w:rFonts w:ascii="Arial" w:hAnsi="Arial" w:cs="Arial"/>
+          <w:sz w:val="24"/>
+          <w:szCs w:val="24"/>
+        </w:rPr>
+        <w:t>combinaționale</w:t>
+      </w:r>
+      <w:proofErr w:type="spellEnd"/>
+      <w:r>
+        <w:rPr>
+          <w:rFonts w:ascii="Arial" w:hAnsi="Arial" w:cs="Arial"/>
+          <w:sz w:val="24"/>
+          <w:szCs w:val="24"/>
+        </w:rPr>
+        <w:t xml:space="preserve"> distincte. Eliminarea </w:t>
       </w:r>
       <w:r>
         <w:rPr>
@@ -9351,6 +9953,7 @@
         </w:rPr>
         <w:t xml:space="preserve">O extensie a acestei abordări este reprezentată de arhitecturile de tip </w:t>
       </w:r>
+      <w:proofErr w:type="spellStart"/>
       <w:r>
         <w:rPr>
           <w:rFonts w:ascii="Arial" w:hAnsi="Arial" w:cs="Arial"/>
@@ -9361,6 +9964,7 @@
         </w:rPr>
         <w:t>pipeline</w:t>
       </w:r>
+      <w:proofErr w:type="spellEnd"/>
       <w:r>
         <w:rPr>
           <w:rFonts w:ascii="Arial" w:hAnsi="Arial" w:cs="Arial"/>
@@ -9439,7 +10043,25 @@
           <w:sz w:val="24"/>
           <w:szCs w:val="24"/>
         </w:rPr>
-        <w:t xml:space="preserve"> de timp necesară procesării tuturor rundelor. Arhitectura pipeline procesează primul bloc al unui mesaj într-o perioad</w:t>
+        <w:t xml:space="preserve"> de timp necesară procesării tuturor rundelor. Arhitectura </w:t>
+      </w:r>
+      <w:proofErr w:type="spellStart"/>
+      <w:r>
+        <w:rPr>
+          <w:rFonts w:ascii="Arial" w:hAnsi="Arial" w:cs="Arial"/>
+          <w:sz w:val="24"/>
+          <w:szCs w:val="24"/>
+        </w:rPr>
+        <w:t>pipeline</w:t>
+      </w:r>
+      <w:proofErr w:type="spellEnd"/>
+      <w:r>
+        <w:rPr>
+          <w:rFonts w:ascii="Arial" w:hAnsi="Arial" w:cs="Arial"/>
+          <w:sz w:val="24"/>
+          <w:szCs w:val="24"/>
+        </w:rPr>
+        <w:t xml:space="preserve"> procesează primul bloc al unui mesaj într-o perioad</w:t>
       </w:r>
       <w:r>
         <w:rPr>
@@ -9519,7 +10141,25 @@
           <w:sz w:val="24"/>
           <w:szCs w:val="24"/>
         </w:rPr>
-        <w:t xml:space="preserve"> pipeline-ul se umple, acesta poate ajunge să furnizeze un bloc criptat la fiecare ciclu de tact.</w:t>
+        <w:t xml:space="preserve"> </w:t>
+      </w:r>
+      <w:proofErr w:type="spellStart"/>
+      <w:r>
+        <w:rPr>
+          <w:rFonts w:ascii="Arial" w:hAnsi="Arial" w:cs="Arial"/>
+          <w:sz w:val="24"/>
+          <w:szCs w:val="24"/>
+        </w:rPr>
+        <w:t>pipeline-ul</w:t>
+      </w:r>
+      <w:proofErr w:type="spellEnd"/>
+      <w:r>
+        <w:rPr>
+          <w:rFonts w:ascii="Arial" w:hAnsi="Arial" w:cs="Arial"/>
+          <w:sz w:val="24"/>
+          <w:szCs w:val="24"/>
+        </w:rPr>
+        <w:t xml:space="preserve"> se umple, acesta poate ajunge să furnizeze un bloc criptat la fiecare ciclu de tact.</w:t>
       </w:r>
     </w:p>
     <w:p>
@@ -9599,7 +10239,25 @@
           <w:sz w:val="24"/>
           <w:szCs w:val="24"/>
         </w:rPr>
-        <w:t xml:space="preserve"> O arhitectură iterativă favorizează economisirea resurselor, în timp ce o implementare pipeline favorize</w:t>
+        <w:t xml:space="preserve"> O arhitectură iterativă favorizează economisirea resurselor, în timp ce o implementare </w:t>
+      </w:r>
+      <w:proofErr w:type="spellStart"/>
+      <w:r>
+        <w:rPr>
+          <w:rFonts w:ascii="Arial" w:hAnsi="Arial" w:cs="Arial"/>
+          <w:sz w:val="24"/>
+          <w:szCs w:val="24"/>
+        </w:rPr>
+        <w:t>pipeline</w:t>
+      </w:r>
+      <w:proofErr w:type="spellEnd"/>
+      <w:r>
+        <w:rPr>
+          <w:rFonts w:ascii="Arial" w:hAnsi="Arial" w:cs="Arial"/>
+          <w:sz w:val="24"/>
+          <w:szCs w:val="24"/>
+        </w:rPr>
+        <w:t xml:space="preserve"> favorize</w:t>
       </w:r>
       <w:r>
         <w:rPr>
@@ -9689,7 +10347,25 @@
           <w:sz w:val="24"/>
           <w:szCs w:val="24"/>
         </w:rPr>
-        <w:t>Sistemele SoC FPGA combină într-un singur dispozitiv un sistem de procesare convențional cu o regiune de logică programabilă. O astfel de arhitectură permite asocierea flexibilității software-ului cu posibilitatea implementării unor acceleratoare hardware dedicate. Procesorul poate gestiona operațiile generale ale sistemului, în timp ce logica programabilă este utilizată pentru executarea funcțiilor care beneficiază de paralelism și specializare hardware.</w:t>
+        <w:t xml:space="preserve">Sistemele </w:t>
+      </w:r>
+      <w:proofErr w:type="spellStart"/>
+      <w:r>
+        <w:rPr>
+          <w:rFonts w:ascii="Arial" w:hAnsi="Arial" w:cs="Arial"/>
+          <w:sz w:val="24"/>
+          <w:szCs w:val="24"/>
+        </w:rPr>
+        <w:t>SoC</w:t>
+      </w:r>
+      <w:proofErr w:type="spellEnd"/>
+      <w:r>
+        <w:rPr>
+          <w:rFonts w:ascii="Arial" w:hAnsi="Arial" w:cs="Arial"/>
+          <w:sz w:val="24"/>
+          <w:szCs w:val="24"/>
+        </w:rPr>
+        <w:t xml:space="preserve"> FPGA combină într-un singur dispozitiv un sistem de procesare convențional cu o regiune de logică programabilă. O astfel de arhitectură permite asocierea flexibilității software-ului cu posibilitatea implementării unor acceleratoare hardware dedicate. Procesorul poate gestiona operațiile generale ale sistemului, în timp ce logica programabilă este utilizată pentru executarea funcțiilor care beneficiază de paralelism și specializare hardware.</w:t>
       </w:r>
     </w:p>
     <w:p>
@@ -9807,7 +10483,25 @@
           <w:sz w:val="24"/>
           <w:szCs w:val="24"/>
         </w:rPr>
-        <w:t>lucrări este bazată pe implementarea unui coprocesor criptografic AES-128 cu arhitectură iterativă. Alegerea acestei arhitecturi are la bază mai multe considerente. În primul rând, un circuit digital iterativ utilizează, în general, un volum mai redus de resurse comparativ cu variantele desfășurate sau de tip pipeline. Reducerea complexității structurii logice facilitează atât procesul de proiectare, cât și etapele de verificare și validare.</w:t>
+        <w:t xml:space="preserve">lucrări este bazată pe implementarea unui coprocesor criptografic AES-128 cu arhitectură iterativă. Alegerea acestei arhitecturi are la bază mai multe considerente. În primul rând, un circuit digital iterativ utilizează, în general, un volum mai redus de resurse comparativ cu variantele desfășurate sau de tip </w:t>
+      </w:r>
+      <w:proofErr w:type="spellStart"/>
+      <w:r>
+        <w:rPr>
+          <w:rFonts w:ascii="Arial" w:hAnsi="Arial" w:cs="Arial"/>
+          <w:sz w:val="24"/>
+          <w:szCs w:val="24"/>
+        </w:rPr>
+        <w:t>pipeline</w:t>
+      </w:r>
+      <w:proofErr w:type="spellEnd"/>
+      <w:r>
+        <w:rPr>
+          <w:rFonts w:ascii="Arial" w:hAnsi="Arial" w:cs="Arial"/>
+          <w:sz w:val="24"/>
+          <w:szCs w:val="24"/>
+        </w:rPr>
+        <w:t>. Reducerea complexității structurii logice facilitează atât procesul de proiectare, cât și etapele de verificare și validare.</w:t>
       </w:r>
     </w:p>
     <w:p>
@@ -9877,8 +10571,18 @@
           <w:sz w:val="24"/>
           <w:szCs w:val="24"/>
         </w:rPr>
-        <w:t>În al doilea rând, o astfel de arhitectură oferă un reper util pentru analizarea unor direcții viitoare de optimizare. Rezultatele obținute în ceea ce privește utilizarea resurselor, latența și debitul de procesare pot fi comparate ulterior cu cele ale unor implementări desfășurate sau de tip pipeline</w:t>
-      </w:r>
+        <w:t xml:space="preserve">În al doilea rând, o astfel de arhitectură oferă un reper util pentru analizarea unor direcții viitoare de optimizare. Rezultatele obținute în ceea ce privește utilizarea resurselor, latența și debitul de procesare pot fi comparate ulterior cu cele ale unor implementări desfășurate sau de tip </w:t>
+      </w:r>
+      <w:proofErr w:type="spellStart"/>
+      <w:r>
+        <w:rPr>
+          <w:rFonts w:ascii="Arial" w:hAnsi="Arial" w:cs="Arial"/>
+          <w:sz w:val="24"/>
+          <w:szCs w:val="24"/>
+        </w:rPr>
+        <w:t>pipeline</w:t>
+      </w:r>
+      <w:proofErr w:type="spellEnd"/>
       <w:r>
         <w:rPr>
           <w:rFonts w:ascii="Arial" w:hAnsi="Arial" w:cs="Arial"/>
@@ -10755,6 +11459,7 @@
         </w:rPr>
         <w:t xml:space="preserve">Operațiile de criptare și decriptare sunt utilizate pentru asigurarea confidențialității informației. Funcțiile </w:t>
       </w:r>
+      <w:proofErr w:type="spellStart"/>
       <w:r>
         <w:rPr>
           <w:rFonts w:ascii="Arial" w:hAnsi="Arial" w:cs="Arial"/>
@@ -10765,6 +11470,7 @@
         </w:rPr>
         <w:t>hash</w:t>
       </w:r>
+      <w:proofErr w:type="spellEnd"/>
       <w:r>
         <w:rPr>
           <w:rFonts w:ascii="Arial" w:hAnsi="Arial" w:cs="Arial"/>
@@ -11142,6 +11848,7 @@
       <w:r>
         <w:rPr>
           <w:rFonts w:ascii="Arial" w:hAnsi="Arial" w:cs="Arial"/>
+          <w:noProof/>
           <w:sz w:val="24"/>
           <w:szCs w:val="24"/>
         </w:rPr>
@@ -11482,6 +12189,7 @@
         </w:rPr>
         <w:t>Algoritmi simetrici de tip cifru de flux (</w:t>
       </w:r>
+      <w:proofErr w:type="spellStart"/>
       <w:r>
         <w:rPr>
           <w:rFonts w:ascii="Arial" w:hAnsi="Arial" w:cs="Arial"/>
@@ -11490,8 +12198,31 @@
           <w:sz w:val="24"/>
           <w:szCs w:val="24"/>
         </w:rPr>
-        <w:t>stream cipher</w:t>
-      </w:r>
+        <w:t>stream</w:t>
+      </w:r>
+      <w:proofErr w:type="spellEnd"/>
+      <w:r>
+        <w:rPr>
+          <w:rFonts w:ascii="Arial" w:hAnsi="Arial" w:cs="Arial"/>
+          <w:i/>
+          <w:iCs/>
+          <w:sz w:val="24"/>
+          <w:szCs w:val="24"/>
+        </w:rPr>
+        <w:t xml:space="preserve"> </w:t>
+      </w:r>
+      <w:proofErr w:type="spellStart"/>
+      <w:r>
+        <w:rPr>
+          <w:rFonts w:ascii="Arial" w:hAnsi="Arial" w:cs="Arial"/>
+          <w:i/>
+          <w:iCs/>
+          <w:sz w:val="24"/>
+          <w:szCs w:val="24"/>
+        </w:rPr>
+        <w:t>cipher</w:t>
+      </w:r>
+      <w:proofErr w:type="spellEnd"/>
       <w:r>
         <w:rPr>
           <w:rFonts w:ascii="Arial" w:hAnsi="Arial" w:cs="Arial"/>
@@ -11523,6 +12254,7 @@
         </w:rPr>
         <w:t>Algoritmi simetrici de tip cifru bloc (</w:t>
       </w:r>
+      <w:proofErr w:type="spellStart"/>
       <w:r>
         <w:rPr>
           <w:rFonts w:ascii="Arial" w:hAnsi="Arial" w:cs="Arial"/>
@@ -11531,8 +12263,31 @@
           <w:sz w:val="24"/>
           <w:szCs w:val="24"/>
         </w:rPr>
-        <w:t>block cipher</w:t>
-      </w:r>
+        <w:t>block</w:t>
+      </w:r>
+      <w:proofErr w:type="spellEnd"/>
+      <w:r>
+        <w:rPr>
+          <w:rFonts w:ascii="Arial" w:hAnsi="Arial" w:cs="Arial"/>
+          <w:i/>
+          <w:iCs/>
+          <w:sz w:val="24"/>
+          <w:szCs w:val="24"/>
+        </w:rPr>
+        <w:t xml:space="preserve"> </w:t>
+      </w:r>
+      <w:proofErr w:type="spellStart"/>
+      <w:r>
+        <w:rPr>
+          <w:rFonts w:ascii="Arial" w:hAnsi="Arial" w:cs="Arial"/>
+          <w:i/>
+          <w:iCs/>
+          <w:sz w:val="24"/>
+          <w:szCs w:val="24"/>
+        </w:rPr>
+        <w:t>cipher</w:t>
+      </w:r>
+      <w:proofErr w:type="spellEnd"/>
       <w:r>
         <w:rPr>
           <w:rFonts w:ascii="Arial" w:hAnsi="Arial" w:cs="Arial"/>
@@ -11560,6 +12315,7 @@
         </w:rPr>
         <w:t>Cifrurile de flux (</w:t>
       </w:r>
+      <w:proofErr w:type="spellStart"/>
       <w:r>
         <w:rPr>
           <w:rFonts w:ascii="Arial" w:hAnsi="Arial" w:cs="Arial"/>
@@ -11568,48 +12324,9 @@
           <w:sz w:val="24"/>
           <w:szCs w:val="24"/>
         </w:rPr>
-        <w:t>stream ciphers</w:t>
-      </w:r>
-      <w:r>
-        <w:rPr>
-          <w:rFonts w:ascii="Arial" w:hAnsi="Arial" w:cs="Arial"/>
-          <w:sz w:val="24"/>
-          <w:szCs w:val="24"/>
-        </w:rPr>
-        <w:t>) realizează criptarea prin procesarea individuală a biților sau octeților mesajului. În cazul cifrurilor de flux sincrone, un flux de biți pseudo</w:t>
-      </w:r>
-      <w:r>
-        <w:rPr>
-          <w:rFonts w:ascii="Arial" w:hAnsi="Arial" w:cs="Arial"/>
-          <w:sz w:val="24"/>
-          <w:szCs w:val="24"/>
-        </w:rPr>
-        <w:t>-</w:t>
-      </w:r>
-      <w:r>
-        <w:rPr>
-          <w:rFonts w:ascii="Arial" w:hAnsi="Arial" w:cs="Arial"/>
-          <w:sz w:val="24"/>
-          <w:szCs w:val="24"/>
-        </w:rPr>
-        <w:t>aleatori</w:t>
-      </w:r>
-      <w:r>
-        <w:rPr>
-          <w:rFonts w:ascii="Arial" w:hAnsi="Arial" w:cs="Arial"/>
-          <w:sz w:val="24"/>
-          <w:szCs w:val="24"/>
-        </w:rPr>
-        <w:t>u</w:t>
-      </w:r>
-      <w:r>
-        <w:rPr>
-          <w:rFonts w:ascii="Arial" w:hAnsi="Arial" w:cs="Arial"/>
-          <w:sz w:val="24"/>
-          <w:szCs w:val="24"/>
-        </w:rPr>
-        <w:t xml:space="preserve"> este generat pe baza cheii criptografice și este combinat cu biții textului în clar prin intermediul operației </w:t>
-      </w:r>
+        <w:t>stream</w:t>
+      </w:r>
+      <w:proofErr w:type="spellEnd"/>
       <w:r>
         <w:rPr>
           <w:rFonts w:ascii="Arial" w:hAnsi="Arial" w:cs="Arial"/>
@@ -11618,16 +12335,9 @@
           <w:sz w:val="24"/>
           <w:szCs w:val="24"/>
         </w:rPr>
-        <w:t>sau exclusiv</w:t>
-      </w:r>
-      <w:r>
-        <w:rPr>
-          <w:rFonts w:ascii="Arial" w:hAnsi="Arial" w:cs="Arial"/>
-          <w:sz w:val="24"/>
-          <w:szCs w:val="24"/>
-        </w:rPr>
-        <w:t xml:space="preserve"> (</w:t>
-      </w:r>
+        <w:t xml:space="preserve"> </w:t>
+      </w:r>
+      <w:proofErr w:type="spellStart"/>
       <w:r>
         <w:rPr>
           <w:rFonts w:ascii="Arial" w:hAnsi="Arial" w:cs="Arial"/>
@@ -11636,6 +12346,75 @@
           <w:sz w:val="24"/>
           <w:szCs w:val="24"/>
         </w:rPr>
+        <w:t>ciphers</w:t>
+      </w:r>
+      <w:proofErr w:type="spellEnd"/>
+      <w:r>
+        <w:rPr>
+          <w:rFonts w:ascii="Arial" w:hAnsi="Arial" w:cs="Arial"/>
+          <w:sz w:val="24"/>
+          <w:szCs w:val="24"/>
+        </w:rPr>
+        <w:t>) realizează criptarea prin procesarea individuală a biților sau octeților mesajului. În cazul cifrurilor de flux sincrone, un flux de biți pseudo</w:t>
+      </w:r>
+      <w:r>
+        <w:rPr>
+          <w:rFonts w:ascii="Arial" w:hAnsi="Arial" w:cs="Arial"/>
+          <w:sz w:val="24"/>
+          <w:szCs w:val="24"/>
+        </w:rPr>
+        <w:t>-</w:t>
+      </w:r>
+      <w:r>
+        <w:rPr>
+          <w:rFonts w:ascii="Arial" w:hAnsi="Arial" w:cs="Arial"/>
+          <w:sz w:val="24"/>
+          <w:szCs w:val="24"/>
+        </w:rPr>
+        <w:t>aleatori</w:t>
+      </w:r>
+      <w:r>
+        <w:rPr>
+          <w:rFonts w:ascii="Arial" w:hAnsi="Arial" w:cs="Arial"/>
+          <w:sz w:val="24"/>
+          <w:szCs w:val="24"/>
+        </w:rPr>
+        <w:t>u</w:t>
+      </w:r>
+      <w:r>
+        <w:rPr>
+          <w:rFonts w:ascii="Arial" w:hAnsi="Arial" w:cs="Arial"/>
+          <w:sz w:val="24"/>
+          <w:szCs w:val="24"/>
+        </w:rPr>
+        <w:t xml:space="preserve"> este generat pe baza cheii criptografice și este combinat cu biții textului în clar prin intermediul operației </w:t>
+      </w:r>
+      <w:r>
+        <w:rPr>
+          <w:rFonts w:ascii="Arial" w:hAnsi="Arial" w:cs="Arial"/>
+          <w:i/>
+          <w:iCs/>
+          <w:sz w:val="24"/>
+          <w:szCs w:val="24"/>
+        </w:rPr>
+        <w:t>sau exclusiv</w:t>
+      </w:r>
+      <w:r>
+        <w:rPr>
+          <w:rFonts w:ascii="Arial" w:hAnsi="Arial" w:cs="Arial"/>
+          <w:sz w:val="24"/>
+          <w:szCs w:val="24"/>
+        </w:rPr>
+        <w:t xml:space="preserve"> (</w:t>
+      </w:r>
+      <w:r>
+        <w:rPr>
+          <w:rFonts w:ascii="Arial" w:hAnsi="Arial" w:cs="Arial"/>
+          <w:i/>
+          <w:iCs/>
+          <w:sz w:val="24"/>
+          <w:szCs w:val="24"/>
+        </w:rPr>
         <w:t>XOR</w:t>
       </w:r>
       <w:r>
@@ -11644,7 +12423,25 @@
           <w:sz w:val="24"/>
           <w:szCs w:val="24"/>
         </w:rPr>
-        <w:t>). În schimb, cifrurile de flux asincrone utilizează, pe lângă cheia inițială, și biți proveniți din criptotextul generat anterior pentru determinarea fluxului de cheie. Majoritatea cifrurilor de flux utilizate în practică adoptă o arhitectură sincronă.</w:t>
+        <w:t xml:space="preserve">). În schimb, cifrurile de flux asincrone utilizează, pe lângă cheia inițială, și biți proveniți din </w:t>
+      </w:r>
+      <w:proofErr w:type="spellStart"/>
+      <w:r>
+        <w:rPr>
+          <w:rFonts w:ascii="Arial" w:hAnsi="Arial" w:cs="Arial"/>
+          <w:sz w:val="24"/>
+          <w:szCs w:val="24"/>
+        </w:rPr>
+        <w:t>criptotextul</w:t>
+      </w:r>
+      <w:proofErr w:type="spellEnd"/>
+      <w:r>
+        <w:rPr>
+          <w:rFonts w:ascii="Arial" w:hAnsi="Arial" w:cs="Arial"/>
+          <w:sz w:val="24"/>
+          <w:szCs w:val="24"/>
+        </w:rPr>
+        <w:t xml:space="preserve"> generat anterior pentru determinarea fluxului de cheie. Majoritatea cifrurilor de flux utilizate în practică adoptă o arhitectură sincronă.</w:t>
       </w:r>
     </w:p>
     <w:p>
@@ -11663,7 +12460,25 @@
           <w:sz w:val="24"/>
           <w:szCs w:val="24"/>
         </w:rPr>
-        <w:t xml:space="preserve">Structura fundamentală a unui cifru stream este prezentată la nivelul figurii </w:t>
+        <w:t xml:space="preserve">Structura fundamentală a unui cifru </w:t>
+      </w:r>
+      <w:proofErr w:type="spellStart"/>
+      <w:r>
+        <w:rPr>
+          <w:rFonts w:ascii="Arial" w:hAnsi="Arial" w:cs="Arial"/>
+          <w:sz w:val="24"/>
+          <w:szCs w:val="24"/>
+        </w:rPr>
+        <w:t>stream</w:t>
+      </w:r>
+      <w:proofErr w:type="spellEnd"/>
+      <w:r>
+        <w:rPr>
+          <w:rFonts w:ascii="Arial" w:hAnsi="Arial" w:cs="Arial"/>
+          <w:sz w:val="24"/>
+          <w:szCs w:val="24"/>
+        </w:rPr>
+        <w:t xml:space="preserve"> este prezentată la nivelul figurii </w:t>
       </w:r>
       <w:r>
         <w:rPr>
@@ -11686,6 +12501,7 @@
       <w:r>
         <w:rPr>
           <w:rFonts w:ascii="Arial" w:hAnsi="Arial" w:cs="Arial"/>
+          <w:noProof/>
         </w:rPr>
         <w:drawing>
           <wp:inline distT="0" distB="0" distL="0" distR="0" wp14:anchorId="47D54AF9" wp14:editId="414878EB">
@@ -11866,7 +12682,27 @@
           <w:sz w:val="20"/>
           <w:szCs w:val="20"/>
         </w:rPr>
-        <w:t xml:space="preserve"> Structura unui cifru de tip stream [10]</w:t>
+        <w:t xml:space="preserve"> Structura unui cifru de tip </w:t>
+      </w:r>
+      <w:proofErr w:type="spellStart"/>
+      <w:r>
+        <w:rPr>
+          <w:rFonts w:ascii="Arial" w:hAnsi="Arial" w:cs="Arial"/>
+          <w:color w:val="auto"/>
+          <w:sz w:val="20"/>
+          <w:szCs w:val="20"/>
+        </w:rPr>
+        <w:t>stream</w:t>
+      </w:r>
+      <w:proofErr w:type="spellEnd"/>
+      <w:r>
+        <w:rPr>
+          <w:rFonts w:ascii="Arial" w:hAnsi="Arial" w:cs="Arial"/>
+          <w:color w:val="auto"/>
+          <w:sz w:val="20"/>
+          <w:szCs w:val="20"/>
+        </w:rPr>
+        <w:t xml:space="preserve"> [10]</w:t>
       </w:r>
     </w:p>
     <w:p>
@@ -11959,15 +12795,51 @@
           <w:sz w:val="24"/>
           <w:szCs w:val="24"/>
         </w:rPr>
-        <w:t>Securitatea cifrurilor stream este, în mod particular, dependentă de modul în care cheia de flux este generată [7].</w:t>
-      </w:r>
-      <w:r>
-        <w:rPr>
-          <w:rFonts w:ascii="Arial" w:hAnsi="Arial" w:cs="Arial"/>
-          <w:sz w:val="24"/>
-          <w:szCs w:val="24"/>
-        </w:rPr>
-        <w:t xml:space="preserve"> Mai mul decât atât, majoritatea resurselor computaționale ale unui cifru stream sunt alocate blocului de generare a cheii de flux. Scopul acestui bloc este de a genera biții care vor fi utilizați în procesul de criptare astfel încât aceștia să aibă aspectul unui flux de numere aleatoriu.</w:t>
+        <w:t xml:space="preserve">Securitatea cifrurilor </w:t>
+      </w:r>
+      <w:proofErr w:type="spellStart"/>
+      <w:r>
+        <w:rPr>
+          <w:rFonts w:ascii="Arial" w:hAnsi="Arial" w:cs="Arial"/>
+          <w:sz w:val="24"/>
+          <w:szCs w:val="24"/>
+        </w:rPr>
+        <w:t>stream</w:t>
+      </w:r>
+      <w:proofErr w:type="spellEnd"/>
+      <w:r>
+        <w:rPr>
+          <w:rFonts w:ascii="Arial" w:hAnsi="Arial" w:cs="Arial"/>
+          <w:sz w:val="24"/>
+          <w:szCs w:val="24"/>
+        </w:rPr>
+        <w:t xml:space="preserve"> este, în mod particular, dependentă de modul în care cheia de flux este generată [7].</w:t>
+      </w:r>
+      <w:r>
+        <w:rPr>
+          <w:rFonts w:ascii="Arial" w:hAnsi="Arial" w:cs="Arial"/>
+          <w:sz w:val="24"/>
+          <w:szCs w:val="24"/>
+        </w:rPr>
+        <w:t xml:space="preserve"> Mai mul decât atât, majoritatea resurselor computaționale ale unui cifru </w:t>
+      </w:r>
+      <w:proofErr w:type="spellStart"/>
+      <w:r>
+        <w:rPr>
+          <w:rFonts w:ascii="Arial" w:hAnsi="Arial" w:cs="Arial"/>
+          <w:sz w:val="24"/>
+          <w:szCs w:val="24"/>
+        </w:rPr>
+        <w:t>stream</w:t>
+      </w:r>
+      <w:proofErr w:type="spellEnd"/>
+      <w:r>
+        <w:rPr>
+          <w:rFonts w:ascii="Arial" w:hAnsi="Arial" w:cs="Arial"/>
+          <w:sz w:val="24"/>
+          <w:szCs w:val="24"/>
+        </w:rPr>
+        <w:t xml:space="preserve"> sunt alocate blocului de generare a cheii de flux. Scopul acestui bloc este de a genera biții care vor fi utilizați în procesul de criptare astfel încât aceștia să aibă aspectul unui flux de numere aleatoriu.</w:t>
       </w:r>
       <w:r>
         <w:rPr>
@@ -12029,6 +12901,7 @@
       <w:r>
         <w:rPr>
           <w:rFonts w:ascii="Arial" w:hAnsi="Arial" w:cs="Arial"/>
+          <w:noProof/>
           <w:sz w:val="24"/>
           <w:szCs w:val="24"/>
         </w:rPr>
@@ -12294,7 +13167,25 @@
           <w:sz w:val="24"/>
           <w:szCs w:val="24"/>
         </w:rPr>
-        <w:t>Electronic Codebook (ECB)</w:t>
+        <w:t xml:space="preserve">Electronic </w:t>
+      </w:r>
+      <w:proofErr w:type="spellStart"/>
+      <w:r>
+        <w:rPr>
+          <w:rFonts w:ascii="Arial" w:hAnsi="Arial" w:cs="Arial"/>
+          <w:sz w:val="24"/>
+          <w:szCs w:val="24"/>
+        </w:rPr>
+        <w:t>Codebook</w:t>
+      </w:r>
+      <w:proofErr w:type="spellEnd"/>
+      <w:r>
+        <w:rPr>
+          <w:rFonts w:ascii="Arial" w:hAnsi="Arial" w:cs="Arial"/>
+          <w:sz w:val="24"/>
+          <w:szCs w:val="24"/>
+        </w:rPr>
+        <w:t xml:space="preserve"> (ECB)</w:t>
       </w:r>
     </w:p>
     <w:p>
@@ -12311,13 +13202,41 @@
           <w:szCs w:val="24"/>
         </w:rPr>
       </w:pPr>
-      <w:r>
-        <w:rPr>
-          <w:rFonts w:ascii="Arial" w:hAnsi="Arial" w:cs="Arial"/>
-          <w:sz w:val="24"/>
-          <w:szCs w:val="24"/>
-        </w:rPr>
-        <w:t>Cipher Block Chaining (CBC)</w:t>
+      <w:proofErr w:type="spellStart"/>
+      <w:r>
+        <w:rPr>
+          <w:rFonts w:ascii="Arial" w:hAnsi="Arial" w:cs="Arial"/>
+          <w:sz w:val="24"/>
+          <w:szCs w:val="24"/>
+        </w:rPr>
+        <w:t>Cipher</w:t>
+      </w:r>
+      <w:proofErr w:type="spellEnd"/>
+      <w:r>
+        <w:rPr>
+          <w:rFonts w:ascii="Arial" w:hAnsi="Arial" w:cs="Arial"/>
+          <w:sz w:val="24"/>
+          <w:szCs w:val="24"/>
+        </w:rPr>
+        <w:t xml:space="preserve"> Block </w:t>
+      </w:r>
+      <w:proofErr w:type="spellStart"/>
+      <w:r>
+        <w:rPr>
+          <w:rFonts w:ascii="Arial" w:hAnsi="Arial" w:cs="Arial"/>
+          <w:sz w:val="24"/>
+          <w:szCs w:val="24"/>
+        </w:rPr>
+        <w:t>Chaining</w:t>
+      </w:r>
+      <w:proofErr w:type="spellEnd"/>
+      <w:r>
+        <w:rPr>
+          <w:rFonts w:ascii="Arial" w:hAnsi="Arial" w:cs="Arial"/>
+          <w:sz w:val="24"/>
+          <w:szCs w:val="24"/>
+        </w:rPr>
+        <w:t xml:space="preserve"> (CBC)</w:t>
       </w:r>
     </w:p>
     <w:p>
@@ -12334,13 +13253,23 @@
           <w:szCs w:val="24"/>
         </w:rPr>
       </w:pPr>
-      <w:r>
-        <w:rPr>
-          <w:rFonts w:ascii="Arial" w:hAnsi="Arial" w:cs="Arial"/>
-          <w:sz w:val="24"/>
-          <w:szCs w:val="24"/>
-        </w:rPr>
-        <w:t>Cipher Feedback (CFB)</w:t>
+      <w:proofErr w:type="spellStart"/>
+      <w:r>
+        <w:rPr>
+          <w:rFonts w:ascii="Arial" w:hAnsi="Arial" w:cs="Arial"/>
+          <w:sz w:val="24"/>
+          <w:szCs w:val="24"/>
+        </w:rPr>
+        <w:t>Cipher</w:t>
+      </w:r>
+      <w:proofErr w:type="spellEnd"/>
+      <w:r>
+        <w:rPr>
+          <w:rFonts w:ascii="Arial" w:hAnsi="Arial" w:cs="Arial"/>
+          <w:sz w:val="24"/>
+          <w:szCs w:val="24"/>
+        </w:rPr>
+        <w:t xml:space="preserve"> Feedback (CFB)</w:t>
       </w:r>
     </w:p>
     <w:p>
@@ -12357,13 +13286,23 @@
           <w:szCs w:val="24"/>
         </w:rPr>
       </w:pPr>
-      <w:r>
-        <w:rPr>
-          <w:rFonts w:ascii="Arial" w:hAnsi="Arial" w:cs="Arial"/>
-          <w:sz w:val="24"/>
-          <w:szCs w:val="24"/>
-        </w:rPr>
-        <w:t>Counter (CTR)</w:t>
+      <w:proofErr w:type="spellStart"/>
+      <w:r>
+        <w:rPr>
+          <w:rFonts w:ascii="Arial" w:hAnsi="Arial" w:cs="Arial"/>
+          <w:sz w:val="24"/>
+          <w:szCs w:val="24"/>
+        </w:rPr>
+        <w:t>Counter</w:t>
+      </w:r>
+      <w:proofErr w:type="spellEnd"/>
+      <w:r>
+        <w:rPr>
+          <w:rFonts w:ascii="Arial" w:hAnsi="Arial" w:cs="Arial"/>
+          <w:sz w:val="24"/>
+          <w:szCs w:val="24"/>
+        </w:rPr>
+        <w:t xml:space="preserve"> (CTR)</w:t>
       </w:r>
     </w:p>
     <w:p>
@@ -12382,7 +13321,25 @@
           <w:sz w:val="24"/>
           <w:szCs w:val="24"/>
         </w:rPr>
-        <w:t>În lipsa utilizării unui mod adecvat de operare, anumite tipare prezente în datele inițiale pot persista în structura criptotextului. Acest aspect este eviden